--- a/TK/IO Projekt .docx
+++ b/TK/IO Projekt .docx
@@ -269,7 +269,7 @@
     </w:tbl>
     <w:p>
       <w:pPr>
-        <w:pStyle w:val="Nagwek1"/>
+        <w:pStyle w:val="Heading1"/>
         <w:keepNext w:val="0"/>
         <w:keepLines w:val="0"/>
         <w:spacing w:before="240" w:after="40"/>
@@ -329,7 +329,7 @@
     </w:p>
     <w:p>
       <w:pPr>
-        <w:pStyle w:val="Nagwek1"/>
+        <w:pStyle w:val="Heading1"/>
         <w:numPr>
           <w:ilvl w:val="0"/>
           <w:numId w:val="7"/>
@@ -359,7 +359,7 @@
     <w:p/>
     <w:p>
       <w:pPr>
-        <w:pStyle w:val="Nagwek1"/>
+        <w:pStyle w:val="Heading1"/>
         <w:numPr>
           <w:ilvl w:val="0"/>
           <w:numId w:val="7"/>
@@ -379,7 +379,7 @@
     </w:p>
     <w:p>
       <w:pPr>
-        <w:pStyle w:val="Nagwek3"/>
+        <w:pStyle w:val="Heading3"/>
         <w:keepNext w:val="0"/>
         <w:keepLines w:val="0"/>
         <w:spacing w:before="280"/>
@@ -414,7 +414,7 @@
     </w:p>
     <w:p>
       <w:pPr>
-        <w:pStyle w:val="Nagwek3"/>
+        <w:pStyle w:val="Heading3"/>
         <w:keepNext w:val="0"/>
         <w:keepLines w:val="0"/>
         <w:spacing w:before="280"/>
@@ -560,7 +560,7 @@
     </w:p>
     <w:p>
       <w:pPr>
-        <w:pStyle w:val="Nagwek3"/>
+        <w:pStyle w:val="Heading3"/>
         <w:keepNext w:val="0"/>
         <w:keepLines w:val="0"/>
         <w:spacing w:before="280"/>
@@ -687,7 +687,7 @@
     </w:p>
     <w:p>
       <w:pPr>
-        <w:pStyle w:val="Nagwek3"/>
+        <w:pStyle w:val="Heading3"/>
         <w:keepNext w:val="0"/>
         <w:keepLines w:val="0"/>
         <w:spacing w:before="280"/>
@@ -1043,7 +1043,7 @@
     </w:p>
     <w:p>
       <w:pPr>
-        <w:pStyle w:val="Nagwek3"/>
+        <w:pStyle w:val="Heading3"/>
         <w:keepNext w:val="0"/>
         <w:keepLines w:val="0"/>
         <w:spacing w:before="280"/>
@@ -1153,7 +1153,7 @@
     <w:p/>
     <w:p>
       <w:pPr>
-        <w:pStyle w:val="Nagwek1"/>
+        <w:pStyle w:val="Heading1"/>
         <w:numPr>
           <w:ilvl w:val="0"/>
           <w:numId w:val="7"/>
@@ -1173,7 +1173,7 @@
     <w:p/>
     <w:p>
       <w:pPr>
-        <w:pStyle w:val="Nagwek1"/>
+        <w:pStyle w:val="Heading1"/>
         <w:numPr>
           <w:ilvl w:val="0"/>
           <w:numId w:val="7"/>
@@ -1196,7 +1196,7 @@
     <w:p/>
     <w:p>
       <w:pPr>
-        <w:pStyle w:val="Nagwek1"/>
+        <w:pStyle w:val="Heading1"/>
         <w:numPr>
           <w:ilvl w:val="0"/>
           <w:numId w:val="7"/>
@@ -1214,39 +1214,80 @@
       </w:r>
     </w:p>
     <w:p>
-      <w:r>
-        <w:rPr>
+      <w:pPr>
+        <w:pStyle w:val="Heading1"/>
+        <w:spacing w:before="0" w:after="0"/>
+        <w:ind w:left="360"/>
+        <w:textAlignment w:val="baseline"/>
+        <w:rPr>
+          <w:color w:val="000000"/>
+        </w:rPr>
+      </w:pPr>
+      <w:r>
+        <w:rPr>
+          <w:color w:val="000000"/>
+        </w:rPr>
+        <w:pict w14:anchorId="4A3036C2">
+          <v:rect id="_x0000_i1036" style="width:0;height:1.5pt" o:hralign="center" o:hrstd="t" o:hr="t" fillcolor="#a0a0a0" stroked="f"/>
+        </w:pict>
+      </w:r>
+    </w:p>
+    <w:p>
+      <w:pPr>
+        <w:pStyle w:val="NormalWeb"/>
+        <w:spacing w:before="0" w:beforeAutospacing="0" w:after="0" w:afterAutospacing="0"/>
+      </w:pPr>
+      <w:r>
+        <w:rPr>
+          <w:rFonts w:ascii="Arial" w:hAnsi="Arial" w:cs="Arial"/>
           <w:noProof/>
+          <w:color w:val="000000"/>
+          <w:sz w:val="22"/>
+          <w:szCs w:val="22"/>
+          <w:bdr w:val="none" w:sz="0" w:space="0" w:color="auto" w:frame="1"/>
         </w:rPr>
         <w:drawing>
-          <wp:inline distT="114300" distB="114300" distL="114300" distR="114300" wp14:anchorId="7F93861A" wp14:editId="598C8975">
-            <wp:extent cx="5731200" cy="3225800"/>
-            <wp:effectExtent l="0" t="0" r="0" b="0"/>
-            <wp:docPr id="3" name="image5.png"/>
-            <wp:cNvGraphicFramePr/>
+          <wp:inline distT="0" distB="0" distL="0" distR="0" wp14:anchorId="36B18B5E" wp14:editId="134FF490">
+            <wp:extent cx="5733415" cy="3223260"/>
+            <wp:effectExtent l="0" t="0" r="635" b="0"/>
+            <wp:docPr id="7050946" name="Picture 6"/>
+            <wp:cNvGraphicFramePr>
+              <a:graphicFrameLocks xmlns:a="http://schemas.openxmlformats.org/drawingml/2006/main" noChangeAspect="1"/>
+            </wp:cNvGraphicFramePr>
             <a:graphic xmlns:a="http://schemas.openxmlformats.org/drawingml/2006/main">
               <a:graphicData uri="http://schemas.openxmlformats.org/drawingml/2006/picture">
                 <pic:pic xmlns:pic="http://schemas.openxmlformats.org/drawingml/2006/picture">
                   <pic:nvPicPr>
-                    <pic:cNvPr id="0" name="image5.png"/>
-                    <pic:cNvPicPr preferRelativeResize="0"/>
+                    <pic:cNvPr id="0" name="Picture 13"/>
+                    <pic:cNvPicPr>
+                      <a:picLocks noChangeAspect="1" noChangeArrowheads="1"/>
+                    </pic:cNvPicPr>
                   </pic:nvPicPr>
                   <pic:blipFill>
-                    <a:blip r:embed="rId6"/>
+                    <a:blip r:embed="rId6" cstate="print">
+                      <a:extLst>
+                        <a:ext uri="{28A0092B-C50C-407E-A947-70E740481C1C}">
+                          <a14:useLocalDpi xmlns:a14="http://schemas.microsoft.com/office/drawing/2010/main" val="0"/>
+                        </a:ext>
+                      </a:extLst>
+                    </a:blip>
                     <a:srcRect/>
                     <a:stretch>
                       <a:fillRect/>
                     </a:stretch>
                   </pic:blipFill>
-                  <pic:spPr>
+                  <pic:spPr bwMode="auto">
                     <a:xfrm>
                       <a:off x="0" y="0"/>
-                      <a:ext cx="5731200" cy="3225800"/>
+                      <a:ext cx="5733415" cy="3223260"/>
                     </a:xfrm>
                     <a:prstGeom prst="rect">
                       <a:avLst/>
                     </a:prstGeom>
-                    <a:ln/>
+                    <a:noFill/>
+                    <a:ln>
+                      <a:noFill/>
+                    </a:ln>
                   </pic:spPr>
                 </pic:pic>
               </a:graphicData>
@@ -1257,90 +1298,155 @@
     </w:p>
     <w:p>
       <w:pPr>
-        <w:rPr>
-          <w:b/>
-          <w:bCs/>
-        </w:rPr>
-      </w:pPr>
-      <w:r>
-        <w:rPr>
-          <w:b/>
-          <w:bCs/>
+        <w:pStyle w:val="NormalWeb"/>
+        <w:spacing w:before="0" w:beforeAutospacing="0" w:after="0" w:afterAutospacing="0"/>
+      </w:pPr>
+      <w:r>
+        <w:rPr>
+          <w:rFonts w:ascii="Arial" w:hAnsi="Arial" w:cs="Arial"/>
+          <w:b/>
+          <w:bCs/>
+          <w:color w:val="000000"/>
+          <w:sz w:val="22"/>
+          <w:szCs w:val="22"/>
         </w:rPr>
         <w:t>Rysunek 1.Kto obsługuje:</w:t>
       </w:r>
       <w:r>
+        <w:rPr>
+          <w:rFonts w:ascii="Arial" w:hAnsi="Arial" w:cs="Arial"/>
+          <w:color w:val="000000"/>
+          <w:sz w:val="22"/>
+          <w:szCs w:val="22"/>
+        </w:rPr>
         <w:t xml:space="preserve"> </w:t>
       </w:r>
       <w:r>
         <w:rPr>
-          <w:b/>
-          <w:bCs/>
+          <w:rFonts w:ascii="Arial" w:hAnsi="Arial" w:cs="Arial"/>
+          <w:b/>
+          <w:bCs/>
+          <w:color w:val="000000"/>
+          <w:sz w:val="22"/>
+          <w:szCs w:val="22"/>
         </w:rPr>
         <w:t>Zarząd portu</w:t>
       </w:r>
     </w:p>
     <w:p>
-      <w:r>
-        <w:rPr>
-          <w:b/>
-          <w:bCs/>
+      <w:pPr>
+        <w:pStyle w:val="NormalWeb"/>
+        <w:spacing w:before="0" w:beforeAutospacing="0" w:after="0" w:afterAutospacing="0"/>
+      </w:pPr>
+      <w:r>
+        <w:rPr>
+          <w:rFonts w:ascii="Arial" w:hAnsi="Arial" w:cs="Arial"/>
+          <w:b/>
+          <w:bCs/>
+          <w:color w:val="000000"/>
+          <w:sz w:val="22"/>
+          <w:szCs w:val="22"/>
         </w:rPr>
         <w:t>Do czego służy:</w:t>
       </w:r>
       <w:r>
+        <w:rPr>
+          <w:rFonts w:ascii="Arial" w:hAnsi="Arial" w:cs="Arial"/>
+          <w:color w:val="000000"/>
+          <w:sz w:val="22"/>
+          <w:szCs w:val="22"/>
+        </w:rPr>
         <w:t xml:space="preserve"> Do strategicznej oceny pracy portu. Zamiast pojedynczych przesyłek, zarząd widzi dane zagregowane: całkowitą przepustowość, średni czas operacji czy procentowe wykorzystanie doków.</w:t>
       </w:r>
     </w:p>
     <w:p>
-      <w:r>
-        <w:rPr>
-          <w:b/>
-          <w:bCs/>
+      <w:pPr>
+        <w:pStyle w:val="NormalWeb"/>
+        <w:spacing w:before="0" w:beforeAutospacing="0" w:after="0" w:afterAutospacing="0"/>
+      </w:pPr>
+      <w:r>
+        <w:rPr>
+          <w:rFonts w:ascii="Arial" w:hAnsi="Arial" w:cs="Arial"/>
+          <w:b/>
+          <w:bCs/>
+          <w:color w:val="000000"/>
+          <w:sz w:val="22"/>
+          <w:szCs w:val="22"/>
         </w:rPr>
         <w:t>Kluczowa funkcja:</w:t>
       </w:r>
       <w:r>
+        <w:rPr>
+          <w:rFonts w:ascii="Arial" w:hAnsi="Arial" w:cs="Arial"/>
+          <w:color w:val="000000"/>
+          <w:sz w:val="22"/>
+          <w:szCs w:val="22"/>
+        </w:rPr>
         <w:t xml:space="preserve"> Przycisk "Generuj raport" oraz wizualizacja trendów (wykres tygodniowy). To narzędzie do optymalizacji kosztów i planowania inwestycji w infrastrukturę.</w:t>
       </w:r>
     </w:p>
-    <w:p/>
-    <w:p/>
-    <w:p>
-      <w:r>
-        <w:rPr>
+    <w:p>
+      <w:pPr>
+        <w:spacing w:after="240"/>
+      </w:pPr>
+    </w:p>
+    <w:p>
+      <w:pPr>
+        <w:pStyle w:val="NormalWeb"/>
+        <w:spacing w:before="0" w:beforeAutospacing="0" w:after="0" w:afterAutospacing="0"/>
+      </w:pPr>
+      <w:r>
+        <w:rPr>
+          <w:rFonts w:ascii="Arial" w:hAnsi="Arial" w:cs="Arial"/>
           <w:noProof/>
+          <w:color w:val="000000"/>
+          <w:sz w:val="22"/>
+          <w:szCs w:val="22"/>
+          <w:bdr w:val="none" w:sz="0" w:space="0" w:color="auto" w:frame="1"/>
         </w:rPr>
         <w:lastRenderedPageBreak/>
         <w:drawing>
-          <wp:inline distT="114300" distB="114300" distL="114300" distR="114300" wp14:anchorId="7F822AA3" wp14:editId="3FAAA6F3">
-            <wp:extent cx="5731200" cy="3225800"/>
-            <wp:effectExtent l="0" t="0" r="0" b="0"/>
-            <wp:docPr id="6" name="image1.png"/>
-            <wp:cNvGraphicFramePr/>
+          <wp:inline distT="0" distB="0" distL="0" distR="0" wp14:anchorId="543C5549" wp14:editId="6FE084B5">
+            <wp:extent cx="5733415" cy="3223260"/>
+            <wp:effectExtent l="0" t="0" r="635" b="0"/>
+            <wp:docPr id="881652685" name="Picture 5"/>
+            <wp:cNvGraphicFramePr>
+              <a:graphicFrameLocks xmlns:a="http://schemas.openxmlformats.org/drawingml/2006/main" noChangeAspect="1"/>
+            </wp:cNvGraphicFramePr>
             <a:graphic xmlns:a="http://schemas.openxmlformats.org/drawingml/2006/main">
               <a:graphicData uri="http://schemas.openxmlformats.org/drawingml/2006/picture">
                 <pic:pic xmlns:pic="http://schemas.openxmlformats.org/drawingml/2006/picture">
                   <pic:nvPicPr>
-                    <pic:cNvPr id="0" name="image1.png"/>
-                    <pic:cNvPicPr preferRelativeResize="0"/>
+                    <pic:cNvPr id="0" name="Picture 14"/>
+                    <pic:cNvPicPr>
+                      <a:picLocks noChangeAspect="1" noChangeArrowheads="1"/>
+                    </pic:cNvPicPr>
                   </pic:nvPicPr>
                   <pic:blipFill>
-                    <a:blip r:embed="rId7"/>
+                    <a:blip r:embed="rId7" cstate="print">
+                      <a:extLst>
+                        <a:ext uri="{28A0092B-C50C-407E-A947-70E740481C1C}">
+                          <a14:useLocalDpi xmlns:a14="http://schemas.microsoft.com/office/drawing/2010/main" val="0"/>
+                        </a:ext>
+                      </a:extLst>
+                    </a:blip>
                     <a:srcRect/>
                     <a:stretch>
                       <a:fillRect/>
                     </a:stretch>
                   </pic:blipFill>
-                  <pic:spPr>
+                  <pic:spPr bwMode="auto">
                     <a:xfrm>
                       <a:off x="0" y="0"/>
-                      <a:ext cx="5731200" cy="3225800"/>
+                      <a:ext cx="5733415" cy="3223260"/>
                     </a:xfrm>
                     <a:prstGeom prst="rect">
                       <a:avLst/>
                     </a:prstGeom>
-                    <a:ln/>
+                    <a:noFill/>
+                    <a:ln>
+                      <a:noFill/>
+                    </a:ln>
                   </pic:spPr>
                 </pic:pic>
               </a:graphicData>
@@ -1351,89 +1457,154 @@
     </w:p>
     <w:p>
       <w:pPr>
-        <w:rPr>
-          <w:b/>
-          <w:bCs/>
-        </w:rPr>
-      </w:pPr>
-      <w:r>
-        <w:rPr>
-          <w:b/>
-          <w:bCs/>
+        <w:pStyle w:val="NormalWeb"/>
+        <w:spacing w:before="0" w:beforeAutospacing="0" w:after="0" w:afterAutospacing="0"/>
+      </w:pPr>
+      <w:r>
+        <w:rPr>
+          <w:rFonts w:ascii="Arial" w:hAnsi="Arial" w:cs="Arial"/>
+          <w:b/>
+          <w:bCs/>
+          <w:color w:val="000000"/>
+          <w:sz w:val="22"/>
+          <w:szCs w:val="22"/>
         </w:rPr>
         <w:t>Rysunek 2. Kto obsługuje:</w:t>
       </w:r>
       <w:r>
+        <w:rPr>
+          <w:rFonts w:ascii="Arial" w:hAnsi="Arial" w:cs="Arial"/>
+          <w:color w:val="000000"/>
+          <w:sz w:val="22"/>
+          <w:szCs w:val="22"/>
+        </w:rPr>
         <w:t xml:space="preserve"> </w:t>
       </w:r>
       <w:r>
         <w:rPr>
-          <w:b/>
-          <w:bCs/>
+          <w:rFonts w:ascii="Arial" w:hAnsi="Arial" w:cs="Arial"/>
+          <w:b/>
+          <w:bCs/>
+          <w:color w:val="000000"/>
+          <w:sz w:val="22"/>
+          <w:szCs w:val="22"/>
         </w:rPr>
         <w:t>Koordynator portu</w:t>
       </w:r>
     </w:p>
     <w:p>
-      <w:r>
-        <w:rPr>
-          <w:b/>
-          <w:bCs/>
+      <w:pPr>
+        <w:pStyle w:val="NormalWeb"/>
+        <w:spacing w:before="0" w:beforeAutospacing="0" w:after="0" w:afterAutospacing="0"/>
+      </w:pPr>
+      <w:r>
+        <w:rPr>
+          <w:rFonts w:ascii="Arial" w:hAnsi="Arial" w:cs="Arial"/>
+          <w:b/>
+          <w:bCs/>
+          <w:color w:val="000000"/>
+          <w:sz w:val="22"/>
+          <w:szCs w:val="22"/>
         </w:rPr>
         <w:t>Do czego służy:</w:t>
       </w:r>
       <w:r>
-        <w:t xml:space="preserve"> To "centrum dowodzenia" procesem przeładunku w czasie rzeczywistym. Koordynator widzi listę aktywnych operacji, wie, który ładunek trafił do którego magazynu i jaki sprzęt (np. Suwnica, Wózek widłowy) został do niego przypisany.</w:t>
-      </w:r>
-    </w:p>
-    <w:p>
-      <w:r>
-        <w:rPr>
-          <w:b/>
-          <w:bCs/>
+        <w:rPr>
+          <w:rFonts w:ascii="Arial" w:hAnsi="Arial" w:cs="Arial"/>
+          <w:color w:val="000000"/>
+          <w:sz w:val="22"/>
+          <w:szCs w:val="22"/>
+        </w:rPr>
+        <w:t xml:space="preserve"> To "centrum dowodzenia" procesem przeładunku w czasie rzeczywistym. Koordynator widzi listę aktywnych operacji, wie, który ładunek trafił do którego magazynu i jaki sprzęt został do niego przypisany.</w:t>
+      </w:r>
+    </w:p>
+    <w:p>
+      <w:pPr>
+        <w:pStyle w:val="NormalWeb"/>
+        <w:spacing w:before="0" w:beforeAutospacing="0" w:after="0" w:afterAutospacing="0"/>
+      </w:pPr>
+      <w:r>
+        <w:rPr>
+          <w:rFonts w:ascii="Arial" w:hAnsi="Arial" w:cs="Arial"/>
+          <w:b/>
+          <w:bCs/>
+          <w:color w:val="000000"/>
+          <w:sz w:val="22"/>
+          <w:szCs w:val="22"/>
         </w:rPr>
         <w:t>Kluczowa funkcja:</w:t>
       </w:r>
       <w:r>
+        <w:rPr>
+          <w:rFonts w:ascii="Arial" w:hAnsi="Arial" w:cs="Arial"/>
+          <w:color w:val="000000"/>
+          <w:sz w:val="22"/>
+          <w:szCs w:val="22"/>
+        </w:rPr>
         <w:t xml:space="preserve"> Monitorowanie statusów (Rozładunek, Wydano, Oczekuje). Pozwala szybko reagować na zatory lub awarie sprzętu.</w:t>
       </w:r>
     </w:p>
-    <w:p/>
-    <w:p/>
-    <w:p>
-      <w:r>
-        <w:rPr>
+    <w:p>
+      <w:pPr>
+        <w:spacing w:after="240"/>
+      </w:pPr>
+    </w:p>
+    <w:p>
+      <w:pPr>
+        <w:pStyle w:val="NormalWeb"/>
+        <w:spacing w:before="0" w:beforeAutospacing="0" w:after="0" w:afterAutospacing="0"/>
+      </w:pPr>
+      <w:r>
+        <w:rPr>
+          <w:rFonts w:ascii="Arial" w:hAnsi="Arial" w:cs="Arial"/>
           <w:noProof/>
+          <w:color w:val="000000"/>
+          <w:sz w:val="22"/>
+          <w:szCs w:val="22"/>
+          <w:bdr w:val="none" w:sz="0" w:space="0" w:color="auto" w:frame="1"/>
         </w:rPr>
         <w:drawing>
-          <wp:inline distT="114300" distB="114300" distL="114300" distR="114300" wp14:anchorId="10D39C4F" wp14:editId="212048FC">
-            <wp:extent cx="5731200" cy="3225800"/>
-            <wp:effectExtent l="0" t="0" r="0" b="0"/>
-            <wp:docPr id="4" name="image4.png"/>
-            <wp:cNvGraphicFramePr/>
+          <wp:inline distT="0" distB="0" distL="0" distR="0" wp14:anchorId="29A0BDF1" wp14:editId="4F4A4908">
+            <wp:extent cx="5733415" cy="3223260"/>
+            <wp:effectExtent l="0" t="0" r="635" b="0"/>
+            <wp:docPr id="1103590862" name="Picture 4"/>
+            <wp:cNvGraphicFramePr>
+              <a:graphicFrameLocks xmlns:a="http://schemas.openxmlformats.org/drawingml/2006/main" noChangeAspect="1"/>
+            </wp:cNvGraphicFramePr>
             <a:graphic xmlns:a="http://schemas.openxmlformats.org/drawingml/2006/main">
               <a:graphicData uri="http://schemas.openxmlformats.org/drawingml/2006/picture">
                 <pic:pic xmlns:pic="http://schemas.openxmlformats.org/drawingml/2006/picture">
                   <pic:nvPicPr>
-                    <pic:cNvPr id="0" name="image4.png"/>
-                    <pic:cNvPicPr preferRelativeResize="0"/>
+                    <pic:cNvPr id="0" name="Picture 15"/>
+                    <pic:cNvPicPr>
+                      <a:picLocks noChangeAspect="1" noChangeArrowheads="1"/>
+                    </pic:cNvPicPr>
                   </pic:nvPicPr>
                   <pic:blipFill>
-                    <a:blip r:embed="rId8"/>
+                    <a:blip r:embed="rId8" cstate="print">
+                      <a:extLst>
+                        <a:ext uri="{28A0092B-C50C-407E-A947-70E740481C1C}">
+                          <a14:useLocalDpi xmlns:a14="http://schemas.microsoft.com/office/drawing/2010/main" val="0"/>
+                        </a:ext>
+                      </a:extLst>
+                    </a:blip>
                     <a:srcRect/>
                     <a:stretch>
                       <a:fillRect/>
                     </a:stretch>
                   </pic:blipFill>
-                  <pic:spPr>
+                  <pic:spPr bwMode="auto">
                     <a:xfrm>
                       <a:off x="0" y="0"/>
-                      <a:ext cx="5731200" cy="3225800"/>
+                      <a:ext cx="5733415" cy="3223260"/>
                     </a:xfrm>
                     <a:prstGeom prst="rect">
                       <a:avLst/>
                     </a:prstGeom>
-                    <a:ln/>
+                    <a:noFill/>
+                    <a:ln>
+                      <a:noFill/>
+                    </a:ln>
                   </pic:spPr>
                 </pic:pic>
               </a:graphicData>
@@ -1444,100 +1615,174 @@
     </w:p>
     <w:p>
       <w:pPr>
-        <w:rPr>
-          <w:b/>
-          <w:bCs/>
-        </w:rPr>
-      </w:pPr>
-      <w:r>
-        <w:rPr>
-          <w:b/>
-          <w:bCs/>
+        <w:pStyle w:val="NormalWeb"/>
+        <w:spacing w:before="0" w:beforeAutospacing="0" w:after="0" w:afterAutospacing="0"/>
+      </w:pPr>
+      <w:r>
+        <w:rPr>
+          <w:rFonts w:ascii="Arial" w:hAnsi="Arial" w:cs="Arial"/>
+          <w:b/>
+          <w:bCs/>
+          <w:color w:val="000000"/>
+          <w:sz w:val="22"/>
+          <w:szCs w:val="22"/>
         </w:rPr>
         <w:t>Rysunek 3. Kto obsługuje:</w:t>
       </w:r>
       <w:r>
+        <w:rPr>
+          <w:rFonts w:ascii="Arial" w:hAnsi="Arial" w:cs="Arial"/>
+          <w:color w:val="000000"/>
+          <w:sz w:val="22"/>
+          <w:szCs w:val="22"/>
+        </w:rPr>
         <w:t xml:space="preserve"> </w:t>
       </w:r>
       <w:r>
         <w:rPr>
-          <w:b/>
-          <w:bCs/>
+          <w:rFonts w:ascii="Arial" w:hAnsi="Arial" w:cs="Arial"/>
+          <w:b/>
+          <w:bCs/>
+          <w:color w:val="000000"/>
+          <w:sz w:val="22"/>
+          <w:szCs w:val="22"/>
         </w:rPr>
         <w:t>Operator portu</w:t>
       </w:r>
     </w:p>
     <w:p>
-      <w:r>
-        <w:rPr>
-          <w:b/>
-          <w:bCs/>
+      <w:pPr>
+        <w:pStyle w:val="NormalWeb"/>
+        <w:spacing w:before="0" w:beforeAutospacing="0" w:after="0" w:afterAutospacing="0"/>
+      </w:pPr>
+      <w:r>
+        <w:rPr>
+          <w:rFonts w:ascii="Arial" w:hAnsi="Arial" w:cs="Arial"/>
+          <w:b/>
+          <w:bCs/>
+          <w:color w:val="000000"/>
+          <w:sz w:val="22"/>
+          <w:szCs w:val="22"/>
         </w:rPr>
         <w:t>Do czego służy:</w:t>
       </w:r>
       <w:r>
+        <w:rPr>
+          <w:rFonts w:ascii="Arial" w:hAnsi="Arial" w:cs="Arial"/>
+          <w:color w:val="000000"/>
+          <w:sz w:val="22"/>
+          <w:szCs w:val="22"/>
+        </w:rPr>
         <w:t xml:space="preserve"> To etap formalnej rejestracji i weryfikacji. Operator uzupełnia dane techniczne (dokładne gabaryty, wagę z wagi najazdowej) i przypisuje ładunek do konkretnej kategorii (np. Kontener).</w:t>
       </w:r>
     </w:p>
     <w:p>
-      <w:r>
-        <w:rPr>
-          <w:b/>
-          <w:bCs/>
-        </w:rPr>
-        <w:lastRenderedPageBreak/>
+      <w:pPr>
+        <w:pStyle w:val="NormalWeb"/>
+        <w:spacing w:before="0" w:beforeAutospacing="0" w:after="0" w:afterAutospacing="0"/>
+      </w:pPr>
+      <w:r>
+        <w:rPr>
+          <w:rFonts w:ascii="Arial" w:hAnsi="Arial" w:cs="Arial"/>
+          <w:b/>
+          <w:bCs/>
+          <w:color w:val="000000"/>
+          <w:sz w:val="22"/>
+          <w:szCs w:val="22"/>
+        </w:rPr>
         <w:t>Kluczowa funkcja:</w:t>
       </w:r>
       <w:r>
+        <w:rPr>
+          <w:rFonts w:ascii="Arial" w:hAnsi="Arial" w:cs="Arial"/>
+          <w:color w:val="000000"/>
+          <w:sz w:val="22"/>
+          <w:szCs w:val="22"/>
+        </w:rPr>
         <w:t xml:space="preserve"> Generowanie unikalnego numeru seryjnego oraz </w:t>
       </w:r>
       <w:r>
         <w:rPr>
-          <w:b/>
-          <w:bCs/>
+          <w:rFonts w:ascii="Arial" w:hAnsi="Arial" w:cs="Arial"/>
+          <w:b/>
+          <w:bCs/>
+          <w:color w:val="000000"/>
+          <w:sz w:val="22"/>
+          <w:szCs w:val="22"/>
         </w:rPr>
         <w:t>cyfrowej karty załadunkowej</w:t>
       </w:r>
       <w:r>
+        <w:rPr>
+          <w:rFonts w:ascii="Arial" w:hAnsi="Arial" w:cs="Arial"/>
+          <w:color w:val="000000"/>
+          <w:sz w:val="22"/>
+          <w:szCs w:val="22"/>
+        </w:rPr>
         <w:t>, która jest podstawą do dalszych działań wewnątrz portu.</w:t>
       </w:r>
     </w:p>
-    <w:p/>
-    <w:p/>
-    <w:p>
-      <w:r>
-        <w:rPr>
+    <w:p>
+      <w:pPr>
+        <w:spacing w:after="240"/>
+      </w:pPr>
+    </w:p>
+    <w:p>
+      <w:pPr>
+        <w:pStyle w:val="NormalWeb"/>
+        <w:spacing w:before="0" w:beforeAutospacing="0" w:after="0" w:afterAutospacing="0"/>
+      </w:pPr>
+      <w:r>
+        <w:rPr>
+          <w:rFonts w:ascii="Arial" w:hAnsi="Arial" w:cs="Arial"/>
           <w:noProof/>
+          <w:color w:val="000000"/>
+          <w:sz w:val="22"/>
+          <w:szCs w:val="22"/>
+          <w:bdr w:val="none" w:sz="0" w:space="0" w:color="auto" w:frame="1"/>
         </w:rPr>
         <w:drawing>
-          <wp:inline distT="114300" distB="114300" distL="114300" distR="114300" wp14:anchorId="6E9CAD8E" wp14:editId="0BBB21C4">
-            <wp:extent cx="5731200" cy="3225800"/>
-            <wp:effectExtent l="0" t="0" r="0" b="0"/>
-            <wp:docPr id="2" name="image2.png"/>
-            <wp:cNvGraphicFramePr/>
+          <wp:inline distT="0" distB="0" distL="0" distR="0" wp14:anchorId="16A39A06" wp14:editId="37338A38">
+            <wp:extent cx="5733415" cy="3223260"/>
+            <wp:effectExtent l="0" t="0" r="635" b="0"/>
+            <wp:docPr id="782792190" name="Picture 3"/>
+            <wp:cNvGraphicFramePr>
+              <a:graphicFrameLocks xmlns:a="http://schemas.openxmlformats.org/drawingml/2006/main" noChangeAspect="1"/>
+            </wp:cNvGraphicFramePr>
             <a:graphic xmlns:a="http://schemas.openxmlformats.org/drawingml/2006/main">
               <a:graphicData uri="http://schemas.openxmlformats.org/drawingml/2006/picture">
                 <pic:pic xmlns:pic="http://schemas.openxmlformats.org/drawingml/2006/picture">
                   <pic:nvPicPr>
-                    <pic:cNvPr id="0" name="image2.png"/>
-                    <pic:cNvPicPr preferRelativeResize="0"/>
+                    <pic:cNvPr id="0" name="Picture 16"/>
+                    <pic:cNvPicPr>
+                      <a:picLocks noChangeAspect="1" noChangeArrowheads="1"/>
+                    </pic:cNvPicPr>
                   </pic:nvPicPr>
                   <pic:blipFill>
-                    <a:blip r:embed="rId9"/>
+                    <a:blip r:embed="rId9" cstate="print">
+                      <a:extLst>
+                        <a:ext uri="{28A0092B-C50C-407E-A947-70E740481C1C}">
+                          <a14:useLocalDpi xmlns:a14="http://schemas.microsoft.com/office/drawing/2010/main" val="0"/>
+                        </a:ext>
+                      </a:extLst>
+                    </a:blip>
                     <a:srcRect/>
                     <a:stretch>
                       <a:fillRect/>
                     </a:stretch>
                   </pic:blipFill>
-                  <pic:spPr>
+                  <pic:spPr bwMode="auto">
                     <a:xfrm>
                       <a:off x="0" y="0"/>
-                      <a:ext cx="5731200" cy="3225800"/>
+                      <a:ext cx="5733415" cy="3223260"/>
                     </a:xfrm>
                     <a:prstGeom prst="rect">
                       <a:avLst/>
                     </a:prstGeom>
-                    <a:ln/>
+                    <a:noFill/>
+                    <a:ln>
+                      <a:noFill/>
+                    </a:ln>
                   </pic:spPr>
                 </pic:pic>
               </a:graphicData>
@@ -1548,92 +1793,152 @@
     </w:p>
     <w:p>
       <w:pPr>
-        <w:rPr>
-          <w:b/>
-          <w:bCs/>
-        </w:rPr>
-      </w:pPr>
-      <w:r>
-        <w:rPr>
-          <w:b/>
-          <w:bCs/>
+        <w:pStyle w:val="NormalWeb"/>
+        <w:spacing w:before="0" w:beforeAutospacing="0" w:after="0" w:afterAutospacing="0"/>
+      </w:pPr>
+      <w:r>
+        <w:rPr>
+          <w:rFonts w:ascii="Arial" w:hAnsi="Arial" w:cs="Arial"/>
+          <w:b/>
+          <w:bCs/>
+          <w:color w:val="000000"/>
+          <w:sz w:val="22"/>
+          <w:szCs w:val="22"/>
         </w:rPr>
         <w:t>Rysunek 4. Kto obsługuje:</w:t>
       </w:r>
       <w:r>
+        <w:rPr>
+          <w:rFonts w:ascii="Arial" w:hAnsi="Arial" w:cs="Arial"/>
+          <w:color w:val="000000"/>
+          <w:sz w:val="22"/>
+          <w:szCs w:val="22"/>
+        </w:rPr>
         <w:t xml:space="preserve"> </w:t>
       </w:r>
       <w:r>
         <w:rPr>
-          <w:b/>
-          <w:bCs/>
+          <w:rFonts w:ascii="Arial" w:hAnsi="Arial" w:cs="Arial"/>
+          <w:b/>
+          <w:bCs/>
+          <w:color w:val="000000"/>
+          <w:sz w:val="22"/>
+          <w:szCs w:val="22"/>
         </w:rPr>
         <w:t>Klient / Kontrahent / Przewoźnik zewnętrzny.</w:t>
       </w:r>
     </w:p>
     <w:p>
-      <w:r>
-        <w:rPr>
-          <w:b/>
-          <w:bCs/>
+      <w:pPr>
+        <w:pStyle w:val="NormalWeb"/>
+        <w:spacing w:before="0" w:beforeAutospacing="0" w:after="0" w:afterAutospacing="0"/>
+      </w:pPr>
+      <w:r>
+        <w:rPr>
+          <w:rFonts w:ascii="Arial" w:hAnsi="Arial" w:cs="Arial"/>
+          <w:b/>
+          <w:bCs/>
+          <w:color w:val="000000"/>
+          <w:sz w:val="22"/>
+          <w:szCs w:val="22"/>
         </w:rPr>
         <w:t>Do czego służy:</w:t>
       </w:r>
       <w:r>
-        <w:t xml:space="preserve"> To "punkt wejścia" danych do systemu. Służy do zdalnego poinformowania portu o planowanym transporcie. Klient definiuje tu, co przywiezie (opis), skąd i dokąd zmierza ładunek oraz kiedy planuje dotrzeć do portu.</w:t>
-      </w:r>
-    </w:p>
-    <w:p>
-      <w:r>
-        <w:rPr>
-          <w:b/>
-          <w:bCs/>
+        <w:rPr>
+          <w:rFonts w:ascii="Arial" w:hAnsi="Arial" w:cs="Arial"/>
+          <w:color w:val="000000"/>
+          <w:sz w:val="22"/>
+          <w:szCs w:val="22"/>
+        </w:rPr>
+        <w:t xml:space="preserve"> To "punkt wejścia" danych do systemu. Służy do zdalnego informowania portu o planowanym transporcie. Klient definiuje tu, co przywiezie (opis), skąd i dokąd zmierza ładunek oraz kiedy planuje dotrzeć do portu.</w:t>
+      </w:r>
+    </w:p>
+    <w:p>
+      <w:pPr>
+        <w:pStyle w:val="NormalWeb"/>
+        <w:spacing w:before="0" w:beforeAutospacing="0" w:after="0" w:afterAutospacing="0"/>
+      </w:pPr>
+      <w:r>
+        <w:rPr>
+          <w:rFonts w:ascii="Arial" w:hAnsi="Arial" w:cs="Arial"/>
+          <w:b/>
+          <w:bCs/>
+          <w:color w:val="000000"/>
+          <w:sz w:val="22"/>
+          <w:szCs w:val="22"/>
         </w:rPr>
         <w:t>Kluczowa funkcja:</w:t>
       </w:r>
       <w:r>
+        <w:rPr>
+          <w:rFonts w:ascii="Arial" w:hAnsi="Arial" w:cs="Arial"/>
+          <w:color w:val="000000"/>
+          <w:sz w:val="22"/>
+          <w:szCs w:val="22"/>
+        </w:rPr>
         <w:t xml:space="preserve"> Umożliwia portowi wstępne zaplanowanie obłożenia doków, zanim towar w ogóle pojawi się przy bramie.</w:t>
       </w:r>
     </w:p>
     <w:p/>
     <w:p>
       <w:pPr>
+        <w:pStyle w:val="NormalWeb"/>
+        <w:spacing w:before="0" w:beforeAutospacing="0" w:after="0" w:afterAutospacing="0"/>
         <w:jc w:val="center"/>
       </w:pPr>
       <w:r>
         <w:rPr>
+          <w:rFonts w:ascii="Arial" w:hAnsi="Arial" w:cs="Arial"/>
           <w:noProof/>
+          <w:color w:val="000000"/>
+          <w:sz w:val="22"/>
+          <w:szCs w:val="22"/>
+          <w:bdr w:val="none" w:sz="0" w:space="0" w:color="auto" w:frame="1"/>
         </w:rPr>
         <w:lastRenderedPageBreak/>
         <w:drawing>
-          <wp:inline distT="114300" distB="114300" distL="114300" distR="114300" wp14:anchorId="250B1560" wp14:editId="353FCE0E">
-            <wp:extent cx="2452529" cy="5329238"/>
-            <wp:effectExtent l="0" t="0" r="0" b="0"/>
-            <wp:docPr id="5" name="image3.png"/>
-            <wp:cNvGraphicFramePr/>
+          <wp:inline distT="0" distB="0" distL="0" distR="0" wp14:anchorId="1D5898FF" wp14:editId="56C74F21">
+            <wp:extent cx="2451100" cy="5324475"/>
+            <wp:effectExtent l="0" t="0" r="6350" b="9525"/>
+            <wp:docPr id="1970621677" name="Picture 2"/>
+            <wp:cNvGraphicFramePr>
+              <a:graphicFrameLocks xmlns:a="http://schemas.openxmlformats.org/drawingml/2006/main" noChangeAspect="1"/>
+            </wp:cNvGraphicFramePr>
             <a:graphic xmlns:a="http://schemas.openxmlformats.org/drawingml/2006/main">
               <a:graphicData uri="http://schemas.openxmlformats.org/drawingml/2006/picture">
                 <pic:pic xmlns:pic="http://schemas.openxmlformats.org/drawingml/2006/picture">
                   <pic:nvPicPr>
-                    <pic:cNvPr id="0" name="image3.png"/>
-                    <pic:cNvPicPr preferRelativeResize="0"/>
+                    <pic:cNvPr id="0" name="Picture 17"/>
+                    <pic:cNvPicPr>
+                      <a:picLocks noChangeAspect="1" noChangeArrowheads="1"/>
+                    </pic:cNvPicPr>
                   </pic:nvPicPr>
                   <pic:blipFill>
-                    <a:blip r:embed="rId10"/>
+                    <a:blip r:embed="rId10" cstate="print">
+                      <a:extLst>
+                        <a:ext uri="{28A0092B-C50C-407E-A947-70E740481C1C}">
+                          <a14:useLocalDpi xmlns:a14="http://schemas.microsoft.com/office/drawing/2010/main" val="0"/>
+                        </a:ext>
+                      </a:extLst>
+                    </a:blip>
                     <a:srcRect/>
                     <a:stretch>
                       <a:fillRect/>
                     </a:stretch>
                   </pic:blipFill>
-                  <pic:spPr>
+                  <pic:spPr bwMode="auto">
                     <a:xfrm>
                       <a:off x="0" y="0"/>
-                      <a:ext cx="2452529" cy="5329238"/>
+                      <a:ext cx="2451100" cy="5324475"/>
                     </a:xfrm>
                     <a:prstGeom prst="rect">
                       <a:avLst/>
                     </a:prstGeom>
-                    <a:ln/>
+                    <a:noFill/>
+                    <a:ln>
+                      <a:noFill/>
+                    </a:ln>
                   </pic:spPr>
                 </pic:pic>
               </a:graphicData>
@@ -1644,79 +1949,297 @@
     </w:p>
     <w:p>
       <w:pPr>
-        <w:rPr>
-          <w:b/>
-          <w:bCs/>
-        </w:rPr>
-      </w:pPr>
-      <w:r>
-        <w:rPr>
-          <w:b/>
-          <w:bCs/>
+        <w:pStyle w:val="NormalWeb"/>
+        <w:spacing w:before="0" w:beforeAutospacing="0" w:after="0" w:afterAutospacing="0"/>
+      </w:pPr>
+      <w:r>
+        <w:rPr>
+          <w:rFonts w:ascii="Arial" w:hAnsi="Arial" w:cs="Arial"/>
+          <w:b/>
+          <w:bCs/>
+          <w:color w:val="000000"/>
+          <w:sz w:val="22"/>
+          <w:szCs w:val="22"/>
         </w:rPr>
         <w:t>Rysunek 5. Kto obsługuje:</w:t>
       </w:r>
       <w:r>
+        <w:rPr>
+          <w:rFonts w:ascii="Arial" w:hAnsi="Arial" w:cs="Arial"/>
+          <w:color w:val="000000"/>
+          <w:sz w:val="22"/>
+          <w:szCs w:val="22"/>
+        </w:rPr>
         <w:t xml:space="preserve"> </w:t>
       </w:r>
       <w:r>
         <w:rPr>
-          <w:b/>
-          <w:bCs/>
+          <w:rFonts w:ascii="Arial" w:hAnsi="Arial" w:cs="Arial"/>
+          <w:b/>
+          <w:bCs/>
+          <w:color w:val="000000"/>
+          <w:sz w:val="22"/>
+          <w:szCs w:val="22"/>
         </w:rPr>
         <w:t>Kierowca transportu zewnętrznego.</w:t>
       </w:r>
     </w:p>
     <w:p>
-      <w:r>
-        <w:rPr>
-          <w:b/>
-          <w:bCs/>
+      <w:pPr>
+        <w:pStyle w:val="NormalWeb"/>
+        <w:spacing w:before="0" w:beforeAutospacing="0" w:after="0" w:afterAutospacing="0"/>
+      </w:pPr>
+      <w:r>
+        <w:rPr>
+          <w:rFonts w:ascii="Arial" w:hAnsi="Arial" w:cs="Arial"/>
+          <w:b/>
+          <w:bCs/>
+          <w:color w:val="000000"/>
+          <w:sz w:val="22"/>
+          <w:szCs w:val="22"/>
         </w:rPr>
         <w:t>Do czego służy:</w:t>
       </w:r>
       <w:r>
+        <w:rPr>
+          <w:rFonts w:ascii="Arial" w:hAnsi="Arial" w:cs="Arial"/>
+          <w:color w:val="000000"/>
+          <w:sz w:val="22"/>
+          <w:szCs w:val="22"/>
+        </w:rPr>
         <w:t xml:space="preserve"> To mobilny interfejs dla kierowcy. Aplikacja prowadzi kierowcę "za rękę" po wjeździe na teren portu. Informuje go, pod który dok ma podjechać i co jest jego zadaniem.</w:t>
       </w:r>
     </w:p>
     <w:p>
-      <w:r>
-        <w:rPr>
-          <w:b/>
-          <w:bCs/>
+      <w:pPr>
+        <w:pStyle w:val="NormalWeb"/>
+        <w:spacing w:before="0" w:beforeAutospacing="0" w:after="0" w:afterAutospacing="0"/>
+      </w:pPr>
+      <w:r>
+        <w:rPr>
+          <w:rFonts w:ascii="Arial" w:hAnsi="Arial" w:cs="Arial"/>
+          <w:b/>
+          <w:bCs/>
+          <w:color w:val="000000"/>
+          <w:sz w:val="22"/>
+          <w:szCs w:val="22"/>
         </w:rPr>
         <w:t>Kluczowa funkcja:</w:t>
       </w:r>
       <w:r>
+        <w:rPr>
+          <w:rFonts w:ascii="Arial" w:hAnsi="Arial" w:cs="Arial"/>
+          <w:color w:val="000000"/>
+          <w:sz w:val="22"/>
+          <w:szCs w:val="22"/>
+        </w:rPr>
         <w:t xml:space="preserve"> Przycisk </w:t>
       </w:r>
       <w:r>
         <w:rPr>
-          <w:b/>
-          <w:bCs/>
+          <w:rFonts w:ascii="Arial" w:hAnsi="Arial" w:cs="Arial"/>
+          <w:b/>
+          <w:bCs/>
+          <w:color w:val="000000"/>
+          <w:sz w:val="22"/>
+          <w:szCs w:val="22"/>
         </w:rPr>
         <w:t>"Potwierdź status"</w:t>
       </w:r>
       <w:r>
+        <w:rPr>
+          <w:rFonts w:ascii="Arial" w:hAnsi="Arial" w:cs="Arial"/>
+          <w:color w:val="000000"/>
+          <w:sz w:val="22"/>
+          <w:szCs w:val="22"/>
+        </w:rPr>
         <w:t xml:space="preserve"> oraz boks </w:t>
       </w:r>
       <w:r>
         <w:rPr>
-          <w:b/>
-          <w:bCs/>
+          <w:rFonts w:ascii="Arial" w:hAnsi="Arial" w:cs="Arial"/>
+          <w:b/>
+          <w:bCs/>
+          <w:color w:val="000000"/>
+          <w:sz w:val="22"/>
+          <w:szCs w:val="22"/>
         </w:rPr>
         <w:t>"Wiadomość"</w:t>
       </w:r>
       <w:r>
+        <w:rPr>
+          <w:rFonts w:ascii="Arial" w:hAnsi="Arial" w:cs="Arial"/>
+          <w:color w:val="000000"/>
+          <w:sz w:val="22"/>
+          <w:szCs w:val="22"/>
+        </w:rPr>
         <w:t>. To tutaj kierowca dostaje sygnał, że dok jest wolny, a po zakończeniu operacji cyfrowo potwierdza jej wykonanie, co od razu widzi Koordynator na swoim panelu.</w:t>
       </w:r>
+    </w:p>
+    <w:p>
+      <w:pPr>
+        <w:spacing w:after="240"/>
+      </w:pPr>
+    </w:p>
+    <w:p>
+      <w:pPr>
+        <w:pStyle w:val="NormalWeb"/>
+        <w:spacing w:before="0" w:beforeAutospacing="0" w:after="0" w:afterAutospacing="0"/>
+        <w:jc w:val="center"/>
+      </w:pPr>
+      <w:r>
+        <w:rPr>
+          <w:rFonts w:ascii="Arial" w:hAnsi="Arial" w:cs="Arial"/>
+          <w:noProof/>
+          <w:color w:val="000000"/>
+          <w:sz w:val="22"/>
+          <w:szCs w:val="22"/>
+          <w:bdr w:val="none" w:sz="0" w:space="0" w:color="auto" w:frame="1"/>
+        </w:rPr>
+        <w:lastRenderedPageBreak/>
+        <w:drawing>
+          <wp:inline distT="0" distB="0" distL="0" distR="0" wp14:anchorId="6AF226AE" wp14:editId="0E7FC578">
+            <wp:extent cx="5733415" cy="3223260"/>
+            <wp:effectExtent l="0" t="0" r="635" b="0"/>
+            <wp:docPr id="59294991" name="Picture 1"/>
+            <wp:cNvGraphicFramePr>
+              <a:graphicFrameLocks xmlns:a="http://schemas.openxmlformats.org/drawingml/2006/main" noChangeAspect="1"/>
+            </wp:cNvGraphicFramePr>
+            <a:graphic xmlns:a="http://schemas.openxmlformats.org/drawingml/2006/main">
+              <a:graphicData uri="http://schemas.openxmlformats.org/drawingml/2006/picture">
+                <pic:pic xmlns:pic="http://schemas.openxmlformats.org/drawingml/2006/picture">
+                  <pic:nvPicPr>
+                    <pic:cNvPr id="0" name="Picture 18"/>
+                    <pic:cNvPicPr>
+                      <a:picLocks noChangeAspect="1" noChangeArrowheads="1"/>
+                    </pic:cNvPicPr>
+                  </pic:nvPicPr>
+                  <pic:blipFill>
+                    <a:blip r:embed="rId11" cstate="print">
+                      <a:extLst>
+                        <a:ext uri="{28A0092B-C50C-407E-A947-70E740481C1C}">
+                          <a14:useLocalDpi xmlns:a14="http://schemas.microsoft.com/office/drawing/2010/main" val="0"/>
+                        </a:ext>
+                      </a:extLst>
+                    </a:blip>
+                    <a:srcRect/>
+                    <a:stretch>
+                      <a:fillRect/>
+                    </a:stretch>
+                  </pic:blipFill>
+                  <pic:spPr bwMode="auto">
+                    <a:xfrm>
+                      <a:off x="0" y="0"/>
+                      <a:ext cx="5733415" cy="3223260"/>
+                    </a:xfrm>
+                    <a:prstGeom prst="rect">
+                      <a:avLst/>
+                    </a:prstGeom>
+                    <a:noFill/>
+                    <a:ln>
+                      <a:noFill/>
+                    </a:ln>
+                  </pic:spPr>
+                </pic:pic>
+              </a:graphicData>
+            </a:graphic>
+          </wp:inline>
+        </w:drawing>
+      </w:r>
+    </w:p>
+    <w:p>
+      <w:pPr>
+        <w:pStyle w:val="NormalWeb"/>
+        <w:spacing w:before="240" w:beforeAutospacing="0" w:after="240" w:afterAutospacing="0"/>
+      </w:pPr>
+      <w:r>
+        <w:rPr>
+          <w:rFonts w:ascii="Arial" w:hAnsi="Arial" w:cs="Arial"/>
+          <w:b/>
+          <w:bCs/>
+          <w:color w:val="000000"/>
+          <w:sz w:val="22"/>
+          <w:szCs w:val="22"/>
+        </w:rPr>
+        <w:t>Rysunek 6.</w:t>
+      </w:r>
+      <w:r>
+        <w:rPr>
+          <w:rFonts w:ascii="Arial" w:hAnsi="Arial" w:cs="Arial"/>
+          <w:b/>
+          <w:bCs/>
+          <w:color w:val="000000"/>
+          <w:sz w:val="22"/>
+          <w:szCs w:val="22"/>
+        </w:rPr>
+        <w:br/>
+        <w:t xml:space="preserve"> Kto obsługuje: Użytkownik systemu (np. kierowca, koordynator lub administrator).</w:t>
+      </w:r>
+    </w:p>
+    <w:p>
+      <w:pPr>
+        <w:pStyle w:val="NormalWeb"/>
+        <w:spacing w:before="240" w:beforeAutospacing="0" w:after="240" w:afterAutospacing="0"/>
+      </w:pPr>
+      <w:r>
+        <w:rPr>
+          <w:rFonts w:ascii="Arial" w:hAnsi="Arial" w:cs="Arial"/>
+          <w:b/>
+          <w:bCs/>
+          <w:color w:val="000000"/>
+          <w:sz w:val="22"/>
+          <w:szCs w:val="22"/>
+        </w:rPr>
+        <w:t xml:space="preserve">Do czego służy: </w:t>
+      </w:r>
+      <w:r>
+        <w:rPr>
+          <w:rFonts w:ascii="Arial" w:hAnsi="Arial" w:cs="Arial"/>
+          <w:color w:val="000000"/>
+          <w:sz w:val="22"/>
+          <w:szCs w:val="22"/>
+        </w:rPr>
+        <w:t>To panel logowania umożliwiający dostęp do systemu. Użytkownik wprowadza swoje dane uwierzytelniające, aby rozpocząć pracę w aplikacji. Panel stanowi pierwszy krok w korzystaniu z platformy i zapewnia bezpieczny dostęp do przypisanych funkcji.</w:t>
+      </w:r>
+    </w:p>
+    <w:p>
+      <w:pPr>
+        <w:pStyle w:val="NormalWeb"/>
+        <w:spacing w:before="240" w:beforeAutospacing="0" w:after="240" w:afterAutospacing="0"/>
+      </w:pPr>
+      <w:r>
+        <w:rPr>
+          <w:rFonts w:ascii="Arial" w:hAnsi="Arial" w:cs="Arial"/>
+          <w:b/>
+          <w:bCs/>
+          <w:color w:val="000000"/>
+          <w:sz w:val="22"/>
+          <w:szCs w:val="22"/>
+        </w:rPr>
+        <w:t>Kluczowa funkcja</w:t>
+      </w:r>
+      <w:r>
+        <w:rPr>
+          <w:rFonts w:ascii="Arial" w:hAnsi="Arial" w:cs="Arial"/>
+          <w:color w:val="000000"/>
+          <w:sz w:val="22"/>
+          <w:szCs w:val="22"/>
+        </w:rPr>
+        <w:t>: Pola „Login” i „Hasło” oraz przycisk „Zaloguj się”. To tutaj użytkownik wprowadza swoje dane dostępowe, a system po ich weryfikacji umożliwia przejście do odpowiedniego panelu (np. kierowcy lub koordynatora).</w:t>
+      </w:r>
+    </w:p>
+    <w:p>
+      <w:pPr>
+        <w:rPr>
+          <w:lang w:val="pl-PL"/>
+        </w:rPr>
+      </w:pPr>
     </w:p>
     <w:p/>
     <w:p/>
-    <w:p/>
-    <w:p>
-      <w:pPr>
-        <w:pStyle w:val="Nagwek1"/>
+    <w:p>
+      <w:pPr>
+        <w:pStyle w:val="Heading1"/>
         <w:numPr>
           <w:ilvl w:val="0"/>
           <w:numId w:val="7"/>
@@ -1737,7 +2260,7 @@
     <w:p/>
     <w:p>
       <w:pPr>
-        <w:pStyle w:val="Nagwek1"/>
+        <w:pStyle w:val="Heading1"/>
         <w:numPr>
           <w:ilvl w:val="0"/>
           <w:numId w:val="7"/>
@@ -1759,7 +2282,7 @@
     <w:p/>
     <w:p>
       <w:pPr>
-        <w:pStyle w:val="Nagwek1"/>
+        <w:pStyle w:val="Heading1"/>
         <w:numPr>
           <w:ilvl w:val="0"/>
           <w:numId w:val="7"/>
@@ -1780,7 +2303,7 @@
     <w:p/>
     <w:p>
       <w:pPr>
-        <w:pStyle w:val="Nagwek1"/>
+        <w:pStyle w:val="Heading1"/>
         <w:numPr>
           <w:ilvl w:val="0"/>
           <w:numId w:val="7"/>
@@ -1801,7 +2324,7 @@
     <w:p/>
     <w:p>
       <w:pPr>
-        <w:pStyle w:val="Nagwek1"/>
+        <w:pStyle w:val="Heading1"/>
         <w:numPr>
           <w:ilvl w:val="0"/>
           <w:numId w:val="7"/>
@@ -2401,6 +2924,119 @@
     </w:lvl>
   </w:abstractNum>
   <w:abstractNum w:abstractNumId="5" w15:restartNumberingAfterBreak="0">
+    <w:nsid w:val="3AC302A9"/>
+    <w:multiLevelType w:val="multilevel"/>
+    <w:tmpl w:val="59C8B06C"/>
+    <w:lvl w:ilvl="0">
+      <w:start w:val="1"/>
+      <w:numFmt w:val="decimal"/>
+      <w:lvlText w:val="%1."/>
+      <w:lvlJc w:val="left"/>
+      <w:pPr>
+        <w:tabs>
+          <w:tab w:val="num" w:pos="720"/>
+        </w:tabs>
+        <w:ind w:left="720" w:hanging="360"/>
+      </w:pPr>
+    </w:lvl>
+    <w:lvl w:ilvl="1" w:tentative="1">
+      <w:start w:val="1"/>
+      <w:numFmt w:val="decimal"/>
+      <w:lvlText w:val="%2."/>
+      <w:lvlJc w:val="left"/>
+      <w:pPr>
+        <w:tabs>
+          <w:tab w:val="num" w:pos="1440"/>
+        </w:tabs>
+        <w:ind w:left="1440" w:hanging="360"/>
+      </w:pPr>
+    </w:lvl>
+    <w:lvl w:ilvl="2" w:tentative="1">
+      <w:start w:val="1"/>
+      <w:numFmt w:val="decimal"/>
+      <w:lvlText w:val="%3."/>
+      <w:lvlJc w:val="left"/>
+      <w:pPr>
+        <w:tabs>
+          <w:tab w:val="num" w:pos="2160"/>
+        </w:tabs>
+        <w:ind w:left="2160" w:hanging="360"/>
+      </w:pPr>
+    </w:lvl>
+    <w:lvl w:ilvl="3" w:tentative="1">
+      <w:start w:val="1"/>
+      <w:numFmt w:val="decimal"/>
+      <w:lvlText w:val="%4."/>
+      <w:lvlJc w:val="left"/>
+      <w:pPr>
+        <w:tabs>
+          <w:tab w:val="num" w:pos="2880"/>
+        </w:tabs>
+        <w:ind w:left="2880" w:hanging="360"/>
+      </w:pPr>
+    </w:lvl>
+    <w:lvl w:ilvl="4" w:tentative="1">
+      <w:start w:val="1"/>
+      <w:numFmt w:val="decimal"/>
+      <w:lvlText w:val="%5."/>
+      <w:lvlJc w:val="left"/>
+      <w:pPr>
+        <w:tabs>
+          <w:tab w:val="num" w:pos="3600"/>
+        </w:tabs>
+        <w:ind w:left="3600" w:hanging="360"/>
+      </w:pPr>
+    </w:lvl>
+    <w:lvl w:ilvl="5" w:tentative="1">
+      <w:start w:val="1"/>
+      <w:numFmt w:val="decimal"/>
+      <w:lvlText w:val="%6."/>
+      <w:lvlJc w:val="left"/>
+      <w:pPr>
+        <w:tabs>
+          <w:tab w:val="num" w:pos="4320"/>
+        </w:tabs>
+        <w:ind w:left="4320" w:hanging="360"/>
+      </w:pPr>
+    </w:lvl>
+    <w:lvl w:ilvl="6" w:tentative="1">
+      <w:start w:val="1"/>
+      <w:numFmt w:val="decimal"/>
+      <w:lvlText w:val="%7."/>
+      <w:lvlJc w:val="left"/>
+      <w:pPr>
+        <w:tabs>
+          <w:tab w:val="num" w:pos="5040"/>
+        </w:tabs>
+        <w:ind w:left="5040" w:hanging="360"/>
+      </w:pPr>
+    </w:lvl>
+    <w:lvl w:ilvl="7" w:tentative="1">
+      <w:start w:val="1"/>
+      <w:numFmt w:val="decimal"/>
+      <w:lvlText w:val="%8."/>
+      <w:lvlJc w:val="left"/>
+      <w:pPr>
+        <w:tabs>
+          <w:tab w:val="num" w:pos="5760"/>
+        </w:tabs>
+        <w:ind w:left="5760" w:hanging="360"/>
+      </w:pPr>
+    </w:lvl>
+    <w:lvl w:ilvl="8" w:tentative="1">
+      <w:start w:val="1"/>
+      <w:numFmt w:val="decimal"/>
+      <w:lvlText w:val="%9."/>
+      <w:lvlJc w:val="left"/>
+      <w:pPr>
+        <w:tabs>
+          <w:tab w:val="num" w:pos="6480"/>
+        </w:tabs>
+        <w:ind w:left="6480" w:hanging="360"/>
+      </w:pPr>
+    </w:lvl>
+  </w:abstractNum>
+  <w:abstractNum w:abstractNumId="6" w15:restartNumberingAfterBreak="0">
     <w:nsid w:val="5C3E03F9"/>
     <w:multiLevelType w:val="multilevel"/>
     <w:tmpl w:val="29CCC980"/>
@@ -2513,7 +3149,7 @@
       </w:rPr>
     </w:lvl>
   </w:abstractNum>
-  <w:abstractNum w:abstractNumId="6" w15:restartNumberingAfterBreak="0">
+  <w:abstractNum w:abstractNumId="7" w15:restartNumberingAfterBreak="0">
     <w:nsid w:val="687E6BAC"/>
     <w:multiLevelType w:val="multilevel"/>
     <w:tmpl w:val="DDD6E758"/>
@@ -2642,10 +3278,13 @@
     <w:abstractNumId w:val="1"/>
   </w:num>
   <w:num w:numId="6" w16cid:durableId="343828676">
-    <w:abstractNumId w:val="5"/>
+    <w:abstractNumId w:val="6"/>
   </w:num>
   <w:num w:numId="7" w16cid:durableId="2071272329">
-    <w:abstractNumId w:val="6"/>
+    <w:abstractNumId w:val="7"/>
+  </w:num>
+  <w:num w:numId="8" w16cid:durableId="1794012271">
+    <w:abstractNumId w:val="5"/>
   </w:num>
 </w:numbering>
 </file>
@@ -3045,14 +3684,14 @@
     <w:lsdException w:name="Unresolved Mention" w:semiHidden="1" w:unhideWhenUsed="1"/>
     <w:lsdException w:name="Smart Link" w:semiHidden="1" w:unhideWhenUsed="1"/>
   </w:latentStyles>
-  <w:style w:type="paragraph" w:default="1" w:styleId="Normalny">
+  <w:style w:type="paragraph" w:default="1" w:styleId="Normal">
     <w:name w:val="Normal"/>
     <w:qFormat/>
   </w:style>
-  <w:style w:type="paragraph" w:styleId="Nagwek1">
+  <w:style w:type="paragraph" w:styleId="Heading1">
     <w:name w:val="heading 1"/>
-    <w:basedOn w:val="Normalny"/>
-    <w:next w:val="Normalny"/>
+    <w:basedOn w:val="Normal"/>
+    <w:next w:val="Normal"/>
     <w:uiPriority w:val="9"/>
     <w:qFormat/>
     <w:pPr>
@@ -3066,10 +3705,10 @@
       <w:szCs w:val="40"/>
     </w:rPr>
   </w:style>
-  <w:style w:type="paragraph" w:styleId="Nagwek2">
+  <w:style w:type="paragraph" w:styleId="Heading2">
     <w:name w:val="heading 2"/>
-    <w:basedOn w:val="Normalny"/>
-    <w:next w:val="Normalny"/>
+    <w:basedOn w:val="Normal"/>
+    <w:next w:val="Normal"/>
     <w:uiPriority w:val="9"/>
     <w:unhideWhenUsed/>
     <w:qFormat/>
@@ -3084,10 +3723,10 @@
       <w:szCs w:val="32"/>
     </w:rPr>
   </w:style>
-  <w:style w:type="paragraph" w:styleId="Nagwek3">
+  <w:style w:type="paragraph" w:styleId="Heading3">
     <w:name w:val="heading 3"/>
-    <w:basedOn w:val="Normalny"/>
-    <w:next w:val="Normalny"/>
+    <w:basedOn w:val="Normal"/>
+    <w:next w:val="Normal"/>
     <w:uiPriority w:val="9"/>
     <w:unhideWhenUsed/>
     <w:qFormat/>
@@ -3103,10 +3742,10 @@
       <w:szCs w:val="28"/>
     </w:rPr>
   </w:style>
-  <w:style w:type="paragraph" w:styleId="Nagwek4">
+  <w:style w:type="paragraph" w:styleId="Heading4">
     <w:name w:val="heading 4"/>
-    <w:basedOn w:val="Normalny"/>
-    <w:next w:val="Normalny"/>
+    <w:basedOn w:val="Normal"/>
+    <w:next w:val="Normal"/>
     <w:uiPriority w:val="9"/>
     <w:semiHidden/>
     <w:unhideWhenUsed/>
@@ -3123,10 +3762,10 @@
       <w:szCs w:val="24"/>
     </w:rPr>
   </w:style>
-  <w:style w:type="paragraph" w:styleId="Nagwek5">
+  <w:style w:type="paragraph" w:styleId="Heading5">
     <w:name w:val="heading 5"/>
-    <w:basedOn w:val="Normalny"/>
-    <w:next w:val="Normalny"/>
+    <w:basedOn w:val="Normal"/>
+    <w:next w:val="Normal"/>
     <w:uiPriority w:val="9"/>
     <w:semiHidden/>
     <w:unhideWhenUsed/>
@@ -3141,10 +3780,10 @@
       <w:color w:val="666666"/>
     </w:rPr>
   </w:style>
-  <w:style w:type="paragraph" w:styleId="Nagwek6">
+  <w:style w:type="paragraph" w:styleId="Heading6">
     <w:name w:val="heading 6"/>
-    <w:basedOn w:val="Normalny"/>
-    <w:next w:val="Normalny"/>
+    <w:basedOn w:val="Normal"/>
+    <w:next w:val="Normal"/>
     <w:uiPriority w:val="9"/>
     <w:semiHidden/>
     <w:unhideWhenUsed/>
@@ -3161,13 +3800,13 @@
       <w:color w:val="666666"/>
     </w:rPr>
   </w:style>
-  <w:style w:type="character" w:default="1" w:styleId="Domylnaczcionkaakapitu">
+  <w:style w:type="character" w:default="1" w:styleId="DefaultParagraphFont">
     <w:name w:val="Default Paragraph Font"/>
     <w:uiPriority w:val="1"/>
     <w:semiHidden/>
     <w:unhideWhenUsed/>
   </w:style>
-  <w:style w:type="table" w:default="1" w:styleId="Standardowy">
+  <w:style w:type="table" w:default="1" w:styleId="TableNormal">
     <w:name w:val="Normal Table"/>
     <w:uiPriority w:val="99"/>
     <w:semiHidden/>
@@ -3182,13 +3821,13 @@
       </w:tblCellMar>
     </w:tblPr>
   </w:style>
-  <w:style w:type="numbering" w:default="1" w:styleId="Bezlisty">
+  <w:style w:type="numbering" w:default="1" w:styleId="NoList">
     <w:name w:val="No List"/>
     <w:uiPriority w:val="99"/>
     <w:semiHidden/>
     <w:unhideWhenUsed/>
   </w:style>
-  <w:style w:type="table" w:customStyle="1" w:styleId="TableNormal">
+  <w:style w:type="table" w:customStyle="1" w:styleId="TableNormal0">
     <w:name w:val="TableNormal"/>
     <w:tblPr>
       <w:tblCellMar>
@@ -3199,10 +3838,10 @@
       </w:tblCellMar>
     </w:tblPr>
   </w:style>
-  <w:style w:type="paragraph" w:styleId="Tytu">
+  <w:style w:type="paragraph" w:styleId="Title">
     <w:name w:val="Title"/>
-    <w:basedOn w:val="Normalny"/>
-    <w:next w:val="Normalny"/>
+    <w:basedOn w:val="Normal"/>
+    <w:next w:val="Normal"/>
     <w:uiPriority w:val="10"/>
     <w:qFormat/>
     <w:pPr>
@@ -3215,10 +3854,10 @@
       <w:szCs w:val="52"/>
     </w:rPr>
   </w:style>
-  <w:style w:type="paragraph" w:styleId="Podtytu">
+  <w:style w:type="paragraph" w:styleId="Subtitle">
     <w:name w:val="Subtitle"/>
-    <w:basedOn w:val="Normalny"/>
-    <w:next w:val="Normalny"/>
+    <w:basedOn w:val="Normal"/>
+    <w:next w:val="Normal"/>
     <w:uiPriority w:val="11"/>
     <w:qFormat/>
     <w:pPr>
@@ -3233,11 +3872,28 @@
     </w:rPr>
   </w:style>
   <w:style w:type="table" w:customStyle="1" w:styleId="a">
-    <w:basedOn w:val="TableNormal"/>
+    <w:basedOn w:val="TableNormal0"/>
     <w:tblPr>
       <w:tblStyleRowBandSize w:val="1"/>
       <w:tblStyleColBandSize w:val="1"/>
     </w:tblPr>
+  </w:style>
+  <w:style w:type="paragraph" w:styleId="NormalWeb">
+    <w:name w:val="Normal (Web)"/>
+    <w:basedOn w:val="Normal"/>
+    <w:uiPriority w:val="99"/>
+    <w:semiHidden/>
+    <w:unhideWhenUsed/>
+    <w:rsid w:val="00A7733C"/>
+    <w:pPr>
+      <w:spacing w:before="100" w:beforeAutospacing="1" w:after="100" w:afterAutospacing="1" w:line="240" w:lineRule="auto"/>
+    </w:pPr>
+    <w:rPr>
+      <w:rFonts w:ascii="Times New Roman" w:eastAsia="Times New Roman" w:hAnsi="Times New Roman" w:cs="Times New Roman"/>
+      <w:sz w:val="24"/>
+      <w:szCs w:val="24"/>
+      <w:lang w:val="pl-PL"/>
+    </w:rPr>
   </w:style>
 </w:styles>
 </file>

--- a/TK/IO Projekt .docx
+++ b/TK/IO Projekt .docx
@@ -1192,65 +1192,74 @@
       </w:r>
     </w:p>
     <w:p/>
-    <w:p/>
-    <w:p/>
-    <w:p>
-      <w:pPr>
-        <w:pStyle w:val="Heading1"/>
-        <w:numPr>
-          <w:ilvl w:val="0"/>
-          <w:numId w:val="7"/>
-        </w:numPr>
-      </w:pPr>
-      <w:bookmarkStart w:id="10" w:name="_v3eil49isd3l" w:colFirst="0" w:colLast="0"/>
-      <w:bookmarkEnd w:id="10"/>
-      <w:r>
-        <w:t>Perspektywa projektowa</w:t>
-      </w:r>
-      <w:r>
-        <w:pict w14:anchorId="35F127E0">
-          <v:rect id="_x0000_i1030" style="width:0;height:1.5pt" o:hralign="center" o:hrstd="t" o:hr="t" fillcolor="#a0a0a0" stroked="f"/>
+    <w:p>
+      <w:pPr>
+        <w:rPr>
+          <w:b/>
+          <w:bCs/>
+          <w:lang w:val="pl-PL"/>
+        </w:rPr>
+      </w:pPr>
+      <w:r>
+        <w:rPr>
+          <w:lang w:val="pl-PL"/>
+        </w:rPr>
+        <w:t>4.1. Diagramy przypadków użycia</w:t>
+      </w:r>
+    </w:p>
+    <w:p>
+      <w:pPr>
+        <w:rPr>
+          <w:b/>
+          <w:bCs/>
+          <w:lang w:val="pl-PL"/>
+        </w:rPr>
+      </w:pPr>
+      <w:r>
+        <w:rPr>
+          <w:b/>
+          <w:bCs/>
+          <w:lang w:val="pl-PL"/>
+        </w:rPr>
+        <w:pict w14:anchorId="446D5718">
+          <v:rect id="_x0000_i1066" style="width:0;height:1.5pt" o:hralign="center" o:hrstd="t" o:hr="t" fillcolor="#a0a0a0" stroked="f"/>
         </w:pict>
       </w:r>
     </w:p>
     <w:p>
       <w:pPr>
-        <w:pStyle w:val="Heading1"/>
-        <w:spacing w:before="0" w:after="0"/>
-        <w:ind w:left="360"/>
-        <w:textAlignment w:val="baseline"/>
-        <w:rPr>
-          <w:color w:val="000000"/>
-        </w:rPr>
-      </w:pPr>
-      <w:r>
-        <w:rPr>
-          <w:color w:val="000000"/>
-        </w:rPr>
-        <w:pict w14:anchorId="4A3036C2">
-          <v:rect id="_x0000_i1036" style="width:0;height:1.5pt" o:hralign="center" o:hrstd="t" o:hr="t" fillcolor="#a0a0a0" stroked="f"/>
-        </w:pict>
-      </w:r>
-    </w:p>
-    <w:p>
-      <w:pPr>
-        <w:pStyle w:val="NormalWeb"/>
-        <w:spacing w:before="0" w:beforeAutospacing="0" w:after="0" w:afterAutospacing="0"/>
-      </w:pPr>
-      <w:r>
-        <w:rPr>
-          <w:rFonts w:ascii="Arial" w:hAnsi="Arial" w:cs="Arial"/>
-          <w:noProof/>
-          <w:color w:val="000000"/>
-          <w:sz w:val="22"/>
-          <w:szCs w:val="22"/>
-          <w:bdr w:val="none" w:sz="0" w:space="0" w:color="auto" w:frame="1"/>
+        <w:rPr>
+          <w:lang w:val="pl-PL"/>
+        </w:rPr>
+      </w:pPr>
+      <w:r>
+        <w:rPr>
+          <w:lang w:val="pl-PL"/>
+        </w:rPr>
+        <w:t>       </w:t>
+      </w:r>
+      <w:r>
+        <w:rPr>
+          <w:lang w:val="pl-PL"/>
+        </w:rPr>
+        <w:tab/>
+      </w:r>
+    </w:p>
+    <w:p>
+      <w:pPr>
+        <w:rPr>
+          <w:lang w:val="pl-PL"/>
+        </w:rPr>
+      </w:pPr>
+      <w:r>
+        <w:rPr>
+          <w:lang w:val="pl-PL"/>
         </w:rPr>
         <w:drawing>
-          <wp:inline distT="0" distB="0" distL="0" distR="0" wp14:anchorId="36B18B5E" wp14:editId="134FF490">
-            <wp:extent cx="5733415" cy="3223260"/>
-            <wp:effectExtent l="0" t="0" r="635" b="0"/>
-            <wp:docPr id="7050946" name="Picture 6"/>
+          <wp:inline distT="0" distB="0" distL="0" distR="0" wp14:anchorId="31B2FFFF" wp14:editId="00F0A23F">
+            <wp:extent cx="4838700" cy="4168775"/>
+            <wp:effectExtent l="0" t="0" r="0" b="3175"/>
+            <wp:docPr id="76717046" name="Picture 2"/>
             <wp:cNvGraphicFramePr>
               <a:graphicFrameLocks xmlns:a="http://schemas.openxmlformats.org/drawingml/2006/main" noChangeAspect="1"/>
             </wp:cNvGraphicFramePr>
@@ -1258,7 +1267,7 @@
               <a:graphicData uri="http://schemas.openxmlformats.org/drawingml/2006/picture">
                 <pic:pic xmlns:pic="http://schemas.openxmlformats.org/drawingml/2006/picture">
                   <pic:nvPicPr>
-                    <pic:cNvPr id="0" name="Picture 13"/>
+                    <pic:cNvPr id="0" name="Picture 43"/>
                     <pic:cNvPicPr>
                       <a:picLocks noChangeAspect="1" noChangeArrowheads="1"/>
                     </pic:cNvPicPr>
@@ -1279,7 +1288,7 @@
                   <pic:spPr bwMode="auto">
                     <a:xfrm>
                       <a:off x="0" y="0"/>
-                      <a:ext cx="5733415" cy="3223260"/>
+                      <a:ext cx="4838700" cy="4168775"/>
                     </a:xfrm>
                     <a:prstGeom prst="rect">
                       <a:avLst/>
@@ -1298,97 +1307,2158 @@
     </w:p>
     <w:p>
       <w:pPr>
-        <w:pStyle w:val="NormalWeb"/>
-        <w:spacing w:before="0" w:beforeAutospacing="0" w:after="0" w:afterAutospacing="0"/>
-      </w:pPr>
-      <w:r>
-        <w:rPr>
-          <w:rFonts w:ascii="Arial" w:hAnsi="Arial" w:cs="Arial"/>
-          <w:b/>
-          <w:bCs/>
+        <w:rPr>
+          <w:lang w:val="pl-PL"/>
+        </w:rPr>
+      </w:pPr>
+      <w:r>
+        <w:rPr>
+          <w:b/>
+          <w:bCs/>
+          <w:lang w:val="pl-PL"/>
+        </w:rPr>
+        <w:t>Rys 1.</w:t>
+      </w:r>
+      <w:r>
+        <w:rPr>
+          <w:lang w:val="pl-PL"/>
+        </w:rPr>
+        <w:t xml:space="preserve"> Diagram przypadków przedstawiający 5 aktorów oraz przypadki użycia systemu port-log.</w:t>
+      </w:r>
+    </w:p>
+    <w:p>
+      <w:pPr>
+        <w:rPr>
+          <w:lang w:val="pl-PL"/>
+        </w:rPr>
+      </w:pPr>
+      <w:r>
+        <w:rPr>
+          <w:lang w:val="pl-PL"/>
+        </w:rPr>
+        <w:br/>
+      </w:r>
+      <w:r>
+        <w:rPr>
+          <w:lang w:val="pl-PL"/>
+        </w:rPr>
+        <w:br/>
+      </w:r>
+      <w:r>
+        <w:rPr>
+          <w:lang w:val="pl-PL"/>
+        </w:rPr>
+        <w:br/>
+      </w:r>
+    </w:p>
+    <w:p>
+      <w:pPr>
+        <w:rPr>
+          <w:b/>
+          <w:bCs/>
+          <w:lang w:val="pl-PL"/>
+        </w:rPr>
+      </w:pPr>
+      <w:r>
+        <w:rPr>
+          <w:lang w:val="pl-PL"/>
+        </w:rPr>
+        <w:t>4.1.1. Opisy tekstowe wszystkich aktorów</w:t>
+      </w:r>
+    </w:p>
+    <w:p>
+      <w:pPr>
+        <w:rPr>
+          <w:b/>
+          <w:bCs/>
+          <w:lang w:val="pl-PL"/>
+        </w:rPr>
+      </w:pPr>
+      <w:r>
+        <w:rPr>
+          <w:b/>
+          <w:bCs/>
+          <w:lang w:val="pl-PL"/>
+        </w:rPr>
+        <w:pict w14:anchorId="3B13B008">
+          <v:rect id="_x0000_i1068" style="width:0;height:1.5pt" o:hralign="center" o:hrstd="t" o:hr="t" fillcolor="#a0a0a0" stroked="f"/>
+        </w:pict>
+      </w:r>
+    </w:p>
+    <w:p>
+      <w:pPr>
+        <w:rPr>
+          <w:lang w:val="pl-PL"/>
+        </w:rPr>
+      </w:pPr>
+      <w:r>
+        <w:rPr>
+          <w:lang w:val="pl-PL"/>
+        </w:rPr>
+        <w:t>       Zbiór aktorów:</w:t>
+      </w:r>
+    </w:p>
+    <w:p>
+      <w:pPr>
+        <w:rPr>
+          <w:lang w:val="pl-PL"/>
+        </w:rPr>
+      </w:pPr>
+      <w:r>
+        <w:rPr>
+          <w:lang w:val="pl-PL"/>
+        </w:rPr>
+        <w:br/>
+      </w:r>
+    </w:p>
+    <w:p>
+      <w:pPr>
+        <w:numPr>
+          <w:ilvl w:val="0"/>
+          <w:numId w:val="9"/>
+        </w:numPr>
+        <w:rPr>
+          <w:lang w:val="pl-PL"/>
+        </w:rPr>
+      </w:pPr>
+      <w:r>
+        <w:rPr>
+          <w:b/>
+          <w:bCs/>
+          <w:lang w:val="pl-PL"/>
+        </w:rPr>
+        <w:t>Klient:</w:t>
+      </w:r>
+      <w:r>
+        <w:rPr>
+          <w:lang w:val="pl-PL"/>
+        </w:rPr>
+        <w:t xml:space="preserve"> Podmiot zewnętrzny zlecający usługi portowe. Inicjuje proces logistyczny poprzez zgłoszenie transportu i monitoruje postępy w czasie rzeczywistym.</w:t>
+      </w:r>
+    </w:p>
+    <w:p>
+      <w:pPr>
+        <w:numPr>
+          <w:ilvl w:val="0"/>
+          <w:numId w:val="9"/>
+        </w:numPr>
+        <w:rPr>
+          <w:lang w:val="pl-PL"/>
+        </w:rPr>
+      </w:pPr>
+      <w:r>
+        <w:rPr>
+          <w:b/>
+          <w:bCs/>
+          <w:lang w:val="pl-PL"/>
+        </w:rPr>
+        <w:t>Kierowca:</w:t>
+      </w:r>
+      <w:r>
+        <w:rPr>
+          <w:lang w:val="pl-PL"/>
+        </w:rPr>
+        <w:t xml:space="preserve"> Wykonawca transportu fizycznego. Korzysta z systemu w ograniczonym zakresie, głównie w celu potwierdzania statusu realizacji poszczególnych etapów (np. załadunku).</w:t>
+      </w:r>
+    </w:p>
+    <w:p>
+      <w:pPr>
+        <w:numPr>
+          <w:ilvl w:val="0"/>
+          <w:numId w:val="9"/>
+        </w:numPr>
+        <w:rPr>
+          <w:lang w:val="pl-PL"/>
+        </w:rPr>
+      </w:pPr>
+      <w:r>
+        <w:rPr>
+          <w:b/>
+          <w:bCs/>
+          <w:lang w:val="pl-PL"/>
+        </w:rPr>
+        <w:lastRenderedPageBreak/>
+        <w:t>Zarząd:</w:t>
+      </w:r>
+      <w:r>
+        <w:rPr>
+          <w:lang w:val="pl-PL"/>
+        </w:rPr>
+        <w:t xml:space="preserve"> Odbiorca danych strategicznych. Korzysta z zagregowanych informacji w celach analitycznych i statystycznych.</w:t>
+      </w:r>
+    </w:p>
+    <w:p>
+      <w:pPr>
+        <w:numPr>
+          <w:ilvl w:val="0"/>
+          <w:numId w:val="9"/>
+        </w:numPr>
+        <w:rPr>
+          <w:lang w:val="pl-PL"/>
+        </w:rPr>
+      </w:pPr>
+      <w:r>
+        <w:rPr>
+          <w:b/>
+          <w:bCs/>
+          <w:lang w:val="pl-PL"/>
+        </w:rPr>
+        <w:t>Operator:</w:t>
+      </w:r>
+      <w:r>
+        <w:rPr>
+          <w:lang w:val="pl-PL"/>
+        </w:rPr>
+        <w:t xml:space="preserve"> Pracownik administracyjny portu. Odpowiada za poprawność wprowadzanych danych, weryfikację parametrów ładunku oraz generowanie niezbędnej dokumentacji transportowej (karty załadunkowe).</w:t>
+      </w:r>
+    </w:p>
+    <w:p>
+      <w:pPr>
+        <w:numPr>
+          <w:ilvl w:val="0"/>
+          <w:numId w:val="9"/>
+        </w:numPr>
+        <w:rPr>
+          <w:lang w:val="pl-PL"/>
+        </w:rPr>
+      </w:pPr>
+      <w:r>
+        <w:rPr>
+          <w:b/>
+          <w:bCs/>
+          <w:lang w:val="pl-PL"/>
+        </w:rPr>
+        <w:t>Koordynator:</w:t>
+      </w:r>
+      <w:r>
+        <w:rPr>
+          <w:lang w:val="pl-PL"/>
+        </w:rPr>
+        <w:t xml:space="preserve"> Kluczowy pracownik operacyjny zarządzający fizycznym ruchem w porcie. Decyduje o harmonogramie prac, alokacji doków oraz rozmieszczeniu towarów w magazynie.</w:t>
+      </w:r>
+    </w:p>
+    <w:p>
+      <w:pPr>
+        <w:rPr>
+          <w:b/>
+          <w:bCs/>
+          <w:lang w:val="pl-PL"/>
+        </w:rPr>
+      </w:pPr>
+      <w:r>
+        <w:rPr>
+          <w:lang w:val="pl-PL"/>
+        </w:rPr>
+        <w:t>4.1.2. Opisy tekstowe wybranych przypadków użycia</w:t>
+      </w:r>
+    </w:p>
+    <w:p>
+      <w:pPr>
+        <w:rPr>
+          <w:b/>
+          <w:bCs/>
+          <w:lang w:val="pl-PL"/>
+        </w:rPr>
+      </w:pPr>
+      <w:r>
+        <w:rPr>
+          <w:b/>
+          <w:bCs/>
+          <w:lang w:val="pl-PL"/>
+        </w:rPr>
+        <w:pict w14:anchorId="7D54E6F0">
+          <v:rect id="_x0000_i1069" style="width:0;height:1.5pt" o:hralign="center" o:hrstd="t" o:hr="t" fillcolor="#a0a0a0" stroked="f"/>
+        </w:pict>
+      </w:r>
+    </w:p>
+    <w:p>
+      <w:pPr>
+        <w:rPr>
+          <w:b/>
+          <w:bCs/>
+          <w:lang w:val="pl-PL"/>
+        </w:rPr>
+      </w:pPr>
+      <w:r>
+        <w:rPr>
+          <w:b/>
+          <w:bCs/>
+          <w:lang w:val="pl-PL"/>
+        </w:rPr>
+        <w:t>Opis przypadku użycia: „Rejestracja zgłoszenia transportu”</w:t>
+      </w:r>
+    </w:p>
+    <w:p>
+      <w:pPr>
+        <w:rPr>
+          <w:lang w:val="pl-PL"/>
+        </w:rPr>
+      </w:pPr>
+      <w:r>
+        <w:rPr>
+          <w:b/>
+          <w:bCs/>
+          <w:lang w:val="pl-PL"/>
+        </w:rPr>
+        <w:t>1. Uczestniczący aktorzy</w:t>
+      </w:r>
+    </w:p>
+    <w:p>
+      <w:pPr>
+        <w:numPr>
+          <w:ilvl w:val="0"/>
+          <w:numId w:val="10"/>
+        </w:numPr>
+        <w:rPr>
+          <w:lang w:val="pl-PL"/>
+        </w:rPr>
+      </w:pPr>
+      <w:r>
+        <w:rPr>
+          <w:b/>
+          <w:bCs/>
+          <w:lang w:val="pl-PL"/>
+        </w:rPr>
+        <w:t>Klient</w:t>
+      </w:r>
+      <w:r>
+        <w:rPr>
+          <w:lang w:val="pl-PL"/>
+        </w:rPr>
+        <w:t> </w:t>
+      </w:r>
+    </w:p>
+    <w:p>
+      <w:pPr>
+        <w:numPr>
+          <w:ilvl w:val="0"/>
+          <w:numId w:val="10"/>
+        </w:numPr>
+        <w:rPr>
+          <w:lang w:val="pl-PL"/>
+        </w:rPr>
+      </w:pPr>
+      <w:r>
+        <w:rPr>
+          <w:b/>
+          <w:bCs/>
+          <w:lang w:val="pl-PL"/>
+        </w:rPr>
+        <w:t>Operator</w:t>
+      </w:r>
+      <w:r>
+        <w:rPr>
+          <w:lang w:val="pl-PL"/>
+        </w:rPr>
+        <w:t> </w:t>
+      </w:r>
+    </w:p>
+    <w:p>
+      <w:pPr>
+        <w:rPr>
+          <w:lang w:val="pl-PL"/>
+        </w:rPr>
+      </w:pPr>
+      <w:r>
+        <w:rPr>
+          <w:b/>
+          <w:bCs/>
+          <w:lang w:val="pl-PL"/>
+        </w:rPr>
+        <w:t>2. Podstawowy ciąg zdarzeń</w:t>
+      </w:r>
+    </w:p>
+    <w:p>
+      <w:pPr>
+        <w:numPr>
+          <w:ilvl w:val="0"/>
+          <w:numId w:val="11"/>
+        </w:numPr>
+        <w:rPr>
+          <w:lang w:val="pl-PL"/>
+        </w:rPr>
+      </w:pPr>
+      <w:r>
+        <w:rPr>
+          <w:lang w:val="pl-PL"/>
+        </w:rPr>
+        <w:t>System wyświetla formularz pozwalający na rejestrację nowego transportu,</w:t>
+      </w:r>
+    </w:p>
+    <w:p>
+      <w:pPr>
+        <w:numPr>
+          <w:ilvl w:val="0"/>
+          <w:numId w:val="11"/>
+        </w:numPr>
+        <w:rPr>
+          <w:lang w:val="pl-PL"/>
+        </w:rPr>
+      </w:pPr>
+      <w:r>
+        <w:rPr>
+          <w:b/>
+          <w:bCs/>
+          <w:lang w:val="pl-PL"/>
+        </w:rPr>
+        <w:t>Operator</w:t>
+      </w:r>
+      <w:r>
+        <w:rPr>
+          <w:lang w:val="pl-PL"/>
+        </w:rPr>
+        <w:t xml:space="preserve"> wpisuje dane przekazane przez </w:t>
+      </w:r>
+      <w:r>
+        <w:rPr>
+          <w:b/>
+          <w:bCs/>
+          <w:lang w:val="pl-PL"/>
+        </w:rPr>
+        <w:t>Klienta</w:t>
+      </w:r>
+      <w:r>
+        <w:rPr>
+          <w:lang w:val="pl-PL"/>
+        </w:rPr>
+        <w:t xml:space="preserve"> (dane przewoźnika, numer rejestracyjny pojazdu),</w:t>
+      </w:r>
+    </w:p>
+    <w:p>
+      <w:pPr>
+        <w:numPr>
+          <w:ilvl w:val="0"/>
+          <w:numId w:val="11"/>
+        </w:numPr>
+        <w:rPr>
+          <w:lang w:val="pl-PL"/>
+        </w:rPr>
+      </w:pPr>
+      <w:r>
+        <w:rPr>
+          <w:b/>
+          <w:bCs/>
+          <w:lang w:val="pl-PL"/>
+        </w:rPr>
+        <w:t>Operator</w:t>
+      </w:r>
+      <w:r>
+        <w:rPr>
+          <w:lang w:val="pl-PL"/>
+        </w:rPr>
+        <w:t xml:space="preserve"> określa parametry ładunku (przypadek użycia: </w:t>
+      </w:r>
+      <w:r>
+        <w:rPr>
+          <w:b/>
+          <w:bCs/>
+          <w:lang w:val="pl-PL"/>
+        </w:rPr>
+        <w:t>Określenie parametrów ładunku</w:t>
+      </w:r>
+      <w:r>
+        <w:rPr>
+          <w:lang w:val="pl-PL"/>
+        </w:rPr>
+        <w:t xml:space="preserve">) oraz wybiera odpowiednią kategorię towaru (przypadek użycia: </w:t>
+      </w:r>
+      <w:r>
+        <w:rPr>
+          <w:b/>
+          <w:bCs/>
+          <w:lang w:val="pl-PL"/>
+        </w:rPr>
+        <w:t>Przypisanie kategorii ładunku</w:t>
+      </w:r>
+      <w:r>
+        <w:rPr>
+          <w:lang w:val="pl-PL"/>
+        </w:rPr>
+        <w:t>),</w:t>
+      </w:r>
+    </w:p>
+    <w:p>
+      <w:pPr>
+        <w:numPr>
+          <w:ilvl w:val="0"/>
+          <w:numId w:val="11"/>
+        </w:numPr>
+        <w:rPr>
+          <w:lang w:val="pl-PL"/>
+        </w:rPr>
+      </w:pPr>
+      <w:r>
+        <w:rPr>
+          <w:b/>
+          <w:bCs/>
+          <w:lang w:val="pl-PL"/>
+        </w:rPr>
+        <w:t>Operator</w:t>
+      </w:r>
+      <w:r>
+        <w:rPr>
+          <w:lang w:val="pl-PL"/>
+        </w:rPr>
+        <w:t xml:space="preserve"> sprawdza dostępność okien czasowych w harmonogramie portu,</w:t>
+      </w:r>
+    </w:p>
+    <w:p>
+      <w:pPr>
+        <w:numPr>
+          <w:ilvl w:val="0"/>
+          <w:numId w:val="11"/>
+        </w:numPr>
+        <w:rPr>
+          <w:lang w:val="pl-PL"/>
+        </w:rPr>
+      </w:pPr>
+      <w:r>
+        <w:rPr>
+          <w:b/>
+          <w:bCs/>
+          <w:lang w:val="pl-PL"/>
+        </w:rPr>
+        <w:t>Operator</w:t>
+      </w:r>
+      <w:r>
+        <w:rPr>
+          <w:lang w:val="pl-PL"/>
+        </w:rPr>
+        <w:t xml:space="preserve"> zatwierdza zgłoszenie w systemie,</w:t>
+      </w:r>
+    </w:p>
+    <w:p>
+      <w:pPr>
+        <w:numPr>
+          <w:ilvl w:val="0"/>
+          <w:numId w:val="11"/>
+        </w:numPr>
+        <w:rPr>
+          <w:lang w:val="pl-PL"/>
+        </w:rPr>
+      </w:pPr>
+      <w:r>
+        <w:rPr>
+          <w:lang w:val="pl-PL"/>
+        </w:rPr>
+        <w:t>System weryfikuje kompletność i poprawność wprowadzonych danych,</w:t>
+      </w:r>
+    </w:p>
+    <w:p>
+      <w:pPr>
+        <w:numPr>
+          <w:ilvl w:val="0"/>
+          <w:numId w:val="11"/>
+        </w:numPr>
+        <w:rPr>
+          <w:lang w:val="pl-PL"/>
+        </w:rPr>
+      </w:pPr>
+      <w:r>
+        <w:rPr>
+          <w:lang w:val="pl-PL"/>
+        </w:rPr>
+        <w:t>System zapisuje dane w rejestrze awizacji i automatycznie generuje unikalny numer zgłoszenia,</w:t>
+      </w:r>
+    </w:p>
+    <w:p>
+      <w:pPr>
+        <w:numPr>
+          <w:ilvl w:val="0"/>
+          <w:numId w:val="11"/>
+        </w:numPr>
+        <w:rPr>
+          <w:lang w:val="pl-PL"/>
+        </w:rPr>
+      </w:pPr>
+      <w:r>
+        <w:rPr>
+          <w:lang w:val="pl-PL"/>
+        </w:rPr>
+        <w:t xml:space="preserve">System informuje o dokonanej operacji, wyświetlając komunikat o sukcesie i przesyłając potwierdzenie do </w:t>
+      </w:r>
+      <w:r>
+        <w:rPr>
+          <w:b/>
+          <w:bCs/>
+          <w:lang w:val="pl-PL"/>
+        </w:rPr>
+        <w:t>Klienta</w:t>
+      </w:r>
+      <w:r>
+        <w:rPr>
+          <w:lang w:val="pl-PL"/>
+        </w:rPr>
+        <w:t>.</w:t>
+      </w:r>
+    </w:p>
+    <w:p>
+      <w:pPr>
+        <w:rPr>
+          <w:lang w:val="pl-PL"/>
+        </w:rPr>
+      </w:pPr>
+      <w:r>
+        <w:rPr>
+          <w:b/>
+          <w:bCs/>
+          <w:lang w:val="pl-PL"/>
+        </w:rPr>
+        <w:t>3. Alternatywne ciągi zdarzeń</w:t>
+      </w:r>
+    </w:p>
+    <w:p>
+      <w:pPr>
+        <w:numPr>
+          <w:ilvl w:val="0"/>
+          <w:numId w:val="12"/>
+        </w:numPr>
+        <w:rPr>
+          <w:lang w:val="pl-PL"/>
+        </w:rPr>
+      </w:pPr>
+      <w:r>
+        <w:rPr>
+          <w:b/>
+          <w:bCs/>
+          <w:lang w:val="pl-PL"/>
+        </w:rPr>
+        <w:t>a) System stwierdza niekompletność lub niepoprawność danych (np. błędny format numeru rejestracyjnego):</w:t>
+      </w:r>
+    </w:p>
+    <w:p>
+      <w:pPr>
+        <w:numPr>
+          <w:ilvl w:val="1"/>
+          <w:numId w:val="12"/>
+        </w:numPr>
+        <w:rPr>
+          <w:lang w:val="pl-PL"/>
+        </w:rPr>
+      </w:pPr>
+      <w:r>
+        <w:rPr>
+          <w:lang w:val="pl-PL"/>
+        </w:rPr>
+        <w:t>System ponownie wyświetla formularz z zaznaczonymi polami, w których stwierdzono błędy, i blokuje zapis do czasu poprawy.</w:t>
+      </w:r>
+    </w:p>
+    <w:p>
+      <w:pPr>
+        <w:numPr>
+          <w:ilvl w:val="0"/>
+          <w:numId w:val="12"/>
+        </w:numPr>
+        <w:rPr>
+          <w:lang w:val="pl-PL"/>
+        </w:rPr>
+      </w:pPr>
+      <w:r>
+        <w:rPr>
+          <w:b/>
+          <w:bCs/>
+          <w:lang w:val="pl-PL"/>
+        </w:rPr>
+        <w:t>b) Operator rezygnuje z wprowadzania zgłoszenia, klikając przycisk Anuluj:</w:t>
+      </w:r>
+    </w:p>
+    <w:p>
+      <w:pPr>
+        <w:numPr>
+          <w:ilvl w:val="1"/>
+          <w:numId w:val="12"/>
+        </w:numPr>
+        <w:rPr>
+          <w:lang w:val="pl-PL"/>
+        </w:rPr>
+      </w:pPr>
+      <w:r>
+        <w:rPr>
+          <w:lang w:val="pl-PL"/>
+        </w:rPr>
+        <w:t>Powrót systemu do stanu sprzed wywołania funkcji; dane nie zostają zapisane w bazie.</w:t>
+      </w:r>
+    </w:p>
+    <w:p>
+      <w:pPr>
+        <w:numPr>
+          <w:ilvl w:val="0"/>
+          <w:numId w:val="12"/>
+        </w:numPr>
+        <w:rPr>
+          <w:lang w:val="pl-PL"/>
+        </w:rPr>
+      </w:pPr>
+      <w:r>
+        <w:rPr>
+          <w:b/>
+          <w:bCs/>
+          <w:lang w:val="pl-PL"/>
+        </w:rPr>
+        <w:t>c) Brak wolnych terminów w wybranym oknie czasowym:</w:t>
+      </w:r>
+    </w:p>
+    <w:p>
+      <w:pPr>
+        <w:numPr>
+          <w:ilvl w:val="1"/>
+          <w:numId w:val="12"/>
+        </w:numPr>
+        <w:rPr>
+          <w:lang w:val="pl-PL"/>
+        </w:rPr>
+      </w:pPr>
+      <w:r>
+        <w:rPr>
+          <w:lang w:val="pl-PL"/>
+        </w:rPr>
+        <w:t>System wyświetla komunikat o braku wolnych doków i sugeruje najbliższe dostępne terminy. Operator konsultuje zmianę z Klientem.</w:t>
+      </w:r>
+    </w:p>
+    <w:p>
+      <w:pPr>
+        <w:rPr>
+          <w:lang w:val="pl-PL"/>
+        </w:rPr>
+      </w:pPr>
+      <w:r>
+        <w:rPr>
+          <w:b/>
+          <w:bCs/>
+          <w:lang w:val="pl-PL"/>
+        </w:rPr>
+        <w:t>4. Zależności czasowe</w:t>
+      </w:r>
+    </w:p>
+    <w:p>
+      <w:pPr>
+        <w:numPr>
+          <w:ilvl w:val="0"/>
+          <w:numId w:val="13"/>
+        </w:numPr>
+        <w:rPr>
+          <w:lang w:val="pl-PL"/>
+        </w:rPr>
+      </w:pPr>
+      <w:r>
+        <w:rPr>
+          <w:b/>
+          <w:bCs/>
+          <w:lang w:val="pl-PL"/>
+        </w:rPr>
+        <w:t>a) Częstotliwość wykonania:</w:t>
+      </w:r>
+      <w:r>
+        <w:rPr>
+          <w:lang w:val="pl-PL"/>
+        </w:rPr>
+        <w:t xml:space="preserve"> ~50–150 razy dziennie (zależnie od wielkości portu).</w:t>
+      </w:r>
+    </w:p>
+    <w:p>
+      <w:pPr>
+        <w:numPr>
+          <w:ilvl w:val="0"/>
+          <w:numId w:val="13"/>
+        </w:numPr>
+        <w:rPr>
+          <w:lang w:val="pl-PL"/>
+        </w:rPr>
+      </w:pPr>
+      <w:r>
+        <w:rPr>
+          <w:b/>
+          <w:bCs/>
+          <w:lang w:val="pl-PL"/>
+        </w:rPr>
+        <w:t>b) Przewidywane spiętrzenia:</w:t>
+      </w:r>
+      <w:r>
+        <w:rPr>
+          <w:lang w:val="pl-PL"/>
+        </w:rPr>
+        <w:t xml:space="preserve"> w godzinach porannych (zmiana personelu) oraz na koniec kwartałów rozliczeniowych.</w:t>
+      </w:r>
+    </w:p>
+    <w:p>
+      <w:pPr>
+        <w:numPr>
+          <w:ilvl w:val="0"/>
+          <w:numId w:val="13"/>
+        </w:numPr>
+        <w:rPr>
+          <w:lang w:val="pl-PL"/>
+        </w:rPr>
+      </w:pPr>
+      <w:r>
+        <w:rPr>
+          <w:b/>
+          <w:bCs/>
+          <w:lang w:val="pl-PL"/>
+        </w:rPr>
+        <w:t>c) Typowy czas realizacji:</w:t>
+      </w:r>
+      <w:r>
+        <w:rPr>
+          <w:lang w:val="pl-PL"/>
+        </w:rPr>
+        <w:t xml:space="preserve"> ~2–4 min.</w:t>
+      </w:r>
+    </w:p>
+    <w:p>
+      <w:pPr>
+        <w:numPr>
+          <w:ilvl w:val="0"/>
+          <w:numId w:val="13"/>
+        </w:numPr>
+        <w:rPr>
+          <w:lang w:val="pl-PL"/>
+        </w:rPr>
+      </w:pPr>
+      <w:r>
+        <w:rPr>
+          <w:b/>
+          <w:bCs/>
+          <w:lang w:val="pl-PL"/>
+        </w:rPr>
+        <w:t>d) Maksymalny czas realizacji:</w:t>
+      </w:r>
+      <w:r>
+        <w:rPr>
+          <w:lang w:val="pl-PL"/>
+        </w:rPr>
+        <w:t xml:space="preserve"> 15 min (w przypadku konieczności wyjaśniania niezgodności w parametrach ładunku z Klientem).</w:t>
+      </w:r>
+    </w:p>
+    <w:p>
+      <w:pPr>
+        <w:rPr>
+          <w:lang w:val="pl-PL"/>
+        </w:rPr>
+      </w:pPr>
+      <w:r>
+        <w:rPr>
+          <w:b/>
+          <w:bCs/>
+          <w:lang w:val="pl-PL"/>
+        </w:rPr>
+        <w:t>5. Wartości uzyskiwane przez aktorów po zakończeniu przypadku użycia</w:t>
+      </w:r>
+    </w:p>
+    <w:p>
+      <w:pPr>
+        <w:numPr>
+          <w:ilvl w:val="0"/>
+          <w:numId w:val="14"/>
+        </w:numPr>
+        <w:rPr>
+          <w:lang w:val="pl-PL"/>
+        </w:rPr>
+      </w:pPr>
+      <w:r>
+        <w:rPr>
+          <w:b/>
+          <w:bCs/>
+          <w:lang w:val="pl-PL"/>
+        </w:rPr>
+        <w:lastRenderedPageBreak/>
+        <w:t>Klient:</w:t>
+      </w:r>
+      <w:r>
+        <w:rPr>
+          <w:lang w:val="pl-PL"/>
+        </w:rPr>
+        <w:t xml:space="preserve"> Uzyskuje oficjalny numer awizacji, który uprawnia kierowcę do wjazdu na teren portu.</w:t>
+      </w:r>
+    </w:p>
+    <w:p>
+      <w:pPr>
+        <w:numPr>
+          <w:ilvl w:val="0"/>
+          <w:numId w:val="14"/>
+        </w:numPr>
+        <w:rPr>
+          <w:lang w:val="pl-PL"/>
+        </w:rPr>
+      </w:pPr>
+      <w:r>
+        <w:rPr>
+          <w:b/>
+          <w:bCs/>
+          <w:lang w:val="pl-PL"/>
+        </w:rPr>
+        <w:t>Operator:</w:t>
+      </w:r>
+      <w:r>
+        <w:rPr>
+          <w:lang w:val="pl-PL"/>
+        </w:rPr>
+        <w:t xml:space="preserve"> Posiada zarejestrowane zlecenie w systemie, co umożliwia dalszą obsługę dokumentacji (np. generowanie kart załadunkowych).</w:t>
+      </w:r>
+    </w:p>
+    <w:p>
+      <w:pPr>
+        <w:numPr>
+          <w:ilvl w:val="0"/>
+          <w:numId w:val="14"/>
+        </w:numPr>
+        <w:rPr>
+          <w:lang w:val="pl-PL"/>
+        </w:rPr>
+      </w:pPr>
+      <w:r>
+        <w:rPr>
+          <w:b/>
+          <w:bCs/>
+          <w:lang w:val="pl-PL"/>
+        </w:rPr>
+        <w:t>System:</w:t>
+      </w:r>
+      <w:r>
+        <w:rPr>
+          <w:lang w:val="pl-PL"/>
+        </w:rPr>
+        <w:t xml:space="preserve"> Wpis w rejestrze awizacji stanowiący podstawę dla harmonogramu pracy koordynatorów i magazynierów.</w:t>
+      </w:r>
+    </w:p>
+    <w:p>
+      <w:pPr>
+        <w:rPr>
+          <w:lang w:val="pl-PL"/>
+        </w:rPr>
+      </w:pPr>
+    </w:p>
+    <w:p>
+      <w:pPr>
+        <w:rPr>
+          <w:b/>
+          <w:bCs/>
+          <w:lang w:val="pl-PL"/>
+        </w:rPr>
+      </w:pPr>
+      <w:r>
+        <w:rPr>
+          <w:b/>
+          <w:bCs/>
+          <w:lang w:val="pl-PL"/>
+        </w:rPr>
+        <w:t>Opis przypadku użycia: „Ustalenie harmonogramu”</w:t>
+      </w:r>
+    </w:p>
+    <w:p>
+      <w:pPr>
+        <w:rPr>
+          <w:lang w:val="pl-PL"/>
+        </w:rPr>
+      </w:pPr>
+      <w:r>
+        <w:rPr>
+          <w:b/>
+          <w:bCs/>
+          <w:lang w:val="pl-PL"/>
+        </w:rPr>
+        <w:t>1. Uczestniczący aktorzy</w:t>
+      </w:r>
+    </w:p>
+    <w:p>
+      <w:pPr>
+        <w:numPr>
+          <w:ilvl w:val="0"/>
+          <w:numId w:val="15"/>
+        </w:numPr>
+        <w:rPr>
+          <w:lang w:val="pl-PL"/>
+        </w:rPr>
+      </w:pPr>
+      <w:r>
+        <w:rPr>
+          <w:b/>
+          <w:bCs/>
+          <w:lang w:val="pl-PL"/>
+        </w:rPr>
+        <w:t>Koordynator</w:t>
+      </w:r>
+    </w:p>
+    <w:p>
+      <w:pPr>
+        <w:rPr>
+          <w:lang w:val="pl-PL"/>
+        </w:rPr>
+      </w:pPr>
+      <w:r>
+        <w:rPr>
+          <w:b/>
+          <w:bCs/>
+          <w:lang w:val="pl-PL"/>
+        </w:rPr>
+        <w:t>2. Podstawowy ciąg zdarzeń</w:t>
+      </w:r>
+    </w:p>
+    <w:p>
+      <w:pPr>
+        <w:numPr>
+          <w:ilvl w:val="0"/>
+          <w:numId w:val="16"/>
+        </w:numPr>
+        <w:rPr>
+          <w:lang w:val="pl-PL"/>
+        </w:rPr>
+      </w:pPr>
+      <w:r>
+        <w:rPr>
+          <w:lang w:val="pl-PL"/>
+        </w:rPr>
+        <w:t>System wyświetla interfejs planowania operacji portowych na wybrany dzień lub zmianę,</w:t>
+      </w:r>
+    </w:p>
+    <w:p>
+      <w:pPr>
+        <w:numPr>
+          <w:ilvl w:val="0"/>
+          <w:numId w:val="16"/>
+        </w:numPr>
+        <w:rPr>
+          <w:lang w:val="pl-PL"/>
+        </w:rPr>
+      </w:pPr>
+      <w:r>
+        <w:rPr>
+          <w:b/>
+          <w:bCs/>
+          <w:lang w:val="pl-PL"/>
+        </w:rPr>
+        <w:t>Koordynator</w:t>
+      </w:r>
+      <w:r>
+        <w:rPr>
+          <w:lang w:val="pl-PL"/>
+        </w:rPr>
+        <w:t xml:space="preserve"> określa ramy czasowe, dla których chce przygotować grafik operacji,</w:t>
+      </w:r>
+    </w:p>
+    <w:p>
+      <w:pPr>
+        <w:numPr>
+          <w:ilvl w:val="0"/>
+          <w:numId w:val="16"/>
+        </w:numPr>
+        <w:rPr>
+          <w:lang w:val="pl-PL"/>
+        </w:rPr>
+      </w:pPr>
+      <w:r>
+        <w:rPr>
+          <w:lang w:val="pl-PL"/>
+        </w:rPr>
+        <w:t xml:space="preserve">System uruchamia procedurę </w:t>
+      </w:r>
+      <w:r>
+        <w:rPr>
+          <w:b/>
+          <w:bCs/>
+          <w:lang w:val="pl-PL"/>
+        </w:rPr>
+        <w:t>automatycznego przydzielenia zasobów</w:t>
+      </w:r>
+      <w:r>
+        <w:rPr>
+          <w:lang w:val="pl-PL"/>
+        </w:rPr>
+        <w:t xml:space="preserve"> (przypadek użycia: </w:t>
+      </w:r>
+      <w:r>
+        <w:rPr>
+          <w:b/>
+          <w:bCs/>
+          <w:lang w:val="pl-PL"/>
+        </w:rPr>
+        <w:t>Automatyczne przydzielenie zasobów</w:t>
+      </w:r>
+      <w:r>
+        <w:rPr>
+          <w:lang w:val="pl-PL"/>
+        </w:rPr>
+        <w:t>) na podstawie aktywnych awizacji, dostępności doków oraz specyfikacji ładunków,</w:t>
+      </w:r>
+    </w:p>
+    <w:p>
+      <w:pPr>
+        <w:numPr>
+          <w:ilvl w:val="0"/>
+          <w:numId w:val="16"/>
+        </w:numPr>
+        <w:rPr>
+          <w:lang w:val="pl-PL"/>
+        </w:rPr>
+      </w:pPr>
+      <w:r>
+        <w:rPr>
+          <w:lang w:val="pl-PL"/>
+        </w:rPr>
+        <w:t>System prezentuje wstępny harmonogram (grafik) zawierający przypisanie konkretnych pojazdów do konkretnych doków i godzin,</w:t>
+      </w:r>
+    </w:p>
+    <w:p>
+      <w:pPr>
+        <w:numPr>
+          <w:ilvl w:val="0"/>
+          <w:numId w:val="16"/>
+        </w:numPr>
+        <w:rPr>
+          <w:lang w:val="pl-PL"/>
+        </w:rPr>
+      </w:pPr>
+      <w:r>
+        <w:rPr>
+          <w:b/>
+          <w:bCs/>
+          <w:lang w:val="pl-PL"/>
+        </w:rPr>
+        <w:t>Koordynator</w:t>
+      </w:r>
+      <w:r>
+        <w:rPr>
+          <w:lang w:val="pl-PL"/>
+        </w:rPr>
+        <w:t xml:space="preserve"> weryfikuje propozycję systemu, może dokonać ręcznych przesunięć lub zmienić priorytety poszczególnych transportów,</w:t>
+      </w:r>
+    </w:p>
+    <w:p>
+      <w:pPr>
+        <w:numPr>
+          <w:ilvl w:val="0"/>
+          <w:numId w:val="16"/>
+        </w:numPr>
+        <w:rPr>
+          <w:lang w:val="pl-PL"/>
+        </w:rPr>
+      </w:pPr>
+      <w:r>
+        <w:rPr>
+          <w:b/>
+          <w:bCs/>
+          <w:lang w:val="pl-PL"/>
+        </w:rPr>
+        <w:t>Koordynator</w:t>
+      </w:r>
+      <w:r>
+        <w:rPr>
+          <w:lang w:val="pl-PL"/>
+        </w:rPr>
+        <w:t xml:space="preserve"> zatwierdza ostateczną wersję harmonogramu,</w:t>
+      </w:r>
+    </w:p>
+    <w:p>
+      <w:pPr>
+        <w:numPr>
+          <w:ilvl w:val="0"/>
+          <w:numId w:val="16"/>
+        </w:numPr>
+        <w:rPr>
+          <w:lang w:val="pl-PL"/>
+        </w:rPr>
+      </w:pPr>
+      <w:r>
+        <w:rPr>
+          <w:lang w:val="pl-PL"/>
+        </w:rPr>
+        <w:t>System zapisuje harmonogram w bazie danych i aktualizuje statusy przypisanych awizacji,</w:t>
+      </w:r>
+    </w:p>
+    <w:p>
+      <w:pPr>
+        <w:numPr>
+          <w:ilvl w:val="0"/>
+          <w:numId w:val="16"/>
+        </w:numPr>
+        <w:rPr>
+          <w:lang w:val="pl-PL"/>
+        </w:rPr>
+      </w:pPr>
+      <w:r>
+        <w:rPr>
+          <w:lang w:val="pl-PL"/>
+        </w:rPr>
+        <w:t>System informuje o dokonanej operacji i automatycznie wysyła powiadomienia do Kierowców oraz Operatorów o przypisanych oknach czasowych.</w:t>
+      </w:r>
+    </w:p>
+    <w:p>
+      <w:pPr>
+        <w:rPr>
+          <w:lang w:val="pl-PL"/>
+        </w:rPr>
+      </w:pPr>
+      <w:r>
+        <w:rPr>
+          <w:b/>
+          <w:bCs/>
+          <w:lang w:val="pl-PL"/>
+        </w:rPr>
+        <w:t>3. Alternatywne ciągi zdarzeń</w:t>
+      </w:r>
+    </w:p>
+    <w:p>
+      <w:pPr>
+        <w:numPr>
+          <w:ilvl w:val="0"/>
+          <w:numId w:val="17"/>
+        </w:numPr>
+        <w:rPr>
+          <w:lang w:val="pl-PL"/>
+        </w:rPr>
+      </w:pPr>
+      <w:r>
+        <w:rPr>
+          <w:b/>
+          <w:bCs/>
+          <w:lang w:val="pl-PL"/>
+        </w:rPr>
+        <w:t>a) Wystąpienie konfliktów zasobów (np. nakładające się okna czasowe dla tego samego doku):</w:t>
+      </w:r>
+    </w:p>
+    <w:p>
+      <w:pPr>
+        <w:numPr>
+          <w:ilvl w:val="1"/>
+          <w:numId w:val="17"/>
+        </w:numPr>
+        <w:rPr>
+          <w:lang w:val="pl-PL"/>
+        </w:rPr>
+      </w:pPr>
+      <w:r>
+        <w:rPr>
+          <w:lang w:val="pl-PL"/>
+        </w:rPr>
+        <w:t>System oznacza konflikty kolorem czerwonym i sugeruje Koordynatorowi przesunięcie najmniej priorytetowego transportu na inny wolny termin.</w:t>
+      </w:r>
+    </w:p>
+    <w:p>
+      <w:pPr>
+        <w:numPr>
+          <w:ilvl w:val="0"/>
+          <w:numId w:val="17"/>
+        </w:numPr>
+        <w:rPr>
+          <w:lang w:val="pl-PL"/>
+        </w:rPr>
+      </w:pPr>
+      <w:r>
+        <w:rPr>
+          <w:b/>
+          <w:bCs/>
+          <w:lang w:val="pl-PL"/>
+        </w:rPr>
+        <w:t>b) Niedostępność kluczowych zasobów (np. awaria dźwigu lub wyłączenie doku z eksploatacji):</w:t>
+      </w:r>
+    </w:p>
+    <w:p>
+      <w:pPr>
+        <w:numPr>
+          <w:ilvl w:val="1"/>
+          <w:numId w:val="17"/>
+        </w:numPr>
+        <w:rPr>
+          <w:lang w:val="pl-PL"/>
+        </w:rPr>
+      </w:pPr>
+      <w:r>
+        <w:rPr>
+          <w:lang w:val="pl-PL"/>
+        </w:rPr>
+        <w:t>Koordynator wprowadza informację o wyłączeniu zasobu, a system automatycznie przelicza harmonogram, omijając uszkodzoną infrastrukturę.</w:t>
+      </w:r>
+    </w:p>
+    <w:p>
+      <w:pPr>
+        <w:numPr>
+          <w:ilvl w:val="0"/>
+          <w:numId w:val="17"/>
+        </w:numPr>
+        <w:rPr>
+          <w:lang w:val="pl-PL"/>
+        </w:rPr>
+      </w:pPr>
+      <w:r>
+        <w:rPr>
+          <w:b/>
+          <w:bCs/>
+          <w:lang w:val="pl-PL"/>
+        </w:rPr>
+        <w:t>c) Koordynator rezygnuje z zapisu zmian klikając przycisk Anuluj:</w:t>
+      </w:r>
+    </w:p>
+    <w:p>
+      <w:pPr>
+        <w:numPr>
+          <w:ilvl w:val="1"/>
+          <w:numId w:val="17"/>
+        </w:numPr>
+        <w:rPr>
+          <w:lang w:val="pl-PL"/>
+        </w:rPr>
+      </w:pPr>
+      <w:r>
+        <w:rPr>
+          <w:lang w:val="pl-PL"/>
+        </w:rPr>
+        <w:t>System powraca do poprzednio zapisanej wersji harmonogramu bez wprowadzania zmian.</w:t>
+      </w:r>
+    </w:p>
+    <w:p>
+      <w:pPr>
+        <w:rPr>
+          <w:lang w:val="pl-PL"/>
+        </w:rPr>
+      </w:pPr>
+      <w:r>
+        <w:rPr>
+          <w:b/>
+          <w:bCs/>
+          <w:lang w:val="pl-PL"/>
+        </w:rPr>
+        <w:t>4. Zależności czasowe</w:t>
+      </w:r>
+    </w:p>
+    <w:p>
+      <w:pPr>
+        <w:numPr>
+          <w:ilvl w:val="0"/>
+          <w:numId w:val="18"/>
+        </w:numPr>
+        <w:rPr>
+          <w:lang w:val="pl-PL"/>
+        </w:rPr>
+      </w:pPr>
+      <w:r>
+        <w:rPr>
+          <w:b/>
+          <w:bCs/>
+          <w:lang w:val="pl-PL"/>
+        </w:rPr>
+        <w:t>a) Częstotliwość wykonania:</w:t>
+      </w:r>
+      <w:r>
+        <w:rPr>
+          <w:lang w:val="pl-PL"/>
+        </w:rPr>
+        <w:t xml:space="preserve"> 2–3 razy na każdą zmianę roboczą (poranna, popołudniowa, nocna).</w:t>
+      </w:r>
+    </w:p>
+    <w:p>
+      <w:pPr>
+        <w:numPr>
+          <w:ilvl w:val="0"/>
+          <w:numId w:val="18"/>
+        </w:numPr>
+        <w:rPr>
+          <w:lang w:val="pl-PL"/>
+        </w:rPr>
+      </w:pPr>
+      <w:r>
+        <w:rPr>
+          <w:b/>
+          <w:bCs/>
+          <w:lang w:val="pl-PL"/>
+        </w:rPr>
+        <w:t>b) Przewidywane spiętrzenia:</w:t>
+      </w:r>
+      <w:r>
+        <w:rPr>
+          <w:lang w:val="pl-PL"/>
+        </w:rPr>
+        <w:t xml:space="preserve"> tuż przed rozpoczęciem nowej zmiany oraz w przypadku nagłych awarii lub gwałtownych zjawisk pogodowych paraliżujących pracę portu.</w:t>
+      </w:r>
+    </w:p>
+    <w:p>
+      <w:pPr>
+        <w:numPr>
+          <w:ilvl w:val="0"/>
+          <w:numId w:val="18"/>
+        </w:numPr>
+        <w:rPr>
+          <w:lang w:val="pl-PL"/>
+        </w:rPr>
+      </w:pPr>
+      <w:r>
+        <w:rPr>
+          <w:b/>
+          <w:bCs/>
+          <w:lang w:val="pl-PL"/>
+        </w:rPr>
+        <w:t>c) Typowy czas realizacji:</w:t>
+      </w:r>
+      <w:r>
+        <w:rPr>
+          <w:lang w:val="pl-PL"/>
+        </w:rPr>
+        <w:t xml:space="preserve"> ~5–10 min (dzięki wsparciu automatyzacji).</w:t>
+      </w:r>
+    </w:p>
+    <w:p>
+      <w:pPr>
+        <w:numPr>
+          <w:ilvl w:val="0"/>
+          <w:numId w:val="18"/>
+        </w:numPr>
+        <w:rPr>
+          <w:lang w:val="pl-PL"/>
+        </w:rPr>
+      </w:pPr>
+      <w:r>
+        <w:rPr>
+          <w:b/>
+          <w:bCs/>
+          <w:lang w:val="pl-PL"/>
+        </w:rPr>
+        <w:t>d) Maksymalny czas realizacji:</w:t>
+      </w:r>
+      <w:r>
+        <w:rPr>
+          <w:lang w:val="pl-PL"/>
+        </w:rPr>
+        <w:t xml:space="preserve"> ~30 min (w sytuacjach kryzysowych wymagających przebudowania całego planu dnia).</w:t>
+      </w:r>
+    </w:p>
+    <w:p>
+      <w:pPr>
+        <w:rPr>
+          <w:lang w:val="pl-PL"/>
+        </w:rPr>
+      </w:pPr>
+      <w:r>
+        <w:rPr>
+          <w:b/>
+          <w:bCs/>
+          <w:lang w:val="pl-PL"/>
+        </w:rPr>
+        <w:t>5. Wartości uzyskiwane przez aktorów po zakończeniu przypadku użycia</w:t>
+      </w:r>
+    </w:p>
+    <w:p>
+      <w:pPr>
+        <w:numPr>
+          <w:ilvl w:val="0"/>
+          <w:numId w:val="19"/>
+        </w:numPr>
+        <w:rPr>
+          <w:lang w:val="pl-PL"/>
+        </w:rPr>
+      </w:pPr>
+      <w:r>
+        <w:rPr>
+          <w:b/>
+          <w:bCs/>
+          <w:lang w:val="pl-PL"/>
+        </w:rPr>
+        <w:lastRenderedPageBreak/>
+        <w:t>Koordynator:</w:t>
+      </w:r>
+      <w:r>
+        <w:rPr>
+          <w:lang w:val="pl-PL"/>
+        </w:rPr>
+        <w:t xml:space="preserve"> Posiada kompletny, zoptymalizowany plan pracy dla całego portu, co minimalizuje ryzyko zatorów.</w:t>
+      </w:r>
+    </w:p>
+    <w:p>
+      <w:pPr>
+        <w:numPr>
+          <w:ilvl w:val="0"/>
+          <w:numId w:val="19"/>
+        </w:numPr>
+        <w:rPr>
+          <w:lang w:val="pl-PL"/>
+        </w:rPr>
+      </w:pPr>
+      <w:r>
+        <w:rPr>
+          <w:b/>
+          <w:bCs/>
+          <w:lang w:val="pl-PL"/>
+        </w:rPr>
+        <w:t>Kierowca:</w:t>
+      </w:r>
+      <w:r>
+        <w:rPr>
+          <w:lang w:val="pl-PL"/>
+        </w:rPr>
+        <w:t xml:space="preserve"> Otrzymuje precyzyjną informację o godzinie podjazdu pod dok, co skraca czas jego przebywania w porcie (zgodnie z celem redukcji o 30%).</w:t>
+      </w:r>
+    </w:p>
+    <w:p>
+      <w:pPr>
+        <w:numPr>
+          <w:ilvl w:val="0"/>
+          <w:numId w:val="19"/>
+        </w:numPr>
+        <w:rPr>
+          <w:lang w:val="pl-PL"/>
+        </w:rPr>
+      </w:pPr>
+      <w:r>
+        <w:rPr>
+          <w:b/>
+          <w:bCs/>
+          <w:lang w:val="pl-PL"/>
+        </w:rPr>
+        <w:t>Zarząd:</w:t>
+      </w:r>
+      <w:r>
+        <w:rPr>
+          <w:lang w:val="pl-PL"/>
+        </w:rPr>
+        <w:t xml:space="preserve"> Otrzymuje dane o planowanej przepustowości.</w:t>
+      </w:r>
+    </w:p>
+    <w:p>
+      <w:pPr>
+        <w:rPr>
+          <w:lang w:val="pl-PL"/>
+        </w:rPr>
+      </w:pPr>
+    </w:p>
+    <w:p>
+      <w:pPr>
+        <w:rPr>
+          <w:lang w:val="pl-PL"/>
+        </w:rPr>
+      </w:pPr>
+      <w:r>
+        <w:rPr>
+          <w:lang w:val="pl-PL"/>
+        </w:rPr>
+        <w:t xml:space="preserve">To do kompletu weźmy coś dla </w:t>
+      </w:r>
+      <w:r>
+        <w:rPr>
+          <w:b/>
+          <w:bCs/>
+          <w:lang w:val="pl-PL"/>
+        </w:rPr>
+        <w:t>Zarządu</w:t>
+      </w:r>
+      <w:r>
+        <w:rPr>
+          <w:lang w:val="pl-PL"/>
+        </w:rPr>
+        <w:t>, bo ich rola w systemie PORT-LOG jest kluczowa dla planowania strategicznego (czyli punkt 5 Twojego opisu – wsparcie decyzji zarządczych).</w:t>
+      </w:r>
+    </w:p>
+    <w:p>
+      <w:pPr>
+        <w:rPr>
+          <w:lang w:val="pl-PL"/>
+        </w:rPr>
+      </w:pPr>
+      <w:r>
+        <w:rPr>
+          <w:lang w:val="pl-PL"/>
+        </w:rPr>
+        <w:t xml:space="preserve">Oto opis przypadku użycia </w:t>
+      </w:r>
+      <w:r>
+        <w:rPr>
+          <w:b/>
+          <w:bCs/>
+          <w:lang w:val="pl-PL"/>
+        </w:rPr>
+        <w:t>„Generowanie raportów i statystyk”</w:t>
+      </w:r>
+      <w:r>
+        <w:rPr>
+          <w:lang w:val="pl-PL"/>
+        </w:rPr>
+        <w:t>, rozpisany dokładnie według Twojego wzoru:</w:t>
+      </w:r>
+    </w:p>
+    <w:p>
+      <w:pPr>
+        <w:rPr>
+          <w:lang w:val="pl-PL"/>
+        </w:rPr>
+      </w:pPr>
+      <w:r>
+        <w:rPr>
+          <w:lang w:val="pl-PL"/>
+        </w:rPr>
+        <w:pict w14:anchorId="3D2C82B1">
+          <v:rect id="_x0000_i1070" style="width:0;height:1.5pt" o:hralign="center" o:hrstd="t" o:hr="t" fillcolor="#a0a0a0" stroked="f"/>
+        </w:pict>
+      </w:r>
+    </w:p>
+    <w:p>
+      <w:pPr>
+        <w:rPr>
+          <w:b/>
+          <w:bCs/>
+          <w:lang w:val="pl-PL"/>
+        </w:rPr>
+      </w:pPr>
+      <w:r>
+        <w:rPr>
+          <w:b/>
+          <w:bCs/>
+          <w:lang w:val="pl-PL"/>
+        </w:rPr>
+        <w:t>Opis przypadku użycia: „Generowanie raportów i statystyk”</w:t>
+      </w:r>
+    </w:p>
+    <w:p>
+      <w:pPr>
+        <w:rPr>
+          <w:lang w:val="pl-PL"/>
+        </w:rPr>
+      </w:pPr>
+      <w:r>
+        <w:rPr>
+          <w:b/>
+          <w:bCs/>
+          <w:lang w:val="pl-PL"/>
+        </w:rPr>
+        <w:t>1. Uczestniczący aktorzy</w:t>
+      </w:r>
+    </w:p>
+    <w:p>
+      <w:pPr>
+        <w:numPr>
+          <w:ilvl w:val="0"/>
+          <w:numId w:val="20"/>
+        </w:numPr>
+        <w:rPr>
+          <w:lang w:val="pl-PL"/>
+        </w:rPr>
+      </w:pPr>
+      <w:r>
+        <w:rPr>
+          <w:b/>
+          <w:bCs/>
+          <w:lang w:val="pl-PL"/>
+        </w:rPr>
+        <w:t>Zarząd</w:t>
+      </w:r>
+    </w:p>
+    <w:p>
+      <w:pPr>
+        <w:rPr>
+          <w:lang w:val="pl-PL"/>
+        </w:rPr>
+      </w:pPr>
+      <w:r>
+        <w:rPr>
+          <w:b/>
+          <w:bCs/>
+          <w:lang w:val="pl-PL"/>
+        </w:rPr>
+        <w:t>2. Podstawowy ciąg zdarzeń</w:t>
+      </w:r>
+    </w:p>
+    <w:p>
+      <w:pPr>
+        <w:numPr>
+          <w:ilvl w:val="0"/>
+          <w:numId w:val="21"/>
+        </w:numPr>
+        <w:rPr>
+          <w:lang w:val="pl-PL"/>
+        </w:rPr>
+      </w:pPr>
+      <w:r>
+        <w:rPr>
+          <w:lang w:val="pl-PL"/>
+        </w:rPr>
+        <w:t>System wyświetla panel z dostępnymi modułami analitycznymi,</w:t>
+      </w:r>
+    </w:p>
+    <w:p>
+      <w:pPr>
+        <w:numPr>
+          <w:ilvl w:val="0"/>
+          <w:numId w:val="21"/>
+        </w:numPr>
+        <w:rPr>
+          <w:lang w:val="pl-PL"/>
+        </w:rPr>
+      </w:pPr>
+      <w:r>
+        <w:rPr>
+          <w:b/>
+          <w:bCs/>
+          <w:lang w:val="pl-PL"/>
+        </w:rPr>
+        <w:t>Zarząd</w:t>
+      </w:r>
+      <w:r>
+        <w:rPr>
+          <w:lang w:val="pl-PL"/>
+        </w:rPr>
+        <w:t xml:space="preserve"> wybiera rodzaj raportu (np. raport przepustowości portu, raport obłożenia magazynów lub raport efektywności czasu pracy doków),</w:t>
+      </w:r>
+    </w:p>
+    <w:p>
+      <w:pPr>
+        <w:numPr>
+          <w:ilvl w:val="0"/>
+          <w:numId w:val="21"/>
+        </w:numPr>
+        <w:rPr>
+          <w:lang w:val="pl-PL"/>
+        </w:rPr>
+      </w:pPr>
+      <w:r>
+        <w:rPr>
+          <w:b/>
+          <w:bCs/>
+          <w:lang w:val="pl-PL"/>
+        </w:rPr>
+        <w:t>Zarząd</w:t>
+      </w:r>
+      <w:r>
+        <w:rPr>
+          <w:lang w:val="pl-PL"/>
+        </w:rPr>
+        <w:t xml:space="preserve"> określa ramy czasowe (np. ostatni miesiąc, kwartał lub rok) oraz wybiera format wyjściowy (PDF, XLSX lub interaktywny wykres),</w:t>
+      </w:r>
+    </w:p>
+    <w:p>
+      <w:pPr>
+        <w:numPr>
+          <w:ilvl w:val="0"/>
+          <w:numId w:val="21"/>
+        </w:numPr>
+        <w:rPr>
+          <w:lang w:val="pl-PL"/>
+        </w:rPr>
+      </w:pPr>
+      <w:r>
+        <w:rPr>
+          <w:lang w:val="pl-PL"/>
+        </w:rPr>
+        <w:t xml:space="preserve">System wywołuje przypadek użycia </w:t>
+      </w:r>
+      <w:r>
+        <w:rPr>
+          <w:b/>
+          <w:bCs/>
+          <w:lang w:val="pl-PL"/>
+        </w:rPr>
+        <w:t>„Analiza statystyk”</w:t>
+      </w:r>
+      <w:r>
+        <w:rPr>
+          <w:lang w:val="pl-PL"/>
+        </w:rPr>
+        <w:t xml:space="preserve"> (przetwarzanie danych historycznych z bazy danych),</w:t>
+      </w:r>
+    </w:p>
+    <w:p>
+      <w:pPr>
+        <w:numPr>
+          <w:ilvl w:val="0"/>
+          <w:numId w:val="21"/>
+        </w:numPr>
+        <w:rPr>
+          <w:lang w:val="pl-PL"/>
+        </w:rPr>
+      </w:pPr>
+      <w:r>
+        <w:rPr>
+          <w:lang w:val="pl-PL"/>
+        </w:rPr>
+        <w:t>System generuje wizualizację danych w formie wykresów i tabel,</w:t>
+      </w:r>
+    </w:p>
+    <w:p>
+      <w:pPr>
+        <w:numPr>
+          <w:ilvl w:val="0"/>
+          <w:numId w:val="21"/>
+        </w:numPr>
+        <w:rPr>
+          <w:lang w:val="pl-PL"/>
+        </w:rPr>
+      </w:pPr>
+      <w:r>
+        <w:rPr>
+          <w:b/>
+          <w:bCs/>
+          <w:lang w:val="pl-PL"/>
+        </w:rPr>
+        <w:t>Zarząd</w:t>
+      </w:r>
+      <w:r>
+        <w:rPr>
+          <w:lang w:val="pl-PL"/>
+        </w:rPr>
+        <w:t xml:space="preserve"> zatwierdza eksport danych do pliku,</w:t>
+      </w:r>
+    </w:p>
+    <w:p>
+      <w:pPr>
+        <w:numPr>
+          <w:ilvl w:val="0"/>
+          <w:numId w:val="21"/>
+        </w:numPr>
+        <w:rPr>
+          <w:lang w:val="pl-PL"/>
+        </w:rPr>
+      </w:pPr>
+      <w:r>
+        <w:rPr>
+          <w:lang w:val="pl-PL"/>
+        </w:rPr>
+        <w:t>System zapisuje kopię raportu w archiwum raportów okresowych,</w:t>
+      </w:r>
+    </w:p>
+    <w:p>
+      <w:pPr>
+        <w:numPr>
+          <w:ilvl w:val="0"/>
+          <w:numId w:val="21"/>
+        </w:numPr>
+        <w:rPr>
+          <w:lang w:val="pl-PL"/>
+        </w:rPr>
+      </w:pPr>
+      <w:r>
+        <w:rPr>
+          <w:lang w:val="pl-PL"/>
+        </w:rPr>
+        <w:t>System udostępnia plik do pobrania i wyświetla podsumowanie kluczowych wskaźników KPI.</w:t>
+      </w:r>
+    </w:p>
+    <w:p>
+      <w:pPr>
+        <w:rPr>
+          <w:lang w:val="pl-PL"/>
+        </w:rPr>
+      </w:pPr>
+      <w:r>
+        <w:rPr>
+          <w:b/>
+          <w:bCs/>
+          <w:lang w:val="pl-PL"/>
+        </w:rPr>
+        <w:t>3. Alternatywne ciągi zdarzeń</w:t>
+      </w:r>
+    </w:p>
+    <w:p>
+      <w:pPr>
+        <w:numPr>
+          <w:ilvl w:val="0"/>
+          <w:numId w:val="22"/>
+        </w:numPr>
+        <w:rPr>
+          <w:lang w:val="pl-PL"/>
+        </w:rPr>
+      </w:pPr>
+      <w:r>
+        <w:rPr>
+          <w:b/>
+          <w:bCs/>
+          <w:lang w:val="pl-PL"/>
+        </w:rPr>
+        <w:t>a) Brak wystarczającej ilości danych w wybranym okresie (np. wybranie dat z przyszłości):</w:t>
+      </w:r>
+    </w:p>
+    <w:p>
+      <w:pPr>
+        <w:numPr>
+          <w:ilvl w:val="1"/>
+          <w:numId w:val="22"/>
+        </w:numPr>
+        <w:rPr>
+          <w:lang w:val="pl-PL"/>
+        </w:rPr>
+      </w:pPr>
+      <w:r>
+        <w:rPr>
+          <w:lang w:val="pl-PL"/>
+        </w:rPr>
+        <w:t>System wyświetla komunikat informujący o braku danych dla podanego zakresu i sugeruje zmianę parametrów zapytania.</w:t>
+      </w:r>
+    </w:p>
+    <w:p>
+      <w:pPr>
+        <w:numPr>
+          <w:ilvl w:val="0"/>
+          <w:numId w:val="22"/>
+        </w:numPr>
+        <w:rPr>
+          <w:lang w:val="pl-PL"/>
+        </w:rPr>
+      </w:pPr>
+      <w:r>
+        <w:rPr>
+          <w:b/>
+          <w:bCs/>
+          <w:lang w:val="pl-PL"/>
+        </w:rPr>
+        <w:t>b) Awaria modułu analitycznego (przeciążenie bazy danych):</w:t>
+      </w:r>
+    </w:p>
+    <w:p>
+      <w:pPr>
+        <w:numPr>
+          <w:ilvl w:val="1"/>
+          <w:numId w:val="22"/>
+        </w:numPr>
+        <w:rPr>
+          <w:lang w:val="pl-PL"/>
+        </w:rPr>
+      </w:pPr>
+      <w:r>
+        <w:rPr>
+          <w:lang w:val="pl-PL"/>
+        </w:rPr>
+        <w:t>System informuje o wydłużonym czasie oczekiwania na raport i oferuje wysłanie gotowego zestawienia na adres e-mail w momencie jego wygenerowania.</w:t>
+      </w:r>
+    </w:p>
+    <w:p>
+      <w:pPr>
+        <w:numPr>
+          <w:ilvl w:val="0"/>
+          <w:numId w:val="22"/>
+        </w:numPr>
+        <w:rPr>
+          <w:lang w:val="pl-PL"/>
+        </w:rPr>
+      </w:pPr>
+      <w:r>
+        <w:rPr>
+          <w:b/>
+          <w:bCs/>
+          <w:lang w:val="pl-PL"/>
+        </w:rPr>
+        <w:t>c) Rezygnacja z generowania raportu:</w:t>
+      </w:r>
+    </w:p>
+    <w:p>
+      <w:pPr>
+        <w:numPr>
+          <w:ilvl w:val="1"/>
+          <w:numId w:val="22"/>
+        </w:numPr>
+        <w:rPr>
+          <w:lang w:val="pl-PL"/>
+        </w:rPr>
+      </w:pPr>
+      <w:r>
+        <w:rPr>
+          <w:b/>
+          <w:bCs/>
+          <w:lang w:val="pl-PL"/>
+        </w:rPr>
+        <w:t>Zarząd</w:t>
+      </w:r>
+      <w:r>
+        <w:rPr>
+          <w:lang w:val="pl-PL"/>
+        </w:rPr>
+        <w:t xml:space="preserve"> klika przycisk „Powrót”, a system wraca do głównego menu panelu bez obciążania zasobów bazy danych.</w:t>
+      </w:r>
+    </w:p>
+    <w:p>
+      <w:pPr>
+        <w:rPr>
+          <w:lang w:val="pl-PL"/>
+        </w:rPr>
+      </w:pPr>
+      <w:r>
+        <w:rPr>
+          <w:b/>
+          <w:bCs/>
+          <w:lang w:val="pl-PL"/>
+        </w:rPr>
+        <w:t>4. Zależności czasowe</w:t>
+      </w:r>
+    </w:p>
+    <w:p>
+      <w:pPr>
+        <w:numPr>
+          <w:ilvl w:val="0"/>
+          <w:numId w:val="23"/>
+        </w:numPr>
+        <w:rPr>
+          <w:lang w:val="pl-PL"/>
+        </w:rPr>
+      </w:pPr>
+      <w:r>
+        <w:rPr>
+          <w:b/>
+          <w:bCs/>
+          <w:lang w:val="pl-PL"/>
+        </w:rPr>
+        <w:t>a) Częstotliwość wykonania:</w:t>
+      </w:r>
+      <w:r>
+        <w:rPr>
+          <w:lang w:val="pl-PL"/>
+        </w:rPr>
+        <w:t xml:space="preserve"> ~1–4 razy w miesiącu (podsumowania okresowe).</w:t>
+      </w:r>
+    </w:p>
+    <w:p>
+      <w:pPr>
+        <w:numPr>
+          <w:ilvl w:val="0"/>
+          <w:numId w:val="23"/>
+        </w:numPr>
+        <w:rPr>
+          <w:lang w:val="pl-PL"/>
+        </w:rPr>
+      </w:pPr>
+      <w:r>
+        <w:rPr>
+          <w:b/>
+          <w:bCs/>
+          <w:lang w:val="pl-PL"/>
+        </w:rPr>
+        <w:t>b) Przewidywane spiętrzenia:</w:t>
+      </w:r>
+      <w:r>
+        <w:rPr>
+          <w:lang w:val="pl-PL"/>
+        </w:rPr>
+        <w:t xml:space="preserve"> koniec miesiąca kalendarzowego, koniec roku fiskalnego oraz przed spotkaniami rady nadzorczej.</w:t>
+      </w:r>
+    </w:p>
+    <w:p>
+      <w:pPr>
+        <w:numPr>
+          <w:ilvl w:val="0"/>
+          <w:numId w:val="23"/>
+        </w:numPr>
+        <w:rPr>
+          <w:lang w:val="pl-PL"/>
+        </w:rPr>
+      </w:pPr>
+      <w:r>
+        <w:rPr>
+          <w:b/>
+          <w:bCs/>
+          <w:lang w:val="pl-PL"/>
+        </w:rPr>
+        <w:t>c) Typowy czas realizacji:</w:t>
+      </w:r>
+      <w:r>
+        <w:rPr>
+          <w:lang w:val="pl-PL"/>
+        </w:rPr>
+        <w:t xml:space="preserve"> ~10–30 sekund (zależnie od skomplikowania zapytania).</w:t>
+      </w:r>
+    </w:p>
+    <w:p>
+      <w:pPr>
+        <w:numPr>
+          <w:ilvl w:val="0"/>
+          <w:numId w:val="23"/>
+        </w:numPr>
+        <w:rPr>
+          <w:lang w:val="pl-PL"/>
+        </w:rPr>
+      </w:pPr>
+      <w:r>
+        <w:rPr>
+          <w:b/>
+          <w:bCs/>
+          <w:lang w:val="pl-PL"/>
+        </w:rPr>
+        <w:t>d) Maksymalny czas realizacji:</w:t>
+      </w:r>
+      <w:r>
+        <w:rPr>
+          <w:lang w:val="pl-PL"/>
+        </w:rPr>
+        <w:t xml:space="preserve"> ~3 minuty (przy generowaniu wieloletnich raportów porównawczych Big Data).</w:t>
+      </w:r>
+    </w:p>
+    <w:p>
+      <w:pPr>
+        <w:rPr>
+          <w:lang w:val="pl-PL"/>
+        </w:rPr>
+      </w:pPr>
+      <w:r>
+        <w:rPr>
+          <w:b/>
+          <w:bCs/>
+          <w:lang w:val="pl-PL"/>
+        </w:rPr>
+        <w:t>5. Wartości uzyskiwane przez aktorów po zakończeniu przypadku użycia</w:t>
+      </w:r>
+    </w:p>
+    <w:p>
+      <w:pPr>
+        <w:numPr>
+          <w:ilvl w:val="0"/>
+          <w:numId w:val="24"/>
+        </w:numPr>
+        <w:rPr>
+          <w:lang w:val="pl-PL"/>
+        </w:rPr>
+      </w:pPr>
+      <w:r>
+        <w:rPr>
+          <w:b/>
+          <w:bCs/>
+          <w:lang w:val="pl-PL"/>
+        </w:rPr>
+        <w:lastRenderedPageBreak/>
+        <w:t>Zarząd:</w:t>
+      </w:r>
+      <w:r>
+        <w:rPr>
+          <w:lang w:val="pl-PL"/>
+        </w:rPr>
+        <w:t xml:space="preserve"> Otrzymuje twarde dane analityczne, które pozwalają ocenić, czy cele (np. wzrost wykorzystania magazynu o 15 p.p.) zostały osiągnięte.</w:t>
+      </w:r>
+    </w:p>
+    <w:p>
+      <w:pPr>
+        <w:rPr>
+          <w:lang w:val="pl-PL"/>
+        </w:rPr>
+      </w:pPr>
+    </w:p>
+    <w:p/>
+    <w:p>
+      <w:pPr>
+        <w:pStyle w:val="Heading1"/>
+        <w:numPr>
+          <w:ilvl w:val="0"/>
+          <w:numId w:val="7"/>
+        </w:numPr>
+      </w:pPr>
+      <w:bookmarkStart w:id="10" w:name="_v3eil49isd3l" w:colFirst="0" w:colLast="0"/>
+      <w:bookmarkEnd w:id="10"/>
+      <w:r>
+        <w:t>Perspektywa projektowa</w:t>
+      </w:r>
+      <w:r>
+        <w:pict w14:anchorId="35F127E0">
+          <v:rect id="_x0000_i1030" style="width:0;height:1.5pt" o:hralign="center" o:hrstd="t" o:hr="t" fillcolor="#a0a0a0" stroked="f"/>
+        </w:pict>
+      </w:r>
+    </w:p>
+    <w:p>
+      <w:pPr>
+        <w:pStyle w:val="Heading1"/>
+        <w:spacing w:before="0" w:after="0"/>
+        <w:ind w:left="360"/>
+        <w:textAlignment w:val="baseline"/>
+        <w:rPr>
           <w:color w:val="000000"/>
-          <w:sz w:val="22"/>
-          <w:szCs w:val="22"/>
-        </w:rPr>
-        <w:t>Rysunek 1.Kto obsługuje:</w:t>
-      </w:r>
-      <w:r>
-        <w:rPr>
-          <w:rFonts w:ascii="Arial" w:hAnsi="Arial" w:cs="Arial"/>
+        </w:rPr>
+      </w:pPr>
+      <w:r>
+        <w:rPr>
           <w:color w:val="000000"/>
-          <w:sz w:val="22"/>
-          <w:szCs w:val="22"/>
-        </w:rPr>
-        <w:t xml:space="preserve"> </w:t>
-      </w:r>
-      <w:r>
-        <w:rPr>
-          <w:rFonts w:ascii="Arial" w:hAnsi="Arial" w:cs="Arial"/>
-          <w:b/>
-          <w:bCs/>
-          <w:color w:val="000000"/>
-          <w:sz w:val="22"/>
-          <w:szCs w:val="22"/>
-        </w:rPr>
-        <w:t>Zarząd portu</w:t>
-      </w:r>
-    </w:p>
-    <w:p>
-      <w:pPr>
-        <w:pStyle w:val="NormalWeb"/>
-        <w:spacing w:before="0" w:beforeAutospacing="0" w:after="0" w:afterAutospacing="0"/>
-      </w:pPr>
-      <w:r>
-        <w:rPr>
-          <w:rFonts w:ascii="Arial" w:hAnsi="Arial" w:cs="Arial"/>
-          <w:b/>
-          <w:bCs/>
-          <w:color w:val="000000"/>
-          <w:sz w:val="22"/>
-          <w:szCs w:val="22"/>
-        </w:rPr>
-        <w:t>Do czego służy:</w:t>
-      </w:r>
-      <w:r>
-        <w:rPr>
-          <w:rFonts w:ascii="Arial" w:hAnsi="Arial" w:cs="Arial"/>
-          <w:color w:val="000000"/>
-          <w:sz w:val="22"/>
-          <w:szCs w:val="22"/>
-        </w:rPr>
-        <w:t xml:space="preserve"> Do strategicznej oceny pracy portu. Zamiast pojedynczych przesyłek, zarząd widzi dane zagregowane: całkowitą przepustowość, średni czas operacji czy procentowe wykorzystanie doków.</w:t>
-      </w:r>
-    </w:p>
-    <w:p>
-      <w:pPr>
-        <w:pStyle w:val="NormalWeb"/>
-        <w:spacing w:before="0" w:beforeAutospacing="0" w:after="0" w:afterAutospacing="0"/>
-      </w:pPr>
-      <w:r>
-        <w:rPr>
-          <w:rFonts w:ascii="Arial" w:hAnsi="Arial" w:cs="Arial"/>
-          <w:b/>
-          <w:bCs/>
-          <w:color w:val="000000"/>
-          <w:sz w:val="22"/>
-          <w:szCs w:val="22"/>
-        </w:rPr>
-        <w:t>Kluczowa funkcja:</w:t>
-      </w:r>
-      <w:r>
-        <w:rPr>
-          <w:rFonts w:ascii="Arial" w:hAnsi="Arial" w:cs="Arial"/>
-          <w:color w:val="000000"/>
-          <w:sz w:val="22"/>
-          <w:szCs w:val="22"/>
-        </w:rPr>
-        <w:t xml:space="preserve"> Przycisk "Generuj raport" oraz wizualizacja trendów (wykres tygodniowy). To narzędzie do optymalizacji kosztów i planowania inwestycji w infrastrukturę.</w:t>
-      </w:r>
-    </w:p>
-    <w:p>
-      <w:pPr>
-        <w:spacing w:after="240"/>
-      </w:pPr>
+        </w:rPr>
+        <w:pict w14:anchorId="4A3036C2">
+          <v:rect id="_x0000_i1031" style="width:0;height:1.5pt" o:hralign="center" o:hrstd="t" o:hr="t" fillcolor="#a0a0a0" stroked="f"/>
+        </w:pict>
+      </w:r>
     </w:p>
     <w:p>
       <w:pPr>
@@ -1404,12 +3474,11 @@
           <w:szCs w:val="22"/>
           <w:bdr w:val="none" w:sz="0" w:space="0" w:color="auto" w:frame="1"/>
         </w:rPr>
-        <w:lastRenderedPageBreak/>
         <w:drawing>
-          <wp:inline distT="0" distB="0" distL="0" distR="0" wp14:anchorId="543C5549" wp14:editId="6FE084B5">
+          <wp:inline distT="0" distB="0" distL="0" distR="0" wp14:anchorId="36B18B5E" wp14:editId="134FF490">
             <wp:extent cx="5733415" cy="3223260"/>
             <wp:effectExtent l="0" t="0" r="635" b="0"/>
-            <wp:docPr id="881652685" name="Picture 5"/>
+            <wp:docPr id="7050946" name="Picture 6"/>
             <wp:cNvGraphicFramePr>
               <a:graphicFrameLocks xmlns:a="http://schemas.openxmlformats.org/drawingml/2006/main" noChangeAspect="1"/>
             </wp:cNvGraphicFramePr>
@@ -1417,7 +3486,7 @@
               <a:graphicData uri="http://schemas.openxmlformats.org/drawingml/2006/picture">
                 <pic:pic xmlns:pic="http://schemas.openxmlformats.org/drawingml/2006/picture">
                   <pic:nvPicPr>
-                    <pic:cNvPr id="0" name="Picture 14"/>
+                    <pic:cNvPr id="0" name="Picture 13"/>
                     <pic:cNvPicPr>
                       <a:picLocks noChangeAspect="1" noChangeArrowheads="1"/>
                     </pic:cNvPicPr>
@@ -1469,7 +3538,7 @@
           <w:sz w:val="22"/>
           <w:szCs w:val="22"/>
         </w:rPr>
-        <w:t>Rysunek 2. Kto obsługuje:</w:t>
+        <w:t>Rysunek 1.Kto obsługuje:</w:t>
       </w:r>
       <w:r>
         <w:rPr>
@@ -1489,7 +3558,7 @@
           <w:sz w:val="22"/>
           <w:szCs w:val="22"/>
         </w:rPr>
-        <w:t>Koordynator portu</w:t>
+        <w:t>Zarząd portu</w:t>
       </w:r>
     </w:p>
     <w:p>
@@ -1515,7 +3584,7 @@
           <w:sz w:val="22"/>
           <w:szCs w:val="22"/>
         </w:rPr>
-        <w:t xml:space="preserve"> To "centrum dowodzenia" procesem przeładunku w czasie rzeczywistym. Koordynator widzi listę aktywnych operacji, wie, który ładunek trafił do którego magazynu i jaki sprzęt został do niego przypisany.</w:t>
+        <w:t xml:space="preserve"> Do strategicznej oceny pracy portu. Zamiast pojedynczych przesyłek, zarząd widzi dane zagregowane: całkowitą przepustowość, średni czas operacji czy procentowe wykorzystanie doków.</w:t>
       </w:r>
     </w:p>
     <w:p>
@@ -1541,7 +3610,7 @@
           <w:sz w:val="22"/>
           <w:szCs w:val="22"/>
         </w:rPr>
-        <w:t xml:space="preserve"> Monitorowanie statusów (Rozładunek, Wydano, Oczekuje). Pozwala szybko reagować na zatory lub awarie sprzętu.</w:t>
+        <w:t xml:space="preserve"> Przycisk "Generuj raport" oraz wizualizacja trendów (wykres tygodniowy). To narzędzie do optymalizacji kosztów i planowania inwestycji w infrastrukturę.</w:t>
       </w:r>
     </w:p>
     <w:p>
@@ -1563,11 +3632,12 @@
           <w:szCs w:val="22"/>
           <w:bdr w:val="none" w:sz="0" w:space="0" w:color="auto" w:frame="1"/>
         </w:rPr>
+        <w:lastRenderedPageBreak/>
         <w:drawing>
-          <wp:inline distT="0" distB="0" distL="0" distR="0" wp14:anchorId="29A0BDF1" wp14:editId="4F4A4908">
+          <wp:inline distT="0" distB="0" distL="0" distR="0" wp14:anchorId="543C5549" wp14:editId="6FE084B5">
             <wp:extent cx="5733415" cy="3223260"/>
             <wp:effectExtent l="0" t="0" r="635" b="0"/>
-            <wp:docPr id="1103590862" name="Picture 4"/>
+            <wp:docPr id="881652685" name="Picture 5"/>
             <wp:cNvGraphicFramePr>
               <a:graphicFrameLocks xmlns:a="http://schemas.openxmlformats.org/drawingml/2006/main" noChangeAspect="1"/>
             </wp:cNvGraphicFramePr>
@@ -1575,7 +3645,7 @@
               <a:graphicData uri="http://schemas.openxmlformats.org/drawingml/2006/picture">
                 <pic:pic xmlns:pic="http://schemas.openxmlformats.org/drawingml/2006/picture">
                   <pic:nvPicPr>
-                    <pic:cNvPr id="0" name="Picture 15"/>
+                    <pic:cNvPr id="0" name="Picture 14"/>
                     <pic:cNvPicPr>
                       <a:picLocks noChangeAspect="1" noChangeArrowheads="1"/>
                     </pic:cNvPicPr>
@@ -1627,7 +3697,7 @@
           <w:sz w:val="22"/>
           <w:szCs w:val="22"/>
         </w:rPr>
-        <w:t>Rysunek 3. Kto obsługuje:</w:t>
+        <w:t>Rysunek 2. Kto obsługuje:</w:t>
       </w:r>
       <w:r>
         <w:rPr>
@@ -1647,7 +3717,7 @@
           <w:sz w:val="22"/>
           <w:szCs w:val="22"/>
         </w:rPr>
-        <w:t>Operator portu</w:t>
+        <w:t>Koordynator portu</w:t>
       </w:r>
     </w:p>
     <w:p>
@@ -1673,7 +3743,7 @@
           <w:sz w:val="22"/>
           <w:szCs w:val="22"/>
         </w:rPr>
-        <w:t xml:space="preserve"> To etap formalnej rejestracji i weryfikacji. Operator uzupełnia dane techniczne (dokładne gabaryty, wagę z wagi najazdowej) i przypisuje ładunek do konkretnej kategorii (np. Kontener).</w:t>
+        <w:t xml:space="preserve"> To "centrum dowodzenia" procesem przeładunku w czasie rzeczywistym. Koordynator widzi listę aktywnych operacji, wie, który ładunek trafił do którego magazynu i jaki sprzęt został do niego przypisany.</w:t>
       </w:r>
     </w:p>
     <w:p>
@@ -1699,27 +3769,7 @@
           <w:sz w:val="22"/>
           <w:szCs w:val="22"/>
         </w:rPr>
-        <w:t xml:space="preserve"> Generowanie unikalnego numeru seryjnego oraz </w:t>
-      </w:r>
-      <w:r>
-        <w:rPr>
-          <w:rFonts w:ascii="Arial" w:hAnsi="Arial" w:cs="Arial"/>
-          <w:b/>
-          <w:bCs/>
-          <w:color w:val="000000"/>
-          <w:sz w:val="22"/>
-          <w:szCs w:val="22"/>
-        </w:rPr>
-        <w:t>cyfrowej karty załadunkowej</w:t>
-      </w:r>
-      <w:r>
-        <w:rPr>
-          <w:rFonts w:ascii="Arial" w:hAnsi="Arial" w:cs="Arial"/>
-          <w:color w:val="000000"/>
-          <w:sz w:val="22"/>
-          <w:szCs w:val="22"/>
-        </w:rPr>
-        <w:t>, która jest podstawą do dalszych działań wewnątrz portu.</w:t>
+        <w:t xml:space="preserve"> Monitorowanie statusów (Rozładunek, Wydano, Oczekuje). Pozwala szybko reagować na zatory lub awarie sprzętu.</w:t>
       </w:r>
     </w:p>
     <w:p>
@@ -1742,10 +3792,10 @@
           <w:bdr w:val="none" w:sz="0" w:space="0" w:color="auto" w:frame="1"/>
         </w:rPr>
         <w:drawing>
-          <wp:inline distT="0" distB="0" distL="0" distR="0" wp14:anchorId="16A39A06" wp14:editId="37338A38">
+          <wp:inline distT="0" distB="0" distL="0" distR="0" wp14:anchorId="29A0BDF1" wp14:editId="4F4A4908">
             <wp:extent cx="5733415" cy="3223260"/>
             <wp:effectExtent l="0" t="0" r="635" b="0"/>
-            <wp:docPr id="782792190" name="Picture 3"/>
+            <wp:docPr id="1103590862" name="Picture 4"/>
             <wp:cNvGraphicFramePr>
               <a:graphicFrameLocks xmlns:a="http://schemas.openxmlformats.org/drawingml/2006/main" noChangeAspect="1"/>
             </wp:cNvGraphicFramePr>
@@ -1753,7 +3803,7 @@
               <a:graphicData uri="http://schemas.openxmlformats.org/drawingml/2006/picture">
                 <pic:pic xmlns:pic="http://schemas.openxmlformats.org/drawingml/2006/picture">
                   <pic:nvPicPr>
-                    <pic:cNvPr id="0" name="Picture 16"/>
+                    <pic:cNvPr id="0" name="Picture 15"/>
                     <pic:cNvPicPr>
                       <a:picLocks noChangeAspect="1" noChangeArrowheads="1"/>
                     </pic:cNvPicPr>
@@ -1805,6 +3855,184 @@
           <w:sz w:val="22"/>
           <w:szCs w:val="22"/>
         </w:rPr>
+        <w:t>Rysunek 3. Kto obsługuje:</w:t>
+      </w:r>
+      <w:r>
+        <w:rPr>
+          <w:rFonts w:ascii="Arial" w:hAnsi="Arial" w:cs="Arial"/>
+          <w:color w:val="000000"/>
+          <w:sz w:val="22"/>
+          <w:szCs w:val="22"/>
+        </w:rPr>
+        <w:t xml:space="preserve"> </w:t>
+      </w:r>
+      <w:r>
+        <w:rPr>
+          <w:rFonts w:ascii="Arial" w:hAnsi="Arial" w:cs="Arial"/>
+          <w:b/>
+          <w:bCs/>
+          <w:color w:val="000000"/>
+          <w:sz w:val="22"/>
+          <w:szCs w:val="22"/>
+        </w:rPr>
+        <w:t>Operator portu</w:t>
+      </w:r>
+    </w:p>
+    <w:p>
+      <w:pPr>
+        <w:pStyle w:val="NormalWeb"/>
+        <w:spacing w:before="0" w:beforeAutospacing="0" w:after="0" w:afterAutospacing="0"/>
+      </w:pPr>
+      <w:r>
+        <w:rPr>
+          <w:rFonts w:ascii="Arial" w:hAnsi="Arial" w:cs="Arial"/>
+          <w:b/>
+          <w:bCs/>
+          <w:color w:val="000000"/>
+          <w:sz w:val="22"/>
+          <w:szCs w:val="22"/>
+        </w:rPr>
+        <w:t>Do czego służy:</w:t>
+      </w:r>
+      <w:r>
+        <w:rPr>
+          <w:rFonts w:ascii="Arial" w:hAnsi="Arial" w:cs="Arial"/>
+          <w:color w:val="000000"/>
+          <w:sz w:val="22"/>
+          <w:szCs w:val="22"/>
+        </w:rPr>
+        <w:t xml:space="preserve"> To etap formalnej rejestracji i weryfikacji. Operator uzupełnia dane techniczne (dokładne gabaryty, wagę z wagi najazdowej) i przypisuje ładunek do konkretnej kategorii (np. Kontener).</w:t>
+      </w:r>
+    </w:p>
+    <w:p>
+      <w:pPr>
+        <w:pStyle w:val="NormalWeb"/>
+        <w:spacing w:before="0" w:beforeAutospacing="0" w:after="0" w:afterAutospacing="0"/>
+      </w:pPr>
+      <w:r>
+        <w:rPr>
+          <w:rFonts w:ascii="Arial" w:hAnsi="Arial" w:cs="Arial"/>
+          <w:b/>
+          <w:bCs/>
+          <w:color w:val="000000"/>
+          <w:sz w:val="22"/>
+          <w:szCs w:val="22"/>
+        </w:rPr>
+        <w:t>Kluczowa funkcja:</w:t>
+      </w:r>
+      <w:r>
+        <w:rPr>
+          <w:rFonts w:ascii="Arial" w:hAnsi="Arial" w:cs="Arial"/>
+          <w:color w:val="000000"/>
+          <w:sz w:val="22"/>
+          <w:szCs w:val="22"/>
+        </w:rPr>
+        <w:t xml:space="preserve"> Generowanie unikalnego numeru seryjnego oraz </w:t>
+      </w:r>
+      <w:r>
+        <w:rPr>
+          <w:rFonts w:ascii="Arial" w:hAnsi="Arial" w:cs="Arial"/>
+          <w:b/>
+          <w:bCs/>
+          <w:color w:val="000000"/>
+          <w:sz w:val="22"/>
+          <w:szCs w:val="22"/>
+        </w:rPr>
+        <w:t>cyfrowej karty załadunkowej</w:t>
+      </w:r>
+      <w:r>
+        <w:rPr>
+          <w:rFonts w:ascii="Arial" w:hAnsi="Arial" w:cs="Arial"/>
+          <w:color w:val="000000"/>
+          <w:sz w:val="22"/>
+          <w:szCs w:val="22"/>
+        </w:rPr>
+        <w:t>, która jest podstawą do dalszych działań wewnątrz portu.</w:t>
+      </w:r>
+    </w:p>
+    <w:p>
+      <w:pPr>
+        <w:spacing w:after="240"/>
+      </w:pPr>
+    </w:p>
+    <w:p>
+      <w:pPr>
+        <w:pStyle w:val="NormalWeb"/>
+        <w:spacing w:before="0" w:beforeAutospacing="0" w:after="0" w:afterAutospacing="0"/>
+      </w:pPr>
+      <w:r>
+        <w:rPr>
+          <w:rFonts w:ascii="Arial" w:hAnsi="Arial" w:cs="Arial"/>
+          <w:noProof/>
+          <w:color w:val="000000"/>
+          <w:sz w:val="22"/>
+          <w:szCs w:val="22"/>
+          <w:bdr w:val="none" w:sz="0" w:space="0" w:color="auto" w:frame="1"/>
+        </w:rPr>
+        <w:drawing>
+          <wp:inline distT="0" distB="0" distL="0" distR="0" wp14:anchorId="16A39A06" wp14:editId="37338A38">
+            <wp:extent cx="5733415" cy="3223260"/>
+            <wp:effectExtent l="0" t="0" r="635" b="0"/>
+            <wp:docPr id="782792190" name="Picture 3"/>
+            <wp:cNvGraphicFramePr>
+              <a:graphicFrameLocks xmlns:a="http://schemas.openxmlformats.org/drawingml/2006/main" noChangeAspect="1"/>
+            </wp:cNvGraphicFramePr>
+            <a:graphic xmlns:a="http://schemas.openxmlformats.org/drawingml/2006/main">
+              <a:graphicData uri="http://schemas.openxmlformats.org/drawingml/2006/picture">
+                <pic:pic xmlns:pic="http://schemas.openxmlformats.org/drawingml/2006/picture">
+                  <pic:nvPicPr>
+                    <pic:cNvPr id="0" name="Picture 16"/>
+                    <pic:cNvPicPr>
+                      <a:picLocks noChangeAspect="1" noChangeArrowheads="1"/>
+                    </pic:cNvPicPr>
+                  </pic:nvPicPr>
+                  <pic:blipFill>
+                    <a:blip r:embed="rId10" cstate="print">
+                      <a:extLst>
+                        <a:ext uri="{28A0092B-C50C-407E-A947-70E740481C1C}">
+                          <a14:useLocalDpi xmlns:a14="http://schemas.microsoft.com/office/drawing/2010/main" val="0"/>
+                        </a:ext>
+                      </a:extLst>
+                    </a:blip>
+                    <a:srcRect/>
+                    <a:stretch>
+                      <a:fillRect/>
+                    </a:stretch>
+                  </pic:blipFill>
+                  <pic:spPr bwMode="auto">
+                    <a:xfrm>
+                      <a:off x="0" y="0"/>
+                      <a:ext cx="5733415" cy="3223260"/>
+                    </a:xfrm>
+                    <a:prstGeom prst="rect">
+                      <a:avLst/>
+                    </a:prstGeom>
+                    <a:noFill/>
+                    <a:ln>
+                      <a:noFill/>
+                    </a:ln>
+                  </pic:spPr>
+                </pic:pic>
+              </a:graphicData>
+            </a:graphic>
+          </wp:inline>
+        </w:drawing>
+      </w:r>
+    </w:p>
+    <w:p>
+      <w:pPr>
+        <w:pStyle w:val="NormalWeb"/>
+        <w:spacing w:before="0" w:beforeAutospacing="0" w:after="0" w:afterAutospacing="0"/>
+      </w:pPr>
+      <w:r>
+        <w:rPr>
+          <w:rFonts w:ascii="Arial" w:hAnsi="Arial" w:cs="Arial"/>
+          <w:b/>
+          <w:bCs/>
+          <w:color w:val="000000"/>
+          <w:sz w:val="22"/>
+          <w:szCs w:val="22"/>
+        </w:rPr>
         <w:t>Rysunek 4. Kto obsługuje:</w:t>
       </w:r>
       <w:r>
@@ -1915,7 +4143,7 @@
                     </pic:cNvPicPr>
                   </pic:nvPicPr>
                   <pic:blipFill>
-                    <a:blip r:embed="rId10" cstate="print">
+                    <a:blip r:embed="rId11" cstate="print">
                       <a:extLst>
                         <a:ext uri="{28A0092B-C50C-407E-A947-70E740481C1C}">
                           <a14:useLocalDpi xmlns:a14="http://schemas.microsoft.com/office/drawing/2010/main" val="0"/>
@@ -2115,7 +4343,7 @@
                     </pic:cNvPicPr>
                   </pic:nvPicPr>
                   <pic:blipFill>
-                    <a:blip r:embed="rId11" cstate="print">
+                    <a:blip r:embed="rId12" cstate="print">
                       <a:extLst>
                         <a:ext uri="{28A0092B-C50C-407E-A947-70E740481C1C}">
                           <a14:useLocalDpi xmlns:a14="http://schemas.microsoft.com/office/drawing/2010/main" val="0"/>
@@ -2252,7 +4480,7 @@
       </w:r>
       <w:r>
         <w:pict w14:anchorId="6BD0C22E">
-          <v:rect id="_x0000_i1031" style="width:0;height:1.5pt" o:hralign="center" o:hrstd="t" o:hr="t" fillcolor="#a0a0a0" stroked="f"/>
+          <v:rect id="_x0000_i1032" style="width:0;height:1.5pt" o:hralign="center" o:hrstd="t" o:hr="t" fillcolor="#a0a0a0" stroked="f"/>
         </w:pict>
       </w:r>
     </w:p>
@@ -2274,7 +4502,7 @@
       </w:r>
       <w:r>
         <w:pict w14:anchorId="42B64969">
-          <v:rect id="_x0000_i1032" style="width:0;height:1.5pt" o:hralign="center" o:hrstd="t" o:hr="t" fillcolor="#a0a0a0" stroked="f"/>
+          <v:rect id="_x0000_i1033" style="width:0;height:1.5pt" o:hralign="center" o:hrstd="t" o:hr="t" fillcolor="#a0a0a0" stroked="f"/>
         </w:pict>
       </w:r>
     </w:p>
@@ -2295,7 +4523,7 @@
       </w:r>
       <w:r>
         <w:pict w14:anchorId="662B0DCB">
-          <v:rect id="_x0000_i1033" style="width:0;height:1.5pt" o:hralign="center" o:hrstd="t" o:hr="t" fillcolor="#a0a0a0" stroked="f"/>
+          <v:rect id="_x0000_i1034" style="width:0;height:1.5pt" o:hralign="center" o:hrstd="t" o:hr="t" fillcolor="#a0a0a0" stroked="f"/>
         </w:pict>
       </w:r>
     </w:p>
@@ -2316,7 +4544,7 @@
       </w:r>
       <w:r>
         <w:pict w14:anchorId="1CBD1DFC">
-          <v:rect id="_x0000_i1034" style="width:0;height:1.5pt" o:hralign="center" o:hrstd="t" o:hr="t" fillcolor="#a0a0a0" stroked="f"/>
+          <v:rect id="_x0000_i1035" style="width:0;height:1.5pt" o:hralign="center" o:hrstd="t" o:hr="t" fillcolor="#a0a0a0" stroked="f"/>
         </w:pict>
       </w:r>
     </w:p>
@@ -2337,7 +4565,7 @@
       </w:r>
       <w:r>
         <w:pict w14:anchorId="1E33FBFB">
-          <v:rect id="_x0000_i1035" style="width:0;height:1.5pt" o:hralign="center" o:hrstd="t" o:hr="t" fillcolor="#a0a0a0" stroked="f"/>
+          <v:rect id="_x0000_i1036" style="width:0;height:1.5pt" o:hralign="center" o:hrstd="t" o:hr="t" fillcolor="#a0a0a0" stroked="f"/>
         </w:pict>
       </w:r>
     </w:p>
@@ -2585,6 +4813,453 @@
     </w:lvl>
   </w:abstractNum>
   <w:abstractNum w:abstractNumId="2" w15:restartNumberingAfterBreak="0">
+    <w:nsid w:val="0C041E04"/>
+    <w:multiLevelType w:val="multilevel"/>
+    <w:tmpl w:val="617E7CB6"/>
+    <w:lvl w:ilvl="0">
+      <w:start w:val="1"/>
+      <w:numFmt w:val="bullet"/>
+      <w:lvlText w:val=""/>
+      <w:lvlJc w:val="left"/>
+      <w:pPr>
+        <w:tabs>
+          <w:tab w:val="num" w:pos="720"/>
+        </w:tabs>
+        <w:ind w:left="720" w:hanging="360"/>
+      </w:pPr>
+      <w:rPr>
+        <w:rFonts w:ascii="Symbol" w:hAnsi="Symbol" w:hint="default"/>
+        <w:sz w:val="20"/>
+      </w:rPr>
+    </w:lvl>
+    <w:lvl w:ilvl="1">
+      <w:start w:val="1"/>
+      <w:numFmt w:val="bullet"/>
+      <w:lvlText w:val="o"/>
+      <w:lvlJc w:val="left"/>
+      <w:pPr>
+        <w:tabs>
+          <w:tab w:val="num" w:pos="1440"/>
+        </w:tabs>
+        <w:ind w:left="1440" w:hanging="360"/>
+      </w:pPr>
+      <w:rPr>
+        <w:rFonts w:ascii="Courier New" w:hAnsi="Courier New" w:hint="default"/>
+        <w:sz w:val="20"/>
+      </w:rPr>
+    </w:lvl>
+    <w:lvl w:ilvl="2" w:tentative="1">
+      <w:start w:val="1"/>
+      <w:numFmt w:val="bullet"/>
+      <w:lvlText w:val=""/>
+      <w:lvlJc w:val="left"/>
+      <w:pPr>
+        <w:tabs>
+          <w:tab w:val="num" w:pos="2160"/>
+        </w:tabs>
+        <w:ind w:left="2160" w:hanging="360"/>
+      </w:pPr>
+      <w:rPr>
+        <w:rFonts w:ascii="Wingdings" w:hAnsi="Wingdings" w:hint="default"/>
+        <w:sz w:val="20"/>
+      </w:rPr>
+    </w:lvl>
+    <w:lvl w:ilvl="3" w:tentative="1">
+      <w:start w:val="1"/>
+      <w:numFmt w:val="bullet"/>
+      <w:lvlText w:val=""/>
+      <w:lvlJc w:val="left"/>
+      <w:pPr>
+        <w:tabs>
+          <w:tab w:val="num" w:pos="2880"/>
+        </w:tabs>
+        <w:ind w:left="2880" w:hanging="360"/>
+      </w:pPr>
+      <w:rPr>
+        <w:rFonts w:ascii="Wingdings" w:hAnsi="Wingdings" w:hint="default"/>
+        <w:sz w:val="20"/>
+      </w:rPr>
+    </w:lvl>
+    <w:lvl w:ilvl="4" w:tentative="1">
+      <w:start w:val="1"/>
+      <w:numFmt w:val="bullet"/>
+      <w:lvlText w:val=""/>
+      <w:lvlJc w:val="left"/>
+      <w:pPr>
+        <w:tabs>
+          <w:tab w:val="num" w:pos="3600"/>
+        </w:tabs>
+        <w:ind w:left="3600" w:hanging="360"/>
+      </w:pPr>
+      <w:rPr>
+        <w:rFonts w:ascii="Wingdings" w:hAnsi="Wingdings" w:hint="default"/>
+        <w:sz w:val="20"/>
+      </w:rPr>
+    </w:lvl>
+    <w:lvl w:ilvl="5" w:tentative="1">
+      <w:start w:val="1"/>
+      <w:numFmt w:val="bullet"/>
+      <w:lvlText w:val=""/>
+      <w:lvlJc w:val="left"/>
+      <w:pPr>
+        <w:tabs>
+          <w:tab w:val="num" w:pos="4320"/>
+        </w:tabs>
+        <w:ind w:left="4320" w:hanging="360"/>
+      </w:pPr>
+      <w:rPr>
+        <w:rFonts w:ascii="Wingdings" w:hAnsi="Wingdings" w:hint="default"/>
+        <w:sz w:val="20"/>
+      </w:rPr>
+    </w:lvl>
+    <w:lvl w:ilvl="6" w:tentative="1">
+      <w:start w:val="1"/>
+      <w:numFmt w:val="bullet"/>
+      <w:lvlText w:val=""/>
+      <w:lvlJc w:val="left"/>
+      <w:pPr>
+        <w:tabs>
+          <w:tab w:val="num" w:pos="5040"/>
+        </w:tabs>
+        <w:ind w:left="5040" w:hanging="360"/>
+      </w:pPr>
+      <w:rPr>
+        <w:rFonts w:ascii="Wingdings" w:hAnsi="Wingdings" w:hint="default"/>
+        <w:sz w:val="20"/>
+      </w:rPr>
+    </w:lvl>
+    <w:lvl w:ilvl="7" w:tentative="1">
+      <w:start w:val="1"/>
+      <w:numFmt w:val="bullet"/>
+      <w:lvlText w:val=""/>
+      <w:lvlJc w:val="left"/>
+      <w:pPr>
+        <w:tabs>
+          <w:tab w:val="num" w:pos="5760"/>
+        </w:tabs>
+        <w:ind w:left="5760" w:hanging="360"/>
+      </w:pPr>
+      <w:rPr>
+        <w:rFonts w:ascii="Wingdings" w:hAnsi="Wingdings" w:hint="default"/>
+        <w:sz w:val="20"/>
+      </w:rPr>
+    </w:lvl>
+    <w:lvl w:ilvl="8" w:tentative="1">
+      <w:start w:val="1"/>
+      <w:numFmt w:val="bullet"/>
+      <w:lvlText w:val=""/>
+      <w:lvlJc w:val="left"/>
+      <w:pPr>
+        <w:tabs>
+          <w:tab w:val="num" w:pos="6480"/>
+        </w:tabs>
+        <w:ind w:left="6480" w:hanging="360"/>
+      </w:pPr>
+      <w:rPr>
+        <w:rFonts w:ascii="Wingdings" w:hAnsi="Wingdings" w:hint="default"/>
+        <w:sz w:val="20"/>
+      </w:rPr>
+    </w:lvl>
+  </w:abstractNum>
+  <w:abstractNum w:abstractNumId="3" w15:restartNumberingAfterBreak="0">
+    <w:nsid w:val="0C373AB9"/>
+    <w:multiLevelType w:val="multilevel"/>
+    <w:tmpl w:val="1C6A5AE0"/>
+    <w:lvl w:ilvl="0">
+      <w:start w:val="1"/>
+      <w:numFmt w:val="bullet"/>
+      <w:lvlText w:val=""/>
+      <w:lvlJc w:val="left"/>
+      <w:pPr>
+        <w:tabs>
+          <w:tab w:val="num" w:pos="720"/>
+        </w:tabs>
+        <w:ind w:left="720" w:hanging="360"/>
+      </w:pPr>
+      <w:rPr>
+        <w:rFonts w:ascii="Symbol" w:hAnsi="Symbol" w:hint="default"/>
+        <w:sz w:val="20"/>
+      </w:rPr>
+    </w:lvl>
+    <w:lvl w:ilvl="1" w:tentative="1">
+      <w:start w:val="1"/>
+      <w:numFmt w:val="bullet"/>
+      <w:lvlText w:val="o"/>
+      <w:lvlJc w:val="left"/>
+      <w:pPr>
+        <w:tabs>
+          <w:tab w:val="num" w:pos="1440"/>
+        </w:tabs>
+        <w:ind w:left="1440" w:hanging="360"/>
+      </w:pPr>
+      <w:rPr>
+        <w:rFonts w:ascii="Courier New" w:hAnsi="Courier New" w:hint="default"/>
+        <w:sz w:val="20"/>
+      </w:rPr>
+    </w:lvl>
+    <w:lvl w:ilvl="2" w:tentative="1">
+      <w:start w:val="1"/>
+      <w:numFmt w:val="bullet"/>
+      <w:lvlText w:val=""/>
+      <w:lvlJc w:val="left"/>
+      <w:pPr>
+        <w:tabs>
+          <w:tab w:val="num" w:pos="2160"/>
+        </w:tabs>
+        <w:ind w:left="2160" w:hanging="360"/>
+      </w:pPr>
+      <w:rPr>
+        <w:rFonts w:ascii="Wingdings" w:hAnsi="Wingdings" w:hint="default"/>
+        <w:sz w:val="20"/>
+      </w:rPr>
+    </w:lvl>
+    <w:lvl w:ilvl="3" w:tentative="1">
+      <w:start w:val="1"/>
+      <w:numFmt w:val="bullet"/>
+      <w:lvlText w:val=""/>
+      <w:lvlJc w:val="left"/>
+      <w:pPr>
+        <w:tabs>
+          <w:tab w:val="num" w:pos="2880"/>
+        </w:tabs>
+        <w:ind w:left="2880" w:hanging="360"/>
+      </w:pPr>
+      <w:rPr>
+        <w:rFonts w:ascii="Wingdings" w:hAnsi="Wingdings" w:hint="default"/>
+        <w:sz w:val="20"/>
+      </w:rPr>
+    </w:lvl>
+    <w:lvl w:ilvl="4" w:tentative="1">
+      <w:start w:val="1"/>
+      <w:numFmt w:val="bullet"/>
+      <w:lvlText w:val=""/>
+      <w:lvlJc w:val="left"/>
+      <w:pPr>
+        <w:tabs>
+          <w:tab w:val="num" w:pos="3600"/>
+        </w:tabs>
+        <w:ind w:left="3600" w:hanging="360"/>
+      </w:pPr>
+      <w:rPr>
+        <w:rFonts w:ascii="Wingdings" w:hAnsi="Wingdings" w:hint="default"/>
+        <w:sz w:val="20"/>
+      </w:rPr>
+    </w:lvl>
+    <w:lvl w:ilvl="5" w:tentative="1">
+      <w:start w:val="1"/>
+      <w:numFmt w:val="bullet"/>
+      <w:lvlText w:val=""/>
+      <w:lvlJc w:val="left"/>
+      <w:pPr>
+        <w:tabs>
+          <w:tab w:val="num" w:pos="4320"/>
+        </w:tabs>
+        <w:ind w:left="4320" w:hanging="360"/>
+      </w:pPr>
+      <w:rPr>
+        <w:rFonts w:ascii="Wingdings" w:hAnsi="Wingdings" w:hint="default"/>
+        <w:sz w:val="20"/>
+      </w:rPr>
+    </w:lvl>
+    <w:lvl w:ilvl="6" w:tentative="1">
+      <w:start w:val="1"/>
+      <w:numFmt w:val="bullet"/>
+      <w:lvlText w:val=""/>
+      <w:lvlJc w:val="left"/>
+      <w:pPr>
+        <w:tabs>
+          <w:tab w:val="num" w:pos="5040"/>
+        </w:tabs>
+        <w:ind w:left="5040" w:hanging="360"/>
+      </w:pPr>
+      <w:rPr>
+        <w:rFonts w:ascii="Wingdings" w:hAnsi="Wingdings" w:hint="default"/>
+        <w:sz w:val="20"/>
+      </w:rPr>
+    </w:lvl>
+    <w:lvl w:ilvl="7" w:tentative="1">
+      <w:start w:val="1"/>
+      <w:numFmt w:val="bullet"/>
+      <w:lvlText w:val=""/>
+      <w:lvlJc w:val="left"/>
+      <w:pPr>
+        <w:tabs>
+          <w:tab w:val="num" w:pos="5760"/>
+        </w:tabs>
+        <w:ind w:left="5760" w:hanging="360"/>
+      </w:pPr>
+      <w:rPr>
+        <w:rFonts w:ascii="Wingdings" w:hAnsi="Wingdings" w:hint="default"/>
+        <w:sz w:val="20"/>
+      </w:rPr>
+    </w:lvl>
+    <w:lvl w:ilvl="8" w:tentative="1">
+      <w:start w:val="1"/>
+      <w:numFmt w:val="bullet"/>
+      <w:lvlText w:val=""/>
+      <w:lvlJc w:val="left"/>
+      <w:pPr>
+        <w:tabs>
+          <w:tab w:val="num" w:pos="6480"/>
+        </w:tabs>
+        <w:ind w:left="6480" w:hanging="360"/>
+      </w:pPr>
+      <w:rPr>
+        <w:rFonts w:ascii="Wingdings" w:hAnsi="Wingdings" w:hint="default"/>
+        <w:sz w:val="20"/>
+      </w:rPr>
+    </w:lvl>
+  </w:abstractNum>
+  <w:abstractNum w:abstractNumId="4" w15:restartNumberingAfterBreak="0">
+    <w:nsid w:val="123365F4"/>
+    <w:multiLevelType w:val="multilevel"/>
+    <w:tmpl w:val="3C7A7360"/>
+    <w:lvl w:ilvl="0">
+      <w:start w:val="1"/>
+      <w:numFmt w:val="bullet"/>
+      <w:lvlText w:val=""/>
+      <w:lvlJc w:val="left"/>
+      <w:pPr>
+        <w:tabs>
+          <w:tab w:val="num" w:pos="720"/>
+        </w:tabs>
+        <w:ind w:left="720" w:hanging="360"/>
+      </w:pPr>
+      <w:rPr>
+        <w:rFonts w:ascii="Symbol" w:hAnsi="Symbol" w:hint="default"/>
+        <w:sz w:val="20"/>
+      </w:rPr>
+    </w:lvl>
+    <w:lvl w:ilvl="1">
+      <w:start w:val="1"/>
+      <w:numFmt w:val="bullet"/>
+      <w:lvlText w:val="o"/>
+      <w:lvlJc w:val="left"/>
+      <w:pPr>
+        <w:tabs>
+          <w:tab w:val="num" w:pos="1440"/>
+        </w:tabs>
+        <w:ind w:left="1440" w:hanging="360"/>
+      </w:pPr>
+      <w:rPr>
+        <w:rFonts w:ascii="Courier New" w:hAnsi="Courier New" w:hint="default"/>
+        <w:sz w:val="20"/>
+      </w:rPr>
+    </w:lvl>
+    <w:lvl w:ilvl="2" w:tentative="1">
+      <w:start w:val="1"/>
+      <w:numFmt w:val="bullet"/>
+      <w:lvlText w:val=""/>
+      <w:lvlJc w:val="left"/>
+      <w:pPr>
+        <w:tabs>
+          <w:tab w:val="num" w:pos="2160"/>
+        </w:tabs>
+        <w:ind w:left="2160" w:hanging="360"/>
+      </w:pPr>
+      <w:rPr>
+        <w:rFonts w:ascii="Wingdings" w:hAnsi="Wingdings" w:hint="default"/>
+        <w:sz w:val="20"/>
+      </w:rPr>
+    </w:lvl>
+    <w:lvl w:ilvl="3" w:tentative="1">
+      <w:start w:val="1"/>
+      <w:numFmt w:val="bullet"/>
+      <w:lvlText w:val=""/>
+      <w:lvlJc w:val="left"/>
+      <w:pPr>
+        <w:tabs>
+          <w:tab w:val="num" w:pos="2880"/>
+        </w:tabs>
+        <w:ind w:left="2880" w:hanging="360"/>
+      </w:pPr>
+      <w:rPr>
+        <w:rFonts w:ascii="Wingdings" w:hAnsi="Wingdings" w:hint="default"/>
+        <w:sz w:val="20"/>
+      </w:rPr>
+    </w:lvl>
+    <w:lvl w:ilvl="4" w:tentative="1">
+      <w:start w:val="1"/>
+      <w:numFmt w:val="bullet"/>
+      <w:lvlText w:val=""/>
+      <w:lvlJc w:val="left"/>
+      <w:pPr>
+        <w:tabs>
+          <w:tab w:val="num" w:pos="3600"/>
+        </w:tabs>
+        <w:ind w:left="3600" w:hanging="360"/>
+      </w:pPr>
+      <w:rPr>
+        <w:rFonts w:ascii="Wingdings" w:hAnsi="Wingdings" w:hint="default"/>
+        <w:sz w:val="20"/>
+      </w:rPr>
+    </w:lvl>
+    <w:lvl w:ilvl="5" w:tentative="1">
+      <w:start w:val="1"/>
+      <w:numFmt w:val="bullet"/>
+      <w:lvlText w:val=""/>
+      <w:lvlJc w:val="left"/>
+      <w:pPr>
+        <w:tabs>
+          <w:tab w:val="num" w:pos="4320"/>
+        </w:tabs>
+        <w:ind w:left="4320" w:hanging="360"/>
+      </w:pPr>
+      <w:rPr>
+        <w:rFonts w:ascii="Wingdings" w:hAnsi="Wingdings" w:hint="default"/>
+        <w:sz w:val="20"/>
+      </w:rPr>
+    </w:lvl>
+    <w:lvl w:ilvl="6" w:tentative="1">
+      <w:start w:val="1"/>
+      <w:numFmt w:val="bullet"/>
+      <w:lvlText w:val=""/>
+      <w:lvlJc w:val="left"/>
+      <w:pPr>
+        <w:tabs>
+          <w:tab w:val="num" w:pos="5040"/>
+        </w:tabs>
+        <w:ind w:left="5040" w:hanging="360"/>
+      </w:pPr>
+      <w:rPr>
+        <w:rFonts w:ascii="Wingdings" w:hAnsi="Wingdings" w:hint="default"/>
+        <w:sz w:val="20"/>
+      </w:rPr>
+    </w:lvl>
+    <w:lvl w:ilvl="7" w:tentative="1">
+      <w:start w:val="1"/>
+      <w:numFmt w:val="bullet"/>
+      <w:lvlText w:val=""/>
+      <w:lvlJc w:val="left"/>
+      <w:pPr>
+        <w:tabs>
+          <w:tab w:val="num" w:pos="5760"/>
+        </w:tabs>
+        <w:ind w:left="5760" w:hanging="360"/>
+      </w:pPr>
+      <w:rPr>
+        <w:rFonts w:ascii="Wingdings" w:hAnsi="Wingdings" w:hint="default"/>
+        <w:sz w:val="20"/>
+      </w:rPr>
+    </w:lvl>
+    <w:lvl w:ilvl="8" w:tentative="1">
+      <w:start w:val="1"/>
+      <w:numFmt w:val="bullet"/>
+      <w:lvlText w:val=""/>
+      <w:lvlJc w:val="left"/>
+      <w:pPr>
+        <w:tabs>
+          <w:tab w:val="num" w:pos="6480"/>
+        </w:tabs>
+        <w:ind w:left="6480" w:hanging="360"/>
+      </w:pPr>
+      <w:rPr>
+        <w:rFonts w:ascii="Wingdings" w:hAnsi="Wingdings" w:hint="default"/>
+        <w:sz w:val="20"/>
+      </w:rPr>
+    </w:lvl>
+  </w:abstractNum>
+  <w:abstractNum w:abstractNumId="5" w15:restartNumberingAfterBreak="0">
     <w:nsid w:val="13AB4A3D"/>
     <w:multiLevelType w:val="multilevel"/>
     <w:tmpl w:val="5F862806"/>
@@ -2697,7 +5372,7 @@
       </w:rPr>
     </w:lvl>
   </w:abstractNum>
-  <w:abstractNum w:abstractNumId="3" w15:restartNumberingAfterBreak="0">
+  <w:abstractNum w:abstractNumId="6" w15:restartNumberingAfterBreak="0">
     <w:nsid w:val="1A3D3C53"/>
     <w:multiLevelType w:val="multilevel"/>
     <w:tmpl w:val="1A3CC12A"/>
@@ -2810,7 +5485,603 @@
       </w:rPr>
     </w:lvl>
   </w:abstractNum>
-  <w:abstractNum w:abstractNumId="4" w15:restartNumberingAfterBreak="0">
+  <w:abstractNum w:abstractNumId="7" w15:restartNumberingAfterBreak="0">
+    <w:nsid w:val="1AA44142"/>
+    <w:multiLevelType w:val="multilevel"/>
+    <w:tmpl w:val="7E9C85F4"/>
+    <w:lvl w:ilvl="0">
+      <w:start w:val="1"/>
+      <w:numFmt w:val="bullet"/>
+      <w:lvlText w:val=""/>
+      <w:lvlJc w:val="left"/>
+      <w:pPr>
+        <w:tabs>
+          <w:tab w:val="num" w:pos="720"/>
+        </w:tabs>
+        <w:ind w:left="720" w:hanging="360"/>
+      </w:pPr>
+      <w:rPr>
+        <w:rFonts w:ascii="Symbol" w:hAnsi="Symbol" w:hint="default"/>
+        <w:sz w:val="20"/>
+      </w:rPr>
+    </w:lvl>
+    <w:lvl w:ilvl="1" w:tentative="1">
+      <w:start w:val="1"/>
+      <w:numFmt w:val="bullet"/>
+      <w:lvlText w:val="o"/>
+      <w:lvlJc w:val="left"/>
+      <w:pPr>
+        <w:tabs>
+          <w:tab w:val="num" w:pos="1440"/>
+        </w:tabs>
+        <w:ind w:left="1440" w:hanging="360"/>
+      </w:pPr>
+      <w:rPr>
+        <w:rFonts w:ascii="Courier New" w:hAnsi="Courier New" w:hint="default"/>
+        <w:sz w:val="20"/>
+      </w:rPr>
+    </w:lvl>
+    <w:lvl w:ilvl="2" w:tentative="1">
+      <w:start w:val="1"/>
+      <w:numFmt w:val="bullet"/>
+      <w:lvlText w:val=""/>
+      <w:lvlJc w:val="left"/>
+      <w:pPr>
+        <w:tabs>
+          <w:tab w:val="num" w:pos="2160"/>
+        </w:tabs>
+        <w:ind w:left="2160" w:hanging="360"/>
+      </w:pPr>
+      <w:rPr>
+        <w:rFonts w:ascii="Wingdings" w:hAnsi="Wingdings" w:hint="default"/>
+        <w:sz w:val="20"/>
+      </w:rPr>
+    </w:lvl>
+    <w:lvl w:ilvl="3" w:tentative="1">
+      <w:start w:val="1"/>
+      <w:numFmt w:val="bullet"/>
+      <w:lvlText w:val=""/>
+      <w:lvlJc w:val="left"/>
+      <w:pPr>
+        <w:tabs>
+          <w:tab w:val="num" w:pos="2880"/>
+        </w:tabs>
+        <w:ind w:left="2880" w:hanging="360"/>
+      </w:pPr>
+      <w:rPr>
+        <w:rFonts w:ascii="Wingdings" w:hAnsi="Wingdings" w:hint="default"/>
+        <w:sz w:val="20"/>
+      </w:rPr>
+    </w:lvl>
+    <w:lvl w:ilvl="4" w:tentative="1">
+      <w:start w:val="1"/>
+      <w:numFmt w:val="bullet"/>
+      <w:lvlText w:val=""/>
+      <w:lvlJc w:val="left"/>
+      <w:pPr>
+        <w:tabs>
+          <w:tab w:val="num" w:pos="3600"/>
+        </w:tabs>
+        <w:ind w:left="3600" w:hanging="360"/>
+      </w:pPr>
+      <w:rPr>
+        <w:rFonts w:ascii="Wingdings" w:hAnsi="Wingdings" w:hint="default"/>
+        <w:sz w:val="20"/>
+      </w:rPr>
+    </w:lvl>
+    <w:lvl w:ilvl="5" w:tentative="1">
+      <w:start w:val="1"/>
+      <w:numFmt w:val="bullet"/>
+      <w:lvlText w:val=""/>
+      <w:lvlJc w:val="left"/>
+      <w:pPr>
+        <w:tabs>
+          <w:tab w:val="num" w:pos="4320"/>
+        </w:tabs>
+        <w:ind w:left="4320" w:hanging="360"/>
+      </w:pPr>
+      <w:rPr>
+        <w:rFonts w:ascii="Wingdings" w:hAnsi="Wingdings" w:hint="default"/>
+        <w:sz w:val="20"/>
+      </w:rPr>
+    </w:lvl>
+    <w:lvl w:ilvl="6" w:tentative="1">
+      <w:start w:val="1"/>
+      <w:numFmt w:val="bullet"/>
+      <w:lvlText w:val=""/>
+      <w:lvlJc w:val="left"/>
+      <w:pPr>
+        <w:tabs>
+          <w:tab w:val="num" w:pos="5040"/>
+        </w:tabs>
+        <w:ind w:left="5040" w:hanging="360"/>
+      </w:pPr>
+      <w:rPr>
+        <w:rFonts w:ascii="Wingdings" w:hAnsi="Wingdings" w:hint="default"/>
+        <w:sz w:val="20"/>
+      </w:rPr>
+    </w:lvl>
+    <w:lvl w:ilvl="7" w:tentative="1">
+      <w:start w:val="1"/>
+      <w:numFmt w:val="bullet"/>
+      <w:lvlText w:val=""/>
+      <w:lvlJc w:val="left"/>
+      <w:pPr>
+        <w:tabs>
+          <w:tab w:val="num" w:pos="5760"/>
+        </w:tabs>
+        <w:ind w:left="5760" w:hanging="360"/>
+      </w:pPr>
+      <w:rPr>
+        <w:rFonts w:ascii="Wingdings" w:hAnsi="Wingdings" w:hint="default"/>
+        <w:sz w:val="20"/>
+      </w:rPr>
+    </w:lvl>
+    <w:lvl w:ilvl="8" w:tentative="1">
+      <w:start w:val="1"/>
+      <w:numFmt w:val="bullet"/>
+      <w:lvlText w:val=""/>
+      <w:lvlJc w:val="left"/>
+      <w:pPr>
+        <w:tabs>
+          <w:tab w:val="num" w:pos="6480"/>
+        </w:tabs>
+        <w:ind w:left="6480" w:hanging="360"/>
+      </w:pPr>
+      <w:rPr>
+        <w:rFonts w:ascii="Wingdings" w:hAnsi="Wingdings" w:hint="default"/>
+        <w:sz w:val="20"/>
+      </w:rPr>
+    </w:lvl>
+  </w:abstractNum>
+  <w:abstractNum w:abstractNumId="8" w15:restartNumberingAfterBreak="0">
+    <w:nsid w:val="26750425"/>
+    <w:multiLevelType w:val="multilevel"/>
+    <w:tmpl w:val="744C04D0"/>
+    <w:lvl w:ilvl="0">
+      <w:start w:val="1"/>
+      <w:numFmt w:val="bullet"/>
+      <w:lvlText w:val=""/>
+      <w:lvlJc w:val="left"/>
+      <w:pPr>
+        <w:tabs>
+          <w:tab w:val="num" w:pos="720"/>
+        </w:tabs>
+        <w:ind w:left="720" w:hanging="360"/>
+      </w:pPr>
+      <w:rPr>
+        <w:rFonts w:ascii="Symbol" w:hAnsi="Symbol" w:hint="default"/>
+        <w:sz w:val="20"/>
+      </w:rPr>
+    </w:lvl>
+    <w:lvl w:ilvl="1" w:tentative="1">
+      <w:start w:val="1"/>
+      <w:numFmt w:val="bullet"/>
+      <w:lvlText w:val="o"/>
+      <w:lvlJc w:val="left"/>
+      <w:pPr>
+        <w:tabs>
+          <w:tab w:val="num" w:pos="1440"/>
+        </w:tabs>
+        <w:ind w:left="1440" w:hanging="360"/>
+      </w:pPr>
+      <w:rPr>
+        <w:rFonts w:ascii="Courier New" w:hAnsi="Courier New" w:hint="default"/>
+        <w:sz w:val="20"/>
+      </w:rPr>
+    </w:lvl>
+    <w:lvl w:ilvl="2" w:tentative="1">
+      <w:start w:val="1"/>
+      <w:numFmt w:val="bullet"/>
+      <w:lvlText w:val=""/>
+      <w:lvlJc w:val="left"/>
+      <w:pPr>
+        <w:tabs>
+          <w:tab w:val="num" w:pos="2160"/>
+        </w:tabs>
+        <w:ind w:left="2160" w:hanging="360"/>
+      </w:pPr>
+      <w:rPr>
+        <w:rFonts w:ascii="Wingdings" w:hAnsi="Wingdings" w:hint="default"/>
+        <w:sz w:val="20"/>
+      </w:rPr>
+    </w:lvl>
+    <w:lvl w:ilvl="3" w:tentative="1">
+      <w:start w:val="1"/>
+      <w:numFmt w:val="bullet"/>
+      <w:lvlText w:val=""/>
+      <w:lvlJc w:val="left"/>
+      <w:pPr>
+        <w:tabs>
+          <w:tab w:val="num" w:pos="2880"/>
+        </w:tabs>
+        <w:ind w:left="2880" w:hanging="360"/>
+      </w:pPr>
+      <w:rPr>
+        <w:rFonts w:ascii="Wingdings" w:hAnsi="Wingdings" w:hint="default"/>
+        <w:sz w:val="20"/>
+      </w:rPr>
+    </w:lvl>
+    <w:lvl w:ilvl="4" w:tentative="1">
+      <w:start w:val="1"/>
+      <w:numFmt w:val="bullet"/>
+      <w:lvlText w:val=""/>
+      <w:lvlJc w:val="left"/>
+      <w:pPr>
+        <w:tabs>
+          <w:tab w:val="num" w:pos="3600"/>
+        </w:tabs>
+        <w:ind w:left="3600" w:hanging="360"/>
+      </w:pPr>
+      <w:rPr>
+        <w:rFonts w:ascii="Wingdings" w:hAnsi="Wingdings" w:hint="default"/>
+        <w:sz w:val="20"/>
+      </w:rPr>
+    </w:lvl>
+    <w:lvl w:ilvl="5" w:tentative="1">
+      <w:start w:val="1"/>
+      <w:numFmt w:val="bullet"/>
+      <w:lvlText w:val=""/>
+      <w:lvlJc w:val="left"/>
+      <w:pPr>
+        <w:tabs>
+          <w:tab w:val="num" w:pos="4320"/>
+        </w:tabs>
+        <w:ind w:left="4320" w:hanging="360"/>
+      </w:pPr>
+      <w:rPr>
+        <w:rFonts w:ascii="Wingdings" w:hAnsi="Wingdings" w:hint="default"/>
+        <w:sz w:val="20"/>
+      </w:rPr>
+    </w:lvl>
+    <w:lvl w:ilvl="6" w:tentative="1">
+      <w:start w:val="1"/>
+      <w:numFmt w:val="bullet"/>
+      <w:lvlText w:val=""/>
+      <w:lvlJc w:val="left"/>
+      <w:pPr>
+        <w:tabs>
+          <w:tab w:val="num" w:pos="5040"/>
+        </w:tabs>
+        <w:ind w:left="5040" w:hanging="360"/>
+      </w:pPr>
+      <w:rPr>
+        <w:rFonts w:ascii="Wingdings" w:hAnsi="Wingdings" w:hint="default"/>
+        <w:sz w:val="20"/>
+      </w:rPr>
+    </w:lvl>
+    <w:lvl w:ilvl="7" w:tentative="1">
+      <w:start w:val="1"/>
+      <w:numFmt w:val="bullet"/>
+      <w:lvlText w:val=""/>
+      <w:lvlJc w:val="left"/>
+      <w:pPr>
+        <w:tabs>
+          <w:tab w:val="num" w:pos="5760"/>
+        </w:tabs>
+        <w:ind w:left="5760" w:hanging="360"/>
+      </w:pPr>
+      <w:rPr>
+        <w:rFonts w:ascii="Wingdings" w:hAnsi="Wingdings" w:hint="default"/>
+        <w:sz w:val="20"/>
+      </w:rPr>
+    </w:lvl>
+    <w:lvl w:ilvl="8" w:tentative="1">
+      <w:start w:val="1"/>
+      <w:numFmt w:val="bullet"/>
+      <w:lvlText w:val=""/>
+      <w:lvlJc w:val="left"/>
+      <w:pPr>
+        <w:tabs>
+          <w:tab w:val="num" w:pos="6480"/>
+        </w:tabs>
+        <w:ind w:left="6480" w:hanging="360"/>
+      </w:pPr>
+      <w:rPr>
+        <w:rFonts w:ascii="Wingdings" w:hAnsi="Wingdings" w:hint="default"/>
+        <w:sz w:val="20"/>
+      </w:rPr>
+    </w:lvl>
+  </w:abstractNum>
+  <w:abstractNum w:abstractNumId="9" w15:restartNumberingAfterBreak="0">
+    <w:nsid w:val="2E4C56CE"/>
+    <w:multiLevelType w:val="multilevel"/>
+    <w:tmpl w:val="B2D2BC76"/>
+    <w:lvl w:ilvl="0">
+      <w:start w:val="1"/>
+      <w:numFmt w:val="bullet"/>
+      <w:lvlText w:val=""/>
+      <w:lvlJc w:val="left"/>
+      <w:pPr>
+        <w:tabs>
+          <w:tab w:val="num" w:pos="720"/>
+        </w:tabs>
+        <w:ind w:left="720" w:hanging="360"/>
+      </w:pPr>
+      <w:rPr>
+        <w:rFonts w:ascii="Symbol" w:hAnsi="Symbol" w:hint="default"/>
+        <w:sz w:val="20"/>
+      </w:rPr>
+    </w:lvl>
+    <w:lvl w:ilvl="1" w:tentative="1">
+      <w:start w:val="1"/>
+      <w:numFmt w:val="bullet"/>
+      <w:lvlText w:val="o"/>
+      <w:lvlJc w:val="left"/>
+      <w:pPr>
+        <w:tabs>
+          <w:tab w:val="num" w:pos="1440"/>
+        </w:tabs>
+        <w:ind w:left="1440" w:hanging="360"/>
+      </w:pPr>
+      <w:rPr>
+        <w:rFonts w:ascii="Courier New" w:hAnsi="Courier New" w:hint="default"/>
+        <w:sz w:val="20"/>
+      </w:rPr>
+    </w:lvl>
+    <w:lvl w:ilvl="2" w:tentative="1">
+      <w:start w:val="1"/>
+      <w:numFmt w:val="bullet"/>
+      <w:lvlText w:val=""/>
+      <w:lvlJc w:val="left"/>
+      <w:pPr>
+        <w:tabs>
+          <w:tab w:val="num" w:pos="2160"/>
+        </w:tabs>
+        <w:ind w:left="2160" w:hanging="360"/>
+      </w:pPr>
+      <w:rPr>
+        <w:rFonts w:ascii="Wingdings" w:hAnsi="Wingdings" w:hint="default"/>
+        <w:sz w:val="20"/>
+      </w:rPr>
+    </w:lvl>
+    <w:lvl w:ilvl="3" w:tentative="1">
+      <w:start w:val="1"/>
+      <w:numFmt w:val="bullet"/>
+      <w:lvlText w:val=""/>
+      <w:lvlJc w:val="left"/>
+      <w:pPr>
+        <w:tabs>
+          <w:tab w:val="num" w:pos="2880"/>
+        </w:tabs>
+        <w:ind w:left="2880" w:hanging="360"/>
+      </w:pPr>
+      <w:rPr>
+        <w:rFonts w:ascii="Wingdings" w:hAnsi="Wingdings" w:hint="default"/>
+        <w:sz w:val="20"/>
+      </w:rPr>
+    </w:lvl>
+    <w:lvl w:ilvl="4" w:tentative="1">
+      <w:start w:val="1"/>
+      <w:numFmt w:val="bullet"/>
+      <w:lvlText w:val=""/>
+      <w:lvlJc w:val="left"/>
+      <w:pPr>
+        <w:tabs>
+          <w:tab w:val="num" w:pos="3600"/>
+        </w:tabs>
+        <w:ind w:left="3600" w:hanging="360"/>
+      </w:pPr>
+      <w:rPr>
+        <w:rFonts w:ascii="Wingdings" w:hAnsi="Wingdings" w:hint="default"/>
+        <w:sz w:val="20"/>
+      </w:rPr>
+    </w:lvl>
+    <w:lvl w:ilvl="5" w:tentative="1">
+      <w:start w:val="1"/>
+      <w:numFmt w:val="bullet"/>
+      <w:lvlText w:val=""/>
+      <w:lvlJc w:val="left"/>
+      <w:pPr>
+        <w:tabs>
+          <w:tab w:val="num" w:pos="4320"/>
+        </w:tabs>
+        <w:ind w:left="4320" w:hanging="360"/>
+      </w:pPr>
+      <w:rPr>
+        <w:rFonts w:ascii="Wingdings" w:hAnsi="Wingdings" w:hint="default"/>
+        <w:sz w:val="20"/>
+      </w:rPr>
+    </w:lvl>
+    <w:lvl w:ilvl="6" w:tentative="1">
+      <w:start w:val="1"/>
+      <w:numFmt w:val="bullet"/>
+      <w:lvlText w:val=""/>
+      <w:lvlJc w:val="left"/>
+      <w:pPr>
+        <w:tabs>
+          <w:tab w:val="num" w:pos="5040"/>
+        </w:tabs>
+        <w:ind w:left="5040" w:hanging="360"/>
+      </w:pPr>
+      <w:rPr>
+        <w:rFonts w:ascii="Wingdings" w:hAnsi="Wingdings" w:hint="default"/>
+        <w:sz w:val="20"/>
+      </w:rPr>
+    </w:lvl>
+    <w:lvl w:ilvl="7" w:tentative="1">
+      <w:start w:val="1"/>
+      <w:numFmt w:val="bullet"/>
+      <w:lvlText w:val=""/>
+      <w:lvlJc w:val="left"/>
+      <w:pPr>
+        <w:tabs>
+          <w:tab w:val="num" w:pos="5760"/>
+        </w:tabs>
+        <w:ind w:left="5760" w:hanging="360"/>
+      </w:pPr>
+      <w:rPr>
+        <w:rFonts w:ascii="Wingdings" w:hAnsi="Wingdings" w:hint="default"/>
+        <w:sz w:val="20"/>
+      </w:rPr>
+    </w:lvl>
+    <w:lvl w:ilvl="8" w:tentative="1">
+      <w:start w:val="1"/>
+      <w:numFmt w:val="bullet"/>
+      <w:lvlText w:val=""/>
+      <w:lvlJc w:val="left"/>
+      <w:pPr>
+        <w:tabs>
+          <w:tab w:val="num" w:pos="6480"/>
+        </w:tabs>
+        <w:ind w:left="6480" w:hanging="360"/>
+      </w:pPr>
+      <w:rPr>
+        <w:rFonts w:ascii="Wingdings" w:hAnsi="Wingdings" w:hint="default"/>
+        <w:sz w:val="20"/>
+      </w:rPr>
+    </w:lvl>
+  </w:abstractNum>
+  <w:abstractNum w:abstractNumId="10" w15:restartNumberingAfterBreak="0">
+    <w:nsid w:val="34AC770B"/>
+    <w:multiLevelType w:val="multilevel"/>
+    <w:tmpl w:val="6FF69876"/>
+    <w:lvl w:ilvl="0">
+      <w:start w:val="1"/>
+      <w:numFmt w:val="bullet"/>
+      <w:lvlText w:val=""/>
+      <w:lvlJc w:val="left"/>
+      <w:pPr>
+        <w:tabs>
+          <w:tab w:val="num" w:pos="720"/>
+        </w:tabs>
+        <w:ind w:left="720" w:hanging="360"/>
+      </w:pPr>
+      <w:rPr>
+        <w:rFonts w:ascii="Symbol" w:hAnsi="Symbol" w:hint="default"/>
+        <w:sz w:val="20"/>
+      </w:rPr>
+    </w:lvl>
+    <w:lvl w:ilvl="1" w:tentative="1">
+      <w:start w:val="1"/>
+      <w:numFmt w:val="bullet"/>
+      <w:lvlText w:val="o"/>
+      <w:lvlJc w:val="left"/>
+      <w:pPr>
+        <w:tabs>
+          <w:tab w:val="num" w:pos="1440"/>
+        </w:tabs>
+        <w:ind w:left="1440" w:hanging="360"/>
+      </w:pPr>
+      <w:rPr>
+        <w:rFonts w:ascii="Courier New" w:hAnsi="Courier New" w:hint="default"/>
+        <w:sz w:val="20"/>
+      </w:rPr>
+    </w:lvl>
+    <w:lvl w:ilvl="2" w:tentative="1">
+      <w:start w:val="1"/>
+      <w:numFmt w:val="bullet"/>
+      <w:lvlText w:val=""/>
+      <w:lvlJc w:val="left"/>
+      <w:pPr>
+        <w:tabs>
+          <w:tab w:val="num" w:pos="2160"/>
+        </w:tabs>
+        <w:ind w:left="2160" w:hanging="360"/>
+      </w:pPr>
+      <w:rPr>
+        <w:rFonts w:ascii="Wingdings" w:hAnsi="Wingdings" w:hint="default"/>
+        <w:sz w:val="20"/>
+      </w:rPr>
+    </w:lvl>
+    <w:lvl w:ilvl="3" w:tentative="1">
+      <w:start w:val="1"/>
+      <w:numFmt w:val="bullet"/>
+      <w:lvlText w:val=""/>
+      <w:lvlJc w:val="left"/>
+      <w:pPr>
+        <w:tabs>
+          <w:tab w:val="num" w:pos="2880"/>
+        </w:tabs>
+        <w:ind w:left="2880" w:hanging="360"/>
+      </w:pPr>
+      <w:rPr>
+        <w:rFonts w:ascii="Wingdings" w:hAnsi="Wingdings" w:hint="default"/>
+        <w:sz w:val="20"/>
+      </w:rPr>
+    </w:lvl>
+    <w:lvl w:ilvl="4" w:tentative="1">
+      <w:start w:val="1"/>
+      <w:numFmt w:val="bullet"/>
+      <w:lvlText w:val=""/>
+      <w:lvlJc w:val="left"/>
+      <w:pPr>
+        <w:tabs>
+          <w:tab w:val="num" w:pos="3600"/>
+        </w:tabs>
+        <w:ind w:left="3600" w:hanging="360"/>
+      </w:pPr>
+      <w:rPr>
+        <w:rFonts w:ascii="Wingdings" w:hAnsi="Wingdings" w:hint="default"/>
+        <w:sz w:val="20"/>
+      </w:rPr>
+    </w:lvl>
+    <w:lvl w:ilvl="5" w:tentative="1">
+      <w:start w:val="1"/>
+      <w:numFmt w:val="bullet"/>
+      <w:lvlText w:val=""/>
+      <w:lvlJc w:val="left"/>
+      <w:pPr>
+        <w:tabs>
+          <w:tab w:val="num" w:pos="4320"/>
+        </w:tabs>
+        <w:ind w:left="4320" w:hanging="360"/>
+      </w:pPr>
+      <w:rPr>
+        <w:rFonts w:ascii="Wingdings" w:hAnsi="Wingdings" w:hint="default"/>
+        <w:sz w:val="20"/>
+      </w:rPr>
+    </w:lvl>
+    <w:lvl w:ilvl="6" w:tentative="1">
+      <w:start w:val="1"/>
+      <w:numFmt w:val="bullet"/>
+      <w:lvlText w:val=""/>
+      <w:lvlJc w:val="left"/>
+      <w:pPr>
+        <w:tabs>
+          <w:tab w:val="num" w:pos="5040"/>
+        </w:tabs>
+        <w:ind w:left="5040" w:hanging="360"/>
+      </w:pPr>
+      <w:rPr>
+        <w:rFonts w:ascii="Wingdings" w:hAnsi="Wingdings" w:hint="default"/>
+        <w:sz w:val="20"/>
+      </w:rPr>
+    </w:lvl>
+    <w:lvl w:ilvl="7" w:tentative="1">
+      <w:start w:val="1"/>
+      <w:numFmt w:val="bullet"/>
+      <w:lvlText w:val=""/>
+      <w:lvlJc w:val="left"/>
+      <w:pPr>
+        <w:tabs>
+          <w:tab w:val="num" w:pos="5760"/>
+        </w:tabs>
+        <w:ind w:left="5760" w:hanging="360"/>
+      </w:pPr>
+      <w:rPr>
+        <w:rFonts w:ascii="Wingdings" w:hAnsi="Wingdings" w:hint="default"/>
+        <w:sz w:val="20"/>
+      </w:rPr>
+    </w:lvl>
+    <w:lvl w:ilvl="8" w:tentative="1">
+      <w:start w:val="1"/>
+      <w:numFmt w:val="bullet"/>
+      <w:lvlText w:val=""/>
+      <w:lvlJc w:val="left"/>
+      <w:pPr>
+        <w:tabs>
+          <w:tab w:val="num" w:pos="6480"/>
+        </w:tabs>
+        <w:ind w:left="6480" w:hanging="360"/>
+      </w:pPr>
+      <w:rPr>
+        <w:rFonts w:ascii="Wingdings" w:hAnsi="Wingdings" w:hint="default"/>
+        <w:sz w:val="20"/>
+      </w:rPr>
+    </w:lvl>
+  </w:abstractNum>
+  <w:abstractNum w:abstractNumId="11" w15:restartNumberingAfterBreak="0">
     <w:nsid w:val="38346763"/>
     <w:multiLevelType w:val="multilevel"/>
     <w:tmpl w:val="29643462"/>
@@ -2923,7 +6194,7 @@
       </w:rPr>
     </w:lvl>
   </w:abstractNum>
-  <w:abstractNum w:abstractNumId="5" w15:restartNumberingAfterBreak="0">
+  <w:abstractNum w:abstractNumId="12" w15:restartNumberingAfterBreak="0">
     <w:nsid w:val="3AC302A9"/>
     <w:multiLevelType w:val="multilevel"/>
     <w:tmpl w:val="59C8B06C"/>
@@ -3036,7 +6307,454 @@
       </w:pPr>
     </w:lvl>
   </w:abstractNum>
-  <w:abstractNum w:abstractNumId="6" w15:restartNumberingAfterBreak="0">
+  <w:abstractNum w:abstractNumId="13" w15:restartNumberingAfterBreak="0">
+    <w:nsid w:val="40CA3F54"/>
+    <w:multiLevelType w:val="multilevel"/>
+    <w:tmpl w:val="62908E86"/>
+    <w:lvl w:ilvl="0">
+      <w:start w:val="1"/>
+      <w:numFmt w:val="bullet"/>
+      <w:lvlText w:val=""/>
+      <w:lvlJc w:val="left"/>
+      <w:pPr>
+        <w:tabs>
+          <w:tab w:val="num" w:pos="720"/>
+        </w:tabs>
+        <w:ind w:left="720" w:hanging="360"/>
+      </w:pPr>
+      <w:rPr>
+        <w:rFonts w:ascii="Symbol" w:hAnsi="Symbol" w:hint="default"/>
+        <w:sz w:val="20"/>
+      </w:rPr>
+    </w:lvl>
+    <w:lvl w:ilvl="1" w:tentative="1">
+      <w:start w:val="1"/>
+      <w:numFmt w:val="bullet"/>
+      <w:lvlText w:val="o"/>
+      <w:lvlJc w:val="left"/>
+      <w:pPr>
+        <w:tabs>
+          <w:tab w:val="num" w:pos="1440"/>
+        </w:tabs>
+        <w:ind w:left="1440" w:hanging="360"/>
+      </w:pPr>
+      <w:rPr>
+        <w:rFonts w:ascii="Courier New" w:hAnsi="Courier New" w:hint="default"/>
+        <w:sz w:val="20"/>
+      </w:rPr>
+    </w:lvl>
+    <w:lvl w:ilvl="2" w:tentative="1">
+      <w:start w:val="1"/>
+      <w:numFmt w:val="bullet"/>
+      <w:lvlText w:val=""/>
+      <w:lvlJc w:val="left"/>
+      <w:pPr>
+        <w:tabs>
+          <w:tab w:val="num" w:pos="2160"/>
+        </w:tabs>
+        <w:ind w:left="2160" w:hanging="360"/>
+      </w:pPr>
+      <w:rPr>
+        <w:rFonts w:ascii="Wingdings" w:hAnsi="Wingdings" w:hint="default"/>
+        <w:sz w:val="20"/>
+      </w:rPr>
+    </w:lvl>
+    <w:lvl w:ilvl="3" w:tentative="1">
+      <w:start w:val="1"/>
+      <w:numFmt w:val="bullet"/>
+      <w:lvlText w:val=""/>
+      <w:lvlJc w:val="left"/>
+      <w:pPr>
+        <w:tabs>
+          <w:tab w:val="num" w:pos="2880"/>
+        </w:tabs>
+        <w:ind w:left="2880" w:hanging="360"/>
+      </w:pPr>
+      <w:rPr>
+        <w:rFonts w:ascii="Wingdings" w:hAnsi="Wingdings" w:hint="default"/>
+        <w:sz w:val="20"/>
+      </w:rPr>
+    </w:lvl>
+    <w:lvl w:ilvl="4" w:tentative="1">
+      <w:start w:val="1"/>
+      <w:numFmt w:val="bullet"/>
+      <w:lvlText w:val=""/>
+      <w:lvlJc w:val="left"/>
+      <w:pPr>
+        <w:tabs>
+          <w:tab w:val="num" w:pos="3600"/>
+        </w:tabs>
+        <w:ind w:left="3600" w:hanging="360"/>
+      </w:pPr>
+      <w:rPr>
+        <w:rFonts w:ascii="Wingdings" w:hAnsi="Wingdings" w:hint="default"/>
+        <w:sz w:val="20"/>
+      </w:rPr>
+    </w:lvl>
+    <w:lvl w:ilvl="5" w:tentative="1">
+      <w:start w:val="1"/>
+      <w:numFmt w:val="bullet"/>
+      <w:lvlText w:val=""/>
+      <w:lvlJc w:val="left"/>
+      <w:pPr>
+        <w:tabs>
+          <w:tab w:val="num" w:pos="4320"/>
+        </w:tabs>
+        <w:ind w:left="4320" w:hanging="360"/>
+      </w:pPr>
+      <w:rPr>
+        <w:rFonts w:ascii="Wingdings" w:hAnsi="Wingdings" w:hint="default"/>
+        <w:sz w:val="20"/>
+      </w:rPr>
+    </w:lvl>
+    <w:lvl w:ilvl="6" w:tentative="1">
+      <w:start w:val="1"/>
+      <w:numFmt w:val="bullet"/>
+      <w:lvlText w:val=""/>
+      <w:lvlJc w:val="left"/>
+      <w:pPr>
+        <w:tabs>
+          <w:tab w:val="num" w:pos="5040"/>
+        </w:tabs>
+        <w:ind w:left="5040" w:hanging="360"/>
+      </w:pPr>
+      <w:rPr>
+        <w:rFonts w:ascii="Wingdings" w:hAnsi="Wingdings" w:hint="default"/>
+        <w:sz w:val="20"/>
+      </w:rPr>
+    </w:lvl>
+    <w:lvl w:ilvl="7" w:tentative="1">
+      <w:start w:val="1"/>
+      <w:numFmt w:val="bullet"/>
+      <w:lvlText w:val=""/>
+      <w:lvlJc w:val="left"/>
+      <w:pPr>
+        <w:tabs>
+          <w:tab w:val="num" w:pos="5760"/>
+        </w:tabs>
+        <w:ind w:left="5760" w:hanging="360"/>
+      </w:pPr>
+      <w:rPr>
+        <w:rFonts w:ascii="Wingdings" w:hAnsi="Wingdings" w:hint="default"/>
+        <w:sz w:val="20"/>
+      </w:rPr>
+    </w:lvl>
+    <w:lvl w:ilvl="8" w:tentative="1">
+      <w:start w:val="1"/>
+      <w:numFmt w:val="bullet"/>
+      <w:lvlText w:val=""/>
+      <w:lvlJc w:val="left"/>
+      <w:pPr>
+        <w:tabs>
+          <w:tab w:val="num" w:pos="6480"/>
+        </w:tabs>
+        <w:ind w:left="6480" w:hanging="360"/>
+      </w:pPr>
+      <w:rPr>
+        <w:rFonts w:ascii="Wingdings" w:hAnsi="Wingdings" w:hint="default"/>
+        <w:sz w:val="20"/>
+      </w:rPr>
+    </w:lvl>
+  </w:abstractNum>
+  <w:abstractNum w:abstractNumId="14" w15:restartNumberingAfterBreak="0">
+    <w:nsid w:val="4BB77AA4"/>
+    <w:multiLevelType w:val="multilevel"/>
+    <w:tmpl w:val="6AC2EE04"/>
+    <w:lvl w:ilvl="0">
+      <w:start w:val="1"/>
+      <w:numFmt w:val="bullet"/>
+      <w:lvlText w:val=""/>
+      <w:lvlJc w:val="left"/>
+      <w:pPr>
+        <w:tabs>
+          <w:tab w:val="num" w:pos="720"/>
+        </w:tabs>
+        <w:ind w:left="720" w:hanging="360"/>
+      </w:pPr>
+      <w:rPr>
+        <w:rFonts w:ascii="Symbol" w:hAnsi="Symbol" w:hint="default"/>
+        <w:sz w:val="20"/>
+      </w:rPr>
+    </w:lvl>
+    <w:lvl w:ilvl="1" w:tentative="1">
+      <w:start w:val="1"/>
+      <w:numFmt w:val="bullet"/>
+      <w:lvlText w:val="o"/>
+      <w:lvlJc w:val="left"/>
+      <w:pPr>
+        <w:tabs>
+          <w:tab w:val="num" w:pos="1440"/>
+        </w:tabs>
+        <w:ind w:left="1440" w:hanging="360"/>
+      </w:pPr>
+      <w:rPr>
+        <w:rFonts w:ascii="Courier New" w:hAnsi="Courier New" w:hint="default"/>
+        <w:sz w:val="20"/>
+      </w:rPr>
+    </w:lvl>
+    <w:lvl w:ilvl="2" w:tentative="1">
+      <w:start w:val="1"/>
+      <w:numFmt w:val="bullet"/>
+      <w:lvlText w:val=""/>
+      <w:lvlJc w:val="left"/>
+      <w:pPr>
+        <w:tabs>
+          <w:tab w:val="num" w:pos="2160"/>
+        </w:tabs>
+        <w:ind w:left="2160" w:hanging="360"/>
+      </w:pPr>
+      <w:rPr>
+        <w:rFonts w:ascii="Wingdings" w:hAnsi="Wingdings" w:hint="default"/>
+        <w:sz w:val="20"/>
+      </w:rPr>
+    </w:lvl>
+    <w:lvl w:ilvl="3" w:tentative="1">
+      <w:start w:val="1"/>
+      <w:numFmt w:val="bullet"/>
+      <w:lvlText w:val=""/>
+      <w:lvlJc w:val="left"/>
+      <w:pPr>
+        <w:tabs>
+          <w:tab w:val="num" w:pos="2880"/>
+        </w:tabs>
+        <w:ind w:left="2880" w:hanging="360"/>
+      </w:pPr>
+      <w:rPr>
+        <w:rFonts w:ascii="Wingdings" w:hAnsi="Wingdings" w:hint="default"/>
+        <w:sz w:val="20"/>
+      </w:rPr>
+    </w:lvl>
+    <w:lvl w:ilvl="4" w:tentative="1">
+      <w:start w:val="1"/>
+      <w:numFmt w:val="bullet"/>
+      <w:lvlText w:val=""/>
+      <w:lvlJc w:val="left"/>
+      <w:pPr>
+        <w:tabs>
+          <w:tab w:val="num" w:pos="3600"/>
+        </w:tabs>
+        <w:ind w:left="3600" w:hanging="360"/>
+      </w:pPr>
+      <w:rPr>
+        <w:rFonts w:ascii="Wingdings" w:hAnsi="Wingdings" w:hint="default"/>
+        <w:sz w:val="20"/>
+      </w:rPr>
+    </w:lvl>
+    <w:lvl w:ilvl="5" w:tentative="1">
+      <w:start w:val="1"/>
+      <w:numFmt w:val="bullet"/>
+      <w:lvlText w:val=""/>
+      <w:lvlJc w:val="left"/>
+      <w:pPr>
+        <w:tabs>
+          <w:tab w:val="num" w:pos="4320"/>
+        </w:tabs>
+        <w:ind w:left="4320" w:hanging="360"/>
+      </w:pPr>
+      <w:rPr>
+        <w:rFonts w:ascii="Wingdings" w:hAnsi="Wingdings" w:hint="default"/>
+        <w:sz w:val="20"/>
+      </w:rPr>
+    </w:lvl>
+    <w:lvl w:ilvl="6" w:tentative="1">
+      <w:start w:val="1"/>
+      <w:numFmt w:val="bullet"/>
+      <w:lvlText w:val=""/>
+      <w:lvlJc w:val="left"/>
+      <w:pPr>
+        <w:tabs>
+          <w:tab w:val="num" w:pos="5040"/>
+        </w:tabs>
+        <w:ind w:left="5040" w:hanging="360"/>
+      </w:pPr>
+      <w:rPr>
+        <w:rFonts w:ascii="Wingdings" w:hAnsi="Wingdings" w:hint="default"/>
+        <w:sz w:val="20"/>
+      </w:rPr>
+    </w:lvl>
+    <w:lvl w:ilvl="7" w:tentative="1">
+      <w:start w:val="1"/>
+      <w:numFmt w:val="bullet"/>
+      <w:lvlText w:val=""/>
+      <w:lvlJc w:val="left"/>
+      <w:pPr>
+        <w:tabs>
+          <w:tab w:val="num" w:pos="5760"/>
+        </w:tabs>
+        <w:ind w:left="5760" w:hanging="360"/>
+      </w:pPr>
+      <w:rPr>
+        <w:rFonts w:ascii="Wingdings" w:hAnsi="Wingdings" w:hint="default"/>
+        <w:sz w:val="20"/>
+      </w:rPr>
+    </w:lvl>
+    <w:lvl w:ilvl="8" w:tentative="1">
+      <w:start w:val="1"/>
+      <w:numFmt w:val="bullet"/>
+      <w:lvlText w:val=""/>
+      <w:lvlJc w:val="left"/>
+      <w:pPr>
+        <w:tabs>
+          <w:tab w:val="num" w:pos="6480"/>
+        </w:tabs>
+        <w:ind w:left="6480" w:hanging="360"/>
+      </w:pPr>
+      <w:rPr>
+        <w:rFonts w:ascii="Wingdings" w:hAnsi="Wingdings" w:hint="default"/>
+        <w:sz w:val="20"/>
+      </w:rPr>
+    </w:lvl>
+  </w:abstractNum>
+  <w:abstractNum w:abstractNumId="15" w15:restartNumberingAfterBreak="0">
+    <w:nsid w:val="4CF87EDA"/>
+    <w:multiLevelType w:val="multilevel"/>
+    <w:tmpl w:val="723A796E"/>
+    <w:lvl w:ilvl="0">
+      <w:start w:val="1"/>
+      <w:numFmt w:val="bullet"/>
+      <w:lvlText w:val=""/>
+      <w:lvlJc w:val="left"/>
+      <w:pPr>
+        <w:tabs>
+          <w:tab w:val="num" w:pos="720"/>
+        </w:tabs>
+        <w:ind w:left="720" w:hanging="360"/>
+      </w:pPr>
+      <w:rPr>
+        <w:rFonts w:ascii="Symbol" w:hAnsi="Symbol" w:hint="default"/>
+        <w:sz w:val="20"/>
+      </w:rPr>
+    </w:lvl>
+    <w:lvl w:ilvl="1" w:tentative="1">
+      <w:start w:val="1"/>
+      <w:numFmt w:val="bullet"/>
+      <w:lvlText w:val="o"/>
+      <w:lvlJc w:val="left"/>
+      <w:pPr>
+        <w:tabs>
+          <w:tab w:val="num" w:pos="1440"/>
+        </w:tabs>
+        <w:ind w:left="1440" w:hanging="360"/>
+      </w:pPr>
+      <w:rPr>
+        <w:rFonts w:ascii="Courier New" w:hAnsi="Courier New" w:hint="default"/>
+        <w:sz w:val="20"/>
+      </w:rPr>
+    </w:lvl>
+    <w:lvl w:ilvl="2" w:tentative="1">
+      <w:start w:val="1"/>
+      <w:numFmt w:val="bullet"/>
+      <w:lvlText w:val=""/>
+      <w:lvlJc w:val="left"/>
+      <w:pPr>
+        <w:tabs>
+          <w:tab w:val="num" w:pos="2160"/>
+        </w:tabs>
+        <w:ind w:left="2160" w:hanging="360"/>
+      </w:pPr>
+      <w:rPr>
+        <w:rFonts w:ascii="Wingdings" w:hAnsi="Wingdings" w:hint="default"/>
+        <w:sz w:val="20"/>
+      </w:rPr>
+    </w:lvl>
+    <w:lvl w:ilvl="3" w:tentative="1">
+      <w:start w:val="1"/>
+      <w:numFmt w:val="bullet"/>
+      <w:lvlText w:val=""/>
+      <w:lvlJc w:val="left"/>
+      <w:pPr>
+        <w:tabs>
+          <w:tab w:val="num" w:pos="2880"/>
+        </w:tabs>
+        <w:ind w:left="2880" w:hanging="360"/>
+      </w:pPr>
+      <w:rPr>
+        <w:rFonts w:ascii="Wingdings" w:hAnsi="Wingdings" w:hint="default"/>
+        <w:sz w:val="20"/>
+      </w:rPr>
+    </w:lvl>
+    <w:lvl w:ilvl="4" w:tentative="1">
+      <w:start w:val="1"/>
+      <w:numFmt w:val="bullet"/>
+      <w:lvlText w:val=""/>
+      <w:lvlJc w:val="left"/>
+      <w:pPr>
+        <w:tabs>
+          <w:tab w:val="num" w:pos="3600"/>
+        </w:tabs>
+        <w:ind w:left="3600" w:hanging="360"/>
+      </w:pPr>
+      <w:rPr>
+        <w:rFonts w:ascii="Wingdings" w:hAnsi="Wingdings" w:hint="default"/>
+        <w:sz w:val="20"/>
+      </w:rPr>
+    </w:lvl>
+    <w:lvl w:ilvl="5" w:tentative="1">
+      <w:start w:val="1"/>
+      <w:numFmt w:val="bullet"/>
+      <w:lvlText w:val=""/>
+      <w:lvlJc w:val="left"/>
+      <w:pPr>
+        <w:tabs>
+          <w:tab w:val="num" w:pos="4320"/>
+        </w:tabs>
+        <w:ind w:left="4320" w:hanging="360"/>
+      </w:pPr>
+      <w:rPr>
+        <w:rFonts w:ascii="Wingdings" w:hAnsi="Wingdings" w:hint="default"/>
+        <w:sz w:val="20"/>
+      </w:rPr>
+    </w:lvl>
+    <w:lvl w:ilvl="6" w:tentative="1">
+      <w:start w:val="1"/>
+      <w:numFmt w:val="bullet"/>
+      <w:lvlText w:val=""/>
+      <w:lvlJc w:val="left"/>
+      <w:pPr>
+        <w:tabs>
+          <w:tab w:val="num" w:pos="5040"/>
+        </w:tabs>
+        <w:ind w:left="5040" w:hanging="360"/>
+      </w:pPr>
+      <w:rPr>
+        <w:rFonts w:ascii="Wingdings" w:hAnsi="Wingdings" w:hint="default"/>
+        <w:sz w:val="20"/>
+      </w:rPr>
+    </w:lvl>
+    <w:lvl w:ilvl="7" w:tentative="1">
+      <w:start w:val="1"/>
+      <w:numFmt w:val="bullet"/>
+      <w:lvlText w:val=""/>
+      <w:lvlJc w:val="left"/>
+      <w:pPr>
+        <w:tabs>
+          <w:tab w:val="num" w:pos="5760"/>
+        </w:tabs>
+        <w:ind w:left="5760" w:hanging="360"/>
+      </w:pPr>
+      <w:rPr>
+        <w:rFonts w:ascii="Wingdings" w:hAnsi="Wingdings" w:hint="default"/>
+        <w:sz w:val="20"/>
+      </w:rPr>
+    </w:lvl>
+    <w:lvl w:ilvl="8" w:tentative="1">
+      <w:start w:val="1"/>
+      <w:numFmt w:val="bullet"/>
+      <w:lvlText w:val=""/>
+      <w:lvlJc w:val="left"/>
+      <w:pPr>
+        <w:tabs>
+          <w:tab w:val="num" w:pos="6480"/>
+        </w:tabs>
+        <w:ind w:left="6480" w:hanging="360"/>
+      </w:pPr>
+      <w:rPr>
+        <w:rFonts w:ascii="Wingdings" w:hAnsi="Wingdings" w:hint="default"/>
+        <w:sz w:val="20"/>
+      </w:rPr>
+    </w:lvl>
+  </w:abstractNum>
+  <w:abstractNum w:abstractNumId="16" w15:restartNumberingAfterBreak="0">
     <w:nsid w:val="5C3E03F9"/>
     <w:multiLevelType w:val="multilevel"/>
     <w:tmpl w:val="29CCC980"/>
@@ -3149,7 +6867,156 @@
       </w:rPr>
     </w:lvl>
   </w:abstractNum>
-  <w:abstractNum w:abstractNumId="7" w15:restartNumberingAfterBreak="0">
+  <w:abstractNum w:abstractNumId="17" w15:restartNumberingAfterBreak="0">
+    <w:nsid w:val="609B5807"/>
+    <w:multiLevelType w:val="multilevel"/>
+    <w:tmpl w:val="7B98DAF8"/>
+    <w:lvl w:ilvl="0">
+      <w:start w:val="1"/>
+      <w:numFmt w:val="bullet"/>
+      <w:lvlText w:val=""/>
+      <w:lvlJc w:val="left"/>
+      <w:pPr>
+        <w:tabs>
+          <w:tab w:val="num" w:pos="720"/>
+        </w:tabs>
+        <w:ind w:left="720" w:hanging="360"/>
+      </w:pPr>
+      <w:rPr>
+        <w:rFonts w:ascii="Symbol" w:hAnsi="Symbol" w:hint="default"/>
+        <w:sz w:val="20"/>
+      </w:rPr>
+    </w:lvl>
+    <w:lvl w:ilvl="1" w:tentative="1">
+      <w:start w:val="1"/>
+      <w:numFmt w:val="bullet"/>
+      <w:lvlText w:val="o"/>
+      <w:lvlJc w:val="left"/>
+      <w:pPr>
+        <w:tabs>
+          <w:tab w:val="num" w:pos="1440"/>
+        </w:tabs>
+        <w:ind w:left="1440" w:hanging="360"/>
+      </w:pPr>
+      <w:rPr>
+        <w:rFonts w:ascii="Courier New" w:hAnsi="Courier New" w:hint="default"/>
+        <w:sz w:val="20"/>
+      </w:rPr>
+    </w:lvl>
+    <w:lvl w:ilvl="2" w:tentative="1">
+      <w:start w:val="1"/>
+      <w:numFmt w:val="bullet"/>
+      <w:lvlText w:val=""/>
+      <w:lvlJc w:val="left"/>
+      <w:pPr>
+        <w:tabs>
+          <w:tab w:val="num" w:pos="2160"/>
+        </w:tabs>
+        <w:ind w:left="2160" w:hanging="360"/>
+      </w:pPr>
+      <w:rPr>
+        <w:rFonts w:ascii="Wingdings" w:hAnsi="Wingdings" w:hint="default"/>
+        <w:sz w:val="20"/>
+      </w:rPr>
+    </w:lvl>
+    <w:lvl w:ilvl="3" w:tentative="1">
+      <w:start w:val="1"/>
+      <w:numFmt w:val="bullet"/>
+      <w:lvlText w:val=""/>
+      <w:lvlJc w:val="left"/>
+      <w:pPr>
+        <w:tabs>
+          <w:tab w:val="num" w:pos="2880"/>
+        </w:tabs>
+        <w:ind w:left="2880" w:hanging="360"/>
+      </w:pPr>
+      <w:rPr>
+        <w:rFonts w:ascii="Wingdings" w:hAnsi="Wingdings" w:hint="default"/>
+        <w:sz w:val="20"/>
+      </w:rPr>
+    </w:lvl>
+    <w:lvl w:ilvl="4" w:tentative="1">
+      <w:start w:val="1"/>
+      <w:numFmt w:val="bullet"/>
+      <w:lvlText w:val=""/>
+      <w:lvlJc w:val="left"/>
+      <w:pPr>
+        <w:tabs>
+          <w:tab w:val="num" w:pos="3600"/>
+        </w:tabs>
+        <w:ind w:left="3600" w:hanging="360"/>
+      </w:pPr>
+      <w:rPr>
+        <w:rFonts w:ascii="Wingdings" w:hAnsi="Wingdings" w:hint="default"/>
+        <w:sz w:val="20"/>
+      </w:rPr>
+    </w:lvl>
+    <w:lvl w:ilvl="5" w:tentative="1">
+      <w:start w:val="1"/>
+      <w:numFmt w:val="bullet"/>
+      <w:lvlText w:val=""/>
+      <w:lvlJc w:val="left"/>
+      <w:pPr>
+        <w:tabs>
+          <w:tab w:val="num" w:pos="4320"/>
+        </w:tabs>
+        <w:ind w:left="4320" w:hanging="360"/>
+      </w:pPr>
+      <w:rPr>
+        <w:rFonts w:ascii="Wingdings" w:hAnsi="Wingdings" w:hint="default"/>
+        <w:sz w:val="20"/>
+      </w:rPr>
+    </w:lvl>
+    <w:lvl w:ilvl="6" w:tentative="1">
+      <w:start w:val="1"/>
+      <w:numFmt w:val="bullet"/>
+      <w:lvlText w:val=""/>
+      <w:lvlJc w:val="left"/>
+      <w:pPr>
+        <w:tabs>
+          <w:tab w:val="num" w:pos="5040"/>
+        </w:tabs>
+        <w:ind w:left="5040" w:hanging="360"/>
+      </w:pPr>
+      <w:rPr>
+        <w:rFonts w:ascii="Wingdings" w:hAnsi="Wingdings" w:hint="default"/>
+        <w:sz w:val="20"/>
+      </w:rPr>
+    </w:lvl>
+    <w:lvl w:ilvl="7" w:tentative="1">
+      <w:start w:val="1"/>
+      <w:numFmt w:val="bullet"/>
+      <w:lvlText w:val=""/>
+      <w:lvlJc w:val="left"/>
+      <w:pPr>
+        <w:tabs>
+          <w:tab w:val="num" w:pos="5760"/>
+        </w:tabs>
+        <w:ind w:left="5760" w:hanging="360"/>
+      </w:pPr>
+      <w:rPr>
+        <w:rFonts w:ascii="Wingdings" w:hAnsi="Wingdings" w:hint="default"/>
+        <w:sz w:val="20"/>
+      </w:rPr>
+    </w:lvl>
+    <w:lvl w:ilvl="8" w:tentative="1">
+      <w:start w:val="1"/>
+      <w:numFmt w:val="bullet"/>
+      <w:lvlText w:val=""/>
+      <w:lvlJc w:val="left"/>
+      <w:pPr>
+        <w:tabs>
+          <w:tab w:val="num" w:pos="6480"/>
+        </w:tabs>
+        <w:ind w:left="6480" w:hanging="360"/>
+      </w:pPr>
+      <w:rPr>
+        <w:rFonts w:ascii="Wingdings" w:hAnsi="Wingdings" w:hint="default"/>
+        <w:sz w:val="20"/>
+      </w:rPr>
+    </w:lvl>
+  </w:abstractNum>
+  <w:abstractNum w:abstractNumId="18" w15:restartNumberingAfterBreak="0">
     <w:nsid w:val="687E6BAC"/>
     <w:multiLevelType w:val="multilevel"/>
     <w:tmpl w:val="DDD6E758"/>
@@ -3262,29 +7129,822 @@
       </w:rPr>
     </w:lvl>
   </w:abstractNum>
+  <w:abstractNum w:abstractNumId="19" w15:restartNumberingAfterBreak="0">
+    <w:nsid w:val="70E70C84"/>
+    <w:multiLevelType w:val="multilevel"/>
+    <w:tmpl w:val="93C687A2"/>
+    <w:lvl w:ilvl="0">
+      <w:start w:val="1"/>
+      <w:numFmt w:val="bullet"/>
+      <w:lvlText w:val=""/>
+      <w:lvlJc w:val="left"/>
+      <w:pPr>
+        <w:tabs>
+          <w:tab w:val="num" w:pos="720"/>
+        </w:tabs>
+        <w:ind w:left="720" w:hanging="360"/>
+      </w:pPr>
+      <w:rPr>
+        <w:rFonts w:ascii="Symbol" w:hAnsi="Symbol" w:hint="default"/>
+        <w:sz w:val="20"/>
+      </w:rPr>
+    </w:lvl>
+    <w:lvl w:ilvl="1" w:tentative="1">
+      <w:start w:val="1"/>
+      <w:numFmt w:val="bullet"/>
+      <w:lvlText w:val="o"/>
+      <w:lvlJc w:val="left"/>
+      <w:pPr>
+        <w:tabs>
+          <w:tab w:val="num" w:pos="1440"/>
+        </w:tabs>
+        <w:ind w:left="1440" w:hanging="360"/>
+      </w:pPr>
+      <w:rPr>
+        <w:rFonts w:ascii="Courier New" w:hAnsi="Courier New" w:hint="default"/>
+        <w:sz w:val="20"/>
+      </w:rPr>
+    </w:lvl>
+    <w:lvl w:ilvl="2" w:tentative="1">
+      <w:start w:val="1"/>
+      <w:numFmt w:val="bullet"/>
+      <w:lvlText w:val=""/>
+      <w:lvlJc w:val="left"/>
+      <w:pPr>
+        <w:tabs>
+          <w:tab w:val="num" w:pos="2160"/>
+        </w:tabs>
+        <w:ind w:left="2160" w:hanging="360"/>
+      </w:pPr>
+      <w:rPr>
+        <w:rFonts w:ascii="Wingdings" w:hAnsi="Wingdings" w:hint="default"/>
+        <w:sz w:val="20"/>
+      </w:rPr>
+    </w:lvl>
+    <w:lvl w:ilvl="3" w:tentative="1">
+      <w:start w:val="1"/>
+      <w:numFmt w:val="bullet"/>
+      <w:lvlText w:val=""/>
+      <w:lvlJc w:val="left"/>
+      <w:pPr>
+        <w:tabs>
+          <w:tab w:val="num" w:pos="2880"/>
+        </w:tabs>
+        <w:ind w:left="2880" w:hanging="360"/>
+      </w:pPr>
+      <w:rPr>
+        <w:rFonts w:ascii="Wingdings" w:hAnsi="Wingdings" w:hint="default"/>
+        <w:sz w:val="20"/>
+      </w:rPr>
+    </w:lvl>
+    <w:lvl w:ilvl="4" w:tentative="1">
+      <w:start w:val="1"/>
+      <w:numFmt w:val="bullet"/>
+      <w:lvlText w:val=""/>
+      <w:lvlJc w:val="left"/>
+      <w:pPr>
+        <w:tabs>
+          <w:tab w:val="num" w:pos="3600"/>
+        </w:tabs>
+        <w:ind w:left="3600" w:hanging="360"/>
+      </w:pPr>
+      <w:rPr>
+        <w:rFonts w:ascii="Wingdings" w:hAnsi="Wingdings" w:hint="default"/>
+        <w:sz w:val="20"/>
+      </w:rPr>
+    </w:lvl>
+    <w:lvl w:ilvl="5" w:tentative="1">
+      <w:start w:val="1"/>
+      <w:numFmt w:val="bullet"/>
+      <w:lvlText w:val=""/>
+      <w:lvlJc w:val="left"/>
+      <w:pPr>
+        <w:tabs>
+          <w:tab w:val="num" w:pos="4320"/>
+        </w:tabs>
+        <w:ind w:left="4320" w:hanging="360"/>
+      </w:pPr>
+      <w:rPr>
+        <w:rFonts w:ascii="Wingdings" w:hAnsi="Wingdings" w:hint="default"/>
+        <w:sz w:val="20"/>
+      </w:rPr>
+    </w:lvl>
+    <w:lvl w:ilvl="6" w:tentative="1">
+      <w:start w:val="1"/>
+      <w:numFmt w:val="bullet"/>
+      <w:lvlText w:val=""/>
+      <w:lvlJc w:val="left"/>
+      <w:pPr>
+        <w:tabs>
+          <w:tab w:val="num" w:pos="5040"/>
+        </w:tabs>
+        <w:ind w:left="5040" w:hanging="360"/>
+      </w:pPr>
+      <w:rPr>
+        <w:rFonts w:ascii="Wingdings" w:hAnsi="Wingdings" w:hint="default"/>
+        <w:sz w:val="20"/>
+      </w:rPr>
+    </w:lvl>
+    <w:lvl w:ilvl="7" w:tentative="1">
+      <w:start w:val="1"/>
+      <w:numFmt w:val="bullet"/>
+      <w:lvlText w:val=""/>
+      <w:lvlJc w:val="left"/>
+      <w:pPr>
+        <w:tabs>
+          <w:tab w:val="num" w:pos="5760"/>
+        </w:tabs>
+        <w:ind w:left="5760" w:hanging="360"/>
+      </w:pPr>
+      <w:rPr>
+        <w:rFonts w:ascii="Wingdings" w:hAnsi="Wingdings" w:hint="default"/>
+        <w:sz w:val="20"/>
+      </w:rPr>
+    </w:lvl>
+    <w:lvl w:ilvl="8" w:tentative="1">
+      <w:start w:val="1"/>
+      <w:numFmt w:val="bullet"/>
+      <w:lvlText w:val=""/>
+      <w:lvlJc w:val="left"/>
+      <w:pPr>
+        <w:tabs>
+          <w:tab w:val="num" w:pos="6480"/>
+        </w:tabs>
+        <w:ind w:left="6480" w:hanging="360"/>
+      </w:pPr>
+      <w:rPr>
+        <w:rFonts w:ascii="Wingdings" w:hAnsi="Wingdings" w:hint="default"/>
+        <w:sz w:val="20"/>
+      </w:rPr>
+    </w:lvl>
+  </w:abstractNum>
+  <w:abstractNum w:abstractNumId="20" w15:restartNumberingAfterBreak="0">
+    <w:nsid w:val="78DE405C"/>
+    <w:multiLevelType w:val="multilevel"/>
+    <w:tmpl w:val="B628BF5E"/>
+    <w:lvl w:ilvl="0">
+      <w:start w:val="1"/>
+      <w:numFmt w:val="bullet"/>
+      <w:lvlText w:val=""/>
+      <w:lvlJc w:val="left"/>
+      <w:pPr>
+        <w:tabs>
+          <w:tab w:val="num" w:pos="720"/>
+        </w:tabs>
+        <w:ind w:left="720" w:hanging="360"/>
+      </w:pPr>
+      <w:rPr>
+        <w:rFonts w:ascii="Symbol" w:hAnsi="Symbol" w:hint="default"/>
+        <w:sz w:val="20"/>
+      </w:rPr>
+    </w:lvl>
+    <w:lvl w:ilvl="1" w:tentative="1">
+      <w:start w:val="1"/>
+      <w:numFmt w:val="bullet"/>
+      <w:lvlText w:val="o"/>
+      <w:lvlJc w:val="left"/>
+      <w:pPr>
+        <w:tabs>
+          <w:tab w:val="num" w:pos="1440"/>
+        </w:tabs>
+        <w:ind w:left="1440" w:hanging="360"/>
+      </w:pPr>
+      <w:rPr>
+        <w:rFonts w:ascii="Courier New" w:hAnsi="Courier New" w:hint="default"/>
+        <w:sz w:val="20"/>
+      </w:rPr>
+    </w:lvl>
+    <w:lvl w:ilvl="2" w:tentative="1">
+      <w:start w:val="1"/>
+      <w:numFmt w:val="bullet"/>
+      <w:lvlText w:val=""/>
+      <w:lvlJc w:val="left"/>
+      <w:pPr>
+        <w:tabs>
+          <w:tab w:val="num" w:pos="2160"/>
+        </w:tabs>
+        <w:ind w:left="2160" w:hanging="360"/>
+      </w:pPr>
+      <w:rPr>
+        <w:rFonts w:ascii="Wingdings" w:hAnsi="Wingdings" w:hint="default"/>
+        <w:sz w:val="20"/>
+      </w:rPr>
+    </w:lvl>
+    <w:lvl w:ilvl="3" w:tentative="1">
+      <w:start w:val="1"/>
+      <w:numFmt w:val="bullet"/>
+      <w:lvlText w:val=""/>
+      <w:lvlJc w:val="left"/>
+      <w:pPr>
+        <w:tabs>
+          <w:tab w:val="num" w:pos="2880"/>
+        </w:tabs>
+        <w:ind w:left="2880" w:hanging="360"/>
+      </w:pPr>
+      <w:rPr>
+        <w:rFonts w:ascii="Wingdings" w:hAnsi="Wingdings" w:hint="default"/>
+        <w:sz w:val="20"/>
+      </w:rPr>
+    </w:lvl>
+    <w:lvl w:ilvl="4" w:tentative="1">
+      <w:start w:val="1"/>
+      <w:numFmt w:val="bullet"/>
+      <w:lvlText w:val=""/>
+      <w:lvlJc w:val="left"/>
+      <w:pPr>
+        <w:tabs>
+          <w:tab w:val="num" w:pos="3600"/>
+        </w:tabs>
+        <w:ind w:left="3600" w:hanging="360"/>
+      </w:pPr>
+      <w:rPr>
+        <w:rFonts w:ascii="Wingdings" w:hAnsi="Wingdings" w:hint="default"/>
+        <w:sz w:val="20"/>
+      </w:rPr>
+    </w:lvl>
+    <w:lvl w:ilvl="5" w:tentative="1">
+      <w:start w:val="1"/>
+      <w:numFmt w:val="bullet"/>
+      <w:lvlText w:val=""/>
+      <w:lvlJc w:val="left"/>
+      <w:pPr>
+        <w:tabs>
+          <w:tab w:val="num" w:pos="4320"/>
+        </w:tabs>
+        <w:ind w:left="4320" w:hanging="360"/>
+      </w:pPr>
+      <w:rPr>
+        <w:rFonts w:ascii="Wingdings" w:hAnsi="Wingdings" w:hint="default"/>
+        <w:sz w:val="20"/>
+      </w:rPr>
+    </w:lvl>
+    <w:lvl w:ilvl="6" w:tentative="1">
+      <w:start w:val="1"/>
+      <w:numFmt w:val="bullet"/>
+      <w:lvlText w:val=""/>
+      <w:lvlJc w:val="left"/>
+      <w:pPr>
+        <w:tabs>
+          <w:tab w:val="num" w:pos="5040"/>
+        </w:tabs>
+        <w:ind w:left="5040" w:hanging="360"/>
+      </w:pPr>
+      <w:rPr>
+        <w:rFonts w:ascii="Wingdings" w:hAnsi="Wingdings" w:hint="default"/>
+        <w:sz w:val="20"/>
+      </w:rPr>
+    </w:lvl>
+    <w:lvl w:ilvl="7" w:tentative="1">
+      <w:start w:val="1"/>
+      <w:numFmt w:val="bullet"/>
+      <w:lvlText w:val=""/>
+      <w:lvlJc w:val="left"/>
+      <w:pPr>
+        <w:tabs>
+          <w:tab w:val="num" w:pos="5760"/>
+        </w:tabs>
+        <w:ind w:left="5760" w:hanging="360"/>
+      </w:pPr>
+      <w:rPr>
+        <w:rFonts w:ascii="Wingdings" w:hAnsi="Wingdings" w:hint="default"/>
+        <w:sz w:val="20"/>
+      </w:rPr>
+    </w:lvl>
+    <w:lvl w:ilvl="8" w:tentative="1">
+      <w:start w:val="1"/>
+      <w:numFmt w:val="bullet"/>
+      <w:lvlText w:val=""/>
+      <w:lvlJc w:val="left"/>
+      <w:pPr>
+        <w:tabs>
+          <w:tab w:val="num" w:pos="6480"/>
+        </w:tabs>
+        <w:ind w:left="6480" w:hanging="360"/>
+      </w:pPr>
+      <w:rPr>
+        <w:rFonts w:ascii="Wingdings" w:hAnsi="Wingdings" w:hint="default"/>
+        <w:sz w:val="20"/>
+      </w:rPr>
+    </w:lvl>
+  </w:abstractNum>
+  <w:abstractNum w:abstractNumId="21" w15:restartNumberingAfterBreak="0">
+    <w:nsid w:val="7C1B73DD"/>
+    <w:multiLevelType w:val="multilevel"/>
+    <w:tmpl w:val="62E68A0A"/>
+    <w:lvl w:ilvl="0">
+      <w:start w:val="1"/>
+      <w:numFmt w:val="bullet"/>
+      <w:lvlText w:val=""/>
+      <w:lvlJc w:val="left"/>
+      <w:pPr>
+        <w:tabs>
+          <w:tab w:val="num" w:pos="720"/>
+        </w:tabs>
+        <w:ind w:left="720" w:hanging="360"/>
+      </w:pPr>
+      <w:rPr>
+        <w:rFonts w:ascii="Symbol" w:hAnsi="Symbol" w:hint="default"/>
+        <w:sz w:val="20"/>
+      </w:rPr>
+    </w:lvl>
+    <w:lvl w:ilvl="1" w:tentative="1">
+      <w:start w:val="1"/>
+      <w:numFmt w:val="bullet"/>
+      <w:lvlText w:val="o"/>
+      <w:lvlJc w:val="left"/>
+      <w:pPr>
+        <w:tabs>
+          <w:tab w:val="num" w:pos="1440"/>
+        </w:tabs>
+        <w:ind w:left="1440" w:hanging="360"/>
+      </w:pPr>
+      <w:rPr>
+        <w:rFonts w:ascii="Courier New" w:hAnsi="Courier New" w:hint="default"/>
+        <w:sz w:val="20"/>
+      </w:rPr>
+    </w:lvl>
+    <w:lvl w:ilvl="2" w:tentative="1">
+      <w:start w:val="1"/>
+      <w:numFmt w:val="bullet"/>
+      <w:lvlText w:val=""/>
+      <w:lvlJc w:val="left"/>
+      <w:pPr>
+        <w:tabs>
+          <w:tab w:val="num" w:pos="2160"/>
+        </w:tabs>
+        <w:ind w:left="2160" w:hanging="360"/>
+      </w:pPr>
+      <w:rPr>
+        <w:rFonts w:ascii="Wingdings" w:hAnsi="Wingdings" w:hint="default"/>
+        <w:sz w:val="20"/>
+      </w:rPr>
+    </w:lvl>
+    <w:lvl w:ilvl="3" w:tentative="1">
+      <w:start w:val="1"/>
+      <w:numFmt w:val="bullet"/>
+      <w:lvlText w:val=""/>
+      <w:lvlJc w:val="left"/>
+      <w:pPr>
+        <w:tabs>
+          <w:tab w:val="num" w:pos="2880"/>
+        </w:tabs>
+        <w:ind w:left="2880" w:hanging="360"/>
+      </w:pPr>
+      <w:rPr>
+        <w:rFonts w:ascii="Wingdings" w:hAnsi="Wingdings" w:hint="default"/>
+        <w:sz w:val="20"/>
+      </w:rPr>
+    </w:lvl>
+    <w:lvl w:ilvl="4" w:tentative="1">
+      <w:start w:val="1"/>
+      <w:numFmt w:val="bullet"/>
+      <w:lvlText w:val=""/>
+      <w:lvlJc w:val="left"/>
+      <w:pPr>
+        <w:tabs>
+          <w:tab w:val="num" w:pos="3600"/>
+        </w:tabs>
+        <w:ind w:left="3600" w:hanging="360"/>
+      </w:pPr>
+      <w:rPr>
+        <w:rFonts w:ascii="Wingdings" w:hAnsi="Wingdings" w:hint="default"/>
+        <w:sz w:val="20"/>
+      </w:rPr>
+    </w:lvl>
+    <w:lvl w:ilvl="5" w:tentative="1">
+      <w:start w:val="1"/>
+      <w:numFmt w:val="bullet"/>
+      <w:lvlText w:val=""/>
+      <w:lvlJc w:val="left"/>
+      <w:pPr>
+        <w:tabs>
+          <w:tab w:val="num" w:pos="4320"/>
+        </w:tabs>
+        <w:ind w:left="4320" w:hanging="360"/>
+      </w:pPr>
+      <w:rPr>
+        <w:rFonts w:ascii="Wingdings" w:hAnsi="Wingdings" w:hint="default"/>
+        <w:sz w:val="20"/>
+      </w:rPr>
+    </w:lvl>
+    <w:lvl w:ilvl="6" w:tentative="1">
+      <w:start w:val="1"/>
+      <w:numFmt w:val="bullet"/>
+      <w:lvlText w:val=""/>
+      <w:lvlJc w:val="left"/>
+      <w:pPr>
+        <w:tabs>
+          <w:tab w:val="num" w:pos="5040"/>
+        </w:tabs>
+        <w:ind w:left="5040" w:hanging="360"/>
+      </w:pPr>
+      <w:rPr>
+        <w:rFonts w:ascii="Wingdings" w:hAnsi="Wingdings" w:hint="default"/>
+        <w:sz w:val="20"/>
+      </w:rPr>
+    </w:lvl>
+    <w:lvl w:ilvl="7" w:tentative="1">
+      <w:start w:val="1"/>
+      <w:numFmt w:val="bullet"/>
+      <w:lvlText w:val=""/>
+      <w:lvlJc w:val="left"/>
+      <w:pPr>
+        <w:tabs>
+          <w:tab w:val="num" w:pos="5760"/>
+        </w:tabs>
+        <w:ind w:left="5760" w:hanging="360"/>
+      </w:pPr>
+      <w:rPr>
+        <w:rFonts w:ascii="Wingdings" w:hAnsi="Wingdings" w:hint="default"/>
+        <w:sz w:val="20"/>
+      </w:rPr>
+    </w:lvl>
+    <w:lvl w:ilvl="8" w:tentative="1">
+      <w:start w:val="1"/>
+      <w:numFmt w:val="bullet"/>
+      <w:lvlText w:val=""/>
+      <w:lvlJc w:val="left"/>
+      <w:pPr>
+        <w:tabs>
+          <w:tab w:val="num" w:pos="6480"/>
+        </w:tabs>
+        <w:ind w:left="6480" w:hanging="360"/>
+      </w:pPr>
+      <w:rPr>
+        <w:rFonts w:ascii="Wingdings" w:hAnsi="Wingdings" w:hint="default"/>
+        <w:sz w:val="20"/>
+      </w:rPr>
+    </w:lvl>
+  </w:abstractNum>
+  <w:abstractNum w:abstractNumId="22" w15:restartNumberingAfterBreak="0">
+    <w:nsid w:val="7DFA2DB2"/>
+    <w:multiLevelType w:val="multilevel"/>
+    <w:tmpl w:val="97EA816E"/>
+    <w:lvl w:ilvl="0">
+      <w:start w:val="1"/>
+      <w:numFmt w:val="bullet"/>
+      <w:lvlText w:val=""/>
+      <w:lvlJc w:val="left"/>
+      <w:pPr>
+        <w:tabs>
+          <w:tab w:val="num" w:pos="720"/>
+        </w:tabs>
+        <w:ind w:left="720" w:hanging="360"/>
+      </w:pPr>
+      <w:rPr>
+        <w:rFonts w:ascii="Symbol" w:hAnsi="Symbol" w:hint="default"/>
+        <w:sz w:val="20"/>
+      </w:rPr>
+    </w:lvl>
+    <w:lvl w:ilvl="1">
+      <w:start w:val="1"/>
+      <w:numFmt w:val="bullet"/>
+      <w:lvlText w:val="o"/>
+      <w:lvlJc w:val="left"/>
+      <w:pPr>
+        <w:tabs>
+          <w:tab w:val="num" w:pos="1440"/>
+        </w:tabs>
+        <w:ind w:left="1440" w:hanging="360"/>
+      </w:pPr>
+      <w:rPr>
+        <w:rFonts w:ascii="Courier New" w:hAnsi="Courier New" w:hint="default"/>
+        <w:sz w:val="20"/>
+      </w:rPr>
+    </w:lvl>
+    <w:lvl w:ilvl="2" w:tentative="1">
+      <w:start w:val="1"/>
+      <w:numFmt w:val="bullet"/>
+      <w:lvlText w:val=""/>
+      <w:lvlJc w:val="left"/>
+      <w:pPr>
+        <w:tabs>
+          <w:tab w:val="num" w:pos="2160"/>
+        </w:tabs>
+        <w:ind w:left="2160" w:hanging="360"/>
+      </w:pPr>
+      <w:rPr>
+        <w:rFonts w:ascii="Wingdings" w:hAnsi="Wingdings" w:hint="default"/>
+        <w:sz w:val="20"/>
+      </w:rPr>
+    </w:lvl>
+    <w:lvl w:ilvl="3" w:tentative="1">
+      <w:start w:val="1"/>
+      <w:numFmt w:val="bullet"/>
+      <w:lvlText w:val=""/>
+      <w:lvlJc w:val="left"/>
+      <w:pPr>
+        <w:tabs>
+          <w:tab w:val="num" w:pos="2880"/>
+        </w:tabs>
+        <w:ind w:left="2880" w:hanging="360"/>
+      </w:pPr>
+      <w:rPr>
+        <w:rFonts w:ascii="Wingdings" w:hAnsi="Wingdings" w:hint="default"/>
+        <w:sz w:val="20"/>
+      </w:rPr>
+    </w:lvl>
+    <w:lvl w:ilvl="4" w:tentative="1">
+      <w:start w:val="1"/>
+      <w:numFmt w:val="bullet"/>
+      <w:lvlText w:val=""/>
+      <w:lvlJc w:val="left"/>
+      <w:pPr>
+        <w:tabs>
+          <w:tab w:val="num" w:pos="3600"/>
+        </w:tabs>
+        <w:ind w:left="3600" w:hanging="360"/>
+      </w:pPr>
+      <w:rPr>
+        <w:rFonts w:ascii="Wingdings" w:hAnsi="Wingdings" w:hint="default"/>
+        <w:sz w:val="20"/>
+      </w:rPr>
+    </w:lvl>
+    <w:lvl w:ilvl="5" w:tentative="1">
+      <w:start w:val="1"/>
+      <w:numFmt w:val="bullet"/>
+      <w:lvlText w:val=""/>
+      <w:lvlJc w:val="left"/>
+      <w:pPr>
+        <w:tabs>
+          <w:tab w:val="num" w:pos="4320"/>
+        </w:tabs>
+        <w:ind w:left="4320" w:hanging="360"/>
+      </w:pPr>
+      <w:rPr>
+        <w:rFonts w:ascii="Wingdings" w:hAnsi="Wingdings" w:hint="default"/>
+        <w:sz w:val="20"/>
+      </w:rPr>
+    </w:lvl>
+    <w:lvl w:ilvl="6" w:tentative="1">
+      <w:start w:val="1"/>
+      <w:numFmt w:val="bullet"/>
+      <w:lvlText w:val=""/>
+      <w:lvlJc w:val="left"/>
+      <w:pPr>
+        <w:tabs>
+          <w:tab w:val="num" w:pos="5040"/>
+        </w:tabs>
+        <w:ind w:left="5040" w:hanging="360"/>
+      </w:pPr>
+      <w:rPr>
+        <w:rFonts w:ascii="Wingdings" w:hAnsi="Wingdings" w:hint="default"/>
+        <w:sz w:val="20"/>
+      </w:rPr>
+    </w:lvl>
+    <w:lvl w:ilvl="7" w:tentative="1">
+      <w:start w:val="1"/>
+      <w:numFmt w:val="bullet"/>
+      <w:lvlText w:val=""/>
+      <w:lvlJc w:val="left"/>
+      <w:pPr>
+        <w:tabs>
+          <w:tab w:val="num" w:pos="5760"/>
+        </w:tabs>
+        <w:ind w:left="5760" w:hanging="360"/>
+      </w:pPr>
+      <w:rPr>
+        <w:rFonts w:ascii="Wingdings" w:hAnsi="Wingdings" w:hint="default"/>
+        <w:sz w:val="20"/>
+      </w:rPr>
+    </w:lvl>
+    <w:lvl w:ilvl="8" w:tentative="1">
+      <w:start w:val="1"/>
+      <w:numFmt w:val="bullet"/>
+      <w:lvlText w:val=""/>
+      <w:lvlJc w:val="left"/>
+      <w:pPr>
+        <w:tabs>
+          <w:tab w:val="num" w:pos="6480"/>
+        </w:tabs>
+        <w:ind w:left="6480" w:hanging="360"/>
+      </w:pPr>
+      <w:rPr>
+        <w:rFonts w:ascii="Wingdings" w:hAnsi="Wingdings" w:hint="default"/>
+        <w:sz w:val="20"/>
+      </w:rPr>
+    </w:lvl>
+  </w:abstractNum>
+  <w:abstractNum w:abstractNumId="23" w15:restartNumberingAfterBreak="0">
+    <w:nsid w:val="7E4610A4"/>
+    <w:multiLevelType w:val="multilevel"/>
+    <w:tmpl w:val="32DA2080"/>
+    <w:lvl w:ilvl="0">
+      <w:start w:val="1"/>
+      <w:numFmt w:val="bullet"/>
+      <w:lvlText w:val=""/>
+      <w:lvlJc w:val="left"/>
+      <w:pPr>
+        <w:tabs>
+          <w:tab w:val="num" w:pos="720"/>
+        </w:tabs>
+        <w:ind w:left="720" w:hanging="360"/>
+      </w:pPr>
+      <w:rPr>
+        <w:rFonts w:ascii="Symbol" w:hAnsi="Symbol" w:hint="default"/>
+        <w:sz w:val="20"/>
+      </w:rPr>
+    </w:lvl>
+    <w:lvl w:ilvl="1" w:tentative="1">
+      <w:start w:val="1"/>
+      <w:numFmt w:val="bullet"/>
+      <w:lvlText w:val="o"/>
+      <w:lvlJc w:val="left"/>
+      <w:pPr>
+        <w:tabs>
+          <w:tab w:val="num" w:pos="1440"/>
+        </w:tabs>
+        <w:ind w:left="1440" w:hanging="360"/>
+      </w:pPr>
+      <w:rPr>
+        <w:rFonts w:ascii="Courier New" w:hAnsi="Courier New" w:hint="default"/>
+        <w:sz w:val="20"/>
+      </w:rPr>
+    </w:lvl>
+    <w:lvl w:ilvl="2" w:tentative="1">
+      <w:start w:val="1"/>
+      <w:numFmt w:val="bullet"/>
+      <w:lvlText w:val=""/>
+      <w:lvlJc w:val="left"/>
+      <w:pPr>
+        <w:tabs>
+          <w:tab w:val="num" w:pos="2160"/>
+        </w:tabs>
+        <w:ind w:left="2160" w:hanging="360"/>
+      </w:pPr>
+      <w:rPr>
+        <w:rFonts w:ascii="Wingdings" w:hAnsi="Wingdings" w:hint="default"/>
+        <w:sz w:val="20"/>
+      </w:rPr>
+    </w:lvl>
+    <w:lvl w:ilvl="3" w:tentative="1">
+      <w:start w:val="1"/>
+      <w:numFmt w:val="bullet"/>
+      <w:lvlText w:val=""/>
+      <w:lvlJc w:val="left"/>
+      <w:pPr>
+        <w:tabs>
+          <w:tab w:val="num" w:pos="2880"/>
+        </w:tabs>
+        <w:ind w:left="2880" w:hanging="360"/>
+      </w:pPr>
+      <w:rPr>
+        <w:rFonts w:ascii="Wingdings" w:hAnsi="Wingdings" w:hint="default"/>
+        <w:sz w:val="20"/>
+      </w:rPr>
+    </w:lvl>
+    <w:lvl w:ilvl="4" w:tentative="1">
+      <w:start w:val="1"/>
+      <w:numFmt w:val="bullet"/>
+      <w:lvlText w:val=""/>
+      <w:lvlJc w:val="left"/>
+      <w:pPr>
+        <w:tabs>
+          <w:tab w:val="num" w:pos="3600"/>
+        </w:tabs>
+        <w:ind w:left="3600" w:hanging="360"/>
+      </w:pPr>
+      <w:rPr>
+        <w:rFonts w:ascii="Wingdings" w:hAnsi="Wingdings" w:hint="default"/>
+        <w:sz w:val="20"/>
+      </w:rPr>
+    </w:lvl>
+    <w:lvl w:ilvl="5" w:tentative="1">
+      <w:start w:val="1"/>
+      <w:numFmt w:val="bullet"/>
+      <w:lvlText w:val=""/>
+      <w:lvlJc w:val="left"/>
+      <w:pPr>
+        <w:tabs>
+          <w:tab w:val="num" w:pos="4320"/>
+        </w:tabs>
+        <w:ind w:left="4320" w:hanging="360"/>
+      </w:pPr>
+      <w:rPr>
+        <w:rFonts w:ascii="Wingdings" w:hAnsi="Wingdings" w:hint="default"/>
+        <w:sz w:val="20"/>
+      </w:rPr>
+    </w:lvl>
+    <w:lvl w:ilvl="6" w:tentative="1">
+      <w:start w:val="1"/>
+      <w:numFmt w:val="bullet"/>
+      <w:lvlText w:val=""/>
+      <w:lvlJc w:val="left"/>
+      <w:pPr>
+        <w:tabs>
+          <w:tab w:val="num" w:pos="5040"/>
+        </w:tabs>
+        <w:ind w:left="5040" w:hanging="360"/>
+      </w:pPr>
+      <w:rPr>
+        <w:rFonts w:ascii="Wingdings" w:hAnsi="Wingdings" w:hint="default"/>
+        <w:sz w:val="20"/>
+      </w:rPr>
+    </w:lvl>
+    <w:lvl w:ilvl="7" w:tentative="1">
+      <w:start w:val="1"/>
+      <w:numFmt w:val="bullet"/>
+      <w:lvlText w:val=""/>
+      <w:lvlJc w:val="left"/>
+      <w:pPr>
+        <w:tabs>
+          <w:tab w:val="num" w:pos="5760"/>
+        </w:tabs>
+        <w:ind w:left="5760" w:hanging="360"/>
+      </w:pPr>
+      <w:rPr>
+        <w:rFonts w:ascii="Wingdings" w:hAnsi="Wingdings" w:hint="default"/>
+        <w:sz w:val="20"/>
+      </w:rPr>
+    </w:lvl>
+    <w:lvl w:ilvl="8" w:tentative="1">
+      <w:start w:val="1"/>
+      <w:numFmt w:val="bullet"/>
+      <w:lvlText w:val=""/>
+      <w:lvlJc w:val="left"/>
+      <w:pPr>
+        <w:tabs>
+          <w:tab w:val="num" w:pos="6480"/>
+        </w:tabs>
+        <w:ind w:left="6480" w:hanging="360"/>
+      </w:pPr>
+      <w:rPr>
+        <w:rFonts w:ascii="Wingdings" w:hAnsi="Wingdings" w:hint="default"/>
+        <w:sz w:val="20"/>
+      </w:rPr>
+    </w:lvl>
+  </w:abstractNum>
   <w:num w:numId="1" w16cid:durableId="1023173386">
-    <w:abstractNumId w:val="2"/>
+    <w:abstractNumId w:val="5"/>
   </w:num>
   <w:num w:numId="2" w16cid:durableId="244606483">
-    <w:abstractNumId w:val="4"/>
+    <w:abstractNumId w:val="11"/>
   </w:num>
   <w:num w:numId="3" w16cid:durableId="364402503">
     <w:abstractNumId w:val="0"/>
   </w:num>
   <w:num w:numId="4" w16cid:durableId="2068911270">
-    <w:abstractNumId w:val="3"/>
+    <w:abstractNumId w:val="6"/>
   </w:num>
   <w:num w:numId="5" w16cid:durableId="708722553">
     <w:abstractNumId w:val="1"/>
   </w:num>
   <w:num w:numId="6" w16cid:durableId="343828676">
-    <w:abstractNumId w:val="6"/>
+    <w:abstractNumId w:val="16"/>
   </w:num>
   <w:num w:numId="7" w16cid:durableId="2071272329">
+    <w:abstractNumId w:val="18"/>
+  </w:num>
+  <w:num w:numId="8" w16cid:durableId="1794012271">
+    <w:abstractNumId w:val="12"/>
+  </w:num>
+  <w:num w:numId="9" w16cid:durableId="583875412">
     <w:abstractNumId w:val="7"/>
   </w:num>
-  <w:num w:numId="8" w16cid:durableId="1794012271">
-    <w:abstractNumId w:val="5"/>
+  <w:num w:numId="10" w16cid:durableId="994384098">
+    <w:abstractNumId w:val="10"/>
+  </w:num>
+  <w:num w:numId="11" w16cid:durableId="1613395385">
+    <w:abstractNumId w:val="14"/>
+  </w:num>
+  <w:num w:numId="12" w16cid:durableId="1200973227">
+    <w:abstractNumId w:val="4"/>
+  </w:num>
+  <w:num w:numId="13" w16cid:durableId="238440905">
+    <w:abstractNumId w:val="8"/>
+  </w:num>
+  <w:num w:numId="14" w16cid:durableId="10300634">
+    <w:abstractNumId w:val="15"/>
+  </w:num>
+  <w:num w:numId="15" w16cid:durableId="71662219">
+    <w:abstractNumId w:val="17"/>
+  </w:num>
+  <w:num w:numId="16" w16cid:durableId="273943669">
+    <w:abstractNumId w:val="20"/>
+  </w:num>
+  <w:num w:numId="17" w16cid:durableId="1882284623">
+    <w:abstractNumId w:val="2"/>
+  </w:num>
+  <w:num w:numId="18" w16cid:durableId="1131441122">
+    <w:abstractNumId w:val="9"/>
+  </w:num>
+  <w:num w:numId="19" w16cid:durableId="1812361953">
+    <w:abstractNumId w:val="3"/>
+  </w:num>
+  <w:num w:numId="20" w16cid:durableId="582883512">
+    <w:abstractNumId w:val="21"/>
+  </w:num>
+  <w:num w:numId="21" w16cid:durableId="1997371963">
+    <w:abstractNumId w:val="19"/>
+  </w:num>
+  <w:num w:numId="22" w16cid:durableId="1650787392">
+    <w:abstractNumId w:val="22"/>
+  </w:num>
+  <w:num w:numId="23" w16cid:durableId="461459337">
+    <w:abstractNumId w:val="13"/>
+  </w:num>
+  <w:num w:numId="24" w16cid:durableId="236792418">
+    <w:abstractNumId w:val="23"/>
   </w:num>
 </w:numbering>
 </file>
@@ -3803,7 +8463,6 @@
   <w:style w:type="character" w:default="1" w:styleId="DefaultParagraphFont">
     <w:name w:val="Default Paragraph Font"/>
     <w:uiPriority w:val="1"/>
-    <w:semiHidden/>
     <w:unhideWhenUsed/>
   </w:style>
   <w:style w:type="table" w:default="1" w:styleId="TableNormal">

--- a/TK/IO Projekt .docx
+++ b/TK/IO Projekt .docx
@@ -269,7 +269,7 @@
     </w:tbl>
     <w:p>
       <w:pPr>
-        <w:pStyle w:val="Nagwek1"/>
+        <w:pStyle w:val="Heading1"/>
         <w:keepNext w:val="0"/>
         <w:keepLines w:val="0"/>
         <w:spacing w:before="240" w:after="40"/>
@@ -284,7 +284,7 @@
           <w:noProof/>
         </w:rPr>
         <w:pict w14:anchorId="54225768">
-          <v:rect id="_x0000_i1039" alt="" style="width:451.35pt;height:.05pt;mso-width-percent:0;mso-height-percent:0;mso-width-percent:0;mso-height-percent:0" o:hrpct="995" o:hralign="center" o:hrstd="t" o:hr="t" fillcolor="#a0a0a0" stroked="f"/>
+          <v:rect id="_x0000_i1025" alt="" style="width:451.35pt;height:.05pt;mso-width-percent:0;mso-height-percent:0;mso-width-percent:0;mso-height-percent:0" o:hrpct="995" o:hralign="center" o:hrstd="t" o:hr="t" fillcolor="#a0a0a0" stroked="f"/>
         </w:pict>
       </w:r>
     </w:p>
@@ -332,7 +332,7 @@
     </w:p>
     <w:p>
       <w:pPr>
-        <w:pStyle w:val="Nagwek1"/>
+        <w:pStyle w:val="Heading1"/>
         <w:numPr>
           <w:ilvl w:val="0"/>
           <w:numId w:val="7"/>
@@ -349,7 +349,7 @@
           <w:noProof/>
         </w:rPr>
         <w:pict w14:anchorId="0E700657">
-          <v:rect id="_x0000_i1038" alt="" style="width:451.35pt;height:.05pt;mso-width-percent:0;mso-height-percent:0;mso-width-percent:0;mso-height-percent:0" o:hrpct="995" o:hralign="center" o:hrstd="t" o:hr="t" fillcolor="#a0a0a0" stroked="f"/>
+          <v:rect id="_x0000_i1026" alt="" style="width:451.35pt;height:.05pt;mso-width-percent:0;mso-height-percent:0;mso-width-percent:0;mso-height-percent:0" o:hrpct="995" o:hralign="center" o:hrstd="t" o:hr="t" fillcolor="#a0a0a0" stroked="f"/>
         </w:pict>
       </w:r>
     </w:p>
@@ -365,7 +365,7 @@
     <w:p/>
     <w:p>
       <w:pPr>
-        <w:pStyle w:val="Nagwek1"/>
+        <w:pStyle w:val="Heading1"/>
         <w:numPr>
           <w:ilvl w:val="0"/>
           <w:numId w:val="7"/>
@@ -382,13 +382,13 @@
           <w:noProof/>
         </w:rPr>
         <w:pict w14:anchorId="0F3EFF2D">
-          <v:rect id="_x0000_i1037" alt="" style="width:451.35pt;height:.05pt;mso-width-percent:0;mso-height-percent:0;mso-width-percent:0;mso-height-percent:0" o:hrpct="995" o:hralign="center" o:hrstd="t" o:hr="t" fillcolor="#a0a0a0" stroked="f"/>
+          <v:rect id="_x0000_i1027" alt="" style="width:451.35pt;height:.05pt;mso-width-percent:0;mso-height-percent:0;mso-width-percent:0;mso-height-percent:0" o:hrpct="995" o:hralign="center" o:hrstd="t" o:hr="t" fillcolor="#a0a0a0" stroked="f"/>
         </w:pict>
       </w:r>
     </w:p>
     <w:p>
       <w:pPr>
-        <w:pStyle w:val="Nagwek3"/>
+        <w:pStyle w:val="Heading3"/>
         <w:keepNext w:val="0"/>
         <w:keepLines w:val="0"/>
         <w:spacing w:before="280"/>
@@ -423,7 +423,7 @@
     </w:p>
     <w:p>
       <w:pPr>
-        <w:pStyle w:val="Nagwek3"/>
+        <w:pStyle w:val="Heading3"/>
         <w:keepNext w:val="0"/>
         <w:keepLines w:val="0"/>
         <w:spacing w:before="280"/>
@@ -569,7 +569,7 @@
     </w:p>
     <w:p>
       <w:pPr>
-        <w:pStyle w:val="Nagwek3"/>
+        <w:pStyle w:val="Heading3"/>
         <w:keepNext w:val="0"/>
         <w:keepLines w:val="0"/>
         <w:spacing w:before="280"/>
@@ -696,7 +696,7 @@
     </w:p>
     <w:p>
       <w:pPr>
-        <w:pStyle w:val="Nagwek3"/>
+        <w:pStyle w:val="Heading3"/>
         <w:keepNext w:val="0"/>
         <w:keepLines w:val="0"/>
         <w:spacing w:before="280"/>
@@ -1052,7 +1052,7 @@
     </w:p>
     <w:p>
       <w:pPr>
-        <w:pStyle w:val="Nagwek3"/>
+        <w:pStyle w:val="Heading3"/>
         <w:keepNext w:val="0"/>
         <w:keepLines w:val="0"/>
         <w:spacing w:before="280"/>
@@ -1162,7 +1162,7 @@
     <w:p/>
     <w:p>
       <w:pPr>
-        <w:pStyle w:val="Nagwek1"/>
+        <w:pStyle w:val="Heading1"/>
         <w:numPr>
           <w:ilvl w:val="0"/>
           <w:numId w:val="7"/>
@@ -1178,14 +1178,14 @@
           <w:noProof/>
         </w:rPr>
         <w:pict w14:anchorId="1B988329">
-          <v:rect id="_x0000_i1036" alt="" style="width:415.5pt;height:.05pt;mso-width-percent:0;mso-height-percent:0;mso-width-percent:0;mso-height-percent:0" o:hrpct="916" o:hralign="center" o:hrstd="t" o:hr="t" fillcolor="#a0a0a0" stroked="f"/>
+          <v:rect id="_x0000_i1028" alt="" style="width:415.5pt;height:.05pt;mso-width-percent:0;mso-height-percent:0;mso-width-percent:0;mso-height-percent:0" o:hrpct="916" o:hralign="center" o:hrstd="t" o:hr="t" fillcolor="#a0a0a0" stroked="f"/>
         </w:pict>
       </w:r>
     </w:p>
     <w:p/>
     <w:p>
       <w:pPr>
-        <w:pStyle w:val="Nagwek1"/>
+        <w:pStyle w:val="Heading1"/>
         <w:numPr>
           <w:ilvl w:val="0"/>
           <w:numId w:val="7"/>
@@ -1202,7 +1202,7 @@
           <w:noProof/>
         </w:rPr>
         <w:pict w14:anchorId="760F726B">
-          <v:rect id="_x0000_i1035" alt="" style="width:415.5pt;height:.05pt;mso-width-percent:0;mso-height-percent:0;mso-width-percent:0;mso-height-percent:0" o:hrpct="916" o:hralign="center" o:hrstd="t" o:hr="t" fillcolor="#a0a0a0" stroked="f"/>
+          <v:rect id="_x0000_i1029" alt="" style="width:415.5pt;height:.05pt;mso-width-percent:0;mso-height-percent:0;mso-width-percent:0;mso-height-percent:0" o:hrpct="916" o:hralign="center" o:hrstd="t" o:hr="t" fillcolor="#a0a0a0" stroked="f"/>
         </w:pict>
       </w:r>
     </w:p>
@@ -1234,11 +1234,10 @@
         <w:rPr>
           <w:b/>
           <w:bCs/>
-          <w:noProof/>
-          <w:lang w:val="pl-PL"/>
-        </w:rPr>
-        <w:pict w14:anchorId="4DA7FF59">
-          <v:rect id="_x0000_i1034" alt="" style="width:451.35pt;height:.05pt;mso-width-percent:0;mso-height-percent:0;mso-width-percent:0;mso-height-percent:0" o:hrpct="995" o:hralign="center" o:hrstd="t" o:hr="t" fillcolor="#a0a0a0" stroked="f"/>
+          <w:lang w:val="pl-PL"/>
+        </w:rPr>
+        <w:pict w14:anchorId="42A117BB">
+          <v:rect id="_x0000_i1075" style="width:0;height:1.5pt" o:hralign="center" o:hrstd="t" o:hr="t" fillcolor="#a0a0a0" stroked="f"/>
         </w:pict>
       </w:r>
     </w:p>
@@ -1269,14 +1268,13 @@
       </w:pPr>
       <w:r>
         <w:rPr>
-          <w:noProof/>
           <w:lang w:val="pl-PL"/>
         </w:rPr>
         <w:drawing>
-          <wp:inline distT="0" distB="0" distL="0" distR="0" wp14:anchorId="31B2FFFF" wp14:editId="00F0A23F">
-            <wp:extent cx="4838700" cy="4168775"/>
-            <wp:effectExtent l="0" t="0" r="0" b="3175"/>
-            <wp:docPr id="76717046" name="Picture 2"/>
+          <wp:inline distT="0" distB="0" distL="0" distR="0" wp14:anchorId="391836CD" wp14:editId="35185BD1">
+            <wp:extent cx="5730875" cy="5511800"/>
+            <wp:effectExtent l="0" t="0" r="3175" b="0"/>
+            <wp:docPr id="237276988" name="Picture 2"/>
             <wp:cNvGraphicFramePr>
               <a:graphicFrameLocks xmlns:a="http://schemas.openxmlformats.org/drawingml/2006/main" noChangeAspect="1"/>
             </wp:cNvGraphicFramePr>
@@ -1284,13 +1282,13 @@
               <a:graphicData uri="http://schemas.openxmlformats.org/drawingml/2006/picture">
                 <pic:pic xmlns:pic="http://schemas.openxmlformats.org/drawingml/2006/picture">
                   <pic:nvPicPr>
-                    <pic:cNvPr id="0" name="Picture 43"/>
+                    <pic:cNvPr id="0" name="Picture 52"/>
                     <pic:cNvPicPr>
                       <a:picLocks noChangeAspect="1" noChangeArrowheads="1"/>
                     </pic:cNvPicPr>
                   </pic:nvPicPr>
                   <pic:blipFill>
-                    <a:blip r:embed="rId6" cstate="print">
+                    <a:blip r:embed="rId6">
                       <a:extLst>
                         <a:ext uri="{28A0092B-C50C-407E-A947-70E740481C1C}">
                           <a14:useLocalDpi xmlns:a14="http://schemas.microsoft.com/office/drawing/2010/main" val="0"/>
@@ -1305,7 +1303,7 @@
                   <pic:spPr bwMode="auto">
                     <a:xfrm>
                       <a:off x="0" y="0"/>
-                      <a:ext cx="4838700" cy="4168775"/>
+                      <a:ext cx="5730875" cy="5511800"/>
                     </a:xfrm>
                     <a:prstGeom prst="rect">
                       <a:avLst/>
@@ -1340,7 +1338,7 @@
         <w:rPr>
           <w:lang w:val="pl-PL"/>
         </w:rPr>
-        <w:t xml:space="preserve"> Diagram przypadków przedstawiający 5 aktorów oraz przypadki użycia systemu port-log.</w:t>
+        <w:t xml:space="preserve"> Diagram przypadków przedstawiający 6 aktorów oraz przypadki użycia systemu port-log.</w:t>
       </w:r>
     </w:p>
     <w:p>
@@ -1355,18 +1353,6 @@
         </w:rPr>
         <w:br/>
       </w:r>
-      <w:r>
-        <w:rPr>
-          <w:lang w:val="pl-PL"/>
-        </w:rPr>
-        <w:br/>
-      </w:r>
-      <w:r>
-        <w:rPr>
-          <w:lang w:val="pl-PL"/>
-        </w:rPr>
-        <w:br/>
-      </w:r>
     </w:p>
     <w:p>
       <w:pPr>
@@ -1395,11 +1381,10 @@
         <w:rPr>
           <w:b/>
           <w:bCs/>
-          <w:noProof/>
-          <w:lang w:val="pl-PL"/>
-        </w:rPr>
-        <w:pict w14:anchorId="3034DB6A">
-          <v:rect id="_x0000_i1033" alt="" style="width:451.35pt;height:.05pt;mso-width-percent:0;mso-height-percent:0;mso-width-percent:0;mso-height-percent:0" o:hrpct="995" o:hralign="center" o:hrstd="t" o:hr="t" fillcolor="#a0a0a0" stroked="f"/>
+          <w:lang w:val="pl-PL"/>
+        </w:rPr>
+        <w:pict w14:anchorId="70FB3674">
+          <v:rect id="_x0000_i1077" style="width:0;height:1.5pt" o:hralign="center" o:hrstd="t" o:hr="t" fillcolor="#a0a0a0" stroked="f"/>
         </w:pict>
       </w:r>
     </w:p>
@@ -1433,7 +1418,7 @@
       <w:pPr>
         <w:numPr>
           <w:ilvl w:val="0"/>
-          <w:numId w:val="9"/>
+          <w:numId w:val="25"/>
         </w:numPr>
         <w:rPr>
           <w:lang w:val="pl-PL"/>
@@ -1445,20 +1430,21 @@
           <w:bCs/>
           <w:lang w:val="pl-PL"/>
         </w:rPr>
+        <w:lastRenderedPageBreak/>
         <w:t>Klient:</w:t>
       </w:r>
       <w:r>
         <w:rPr>
           <w:lang w:val="pl-PL"/>
         </w:rPr>
-        <w:t xml:space="preserve"> Podmiot zewnętrzny zlecający usługi portowe. Inicjuje proces logistyczny poprzez zgłoszenie transportu i monitoruje postępy w czasie rzeczywistym.</w:t>
+        <w:t xml:space="preserve"> Podmiot zewnętrzny zlecający usługi portowe. Inicjuje proces logistyczny poprzez zgłoszenie transportu i monitoruje postępy w czasie rzeczywistym (śledzenie ładunku).</w:t>
       </w:r>
     </w:p>
     <w:p>
       <w:pPr>
         <w:numPr>
           <w:ilvl w:val="0"/>
-          <w:numId w:val="9"/>
+          <w:numId w:val="25"/>
         </w:numPr>
         <w:rPr>
           <w:lang w:val="pl-PL"/>
@@ -1476,14 +1462,14 @@
         <w:rPr>
           <w:lang w:val="pl-PL"/>
         </w:rPr>
-        <w:t xml:space="preserve"> Wykonawca transportu fizycznego. Korzysta z systemu w ograniczonym zakresie, głównie w celu potwierdzania statusu realizacji poszczególnych etapów (np. załadunku).</w:t>
+        <w:t xml:space="preserve"> Wykonawca transportu fizycznego. Korzysta z systemu w ograniczonym zakresie, w celu potwierdzania statusu ładunku.</w:t>
       </w:r>
     </w:p>
     <w:p>
       <w:pPr>
         <w:numPr>
           <w:ilvl w:val="0"/>
-          <w:numId w:val="9"/>
+          <w:numId w:val="25"/>
         </w:numPr>
         <w:rPr>
           <w:lang w:val="pl-PL"/>
@@ -1495,21 +1481,20 @@
           <w:bCs/>
           <w:lang w:val="pl-PL"/>
         </w:rPr>
-        <w:lastRenderedPageBreak/>
         <w:t>Zarząd:</w:t>
       </w:r>
       <w:r>
         <w:rPr>
           <w:lang w:val="pl-PL"/>
         </w:rPr>
-        <w:t xml:space="preserve"> Odbiorca danych strategicznych. Korzysta z zagregowanych informacji w celach analitycznych i statystycznych.</w:t>
+        <w:t xml:space="preserve"> Odbiorca danych strategicznych. Korzysta z systemu w celu analizy statystyk oraz generowania raportów i statystyk.</w:t>
       </w:r>
     </w:p>
     <w:p>
       <w:pPr>
         <w:numPr>
           <w:ilvl w:val="0"/>
-          <w:numId w:val="9"/>
+          <w:numId w:val="25"/>
         </w:numPr>
         <w:rPr>
           <w:lang w:val="pl-PL"/>
@@ -1527,14 +1512,14 @@
         <w:rPr>
           <w:lang w:val="pl-PL"/>
         </w:rPr>
-        <w:t xml:space="preserve"> Pracownik administracyjny portu. Odpowiada za poprawność wprowadzanych danych, weryfikację parametrów ładunku oraz generowanie niezbędnej dokumentacji transportowej (karty załadunkowe).</w:t>
+        <w:t xml:space="preserve"> Pracownik administracyjny portu. Odpowiada za bezpośrednią rejestrację zgłoszenia transportu w systemie.</w:t>
       </w:r>
     </w:p>
     <w:p>
       <w:pPr>
         <w:numPr>
           <w:ilvl w:val="0"/>
-          <w:numId w:val="9"/>
+          <w:numId w:val="25"/>
         </w:numPr>
         <w:rPr>
           <w:lang w:val="pl-PL"/>
@@ -1552,81 +1537,14 @@
         <w:rPr>
           <w:lang w:val="pl-PL"/>
         </w:rPr>
-        <w:t xml:space="preserve"> Kluczowy pracownik operacyjny zarządzający fizycznym ruchem w porcie. Decyduje o harmonogramie prac, alokacji doków oraz rozmieszczeniu towarów w magazynie.</w:t>
-      </w:r>
-    </w:p>
-    <w:p>
-      <w:pPr>
-        <w:rPr>
-          <w:b/>
-          <w:bCs/>
-          <w:lang w:val="pl-PL"/>
-        </w:rPr>
-      </w:pPr>
-      <w:r>
-        <w:rPr>
-          <w:lang w:val="pl-PL"/>
-        </w:rPr>
-        <w:t>4.1.2. Opisy tekstowe wybranych przypadków użycia</w:t>
-      </w:r>
-    </w:p>
-    <w:p>
-      <w:pPr>
-        <w:rPr>
-          <w:b/>
-          <w:bCs/>
-          <w:lang w:val="pl-PL"/>
-        </w:rPr>
-      </w:pPr>
-      <w:r>
-        <w:rPr>
-          <w:b/>
-          <w:bCs/>
-          <w:noProof/>
-          <w:lang w:val="pl-PL"/>
-        </w:rPr>
-        <w:pict w14:anchorId="0E9E06DD">
-          <v:rect id="_x0000_i1032" alt="" style="width:451.35pt;height:.05pt;mso-width-percent:0;mso-height-percent:0;mso-width-percent:0;mso-height-percent:0" o:hrpct="995" o:hralign="center" o:hrstd="t" o:hr="t" fillcolor="#a0a0a0" stroked="f"/>
-        </w:pict>
-      </w:r>
-    </w:p>
-    <w:p>
-      <w:pPr>
-        <w:rPr>
-          <w:b/>
-          <w:bCs/>
-          <w:lang w:val="pl-PL"/>
-        </w:rPr>
-      </w:pPr>
-      <w:r>
-        <w:rPr>
-          <w:b/>
-          <w:bCs/>
-          <w:lang w:val="pl-PL"/>
-        </w:rPr>
-        <w:t>Opis przypadku użycia: „Rejestracja zgłoszenia transportu”</w:t>
-      </w:r>
-    </w:p>
-    <w:p>
-      <w:pPr>
-        <w:rPr>
-          <w:lang w:val="pl-PL"/>
-        </w:rPr>
-      </w:pPr>
-      <w:r>
-        <w:rPr>
-          <w:b/>
-          <w:bCs/>
-          <w:lang w:val="pl-PL"/>
-        </w:rPr>
-        <w:t>1. Uczestniczący aktorzy</w:t>
+        <w:t xml:space="preserve"> Kluczowy pracownik operacyjny zarządzający fizycznym ruchem w porcie. Odpowiada za nadzór operacji oraz ustalenie harmonogramu.</w:t>
       </w:r>
     </w:p>
     <w:p>
       <w:pPr>
         <w:numPr>
           <w:ilvl w:val="0"/>
-          <w:numId w:val="10"/>
+          <w:numId w:val="25"/>
         </w:numPr>
         <w:rPr>
           <w:lang w:val="pl-PL"/>
@@ -1638,20 +1556,93 @@
           <w:bCs/>
           <w:lang w:val="pl-PL"/>
         </w:rPr>
-        <w:t>Klient</w:t>
-      </w:r>
-      <w:r>
-        <w:rPr>
-          <w:lang w:val="pl-PL"/>
-        </w:rPr>
-        <w:t> </w:t>
+        <w:t>System:</w:t>
+      </w:r>
+      <w:r>
+        <w:rPr>
+          <w:lang w:val="pl-PL"/>
+        </w:rPr>
+        <w:t xml:space="preserve"> Zautomatyzowany aktor systemowy działający w tle. Odpowiada za zarządzanie zasobami portu (w tym przydział doków, przypisywanie obszarów magazynowych i urządzeń technicznych), automatyczne przypisywanie kategorii ładunku oraz generowanie kart załadunkowych.</w:t>
+      </w:r>
+    </w:p>
+    <w:p>
+      <w:pPr>
+        <w:rPr>
+          <w:lang w:val="pl-PL"/>
+        </w:rPr>
+      </w:pPr>
+    </w:p>
+    <w:p>
+      <w:pPr>
+        <w:rPr>
+          <w:b/>
+          <w:bCs/>
+          <w:lang w:val="pl-PL"/>
+        </w:rPr>
+      </w:pPr>
+      <w:r>
+        <w:rPr>
+          <w:lang w:val="pl-PL"/>
+        </w:rPr>
+        <w:t>4.1.2. Opisy tekstowe wybranych przypadków użycia</w:t>
+      </w:r>
+    </w:p>
+    <w:p>
+      <w:pPr>
+        <w:rPr>
+          <w:b/>
+          <w:bCs/>
+          <w:lang w:val="pl-PL"/>
+        </w:rPr>
+      </w:pPr>
+      <w:r>
+        <w:rPr>
+          <w:b/>
+          <w:bCs/>
+          <w:lang w:val="pl-PL"/>
+        </w:rPr>
+        <w:pict w14:anchorId="7064F421">
+          <v:rect id="_x0000_i1078" style="width:0;height:1.5pt" o:hralign="center" o:hrstd="t" o:hr="t" fillcolor="#a0a0a0" stroked="f"/>
+        </w:pict>
+      </w:r>
+    </w:p>
+    <w:p>
+      <w:pPr>
+        <w:rPr>
+          <w:b/>
+          <w:bCs/>
+          <w:lang w:val="pl-PL"/>
+        </w:rPr>
+      </w:pPr>
+      <w:r>
+        <w:rPr>
+          <w:b/>
+          <w:bCs/>
+          <w:lang w:val="pl-PL"/>
+        </w:rPr>
+        <w:t>Opis przypadku użycia: „Rejestracja zgłoszenia transportu”</w:t>
+      </w:r>
+    </w:p>
+    <w:p>
+      <w:pPr>
+        <w:rPr>
+          <w:lang w:val="pl-PL"/>
+        </w:rPr>
+      </w:pPr>
+      <w:r>
+        <w:rPr>
+          <w:b/>
+          <w:bCs/>
+          <w:lang w:val="pl-PL"/>
+        </w:rPr>
+        <w:t>1. Uczestniczący aktorzy</w:t>
       </w:r>
     </w:p>
     <w:p>
       <w:pPr>
         <w:numPr>
           <w:ilvl w:val="0"/>
-          <w:numId w:val="10"/>
+          <w:numId w:val="26"/>
         </w:numPr>
         <w:rPr>
           <w:lang w:val="pl-PL"/>
@@ -1659,17 +1650,9 @@
       </w:pPr>
       <w:r>
         <w:rPr>
-          <w:b/>
-          <w:bCs/>
           <w:lang w:val="pl-PL"/>
         </w:rPr>
         <w:t>Operator</w:t>
-      </w:r>
-      <w:r>
-        <w:rPr>
-          <w:lang w:val="pl-PL"/>
-        </w:rPr>
-        <w:t> </w:t>
       </w:r>
     </w:p>
     <w:p>
@@ -1691,7 +1674,7 @@
       <w:pPr>
         <w:numPr>
           <w:ilvl w:val="0"/>
-          <w:numId w:val="11"/>
+          <w:numId w:val="27"/>
         </w:numPr>
         <w:rPr>
           <w:lang w:val="pl-PL"/>
@@ -1701,14 +1684,14 @@
         <w:rPr>
           <w:lang w:val="pl-PL"/>
         </w:rPr>
-        <w:t>System wyświetla formularz pozwalający na rejestrację nowego transportu,</w:t>
+        <w:t>System wyświetla formularz pozwalający na rejestrację nowego transportu.</w:t>
       </w:r>
     </w:p>
     <w:p>
       <w:pPr>
         <w:numPr>
           <w:ilvl w:val="0"/>
-          <w:numId w:val="11"/>
+          <w:numId w:val="27"/>
         </w:numPr>
         <w:rPr>
           <w:lang w:val="pl-PL"/>
@@ -1720,34 +1703,20 @@
           <w:bCs/>
           <w:lang w:val="pl-PL"/>
         </w:rPr>
-        <w:t>Operator</w:t>
-      </w:r>
-      <w:r>
-        <w:rPr>
-          <w:lang w:val="pl-PL"/>
-        </w:rPr>
-        <w:t xml:space="preserve"> wpisuje dane przekazane przez </w:t>
-      </w:r>
-      <w:r>
-        <w:rPr>
-          <w:b/>
-          <w:bCs/>
-          <w:lang w:val="pl-PL"/>
-        </w:rPr>
-        <w:t>Klienta</w:t>
-      </w:r>
-      <w:r>
-        <w:rPr>
-          <w:lang w:val="pl-PL"/>
-        </w:rPr>
-        <w:t xml:space="preserve"> (dane przewoźnika, numer rejestracyjny pojazdu),</w:t>
+        <w:t xml:space="preserve">Operator </w:t>
+      </w:r>
+      <w:r>
+        <w:rPr>
+          <w:lang w:val="pl-PL"/>
+        </w:rPr>
+        <w:t>wpisuje dane przekazane w ramach zgłoszenia.</w:t>
       </w:r>
     </w:p>
     <w:p>
       <w:pPr>
         <w:numPr>
           <w:ilvl w:val="0"/>
-          <w:numId w:val="11"/>
+          <w:numId w:val="27"/>
         </w:numPr>
         <w:rPr>
           <w:lang w:val="pl-PL"/>
@@ -1765,42 +1734,14 @@
         <w:rPr>
           <w:lang w:val="pl-PL"/>
         </w:rPr>
-        <w:t xml:space="preserve"> określa parametry ładunku (przypadek użycia: </w:t>
-      </w:r>
-      <w:r>
-        <w:rPr>
-          <w:b/>
-          <w:bCs/>
-          <w:lang w:val="pl-PL"/>
-        </w:rPr>
-        <w:t>Określenie parametrów ładunku</w:t>
-      </w:r>
-      <w:r>
-        <w:rPr>
-          <w:lang w:val="pl-PL"/>
-        </w:rPr>
-        <w:t xml:space="preserve">) oraz wybiera odpowiednią kategorię towaru (przypadek użycia: </w:t>
-      </w:r>
-      <w:r>
-        <w:rPr>
-          <w:b/>
-          <w:bCs/>
-          <w:lang w:val="pl-PL"/>
-        </w:rPr>
-        <w:t>Przypisanie kategorii ładunku</w:t>
-      </w:r>
-      <w:r>
-        <w:rPr>
-          <w:lang w:val="pl-PL"/>
-        </w:rPr>
-        <w:t>),</w:t>
+        <w:t xml:space="preserve"> określa parametry ładunku.</w:t>
       </w:r>
     </w:p>
     <w:p>
       <w:pPr>
         <w:numPr>
           <w:ilvl w:val="0"/>
-          <w:numId w:val="11"/>
+          <w:numId w:val="27"/>
         </w:numPr>
         <w:rPr>
           <w:lang w:val="pl-PL"/>
@@ -1808,24 +1749,16 @@
       </w:pPr>
       <w:r>
         <w:rPr>
-          <w:b/>
-          <w:bCs/>
-          <w:lang w:val="pl-PL"/>
-        </w:rPr>
-        <w:t>Operator</w:t>
-      </w:r>
-      <w:r>
-        <w:rPr>
-          <w:lang w:val="pl-PL"/>
-        </w:rPr>
-        <w:t xml:space="preserve"> sprawdza dostępność okien czasowych w harmonogramie portu,</w:t>
+          <w:lang w:val="pl-PL"/>
+        </w:rPr>
+        <w:t>System na podstawie parametrów automatycznie dokonuje klasyfikacji.</w:t>
       </w:r>
     </w:p>
     <w:p>
       <w:pPr>
         <w:numPr>
           <w:ilvl w:val="0"/>
-          <w:numId w:val="11"/>
+          <w:numId w:val="27"/>
         </w:numPr>
         <w:rPr>
           <w:lang w:val="pl-PL"/>
@@ -1843,14 +1776,14 @@
         <w:rPr>
           <w:lang w:val="pl-PL"/>
         </w:rPr>
-        <w:t xml:space="preserve"> zatwierdza zgłoszenie w systemie,</w:t>
+        <w:t xml:space="preserve"> sprawdza dostępność okien czasowych w harmonogramie portu.</w:t>
       </w:r>
     </w:p>
     <w:p>
       <w:pPr>
         <w:numPr>
           <w:ilvl w:val="0"/>
-          <w:numId w:val="11"/>
+          <w:numId w:val="27"/>
         </w:numPr>
         <w:rPr>
           <w:lang w:val="pl-PL"/>
@@ -1858,16 +1791,24 @@
       </w:pPr>
       <w:r>
         <w:rPr>
-          <w:lang w:val="pl-PL"/>
-        </w:rPr>
-        <w:t>System weryfikuje kompletność i poprawność wprowadzonych danych,</w:t>
+          <w:b/>
+          <w:bCs/>
+          <w:lang w:val="pl-PL"/>
+        </w:rPr>
+        <w:t>Operator</w:t>
+      </w:r>
+      <w:r>
+        <w:rPr>
+          <w:lang w:val="pl-PL"/>
+        </w:rPr>
+        <w:t xml:space="preserve"> zatwierdza zgłoszenie w systemie.</w:t>
       </w:r>
     </w:p>
     <w:p>
       <w:pPr>
         <w:numPr>
           <w:ilvl w:val="0"/>
-          <w:numId w:val="11"/>
+          <w:numId w:val="27"/>
         </w:numPr>
         <w:rPr>
           <w:lang w:val="pl-PL"/>
@@ -1877,14 +1818,14 @@
         <w:rPr>
           <w:lang w:val="pl-PL"/>
         </w:rPr>
-        <w:t>System zapisuje dane w rejestrze awizacji i automatycznie generuje unikalny numer zgłoszenia,</w:t>
+        <w:t>System weryfikuje kompletność i poprawność wprowadzonych danych.</w:t>
       </w:r>
     </w:p>
     <w:p>
       <w:pPr>
         <w:numPr>
           <w:ilvl w:val="0"/>
-          <w:numId w:val="11"/>
+          <w:numId w:val="27"/>
         </w:numPr>
         <w:rPr>
           <w:lang w:val="pl-PL"/>
@@ -1894,43 +1835,14 @@
         <w:rPr>
           <w:lang w:val="pl-PL"/>
         </w:rPr>
-        <w:t xml:space="preserve">System informuje o dokonanej operacji, wyświetlając komunikat o sukcesie i przesyłając potwierdzenie do </w:t>
-      </w:r>
-      <w:r>
-        <w:rPr>
-          <w:b/>
-          <w:bCs/>
-          <w:lang w:val="pl-PL"/>
-        </w:rPr>
-        <w:t>Klienta</w:t>
-      </w:r>
-      <w:r>
-        <w:rPr>
-          <w:lang w:val="pl-PL"/>
-        </w:rPr>
-        <w:t>.</w:t>
-      </w:r>
-    </w:p>
-    <w:p>
-      <w:pPr>
-        <w:rPr>
-          <w:lang w:val="pl-PL"/>
-        </w:rPr>
-      </w:pPr>
-      <w:r>
-        <w:rPr>
-          <w:b/>
-          <w:bCs/>
-          <w:lang w:val="pl-PL"/>
-        </w:rPr>
-        <w:t>3. Alternatywne ciągi zdarzeń</w:t>
+        <w:t>System zapisuje dane w rejestrze awizacji i automatycznie generuje unikalny numer zgłoszenia.</w:t>
       </w:r>
     </w:p>
     <w:p>
       <w:pPr>
         <w:numPr>
           <w:ilvl w:val="0"/>
-          <w:numId w:val="12"/>
+          <w:numId w:val="27"/>
         </w:numPr>
         <w:rPr>
           <w:lang w:val="pl-PL"/>
@@ -1938,35 +1850,31 @@
       </w:pPr>
       <w:r>
         <w:rPr>
-          <w:b/>
-          <w:bCs/>
-          <w:lang w:val="pl-PL"/>
-        </w:rPr>
-        <w:t>a) System stwierdza niekompletność lub niepoprawność danych (np. błędny format numeru rejestracyjnego):</w:t>
-      </w:r>
-    </w:p>
-    <w:p>
-      <w:pPr>
-        <w:numPr>
-          <w:ilvl w:val="1"/>
-          <w:numId w:val="12"/>
-        </w:numPr>
-        <w:rPr>
-          <w:lang w:val="pl-PL"/>
-        </w:rPr>
-      </w:pPr>
-      <w:r>
-        <w:rPr>
-          <w:lang w:val="pl-PL"/>
-        </w:rPr>
-        <w:t>System ponownie wyświetla formularz z zaznaczonymi polami, w których stwierdzono błędy, i blokuje zapis do czasu poprawy.</w:t>
+          <w:lang w:val="pl-PL"/>
+        </w:rPr>
+        <w:t>System informuje o dokonanej operacji, wyświetlając komunikat o sukcesie.</w:t>
+      </w:r>
+    </w:p>
+    <w:p>
+      <w:pPr>
+        <w:rPr>
+          <w:lang w:val="pl-PL"/>
+        </w:rPr>
+      </w:pPr>
+      <w:r>
+        <w:rPr>
+          <w:b/>
+          <w:bCs/>
+          <w:lang w:val="pl-PL"/>
+        </w:rPr>
+        <w:t>3. Alternatywne ciągi zdarzeń</w:t>
       </w:r>
     </w:p>
     <w:p>
       <w:pPr>
         <w:numPr>
           <w:ilvl w:val="0"/>
-          <w:numId w:val="12"/>
+          <w:numId w:val="28"/>
         </w:numPr>
         <w:rPr>
           <w:lang w:val="pl-PL"/>
@@ -1978,31 +1886,20 @@
           <w:bCs/>
           <w:lang w:val="pl-PL"/>
         </w:rPr>
-        <w:t>b) Operator rezygnuje z wprowadzania zgłoszenia, klikając przycisk Anuluj:</w:t>
-      </w:r>
-    </w:p>
-    <w:p>
-      <w:pPr>
-        <w:numPr>
-          <w:ilvl w:val="1"/>
-          <w:numId w:val="12"/>
-        </w:numPr>
-        <w:rPr>
-          <w:lang w:val="pl-PL"/>
-        </w:rPr>
-      </w:pPr>
-      <w:r>
-        <w:rPr>
-          <w:lang w:val="pl-PL"/>
-        </w:rPr>
-        <w:t>Powrót systemu do stanu sprzed wywołania funkcji; dane nie zostają zapisane w bazie.</w:t>
+        <w:t>a) System stwierdza niekompletność lub niepoprawność danych (np. błędny format numeru rejestracyjnego):</w:t>
+      </w:r>
+      <w:r>
+        <w:rPr>
+          <w:lang w:val="pl-PL"/>
+        </w:rPr>
+        <w:t xml:space="preserve"> System ponownie wyświetla formularz z zaznaczonymi polami, w których stwierdzono błędy, i blokuje zapis do czasu poprawy.</w:t>
       </w:r>
     </w:p>
     <w:p>
       <w:pPr>
         <w:numPr>
           <w:ilvl w:val="0"/>
-          <w:numId w:val="12"/>
+          <w:numId w:val="28"/>
         </w:numPr>
         <w:rPr>
           <w:lang w:val="pl-PL"/>
@@ -2014,46 +1911,20 @@
           <w:bCs/>
           <w:lang w:val="pl-PL"/>
         </w:rPr>
-        <w:t>c) Brak wolnych terminów w wybranym oknie czasowym:</w:t>
-      </w:r>
-    </w:p>
-    <w:p>
-      <w:pPr>
-        <w:numPr>
-          <w:ilvl w:val="1"/>
-          <w:numId w:val="12"/>
-        </w:numPr>
-        <w:rPr>
-          <w:lang w:val="pl-PL"/>
-        </w:rPr>
-      </w:pPr>
-      <w:r>
-        <w:rPr>
-          <w:lang w:val="pl-PL"/>
-        </w:rPr>
-        <w:t>System wyświetla komunikat o braku wolnych doków i sugeruje najbliższe dostępne terminy. Operator konsultuje zmianę z Klientem.</w:t>
-      </w:r>
-    </w:p>
-    <w:p>
-      <w:pPr>
-        <w:rPr>
-          <w:lang w:val="pl-PL"/>
-        </w:rPr>
-      </w:pPr>
-      <w:r>
-        <w:rPr>
-          <w:b/>
-          <w:bCs/>
-          <w:lang w:val="pl-PL"/>
-        </w:rPr>
-        <w:t>4. Zależności czasowe</w:t>
+        <w:t>b) Operator rezygnuje z wprowadzania zgłoszenia, klikając przycisk Anuluj:</w:t>
+      </w:r>
+      <w:r>
+        <w:rPr>
+          <w:lang w:val="pl-PL"/>
+        </w:rPr>
+        <w:t xml:space="preserve"> Powrót systemu do stanu sprzed wywołania funkcji; dane nie zostają zapisane w bazie.</w:t>
       </w:r>
     </w:p>
     <w:p>
       <w:pPr>
         <w:numPr>
           <w:ilvl w:val="0"/>
-          <w:numId w:val="13"/>
+          <w:numId w:val="28"/>
         </w:numPr>
         <w:rPr>
           <w:lang w:val="pl-PL"/>
@@ -2065,20 +1936,35 @@
           <w:bCs/>
           <w:lang w:val="pl-PL"/>
         </w:rPr>
-        <w:t>a) Częstotliwość wykonania:</w:t>
-      </w:r>
-      <w:r>
-        <w:rPr>
-          <w:lang w:val="pl-PL"/>
-        </w:rPr>
-        <w:t xml:space="preserve"> ~50–150 razy dziennie (zależnie od wielkości portu).</w:t>
+        <w:t>c) Brak wolnych terminów w wybranym oknie czasowym:</w:t>
+      </w:r>
+      <w:r>
+        <w:rPr>
+          <w:lang w:val="pl-PL"/>
+        </w:rPr>
+        <w:t xml:space="preserve"> System wyświetla komunikat o braku wolnych doków i sugeruje najbliższe dostępne terminy.</w:t>
+      </w:r>
+    </w:p>
+    <w:p>
+      <w:pPr>
+        <w:rPr>
+          <w:lang w:val="pl-PL"/>
+        </w:rPr>
+      </w:pPr>
+      <w:r>
+        <w:rPr>
+          <w:b/>
+          <w:bCs/>
+          <w:lang w:val="pl-PL"/>
+        </w:rPr>
+        <w:t>4. Zależności czasowe</w:t>
       </w:r>
     </w:p>
     <w:p>
       <w:pPr>
         <w:numPr>
           <w:ilvl w:val="0"/>
-          <w:numId w:val="13"/>
+          <w:numId w:val="29"/>
         </w:numPr>
         <w:rPr>
           <w:lang w:val="pl-PL"/>
@@ -2090,20 +1976,20 @@
           <w:bCs/>
           <w:lang w:val="pl-PL"/>
         </w:rPr>
-        <w:t>b) Przewidywane spiętrzenia:</w:t>
-      </w:r>
-      <w:r>
-        <w:rPr>
-          <w:lang w:val="pl-PL"/>
-        </w:rPr>
-        <w:t xml:space="preserve"> w godzinach porannych (zmiana personelu) oraz na koniec kwartałów rozliczeniowych.</w:t>
+        <w:t>a) Częstotliwość wykonania:</w:t>
+      </w:r>
+      <w:r>
+        <w:rPr>
+          <w:lang w:val="pl-PL"/>
+        </w:rPr>
+        <w:t xml:space="preserve"> ~50–150 razy dziennie (zależnie od wielkości portu).</w:t>
       </w:r>
     </w:p>
     <w:p>
       <w:pPr>
         <w:numPr>
           <w:ilvl w:val="0"/>
-          <w:numId w:val="13"/>
+          <w:numId w:val="29"/>
         </w:numPr>
         <w:rPr>
           <w:lang w:val="pl-PL"/>
@@ -2115,20 +2001,20 @@
           <w:bCs/>
           <w:lang w:val="pl-PL"/>
         </w:rPr>
-        <w:t>c) Typowy czas realizacji:</w:t>
-      </w:r>
-      <w:r>
-        <w:rPr>
-          <w:lang w:val="pl-PL"/>
-        </w:rPr>
-        <w:t xml:space="preserve"> ~2–4 min.</w:t>
+        <w:t>b) Przewidywane spiętrzenia:</w:t>
+      </w:r>
+      <w:r>
+        <w:rPr>
+          <w:lang w:val="pl-PL"/>
+        </w:rPr>
+        <w:t xml:space="preserve"> w godzinach porannych (zmiana personelu) oraz na koniec kwartałów rozliczeniowych.</w:t>
       </w:r>
     </w:p>
     <w:p>
       <w:pPr>
         <w:numPr>
           <w:ilvl w:val="0"/>
-          <w:numId w:val="13"/>
+          <w:numId w:val="29"/>
         </w:numPr>
         <w:rPr>
           <w:lang w:val="pl-PL"/>
@@ -2140,35 +2026,20 @@
           <w:bCs/>
           <w:lang w:val="pl-PL"/>
         </w:rPr>
-        <w:t>d) Maksymalny czas realizacji:</w:t>
-      </w:r>
-      <w:r>
-        <w:rPr>
-          <w:lang w:val="pl-PL"/>
-        </w:rPr>
-        <w:t xml:space="preserve"> 15 min (w przypadku konieczności wyjaśniania niezgodności w parametrach ładunku z Klientem).</w:t>
-      </w:r>
-    </w:p>
-    <w:p>
-      <w:pPr>
-        <w:rPr>
-          <w:lang w:val="pl-PL"/>
-        </w:rPr>
-      </w:pPr>
-      <w:r>
-        <w:rPr>
-          <w:b/>
-          <w:bCs/>
-          <w:lang w:val="pl-PL"/>
-        </w:rPr>
-        <w:t>5. Wartości uzyskiwane przez aktorów po zakończeniu przypadku użycia</w:t>
+        <w:t>c) Typowy czas realizacji:</w:t>
+      </w:r>
+      <w:r>
+        <w:rPr>
+          <w:lang w:val="pl-PL"/>
+        </w:rPr>
+        <w:t xml:space="preserve"> ~2–4 min.</w:t>
       </w:r>
     </w:p>
     <w:p>
       <w:pPr>
         <w:numPr>
           <w:ilvl w:val="0"/>
-          <w:numId w:val="14"/>
+          <w:numId w:val="29"/>
         </w:numPr>
         <w:rPr>
           <w:lang w:val="pl-PL"/>
@@ -2180,21 +2051,36 @@
           <w:bCs/>
           <w:lang w:val="pl-PL"/>
         </w:rPr>
+        <w:t>d) Maksymalny czas realizacji:</w:t>
+      </w:r>
+      <w:r>
+        <w:rPr>
+          <w:lang w:val="pl-PL"/>
+        </w:rPr>
+        <w:t xml:space="preserve"> 15 min.</w:t>
+      </w:r>
+    </w:p>
+    <w:p>
+      <w:pPr>
+        <w:rPr>
+          <w:lang w:val="pl-PL"/>
+        </w:rPr>
+      </w:pPr>
+      <w:r>
+        <w:rPr>
+          <w:b/>
+          <w:bCs/>
+          <w:lang w:val="pl-PL"/>
+        </w:rPr>
         <w:lastRenderedPageBreak/>
-        <w:t>Klient:</w:t>
-      </w:r>
-      <w:r>
-        <w:rPr>
-          <w:lang w:val="pl-PL"/>
-        </w:rPr>
-        <w:t xml:space="preserve"> Uzyskuje oficjalny numer awizacji, który uprawnia kierowcę do wjazdu na teren portu.</w:t>
+        <w:t>5. Wartości uzyskiwane przez aktorów po zakończeniu przypadku użycia</w:t>
       </w:r>
     </w:p>
     <w:p>
       <w:pPr>
         <w:numPr>
           <w:ilvl w:val="0"/>
-          <w:numId w:val="14"/>
+          <w:numId w:val="30"/>
         </w:numPr>
         <w:rPr>
           <w:lang w:val="pl-PL"/>
@@ -2212,14 +2098,14 @@
         <w:rPr>
           <w:lang w:val="pl-PL"/>
         </w:rPr>
-        <w:t xml:space="preserve"> Posiada zarejestrowane zlecenie w systemie, co umożliwia dalszą obsługę dokumentacji (np. generowanie kart załadunkowych).</w:t>
+        <w:t xml:space="preserve"> Posiada formalnie zarejestrowane zlecenie w systemie.</w:t>
       </w:r>
     </w:p>
     <w:p>
       <w:pPr>
         <w:numPr>
           <w:ilvl w:val="0"/>
-          <w:numId w:val="14"/>
+          <w:numId w:val="30"/>
         </w:numPr>
         <w:rPr>
           <w:lang w:val="pl-PL"/>
@@ -2237,7 +2123,7 @@
         <w:rPr>
           <w:lang w:val="pl-PL"/>
         </w:rPr>
-        <w:t xml:space="preserve"> Wpis w rejestrze awizacji stanowiący podstawę dla harmonogramu pracy koordynatorów i magazynierów.</w:t>
+        <w:t xml:space="preserve"> Uzyskuje wpis w rejestrze awizacji stanowiący podstawę dla harmonogramu pracy oraz dane niezbędne do późniejszego automatycznego wygenerowania kart załadunkowych.</w:t>
       </w:r>
     </w:p>
     <w:p>
@@ -2283,7 +2169,7 @@
       <w:pPr>
         <w:numPr>
           <w:ilvl w:val="0"/>
-          <w:numId w:val="15"/>
+          <w:numId w:val="31"/>
         </w:numPr>
         <w:rPr>
           <w:lang w:val="pl-PL"/>
@@ -2291,8 +2177,6 @@
       </w:pPr>
       <w:r>
         <w:rPr>
-          <w:b/>
-          <w:bCs/>
           <w:lang w:val="pl-PL"/>
         </w:rPr>
         <w:t>Koordynator</w:t>
@@ -2317,7 +2201,7 @@
       <w:pPr>
         <w:numPr>
           <w:ilvl w:val="0"/>
-          <w:numId w:val="16"/>
+          <w:numId w:val="32"/>
         </w:numPr>
         <w:rPr>
           <w:lang w:val="pl-PL"/>
@@ -2327,14 +2211,14 @@
         <w:rPr>
           <w:lang w:val="pl-PL"/>
         </w:rPr>
-        <w:t>System wyświetla interfejs planowania operacji portowych na wybrany dzień lub zmianę,</w:t>
+        <w:t>System wyświetla interfejs planowania operacji portowych na wybrany dzień lub zmianę.</w:t>
       </w:r>
     </w:p>
     <w:p>
       <w:pPr>
         <w:numPr>
           <w:ilvl w:val="0"/>
-          <w:numId w:val="16"/>
+          <w:numId w:val="32"/>
         </w:numPr>
         <w:rPr>
           <w:lang w:val="pl-PL"/>
@@ -2346,20 +2230,20 @@
           <w:bCs/>
           <w:lang w:val="pl-PL"/>
         </w:rPr>
-        <w:t>Koordynator</w:t>
-      </w:r>
-      <w:r>
-        <w:rPr>
-          <w:lang w:val="pl-PL"/>
-        </w:rPr>
-        <w:t xml:space="preserve"> określa ramy czasowe, dla których chce przygotować grafik operacji,</w:t>
+        <w:t xml:space="preserve">Koordynator </w:t>
+      </w:r>
+      <w:r>
+        <w:rPr>
+          <w:lang w:val="pl-PL"/>
+        </w:rPr>
+        <w:t>określa ramy czasowe, dla których chce przygotować grafik operacji.</w:t>
       </w:r>
     </w:p>
     <w:p>
       <w:pPr>
         <w:numPr>
           <w:ilvl w:val="0"/>
-          <w:numId w:val="16"/>
+          <w:numId w:val="32"/>
         </w:numPr>
         <w:rPr>
           <w:lang w:val="pl-PL"/>
@@ -2369,42 +2253,14 @@
         <w:rPr>
           <w:lang w:val="pl-PL"/>
         </w:rPr>
-        <w:t xml:space="preserve">System uruchamia procedurę </w:t>
-      </w:r>
-      <w:r>
-        <w:rPr>
-          <w:b/>
-          <w:bCs/>
-          <w:lang w:val="pl-PL"/>
-        </w:rPr>
-        <w:t>automatycznego przydzielenia zasobów</w:t>
-      </w:r>
-      <w:r>
-        <w:rPr>
-          <w:lang w:val="pl-PL"/>
-        </w:rPr>
-        <w:t xml:space="preserve"> (przypadek użycia: </w:t>
-      </w:r>
-      <w:r>
-        <w:rPr>
-          <w:b/>
-          <w:bCs/>
-          <w:lang w:val="pl-PL"/>
-        </w:rPr>
-        <w:t>Automatyczne przydzielenie zasobów</w:t>
-      </w:r>
-      <w:r>
-        <w:rPr>
-          <w:lang w:val="pl-PL"/>
-        </w:rPr>
-        <w:t>) na podstawie aktywnych awizacji, dostępności doków oraz specyfikacji ładunków,</w:t>
+        <w:t>System uruchamia procedurę zautomatyzowanego planowania na podstawie aktywnych awizacji i dostępności infrastruktury.</w:t>
       </w:r>
     </w:p>
     <w:p>
       <w:pPr>
         <w:numPr>
           <w:ilvl w:val="0"/>
-          <w:numId w:val="16"/>
+          <w:numId w:val="32"/>
         </w:numPr>
         <w:rPr>
           <w:lang w:val="pl-PL"/>
@@ -2414,14 +2270,14 @@
         <w:rPr>
           <w:lang w:val="pl-PL"/>
         </w:rPr>
-        <w:t>System prezentuje wstępny harmonogram (grafik) zawierający przypisanie konkretnych pojazdów do konkretnych doków i godzin,</w:t>
+        <w:t>System prezentuje wstępny harmonogram zawierający przypisanie konkretnych pojazdów do doków i godzin.</w:t>
       </w:r>
     </w:p>
     <w:p>
       <w:pPr>
         <w:numPr>
           <w:ilvl w:val="0"/>
-          <w:numId w:val="16"/>
+          <w:numId w:val="32"/>
         </w:numPr>
         <w:rPr>
           <w:lang w:val="pl-PL"/>
@@ -2439,14 +2295,14 @@
         <w:rPr>
           <w:lang w:val="pl-PL"/>
         </w:rPr>
-        <w:t xml:space="preserve"> weryfikuje propozycję systemu, może dokonać ręcznych przesunięć lub zmienić priorytety poszczególnych transportów,</w:t>
+        <w:t xml:space="preserve"> weryfikuje propozycję systemu, może dokonać ręcznych przesunięć lub zmienić priorytety poszczególnych transportów.</w:t>
       </w:r>
     </w:p>
     <w:p>
       <w:pPr>
         <w:numPr>
           <w:ilvl w:val="0"/>
-          <w:numId w:val="16"/>
+          <w:numId w:val="32"/>
         </w:numPr>
         <w:rPr>
           <w:lang w:val="pl-PL"/>
@@ -2464,14 +2320,14 @@
         <w:rPr>
           <w:lang w:val="pl-PL"/>
         </w:rPr>
-        <w:t xml:space="preserve"> zatwierdza ostateczną wersję harmonogramu,</w:t>
+        <w:t xml:space="preserve"> zatwierdza ostateczną wersję harmonogramu.</w:t>
       </w:r>
     </w:p>
     <w:p>
       <w:pPr>
         <w:numPr>
           <w:ilvl w:val="0"/>
-          <w:numId w:val="16"/>
+          <w:numId w:val="32"/>
         </w:numPr>
         <w:rPr>
           <w:lang w:val="pl-PL"/>
@@ -2481,14 +2337,14 @@
         <w:rPr>
           <w:lang w:val="pl-PL"/>
         </w:rPr>
-        <w:t>System zapisuje harmonogram w bazie danych i aktualizuje statusy przypisanych awizacji,</w:t>
+        <w:t>System zapisuje harmonogram w bazie danych i aktualizuje statusy przypisanych awizacji.</w:t>
       </w:r>
     </w:p>
     <w:p>
       <w:pPr>
         <w:numPr>
           <w:ilvl w:val="0"/>
-          <w:numId w:val="16"/>
+          <w:numId w:val="32"/>
         </w:numPr>
         <w:rPr>
           <w:lang w:val="pl-PL"/>
@@ -2498,7 +2354,7 @@
         <w:rPr>
           <w:lang w:val="pl-PL"/>
         </w:rPr>
-        <w:t>System informuje o dokonanej operacji i automatycznie wysyła powiadomienia do Kierowców oraz Operatorów o przypisanych oknach czasowych.</w:t>
+        <w:t>System informuje o dokonanej operacji.</w:t>
       </w:r>
     </w:p>
     <w:p>
@@ -2520,7 +2376,7 @@
       <w:pPr>
         <w:numPr>
           <w:ilvl w:val="0"/>
-          <w:numId w:val="17"/>
+          <w:numId w:val="33"/>
         </w:numPr>
         <w:rPr>
           <w:lang w:val="pl-PL"/>
@@ -2534,29 +2390,18 @@
         </w:rPr>
         <w:t>a) Wystąpienie konfliktów zasobów (np. nakładające się okna czasowe dla tego samego doku):</w:t>
       </w:r>
-    </w:p>
-    <w:p>
-      <w:pPr>
-        <w:numPr>
-          <w:ilvl w:val="1"/>
-          <w:numId w:val="17"/>
-        </w:numPr>
-        <w:rPr>
-          <w:lang w:val="pl-PL"/>
-        </w:rPr>
-      </w:pPr>
-      <w:r>
-        <w:rPr>
-          <w:lang w:val="pl-PL"/>
-        </w:rPr>
-        <w:t>System oznacza konflikty kolorem czerwonym i sugeruje Koordynatorowi przesunięcie najmniej priorytetowego transportu na inny wolny termin.</w:t>
+      <w:r>
+        <w:rPr>
+          <w:lang w:val="pl-PL"/>
+        </w:rPr>
+        <w:t xml:space="preserve"> System oznacza konflikty kolorem czerwonym i sugeruje Koordynatorowi przesunięcie najmniej priorytetowego transportu na inny wolny termin.</w:t>
       </w:r>
     </w:p>
     <w:p>
       <w:pPr>
         <w:numPr>
           <w:ilvl w:val="0"/>
-          <w:numId w:val="17"/>
+          <w:numId w:val="33"/>
         </w:numPr>
         <w:rPr>
           <w:lang w:val="pl-PL"/>
@@ -2568,31 +2413,20 @@
           <w:bCs/>
           <w:lang w:val="pl-PL"/>
         </w:rPr>
-        <w:t>b) Niedostępność kluczowych zasobów (np. awaria dźwigu lub wyłączenie doku z eksploatacji):</w:t>
-      </w:r>
-    </w:p>
-    <w:p>
-      <w:pPr>
-        <w:numPr>
-          <w:ilvl w:val="1"/>
-          <w:numId w:val="17"/>
-        </w:numPr>
-        <w:rPr>
-          <w:lang w:val="pl-PL"/>
-        </w:rPr>
-      </w:pPr>
-      <w:r>
-        <w:rPr>
-          <w:lang w:val="pl-PL"/>
-        </w:rPr>
-        <w:t>Koordynator wprowadza informację o wyłączeniu zasobu, a system automatycznie przelicza harmonogram, omijając uszkodzoną infrastrukturę.</w:t>
+        <w:t>b) Niedostępność kluczowych zasobów:</w:t>
+      </w:r>
+      <w:r>
+        <w:rPr>
+          <w:lang w:val="pl-PL"/>
+        </w:rPr>
+        <w:t xml:space="preserve"> Koordynator wprowadza informację o wyłączeniu zasobu, a system automatycznie przelicza harmonogram.</w:t>
       </w:r>
     </w:p>
     <w:p>
       <w:pPr>
         <w:numPr>
           <w:ilvl w:val="0"/>
-          <w:numId w:val="17"/>
+          <w:numId w:val="33"/>
         </w:numPr>
         <w:rPr>
           <w:lang w:val="pl-PL"/>
@@ -2606,22 +2440,11 @@
         </w:rPr>
         <w:t>c) Koordynator rezygnuje z zapisu zmian klikając przycisk Anuluj:</w:t>
       </w:r>
-    </w:p>
-    <w:p>
-      <w:pPr>
-        <w:numPr>
-          <w:ilvl w:val="1"/>
-          <w:numId w:val="17"/>
-        </w:numPr>
-        <w:rPr>
-          <w:lang w:val="pl-PL"/>
-        </w:rPr>
-      </w:pPr>
-      <w:r>
-        <w:rPr>
-          <w:lang w:val="pl-PL"/>
-        </w:rPr>
-        <w:t>System powraca do poprzednio zapisanej wersji harmonogramu bez wprowadzania zmian.</w:t>
+      <w:r>
+        <w:rPr>
+          <w:lang w:val="pl-PL"/>
+        </w:rPr>
+        <w:t xml:space="preserve"> System powraca do poprzednio zapisanej wersji harmonogramu bez wprowadzania zmian.</w:t>
       </w:r>
     </w:p>
     <w:p>
@@ -2643,7 +2466,7 @@
       <w:pPr>
         <w:numPr>
           <w:ilvl w:val="0"/>
-          <w:numId w:val="18"/>
+          <w:numId w:val="34"/>
         </w:numPr>
         <w:rPr>
           <w:lang w:val="pl-PL"/>
@@ -2668,7 +2491,7 @@
       <w:pPr>
         <w:numPr>
           <w:ilvl w:val="0"/>
-          <w:numId w:val="18"/>
+          <w:numId w:val="34"/>
         </w:numPr>
         <w:rPr>
           <w:lang w:val="pl-PL"/>
@@ -2686,14 +2509,14 @@
         <w:rPr>
           <w:lang w:val="pl-PL"/>
         </w:rPr>
-        <w:t xml:space="preserve"> tuż przed rozpoczęciem nowej zmiany oraz w przypadku nagłych awarii lub gwałtownych zjawisk pogodowych paraliżujących pracę portu.</w:t>
+        <w:t xml:space="preserve"> tuż przed rozpoczęciem nowej zmiany oraz w przypadku awarii.</w:t>
       </w:r>
     </w:p>
     <w:p>
       <w:pPr>
         <w:numPr>
           <w:ilvl w:val="0"/>
-          <w:numId w:val="18"/>
+          <w:numId w:val="34"/>
         </w:numPr>
         <w:rPr>
           <w:lang w:val="pl-PL"/>
@@ -2711,14 +2534,14 @@
         <w:rPr>
           <w:lang w:val="pl-PL"/>
         </w:rPr>
-        <w:t xml:space="preserve"> ~5–10 min (dzięki wsparciu automatyzacji).</w:t>
+        <w:t xml:space="preserve"> ~5–10 min.</w:t>
       </w:r>
     </w:p>
     <w:p>
       <w:pPr>
         <w:numPr>
           <w:ilvl w:val="0"/>
-          <w:numId w:val="18"/>
+          <w:numId w:val="34"/>
         </w:numPr>
         <w:rPr>
           <w:lang w:val="pl-PL"/>
@@ -2736,7 +2559,7 @@
         <w:rPr>
           <w:lang w:val="pl-PL"/>
         </w:rPr>
-        <w:t xml:space="preserve"> ~30 min (w sytuacjach kryzysowych wymagających przebudowania całego planu dnia).</w:t>
+        <w:t xml:space="preserve"> ~30 min.</w:t>
       </w:r>
     </w:p>
     <w:p>
@@ -2758,7 +2581,7 @@
       <w:pPr>
         <w:numPr>
           <w:ilvl w:val="0"/>
-          <w:numId w:val="19"/>
+          <w:numId w:val="35"/>
         </w:numPr>
         <w:rPr>
           <w:lang w:val="pl-PL"/>
@@ -2770,21 +2593,90 @@
           <w:bCs/>
           <w:lang w:val="pl-PL"/>
         </w:rPr>
-        <w:lastRenderedPageBreak/>
         <w:t>Koordynator:</w:t>
       </w:r>
       <w:r>
         <w:rPr>
           <w:lang w:val="pl-PL"/>
         </w:rPr>
-        <w:t xml:space="preserve"> Posiada kompletny, zoptymalizowany plan pracy dla całego portu, co minimalizuje ryzyko zatorów.</w:t>
+        <w:t xml:space="preserve"> Posiada kompletny, zoptymalizowany plan pracy dla całego portu, co ułatwia </w:t>
+      </w:r>
+      <w:r>
+        <w:rPr>
+          <w:i/>
+          <w:iCs/>
+          <w:lang w:val="pl-PL"/>
+        </w:rPr>
+        <w:t>Nadzór operacji</w:t>
+      </w:r>
+      <w:r>
+        <w:rPr>
+          <w:lang w:val="pl-PL"/>
+        </w:rPr>
+        <w:t>.</w:t>
+      </w:r>
+    </w:p>
+    <w:p>
+      <w:pPr>
+        <w:rPr>
+          <w:lang w:val="pl-PL"/>
+        </w:rPr>
+      </w:pPr>
+    </w:p>
+    <w:p>
+      <w:pPr>
+        <w:rPr>
+          <w:b/>
+          <w:bCs/>
+          <w:lang w:val="pl-PL"/>
+        </w:rPr>
+      </w:pPr>
+      <w:r>
+        <w:rPr>
+          <w:b/>
+          <w:bCs/>
+          <w:lang w:val="pl-PL"/>
+        </w:rPr>
+        <w:t>Opis przypadku użycia: „Generowanie raportów i statystyk”</w:t>
+      </w:r>
+    </w:p>
+    <w:p>
+      <w:pPr>
+        <w:rPr>
+          <w:b/>
+          <w:bCs/>
+          <w:lang w:val="pl-PL"/>
+        </w:rPr>
+      </w:pPr>
+      <w:r>
+        <w:rPr>
+          <w:b/>
+          <w:bCs/>
+          <w:lang w:val="pl-PL"/>
+        </w:rPr>
+        <w:t>Opis przypadku użycia: „Generowanie raportów i statystyk”</w:t>
+      </w:r>
+    </w:p>
+    <w:p>
+      <w:pPr>
+        <w:rPr>
+          <w:lang w:val="pl-PL"/>
+        </w:rPr>
+      </w:pPr>
+      <w:r>
+        <w:rPr>
+          <w:b/>
+          <w:bCs/>
+          <w:lang w:val="pl-PL"/>
+        </w:rPr>
+        <w:t>1. Uczestniczący aktorzy</w:t>
       </w:r>
     </w:p>
     <w:p>
       <w:pPr>
         <w:numPr>
           <w:ilvl w:val="0"/>
-          <w:numId w:val="19"/>
+          <w:numId w:val="36"/>
         </w:numPr>
         <w:rPr>
           <w:lang w:val="pl-PL"/>
@@ -2792,24 +2684,31 @@
       </w:pPr>
       <w:r>
         <w:rPr>
-          <w:b/>
-          <w:bCs/>
-          <w:lang w:val="pl-PL"/>
-        </w:rPr>
-        <w:t>Kierowca:</w:t>
-      </w:r>
-      <w:r>
-        <w:rPr>
-          <w:lang w:val="pl-PL"/>
-        </w:rPr>
-        <w:t xml:space="preserve"> Otrzymuje precyzyjną informację o godzinie podjazdu pod dok, co skraca czas jego przebywania w porcie (zgodnie z celem redukcji o 30%).</w:t>
+          <w:lang w:val="pl-PL"/>
+        </w:rPr>
+        <w:t>Zarząd</w:t>
+      </w:r>
+    </w:p>
+    <w:p>
+      <w:pPr>
+        <w:rPr>
+          <w:lang w:val="pl-PL"/>
+        </w:rPr>
+      </w:pPr>
+      <w:r>
+        <w:rPr>
+          <w:b/>
+          <w:bCs/>
+          <w:lang w:val="pl-PL"/>
+        </w:rPr>
+        <w:t>2. Podstawowy ciąg zdarzeń</w:t>
       </w:r>
     </w:p>
     <w:p>
       <w:pPr>
         <w:numPr>
           <w:ilvl w:val="0"/>
-          <w:numId w:val="19"/>
+          <w:numId w:val="37"/>
         </w:numPr>
         <w:rPr>
           <w:lang w:val="pl-PL"/>
@@ -2817,70 +2716,17 @@
       </w:pPr>
       <w:r>
         <w:rPr>
-          <w:b/>
-          <w:bCs/>
-          <w:lang w:val="pl-PL"/>
-        </w:rPr>
-        <w:t>Zarząd:</w:t>
-      </w:r>
-      <w:r>
-        <w:rPr>
-          <w:lang w:val="pl-PL"/>
-        </w:rPr>
-        <w:t xml:space="preserve"> Otrzymuje dane o planowanej przepustowości.</w:t>
-      </w:r>
-    </w:p>
-    <w:p>
-      <w:pPr>
-        <w:rPr>
-          <w:lang w:val="pl-PL"/>
-        </w:rPr>
-      </w:pPr>
-    </w:p>
-    <w:p>
-      <w:pPr>
-        <w:rPr>
-          <w:lang w:val="pl-PL"/>
-        </w:rPr>
-      </w:pPr>
-    </w:p>
-    <w:p>
-      <w:pPr>
-        <w:rPr>
-          <w:b/>
-          <w:bCs/>
-          <w:lang w:val="pl-PL"/>
-        </w:rPr>
-      </w:pPr>
-      <w:r>
-        <w:rPr>
-          <w:b/>
-          <w:bCs/>
-          <w:lang w:val="pl-PL"/>
-        </w:rPr>
-        <w:t>Opis przypadku użycia: „Generowanie raportów i statystyk”</w:t>
-      </w:r>
-    </w:p>
-    <w:p>
-      <w:pPr>
-        <w:rPr>
-          <w:lang w:val="pl-PL"/>
-        </w:rPr>
-      </w:pPr>
-      <w:r>
-        <w:rPr>
-          <w:b/>
-          <w:bCs/>
-          <w:lang w:val="pl-PL"/>
-        </w:rPr>
-        <w:t>1. Uczestniczący aktorzy</w:t>
+          <w:lang w:val="pl-PL"/>
+        </w:rPr>
+        <w:lastRenderedPageBreak/>
+        <w:t>System wyświetla panel z dostępnymi modułami analitycznymi.</w:t>
       </w:r>
     </w:p>
     <w:p>
       <w:pPr>
         <w:numPr>
           <w:ilvl w:val="0"/>
-          <w:numId w:val="20"/>
+          <w:numId w:val="37"/>
         </w:numPr>
         <w:rPr>
           <w:lang w:val="pl-PL"/>
@@ -2894,27 +2740,18 @@
         </w:rPr>
         <w:t>Zarząd</w:t>
       </w:r>
-    </w:p>
-    <w:p>
-      <w:pPr>
-        <w:rPr>
-          <w:lang w:val="pl-PL"/>
-        </w:rPr>
-      </w:pPr>
-      <w:r>
-        <w:rPr>
-          <w:b/>
-          <w:bCs/>
-          <w:lang w:val="pl-PL"/>
-        </w:rPr>
-        <w:t>2. Podstawowy ciąg zdarzeń</w:t>
+      <w:r>
+        <w:rPr>
+          <w:lang w:val="pl-PL"/>
+        </w:rPr>
+        <w:t xml:space="preserve"> wybiera rodzaj raportu.</w:t>
       </w:r>
     </w:p>
     <w:p>
       <w:pPr>
         <w:numPr>
           <w:ilvl w:val="0"/>
-          <w:numId w:val="21"/>
+          <w:numId w:val="37"/>
         </w:numPr>
         <w:rPr>
           <w:lang w:val="pl-PL"/>
@@ -2922,16 +2759,24 @@
       </w:pPr>
       <w:r>
         <w:rPr>
-          <w:lang w:val="pl-PL"/>
-        </w:rPr>
-        <w:t>System wyświetla panel z dostępnymi modułami analitycznymi,</w:t>
+          <w:b/>
+          <w:bCs/>
+          <w:lang w:val="pl-PL"/>
+        </w:rPr>
+        <w:t>Zarząd</w:t>
+      </w:r>
+      <w:r>
+        <w:rPr>
+          <w:lang w:val="pl-PL"/>
+        </w:rPr>
+        <w:t xml:space="preserve"> określa ramy czasowe oraz wybiera format wyjściowy.</w:t>
       </w:r>
     </w:p>
     <w:p>
       <w:pPr>
         <w:numPr>
           <w:ilvl w:val="0"/>
-          <w:numId w:val="21"/>
+          <w:numId w:val="37"/>
         </w:numPr>
         <w:rPr>
           <w:lang w:val="pl-PL"/>
@@ -2939,24 +2784,16 @@
       </w:pPr>
       <w:r>
         <w:rPr>
-          <w:b/>
-          <w:bCs/>
-          <w:lang w:val="pl-PL"/>
-        </w:rPr>
-        <w:t>Zarząd</w:t>
-      </w:r>
-      <w:r>
-        <w:rPr>
-          <w:lang w:val="pl-PL"/>
-        </w:rPr>
-        <w:t xml:space="preserve"> wybiera rodzaj raportu (np. raport przepustowości portu, raport obłożenia magazynów lub raport efektywności czasu pracy doków),</w:t>
+          <w:lang w:val="pl-PL"/>
+        </w:rPr>
+        <w:t>System agreguje i przetwarza dane historyczne z bazy danych.</w:t>
       </w:r>
     </w:p>
     <w:p>
       <w:pPr>
         <w:numPr>
           <w:ilvl w:val="0"/>
-          <w:numId w:val="21"/>
+          <w:numId w:val="37"/>
         </w:numPr>
         <w:rPr>
           <w:lang w:val="pl-PL"/>
@@ -2964,24 +2801,16 @@
       </w:pPr>
       <w:r>
         <w:rPr>
-          <w:b/>
-          <w:bCs/>
-          <w:lang w:val="pl-PL"/>
-        </w:rPr>
-        <w:t>Zarząd</w:t>
-      </w:r>
-      <w:r>
-        <w:rPr>
-          <w:lang w:val="pl-PL"/>
-        </w:rPr>
-        <w:t xml:space="preserve"> określa ramy czasowe (np. ostatni miesiąc, kwartał lub rok) oraz wybiera format wyjściowy (PDF, XLSX lub interaktywny wykres),</w:t>
+          <w:lang w:val="pl-PL"/>
+        </w:rPr>
+        <w:t>System generuje wizualizację danych w formie wykresów i tabel.</w:t>
       </w:r>
     </w:p>
     <w:p>
       <w:pPr>
         <w:numPr>
           <w:ilvl w:val="0"/>
-          <w:numId w:val="21"/>
+          <w:numId w:val="37"/>
         </w:numPr>
         <w:rPr>
           <w:lang w:val="pl-PL"/>
@@ -2989,30 +2818,24 @@
       </w:pPr>
       <w:r>
         <w:rPr>
-          <w:lang w:val="pl-PL"/>
-        </w:rPr>
-        <w:t xml:space="preserve">System wywołuje przypadek użycia </w:t>
-      </w:r>
-      <w:r>
-        <w:rPr>
-          <w:b/>
-          <w:bCs/>
-          <w:lang w:val="pl-PL"/>
-        </w:rPr>
-        <w:t>„Analiza statystyk”</w:t>
-      </w:r>
-      <w:r>
-        <w:rPr>
-          <w:lang w:val="pl-PL"/>
-        </w:rPr>
-        <w:t xml:space="preserve"> (przetwarzanie danych historycznych z bazy danych),</w:t>
+          <w:b/>
+          <w:bCs/>
+          <w:lang w:val="pl-PL"/>
+        </w:rPr>
+        <w:t>Zarząd</w:t>
+      </w:r>
+      <w:r>
+        <w:rPr>
+          <w:lang w:val="pl-PL"/>
+        </w:rPr>
+        <w:t xml:space="preserve"> zatwierdza eksport danych do pliku.</w:t>
       </w:r>
     </w:p>
     <w:p>
       <w:pPr>
         <w:numPr>
           <w:ilvl w:val="0"/>
-          <w:numId w:val="21"/>
+          <w:numId w:val="37"/>
         </w:numPr>
         <w:rPr>
           <w:lang w:val="pl-PL"/>
@@ -3022,14 +2845,14 @@
         <w:rPr>
           <w:lang w:val="pl-PL"/>
         </w:rPr>
-        <w:t>System generuje wizualizację danych w formie wykresów i tabel,</w:t>
+        <w:t>System zapisuje kopię raportu w archiwum raportów okresowych.</w:t>
       </w:r>
     </w:p>
     <w:p>
       <w:pPr>
         <w:numPr>
           <w:ilvl w:val="0"/>
-          <w:numId w:val="21"/>
+          <w:numId w:val="37"/>
         </w:numPr>
         <w:rPr>
           <w:lang w:val="pl-PL"/>
@@ -3037,24 +2860,31 @@
       </w:pPr>
       <w:r>
         <w:rPr>
-          <w:b/>
-          <w:bCs/>
-          <w:lang w:val="pl-PL"/>
-        </w:rPr>
-        <w:t>Zarząd</w:t>
-      </w:r>
-      <w:r>
-        <w:rPr>
-          <w:lang w:val="pl-PL"/>
-        </w:rPr>
-        <w:t xml:space="preserve"> zatwierdza eksport danych do pliku,</w:t>
+          <w:lang w:val="pl-PL"/>
+        </w:rPr>
+        <w:t>System udostępnia plik do pobrania i wyświetla podsumowanie kluczowych wskaźników KPI.</w:t>
+      </w:r>
+    </w:p>
+    <w:p>
+      <w:pPr>
+        <w:rPr>
+          <w:lang w:val="pl-PL"/>
+        </w:rPr>
+      </w:pPr>
+      <w:r>
+        <w:rPr>
+          <w:b/>
+          <w:bCs/>
+          <w:lang w:val="pl-PL"/>
+        </w:rPr>
+        <w:t>3. Alternatywne ciągi zdarzeń</w:t>
       </w:r>
     </w:p>
     <w:p>
       <w:pPr>
         <w:numPr>
           <w:ilvl w:val="0"/>
-          <w:numId w:val="21"/>
+          <w:numId w:val="38"/>
         </w:numPr>
         <w:rPr>
           <w:lang w:val="pl-PL"/>
@@ -3062,16 +2892,24 @@
       </w:pPr>
       <w:r>
         <w:rPr>
-          <w:lang w:val="pl-PL"/>
-        </w:rPr>
-        <w:t>System zapisuje kopię raportu w archiwum raportów okresowych,</w:t>
+          <w:b/>
+          <w:bCs/>
+          <w:lang w:val="pl-PL"/>
+        </w:rPr>
+        <w:t>a) Brak wystarczającej ilości danych w wybranym okresie (np. wybranie dat z przyszłości):</w:t>
+      </w:r>
+      <w:r>
+        <w:rPr>
+          <w:lang w:val="pl-PL"/>
+        </w:rPr>
+        <w:t xml:space="preserve"> System wyświetla komunikat informujący o braku danych dla podanego zakresu i sugeruje zmianę parametrów zapytania.</w:t>
       </w:r>
     </w:p>
     <w:p>
       <w:pPr>
         <w:numPr>
           <w:ilvl w:val="0"/>
-          <w:numId w:val="21"/>
+          <w:numId w:val="38"/>
         </w:numPr>
         <w:rPr>
           <w:lang w:val="pl-PL"/>
@@ -3079,31 +2917,24 @@
       </w:pPr>
       <w:r>
         <w:rPr>
-          <w:lang w:val="pl-PL"/>
-        </w:rPr>
-        <w:t>System udostępnia plik do pobrania i wyświetla podsumowanie kluczowych wskaźników KPI.</w:t>
-      </w:r>
-    </w:p>
-    <w:p>
-      <w:pPr>
-        <w:rPr>
-          <w:lang w:val="pl-PL"/>
-        </w:rPr>
-      </w:pPr>
-      <w:r>
-        <w:rPr>
-          <w:b/>
-          <w:bCs/>
-          <w:lang w:val="pl-PL"/>
-        </w:rPr>
-        <w:t>3. Alternatywne ciągi zdarzeń</w:t>
+          <w:b/>
+          <w:bCs/>
+          <w:lang w:val="pl-PL"/>
+        </w:rPr>
+        <w:t>b) Awaria modułu analitycznego (przeciążenie bazy danych):</w:t>
+      </w:r>
+      <w:r>
+        <w:rPr>
+          <w:lang w:val="pl-PL"/>
+        </w:rPr>
+        <w:t xml:space="preserve"> System informuje o wydłużonym czasie oczekiwania na raport i oferuje wysłanie gotowego zestawienia na adres e-mail w momencie jego wygenerowania.</w:t>
       </w:r>
     </w:p>
     <w:p>
       <w:pPr>
         <w:numPr>
           <w:ilvl w:val="0"/>
-          <w:numId w:val="22"/>
+          <w:numId w:val="38"/>
         </w:numPr>
         <w:rPr>
           <w:lang w:val="pl-PL"/>
@@ -3115,31 +2946,35 @@
           <w:bCs/>
           <w:lang w:val="pl-PL"/>
         </w:rPr>
-        <w:t>a) Brak wystarczającej ilości danych w wybranym okresie (np. wybranie dat z przyszłości):</w:t>
-      </w:r>
-    </w:p>
-    <w:p>
-      <w:pPr>
-        <w:numPr>
-          <w:ilvl w:val="1"/>
-          <w:numId w:val="22"/>
-        </w:numPr>
-        <w:rPr>
-          <w:lang w:val="pl-PL"/>
-        </w:rPr>
-      </w:pPr>
-      <w:r>
-        <w:rPr>
-          <w:lang w:val="pl-PL"/>
-        </w:rPr>
-        <w:t>System wyświetla komunikat informujący o braku danych dla podanego zakresu i sugeruje zmianę parametrów zapytania.</w:t>
+        <w:t>c) Rezygnacja z generowania raportu:</w:t>
+      </w:r>
+      <w:r>
+        <w:rPr>
+          <w:lang w:val="pl-PL"/>
+        </w:rPr>
+        <w:t xml:space="preserve"> Zarząd klika przycisk „Powrót”, a system wraca do głównego menu panelu bez obciążania zasobów bazy danych.</w:t>
+      </w:r>
+    </w:p>
+    <w:p>
+      <w:pPr>
+        <w:rPr>
+          <w:lang w:val="pl-PL"/>
+        </w:rPr>
+      </w:pPr>
+      <w:r>
+        <w:rPr>
+          <w:b/>
+          <w:bCs/>
+          <w:lang w:val="pl-PL"/>
+        </w:rPr>
+        <w:t>4. Zależności czasowe</w:t>
       </w:r>
     </w:p>
     <w:p>
       <w:pPr>
         <w:numPr>
           <w:ilvl w:val="0"/>
-          <w:numId w:val="22"/>
+          <w:numId w:val="39"/>
         </w:numPr>
         <w:rPr>
           <w:lang w:val="pl-PL"/>
@@ -3151,31 +2986,20 @@
           <w:bCs/>
           <w:lang w:val="pl-PL"/>
         </w:rPr>
-        <w:t>b) Awaria modułu analitycznego (przeciążenie bazy danych):</w:t>
-      </w:r>
-    </w:p>
-    <w:p>
-      <w:pPr>
-        <w:numPr>
-          <w:ilvl w:val="1"/>
-          <w:numId w:val="22"/>
-        </w:numPr>
-        <w:rPr>
-          <w:lang w:val="pl-PL"/>
-        </w:rPr>
-      </w:pPr>
-      <w:r>
-        <w:rPr>
-          <w:lang w:val="pl-PL"/>
-        </w:rPr>
-        <w:t>System informuje o wydłużonym czasie oczekiwania na raport i oferuje wysłanie gotowego zestawienia na adres e-mail w momencie jego wygenerowania.</w:t>
+        <w:t>a) Częstotliwość wykonania:</w:t>
+      </w:r>
+      <w:r>
+        <w:rPr>
+          <w:lang w:val="pl-PL"/>
+        </w:rPr>
+        <w:t xml:space="preserve"> ~1–4 razy w miesiącu (podsumowania okresowe).</w:t>
       </w:r>
     </w:p>
     <w:p>
       <w:pPr>
         <w:numPr>
           <w:ilvl w:val="0"/>
-          <w:numId w:val="22"/>
+          <w:numId w:val="39"/>
         </w:numPr>
         <w:rPr>
           <w:lang w:val="pl-PL"/>
@@ -3187,54 +3011,20 @@
           <w:bCs/>
           <w:lang w:val="pl-PL"/>
         </w:rPr>
-        <w:t>c) Rezygnacja z generowania raportu:</w:t>
-      </w:r>
-    </w:p>
-    <w:p>
-      <w:pPr>
-        <w:numPr>
-          <w:ilvl w:val="1"/>
-          <w:numId w:val="22"/>
-        </w:numPr>
-        <w:rPr>
-          <w:lang w:val="pl-PL"/>
-        </w:rPr>
-      </w:pPr>
-      <w:r>
-        <w:rPr>
-          <w:b/>
-          <w:bCs/>
-          <w:lang w:val="pl-PL"/>
-        </w:rPr>
-        <w:t>Zarząd</w:t>
-      </w:r>
-      <w:r>
-        <w:rPr>
-          <w:lang w:val="pl-PL"/>
-        </w:rPr>
-        <w:t xml:space="preserve"> klika przycisk „Powrót”, a system wraca do głównego menu panelu bez obciążania zasobów bazy danych.</w:t>
-      </w:r>
-    </w:p>
-    <w:p>
-      <w:pPr>
-        <w:rPr>
-          <w:lang w:val="pl-PL"/>
-        </w:rPr>
-      </w:pPr>
-      <w:r>
-        <w:rPr>
-          <w:b/>
-          <w:bCs/>
-          <w:lang w:val="pl-PL"/>
-        </w:rPr>
-        <w:t>4. Zależności czasowe</w:t>
+        <w:t>b) Przewidywane spiętrzenia:</w:t>
+      </w:r>
+      <w:r>
+        <w:rPr>
+          <w:lang w:val="pl-PL"/>
+        </w:rPr>
+        <w:t xml:space="preserve"> koniec miesiąca kalendarzowego, koniec roku fiskalnego oraz przed spotkaniami rady nadzorczej.</w:t>
       </w:r>
     </w:p>
     <w:p>
       <w:pPr>
         <w:numPr>
           <w:ilvl w:val="0"/>
-          <w:numId w:val="23"/>
+          <w:numId w:val="39"/>
         </w:numPr>
         <w:rPr>
           <w:lang w:val="pl-PL"/>
@@ -3246,20 +3036,20 @@
           <w:bCs/>
           <w:lang w:val="pl-PL"/>
         </w:rPr>
-        <w:t>a) Częstotliwość wykonania:</w:t>
-      </w:r>
-      <w:r>
-        <w:rPr>
-          <w:lang w:val="pl-PL"/>
-        </w:rPr>
-        <w:t xml:space="preserve"> ~1–4 razy w miesiącu (podsumowania okresowe).</w:t>
+        <w:t>c) Typowy czas realizacji:</w:t>
+      </w:r>
+      <w:r>
+        <w:rPr>
+          <w:lang w:val="pl-PL"/>
+        </w:rPr>
+        <w:t xml:space="preserve"> ~10–30 sekund (zależnie od skomplikowania zapytania).</w:t>
       </w:r>
     </w:p>
     <w:p>
       <w:pPr>
         <w:numPr>
           <w:ilvl w:val="0"/>
-          <w:numId w:val="23"/>
+          <w:numId w:val="39"/>
         </w:numPr>
         <w:rPr>
           <w:lang w:val="pl-PL"/>
@@ -3271,63 +3061,13 @@
           <w:bCs/>
           <w:lang w:val="pl-PL"/>
         </w:rPr>
-        <w:t>b) Przewidywane spiętrzenia:</w:t>
-      </w:r>
-      <w:r>
-        <w:rPr>
-          <w:lang w:val="pl-PL"/>
-        </w:rPr>
-        <w:t xml:space="preserve"> koniec miesiąca kalendarzowego, koniec roku fiskalnego oraz przed spotkaniami rady nadzorczej.</w:t>
-      </w:r>
-    </w:p>
-    <w:p>
-      <w:pPr>
-        <w:numPr>
-          <w:ilvl w:val="0"/>
-          <w:numId w:val="23"/>
-        </w:numPr>
-        <w:rPr>
-          <w:lang w:val="pl-PL"/>
-        </w:rPr>
-      </w:pPr>
-      <w:r>
-        <w:rPr>
-          <w:b/>
-          <w:bCs/>
-          <w:lang w:val="pl-PL"/>
-        </w:rPr>
-        <w:t>c) Typowy czas realizacji:</w:t>
-      </w:r>
-      <w:r>
-        <w:rPr>
-          <w:lang w:val="pl-PL"/>
-        </w:rPr>
-        <w:t xml:space="preserve"> ~10–30 sekund (zależnie od skomplikowania zapytania).</w:t>
-      </w:r>
-    </w:p>
-    <w:p>
-      <w:pPr>
-        <w:numPr>
-          <w:ilvl w:val="0"/>
-          <w:numId w:val="23"/>
-        </w:numPr>
-        <w:rPr>
-          <w:lang w:val="pl-PL"/>
-        </w:rPr>
-      </w:pPr>
-      <w:r>
-        <w:rPr>
-          <w:b/>
-          <w:bCs/>
-          <w:lang w:val="pl-PL"/>
-        </w:rPr>
         <w:t>d) Maksymalny czas realizacji:</w:t>
       </w:r>
       <w:r>
         <w:rPr>
           <w:lang w:val="pl-PL"/>
         </w:rPr>
-        <w:t xml:space="preserve"> ~3 minuty (przy generowaniu wieloletnich raportów porównawczych Big Data).</w:t>
+        <w:t xml:space="preserve"> ~3 minuty.</w:t>
       </w:r>
     </w:p>
     <w:p>
@@ -3346,15 +3086,6 @@
       </w:r>
     </w:p>
     <w:p>
-      <w:pPr>
-        <w:numPr>
-          <w:ilvl w:val="0"/>
-          <w:numId w:val="24"/>
-        </w:numPr>
-        <w:rPr>
-          <w:lang w:val="pl-PL"/>
-        </w:rPr>
-      </w:pPr>
       <w:r>
         <w:rPr>
           <w:b/>
@@ -3372,15 +3103,7 @@
     </w:p>
     <w:p>
       <w:pPr>
-        <w:rPr>
-          <w:lang w:val="pl-PL"/>
-        </w:rPr>
-      </w:pPr>
-    </w:p>
-    <w:p/>
-    <w:p>
-      <w:pPr>
-        <w:pStyle w:val="Nagwek1"/>
+        <w:pStyle w:val="Heading1"/>
         <w:numPr>
           <w:ilvl w:val="0"/>
           <w:numId w:val="7"/>
@@ -3397,13 +3120,13 @@
           <w:noProof/>
         </w:rPr>
         <w:pict w14:anchorId="6EF8F107">
-          <v:rect id="_x0000_i1031" alt="" style="width:415.5pt;height:.05pt;mso-width-percent:0;mso-height-percent:0;mso-width-percent:0;mso-height-percent:0" o:hrpct="916" o:hralign="center" o:hrstd="t" o:hr="t" fillcolor="#a0a0a0" stroked="f"/>
+          <v:rect id="_x0000_i1033" alt="" style="width:415.5pt;height:.05pt;mso-width-percent:0;mso-height-percent:0;mso-width-percent:0;mso-height-percent:0" o:hrpct="916" o:hralign="center" o:hrstd="t" o:hr="t" fillcolor="#a0a0a0" stroked="f"/>
         </w:pict>
       </w:r>
     </w:p>
     <w:p>
       <w:pPr>
-        <w:pStyle w:val="Nagwek1"/>
+        <w:pStyle w:val="Heading1"/>
         <w:spacing w:before="0" w:after="0"/>
         <w:ind w:left="360"/>
         <w:textAlignment w:val="baseline"/>
@@ -3417,13 +3140,13 @@
           <w:color w:val="000000"/>
         </w:rPr>
         <w:pict w14:anchorId="1150B3DB">
-          <v:rect id="_x0000_i1030" alt="" style="width:433.4pt;height:.05pt;mso-width-percent:0;mso-height-percent:0;mso-width-percent:0;mso-height-percent:0" o:hrpct="995" o:hralign="center" o:hrstd="t" o:hr="t" fillcolor="#a0a0a0" stroked="f"/>
+          <v:rect id="_x0000_i1034" alt="" style="width:433.4pt;height:.05pt;mso-width-percent:0;mso-height-percent:0;mso-width-percent:0;mso-height-percent:0" o:hrpct="995" o:hralign="center" o:hrstd="t" o:hr="t" fillcolor="#a0a0a0" stroked="f"/>
         </w:pict>
       </w:r>
     </w:p>
     <w:p>
       <w:pPr>
-        <w:pStyle w:val="NormalnyWeb"/>
+        <w:pStyle w:val="NormalWeb"/>
         <w:spacing w:before="0" w:beforeAutospacing="0" w:after="0" w:afterAutospacing="0"/>
       </w:pPr>
       <w:r>
@@ -3487,7 +3210,7 @@
     </w:p>
     <w:p>
       <w:pPr>
-        <w:pStyle w:val="NormalnyWeb"/>
+        <w:pStyle w:val="NormalWeb"/>
         <w:spacing w:before="0" w:beforeAutospacing="0" w:after="0" w:afterAutospacing="0"/>
       </w:pPr>
       <w:r>
@@ -3524,7 +3247,7 @@
     </w:p>
     <w:p>
       <w:pPr>
-        <w:pStyle w:val="NormalnyWeb"/>
+        <w:pStyle w:val="NormalWeb"/>
         <w:spacing w:before="0" w:beforeAutospacing="0" w:after="0" w:afterAutospacing="0"/>
       </w:pPr>
       <w:r>
@@ -3550,7 +3273,7 @@
     </w:p>
     <w:p>
       <w:pPr>
-        <w:pStyle w:val="NormalnyWeb"/>
+        <w:pStyle w:val="NormalWeb"/>
         <w:spacing w:before="0" w:beforeAutospacing="0" w:after="0" w:afterAutospacing="0"/>
       </w:pPr>
       <w:r>
@@ -3581,7 +3304,7 @@
     </w:p>
     <w:p>
       <w:pPr>
-        <w:pStyle w:val="NormalnyWeb"/>
+        <w:pStyle w:val="NormalWeb"/>
         <w:spacing w:before="0" w:beforeAutospacing="0" w:after="0" w:afterAutospacing="0"/>
       </w:pPr>
       <w:r>
@@ -3645,7 +3368,7 @@
     </w:p>
     <w:p>
       <w:pPr>
-        <w:pStyle w:val="NormalnyWeb"/>
+        <w:pStyle w:val="NormalWeb"/>
         <w:spacing w:before="0" w:beforeAutospacing="0" w:after="0" w:afterAutospacing="0"/>
       </w:pPr>
       <w:r>
@@ -3683,7 +3406,7 @@
     </w:p>
     <w:p>
       <w:pPr>
-        <w:pStyle w:val="NormalnyWeb"/>
+        <w:pStyle w:val="NormalWeb"/>
         <w:spacing w:before="0" w:beforeAutospacing="0" w:after="0" w:afterAutospacing="0"/>
       </w:pPr>
       <w:r>
@@ -3709,7 +3432,7 @@
     </w:p>
     <w:p>
       <w:pPr>
-        <w:pStyle w:val="NormalnyWeb"/>
+        <w:pStyle w:val="NormalWeb"/>
         <w:spacing w:before="0" w:beforeAutospacing="0" w:after="0" w:afterAutospacing="0"/>
       </w:pPr>
       <w:r>
@@ -3740,7 +3463,7 @@
     </w:p>
     <w:p>
       <w:pPr>
-        <w:pStyle w:val="NormalnyWeb"/>
+        <w:pStyle w:val="NormalWeb"/>
         <w:spacing w:before="0" w:beforeAutospacing="0" w:after="0" w:afterAutospacing="0"/>
       </w:pPr>
       <w:r>
@@ -3804,7 +3527,7 @@
     </w:p>
     <w:p>
       <w:pPr>
-        <w:pStyle w:val="NormalnyWeb"/>
+        <w:pStyle w:val="NormalWeb"/>
         <w:spacing w:before="0" w:beforeAutospacing="0" w:after="0" w:afterAutospacing="0"/>
       </w:pPr>
       <w:r>
@@ -3841,7 +3564,7 @@
     </w:p>
     <w:p>
       <w:pPr>
-        <w:pStyle w:val="NormalnyWeb"/>
+        <w:pStyle w:val="NormalWeb"/>
         <w:spacing w:before="0" w:beforeAutospacing="0" w:after="0" w:afterAutospacing="0"/>
       </w:pPr>
       <w:r>
@@ -3867,7 +3590,7 @@
     </w:p>
     <w:p>
       <w:pPr>
-        <w:pStyle w:val="NormalnyWeb"/>
+        <w:pStyle w:val="NormalWeb"/>
         <w:spacing w:before="0" w:beforeAutospacing="0" w:after="0" w:afterAutospacing="0"/>
       </w:pPr>
       <w:r>
@@ -3918,7 +3641,7 @@
     </w:p>
     <w:p>
       <w:pPr>
-        <w:pStyle w:val="NormalnyWeb"/>
+        <w:pStyle w:val="NormalWeb"/>
         <w:spacing w:before="0" w:beforeAutospacing="0" w:after="0" w:afterAutospacing="0"/>
       </w:pPr>
       <w:r>
@@ -3983,7 +3706,7 @@
     </w:p>
     <w:p>
       <w:pPr>
-        <w:pStyle w:val="NormalnyWeb"/>
+        <w:pStyle w:val="NormalWeb"/>
         <w:spacing w:before="0" w:beforeAutospacing="0" w:after="0" w:afterAutospacing="0"/>
       </w:pPr>
       <w:r>
@@ -4020,7 +3743,7 @@
     </w:p>
     <w:p>
       <w:pPr>
-        <w:pStyle w:val="NormalnyWeb"/>
+        <w:pStyle w:val="NormalWeb"/>
         <w:spacing w:before="0" w:beforeAutospacing="0" w:after="0" w:afterAutospacing="0"/>
       </w:pPr>
       <w:r>
@@ -4046,7 +3769,7 @@
     </w:p>
     <w:p>
       <w:pPr>
-        <w:pStyle w:val="NormalnyWeb"/>
+        <w:pStyle w:val="NormalWeb"/>
         <w:spacing w:before="0" w:beforeAutospacing="0" w:after="0" w:afterAutospacing="0"/>
       </w:pPr>
       <w:r>
@@ -4073,7 +3796,7 @@
     <w:p/>
     <w:p>
       <w:pPr>
-        <w:pStyle w:val="NormalnyWeb"/>
+        <w:pStyle w:val="NormalWeb"/>
         <w:spacing w:before="0" w:beforeAutospacing="0" w:after="0" w:afterAutospacing="0"/>
         <w:jc w:val="center"/>
       </w:pPr>
@@ -4139,7 +3862,7 @@
     </w:p>
     <w:p>
       <w:pPr>
-        <w:pStyle w:val="NormalnyWeb"/>
+        <w:pStyle w:val="NormalWeb"/>
         <w:spacing w:before="0" w:beforeAutospacing="0" w:after="0" w:afterAutospacing="0"/>
       </w:pPr>
       <w:r>
@@ -4176,7 +3899,7 @@
     </w:p>
     <w:p>
       <w:pPr>
-        <w:pStyle w:val="NormalnyWeb"/>
+        <w:pStyle w:val="NormalWeb"/>
         <w:spacing w:before="0" w:beforeAutospacing="0" w:after="0" w:afterAutospacing="0"/>
       </w:pPr>
       <w:r>
@@ -4202,7 +3925,7 @@
     </w:p>
     <w:p>
       <w:pPr>
-        <w:pStyle w:val="NormalnyWeb"/>
+        <w:pStyle w:val="NormalWeb"/>
         <w:spacing w:before="0" w:beforeAutospacing="0" w:after="0" w:afterAutospacing="0"/>
       </w:pPr>
       <w:r>
@@ -4273,7 +3996,7 @@
     </w:p>
     <w:p>
       <w:pPr>
-        <w:pStyle w:val="NormalnyWeb"/>
+        <w:pStyle w:val="NormalWeb"/>
         <w:spacing w:before="0" w:beforeAutospacing="0" w:after="0" w:afterAutospacing="0"/>
         <w:jc w:val="center"/>
       </w:pPr>
@@ -4339,7 +4062,7 @@
     </w:p>
     <w:p>
       <w:pPr>
-        <w:pStyle w:val="NormalnyWeb"/>
+        <w:pStyle w:val="NormalWeb"/>
         <w:spacing w:before="240" w:beforeAutospacing="0" w:after="240" w:afterAutospacing="0"/>
       </w:pPr>
       <w:r>
@@ -4368,7 +4091,7 @@
     </w:p>
     <w:p>
       <w:pPr>
-        <w:pStyle w:val="NormalnyWeb"/>
+        <w:pStyle w:val="NormalWeb"/>
         <w:spacing w:before="240" w:beforeAutospacing="0" w:after="240" w:afterAutospacing="0"/>
       </w:pPr>
       <w:r>
@@ -4394,7 +4117,7 @@
     </w:p>
     <w:p>
       <w:pPr>
-        <w:pStyle w:val="NormalnyWeb"/>
+        <w:pStyle w:val="NormalWeb"/>
         <w:spacing w:before="240" w:beforeAutospacing="0" w:after="240" w:afterAutospacing="0"/>
       </w:pPr>
       <w:r>
@@ -4429,7 +4152,7 @@
     <w:p/>
     <w:p>
       <w:pPr>
-        <w:pStyle w:val="Nagwek1"/>
+        <w:pStyle w:val="Heading1"/>
         <w:numPr>
           <w:ilvl w:val="0"/>
           <w:numId w:val="7"/>
@@ -4445,7 +4168,7 @@
           <w:noProof/>
         </w:rPr>
         <w:pict w14:anchorId="79598D17">
-          <v:rect id="_x0000_i1029" alt="" style="width:415.5pt;height:.05pt;mso-width-percent:0;mso-height-percent:0;mso-width-percent:0;mso-height-percent:0" o:hrpct="916" o:hralign="center" o:hrstd="t" o:hr="t" fillcolor="#a0a0a0" stroked="f"/>
+          <v:rect id="_x0000_i1035" alt="" style="width:415.5pt;height:.05pt;mso-width-percent:0;mso-height-percent:0;mso-width-percent:0;mso-height-percent:0" o:hrpct="916" o:hralign="center" o:hrstd="t" o:hr="t" fillcolor="#a0a0a0" stroked="f"/>
         </w:pict>
       </w:r>
     </w:p>
@@ -4453,7 +4176,7 @@
     <w:p/>
     <w:p>
       <w:pPr>
-        <w:pStyle w:val="Nagwek1"/>
+        <w:pStyle w:val="Heading1"/>
         <w:numPr>
           <w:ilvl w:val="0"/>
           <w:numId w:val="7"/>
@@ -4470,7 +4193,7 @@
           <w:noProof/>
         </w:rPr>
         <w:pict w14:anchorId="22234695">
-          <v:rect id="_x0000_i1028" alt="" style="width:415.5pt;height:.05pt;mso-width-percent:0;mso-height-percent:0;mso-width-percent:0;mso-height-percent:0" o:hrpct="916" o:hralign="center" o:hrstd="t" o:hr="t" fillcolor="#a0a0a0" stroked="f"/>
+          <v:rect id="_x0000_i1036" alt="" style="width:415.5pt;height:.05pt;mso-width-percent:0;mso-height-percent:0;mso-width-percent:0;mso-height-percent:0" o:hrpct="916" o:hralign="center" o:hrstd="t" o:hr="t" fillcolor="#a0a0a0" stroked="f"/>
         </w:pict>
       </w:r>
     </w:p>
@@ -4478,7 +4201,7 @@
     <w:p/>
     <w:p>
       <w:pPr>
-        <w:pStyle w:val="Nagwek1"/>
+        <w:pStyle w:val="Heading1"/>
         <w:numPr>
           <w:ilvl w:val="0"/>
           <w:numId w:val="7"/>
@@ -4494,7 +4217,7 @@
           <w:noProof/>
         </w:rPr>
         <w:pict w14:anchorId="1915630C">
-          <v:rect id="_x0000_i1027" alt="" style="width:415.5pt;height:.05pt;mso-width-percent:0;mso-height-percent:0;mso-width-percent:0;mso-height-percent:0" o:hrpct="916" o:hralign="center" o:hrstd="t" o:hr="t" fillcolor="#a0a0a0" stroked="f"/>
+          <v:rect id="_x0000_i1037" alt="" style="width:415.5pt;height:.05pt;mso-width-percent:0;mso-height-percent:0;mso-width-percent:0;mso-height-percent:0" o:hrpct="916" o:hralign="center" o:hrstd="t" o:hr="t" fillcolor="#a0a0a0" stroked="f"/>
         </w:pict>
       </w:r>
     </w:p>
@@ -4502,7 +4225,7 @@
     <w:p/>
     <w:p>
       <w:pPr>
-        <w:pStyle w:val="Nagwek1"/>
+        <w:pStyle w:val="Heading1"/>
         <w:numPr>
           <w:ilvl w:val="0"/>
           <w:numId w:val="7"/>
@@ -4518,7 +4241,7 @@
           <w:noProof/>
         </w:rPr>
         <w:pict w14:anchorId="597A6B9B">
-          <v:rect id="_x0000_i1026" alt="" style="width:415.5pt;height:.05pt;mso-width-percent:0;mso-height-percent:0;mso-width-percent:0;mso-height-percent:0" o:hrpct="916" o:hralign="center" o:hrstd="t" o:hr="t" fillcolor="#a0a0a0" stroked="f"/>
+          <v:rect id="_x0000_i1038" alt="" style="width:415.5pt;height:.05pt;mso-width-percent:0;mso-height-percent:0;mso-width-percent:0;mso-height-percent:0" o:hrpct="916" o:hralign="center" o:hrstd="t" o:hr="t" fillcolor="#a0a0a0" stroked="f"/>
         </w:pict>
       </w:r>
     </w:p>
@@ -4526,7 +4249,7 @@
     <w:p/>
     <w:p>
       <w:pPr>
-        <w:pStyle w:val="Nagwek1"/>
+        <w:pStyle w:val="Heading1"/>
         <w:numPr>
           <w:ilvl w:val="0"/>
           <w:numId w:val="7"/>
@@ -4542,7 +4265,7 @@
           <w:noProof/>
         </w:rPr>
         <w:pict w14:anchorId="1719E7CE">
-          <v:rect id="_x0000_i1025" alt="" style="width:415.5pt;height:.05pt;mso-width-percent:0;mso-height-percent:0;mso-width-percent:0;mso-height-percent:0" o:hrpct="916" o:hralign="center" o:hrstd="t" o:hr="t" fillcolor="#a0a0a0" stroked="f"/>
+          <v:rect id="_x0000_i1039" alt="" style="width:415.5pt;height:.05pt;mso-width-percent:0;mso-height-percent:0;mso-width-percent:0;mso-height-percent:0" o:hrpct="916" o:hralign="center" o:hrstd="t" o:hr="t" fillcolor="#a0a0a0" stroked="f"/>
         </w:pict>
       </w:r>
     </w:p>
@@ -4677,6 +4400,155 @@
     </w:lvl>
   </w:abstractNum>
   <w:abstractNum w:abstractNumId="1" w15:restartNumberingAfterBreak="0">
+    <w:nsid w:val="06522F02"/>
+    <w:multiLevelType w:val="multilevel"/>
+    <w:tmpl w:val="23C8FC70"/>
+    <w:lvl w:ilvl="0">
+      <w:start w:val="1"/>
+      <w:numFmt w:val="bullet"/>
+      <w:lvlText w:val=""/>
+      <w:lvlJc w:val="left"/>
+      <w:pPr>
+        <w:tabs>
+          <w:tab w:val="num" w:pos="720"/>
+        </w:tabs>
+        <w:ind w:left="720" w:hanging="360"/>
+      </w:pPr>
+      <w:rPr>
+        <w:rFonts w:ascii="Symbol" w:hAnsi="Symbol" w:hint="default"/>
+        <w:sz w:val="20"/>
+      </w:rPr>
+    </w:lvl>
+    <w:lvl w:ilvl="1" w:tentative="1">
+      <w:start w:val="1"/>
+      <w:numFmt w:val="bullet"/>
+      <w:lvlText w:val="o"/>
+      <w:lvlJc w:val="left"/>
+      <w:pPr>
+        <w:tabs>
+          <w:tab w:val="num" w:pos="1440"/>
+        </w:tabs>
+        <w:ind w:left="1440" w:hanging="360"/>
+      </w:pPr>
+      <w:rPr>
+        <w:rFonts w:ascii="Courier New" w:hAnsi="Courier New" w:hint="default"/>
+        <w:sz w:val="20"/>
+      </w:rPr>
+    </w:lvl>
+    <w:lvl w:ilvl="2" w:tentative="1">
+      <w:start w:val="1"/>
+      <w:numFmt w:val="bullet"/>
+      <w:lvlText w:val=""/>
+      <w:lvlJc w:val="left"/>
+      <w:pPr>
+        <w:tabs>
+          <w:tab w:val="num" w:pos="2160"/>
+        </w:tabs>
+        <w:ind w:left="2160" w:hanging="360"/>
+      </w:pPr>
+      <w:rPr>
+        <w:rFonts w:ascii="Wingdings" w:hAnsi="Wingdings" w:hint="default"/>
+        <w:sz w:val="20"/>
+      </w:rPr>
+    </w:lvl>
+    <w:lvl w:ilvl="3" w:tentative="1">
+      <w:start w:val="1"/>
+      <w:numFmt w:val="bullet"/>
+      <w:lvlText w:val=""/>
+      <w:lvlJc w:val="left"/>
+      <w:pPr>
+        <w:tabs>
+          <w:tab w:val="num" w:pos="2880"/>
+        </w:tabs>
+        <w:ind w:left="2880" w:hanging="360"/>
+      </w:pPr>
+      <w:rPr>
+        <w:rFonts w:ascii="Wingdings" w:hAnsi="Wingdings" w:hint="default"/>
+        <w:sz w:val="20"/>
+      </w:rPr>
+    </w:lvl>
+    <w:lvl w:ilvl="4" w:tentative="1">
+      <w:start w:val="1"/>
+      <w:numFmt w:val="bullet"/>
+      <w:lvlText w:val=""/>
+      <w:lvlJc w:val="left"/>
+      <w:pPr>
+        <w:tabs>
+          <w:tab w:val="num" w:pos="3600"/>
+        </w:tabs>
+        <w:ind w:left="3600" w:hanging="360"/>
+      </w:pPr>
+      <w:rPr>
+        <w:rFonts w:ascii="Wingdings" w:hAnsi="Wingdings" w:hint="default"/>
+        <w:sz w:val="20"/>
+      </w:rPr>
+    </w:lvl>
+    <w:lvl w:ilvl="5" w:tentative="1">
+      <w:start w:val="1"/>
+      <w:numFmt w:val="bullet"/>
+      <w:lvlText w:val=""/>
+      <w:lvlJc w:val="left"/>
+      <w:pPr>
+        <w:tabs>
+          <w:tab w:val="num" w:pos="4320"/>
+        </w:tabs>
+        <w:ind w:left="4320" w:hanging="360"/>
+      </w:pPr>
+      <w:rPr>
+        <w:rFonts w:ascii="Wingdings" w:hAnsi="Wingdings" w:hint="default"/>
+        <w:sz w:val="20"/>
+      </w:rPr>
+    </w:lvl>
+    <w:lvl w:ilvl="6" w:tentative="1">
+      <w:start w:val="1"/>
+      <w:numFmt w:val="bullet"/>
+      <w:lvlText w:val=""/>
+      <w:lvlJc w:val="left"/>
+      <w:pPr>
+        <w:tabs>
+          <w:tab w:val="num" w:pos="5040"/>
+        </w:tabs>
+        <w:ind w:left="5040" w:hanging="360"/>
+      </w:pPr>
+      <w:rPr>
+        <w:rFonts w:ascii="Wingdings" w:hAnsi="Wingdings" w:hint="default"/>
+        <w:sz w:val="20"/>
+      </w:rPr>
+    </w:lvl>
+    <w:lvl w:ilvl="7" w:tentative="1">
+      <w:start w:val="1"/>
+      <w:numFmt w:val="bullet"/>
+      <w:lvlText w:val=""/>
+      <w:lvlJc w:val="left"/>
+      <w:pPr>
+        <w:tabs>
+          <w:tab w:val="num" w:pos="5760"/>
+        </w:tabs>
+        <w:ind w:left="5760" w:hanging="360"/>
+      </w:pPr>
+      <w:rPr>
+        <w:rFonts w:ascii="Wingdings" w:hAnsi="Wingdings" w:hint="default"/>
+        <w:sz w:val="20"/>
+      </w:rPr>
+    </w:lvl>
+    <w:lvl w:ilvl="8" w:tentative="1">
+      <w:start w:val="1"/>
+      <w:numFmt w:val="bullet"/>
+      <w:lvlText w:val=""/>
+      <w:lvlJc w:val="left"/>
+      <w:pPr>
+        <w:tabs>
+          <w:tab w:val="num" w:pos="6480"/>
+        </w:tabs>
+        <w:ind w:left="6480" w:hanging="360"/>
+      </w:pPr>
+      <w:rPr>
+        <w:rFonts w:ascii="Wingdings" w:hAnsi="Wingdings" w:hint="default"/>
+        <w:sz w:val="20"/>
+      </w:rPr>
+    </w:lvl>
+  </w:abstractNum>
+  <w:abstractNum w:abstractNumId="2" w15:restartNumberingAfterBreak="0">
     <w:nsid w:val="0BAD3038"/>
     <w:multiLevelType w:val="multilevel"/>
     <w:tmpl w:val="35569A96"/>
@@ -4789,7 +4661,7 @@
       </w:rPr>
     </w:lvl>
   </w:abstractNum>
-  <w:abstractNum w:abstractNumId="2" w15:restartNumberingAfterBreak="0">
+  <w:abstractNum w:abstractNumId="3" w15:restartNumberingAfterBreak="0">
     <w:nsid w:val="0C041E04"/>
     <w:multiLevelType w:val="multilevel"/>
     <w:tmpl w:val="617E7CB6"/>
@@ -4938,7 +4810,7 @@
       </w:rPr>
     </w:lvl>
   </w:abstractNum>
-  <w:abstractNum w:abstractNumId="3" w15:restartNumberingAfterBreak="0">
+  <w:abstractNum w:abstractNumId="4" w15:restartNumberingAfterBreak="0">
     <w:nsid w:val="0C373AB9"/>
     <w:multiLevelType w:val="multilevel"/>
     <w:tmpl w:val="1C6A5AE0"/>
@@ -5087,7 +4959,7 @@
       </w:rPr>
     </w:lvl>
   </w:abstractNum>
-  <w:abstractNum w:abstractNumId="4" w15:restartNumberingAfterBreak="0">
+  <w:abstractNum w:abstractNumId="5" w15:restartNumberingAfterBreak="0">
     <w:nsid w:val="123365F4"/>
     <w:multiLevelType w:val="multilevel"/>
     <w:tmpl w:val="3C7A7360"/>
@@ -5236,7 +5108,7 @@
       </w:rPr>
     </w:lvl>
   </w:abstractNum>
-  <w:abstractNum w:abstractNumId="5" w15:restartNumberingAfterBreak="0">
+  <w:abstractNum w:abstractNumId="6" w15:restartNumberingAfterBreak="0">
     <w:nsid w:val="13AB4A3D"/>
     <w:multiLevelType w:val="multilevel"/>
     <w:tmpl w:val="5F862806"/>
@@ -5349,7 +5221,156 @@
       </w:rPr>
     </w:lvl>
   </w:abstractNum>
-  <w:abstractNum w:abstractNumId="6" w15:restartNumberingAfterBreak="0">
+  <w:abstractNum w:abstractNumId="7" w15:restartNumberingAfterBreak="0">
+    <w:nsid w:val="13E61A43"/>
+    <w:multiLevelType w:val="multilevel"/>
+    <w:tmpl w:val="85241A28"/>
+    <w:lvl w:ilvl="0">
+      <w:start w:val="1"/>
+      <w:numFmt w:val="bullet"/>
+      <w:lvlText w:val=""/>
+      <w:lvlJc w:val="left"/>
+      <w:pPr>
+        <w:tabs>
+          <w:tab w:val="num" w:pos="720"/>
+        </w:tabs>
+        <w:ind w:left="720" w:hanging="360"/>
+      </w:pPr>
+      <w:rPr>
+        <w:rFonts w:ascii="Symbol" w:hAnsi="Symbol" w:hint="default"/>
+        <w:sz w:val="20"/>
+      </w:rPr>
+    </w:lvl>
+    <w:lvl w:ilvl="1" w:tentative="1">
+      <w:start w:val="1"/>
+      <w:numFmt w:val="bullet"/>
+      <w:lvlText w:val="o"/>
+      <w:lvlJc w:val="left"/>
+      <w:pPr>
+        <w:tabs>
+          <w:tab w:val="num" w:pos="1440"/>
+        </w:tabs>
+        <w:ind w:left="1440" w:hanging="360"/>
+      </w:pPr>
+      <w:rPr>
+        <w:rFonts w:ascii="Courier New" w:hAnsi="Courier New" w:hint="default"/>
+        <w:sz w:val="20"/>
+      </w:rPr>
+    </w:lvl>
+    <w:lvl w:ilvl="2" w:tentative="1">
+      <w:start w:val="1"/>
+      <w:numFmt w:val="bullet"/>
+      <w:lvlText w:val=""/>
+      <w:lvlJc w:val="left"/>
+      <w:pPr>
+        <w:tabs>
+          <w:tab w:val="num" w:pos="2160"/>
+        </w:tabs>
+        <w:ind w:left="2160" w:hanging="360"/>
+      </w:pPr>
+      <w:rPr>
+        <w:rFonts w:ascii="Wingdings" w:hAnsi="Wingdings" w:hint="default"/>
+        <w:sz w:val="20"/>
+      </w:rPr>
+    </w:lvl>
+    <w:lvl w:ilvl="3" w:tentative="1">
+      <w:start w:val="1"/>
+      <w:numFmt w:val="bullet"/>
+      <w:lvlText w:val=""/>
+      <w:lvlJc w:val="left"/>
+      <w:pPr>
+        <w:tabs>
+          <w:tab w:val="num" w:pos="2880"/>
+        </w:tabs>
+        <w:ind w:left="2880" w:hanging="360"/>
+      </w:pPr>
+      <w:rPr>
+        <w:rFonts w:ascii="Wingdings" w:hAnsi="Wingdings" w:hint="default"/>
+        <w:sz w:val="20"/>
+      </w:rPr>
+    </w:lvl>
+    <w:lvl w:ilvl="4" w:tentative="1">
+      <w:start w:val="1"/>
+      <w:numFmt w:val="bullet"/>
+      <w:lvlText w:val=""/>
+      <w:lvlJc w:val="left"/>
+      <w:pPr>
+        <w:tabs>
+          <w:tab w:val="num" w:pos="3600"/>
+        </w:tabs>
+        <w:ind w:left="3600" w:hanging="360"/>
+      </w:pPr>
+      <w:rPr>
+        <w:rFonts w:ascii="Wingdings" w:hAnsi="Wingdings" w:hint="default"/>
+        <w:sz w:val="20"/>
+      </w:rPr>
+    </w:lvl>
+    <w:lvl w:ilvl="5" w:tentative="1">
+      <w:start w:val="1"/>
+      <w:numFmt w:val="bullet"/>
+      <w:lvlText w:val=""/>
+      <w:lvlJc w:val="left"/>
+      <w:pPr>
+        <w:tabs>
+          <w:tab w:val="num" w:pos="4320"/>
+        </w:tabs>
+        <w:ind w:left="4320" w:hanging="360"/>
+      </w:pPr>
+      <w:rPr>
+        <w:rFonts w:ascii="Wingdings" w:hAnsi="Wingdings" w:hint="default"/>
+        <w:sz w:val="20"/>
+      </w:rPr>
+    </w:lvl>
+    <w:lvl w:ilvl="6" w:tentative="1">
+      <w:start w:val="1"/>
+      <w:numFmt w:val="bullet"/>
+      <w:lvlText w:val=""/>
+      <w:lvlJc w:val="left"/>
+      <w:pPr>
+        <w:tabs>
+          <w:tab w:val="num" w:pos="5040"/>
+        </w:tabs>
+        <w:ind w:left="5040" w:hanging="360"/>
+      </w:pPr>
+      <w:rPr>
+        <w:rFonts w:ascii="Wingdings" w:hAnsi="Wingdings" w:hint="default"/>
+        <w:sz w:val="20"/>
+      </w:rPr>
+    </w:lvl>
+    <w:lvl w:ilvl="7" w:tentative="1">
+      <w:start w:val="1"/>
+      <w:numFmt w:val="bullet"/>
+      <w:lvlText w:val=""/>
+      <w:lvlJc w:val="left"/>
+      <w:pPr>
+        <w:tabs>
+          <w:tab w:val="num" w:pos="5760"/>
+        </w:tabs>
+        <w:ind w:left="5760" w:hanging="360"/>
+      </w:pPr>
+      <w:rPr>
+        <w:rFonts w:ascii="Wingdings" w:hAnsi="Wingdings" w:hint="default"/>
+        <w:sz w:val="20"/>
+      </w:rPr>
+    </w:lvl>
+    <w:lvl w:ilvl="8" w:tentative="1">
+      <w:start w:val="1"/>
+      <w:numFmt w:val="bullet"/>
+      <w:lvlText w:val=""/>
+      <w:lvlJc w:val="left"/>
+      <w:pPr>
+        <w:tabs>
+          <w:tab w:val="num" w:pos="6480"/>
+        </w:tabs>
+        <w:ind w:left="6480" w:hanging="360"/>
+      </w:pPr>
+      <w:rPr>
+        <w:rFonts w:ascii="Wingdings" w:hAnsi="Wingdings" w:hint="default"/>
+        <w:sz w:val="20"/>
+      </w:rPr>
+    </w:lvl>
+  </w:abstractNum>
+  <w:abstractNum w:abstractNumId="8" w15:restartNumberingAfterBreak="0">
     <w:nsid w:val="1A3D3C53"/>
     <w:multiLevelType w:val="multilevel"/>
     <w:tmpl w:val="1A3CC12A"/>
@@ -5462,7 +5483,7 @@
       </w:rPr>
     </w:lvl>
   </w:abstractNum>
-  <w:abstractNum w:abstractNumId="7" w15:restartNumberingAfterBreak="0">
+  <w:abstractNum w:abstractNumId="9" w15:restartNumberingAfterBreak="0">
     <w:nsid w:val="1AA44142"/>
     <w:multiLevelType w:val="multilevel"/>
     <w:tmpl w:val="7E9C85F4"/>
@@ -5611,7 +5632,156 @@
       </w:rPr>
     </w:lvl>
   </w:abstractNum>
-  <w:abstractNum w:abstractNumId="8" w15:restartNumberingAfterBreak="0">
+  <w:abstractNum w:abstractNumId="10" w15:restartNumberingAfterBreak="0">
+    <w:nsid w:val="220308DA"/>
+    <w:multiLevelType w:val="multilevel"/>
+    <w:tmpl w:val="75BC2B24"/>
+    <w:lvl w:ilvl="0">
+      <w:start w:val="1"/>
+      <w:numFmt w:val="bullet"/>
+      <w:lvlText w:val=""/>
+      <w:lvlJc w:val="left"/>
+      <w:pPr>
+        <w:tabs>
+          <w:tab w:val="num" w:pos="720"/>
+        </w:tabs>
+        <w:ind w:left="720" w:hanging="360"/>
+      </w:pPr>
+      <w:rPr>
+        <w:rFonts w:ascii="Symbol" w:hAnsi="Symbol" w:hint="default"/>
+        <w:sz w:val="20"/>
+      </w:rPr>
+    </w:lvl>
+    <w:lvl w:ilvl="1" w:tentative="1">
+      <w:start w:val="1"/>
+      <w:numFmt w:val="bullet"/>
+      <w:lvlText w:val="o"/>
+      <w:lvlJc w:val="left"/>
+      <w:pPr>
+        <w:tabs>
+          <w:tab w:val="num" w:pos="1440"/>
+        </w:tabs>
+        <w:ind w:left="1440" w:hanging="360"/>
+      </w:pPr>
+      <w:rPr>
+        <w:rFonts w:ascii="Courier New" w:hAnsi="Courier New" w:hint="default"/>
+        <w:sz w:val="20"/>
+      </w:rPr>
+    </w:lvl>
+    <w:lvl w:ilvl="2" w:tentative="1">
+      <w:start w:val="1"/>
+      <w:numFmt w:val="bullet"/>
+      <w:lvlText w:val=""/>
+      <w:lvlJc w:val="left"/>
+      <w:pPr>
+        <w:tabs>
+          <w:tab w:val="num" w:pos="2160"/>
+        </w:tabs>
+        <w:ind w:left="2160" w:hanging="360"/>
+      </w:pPr>
+      <w:rPr>
+        <w:rFonts w:ascii="Wingdings" w:hAnsi="Wingdings" w:hint="default"/>
+        <w:sz w:val="20"/>
+      </w:rPr>
+    </w:lvl>
+    <w:lvl w:ilvl="3" w:tentative="1">
+      <w:start w:val="1"/>
+      <w:numFmt w:val="bullet"/>
+      <w:lvlText w:val=""/>
+      <w:lvlJc w:val="left"/>
+      <w:pPr>
+        <w:tabs>
+          <w:tab w:val="num" w:pos="2880"/>
+        </w:tabs>
+        <w:ind w:left="2880" w:hanging="360"/>
+      </w:pPr>
+      <w:rPr>
+        <w:rFonts w:ascii="Wingdings" w:hAnsi="Wingdings" w:hint="default"/>
+        <w:sz w:val="20"/>
+      </w:rPr>
+    </w:lvl>
+    <w:lvl w:ilvl="4" w:tentative="1">
+      <w:start w:val="1"/>
+      <w:numFmt w:val="bullet"/>
+      <w:lvlText w:val=""/>
+      <w:lvlJc w:val="left"/>
+      <w:pPr>
+        <w:tabs>
+          <w:tab w:val="num" w:pos="3600"/>
+        </w:tabs>
+        <w:ind w:left="3600" w:hanging="360"/>
+      </w:pPr>
+      <w:rPr>
+        <w:rFonts w:ascii="Wingdings" w:hAnsi="Wingdings" w:hint="default"/>
+        <w:sz w:val="20"/>
+      </w:rPr>
+    </w:lvl>
+    <w:lvl w:ilvl="5" w:tentative="1">
+      <w:start w:val="1"/>
+      <w:numFmt w:val="bullet"/>
+      <w:lvlText w:val=""/>
+      <w:lvlJc w:val="left"/>
+      <w:pPr>
+        <w:tabs>
+          <w:tab w:val="num" w:pos="4320"/>
+        </w:tabs>
+        <w:ind w:left="4320" w:hanging="360"/>
+      </w:pPr>
+      <w:rPr>
+        <w:rFonts w:ascii="Wingdings" w:hAnsi="Wingdings" w:hint="default"/>
+        <w:sz w:val="20"/>
+      </w:rPr>
+    </w:lvl>
+    <w:lvl w:ilvl="6" w:tentative="1">
+      <w:start w:val="1"/>
+      <w:numFmt w:val="bullet"/>
+      <w:lvlText w:val=""/>
+      <w:lvlJc w:val="left"/>
+      <w:pPr>
+        <w:tabs>
+          <w:tab w:val="num" w:pos="5040"/>
+        </w:tabs>
+        <w:ind w:left="5040" w:hanging="360"/>
+      </w:pPr>
+      <w:rPr>
+        <w:rFonts w:ascii="Wingdings" w:hAnsi="Wingdings" w:hint="default"/>
+        <w:sz w:val="20"/>
+      </w:rPr>
+    </w:lvl>
+    <w:lvl w:ilvl="7" w:tentative="1">
+      <w:start w:val="1"/>
+      <w:numFmt w:val="bullet"/>
+      <w:lvlText w:val=""/>
+      <w:lvlJc w:val="left"/>
+      <w:pPr>
+        <w:tabs>
+          <w:tab w:val="num" w:pos="5760"/>
+        </w:tabs>
+        <w:ind w:left="5760" w:hanging="360"/>
+      </w:pPr>
+      <w:rPr>
+        <w:rFonts w:ascii="Wingdings" w:hAnsi="Wingdings" w:hint="default"/>
+        <w:sz w:val="20"/>
+      </w:rPr>
+    </w:lvl>
+    <w:lvl w:ilvl="8" w:tentative="1">
+      <w:start w:val="1"/>
+      <w:numFmt w:val="bullet"/>
+      <w:lvlText w:val=""/>
+      <w:lvlJc w:val="left"/>
+      <w:pPr>
+        <w:tabs>
+          <w:tab w:val="num" w:pos="6480"/>
+        </w:tabs>
+        <w:ind w:left="6480" w:hanging="360"/>
+      </w:pPr>
+      <w:rPr>
+        <w:rFonts w:ascii="Wingdings" w:hAnsi="Wingdings" w:hint="default"/>
+        <w:sz w:val="20"/>
+      </w:rPr>
+    </w:lvl>
+  </w:abstractNum>
+  <w:abstractNum w:abstractNumId="11" w15:restartNumberingAfterBreak="0">
     <w:nsid w:val="26750425"/>
     <w:multiLevelType w:val="multilevel"/>
     <w:tmpl w:val="744C04D0"/>
@@ -5760,7 +5930,269 @@
       </w:rPr>
     </w:lvl>
   </w:abstractNum>
-  <w:abstractNum w:abstractNumId="9" w15:restartNumberingAfterBreak="0">
+  <w:abstractNum w:abstractNumId="12" w15:restartNumberingAfterBreak="0">
+    <w:nsid w:val="29735BCB"/>
+    <w:multiLevelType w:val="multilevel"/>
+    <w:tmpl w:val="6BC6E2BA"/>
+    <w:lvl w:ilvl="0">
+      <w:start w:val="1"/>
+      <w:numFmt w:val="bullet"/>
+      <w:lvlText w:val=""/>
+      <w:lvlJc w:val="left"/>
+      <w:pPr>
+        <w:tabs>
+          <w:tab w:val="num" w:pos="720"/>
+        </w:tabs>
+        <w:ind w:left="720" w:hanging="360"/>
+      </w:pPr>
+      <w:rPr>
+        <w:rFonts w:ascii="Symbol" w:hAnsi="Symbol" w:hint="default"/>
+        <w:sz w:val="20"/>
+      </w:rPr>
+    </w:lvl>
+    <w:lvl w:ilvl="1" w:tentative="1">
+      <w:start w:val="1"/>
+      <w:numFmt w:val="bullet"/>
+      <w:lvlText w:val="o"/>
+      <w:lvlJc w:val="left"/>
+      <w:pPr>
+        <w:tabs>
+          <w:tab w:val="num" w:pos="1440"/>
+        </w:tabs>
+        <w:ind w:left="1440" w:hanging="360"/>
+      </w:pPr>
+      <w:rPr>
+        <w:rFonts w:ascii="Courier New" w:hAnsi="Courier New" w:hint="default"/>
+        <w:sz w:val="20"/>
+      </w:rPr>
+    </w:lvl>
+    <w:lvl w:ilvl="2" w:tentative="1">
+      <w:start w:val="1"/>
+      <w:numFmt w:val="bullet"/>
+      <w:lvlText w:val=""/>
+      <w:lvlJc w:val="left"/>
+      <w:pPr>
+        <w:tabs>
+          <w:tab w:val="num" w:pos="2160"/>
+        </w:tabs>
+        <w:ind w:left="2160" w:hanging="360"/>
+      </w:pPr>
+      <w:rPr>
+        <w:rFonts w:ascii="Wingdings" w:hAnsi="Wingdings" w:hint="default"/>
+        <w:sz w:val="20"/>
+      </w:rPr>
+    </w:lvl>
+    <w:lvl w:ilvl="3" w:tentative="1">
+      <w:start w:val="1"/>
+      <w:numFmt w:val="bullet"/>
+      <w:lvlText w:val=""/>
+      <w:lvlJc w:val="left"/>
+      <w:pPr>
+        <w:tabs>
+          <w:tab w:val="num" w:pos="2880"/>
+        </w:tabs>
+        <w:ind w:left="2880" w:hanging="360"/>
+      </w:pPr>
+      <w:rPr>
+        <w:rFonts w:ascii="Wingdings" w:hAnsi="Wingdings" w:hint="default"/>
+        <w:sz w:val="20"/>
+      </w:rPr>
+    </w:lvl>
+    <w:lvl w:ilvl="4" w:tentative="1">
+      <w:start w:val="1"/>
+      <w:numFmt w:val="bullet"/>
+      <w:lvlText w:val=""/>
+      <w:lvlJc w:val="left"/>
+      <w:pPr>
+        <w:tabs>
+          <w:tab w:val="num" w:pos="3600"/>
+        </w:tabs>
+        <w:ind w:left="3600" w:hanging="360"/>
+      </w:pPr>
+      <w:rPr>
+        <w:rFonts w:ascii="Wingdings" w:hAnsi="Wingdings" w:hint="default"/>
+        <w:sz w:val="20"/>
+      </w:rPr>
+    </w:lvl>
+    <w:lvl w:ilvl="5" w:tentative="1">
+      <w:start w:val="1"/>
+      <w:numFmt w:val="bullet"/>
+      <w:lvlText w:val=""/>
+      <w:lvlJc w:val="left"/>
+      <w:pPr>
+        <w:tabs>
+          <w:tab w:val="num" w:pos="4320"/>
+        </w:tabs>
+        <w:ind w:left="4320" w:hanging="360"/>
+      </w:pPr>
+      <w:rPr>
+        <w:rFonts w:ascii="Wingdings" w:hAnsi="Wingdings" w:hint="default"/>
+        <w:sz w:val="20"/>
+      </w:rPr>
+    </w:lvl>
+    <w:lvl w:ilvl="6" w:tentative="1">
+      <w:start w:val="1"/>
+      <w:numFmt w:val="bullet"/>
+      <w:lvlText w:val=""/>
+      <w:lvlJc w:val="left"/>
+      <w:pPr>
+        <w:tabs>
+          <w:tab w:val="num" w:pos="5040"/>
+        </w:tabs>
+        <w:ind w:left="5040" w:hanging="360"/>
+      </w:pPr>
+      <w:rPr>
+        <w:rFonts w:ascii="Wingdings" w:hAnsi="Wingdings" w:hint="default"/>
+        <w:sz w:val="20"/>
+      </w:rPr>
+    </w:lvl>
+    <w:lvl w:ilvl="7" w:tentative="1">
+      <w:start w:val="1"/>
+      <w:numFmt w:val="bullet"/>
+      <w:lvlText w:val=""/>
+      <w:lvlJc w:val="left"/>
+      <w:pPr>
+        <w:tabs>
+          <w:tab w:val="num" w:pos="5760"/>
+        </w:tabs>
+        <w:ind w:left="5760" w:hanging="360"/>
+      </w:pPr>
+      <w:rPr>
+        <w:rFonts w:ascii="Wingdings" w:hAnsi="Wingdings" w:hint="default"/>
+        <w:sz w:val="20"/>
+      </w:rPr>
+    </w:lvl>
+    <w:lvl w:ilvl="8" w:tentative="1">
+      <w:start w:val="1"/>
+      <w:numFmt w:val="bullet"/>
+      <w:lvlText w:val=""/>
+      <w:lvlJc w:val="left"/>
+      <w:pPr>
+        <w:tabs>
+          <w:tab w:val="num" w:pos="6480"/>
+        </w:tabs>
+        <w:ind w:left="6480" w:hanging="360"/>
+      </w:pPr>
+      <w:rPr>
+        <w:rFonts w:ascii="Wingdings" w:hAnsi="Wingdings" w:hint="default"/>
+        <w:sz w:val="20"/>
+      </w:rPr>
+    </w:lvl>
+  </w:abstractNum>
+  <w:abstractNum w:abstractNumId="13" w15:restartNumberingAfterBreak="0">
+    <w:nsid w:val="2DAC6D28"/>
+    <w:multiLevelType w:val="multilevel"/>
+    <w:tmpl w:val="BA387194"/>
+    <w:lvl w:ilvl="0">
+      <w:start w:val="1"/>
+      <w:numFmt w:val="decimal"/>
+      <w:lvlText w:val="%1."/>
+      <w:lvlJc w:val="left"/>
+      <w:pPr>
+        <w:tabs>
+          <w:tab w:val="num" w:pos="720"/>
+        </w:tabs>
+        <w:ind w:left="720" w:hanging="360"/>
+      </w:pPr>
+    </w:lvl>
+    <w:lvl w:ilvl="1" w:tentative="1">
+      <w:start w:val="1"/>
+      <w:numFmt w:val="decimal"/>
+      <w:lvlText w:val="%2."/>
+      <w:lvlJc w:val="left"/>
+      <w:pPr>
+        <w:tabs>
+          <w:tab w:val="num" w:pos="1440"/>
+        </w:tabs>
+        <w:ind w:left="1440" w:hanging="360"/>
+      </w:pPr>
+    </w:lvl>
+    <w:lvl w:ilvl="2" w:tentative="1">
+      <w:start w:val="1"/>
+      <w:numFmt w:val="decimal"/>
+      <w:lvlText w:val="%3."/>
+      <w:lvlJc w:val="left"/>
+      <w:pPr>
+        <w:tabs>
+          <w:tab w:val="num" w:pos="2160"/>
+        </w:tabs>
+        <w:ind w:left="2160" w:hanging="360"/>
+      </w:pPr>
+    </w:lvl>
+    <w:lvl w:ilvl="3" w:tentative="1">
+      <w:start w:val="1"/>
+      <w:numFmt w:val="decimal"/>
+      <w:lvlText w:val="%4."/>
+      <w:lvlJc w:val="left"/>
+      <w:pPr>
+        <w:tabs>
+          <w:tab w:val="num" w:pos="2880"/>
+        </w:tabs>
+        <w:ind w:left="2880" w:hanging="360"/>
+      </w:pPr>
+    </w:lvl>
+    <w:lvl w:ilvl="4" w:tentative="1">
+      <w:start w:val="1"/>
+      <w:numFmt w:val="decimal"/>
+      <w:lvlText w:val="%5."/>
+      <w:lvlJc w:val="left"/>
+      <w:pPr>
+        <w:tabs>
+          <w:tab w:val="num" w:pos="3600"/>
+        </w:tabs>
+        <w:ind w:left="3600" w:hanging="360"/>
+      </w:pPr>
+    </w:lvl>
+    <w:lvl w:ilvl="5" w:tentative="1">
+      <w:start w:val="1"/>
+      <w:numFmt w:val="decimal"/>
+      <w:lvlText w:val="%6."/>
+      <w:lvlJc w:val="left"/>
+      <w:pPr>
+        <w:tabs>
+          <w:tab w:val="num" w:pos="4320"/>
+        </w:tabs>
+        <w:ind w:left="4320" w:hanging="360"/>
+      </w:pPr>
+    </w:lvl>
+    <w:lvl w:ilvl="6" w:tentative="1">
+      <w:start w:val="1"/>
+      <w:numFmt w:val="decimal"/>
+      <w:lvlText w:val="%7."/>
+      <w:lvlJc w:val="left"/>
+      <w:pPr>
+        <w:tabs>
+          <w:tab w:val="num" w:pos="5040"/>
+        </w:tabs>
+        <w:ind w:left="5040" w:hanging="360"/>
+      </w:pPr>
+    </w:lvl>
+    <w:lvl w:ilvl="7" w:tentative="1">
+      <w:start w:val="1"/>
+      <w:numFmt w:val="decimal"/>
+      <w:lvlText w:val="%8."/>
+      <w:lvlJc w:val="left"/>
+      <w:pPr>
+        <w:tabs>
+          <w:tab w:val="num" w:pos="5760"/>
+        </w:tabs>
+        <w:ind w:left="5760" w:hanging="360"/>
+      </w:pPr>
+    </w:lvl>
+    <w:lvl w:ilvl="8" w:tentative="1">
+      <w:start w:val="1"/>
+      <w:numFmt w:val="decimal"/>
+      <w:lvlText w:val="%9."/>
+      <w:lvlJc w:val="left"/>
+      <w:pPr>
+        <w:tabs>
+          <w:tab w:val="num" w:pos="6480"/>
+        </w:tabs>
+        <w:ind w:left="6480" w:hanging="360"/>
+      </w:pPr>
+    </w:lvl>
+  </w:abstractNum>
+  <w:abstractNum w:abstractNumId="14" w15:restartNumberingAfterBreak="0">
     <w:nsid w:val="2E4C56CE"/>
     <w:multiLevelType w:val="multilevel"/>
     <w:tmpl w:val="B2D2BC76"/>
@@ -5909,7 +6341,156 @@
       </w:rPr>
     </w:lvl>
   </w:abstractNum>
-  <w:abstractNum w:abstractNumId="10" w15:restartNumberingAfterBreak="0">
+  <w:abstractNum w:abstractNumId="15" w15:restartNumberingAfterBreak="0">
+    <w:nsid w:val="30A97787"/>
+    <w:multiLevelType w:val="multilevel"/>
+    <w:tmpl w:val="AFD03C78"/>
+    <w:lvl w:ilvl="0">
+      <w:start w:val="1"/>
+      <w:numFmt w:val="bullet"/>
+      <w:lvlText w:val=""/>
+      <w:lvlJc w:val="left"/>
+      <w:pPr>
+        <w:tabs>
+          <w:tab w:val="num" w:pos="720"/>
+        </w:tabs>
+        <w:ind w:left="720" w:hanging="360"/>
+      </w:pPr>
+      <w:rPr>
+        <w:rFonts w:ascii="Symbol" w:hAnsi="Symbol" w:hint="default"/>
+        <w:sz w:val="20"/>
+      </w:rPr>
+    </w:lvl>
+    <w:lvl w:ilvl="1" w:tentative="1">
+      <w:start w:val="1"/>
+      <w:numFmt w:val="bullet"/>
+      <w:lvlText w:val="o"/>
+      <w:lvlJc w:val="left"/>
+      <w:pPr>
+        <w:tabs>
+          <w:tab w:val="num" w:pos="1440"/>
+        </w:tabs>
+        <w:ind w:left="1440" w:hanging="360"/>
+      </w:pPr>
+      <w:rPr>
+        <w:rFonts w:ascii="Courier New" w:hAnsi="Courier New" w:hint="default"/>
+        <w:sz w:val="20"/>
+      </w:rPr>
+    </w:lvl>
+    <w:lvl w:ilvl="2" w:tentative="1">
+      <w:start w:val="1"/>
+      <w:numFmt w:val="bullet"/>
+      <w:lvlText w:val=""/>
+      <w:lvlJc w:val="left"/>
+      <w:pPr>
+        <w:tabs>
+          <w:tab w:val="num" w:pos="2160"/>
+        </w:tabs>
+        <w:ind w:left="2160" w:hanging="360"/>
+      </w:pPr>
+      <w:rPr>
+        <w:rFonts w:ascii="Wingdings" w:hAnsi="Wingdings" w:hint="default"/>
+        <w:sz w:val="20"/>
+      </w:rPr>
+    </w:lvl>
+    <w:lvl w:ilvl="3" w:tentative="1">
+      <w:start w:val="1"/>
+      <w:numFmt w:val="bullet"/>
+      <w:lvlText w:val=""/>
+      <w:lvlJc w:val="left"/>
+      <w:pPr>
+        <w:tabs>
+          <w:tab w:val="num" w:pos="2880"/>
+        </w:tabs>
+        <w:ind w:left="2880" w:hanging="360"/>
+      </w:pPr>
+      <w:rPr>
+        <w:rFonts w:ascii="Wingdings" w:hAnsi="Wingdings" w:hint="default"/>
+        <w:sz w:val="20"/>
+      </w:rPr>
+    </w:lvl>
+    <w:lvl w:ilvl="4" w:tentative="1">
+      <w:start w:val="1"/>
+      <w:numFmt w:val="bullet"/>
+      <w:lvlText w:val=""/>
+      <w:lvlJc w:val="left"/>
+      <w:pPr>
+        <w:tabs>
+          <w:tab w:val="num" w:pos="3600"/>
+        </w:tabs>
+        <w:ind w:left="3600" w:hanging="360"/>
+      </w:pPr>
+      <w:rPr>
+        <w:rFonts w:ascii="Wingdings" w:hAnsi="Wingdings" w:hint="default"/>
+        <w:sz w:val="20"/>
+      </w:rPr>
+    </w:lvl>
+    <w:lvl w:ilvl="5" w:tentative="1">
+      <w:start w:val="1"/>
+      <w:numFmt w:val="bullet"/>
+      <w:lvlText w:val=""/>
+      <w:lvlJc w:val="left"/>
+      <w:pPr>
+        <w:tabs>
+          <w:tab w:val="num" w:pos="4320"/>
+        </w:tabs>
+        <w:ind w:left="4320" w:hanging="360"/>
+      </w:pPr>
+      <w:rPr>
+        <w:rFonts w:ascii="Wingdings" w:hAnsi="Wingdings" w:hint="default"/>
+        <w:sz w:val="20"/>
+      </w:rPr>
+    </w:lvl>
+    <w:lvl w:ilvl="6" w:tentative="1">
+      <w:start w:val="1"/>
+      <w:numFmt w:val="bullet"/>
+      <w:lvlText w:val=""/>
+      <w:lvlJc w:val="left"/>
+      <w:pPr>
+        <w:tabs>
+          <w:tab w:val="num" w:pos="5040"/>
+        </w:tabs>
+        <w:ind w:left="5040" w:hanging="360"/>
+      </w:pPr>
+      <w:rPr>
+        <w:rFonts w:ascii="Wingdings" w:hAnsi="Wingdings" w:hint="default"/>
+        <w:sz w:val="20"/>
+      </w:rPr>
+    </w:lvl>
+    <w:lvl w:ilvl="7" w:tentative="1">
+      <w:start w:val="1"/>
+      <w:numFmt w:val="bullet"/>
+      <w:lvlText w:val=""/>
+      <w:lvlJc w:val="left"/>
+      <w:pPr>
+        <w:tabs>
+          <w:tab w:val="num" w:pos="5760"/>
+        </w:tabs>
+        <w:ind w:left="5760" w:hanging="360"/>
+      </w:pPr>
+      <w:rPr>
+        <w:rFonts w:ascii="Wingdings" w:hAnsi="Wingdings" w:hint="default"/>
+        <w:sz w:val="20"/>
+      </w:rPr>
+    </w:lvl>
+    <w:lvl w:ilvl="8" w:tentative="1">
+      <w:start w:val="1"/>
+      <w:numFmt w:val="bullet"/>
+      <w:lvlText w:val=""/>
+      <w:lvlJc w:val="left"/>
+      <w:pPr>
+        <w:tabs>
+          <w:tab w:val="num" w:pos="6480"/>
+        </w:tabs>
+        <w:ind w:left="6480" w:hanging="360"/>
+      </w:pPr>
+      <w:rPr>
+        <w:rFonts w:ascii="Wingdings" w:hAnsi="Wingdings" w:hint="default"/>
+        <w:sz w:val="20"/>
+      </w:rPr>
+    </w:lvl>
+  </w:abstractNum>
+  <w:abstractNum w:abstractNumId="16" w15:restartNumberingAfterBreak="0">
     <w:nsid w:val="34AC770B"/>
     <w:multiLevelType w:val="multilevel"/>
     <w:tmpl w:val="6FF69876"/>
@@ -6058,7 +6639,7 @@
       </w:rPr>
     </w:lvl>
   </w:abstractNum>
-  <w:abstractNum w:abstractNumId="11" w15:restartNumberingAfterBreak="0">
+  <w:abstractNum w:abstractNumId="17" w15:restartNumberingAfterBreak="0">
     <w:nsid w:val="38346763"/>
     <w:multiLevelType w:val="multilevel"/>
     <w:tmpl w:val="29643462"/>
@@ -6171,7 +6752,7 @@
       </w:rPr>
     </w:lvl>
   </w:abstractNum>
-  <w:abstractNum w:abstractNumId="12" w15:restartNumberingAfterBreak="0">
+  <w:abstractNum w:abstractNumId="18" w15:restartNumberingAfterBreak="0">
     <w:nsid w:val="3AC302A9"/>
     <w:multiLevelType w:val="multilevel"/>
     <w:tmpl w:val="59C8B06C"/>
@@ -6284,7 +6865,7 @@
       </w:pPr>
     </w:lvl>
   </w:abstractNum>
-  <w:abstractNum w:abstractNumId="13" w15:restartNumberingAfterBreak="0">
+  <w:abstractNum w:abstractNumId="19" w15:restartNumberingAfterBreak="0">
     <w:nsid w:val="40CA3F54"/>
     <w:multiLevelType w:val="multilevel"/>
     <w:tmpl w:val="62908E86"/>
@@ -6433,7 +7014,269 @@
       </w:rPr>
     </w:lvl>
   </w:abstractNum>
-  <w:abstractNum w:abstractNumId="14" w15:restartNumberingAfterBreak="0">
+  <w:abstractNum w:abstractNumId="20" w15:restartNumberingAfterBreak="0">
+    <w:nsid w:val="43960807"/>
+    <w:multiLevelType w:val="multilevel"/>
+    <w:tmpl w:val="630ADB68"/>
+    <w:lvl w:ilvl="0">
+      <w:start w:val="1"/>
+      <w:numFmt w:val="bullet"/>
+      <w:lvlText w:val=""/>
+      <w:lvlJc w:val="left"/>
+      <w:pPr>
+        <w:tabs>
+          <w:tab w:val="num" w:pos="720"/>
+        </w:tabs>
+        <w:ind w:left="720" w:hanging="360"/>
+      </w:pPr>
+      <w:rPr>
+        <w:rFonts w:ascii="Symbol" w:hAnsi="Symbol" w:hint="default"/>
+        <w:sz w:val="20"/>
+      </w:rPr>
+    </w:lvl>
+    <w:lvl w:ilvl="1" w:tentative="1">
+      <w:start w:val="1"/>
+      <w:numFmt w:val="bullet"/>
+      <w:lvlText w:val="o"/>
+      <w:lvlJc w:val="left"/>
+      <w:pPr>
+        <w:tabs>
+          <w:tab w:val="num" w:pos="1440"/>
+        </w:tabs>
+        <w:ind w:left="1440" w:hanging="360"/>
+      </w:pPr>
+      <w:rPr>
+        <w:rFonts w:ascii="Courier New" w:hAnsi="Courier New" w:hint="default"/>
+        <w:sz w:val="20"/>
+      </w:rPr>
+    </w:lvl>
+    <w:lvl w:ilvl="2" w:tentative="1">
+      <w:start w:val="1"/>
+      <w:numFmt w:val="bullet"/>
+      <w:lvlText w:val=""/>
+      <w:lvlJc w:val="left"/>
+      <w:pPr>
+        <w:tabs>
+          <w:tab w:val="num" w:pos="2160"/>
+        </w:tabs>
+        <w:ind w:left="2160" w:hanging="360"/>
+      </w:pPr>
+      <w:rPr>
+        <w:rFonts w:ascii="Wingdings" w:hAnsi="Wingdings" w:hint="default"/>
+        <w:sz w:val="20"/>
+      </w:rPr>
+    </w:lvl>
+    <w:lvl w:ilvl="3" w:tentative="1">
+      <w:start w:val="1"/>
+      <w:numFmt w:val="bullet"/>
+      <w:lvlText w:val=""/>
+      <w:lvlJc w:val="left"/>
+      <w:pPr>
+        <w:tabs>
+          <w:tab w:val="num" w:pos="2880"/>
+        </w:tabs>
+        <w:ind w:left="2880" w:hanging="360"/>
+      </w:pPr>
+      <w:rPr>
+        <w:rFonts w:ascii="Wingdings" w:hAnsi="Wingdings" w:hint="default"/>
+        <w:sz w:val="20"/>
+      </w:rPr>
+    </w:lvl>
+    <w:lvl w:ilvl="4" w:tentative="1">
+      <w:start w:val="1"/>
+      <w:numFmt w:val="bullet"/>
+      <w:lvlText w:val=""/>
+      <w:lvlJc w:val="left"/>
+      <w:pPr>
+        <w:tabs>
+          <w:tab w:val="num" w:pos="3600"/>
+        </w:tabs>
+        <w:ind w:left="3600" w:hanging="360"/>
+      </w:pPr>
+      <w:rPr>
+        <w:rFonts w:ascii="Wingdings" w:hAnsi="Wingdings" w:hint="default"/>
+        <w:sz w:val="20"/>
+      </w:rPr>
+    </w:lvl>
+    <w:lvl w:ilvl="5" w:tentative="1">
+      <w:start w:val="1"/>
+      <w:numFmt w:val="bullet"/>
+      <w:lvlText w:val=""/>
+      <w:lvlJc w:val="left"/>
+      <w:pPr>
+        <w:tabs>
+          <w:tab w:val="num" w:pos="4320"/>
+        </w:tabs>
+        <w:ind w:left="4320" w:hanging="360"/>
+      </w:pPr>
+      <w:rPr>
+        <w:rFonts w:ascii="Wingdings" w:hAnsi="Wingdings" w:hint="default"/>
+        <w:sz w:val="20"/>
+      </w:rPr>
+    </w:lvl>
+    <w:lvl w:ilvl="6" w:tentative="1">
+      <w:start w:val="1"/>
+      <w:numFmt w:val="bullet"/>
+      <w:lvlText w:val=""/>
+      <w:lvlJc w:val="left"/>
+      <w:pPr>
+        <w:tabs>
+          <w:tab w:val="num" w:pos="5040"/>
+        </w:tabs>
+        <w:ind w:left="5040" w:hanging="360"/>
+      </w:pPr>
+      <w:rPr>
+        <w:rFonts w:ascii="Wingdings" w:hAnsi="Wingdings" w:hint="default"/>
+        <w:sz w:val="20"/>
+      </w:rPr>
+    </w:lvl>
+    <w:lvl w:ilvl="7" w:tentative="1">
+      <w:start w:val="1"/>
+      <w:numFmt w:val="bullet"/>
+      <w:lvlText w:val=""/>
+      <w:lvlJc w:val="left"/>
+      <w:pPr>
+        <w:tabs>
+          <w:tab w:val="num" w:pos="5760"/>
+        </w:tabs>
+        <w:ind w:left="5760" w:hanging="360"/>
+      </w:pPr>
+      <w:rPr>
+        <w:rFonts w:ascii="Wingdings" w:hAnsi="Wingdings" w:hint="default"/>
+        <w:sz w:val="20"/>
+      </w:rPr>
+    </w:lvl>
+    <w:lvl w:ilvl="8" w:tentative="1">
+      <w:start w:val="1"/>
+      <w:numFmt w:val="bullet"/>
+      <w:lvlText w:val=""/>
+      <w:lvlJc w:val="left"/>
+      <w:pPr>
+        <w:tabs>
+          <w:tab w:val="num" w:pos="6480"/>
+        </w:tabs>
+        <w:ind w:left="6480" w:hanging="360"/>
+      </w:pPr>
+      <w:rPr>
+        <w:rFonts w:ascii="Wingdings" w:hAnsi="Wingdings" w:hint="default"/>
+        <w:sz w:val="20"/>
+      </w:rPr>
+    </w:lvl>
+  </w:abstractNum>
+  <w:abstractNum w:abstractNumId="21" w15:restartNumberingAfterBreak="0">
+    <w:nsid w:val="47A83698"/>
+    <w:multiLevelType w:val="multilevel"/>
+    <w:tmpl w:val="3DD0E790"/>
+    <w:lvl w:ilvl="0">
+      <w:start w:val="1"/>
+      <w:numFmt w:val="decimal"/>
+      <w:lvlText w:val="%1."/>
+      <w:lvlJc w:val="left"/>
+      <w:pPr>
+        <w:tabs>
+          <w:tab w:val="num" w:pos="720"/>
+        </w:tabs>
+        <w:ind w:left="720" w:hanging="360"/>
+      </w:pPr>
+    </w:lvl>
+    <w:lvl w:ilvl="1" w:tentative="1">
+      <w:start w:val="1"/>
+      <w:numFmt w:val="decimal"/>
+      <w:lvlText w:val="%2."/>
+      <w:lvlJc w:val="left"/>
+      <w:pPr>
+        <w:tabs>
+          <w:tab w:val="num" w:pos="1440"/>
+        </w:tabs>
+        <w:ind w:left="1440" w:hanging="360"/>
+      </w:pPr>
+    </w:lvl>
+    <w:lvl w:ilvl="2" w:tentative="1">
+      <w:start w:val="1"/>
+      <w:numFmt w:val="decimal"/>
+      <w:lvlText w:val="%3."/>
+      <w:lvlJc w:val="left"/>
+      <w:pPr>
+        <w:tabs>
+          <w:tab w:val="num" w:pos="2160"/>
+        </w:tabs>
+        <w:ind w:left="2160" w:hanging="360"/>
+      </w:pPr>
+    </w:lvl>
+    <w:lvl w:ilvl="3" w:tentative="1">
+      <w:start w:val="1"/>
+      <w:numFmt w:val="decimal"/>
+      <w:lvlText w:val="%4."/>
+      <w:lvlJc w:val="left"/>
+      <w:pPr>
+        <w:tabs>
+          <w:tab w:val="num" w:pos="2880"/>
+        </w:tabs>
+        <w:ind w:left="2880" w:hanging="360"/>
+      </w:pPr>
+    </w:lvl>
+    <w:lvl w:ilvl="4" w:tentative="1">
+      <w:start w:val="1"/>
+      <w:numFmt w:val="decimal"/>
+      <w:lvlText w:val="%5."/>
+      <w:lvlJc w:val="left"/>
+      <w:pPr>
+        <w:tabs>
+          <w:tab w:val="num" w:pos="3600"/>
+        </w:tabs>
+        <w:ind w:left="3600" w:hanging="360"/>
+      </w:pPr>
+    </w:lvl>
+    <w:lvl w:ilvl="5" w:tentative="1">
+      <w:start w:val="1"/>
+      <w:numFmt w:val="decimal"/>
+      <w:lvlText w:val="%6."/>
+      <w:lvlJc w:val="left"/>
+      <w:pPr>
+        <w:tabs>
+          <w:tab w:val="num" w:pos="4320"/>
+        </w:tabs>
+        <w:ind w:left="4320" w:hanging="360"/>
+      </w:pPr>
+    </w:lvl>
+    <w:lvl w:ilvl="6" w:tentative="1">
+      <w:start w:val="1"/>
+      <w:numFmt w:val="decimal"/>
+      <w:lvlText w:val="%7."/>
+      <w:lvlJc w:val="left"/>
+      <w:pPr>
+        <w:tabs>
+          <w:tab w:val="num" w:pos="5040"/>
+        </w:tabs>
+        <w:ind w:left="5040" w:hanging="360"/>
+      </w:pPr>
+    </w:lvl>
+    <w:lvl w:ilvl="7" w:tentative="1">
+      <w:start w:val="1"/>
+      <w:numFmt w:val="decimal"/>
+      <w:lvlText w:val="%8."/>
+      <w:lvlJc w:val="left"/>
+      <w:pPr>
+        <w:tabs>
+          <w:tab w:val="num" w:pos="5760"/>
+        </w:tabs>
+        <w:ind w:left="5760" w:hanging="360"/>
+      </w:pPr>
+    </w:lvl>
+    <w:lvl w:ilvl="8" w:tentative="1">
+      <w:start w:val="1"/>
+      <w:numFmt w:val="decimal"/>
+      <w:lvlText w:val="%9."/>
+      <w:lvlJc w:val="left"/>
+      <w:pPr>
+        <w:tabs>
+          <w:tab w:val="num" w:pos="6480"/>
+        </w:tabs>
+        <w:ind w:left="6480" w:hanging="360"/>
+      </w:pPr>
+    </w:lvl>
+  </w:abstractNum>
+  <w:abstractNum w:abstractNumId="22" w15:restartNumberingAfterBreak="0">
     <w:nsid w:val="4BB77AA4"/>
     <w:multiLevelType w:val="multilevel"/>
     <w:tmpl w:val="6AC2EE04"/>
@@ -6582,7 +7425,7 @@
       </w:rPr>
     </w:lvl>
   </w:abstractNum>
-  <w:abstractNum w:abstractNumId="15" w15:restartNumberingAfterBreak="0">
+  <w:abstractNum w:abstractNumId="23" w15:restartNumberingAfterBreak="0">
     <w:nsid w:val="4CF87EDA"/>
     <w:multiLevelType w:val="multilevel"/>
     <w:tmpl w:val="723A796E"/>
@@ -6731,7 +7574,305 @@
       </w:rPr>
     </w:lvl>
   </w:abstractNum>
-  <w:abstractNum w:abstractNumId="16" w15:restartNumberingAfterBreak="0">
+  <w:abstractNum w:abstractNumId="24" w15:restartNumberingAfterBreak="0">
+    <w:nsid w:val="4DD701F5"/>
+    <w:multiLevelType w:val="multilevel"/>
+    <w:tmpl w:val="6F824E32"/>
+    <w:lvl w:ilvl="0">
+      <w:start w:val="1"/>
+      <w:numFmt w:val="bullet"/>
+      <w:lvlText w:val=""/>
+      <w:lvlJc w:val="left"/>
+      <w:pPr>
+        <w:tabs>
+          <w:tab w:val="num" w:pos="720"/>
+        </w:tabs>
+        <w:ind w:left="720" w:hanging="360"/>
+      </w:pPr>
+      <w:rPr>
+        <w:rFonts w:ascii="Symbol" w:hAnsi="Symbol" w:hint="default"/>
+        <w:sz w:val="20"/>
+      </w:rPr>
+    </w:lvl>
+    <w:lvl w:ilvl="1" w:tentative="1">
+      <w:start w:val="1"/>
+      <w:numFmt w:val="bullet"/>
+      <w:lvlText w:val="o"/>
+      <w:lvlJc w:val="left"/>
+      <w:pPr>
+        <w:tabs>
+          <w:tab w:val="num" w:pos="1440"/>
+        </w:tabs>
+        <w:ind w:left="1440" w:hanging="360"/>
+      </w:pPr>
+      <w:rPr>
+        <w:rFonts w:ascii="Courier New" w:hAnsi="Courier New" w:hint="default"/>
+        <w:sz w:val="20"/>
+      </w:rPr>
+    </w:lvl>
+    <w:lvl w:ilvl="2" w:tentative="1">
+      <w:start w:val="1"/>
+      <w:numFmt w:val="bullet"/>
+      <w:lvlText w:val=""/>
+      <w:lvlJc w:val="left"/>
+      <w:pPr>
+        <w:tabs>
+          <w:tab w:val="num" w:pos="2160"/>
+        </w:tabs>
+        <w:ind w:left="2160" w:hanging="360"/>
+      </w:pPr>
+      <w:rPr>
+        <w:rFonts w:ascii="Wingdings" w:hAnsi="Wingdings" w:hint="default"/>
+        <w:sz w:val="20"/>
+      </w:rPr>
+    </w:lvl>
+    <w:lvl w:ilvl="3" w:tentative="1">
+      <w:start w:val="1"/>
+      <w:numFmt w:val="bullet"/>
+      <w:lvlText w:val=""/>
+      <w:lvlJc w:val="left"/>
+      <w:pPr>
+        <w:tabs>
+          <w:tab w:val="num" w:pos="2880"/>
+        </w:tabs>
+        <w:ind w:left="2880" w:hanging="360"/>
+      </w:pPr>
+      <w:rPr>
+        <w:rFonts w:ascii="Wingdings" w:hAnsi="Wingdings" w:hint="default"/>
+        <w:sz w:val="20"/>
+      </w:rPr>
+    </w:lvl>
+    <w:lvl w:ilvl="4" w:tentative="1">
+      <w:start w:val="1"/>
+      <w:numFmt w:val="bullet"/>
+      <w:lvlText w:val=""/>
+      <w:lvlJc w:val="left"/>
+      <w:pPr>
+        <w:tabs>
+          <w:tab w:val="num" w:pos="3600"/>
+        </w:tabs>
+        <w:ind w:left="3600" w:hanging="360"/>
+      </w:pPr>
+      <w:rPr>
+        <w:rFonts w:ascii="Wingdings" w:hAnsi="Wingdings" w:hint="default"/>
+        <w:sz w:val="20"/>
+      </w:rPr>
+    </w:lvl>
+    <w:lvl w:ilvl="5" w:tentative="1">
+      <w:start w:val="1"/>
+      <w:numFmt w:val="bullet"/>
+      <w:lvlText w:val=""/>
+      <w:lvlJc w:val="left"/>
+      <w:pPr>
+        <w:tabs>
+          <w:tab w:val="num" w:pos="4320"/>
+        </w:tabs>
+        <w:ind w:left="4320" w:hanging="360"/>
+      </w:pPr>
+      <w:rPr>
+        <w:rFonts w:ascii="Wingdings" w:hAnsi="Wingdings" w:hint="default"/>
+        <w:sz w:val="20"/>
+      </w:rPr>
+    </w:lvl>
+    <w:lvl w:ilvl="6" w:tentative="1">
+      <w:start w:val="1"/>
+      <w:numFmt w:val="bullet"/>
+      <w:lvlText w:val=""/>
+      <w:lvlJc w:val="left"/>
+      <w:pPr>
+        <w:tabs>
+          <w:tab w:val="num" w:pos="5040"/>
+        </w:tabs>
+        <w:ind w:left="5040" w:hanging="360"/>
+      </w:pPr>
+      <w:rPr>
+        <w:rFonts w:ascii="Wingdings" w:hAnsi="Wingdings" w:hint="default"/>
+        <w:sz w:val="20"/>
+      </w:rPr>
+    </w:lvl>
+    <w:lvl w:ilvl="7" w:tentative="1">
+      <w:start w:val="1"/>
+      <w:numFmt w:val="bullet"/>
+      <w:lvlText w:val=""/>
+      <w:lvlJc w:val="left"/>
+      <w:pPr>
+        <w:tabs>
+          <w:tab w:val="num" w:pos="5760"/>
+        </w:tabs>
+        <w:ind w:left="5760" w:hanging="360"/>
+      </w:pPr>
+      <w:rPr>
+        <w:rFonts w:ascii="Wingdings" w:hAnsi="Wingdings" w:hint="default"/>
+        <w:sz w:val="20"/>
+      </w:rPr>
+    </w:lvl>
+    <w:lvl w:ilvl="8" w:tentative="1">
+      <w:start w:val="1"/>
+      <w:numFmt w:val="bullet"/>
+      <w:lvlText w:val=""/>
+      <w:lvlJc w:val="left"/>
+      <w:pPr>
+        <w:tabs>
+          <w:tab w:val="num" w:pos="6480"/>
+        </w:tabs>
+        <w:ind w:left="6480" w:hanging="360"/>
+      </w:pPr>
+      <w:rPr>
+        <w:rFonts w:ascii="Wingdings" w:hAnsi="Wingdings" w:hint="default"/>
+        <w:sz w:val="20"/>
+      </w:rPr>
+    </w:lvl>
+  </w:abstractNum>
+  <w:abstractNum w:abstractNumId="25" w15:restartNumberingAfterBreak="0">
+    <w:nsid w:val="520D7D1F"/>
+    <w:multiLevelType w:val="multilevel"/>
+    <w:tmpl w:val="BA12CAC4"/>
+    <w:lvl w:ilvl="0">
+      <w:start w:val="1"/>
+      <w:numFmt w:val="bullet"/>
+      <w:lvlText w:val=""/>
+      <w:lvlJc w:val="left"/>
+      <w:pPr>
+        <w:tabs>
+          <w:tab w:val="num" w:pos="720"/>
+        </w:tabs>
+        <w:ind w:left="720" w:hanging="360"/>
+      </w:pPr>
+      <w:rPr>
+        <w:rFonts w:ascii="Symbol" w:hAnsi="Symbol" w:hint="default"/>
+        <w:sz w:val="20"/>
+      </w:rPr>
+    </w:lvl>
+    <w:lvl w:ilvl="1" w:tentative="1">
+      <w:start w:val="1"/>
+      <w:numFmt w:val="bullet"/>
+      <w:lvlText w:val="o"/>
+      <w:lvlJc w:val="left"/>
+      <w:pPr>
+        <w:tabs>
+          <w:tab w:val="num" w:pos="1440"/>
+        </w:tabs>
+        <w:ind w:left="1440" w:hanging="360"/>
+      </w:pPr>
+      <w:rPr>
+        <w:rFonts w:ascii="Courier New" w:hAnsi="Courier New" w:hint="default"/>
+        <w:sz w:val="20"/>
+      </w:rPr>
+    </w:lvl>
+    <w:lvl w:ilvl="2" w:tentative="1">
+      <w:start w:val="1"/>
+      <w:numFmt w:val="bullet"/>
+      <w:lvlText w:val=""/>
+      <w:lvlJc w:val="left"/>
+      <w:pPr>
+        <w:tabs>
+          <w:tab w:val="num" w:pos="2160"/>
+        </w:tabs>
+        <w:ind w:left="2160" w:hanging="360"/>
+      </w:pPr>
+      <w:rPr>
+        <w:rFonts w:ascii="Wingdings" w:hAnsi="Wingdings" w:hint="default"/>
+        <w:sz w:val="20"/>
+      </w:rPr>
+    </w:lvl>
+    <w:lvl w:ilvl="3" w:tentative="1">
+      <w:start w:val="1"/>
+      <w:numFmt w:val="bullet"/>
+      <w:lvlText w:val=""/>
+      <w:lvlJc w:val="left"/>
+      <w:pPr>
+        <w:tabs>
+          <w:tab w:val="num" w:pos="2880"/>
+        </w:tabs>
+        <w:ind w:left="2880" w:hanging="360"/>
+      </w:pPr>
+      <w:rPr>
+        <w:rFonts w:ascii="Wingdings" w:hAnsi="Wingdings" w:hint="default"/>
+        <w:sz w:val="20"/>
+      </w:rPr>
+    </w:lvl>
+    <w:lvl w:ilvl="4" w:tentative="1">
+      <w:start w:val="1"/>
+      <w:numFmt w:val="bullet"/>
+      <w:lvlText w:val=""/>
+      <w:lvlJc w:val="left"/>
+      <w:pPr>
+        <w:tabs>
+          <w:tab w:val="num" w:pos="3600"/>
+        </w:tabs>
+        <w:ind w:left="3600" w:hanging="360"/>
+      </w:pPr>
+      <w:rPr>
+        <w:rFonts w:ascii="Wingdings" w:hAnsi="Wingdings" w:hint="default"/>
+        <w:sz w:val="20"/>
+      </w:rPr>
+    </w:lvl>
+    <w:lvl w:ilvl="5" w:tentative="1">
+      <w:start w:val="1"/>
+      <w:numFmt w:val="bullet"/>
+      <w:lvlText w:val=""/>
+      <w:lvlJc w:val="left"/>
+      <w:pPr>
+        <w:tabs>
+          <w:tab w:val="num" w:pos="4320"/>
+        </w:tabs>
+        <w:ind w:left="4320" w:hanging="360"/>
+      </w:pPr>
+      <w:rPr>
+        <w:rFonts w:ascii="Wingdings" w:hAnsi="Wingdings" w:hint="default"/>
+        <w:sz w:val="20"/>
+      </w:rPr>
+    </w:lvl>
+    <w:lvl w:ilvl="6" w:tentative="1">
+      <w:start w:val="1"/>
+      <w:numFmt w:val="bullet"/>
+      <w:lvlText w:val=""/>
+      <w:lvlJc w:val="left"/>
+      <w:pPr>
+        <w:tabs>
+          <w:tab w:val="num" w:pos="5040"/>
+        </w:tabs>
+        <w:ind w:left="5040" w:hanging="360"/>
+      </w:pPr>
+      <w:rPr>
+        <w:rFonts w:ascii="Wingdings" w:hAnsi="Wingdings" w:hint="default"/>
+        <w:sz w:val="20"/>
+      </w:rPr>
+    </w:lvl>
+    <w:lvl w:ilvl="7" w:tentative="1">
+      <w:start w:val="1"/>
+      <w:numFmt w:val="bullet"/>
+      <w:lvlText w:val=""/>
+      <w:lvlJc w:val="left"/>
+      <w:pPr>
+        <w:tabs>
+          <w:tab w:val="num" w:pos="5760"/>
+        </w:tabs>
+        <w:ind w:left="5760" w:hanging="360"/>
+      </w:pPr>
+      <w:rPr>
+        <w:rFonts w:ascii="Wingdings" w:hAnsi="Wingdings" w:hint="default"/>
+        <w:sz w:val="20"/>
+      </w:rPr>
+    </w:lvl>
+    <w:lvl w:ilvl="8" w:tentative="1">
+      <w:start w:val="1"/>
+      <w:numFmt w:val="bullet"/>
+      <w:lvlText w:val=""/>
+      <w:lvlJc w:val="left"/>
+      <w:pPr>
+        <w:tabs>
+          <w:tab w:val="num" w:pos="6480"/>
+        </w:tabs>
+        <w:ind w:left="6480" w:hanging="360"/>
+      </w:pPr>
+      <w:rPr>
+        <w:rFonts w:ascii="Wingdings" w:hAnsi="Wingdings" w:hint="default"/>
+        <w:sz w:val="20"/>
+      </w:rPr>
+    </w:lvl>
+  </w:abstractNum>
+  <w:abstractNum w:abstractNumId="26" w15:restartNumberingAfterBreak="0">
     <w:nsid w:val="5C3E03F9"/>
     <w:multiLevelType w:val="multilevel"/>
     <w:tmpl w:val="29CCC980"/>
@@ -6844,7 +7985,7 @@
       </w:rPr>
     </w:lvl>
   </w:abstractNum>
-  <w:abstractNum w:abstractNumId="17" w15:restartNumberingAfterBreak="0">
+  <w:abstractNum w:abstractNumId="27" w15:restartNumberingAfterBreak="0">
     <w:nsid w:val="609B5807"/>
     <w:multiLevelType w:val="multilevel"/>
     <w:tmpl w:val="7B98DAF8"/>
@@ -6993,7 +8134,7 @@
       </w:rPr>
     </w:lvl>
   </w:abstractNum>
-  <w:abstractNum w:abstractNumId="18" w15:restartNumberingAfterBreak="0">
+  <w:abstractNum w:abstractNumId="28" w15:restartNumberingAfterBreak="0">
     <w:nsid w:val="687E6BAC"/>
     <w:multiLevelType w:val="multilevel"/>
     <w:tmpl w:val="DDD6E758"/>
@@ -7106,7 +8247,7 @@
       </w:rPr>
     </w:lvl>
   </w:abstractNum>
-  <w:abstractNum w:abstractNumId="19" w15:restartNumberingAfterBreak="0">
+  <w:abstractNum w:abstractNumId="29" w15:restartNumberingAfterBreak="0">
     <w:nsid w:val="70E70C84"/>
     <w:multiLevelType w:val="multilevel"/>
     <w:tmpl w:val="93C687A2"/>
@@ -7255,7 +8396,305 @@
       </w:rPr>
     </w:lvl>
   </w:abstractNum>
-  <w:abstractNum w:abstractNumId="20" w15:restartNumberingAfterBreak="0">
+  <w:abstractNum w:abstractNumId="30" w15:restartNumberingAfterBreak="0">
+    <w:nsid w:val="76C83715"/>
+    <w:multiLevelType w:val="multilevel"/>
+    <w:tmpl w:val="E40E6F38"/>
+    <w:lvl w:ilvl="0">
+      <w:start w:val="1"/>
+      <w:numFmt w:val="bullet"/>
+      <w:lvlText w:val=""/>
+      <w:lvlJc w:val="left"/>
+      <w:pPr>
+        <w:tabs>
+          <w:tab w:val="num" w:pos="720"/>
+        </w:tabs>
+        <w:ind w:left="720" w:hanging="360"/>
+      </w:pPr>
+      <w:rPr>
+        <w:rFonts w:ascii="Symbol" w:hAnsi="Symbol" w:hint="default"/>
+        <w:sz w:val="20"/>
+      </w:rPr>
+    </w:lvl>
+    <w:lvl w:ilvl="1" w:tentative="1">
+      <w:start w:val="1"/>
+      <w:numFmt w:val="bullet"/>
+      <w:lvlText w:val="o"/>
+      <w:lvlJc w:val="left"/>
+      <w:pPr>
+        <w:tabs>
+          <w:tab w:val="num" w:pos="1440"/>
+        </w:tabs>
+        <w:ind w:left="1440" w:hanging="360"/>
+      </w:pPr>
+      <w:rPr>
+        <w:rFonts w:ascii="Courier New" w:hAnsi="Courier New" w:hint="default"/>
+        <w:sz w:val="20"/>
+      </w:rPr>
+    </w:lvl>
+    <w:lvl w:ilvl="2" w:tentative="1">
+      <w:start w:val="1"/>
+      <w:numFmt w:val="bullet"/>
+      <w:lvlText w:val=""/>
+      <w:lvlJc w:val="left"/>
+      <w:pPr>
+        <w:tabs>
+          <w:tab w:val="num" w:pos="2160"/>
+        </w:tabs>
+        <w:ind w:left="2160" w:hanging="360"/>
+      </w:pPr>
+      <w:rPr>
+        <w:rFonts w:ascii="Wingdings" w:hAnsi="Wingdings" w:hint="default"/>
+        <w:sz w:val="20"/>
+      </w:rPr>
+    </w:lvl>
+    <w:lvl w:ilvl="3" w:tentative="1">
+      <w:start w:val="1"/>
+      <w:numFmt w:val="bullet"/>
+      <w:lvlText w:val=""/>
+      <w:lvlJc w:val="left"/>
+      <w:pPr>
+        <w:tabs>
+          <w:tab w:val="num" w:pos="2880"/>
+        </w:tabs>
+        <w:ind w:left="2880" w:hanging="360"/>
+      </w:pPr>
+      <w:rPr>
+        <w:rFonts w:ascii="Wingdings" w:hAnsi="Wingdings" w:hint="default"/>
+        <w:sz w:val="20"/>
+      </w:rPr>
+    </w:lvl>
+    <w:lvl w:ilvl="4" w:tentative="1">
+      <w:start w:val="1"/>
+      <w:numFmt w:val="bullet"/>
+      <w:lvlText w:val=""/>
+      <w:lvlJc w:val="left"/>
+      <w:pPr>
+        <w:tabs>
+          <w:tab w:val="num" w:pos="3600"/>
+        </w:tabs>
+        <w:ind w:left="3600" w:hanging="360"/>
+      </w:pPr>
+      <w:rPr>
+        <w:rFonts w:ascii="Wingdings" w:hAnsi="Wingdings" w:hint="default"/>
+        <w:sz w:val="20"/>
+      </w:rPr>
+    </w:lvl>
+    <w:lvl w:ilvl="5" w:tentative="1">
+      <w:start w:val="1"/>
+      <w:numFmt w:val="bullet"/>
+      <w:lvlText w:val=""/>
+      <w:lvlJc w:val="left"/>
+      <w:pPr>
+        <w:tabs>
+          <w:tab w:val="num" w:pos="4320"/>
+        </w:tabs>
+        <w:ind w:left="4320" w:hanging="360"/>
+      </w:pPr>
+      <w:rPr>
+        <w:rFonts w:ascii="Wingdings" w:hAnsi="Wingdings" w:hint="default"/>
+        <w:sz w:val="20"/>
+      </w:rPr>
+    </w:lvl>
+    <w:lvl w:ilvl="6" w:tentative="1">
+      <w:start w:val="1"/>
+      <w:numFmt w:val="bullet"/>
+      <w:lvlText w:val=""/>
+      <w:lvlJc w:val="left"/>
+      <w:pPr>
+        <w:tabs>
+          <w:tab w:val="num" w:pos="5040"/>
+        </w:tabs>
+        <w:ind w:left="5040" w:hanging="360"/>
+      </w:pPr>
+      <w:rPr>
+        <w:rFonts w:ascii="Wingdings" w:hAnsi="Wingdings" w:hint="default"/>
+        <w:sz w:val="20"/>
+      </w:rPr>
+    </w:lvl>
+    <w:lvl w:ilvl="7" w:tentative="1">
+      <w:start w:val="1"/>
+      <w:numFmt w:val="bullet"/>
+      <w:lvlText w:val=""/>
+      <w:lvlJc w:val="left"/>
+      <w:pPr>
+        <w:tabs>
+          <w:tab w:val="num" w:pos="5760"/>
+        </w:tabs>
+        <w:ind w:left="5760" w:hanging="360"/>
+      </w:pPr>
+      <w:rPr>
+        <w:rFonts w:ascii="Wingdings" w:hAnsi="Wingdings" w:hint="default"/>
+        <w:sz w:val="20"/>
+      </w:rPr>
+    </w:lvl>
+    <w:lvl w:ilvl="8" w:tentative="1">
+      <w:start w:val="1"/>
+      <w:numFmt w:val="bullet"/>
+      <w:lvlText w:val=""/>
+      <w:lvlJc w:val="left"/>
+      <w:pPr>
+        <w:tabs>
+          <w:tab w:val="num" w:pos="6480"/>
+        </w:tabs>
+        <w:ind w:left="6480" w:hanging="360"/>
+      </w:pPr>
+      <w:rPr>
+        <w:rFonts w:ascii="Wingdings" w:hAnsi="Wingdings" w:hint="default"/>
+        <w:sz w:val="20"/>
+      </w:rPr>
+    </w:lvl>
+  </w:abstractNum>
+  <w:abstractNum w:abstractNumId="31" w15:restartNumberingAfterBreak="0">
+    <w:nsid w:val="78260F10"/>
+    <w:multiLevelType w:val="multilevel"/>
+    <w:tmpl w:val="2466C2A0"/>
+    <w:lvl w:ilvl="0">
+      <w:start w:val="1"/>
+      <w:numFmt w:val="bullet"/>
+      <w:lvlText w:val=""/>
+      <w:lvlJc w:val="left"/>
+      <w:pPr>
+        <w:tabs>
+          <w:tab w:val="num" w:pos="720"/>
+        </w:tabs>
+        <w:ind w:left="720" w:hanging="360"/>
+      </w:pPr>
+      <w:rPr>
+        <w:rFonts w:ascii="Symbol" w:hAnsi="Symbol" w:hint="default"/>
+        <w:sz w:val="20"/>
+      </w:rPr>
+    </w:lvl>
+    <w:lvl w:ilvl="1" w:tentative="1">
+      <w:start w:val="1"/>
+      <w:numFmt w:val="bullet"/>
+      <w:lvlText w:val="o"/>
+      <w:lvlJc w:val="left"/>
+      <w:pPr>
+        <w:tabs>
+          <w:tab w:val="num" w:pos="1440"/>
+        </w:tabs>
+        <w:ind w:left="1440" w:hanging="360"/>
+      </w:pPr>
+      <w:rPr>
+        <w:rFonts w:ascii="Courier New" w:hAnsi="Courier New" w:hint="default"/>
+        <w:sz w:val="20"/>
+      </w:rPr>
+    </w:lvl>
+    <w:lvl w:ilvl="2" w:tentative="1">
+      <w:start w:val="1"/>
+      <w:numFmt w:val="bullet"/>
+      <w:lvlText w:val=""/>
+      <w:lvlJc w:val="left"/>
+      <w:pPr>
+        <w:tabs>
+          <w:tab w:val="num" w:pos="2160"/>
+        </w:tabs>
+        <w:ind w:left="2160" w:hanging="360"/>
+      </w:pPr>
+      <w:rPr>
+        <w:rFonts w:ascii="Wingdings" w:hAnsi="Wingdings" w:hint="default"/>
+        <w:sz w:val="20"/>
+      </w:rPr>
+    </w:lvl>
+    <w:lvl w:ilvl="3" w:tentative="1">
+      <w:start w:val="1"/>
+      <w:numFmt w:val="bullet"/>
+      <w:lvlText w:val=""/>
+      <w:lvlJc w:val="left"/>
+      <w:pPr>
+        <w:tabs>
+          <w:tab w:val="num" w:pos="2880"/>
+        </w:tabs>
+        <w:ind w:left="2880" w:hanging="360"/>
+      </w:pPr>
+      <w:rPr>
+        <w:rFonts w:ascii="Wingdings" w:hAnsi="Wingdings" w:hint="default"/>
+        <w:sz w:val="20"/>
+      </w:rPr>
+    </w:lvl>
+    <w:lvl w:ilvl="4" w:tentative="1">
+      <w:start w:val="1"/>
+      <w:numFmt w:val="bullet"/>
+      <w:lvlText w:val=""/>
+      <w:lvlJc w:val="left"/>
+      <w:pPr>
+        <w:tabs>
+          <w:tab w:val="num" w:pos="3600"/>
+        </w:tabs>
+        <w:ind w:left="3600" w:hanging="360"/>
+      </w:pPr>
+      <w:rPr>
+        <w:rFonts w:ascii="Wingdings" w:hAnsi="Wingdings" w:hint="default"/>
+        <w:sz w:val="20"/>
+      </w:rPr>
+    </w:lvl>
+    <w:lvl w:ilvl="5" w:tentative="1">
+      <w:start w:val="1"/>
+      <w:numFmt w:val="bullet"/>
+      <w:lvlText w:val=""/>
+      <w:lvlJc w:val="left"/>
+      <w:pPr>
+        <w:tabs>
+          <w:tab w:val="num" w:pos="4320"/>
+        </w:tabs>
+        <w:ind w:left="4320" w:hanging="360"/>
+      </w:pPr>
+      <w:rPr>
+        <w:rFonts w:ascii="Wingdings" w:hAnsi="Wingdings" w:hint="default"/>
+        <w:sz w:val="20"/>
+      </w:rPr>
+    </w:lvl>
+    <w:lvl w:ilvl="6" w:tentative="1">
+      <w:start w:val="1"/>
+      <w:numFmt w:val="bullet"/>
+      <w:lvlText w:val=""/>
+      <w:lvlJc w:val="left"/>
+      <w:pPr>
+        <w:tabs>
+          <w:tab w:val="num" w:pos="5040"/>
+        </w:tabs>
+        <w:ind w:left="5040" w:hanging="360"/>
+      </w:pPr>
+      <w:rPr>
+        <w:rFonts w:ascii="Wingdings" w:hAnsi="Wingdings" w:hint="default"/>
+        <w:sz w:val="20"/>
+      </w:rPr>
+    </w:lvl>
+    <w:lvl w:ilvl="7" w:tentative="1">
+      <w:start w:val="1"/>
+      <w:numFmt w:val="bullet"/>
+      <w:lvlText w:val=""/>
+      <w:lvlJc w:val="left"/>
+      <w:pPr>
+        <w:tabs>
+          <w:tab w:val="num" w:pos="5760"/>
+        </w:tabs>
+        <w:ind w:left="5760" w:hanging="360"/>
+      </w:pPr>
+      <w:rPr>
+        <w:rFonts w:ascii="Wingdings" w:hAnsi="Wingdings" w:hint="default"/>
+        <w:sz w:val="20"/>
+      </w:rPr>
+    </w:lvl>
+    <w:lvl w:ilvl="8" w:tentative="1">
+      <w:start w:val="1"/>
+      <w:numFmt w:val="bullet"/>
+      <w:lvlText w:val=""/>
+      <w:lvlJc w:val="left"/>
+      <w:pPr>
+        <w:tabs>
+          <w:tab w:val="num" w:pos="6480"/>
+        </w:tabs>
+        <w:ind w:left="6480" w:hanging="360"/>
+      </w:pPr>
+      <w:rPr>
+        <w:rFonts w:ascii="Wingdings" w:hAnsi="Wingdings" w:hint="default"/>
+        <w:sz w:val="20"/>
+      </w:rPr>
+    </w:lvl>
+  </w:abstractNum>
+  <w:abstractNum w:abstractNumId="32" w15:restartNumberingAfterBreak="0">
     <w:nsid w:val="78DE405C"/>
     <w:multiLevelType w:val="multilevel"/>
     <w:tmpl w:val="B628BF5E"/>
@@ -7404,7 +8843,269 @@
       </w:rPr>
     </w:lvl>
   </w:abstractNum>
-  <w:abstractNum w:abstractNumId="21" w15:restartNumberingAfterBreak="0">
+  <w:abstractNum w:abstractNumId="33" w15:restartNumberingAfterBreak="0">
+    <w:nsid w:val="7A1A0B34"/>
+    <w:multiLevelType w:val="multilevel"/>
+    <w:tmpl w:val="D1B82254"/>
+    <w:lvl w:ilvl="0">
+      <w:start w:val="1"/>
+      <w:numFmt w:val="decimal"/>
+      <w:lvlText w:val="%1."/>
+      <w:lvlJc w:val="left"/>
+      <w:pPr>
+        <w:tabs>
+          <w:tab w:val="num" w:pos="720"/>
+        </w:tabs>
+        <w:ind w:left="720" w:hanging="360"/>
+      </w:pPr>
+    </w:lvl>
+    <w:lvl w:ilvl="1" w:tentative="1">
+      <w:start w:val="1"/>
+      <w:numFmt w:val="decimal"/>
+      <w:lvlText w:val="%2."/>
+      <w:lvlJc w:val="left"/>
+      <w:pPr>
+        <w:tabs>
+          <w:tab w:val="num" w:pos="1440"/>
+        </w:tabs>
+        <w:ind w:left="1440" w:hanging="360"/>
+      </w:pPr>
+    </w:lvl>
+    <w:lvl w:ilvl="2" w:tentative="1">
+      <w:start w:val="1"/>
+      <w:numFmt w:val="decimal"/>
+      <w:lvlText w:val="%3."/>
+      <w:lvlJc w:val="left"/>
+      <w:pPr>
+        <w:tabs>
+          <w:tab w:val="num" w:pos="2160"/>
+        </w:tabs>
+        <w:ind w:left="2160" w:hanging="360"/>
+      </w:pPr>
+    </w:lvl>
+    <w:lvl w:ilvl="3" w:tentative="1">
+      <w:start w:val="1"/>
+      <w:numFmt w:val="decimal"/>
+      <w:lvlText w:val="%4."/>
+      <w:lvlJc w:val="left"/>
+      <w:pPr>
+        <w:tabs>
+          <w:tab w:val="num" w:pos="2880"/>
+        </w:tabs>
+        <w:ind w:left="2880" w:hanging="360"/>
+      </w:pPr>
+    </w:lvl>
+    <w:lvl w:ilvl="4" w:tentative="1">
+      <w:start w:val="1"/>
+      <w:numFmt w:val="decimal"/>
+      <w:lvlText w:val="%5."/>
+      <w:lvlJc w:val="left"/>
+      <w:pPr>
+        <w:tabs>
+          <w:tab w:val="num" w:pos="3600"/>
+        </w:tabs>
+        <w:ind w:left="3600" w:hanging="360"/>
+      </w:pPr>
+    </w:lvl>
+    <w:lvl w:ilvl="5" w:tentative="1">
+      <w:start w:val="1"/>
+      <w:numFmt w:val="decimal"/>
+      <w:lvlText w:val="%6."/>
+      <w:lvlJc w:val="left"/>
+      <w:pPr>
+        <w:tabs>
+          <w:tab w:val="num" w:pos="4320"/>
+        </w:tabs>
+        <w:ind w:left="4320" w:hanging="360"/>
+      </w:pPr>
+    </w:lvl>
+    <w:lvl w:ilvl="6" w:tentative="1">
+      <w:start w:val="1"/>
+      <w:numFmt w:val="decimal"/>
+      <w:lvlText w:val="%7."/>
+      <w:lvlJc w:val="left"/>
+      <w:pPr>
+        <w:tabs>
+          <w:tab w:val="num" w:pos="5040"/>
+        </w:tabs>
+        <w:ind w:left="5040" w:hanging="360"/>
+      </w:pPr>
+    </w:lvl>
+    <w:lvl w:ilvl="7" w:tentative="1">
+      <w:start w:val="1"/>
+      <w:numFmt w:val="decimal"/>
+      <w:lvlText w:val="%8."/>
+      <w:lvlJc w:val="left"/>
+      <w:pPr>
+        <w:tabs>
+          <w:tab w:val="num" w:pos="5760"/>
+        </w:tabs>
+        <w:ind w:left="5760" w:hanging="360"/>
+      </w:pPr>
+    </w:lvl>
+    <w:lvl w:ilvl="8" w:tentative="1">
+      <w:start w:val="1"/>
+      <w:numFmt w:val="decimal"/>
+      <w:lvlText w:val="%9."/>
+      <w:lvlJc w:val="left"/>
+      <w:pPr>
+        <w:tabs>
+          <w:tab w:val="num" w:pos="6480"/>
+        </w:tabs>
+        <w:ind w:left="6480" w:hanging="360"/>
+      </w:pPr>
+    </w:lvl>
+  </w:abstractNum>
+  <w:abstractNum w:abstractNumId="34" w15:restartNumberingAfterBreak="0">
+    <w:nsid w:val="7B4B4A22"/>
+    <w:multiLevelType w:val="multilevel"/>
+    <w:tmpl w:val="6BCE36C2"/>
+    <w:lvl w:ilvl="0">
+      <w:start w:val="1"/>
+      <w:numFmt w:val="bullet"/>
+      <w:lvlText w:val=""/>
+      <w:lvlJc w:val="left"/>
+      <w:pPr>
+        <w:tabs>
+          <w:tab w:val="num" w:pos="720"/>
+        </w:tabs>
+        <w:ind w:left="720" w:hanging="360"/>
+      </w:pPr>
+      <w:rPr>
+        <w:rFonts w:ascii="Symbol" w:hAnsi="Symbol" w:hint="default"/>
+        <w:sz w:val="20"/>
+      </w:rPr>
+    </w:lvl>
+    <w:lvl w:ilvl="1" w:tentative="1">
+      <w:start w:val="1"/>
+      <w:numFmt w:val="bullet"/>
+      <w:lvlText w:val="o"/>
+      <w:lvlJc w:val="left"/>
+      <w:pPr>
+        <w:tabs>
+          <w:tab w:val="num" w:pos="1440"/>
+        </w:tabs>
+        <w:ind w:left="1440" w:hanging="360"/>
+      </w:pPr>
+      <w:rPr>
+        <w:rFonts w:ascii="Courier New" w:hAnsi="Courier New" w:hint="default"/>
+        <w:sz w:val="20"/>
+      </w:rPr>
+    </w:lvl>
+    <w:lvl w:ilvl="2" w:tentative="1">
+      <w:start w:val="1"/>
+      <w:numFmt w:val="bullet"/>
+      <w:lvlText w:val=""/>
+      <w:lvlJc w:val="left"/>
+      <w:pPr>
+        <w:tabs>
+          <w:tab w:val="num" w:pos="2160"/>
+        </w:tabs>
+        <w:ind w:left="2160" w:hanging="360"/>
+      </w:pPr>
+      <w:rPr>
+        <w:rFonts w:ascii="Wingdings" w:hAnsi="Wingdings" w:hint="default"/>
+        <w:sz w:val="20"/>
+      </w:rPr>
+    </w:lvl>
+    <w:lvl w:ilvl="3" w:tentative="1">
+      <w:start w:val="1"/>
+      <w:numFmt w:val="bullet"/>
+      <w:lvlText w:val=""/>
+      <w:lvlJc w:val="left"/>
+      <w:pPr>
+        <w:tabs>
+          <w:tab w:val="num" w:pos="2880"/>
+        </w:tabs>
+        <w:ind w:left="2880" w:hanging="360"/>
+      </w:pPr>
+      <w:rPr>
+        <w:rFonts w:ascii="Wingdings" w:hAnsi="Wingdings" w:hint="default"/>
+        <w:sz w:val="20"/>
+      </w:rPr>
+    </w:lvl>
+    <w:lvl w:ilvl="4" w:tentative="1">
+      <w:start w:val="1"/>
+      <w:numFmt w:val="bullet"/>
+      <w:lvlText w:val=""/>
+      <w:lvlJc w:val="left"/>
+      <w:pPr>
+        <w:tabs>
+          <w:tab w:val="num" w:pos="3600"/>
+        </w:tabs>
+        <w:ind w:left="3600" w:hanging="360"/>
+      </w:pPr>
+      <w:rPr>
+        <w:rFonts w:ascii="Wingdings" w:hAnsi="Wingdings" w:hint="default"/>
+        <w:sz w:val="20"/>
+      </w:rPr>
+    </w:lvl>
+    <w:lvl w:ilvl="5" w:tentative="1">
+      <w:start w:val="1"/>
+      <w:numFmt w:val="bullet"/>
+      <w:lvlText w:val=""/>
+      <w:lvlJc w:val="left"/>
+      <w:pPr>
+        <w:tabs>
+          <w:tab w:val="num" w:pos="4320"/>
+        </w:tabs>
+        <w:ind w:left="4320" w:hanging="360"/>
+      </w:pPr>
+      <w:rPr>
+        <w:rFonts w:ascii="Wingdings" w:hAnsi="Wingdings" w:hint="default"/>
+        <w:sz w:val="20"/>
+      </w:rPr>
+    </w:lvl>
+    <w:lvl w:ilvl="6" w:tentative="1">
+      <w:start w:val="1"/>
+      <w:numFmt w:val="bullet"/>
+      <w:lvlText w:val=""/>
+      <w:lvlJc w:val="left"/>
+      <w:pPr>
+        <w:tabs>
+          <w:tab w:val="num" w:pos="5040"/>
+        </w:tabs>
+        <w:ind w:left="5040" w:hanging="360"/>
+      </w:pPr>
+      <w:rPr>
+        <w:rFonts w:ascii="Wingdings" w:hAnsi="Wingdings" w:hint="default"/>
+        <w:sz w:val="20"/>
+      </w:rPr>
+    </w:lvl>
+    <w:lvl w:ilvl="7" w:tentative="1">
+      <w:start w:val="1"/>
+      <w:numFmt w:val="bullet"/>
+      <w:lvlText w:val=""/>
+      <w:lvlJc w:val="left"/>
+      <w:pPr>
+        <w:tabs>
+          <w:tab w:val="num" w:pos="5760"/>
+        </w:tabs>
+        <w:ind w:left="5760" w:hanging="360"/>
+      </w:pPr>
+      <w:rPr>
+        <w:rFonts w:ascii="Wingdings" w:hAnsi="Wingdings" w:hint="default"/>
+        <w:sz w:val="20"/>
+      </w:rPr>
+    </w:lvl>
+    <w:lvl w:ilvl="8" w:tentative="1">
+      <w:start w:val="1"/>
+      <w:numFmt w:val="bullet"/>
+      <w:lvlText w:val=""/>
+      <w:lvlJc w:val="left"/>
+      <w:pPr>
+        <w:tabs>
+          <w:tab w:val="num" w:pos="6480"/>
+        </w:tabs>
+        <w:ind w:left="6480" w:hanging="360"/>
+      </w:pPr>
+      <w:rPr>
+        <w:rFonts w:ascii="Wingdings" w:hAnsi="Wingdings" w:hint="default"/>
+        <w:sz w:val="20"/>
+      </w:rPr>
+    </w:lvl>
+  </w:abstractNum>
+  <w:abstractNum w:abstractNumId="35" w15:restartNumberingAfterBreak="0">
     <w:nsid w:val="7C1B73DD"/>
     <w:multiLevelType w:val="multilevel"/>
     <w:tmpl w:val="62E68A0A"/>
@@ -7553,7 +9254,7 @@
       </w:rPr>
     </w:lvl>
   </w:abstractNum>
-  <w:abstractNum w:abstractNumId="22" w15:restartNumberingAfterBreak="0">
+  <w:abstractNum w:abstractNumId="36" w15:restartNumberingAfterBreak="0">
     <w:nsid w:val="7DFA2DB2"/>
     <w:multiLevelType w:val="multilevel"/>
     <w:tmpl w:val="97EA816E"/>
@@ -7702,7 +9403,7 @@
       </w:rPr>
     </w:lvl>
   </w:abstractNum>
-  <w:abstractNum w:abstractNumId="23" w15:restartNumberingAfterBreak="0">
+  <w:abstractNum w:abstractNumId="37" w15:restartNumberingAfterBreak="0">
     <w:nsid w:val="7E4610A4"/>
     <w:multiLevelType w:val="multilevel"/>
     <w:tmpl w:val="32DA2080"/>
@@ -7851,77 +9552,271 @@
       </w:rPr>
     </w:lvl>
   </w:abstractNum>
+  <w:abstractNum w:abstractNumId="38" w15:restartNumberingAfterBreak="0">
+    <w:nsid w:val="7F012ACB"/>
+    <w:multiLevelType w:val="multilevel"/>
+    <w:tmpl w:val="BC3CE166"/>
+    <w:lvl w:ilvl="0">
+      <w:start w:val="1"/>
+      <w:numFmt w:val="bullet"/>
+      <w:lvlText w:val=""/>
+      <w:lvlJc w:val="left"/>
+      <w:pPr>
+        <w:tabs>
+          <w:tab w:val="num" w:pos="720"/>
+        </w:tabs>
+        <w:ind w:left="720" w:hanging="360"/>
+      </w:pPr>
+      <w:rPr>
+        <w:rFonts w:ascii="Symbol" w:hAnsi="Symbol" w:hint="default"/>
+        <w:sz w:val="20"/>
+      </w:rPr>
+    </w:lvl>
+    <w:lvl w:ilvl="1" w:tentative="1">
+      <w:start w:val="1"/>
+      <w:numFmt w:val="bullet"/>
+      <w:lvlText w:val="o"/>
+      <w:lvlJc w:val="left"/>
+      <w:pPr>
+        <w:tabs>
+          <w:tab w:val="num" w:pos="1440"/>
+        </w:tabs>
+        <w:ind w:left="1440" w:hanging="360"/>
+      </w:pPr>
+      <w:rPr>
+        <w:rFonts w:ascii="Courier New" w:hAnsi="Courier New" w:hint="default"/>
+        <w:sz w:val="20"/>
+      </w:rPr>
+    </w:lvl>
+    <w:lvl w:ilvl="2" w:tentative="1">
+      <w:start w:val="1"/>
+      <w:numFmt w:val="bullet"/>
+      <w:lvlText w:val=""/>
+      <w:lvlJc w:val="left"/>
+      <w:pPr>
+        <w:tabs>
+          <w:tab w:val="num" w:pos="2160"/>
+        </w:tabs>
+        <w:ind w:left="2160" w:hanging="360"/>
+      </w:pPr>
+      <w:rPr>
+        <w:rFonts w:ascii="Wingdings" w:hAnsi="Wingdings" w:hint="default"/>
+        <w:sz w:val="20"/>
+      </w:rPr>
+    </w:lvl>
+    <w:lvl w:ilvl="3" w:tentative="1">
+      <w:start w:val="1"/>
+      <w:numFmt w:val="bullet"/>
+      <w:lvlText w:val=""/>
+      <w:lvlJc w:val="left"/>
+      <w:pPr>
+        <w:tabs>
+          <w:tab w:val="num" w:pos="2880"/>
+        </w:tabs>
+        <w:ind w:left="2880" w:hanging="360"/>
+      </w:pPr>
+      <w:rPr>
+        <w:rFonts w:ascii="Wingdings" w:hAnsi="Wingdings" w:hint="default"/>
+        <w:sz w:val="20"/>
+      </w:rPr>
+    </w:lvl>
+    <w:lvl w:ilvl="4" w:tentative="1">
+      <w:start w:val="1"/>
+      <w:numFmt w:val="bullet"/>
+      <w:lvlText w:val=""/>
+      <w:lvlJc w:val="left"/>
+      <w:pPr>
+        <w:tabs>
+          <w:tab w:val="num" w:pos="3600"/>
+        </w:tabs>
+        <w:ind w:left="3600" w:hanging="360"/>
+      </w:pPr>
+      <w:rPr>
+        <w:rFonts w:ascii="Wingdings" w:hAnsi="Wingdings" w:hint="default"/>
+        <w:sz w:val="20"/>
+      </w:rPr>
+    </w:lvl>
+    <w:lvl w:ilvl="5" w:tentative="1">
+      <w:start w:val="1"/>
+      <w:numFmt w:val="bullet"/>
+      <w:lvlText w:val=""/>
+      <w:lvlJc w:val="left"/>
+      <w:pPr>
+        <w:tabs>
+          <w:tab w:val="num" w:pos="4320"/>
+        </w:tabs>
+        <w:ind w:left="4320" w:hanging="360"/>
+      </w:pPr>
+      <w:rPr>
+        <w:rFonts w:ascii="Wingdings" w:hAnsi="Wingdings" w:hint="default"/>
+        <w:sz w:val="20"/>
+      </w:rPr>
+    </w:lvl>
+    <w:lvl w:ilvl="6" w:tentative="1">
+      <w:start w:val="1"/>
+      <w:numFmt w:val="bullet"/>
+      <w:lvlText w:val=""/>
+      <w:lvlJc w:val="left"/>
+      <w:pPr>
+        <w:tabs>
+          <w:tab w:val="num" w:pos="5040"/>
+        </w:tabs>
+        <w:ind w:left="5040" w:hanging="360"/>
+      </w:pPr>
+      <w:rPr>
+        <w:rFonts w:ascii="Wingdings" w:hAnsi="Wingdings" w:hint="default"/>
+        <w:sz w:val="20"/>
+      </w:rPr>
+    </w:lvl>
+    <w:lvl w:ilvl="7" w:tentative="1">
+      <w:start w:val="1"/>
+      <w:numFmt w:val="bullet"/>
+      <w:lvlText w:val=""/>
+      <w:lvlJc w:val="left"/>
+      <w:pPr>
+        <w:tabs>
+          <w:tab w:val="num" w:pos="5760"/>
+        </w:tabs>
+        <w:ind w:left="5760" w:hanging="360"/>
+      </w:pPr>
+      <w:rPr>
+        <w:rFonts w:ascii="Wingdings" w:hAnsi="Wingdings" w:hint="default"/>
+        <w:sz w:val="20"/>
+      </w:rPr>
+    </w:lvl>
+    <w:lvl w:ilvl="8" w:tentative="1">
+      <w:start w:val="1"/>
+      <w:numFmt w:val="bullet"/>
+      <w:lvlText w:val=""/>
+      <w:lvlJc w:val="left"/>
+      <w:pPr>
+        <w:tabs>
+          <w:tab w:val="num" w:pos="6480"/>
+        </w:tabs>
+        <w:ind w:left="6480" w:hanging="360"/>
+      </w:pPr>
+      <w:rPr>
+        <w:rFonts w:ascii="Wingdings" w:hAnsi="Wingdings" w:hint="default"/>
+        <w:sz w:val="20"/>
+      </w:rPr>
+    </w:lvl>
+  </w:abstractNum>
   <w:num w:numId="1" w16cid:durableId="1023173386">
-    <w:abstractNumId w:val="5"/>
+    <w:abstractNumId w:val="6"/>
   </w:num>
   <w:num w:numId="2" w16cid:durableId="244606483">
-    <w:abstractNumId w:val="11"/>
+    <w:abstractNumId w:val="17"/>
   </w:num>
   <w:num w:numId="3" w16cid:durableId="364402503">
     <w:abstractNumId w:val="0"/>
   </w:num>
   <w:num w:numId="4" w16cid:durableId="2068911270">
-    <w:abstractNumId w:val="6"/>
+    <w:abstractNumId w:val="8"/>
   </w:num>
   <w:num w:numId="5" w16cid:durableId="708722553">
+    <w:abstractNumId w:val="2"/>
+  </w:num>
+  <w:num w:numId="6" w16cid:durableId="343828676">
+    <w:abstractNumId w:val="26"/>
+  </w:num>
+  <w:num w:numId="7" w16cid:durableId="2071272329">
+    <w:abstractNumId w:val="28"/>
+  </w:num>
+  <w:num w:numId="8" w16cid:durableId="1794012271">
+    <w:abstractNumId w:val="18"/>
+  </w:num>
+  <w:num w:numId="9" w16cid:durableId="583875412">
+    <w:abstractNumId w:val="9"/>
+  </w:num>
+  <w:num w:numId="10" w16cid:durableId="994384098">
+    <w:abstractNumId w:val="16"/>
+  </w:num>
+  <w:num w:numId="11" w16cid:durableId="1613395385">
+    <w:abstractNumId w:val="22"/>
+  </w:num>
+  <w:num w:numId="12" w16cid:durableId="1200973227">
+    <w:abstractNumId w:val="5"/>
+  </w:num>
+  <w:num w:numId="13" w16cid:durableId="238440905">
+    <w:abstractNumId w:val="11"/>
+  </w:num>
+  <w:num w:numId="14" w16cid:durableId="10300634">
+    <w:abstractNumId w:val="23"/>
+  </w:num>
+  <w:num w:numId="15" w16cid:durableId="71662219">
+    <w:abstractNumId w:val="27"/>
+  </w:num>
+  <w:num w:numId="16" w16cid:durableId="273943669">
+    <w:abstractNumId w:val="32"/>
+  </w:num>
+  <w:num w:numId="17" w16cid:durableId="1882284623">
+    <w:abstractNumId w:val="3"/>
+  </w:num>
+  <w:num w:numId="18" w16cid:durableId="1131441122">
+    <w:abstractNumId w:val="14"/>
+  </w:num>
+  <w:num w:numId="19" w16cid:durableId="1812361953">
+    <w:abstractNumId w:val="4"/>
+  </w:num>
+  <w:num w:numId="20" w16cid:durableId="582883512">
+    <w:abstractNumId w:val="35"/>
+  </w:num>
+  <w:num w:numId="21" w16cid:durableId="1997371963">
+    <w:abstractNumId w:val="29"/>
+  </w:num>
+  <w:num w:numId="22" w16cid:durableId="1650787392">
+    <w:abstractNumId w:val="36"/>
+  </w:num>
+  <w:num w:numId="23" w16cid:durableId="461459337">
+    <w:abstractNumId w:val="19"/>
+  </w:num>
+  <w:num w:numId="24" w16cid:durableId="236792418">
+    <w:abstractNumId w:val="37"/>
+  </w:num>
+  <w:num w:numId="25" w16cid:durableId="832336038">
+    <w:abstractNumId w:val="24"/>
+  </w:num>
+  <w:num w:numId="26" w16cid:durableId="912930027">
+    <w:abstractNumId w:val="25"/>
+  </w:num>
+  <w:num w:numId="27" w16cid:durableId="125200791">
+    <w:abstractNumId w:val="21"/>
+  </w:num>
+  <w:num w:numId="28" w16cid:durableId="1591699926">
+    <w:abstractNumId w:val="7"/>
+  </w:num>
+  <w:num w:numId="29" w16cid:durableId="571279973">
+    <w:abstractNumId w:val="30"/>
+  </w:num>
+  <w:num w:numId="30" w16cid:durableId="1107624670">
+    <w:abstractNumId w:val="38"/>
+  </w:num>
+  <w:num w:numId="31" w16cid:durableId="1077678223">
+    <w:abstractNumId w:val="12"/>
+  </w:num>
+  <w:num w:numId="32" w16cid:durableId="807477706">
+    <w:abstractNumId w:val="33"/>
+  </w:num>
+  <w:num w:numId="33" w16cid:durableId="2057656319">
     <w:abstractNumId w:val="1"/>
   </w:num>
-  <w:num w:numId="6" w16cid:durableId="343828676">
-    <w:abstractNumId w:val="16"/>
-  </w:num>
-  <w:num w:numId="7" w16cid:durableId="2071272329">
-    <w:abstractNumId w:val="18"/>
-  </w:num>
-  <w:num w:numId="8" w16cid:durableId="1794012271">
-    <w:abstractNumId w:val="12"/>
-  </w:num>
-  <w:num w:numId="9" w16cid:durableId="583875412">
-    <w:abstractNumId w:val="7"/>
-  </w:num>
-  <w:num w:numId="10" w16cid:durableId="994384098">
+  <w:num w:numId="34" w16cid:durableId="1008093006">
     <w:abstractNumId w:val="10"/>
   </w:num>
-  <w:num w:numId="11" w16cid:durableId="1613395385">
-    <w:abstractNumId w:val="14"/>
-  </w:num>
-  <w:num w:numId="12" w16cid:durableId="1200973227">
-    <w:abstractNumId w:val="4"/>
-  </w:num>
-  <w:num w:numId="13" w16cid:durableId="238440905">
-    <w:abstractNumId w:val="8"/>
-  </w:num>
-  <w:num w:numId="14" w16cid:durableId="10300634">
-    <w:abstractNumId w:val="15"/>
-  </w:num>
-  <w:num w:numId="15" w16cid:durableId="71662219">
-    <w:abstractNumId w:val="17"/>
-  </w:num>
-  <w:num w:numId="16" w16cid:durableId="273943669">
+  <w:num w:numId="35" w16cid:durableId="1433936253">
     <w:abstractNumId w:val="20"/>
   </w:num>
-  <w:num w:numId="17" w16cid:durableId="1882284623">
-    <w:abstractNumId w:val="2"/>
+  <w:num w:numId="36" w16cid:durableId="384373318">
+    <w:abstractNumId w:val="31"/>
   </w:num>
-  <w:num w:numId="18" w16cid:durableId="1131441122">
-    <w:abstractNumId w:val="9"/>
-  </w:num>
-  <w:num w:numId="19" w16cid:durableId="1812361953">
-    <w:abstractNumId w:val="3"/>
-  </w:num>
-  <w:num w:numId="20" w16cid:durableId="582883512">
-    <w:abstractNumId w:val="21"/>
-  </w:num>
-  <w:num w:numId="21" w16cid:durableId="1997371963">
-    <w:abstractNumId w:val="19"/>
-  </w:num>
-  <w:num w:numId="22" w16cid:durableId="1650787392">
-    <w:abstractNumId w:val="22"/>
-  </w:num>
-  <w:num w:numId="23" w16cid:durableId="461459337">
+  <w:num w:numId="37" w16cid:durableId="1363092885">
     <w:abstractNumId w:val="13"/>
   </w:num>
-  <w:num w:numId="24" w16cid:durableId="236792418">
-    <w:abstractNumId w:val="23"/>
+  <w:num w:numId="38" w16cid:durableId="320039203">
+    <w:abstractNumId w:val="34"/>
+  </w:num>
+  <w:num w:numId="39" w16cid:durableId="241112450">
+    <w:abstractNumId w:val="15"/>
   </w:num>
 </w:numbering>
 </file>
@@ -8321,14 +10216,14 @@
     <w:lsdException w:name="Unresolved Mention" w:semiHidden="1" w:unhideWhenUsed="1"/>
     <w:lsdException w:name="Smart Link" w:semiHidden="1" w:unhideWhenUsed="1"/>
   </w:latentStyles>
-  <w:style w:type="paragraph" w:default="1" w:styleId="Normalny">
+  <w:style w:type="paragraph" w:default="1" w:styleId="Normal">
     <w:name w:val="Normal"/>
     <w:qFormat/>
   </w:style>
-  <w:style w:type="paragraph" w:styleId="Nagwek1">
+  <w:style w:type="paragraph" w:styleId="Heading1">
     <w:name w:val="heading 1"/>
-    <w:basedOn w:val="Normalny"/>
-    <w:next w:val="Normalny"/>
+    <w:basedOn w:val="Normal"/>
+    <w:next w:val="Normal"/>
     <w:uiPriority w:val="9"/>
     <w:qFormat/>
     <w:pPr>
@@ -8342,10 +10237,10 @@
       <w:szCs w:val="40"/>
     </w:rPr>
   </w:style>
-  <w:style w:type="paragraph" w:styleId="Nagwek2">
+  <w:style w:type="paragraph" w:styleId="Heading2">
     <w:name w:val="heading 2"/>
-    <w:basedOn w:val="Normalny"/>
-    <w:next w:val="Normalny"/>
+    <w:basedOn w:val="Normal"/>
+    <w:next w:val="Normal"/>
     <w:uiPriority w:val="9"/>
     <w:unhideWhenUsed/>
     <w:qFormat/>
@@ -8360,10 +10255,10 @@
       <w:szCs w:val="32"/>
     </w:rPr>
   </w:style>
-  <w:style w:type="paragraph" w:styleId="Nagwek3">
+  <w:style w:type="paragraph" w:styleId="Heading3">
     <w:name w:val="heading 3"/>
-    <w:basedOn w:val="Normalny"/>
-    <w:next w:val="Normalny"/>
+    <w:basedOn w:val="Normal"/>
+    <w:next w:val="Normal"/>
     <w:uiPriority w:val="9"/>
     <w:unhideWhenUsed/>
     <w:qFormat/>
@@ -8379,10 +10274,10 @@
       <w:szCs w:val="28"/>
     </w:rPr>
   </w:style>
-  <w:style w:type="paragraph" w:styleId="Nagwek4">
+  <w:style w:type="paragraph" w:styleId="Heading4">
     <w:name w:val="heading 4"/>
-    <w:basedOn w:val="Normalny"/>
-    <w:next w:val="Normalny"/>
+    <w:basedOn w:val="Normal"/>
+    <w:next w:val="Normal"/>
     <w:uiPriority w:val="9"/>
     <w:semiHidden/>
     <w:unhideWhenUsed/>
@@ -8399,10 +10294,10 @@
       <w:szCs w:val="24"/>
     </w:rPr>
   </w:style>
-  <w:style w:type="paragraph" w:styleId="Nagwek5">
+  <w:style w:type="paragraph" w:styleId="Heading5">
     <w:name w:val="heading 5"/>
-    <w:basedOn w:val="Normalny"/>
-    <w:next w:val="Normalny"/>
+    <w:basedOn w:val="Normal"/>
+    <w:next w:val="Normal"/>
     <w:uiPriority w:val="9"/>
     <w:semiHidden/>
     <w:unhideWhenUsed/>
@@ -8417,10 +10312,10 @@
       <w:color w:val="666666"/>
     </w:rPr>
   </w:style>
-  <w:style w:type="paragraph" w:styleId="Nagwek6">
+  <w:style w:type="paragraph" w:styleId="Heading6">
     <w:name w:val="heading 6"/>
-    <w:basedOn w:val="Normalny"/>
-    <w:next w:val="Normalny"/>
+    <w:basedOn w:val="Normal"/>
+    <w:next w:val="Normal"/>
     <w:uiPriority w:val="9"/>
     <w:semiHidden/>
     <w:unhideWhenUsed/>
@@ -8437,13 +10332,12 @@
       <w:color w:val="666666"/>
     </w:rPr>
   </w:style>
-  <w:style w:type="character" w:default="1" w:styleId="Domylnaczcionkaakapitu">
+  <w:style w:type="character" w:default="1" w:styleId="DefaultParagraphFont">
     <w:name w:val="Default Paragraph Font"/>
     <w:uiPriority w:val="1"/>
-    <w:semiHidden/>
     <w:unhideWhenUsed/>
   </w:style>
-  <w:style w:type="table" w:default="1" w:styleId="Standardowy">
+  <w:style w:type="table" w:default="1" w:styleId="TableNormal">
     <w:name w:val="Normal Table"/>
     <w:uiPriority w:val="99"/>
     <w:semiHidden/>
@@ -8458,13 +10352,13 @@
       </w:tblCellMar>
     </w:tblPr>
   </w:style>
-  <w:style w:type="numbering" w:default="1" w:styleId="Bezlisty">
+  <w:style w:type="numbering" w:default="1" w:styleId="NoList">
     <w:name w:val="No List"/>
     <w:uiPriority w:val="99"/>
     <w:semiHidden/>
     <w:unhideWhenUsed/>
   </w:style>
-  <w:style w:type="table" w:customStyle="1" w:styleId="TableNormal">
+  <w:style w:type="table" w:customStyle="1" w:styleId="TableNormal0">
     <w:name w:val="TableNormal"/>
     <w:tblPr>
       <w:tblCellMar>
@@ -8475,10 +10369,10 @@
       </w:tblCellMar>
     </w:tblPr>
   </w:style>
-  <w:style w:type="paragraph" w:styleId="Tytu">
+  <w:style w:type="paragraph" w:styleId="Title">
     <w:name w:val="Title"/>
-    <w:basedOn w:val="Normalny"/>
-    <w:next w:val="Normalny"/>
+    <w:basedOn w:val="Normal"/>
+    <w:next w:val="Normal"/>
     <w:uiPriority w:val="10"/>
     <w:qFormat/>
     <w:pPr>
@@ -8491,10 +10385,10 @@
       <w:szCs w:val="52"/>
     </w:rPr>
   </w:style>
-  <w:style w:type="paragraph" w:styleId="Podtytu">
+  <w:style w:type="paragraph" w:styleId="Subtitle">
     <w:name w:val="Subtitle"/>
-    <w:basedOn w:val="Normalny"/>
-    <w:next w:val="Normalny"/>
+    <w:basedOn w:val="Normal"/>
+    <w:next w:val="Normal"/>
     <w:uiPriority w:val="11"/>
     <w:qFormat/>
     <w:pPr>
@@ -8509,15 +10403,15 @@
     </w:rPr>
   </w:style>
   <w:style w:type="table" w:customStyle="1" w:styleId="a">
-    <w:basedOn w:val="TableNormal"/>
+    <w:basedOn w:val="TableNormal0"/>
     <w:tblPr>
       <w:tblStyleRowBandSize w:val="1"/>
       <w:tblStyleColBandSize w:val="1"/>
     </w:tblPr>
   </w:style>
-  <w:style w:type="paragraph" w:styleId="NormalnyWeb">
+  <w:style w:type="paragraph" w:styleId="NormalWeb">
     <w:name w:val="Normal (Web)"/>
-    <w:basedOn w:val="Normalny"/>
+    <w:basedOn w:val="Normal"/>
     <w:uiPriority w:val="99"/>
     <w:semiHidden/>
     <w:unhideWhenUsed/>

--- a/TK/IO Projekt .docx
+++ b/TK/IO Projekt .docx
@@ -1237,7 +1237,7 @@
           <w:lang w:val="pl-PL"/>
         </w:rPr>
         <w:pict w14:anchorId="42A117BB">
-          <v:rect id="_x0000_i1075" style="width:0;height:1.5pt" o:hralign="center" o:hrstd="t" o:hr="t" fillcolor="#a0a0a0" stroked="f"/>
+          <v:rect id="_x0000_i1030" style="width:0;height:1.5pt" o:hralign="center" o:hrstd="t" o:hr="t" fillcolor="#a0a0a0" stroked="f"/>
         </w:pict>
       </w:r>
     </w:p>
@@ -1268,6 +1268,7 @@
       </w:pPr>
       <w:r>
         <w:rPr>
+          <w:noProof/>
           <w:lang w:val="pl-PL"/>
         </w:rPr>
         <w:drawing>
@@ -1384,7 +1385,7 @@
           <w:lang w:val="pl-PL"/>
         </w:rPr>
         <w:pict w14:anchorId="70FB3674">
-          <v:rect id="_x0000_i1077" style="width:0;height:1.5pt" o:hralign="center" o:hrstd="t" o:hr="t" fillcolor="#a0a0a0" stroked="f"/>
+          <v:rect id="_x0000_i1031" style="width:0;height:1.5pt" o:hralign="center" o:hrstd="t" o:hr="t" fillcolor="#a0a0a0" stroked="f"/>
         </w:pict>
       </w:r>
     </w:p>
@@ -1602,7 +1603,7 @@
           <w:lang w:val="pl-PL"/>
         </w:rPr>
         <w:pict w14:anchorId="7064F421">
-          <v:rect id="_x0000_i1078" style="width:0;height:1.5pt" o:hralign="center" o:hrstd="t" o:hr="t" fillcolor="#a0a0a0" stroked="f"/>
+          <v:rect id="_x0000_i1032" style="width:0;height:1.5pt" o:hralign="center" o:hrstd="t" o:hr="t" fillcolor="#a0a0a0" stroked="f"/>
         </w:pict>
       </w:r>
     </w:p>
@@ -3086,6 +3087,11 @@
       </w:r>
     </w:p>
     <w:p>
+      <w:pPr>
+        <w:rPr>
+          <w:lang w:val="pl-PL"/>
+        </w:rPr>
+      </w:pPr>
       <w:r>
         <w:rPr>
           <w:b/>
@@ -3101,6 +3107,955 @@
         <w:t xml:space="preserve"> Otrzymuje twarde dane analityczne, które pozwalają ocenić, czy cele (np. wzrost wykorzystania magazynu o 15 p.p.) zostały osiągnięte.</w:t>
       </w:r>
     </w:p>
+    <w:p>
+      <w:pPr>
+        <w:rPr>
+          <w:lang w:val="pl-PL"/>
+        </w:rPr>
+      </w:pPr>
+    </w:p>
+    <w:p>
+      <w:pPr>
+        <w:rPr>
+          <w:lang w:val="pl-PL"/>
+        </w:rPr>
+      </w:pPr>
+    </w:p>
+    <w:p>
+      <w:pPr>
+        <w:rPr>
+          <w:b/>
+          <w:bCs/>
+          <w:lang w:val="pl-PL"/>
+        </w:rPr>
+      </w:pPr>
+      <w:r>
+        <w:rPr>
+          <w:lang w:val="pl-PL"/>
+        </w:rPr>
+        <w:t>4.2 Diagramy Czynności</w:t>
+      </w:r>
+    </w:p>
+    <w:p>
+      <w:pPr>
+        <w:rPr>
+          <w:lang w:val="pl-PL"/>
+        </w:rPr>
+      </w:pPr>
+      <w:r>
+        <w:rPr>
+          <w:lang w:val="pl-PL"/>
+        </w:rPr>
+        <w:pict w14:anchorId="69751337">
+          <v:rect id="_x0000_i1082" style="width:0;height:1.5pt" o:hralign="center" o:hrstd="t" o:hr="t" fillcolor="#a0a0a0" stroked="f"/>
+        </w:pict>
+      </w:r>
+    </w:p>
+    <w:p>
+      <w:pPr>
+        <w:rPr>
+          <w:lang w:val="pl-PL"/>
+        </w:rPr>
+      </w:pPr>
+    </w:p>
+    <w:p>
+      <w:pPr>
+        <w:rPr>
+          <w:lang w:val="pl-PL"/>
+        </w:rPr>
+      </w:pPr>
+      <w:r>
+        <w:rPr>
+          <w:lang w:val="pl-PL"/>
+        </w:rPr>
+        <w:lastRenderedPageBreak/>
+        <w:drawing>
+          <wp:inline distT="0" distB="0" distL="0" distR="0" wp14:anchorId="4B6F0770" wp14:editId="4BFE3363">
+            <wp:extent cx="5733415" cy="5000625"/>
+            <wp:effectExtent l="0" t="0" r="635" b="9525"/>
+            <wp:docPr id="190607544" name="Picture 12"/>
+            <wp:cNvGraphicFramePr>
+              <a:graphicFrameLocks xmlns:a="http://schemas.openxmlformats.org/drawingml/2006/main" noChangeAspect="1"/>
+            </wp:cNvGraphicFramePr>
+            <a:graphic xmlns:a="http://schemas.openxmlformats.org/drawingml/2006/main">
+              <a:graphicData uri="http://schemas.openxmlformats.org/drawingml/2006/picture">
+                <pic:pic xmlns:pic="http://schemas.openxmlformats.org/drawingml/2006/picture">
+                  <pic:nvPicPr>
+                    <pic:cNvPr id="0" name="Picture 59"/>
+                    <pic:cNvPicPr>
+                      <a:picLocks noChangeAspect="1" noChangeArrowheads="1"/>
+                    </pic:cNvPicPr>
+                  </pic:nvPicPr>
+                  <pic:blipFill>
+                    <a:blip r:embed="rId7" cstate="print">
+                      <a:extLst>
+                        <a:ext uri="{28A0092B-C50C-407E-A947-70E740481C1C}">
+                          <a14:useLocalDpi xmlns:a14="http://schemas.microsoft.com/office/drawing/2010/main" val="0"/>
+                        </a:ext>
+                      </a:extLst>
+                    </a:blip>
+                    <a:srcRect/>
+                    <a:stretch>
+                      <a:fillRect/>
+                    </a:stretch>
+                  </pic:blipFill>
+                  <pic:spPr bwMode="auto">
+                    <a:xfrm>
+                      <a:off x="0" y="0"/>
+                      <a:ext cx="5733415" cy="5000625"/>
+                    </a:xfrm>
+                    <a:prstGeom prst="rect">
+                      <a:avLst/>
+                    </a:prstGeom>
+                    <a:noFill/>
+                    <a:ln>
+                      <a:noFill/>
+                    </a:ln>
+                  </pic:spPr>
+                </pic:pic>
+              </a:graphicData>
+            </a:graphic>
+          </wp:inline>
+        </w:drawing>
+      </w:r>
+    </w:p>
+    <w:p>
+      <w:pPr>
+        <w:rPr>
+          <w:lang w:val="pl-PL"/>
+        </w:rPr>
+      </w:pPr>
+      <w:r>
+        <w:rPr>
+          <w:b/>
+          <w:bCs/>
+          <w:lang w:val="pl-PL"/>
+        </w:rPr>
+        <w:t>Rys 1</w:t>
+      </w:r>
+      <w:r>
+        <w:rPr>
+          <w:lang w:val="pl-PL"/>
+        </w:rPr>
+        <w:t>. Diagram czynności dotyczący “Rejestracji zgłoszenia transportu”.</w:t>
+      </w:r>
+    </w:p>
+    <w:p>
+      <w:pPr>
+        <w:rPr>
+          <w:lang w:val="pl-PL"/>
+        </w:rPr>
+      </w:pPr>
+    </w:p>
+    <w:p>
+      <w:pPr>
+        <w:rPr>
+          <w:lang w:val="pl-PL"/>
+        </w:rPr>
+      </w:pPr>
+      <w:r>
+        <w:rPr>
+          <w:lang w:val="pl-PL"/>
+        </w:rPr>
+        <w:t> </w:t>
+      </w:r>
+    </w:p>
+    <w:p>
+      <w:pPr>
+        <w:rPr>
+          <w:lang w:val="pl-PL"/>
+        </w:rPr>
+      </w:pPr>
+      <w:r>
+        <w:rPr>
+          <w:lang w:val="pl-PL"/>
+        </w:rPr>
+        <w:lastRenderedPageBreak/>
+        <w:drawing>
+          <wp:inline distT="0" distB="0" distL="0" distR="0" wp14:anchorId="7D7D2116" wp14:editId="2EBB9F60">
+            <wp:extent cx="5733415" cy="7389495"/>
+            <wp:effectExtent l="0" t="0" r="635" b="1905"/>
+            <wp:docPr id="1411625996" name="Picture 11"/>
+            <wp:cNvGraphicFramePr>
+              <a:graphicFrameLocks xmlns:a="http://schemas.openxmlformats.org/drawingml/2006/main" noChangeAspect="1"/>
+            </wp:cNvGraphicFramePr>
+            <a:graphic xmlns:a="http://schemas.openxmlformats.org/drawingml/2006/main">
+              <a:graphicData uri="http://schemas.openxmlformats.org/drawingml/2006/picture">
+                <pic:pic xmlns:pic="http://schemas.openxmlformats.org/drawingml/2006/picture">
+                  <pic:nvPicPr>
+                    <pic:cNvPr id="0" name="Picture 60"/>
+                    <pic:cNvPicPr>
+                      <a:picLocks noChangeAspect="1" noChangeArrowheads="1"/>
+                    </pic:cNvPicPr>
+                  </pic:nvPicPr>
+                  <pic:blipFill>
+                    <a:blip r:embed="rId8">
+                      <a:extLst>
+                        <a:ext uri="{28A0092B-C50C-407E-A947-70E740481C1C}">
+                          <a14:useLocalDpi xmlns:a14="http://schemas.microsoft.com/office/drawing/2010/main" val="0"/>
+                        </a:ext>
+                      </a:extLst>
+                    </a:blip>
+                    <a:srcRect/>
+                    <a:stretch>
+                      <a:fillRect/>
+                    </a:stretch>
+                  </pic:blipFill>
+                  <pic:spPr bwMode="auto">
+                    <a:xfrm>
+                      <a:off x="0" y="0"/>
+                      <a:ext cx="5733415" cy="7389495"/>
+                    </a:xfrm>
+                    <a:prstGeom prst="rect">
+                      <a:avLst/>
+                    </a:prstGeom>
+                    <a:noFill/>
+                    <a:ln>
+                      <a:noFill/>
+                    </a:ln>
+                  </pic:spPr>
+                </pic:pic>
+              </a:graphicData>
+            </a:graphic>
+          </wp:inline>
+        </w:drawing>
+      </w:r>
+    </w:p>
+    <w:p>
+      <w:pPr>
+        <w:rPr>
+          <w:lang w:val="pl-PL"/>
+        </w:rPr>
+      </w:pPr>
+      <w:r>
+        <w:rPr>
+          <w:b/>
+          <w:bCs/>
+          <w:lang w:val="pl-PL"/>
+        </w:rPr>
+        <w:t>Rys 2.</w:t>
+      </w:r>
+      <w:r>
+        <w:rPr>
+          <w:lang w:val="pl-PL"/>
+        </w:rPr>
+        <w:t xml:space="preserve"> Diagram czynności dotyczący “Ustalenia harmonogramu przez koordynatora”.</w:t>
+      </w:r>
+    </w:p>
+    <w:p>
+      <w:pPr>
+        <w:rPr>
+          <w:lang w:val="pl-PL"/>
+        </w:rPr>
+      </w:pPr>
+    </w:p>
+    <w:p>
+      <w:pPr>
+        <w:rPr>
+          <w:lang w:val="pl-PL"/>
+        </w:rPr>
+      </w:pPr>
+      <w:r>
+        <w:rPr>
+          <w:lang w:val="pl-PL"/>
+        </w:rPr>
+        <w:lastRenderedPageBreak/>
+        <w:drawing>
+          <wp:inline distT="0" distB="0" distL="0" distR="0" wp14:anchorId="446B3B2F" wp14:editId="708F7EBE">
+            <wp:extent cx="5733415" cy="5955665"/>
+            <wp:effectExtent l="0" t="0" r="635" b="6985"/>
+            <wp:docPr id="682896113" name="Picture 10"/>
+            <wp:cNvGraphicFramePr>
+              <a:graphicFrameLocks xmlns:a="http://schemas.openxmlformats.org/drawingml/2006/main" noChangeAspect="1"/>
+            </wp:cNvGraphicFramePr>
+            <a:graphic xmlns:a="http://schemas.openxmlformats.org/drawingml/2006/main">
+              <a:graphicData uri="http://schemas.openxmlformats.org/drawingml/2006/picture">
+                <pic:pic xmlns:pic="http://schemas.openxmlformats.org/drawingml/2006/picture">
+                  <pic:nvPicPr>
+                    <pic:cNvPr id="0" name="Picture 61"/>
+                    <pic:cNvPicPr>
+                      <a:picLocks noChangeAspect="1" noChangeArrowheads="1"/>
+                    </pic:cNvPicPr>
+                  </pic:nvPicPr>
+                  <pic:blipFill>
+                    <a:blip r:embed="rId9" cstate="print">
+                      <a:extLst>
+                        <a:ext uri="{28A0092B-C50C-407E-A947-70E740481C1C}">
+                          <a14:useLocalDpi xmlns:a14="http://schemas.microsoft.com/office/drawing/2010/main" val="0"/>
+                        </a:ext>
+                      </a:extLst>
+                    </a:blip>
+                    <a:srcRect/>
+                    <a:stretch>
+                      <a:fillRect/>
+                    </a:stretch>
+                  </pic:blipFill>
+                  <pic:spPr bwMode="auto">
+                    <a:xfrm>
+                      <a:off x="0" y="0"/>
+                      <a:ext cx="5733415" cy="5955665"/>
+                    </a:xfrm>
+                    <a:prstGeom prst="rect">
+                      <a:avLst/>
+                    </a:prstGeom>
+                    <a:noFill/>
+                    <a:ln>
+                      <a:noFill/>
+                    </a:ln>
+                  </pic:spPr>
+                </pic:pic>
+              </a:graphicData>
+            </a:graphic>
+          </wp:inline>
+        </w:drawing>
+      </w:r>
+    </w:p>
+    <w:p>
+      <w:pPr>
+        <w:rPr>
+          <w:lang w:val="pl-PL"/>
+        </w:rPr>
+      </w:pPr>
+      <w:r>
+        <w:rPr>
+          <w:b/>
+          <w:bCs/>
+          <w:lang w:val="pl-PL"/>
+        </w:rPr>
+        <w:t>Rys 3.</w:t>
+      </w:r>
+      <w:r>
+        <w:rPr>
+          <w:lang w:val="pl-PL"/>
+        </w:rPr>
+        <w:t xml:space="preserve"> Diagram czynności dotyczący “Generowania raportu przez zarząd”.</w:t>
+      </w:r>
+    </w:p>
+    <w:p>
+      <w:pPr>
+        <w:rPr>
+          <w:lang w:val="pl-PL"/>
+        </w:rPr>
+      </w:pPr>
+    </w:p>
+    <w:p>
+      <w:pPr>
+        <w:rPr>
+          <w:b/>
+          <w:bCs/>
+          <w:lang w:val="pl-PL"/>
+        </w:rPr>
+      </w:pPr>
+      <w:r>
+        <w:rPr>
+          <w:lang w:val="pl-PL"/>
+        </w:rPr>
+        <w:t>4.3 Diagramy przebiegu</w:t>
+      </w:r>
+    </w:p>
+    <w:p>
+      <w:pPr>
+        <w:rPr>
+          <w:b/>
+          <w:bCs/>
+          <w:lang w:val="pl-PL"/>
+        </w:rPr>
+      </w:pPr>
+      <w:r>
+        <w:rPr>
+          <w:b/>
+          <w:bCs/>
+          <w:lang w:val="pl-PL"/>
+        </w:rPr>
+        <w:pict w14:anchorId="60CA4D05">
+          <v:rect id="_x0000_i1086" style="width:0;height:1.5pt" o:hralign="center" o:hrstd="t" o:hr="t" fillcolor="#a0a0a0" stroked="f"/>
+        </w:pict>
+      </w:r>
+    </w:p>
+    <w:p>
+      <w:pPr>
+        <w:rPr>
+          <w:lang w:val="pl-PL"/>
+        </w:rPr>
+      </w:pPr>
+    </w:p>
+    <w:p>
+      <w:pPr>
+        <w:rPr>
+          <w:lang w:val="pl-PL"/>
+        </w:rPr>
+      </w:pPr>
+      <w:r>
+        <w:rPr>
+          <w:lang w:val="pl-PL"/>
+        </w:rPr>
+        <w:lastRenderedPageBreak/>
+        <w:drawing>
+          <wp:inline distT="0" distB="0" distL="0" distR="0" wp14:anchorId="4BF99594" wp14:editId="0B44FC4B">
+            <wp:extent cx="5733415" cy="5254625"/>
+            <wp:effectExtent l="0" t="0" r="635" b="3175"/>
+            <wp:docPr id="979073583" name="Picture 9"/>
+            <wp:cNvGraphicFramePr>
+              <a:graphicFrameLocks xmlns:a="http://schemas.openxmlformats.org/drawingml/2006/main" noChangeAspect="1"/>
+            </wp:cNvGraphicFramePr>
+            <a:graphic xmlns:a="http://schemas.openxmlformats.org/drawingml/2006/main">
+              <a:graphicData uri="http://schemas.openxmlformats.org/drawingml/2006/picture">
+                <pic:pic xmlns:pic="http://schemas.openxmlformats.org/drawingml/2006/picture">
+                  <pic:nvPicPr>
+                    <pic:cNvPr id="0" name="Picture 63"/>
+                    <pic:cNvPicPr>
+                      <a:picLocks noChangeAspect="1" noChangeArrowheads="1"/>
+                    </pic:cNvPicPr>
+                  </pic:nvPicPr>
+                  <pic:blipFill>
+                    <a:blip r:embed="rId10" cstate="print">
+                      <a:extLst>
+                        <a:ext uri="{28A0092B-C50C-407E-A947-70E740481C1C}">
+                          <a14:useLocalDpi xmlns:a14="http://schemas.microsoft.com/office/drawing/2010/main" val="0"/>
+                        </a:ext>
+                      </a:extLst>
+                    </a:blip>
+                    <a:srcRect/>
+                    <a:stretch>
+                      <a:fillRect/>
+                    </a:stretch>
+                  </pic:blipFill>
+                  <pic:spPr bwMode="auto">
+                    <a:xfrm>
+                      <a:off x="0" y="0"/>
+                      <a:ext cx="5733415" cy="5254625"/>
+                    </a:xfrm>
+                    <a:prstGeom prst="rect">
+                      <a:avLst/>
+                    </a:prstGeom>
+                    <a:noFill/>
+                    <a:ln>
+                      <a:noFill/>
+                    </a:ln>
+                  </pic:spPr>
+                </pic:pic>
+              </a:graphicData>
+            </a:graphic>
+          </wp:inline>
+        </w:drawing>
+      </w:r>
+    </w:p>
+    <w:p>
+      <w:pPr>
+        <w:rPr>
+          <w:lang w:val="pl-PL"/>
+        </w:rPr>
+      </w:pPr>
+      <w:r>
+        <w:rPr>
+          <w:b/>
+          <w:bCs/>
+          <w:lang w:val="pl-PL"/>
+        </w:rPr>
+        <w:t xml:space="preserve">Rys 4. </w:t>
+      </w:r>
+      <w:r>
+        <w:rPr>
+          <w:lang w:val="pl-PL"/>
+        </w:rPr>
+        <w:t>Diagram przebiegu dotyczący “Rejestracji zgłoszenia transportu”.</w:t>
+      </w:r>
+    </w:p>
+    <w:p>
+      <w:pPr>
+        <w:rPr>
+          <w:lang w:val="pl-PL"/>
+        </w:rPr>
+      </w:pPr>
+    </w:p>
+    <w:p>
+      <w:pPr>
+        <w:rPr>
+          <w:lang w:val="pl-PL"/>
+        </w:rPr>
+      </w:pPr>
+      <w:r>
+        <w:rPr>
+          <w:lang w:val="pl-PL"/>
+        </w:rPr>
+        <w:t>Klasy i metody do wykorzystania: </w:t>
+      </w:r>
+    </w:p>
+    <w:p>
+      <w:pPr>
+        <w:rPr>
+          <w:lang w:val="pl-PL"/>
+        </w:rPr>
+      </w:pPr>
+      <w:r>
+        <w:rPr>
+          <w:b/>
+          <w:bCs/>
+          <w:lang w:val="pl-PL"/>
+        </w:rPr>
+        <w:t>Kontrahent</w:t>
+      </w:r>
+      <w:r>
+        <w:rPr>
+          <w:lang w:val="pl-PL"/>
+        </w:rPr>
+        <w:tab/>
+        <w:t>void zglosTransport() – wewnętrzna operacja inicjująca proces po stronie kontrahenta</w:t>
+      </w:r>
+    </w:p>
+    <w:p>
+      <w:pPr>
+        <w:rPr>
+          <w:lang w:val="pl-PL"/>
+        </w:rPr>
+      </w:pPr>
+      <w:r>
+        <w:rPr>
+          <w:b/>
+          <w:bCs/>
+          <w:lang w:val="pl-PL"/>
+        </w:rPr>
+        <w:t> System</w:t>
+      </w:r>
+      <w:r>
+        <w:rPr>
+          <w:lang w:val="pl-PL"/>
+        </w:rPr>
+        <w:tab/>
+      </w:r>
+      <w:r>
+        <w:rPr>
+          <w:lang w:val="pl-PL"/>
+        </w:rPr>
+        <w:tab/>
+        <w:t>void przeslijZgloszenie() – odbiera zgłoszenie od kontrahenta i przekazuje do systemu void pobierzZgloszenie() – obsługuje żądanie operatora i udostępnia mu dane zgłoszenia void generujKarteZaladunkowa() – wykonuje polecenie operatora i inicjuje w systemie proces tworzenia ładunku </w:t>
+      </w:r>
+    </w:p>
+    <w:p>
+      <w:pPr>
+        <w:rPr>
+          <w:lang w:val="pl-PL"/>
+        </w:rPr>
+      </w:pPr>
+      <w:r>
+        <w:rPr>
+          <w:b/>
+          <w:bCs/>
+          <w:lang w:val="pl-PL"/>
+        </w:rPr>
+        <w:t>Operator</w:t>
+      </w:r>
+      <w:r>
+        <w:rPr>
+          <w:lang w:val="pl-PL"/>
+        </w:rPr>
+        <w:tab/>
+        <w:t>void rejestrujLadunek() – operacja własna operatora, w ramach której przetwarza i weryfikuje zgłoszenie Ladunek</w:t>
+      </w:r>
+      <w:r>
+        <w:rPr>
+          <w:lang w:val="pl-PL"/>
+        </w:rPr>
+        <w:tab/>
+      </w:r>
+      <w:r>
+        <w:rPr>
+          <w:lang w:val="pl-PL"/>
+        </w:rPr>
+        <w:tab/>
+      </w:r>
+    </w:p>
+    <w:p>
+      <w:pPr>
+        <w:rPr>
+          <w:lang w:val="pl-PL"/>
+        </w:rPr>
+      </w:pPr>
+      <w:r>
+        <w:rPr>
+          <w:lang w:val="pl-PL"/>
+        </w:rPr>
+        <w:t>Ladunek() / «CREATE» – konstruktor wywoływany przez System, który ostatecznie tworzy nowy obiekt ładunku  </w:t>
+      </w:r>
+    </w:p>
+    <w:p>
+      <w:pPr>
+        <w:rPr>
+          <w:lang w:val="pl-PL"/>
+        </w:rPr>
+      </w:pPr>
+    </w:p>
+    <w:p>
+      <w:pPr>
+        <w:jc w:val="center"/>
+        <w:rPr>
+          <w:lang w:val="pl-PL"/>
+        </w:rPr>
+      </w:pPr>
+      <w:r>
+        <w:rPr>
+          <w:lang w:val="pl-PL"/>
+        </w:rPr>
+        <w:lastRenderedPageBreak/>
+        <w:drawing>
+          <wp:inline distT="0" distB="0" distL="0" distR="0" wp14:anchorId="40EC23A9" wp14:editId="2F4C916B">
+            <wp:extent cx="5733415" cy="4685665"/>
+            <wp:effectExtent l="0" t="0" r="635" b="635"/>
+            <wp:docPr id="1823538422" name="Picture 8"/>
+            <wp:cNvGraphicFramePr>
+              <a:graphicFrameLocks xmlns:a="http://schemas.openxmlformats.org/drawingml/2006/main" noChangeAspect="1"/>
+            </wp:cNvGraphicFramePr>
+            <a:graphic xmlns:a="http://schemas.openxmlformats.org/drawingml/2006/main">
+              <a:graphicData uri="http://schemas.openxmlformats.org/drawingml/2006/picture">
+                <pic:pic xmlns:pic="http://schemas.openxmlformats.org/drawingml/2006/picture">
+                  <pic:nvPicPr>
+                    <pic:cNvPr id="0" name="Picture 64"/>
+                    <pic:cNvPicPr>
+                      <a:picLocks noChangeAspect="1" noChangeArrowheads="1"/>
+                    </pic:cNvPicPr>
+                  </pic:nvPicPr>
+                  <pic:blipFill>
+                    <a:blip r:embed="rId11">
+                      <a:extLst>
+                        <a:ext uri="{28A0092B-C50C-407E-A947-70E740481C1C}">
+                          <a14:useLocalDpi xmlns:a14="http://schemas.microsoft.com/office/drawing/2010/main" val="0"/>
+                        </a:ext>
+                      </a:extLst>
+                    </a:blip>
+                    <a:srcRect/>
+                    <a:stretch>
+                      <a:fillRect/>
+                    </a:stretch>
+                  </pic:blipFill>
+                  <pic:spPr bwMode="auto">
+                    <a:xfrm>
+                      <a:off x="0" y="0"/>
+                      <a:ext cx="5733415" cy="4685665"/>
+                    </a:xfrm>
+                    <a:prstGeom prst="rect">
+                      <a:avLst/>
+                    </a:prstGeom>
+                    <a:noFill/>
+                    <a:ln>
+                      <a:noFill/>
+                    </a:ln>
+                  </pic:spPr>
+                </pic:pic>
+              </a:graphicData>
+            </a:graphic>
+          </wp:inline>
+        </w:drawing>
+      </w:r>
+    </w:p>
+    <w:p>
+      <w:pPr>
+        <w:rPr>
+          <w:lang w:val="pl-PL"/>
+        </w:rPr>
+      </w:pPr>
+      <w:r>
+        <w:rPr>
+          <w:b/>
+          <w:bCs/>
+          <w:lang w:val="pl-PL"/>
+        </w:rPr>
+        <w:t>Rys 5</w:t>
+      </w:r>
+      <w:r>
+        <w:rPr>
+          <w:lang w:val="pl-PL"/>
+        </w:rPr>
+        <w:t>. Diagram przebiegu dotyczący “Ustalenia harmonogramu”.</w:t>
+      </w:r>
+    </w:p>
+    <w:p>
+      <w:pPr>
+        <w:rPr>
+          <w:lang w:val="pl-PL"/>
+        </w:rPr>
+      </w:pPr>
+    </w:p>
+    <w:p>
+      <w:pPr>
+        <w:rPr>
+          <w:lang w:val="pl-PL"/>
+        </w:rPr>
+      </w:pPr>
+      <w:r>
+        <w:rPr>
+          <w:lang w:val="pl-PL"/>
+        </w:rPr>
+        <w:t>Klasy i metody do wykorzystania: </w:t>
+      </w:r>
+    </w:p>
+    <w:p>
+      <w:pPr>
+        <w:rPr>
+          <w:lang w:val="pl-PL"/>
+        </w:rPr>
+      </w:pPr>
+      <w:r>
+        <w:rPr>
+          <w:b/>
+          <w:bCs/>
+          <w:lang w:val="pl-PL"/>
+        </w:rPr>
+        <w:t>System</w:t>
+      </w:r>
+      <w:r>
+        <w:rPr>
+          <w:lang w:val="pl-PL"/>
+        </w:rPr>
+        <w:tab/>
+      </w:r>
+      <w:r>
+        <w:rPr>
+          <w:lang w:val="pl-PL"/>
+        </w:rPr>
+        <w:tab/>
+      </w:r>
+      <w:r>
+        <w:rPr>
+          <w:lang w:val="pl-PL"/>
+        </w:rPr>
+        <w:tab/>
+        <w:t>void PlanujOperacje() – odbiera żądanie z interfejsu koordynatora i inicjuje główny proces planowania w systemie void PrzydzielDoki() – wewnętrzna operacja systemu przypisująca odpowiednie doki void PrzydzielObszary() – wewnętrzna operacja systemu przydzielająca obszary magazynowe void PrzydzielUrzadzenia() – wewnętrzna operacja systemu alokująca maszyny i urządzenia przeładunkowe </w:t>
+      </w:r>
+    </w:p>
+    <w:p>
+      <w:pPr>
+        <w:rPr>
+          <w:lang w:val="pl-PL"/>
+        </w:rPr>
+      </w:pPr>
+      <w:r>
+        <w:rPr>
+          <w:b/>
+          <w:bCs/>
+          <w:lang w:val="pl-PL"/>
+        </w:rPr>
+        <w:t>Koordynator</w:t>
+      </w:r>
+      <w:r>
+        <w:rPr>
+          <w:b/>
+          <w:bCs/>
+          <w:lang w:val="pl-PL"/>
+        </w:rPr>
+        <w:tab/>
+      </w:r>
+      <w:r>
+        <w:rPr>
+          <w:lang w:val="pl-PL"/>
+        </w:rPr>
+        <w:tab/>
+        <w:t>void PodgladStatusu() – wewnętrzna operacja wywoływana w formularzu/interfejsie koordynatora, pozwalająca na monitorowanie bieżącego stanu </w:t>
+      </w:r>
+    </w:p>
+    <w:p>
+      <w:pPr>
+        <w:rPr>
+          <w:lang w:val="pl-PL"/>
+        </w:rPr>
+      </w:pPr>
+      <w:r>
+        <w:rPr>
+          <w:b/>
+          <w:bCs/>
+          <w:lang w:val="pl-PL"/>
+        </w:rPr>
+        <w:t>HarmonogramDokowan</w:t>
+      </w:r>
+      <w:r>
+        <w:rPr>
+          <w:lang w:val="pl-PL"/>
+        </w:rPr>
+        <w:tab/>
+        <w:t>HarmonogramDokowan() / «create» – konstruktor wywoływany przez System, który ostatecznie tworzy nowy obiekt harmonogramu na podstawie wygenerowanych danych (na diagramie jako potwierdzenie do interfejsu wraca PodgladHarmonogramu) </w:t>
+      </w:r>
+    </w:p>
+    <w:p>
+      <w:pPr>
+        <w:rPr>
+          <w:lang w:val="pl-PL"/>
+        </w:rPr>
+      </w:pPr>
+      <w:r>
+        <w:rPr>
+          <w:lang w:val="pl-PL"/>
+        </w:rPr>
+        <w:br/>
+      </w:r>
+      <w:r>
+        <w:rPr>
+          <w:lang w:val="pl-PL"/>
+        </w:rPr>
+        <w:br/>
+      </w:r>
+    </w:p>
+    <w:p>
+      <w:pPr>
+        <w:jc w:val="center"/>
+        <w:rPr>
+          <w:lang w:val="pl-PL"/>
+        </w:rPr>
+      </w:pPr>
+      <w:r>
+        <w:rPr>
+          <w:b/>
+          <w:bCs/>
+          <w:lang w:val="pl-PL"/>
+        </w:rPr>
+        <w:lastRenderedPageBreak/>
+        <w:drawing>
+          <wp:inline distT="0" distB="0" distL="0" distR="0" wp14:anchorId="3E20DC84" wp14:editId="4A40F47C">
+            <wp:extent cx="4762500" cy="6000750"/>
+            <wp:effectExtent l="0" t="0" r="0" b="0"/>
+            <wp:docPr id="777112565" name="Picture 7"/>
+            <wp:cNvGraphicFramePr>
+              <a:graphicFrameLocks xmlns:a="http://schemas.openxmlformats.org/drawingml/2006/main" noChangeAspect="1"/>
+            </wp:cNvGraphicFramePr>
+            <a:graphic xmlns:a="http://schemas.openxmlformats.org/drawingml/2006/main">
+              <a:graphicData uri="http://schemas.openxmlformats.org/drawingml/2006/picture">
+                <pic:pic xmlns:pic="http://schemas.openxmlformats.org/drawingml/2006/picture">
+                  <pic:nvPicPr>
+                    <pic:cNvPr id="0" name="Picture 65"/>
+                    <pic:cNvPicPr>
+                      <a:picLocks noChangeAspect="1" noChangeArrowheads="1"/>
+                    </pic:cNvPicPr>
+                  </pic:nvPicPr>
+                  <pic:blipFill>
+                    <a:blip r:embed="rId12">
+                      <a:extLst>
+                        <a:ext uri="{28A0092B-C50C-407E-A947-70E740481C1C}">
+                          <a14:useLocalDpi xmlns:a14="http://schemas.microsoft.com/office/drawing/2010/main" val="0"/>
+                        </a:ext>
+                      </a:extLst>
+                    </a:blip>
+                    <a:srcRect/>
+                    <a:stretch>
+                      <a:fillRect/>
+                    </a:stretch>
+                  </pic:blipFill>
+                  <pic:spPr bwMode="auto">
+                    <a:xfrm>
+                      <a:off x="0" y="0"/>
+                      <a:ext cx="4762500" cy="6000750"/>
+                    </a:xfrm>
+                    <a:prstGeom prst="rect">
+                      <a:avLst/>
+                    </a:prstGeom>
+                    <a:noFill/>
+                    <a:ln>
+                      <a:noFill/>
+                    </a:ln>
+                  </pic:spPr>
+                </pic:pic>
+              </a:graphicData>
+            </a:graphic>
+          </wp:inline>
+        </w:drawing>
+      </w:r>
+    </w:p>
+    <w:p>
+      <w:pPr>
+        <w:rPr>
+          <w:lang w:val="pl-PL"/>
+        </w:rPr>
+      </w:pPr>
+      <w:r>
+        <w:rPr>
+          <w:b/>
+          <w:bCs/>
+          <w:lang w:val="pl-PL"/>
+        </w:rPr>
+        <w:t xml:space="preserve">Rys 6. </w:t>
+      </w:r>
+      <w:r>
+        <w:rPr>
+          <w:lang w:val="pl-PL"/>
+        </w:rPr>
+        <w:t>Diagram przebiegu dotyczący “Generowania raportu przez zarząd”.</w:t>
+      </w:r>
+    </w:p>
+    <w:p>
+      <w:pPr>
+        <w:rPr>
+          <w:lang w:val="pl-PL"/>
+        </w:rPr>
+      </w:pPr>
+    </w:p>
+    <w:p>
+      <w:pPr>
+        <w:rPr>
+          <w:lang w:val="pl-PL"/>
+        </w:rPr>
+      </w:pPr>
+      <w:r>
+        <w:rPr>
+          <w:lang w:val="pl-PL"/>
+        </w:rPr>
+        <w:t>Klasy i metody do wykorzystania: </w:t>
+      </w:r>
+    </w:p>
+    <w:p>
+      <w:pPr>
+        <w:rPr>
+          <w:lang w:val="pl-PL"/>
+        </w:rPr>
+      </w:pPr>
+      <w:r>
+        <w:rPr>
+          <w:b/>
+          <w:bCs/>
+          <w:lang w:val="pl-PL"/>
+        </w:rPr>
+        <w:t>ModułAnalityczny</w:t>
+      </w:r>
+      <w:r>
+        <w:rPr>
+          <w:lang w:val="pl-PL"/>
+        </w:rPr>
+        <w:tab/>
+        <w:t>void zbierajDane() – odbiera żądanie z interfejsu zarządu i wykonuje wewnętrzną operację odczytania odpowiednich danych z pozostałych klas w systemie void generujStatystyki() – przetwarza zgromadzone informacje i przekazuje gotowe wykresy oraz wskaźniki KPI z powrotem do interfejsu void generujRaport() – inicjuje proces tworzenia ostatecznego dokumentu podsumowującego i zwraca potwierdzenie jego wygenerowania void pobierzPlik() – udostępnia i przesyła gotowy plik raportu (np. w formacie PDF) do pobrania przez interfejs użytkownika </w:t>
+      </w:r>
+    </w:p>
+    <w:p>
+      <w:pPr>
+        <w:rPr>
+          <w:lang w:val="pl-PL"/>
+        </w:rPr>
+      </w:pPr>
+      <w:r>
+        <w:rPr>
+          <w:b/>
+          <w:bCs/>
+          <w:lang w:val="pl-PL"/>
+        </w:rPr>
+        <w:t>Zarząd</w:t>
+      </w:r>
+      <w:r>
+        <w:rPr>
+          <w:lang w:val="pl-PL"/>
+        </w:rPr>
+        <w:tab/>
+      </w:r>
+      <w:r>
+        <w:rPr>
+          <w:lang w:val="pl-PL"/>
+        </w:rPr>
+        <w:tab/>
+      </w:r>
+      <w:r>
+        <w:rPr>
+          <w:lang w:val="pl-PL"/>
+        </w:rPr>
+        <w:tab/>
+        <w:t>void analizuj() – wewnętrzna operacja zarządu (np. w ramach własnego formularza analitycznego), polegająca na zapoznaniu się z pobranym plikiem i wyciąganiu wniosków biznesowych </w:t>
+      </w:r>
+    </w:p>
+    <w:p/>
+    <w:p/>
     <w:p>
       <w:pPr>
         <w:pStyle w:val="Heading1"/>
@@ -3176,7 +4131,7 @@
                     </pic:cNvPicPr>
                   </pic:nvPicPr>
                   <pic:blipFill>
-                    <a:blip r:embed="rId7" cstate="print">
+                    <a:blip r:embed="rId13" cstate="print">
                       <a:extLst>
                         <a:ext uri="{28A0092B-C50C-407E-A947-70E740481C1C}">
                           <a14:useLocalDpi xmlns:a14="http://schemas.microsoft.com/office/drawing/2010/main" val="0"/>
@@ -3334,7 +4289,7 @@
                     </pic:cNvPicPr>
                   </pic:nvPicPr>
                   <pic:blipFill>
-                    <a:blip r:embed="rId8" cstate="print">
+                    <a:blip r:embed="rId14" cstate="print">
                       <a:extLst>
                         <a:ext uri="{28A0092B-C50C-407E-A947-70E740481C1C}">
                           <a14:useLocalDpi xmlns:a14="http://schemas.microsoft.com/office/drawing/2010/main" val="0"/>
@@ -3493,7 +4448,7 @@
                     </pic:cNvPicPr>
                   </pic:nvPicPr>
                   <pic:blipFill>
-                    <a:blip r:embed="rId9" cstate="print">
+                    <a:blip r:embed="rId15" cstate="print">
                       <a:extLst>
                         <a:ext uri="{28A0092B-C50C-407E-A947-70E740481C1C}">
                           <a14:useLocalDpi xmlns:a14="http://schemas.microsoft.com/office/drawing/2010/main" val="0"/>
@@ -3672,7 +4627,7 @@
                     </pic:cNvPicPr>
                   </pic:nvPicPr>
                   <pic:blipFill>
-                    <a:blip r:embed="rId10" cstate="print">
+                    <a:blip r:embed="rId16" cstate="print">
                       <a:extLst>
                         <a:ext uri="{28A0092B-C50C-407E-A947-70E740481C1C}">
                           <a14:useLocalDpi xmlns:a14="http://schemas.microsoft.com/office/drawing/2010/main" val="0"/>
@@ -3828,7 +4783,7 @@
                     </pic:cNvPicPr>
                   </pic:nvPicPr>
                   <pic:blipFill>
-                    <a:blip r:embed="rId11" cstate="print">
+                    <a:blip r:embed="rId17" cstate="print">
                       <a:extLst>
                         <a:ext uri="{28A0092B-C50C-407E-A947-70E740481C1C}">
                           <a14:useLocalDpi xmlns:a14="http://schemas.microsoft.com/office/drawing/2010/main" val="0"/>
@@ -4028,7 +4983,7 @@
                     </pic:cNvPicPr>
                   </pic:nvPicPr>
                   <pic:blipFill>
-                    <a:blip r:embed="rId12" cstate="print">
+                    <a:blip r:embed="rId18" cstate="print">
                       <a:extLst>
                         <a:ext uri="{28A0092B-C50C-407E-A947-70E740481C1C}">
                           <a14:useLocalDpi xmlns:a14="http://schemas.microsoft.com/office/drawing/2010/main" val="0"/>

--- a/TK/IO Projekt .docx
+++ b/TK/IO Projekt .docx
@@ -185,8 +185,13 @@
               <w:spacing w:line="240" w:lineRule="auto"/>
             </w:pPr>
             <w:r>
-              <w:t>1.Maciej Socik</w:t>
+              <w:t xml:space="preserve">1.Maciej </w:t>
             </w:r>
+            <w:proofErr w:type="spellStart"/>
+            <w:r>
+              <w:t>Socik</w:t>
+            </w:r>
+            <w:proofErr w:type="spellEnd"/>
           </w:p>
           <w:p>
             <w:pPr>
@@ -194,8 +199,13 @@
               <w:spacing w:line="240" w:lineRule="auto"/>
             </w:pPr>
             <w:r>
-              <w:t>2.Bartosz Składanowski</w:t>
+              <w:t xml:space="preserve">2.Bartosz </w:t>
             </w:r>
+            <w:proofErr w:type="spellStart"/>
+            <w:r>
+              <w:t>Składanowski</w:t>
+            </w:r>
+            <w:proofErr w:type="spellEnd"/>
           </w:p>
           <w:p>
             <w:pPr>
@@ -230,9 +240,11 @@
             <w:pPr>
               <w:widowControl w:val="0"/>
             </w:pPr>
+            <w:proofErr w:type="spellStart"/>
             <w:r>
               <w:t>T.Hordjewicz</w:t>
             </w:r>
+            <w:proofErr w:type="spellEnd"/>
           </w:p>
           <w:p>
             <w:pPr>
@@ -269,7 +281,7 @@
     </w:tbl>
     <w:p>
       <w:pPr>
-        <w:pStyle w:val="Heading1"/>
+        <w:pStyle w:val="Nagwek1"/>
         <w:keepNext w:val="0"/>
         <w:keepLines w:val="0"/>
         <w:spacing w:before="240" w:after="40"/>
@@ -299,12 +311,14 @@
       </w:r>
     </w:p>
     <w:p>
+      <w:proofErr w:type="spellStart"/>
       <w:r>
         <w:t>X</w:t>
       </w:r>
       <w:r>
         <w:t>dd</w:t>
       </w:r>
+      <w:proofErr w:type="spellEnd"/>
     </w:p>
     <w:p/>
     <w:p>
@@ -332,7 +346,7 @@
     </w:p>
     <w:p>
       <w:pPr>
-        <w:pStyle w:val="Heading1"/>
+        <w:pStyle w:val="Nagwek1"/>
         <w:numPr>
           <w:ilvl w:val="0"/>
           <w:numId w:val="7"/>
@@ -365,7 +379,7 @@
     <w:p/>
     <w:p>
       <w:pPr>
-        <w:pStyle w:val="Heading1"/>
+        <w:pStyle w:val="Nagwek1"/>
         <w:numPr>
           <w:ilvl w:val="0"/>
           <w:numId w:val="7"/>
@@ -388,7 +402,7 @@
     </w:p>
     <w:p>
       <w:pPr>
-        <w:pStyle w:val="Heading3"/>
+        <w:pStyle w:val="Nagwek3"/>
         <w:keepNext w:val="0"/>
         <w:keepLines w:val="0"/>
         <w:spacing w:before="280"/>
@@ -423,7 +437,7 @@
     </w:p>
     <w:p>
       <w:pPr>
-        <w:pStyle w:val="Heading3"/>
+        <w:pStyle w:val="Nagwek3"/>
         <w:keepNext w:val="0"/>
         <w:keepLines w:val="0"/>
         <w:spacing w:before="280"/>
@@ -506,7 +520,23 @@
           <w:b/>
           <w:bCs/>
         </w:rPr>
-        <w:t>Obsługa mobilna i bezpapierowa:</w:t>
+        <w:t xml:space="preserve">Obsługa mobilna i </w:t>
+      </w:r>
+      <w:proofErr w:type="spellStart"/>
+      <w:r>
+        <w:rPr>
+          <w:b/>
+          <w:bCs/>
+        </w:rPr>
+        <w:t>bezpapierowa</w:t>
+      </w:r>
+      <w:proofErr w:type="spellEnd"/>
+      <w:r>
+        <w:rPr>
+          <w:b/>
+          <w:bCs/>
+        </w:rPr>
+        <w:t>:</w:t>
       </w:r>
       <w:r>
         <w:t xml:space="preserve"> Aplikacja mobilna dla kierowców do cyfrowego potwierdzania statusów oraz zautomatyzowany moduł generowania kart załadunkowych.</w:t>
@@ -527,7 +557,15 @@
         <w:t>Monitorowanie w czasie rzeczywistym:</w:t>
       </w:r>
       <w:r>
-        <w:t xml:space="preserve"> Pulpity dyspozytorskie (dashboardy) dla koordynatorów portu do śledzenia statusu przesyłek i operacji przeładunkowych.</w:t>
+        <w:t xml:space="preserve"> Pulpity dyspozytorskie (</w:t>
+      </w:r>
+      <w:proofErr w:type="spellStart"/>
+      <w:r>
+        <w:t>dashboardy</w:t>
+      </w:r>
+      <w:proofErr w:type="spellEnd"/>
+      <w:r>
+        <w:t>) dla koordynatorów portu do śledzenia statusu przesyłek i operacji przeładunkowych.</w:t>
       </w:r>
     </w:p>
     <w:p>
@@ -569,7 +607,7 @@
     </w:p>
     <w:p>
       <w:pPr>
-        <w:pStyle w:val="Heading3"/>
+        <w:pStyle w:val="Nagwek3"/>
         <w:keepNext w:val="0"/>
         <w:keepLines w:val="0"/>
         <w:spacing w:before="280"/>
@@ -696,7 +734,7 @@
     </w:p>
     <w:p>
       <w:pPr>
-        <w:pStyle w:val="Heading3"/>
+        <w:pStyle w:val="Nagwek3"/>
         <w:keepNext w:val="0"/>
         <w:keepLines w:val="0"/>
         <w:spacing w:before="280"/>
@@ -941,7 +979,23 @@
           <w:i/>
           <w:iCs/>
         </w:rPr>
-        <w:t>Cel po wdrożeniu (dzięki optymalizacji alokacji doków i braku przerw na papierologię):</w:t>
+        <w:t xml:space="preserve">Cel po wdrożeniu (dzięki optymalizacji alokacji doków i braku przerw na </w:t>
+      </w:r>
+      <w:proofErr w:type="spellStart"/>
+      <w:r>
+        <w:rPr>
+          <w:i/>
+          <w:iCs/>
+        </w:rPr>
+        <w:t>papierologię</w:t>
+      </w:r>
+      <w:proofErr w:type="spellEnd"/>
+      <w:r>
+        <w:rPr>
+          <w:i/>
+          <w:iCs/>
+        </w:rPr>
+        <w:t>):</w:t>
       </w:r>
       <w:r>
         <w:t xml:space="preserve"> 84 minuty.</w:t>
@@ -1052,7 +1106,7 @@
     </w:p>
     <w:p>
       <w:pPr>
-        <w:pStyle w:val="Heading3"/>
+        <w:pStyle w:val="Nagwek3"/>
         <w:keepNext w:val="0"/>
         <w:keepLines w:val="0"/>
         <w:spacing w:before="280"/>
@@ -1162,7 +1216,7 @@
     <w:p/>
     <w:p>
       <w:pPr>
-        <w:pStyle w:val="Heading1"/>
+        <w:pStyle w:val="Nagwek1"/>
         <w:numPr>
           <w:ilvl w:val="0"/>
           <w:numId w:val="7"/>
@@ -1185,7 +1239,7 @@
     <w:p/>
     <w:p>
       <w:pPr>
-        <w:pStyle w:val="Heading1"/>
+        <w:pStyle w:val="Nagwek1"/>
         <w:numPr>
           <w:ilvl w:val="0"/>
           <w:numId w:val="7"/>
@@ -1237,7 +1291,7 @@
           <w:lang w:val="pl-PL"/>
         </w:rPr>
         <w:pict w14:anchorId="42A117BB">
-          <v:rect id="_x0000_i1075" style="width:0;height:1.5pt" o:hralign="center" o:hrstd="t" o:hr="t" fillcolor="#a0a0a0" stroked="f"/>
+          <v:rect id="_x0000_i1030" style="width:0;height:1.5pt" o:hralign="center" o:hrstd="t" o:hr="t" fillcolor="#a0a0a0" stroked="f"/>
         </w:pict>
       </w:r>
     </w:p>
@@ -1268,6 +1322,7 @@
       </w:pPr>
       <w:r>
         <w:rPr>
+          <w:noProof/>
           <w:lang w:val="pl-PL"/>
         </w:rPr>
         <w:drawing>
@@ -1384,7 +1439,7 @@
           <w:lang w:val="pl-PL"/>
         </w:rPr>
         <w:pict w14:anchorId="70FB3674">
-          <v:rect id="_x0000_i1077" style="width:0;height:1.5pt" o:hralign="center" o:hrstd="t" o:hr="t" fillcolor="#a0a0a0" stroked="f"/>
+          <v:rect id="_x0000_i1031" style="width:0;height:1.5pt" o:hralign="center" o:hrstd="t" o:hr="t" fillcolor="#a0a0a0" stroked="f"/>
         </w:pict>
       </w:r>
     </w:p>
@@ -1418,7 +1473,7 @@
       <w:pPr>
         <w:numPr>
           <w:ilvl w:val="0"/>
-          <w:numId w:val="25"/>
+          <w:numId w:val="8"/>
         </w:numPr>
         <w:rPr>
           <w:lang w:val="pl-PL"/>
@@ -1444,7 +1499,7 @@
       <w:pPr>
         <w:numPr>
           <w:ilvl w:val="0"/>
-          <w:numId w:val="25"/>
+          <w:numId w:val="8"/>
         </w:numPr>
         <w:rPr>
           <w:lang w:val="pl-PL"/>
@@ -1469,7 +1524,7 @@
       <w:pPr>
         <w:numPr>
           <w:ilvl w:val="0"/>
-          <w:numId w:val="25"/>
+          <w:numId w:val="8"/>
         </w:numPr>
         <w:rPr>
           <w:lang w:val="pl-PL"/>
@@ -1494,7 +1549,7 @@
       <w:pPr>
         <w:numPr>
           <w:ilvl w:val="0"/>
-          <w:numId w:val="25"/>
+          <w:numId w:val="8"/>
         </w:numPr>
         <w:rPr>
           <w:lang w:val="pl-PL"/>
@@ -1519,7 +1574,7 @@
       <w:pPr>
         <w:numPr>
           <w:ilvl w:val="0"/>
-          <w:numId w:val="25"/>
+          <w:numId w:val="8"/>
         </w:numPr>
         <w:rPr>
           <w:lang w:val="pl-PL"/>
@@ -1544,7 +1599,7 @@
       <w:pPr>
         <w:numPr>
           <w:ilvl w:val="0"/>
-          <w:numId w:val="25"/>
+          <w:numId w:val="8"/>
         </w:numPr>
         <w:rPr>
           <w:lang w:val="pl-PL"/>
@@ -1602,7 +1657,7 @@
           <w:lang w:val="pl-PL"/>
         </w:rPr>
         <w:pict w14:anchorId="7064F421">
-          <v:rect id="_x0000_i1078" style="width:0;height:1.5pt" o:hralign="center" o:hrstd="t" o:hr="t" fillcolor="#a0a0a0" stroked="f"/>
+          <v:rect id="_x0000_i1032" style="width:0;height:1.5pt" o:hralign="center" o:hrstd="t" o:hr="t" fillcolor="#a0a0a0" stroked="f"/>
         </w:pict>
       </w:r>
     </w:p>
@@ -1642,7 +1697,7 @@
       <w:pPr>
         <w:numPr>
           <w:ilvl w:val="0"/>
-          <w:numId w:val="26"/>
+          <w:numId w:val="9"/>
         </w:numPr>
         <w:rPr>
           <w:lang w:val="pl-PL"/>
@@ -1674,7 +1729,7 @@
       <w:pPr>
         <w:numPr>
           <w:ilvl w:val="0"/>
-          <w:numId w:val="27"/>
+          <w:numId w:val="10"/>
         </w:numPr>
         <w:rPr>
           <w:lang w:val="pl-PL"/>
@@ -1691,7 +1746,7 @@
       <w:pPr>
         <w:numPr>
           <w:ilvl w:val="0"/>
-          <w:numId w:val="27"/>
+          <w:numId w:val="10"/>
         </w:numPr>
         <w:rPr>
           <w:lang w:val="pl-PL"/>
@@ -1716,7 +1771,7 @@
       <w:pPr>
         <w:numPr>
           <w:ilvl w:val="0"/>
-          <w:numId w:val="27"/>
+          <w:numId w:val="10"/>
         </w:numPr>
         <w:rPr>
           <w:lang w:val="pl-PL"/>
@@ -1741,7 +1796,7 @@
       <w:pPr>
         <w:numPr>
           <w:ilvl w:val="0"/>
-          <w:numId w:val="27"/>
+          <w:numId w:val="10"/>
         </w:numPr>
         <w:rPr>
           <w:lang w:val="pl-PL"/>
@@ -1758,7 +1813,7 @@
       <w:pPr>
         <w:numPr>
           <w:ilvl w:val="0"/>
-          <w:numId w:val="27"/>
+          <w:numId w:val="10"/>
         </w:numPr>
         <w:rPr>
           <w:lang w:val="pl-PL"/>
@@ -1783,7 +1838,7 @@
       <w:pPr>
         <w:numPr>
           <w:ilvl w:val="0"/>
-          <w:numId w:val="27"/>
+          <w:numId w:val="10"/>
         </w:numPr>
         <w:rPr>
           <w:lang w:val="pl-PL"/>
@@ -1808,7 +1863,7 @@
       <w:pPr>
         <w:numPr>
           <w:ilvl w:val="0"/>
-          <w:numId w:val="27"/>
+          <w:numId w:val="10"/>
         </w:numPr>
         <w:rPr>
           <w:lang w:val="pl-PL"/>
@@ -1825,7 +1880,7 @@
       <w:pPr>
         <w:numPr>
           <w:ilvl w:val="0"/>
-          <w:numId w:val="27"/>
+          <w:numId w:val="10"/>
         </w:numPr>
         <w:rPr>
           <w:lang w:val="pl-PL"/>
@@ -1842,7 +1897,7 @@
       <w:pPr>
         <w:numPr>
           <w:ilvl w:val="0"/>
-          <w:numId w:val="27"/>
+          <w:numId w:val="10"/>
         </w:numPr>
         <w:rPr>
           <w:lang w:val="pl-PL"/>
@@ -1874,7 +1929,7 @@
       <w:pPr>
         <w:numPr>
           <w:ilvl w:val="0"/>
-          <w:numId w:val="28"/>
+          <w:numId w:val="11"/>
         </w:numPr>
         <w:rPr>
           <w:lang w:val="pl-PL"/>
@@ -1899,7 +1954,7 @@
       <w:pPr>
         <w:numPr>
           <w:ilvl w:val="0"/>
-          <w:numId w:val="28"/>
+          <w:numId w:val="11"/>
         </w:numPr>
         <w:rPr>
           <w:lang w:val="pl-PL"/>
@@ -1924,7 +1979,7 @@
       <w:pPr>
         <w:numPr>
           <w:ilvl w:val="0"/>
-          <w:numId w:val="28"/>
+          <w:numId w:val="11"/>
         </w:numPr>
         <w:rPr>
           <w:lang w:val="pl-PL"/>
@@ -1964,7 +2019,7 @@
       <w:pPr>
         <w:numPr>
           <w:ilvl w:val="0"/>
-          <w:numId w:val="29"/>
+          <w:numId w:val="12"/>
         </w:numPr>
         <w:rPr>
           <w:lang w:val="pl-PL"/>
@@ -1989,7 +2044,7 @@
       <w:pPr>
         <w:numPr>
           <w:ilvl w:val="0"/>
-          <w:numId w:val="29"/>
+          <w:numId w:val="12"/>
         </w:numPr>
         <w:rPr>
           <w:lang w:val="pl-PL"/>
@@ -2014,7 +2069,7 @@
       <w:pPr>
         <w:numPr>
           <w:ilvl w:val="0"/>
-          <w:numId w:val="29"/>
+          <w:numId w:val="12"/>
         </w:numPr>
         <w:rPr>
           <w:lang w:val="pl-PL"/>
@@ -2039,7 +2094,7 @@
       <w:pPr>
         <w:numPr>
           <w:ilvl w:val="0"/>
-          <w:numId w:val="29"/>
+          <w:numId w:val="12"/>
         </w:numPr>
         <w:rPr>
           <w:lang w:val="pl-PL"/>
@@ -2080,7 +2135,7 @@
       <w:pPr>
         <w:numPr>
           <w:ilvl w:val="0"/>
-          <w:numId w:val="30"/>
+          <w:numId w:val="13"/>
         </w:numPr>
         <w:rPr>
           <w:lang w:val="pl-PL"/>
@@ -2105,7 +2160,7 @@
       <w:pPr>
         <w:numPr>
           <w:ilvl w:val="0"/>
-          <w:numId w:val="30"/>
+          <w:numId w:val="13"/>
         </w:numPr>
         <w:rPr>
           <w:lang w:val="pl-PL"/>
@@ -2169,7 +2224,7 @@
       <w:pPr>
         <w:numPr>
           <w:ilvl w:val="0"/>
-          <w:numId w:val="31"/>
+          <w:numId w:val="14"/>
         </w:numPr>
         <w:rPr>
           <w:lang w:val="pl-PL"/>
@@ -2201,7 +2256,7 @@
       <w:pPr>
         <w:numPr>
           <w:ilvl w:val="0"/>
-          <w:numId w:val="32"/>
+          <w:numId w:val="15"/>
         </w:numPr>
         <w:rPr>
           <w:lang w:val="pl-PL"/>
@@ -2218,7 +2273,7 @@
       <w:pPr>
         <w:numPr>
           <w:ilvl w:val="0"/>
-          <w:numId w:val="32"/>
+          <w:numId w:val="15"/>
         </w:numPr>
         <w:rPr>
           <w:lang w:val="pl-PL"/>
@@ -2243,7 +2298,7 @@
       <w:pPr>
         <w:numPr>
           <w:ilvl w:val="0"/>
-          <w:numId w:val="32"/>
+          <w:numId w:val="15"/>
         </w:numPr>
         <w:rPr>
           <w:lang w:val="pl-PL"/>
@@ -2260,7 +2315,7 @@
       <w:pPr>
         <w:numPr>
           <w:ilvl w:val="0"/>
-          <w:numId w:val="32"/>
+          <w:numId w:val="15"/>
         </w:numPr>
         <w:rPr>
           <w:lang w:val="pl-PL"/>
@@ -2277,7 +2332,7 @@
       <w:pPr>
         <w:numPr>
           <w:ilvl w:val="0"/>
-          <w:numId w:val="32"/>
+          <w:numId w:val="15"/>
         </w:numPr>
         <w:rPr>
           <w:lang w:val="pl-PL"/>
@@ -2302,7 +2357,7 @@
       <w:pPr>
         <w:numPr>
           <w:ilvl w:val="0"/>
-          <w:numId w:val="32"/>
+          <w:numId w:val="15"/>
         </w:numPr>
         <w:rPr>
           <w:lang w:val="pl-PL"/>
@@ -2327,7 +2382,7 @@
       <w:pPr>
         <w:numPr>
           <w:ilvl w:val="0"/>
-          <w:numId w:val="32"/>
+          <w:numId w:val="15"/>
         </w:numPr>
         <w:rPr>
           <w:lang w:val="pl-PL"/>
@@ -2344,7 +2399,7 @@
       <w:pPr>
         <w:numPr>
           <w:ilvl w:val="0"/>
-          <w:numId w:val="32"/>
+          <w:numId w:val="15"/>
         </w:numPr>
         <w:rPr>
           <w:lang w:val="pl-PL"/>
@@ -2376,7 +2431,7 @@
       <w:pPr>
         <w:numPr>
           <w:ilvl w:val="0"/>
-          <w:numId w:val="33"/>
+          <w:numId w:val="16"/>
         </w:numPr>
         <w:rPr>
           <w:lang w:val="pl-PL"/>
@@ -2401,7 +2456,7 @@
       <w:pPr>
         <w:numPr>
           <w:ilvl w:val="0"/>
-          <w:numId w:val="33"/>
+          <w:numId w:val="16"/>
         </w:numPr>
         <w:rPr>
           <w:lang w:val="pl-PL"/>
@@ -2426,7 +2481,7 @@
       <w:pPr>
         <w:numPr>
           <w:ilvl w:val="0"/>
-          <w:numId w:val="33"/>
+          <w:numId w:val="16"/>
         </w:numPr>
         <w:rPr>
           <w:lang w:val="pl-PL"/>
@@ -2466,7 +2521,7 @@
       <w:pPr>
         <w:numPr>
           <w:ilvl w:val="0"/>
-          <w:numId w:val="34"/>
+          <w:numId w:val="17"/>
         </w:numPr>
         <w:rPr>
           <w:lang w:val="pl-PL"/>
@@ -2491,7 +2546,7 @@
       <w:pPr>
         <w:numPr>
           <w:ilvl w:val="0"/>
-          <w:numId w:val="34"/>
+          <w:numId w:val="17"/>
         </w:numPr>
         <w:rPr>
           <w:lang w:val="pl-PL"/>
@@ -2516,7 +2571,7 @@
       <w:pPr>
         <w:numPr>
           <w:ilvl w:val="0"/>
-          <w:numId w:val="34"/>
+          <w:numId w:val="17"/>
         </w:numPr>
         <w:rPr>
           <w:lang w:val="pl-PL"/>
@@ -2541,7 +2596,7 @@
       <w:pPr>
         <w:numPr>
           <w:ilvl w:val="0"/>
-          <w:numId w:val="34"/>
+          <w:numId w:val="17"/>
         </w:numPr>
         <w:rPr>
           <w:lang w:val="pl-PL"/>
@@ -2581,7 +2636,7 @@
       <w:pPr>
         <w:numPr>
           <w:ilvl w:val="0"/>
-          <w:numId w:val="35"/>
+          <w:numId w:val="18"/>
         </w:numPr>
         <w:rPr>
           <w:lang w:val="pl-PL"/>
@@ -2676,7 +2731,7 @@
       <w:pPr>
         <w:numPr>
           <w:ilvl w:val="0"/>
-          <w:numId w:val="36"/>
+          <w:numId w:val="19"/>
         </w:numPr>
         <w:rPr>
           <w:lang w:val="pl-PL"/>
@@ -2708,7 +2763,7 @@
       <w:pPr>
         <w:numPr>
           <w:ilvl w:val="0"/>
-          <w:numId w:val="37"/>
+          <w:numId w:val="20"/>
         </w:numPr>
         <w:rPr>
           <w:lang w:val="pl-PL"/>
@@ -2726,7 +2781,7 @@
       <w:pPr>
         <w:numPr>
           <w:ilvl w:val="0"/>
-          <w:numId w:val="37"/>
+          <w:numId w:val="20"/>
         </w:numPr>
         <w:rPr>
           <w:lang w:val="pl-PL"/>
@@ -2751,7 +2806,7 @@
       <w:pPr>
         <w:numPr>
           <w:ilvl w:val="0"/>
-          <w:numId w:val="37"/>
+          <w:numId w:val="20"/>
         </w:numPr>
         <w:rPr>
           <w:lang w:val="pl-PL"/>
@@ -2776,7 +2831,7 @@
       <w:pPr>
         <w:numPr>
           <w:ilvl w:val="0"/>
-          <w:numId w:val="37"/>
+          <w:numId w:val="20"/>
         </w:numPr>
         <w:rPr>
           <w:lang w:val="pl-PL"/>
@@ -2793,7 +2848,7 @@
       <w:pPr>
         <w:numPr>
           <w:ilvl w:val="0"/>
-          <w:numId w:val="37"/>
+          <w:numId w:val="20"/>
         </w:numPr>
         <w:rPr>
           <w:lang w:val="pl-PL"/>
@@ -2810,7 +2865,7 @@
       <w:pPr>
         <w:numPr>
           <w:ilvl w:val="0"/>
-          <w:numId w:val="37"/>
+          <w:numId w:val="20"/>
         </w:numPr>
         <w:rPr>
           <w:lang w:val="pl-PL"/>
@@ -2835,7 +2890,7 @@
       <w:pPr>
         <w:numPr>
           <w:ilvl w:val="0"/>
-          <w:numId w:val="37"/>
+          <w:numId w:val="20"/>
         </w:numPr>
         <w:rPr>
           <w:lang w:val="pl-PL"/>
@@ -2852,7 +2907,7 @@
       <w:pPr>
         <w:numPr>
           <w:ilvl w:val="0"/>
-          <w:numId w:val="37"/>
+          <w:numId w:val="20"/>
         </w:numPr>
         <w:rPr>
           <w:lang w:val="pl-PL"/>
@@ -2884,7 +2939,7 @@
       <w:pPr>
         <w:numPr>
           <w:ilvl w:val="0"/>
-          <w:numId w:val="38"/>
+          <w:numId w:val="21"/>
         </w:numPr>
         <w:rPr>
           <w:lang w:val="pl-PL"/>
@@ -2909,7 +2964,7 @@
       <w:pPr>
         <w:numPr>
           <w:ilvl w:val="0"/>
-          <w:numId w:val="38"/>
+          <w:numId w:val="21"/>
         </w:numPr>
         <w:rPr>
           <w:lang w:val="pl-PL"/>
@@ -2934,7 +2989,7 @@
       <w:pPr>
         <w:numPr>
           <w:ilvl w:val="0"/>
-          <w:numId w:val="38"/>
+          <w:numId w:val="21"/>
         </w:numPr>
         <w:rPr>
           <w:lang w:val="pl-PL"/>
@@ -2974,7 +3029,7 @@
       <w:pPr>
         <w:numPr>
           <w:ilvl w:val="0"/>
-          <w:numId w:val="39"/>
+          <w:numId w:val="22"/>
         </w:numPr>
         <w:rPr>
           <w:lang w:val="pl-PL"/>
@@ -2999,7 +3054,7 @@
       <w:pPr>
         <w:numPr>
           <w:ilvl w:val="0"/>
-          <w:numId w:val="39"/>
+          <w:numId w:val="22"/>
         </w:numPr>
         <w:rPr>
           <w:lang w:val="pl-PL"/>
@@ -3024,7 +3079,7 @@
       <w:pPr>
         <w:numPr>
           <w:ilvl w:val="0"/>
-          <w:numId w:val="39"/>
+          <w:numId w:val="22"/>
         </w:numPr>
         <w:rPr>
           <w:lang w:val="pl-PL"/>
@@ -3049,7 +3104,7 @@
       <w:pPr>
         <w:numPr>
           <w:ilvl w:val="0"/>
-          <w:numId w:val="39"/>
+          <w:numId w:val="22"/>
         </w:numPr>
         <w:rPr>
           <w:lang w:val="pl-PL"/>
@@ -3098,12 +3153,26 @@
         <w:rPr>
           <w:lang w:val="pl-PL"/>
         </w:rPr>
-        <w:t xml:space="preserve"> Otrzymuje twarde dane analityczne, które pozwalają ocenić, czy cele (np. wzrost wykorzystania magazynu o 15 p.p.) zostały osiągnięte.</w:t>
-      </w:r>
-    </w:p>
-    <w:p>
-      <w:pPr>
-        <w:pStyle w:val="Heading1"/>
+        <w:t xml:space="preserve"> Otrzymuje twarde dane analityczne, które pozwalają ocenić, czy cele (np. wzrost wykorzystania magazynu o 15 </w:t>
+      </w:r>
+      <w:proofErr w:type="spellStart"/>
+      <w:r>
+        <w:rPr>
+          <w:lang w:val="pl-PL"/>
+        </w:rPr>
+        <w:t>p.p</w:t>
+      </w:r>
+      <w:proofErr w:type="spellEnd"/>
+      <w:r>
+        <w:rPr>
+          <w:lang w:val="pl-PL"/>
+        </w:rPr>
+        <w:t>.) zostały osiągnięte.</w:t>
+      </w:r>
+    </w:p>
+    <w:p>
+      <w:pPr>
+        <w:pStyle w:val="Nagwek1"/>
         <w:numPr>
           <w:ilvl w:val="0"/>
           <w:numId w:val="7"/>
@@ -3112,57 +3181,77 @@
       <w:bookmarkStart w:id="10" w:name="_v3eil49isd3l" w:colFirst="0" w:colLast="0"/>
       <w:bookmarkEnd w:id="10"/>
       <w:r>
+        <w:t>Perspektywa projektowa</w:t>
+      </w:r>
+    </w:p>
+    <w:p>
+      <w:r>
+        <w:rPr>
+          <w:noProof/>
+        </w:rPr>
+        <w:pict w14:anchorId="12A2FEC2">
+          <v:rect id="_x0000_i1059" alt="" style="width:415.5pt;height:.05pt;mso-width-percent:0;mso-height-percent:0;mso-width-percent:0;mso-height-percent:0" o:hrpct="916" o:hralign="center" o:hrstd="t" o:hr="t" fillcolor="#a0a0a0" stroked="f"/>
+        </w:pict>
+      </w:r>
+    </w:p>
+    <w:p>
+      <w:pPr>
+        <w:rPr>
+          <w:noProof/>
+        </w:rPr>
+      </w:pPr>
+    </w:p>
+    <w:p>
+      <w:pPr>
+        <w:rPr>
+          <w:b/>
+          <w:bCs/>
+        </w:rPr>
+      </w:pPr>
+      <w:r>
+        <w:rPr>
+          <w:b/>
+          <w:bCs/>
+        </w:rPr>
+        <w:t xml:space="preserve">      5.1 </w:t>
+      </w:r>
+      <w:r>
+        <w:rPr>
+          <w:b/>
+          <w:bCs/>
+        </w:rPr>
+        <w:t>Diagram klas</w:t>
+      </w:r>
+    </w:p>
+    <w:p>
+      <w:r>
+        <w:rPr>
+          <w:b/>
+          <w:bCs/>
+          <w:lang w:val="pl-PL"/>
+        </w:rPr>
+        <w:pict w14:anchorId="474A10D0">
+          <v:rect id="_x0000_i1058" style="width:0;height:1.5pt" o:hralign="center" o:hrstd="t" o:hr="t" fillcolor="#a0a0a0" stroked="f"/>
+        </w:pict>
+      </w:r>
+    </w:p>
+    <w:p/>
+    <w:p>
+      <w:pPr>
+        <w:pStyle w:val="Nagwek1"/>
+        <w:spacing w:before="0" w:after="0"/>
+        <w:textAlignment w:val="baseline"/>
+      </w:pPr>
+      <w:r>
+        <w:rPr>
+          <w:noProof/>
+        </w:rPr>
         <w:lastRenderedPageBreak/>
-        <w:t>Perspektywa projektowa</w:t>
-      </w:r>
-      <w:r>
-        <w:rPr>
-          <w:noProof/>
-        </w:rPr>
-        <w:pict w14:anchorId="6EF8F107">
-          <v:rect id="_x0000_i1033" alt="" style="width:415.5pt;height:.05pt;mso-width-percent:0;mso-height-percent:0;mso-width-percent:0;mso-height-percent:0" o:hrpct="916" o:hralign="center" o:hrstd="t" o:hr="t" fillcolor="#a0a0a0" stroked="f"/>
-        </w:pict>
-      </w:r>
-    </w:p>
-    <w:p>
-      <w:pPr>
-        <w:pStyle w:val="Heading1"/>
-        <w:spacing w:before="0" w:after="0"/>
-        <w:ind w:left="360"/>
-        <w:textAlignment w:val="baseline"/>
-        <w:rPr>
-          <w:color w:val="000000"/>
-        </w:rPr>
-      </w:pPr>
-      <w:r>
-        <w:rPr>
-          <w:noProof/>
-          <w:color w:val="000000"/>
-        </w:rPr>
-        <w:pict w14:anchorId="1150B3DB">
-          <v:rect id="_x0000_i1034" alt="" style="width:433.4pt;height:.05pt;mso-width-percent:0;mso-height-percent:0;mso-width-percent:0;mso-height-percent:0" o:hrpct="995" o:hralign="center" o:hrstd="t" o:hr="t" fillcolor="#a0a0a0" stroked="f"/>
-        </w:pict>
-      </w:r>
-    </w:p>
-    <w:p>
-      <w:pPr>
-        <w:pStyle w:val="NormalWeb"/>
-        <w:spacing w:before="0" w:beforeAutospacing="0" w:after="0" w:afterAutospacing="0"/>
-      </w:pPr>
-      <w:r>
-        <w:rPr>
-          <w:rFonts w:ascii="Arial" w:hAnsi="Arial" w:cs="Arial"/>
-          <w:noProof/>
-          <w:color w:val="000000"/>
-          <w:sz w:val="22"/>
-          <w:szCs w:val="22"/>
-          <w:bdr w:val="none" w:sz="0" w:space="0" w:color="auto" w:frame="1"/>
-        </w:rPr>
         <w:drawing>
-          <wp:inline distT="0" distB="0" distL="0" distR="0" wp14:anchorId="36B18B5E" wp14:editId="134FF490">
-            <wp:extent cx="5733415" cy="3223260"/>
-            <wp:effectExtent l="0" t="0" r="635" b="0"/>
-            <wp:docPr id="7050946" name="Picture 6"/>
+          <wp:inline distT="0" distB="0" distL="0" distR="0" wp14:anchorId="5E74CC27" wp14:editId="6DB98517">
+            <wp:extent cx="5722620" cy="5173980"/>
+            <wp:effectExtent l="0" t="0" r="0" b="7620"/>
+            <wp:docPr id="49591463" name="Obraz 1"/>
             <wp:cNvGraphicFramePr>
               <a:graphicFrameLocks xmlns:a="http://schemas.openxmlformats.org/drawingml/2006/main" noChangeAspect="1"/>
             </wp:cNvGraphicFramePr>
@@ -3170,13 +3259,13 @@
               <a:graphicData uri="http://schemas.openxmlformats.org/drawingml/2006/picture">
                 <pic:pic xmlns:pic="http://schemas.openxmlformats.org/drawingml/2006/picture">
                   <pic:nvPicPr>
-                    <pic:cNvPr id="0" name="Picture 13"/>
+                    <pic:cNvPr id="0" name="Picture 38"/>
                     <pic:cNvPicPr>
                       <a:picLocks noChangeAspect="1" noChangeArrowheads="1"/>
                     </pic:cNvPicPr>
                   </pic:nvPicPr>
                   <pic:blipFill>
-                    <a:blip r:embed="rId7" cstate="print">
+                    <a:blip r:embed="rId7">
                       <a:extLst>
                         <a:ext uri="{28A0092B-C50C-407E-A947-70E740481C1C}">
                           <a14:useLocalDpi xmlns:a14="http://schemas.microsoft.com/office/drawing/2010/main" val="0"/>
@@ -3191,7 +3280,7 @@
                   <pic:spPr bwMode="auto">
                     <a:xfrm>
                       <a:off x="0" y="0"/>
-                      <a:ext cx="5733415" cy="3223260"/>
+                      <a:ext cx="5722620" cy="5173980"/>
                     </a:xfrm>
                     <a:prstGeom prst="rect">
                       <a:avLst/>
@@ -3209,102 +3298,2077 @@
       </w:r>
     </w:p>
     <w:p>
-      <w:pPr>
-        <w:pStyle w:val="NormalWeb"/>
-        <w:spacing w:before="0" w:beforeAutospacing="0" w:after="0" w:afterAutospacing="0"/>
-      </w:pPr>
-      <w:r>
-        <w:rPr>
-          <w:rFonts w:ascii="Arial" w:hAnsi="Arial" w:cs="Arial"/>
-          <w:b/>
-          <w:bCs/>
+      <w:r>
+        <w:t xml:space="preserve">Rys 1. Diagram klas </w:t>
+      </w:r>
+      <w:r>
+        <w:t>Systemu PORT-LOG</w:t>
+      </w:r>
+    </w:p>
+    <w:p/>
+    <w:p/>
+    <w:p/>
+    <w:p>
+      <w:pPr>
+        <w:rPr>
+          <w:b/>
+          <w:bCs/>
+        </w:rPr>
+      </w:pPr>
+      <w:r>
+        <w:rPr>
+          <w:b/>
+          <w:bCs/>
+        </w:rPr>
+        <w:t>5.2. Uporządkowany alfabetycznie wykaz wszystkich klas</w:t>
+      </w:r>
+    </w:p>
+    <w:p>
+      <w:pPr>
+        <w:rPr>
+          <w:b/>
+          <w:bCs/>
+          <w:lang w:val="pl-PL"/>
+        </w:rPr>
+      </w:pPr>
+      <w:r>
+        <w:rPr>
+          <w:b/>
+          <w:bCs/>
+          <w:lang w:val="pl-PL"/>
+        </w:rPr>
+        <w:pict w14:anchorId="0059CA7C">
+          <v:rect id="_x0000_i1063" style="width:0;height:1.5pt" o:hralign="center" o:hrstd="t" o:hr="t" fillcolor="#a0a0a0" stroked="f"/>
+        </w:pict>
+      </w:r>
+    </w:p>
+    <w:p>
+      <w:pPr>
+        <w:rPr>
+          <w:lang w:val="pl-PL"/>
+        </w:rPr>
+      </w:pPr>
+      <w:r>
+        <w:rPr>
+          <w:b/>
+          <w:bCs/>
+          <w:lang w:val="pl-PL"/>
+        </w:rPr>
+        <w:t>Dok</w:t>
+      </w:r>
+    </w:p>
+    <w:p>
+      <w:pPr>
+        <w:numPr>
+          <w:ilvl w:val="0"/>
+          <w:numId w:val="23"/>
+        </w:numPr>
+        <w:rPr>
+          <w:lang w:val="pl-PL"/>
+        </w:rPr>
+      </w:pPr>
+      <w:r>
+        <w:rPr>
+          <w:b/>
+          <w:bCs/>
+          <w:lang w:val="pl-PL"/>
+        </w:rPr>
+        <w:t>Opis:</w:t>
+      </w:r>
+      <w:r>
+        <w:rPr>
+          <w:lang w:val="pl-PL"/>
+        </w:rPr>
+        <w:t xml:space="preserve"> Fizyczny element infrastruktury portowej przeznaczony do załadunku i rozładunku jednostek transportowych.</w:t>
+      </w:r>
+    </w:p>
+    <w:p>
+      <w:pPr>
+        <w:numPr>
+          <w:ilvl w:val="0"/>
+          <w:numId w:val="23"/>
+        </w:numPr>
+        <w:rPr>
+          <w:lang w:val="pl-PL"/>
+        </w:rPr>
+      </w:pPr>
+      <w:r>
+        <w:rPr>
+          <w:b/>
+          <w:bCs/>
+          <w:lang w:val="pl-PL"/>
+        </w:rPr>
+        <w:t>Atrybuty:</w:t>
+      </w:r>
+      <w:r>
+        <w:rPr>
+          <w:lang w:val="pl-PL"/>
+        </w:rPr>
+        <w:t xml:space="preserve"> (Brak zidentyfikowanych na poziomie pojęciowym)</w:t>
+      </w:r>
+    </w:p>
+    <w:p>
+      <w:pPr>
+        <w:numPr>
+          <w:ilvl w:val="0"/>
+          <w:numId w:val="23"/>
+        </w:numPr>
+        <w:rPr>
+          <w:lang w:val="pl-PL"/>
+        </w:rPr>
+      </w:pPr>
+      <w:r>
+        <w:rPr>
+          <w:b/>
+          <w:bCs/>
+          <w:lang w:val="pl-PL"/>
+        </w:rPr>
+        <w:t>Metody:</w:t>
+      </w:r>
+      <w:r>
+        <w:rPr>
+          <w:lang w:val="pl-PL"/>
+        </w:rPr>
+        <w:t xml:space="preserve"> (Brak)</w:t>
+      </w:r>
+    </w:p>
+    <w:p>
+      <w:pPr>
+        <w:rPr>
+          <w:lang w:val="pl-PL"/>
+        </w:rPr>
+      </w:pPr>
+      <w:proofErr w:type="spellStart"/>
+      <w:r>
+        <w:rPr>
+          <w:b/>
+          <w:bCs/>
+          <w:lang w:val="pl-PL"/>
+        </w:rPr>
+        <w:t>HarmonogramDokowan</w:t>
+      </w:r>
+      <w:proofErr w:type="spellEnd"/>
+    </w:p>
+    <w:p>
+      <w:pPr>
+        <w:numPr>
+          <w:ilvl w:val="0"/>
+          <w:numId w:val="24"/>
+        </w:numPr>
+        <w:rPr>
+          <w:lang w:val="pl-PL"/>
+        </w:rPr>
+      </w:pPr>
+      <w:r>
+        <w:rPr>
+          <w:b/>
+          <w:bCs/>
+          <w:lang w:val="pl-PL"/>
+        </w:rPr>
+        <w:t>Opis:</w:t>
+      </w:r>
+      <w:r>
+        <w:rPr>
+          <w:lang w:val="pl-PL"/>
+        </w:rPr>
+        <w:t xml:space="preserve"> Obiekt przechowujący informacje o planowanych ramach czasowych obsługi konkretnego ładunku w porcie, powiązany z jednostką transportową.</w:t>
+      </w:r>
+    </w:p>
+    <w:p>
+      <w:pPr>
+        <w:numPr>
+          <w:ilvl w:val="0"/>
+          <w:numId w:val="24"/>
+        </w:numPr>
+        <w:rPr>
+          <w:lang w:val="pl-PL"/>
+        </w:rPr>
+      </w:pPr>
+      <w:r>
+        <w:rPr>
+          <w:b/>
+          <w:bCs/>
+          <w:lang w:val="pl-PL"/>
+        </w:rPr>
+        <w:t>Atrybuty:</w:t>
+      </w:r>
+    </w:p>
+    <w:p>
+      <w:pPr>
+        <w:numPr>
+          <w:ilvl w:val="1"/>
+          <w:numId w:val="24"/>
+        </w:numPr>
+        <w:rPr>
+          <w:lang w:val="pl-PL"/>
+        </w:rPr>
+      </w:pPr>
+      <w:proofErr w:type="spellStart"/>
+      <w:r>
+        <w:rPr>
+          <w:lang w:val="pl-PL"/>
+        </w:rPr>
+        <w:t>godzinaPrzyjazdu</w:t>
+      </w:r>
+      <w:proofErr w:type="spellEnd"/>
+      <w:r>
+        <w:rPr>
+          <w:lang w:val="pl-PL"/>
+        </w:rPr>
+        <w:t xml:space="preserve">: </w:t>
+      </w:r>
+      <w:proofErr w:type="spellStart"/>
+      <w:r>
+        <w:rPr>
+          <w:lang w:val="pl-PL"/>
+        </w:rPr>
+        <w:t>Date</w:t>
+      </w:r>
+      <w:proofErr w:type="spellEnd"/>
+      <w:r>
+        <w:rPr>
+          <w:lang w:val="pl-PL"/>
+        </w:rPr>
+        <w:t xml:space="preserve"> – planowany czas podstawienia jednostki transportowej.</w:t>
+      </w:r>
+    </w:p>
+    <w:p>
+      <w:pPr>
+        <w:numPr>
+          <w:ilvl w:val="1"/>
+          <w:numId w:val="24"/>
+        </w:numPr>
+        <w:rPr>
+          <w:lang w:val="pl-PL"/>
+        </w:rPr>
+      </w:pPr>
+      <w:proofErr w:type="spellStart"/>
+      <w:r>
+        <w:rPr>
+          <w:lang w:val="pl-PL"/>
+        </w:rPr>
+        <w:t>godzinaOdjazdu</w:t>
+      </w:r>
+      <w:proofErr w:type="spellEnd"/>
+      <w:r>
+        <w:rPr>
+          <w:lang w:val="pl-PL"/>
+        </w:rPr>
+        <w:t xml:space="preserve">: </w:t>
+      </w:r>
+      <w:proofErr w:type="spellStart"/>
+      <w:r>
+        <w:rPr>
+          <w:lang w:val="pl-PL"/>
+        </w:rPr>
+        <w:t>Date</w:t>
+      </w:r>
+      <w:proofErr w:type="spellEnd"/>
+      <w:r>
+        <w:rPr>
+          <w:lang w:val="pl-PL"/>
+        </w:rPr>
+        <w:t xml:space="preserve"> – planowany czas opuszczenia portu po zakończeniu operacji.</w:t>
+      </w:r>
+    </w:p>
+    <w:p>
+      <w:pPr>
+        <w:numPr>
+          <w:ilvl w:val="0"/>
+          <w:numId w:val="24"/>
+        </w:numPr>
+        <w:rPr>
+          <w:lang w:val="pl-PL"/>
+        </w:rPr>
+      </w:pPr>
+      <w:r>
+        <w:rPr>
+          <w:b/>
+          <w:bCs/>
+          <w:lang w:val="pl-PL"/>
+        </w:rPr>
+        <w:lastRenderedPageBreak/>
+        <w:t>Metody:</w:t>
+      </w:r>
+      <w:r>
+        <w:rPr>
+          <w:lang w:val="pl-PL"/>
+        </w:rPr>
+        <w:t xml:space="preserve"> (Brak)</w:t>
+      </w:r>
+    </w:p>
+    <w:p>
+      <w:pPr>
+        <w:rPr>
+          <w:lang w:val="pl-PL"/>
+        </w:rPr>
+      </w:pPr>
+      <w:proofErr w:type="spellStart"/>
+      <w:r>
+        <w:rPr>
+          <w:b/>
+          <w:bCs/>
+          <w:lang w:val="pl-PL"/>
+        </w:rPr>
+        <w:t>JednostkaTransportowa</w:t>
+      </w:r>
+      <w:proofErr w:type="spellEnd"/>
+    </w:p>
+    <w:p>
+      <w:pPr>
+        <w:numPr>
+          <w:ilvl w:val="0"/>
+          <w:numId w:val="25"/>
+        </w:numPr>
+        <w:rPr>
+          <w:lang w:val="pl-PL"/>
+        </w:rPr>
+      </w:pPr>
+      <w:r>
+        <w:rPr>
+          <w:b/>
+          <w:bCs/>
+          <w:lang w:val="pl-PL"/>
+        </w:rPr>
+        <w:t>Opis:</w:t>
+      </w:r>
+      <w:r>
+        <w:rPr>
+          <w:lang w:val="pl-PL"/>
+        </w:rPr>
+        <w:t xml:space="preserve"> Pojazd (np. statek, pociąg, samochód ciężarowy) fizycznie dostarczający lub odbierający ładunek z portu.</w:t>
+      </w:r>
+    </w:p>
+    <w:p>
+      <w:pPr>
+        <w:numPr>
+          <w:ilvl w:val="0"/>
+          <w:numId w:val="25"/>
+        </w:numPr>
+        <w:rPr>
+          <w:lang w:val="pl-PL"/>
+        </w:rPr>
+      </w:pPr>
+      <w:r>
+        <w:rPr>
+          <w:b/>
+          <w:bCs/>
+          <w:lang w:val="pl-PL"/>
+        </w:rPr>
+        <w:t>Atrybuty:</w:t>
+      </w:r>
+      <w:r>
+        <w:rPr>
+          <w:lang w:val="pl-PL"/>
+        </w:rPr>
+        <w:t xml:space="preserve"> (Brak zidentyfikowanych)</w:t>
+      </w:r>
+    </w:p>
+    <w:p>
+      <w:pPr>
+        <w:numPr>
+          <w:ilvl w:val="0"/>
+          <w:numId w:val="25"/>
+        </w:numPr>
+        <w:rPr>
+          <w:lang w:val="pl-PL"/>
+        </w:rPr>
+      </w:pPr>
+      <w:r>
+        <w:rPr>
+          <w:b/>
+          <w:bCs/>
+          <w:lang w:val="pl-PL"/>
+        </w:rPr>
+        <w:t>Metody:</w:t>
+      </w:r>
+      <w:r>
+        <w:rPr>
+          <w:lang w:val="pl-PL"/>
+        </w:rPr>
+        <w:t xml:space="preserve"> (Brak)</w:t>
+      </w:r>
+    </w:p>
+    <w:p>
+      <w:pPr>
+        <w:rPr>
+          <w:lang w:val="pl-PL"/>
+        </w:rPr>
+      </w:pPr>
+      <w:proofErr w:type="spellStart"/>
+      <w:r>
+        <w:rPr>
+          <w:b/>
+          <w:bCs/>
+          <w:lang w:val="pl-PL"/>
+        </w:rPr>
+        <w:t>KartaZaladunkowa</w:t>
+      </w:r>
+      <w:proofErr w:type="spellEnd"/>
+    </w:p>
+    <w:p>
+      <w:pPr>
+        <w:numPr>
+          <w:ilvl w:val="0"/>
+          <w:numId w:val="26"/>
+        </w:numPr>
+        <w:rPr>
+          <w:lang w:val="pl-PL"/>
+        </w:rPr>
+      </w:pPr>
+      <w:r>
+        <w:rPr>
+          <w:b/>
+          <w:bCs/>
+          <w:lang w:val="pl-PL"/>
+        </w:rPr>
+        <w:t>Opis:</w:t>
+      </w:r>
+      <w:r>
+        <w:rPr>
+          <w:lang w:val="pl-PL"/>
+        </w:rPr>
+        <w:t xml:space="preserve"> Dokument cyfrowy generowany automatycznie przez system w celu usprawnienia zarządzania zasobami, udostępniany kierowcy.</w:t>
+      </w:r>
+    </w:p>
+    <w:p>
+      <w:pPr>
+        <w:numPr>
+          <w:ilvl w:val="0"/>
+          <w:numId w:val="26"/>
+        </w:numPr>
+        <w:rPr>
+          <w:lang w:val="pl-PL"/>
+        </w:rPr>
+      </w:pPr>
+      <w:r>
+        <w:rPr>
+          <w:b/>
+          <w:bCs/>
+          <w:lang w:val="pl-PL"/>
+        </w:rPr>
+        <w:t>Atrybuty:</w:t>
+      </w:r>
+    </w:p>
+    <w:p>
+      <w:pPr>
+        <w:numPr>
+          <w:ilvl w:val="1"/>
+          <w:numId w:val="26"/>
+        </w:numPr>
+        <w:rPr>
+          <w:lang w:val="pl-PL"/>
+        </w:rPr>
+      </w:pPr>
+      <w:proofErr w:type="spellStart"/>
+      <w:r>
+        <w:rPr>
+          <w:lang w:val="pl-PL"/>
+        </w:rPr>
+        <w:t>daneLadunku</w:t>
+      </w:r>
+      <w:proofErr w:type="spellEnd"/>
+      <w:r>
+        <w:rPr>
+          <w:lang w:val="pl-PL"/>
+        </w:rPr>
+        <w:t>: String – zwięzłe podsumowanie informacji o ładunku potrzebnych kierowcy do weryfikacji.</w:t>
+      </w:r>
+    </w:p>
+    <w:p>
+      <w:pPr>
+        <w:numPr>
+          <w:ilvl w:val="0"/>
+          <w:numId w:val="26"/>
+        </w:numPr>
+        <w:rPr>
+          <w:lang w:val="pl-PL"/>
+        </w:rPr>
+      </w:pPr>
+      <w:r>
+        <w:rPr>
+          <w:b/>
+          <w:bCs/>
+          <w:lang w:val="pl-PL"/>
+        </w:rPr>
+        <w:t>Metody:</w:t>
+      </w:r>
+      <w:r>
+        <w:rPr>
+          <w:lang w:val="pl-PL"/>
+        </w:rPr>
+        <w:t xml:space="preserve"> (Brak)</w:t>
+      </w:r>
+    </w:p>
+    <w:p>
+      <w:pPr>
+        <w:rPr>
+          <w:lang w:val="pl-PL"/>
+        </w:rPr>
+      </w:pPr>
+    </w:p>
+    <w:p>
+      <w:pPr>
+        <w:rPr>
+          <w:lang w:val="pl-PL"/>
+        </w:rPr>
+      </w:pPr>
+      <w:r>
+        <w:rPr>
+          <w:b/>
+          <w:bCs/>
+          <w:lang w:val="pl-PL"/>
+        </w:rPr>
+        <w:t>Kierowca</w:t>
+      </w:r>
+    </w:p>
+    <w:p>
+      <w:pPr>
+        <w:numPr>
+          <w:ilvl w:val="0"/>
+          <w:numId w:val="27"/>
+        </w:numPr>
+        <w:rPr>
+          <w:lang w:val="pl-PL"/>
+        </w:rPr>
+      </w:pPr>
+      <w:r>
+        <w:rPr>
+          <w:b/>
+          <w:bCs/>
+          <w:lang w:val="pl-PL"/>
+        </w:rPr>
+        <w:t>Opis:</w:t>
+      </w:r>
+      <w:r>
+        <w:rPr>
+          <w:lang w:val="pl-PL"/>
+        </w:rPr>
+        <w:t xml:space="preserve"> Klasa reprezentująca wykonawcę transportu fizycznego, który korzysta z aplikacji mobilnej w procesie logistycznym.</w:t>
+      </w:r>
+    </w:p>
+    <w:p>
+      <w:pPr>
+        <w:numPr>
+          <w:ilvl w:val="0"/>
+          <w:numId w:val="27"/>
+        </w:numPr>
+        <w:rPr>
+          <w:lang w:val="pl-PL"/>
+        </w:rPr>
+      </w:pPr>
+      <w:r>
+        <w:rPr>
+          <w:b/>
+          <w:bCs/>
+          <w:lang w:val="pl-PL"/>
+        </w:rPr>
+        <w:t>Atrybuty:</w:t>
+      </w:r>
+      <w:r>
+        <w:rPr>
+          <w:lang w:val="pl-PL"/>
+        </w:rPr>
+        <w:t xml:space="preserve"> (Brak zidentyfikowanych)</w:t>
+      </w:r>
+    </w:p>
+    <w:p>
+      <w:pPr>
+        <w:numPr>
+          <w:ilvl w:val="0"/>
+          <w:numId w:val="27"/>
+        </w:numPr>
+        <w:rPr>
+          <w:lang w:val="pl-PL"/>
+        </w:rPr>
+      </w:pPr>
+      <w:r>
+        <w:rPr>
+          <w:b/>
+          <w:bCs/>
+          <w:lang w:val="pl-PL"/>
+        </w:rPr>
+        <w:t>Metody:</w:t>
+      </w:r>
+    </w:p>
+    <w:p>
+      <w:pPr>
+        <w:numPr>
+          <w:ilvl w:val="1"/>
+          <w:numId w:val="27"/>
+        </w:numPr>
+        <w:rPr>
+          <w:lang w:val="pl-PL"/>
+        </w:rPr>
+      </w:pPr>
+      <w:proofErr w:type="spellStart"/>
+      <w:r>
+        <w:rPr>
+          <w:lang w:val="pl-PL"/>
+        </w:rPr>
+        <w:t>potwierdzStatus</w:t>
+      </w:r>
+      <w:proofErr w:type="spellEnd"/>
+      <w:r>
+        <w:rPr>
+          <w:lang w:val="pl-PL"/>
+        </w:rPr>
+        <w:t xml:space="preserve">(karta: </w:t>
+      </w:r>
+      <w:proofErr w:type="spellStart"/>
+      <w:r>
+        <w:rPr>
+          <w:lang w:val="pl-PL"/>
+        </w:rPr>
+        <w:t>KartaZaladunkowa</w:t>
+      </w:r>
+      <w:proofErr w:type="spellEnd"/>
+      <w:r>
+        <w:rPr>
+          <w:lang w:val="pl-PL"/>
+        </w:rPr>
+        <w:t>) – cyfrowe potwierdzenie operacji lub zmiany statusu ładunku.</w:t>
+      </w:r>
+    </w:p>
+    <w:p>
+      <w:pPr>
+        <w:rPr>
+          <w:lang w:val="pl-PL"/>
+        </w:rPr>
+      </w:pPr>
+      <w:r>
+        <w:rPr>
+          <w:b/>
+          <w:bCs/>
+          <w:lang w:val="pl-PL"/>
+        </w:rPr>
+        <w:t>Kontrahent (Klient)</w:t>
+      </w:r>
+    </w:p>
+    <w:p>
+      <w:pPr>
+        <w:numPr>
+          <w:ilvl w:val="0"/>
+          <w:numId w:val="28"/>
+        </w:numPr>
+        <w:rPr>
+          <w:lang w:val="pl-PL"/>
+        </w:rPr>
+      </w:pPr>
+      <w:r>
+        <w:rPr>
+          <w:b/>
+          <w:bCs/>
+          <w:lang w:val="pl-PL"/>
+        </w:rPr>
+        <w:t>Opis:</w:t>
+      </w:r>
+      <w:r>
+        <w:rPr>
+          <w:lang w:val="pl-PL"/>
+        </w:rPr>
+        <w:t xml:space="preserve"> Klasa reprezentująca zewnętrznego klienta portu, który zleca usługi transportowe i monitoruje swoje ładunki.</w:t>
+      </w:r>
+    </w:p>
+    <w:p>
+      <w:pPr>
+        <w:numPr>
+          <w:ilvl w:val="0"/>
+          <w:numId w:val="28"/>
+        </w:numPr>
+        <w:rPr>
+          <w:lang w:val="pl-PL"/>
+        </w:rPr>
+      </w:pPr>
+      <w:r>
+        <w:rPr>
+          <w:b/>
+          <w:bCs/>
+          <w:lang w:val="pl-PL"/>
+        </w:rPr>
+        <w:t>Atrybuty:</w:t>
+      </w:r>
+      <w:r>
+        <w:rPr>
+          <w:lang w:val="pl-PL"/>
+        </w:rPr>
+        <w:t xml:space="preserve"> (Brak zidentyfikowanych)</w:t>
+      </w:r>
+    </w:p>
+    <w:p>
+      <w:pPr>
+        <w:numPr>
+          <w:ilvl w:val="0"/>
+          <w:numId w:val="28"/>
+        </w:numPr>
+        <w:rPr>
+          <w:lang w:val="pl-PL"/>
+        </w:rPr>
+      </w:pPr>
+      <w:r>
+        <w:rPr>
+          <w:b/>
+          <w:bCs/>
+          <w:lang w:val="pl-PL"/>
+        </w:rPr>
+        <w:t>Metody:</w:t>
+      </w:r>
+    </w:p>
+    <w:p>
+      <w:pPr>
+        <w:numPr>
+          <w:ilvl w:val="1"/>
+          <w:numId w:val="28"/>
+        </w:numPr>
+        <w:rPr>
+          <w:lang w:val="pl-PL"/>
+        </w:rPr>
+      </w:pPr>
+      <w:proofErr w:type="spellStart"/>
+      <w:r>
+        <w:rPr>
+          <w:lang w:val="pl-PL"/>
+        </w:rPr>
+        <w:t>zglosTransport</w:t>
+      </w:r>
+      <w:proofErr w:type="spellEnd"/>
+      <w:r>
+        <w:rPr>
+          <w:lang w:val="pl-PL"/>
+        </w:rPr>
+        <w:t>() – inicjuje proces logistyczny poprzez przekazanie informacji o planowanym transporcie do portu.</w:t>
+      </w:r>
+    </w:p>
+    <w:p>
+      <w:pPr>
+        <w:numPr>
+          <w:ilvl w:val="1"/>
+          <w:numId w:val="28"/>
+        </w:numPr>
+        <w:rPr>
+          <w:lang w:val="pl-PL"/>
+        </w:rPr>
+      </w:pPr>
+      <w:proofErr w:type="spellStart"/>
+      <w:r>
+        <w:rPr>
+          <w:lang w:val="pl-PL"/>
+        </w:rPr>
+        <w:t>sledzTowaryOnline</w:t>
+      </w:r>
+      <w:proofErr w:type="spellEnd"/>
+      <w:r>
+        <w:rPr>
+          <w:lang w:val="pl-PL"/>
+        </w:rPr>
+        <w:t>() – pozwala na podgląd aktualnego statusu i lokalizacji ładunku w czasie rzeczywistym.</w:t>
+      </w:r>
+    </w:p>
+    <w:p>
+      <w:pPr>
+        <w:rPr>
+          <w:lang w:val="pl-PL"/>
+        </w:rPr>
+      </w:pPr>
+      <w:proofErr w:type="spellStart"/>
+      <w:r>
+        <w:rPr>
+          <w:b/>
+          <w:bCs/>
+          <w:lang w:val="pl-PL"/>
+        </w:rPr>
+        <w:t>KoordynatorPortu</w:t>
+      </w:r>
+      <w:proofErr w:type="spellEnd"/>
+    </w:p>
+    <w:p>
+      <w:pPr>
+        <w:numPr>
+          <w:ilvl w:val="0"/>
+          <w:numId w:val="29"/>
+        </w:numPr>
+        <w:rPr>
+          <w:lang w:val="pl-PL"/>
+        </w:rPr>
+      </w:pPr>
+      <w:r>
+        <w:rPr>
+          <w:b/>
+          <w:bCs/>
+          <w:lang w:val="pl-PL"/>
+        </w:rPr>
+        <w:t>Opis:</w:t>
+      </w:r>
+      <w:r>
+        <w:rPr>
+          <w:lang w:val="pl-PL"/>
+        </w:rPr>
+        <w:t xml:space="preserve"> Klasa reprezentująca pracownika operacyjnego odpowiedzialnego za całościowy nadzór nad procesem i zarządzanie harmonogramem.</w:t>
+      </w:r>
+    </w:p>
+    <w:p>
+      <w:pPr>
+        <w:numPr>
+          <w:ilvl w:val="0"/>
+          <w:numId w:val="29"/>
+        </w:numPr>
+        <w:rPr>
+          <w:lang w:val="pl-PL"/>
+        </w:rPr>
+      </w:pPr>
+      <w:r>
+        <w:rPr>
+          <w:b/>
+          <w:bCs/>
+          <w:lang w:val="pl-PL"/>
+        </w:rPr>
+        <w:t>Atrybuty:</w:t>
+      </w:r>
+      <w:r>
+        <w:rPr>
+          <w:lang w:val="pl-PL"/>
+        </w:rPr>
+        <w:t xml:space="preserve"> (Brak zidentyfikowanych na poziomie pojęciowym)</w:t>
+      </w:r>
+    </w:p>
+    <w:p>
+      <w:pPr>
+        <w:numPr>
+          <w:ilvl w:val="0"/>
+          <w:numId w:val="29"/>
+        </w:numPr>
+        <w:rPr>
+          <w:lang w:val="pl-PL"/>
+        </w:rPr>
+      </w:pPr>
+      <w:r>
+        <w:rPr>
+          <w:b/>
+          <w:bCs/>
+          <w:lang w:val="pl-PL"/>
+        </w:rPr>
+        <w:t>Metody:</w:t>
+      </w:r>
+    </w:p>
+    <w:p>
+      <w:pPr>
+        <w:numPr>
+          <w:ilvl w:val="1"/>
+          <w:numId w:val="29"/>
+        </w:numPr>
+        <w:rPr>
+          <w:lang w:val="pl-PL"/>
+        </w:rPr>
+      </w:pPr>
+      <w:proofErr w:type="spellStart"/>
+      <w:r>
+        <w:rPr>
+          <w:lang w:val="pl-PL"/>
+        </w:rPr>
+        <w:t>nadzorujProces</w:t>
+      </w:r>
+      <w:proofErr w:type="spellEnd"/>
+      <w:r>
+        <w:rPr>
+          <w:lang w:val="pl-PL"/>
+        </w:rPr>
+        <w:t>() – aktywny monitoring przebiegu operacji przeładunkowych.</w:t>
+      </w:r>
+    </w:p>
+    <w:p>
+      <w:pPr>
+        <w:numPr>
+          <w:ilvl w:val="1"/>
+          <w:numId w:val="29"/>
+        </w:numPr>
+        <w:rPr>
+          <w:lang w:val="pl-PL"/>
+        </w:rPr>
+      </w:pPr>
+      <w:proofErr w:type="spellStart"/>
+      <w:r>
+        <w:rPr>
+          <w:lang w:val="pl-PL"/>
+        </w:rPr>
+        <w:t>podgladStatusu</w:t>
+      </w:r>
+      <w:proofErr w:type="spellEnd"/>
+      <w:r>
+        <w:rPr>
+          <w:lang w:val="pl-PL"/>
+        </w:rPr>
+        <w:t>() – sprawdzenie bieżących informacji o przesyłkach w czasie rzeczywistym.</w:t>
+      </w:r>
+    </w:p>
+    <w:p>
+      <w:pPr>
+        <w:rPr>
+          <w:lang w:val="pl-PL"/>
+        </w:rPr>
+      </w:pPr>
+      <w:proofErr w:type="spellStart"/>
+      <w:r>
+        <w:rPr>
+          <w:b/>
+          <w:bCs/>
+          <w:lang w:val="pl-PL"/>
+        </w:rPr>
+        <w:t>Ladunek</w:t>
+      </w:r>
+      <w:proofErr w:type="spellEnd"/>
+    </w:p>
+    <w:p>
+      <w:pPr>
+        <w:numPr>
+          <w:ilvl w:val="0"/>
+          <w:numId w:val="30"/>
+        </w:numPr>
+        <w:rPr>
+          <w:lang w:val="pl-PL"/>
+        </w:rPr>
+      </w:pPr>
+      <w:r>
+        <w:rPr>
+          <w:b/>
+          <w:bCs/>
+          <w:lang w:val="pl-PL"/>
+        </w:rPr>
+        <w:t>Opis:</w:t>
+      </w:r>
+      <w:r>
+        <w:rPr>
+          <w:lang w:val="pl-PL"/>
+        </w:rPr>
+        <w:t xml:space="preserve"> Centralny obiekt biznesowy reprezentujący fizyczny towar poddawany operacjom portowym, od momentu rejestracji aż po opuszczenie portu.</w:t>
+      </w:r>
+    </w:p>
+    <w:p>
+      <w:pPr>
+        <w:numPr>
+          <w:ilvl w:val="0"/>
+          <w:numId w:val="30"/>
+        </w:numPr>
+        <w:rPr>
+          <w:lang w:val="pl-PL"/>
+        </w:rPr>
+      </w:pPr>
+      <w:r>
+        <w:rPr>
+          <w:b/>
+          <w:bCs/>
+          <w:lang w:val="pl-PL"/>
+        </w:rPr>
+        <w:t>Atrybuty:</w:t>
+      </w:r>
+    </w:p>
+    <w:p>
+      <w:pPr>
+        <w:numPr>
+          <w:ilvl w:val="1"/>
+          <w:numId w:val="30"/>
+        </w:numPr>
+        <w:rPr>
+          <w:lang w:val="pl-PL"/>
+        </w:rPr>
+      </w:pPr>
+      <w:proofErr w:type="spellStart"/>
+      <w:r>
+        <w:rPr>
+          <w:lang w:val="pl-PL"/>
+        </w:rPr>
+        <w:t>numerSeryjny</w:t>
+      </w:r>
+      <w:proofErr w:type="spellEnd"/>
+      <w:r>
+        <w:rPr>
+          <w:lang w:val="pl-PL"/>
+        </w:rPr>
+        <w:t>: String – unikalny identyfikator ładunku w systemie.</w:t>
+      </w:r>
+    </w:p>
+    <w:p>
+      <w:pPr>
+        <w:numPr>
+          <w:ilvl w:val="1"/>
+          <w:numId w:val="30"/>
+        </w:numPr>
+        <w:rPr>
+          <w:lang w:val="pl-PL"/>
+        </w:rPr>
+      </w:pPr>
+      <w:proofErr w:type="spellStart"/>
+      <w:r>
+        <w:rPr>
+          <w:lang w:val="pl-PL"/>
+        </w:rPr>
+        <w:t>rodzajZawartosci</w:t>
+      </w:r>
+      <w:proofErr w:type="spellEnd"/>
+      <w:r>
+        <w:rPr>
+          <w:lang w:val="pl-PL"/>
+        </w:rPr>
+        <w:t>: String – opis tego, co fizycznie stanowi ładunek.</w:t>
+      </w:r>
+    </w:p>
+    <w:p>
+      <w:pPr>
+        <w:numPr>
+          <w:ilvl w:val="1"/>
+          <w:numId w:val="30"/>
+        </w:numPr>
+        <w:rPr>
+          <w:lang w:val="pl-PL"/>
+        </w:rPr>
+      </w:pPr>
+      <w:r>
+        <w:rPr>
+          <w:lang w:val="pl-PL"/>
+        </w:rPr>
+        <w:t>kategoria: String - kategoria ładunku (</w:t>
+      </w:r>
+      <w:proofErr w:type="spellStart"/>
+      <w:r>
+        <w:rPr>
+          <w:lang w:val="pl-PL"/>
+        </w:rPr>
+        <w:t>np.drobnica</w:t>
+      </w:r>
+      <w:proofErr w:type="spellEnd"/>
+      <w:r>
+        <w:rPr>
+          <w:lang w:val="pl-PL"/>
+        </w:rPr>
+        <w:t xml:space="preserve"> </w:t>
+      </w:r>
+      <w:proofErr w:type="spellStart"/>
+      <w:r>
+        <w:rPr>
+          <w:lang w:val="pl-PL"/>
+        </w:rPr>
+        <w:t>itp</w:t>
+      </w:r>
+      <w:proofErr w:type="spellEnd"/>
+      <w:r>
+        <w:rPr>
+          <w:lang w:val="pl-PL"/>
+        </w:rPr>
+        <w:t>).</w:t>
+      </w:r>
+    </w:p>
+    <w:p>
+      <w:pPr>
+        <w:numPr>
+          <w:ilvl w:val="1"/>
+          <w:numId w:val="30"/>
+        </w:numPr>
+        <w:rPr>
+          <w:lang w:val="pl-PL"/>
+        </w:rPr>
+      </w:pPr>
+      <w:r>
+        <w:rPr>
+          <w:lang w:val="pl-PL"/>
+        </w:rPr>
+        <w:t xml:space="preserve">waga: </w:t>
+      </w:r>
+      <w:proofErr w:type="spellStart"/>
+      <w:r>
+        <w:rPr>
+          <w:lang w:val="pl-PL"/>
+        </w:rPr>
+        <w:t>Float</w:t>
+      </w:r>
+      <w:proofErr w:type="spellEnd"/>
+      <w:r>
+        <w:rPr>
+          <w:lang w:val="pl-PL"/>
+        </w:rPr>
+        <w:t xml:space="preserve"> – masa ładunku.</w:t>
+      </w:r>
+    </w:p>
+    <w:p>
+      <w:pPr>
+        <w:numPr>
+          <w:ilvl w:val="1"/>
+          <w:numId w:val="30"/>
+        </w:numPr>
+        <w:rPr>
+          <w:lang w:val="pl-PL"/>
+        </w:rPr>
+      </w:pPr>
+      <w:r>
+        <w:rPr>
+          <w:lang w:val="pl-PL"/>
+        </w:rPr>
+        <w:t>gabaryty: String – wymiary przestrzenne towaru.</w:t>
+      </w:r>
+    </w:p>
+    <w:p>
+      <w:pPr>
+        <w:numPr>
+          <w:ilvl w:val="1"/>
+          <w:numId w:val="30"/>
+        </w:numPr>
+        <w:rPr>
+          <w:lang w:val="pl-PL"/>
+        </w:rPr>
+      </w:pPr>
+      <w:proofErr w:type="spellStart"/>
+      <w:r>
+        <w:rPr>
+          <w:lang w:val="pl-PL"/>
+        </w:rPr>
+        <w:t>danePrzewoznika</w:t>
+      </w:r>
+      <w:proofErr w:type="spellEnd"/>
+      <w:r>
+        <w:rPr>
+          <w:lang w:val="pl-PL"/>
+        </w:rPr>
+        <w:t>: String – informacje o podmiocie realizującym transport.</w:t>
+      </w:r>
+    </w:p>
+    <w:p>
+      <w:pPr>
+        <w:numPr>
+          <w:ilvl w:val="1"/>
+          <w:numId w:val="30"/>
+        </w:numPr>
+        <w:rPr>
+          <w:lang w:val="pl-PL"/>
+        </w:rPr>
+      </w:pPr>
+      <w:proofErr w:type="spellStart"/>
+      <w:r>
+        <w:rPr>
+          <w:lang w:val="pl-PL"/>
+        </w:rPr>
+        <w:lastRenderedPageBreak/>
+        <w:t>miejsceDocelowe</w:t>
+      </w:r>
+      <w:proofErr w:type="spellEnd"/>
+      <w:r>
+        <w:rPr>
+          <w:lang w:val="pl-PL"/>
+        </w:rPr>
+        <w:t>: String – docelowy punkt trasy ładunku.</w:t>
+      </w:r>
+    </w:p>
+    <w:p>
+      <w:pPr>
+        <w:numPr>
+          <w:ilvl w:val="1"/>
+          <w:numId w:val="30"/>
+        </w:numPr>
+        <w:rPr>
+          <w:lang w:val="pl-PL"/>
+        </w:rPr>
+      </w:pPr>
+      <w:r>
+        <w:rPr>
+          <w:lang w:val="pl-PL"/>
+        </w:rPr>
+        <w:t>status: String – aktualny stan procesowania przesyłki (np. oczekuje, w trakcie przeładunku).</w:t>
+      </w:r>
+    </w:p>
+    <w:p>
+      <w:pPr>
+        <w:numPr>
+          <w:ilvl w:val="0"/>
+          <w:numId w:val="30"/>
+        </w:numPr>
+        <w:rPr>
+          <w:lang w:val="pl-PL"/>
+        </w:rPr>
+      </w:pPr>
+      <w:r>
+        <w:rPr>
+          <w:b/>
+          <w:bCs/>
+          <w:lang w:val="pl-PL"/>
+        </w:rPr>
+        <w:t>Metody:</w:t>
+      </w:r>
+      <w:r>
+        <w:rPr>
+          <w:lang w:val="pl-PL"/>
+        </w:rPr>
+        <w:t xml:space="preserve"> (Brak </w:t>
+      </w:r>
+      <w:proofErr w:type="spellStart"/>
+      <w:r>
+        <w:rPr>
+          <w:lang w:val="pl-PL"/>
+        </w:rPr>
+        <w:t>zidentyfikowanych,klasa</w:t>
+      </w:r>
+      <w:proofErr w:type="spellEnd"/>
+      <w:r>
+        <w:rPr>
+          <w:lang w:val="pl-PL"/>
+        </w:rPr>
+        <w:t xml:space="preserve"> pełni głównie rolę nośnika danych)</w:t>
+      </w:r>
+    </w:p>
+    <w:p>
+      <w:pPr>
+        <w:rPr>
+          <w:lang w:val="pl-PL"/>
+        </w:rPr>
+      </w:pPr>
+      <w:proofErr w:type="spellStart"/>
+      <w:r>
+        <w:rPr>
+          <w:b/>
+          <w:bCs/>
+          <w:lang w:val="pl-PL"/>
+        </w:rPr>
+        <w:t>ModulAnalityczny</w:t>
+      </w:r>
+      <w:proofErr w:type="spellEnd"/>
+    </w:p>
+    <w:p>
+      <w:pPr>
+        <w:numPr>
+          <w:ilvl w:val="0"/>
+          <w:numId w:val="31"/>
+        </w:numPr>
+        <w:rPr>
+          <w:lang w:val="pl-PL"/>
+        </w:rPr>
+      </w:pPr>
+      <w:r>
+        <w:rPr>
+          <w:b/>
+          <w:bCs/>
+          <w:lang w:val="pl-PL"/>
+        </w:rPr>
+        <w:t>Opis:</w:t>
+      </w:r>
+      <w:r>
+        <w:rPr>
+          <w:lang w:val="pl-PL"/>
+        </w:rPr>
+        <w:t xml:space="preserve"> Wydzielony komponent systemu odpowiedzialny za agregację danych i dostarczanie informacji zarządczych.</w:t>
+      </w:r>
+    </w:p>
+    <w:p>
+      <w:pPr>
+        <w:numPr>
+          <w:ilvl w:val="0"/>
+          <w:numId w:val="31"/>
+        </w:numPr>
+        <w:rPr>
+          <w:lang w:val="pl-PL"/>
+        </w:rPr>
+      </w:pPr>
+      <w:r>
+        <w:rPr>
+          <w:b/>
+          <w:bCs/>
+          <w:lang w:val="pl-PL"/>
+        </w:rPr>
+        <w:t>Atrybuty:</w:t>
+      </w:r>
+      <w:r>
+        <w:rPr>
+          <w:lang w:val="pl-PL"/>
+        </w:rPr>
+        <w:t xml:space="preserve"> (Brak zidentyfikowanych na poziomie pojęciowym)</w:t>
+      </w:r>
+    </w:p>
+    <w:p>
+      <w:pPr>
+        <w:numPr>
+          <w:ilvl w:val="0"/>
+          <w:numId w:val="31"/>
+        </w:numPr>
+        <w:rPr>
+          <w:lang w:val="pl-PL"/>
+        </w:rPr>
+      </w:pPr>
+      <w:r>
+        <w:rPr>
+          <w:b/>
+          <w:bCs/>
+          <w:lang w:val="pl-PL"/>
+        </w:rPr>
+        <w:t>Metody:</w:t>
+      </w:r>
+    </w:p>
+    <w:p>
+      <w:pPr>
+        <w:numPr>
+          <w:ilvl w:val="1"/>
+          <w:numId w:val="31"/>
+        </w:numPr>
+        <w:rPr>
+          <w:lang w:val="pl-PL"/>
+        </w:rPr>
+      </w:pPr>
+      <w:proofErr w:type="spellStart"/>
+      <w:r>
+        <w:rPr>
+          <w:lang w:val="pl-PL"/>
+        </w:rPr>
+        <w:t>zbierajDane</w:t>
+      </w:r>
+      <w:proofErr w:type="spellEnd"/>
+      <w:r>
+        <w:rPr>
+          <w:lang w:val="pl-PL"/>
+        </w:rPr>
+        <w:t>() – gromadzenie informacji o przepływach towarowych i klientach.</w:t>
+      </w:r>
+    </w:p>
+    <w:p>
+      <w:pPr>
+        <w:numPr>
+          <w:ilvl w:val="1"/>
+          <w:numId w:val="31"/>
+        </w:numPr>
+        <w:rPr>
+          <w:lang w:val="pl-PL"/>
+        </w:rPr>
+      </w:pPr>
+      <w:proofErr w:type="spellStart"/>
+      <w:r>
+        <w:rPr>
+          <w:lang w:val="pl-PL"/>
+        </w:rPr>
+        <w:t>generujRaporty</w:t>
+      </w:r>
+      <w:proofErr w:type="spellEnd"/>
+      <w:r>
+        <w:rPr>
+          <w:lang w:val="pl-PL"/>
+        </w:rPr>
+        <w:t>() – tworzenie zestawień danych operacyjnych i biznesowych.</w:t>
+      </w:r>
+    </w:p>
+    <w:p>
+      <w:pPr>
+        <w:numPr>
+          <w:ilvl w:val="1"/>
+          <w:numId w:val="31"/>
+        </w:numPr>
+        <w:rPr>
+          <w:lang w:val="pl-PL"/>
+        </w:rPr>
+      </w:pPr>
+      <w:proofErr w:type="spellStart"/>
+      <w:r>
+        <w:rPr>
+          <w:lang w:val="pl-PL"/>
+        </w:rPr>
+        <w:t>generujStatystyki</w:t>
+      </w:r>
+      <w:proofErr w:type="spellEnd"/>
+      <w:r>
+        <w:rPr>
+          <w:lang w:val="pl-PL"/>
+        </w:rPr>
+        <w:t>() – obliczanie wskaźników wydajności i wykorzystania infrastruktury.</w:t>
+      </w:r>
+    </w:p>
+    <w:p>
+      <w:pPr>
+        <w:rPr>
+          <w:lang w:val="pl-PL"/>
+        </w:rPr>
+      </w:pPr>
+      <w:proofErr w:type="spellStart"/>
+      <w:r>
+        <w:rPr>
+          <w:b/>
+          <w:bCs/>
+          <w:lang w:val="pl-PL"/>
+        </w:rPr>
+        <w:t>ObszarMagazynowy</w:t>
+      </w:r>
+      <w:proofErr w:type="spellEnd"/>
+    </w:p>
+    <w:p>
+      <w:pPr>
+        <w:numPr>
+          <w:ilvl w:val="0"/>
+          <w:numId w:val="32"/>
+        </w:numPr>
+        <w:rPr>
+          <w:lang w:val="pl-PL"/>
+        </w:rPr>
+      </w:pPr>
+      <w:r>
+        <w:rPr>
+          <w:b/>
+          <w:bCs/>
+          <w:lang w:val="pl-PL"/>
+        </w:rPr>
+        <w:t>Opis:</w:t>
+      </w:r>
+      <w:r>
+        <w:rPr>
+          <w:lang w:val="pl-PL"/>
+        </w:rPr>
+        <w:t xml:space="preserve"> Wydzielona strefa portu przypisana do określonego doku, służąca do składowania ładunków.</w:t>
+      </w:r>
+    </w:p>
+    <w:p>
+      <w:pPr>
+        <w:numPr>
+          <w:ilvl w:val="0"/>
+          <w:numId w:val="32"/>
+        </w:numPr>
+        <w:rPr>
+          <w:lang w:val="pl-PL"/>
+        </w:rPr>
+      </w:pPr>
+      <w:r>
+        <w:rPr>
+          <w:b/>
+          <w:bCs/>
+          <w:lang w:val="pl-PL"/>
+        </w:rPr>
+        <w:t>Atrybuty:</w:t>
+      </w:r>
+      <w:r>
+        <w:rPr>
+          <w:lang w:val="pl-PL"/>
+        </w:rPr>
+        <w:t xml:space="preserve"> (Brak zidentyfikowanych)</w:t>
+      </w:r>
+    </w:p>
+    <w:p>
+      <w:pPr>
+        <w:numPr>
+          <w:ilvl w:val="0"/>
+          <w:numId w:val="32"/>
+        </w:numPr>
+        <w:rPr>
+          <w:lang w:val="pl-PL"/>
+        </w:rPr>
+      </w:pPr>
+      <w:r>
+        <w:rPr>
+          <w:b/>
+          <w:bCs/>
+          <w:lang w:val="pl-PL"/>
+        </w:rPr>
+        <w:t>Metody:</w:t>
+      </w:r>
+      <w:r>
+        <w:rPr>
+          <w:lang w:val="pl-PL"/>
+        </w:rPr>
+        <w:t xml:space="preserve"> (Brak)</w:t>
+      </w:r>
+    </w:p>
+    <w:p>
+      <w:pPr>
+        <w:rPr>
+          <w:lang w:val="pl-PL"/>
+        </w:rPr>
+      </w:pPr>
+      <w:r>
+        <w:rPr>
+          <w:b/>
+          <w:bCs/>
+          <w:lang w:val="pl-PL"/>
+        </w:rPr>
+        <w:t>Operator</w:t>
+      </w:r>
+    </w:p>
+    <w:p>
+      <w:pPr>
+        <w:numPr>
+          <w:ilvl w:val="0"/>
+          <w:numId w:val="33"/>
+        </w:numPr>
+        <w:rPr>
+          <w:lang w:val="pl-PL"/>
+        </w:rPr>
+      </w:pPr>
+      <w:r>
+        <w:rPr>
+          <w:b/>
+          <w:bCs/>
+          <w:lang w:val="pl-PL"/>
+        </w:rPr>
+        <w:t>Opis:</w:t>
+      </w:r>
+      <w:r>
+        <w:rPr>
+          <w:lang w:val="pl-PL"/>
+        </w:rPr>
+        <w:t xml:space="preserve"> Klasa reprezentująca pracownika portu wprowadzającego dane ładunku do systemu zleceniowego.</w:t>
+      </w:r>
+    </w:p>
+    <w:p>
+      <w:pPr>
+        <w:numPr>
+          <w:ilvl w:val="0"/>
+          <w:numId w:val="33"/>
+        </w:numPr>
+        <w:rPr>
+          <w:lang w:val="pl-PL"/>
+        </w:rPr>
+      </w:pPr>
+      <w:r>
+        <w:rPr>
+          <w:b/>
+          <w:bCs/>
+          <w:lang w:val="pl-PL"/>
+        </w:rPr>
+        <w:t>Atrybuty:</w:t>
+      </w:r>
+      <w:r>
+        <w:rPr>
+          <w:lang w:val="pl-PL"/>
+        </w:rPr>
+        <w:t xml:space="preserve"> (Brak zidentyfikowanych)</w:t>
+      </w:r>
+    </w:p>
+    <w:p>
+      <w:pPr>
+        <w:numPr>
+          <w:ilvl w:val="0"/>
+          <w:numId w:val="33"/>
+        </w:numPr>
+        <w:rPr>
+          <w:lang w:val="pl-PL"/>
+        </w:rPr>
+      </w:pPr>
+      <w:r>
+        <w:rPr>
+          <w:b/>
+          <w:bCs/>
+          <w:lang w:val="pl-PL"/>
+        </w:rPr>
+        <w:t>Metody:</w:t>
+      </w:r>
+    </w:p>
+    <w:p>
+      <w:pPr>
+        <w:numPr>
+          <w:ilvl w:val="1"/>
+          <w:numId w:val="33"/>
+        </w:numPr>
+        <w:rPr>
+          <w:lang w:val="pl-PL"/>
+        </w:rPr>
+      </w:pPr>
+      <w:proofErr w:type="spellStart"/>
+      <w:r>
+        <w:rPr>
+          <w:lang w:val="pl-PL"/>
+        </w:rPr>
+        <w:t>rejestrujLadunek</w:t>
+      </w:r>
+      <w:proofErr w:type="spellEnd"/>
+      <w:r>
+        <w:rPr>
+          <w:lang w:val="pl-PL"/>
+        </w:rPr>
+        <w:t>() – akcja polegająca na wpisaniu parametrów i wymagań technicznych ładunku do bazy.</w:t>
+      </w:r>
+    </w:p>
+    <w:p>
+      <w:pPr>
+        <w:rPr>
+          <w:lang w:val="pl-PL"/>
+        </w:rPr>
+      </w:pPr>
+      <w:r>
+        <w:rPr>
+          <w:b/>
+          <w:bCs/>
+          <w:lang w:val="pl-PL"/>
+        </w:rPr>
+        <w:t>System</w:t>
+      </w:r>
+    </w:p>
+    <w:p>
+      <w:pPr>
+        <w:numPr>
+          <w:ilvl w:val="0"/>
+          <w:numId w:val="34"/>
+        </w:numPr>
+        <w:rPr>
+          <w:lang w:val="pl-PL"/>
+        </w:rPr>
+      </w:pPr>
+      <w:r>
+        <w:rPr>
+          <w:b/>
+          <w:bCs/>
+          <w:lang w:val="pl-PL"/>
+        </w:rPr>
+        <w:t>Opis:</w:t>
+      </w:r>
+      <w:r>
+        <w:rPr>
+          <w:lang w:val="pl-PL"/>
+        </w:rPr>
+        <w:t xml:space="preserve"> Główna klasa sterująca systemem, odpowiedzialna za automatyzację, koordynację procesów logistycznych i zarządzanie infrastrukturą.</w:t>
+      </w:r>
+    </w:p>
+    <w:p>
+      <w:pPr>
+        <w:numPr>
+          <w:ilvl w:val="0"/>
+          <w:numId w:val="34"/>
+        </w:numPr>
+        <w:rPr>
+          <w:lang w:val="pl-PL"/>
+        </w:rPr>
+      </w:pPr>
+      <w:r>
+        <w:rPr>
+          <w:b/>
+          <w:bCs/>
+          <w:lang w:val="pl-PL"/>
+        </w:rPr>
+        <w:t>Atrybuty:</w:t>
+      </w:r>
+      <w:r>
+        <w:rPr>
+          <w:lang w:val="pl-PL"/>
+        </w:rPr>
+        <w:t xml:space="preserve"> (Brak zidentyfikowanych )</w:t>
+      </w:r>
+    </w:p>
+    <w:p>
+      <w:pPr>
+        <w:numPr>
+          <w:ilvl w:val="0"/>
+          <w:numId w:val="34"/>
+        </w:numPr>
+        <w:rPr>
+          <w:lang w:val="pl-PL"/>
+        </w:rPr>
+      </w:pPr>
+      <w:r>
+        <w:rPr>
+          <w:b/>
+          <w:bCs/>
+          <w:lang w:val="pl-PL"/>
+        </w:rPr>
+        <w:t>Metody:</w:t>
+      </w:r>
+    </w:p>
+    <w:p>
+      <w:pPr>
+        <w:numPr>
+          <w:ilvl w:val="1"/>
+          <w:numId w:val="34"/>
+        </w:numPr>
+        <w:rPr>
+          <w:lang w:val="pl-PL"/>
+        </w:rPr>
+      </w:pPr>
+      <w:proofErr w:type="spellStart"/>
+      <w:r>
+        <w:rPr>
+          <w:lang w:val="pl-PL"/>
+        </w:rPr>
+        <w:t>planujOperacje</w:t>
+      </w:r>
+      <w:proofErr w:type="spellEnd"/>
+      <w:r>
+        <w:rPr>
+          <w:lang w:val="pl-PL"/>
+        </w:rPr>
+        <w:t>() – kompleksowe przygotowanie planu działań.</w:t>
+      </w:r>
+    </w:p>
+    <w:p>
+      <w:pPr>
+        <w:numPr>
+          <w:ilvl w:val="1"/>
+          <w:numId w:val="34"/>
+        </w:numPr>
+        <w:rPr>
+          <w:lang w:val="pl-PL"/>
+        </w:rPr>
+      </w:pPr>
+      <w:proofErr w:type="spellStart"/>
+      <w:r>
+        <w:rPr>
+          <w:lang w:val="pl-PL"/>
+        </w:rPr>
+        <w:t>monitorujOperacje</w:t>
+      </w:r>
+      <w:proofErr w:type="spellEnd"/>
+      <w:r>
+        <w:rPr>
+          <w:lang w:val="pl-PL"/>
+        </w:rPr>
+        <w:t>() – śledzenie postępów zautomatyzowanych procesów.</w:t>
+      </w:r>
+    </w:p>
+    <w:p>
+      <w:pPr>
+        <w:numPr>
+          <w:ilvl w:val="1"/>
+          <w:numId w:val="34"/>
+        </w:numPr>
+        <w:rPr>
+          <w:lang w:val="pl-PL"/>
+        </w:rPr>
+      </w:pPr>
+      <w:proofErr w:type="spellStart"/>
+      <w:r>
+        <w:rPr>
+          <w:lang w:val="pl-PL"/>
+        </w:rPr>
+        <w:t>przydzielDoki</w:t>
+      </w:r>
+      <w:proofErr w:type="spellEnd"/>
+      <w:r>
+        <w:rPr>
+          <w:lang w:val="pl-PL"/>
+        </w:rPr>
+        <w:t>() – przypisanie konkretnych miejsc do obsługi jednostek.</w:t>
+      </w:r>
+    </w:p>
+    <w:p>
+      <w:pPr>
+        <w:numPr>
+          <w:ilvl w:val="1"/>
+          <w:numId w:val="34"/>
+        </w:numPr>
+        <w:rPr>
+          <w:lang w:val="pl-PL"/>
+        </w:rPr>
+      </w:pPr>
+      <w:proofErr w:type="spellStart"/>
+      <w:r>
+        <w:rPr>
+          <w:lang w:val="pl-PL"/>
+        </w:rPr>
+        <w:t>przydzielObszary</w:t>
+      </w:r>
+      <w:proofErr w:type="spellEnd"/>
+      <w:r>
+        <w:rPr>
+          <w:lang w:val="pl-PL"/>
+        </w:rPr>
+        <w:t>() – alokacja przestrzeni składowania dla ładunków.</w:t>
+      </w:r>
+    </w:p>
+    <w:p>
+      <w:pPr>
+        <w:numPr>
+          <w:ilvl w:val="1"/>
+          <w:numId w:val="34"/>
+        </w:numPr>
+        <w:rPr>
+          <w:lang w:val="pl-PL"/>
+        </w:rPr>
+      </w:pPr>
+      <w:proofErr w:type="spellStart"/>
+      <w:r>
+        <w:rPr>
+          <w:lang w:val="pl-PL"/>
+        </w:rPr>
+        <w:t>przydzielUrzadzenia</w:t>
+      </w:r>
+      <w:proofErr w:type="spellEnd"/>
+      <w:r>
+        <w:rPr>
+          <w:lang w:val="pl-PL"/>
+        </w:rPr>
+        <w:t>() – dysponowanie specjalistycznym sprzętem technicznym niezbędnym do przeładunku.</w:t>
+      </w:r>
+    </w:p>
+    <w:p>
+      <w:pPr>
+        <w:numPr>
+          <w:ilvl w:val="1"/>
+          <w:numId w:val="34"/>
+        </w:numPr>
+        <w:rPr>
+          <w:lang w:val="pl-PL"/>
+        </w:rPr>
+      </w:pPr>
+      <w:proofErr w:type="spellStart"/>
+      <w:r>
+        <w:rPr>
+          <w:lang w:val="pl-PL"/>
+        </w:rPr>
+        <w:t>generujKarteZaladunkowa</w:t>
+      </w:r>
+      <w:proofErr w:type="spellEnd"/>
+      <w:r>
+        <w:rPr>
+          <w:lang w:val="pl-PL"/>
+        </w:rPr>
+        <w:t>() – automatyczne wystawianie cyfrowych dokumentów dla kierowców.</w:t>
+      </w:r>
+    </w:p>
+    <w:p>
+      <w:pPr>
+        <w:rPr>
+          <w:lang w:val="pl-PL"/>
+        </w:rPr>
+      </w:pPr>
+      <w:proofErr w:type="spellStart"/>
+      <w:r>
+        <w:rPr>
+          <w:b/>
+          <w:bCs/>
+          <w:lang w:val="pl-PL"/>
+        </w:rPr>
+        <w:t>UrzadzeniePrzeladunkowe</w:t>
+      </w:r>
+      <w:proofErr w:type="spellEnd"/>
+    </w:p>
+    <w:p>
+      <w:pPr>
+        <w:numPr>
+          <w:ilvl w:val="0"/>
+          <w:numId w:val="35"/>
+        </w:numPr>
+        <w:rPr>
+          <w:lang w:val="pl-PL"/>
+        </w:rPr>
+      </w:pPr>
+      <w:r>
+        <w:rPr>
+          <w:b/>
+          <w:bCs/>
+          <w:lang w:val="pl-PL"/>
+        </w:rPr>
+        <w:t>Opis:</w:t>
+      </w:r>
+      <w:r>
+        <w:rPr>
+          <w:lang w:val="pl-PL"/>
+        </w:rPr>
+        <w:t xml:space="preserve"> Sprzęt techniczny (np. dźwig, suwnica, wózek widłowy) przypisany do doku w celu obsługi ładunków.</w:t>
+      </w:r>
+    </w:p>
+    <w:p>
+      <w:pPr>
+        <w:numPr>
+          <w:ilvl w:val="0"/>
+          <w:numId w:val="35"/>
+        </w:numPr>
+        <w:rPr>
+          <w:lang w:val="pl-PL"/>
+        </w:rPr>
+      </w:pPr>
+      <w:r>
+        <w:rPr>
+          <w:b/>
+          <w:bCs/>
+          <w:lang w:val="pl-PL"/>
+        </w:rPr>
+        <w:t>Atrybuty:</w:t>
+      </w:r>
+      <w:r>
+        <w:rPr>
+          <w:lang w:val="pl-PL"/>
+        </w:rPr>
+        <w:t xml:space="preserve"> (Brak zidentyfikowanych)</w:t>
+      </w:r>
+    </w:p>
+    <w:p>
+      <w:pPr>
+        <w:numPr>
+          <w:ilvl w:val="0"/>
+          <w:numId w:val="35"/>
+        </w:numPr>
+        <w:rPr>
+          <w:lang w:val="pl-PL"/>
+        </w:rPr>
+      </w:pPr>
+      <w:r>
+        <w:rPr>
+          <w:b/>
+          <w:bCs/>
+          <w:lang w:val="pl-PL"/>
+        </w:rPr>
+        <w:t>Metody:</w:t>
+      </w:r>
+      <w:r>
+        <w:rPr>
+          <w:lang w:val="pl-PL"/>
+        </w:rPr>
+        <w:t xml:space="preserve"> (Brak)</w:t>
+      </w:r>
+    </w:p>
+    <w:p>
+      <w:pPr>
+        <w:rPr>
+          <w:lang w:val="pl-PL"/>
+        </w:rPr>
+      </w:pPr>
+      <w:proofErr w:type="spellStart"/>
+      <w:r>
+        <w:rPr>
+          <w:b/>
+          <w:bCs/>
+          <w:lang w:val="pl-PL"/>
+        </w:rPr>
+        <w:t>Zarzad</w:t>
+      </w:r>
+      <w:proofErr w:type="spellEnd"/>
+    </w:p>
+    <w:p>
+      <w:pPr>
+        <w:numPr>
+          <w:ilvl w:val="0"/>
+          <w:numId w:val="36"/>
+        </w:numPr>
+        <w:rPr>
+          <w:lang w:val="pl-PL"/>
+        </w:rPr>
+      </w:pPr>
+      <w:r>
+        <w:rPr>
+          <w:b/>
+          <w:bCs/>
+          <w:lang w:val="pl-PL"/>
+        </w:rPr>
+        <w:t>Opis:</w:t>
+      </w:r>
+      <w:r>
+        <w:rPr>
+          <w:lang w:val="pl-PL"/>
+        </w:rPr>
+        <w:t xml:space="preserve"> Klasa reprezentująca organ decyzyjny portu, wykorzystujący dane z systemu do optymalizacji i redukcji kosztów.</w:t>
+      </w:r>
+    </w:p>
+    <w:p>
+      <w:pPr>
+        <w:numPr>
+          <w:ilvl w:val="0"/>
+          <w:numId w:val="36"/>
+        </w:numPr>
+        <w:rPr>
+          <w:lang w:val="pl-PL"/>
+        </w:rPr>
+      </w:pPr>
+      <w:r>
+        <w:rPr>
+          <w:b/>
+          <w:bCs/>
+          <w:lang w:val="pl-PL"/>
+        </w:rPr>
+        <w:t>Atrybuty:</w:t>
+      </w:r>
+      <w:r>
+        <w:rPr>
+          <w:lang w:val="pl-PL"/>
+        </w:rPr>
+        <w:t xml:space="preserve"> (Brak zidentyfikowanych na poziomie pojęciowym)</w:t>
+      </w:r>
+    </w:p>
+    <w:p>
+      <w:pPr>
+        <w:numPr>
+          <w:ilvl w:val="0"/>
+          <w:numId w:val="36"/>
+        </w:numPr>
+        <w:rPr>
+          <w:lang w:val="pl-PL"/>
+        </w:rPr>
+      </w:pPr>
+      <w:r>
+        <w:rPr>
+          <w:b/>
+          <w:bCs/>
+          <w:lang w:val="pl-PL"/>
+        </w:rPr>
+        <w:lastRenderedPageBreak/>
+        <w:t>Metody:</w:t>
+      </w:r>
+    </w:p>
+    <w:p>
+      <w:pPr>
+        <w:numPr>
+          <w:ilvl w:val="1"/>
+          <w:numId w:val="36"/>
+        </w:numPr>
+        <w:rPr>
+          <w:lang w:val="pl-PL"/>
+        </w:rPr>
+      </w:pPr>
+      <w:r>
+        <w:rPr>
+          <w:lang w:val="pl-PL"/>
+        </w:rPr>
+        <w:t>analizuj() – proces interpretacji wygenerowanych raportów w celach biznesowych.</w:t>
+      </w:r>
+    </w:p>
+    <w:p>
+      <w:pPr>
+        <w:rPr>
+          <w:lang w:val="pl-PL"/>
+        </w:rPr>
+      </w:pPr>
+    </w:p>
+    <w:p>
+      <w:pPr>
+        <w:pStyle w:val="Nagwek1"/>
+        <w:spacing w:before="0" w:after="0"/>
+        <w:textAlignment w:val="baseline"/>
+      </w:pPr>
+    </w:p>
+    <w:p>
+      <w:pPr>
+        <w:pStyle w:val="Nagwek1"/>
+        <w:spacing w:before="0" w:after="0"/>
+        <w:textAlignment w:val="baseline"/>
+        <w:rPr>
+          <w:b/>
+          <w:bCs/>
+          <w:noProof/>
           <w:color w:val="000000"/>
           <w:sz w:val="22"/>
           <w:szCs w:val="22"/>
         </w:rPr>
-        <w:t>Rysunek 1.Kto obsługuje:</w:t>
-      </w:r>
-      <w:r>
-        <w:rPr>
-          <w:rFonts w:ascii="Arial" w:hAnsi="Arial" w:cs="Arial"/>
+      </w:pPr>
+      <w:r>
+        <w:rPr>
+          <w:b/>
+          <w:bCs/>
+          <w:noProof/>
           <w:color w:val="000000"/>
           <w:sz w:val="22"/>
           <w:szCs w:val="22"/>
         </w:rPr>
-        <w:t xml:space="preserve"> </w:t>
-      </w:r>
-      <w:r>
-        <w:rPr>
-          <w:rFonts w:ascii="Arial" w:hAnsi="Arial" w:cs="Arial"/>
-          <w:b/>
-          <w:bCs/>
+        <w:t xml:space="preserve">5.4 </w:t>
+      </w:r>
+      <w:r>
+        <w:rPr>
+          <w:b/>
+          <w:bCs/>
+          <w:noProof/>
           <w:color w:val="000000"/>
           <w:sz w:val="22"/>
           <w:szCs w:val="22"/>
         </w:rPr>
-        <w:t>Zarząd portu</w:t>
-      </w:r>
-    </w:p>
-    <w:p>
-      <w:pPr>
-        <w:pStyle w:val="NormalWeb"/>
-        <w:spacing w:before="0" w:beforeAutospacing="0" w:after="0" w:afterAutospacing="0"/>
-      </w:pPr>
-      <w:r>
-        <w:rPr>
-          <w:rFonts w:ascii="Arial" w:hAnsi="Arial" w:cs="Arial"/>
-          <w:b/>
-          <w:bCs/>
-          <w:color w:val="000000"/>
-          <w:sz w:val="22"/>
-          <w:szCs w:val="22"/>
-        </w:rPr>
-        <w:t>Do czego służy:</w:t>
-      </w:r>
-      <w:r>
-        <w:rPr>
-          <w:rFonts w:ascii="Arial" w:hAnsi="Arial" w:cs="Arial"/>
-          <w:color w:val="000000"/>
-          <w:sz w:val="22"/>
-          <w:szCs w:val="22"/>
-        </w:rPr>
-        <w:t xml:space="preserve"> Do strategicznej oceny pracy portu. Zamiast pojedynczych przesyłek, zarząd widzi dane zagregowane: całkowitą przepustowość, średni czas operacji czy procentowe wykorzystanie doków.</w:t>
-      </w:r>
-    </w:p>
-    <w:p>
-      <w:pPr>
-        <w:pStyle w:val="NormalWeb"/>
-        <w:spacing w:before="0" w:beforeAutospacing="0" w:after="0" w:afterAutospacing="0"/>
-      </w:pPr>
-      <w:r>
-        <w:rPr>
-          <w:rFonts w:ascii="Arial" w:hAnsi="Arial" w:cs="Arial"/>
-          <w:b/>
-          <w:bCs/>
-          <w:color w:val="000000"/>
-          <w:sz w:val="22"/>
-          <w:szCs w:val="22"/>
-        </w:rPr>
-        <w:t>Kluczowa funkcja:</w:t>
-      </w:r>
-      <w:r>
-        <w:rPr>
-          <w:rFonts w:ascii="Arial" w:hAnsi="Arial" w:cs="Arial"/>
-          <w:color w:val="000000"/>
-          <w:sz w:val="22"/>
-          <w:szCs w:val="22"/>
-        </w:rPr>
-        <w:t xml:space="preserve"> Przycisk "Generuj raport" oraz wizualizacja trendów (wykres tygodniowy). To narzędzie do optymalizacji kosztów i planowania inwestycji w infrastrukturę.</w:t>
-      </w:r>
-    </w:p>
-    <w:p>
-      <w:pPr>
-        <w:spacing w:after="240"/>
-      </w:pPr>
-    </w:p>
-    <w:p>
-      <w:pPr>
-        <w:pStyle w:val="NormalWeb"/>
+        <w:t>Propozycje interfejsu użytkownika (okno główne, menu główne i podręczne, kluczowe formatki dialogowe, itp...)</w:t>
+      </w:r>
+    </w:p>
+    <w:p>
+      <w:r>
+        <w:rPr>
+          <w:b/>
+          <w:bCs/>
+          <w:lang w:val="pl-PL"/>
+        </w:rPr>
+        <w:pict w14:anchorId="6598D681">
+          <v:rect id="_x0000_i1061" style="width:0;height:1.5pt" o:hralign="center" o:hrstd="t" o:hr="t" fillcolor="#a0a0a0" stroked="f"/>
+        </w:pict>
+      </w:r>
+    </w:p>
+    <w:p>
+      <w:pPr>
+        <w:pStyle w:val="NormalnyWeb"/>
         <w:spacing w:before="0" w:beforeAutospacing="0" w:after="0" w:afterAutospacing="0"/>
       </w:pPr>
       <w:r>
@@ -3317,10 +5381,10 @@
           <w:bdr w:val="none" w:sz="0" w:space="0" w:color="auto" w:frame="1"/>
         </w:rPr>
         <w:drawing>
-          <wp:inline distT="0" distB="0" distL="0" distR="0" wp14:anchorId="543C5549" wp14:editId="6FE084B5">
+          <wp:inline distT="0" distB="0" distL="0" distR="0" wp14:anchorId="36B18B5E" wp14:editId="134FF490">
             <wp:extent cx="5733415" cy="3223260"/>
             <wp:effectExtent l="0" t="0" r="635" b="0"/>
-            <wp:docPr id="881652685" name="Picture 5"/>
+            <wp:docPr id="7050946" name="Picture 6"/>
             <wp:cNvGraphicFramePr>
               <a:graphicFrameLocks xmlns:a="http://schemas.openxmlformats.org/drawingml/2006/main" noChangeAspect="1"/>
             </wp:cNvGraphicFramePr>
@@ -3328,7 +5392,7 @@
               <a:graphicData uri="http://schemas.openxmlformats.org/drawingml/2006/picture">
                 <pic:pic xmlns:pic="http://schemas.openxmlformats.org/drawingml/2006/picture">
                   <pic:nvPicPr>
-                    <pic:cNvPr id="0" name="Picture 14"/>
+                    <pic:cNvPr id="0" name="Picture 13"/>
                     <pic:cNvPicPr>
                       <a:picLocks noChangeAspect="1" noChangeArrowheads="1"/>
                     </pic:cNvPicPr>
@@ -3368,7 +5432,7 @@
     </w:p>
     <w:p>
       <w:pPr>
-        <w:pStyle w:val="NormalWeb"/>
+        <w:pStyle w:val="NormalnyWeb"/>
         <w:spacing w:before="0" w:beforeAutospacing="0" w:after="0" w:afterAutospacing="0"/>
       </w:pPr>
       <w:r>
@@ -3380,8 +5444,7 @@
           <w:sz w:val="22"/>
           <w:szCs w:val="22"/>
         </w:rPr>
-        <w:lastRenderedPageBreak/>
-        <w:t>Rysunek 2. Kto obsługuje:</w:t>
+        <w:t>Rysunek 1.Kto obsługuje:</w:t>
       </w:r>
       <w:r>
         <w:rPr>
@@ -3401,12 +5464,12 @@
           <w:sz w:val="22"/>
           <w:szCs w:val="22"/>
         </w:rPr>
-        <w:t>Koordynator portu</w:t>
-      </w:r>
-    </w:p>
-    <w:p>
-      <w:pPr>
-        <w:pStyle w:val="NormalWeb"/>
+        <w:t>Zarząd portu</w:t>
+      </w:r>
+    </w:p>
+    <w:p>
+      <w:pPr>
+        <w:pStyle w:val="NormalnyWeb"/>
         <w:spacing w:before="0" w:beforeAutospacing="0" w:after="0" w:afterAutospacing="0"/>
       </w:pPr>
       <w:r>
@@ -3427,12 +5490,12 @@
           <w:sz w:val="22"/>
           <w:szCs w:val="22"/>
         </w:rPr>
-        <w:t xml:space="preserve"> To "centrum dowodzenia" procesem przeładunku w czasie rzeczywistym. Koordynator widzi listę aktywnych operacji, wie, który ładunek trafił do którego magazynu i jaki sprzęt został do niego przypisany.</w:t>
-      </w:r>
-    </w:p>
-    <w:p>
-      <w:pPr>
-        <w:pStyle w:val="NormalWeb"/>
+        <w:t xml:space="preserve"> Do strategicznej oceny pracy portu. Zamiast pojedynczych przesyłek, zarząd widzi dane zagregowane: całkowitą przepustowość, średni czas operacji czy procentowe wykorzystanie doków.</w:t>
+      </w:r>
+    </w:p>
+    <w:p>
+      <w:pPr>
+        <w:pStyle w:val="NormalnyWeb"/>
         <w:spacing w:before="0" w:beforeAutospacing="0" w:after="0" w:afterAutospacing="0"/>
       </w:pPr>
       <w:r>
@@ -3453,7 +5516,7 @@
           <w:sz w:val="22"/>
           <w:szCs w:val="22"/>
         </w:rPr>
-        <w:t xml:space="preserve"> Monitorowanie statusów (Rozładunek, Wydano, Oczekuje). Pozwala szybko reagować na zatory lub awarie sprzętu.</w:t>
+        <w:t xml:space="preserve"> Przycisk "Generuj raport" oraz wizualizacja trendów (wykres tygodniowy). To narzędzie do optymalizacji kosztów i planowania inwestycji w infrastrukturę.</w:t>
       </w:r>
     </w:p>
     <w:p>
@@ -3463,7 +5526,7 @@
     </w:p>
     <w:p>
       <w:pPr>
-        <w:pStyle w:val="NormalWeb"/>
+        <w:pStyle w:val="NormalnyWeb"/>
         <w:spacing w:before="0" w:beforeAutospacing="0" w:after="0" w:afterAutospacing="0"/>
       </w:pPr>
       <w:r>
@@ -3475,11 +5538,12 @@
           <w:szCs w:val="22"/>
           <w:bdr w:val="none" w:sz="0" w:space="0" w:color="auto" w:frame="1"/>
         </w:rPr>
+        <w:lastRenderedPageBreak/>
         <w:drawing>
-          <wp:inline distT="0" distB="0" distL="0" distR="0" wp14:anchorId="29A0BDF1" wp14:editId="4F4A4908">
+          <wp:inline distT="0" distB="0" distL="0" distR="0" wp14:anchorId="543C5549" wp14:editId="6FE084B5">
             <wp:extent cx="5733415" cy="3223260"/>
             <wp:effectExtent l="0" t="0" r="635" b="0"/>
-            <wp:docPr id="1103590862" name="Picture 4"/>
+            <wp:docPr id="881652685" name="Picture 5"/>
             <wp:cNvGraphicFramePr>
               <a:graphicFrameLocks xmlns:a="http://schemas.openxmlformats.org/drawingml/2006/main" noChangeAspect="1"/>
             </wp:cNvGraphicFramePr>
@@ -3487,7 +5551,7 @@
               <a:graphicData uri="http://schemas.openxmlformats.org/drawingml/2006/picture">
                 <pic:pic xmlns:pic="http://schemas.openxmlformats.org/drawingml/2006/picture">
                   <pic:nvPicPr>
-                    <pic:cNvPr id="0" name="Picture 15"/>
+                    <pic:cNvPr id="0" name="Picture 14"/>
                     <pic:cNvPicPr>
                       <a:picLocks noChangeAspect="1" noChangeArrowheads="1"/>
                     </pic:cNvPicPr>
@@ -3527,7 +5591,7 @@
     </w:p>
     <w:p>
       <w:pPr>
-        <w:pStyle w:val="NormalWeb"/>
+        <w:pStyle w:val="NormalnyWeb"/>
         <w:spacing w:before="0" w:beforeAutospacing="0" w:after="0" w:afterAutospacing="0"/>
       </w:pPr>
       <w:r>
@@ -3539,7 +5603,7 @@
           <w:sz w:val="22"/>
           <w:szCs w:val="22"/>
         </w:rPr>
-        <w:t>Rysunek 3. Kto obsługuje:</w:t>
+        <w:t>Rysunek 2. Kto obsługuje:</w:t>
       </w:r>
       <w:r>
         <w:rPr>
@@ -3559,12 +5623,12 @@
           <w:sz w:val="22"/>
           <w:szCs w:val="22"/>
         </w:rPr>
-        <w:t>Operator portu</w:t>
-      </w:r>
-    </w:p>
-    <w:p>
-      <w:pPr>
-        <w:pStyle w:val="NormalWeb"/>
+        <w:t>Koordynator portu</w:t>
+      </w:r>
+    </w:p>
+    <w:p>
+      <w:pPr>
+        <w:pStyle w:val="NormalnyWeb"/>
         <w:spacing w:before="0" w:beforeAutospacing="0" w:after="0" w:afterAutospacing="0"/>
       </w:pPr>
       <w:r>
@@ -3585,12 +5649,12 @@
           <w:sz w:val="22"/>
           <w:szCs w:val="22"/>
         </w:rPr>
-        <w:t xml:space="preserve"> To etap formalnej rejestracji i weryfikacji. Operator uzupełnia dane techniczne (dokładne gabaryty, wagę z wagi najazdowej) i przypisuje ładunek do konkretnej kategorii (np. Kontener).</w:t>
-      </w:r>
-    </w:p>
-    <w:p>
-      <w:pPr>
-        <w:pStyle w:val="NormalWeb"/>
+        <w:t xml:space="preserve"> To "centrum dowodzenia" procesem przeładunku w czasie rzeczywistym. Koordynator widzi listę aktywnych operacji, wie, który ładunek trafił do którego magazynu i jaki sprzęt został do niego przypisany.</w:t>
+      </w:r>
+    </w:p>
+    <w:p>
+      <w:pPr>
+        <w:pStyle w:val="NormalnyWeb"/>
         <w:spacing w:before="0" w:beforeAutospacing="0" w:after="0" w:afterAutospacing="0"/>
       </w:pPr>
       <w:r>
@@ -3611,27 +5675,7 @@
           <w:sz w:val="22"/>
           <w:szCs w:val="22"/>
         </w:rPr>
-        <w:t xml:space="preserve"> Generowanie unikalnego numeru seryjnego oraz </w:t>
-      </w:r>
-      <w:r>
-        <w:rPr>
-          <w:rFonts w:ascii="Arial" w:hAnsi="Arial" w:cs="Arial"/>
-          <w:b/>
-          <w:bCs/>
-          <w:color w:val="000000"/>
-          <w:sz w:val="22"/>
-          <w:szCs w:val="22"/>
-        </w:rPr>
-        <w:t>cyfrowej karty załadunkowej</w:t>
-      </w:r>
-      <w:r>
-        <w:rPr>
-          <w:rFonts w:ascii="Arial" w:hAnsi="Arial" w:cs="Arial"/>
-          <w:color w:val="000000"/>
-          <w:sz w:val="22"/>
-          <w:szCs w:val="22"/>
-        </w:rPr>
-        <w:t>, która jest podstawą do dalszych działań wewnątrz portu.</w:t>
+        <w:t xml:space="preserve"> Monitorowanie statusów (Rozładunek, Wydano, Oczekuje). Pozwala szybko reagować na zatory lub awarie sprzętu.</w:t>
       </w:r>
     </w:p>
     <w:p>
@@ -3641,7 +5685,7 @@
     </w:p>
     <w:p>
       <w:pPr>
-        <w:pStyle w:val="NormalWeb"/>
+        <w:pStyle w:val="NormalnyWeb"/>
         <w:spacing w:before="0" w:beforeAutospacing="0" w:after="0" w:afterAutospacing="0"/>
       </w:pPr>
       <w:r>
@@ -3653,12 +5697,11 @@
           <w:szCs w:val="22"/>
           <w:bdr w:val="none" w:sz="0" w:space="0" w:color="auto" w:frame="1"/>
         </w:rPr>
-        <w:lastRenderedPageBreak/>
         <w:drawing>
-          <wp:inline distT="0" distB="0" distL="0" distR="0" wp14:anchorId="16A39A06" wp14:editId="37338A38">
+          <wp:inline distT="0" distB="0" distL="0" distR="0" wp14:anchorId="29A0BDF1" wp14:editId="4F4A4908">
             <wp:extent cx="5733415" cy="3223260"/>
             <wp:effectExtent l="0" t="0" r="635" b="0"/>
-            <wp:docPr id="782792190" name="Picture 3"/>
+            <wp:docPr id="1103590862" name="Picture 4"/>
             <wp:cNvGraphicFramePr>
               <a:graphicFrameLocks xmlns:a="http://schemas.openxmlformats.org/drawingml/2006/main" noChangeAspect="1"/>
             </wp:cNvGraphicFramePr>
@@ -3666,7 +5709,7 @@
               <a:graphicData uri="http://schemas.openxmlformats.org/drawingml/2006/picture">
                 <pic:pic xmlns:pic="http://schemas.openxmlformats.org/drawingml/2006/picture">
                   <pic:nvPicPr>
-                    <pic:cNvPr id="0" name="Picture 16"/>
+                    <pic:cNvPr id="0" name="Picture 15"/>
                     <pic:cNvPicPr>
                       <a:picLocks noChangeAspect="1" noChangeArrowheads="1"/>
                     </pic:cNvPicPr>
@@ -3706,7 +5749,7 @@
     </w:p>
     <w:p>
       <w:pPr>
-        <w:pStyle w:val="NormalWeb"/>
+        <w:pStyle w:val="NormalnyWeb"/>
         <w:spacing w:before="0" w:beforeAutospacing="0" w:after="0" w:afterAutospacing="0"/>
       </w:pPr>
       <w:r>
@@ -3718,7 +5761,7 @@
           <w:sz w:val="22"/>
           <w:szCs w:val="22"/>
         </w:rPr>
-        <w:t>Rysunek 4. Kto obsługuje:</w:t>
+        <w:t>Rysunek 3. Kto obsługuje:</w:t>
       </w:r>
       <w:r>
         <w:rPr>
@@ -3738,12 +5781,12 @@
           <w:sz w:val="22"/>
           <w:szCs w:val="22"/>
         </w:rPr>
-        <w:t>Klient / Kontrahent / Przewoźnik zewnętrzny.</w:t>
-      </w:r>
-    </w:p>
-    <w:p>
-      <w:pPr>
-        <w:pStyle w:val="NormalWeb"/>
+        <w:t>Operator portu</w:t>
+      </w:r>
+    </w:p>
+    <w:p>
+      <w:pPr>
+        <w:pStyle w:val="NormalnyWeb"/>
         <w:spacing w:before="0" w:beforeAutospacing="0" w:after="0" w:afterAutospacing="0"/>
       </w:pPr>
       <w:r>
@@ -3764,12 +5807,12 @@
           <w:sz w:val="22"/>
           <w:szCs w:val="22"/>
         </w:rPr>
-        <w:t xml:space="preserve"> To "punkt wejścia" danych do systemu. Służy do zdalnego informowania portu o planowanym transporcie. Klient definiuje tu, co przywiezie (opis), skąd i dokąd zmierza ładunek oraz kiedy planuje dotrzeć do portu.</w:t>
-      </w:r>
-    </w:p>
-    <w:p>
-      <w:pPr>
-        <w:pStyle w:val="NormalWeb"/>
+        <w:t xml:space="preserve"> To etap formalnej rejestracji i weryfikacji. Operator uzupełnia dane techniczne (dokładne gabaryty, wagę z wagi najazdowej) i przypisuje ładunek do konkretnej kategorii (np. Kontener).</w:t>
+      </w:r>
+    </w:p>
+    <w:p>
+      <w:pPr>
+        <w:pStyle w:val="NormalnyWeb"/>
         <w:spacing w:before="0" w:beforeAutospacing="0" w:after="0" w:afterAutospacing="0"/>
       </w:pPr>
       <w:r>
@@ -3790,13 +5833,191 @@
           <w:sz w:val="22"/>
           <w:szCs w:val="22"/>
         </w:rPr>
+        <w:t xml:space="preserve"> Generowanie unikalnego numeru seryjnego oraz </w:t>
+      </w:r>
+      <w:r>
+        <w:rPr>
+          <w:rFonts w:ascii="Arial" w:hAnsi="Arial" w:cs="Arial"/>
+          <w:b/>
+          <w:bCs/>
+          <w:color w:val="000000"/>
+          <w:sz w:val="22"/>
+          <w:szCs w:val="22"/>
+        </w:rPr>
+        <w:t>cyfrowej karty załadunkowej</w:t>
+      </w:r>
+      <w:r>
+        <w:rPr>
+          <w:rFonts w:ascii="Arial" w:hAnsi="Arial" w:cs="Arial"/>
+          <w:color w:val="000000"/>
+          <w:sz w:val="22"/>
+          <w:szCs w:val="22"/>
+        </w:rPr>
+        <w:t>, która jest podstawą do dalszych działań wewnątrz portu.</w:t>
+      </w:r>
+    </w:p>
+    <w:p>
+      <w:pPr>
+        <w:spacing w:after="240"/>
+      </w:pPr>
+    </w:p>
+    <w:p>
+      <w:pPr>
+        <w:pStyle w:val="NormalnyWeb"/>
+        <w:spacing w:before="0" w:beforeAutospacing="0" w:after="0" w:afterAutospacing="0"/>
+      </w:pPr>
+      <w:r>
+        <w:rPr>
+          <w:rFonts w:ascii="Arial" w:hAnsi="Arial" w:cs="Arial"/>
+          <w:noProof/>
+          <w:color w:val="000000"/>
+          <w:sz w:val="22"/>
+          <w:szCs w:val="22"/>
+          <w:bdr w:val="none" w:sz="0" w:space="0" w:color="auto" w:frame="1"/>
+        </w:rPr>
+        <w:drawing>
+          <wp:inline distT="0" distB="0" distL="0" distR="0" wp14:anchorId="16A39A06" wp14:editId="37338A38">
+            <wp:extent cx="5733415" cy="3223260"/>
+            <wp:effectExtent l="0" t="0" r="635" b="0"/>
+            <wp:docPr id="782792190" name="Picture 3"/>
+            <wp:cNvGraphicFramePr>
+              <a:graphicFrameLocks xmlns:a="http://schemas.openxmlformats.org/drawingml/2006/main" noChangeAspect="1"/>
+            </wp:cNvGraphicFramePr>
+            <a:graphic xmlns:a="http://schemas.openxmlformats.org/drawingml/2006/main">
+              <a:graphicData uri="http://schemas.openxmlformats.org/drawingml/2006/picture">
+                <pic:pic xmlns:pic="http://schemas.openxmlformats.org/drawingml/2006/picture">
+                  <pic:nvPicPr>
+                    <pic:cNvPr id="0" name="Picture 16"/>
+                    <pic:cNvPicPr>
+                      <a:picLocks noChangeAspect="1" noChangeArrowheads="1"/>
+                    </pic:cNvPicPr>
+                  </pic:nvPicPr>
+                  <pic:blipFill>
+                    <a:blip r:embed="rId11" cstate="print">
+                      <a:extLst>
+                        <a:ext uri="{28A0092B-C50C-407E-A947-70E740481C1C}">
+                          <a14:useLocalDpi xmlns:a14="http://schemas.microsoft.com/office/drawing/2010/main" val="0"/>
+                        </a:ext>
+                      </a:extLst>
+                    </a:blip>
+                    <a:srcRect/>
+                    <a:stretch>
+                      <a:fillRect/>
+                    </a:stretch>
+                  </pic:blipFill>
+                  <pic:spPr bwMode="auto">
+                    <a:xfrm>
+                      <a:off x="0" y="0"/>
+                      <a:ext cx="5733415" cy="3223260"/>
+                    </a:xfrm>
+                    <a:prstGeom prst="rect">
+                      <a:avLst/>
+                    </a:prstGeom>
+                    <a:noFill/>
+                    <a:ln>
+                      <a:noFill/>
+                    </a:ln>
+                  </pic:spPr>
+                </pic:pic>
+              </a:graphicData>
+            </a:graphic>
+          </wp:inline>
+        </w:drawing>
+      </w:r>
+    </w:p>
+    <w:p>
+      <w:pPr>
+        <w:pStyle w:val="NormalnyWeb"/>
+        <w:spacing w:before="0" w:beforeAutospacing="0" w:after="0" w:afterAutospacing="0"/>
+      </w:pPr>
+      <w:r>
+        <w:rPr>
+          <w:rFonts w:ascii="Arial" w:hAnsi="Arial" w:cs="Arial"/>
+          <w:b/>
+          <w:bCs/>
+          <w:color w:val="000000"/>
+          <w:sz w:val="22"/>
+          <w:szCs w:val="22"/>
+        </w:rPr>
+        <w:t>Rysunek 4. Kto obsługuje:</w:t>
+      </w:r>
+      <w:r>
+        <w:rPr>
+          <w:rFonts w:ascii="Arial" w:hAnsi="Arial" w:cs="Arial"/>
+          <w:color w:val="000000"/>
+          <w:sz w:val="22"/>
+          <w:szCs w:val="22"/>
+        </w:rPr>
+        <w:t xml:space="preserve"> </w:t>
+      </w:r>
+      <w:r>
+        <w:rPr>
+          <w:rFonts w:ascii="Arial" w:hAnsi="Arial" w:cs="Arial"/>
+          <w:b/>
+          <w:bCs/>
+          <w:color w:val="000000"/>
+          <w:sz w:val="22"/>
+          <w:szCs w:val="22"/>
+        </w:rPr>
+        <w:t>Klient / Kontrahent / Przewoźnik zewnętrzny.</w:t>
+      </w:r>
+    </w:p>
+    <w:p>
+      <w:pPr>
+        <w:pStyle w:val="NormalnyWeb"/>
+        <w:spacing w:before="0" w:beforeAutospacing="0" w:after="0" w:afterAutospacing="0"/>
+      </w:pPr>
+      <w:r>
+        <w:rPr>
+          <w:rFonts w:ascii="Arial" w:hAnsi="Arial" w:cs="Arial"/>
+          <w:b/>
+          <w:bCs/>
+          <w:color w:val="000000"/>
+          <w:sz w:val="22"/>
+          <w:szCs w:val="22"/>
+        </w:rPr>
+        <w:t>Do czego służy:</w:t>
+      </w:r>
+      <w:r>
+        <w:rPr>
+          <w:rFonts w:ascii="Arial" w:hAnsi="Arial" w:cs="Arial"/>
+          <w:color w:val="000000"/>
+          <w:sz w:val="22"/>
+          <w:szCs w:val="22"/>
+        </w:rPr>
+        <w:t xml:space="preserve"> To "punkt wejścia" danych do systemu. Służy do zdalnego informowania portu o planowanym transporcie. Klient definiuje tu, co przywiezie (opis), skąd i dokąd zmierza ładunek oraz kiedy planuje dotrzeć do portu.</w:t>
+      </w:r>
+    </w:p>
+    <w:p>
+      <w:pPr>
+        <w:pStyle w:val="NormalnyWeb"/>
+        <w:spacing w:before="0" w:beforeAutospacing="0" w:after="0" w:afterAutospacing="0"/>
+      </w:pPr>
+      <w:r>
+        <w:rPr>
+          <w:rFonts w:ascii="Arial" w:hAnsi="Arial" w:cs="Arial"/>
+          <w:b/>
+          <w:bCs/>
+          <w:color w:val="000000"/>
+          <w:sz w:val="22"/>
+          <w:szCs w:val="22"/>
+        </w:rPr>
+        <w:t>Kluczowa funkcja:</w:t>
+      </w:r>
+      <w:r>
+        <w:rPr>
+          <w:rFonts w:ascii="Arial" w:hAnsi="Arial" w:cs="Arial"/>
+          <w:color w:val="000000"/>
+          <w:sz w:val="22"/>
+          <w:szCs w:val="22"/>
+        </w:rPr>
         <w:t xml:space="preserve"> Umożliwia portowi wstępne zaplanowanie obłożenia doków, zanim towar w ogóle pojawi się przy bramie.</w:t>
       </w:r>
     </w:p>
     <w:p/>
     <w:p>
       <w:pPr>
-        <w:pStyle w:val="NormalWeb"/>
+        <w:pStyle w:val="NormalnyWeb"/>
         <w:spacing w:before="0" w:beforeAutospacing="0" w:after="0" w:afterAutospacing="0"/>
         <w:jc w:val="center"/>
       </w:pPr>
@@ -3828,7 +6049,7 @@
                     </pic:cNvPicPr>
                   </pic:nvPicPr>
                   <pic:blipFill>
-                    <a:blip r:embed="rId11" cstate="print">
+                    <a:blip r:embed="rId12" cstate="print">
                       <a:extLst>
                         <a:ext uri="{28A0092B-C50C-407E-A947-70E740481C1C}">
                           <a14:useLocalDpi xmlns:a14="http://schemas.microsoft.com/office/drawing/2010/main" val="0"/>
@@ -3862,7 +6083,7 @@
     </w:p>
     <w:p>
       <w:pPr>
-        <w:pStyle w:val="NormalWeb"/>
+        <w:pStyle w:val="NormalnyWeb"/>
         <w:spacing w:before="0" w:beforeAutospacing="0" w:after="0" w:afterAutospacing="0"/>
       </w:pPr>
       <w:r>
@@ -3899,7 +6120,7 @@
     </w:p>
     <w:p>
       <w:pPr>
-        <w:pStyle w:val="NormalWeb"/>
+        <w:pStyle w:val="NormalnyWeb"/>
         <w:spacing w:before="0" w:beforeAutospacing="0" w:after="0" w:afterAutospacing="0"/>
       </w:pPr>
       <w:r>
@@ -3925,7 +6146,7 @@
     </w:p>
     <w:p>
       <w:pPr>
-        <w:pStyle w:val="NormalWeb"/>
+        <w:pStyle w:val="NormalnyWeb"/>
         <w:spacing w:before="0" w:beforeAutospacing="0" w:after="0" w:afterAutospacing="0"/>
       </w:pPr>
       <w:r>
@@ -3996,7 +6217,7 @@
     </w:p>
     <w:p>
       <w:pPr>
-        <w:pStyle w:val="NormalWeb"/>
+        <w:pStyle w:val="NormalnyWeb"/>
         <w:spacing w:before="0" w:beforeAutospacing="0" w:after="0" w:afterAutospacing="0"/>
         <w:jc w:val="center"/>
       </w:pPr>
@@ -4028,7 +6249,7 @@
                     </pic:cNvPicPr>
                   </pic:nvPicPr>
                   <pic:blipFill>
-                    <a:blip r:embed="rId12" cstate="print">
+                    <a:blip r:embed="rId13" cstate="print">
                       <a:extLst>
                         <a:ext uri="{28A0092B-C50C-407E-A947-70E740481C1C}">
                           <a14:useLocalDpi xmlns:a14="http://schemas.microsoft.com/office/drawing/2010/main" val="0"/>
@@ -4062,7 +6283,7 @@
     </w:p>
     <w:p>
       <w:pPr>
-        <w:pStyle w:val="NormalWeb"/>
+        <w:pStyle w:val="NormalnyWeb"/>
         <w:spacing w:before="240" w:beforeAutospacing="0" w:after="240" w:afterAutospacing="0"/>
       </w:pPr>
       <w:r>
@@ -4091,7 +6312,7 @@
     </w:p>
     <w:p>
       <w:pPr>
-        <w:pStyle w:val="NormalWeb"/>
+        <w:pStyle w:val="NormalnyWeb"/>
         <w:spacing w:before="240" w:beforeAutospacing="0" w:after="240" w:afterAutospacing="0"/>
       </w:pPr>
       <w:r>
@@ -4117,7 +6338,7 @@
     </w:p>
     <w:p>
       <w:pPr>
-        <w:pStyle w:val="NormalWeb"/>
+        <w:pStyle w:val="NormalnyWeb"/>
         <w:spacing w:before="240" w:beforeAutospacing="0" w:after="240" w:afterAutospacing="0"/>
       </w:pPr>
       <w:r>
@@ -4149,10 +6370,31 @@
       </w:pPr>
     </w:p>
     <w:p/>
-    <w:p/>
-    <w:p>
-      <w:pPr>
-        <w:pStyle w:val="Heading1"/>
+    <w:p>
+      <w:pPr>
+        <w:rPr>
+          <w:noProof/>
+        </w:rPr>
+      </w:pPr>
+    </w:p>
+    <w:p>
+      <w:pPr>
+        <w:rPr>
+          <w:noProof/>
+        </w:rPr>
+      </w:pPr>
+      <w:r>
+        <w:rPr>
+          <w:noProof/>
+        </w:rPr>
+        <w:pict w14:anchorId="3B22CABB">
+          <v:rect id="_x0000_i1045" alt="" style="width:415.5pt;height:.05pt;mso-width-percent:0;mso-height-percent:0;mso-width-percent:0;mso-height-percent:0" o:hrpct="916" o:hralign="center" o:hrstd="t" o:hr="t" fillcolor="#a0a0a0" stroked="f"/>
+        </w:pict>
+      </w:r>
+    </w:p>
+    <w:p>
+      <w:pPr>
+        <w:pStyle w:val="Nagwek1"/>
         <w:numPr>
           <w:ilvl w:val="0"/>
           <w:numId w:val="7"/>
@@ -4176,7 +6418,7 @@
     <w:p/>
     <w:p>
       <w:pPr>
-        <w:pStyle w:val="Heading1"/>
+        <w:pStyle w:val="Nagwek1"/>
         <w:numPr>
           <w:ilvl w:val="0"/>
           <w:numId w:val="7"/>
@@ -4201,7 +6443,7 @@
     <w:p/>
     <w:p>
       <w:pPr>
-        <w:pStyle w:val="Heading1"/>
+        <w:pStyle w:val="Nagwek1"/>
         <w:numPr>
           <w:ilvl w:val="0"/>
           <w:numId w:val="7"/>
@@ -4225,7 +6467,7 @@
     <w:p/>
     <w:p>
       <w:pPr>
-        <w:pStyle w:val="Heading1"/>
+        <w:pStyle w:val="Nagwek1"/>
         <w:numPr>
           <w:ilvl w:val="0"/>
           <w:numId w:val="7"/>
@@ -4249,7 +6491,7 @@
     <w:p/>
     <w:p>
       <w:pPr>
-        <w:pStyle w:val="Heading1"/>
+        <w:pStyle w:val="Nagwek1"/>
         <w:numPr>
           <w:ilvl w:val="0"/>
           <w:numId w:val="7"/>
@@ -4287,6 +6529,155 @@
 <file path=word/numbering.xml><?xml version="1.0" encoding="utf-8"?>
 <w:numbering xmlns:wpc="http://schemas.microsoft.com/office/word/2010/wordprocessingCanvas" xmlns:cx="http://schemas.microsoft.com/office/drawing/2014/chartex" xmlns:cx1="http://schemas.microsoft.com/office/drawing/2015/9/8/chartex" xmlns:cx2="http://schemas.microsoft.com/office/drawing/2015/10/21/chartex" xmlns:cx3="http://schemas.microsoft.com/office/drawing/2016/5/9/chartex" xmlns:cx4="http://schemas.microsoft.com/office/drawing/2016/5/10/chartex" xmlns:cx5="http://schemas.microsoft.com/office/drawing/2016/5/11/chartex" xmlns:cx6="http://schemas.microsoft.com/office/drawing/2016/5/12/chartex" xmlns:cx7="http://schemas.microsoft.com/office/drawing/2016/5/13/chartex" xmlns:cx8="http://schemas.microsoft.com/office/drawing/2016/5/14/chartex" xmlns:mc="http://schemas.openxmlformats.org/markup-compatibility/2006" xmlns:aink="http://schemas.microsoft.com/office/drawing/2016/ink" xmlns:am3d="http://schemas.microsoft.com/office/drawing/2017/model3d" xmlns:o="urn:schemas-microsoft-com:office:office" xmlns:oel="http://schemas.microsoft.com/office/2019/extlst" xmlns:r="http://schemas.openxmlformats.org/officeDocument/2006/relationships" xmlns:m="http://schemas.openxmlformats.org/officeDocument/2006/math" xmlns:v="urn:schemas-microsoft-com:vml" xmlns:wp14="http://schemas.microsoft.com/office/word/2010/wordprocessingDrawing" xmlns:wp="http://schemas.openxmlformats.org/drawingml/2006/wordprocessingDrawing" xmlns:w10="urn:schemas-microsoft-com:office:word" xmlns:w="http://schemas.openxmlformats.org/wordprocessingml/2006/main" xmlns:w14="http://schemas.microsoft.com/office/word/2010/wordml" xmlns:w15="http://schemas.microsoft.com/office/word/2012/wordml" xmlns:w16cex="http://schemas.microsoft.com/office/word/2018/wordml/cex" xmlns:w16cid="http://schemas.microsoft.com/office/word/2016/wordml/cid" xmlns:w16="http://schemas.microsoft.com/office/word/2018/wordml" xmlns:w16du="http://schemas.microsoft.com/office/word/2023/wordml/word16du" xmlns:w16sdtdh="http://schemas.microsoft.com/office/word/2020/wordml/sdtdatahash" xmlns:w16sdtfl="http://schemas.microsoft.com/office/word/2024/wordml/sdtformatlock" xmlns:w16se="http://schemas.microsoft.com/office/word/2015/wordml/symex" xmlns:wpg="http://schemas.microsoft.com/office/word/2010/wordprocessingGroup" xmlns:wpi="http://schemas.microsoft.com/office/word/2010/wordprocessingInk" xmlns:wne="http://schemas.microsoft.com/office/word/2006/wordml" xmlns:wps="http://schemas.microsoft.com/office/word/2010/wordprocessingShape" mc:Ignorable="w14 w15 w16se w16cid w16 w16cex w16sdtdh w16sdtfl w16du wp14">
   <w:abstractNum w:abstractNumId="0" w15:restartNumberingAfterBreak="0">
+    <w:nsid w:val="02C61103"/>
+    <w:multiLevelType w:val="multilevel"/>
+    <w:tmpl w:val="B33EC1AC"/>
+    <w:lvl w:ilvl="0">
+      <w:start w:val="1"/>
+      <w:numFmt w:val="bullet"/>
+      <w:lvlText w:val=""/>
+      <w:lvlJc w:val="left"/>
+      <w:pPr>
+        <w:tabs>
+          <w:tab w:val="num" w:pos="720"/>
+        </w:tabs>
+        <w:ind w:left="720" w:hanging="360"/>
+      </w:pPr>
+      <w:rPr>
+        <w:rFonts w:ascii="Symbol" w:hAnsi="Symbol" w:hint="default"/>
+        <w:sz w:val="20"/>
+      </w:rPr>
+    </w:lvl>
+    <w:lvl w:ilvl="1" w:tentative="1">
+      <w:start w:val="1"/>
+      <w:numFmt w:val="bullet"/>
+      <w:lvlText w:val="o"/>
+      <w:lvlJc w:val="left"/>
+      <w:pPr>
+        <w:tabs>
+          <w:tab w:val="num" w:pos="1440"/>
+        </w:tabs>
+        <w:ind w:left="1440" w:hanging="360"/>
+      </w:pPr>
+      <w:rPr>
+        <w:rFonts w:ascii="Courier New" w:hAnsi="Courier New" w:hint="default"/>
+        <w:sz w:val="20"/>
+      </w:rPr>
+    </w:lvl>
+    <w:lvl w:ilvl="2" w:tentative="1">
+      <w:start w:val="1"/>
+      <w:numFmt w:val="bullet"/>
+      <w:lvlText w:val=""/>
+      <w:lvlJc w:val="left"/>
+      <w:pPr>
+        <w:tabs>
+          <w:tab w:val="num" w:pos="2160"/>
+        </w:tabs>
+        <w:ind w:left="2160" w:hanging="360"/>
+      </w:pPr>
+      <w:rPr>
+        <w:rFonts w:ascii="Wingdings" w:hAnsi="Wingdings" w:hint="default"/>
+        <w:sz w:val="20"/>
+      </w:rPr>
+    </w:lvl>
+    <w:lvl w:ilvl="3" w:tentative="1">
+      <w:start w:val="1"/>
+      <w:numFmt w:val="bullet"/>
+      <w:lvlText w:val=""/>
+      <w:lvlJc w:val="left"/>
+      <w:pPr>
+        <w:tabs>
+          <w:tab w:val="num" w:pos="2880"/>
+        </w:tabs>
+        <w:ind w:left="2880" w:hanging="360"/>
+      </w:pPr>
+      <w:rPr>
+        <w:rFonts w:ascii="Wingdings" w:hAnsi="Wingdings" w:hint="default"/>
+        <w:sz w:val="20"/>
+      </w:rPr>
+    </w:lvl>
+    <w:lvl w:ilvl="4" w:tentative="1">
+      <w:start w:val="1"/>
+      <w:numFmt w:val="bullet"/>
+      <w:lvlText w:val=""/>
+      <w:lvlJc w:val="left"/>
+      <w:pPr>
+        <w:tabs>
+          <w:tab w:val="num" w:pos="3600"/>
+        </w:tabs>
+        <w:ind w:left="3600" w:hanging="360"/>
+      </w:pPr>
+      <w:rPr>
+        <w:rFonts w:ascii="Wingdings" w:hAnsi="Wingdings" w:hint="default"/>
+        <w:sz w:val="20"/>
+      </w:rPr>
+    </w:lvl>
+    <w:lvl w:ilvl="5" w:tentative="1">
+      <w:start w:val="1"/>
+      <w:numFmt w:val="bullet"/>
+      <w:lvlText w:val=""/>
+      <w:lvlJc w:val="left"/>
+      <w:pPr>
+        <w:tabs>
+          <w:tab w:val="num" w:pos="4320"/>
+        </w:tabs>
+        <w:ind w:left="4320" w:hanging="360"/>
+      </w:pPr>
+      <w:rPr>
+        <w:rFonts w:ascii="Wingdings" w:hAnsi="Wingdings" w:hint="default"/>
+        <w:sz w:val="20"/>
+      </w:rPr>
+    </w:lvl>
+    <w:lvl w:ilvl="6" w:tentative="1">
+      <w:start w:val="1"/>
+      <w:numFmt w:val="bullet"/>
+      <w:lvlText w:val=""/>
+      <w:lvlJc w:val="left"/>
+      <w:pPr>
+        <w:tabs>
+          <w:tab w:val="num" w:pos="5040"/>
+        </w:tabs>
+        <w:ind w:left="5040" w:hanging="360"/>
+      </w:pPr>
+      <w:rPr>
+        <w:rFonts w:ascii="Wingdings" w:hAnsi="Wingdings" w:hint="default"/>
+        <w:sz w:val="20"/>
+      </w:rPr>
+    </w:lvl>
+    <w:lvl w:ilvl="7" w:tentative="1">
+      <w:start w:val="1"/>
+      <w:numFmt w:val="bullet"/>
+      <w:lvlText w:val=""/>
+      <w:lvlJc w:val="left"/>
+      <w:pPr>
+        <w:tabs>
+          <w:tab w:val="num" w:pos="5760"/>
+        </w:tabs>
+        <w:ind w:left="5760" w:hanging="360"/>
+      </w:pPr>
+      <w:rPr>
+        <w:rFonts w:ascii="Wingdings" w:hAnsi="Wingdings" w:hint="default"/>
+        <w:sz w:val="20"/>
+      </w:rPr>
+    </w:lvl>
+    <w:lvl w:ilvl="8" w:tentative="1">
+      <w:start w:val="1"/>
+      <w:numFmt w:val="bullet"/>
+      <w:lvlText w:val=""/>
+      <w:lvlJc w:val="left"/>
+      <w:pPr>
+        <w:tabs>
+          <w:tab w:val="num" w:pos="6480"/>
+        </w:tabs>
+        <w:ind w:left="6480" w:hanging="360"/>
+      </w:pPr>
+      <w:rPr>
+        <w:rFonts w:ascii="Wingdings" w:hAnsi="Wingdings" w:hint="default"/>
+        <w:sz w:val="20"/>
+      </w:rPr>
+    </w:lvl>
+  </w:abstractNum>
+  <w:abstractNum w:abstractNumId="1" w15:restartNumberingAfterBreak="0">
     <w:nsid w:val="039221DD"/>
     <w:multiLevelType w:val="multilevel"/>
     <w:tmpl w:val="BC7455B0"/>
@@ -4399,7 +6790,305 @@
       </w:rPr>
     </w:lvl>
   </w:abstractNum>
-  <w:abstractNum w:abstractNumId="1" w15:restartNumberingAfterBreak="0">
+  <w:abstractNum w:abstractNumId="2" w15:restartNumberingAfterBreak="0">
+    <w:nsid w:val="03AA354A"/>
+    <w:multiLevelType w:val="multilevel"/>
+    <w:tmpl w:val="510A62E4"/>
+    <w:lvl w:ilvl="0">
+      <w:start w:val="1"/>
+      <w:numFmt w:val="bullet"/>
+      <w:lvlText w:val=""/>
+      <w:lvlJc w:val="left"/>
+      <w:pPr>
+        <w:tabs>
+          <w:tab w:val="num" w:pos="720"/>
+        </w:tabs>
+        <w:ind w:left="720" w:hanging="360"/>
+      </w:pPr>
+      <w:rPr>
+        <w:rFonts w:ascii="Symbol" w:hAnsi="Symbol" w:hint="default"/>
+        <w:sz w:val="20"/>
+      </w:rPr>
+    </w:lvl>
+    <w:lvl w:ilvl="1">
+      <w:start w:val="1"/>
+      <w:numFmt w:val="bullet"/>
+      <w:lvlText w:val="o"/>
+      <w:lvlJc w:val="left"/>
+      <w:pPr>
+        <w:tabs>
+          <w:tab w:val="num" w:pos="1440"/>
+        </w:tabs>
+        <w:ind w:left="1440" w:hanging="360"/>
+      </w:pPr>
+      <w:rPr>
+        <w:rFonts w:ascii="Courier New" w:hAnsi="Courier New" w:hint="default"/>
+        <w:sz w:val="20"/>
+      </w:rPr>
+    </w:lvl>
+    <w:lvl w:ilvl="2" w:tentative="1">
+      <w:start w:val="1"/>
+      <w:numFmt w:val="bullet"/>
+      <w:lvlText w:val=""/>
+      <w:lvlJc w:val="left"/>
+      <w:pPr>
+        <w:tabs>
+          <w:tab w:val="num" w:pos="2160"/>
+        </w:tabs>
+        <w:ind w:left="2160" w:hanging="360"/>
+      </w:pPr>
+      <w:rPr>
+        <w:rFonts w:ascii="Wingdings" w:hAnsi="Wingdings" w:hint="default"/>
+        <w:sz w:val="20"/>
+      </w:rPr>
+    </w:lvl>
+    <w:lvl w:ilvl="3" w:tentative="1">
+      <w:start w:val="1"/>
+      <w:numFmt w:val="bullet"/>
+      <w:lvlText w:val=""/>
+      <w:lvlJc w:val="left"/>
+      <w:pPr>
+        <w:tabs>
+          <w:tab w:val="num" w:pos="2880"/>
+        </w:tabs>
+        <w:ind w:left="2880" w:hanging="360"/>
+      </w:pPr>
+      <w:rPr>
+        <w:rFonts w:ascii="Wingdings" w:hAnsi="Wingdings" w:hint="default"/>
+        <w:sz w:val="20"/>
+      </w:rPr>
+    </w:lvl>
+    <w:lvl w:ilvl="4" w:tentative="1">
+      <w:start w:val="1"/>
+      <w:numFmt w:val="bullet"/>
+      <w:lvlText w:val=""/>
+      <w:lvlJc w:val="left"/>
+      <w:pPr>
+        <w:tabs>
+          <w:tab w:val="num" w:pos="3600"/>
+        </w:tabs>
+        <w:ind w:left="3600" w:hanging="360"/>
+      </w:pPr>
+      <w:rPr>
+        <w:rFonts w:ascii="Wingdings" w:hAnsi="Wingdings" w:hint="default"/>
+        <w:sz w:val="20"/>
+      </w:rPr>
+    </w:lvl>
+    <w:lvl w:ilvl="5" w:tentative="1">
+      <w:start w:val="1"/>
+      <w:numFmt w:val="bullet"/>
+      <w:lvlText w:val=""/>
+      <w:lvlJc w:val="left"/>
+      <w:pPr>
+        <w:tabs>
+          <w:tab w:val="num" w:pos="4320"/>
+        </w:tabs>
+        <w:ind w:left="4320" w:hanging="360"/>
+      </w:pPr>
+      <w:rPr>
+        <w:rFonts w:ascii="Wingdings" w:hAnsi="Wingdings" w:hint="default"/>
+        <w:sz w:val="20"/>
+      </w:rPr>
+    </w:lvl>
+    <w:lvl w:ilvl="6" w:tentative="1">
+      <w:start w:val="1"/>
+      <w:numFmt w:val="bullet"/>
+      <w:lvlText w:val=""/>
+      <w:lvlJc w:val="left"/>
+      <w:pPr>
+        <w:tabs>
+          <w:tab w:val="num" w:pos="5040"/>
+        </w:tabs>
+        <w:ind w:left="5040" w:hanging="360"/>
+      </w:pPr>
+      <w:rPr>
+        <w:rFonts w:ascii="Wingdings" w:hAnsi="Wingdings" w:hint="default"/>
+        <w:sz w:val="20"/>
+      </w:rPr>
+    </w:lvl>
+    <w:lvl w:ilvl="7" w:tentative="1">
+      <w:start w:val="1"/>
+      <w:numFmt w:val="bullet"/>
+      <w:lvlText w:val=""/>
+      <w:lvlJc w:val="left"/>
+      <w:pPr>
+        <w:tabs>
+          <w:tab w:val="num" w:pos="5760"/>
+        </w:tabs>
+        <w:ind w:left="5760" w:hanging="360"/>
+      </w:pPr>
+      <w:rPr>
+        <w:rFonts w:ascii="Wingdings" w:hAnsi="Wingdings" w:hint="default"/>
+        <w:sz w:val="20"/>
+      </w:rPr>
+    </w:lvl>
+    <w:lvl w:ilvl="8" w:tentative="1">
+      <w:start w:val="1"/>
+      <w:numFmt w:val="bullet"/>
+      <w:lvlText w:val=""/>
+      <w:lvlJc w:val="left"/>
+      <w:pPr>
+        <w:tabs>
+          <w:tab w:val="num" w:pos="6480"/>
+        </w:tabs>
+        <w:ind w:left="6480" w:hanging="360"/>
+      </w:pPr>
+      <w:rPr>
+        <w:rFonts w:ascii="Wingdings" w:hAnsi="Wingdings" w:hint="default"/>
+        <w:sz w:val="20"/>
+      </w:rPr>
+    </w:lvl>
+  </w:abstractNum>
+  <w:abstractNum w:abstractNumId="3" w15:restartNumberingAfterBreak="0">
+    <w:nsid w:val="063B4465"/>
+    <w:multiLevelType w:val="multilevel"/>
+    <w:tmpl w:val="23284072"/>
+    <w:lvl w:ilvl="0">
+      <w:start w:val="1"/>
+      <w:numFmt w:val="bullet"/>
+      <w:lvlText w:val=""/>
+      <w:lvlJc w:val="left"/>
+      <w:pPr>
+        <w:tabs>
+          <w:tab w:val="num" w:pos="720"/>
+        </w:tabs>
+        <w:ind w:left="720" w:hanging="360"/>
+      </w:pPr>
+      <w:rPr>
+        <w:rFonts w:ascii="Symbol" w:hAnsi="Symbol" w:hint="default"/>
+        <w:sz w:val="20"/>
+      </w:rPr>
+    </w:lvl>
+    <w:lvl w:ilvl="1">
+      <w:start w:val="1"/>
+      <w:numFmt w:val="bullet"/>
+      <w:lvlText w:val="o"/>
+      <w:lvlJc w:val="left"/>
+      <w:pPr>
+        <w:tabs>
+          <w:tab w:val="num" w:pos="1440"/>
+        </w:tabs>
+        <w:ind w:left="1440" w:hanging="360"/>
+      </w:pPr>
+      <w:rPr>
+        <w:rFonts w:ascii="Courier New" w:hAnsi="Courier New" w:hint="default"/>
+        <w:sz w:val="20"/>
+      </w:rPr>
+    </w:lvl>
+    <w:lvl w:ilvl="2" w:tentative="1">
+      <w:start w:val="1"/>
+      <w:numFmt w:val="bullet"/>
+      <w:lvlText w:val=""/>
+      <w:lvlJc w:val="left"/>
+      <w:pPr>
+        <w:tabs>
+          <w:tab w:val="num" w:pos="2160"/>
+        </w:tabs>
+        <w:ind w:left="2160" w:hanging="360"/>
+      </w:pPr>
+      <w:rPr>
+        <w:rFonts w:ascii="Wingdings" w:hAnsi="Wingdings" w:hint="default"/>
+        <w:sz w:val="20"/>
+      </w:rPr>
+    </w:lvl>
+    <w:lvl w:ilvl="3" w:tentative="1">
+      <w:start w:val="1"/>
+      <w:numFmt w:val="bullet"/>
+      <w:lvlText w:val=""/>
+      <w:lvlJc w:val="left"/>
+      <w:pPr>
+        <w:tabs>
+          <w:tab w:val="num" w:pos="2880"/>
+        </w:tabs>
+        <w:ind w:left="2880" w:hanging="360"/>
+      </w:pPr>
+      <w:rPr>
+        <w:rFonts w:ascii="Wingdings" w:hAnsi="Wingdings" w:hint="default"/>
+        <w:sz w:val="20"/>
+      </w:rPr>
+    </w:lvl>
+    <w:lvl w:ilvl="4" w:tentative="1">
+      <w:start w:val="1"/>
+      <w:numFmt w:val="bullet"/>
+      <w:lvlText w:val=""/>
+      <w:lvlJc w:val="left"/>
+      <w:pPr>
+        <w:tabs>
+          <w:tab w:val="num" w:pos="3600"/>
+        </w:tabs>
+        <w:ind w:left="3600" w:hanging="360"/>
+      </w:pPr>
+      <w:rPr>
+        <w:rFonts w:ascii="Wingdings" w:hAnsi="Wingdings" w:hint="default"/>
+        <w:sz w:val="20"/>
+      </w:rPr>
+    </w:lvl>
+    <w:lvl w:ilvl="5" w:tentative="1">
+      <w:start w:val="1"/>
+      <w:numFmt w:val="bullet"/>
+      <w:lvlText w:val=""/>
+      <w:lvlJc w:val="left"/>
+      <w:pPr>
+        <w:tabs>
+          <w:tab w:val="num" w:pos="4320"/>
+        </w:tabs>
+        <w:ind w:left="4320" w:hanging="360"/>
+      </w:pPr>
+      <w:rPr>
+        <w:rFonts w:ascii="Wingdings" w:hAnsi="Wingdings" w:hint="default"/>
+        <w:sz w:val="20"/>
+      </w:rPr>
+    </w:lvl>
+    <w:lvl w:ilvl="6" w:tentative="1">
+      <w:start w:val="1"/>
+      <w:numFmt w:val="bullet"/>
+      <w:lvlText w:val=""/>
+      <w:lvlJc w:val="left"/>
+      <w:pPr>
+        <w:tabs>
+          <w:tab w:val="num" w:pos="5040"/>
+        </w:tabs>
+        <w:ind w:left="5040" w:hanging="360"/>
+      </w:pPr>
+      <w:rPr>
+        <w:rFonts w:ascii="Wingdings" w:hAnsi="Wingdings" w:hint="default"/>
+        <w:sz w:val="20"/>
+      </w:rPr>
+    </w:lvl>
+    <w:lvl w:ilvl="7" w:tentative="1">
+      <w:start w:val="1"/>
+      <w:numFmt w:val="bullet"/>
+      <w:lvlText w:val=""/>
+      <w:lvlJc w:val="left"/>
+      <w:pPr>
+        <w:tabs>
+          <w:tab w:val="num" w:pos="5760"/>
+        </w:tabs>
+        <w:ind w:left="5760" w:hanging="360"/>
+      </w:pPr>
+      <w:rPr>
+        <w:rFonts w:ascii="Wingdings" w:hAnsi="Wingdings" w:hint="default"/>
+        <w:sz w:val="20"/>
+      </w:rPr>
+    </w:lvl>
+    <w:lvl w:ilvl="8" w:tentative="1">
+      <w:start w:val="1"/>
+      <w:numFmt w:val="bullet"/>
+      <w:lvlText w:val=""/>
+      <w:lvlJc w:val="left"/>
+      <w:pPr>
+        <w:tabs>
+          <w:tab w:val="num" w:pos="6480"/>
+        </w:tabs>
+        <w:ind w:left="6480" w:hanging="360"/>
+      </w:pPr>
+      <w:rPr>
+        <w:rFonts w:ascii="Wingdings" w:hAnsi="Wingdings" w:hint="default"/>
+        <w:sz w:val="20"/>
+      </w:rPr>
+    </w:lvl>
+  </w:abstractNum>
+  <w:abstractNum w:abstractNumId="4" w15:restartNumberingAfterBreak="0">
     <w:nsid w:val="06522F02"/>
     <w:multiLevelType w:val="multilevel"/>
     <w:tmpl w:val="23C8FC70"/>
@@ -4548,7 +7237,305 @@
       </w:rPr>
     </w:lvl>
   </w:abstractNum>
-  <w:abstractNum w:abstractNumId="2" w15:restartNumberingAfterBreak="0">
+  <w:abstractNum w:abstractNumId="5" w15:restartNumberingAfterBreak="0">
+    <w:nsid w:val="07E05338"/>
+    <w:multiLevelType w:val="multilevel"/>
+    <w:tmpl w:val="95E282D4"/>
+    <w:lvl w:ilvl="0">
+      <w:start w:val="1"/>
+      <w:numFmt w:val="bullet"/>
+      <w:lvlText w:val=""/>
+      <w:lvlJc w:val="left"/>
+      <w:pPr>
+        <w:tabs>
+          <w:tab w:val="num" w:pos="720"/>
+        </w:tabs>
+        <w:ind w:left="720" w:hanging="360"/>
+      </w:pPr>
+      <w:rPr>
+        <w:rFonts w:ascii="Symbol" w:hAnsi="Symbol" w:hint="default"/>
+        <w:sz w:val="20"/>
+      </w:rPr>
+    </w:lvl>
+    <w:lvl w:ilvl="1" w:tentative="1">
+      <w:start w:val="1"/>
+      <w:numFmt w:val="bullet"/>
+      <w:lvlText w:val="o"/>
+      <w:lvlJc w:val="left"/>
+      <w:pPr>
+        <w:tabs>
+          <w:tab w:val="num" w:pos="1440"/>
+        </w:tabs>
+        <w:ind w:left="1440" w:hanging="360"/>
+      </w:pPr>
+      <w:rPr>
+        <w:rFonts w:ascii="Courier New" w:hAnsi="Courier New" w:hint="default"/>
+        <w:sz w:val="20"/>
+      </w:rPr>
+    </w:lvl>
+    <w:lvl w:ilvl="2" w:tentative="1">
+      <w:start w:val="1"/>
+      <w:numFmt w:val="bullet"/>
+      <w:lvlText w:val=""/>
+      <w:lvlJc w:val="left"/>
+      <w:pPr>
+        <w:tabs>
+          <w:tab w:val="num" w:pos="2160"/>
+        </w:tabs>
+        <w:ind w:left="2160" w:hanging="360"/>
+      </w:pPr>
+      <w:rPr>
+        <w:rFonts w:ascii="Wingdings" w:hAnsi="Wingdings" w:hint="default"/>
+        <w:sz w:val="20"/>
+      </w:rPr>
+    </w:lvl>
+    <w:lvl w:ilvl="3" w:tentative="1">
+      <w:start w:val="1"/>
+      <w:numFmt w:val="bullet"/>
+      <w:lvlText w:val=""/>
+      <w:lvlJc w:val="left"/>
+      <w:pPr>
+        <w:tabs>
+          <w:tab w:val="num" w:pos="2880"/>
+        </w:tabs>
+        <w:ind w:left="2880" w:hanging="360"/>
+      </w:pPr>
+      <w:rPr>
+        <w:rFonts w:ascii="Wingdings" w:hAnsi="Wingdings" w:hint="default"/>
+        <w:sz w:val="20"/>
+      </w:rPr>
+    </w:lvl>
+    <w:lvl w:ilvl="4" w:tentative="1">
+      <w:start w:val="1"/>
+      <w:numFmt w:val="bullet"/>
+      <w:lvlText w:val=""/>
+      <w:lvlJc w:val="left"/>
+      <w:pPr>
+        <w:tabs>
+          <w:tab w:val="num" w:pos="3600"/>
+        </w:tabs>
+        <w:ind w:left="3600" w:hanging="360"/>
+      </w:pPr>
+      <w:rPr>
+        <w:rFonts w:ascii="Wingdings" w:hAnsi="Wingdings" w:hint="default"/>
+        <w:sz w:val="20"/>
+      </w:rPr>
+    </w:lvl>
+    <w:lvl w:ilvl="5" w:tentative="1">
+      <w:start w:val="1"/>
+      <w:numFmt w:val="bullet"/>
+      <w:lvlText w:val=""/>
+      <w:lvlJc w:val="left"/>
+      <w:pPr>
+        <w:tabs>
+          <w:tab w:val="num" w:pos="4320"/>
+        </w:tabs>
+        <w:ind w:left="4320" w:hanging="360"/>
+      </w:pPr>
+      <w:rPr>
+        <w:rFonts w:ascii="Wingdings" w:hAnsi="Wingdings" w:hint="default"/>
+        <w:sz w:val="20"/>
+      </w:rPr>
+    </w:lvl>
+    <w:lvl w:ilvl="6" w:tentative="1">
+      <w:start w:val="1"/>
+      <w:numFmt w:val="bullet"/>
+      <w:lvlText w:val=""/>
+      <w:lvlJc w:val="left"/>
+      <w:pPr>
+        <w:tabs>
+          <w:tab w:val="num" w:pos="5040"/>
+        </w:tabs>
+        <w:ind w:left="5040" w:hanging="360"/>
+      </w:pPr>
+      <w:rPr>
+        <w:rFonts w:ascii="Wingdings" w:hAnsi="Wingdings" w:hint="default"/>
+        <w:sz w:val="20"/>
+      </w:rPr>
+    </w:lvl>
+    <w:lvl w:ilvl="7" w:tentative="1">
+      <w:start w:val="1"/>
+      <w:numFmt w:val="bullet"/>
+      <w:lvlText w:val=""/>
+      <w:lvlJc w:val="left"/>
+      <w:pPr>
+        <w:tabs>
+          <w:tab w:val="num" w:pos="5760"/>
+        </w:tabs>
+        <w:ind w:left="5760" w:hanging="360"/>
+      </w:pPr>
+      <w:rPr>
+        <w:rFonts w:ascii="Wingdings" w:hAnsi="Wingdings" w:hint="default"/>
+        <w:sz w:val="20"/>
+      </w:rPr>
+    </w:lvl>
+    <w:lvl w:ilvl="8" w:tentative="1">
+      <w:start w:val="1"/>
+      <w:numFmt w:val="bullet"/>
+      <w:lvlText w:val=""/>
+      <w:lvlJc w:val="left"/>
+      <w:pPr>
+        <w:tabs>
+          <w:tab w:val="num" w:pos="6480"/>
+        </w:tabs>
+        <w:ind w:left="6480" w:hanging="360"/>
+      </w:pPr>
+      <w:rPr>
+        <w:rFonts w:ascii="Wingdings" w:hAnsi="Wingdings" w:hint="default"/>
+        <w:sz w:val="20"/>
+      </w:rPr>
+    </w:lvl>
+  </w:abstractNum>
+  <w:abstractNum w:abstractNumId="6" w15:restartNumberingAfterBreak="0">
+    <w:nsid w:val="0A575429"/>
+    <w:multiLevelType w:val="multilevel"/>
+    <w:tmpl w:val="FE2A48BA"/>
+    <w:lvl w:ilvl="0">
+      <w:start w:val="1"/>
+      <w:numFmt w:val="bullet"/>
+      <w:lvlText w:val=""/>
+      <w:lvlJc w:val="left"/>
+      <w:pPr>
+        <w:tabs>
+          <w:tab w:val="num" w:pos="720"/>
+        </w:tabs>
+        <w:ind w:left="720" w:hanging="360"/>
+      </w:pPr>
+      <w:rPr>
+        <w:rFonts w:ascii="Symbol" w:hAnsi="Symbol" w:hint="default"/>
+        <w:sz w:val="20"/>
+      </w:rPr>
+    </w:lvl>
+    <w:lvl w:ilvl="1" w:tentative="1">
+      <w:start w:val="1"/>
+      <w:numFmt w:val="bullet"/>
+      <w:lvlText w:val="o"/>
+      <w:lvlJc w:val="left"/>
+      <w:pPr>
+        <w:tabs>
+          <w:tab w:val="num" w:pos="1440"/>
+        </w:tabs>
+        <w:ind w:left="1440" w:hanging="360"/>
+      </w:pPr>
+      <w:rPr>
+        <w:rFonts w:ascii="Courier New" w:hAnsi="Courier New" w:hint="default"/>
+        <w:sz w:val="20"/>
+      </w:rPr>
+    </w:lvl>
+    <w:lvl w:ilvl="2" w:tentative="1">
+      <w:start w:val="1"/>
+      <w:numFmt w:val="bullet"/>
+      <w:lvlText w:val=""/>
+      <w:lvlJc w:val="left"/>
+      <w:pPr>
+        <w:tabs>
+          <w:tab w:val="num" w:pos="2160"/>
+        </w:tabs>
+        <w:ind w:left="2160" w:hanging="360"/>
+      </w:pPr>
+      <w:rPr>
+        <w:rFonts w:ascii="Wingdings" w:hAnsi="Wingdings" w:hint="default"/>
+        <w:sz w:val="20"/>
+      </w:rPr>
+    </w:lvl>
+    <w:lvl w:ilvl="3" w:tentative="1">
+      <w:start w:val="1"/>
+      <w:numFmt w:val="bullet"/>
+      <w:lvlText w:val=""/>
+      <w:lvlJc w:val="left"/>
+      <w:pPr>
+        <w:tabs>
+          <w:tab w:val="num" w:pos="2880"/>
+        </w:tabs>
+        <w:ind w:left="2880" w:hanging="360"/>
+      </w:pPr>
+      <w:rPr>
+        <w:rFonts w:ascii="Wingdings" w:hAnsi="Wingdings" w:hint="default"/>
+        <w:sz w:val="20"/>
+      </w:rPr>
+    </w:lvl>
+    <w:lvl w:ilvl="4" w:tentative="1">
+      <w:start w:val="1"/>
+      <w:numFmt w:val="bullet"/>
+      <w:lvlText w:val=""/>
+      <w:lvlJc w:val="left"/>
+      <w:pPr>
+        <w:tabs>
+          <w:tab w:val="num" w:pos="3600"/>
+        </w:tabs>
+        <w:ind w:left="3600" w:hanging="360"/>
+      </w:pPr>
+      <w:rPr>
+        <w:rFonts w:ascii="Wingdings" w:hAnsi="Wingdings" w:hint="default"/>
+        <w:sz w:val="20"/>
+      </w:rPr>
+    </w:lvl>
+    <w:lvl w:ilvl="5" w:tentative="1">
+      <w:start w:val="1"/>
+      <w:numFmt w:val="bullet"/>
+      <w:lvlText w:val=""/>
+      <w:lvlJc w:val="left"/>
+      <w:pPr>
+        <w:tabs>
+          <w:tab w:val="num" w:pos="4320"/>
+        </w:tabs>
+        <w:ind w:left="4320" w:hanging="360"/>
+      </w:pPr>
+      <w:rPr>
+        <w:rFonts w:ascii="Wingdings" w:hAnsi="Wingdings" w:hint="default"/>
+        <w:sz w:val="20"/>
+      </w:rPr>
+    </w:lvl>
+    <w:lvl w:ilvl="6" w:tentative="1">
+      <w:start w:val="1"/>
+      <w:numFmt w:val="bullet"/>
+      <w:lvlText w:val=""/>
+      <w:lvlJc w:val="left"/>
+      <w:pPr>
+        <w:tabs>
+          <w:tab w:val="num" w:pos="5040"/>
+        </w:tabs>
+        <w:ind w:left="5040" w:hanging="360"/>
+      </w:pPr>
+      <w:rPr>
+        <w:rFonts w:ascii="Wingdings" w:hAnsi="Wingdings" w:hint="default"/>
+        <w:sz w:val="20"/>
+      </w:rPr>
+    </w:lvl>
+    <w:lvl w:ilvl="7" w:tentative="1">
+      <w:start w:val="1"/>
+      <w:numFmt w:val="bullet"/>
+      <w:lvlText w:val=""/>
+      <w:lvlJc w:val="left"/>
+      <w:pPr>
+        <w:tabs>
+          <w:tab w:val="num" w:pos="5760"/>
+        </w:tabs>
+        <w:ind w:left="5760" w:hanging="360"/>
+      </w:pPr>
+      <w:rPr>
+        <w:rFonts w:ascii="Wingdings" w:hAnsi="Wingdings" w:hint="default"/>
+        <w:sz w:val="20"/>
+      </w:rPr>
+    </w:lvl>
+    <w:lvl w:ilvl="8" w:tentative="1">
+      <w:start w:val="1"/>
+      <w:numFmt w:val="bullet"/>
+      <w:lvlText w:val=""/>
+      <w:lvlJc w:val="left"/>
+      <w:pPr>
+        <w:tabs>
+          <w:tab w:val="num" w:pos="6480"/>
+        </w:tabs>
+        <w:ind w:left="6480" w:hanging="360"/>
+      </w:pPr>
+      <w:rPr>
+        <w:rFonts w:ascii="Wingdings" w:hAnsi="Wingdings" w:hint="default"/>
+        <w:sz w:val="20"/>
+      </w:rPr>
+    </w:lvl>
+  </w:abstractNum>
+  <w:abstractNum w:abstractNumId="7" w15:restartNumberingAfterBreak="0">
     <w:nsid w:val="0BAD3038"/>
     <w:multiLevelType w:val="multilevel"/>
     <w:tmpl w:val="35569A96"/>
@@ -4661,10 +7648,10 @@
       </w:rPr>
     </w:lvl>
   </w:abstractNum>
-  <w:abstractNum w:abstractNumId="3" w15:restartNumberingAfterBreak="0">
-    <w:nsid w:val="0C041E04"/>
+  <w:abstractNum w:abstractNumId="8" w15:restartNumberingAfterBreak="0">
+    <w:nsid w:val="130F5503"/>
     <w:multiLevelType w:val="multilevel"/>
-    <w:tmpl w:val="617E7CB6"/>
+    <w:tmpl w:val="341A52D4"/>
     <w:lvl w:ilvl="0">
       <w:start w:val="1"/>
       <w:numFmt w:val="bullet"/>
@@ -4810,305 +7797,7 @@
       </w:rPr>
     </w:lvl>
   </w:abstractNum>
-  <w:abstractNum w:abstractNumId="4" w15:restartNumberingAfterBreak="0">
-    <w:nsid w:val="0C373AB9"/>
-    <w:multiLevelType w:val="multilevel"/>
-    <w:tmpl w:val="1C6A5AE0"/>
-    <w:lvl w:ilvl="0">
-      <w:start w:val="1"/>
-      <w:numFmt w:val="bullet"/>
-      <w:lvlText w:val=""/>
-      <w:lvlJc w:val="left"/>
-      <w:pPr>
-        <w:tabs>
-          <w:tab w:val="num" w:pos="720"/>
-        </w:tabs>
-        <w:ind w:left="720" w:hanging="360"/>
-      </w:pPr>
-      <w:rPr>
-        <w:rFonts w:ascii="Symbol" w:hAnsi="Symbol" w:hint="default"/>
-        <w:sz w:val="20"/>
-      </w:rPr>
-    </w:lvl>
-    <w:lvl w:ilvl="1" w:tentative="1">
-      <w:start w:val="1"/>
-      <w:numFmt w:val="bullet"/>
-      <w:lvlText w:val="o"/>
-      <w:lvlJc w:val="left"/>
-      <w:pPr>
-        <w:tabs>
-          <w:tab w:val="num" w:pos="1440"/>
-        </w:tabs>
-        <w:ind w:left="1440" w:hanging="360"/>
-      </w:pPr>
-      <w:rPr>
-        <w:rFonts w:ascii="Courier New" w:hAnsi="Courier New" w:hint="default"/>
-        <w:sz w:val="20"/>
-      </w:rPr>
-    </w:lvl>
-    <w:lvl w:ilvl="2" w:tentative="1">
-      <w:start w:val="1"/>
-      <w:numFmt w:val="bullet"/>
-      <w:lvlText w:val=""/>
-      <w:lvlJc w:val="left"/>
-      <w:pPr>
-        <w:tabs>
-          <w:tab w:val="num" w:pos="2160"/>
-        </w:tabs>
-        <w:ind w:left="2160" w:hanging="360"/>
-      </w:pPr>
-      <w:rPr>
-        <w:rFonts w:ascii="Wingdings" w:hAnsi="Wingdings" w:hint="default"/>
-        <w:sz w:val="20"/>
-      </w:rPr>
-    </w:lvl>
-    <w:lvl w:ilvl="3" w:tentative="1">
-      <w:start w:val="1"/>
-      <w:numFmt w:val="bullet"/>
-      <w:lvlText w:val=""/>
-      <w:lvlJc w:val="left"/>
-      <w:pPr>
-        <w:tabs>
-          <w:tab w:val="num" w:pos="2880"/>
-        </w:tabs>
-        <w:ind w:left="2880" w:hanging="360"/>
-      </w:pPr>
-      <w:rPr>
-        <w:rFonts w:ascii="Wingdings" w:hAnsi="Wingdings" w:hint="default"/>
-        <w:sz w:val="20"/>
-      </w:rPr>
-    </w:lvl>
-    <w:lvl w:ilvl="4" w:tentative="1">
-      <w:start w:val="1"/>
-      <w:numFmt w:val="bullet"/>
-      <w:lvlText w:val=""/>
-      <w:lvlJc w:val="left"/>
-      <w:pPr>
-        <w:tabs>
-          <w:tab w:val="num" w:pos="3600"/>
-        </w:tabs>
-        <w:ind w:left="3600" w:hanging="360"/>
-      </w:pPr>
-      <w:rPr>
-        <w:rFonts w:ascii="Wingdings" w:hAnsi="Wingdings" w:hint="default"/>
-        <w:sz w:val="20"/>
-      </w:rPr>
-    </w:lvl>
-    <w:lvl w:ilvl="5" w:tentative="1">
-      <w:start w:val="1"/>
-      <w:numFmt w:val="bullet"/>
-      <w:lvlText w:val=""/>
-      <w:lvlJc w:val="left"/>
-      <w:pPr>
-        <w:tabs>
-          <w:tab w:val="num" w:pos="4320"/>
-        </w:tabs>
-        <w:ind w:left="4320" w:hanging="360"/>
-      </w:pPr>
-      <w:rPr>
-        <w:rFonts w:ascii="Wingdings" w:hAnsi="Wingdings" w:hint="default"/>
-        <w:sz w:val="20"/>
-      </w:rPr>
-    </w:lvl>
-    <w:lvl w:ilvl="6" w:tentative="1">
-      <w:start w:val="1"/>
-      <w:numFmt w:val="bullet"/>
-      <w:lvlText w:val=""/>
-      <w:lvlJc w:val="left"/>
-      <w:pPr>
-        <w:tabs>
-          <w:tab w:val="num" w:pos="5040"/>
-        </w:tabs>
-        <w:ind w:left="5040" w:hanging="360"/>
-      </w:pPr>
-      <w:rPr>
-        <w:rFonts w:ascii="Wingdings" w:hAnsi="Wingdings" w:hint="default"/>
-        <w:sz w:val="20"/>
-      </w:rPr>
-    </w:lvl>
-    <w:lvl w:ilvl="7" w:tentative="1">
-      <w:start w:val="1"/>
-      <w:numFmt w:val="bullet"/>
-      <w:lvlText w:val=""/>
-      <w:lvlJc w:val="left"/>
-      <w:pPr>
-        <w:tabs>
-          <w:tab w:val="num" w:pos="5760"/>
-        </w:tabs>
-        <w:ind w:left="5760" w:hanging="360"/>
-      </w:pPr>
-      <w:rPr>
-        <w:rFonts w:ascii="Wingdings" w:hAnsi="Wingdings" w:hint="default"/>
-        <w:sz w:val="20"/>
-      </w:rPr>
-    </w:lvl>
-    <w:lvl w:ilvl="8" w:tentative="1">
-      <w:start w:val="1"/>
-      <w:numFmt w:val="bullet"/>
-      <w:lvlText w:val=""/>
-      <w:lvlJc w:val="left"/>
-      <w:pPr>
-        <w:tabs>
-          <w:tab w:val="num" w:pos="6480"/>
-        </w:tabs>
-        <w:ind w:left="6480" w:hanging="360"/>
-      </w:pPr>
-      <w:rPr>
-        <w:rFonts w:ascii="Wingdings" w:hAnsi="Wingdings" w:hint="default"/>
-        <w:sz w:val="20"/>
-      </w:rPr>
-    </w:lvl>
-  </w:abstractNum>
-  <w:abstractNum w:abstractNumId="5" w15:restartNumberingAfterBreak="0">
-    <w:nsid w:val="123365F4"/>
-    <w:multiLevelType w:val="multilevel"/>
-    <w:tmpl w:val="3C7A7360"/>
-    <w:lvl w:ilvl="0">
-      <w:start w:val="1"/>
-      <w:numFmt w:val="bullet"/>
-      <w:lvlText w:val=""/>
-      <w:lvlJc w:val="left"/>
-      <w:pPr>
-        <w:tabs>
-          <w:tab w:val="num" w:pos="720"/>
-        </w:tabs>
-        <w:ind w:left="720" w:hanging="360"/>
-      </w:pPr>
-      <w:rPr>
-        <w:rFonts w:ascii="Symbol" w:hAnsi="Symbol" w:hint="default"/>
-        <w:sz w:val="20"/>
-      </w:rPr>
-    </w:lvl>
-    <w:lvl w:ilvl="1">
-      <w:start w:val="1"/>
-      <w:numFmt w:val="bullet"/>
-      <w:lvlText w:val="o"/>
-      <w:lvlJc w:val="left"/>
-      <w:pPr>
-        <w:tabs>
-          <w:tab w:val="num" w:pos="1440"/>
-        </w:tabs>
-        <w:ind w:left="1440" w:hanging="360"/>
-      </w:pPr>
-      <w:rPr>
-        <w:rFonts w:ascii="Courier New" w:hAnsi="Courier New" w:hint="default"/>
-        <w:sz w:val="20"/>
-      </w:rPr>
-    </w:lvl>
-    <w:lvl w:ilvl="2" w:tentative="1">
-      <w:start w:val="1"/>
-      <w:numFmt w:val="bullet"/>
-      <w:lvlText w:val=""/>
-      <w:lvlJc w:val="left"/>
-      <w:pPr>
-        <w:tabs>
-          <w:tab w:val="num" w:pos="2160"/>
-        </w:tabs>
-        <w:ind w:left="2160" w:hanging="360"/>
-      </w:pPr>
-      <w:rPr>
-        <w:rFonts w:ascii="Wingdings" w:hAnsi="Wingdings" w:hint="default"/>
-        <w:sz w:val="20"/>
-      </w:rPr>
-    </w:lvl>
-    <w:lvl w:ilvl="3" w:tentative="1">
-      <w:start w:val="1"/>
-      <w:numFmt w:val="bullet"/>
-      <w:lvlText w:val=""/>
-      <w:lvlJc w:val="left"/>
-      <w:pPr>
-        <w:tabs>
-          <w:tab w:val="num" w:pos="2880"/>
-        </w:tabs>
-        <w:ind w:left="2880" w:hanging="360"/>
-      </w:pPr>
-      <w:rPr>
-        <w:rFonts w:ascii="Wingdings" w:hAnsi="Wingdings" w:hint="default"/>
-        <w:sz w:val="20"/>
-      </w:rPr>
-    </w:lvl>
-    <w:lvl w:ilvl="4" w:tentative="1">
-      <w:start w:val="1"/>
-      <w:numFmt w:val="bullet"/>
-      <w:lvlText w:val=""/>
-      <w:lvlJc w:val="left"/>
-      <w:pPr>
-        <w:tabs>
-          <w:tab w:val="num" w:pos="3600"/>
-        </w:tabs>
-        <w:ind w:left="3600" w:hanging="360"/>
-      </w:pPr>
-      <w:rPr>
-        <w:rFonts w:ascii="Wingdings" w:hAnsi="Wingdings" w:hint="default"/>
-        <w:sz w:val="20"/>
-      </w:rPr>
-    </w:lvl>
-    <w:lvl w:ilvl="5" w:tentative="1">
-      <w:start w:val="1"/>
-      <w:numFmt w:val="bullet"/>
-      <w:lvlText w:val=""/>
-      <w:lvlJc w:val="left"/>
-      <w:pPr>
-        <w:tabs>
-          <w:tab w:val="num" w:pos="4320"/>
-        </w:tabs>
-        <w:ind w:left="4320" w:hanging="360"/>
-      </w:pPr>
-      <w:rPr>
-        <w:rFonts w:ascii="Wingdings" w:hAnsi="Wingdings" w:hint="default"/>
-        <w:sz w:val="20"/>
-      </w:rPr>
-    </w:lvl>
-    <w:lvl w:ilvl="6" w:tentative="1">
-      <w:start w:val="1"/>
-      <w:numFmt w:val="bullet"/>
-      <w:lvlText w:val=""/>
-      <w:lvlJc w:val="left"/>
-      <w:pPr>
-        <w:tabs>
-          <w:tab w:val="num" w:pos="5040"/>
-        </w:tabs>
-        <w:ind w:left="5040" w:hanging="360"/>
-      </w:pPr>
-      <w:rPr>
-        <w:rFonts w:ascii="Wingdings" w:hAnsi="Wingdings" w:hint="default"/>
-        <w:sz w:val="20"/>
-      </w:rPr>
-    </w:lvl>
-    <w:lvl w:ilvl="7" w:tentative="1">
-      <w:start w:val="1"/>
-      <w:numFmt w:val="bullet"/>
-      <w:lvlText w:val=""/>
-      <w:lvlJc w:val="left"/>
-      <w:pPr>
-        <w:tabs>
-          <w:tab w:val="num" w:pos="5760"/>
-        </w:tabs>
-        <w:ind w:left="5760" w:hanging="360"/>
-      </w:pPr>
-      <w:rPr>
-        <w:rFonts w:ascii="Wingdings" w:hAnsi="Wingdings" w:hint="default"/>
-        <w:sz w:val="20"/>
-      </w:rPr>
-    </w:lvl>
-    <w:lvl w:ilvl="8" w:tentative="1">
-      <w:start w:val="1"/>
-      <w:numFmt w:val="bullet"/>
-      <w:lvlText w:val=""/>
-      <w:lvlJc w:val="left"/>
-      <w:pPr>
-        <w:tabs>
-          <w:tab w:val="num" w:pos="6480"/>
-        </w:tabs>
-        <w:ind w:left="6480" w:hanging="360"/>
-      </w:pPr>
-      <w:rPr>
-        <w:rFonts w:ascii="Wingdings" w:hAnsi="Wingdings" w:hint="default"/>
-        <w:sz w:val="20"/>
-      </w:rPr>
-    </w:lvl>
-  </w:abstractNum>
-  <w:abstractNum w:abstractNumId="6" w15:restartNumberingAfterBreak="0">
+  <w:abstractNum w:abstractNumId="9" w15:restartNumberingAfterBreak="0">
     <w:nsid w:val="13AB4A3D"/>
     <w:multiLevelType w:val="multilevel"/>
     <w:tmpl w:val="5F862806"/>
@@ -5221,7 +7910,7 @@
       </w:rPr>
     </w:lvl>
   </w:abstractNum>
-  <w:abstractNum w:abstractNumId="7" w15:restartNumberingAfterBreak="0">
+  <w:abstractNum w:abstractNumId="10" w15:restartNumberingAfterBreak="0">
     <w:nsid w:val="13E61A43"/>
     <w:multiLevelType w:val="multilevel"/>
     <w:tmpl w:val="85241A28"/>
@@ -5370,7 +8059,156 @@
       </w:rPr>
     </w:lvl>
   </w:abstractNum>
-  <w:abstractNum w:abstractNumId="8" w15:restartNumberingAfterBreak="0">
+  <w:abstractNum w:abstractNumId="11" w15:restartNumberingAfterBreak="0">
+    <w:nsid w:val="152024D0"/>
+    <w:multiLevelType w:val="multilevel"/>
+    <w:tmpl w:val="E698DC1C"/>
+    <w:lvl w:ilvl="0">
+      <w:start w:val="1"/>
+      <w:numFmt w:val="bullet"/>
+      <w:lvlText w:val=""/>
+      <w:lvlJc w:val="left"/>
+      <w:pPr>
+        <w:tabs>
+          <w:tab w:val="num" w:pos="720"/>
+        </w:tabs>
+        <w:ind w:left="720" w:hanging="360"/>
+      </w:pPr>
+      <w:rPr>
+        <w:rFonts w:ascii="Symbol" w:hAnsi="Symbol" w:hint="default"/>
+        <w:sz w:val="20"/>
+      </w:rPr>
+    </w:lvl>
+    <w:lvl w:ilvl="1" w:tentative="1">
+      <w:start w:val="1"/>
+      <w:numFmt w:val="bullet"/>
+      <w:lvlText w:val="o"/>
+      <w:lvlJc w:val="left"/>
+      <w:pPr>
+        <w:tabs>
+          <w:tab w:val="num" w:pos="1440"/>
+        </w:tabs>
+        <w:ind w:left="1440" w:hanging="360"/>
+      </w:pPr>
+      <w:rPr>
+        <w:rFonts w:ascii="Courier New" w:hAnsi="Courier New" w:hint="default"/>
+        <w:sz w:val="20"/>
+      </w:rPr>
+    </w:lvl>
+    <w:lvl w:ilvl="2" w:tentative="1">
+      <w:start w:val="1"/>
+      <w:numFmt w:val="bullet"/>
+      <w:lvlText w:val=""/>
+      <w:lvlJc w:val="left"/>
+      <w:pPr>
+        <w:tabs>
+          <w:tab w:val="num" w:pos="2160"/>
+        </w:tabs>
+        <w:ind w:left="2160" w:hanging="360"/>
+      </w:pPr>
+      <w:rPr>
+        <w:rFonts w:ascii="Wingdings" w:hAnsi="Wingdings" w:hint="default"/>
+        <w:sz w:val="20"/>
+      </w:rPr>
+    </w:lvl>
+    <w:lvl w:ilvl="3" w:tentative="1">
+      <w:start w:val="1"/>
+      <w:numFmt w:val="bullet"/>
+      <w:lvlText w:val=""/>
+      <w:lvlJc w:val="left"/>
+      <w:pPr>
+        <w:tabs>
+          <w:tab w:val="num" w:pos="2880"/>
+        </w:tabs>
+        <w:ind w:left="2880" w:hanging="360"/>
+      </w:pPr>
+      <w:rPr>
+        <w:rFonts w:ascii="Wingdings" w:hAnsi="Wingdings" w:hint="default"/>
+        <w:sz w:val="20"/>
+      </w:rPr>
+    </w:lvl>
+    <w:lvl w:ilvl="4" w:tentative="1">
+      <w:start w:val="1"/>
+      <w:numFmt w:val="bullet"/>
+      <w:lvlText w:val=""/>
+      <w:lvlJc w:val="left"/>
+      <w:pPr>
+        <w:tabs>
+          <w:tab w:val="num" w:pos="3600"/>
+        </w:tabs>
+        <w:ind w:left="3600" w:hanging="360"/>
+      </w:pPr>
+      <w:rPr>
+        <w:rFonts w:ascii="Wingdings" w:hAnsi="Wingdings" w:hint="default"/>
+        <w:sz w:val="20"/>
+      </w:rPr>
+    </w:lvl>
+    <w:lvl w:ilvl="5" w:tentative="1">
+      <w:start w:val="1"/>
+      <w:numFmt w:val="bullet"/>
+      <w:lvlText w:val=""/>
+      <w:lvlJc w:val="left"/>
+      <w:pPr>
+        <w:tabs>
+          <w:tab w:val="num" w:pos="4320"/>
+        </w:tabs>
+        <w:ind w:left="4320" w:hanging="360"/>
+      </w:pPr>
+      <w:rPr>
+        <w:rFonts w:ascii="Wingdings" w:hAnsi="Wingdings" w:hint="default"/>
+        <w:sz w:val="20"/>
+      </w:rPr>
+    </w:lvl>
+    <w:lvl w:ilvl="6" w:tentative="1">
+      <w:start w:val="1"/>
+      <w:numFmt w:val="bullet"/>
+      <w:lvlText w:val=""/>
+      <w:lvlJc w:val="left"/>
+      <w:pPr>
+        <w:tabs>
+          <w:tab w:val="num" w:pos="5040"/>
+        </w:tabs>
+        <w:ind w:left="5040" w:hanging="360"/>
+      </w:pPr>
+      <w:rPr>
+        <w:rFonts w:ascii="Wingdings" w:hAnsi="Wingdings" w:hint="default"/>
+        <w:sz w:val="20"/>
+      </w:rPr>
+    </w:lvl>
+    <w:lvl w:ilvl="7" w:tentative="1">
+      <w:start w:val="1"/>
+      <w:numFmt w:val="bullet"/>
+      <w:lvlText w:val=""/>
+      <w:lvlJc w:val="left"/>
+      <w:pPr>
+        <w:tabs>
+          <w:tab w:val="num" w:pos="5760"/>
+        </w:tabs>
+        <w:ind w:left="5760" w:hanging="360"/>
+      </w:pPr>
+      <w:rPr>
+        <w:rFonts w:ascii="Wingdings" w:hAnsi="Wingdings" w:hint="default"/>
+        <w:sz w:val="20"/>
+      </w:rPr>
+    </w:lvl>
+    <w:lvl w:ilvl="8" w:tentative="1">
+      <w:start w:val="1"/>
+      <w:numFmt w:val="bullet"/>
+      <w:lvlText w:val=""/>
+      <w:lvlJc w:val="left"/>
+      <w:pPr>
+        <w:tabs>
+          <w:tab w:val="num" w:pos="6480"/>
+        </w:tabs>
+        <w:ind w:left="6480" w:hanging="360"/>
+      </w:pPr>
+      <w:rPr>
+        <w:rFonts w:ascii="Wingdings" w:hAnsi="Wingdings" w:hint="default"/>
+        <w:sz w:val="20"/>
+      </w:rPr>
+    </w:lvl>
+  </w:abstractNum>
+  <w:abstractNum w:abstractNumId="12" w15:restartNumberingAfterBreak="0">
     <w:nsid w:val="1A3D3C53"/>
     <w:multiLevelType w:val="multilevel"/>
     <w:tmpl w:val="1A3CC12A"/>
@@ -5483,156 +8321,7 @@
       </w:rPr>
     </w:lvl>
   </w:abstractNum>
-  <w:abstractNum w:abstractNumId="9" w15:restartNumberingAfterBreak="0">
-    <w:nsid w:val="1AA44142"/>
-    <w:multiLevelType w:val="multilevel"/>
-    <w:tmpl w:val="7E9C85F4"/>
-    <w:lvl w:ilvl="0">
-      <w:start w:val="1"/>
-      <w:numFmt w:val="bullet"/>
-      <w:lvlText w:val=""/>
-      <w:lvlJc w:val="left"/>
-      <w:pPr>
-        <w:tabs>
-          <w:tab w:val="num" w:pos="720"/>
-        </w:tabs>
-        <w:ind w:left="720" w:hanging="360"/>
-      </w:pPr>
-      <w:rPr>
-        <w:rFonts w:ascii="Symbol" w:hAnsi="Symbol" w:hint="default"/>
-        <w:sz w:val="20"/>
-      </w:rPr>
-    </w:lvl>
-    <w:lvl w:ilvl="1" w:tentative="1">
-      <w:start w:val="1"/>
-      <w:numFmt w:val="bullet"/>
-      <w:lvlText w:val="o"/>
-      <w:lvlJc w:val="left"/>
-      <w:pPr>
-        <w:tabs>
-          <w:tab w:val="num" w:pos="1440"/>
-        </w:tabs>
-        <w:ind w:left="1440" w:hanging="360"/>
-      </w:pPr>
-      <w:rPr>
-        <w:rFonts w:ascii="Courier New" w:hAnsi="Courier New" w:hint="default"/>
-        <w:sz w:val="20"/>
-      </w:rPr>
-    </w:lvl>
-    <w:lvl w:ilvl="2" w:tentative="1">
-      <w:start w:val="1"/>
-      <w:numFmt w:val="bullet"/>
-      <w:lvlText w:val=""/>
-      <w:lvlJc w:val="left"/>
-      <w:pPr>
-        <w:tabs>
-          <w:tab w:val="num" w:pos="2160"/>
-        </w:tabs>
-        <w:ind w:left="2160" w:hanging="360"/>
-      </w:pPr>
-      <w:rPr>
-        <w:rFonts w:ascii="Wingdings" w:hAnsi="Wingdings" w:hint="default"/>
-        <w:sz w:val="20"/>
-      </w:rPr>
-    </w:lvl>
-    <w:lvl w:ilvl="3" w:tentative="1">
-      <w:start w:val="1"/>
-      <w:numFmt w:val="bullet"/>
-      <w:lvlText w:val=""/>
-      <w:lvlJc w:val="left"/>
-      <w:pPr>
-        <w:tabs>
-          <w:tab w:val="num" w:pos="2880"/>
-        </w:tabs>
-        <w:ind w:left="2880" w:hanging="360"/>
-      </w:pPr>
-      <w:rPr>
-        <w:rFonts w:ascii="Wingdings" w:hAnsi="Wingdings" w:hint="default"/>
-        <w:sz w:val="20"/>
-      </w:rPr>
-    </w:lvl>
-    <w:lvl w:ilvl="4" w:tentative="1">
-      <w:start w:val="1"/>
-      <w:numFmt w:val="bullet"/>
-      <w:lvlText w:val=""/>
-      <w:lvlJc w:val="left"/>
-      <w:pPr>
-        <w:tabs>
-          <w:tab w:val="num" w:pos="3600"/>
-        </w:tabs>
-        <w:ind w:left="3600" w:hanging="360"/>
-      </w:pPr>
-      <w:rPr>
-        <w:rFonts w:ascii="Wingdings" w:hAnsi="Wingdings" w:hint="default"/>
-        <w:sz w:val="20"/>
-      </w:rPr>
-    </w:lvl>
-    <w:lvl w:ilvl="5" w:tentative="1">
-      <w:start w:val="1"/>
-      <w:numFmt w:val="bullet"/>
-      <w:lvlText w:val=""/>
-      <w:lvlJc w:val="left"/>
-      <w:pPr>
-        <w:tabs>
-          <w:tab w:val="num" w:pos="4320"/>
-        </w:tabs>
-        <w:ind w:left="4320" w:hanging="360"/>
-      </w:pPr>
-      <w:rPr>
-        <w:rFonts w:ascii="Wingdings" w:hAnsi="Wingdings" w:hint="default"/>
-        <w:sz w:val="20"/>
-      </w:rPr>
-    </w:lvl>
-    <w:lvl w:ilvl="6" w:tentative="1">
-      <w:start w:val="1"/>
-      <w:numFmt w:val="bullet"/>
-      <w:lvlText w:val=""/>
-      <w:lvlJc w:val="left"/>
-      <w:pPr>
-        <w:tabs>
-          <w:tab w:val="num" w:pos="5040"/>
-        </w:tabs>
-        <w:ind w:left="5040" w:hanging="360"/>
-      </w:pPr>
-      <w:rPr>
-        <w:rFonts w:ascii="Wingdings" w:hAnsi="Wingdings" w:hint="default"/>
-        <w:sz w:val="20"/>
-      </w:rPr>
-    </w:lvl>
-    <w:lvl w:ilvl="7" w:tentative="1">
-      <w:start w:val="1"/>
-      <w:numFmt w:val="bullet"/>
-      <w:lvlText w:val=""/>
-      <w:lvlJc w:val="left"/>
-      <w:pPr>
-        <w:tabs>
-          <w:tab w:val="num" w:pos="5760"/>
-        </w:tabs>
-        <w:ind w:left="5760" w:hanging="360"/>
-      </w:pPr>
-      <w:rPr>
-        <w:rFonts w:ascii="Wingdings" w:hAnsi="Wingdings" w:hint="default"/>
-        <w:sz w:val="20"/>
-      </w:rPr>
-    </w:lvl>
-    <w:lvl w:ilvl="8" w:tentative="1">
-      <w:start w:val="1"/>
-      <w:numFmt w:val="bullet"/>
-      <w:lvlText w:val=""/>
-      <w:lvlJc w:val="left"/>
-      <w:pPr>
-        <w:tabs>
-          <w:tab w:val="num" w:pos="6480"/>
-        </w:tabs>
-        <w:ind w:left="6480" w:hanging="360"/>
-      </w:pPr>
-      <w:rPr>
-        <w:rFonts w:ascii="Wingdings" w:hAnsi="Wingdings" w:hint="default"/>
-        <w:sz w:val="20"/>
-      </w:rPr>
-    </w:lvl>
-  </w:abstractNum>
-  <w:abstractNum w:abstractNumId="10" w15:restartNumberingAfterBreak="0">
+  <w:abstractNum w:abstractNumId="13" w15:restartNumberingAfterBreak="0">
     <w:nsid w:val="220308DA"/>
     <w:multiLevelType w:val="multilevel"/>
     <w:tmpl w:val="75BC2B24"/>
@@ -5781,10 +8470,10 @@
       </w:rPr>
     </w:lvl>
   </w:abstractNum>
-  <w:abstractNum w:abstractNumId="11" w15:restartNumberingAfterBreak="0">
-    <w:nsid w:val="26750425"/>
+  <w:abstractNum w:abstractNumId="14" w15:restartNumberingAfterBreak="0">
+    <w:nsid w:val="231B075C"/>
     <w:multiLevelType w:val="multilevel"/>
-    <w:tmpl w:val="744C04D0"/>
+    <w:tmpl w:val="2ADC9112"/>
     <w:lvl w:ilvl="0">
       <w:start w:val="1"/>
       <w:numFmt w:val="bullet"/>
@@ -5801,7 +8490,7 @@
         <w:sz w:val="20"/>
       </w:rPr>
     </w:lvl>
-    <w:lvl w:ilvl="1" w:tentative="1">
+    <w:lvl w:ilvl="1">
       <w:start w:val="1"/>
       <w:numFmt w:val="bullet"/>
       <w:lvlText w:val="o"/>
@@ -5930,7 +8619,156 @@
       </w:rPr>
     </w:lvl>
   </w:abstractNum>
-  <w:abstractNum w:abstractNumId="12" w15:restartNumberingAfterBreak="0">
+  <w:abstractNum w:abstractNumId="15" w15:restartNumberingAfterBreak="0">
+    <w:nsid w:val="26E72F23"/>
+    <w:multiLevelType w:val="multilevel"/>
+    <w:tmpl w:val="FC4A530A"/>
+    <w:lvl w:ilvl="0">
+      <w:start w:val="1"/>
+      <w:numFmt w:val="bullet"/>
+      <w:lvlText w:val=""/>
+      <w:lvlJc w:val="left"/>
+      <w:pPr>
+        <w:tabs>
+          <w:tab w:val="num" w:pos="720"/>
+        </w:tabs>
+        <w:ind w:left="720" w:hanging="360"/>
+      </w:pPr>
+      <w:rPr>
+        <w:rFonts w:ascii="Symbol" w:hAnsi="Symbol" w:hint="default"/>
+        <w:sz w:val="20"/>
+      </w:rPr>
+    </w:lvl>
+    <w:lvl w:ilvl="1">
+      <w:start w:val="1"/>
+      <w:numFmt w:val="bullet"/>
+      <w:lvlText w:val="o"/>
+      <w:lvlJc w:val="left"/>
+      <w:pPr>
+        <w:tabs>
+          <w:tab w:val="num" w:pos="1440"/>
+        </w:tabs>
+        <w:ind w:left="1440" w:hanging="360"/>
+      </w:pPr>
+      <w:rPr>
+        <w:rFonts w:ascii="Courier New" w:hAnsi="Courier New" w:hint="default"/>
+        <w:sz w:val="20"/>
+      </w:rPr>
+    </w:lvl>
+    <w:lvl w:ilvl="2" w:tentative="1">
+      <w:start w:val="1"/>
+      <w:numFmt w:val="bullet"/>
+      <w:lvlText w:val=""/>
+      <w:lvlJc w:val="left"/>
+      <w:pPr>
+        <w:tabs>
+          <w:tab w:val="num" w:pos="2160"/>
+        </w:tabs>
+        <w:ind w:left="2160" w:hanging="360"/>
+      </w:pPr>
+      <w:rPr>
+        <w:rFonts w:ascii="Wingdings" w:hAnsi="Wingdings" w:hint="default"/>
+        <w:sz w:val="20"/>
+      </w:rPr>
+    </w:lvl>
+    <w:lvl w:ilvl="3" w:tentative="1">
+      <w:start w:val="1"/>
+      <w:numFmt w:val="bullet"/>
+      <w:lvlText w:val=""/>
+      <w:lvlJc w:val="left"/>
+      <w:pPr>
+        <w:tabs>
+          <w:tab w:val="num" w:pos="2880"/>
+        </w:tabs>
+        <w:ind w:left="2880" w:hanging="360"/>
+      </w:pPr>
+      <w:rPr>
+        <w:rFonts w:ascii="Wingdings" w:hAnsi="Wingdings" w:hint="default"/>
+        <w:sz w:val="20"/>
+      </w:rPr>
+    </w:lvl>
+    <w:lvl w:ilvl="4" w:tentative="1">
+      <w:start w:val="1"/>
+      <w:numFmt w:val="bullet"/>
+      <w:lvlText w:val=""/>
+      <w:lvlJc w:val="left"/>
+      <w:pPr>
+        <w:tabs>
+          <w:tab w:val="num" w:pos="3600"/>
+        </w:tabs>
+        <w:ind w:left="3600" w:hanging="360"/>
+      </w:pPr>
+      <w:rPr>
+        <w:rFonts w:ascii="Wingdings" w:hAnsi="Wingdings" w:hint="default"/>
+        <w:sz w:val="20"/>
+      </w:rPr>
+    </w:lvl>
+    <w:lvl w:ilvl="5" w:tentative="1">
+      <w:start w:val="1"/>
+      <w:numFmt w:val="bullet"/>
+      <w:lvlText w:val=""/>
+      <w:lvlJc w:val="left"/>
+      <w:pPr>
+        <w:tabs>
+          <w:tab w:val="num" w:pos="4320"/>
+        </w:tabs>
+        <w:ind w:left="4320" w:hanging="360"/>
+      </w:pPr>
+      <w:rPr>
+        <w:rFonts w:ascii="Wingdings" w:hAnsi="Wingdings" w:hint="default"/>
+        <w:sz w:val="20"/>
+      </w:rPr>
+    </w:lvl>
+    <w:lvl w:ilvl="6" w:tentative="1">
+      <w:start w:val="1"/>
+      <w:numFmt w:val="bullet"/>
+      <w:lvlText w:val=""/>
+      <w:lvlJc w:val="left"/>
+      <w:pPr>
+        <w:tabs>
+          <w:tab w:val="num" w:pos="5040"/>
+        </w:tabs>
+        <w:ind w:left="5040" w:hanging="360"/>
+      </w:pPr>
+      <w:rPr>
+        <w:rFonts w:ascii="Wingdings" w:hAnsi="Wingdings" w:hint="default"/>
+        <w:sz w:val="20"/>
+      </w:rPr>
+    </w:lvl>
+    <w:lvl w:ilvl="7" w:tentative="1">
+      <w:start w:val="1"/>
+      <w:numFmt w:val="bullet"/>
+      <w:lvlText w:val=""/>
+      <w:lvlJc w:val="left"/>
+      <w:pPr>
+        <w:tabs>
+          <w:tab w:val="num" w:pos="5760"/>
+        </w:tabs>
+        <w:ind w:left="5760" w:hanging="360"/>
+      </w:pPr>
+      <w:rPr>
+        <w:rFonts w:ascii="Wingdings" w:hAnsi="Wingdings" w:hint="default"/>
+        <w:sz w:val="20"/>
+      </w:rPr>
+    </w:lvl>
+    <w:lvl w:ilvl="8" w:tentative="1">
+      <w:start w:val="1"/>
+      <w:numFmt w:val="bullet"/>
+      <w:lvlText w:val=""/>
+      <w:lvlJc w:val="left"/>
+      <w:pPr>
+        <w:tabs>
+          <w:tab w:val="num" w:pos="6480"/>
+        </w:tabs>
+        <w:ind w:left="6480" w:hanging="360"/>
+      </w:pPr>
+      <w:rPr>
+        <w:rFonts w:ascii="Wingdings" w:hAnsi="Wingdings" w:hint="default"/>
+        <w:sz w:val="20"/>
+      </w:rPr>
+    </w:lvl>
+  </w:abstractNum>
+  <w:abstractNum w:abstractNumId="16" w15:restartNumberingAfterBreak="0">
     <w:nsid w:val="29735BCB"/>
     <w:multiLevelType w:val="multilevel"/>
     <w:tmpl w:val="6BC6E2BA"/>
@@ -6079,7 +8917,305 @@
       </w:rPr>
     </w:lvl>
   </w:abstractNum>
-  <w:abstractNum w:abstractNumId="13" w15:restartNumberingAfterBreak="0">
+  <w:abstractNum w:abstractNumId="17" w15:restartNumberingAfterBreak="0">
+    <w:nsid w:val="299A2E16"/>
+    <w:multiLevelType w:val="multilevel"/>
+    <w:tmpl w:val="5C42C32A"/>
+    <w:lvl w:ilvl="0">
+      <w:start w:val="1"/>
+      <w:numFmt w:val="bullet"/>
+      <w:lvlText w:val=""/>
+      <w:lvlJc w:val="left"/>
+      <w:pPr>
+        <w:tabs>
+          <w:tab w:val="num" w:pos="720"/>
+        </w:tabs>
+        <w:ind w:left="720" w:hanging="360"/>
+      </w:pPr>
+      <w:rPr>
+        <w:rFonts w:ascii="Symbol" w:hAnsi="Symbol" w:hint="default"/>
+        <w:sz w:val="20"/>
+      </w:rPr>
+    </w:lvl>
+    <w:lvl w:ilvl="1">
+      <w:start w:val="1"/>
+      <w:numFmt w:val="bullet"/>
+      <w:lvlText w:val="o"/>
+      <w:lvlJc w:val="left"/>
+      <w:pPr>
+        <w:tabs>
+          <w:tab w:val="num" w:pos="1440"/>
+        </w:tabs>
+        <w:ind w:left="1440" w:hanging="360"/>
+      </w:pPr>
+      <w:rPr>
+        <w:rFonts w:ascii="Courier New" w:hAnsi="Courier New" w:hint="default"/>
+        <w:sz w:val="20"/>
+      </w:rPr>
+    </w:lvl>
+    <w:lvl w:ilvl="2" w:tentative="1">
+      <w:start w:val="1"/>
+      <w:numFmt w:val="bullet"/>
+      <w:lvlText w:val=""/>
+      <w:lvlJc w:val="left"/>
+      <w:pPr>
+        <w:tabs>
+          <w:tab w:val="num" w:pos="2160"/>
+        </w:tabs>
+        <w:ind w:left="2160" w:hanging="360"/>
+      </w:pPr>
+      <w:rPr>
+        <w:rFonts w:ascii="Wingdings" w:hAnsi="Wingdings" w:hint="default"/>
+        <w:sz w:val="20"/>
+      </w:rPr>
+    </w:lvl>
+    <w:lvl w:ilvl="3" w:tentative="1">
+      <w:start w:val="1"/>
+      <w:numFmt w:val="bullet"/>
+      <w:lvlText w:val=""/>
+      <w:lvlJc w:val="left"/>
+      <w:pPr>
+        <w:tabs>
+          <w:tab w:val="num" w:pos="2880"/>
+        </w:tabs>
+        <w:ind w:left="2880" w:hanging="360"/>
+      </w:pPr>
+      <w:rPr>
+        <w:rFonts w:ascii="Wingdings" w:hAnsi="Wingdings" w:hint="default"/>
+        <w:sz w:val="20"/>
+      </w:rPr>
+    </w:lvl>
+    <w:lvl w:ilvl="4" w:tentative="1">
+      <w:start w:val="1"/>
+      <w:numFmt w:val="bullet"/>
+      <w:lvlText w:val=""/>
+      <w:lvlJc w:val="left"/>
+      <w:pPr>
+        <w:tabs>
+          <w:tab w:val="num" w:pos="3600"/>
+        </w:tabs>
+        <w:ind w:left="3600" w:hanging="360"/>
+      </w:pPr>
+      <w:rPr>
+        <w:rFonts w:ascii="Wingdings" w:hAnsi="Wingdings" w:hint="default"/>
+        <w:sz w:val="20"/>
+      </w:rPr>
+    </w:lvl>
+    <w:lvl w:ilvl="5" w:tentative="1">
+      <w:start w:val="1"/>
+      <w:numFmt w:val="bullet"/>
+      <w:lvlText w:val=""/>
+      <w:lvlJc w:val="left"/>
+      <w:pPr>
+        <w:tabs>
+          <w:tab w:val="num" w:pos="4320"/>
+        </w:tabs>
+        <w:ind w:left="4320" w:hanging="360"/>
+      </w:pPr>
+      <w:rPr>
+        <w:rFonts w:ascii="Wingdings" w:hAnsi="Wingdings" w:hint="default"/>
+        <w:sz w:val="20"/>
+      </w:rPr>
+    </w:lvl>
+    <w:lvl w:ilvl="6" w:tentative="1">
+      <w:start w:val="1"/>
+      <w:numFmt w:val="bullet"/>
+      <w:lvlText w:val=""/>
+      <w:lvlJc w:val="left"/>
+      <w:pPr>
+        <w:tabs>
+          <w:tab w:val="num" w:pos="5040"/>
+        </w:tabs>
+        <w:ind w:left="5040" w:hanging="360"/>
+      </w:pPr>
+      <w:rPr>
+        <w:rFonts w:ascii="Wingdings" w:hAnsi="Wingdings" w:hint="default"/>
+        <w:sz w:val="20"/>
+      </w:rPr>
+    </w:lvl>
+    <w:lvl w:ilvl="7" w:tentative="1">
+      <w:start w:val="1"/>
+      <w:numFmt w:val="bullet"/>
+      <w:lvlText w:val=""/>
+      <w:lvlJc w:val="left"/>
+      <w:pPr>
+        <w:tabs>
+          <w:tab w:val="num" w:pos="5760"/>
+        </w:tabs>
+        <w:ind w:left="5760" w:hanging="360"/>
+      </w:pPr>
+      <w:rPr>
+        <w:rFonts w:ascii="Wingdings" w:hAnsi="Wingdings" w:hint="default"/>
+        <w:sz w:val="20"/>
+      </w:rPr>
+    </w:lvl>
+    <w:lvl w:ilvl="8" w:tentative="1">
+      <w:start w:val="1"/>
+      <w:numFmt w:val="bullet"/>
+      <w:lvlText w:val=""/>
+      <w:lvlJc w:val="left"/>
+      <w:pPr>
+        <w:tabs>
+          <w:tab w:val="num" w:pos="6480"/>
+        </w:tabs>
+        <w:ind w:left="6480" w:hanging="360"/>
+      </w:pPr>
+      <w:rPr>
+        <w:rFonts w:ascii="Wingdings" w:hAnsi="Wingdings" w:hint="default"/>
+        <w:sz w:val="20"/>
+      </w:rPr>
+    </w:lvl>
+  </w:abstractNum>
+  <w:abstractNum w:abstractNumId="18" w15:restartNumberingAfterBreak="0">
+    <w:nsid w:val="2A42660D"/>
+    <w:multiLevelType w:val="multilevel"/>
+    <w:tmpl w:val="933289EC"/>
+    <w:lvl w:ilvl="0">
+      <w:start w:val="1"/>
+      <w:numFmt w:val="bullet"/>
+      <w:lvlText w:val=""/>
+      <w:lvlJc w:val="left"/>
+      <w:pPr>
+        <w:tabs>
+          <w:tab w:val="num" w:pos="720"/>
+        </w:tabs>
+        <w:ind w:left="720" w:hanging="360"/>
+      </w:pPr>
+      <w:rPr>
+        <w:rFonts w:ascii="Symbol" w:hAnsi="Symbol" w:hint="default"/>
+        <w:sz w:val="20"/>
+      </w:rPr>
+    </w:lvl>
+    <w:lvl w:ilvl="1">
+      <w:start w:val="1"/>
+      <w:numFmt w:val="bullet"/>
+      <w:lvlText w:val="o"/>
+      <w:lvlJc w:val="left"/>
+      <w:pPr>
+        <w:tabs>
+          <w:tab w:val="num" w:pos="1440"/>
+        </w:tabs>
+        <w:ind w:left="1440" w:hanging="360"/>
+      </w:pPr>
+      <w:rPr>
+        <w:rFonts w:ascii="Courier New" w:hAnsi="Courier New" w:hint="default"/>
+        <w:sz w:val="20"/>
+      </w:rPr>
+    </w:lvl>
+    <w:lvl w:ilvl="2" w:tentative="1">
+      <w:start w:val="1"/>
+      <w:numFmt w:val="bullet"/>
+      <w:lvlText w:val=""/>
+      <w:lvlJc w:val="left"/>
+      <w:pPr>
+        <w:tabs>
+          <w:tab w:val="num" w:pos="2160"/>
+        </w:tabs>
+        <w:ind w:left="2160" w:hanging="360"/>
+      </w:pPr>
+      <w:rPr>
+        <w:rFonts w:ascii="Wingdings" w:hAnsi="Wingdings" w:hint="default"/>
+        <w:sz w:val="20"/>
+      </w:rPr>
+    </w:lvl>
+    <w:lvl w:ilvl="3" w:tentative="1">
+      <w:start w:val="1"/>
+      <w:numFmt w:val="bullet"/>
+      <w:lvlText w:val=""/>
+      <w:lvlJc w:val="left"/>
+      <w:pPr>
+        <w:tabs>
+          <w:tab w:val="num" w:pos="2880"/>
+        </w:tabs>
+        <w:ind w:left="2880" w:hanging="360"/>
+      </w:pPr>
+      <w:rPr>
+        <w:rFonts w:ascii="Wingdings" w:hAnsi="Wingdings" w:hint="default"/>
+        <w:sz w:val="20"/>
+      </w:rPr>
+    </w:lvl>
+    <w:lvl w:ilvl="4" w:tentative="1">
+      <w:start w:val="1"/>
+      <w:numFmt w:val="bullet"/>
+      <w:lvlText w:val=""/>
+      <w:lvlJc w:val="left"/>
+      <w:pPr>
+        <w:tabs>
+          <w:tab w:val="num" w:pos="3600"/>
+        </w:tabs>
+        <w:ind w:left="3600" w:hanging="360"/>
+      </w:pPr>
+      <w:rPr>
+        <w:rFonts w:ascii="Wingdings" w:hAnsi="Wingdings" w:hint="default"/>
+        <w:sz w:val="20"/>
+      </w:rPr>
+    </w:lvl>
+    <w:lvl w:ilvl="5" w:tentative="1">
+      <w:start w:val="1"/>
+      <w:numFmt w:val="bullet"/>
+      <w:lvlText w:val=""/>
+      <w:lvlJc w:val="left"/>
+      <w:pPr>
+        <w:tabs>
+          <w:tab w:val="num" w:pos="4320"/>
+        </w:tabs>
+        <w:ind w:left="4320" w:hanging="360"/>
+      </w:pPr>
+      <w:rPr>
+        <w:rFonts w:ascii="Wingdings" w:hAnsi="Wingdings" w:hint="default"/>
+        <w:sz w:val="20"/>
+      </w:rPr>
+    </w:lvl>
+    <w:lvl w:ilvl="6" w:tentative="1">
+      <w:start w:val="1"/>
+      <w:numFmt w:val="bullet"/>
+      <w:lvlText w:val=""/>
+      <w:lvlJc w:val="left"/>
+      <w:pPr>
+        <w:tabs>
+          <w:tab w:val="num" w:pos="5040"/>
+        </w:tabs>
+        <w:ind w:left="5040" w:hanging="360"/>
+      </w:pPr>
+      <w:rPr>
+        <w:rFonts w:ascii="Wingdings" w:hAnsi="Wingdings" w:hint="default"/>
+        <w:sz w:val="20"/>
+      </w:rPr>
+    </w:lvl>
+    <w:lvl w:ilvl="7" w:tentative="1">
+      <w:start w:val="1"/>
+      <w:numFmt w:val="bullet"/>
+      <w:lvlText w:val=""/>
+      <w:lvlJc w:val="left"/>
+      <w:pPr>
+        <w:tabs>
+          <w:tab w:val="num" w:pos="5760"/>
+        </w:tabs>
+        <w:ind w:left="5760" w:hanging="360"/>
+      </w:pPr>
+      <w:rPr>
+        <w:rFonts w:ascii="Wingdings" w:hAnsi="Wingdings" w:hint="default"/>
+        <w:sz w:val="20"/>
+      </w:rPr>
+    </w:lvl>
+    <w:lvl w:ilvl="8" w:tentative="1">
+      <w:start w:val="1"/>
+      <w:numFmt w:val="bullet"/>
+      <w:lvlText w:val=""/>
+      <w:lvlJc w:val="left"/>
+      <w:pPr>
+        <w:tabs>
+          <w:tab w:val="num" w:pos="6480"/>
+        </w:tabs>
+        <w:ind w:left="6480" w:hanging="360"/>
+      </w:pPr>
+      <w:rPr>
+        <w:rFonts w:ascii="Wingdings" w:hAnsi="Wingdings" w:hint="default"/>
+        <w:sz w:val="20"/>
+      </w:rPr>
+    </w:lvl>
+  </w:abstractNum>
+  <w:abstractNum w:abstractNumId="19" w15:restartNumberingAfterBreak="0">
     <w:nsid w:val="2DAC6D28"/>
     <w:multiLevelType w:val="multilevel"/>
     <w:tmpl w:val="BA387194"/>
@@ -6192,156 +9328,7 @@
       </w:pPr>
     </w:lvl>
   </w:abstractNum>
-  <w:abstractNum w:abstractNumId="14" w15:restartNumberingAfterBreak="0">
-    <w:nsid w:val="2E4C56CE"/>
-    <w:multiLevelType w:val="multilevel"/>
-    <w:tmpl w:val="B2D2BC76"/>
-    <w:lvl w:ilvl="0">
-      <w:start w:val="1"/>
-      <w:numFmt w:val="bullet"/>
-      <w:lvlText w:val=""/>
-      <w:lvlJc w:val="left"/>
-      <w:pPr>
-        <w:tabs>
-          <w:tab w:val="num" w:pos="720"/>
-        </w:tabs>
-        <w:ind w:left="720" w:hanging="360"/>
-      </w:pPr>
-      <w:rPr>
-        <w:rFonts w:ascii="Symbol" w:hAnsi="Symbol" w:hint="default"/>
-        <w:sz w:val="20"/>
-      </w:rPr>
-    </w:lvl>
-    <w:lvl w:ilvl="1" w:tentative="1">
-      <w:start w:val="1"/>
-      <w:numFmt w:val="bullet"/>
-      <w:lvlText w:val="o"/>
-      <w:lvlJc w:val="left"/>
-      <w:pPr>
-        <w:tabs>
-          <w:tab w:val="num" w:pos="1440"/>
-        </w:tabs>
-        <w:ind w:left="1440" w:hanging="360"/>
-      </w:pPr>
-      <w:rPr>
-        <w:rFonts w:ascii="Courier New" w:hAnsi="Courier New" w:hint="default"/>
-        <w:sz w:val="20"/>
-      </w:rPr>
-    </w:lvl>
-    <w:lvl w:ilvl="2" w:tentative="1">
-      <w:start w:val="1"/>
-      <w:numFmt w:val="bullet"/>
-      <w:lvlText w:val=""/>
-      <w:lvlJc w:val="left"/>
-      <w:pPr>
-        <w:tabs>
-          <w:tab w:val="num" w:pos="2160"/>
-        </w:tabs>
-        <w:ind w:left="2160" w:hanging="360"/>
-      </w:pPr>
-      <w:rPr>
-        <w:rFonts w:ascii="Wingdings" w:hAnsi="Wingdings" w:hint="default"/>
-        <w:sz w:val="20"/>
-      </w:rPr>
-    </w:lvl>
-    <w:lvl w:ilvl="3" w:tentative="1">
-      <w:start w:val="1"/>
-      <w:numFmt w:val="bullet"/>
-      <w:lvlText w:val=""/>
-      <w:lvlJc w:val="left"/>
-      <w:pPr>
-        <w:tabs>
-          <w:tab w:val="num" w:pos="2880"/>
-        </w:tabs>
-        <w:ind w:left="2880" w:hanging="360"/>
-      </w:pPr>
-      <w:rPr>
-        <w:rFonts w:ascii="Wingdings" w:hAnsi="Wingdings" w:hint="default"/>
-        <w:sz w:val="20"/>
-      </w:rPr>
-    </w:lvl>
-    <w:lvl w:ilvl="4" w:tentative="1">
-      <w:start w:val="1"/>
-      <w:numFmt w:val="bullet"/>
-      <w:lvlText w:val=""/>
-      <w:lvlJc w:val="left"/>
-      <w:pPr>
-        <w:tabs>
-          <w:tab w:val="num" w:pos="3600"/>
-        </w:tabs>
-        <w:ind w:left="3600" w:hanging="360"/>
-      </w:pPr>
-      <w:rPr>
-        <w:rFonts w:ascii="Wingdings" w:hAnsi="Wingdings" w:hint="default"/>
-        <w:sz w:val="20"/>
-      </w:rPr>
-    </w:lvl>
-    <w:lvl w:ilvl="5" w:tentative="1">
-      <w:start w:val="1"/>
-      <w:numFmt w:val="bullet"/>
-      <w:lvlText w:val=""/>
-      <w:lvlJc w:val="left"/>
-      <w:pPr>
-        <w:tabs>
-          <w:tab w:val="num" w:pos="4320"/>
-        </w:tabs>
-        <w:ind w:left="4320" w:hanging="360"/>
-      </w:pPr>
-      <w:rPr>
-        <w:rFonts w:ascii="Wingdings" w:hAnsi="Wingdings" w:hint="default"/>
-        <w:sz w:val="20"/>
-      </w:rPr>
-    </w:lvl>
-    <w:lvl w:ilvl="6" w:tentative="1">
-      <w:start w:val="1"/>
-      <w:numFmt w:val="bullet"/>
-      <w:lvlText w:val=""/>
-      <w:lvlJc w:val="left"/>
-      <w:pPr>
-        <w:tabs>
-          <w:tab w:val="num" w:pos="5040"/>
-        </w:tabs>
-        <w:ind w:left="5040" w:hanging="360"/>
-      </w:pPr>
-      <w:rPr>
-        <w:rFonts w:ascii="Wingdings" w:hAnsi="Wingdings" w:hint="default"/>
-        <w:sz w:val="20"/>
-      </w:rPr>
-    </w:lvl>
-    <w:lvl w:ilvl="7" w:tentative="1">
-      <w:start w:val="1"/>
-      <w:numFmt w:val="bullet"/>
-      <w:lvlText w:val=""/>
-      <w:lvlJc w:val="left"/>
-      <w:pPr>
-        <w:tabs>
-          <w:tab w:val="num" w:pos="5760"/>
-        </w:tabs>
-        <w:ind w:left="5760" w:hanging="360"/>
-      </w:pPr>
-      <w:rPr>
-        <w:rFonts w:ascii="Wingdings" w:hAnsi="Wingdings" w:hint="default"/>
-        <w:sz w:val="20"/>
-      </w:rPr>
-    </w:lvl>
-    <w:lvl w:ilvl="8" w:tentative="1">
-      <w:start w:val="1"/>
-      <w:numFmt w:val="bullet"/>
-      <w:lvlText w:val=""/>
-      <w:lvlJc w:val="left"/>
-      <w:pPr>
-        <w:tabs>
-          <w:tab w:val="num" w:pos="6480"/>
-        </w:tabs>
-        <w:ind w:left="6480" w:hanging="360"/>
-      </w:pPr>
-      <w:rPr>
-        <w:rFonts w:ascii="Wingdings" w:hAnsi="Wingdings" w:hint="default"/>
-        <w:sz w:val="20"/>
-      </w:rPr>
-    </w:lvl>
-  </w:abstractNum>
-  <w:abstractNum w:abstractNumId="15" w15:restartNumberingAfterBreak="0">
+  <w:abstractNum w:abstractNumId="20" w15:restartNumberingAfterBreak="0">
     <w:nsid w:val="30A97787"/>
     <w:multiLevelType w:val="multilevel"/>
     <w:tmpl w:val="AFD03C78"/>
@@ -6490,156 +9477,7 @@
       </w:rPr>
     </w:lvl>
   </w:abstractNum>
-  <w:abstractNum w:abstractNumId="16" w15:restartNumberingAfterBreak="0">
-    <w:nsid w:val="34AC770B"/>
-    <w:multiLevelType w:val="multilevel"/>
-    <w:tmpl w:val="6FF69876"/>
-    <w:lvl w:ilvl="0">
-      <w:start w:val="1"/>
-      <w:numFmt w:val="bullet"/>
-      <w:lvlText w:val=""/>
-      <w:lvlJc w:val="left"/>
-      <w:pPr>
-        <w:tabs>
-          <w:tab w:val="num" w:pos="720"/>
-        </w:tabs>
-        <w:ind w:left="720" w:hanging="360"/>
-      </w:pPr>
-      <w:rPr>
-        <w:rFonts w:ascii="Symbol" w:hAnsi="Symbol" w:hint="default"/>
-        <w:sz w:val="20"/>
-      </w:rPr>
-    </w:lvl>
-    <w:lvl w:ilvl="1" w:tentative="1">
-      <w:start w:val="1"/>
-      <w:numFmt w:val="bullet"/>
-      <w:lvlText w:val="o"/>
-      <w:lvlJc w:val="left"/>
-      <w:pPr>
-        <w:tabs>
-          <w:tab w:val="num" w:pos="1440"/>
-        </w:tabs>
-        <w:ind w:left="1440" w:hanging="360"/>
-      </w:pPr>
-      <w:rPr>
-        <w:rFonts w:ascii="Courier New" w:hAnsi="Courier New" w:hint="default"/>
-        <w:sz w:val="20"/>
-      </w:rPr>
-    </w:lvl>
-    <w:lvl w:ilvl="2" w:tentative="1">
-      <w:start w:val="1"/>
-      <w:numFmt w:val="bullet"/>
-      <w:lvlText w:val=""/>
-      <w:lvlJc w:val="left"/>
-      <w:pPr>
-        <w:tabs>
-          <w:tab w:val="num" w:pos="2160"/>
-        </w:tabs>
-        <w:ind w:left="2160" w:hanging="360"/>
-      </w:pPr>
-      <w:rPr>
-        <w:rFonts w:ascii="Wingdings" w:hAnsi="Wingdings" w:hint="default"/>
-        <w:sz w:val="20"/>
-      </w:rPr>
-    </w:lvl>
-    <w:lvl w:ilvl="3" w:tentative="1">
-      <w:start w:val="1"/>
-      <w:numFmt w:val="bullet"/>
-      <w:lvlText w:val=""/>
-      <w:lvlJc w:val="left"/>
-      <w:pPr>
-        <w:tabs>
-          <w:tab w:val="num" w:pos="2880"/>
-        </w:tabs>
-        <w:ind w:left="2880" w:hanging="360"/>
-      </w:pPr>
-      <w:rPr>
-        <w:rFonts w:ascii="Wingdings" w:hAnsi="Wingdings" w:hint="default"/>
-        <w:sz w:val="20"/>
-      </w:rPr>
-    </w:lvl>
-    <w:lvl w:ilvl="4" w:tentative="1">
-      <w:start w:val="1"/>
-      <w:numFmt w:val="bullet"/>
-      <w:lvlText w:val=""/>
-      <w:lvlJc w:val="left"/>
-      <w:pPr>
-        <w:tabs>
-          <w:tab w:val="num" w:pos="3600"/>
-        </w:tabs>
-        <w:ind w:left="3600" w:hanging="360"/>
-      </w:pPr>
-      <w:rPr>
-        <w:rFonts w:ascii="Wingdings" w:hAnsi="Wingdings" w:hint="default"/>
-        <w:sz w:val="20"/>
-      </w:rPr>
-    </w:lvl>
-    <w:lvl w:ilvl="5" w:tentative="1">
-      <w:start w:val="1"/>
-      <w:numFmt w:val="bullet"/>
-      <w:lvlText w:val=""/>
-      <w:lvlJc w:val="left"/>
-      <w:pPr>
-        <w:tabs>
-          <w:tab w:val="num" w:pos="4320"/>
-        </w:tabs>
-        <w:ind w:left="4320" w:hanging="360"/>
-      </w:pPr>
-      <w:rPr>
-        <w:rFonts w:ascii="Wingdings" w:hAnsi="Wingdings" w:hint="default"/>
-        <w:sz w:val="20"/>
-      </w:rPr>
-    </w:lvl>
-    <w:lvl w:ilvl="6" w:tentative="1">
-      <w:start w:val="1"/>
-      <w:numFmt w:val="bullet"/>
-      <w:lvlText w:val=""/>
-      <w:lvlJc w:val="left"/>
-      <w:pPr>
-        <w:tabs>
-          <w:tab w:val="num" w:pos="5040"/>
-        </w:tabs>
-        <w:ind w:left="5040" w:hanging="360"/>
-      </w:pPr>
-      <w:rPr>
-        <w:rFonts w:ascii="Wingdings" w:hAnsi="Wingdings" w:hint="default"/>
-        <w:sz w:val="20"/>
-      </w:rPr>
-    </w:lvl>
-    <w:lvl w:ilvl="7" w:tentative="1">
-      <w:start w:val="1"/>
-      <w:numFmt w:val="bullet"/>
-      <w:lvlText w:val=""/>
-      <w:lvlJc w:val="left"/>
-      <w:pPr>
-        <w:tabs>
-          <w:tab w:val="num" w:pos="5760"/>
-        </w:tabs>
-        <w:ind w:left="5760" w:hanging="360"/>
-      </w:pPr>
-      <w:rPr>
-        <w:rFonts w:ascii="Wingdings" w:hAnsi="Wingdings" w:hint="default"/>
-        <w:sz w:val="20"/>
-      </w:rPr>
-    </w:lvl>
-    <w:lvl w:ilvl="8" w:tentative="1">
-      <w:start w:val="1"/>
-      <w:numFmt w:val="bullet"/>
-      <w:lvlText w:val=""/>
-      <w:lvlJc w:val="left"/>
-      <w:pPr>
-        <w:tabs>
-          <w:tab w:val="num" w:pos="6480"/>
-        </w:tabs>
-        <w:ind w:left="6480" w:hanging="360"/>
-      </w:pPr>
-      <w:rPr>
-        <w:rFonts w:ascii="Wingdings" w:hAnsi="Wingdings" w:hint="default"/>
-        <w:sz w:val="20"/>
-      </w:rPr>
-    </w:lvl>
-  </w:abstractNum>
-  <w:abstractNum w:abstractNumId="17" w15:restartNumberingAfterBreak="0">
+  <w:abstractNum w:abstractNumId="21" w15:restartNumberingAfterBreak="0">
     <w:nsid w:val="38346763"/>
     <w:multiLevelType w:val="multilevel"/>
     <w:tmpl w:val="29643462"/>
@@ -6752,269 +9590,7 @@
       </w:rPr>
     </w:lvl>
   </w:abstractNum>
-  <w:abstractNum w:abstractNumId="18" w15:restartNumberingAfterBreak="0">
-    <w:nsid w:val="3AC302A9"/>
-    <w:multiLevelType w:val="multilevel"/>
-    <w:tmpl w:val="59C8B06C"/>
-    <w:lvl w:ilvl="0">
-      <w:start w:val="1"/>
-      <w:numFmt w:val="decimal"/>
-      <w:lvlText w:val="%1."/>
-      <w:lvlJc w:val="left"/>
-      <w:pPr>
-        <w:tabs>
-          <w:tab w:val="num" w:pos="720"/>
-        </w:tabs>
-        <w:ind w:left="720" w:hanging="360"/>
-      </w:pPr>
-    </w:lvl>
-    <w:lvl w:ilvl="1" w:tentative="1">
-      <w:start w:val="1"/>
-      <w:numFmt w:val="decimal"/>
-      <w:lvlText w:val="%2."/>
-      <w:lvlJc w:val="left"/>
-      <w:pPr>
-        <w:tabs>
-          <w:tab w:val="num" w:pos="1440"/>
-        </w:tabs>
-        <w:ind w:left="1440" w:hanging="360"/>
-      </w:pPr>
-    </w:lvl>
-    <w:lvl w:ilvl="2" w:tentative="1">
-      <w:start w:val="1"/>
-      <w:numFmt w:val="decimal"/>
-      <w:lvlText w:val="%3."/>
-      <w:lvlJc w:val="left"/>
-      <w:pPr>
-        <w:tabs>
-          <w:tab w:val="num" w:pos="2160"/>
-        </w:tabs>
-        <w:ind w:left="2160" w:hanging="360"/>
-      </w:pPr>
-    </w:lvl>
-    <w:lvl w:ilvl="3" w:tentative="1">
-      <w:start w:val="1"/>
-      <w:numFmt w:val="decimal"/>
-      <w:lvlText w:val="%4."/>
-      <w:lvlJc w:val="left"/>
-      <w:pPr>
-        <w:tabs>
-          <w:tab w:val="num" w:pos="2880"/>
-        </w:tabs>
-        <w:ind w:left="2880" w:hanging="360"/>
-      </w:pPr>
-    </w:lvl>
-    <w:lvl w:ilvl="4" w:tentative="1">
-      <w:start w:val="1"/>
-      <w:numFmt w:val="decimal"/>
-      <w:lvlText w:val="%5."/>
-      <w:lvlJc w:val="left"/>
-      <w:pPr>
-        <w:tabs>
-          <w:tab w:val="num" w:pos="3600"/>
-        </w:tabs>
-        <w:ind w:left="3600" w:hanging="360"/>
-      </w:pPr>
-    </w:lvl>
-    <w:lvl w:ilvl="5" w:tentative="1">
-      <w:start w:val="1"/>
-      <w:numFmt w:val="decimal"/>
-      <w:lvlText w:val="%6."/>
-      <w:lvlJc w:val="left"/>
-      <w:pPr>
-        <w:tabs>
-          <w:tab w:val="num" w:pos="4320"/>
-        </w:tabs>
-        <w:ind w:left="4320" w:hanging="360"/>
-      </w:pPr>
-    </w:lvl>
-    <w:lvl w:ilvl="6" w:tentative="1">
-      <w:start w:val="1"/>
-      <w:numFmt w:val="decimal"/>
-      <w:lvlText w:val="%7."/>
-      <w:lvlJc w:val="left"/>
-      <w:pPr>
-        <w:tabs>
-          <w:tab w:val="num" w:pos="5040"/>
-        </w:tabs>
-        <w:ind w:left="5040" w:hanging="360"/>
-      </w:pPr>
-    </w:lvl>
-    <w:lvl w:ilvl="7" w:tentative="1">
-      <w:start w:val="1"/>
-      <w:numFmt w:val="decimal"/>
-      <w:lvlText w:val="%8."/>
-      <w:lvlJc w:val="left"/>
-      <w:pPr>
-        <w:tabs>
-          <w:tab w:val="num" w:pos="5760"/>
-        </w:tabs>
-        <w:ind w:left="5760" w:hanging="360"/>
-      </w:pPr>
-    </w:lvl>
-    <w:lvl w:ilvl="8" w:tentative="1">
-      <w:start w:val="1"/>
-      <w:numFmt w:val="decimal"/>
-      <w:lvlText w:val="%9."/>
-      <w:lvlJc w:val="left"/>
-      <w:pPr>
-        <w:tabs>
-          <w:tab w:val="num" w:pos="6480"/>
-        </w:tabs>
-        <w:ind w:left="6480" w:hanging="360"/>
-      </w:pPr>
-    </w:lvl>
-  </w:abstractNum>
-  <w:abstractNum w:abstractNumId="19" w15:restartNumberingAfterBreak="0">
-    <w:nsid w:val="40CA3F54"/>
-    <w:multiLevelType w:val="multilevel"/>
-    <w:tmpl w:val="62908E86"/>
-    <w:lvl w:ilvl="0">
-      <w:start w:val="1"/>
-      <w:numFmt w:val="bullet"/>
-      <w:lvlText w:val=""/>
-      <w:lvlJc w:val="left"/>
-      <w:pPr>
-        <w:tabs>
-          <w:tab w:val="num" w:pos="720"/>
-        </w:tabs>
-        <w:ind w:left="720" w:hanging="360"/>
-      </w:pPr>
-      <w:rPr>
-        <w:rFonts w:ascii="Symbol" w:hAnsi="Symbol" w:hint="default"/>
-        <w:sz w:val="20"/>
-      </w:rPr>
-    </w:lvl>
-    <w:lvl w:ilvl="1" w:tentative="1">
-      <w:start w:val="1"/>
-      <w:numFmt w:val="bullet"/>
-      <w:lvlText w:val="o"/>
-      <w:lvlJc w:val="left"/>
-      <w:pPr>
-        <w:tabs>
-          <w:tab w:val="num" w:pos="1440"/>
-        </w:tabs>
-        <w:ind w:left="1440" w:hanging="360"/>
-      </w:pPr>
-      <w:rPr>
-        <w:rFonts w:ascii="Courier New" w:hAnsi="Courier New" w:hint="default"/>
-        <w:sz w:val="20"/>
-      </w:rPr>
-    </w:lvl>
-    <w:lvl w:ilvl="2" w:tentative="1">
-      <w:start w:val="1"/>
-      <w:numFmt w:val="bullet"/>
-      <w:lvlText w:val=""/>
-      <w:lvlJc w:val="left"/>
-      <w:pPr>
-        <w:tabs>
-          <w:tab w:val="num" w:pos="2160"/>
-        </w:tabs>
-        <w:ind w:left="2160" w:hanging="360"/>
-      </w:pPr>
-      <w:rPr>
-        <w:rFonts w:ascii="Wingdings" w:hAnsi="Wingdings" w:hint="default"/>
-        <w:sz w:val="20"/>
-      </w:rPr>
-    </w:lvl>
-    <w:lvl w:ilvl="3" w:tentative="1">
-      <w:start w:val="1"/>
-      <w:numFmt w:val="bullet"/>
-      <w:lvlText w:val=""/>
-      <w:lvlJc w:val="left"/>
-      <w:pPr>
-        <w:tabs>
-          <w:tab w:val="num" w:pos="2880"/>
-        </w:tabs>
-        <w:ind w:left="2880" w:hanging="360"/>
-      </w:pPr>
-      <w:rPr>
-        <w:rFonts w:ascii="Wingdings" w:hAnsi="Wingdings" w:hint="default"/>
-        <w:sz w:val="20"/>
-      </w:rPr>
-    </w:lvl>
-    <w:lvl w:ilvl="4" w:tentative="1">
-      <w:start w:val="1"/>
-      <w:numFmt w:val="bullet"/>
-      <w:lvlText w:val=""/>
-      <w:lvlJc w:val="left"/>
-      <w:pPr>
-        <w:tabs>
-          <w:tab w:val="num" w:pos="3600"/>
-        </w:tabs>
-        <w:ind w:left="3600" w:hanging="360"/>
-      </w:pPr>
-      <w:rPr>
-        <w:rFonts w:ascii="Wingdings" w:hAnsi="Wingdings" w:hint="default"/>
-        <w:sz w:val="20"/>
-      </w:rPr>
-    </w:lvl>
-    <w:lvl w:ilvl="5" w:tentative="1">
-      <w:start w:val="1"/>
-      <w:numFmt w:val="bullet"/>
-      <w:lvlText w:val=""/>
-      <w:lvlJc w:val="left"/>
-      <w:pPr>
-        <w:tabs>
-          <w:tab w:val="num" w:pos="4320"/>
-        </w:tabs>
-        <w:ind w:left="4320" w:hanging="360"/>
-      </w:pPr>
-      <w:rPr>
-        <w:rFonts w:ascii="Wingdings" w:hAnsi="Wingdings" w:hint="default"/>
-        <w:sz w:val="20"/>
-      </w:rPr>
-    </w:lvl>
-    <w:lvl w:ilvl="6" w:tentative="1">
-      <w:start w:val="1"/>
-      <w:numFmt w:val="bullet"/>
-      <w:lvlText w:val=""/>
-      <w:lvlJc w:val="left"/>
-      <w:pPr>
-        <w:tabs>
-          <w:tab w:val="num" w:pos="5040"/>
-        </w:tabs>
-        <w:ind w:left="5040" w:hanging="360"/>
-      </w:pPr>
-      <w:rPr>
-        <w:rFonts w:ascii="Wingdings" w:hAnsi="Wingdings" w:hint="default"/>
-        <w:sz w:val="20"/>
-      </w:rPr>
-    </w:lvl>
-    <w:lvl w:ilvl="7" w:tentative="1">
-      <w:start w:val="1"/>
-      <w:numFmt w:val="bullet"/>
-      <w:lvlText w:val=""/>
-      <w:lvlJc w:val="left"/>
-      <w:pPr>
-        <w:tabs>
-          <w:tab w:val="num" w:pos="5760"/>
-        </w:tabs>
-        <w:ind w:left="5760" w:hanging="360"/>
-      </w:pPr>
-      <w:rPr>
-        <w:rFonts w:ascii="Wingdings" w:hAnsi="Wingdings" w:hint="default"/>
-        <w:sz w:val="20"/>
-      </w:rPr>
-    </w:lvl>
-    <w:lvl w:ilvl="8" w:tentative="1">
-      <w:start w:val="1"/>
-      <w:numFmt w:val="bullet"/>
-      <w:lvlText w:val=""/>
-      <w:lvlJc w:val="left"/>
-      <w:pPr>
-        <w:tabs>
-          <w:tab w:val="num" w:pos="6480"/>
-        </w:tabs>
-        <w:ind w:left="6480" w:hanging="360"/>
-      </w:pPr>
-      <w:rPr>
-        <w:rFonts w:ascii="Wingdings" w:hAnsi="Wingdings" w:hint="default"/>
-        <w:sz w:val="20"/>
-      </w:rPr>
-    </w:lvl>
-  </w:abstractNum>
-  <w:abstractNum w:abstractNumId="20" w15:restartNumberingAfterBreak="0">
+  <w:abstractNum w:abstractNumId="22" w15:restartNumberingAfterBreak="0">
     <w:nsid w:val="43960807"/>
     <w:multiLevelType w:val="multilevel"/>
     <w:tmpl w:val="630ADB68"/>
@@ -7163,7 +9739,7 @@
       </w:rPr>
     </w:lvl>
   </w:abstractNum>
-  <w:abstractNum w:abstractNumId="21" w15:restartNumberingAfterBreak="0">
+  <w:abstractNum w:abstractNumId="23" w15:restartNumberingAfterBreak="0">
     <w:nsid w:val="47A83698"/>
     <w:multiLevelType w:val="multilevel"/>
     <w:tmpl w:val="3DD0E790"/>
@@ -7276,10 +9852,10 @@
       </w:pPr>
     </w:lvl>
   </w:abstractNum>
-  <w:abstractNum w:abstractNumId="22" w15:restartNumberingAfterBreak="0">
-    <w:nsid w:val="4BB77AA4"/>
+  <w:abstractNum w:abstractNumId="24" w15:restartNumberingAfterBreak="0">
+    <w:nsid w:val="49882025"/>
     <w:multiLevelType w:val="multilevel"/>
-    <w:tmpl w:val="6AC2EE04"/>
+    <w:tmpl w:val="DDC204C6"/>
     <w:lvl w:ilvl="0">
       <w:start w:val="1"/>
       <w:numFmt w:val="bullet"/>
@@ -7296,7 +9872,7 @@
         <w:sz w:val="20"/>
       </w:rPr>
     </w:lvl>
-    <w:lvl w:ilvl="1" w:tentative="1">
+    <w:lvl w:ilvl="1">
       <w:start w:val="1"/>
       <w:numFmt w:val="bullet"/>
       <w:lvlText w:val="o"/>
@@ -7425,156 +10001,7 @@
       </w:rPr>
     </w:lvl>
   </w:abstractNum>
-  <w:abstractNum w:abstractNumId="23" w15:restartNumberingAfterBreak="0">
-    <w:nsid w:val="4CF87EDA"/>
-    <w:multiLevelType w:val="multilevel"/>
-    <w:tmpl w:val="723A796E"/>
-    <w:lvl w:ilvl="0">
-      <w:start w:val="1"/>
-      <w:numFmt w:val="bullet"/>
-      <w:lvlText w:val=""/>
-      <w:lvlJc w:val="left"/>
-      <w:pPr>
-        <w:tabs>
-          <w:tab w:val="num" w:pos="720"/>
-        </w:tabs>
-        <w:ind w:left="720" w:hanging="360"/>
-      </w:pPr>
-      <w:rPr>
-        <w:rFonts w:ascii="Symbol" w:hAnsi="Symbol" w:hint="default"/>
-        <w:sz w:val="20"/>
-      </w:rPr>
-    </w:lvl>
-    <w:lvl w:ilvl="1" w:tentative="1">
-      <w:start w:val="1"/>
-      <w:numFmt w:val="bullet"/>
-      <w:lvlText w:val="o"/>
-      <w:lvlJc w:val="left"/>
-      <w:pPr>
-        <w:tabs>
-          <w:tab w:val="num" w:pos="1440"/>
-        </w:tabs>
-        <w:ind w:left="1440" w:hanging="360"/>
-      </w:pPr>
-      <w:rPr>
-        <w:rFonts w:ascii="Courier New" w:hAnsi="Courier New" w:hint="default"/>
-        <w:sz w:val="20"/>
-      </w:rPr>
-    </w:lvl>
-    <w:lvl w:ilvl="2" w:tentative="1">
-      <w:start w:val="1"/>
-      <w:numFmt w:val="bullet"/>
-      <w:lvlText w:val=""/>
-      <w:lvlJc w:val="left"/>
-      <w:pPr>
-        <w:tabs>
-          <w:tab w:val="num" w:pos="2160"/>
-        </w:tabs>
-        <w:ind w:left="2160" w:hanging="360"/>
-      </w:pPr>
-      <w:rPr>
-        <w:rFonts w:ascii="Wingdings" w:hAnsi="Wingdings" w:hint="default"/>
-        <w:sz w:val="20"/>
-      </w:rPr>
-    </w:lvl>
-    <w:lvl w:ilvl="3" w:tentative="1">
-      <w:start w:val="1"/>
-      <w:numFmt w:val="bullet"/>
-      <w:lvlText w:val=""/>
-      <w:lvlJc w:val="left"/>
-      <w:pPr>
-        <w:tabs>
-          <w:tab w:val="num" w:pos="2880"/>
-        </w:tabs>
-        <w:ind w:left="2880" w:hanging="360"/>
-      </w:pPr>
-      <w:rPr>
-        <w:rFonts w:ascii="Wingdings" w:hAnsi="Wingdings" w:hint="default"/>
-        <w:sz w:val="20"/>
-      </w:rPr>
-    </w:lvl>
-    <w:lvl w:ilvl="4" w:tentative="1">
-      <w:start w:val="1"/>
-      <w:numFmt w:val="bullet"/>
-      <w:lvlText w:val=""/>
-      <w:lvlJc w:val="left"/>
-      <w:pPr>
-        <w:tabs>
-          <w:tab w:val="num" w:pos="3600"/>
-        </w:tabs>
-        <w:ind w:left="3600" w:hanging="360"/>
-      </w:pPr>
-      <w:rPr>
-        <w:rFonts w:ascii="Wingdings" w:hAnsi="Wingdings" w:hint="default"/>
-        <w:sz w:val="20"/>
-      </w:rPr>
-    </w:lvl>
-    <w:lvl w:ilvl="5" w:tentative="1">
-      <w:start w:val="1"/>
-      <w:numFmt w:val="bullet"/>
-      <w:lvlText w:val=""/>
-      <w:lvlJc w:val="left"/>
-      <w:pPr>
-        <w:tabs>
-          <w:tab w:val="num" w:pos="4320"/>
-        </w:tabs>
-        <w:ind w:left="4320" w:hanging="360"/>
-      </w:pPr>
-      <w:rPr>
-        <w:rFonts w:ascii="Wingdings" w:hAnsi="Wingdings" w:hint="default"/>
-        <w:sz w:val="20"/>
-      </w:rPr>
-    </w:lvl>
-    <w:lvl w:ilvl="6" w:tentative="1">
-      <w:start w:val="1"/>
-      <w:numFmt w:val="bullet"/>
-      <w:lvlText w:val=""/>
-      <w:lvlJc w:val="left"/>
-      <w:pPr>
-        <w:tabs>
-          <w:tab w:val="num" w:pos="5040"/>
-        </w:tabs>
-        <w:ind w:left="5040" w:hanging="360"/>
-      </w:pPr>
-      <w:rPr>
-        <w:rFonts w:ascii="Wingdings" w:hAnsi="Wingdings" w:hint="default"/>
-        <w:sz w:val="20"/>
-      </w:rPr>
-    </w:lvl>
-    <w:lvl w:ilvl="7" w:tentative="1">
-      <w:start w:val="1"/>
-      <w:numFmt w:val="bullet"/>
-      <w:lvlText w:val=""/>
-      <w:lvlJc w:val="left"/>
-      <w:pPr>
-        <w:tabs>
-          <w:tab w:val="num" w:pos="5760"/>
-        </w:tabs>
-        <w:ind w:left="5760" w:hanging="360"/>
-      </w:pPr>
-      <w:rPr>
-        <w:rFonts w:ascii="Wingdings" w:hAnsi="Wingdings" w:hint="default"/>
-        <w:sz w:val="20"/>
-      </w:rPr>
-    </w:lvl>
-    <w:lvl w:ilvl="8" w:tentative="1">
-      <w:start w:val="1"/>
-      <w:numFmt w:val="bullet"/>
-      <w:lvlText w:val=""/>
-      <w:lvlJc w:val="left"/>
-      <w:pPr>
-        <w:tabs>
-          <w:tab w:val="num" w:pos="6480"/>
-        </w:tabs>
-        <w:ind w:left="6480" w:hanging="360"/>
-      </w:pPr>
-      <w:rPr>
-        <w:rFonts w:ascii="Wingdings" w:hAnsi="Wingdings" w:hint="default"/>
-        <w:sz w:val="20"/>
-      </w:rPr>
-    </w:lvl>
-  </w:abstractNum>
-  <w:abstractNum w:abstractNumId="24" w15:restartNumberingAfterBreak="0">
+  <w:abstractNum w:abstractNumId="25" w15:restartNumberingAfterBreak="0">
     <w:nsid w:val="4DD701F5"/>
     <w:multiLevelType w:val="multilevel"/>
     <w:tmpl w:val="6F824E32"/>
@@ -7723,7 +10150,7 @@
       </w:rPr>
     </w:lvl>
   </w:abstractNum>
-  <w:abstractNum w:abstractNumId="25" w15:restartNumberingAfterBreak="0">
+  <w:abstractNum w:abstractNumId="26" w15:restartNumberingAfterBreak="0">
     <w:nsid w:val="520D7D1F"/>
     <w:multiLevelType w:val="multilevel"/>
     <w:tmpl w:val="BA12CAC4"/>
@@ -7872,7 +10299,7 @@
       </w:rPr>
     </w:lvl>
   </w:abstractNum>
-  <w:abstractNum w:abstractNumId="26" w15:restartNumberingAfterBreak="0">
+  <w:abstractNum w:abstractNumId="27" w15:restartNumberingAfterBreak="0">
     <w:nsid w:val="5C3E03F9"/>
     <w:multiLevelType w:val="multilevel"/>
     <w:tmpl w:val="29CCC980"/>
@@ -7982,155 +10409,6 @@
       </w:pPr>
       <w:rPr>
         <w:u w:val="none"/>
-      </w:rPr>
-    </w:lvl>
-  </w:abstractNum>
-  <w:abstractNum w:abstractNumId="27" w15:restartNumberingAfterBreak="0">
-    <w:nsid w:val="609B5807"/>
-    <w:multiLevelType w:val="multilevel"/>
-    <w:tmpl w:val="7B98DAF8"/>
-    <w:lvl w:ilvl="0">
-      <w:start w:val="1"/>
-      <w:numFmt w:val="bullet"/>
-      <w:lvlText w:val=""/>
-      <w:lvlJc w:val="left"/>
-      <w:pPr>
-        <w:tabs>
-          <w:tab w:val="num" w:pos="720"/>
-        </w:tabs>
-        <w:ind w:left="720" w:hanging="360"/>
-      </w:pPr>
-      <w:rPr>
-        <w:rFonts w:ascii="Symbol" w:hAnsi="Symbol" w:hint="default"/>
-        <w:sz w:val="20"/>
-      </w:rPr>
-    </w:lvl>
-    <w:lvl w:ilvl="1" w:tentative="1">
-      <w:start w:val="1"/>
-      <w:numFmt w:val="bullet"/>
-      <w:lvlText w:val="o"/>
-      <w:lvlJc w:val="left"/>
-      <w:pPr>
-        <w:tabs>
-          <w:tab w:val="num" w:pos="1440"/>
-        </w:tabs>
-        <w:ind w:left="1440" w:hanging="360"/>
-      </w:pPr>
-      <w:rPr>
-        <w:rFonts w:ascii="Courier New" w:hAnsi="Courier New" w:hint="default"/>
-        <w:sz w:val="20"/>
-      </w:rPr>
-    </w:lvl>
-    <w:lvl w:ilvl="2" w:tentative="1">
-      <w:start w:val="1"/>
-      <w:numFmt w:val="bullet"/>
-      <w:lvlText w:val=""/>
-      <w:lvlJc w:val="left"/>
-      <w:pPr>
-        <w:tabs>
-          <w:tab w:val="num" w:pos="2160"/>
-        </w:tabs>
-        <w:ind w:left="2160" w:hanging="360"/>
-      </w:pPr>
-      <w:rPr>
-        <w:rFonts w:ascii="Wingdings" w:hAnsi="Wingdings" w:hint="default"/>
-        <w:sz w:val="20"/>
-      </w:rPr>
-    </w:lvl>
-    <w:lvl w:ilvl="3" w:tentative="1">
-      <w:start w:val="1"/>
-      <w:numFmt w:val="bullet"/>
-      <w:lvlText w:val=""/>
-      <w:lvlJc w:val="left"/>
-      <w:pPr>
-        <w:tabs>
-          <w:tab w:val="num" w:pos="2880"/>
-        </w:tabs>
-        <w:ind w:left="2880" w:hanging="360"/>
-      </w:pPr>
-      <w:rPr>
-        <w:rFonts w:ascii="Wingdings" w:hAnsi="Wingdings" w:hint="default"/>
-        <w:sz w:val="20"/>
-      </w:rPr>
-    </w:lvl>
-    <w:lvl w:ilvl="4" w:tentative="1">
-      <w:start w:val="1"/>
-      <w:numFmt w:val="bullet"/>
-      <w:lvlText w:val=""/>
-      <w:lvlJc w:val="left"/>
-      <w:pPr>
-        <w:tabs>
-          <w:tab w:val="num" w:pos="3600"/>
-        </w:tabs>
-        <w:ind w:left="3600" w:hanging="360"/>
-      </w:pPr>
-      <w:rPr>
-        <w:rFonts w:ascii="Wingdings" w:hAnsi="Wingdings" w:hint="default"/>
-        <w:sz w:val="20"/>
-      </w:rPr>
-    </w:lvl>
-    <w:lvl w:ilvl="5" w:tentative="1">
-      <w:start w:val="1"/>
-      <w:numFmt w:val="bullet"/>
-      <w:lvlText w:val=""/>
-      <w:lvlJc w:val="left"/>
-      <w:pPr>
-        <w:tabs>
-          <w:tab w:val="num" w:pos="4320"/>
-        </w:tabs>
-        <w:ind w:left="4320" w:hanging="360"/>
-      </w:pPr>
-      <w:rPr>
-        <w:rFonts w:ascii="Wingdings" w:hAnsi="Wingdings" w:hint="default"/>
-        <w:sz w:val="20"/>
-      </w:rPr>
-    </w:lvl>
-    <w:lvl w:ilvl="6" w:tentative="1">
-      <w:start w:val="1"/>
-      <w:numFmt w:val="bullet"/>
-      <w:lvlText w:val=""/>
-      <w:lvlJc w:val="left"/>
-      <w:pPr>
-        <w:tabs>
-          <w:tab w:val="num" w:pos="5040"/>
-        </w:tabs>
-        <w:ind w:left="5040" w:hanging="360"/>
-      </w:pPr>
-      <w:rPr>
-        <w:rFonts w:ascii="Wingdings" w:hAnsi="Wingdings" w:hint="default"/>
-        <w:sz w:val="20"/>
-      </w:rPr>
-    </w:lvl>
-    <w:lvl w:ilvl="7" w:tentative="1">
-      <w:start w:val="1"/>
-      <w:numFmt w:val="bullet"/>
-      <w:lvlText w:val=""/>
-      <w:lvlJc w:val="left"/>
-      <w:pPr>
-        <w:tabs>
-          <w:tab w:val="num" w:pos="5760"/>
-        </w:tabs>
-        <w:ind w:left="5760" w:hanging="360"/>
-      </w:pPr>
-      <w:rPr>
-        <w:rFonts w:ascii="Wingdings" w:hAnsi="Wingdings" w:hint="default"/>
-        <w:sz w:val="20"/>
-      </w:rPr>
-    </w:lvl>
-    <w:lvl w:ilvl="8" w:tentative="1">
-      <w:start w:val="1"/>
-      <w:numFmt w:val="bullet"/>
-      <w:lvlText w:val=""/>
-      <w:lvlJc w:val="left"/>
-      <w:pPr>
-        <w:tabs>
-          <w:tab w:val="num" w:pos="6480"/>
-        </w:tabs>
-        <w:ind w:left="6480" w:hanging="360"/>
-      </w:pPr>
-      <w:rPr>
-        <w:rFonts w:ascii="Wingdings" w:hAnsi="Wingdings" w:hint="default"/>
-        <w:sz w:val="20"/>
       </w:rPr>
     </w:lvl>
   </w:abstractNum>
@@ -8248,9 +10526,9 @@
     </w:lvl>
   </w:abstractNum>
   <w:abstractNum w:abstractNumId="29" w15:restartNumberingAfterBreak="0">
-    <w:nsid w:val="70E70C84"/>
+    <w:nsid w:val="7604425A"/>
     <w:multiLevelType w:val="multilevel"/>
-    <w:tmpl w:val="93C687A2"/>
+    <w:tmpl w:val="771E2124"/>
     <w:lvl w:ilvl="0">
       <w:start w:val="1"/>
       <w:numFmt w:val="bullet"/>
@@ -8267,7 +10545,7 @@
         <w:sz w:val="20"/>
       </w:rPr>
     </w:lvl>
-    <w:lvl w:ilvl="1" w:tentative="1">
+    <w:lvl w:ilvl="1">
       <w:start w:val="1"/>
       <w:numFmt w:val="bullet"/>
       <w:lvlText w:val="o"/>
@@ -8695,155 +10973,6 @@
     </w:lvl>
   </w:abstractNum>
   <w:abstractNum w:abstractNumId="32" w15:restartNumberingAfterBreak="0">
-    <w:nsid w:val="78DE405C"/>
-    <w:multiLevelType w:val="multilevel"/>
-    <w:tmpl w:val="B628BF5E"/>
-    <w:lvl w:ilvl="0">
-      <w:start w:val="1"/>
-      <w:numFmt w:val="bullet"/>
-      <w:lvlText w:val=""/>
-      <w:lvlJc w:val="left"/>
-      <w:pPr>
-        <w:tabs>
-          <w:tab w:val="num" w:pos="720"/>
-        </w:tabs>
-        <w:ind w:left="720" w:hanging="360"/>
-      </w:pPr>
-      <w:rPr>
-        <w:rFonts w:ascii="Symbol" w:hAnsi="Symbol" w:hint="default"/>
-        <w:sz w:val="20"/>
-      </w:rPr>
-    </w:lvl>
-    <w:lvl w:ilvl="1" w:tentative="1">
-      <w:start w:val="1"/>
-      <w:numFmt w:val="bullet"/>
-      <w:lvlText w:val="o"/>
-      <w:lvlJc w:val="left"/>
-      <w:pPr>
-        <w:tabs>
-          <w:tab w:val="num" w:pos="1440"/>
-        </w:tabs>
-        <w:ind w:left="1440" w:hanging="360"/>
-      </w:pPr>
-      <w:rPr>
-        <w:rFonts w:ascii="Courier New" w:hAnsi="Courier New" w:hint="default"/>
-        <w:sz w:val="20"/>
-      </w:rPr>
-    </w:lvl>
-    <w:lvl w:ilvl="2" w:tentative="1">
-      <w:start w:val="1"/>
-      <w:numFmt w:val="bullet"/>
-      <w:lvlText w:val=""/>
-      <w:lvlJc w:val="left"/>
-      <w:pPr>
-        <w:tabs>
-          <w:tab w:val="num" w:pos="2160"/>
-        </w:tabs>
-        <w:ind w:left="2160" w:hanging="360"/>
-      </w:pPr>
-      <w:rPr>
-        <w:rFonts w:ascii="Wingdings" w:hAnsi="Wingdings" w:hint="default"/>
-        <w:sz w:val="20"/>
-      </w:rPr>
-    </w:lvl>
-    <w:lvl w:ilvl="3" w:tentative="1">
-      <w:start w:val="1"/>
-      <w:numFmt w:val="bullet"/>
-      <w:lvlText w:val=""/>
-      <w:lvlJc w:val="left"/>
-      <w:pPr>
-        <w:tabs>
-          <w:tab w:val="num" w:pos="2880"/>
-        </w:tabs>
-        <w:ind w:left="2880" w:hanging="360"/>
-      </w:pPr>
-      <w:rPr>
-        <w:rFonts w:ascii="Wingdings" w:hAnsi="Wingdings" w:hint="default"/>
-        <w:sz w:val="20"/>
-      </w:rPr>
-    </w:lvl>
-    <w:lvl w:ilvl="4" w:tentative="1">
-      <w:start w:val="1"/>
-      <w:numFmt w:val="bullet"/>
-      <w:lvlText w:val=""/>
-      <w:lvlJc w:val="left"/>
-      <w:pPr>
-        <w:tabs>
-          <w:tab w:val="num" w:pos="3600"/>
-        </w:tabs>
-        <w:ind w:left="3600" w:hanging="360"/>
-      </w:pPr>
-      <w:rPr>
-        <w:rFonts w:ascii="Wingdings" w:hAnsi="Wingdings" w:hint="default"/>
-        <w:sz w:val="20"/>
-      </w:rPr>
-    </w:lvl>
-    <w:lvl w:ilvl="5" w:tentative="1">
-      <w:start w:val="1"/>
-      <w:numFmt w:val="bullet"/>
-      <w:lvlText w:val=""/>
-      <w:lvlJc w:val="left"/>
-      <w:pPr>
-        <w:tabs>
-          <w:tab w:val="num" w:pos="4320"/>
-        </w:tabs>
-        <w:ind w:left="4320" w:hanging="360"/>
-      </w:pPr>
-      <w:rPr>
-        <w:rFonts w:ascii="Wingdings" w:hAnsi="Wingdings" w:hint="default"/>
-        <w:sz w:val="20"/>
-      </w:rPr>
-    </w:lvl>
-    <w:lvl w:ilvl="6" w:tentative="1">
-      <w:start w:val="1"/>
-      <w:numFmt w:val="bullet"/>
-      <w:lvlText w:val=""/>
-      <w:lvlJc w:val="left"/>
-      <w:pPr>
-        <w:tabs>
-          <w:tab w:val="num" w:pos="5040"/>
-        </w:tabs>
-        <w:ind w:left="5040" w:hanging="360"/>
-      </w:pPr>
-      <w:rPr>
-        <w:rFonts w:ascii="Wingdings" w:hAnsi="Wingdings" w:hint="default"/>
-        <w:sz w:val="20"/>
-      </w:rPr>
-    </w:lvl>
-    <w:lvl w:ilvl="7" w:tentative="1">
-      <w:start w:val="1"/>
-      <w:numFmt w:val="bullet"/>
-      <w:lvlText w:val=""/>
-      <w:lvlJc w:val="left"/>
-      <w:pPr>
-        <w:tabs>
-          <w:tab w:val="num" w:pos="5760"/>
-        </w:tabs>
-        <w:ind w:left="5760" w:hanging="360"/>
-      </w:pPr>
-      <w:rPr>
-        <w:rFonts w:ascii="Wingdings" w:hAnsi="Wingdings" w:hint="default"/>
-        <w:sz w:val="20"/>
-      </w:rPr>
-    </w:lvl>
-    <w:lvl w:ilvl="8" w:tentative="1">
-      <w:start w:val="1"/>
-      <w:numFmt w:val="bullet"/>
-      <w:lvlText w:val=""/>
-      <w:lvlJc w:val="left"/>
-      <w:pPr>
-        <w:tabs>
-          <w:tab w:val="num" w:pos="6480"/>
-        </w:tabs>
-        <w:ind w:left="6480" w:hanging="360"/>
-      </w:pPr>
-      <w:rPr>
-        <w:rFonts w:ascii="Wingdings" w:hAnsi="Wingdings" w:hint="default"/>
-        <w:sz w:val="20"/>
-      </w:rPr>
-    </w:lvl>
-  </w:abstractNum>
-  <w:abstractNum w:abstractNumId="33" w15:restartNumberingAfterBreak="0">
     <w:nsid w:val="7A1A0B34"/>
     <w:multiLevelType w:val="multilevel"/>
     <w:tmpl w:val="D1B82254"/>
@@ -8956,7 +11085,7 @@
       </w:pPr>
     </w:lvl>
   </w:abstractNum>
-  <w:abstractNum w:abstractNumId="34" w15:restartNumberingAfterBreak="0">
+  <w:abstractNum w:abstractNumId="33" w15:restartNumberingAfterBreak="0">
     <w:nsid w:val="7B4B4A22"/>
     <w:multiLevelType w:val="multilevel"/>
     <w:tmpl w:val="6BCE36C2"/>
@@ -9105,454 +11234,156 @@
       </w:rPr>
     </w:lvl>
   </w:abstractNum>
+  <w:abstractNum w:abstractNumId="34" w15:restartNumberingAfterBreak="0">
+    <w:nsid w:val="7E677D57"/>
+    <w:multiLevelType w:val="multilevel"/>
+    <w:tmpl w:val="8356FE30"/>
+    <w:lvl w:ilvl="0">
+      <w:start w:val="1"/>
+      <w:numFmt w:val="bullet"/>
+      <w:lvlText w:val=""/>
+      <w:lvlJc w:val="left"/>
+      <w:pPr>
+        <w:tabs>
+          <w:tab w:val="num" w:pos="720"/>
+        </w:tabs>
+        <w:ind w:left="720" w:hanging="360"/>
+      </w:pPr>
+      <w:rPr>
+        <w:rFonts w:ascii="Symbol" w:hAnsi="Symbol" w:hint="default"/>
+        <w:sz w:val="20"/>
+      </w:rPr>
+    </w:lvl>
+    <w:lvl w:ilvl="1">
+      <w:start w:val="1"/>
+      <w:numFmt w:val="bullet"/>
+      <w:lvlText w:val="o"/>
+      <w:lvlJc w:val="left"/>
+      <w:pPr>
+        <w:tabs>
+          <w:tab w:val="num" w:pos="1440"/>
+        </w:tabs>
+        <w:ind w:left="1440" w:hanging="360"/>
+      </w:pPr>
+      <w:rPr>
+        <w:rFonts w:ascii="Courier New" w:hAnsi="Courier New" w:hint="default"/>
+        <w:sz w:val="20"/>
+      </w:rPr>
+    </w:lvl>
+    <w:lvl w:ilvl="2" w:tentative="1">
+      <w:start w:val="1"/>
+      <w:numFmt w:val="bullet"/>
+      <w:lvlText w:val=""/>
+      <w:lvlJc w:val="left"/>
+      <w:pPr>
+        <w:tabs>
+          <w:tab w:val="num" w:pos="2160"/>
+        </w:tabs>
+        <w:ind w:left="2160" w:hanging="360"/>
+      </w:pPr>
+      <w:rPr>
+        <w:rFonts w:ascii="Wingdings" w:hAnsi="Wingdings" w:hint="default"/>
+        <w:sz w:val="20"/>
+      </w:rPr>
+    </w:lvl>
+    <w:lvl w:ilvl="3" w:tentative="1">
+      <w:start w:val="1"/>
+      <w:numFmt w:val="bullet"/>
+      <w:lvlText w:val=""/>
+      <w:lvlJc w:val="left"/>
+      <w:pPr>
+        <w:tabs>
+          <w:tab w:val="num" w:pos="2880"/>
+        </w:tabs>
+        <w:ind w:left="2880" w:hanging="360"/>
+      </w:pPr>
+      <w:rPr>
+        <w:rFonts w:ascii="Wingdings" w:hAnsi="Wingdings" w:hint="default"/>
+        <w:sz w:val="20"/>
+      </w:rPr>
+    </w:lvl>
+    <w:lvl w:ilvl="4" w:tentative="1">
+      <w:start w:val="1"/>
+      <w:numFmt w:val="bullet"/>
+      <w:lvlText w:val=""/>
+      <w:lvlJc w:val="left"/>
+      <w:pPr>
+        <w:tabs>
+          <w:tab w:val="num" w:pos="3600"/>
+        </w:tabs>
+        <w:ind w:left="3600" w:hanging="360"/>
+      </w:pPr>
+      <w:rPr>
+        <w:rFonts w:ascii="Wingdings" w:hAnsi="Wingdings" w:hint="default"/>
+        <w:sz w:val="20"/>
+      </w:rPr>
+    </w:lvl>
+    <w:lvl w:ilvl="5" w:tentative="1">
+      <w:start w:val="1"/>
+      <w:numFmt w:val="bullet"/>
+      <w:lvlText w:val=""/>
+      <w:lvlJc w:val="left"/>
+      <w:pPr>
+        <w:tabs>
+          <w:tab w:val="num" w:pos="4320"/>
+        </w:tabs>
+        <w:ind w:left="4320" w:hanging="360"/>
+      </w:pPr>
+      <w:rPr>
+        <w:rFonts w:ascii="Wingdings" w:hAnsi="Wingdings" w:hint="default"/>
+        <w:sz w:val="20"/>
+      </w:rPr>
+    </w:lvl>
+    <w:lvl w:ilvl="6" w:tentative="1">
+      <w:start w:val="1"/>
+      <w:numFmt w:val="bullet"/>
+      <w:lvlText w:val=""/>
+      <w:lvlJc w:val="left"/>
+      <w:pPr>
+        <w:tabs>
+          <w:tab w:val="num" w:pos="5040"/>
+        </w:tabs>
+        <w:ind w:left="5040" w:hanging="360"/>
+      </w:pPr>
+      <w:rPr>
+        <w:rFonts w:ascii="Wingdings" w:hAnsi="Wingdings" w:hint="default"/>
+        <w:sz w:val="20"/>
+      </w:rPr>
+    </w:lvl>
+    <w:lvl w:ilvl="7" w:tentative="1">
+      <w:start w:val="1"/>
+      <w:numFmt w:val="bullet"/>
+      <w:lvlText w:val=""/>
+      <w:lvlJc w:val="left"/>
+      <w:pPr>
+        <w:tabs>
+          <w:tab w:val="num" w:pos="5760"/>
+        </w:tabs>
+        <w:ind w:left="5760" w:hanging="360"/>
+      </w:pPr>
+      <w:rPr>
+        <w:rFonts w:ascii="Wingdings" w:hAnsi="Wingdings" w:hint="default"/>
+        <w:sz w:val="20"/>
+      </w:rPr>
+    </w:lvl>
+    <w:lvl w:ilvl="8" w:tentative="1">
+      <w:start w:val="1"/>
+      <w:numFmt w:val="bullet"/>
+      <w:lvlText w:val=""/>
+      <w:lvlJc w:val="left"/>
+      <w:pPr>
+        <w:tabs>
+          <w:tab w:val="num" w:pos="6480"/>
+        </w:tabs>
+        <w:ind w:left="6480" w:hanging="360"/>
+      </w:pPr>
+      <w:rPr>
+        <w:rFonts w:ascii="Wingdings" w:hAnsi="Wingdings" w:hint="default"/>
+        <w:sz w:val="20"/>
+      </w:rPr>
+    </w:lvl>
+  </w:abstractNum>
   <w:abstractNum w:abstractNumId="35" w15:restartNumberingAfterBreak="0">
-    <w:nsid w:val="7C1B73DD"/>
-    <w:multiLevelType w:val="multilevel"/>
-    <w:tmpl w:val="62E68A0A"/>
-    <w:lvl w:ilvl="0">
-      <w:start w:val="1"/>
-      <w:numFmt w:val="bullet"/>
-      <w:lvlText w:val=""/>
-      <w:lvlJc w:val="left"/>
-      <w:pPr>
-        <w:tabs>
-          <w:tab w:val="num" w:pos="720"/>
-        </w:tabs>
-        <w:ind w:left="720" w:hanging="360"/>
-      </w:pPr>
-      <w:rPr>
-        <w:rFonts w:ascii="Symbol" w:hAnsi="Symbol" w:hint="default"/>
-        <w:sz w:val="20"/>
-      </w:rPr>
-    </w:lvl>
-    <w:lvl w:ilvl="1" w:tentative="1">
-      <w:start w:val="1"/>
-      <w:numFmt w:val="bullet"/>
-      <w:lvlText w:val="o"/>
-      <w:lvlJc w:val="left"/>
-      <w:pPr>
-        <w:tabs>
-          <w:tab w:val="num" w:pos="1440"/>
-        </w:tabs>
-        <w:ind w:left="1440" w:hanging="360"/>
-      </w:pPr>
-      <w:rPr>
-        <w:rFonts w:ascii="Courier New" w:hAnsi="Courier New" w:hint="default"/>
-        <w:sz w:val="20"/>
-      </w:rPr>
-    </w:lvl>
-    <w:lvl w:ilvl="2" w:tentative="1">
-      <w:start w:val="1"/>
-      <w:numFmt w:val="bullet"/>
-      <w:lvlText w:val=""/>
-      <w:lvlJc w:val="left"/>
-      <w:pPr>
-        <w:tabs>
-          <w:tab w:val="num" w:pos="2160"/>
-        </w:tabs>
-        <w:ind w:left="2160" w:hanging="360"/>
-      </w:pPr>
-      <w:rPr>
-        <w:rFonts w:ascii="Wingdings" w:hAnsi="Wingdings" w:hint="default"/>
-        <w:sz w:val="20"/>
-      </w:rPr>
-    </w:lvl>
-    <w:lvl w:ilvl="3" w:tentative="1">
-      <w:start w:val="1"/>
-      <w:numFmt w:val="bullet"/>
-      <w:lvlText w:val=""/>
-      <w:lvlJc w:val="left"/>
-      <w:pPr>
-        <w:tabs>
-          <w:tab w:val="num" w:pos="2880"/>
-        </w:tabs>
-        <w:ind w:left="2880" w:hanging="360"/>
-      </w:pPr>
-      <w:rPr>
-        <w:rFonts w:ascii="Wingdings" w:hAnsi="Wingdings" w:hint="default"/>
-        <w:sz w:val="20"/>
-      </w:rPr>
-    </w:lvl>
-    <w:lvl w:ilvl="4" w:tentative="1">
-      <w:start w:val="1"/>
-      <w:numFmt w:val="bullet"/>
-      <w:lvlText w:val=""/>
-      <w:lvlJc w:val="left"/>
-      <w:pPr>
-        <w:tabs>
-          <w:tab w:val="num" w:pos="3600"/>
-        </w:tabs>
-        <w:ind w:left="3600" w:hanging="360"/>
-      </w:pPr>
-      <w:rPr>
-        <w:rFonts w:ascii="Wingdings" w:hAnsi="Wingdings" w:hint="default"/>
-        <w:sz w:val="20"/>
-      </w:rPr>
-    </w:lvl>
-    <w:lvl w:ilvl="5" w:tentative="1">
-      <w:start w:val="1"/>
-      <w:numFmt w:val="bullet"/>
-      <w:lvlText w:val=""/>
-      <w:lvlJc w:val="left"/>
-      <w:pPr>
-        <w:tabs>
-          <w:tab w:val="num" w:pos="4320"/>
-        </w:tabs>
-        <w:ind w:left="4320" w:hanging="360"/>
-      </w:pPr>
-      <w:rPr>
-        <w:rFonts w:ascii="Wingdings" w:hAnsi="Wingdings" w:hint="default"/>
-        <w:sz w:val="20"/>
-      </w:rPr>
-    </w:lvl>
-    <w:lvl w:ilvl="6" w:tentative="1">
-      <w:start w:val="1"/>
-      <w:numFmt w:val="bullet"/>
-      <w:lvlText w:val=""/>
-      <w:lvlJc w:val="left"/>
-      <w:pPr>
-        <w:tabs>
-          <w:tab w:val="num" w:pos="5040"/>
-        </w:tabs>
-        <w:ind w:left="5040" w:hanging="360"/>
-      </w:pPr>
-      <w:rPr>
-        <w:rFonts w:ascii="Wingdings" w:hAnsi="Wingdings" w:hint="default"/>
-        <w:sz w:val="20"/>
-      </w:rPr>
-    </w:lvl>
-    <w:lvl w:ilvl="7" w:tentative="1">
-      <w:start w:val="1"/>
-      <w:numFmt w:val="bullet"/>
-      <w:lvlText w:val=""/>
-      <w:lvlJc w:val="left"/>
-      <w:pPr>
-        <w:tabs>
-          <w:tab w:val="num" w:pos="5760"/>
-        </w:tabs>
-        <w:ind w:left="5760" w:hanging="360"/>
-      </w:pPr>
-      <w:rPr>
-        <w:rFonts w:ascii="Wingdings" w:hAnsi="Wingdings" w:hint="default"/>
-        <w:sz w:val="20"/>
-      </w:rPr>
-    </w:lvl>
-    <w:lvl w:ilvl="8" w:tentative="1">
-      <w:start w:val="1"/>
-      <w:numFmt w:val="bullet"/>
-      <w:lvlText w:val=""/>
-      <w:lvlJc w:val="left"/>
-      <w:pPr>
-        <w:tabs>
-          <w:tab w:val="num" w:pos="6480"/>
-        </w:tabs>
-        <w:ind w:left="6480" w:hanging="360"/>
-      </w:pPr>
-      <w:rPr>
-        <w:rFonts w:ascii="Wingdings" w:hAnsi="Wingdings" w:hint="default"/>
-        <w:sz w:val="20"/>
-      </w:rPr>
-    </w:lvl>
-  </w:abstractNum>
-  <w:abstractNum w:abstractNumId="36" w15:restartNumberingAfterBreak="0">
-    <w:nsid w:val="7DFA2DB2"/>
-    <w:multiLevelType w:val="multilevel"/>
-    <w:tmpl w:val="97EA816E"/>
-    <w:lvl w:ilvl="0">
-      <w:start w:val="1"/>
-      <w:numFmt w:val="bullet"/>
-      <w:lvlText w:val=""/>
-      <w:lvlJc w:val="left"/>
-      <w:pPr>
-        <w:tabs>
-          <w:tab w:val="num" w:pos="720"/>
-        </w:tabs>
-        <w:ind w:left="720" w:hanging="360"/>
-      </w:pPr>
-      <w:rPr>
-        <w:rFonts w:ascii="Symbol" w:hAnsi="Symbol" w:hint="default"/>
-        <w:sz w:val="20"/>
-      </w:rPr>
-    </w:lvl>
-    <w:lvl w:ilvl="1">
-      <w:start w:val="1"/>
-      <w:numFmt w:val="bullet"/>
-      <w:lvlText w:val="o"/>
-      <w:lvlJc w:val="left"/>
-      <w:pPr>
-        <w:tabs>
-          <w:tab w:val="num" w:pos="1440"/>
-        </w:tabs>
-        <w:ind w:left="1440" w:hanging="360"/>
-      </w:pPr>
-      <w:rPr>
-        <w:rFonts w:ascii="Courier New" w:hAnsi="Courier New" w:hint="default"/>
-        <w:sz w:val="20"/>
-      </w:rPr>
-    </w:lvl>
-    <w:lvl w:ilvl="2" w:tentative="1">
-      <w:start w:val="1"/>
-      <w:numFmt w:val="bullet"/>
-      <w:lvlText w:val=""/>
-      <w:lvlJc w:val="left"/>
-      <w:pPr>
-        <w:tabs>
-          <w:tab w:val="num" w:pos="2160"/>
-        </w:tabs>
-        <w:ind w:left="2160" w:hanging="360"/>
-      </w:pPr>
-      <w:rPr>
-        <w:rFonts w:ascii="Wingdings" w:hAnsi="Wingdings" w:hint="default"/>
-        <w:sz w:val="20"/>
-      </w:rPr>
-    </w:lvl>
-    <w:lvl w:ilvl="3" w:tentative="1">
-      <w:start w:val="1"/>
-      <w:numFmt w:val="bullet"/>
-      <w:lvlText w:val=""/>
-      <w:lvlJc w:val="left"/>
-      <w:pPr>
-        <w:tabs>
-          <w:tab w:val="num" w:pos="2880"/>
-        </w:tabs>
-        <w:ind w:left="2880" w:hanging="360"/>
-      </w:pPr>
-      <w:rPr>
-        <w:rFonts w:ascii="Wingdings" w:hAnsi="Wingdings" w:hint="default"/>
-        <w:sz w:val="20"/>
-      </w:rPr>
-    </w:lvl>
-    <w:lvl w:ilvl="4" w:tentative="1">
-      <w:start w:val="1"/>
-      <w:numFmt w:val="bullet"/>
-      <w:lvlText w:val=""/>
-      <w:lvlJc w:val="left"/>
-      <w:pPr>
-        <w:tabs>
-          <w:tab w:val="num" w:pos="3600"/>
-        </w:tabs>
-        <w:ind w:left="3600" w:hanging="360"/>
-      </w:pPr>
-      <w:rPr>
-        <w:rFonts w:ascii="Wingdings" w:hAnsi="Wingdings" w:hint="default"/>
-        <w:sz w:val="20"/>
-      </w:rPr>
-    </w:lvl>
-    <w:lvl w:ilvl="5" w:tentative="1">
-      <w:start w:val="1"/>
-      <w:numFmt w:val="bullet"/>
-      <w:lvlText w:val=""/>
-      <w:lvlJc w:val="left"/>
-      <w:pPr>
-        <w:tabs>
-          <w:tab w:val="num" w:pos="4320"/>
-        </w:tabs>
-        <w:ind w:left="4320" w:hanging="360"/>
-      </w:pPr>
-      <w:rPr>
-        <w:rFonts w:ascii="Wingdings" w:hAnsi="Wingdings" w:hint="default"/>
-        <w:sz w:val="20"/>
-      </w:rPr>
-    </w:lvl>
-    <w:lvl w:ilvl="6" w:tentative="1">
-      <w:start w:val="1"/>
-      <w:numFmt w:val="bullet"/>
-      <w:lvlText w:val=""/>
-      <w:lvlJc w:val="left"/>
-      <w:pPr>
-        <w:tabs>
-          <w:tab w:val="num" w:pos="5040"/>
-        </w:tabs>
-        <w:ind w:left="5040" w:hanging="360"/>
-      </w:pPr>
-      <w:rPr>
-        <w:rFonts w:ascii="Wingdings" w:hAnsi="Wingdings" w:hint="default"/>
-        <w:sz w:val="20"/>
-      </w:rPr>
-    </w:lvl>
-    <w:lvl w:ilvl="7" w:tentative="1">
-      <w:start w:val="1"/>
-      <w:numFmt w:val="bullet"/>
-      <w:lvlText w:val=""/>
-      <w:lvlJc w:val="left"/>
-      <w:pPr>
-        <w:tabs>
-          <w:tab w:val="num" w:pos="5760"/>
-        </w:tabs>
-        <w:ind w:left="5760" w:hanging="360"/>
-      </w:pPr>
-      <w:rPr>
-        <w:rFonts w:ascii="Wingdings" w:hAnsi="Wingdings" w:hint="default"/>
-        <w:sz w:val="20"/>
-      </w:rPr>
-    </w:lvl>
-    <w:lvl w:ilvl="8" w:tentative="1">
-      <w:start w:val="1"/>
-      <w:numFmt w:val="bullet"/>
-      <w:lvlText w:val=""/>
-      <w:lvlJc w:val="left"/>
-      <w:pPr>
-        <w:tabs>
-          <w:tab w:val="num" w:pos="6480"/>
-        </w:tabs>
-        <w:ind w:left="6480" w:hanging="360"/>
-      </w:pPr>
-      <w:rPr>
-        <w:rFonts w:ascii="Wingdings" w:hAnsi="Wingdings" w:hint="default"/>
-        <w:sz w:val="20"/>
-      </w:rPr>
-    </w:lvl>
-  </w:abstractNum>
-  <w:abstractNum w:abstractNumId="37" w15:restartNumberingAfterBreak="0">
-    <w:nsid w:val="7E4610A4"/>
-    <w:multiLevelType w:val="multilevel"/>
-    <w:tmpl w:val="32DA2080"/>
-    <w:lvl w:ilvl="0">
-      <w:start w:val="1"/>
-      <w:numFmt w:val="bullet"/>
-      <w:lvlText w:val=""/>
-      <w:lvlJc w:val="left"/>
-      <w:pPr>
-        <w:tabs>
-          <w:tab w:val="num" w:pos="720"/>
-        </w:tabs>
-        <w:ind w:left="720" w:hanging="360"/>
-      </w:pPr>
-      <w:rPr>
-        <w:rFonts w:ascii="Symbol" w:hAnsi="Symbol" w:hint="default"/>
-        <w:sz w:val="20"/>
-      </w:rPr>
-    </w:lvl>
-    <w:lvl w:ilvl="1" w:tentative="1">
-      <w:start w:val="1"/>
-      <w:numFmt w:val="bullet"/>
-      <w:lvlText w:val="o"/>
-      <w:lvlJc w:val="left"/>
-      <w:pPr>
-        <w:tabs>
-          <w:tab w:val="num" w:pos="1440"/>
-        </w:tabs>
-        <w:ind w:left="1440" w:hanging="360"/>
-      </w:pPr>
-      <w:rPr>
-        <w:rFonts w:ascii="Courier New" w:hAnsi="Courier New" w:hint="default"/>
-        <w:sz w:val="20"/>
-      </w:rPr>
-    </w:lvl>
-    <w:lvl w:ilvl="2" w:tentative="1">
-      <w:start w:val="1"/>
-      <w:numFmt w:val="bullet"/>
-      <w:lvlText w:val=""/>
-      <w:lvlJc w:val="left"/>
-      <w:pPr>
-        <w:tabs>
-          <w:tab w:val="num" w:pos="2160"/>
-        </w:tabs>
-        <w:ind w:left="2160" w:hanging="360"/>
-      </w:pPr>
-      <w:rPr>
-        <w:rFonts w:ascii="Wingdings" w:hAnsi="Wingdings" w:hint="default"/>
-        <w:sz w:val="20"/>
-      </w:rPr>
-    </w:lvl>
-    <w:lvl w:ilvl="3" w:tentative="1">
-      <w:start w:val="1"/>
-      <w:numFmt w:val="bullet"/>
-      <w:lvlText w:val=""/>
-      <w:lvlJc w:val="left"/>
-      <w:pPr>
-        <w:tabs>
-          <w:tab w:val="num" w:pos="2880"/>
-        </w:tabs>
-        <w:ind w:left="2880" w:hanging="360"/>
-      </w:pPr>
-      <w:rPr>
-        <w:rFonts w:ascii="Wingdings" w:hAnsi="Wingdings" w:hint="default"/>
-        <w:sz w:val="20"/>
-      </w:rPr>
-    </w:lvl>
-    <w:lvl w:ilvl="4" w:tentative="1">
-      <w:start w:val="1"/>
-      <w:numFmt w:val="bullet"/>
-      <w:lvlText w:val=""/>
-      <w:lvlJc w:val="left"/>
-      <w:pPr>
-        <w:tabs>
-          <w:tab w:val="num" w:pos="3600"/>
-        </w:tabs>
-        <w:ind w:left="3600" w:hanging="360"/>
-      </w:pPr>
-      <w:rPr>
-        <w:rFonts w:ascii="Wingdings" w:hAnsi="Wingdings" w:hint="default"/>
-        <w:sz w:val="20"/>
-      </w:rPr>
-    </w:lvl>
-    <w:lvl w:ilvl="5" w:tentative="1">
-      <w:start w:val="1"/>
-      <w:numFmt w:val="bullet"/>
-      <w:lvlText w:val=""/>
-      <w:lvlJc w:val="left"/>
-      <w:pPr>
-        <w:tabs>
-          <w:tab w:val="num" w:pos="4320"/>
-        </w:tabs>
-        <w:ind w:left="4320" w:hanging="360"/>
-      </w:pPr>
-      <w:rPr>
-        <w:rFonts w:ascii="Wingdings" w:hAnsi="Wingdings" w:hint="default"/>
-        <w:sz w:val="20"/>
-      </w:rPr>
-    </w:lvl>
-    <w:lvl w:ilvl="6" w:tentative="1">
-      <w:start w:val="1"/>
-      <w:numFmt w:val="bullet"/>
-      <w:lvlText w:val=""/>
-      <w:lvlJc w:val="left"/>
-      <w:pPr>
-        <w:tabs>
-          <w:tab w:val="num" w:pos="5040"/>
-        </w:tabs>
-        <w:ind w:left="5040" w:hanging="360"/>
-      </w:pPr>
-      <w:rPr>
-        <w:rFonts w:ascii="Wingdings" w:hAnsi="Wingdings" w:hint="default"/>
-        <w:sz w:val="20"/>
-      </w:rPr>
-    </w:lvl>
-    <w:lvl w:ilvl="7" w:tentative="1">
-      <w:start w:val="1"/>
-      <w:numFmt w:val="bullet"/>
-      <w:lvlText w:val=""/>
-      <w:lvlJc w:val="left"/>
-      <w:pPr>
-        <w:tabs>
-          <w:tab w:val="num" w:pos="5760"/>
-        </w:tabs>
-        <w:ind w:left="5760" w:hanging="360"/>
-      </w:pPr>
-      <w:rPr>
-        <w:rFonts w:ascii="Wingdings" w:hAnsi="Wingdings" w:hint="default"/>
-        <w:sz w:val="20"/>
-      </w:rPr>
-    </w:lvl>
-    <w:lvl w:ilvl="8" w:tentative="1">
-      <w:start w:val="1"/>
-      <w:numFmt w:val="bullet"/>
-      <w:lvlText w:val=""/>
-      <w:lvlJc w:val="left"/>
-      <w:pPr>
-        <w:tabs>
-          <w:tab w:val="num" w:pos="6480"/>
-        </w:tabs>
-        <w:ind w:left="6480" w:hanging="360"/>
-      </w:pPr>
-      <w:rPr>
-        <w:rFonts w:ascii="Wingdings" w:hAnsi="Wingdings" w:hint="default"/>
-        <w:sz w:val="20"/>
-      </w:rPr>
-    </w:lvl>
-  </w:abstractNum>
-  <w:abstractNum w:abstractNumId="38" w15:restartNumberingAfterBreak="0">
     <w:nsid w:val="7F012ACB"/>
     <w:multiLevelType w:val="multilevel"/>
     <w:tmpl w:val="BC3CE166"/>
@@ -9702,122 +11533,114 @@
     </w:lvl>
   </w:abstractNum>
   <w:num w:numId="1" w16cid:durableId="1023173386">
-    <w:abstractNumId w:val="6"/>
+    <w:abstractNumId w:val="9"/>
   </w:num>
   <w:num w:numId="2" w16cid:durableId="244606483">
-    <w:abstractNumId w:val="17"/>
+    <w:abstractNumId w:val="21"/>
   </w:num>
   <w:num w:numId="3" w16cid:durableId="364402503">
-    <w:abstractNumId w:val="0"/>
+    <w:abstractNumId w:val="1"/>
   </w:num>
   <w:num w:numId="4" w16cid:durableId="2068911270">
-    <w:abstractNumId w:val="8"/>
+    <w:abstractNumId w:val="12"/>
   </w:num>
   <w:num w:numId="5" w16cid:durableId="708722553">
-    <w:abstractNumId w:val="2"/>
+    <w:abstractNumId w:val="7"/>
   </w:num>
   <w:num w:numId="6" w16cid:durableId="343828676">
-    <w:abstractNumId w:val="26"/>
+    <w:abstractNumId w:val="27"/>
   </w:num>
   <w:num w:numId="7" w16cid:durableId="2071272329">
     <w:abstractNumId w:val="28"/>
   </w:num>
-  <w:num w:numId="8" w16cid:durableId="1794012271">
+  <w:num w:numId="8" w16cid:durableId="832336038">
+    <w:abstractNumId w:val="25"/>
+  </w:num>
+  <w:num w:numId="9" w16cid:durableId="912930027">
+    <w:abstractNumId w:val="26"/>
+  </w:num>
+  <w:num w:numId="10" w16cid:durableId="125200791">
+    <w:abstractNumId w:val="23"/>
+  </w:num>
+  <w:num w:numId="11" w16cid:durableId="1591699926">
+    <w:abstractNumId w:val="10"/>
+  </w:num>
+  <w:num w:numId="12" w16cid:durableId="571279973">
+    <w:abstractNumId w:val="30"/>
+  </w:num>
+  <w:num w:numId="13" w16cid:durableId="1107624670">
+    <w:abstractNumId w:val="35"/>
+  </w:num>
+  <w:num w:numId="14" w16cid:durableId="1077678223">
+    <w:abstractNumId w:val="16"/>
+  </w:num>
+  <w:num w:numId="15" w16cid:durableId="807477706">
+    <w:abstractNumId w:val="32"/>
+  </w:num>
+  <w:num w:numId="16" w16cid:durableId="2057656319">
+    <w:abstractNumId w:val="4"/>
+  </w:num>
+  <w:num w:numId="17" w16cid:durableId="1008093006">
+    <w:abstractNumId w:val="13"/>
+  </w:num>
+  <w:num w:numId="18" w16cid:durableId="1433936253">
+    <w:abstractNumId w:val="22"/>
+  </w:num>
+  <w:num w:numId="19" w16cid:durableId="384373318">
+    <w:abstractNumId w:val="31"/>
+  </w:num>
+  <w:num w:numId="20" w16cid:durableId="1363092885">
+    <w:abstractNumId w:val="19"/>
+  </w:num>
+  <w:num w:numId="21" w16cid:durableId="320039203">
+    <w:abstractNumId w:val="33"/>
+  </w:num>
+  <w:num w:numId="22" w16cid:durableId="241112450">
+    <w:abstractNumId w:val="20"/>
+  </w:num>
+  <w:num w:numId="23" w16cid:durableId="818428004">
+    <w:abstractNumId w:val="5"/>
+  </w:num>
+  <w:num w:numId="24" w16cid:durableId="185557101">
+    <w:abstractNumId w:val="8"/>
+  </w:num>
+  <w:num w:numId="25" w16cid:durableId="909925469">
+    <w:abstractNumId w:val="0"/>
+  </w:num>
+  <w:num w:numId="26" w16cid:durableId="1692729707">
     <w:abstractNumId w:val="18"/>
   </w:num>
-  <w:num w:numId="9" w16cid:durableId="583875412">
-    <w:abstractNumId w:val="9"/>
+  <w:num w:numId="27" w16cid:durableId="10840140">
+    <w:abstractNumId w:val="15"/>
   </w:num>
-  <w:num w:numId="10" w16cid:durableId="994384098">
-    <w:abstractNumId w:val="16"/>
+  <w:num w:numId="28" w16cid:durableId="1890147103">
+    <w:abstractNumId w:val="29"/>
   </w:num>
-  <w:num w:numId="11" w16cid:durableId="1613395385">
-    <w:abstractNumId w:val="22"/>
+  <w:num w:numId="29" w16cid:durableId="418140799">
+    <w:abstractNumId w:val="2"/>
   </w:num>
-  <w:num w:numId="12" w16cid:durableId="1200973227">
-    <w:abstractNumId w:val="5"/>
+  <w:num w:numId="30" w16cid:durableId="1857771433">
+    <w:abstractNumId w:val="17"/>
   </w:num>
-  <w:num w:numId="13" w16cid:durableId="238440905">
+  <w:num w:numId="31" w16cid:durableId="854155974">
+    <w:abstractNumId w:val="24"/>
+  </w:num>
+  <w:num w:numId="32" w16cid:durableId="1150907040">
+    <w:abstractNumId w:val="6"/>
+  </w:num>
+  <w:num w:numId="33" w16cid:durableId="585263865">
+    <w:abstractNumId w:val="34"/>
+  </w:num>
+  <w:num w:numId="34" w16cid:durableId="71778054">
+    <w:abstractNumId w:val="14"/>
+  </w:num>
+  <w:num w:numId="35" w16cid:durableId="1740470353">
     <w:abstractNumId w:val="11"/>
   </w:num>
-  <w:num w:numId="14" w16cid:durableId="10300634">
-    <w:abstractNumId w:val="23"/>
-  </w:num>
-  <w:num w:numId="15" w16cid:durableId="71662219">
-    <w:abstractNumId w:val="27"/>
-  </w:num>
-  <w:num w:numId="16" w16cid:durableId="273943669">
-    <w:abstractNumId w:val="32"/>
-  </w:num>
-  <w:num w:numId="17" w16cid:durableId="1882284623">
+  <w:num w:numId="36" w16cid:durableId="1471555655">
     <w:abstractNumId w:val="3"/>
   </w:num>
-  <w:num w:numId="18" w16cid:durableId="1131441122">
-    <w:abstractNumId w:val="14"/>
-  </w:num>
-  <w:num w:numId="19" w16cid:durableId="1812361953">
-    <w:abstractNumId w:val="4"/>
-  </w:num>
-  <w:num w:numId="20" w16cid:durableId="582883512">
-    <w:abstractNumId w:val="35"/>
-  </w:num>
-  <w:num w:numId="21" w16cid:durableId="1997371963">
-    <w:abstractNumId w:val="29"/>
-  </w:num>
-  <w:num w:numId="22" w16cid:durableId="1650787392">
-    <w:abstractNumId w:val="36"/>
-  </w:num>
-  <w:num w:numId="23" w16cid:durableId="461459337">
-    <w:abstractNumId w:val="19"/>
-  </w:num>
-  <w:num w:numId="24" w16cid:durableId="236792418">
-    <w:abstractNumId w:val="37"/>
-  </w:num>
-  <w:num w:numId="25" w16cid:durableId="832336038">
-    <w:abstractNumId w:val="24"/>
-  </w:num>
-  <w:num w:numId="26" w16cid:durableId="912930027">
-    <w:abstractNumId w:val="25"/>
-  </w:num>
-  <w:num w:numId="27" w16cid:durableId="125200791">
-    <w:abstractNumId w:val="21"/>
-  </w:num>
-  <w:num w:numId="28" w16cid:durableId="1591699926">
-    <w:abstractNumId w:val="7"/>
-  </w:num>
-  <w:num w:numId="29" w16cid:durableId="571279973">
-    <w:abstractNumId w:val="30"/>
-  </w:num>
-  <w:num w:numId="30" w16cid:durableId="1107624670">
-    <w:abstractNumId w:val="38"/>
-  </w:num>
-  <w:num w:numId="31" w16cid:durableId="1077678223">
-    <w:abstractNumId w:val="12"/>
-  </w:num>
-  <w:num w:numId="32" w16cid:durableId="807477706">
-    <w:abstractNumId w:val="33"/>
-  </w:num>
-  <w:num w:numId="33" w16cid:durableId="2057656319">
-    <w:abstractNumId w:val="1"/>
-  </w:num>
-  <w:num w:numId="34" w16cid:durableId="1008093006">
-    <w:abstractNumId w:val="10"/>
-  </w:num>
-  <w:num w:numId="35" w16cid:durableId="1433936253">
-    <w:abstractNumId w:val="20"/>
-  </w:num>
-  <w:num w:numId="36" w16cid:durableId="384373318">
-    <w:abstractNumId w:val="31"/>
-  </w:num>
-  <w:num w:numId="37" w16cid:durableId="1363092885">
-    <w:abstractNumId w:val="13"/>
-  </w:num>
-  <w:num w:numId="38" w16cid:durableId="320039203">
-    <w:abstractNumId w:val="34"/>
-  </w:num>
-  <w:num w:numId="39" w16cid:durableId="241112450">
-    <w:abstractNumId w:val="15"/>
-  </w:num>
+  <w:numIdMacAtCleanup w:val="36"/>
 </w:numbering>
 </file>
 
@@ -10216,14 +12039,14 @@
     <w:lsdException w:name="Unresolved Mention" w:semiHidden="1" w:unhideWhenUsed="1"/>
     <w:lsdException w:name="Smart Link" w:semiHidden="1" w:unhideWhenUsed="1"/>
   </w:latentStyles>
-  <w:style w:type="paragraph" w:default="1" w:styleId="Normal">
+  <w:style w:type="paragraph" w:default="1" w:styleId="Normalny">
     <w:name w:val="Normal"/>
     <w:qFormat/>
   </w:style>
-  <w:style w:type="paragraph" w:styleId="Heading1">
+  <w:style w:type="paragraph" w:styleId="Nagwek1">
     <w:name w:val="heading 1"/>
-    <w:basedOn w:val="Normal"/>
-    <w:next w:val="Normal"/>
+    <w:basedOn w:val="Normalny"/>
+    <w:next w:val="Normalny"/>
     <w:uiPriority w:val="9"/>
     <w:qFormat/>
     <w:pPr>
@@ -10237,10 +12060,10 @@
       <w:szCs w:val="40"/>
     </w:rPr>
   </w:style>
-  <w:style w:type="paragraph" w:styleId="Heading2">
+  <w:style w:type="paragraph" w:styleId="Nagwek2">
     <w:name w:val="heading 2"/>
-    <w:basedOn w:val="Normal"/>
-    <w:next w:val="Normal"/>
+    <w:basedOn w:val="Normalny"/>
+    <w:next w:val="Normalny"/>
     <w:uiPriority w:val="9"/>
     <w:unhideWhenUsed/>
     <w:qFormat/>
@@ -10255,10 +12078,10 @@
       <w:szCs w:val="32"/>
     </w:rPr>
   </w:style>
-  <w:style w:type="paragraph" w:styleId="Heading3">
+  <w:style w:type="paragraph" w:styleId="Nagwek3">
     <w:name w:val="heading 3"/>
-    <w:basedOn w:val="Normal"/>
-    <w:next w:val="Normal"/>
+    <w:basedOn w:val="Normalny"/>
+    <w:next w:val="Normalny"/>
     <w:uiPriority w:val="9"/>
     <w:unhideWhenUsed/>
     <w:qFormat/>
@@ -10274,10 +12097,10 @@
       <w:szCs w:val="28"/>
     </w:rPr>
   </w:style>
-  <w:style w:type="paragraph" w:styleId="Heading4">
+  <w:style w:type="paragraph" w:styleId="Nagwek4">
     <w:name w:val="heading 4"/>
-    <w:basedOn w:val="Normal"/>
-    <w:next w:val="Normal"/>
+    <w:basedOn w:val="Normalny"/>
+    <w:next w:val="Normalny"/>
     <w:uiPriority w:val="9"/>
     <w:semiHidden/>
     <w:unhideWhenUsed/>
@@ -10294,10 +12117,10 @@
       <w:szCs w:val="24"/>
     </w:rPr>
   </w:style>
-  <w:style w:type="paragraph" w:styleId="Heading5">
+  <w:style w:type="paragraph" w:styleId="Nagwek5">
     <w:name w:val="heading 5"/>
-    <w:basedOn w:val="Normal"/>
-    <w:next w:val="Normal"/>
+    <w:basedOn w:val="Normalny"/>
+    <w:next w:val="Normalny"/>
     <w:uiPriority w:val="9"/>
     <w:semiHidden/>
     <w:unhideWhenUsed/>
@@ -10312,10 +12135,10 @@
       <w:color w:val="666666"/>
     </w:rPr>
   </w:style>
-  <w:style w:type="paragraph" w:styleId="Heading6">
+  <w:style w:type="paragraph" w:styleId="Nagwek6">
     <w:name w:val="heading 6"/>
-    <w:basedOn w:val="Normal"/>
-    <w:next w:val="Normal"/>
+    <w:basedOn w:val="Normalny"/>
+    <w:next w:val="Normalny"/>
     <w:uiPriority w:val="9"/>
     <w:semiHidden/>
     <w:unhideWhenUsed/>
@@ -10332,12 +12155,12 @@
       <w:color w:val="666666"/>
     </w:rPr>
   </w:style>
-  <w:style w:type="character" w:default="1" w:styleId="DefaultParagraphFont">
+  <w:style w:type="character" w:default="1" w:styleId="Domylnaczcionkaakapitu">
     <w:name w:val="Default Paragraph Font"/>
     <w:uiPriority w:val="1"/>
     <w:unhideWhenUsed/>
   </w:style>
-  <w:style w:type="table" w:default="1" w:styleId="TableNormal">
+  <w:style w:type="table" w:default="1" w:styleId="Standardowy">
     <w:name w:val="Normal Table"/>
     <w:uiPriority w:val="99"/>
     <w:semiHidden/>
@@ -10352,13 +12175,13 @@
       </w:tblCellMar>
     </w:tblPr>
   </w:style>
-  <w:style w:type="numbering" w:default="1" w:styleId="NoList">
+  <w:style w:type="numbering" w:default="1" w:styleId="Bezlisty">
     <w:name w:val="No List"/>
     <w:uiPriority w:val="99"/>
     <w:semiHidden/>
     <w:unhideWhenUsed/>
   </w:style>
-  <w:style w:type="table" w:customStyle="1" w:styleId="TableNormal0">
+  <w:style w:type="table" w:customStyle="1" w:styleId="TableNormal">
     <w:name w:val="TableNormal"/>
     <w:tblPr>
       <w:tblCellMar>
@@ -10369,10 +12192,10 @@
       </w:tblCellMar>
     </w:tblPr>
   </w:style>
-  <w:style w:type="paragraph" w:styleId="Title">
+  <w:style w:type="paragraph" w:styleId="Tytu">
     <w:name w:val="Title"/>
-    <w:basedOn w:val="Normal"/>
-    <w:next w:val="Normal"/>
+    <w:basedOn w:val="Normalny"/>
+    <w:next w:val="Normalny"/>
     <w:uiPriority w:val="10"/>
     <w:qFormat/>
     <w:pPr>
@@ -10385,10 +12208,10 @@
       <w:szCs w:val="52"/>
     </w:rPr>
   </w:style>
-  <w:style w:type="paragraph" w:styleId="Subtitle">
+  <w:style w:type="paragraph" w:styleId="Podtytu">
     <w:name w:val="Subtitle"/>
-    <w:basedOn w:val="Normal"/>
-    <w:next w:val="Normal"/>
+    <w:basedOn w:val="Normalny"/>
+    <w:next w:val="Normalny"/>
     <w:uiPriority w:val="11"/>
     <w:qFormat/>
     <w:pPr>
@@ -10403,15 +12226,15 @@
     </w:rPr>
   </w:style>
   <w:style w:type="table" w:customStyle="1" w:styleId="a">
-    <w:basedOn w:val="TableNormal0"/>
+    <w:basedOn w:val="TableNormal"/>
     <w:tblPr>
       <w:tblStyleRowBandSize w:val="1"/>
       <w:tblStyleColBandSize w:val="1"/>
     </w:tblPr>
   </w:style>
-  <w:style w:type="paragraph" w:styleId="NormalWeb">
+  <w:style w:type="paragraph" w:styleId="NormalnyWeb">
     <w:name w:val="Normal (Web)"/>
-    <w:basedOn w:val="Normal"/>
+    <w:basedOn w:val="Normalny"/>
     <w:uiPriority w:val="99"/>
     <w:semiHidden/>
     <w:unhideWhenUsed/>

--- a/TK/IO Projekt .docx
+++ b/TK/IO Projekt .docx
@@ -269,7 +269,7 @@
     </w:tbl>
     <w:p>
       <w:pPr>
-        <w:pStyle w:val="Heading1"/>
+        <w:pStyle w:val="Nagwek1"/>
         <w:keepNext w:val="0"/>
         <w:keepLines w:val="0"/>
         <w:spacing w:before="240" w:after="40"/>
@@ -332,7 +332,7 @@
     </w:p>
     <w:p>
       <w:pPr>
-        <w:pStyle w:val="Heading1"/>
+        <w:pStyle w:val="Nagwek1"/>
         <w:numPr>
           <w:ilvl w:val="0"/>
           <w:numId w:val="7"/>
@@ -365,7 +365,7 @@
     <w:p/>
     <w:p>
       <w:pPr>
-        <w:pStyle w:val="Heading1"/>
+        <w:pStyle w:val="Nagwek1"/>
         <w:numPr>
           <w:ilvl w:val="0"/>
           <w:numId w:val="7"/>
@@ -388,7 +388,7 @@
     </w:p>
     <w:p>
       <w:pPr>
-        <w:pStyle w:val="Heading3"/>
+        <w:pStyle w:val="Nagwek3"/>
         <w:keepNext w:val="0"/>
         <w:keepLines w:val="0"/>
         <w:spacing w:before="280"/>
@@ -423,7 +423,7 @@
     </w:p>
     <w:p>
       <w:pPr>
-        <w:pStyle w:val="Heading3"/>
+        <w:pStyle w:val="Nagwek3"/>
         <w:keepNext w:val="0"/>
         <w:keepLines w:val="0"/>
         <w:spacing w:before="280"/>
@@ -569,7 +569,7 @@
     </w:p>
     <w:p>
       <w:pPr>
-        <w:pStyle w:val="Heading3"/>
+        <w:pStyle w:val="Nagwek3"/>
         <w:keepNext w:val="0"/>
         <w:keepLines w:val="0"/>
         <w:spacing w:before="280"/>
@@ -696,7 +696,7 @@
     </w:p>
     <w:p>
       <w:pPr>
-        <w:pStyle w:val="Heading3"/>
+        <w:pStyle w:val="Nagwek3"/>
         <w:keepNext w:val="0"/>
         <w:keepLines w:val="0"/>
         <w:spacing w:before="280"/>
@@ -1052,7 +1052,7 @@
     </w:p>
     <w:p>
       <w:pPr>
-        <w:pStyle w:val="Heading3"/>
+        <w:pStyle w:val="Nagwek3"/>
         <w:keepNext w:val="0"/>
         <w:keepLines w:val="0"/>
         <w:spacing w:before="280"/>
@@ -1162,7 +1162,7 @@
     <w:p/>
     <w:p>
       <w:pPr>
-        <w:pStyle w:val="Heading1"/>
+        <w:pStyle w:val="Nagwek1"/>
         <w:numPr>
           <w:ilvl w:val="0"/>
           <w:numId w:val="7"/>
@@ -1185,7 +1185,7 @@
     <w:p/>
     <w:p>
       <w:pPr>
-        <w:pStyle w:val="Heading1"/>
+        <w:pStyle w:val="Nagwek1"/>
         <w:numPr>
           <w:ilvl w:val="0"/>
           <w:numId w:val="7"/>
@@ -1419,7 +1419,7 @@
       <w:pPr>
         <w:numPr>
           <w:ilvl w:val="0"/>
-          <w:numId w:val="25"/>
+          <w:numId w:val="8"/>
         </w:numPr>
         <w:rPr>
           <w:lang w:val="pl-PL"/>
@@ -1445,7 +1445,7 @@
       <w:pPr>
         <w:numPr>
           <w:ilvl w:val="0"/>
-          <w:numId w:val="25"/>
+          <w:numId w:val="8"/>
         </w:numPr>
         <w:rPr>
           <w:lang w:val="pl-PL"/>
@@ -1470,7 +1470,7 @@
       <w:pPr>
         <w:numPr>
           <w:ilvl w:val="0"/>
-          <w:numId w:val="25"/>
+          <w:numId w:val="8"/>
         </w:numPr>
         <w:rPr>
           <w:lang w:val="pl-PL"/>
@@ -1495,7 +1495,7 @@
       <w:pPr>
         <w:numPr>
           <w:ilvl w:val="0"/>
-          <w:numId w:val="25"/>
+          <w:numId w:val="8"/>
         </w:numPr>
         <w:rPr>
           <w:lang w:val="pl-PL"/>
@@ -1520,7 +1520,7 @@
       <w:pPr>
         <w:numPr>
           <w:ilvl w:val="0"/>
-          <w:numId w:val="25"/>
+          <w:numId w:val="8"/>
         </w:numPr>
         <w:rPr>
           <w:lang w:val="pl-PL"/>
@@ -1545,7 +1545,7 @@
       <w:pPr>
         <w:numPr>
           <w:ilvl w:val="0"/>
-          <w:numId w:val="25"/>
+          <w:numId w:val="8"/>
         </w:numPr>
         <w:rPr>
           <w:lang w:val="pl-PL"/>
@@ -1643,7 +1643,7 @@
       <w:pPr>
         <w:numPr>
           <w:ilvl w:val="0"/>
-          <w:numId w:val="26"/>
+          <w:numId w:val="9"/>
         </w:numPr>
         <w:rPr>
           <w:lang w:val="pl-PL"/>
@@ -1675,7 +1675,7 @@
       <w:pPr>
         <w:numPr>
           <w:ilvl w:val="0"/>
-          <w:numId w:val="27"/>
+          <w:numId w:val="10"/>
         </w:numPr>
         <w:rPr>
           <w:lang w:val="pl-PL"/>
@@ -1692,7 +1692,7 @@
       <w:pPr>
         <w:numPr>
           <w:ilvl w:val="0"/>
-          <w:numId w:val="27"/>
+          <w:numId w:val="10"/>
         </w:numPr>
         <w:rPr>
           <w:lang w:val="pl-PL"/>
@@ -1717,7 +1717,7 @@
       <w:pPr>
         <w:numPr>
           <w:ilvl w:val="0"/>
-          <w:numId w:val="27"/>
+          <w:numId w:val="10"/>
         </w:numPr>
         <w:rPr>
           <w:lang w:val="pl-PL"/>
@@ -1742,7 +1742,7 @@
       <w:pPr>
         <w:numPr>
           <w:ilvl w:val="0"/>
-          <w:numId w:val="27"/>
+          <w:numId w:val="10"/>
         </w:numPr>
         <w:rPr>
           <w:lang w:val="pl-PL"/>
@@ -1759,7 +1759,7 @@
       <w:pPr>
         <w:numPr>
           <w:ilvl w:val="0"/>
-          <w:numId w:val="27"/>
+          <w:numId w:val="10"/>
         </w:numPr>
         <w:rPr>
           <w:lang w:val="pl-PL"/>
@@ -1784,7 +1784,7 @@
       <w:pPr>
         <w:numPr>
           <w:ilvl w:val="0"/>
-          <w:numId w:val="27"/>
+          <w:numId w:val="10"/>
         </w:numPr>
         <w:rPr>
           <w:lang w:val="pl-PL"/>
@@ -1809,7 +1809,7 @@
       <w:pPr>
         <w:numPr>
           <w:ilvl w:val="0"/>
-          <w:numId w:val="27"/>
+          <w:numId w:val="10"/>
         </w:numPr>
         <w:rPr>
           <w:lang w:val="pl-PL"/>
@@ -1826,7 +1826,7 @@
       <w:pPr>
         <w:numPr>
           <w:ilvl w:val="0"/>
-          <w:numId w:val="27"/>
+          <w:numId w:val="10"/>
         </w:numPr>
         <w:rPr>
           <w:lang w:val="pl-PL"/>
@@ -1843,7 +1843,7 @@
       <w:pPr>
         <w:numPr>
           <w:ilvl w:val="0"/>
-          <w:numId w:val="27"/>
+          <w:numId w:val="10"/>
         </w:numPr>
         <w:rPr>
           <w:lang w:val="pl-PL"/>
@@ -1875,7 +1875,7 @@
       <w:pPr>
         <w:numPr>
           <w:ilvl w:val="0"/>
-          <w:numId w:val="28"/>
+          <w:numId w:val="11"/>
         </w:numPr>
         <w:rPr>
           <w:lang w:val="pl-PL"/>
@@ -1900,7 +1900,7 @@
       <w:pPr>
         <w:numPr>
           <w:ilvl w:val="0"/>
-          <w:numId w:val="28"/>
+          <w:numId w:val="11"/>
         </w:numPr>
         <w:rPr>
           <w:lang w:val="pl-PL"/>
@@ -1925,7 +1925,7 @@
       <w:pPr>
         <w:numPr>
           <w:ilvl w:val="0"/>
-          <w:numId w:val="28"/>
+          <w:numId w:val="11"/>
         </w:numPr>
         <w:rPr>
           <w:lang w:val="pl-PL"/>
@@ -1965,7 +1965,7 @@
       <w:pPr>
         <w:numPr>
           <w:ilvl w:val="0"/>
-          <w:numId w:val="29"/>
+          <w:numId w:val="12"/>
         </w:numPr>
         <w:rPr>
           <w:lang w:val="pl-PL"/>
@@ -1990,7 +1990,7 @@
       <w:pPr>
         <w:numPr>
           <w:ilvl w:val="0"/>
-          <w:numId w:val="29"/>
+          <w:numId w:val="12"/>
         </w:numPr>
         <w:rPr>
           <w:lang w:val="pl-PL"/>
@@ -2015,7 +2015,7 @@
       <w:pPr>
         <w:numPr>
           <w:ilvl w:val="0"/>
-          <w:numId w:val="29"/>
+          <w:numId w:val="12"/>
         </w:numPr>
         <w:rPr>
           <w:lang w:val="pl-PL"/>
@@ -2040,7 +2040,7 @@
       <w:pPr>
         <w:numPr>
           <w:ilvl w:val="0"/>
-          <w:numId w:val="29"/>
+          <w:numId w:val="12"/>
         </w:numPr>
         <w:rPr>
           <w:lang w:val="pl-PL"/>
@@ -2081,7 +2081,7 @@
       <w:pPr>
         <w:numPr>
           <w:ilvl w:val="0"/>
-          <w:numId w:val="30"/>
+          <w:numId w:val="13"/>
         </w:numPr>
         <w:rPr>
           <w:lang w:val="pl-PL"/>
@@ -2106,7 +2106,7 @@
       <w:pPr>
         <w:numPr>
           <w:ilvl w:val="0"/>
-          <w:numId w:val="30"/>
+          <w:numId w:val="13"/>
         </w:numPr>
         <w:rPr>
           <w:lang w:val="pl-PL"/>
@@ -2170,7 +2170,7 @@
       <w:pPr>
         <w:numPr>
           <w:ilvl w:val="0"/>
-          <w:numId w:val="31"/>
+          <w:numId w:val="14"/>
         </w:numPr>
         <w:rPr>
           <w:lang w:val="pl-PL"/>
@@ -2202,7 +2202,7 @@
       <w:pPr>
         <w:numPr>
           <w:ilvl w:val="0"/>
-          <w:numId w:val="32"/>
+          <w:numId w:val="15"/>
         </w:numPr>
         <w:rPr>
           <w:lang w:val="pl-PL"/>
@@ -2219,7 +2219,7 @@
       <w:pPr>
         <w:numPr>
           <w:ilvl w:val="0"/>
-          <w:numId w:val="32"/>
+          <w:numId w:val="15"/>
         </w:numPr>
         <w:rPr>
           <w:lang w:val="pl-PL"/>
@@ -2244,7 +2244,7 @@
       <w:pPr>
         <w:numPr>
           <w:ilvl w:val="0"/>
-          <w:numId w:val="32"/>
+          <w:numId w:val="15"/>
         </w:numPr>
         <w:rPr>
           <w:lang w:val="pl-PL"/>
@@ -2261,7 +2261,7 @@
       <w:pPr>
         <w:numPr>
           <w:ilvl w:val="0"/>
-          <w:numId w:val="32"/>
+          <w:numId w:val="15"/>
         </w:numPr>
         <w:rPr>
           <w:lang w:val="pl-PL"/>
@@ -2278,7 +2278,7 @@
       <w:pPr>
         <w:numPr>
           <w:ilvl w:val="0"/>
-          <w:numId w:val="32"/>
+          <w:numId w:val="15"/>
         </w:numPr>
         <w:rPr>
           <w:lang w:val="pl-PL"/>
@@ -2303,7 +2303,7 @@
       <w:pPr>
         <w:numPr>
           <w:ilvl w:val="0"/>
-          <w:numId w:val="32"/>
+          <w:numId w:val="15"/>
         </w:numPr>
         <w:rPr>
           <w:lang w:val="pl-PL"/>
@@ -2328,7 +2328,7 @@
       <w:pPr>
         <w:numPr>
           <w:ilvl w:val="0"/>
-          <w:numId w:val="32"/>
+          <w:numId w:val="15"/>
         </w:numPr>
         <w:rPr>
           <w:lang w:val="pl-PL"/>
@@ -2345,7 +2345,7 @@
       <w:pPr>
         <w:numPr>
           <w:ilvl w:val="0"/>
-          <w:numId w:val="32"/>
+          <w:numId w:val="15"/>
         </w:numPr>
         <w:rPr>
           <w:lang w:val="pl-PL"/>
@@ -2377,7 +2377,7 @@
       <w:pPr>
         <w:numPr>
           <w:ilvl w:val="0"/>
-          <w:numId w:val="33"/>
+          <w:numId w:val="16"/>
         </w:numPr>
         <w:rPr>
           <w:lang w:val="pl-PL"/>
@@ -2402,7 +2402,7 @@
       <w:pPr>
         <w:numPr>
           <w:ilvl w:val="0"/>
-          <w:numId w:val="33"/>
+          <w:numId w:val="16"/>
         </w:numPr>
         <w:rPr>
           <w:lang w:val="pl-PL"/>
@@ -2427,7 +2427,7 @@
       <w:pPr>
         <w:numPr>
           <w:ilvl w:val="0"/>
-          <w:numId w:val="33"/>
+          <w:numId w:val="16"/>
         </w:numPr>
         <w:rPr>
           <w:lang w:val="pl-PL"/>
@@ -2467,7 +2467,7 @@
       <w:pPr>
         <w:numPr>
           <w:ilvl w:val="0"/>
-          <w:numId w:val="34"/>
+          <w:numId w:val="17"/>
         </w:numPr>
         <w:rPr>
           <w:lang w:val="pl-PL"/>
@@ -2492,7 +2492,7 @@
       <w:pPr>
         <w:numPr>
           <w:ilvl w:val="0"/>
-          <w:numId w:val="34"/>
+          <w:numId w:val="17"/>
         </w:numPr>
         <w:rPr>
           <w:lang w:val="pl-PL"/>
@@ -2517,7 +2517,7 @@
       <w:pPr>
         <w:numPr>
           <w:ilvl w:val="0"/>
-          <w:numId w:val="34"/>
+          <w:numId w:val="17"/>
         </w:numPr>
         <w:rPr>
           <w:lang w:val="pl-PL"/>
@@ -2542,7 +2542,7 @@
       <w:pPr>
         <w:numPr>
           <w:ilvl w:val="0"/>
-          <w:numId w:val="34"/>
+          <w:numId w:val="17"/>
         </w:numPr>
         <w:rPr>
           <w:lang w:val="pl-PL"/>
@@ -2582,7 +2582,7 @@
       <w:pPr>
         <w:numPr>
           <w:ilvl w:val="0"/>
-          <w:numId w:val="35"/>
+          <w:numId w:val="18"/>
         </w:numPr>
         <w:rPr>
           <w:lang w:val="pl-PL"/>
@@ -2677,7 +2677,7 @@
       <w:pPr>
         <w:numPr>
           <w:ilvl w:val="0"/>
-          <w:numId w:val="36"/>
+          <w:numId w:val="19"/>
         </w:numPr>
         <w:rPr>
           <w:lang w:val="pl-PL"/>
@@ -2709,7 +2709,7 @@
       <w:pPr>
         <w:numPr>
           <w:ilvl w:val="0"/>
-          <w:numId w:val="37"/>
+          <w:numId w:val="20"/>
         </w:numPr>
         <w:rPr>
           <w:lang w:val="pl-PL"/>
@@ -2727,7 +2727,7 @@
       <w:pPr>
         <w:numPr>
           <w:ilvl w:val="0"/>
-          <w:numId w:val="37"/>
+          <w:numId w:val="20"/>
         </w:numPr>
         <w:rPr>
           <w:lang w:val="pl-PL"/>
@@ -2752,7 +2752,7 @@
       <w:pPr>
         <w:numPr>
           <w:ilvl w:val="0"/>
-          <w:numId w:val="37"/>
+          <w:numId w:val="20"/>
         </w:numPr>
         <w:rPr>
           <w:lang w:val="pl-PL"/>
@@ -2777,7 +2777,7 @@
       <w:pPr>
         <w:numPr>
           <w:ilvl w:val="0"/>
-          <w:numId w:val="37"/>
+          <w:numId w:val="20"/>
         </w:numPr>
         <w:rPr>
           <w:lang w:val="pl-PL"/>
@@ -2794,7 +2794,7 @@
       <w:pPr>
         <w:numPr>
           <w:ilvl w:val="0"/>
-          <w:numId w:val="37"/>
+          <w:numId w:val="20"/>
         </w:numPr>
         <w:rPr>
           <w:lang w:val="pl-PL"/>
@@ -2811,7 +2811,7 @@
       <w:pPr>
         <w:numPr>
           <w:ilvl w:val="0"/>
-          <w:numId w:val="37"/>
+          <w:numId w:val="20"/>
         </w:numPr>
         <w:rPr>
           <w:lang w:val="pl-PL"/>
@@ -2836,7 +2836,7 @@
       <w:pPr>
         <w:numPr>
           <w:ilvl w:val="0"/>
-          <w:numId w:val="37"/>
+          <w:numId w:val="20"/>
         </w:numPr>
         <w:rPr>
           <w:lang w:val="pl-PL"/>
@@ -2853,7 +2853,7 @@
       <w:pPr>
         <w:numPr>
           <w:ilvl w:val="0"/>
-          <w:numId w:val="37"/>
+          <w:numId w:val="20"/>
         </w:numPr>
         <w:rPr>
           <w:lang w:val="pl-PL"/>
@@ -2885,7 +2885,7 @@
       <w:pPr>
         <w:numPr>
           <w:ilvl w:val="0"/>
-          <w:numId w:val="38"/>
+          <w:numId w:val="21"/>
         </w:numPr>
         <w:rPr>
           <w:lang w:val="pl-PL"/>
@@ -2910,7 +2910,7 @@
       <w:pPr>
         <w:numPr>
           <w:ilvl w:val="0"/>
-          <w:numId w:val="38"/>
+          <w:numId w:val="21"/>
         </w:numPr>
         <w:rPr>
           <w:lang w:val="pl-PL"/>
@@ -2935,7 +2935,7 @@
       <w:pPr>
         <w:numPr>
           <w:ilvl w:val="0"/>
-          <w:numId w:val="38"/>
+          <w:numId w:val="21"/>
         </w:numPr>
         <w:rPr>
           <w:lang w:val="pl-PL"/>
@@ -2975,7 +2975,7 @@
       <w:pPr>
         <w:numPr>
           <w:ilvl w:val="0"/>
-          <w:numId w:val="39"/>
+          <w:numId w:val="22"/>
         </w:numPr>
         <w:rPr>
           <w:lang w:val="pl-PL"/>
@@ -3000,7 +3000,7 @@
       <w:pPr>
         <w:numPr>
           <w:ilvl w:val="0"/>
-          <w:numId w:val="39"/>
+          <w:numId w:val="22"/>
         </w:numPr>
         <w:rPr>
           <w:lang w:val="pl-PL"/>
@@ -3025,7 +3025,7 @@
       <w:pPr>
         <w:numPr>
           <w:ilvl w:val="0"/>
-          <w:numId w:val="39"/>
+          <w:numId w:val="22"/>
         </w:numPr>
         <w:rPr>
           <w:lang w:val="pl-PL"/>
@@ -3050,7 +3050,7 @@
       <w:pPr>
         <w:numPr>
           <w:ilvl w:val="0"/>
-          <w:numId w:val="39"/>
+          <w:numId w:val="22"/>
         </w:numPr>
         <w:rPr>
           <w:lang w:val="pl-PL"/>
@@ -3147,7 +3147,7 @@
           <w:lang w:val="pl-PL"/>
         </w:rPr>
         <w:pict w14:anchorId="69751337">
-          <v:rect id="_x0000_i1082" style="width:0;height:1.5pt" o:hralign="center" o:hrstd="t" o:hr="t" fillcolor="#a0a0a0" stroked="f"/>
+          <v:rect id="_x0000_i1033" style="width:0;height:1.5pt" o:hralign="center" o:hrstd="t" o:hr="t" fillcolor="#a0a0a0" stroked="f"/>
         </w:pict>
       </w:r>
     </w:p>
@@ -3166,6 +3166,7 @@
       </w:pPr>
       <w:r>
         <w:rPr>
+          <w:noProof/>
           <w:lang w:val="pl-PL"/>
         </w:rPr>
         <w:lastRenderedPageBreak/>
@@ -3268,6 +3269,7 @@
       </w:pPr>
       <w:r>
         <w:rPr>
+          <w:noProof/>
           <w:lang w:val="pl-PL"/>
         </w:rPr>
         <w:lastRenderedPageBreak/>
@@ -3357,6 +3359,7 @@
       </w:pPr>
       <w:r>
         <w:rPr>
+          <w:noProof/>
           <w:lang w:val="pl-PL"/>
         </w:rPr>
         <w:lastRenderedPageBreak/>
@@ -3468,7 +3471,7 @@
           <w:lang w:val="pl-PL"/>
         </w:rPr>
         <w:pict w14:anchorId="60CA4D05">
-          <v:rect id="_x0000_i1086" style="width:0;height:1.5pt" o:hralign="center" o:hrstd="t" o:hr="t" fillcolor="#a0a0a0" stroked="f"/>
+          <v:rect id="_x0000_i1034" style="width:0;height:1.5pt" o:hralign="center" o:hrstd="t" o:hr="t" fillcolor="#a0a0a0" stroked="f"/>
         </w:pict>
       </w:r>
     </w:p>
@@ -3487,6 +3490,7 @@
       </w:pPr>
       <w:r>
         <w:rPr>
+          <w:noProof/>
           <w:lang w:val="pl-PL"/>
         </w:rPr>
         <w:lastRenderedPageBreak/>
@@ -3694,6 +3698,7 @@
       </w:pPr>
       <w:r>
         <w:rPr>
+          <w:noProof/>
           <w:lang w:val="pl-PL"/>
         </w:rPr>
         <w:lastRenderedPageBreak/>
@@ -3904,6 +3909,7 @@
         <w:rPr>
           <w:b/>
           <w:bCs/>
+          <w:noProof/>
           <w:lang w:val="pl-PL"/>
         </w:rPr>
         <w:lastRenderedPageBreak/>
@@ -4058,7 +4064,7 @@
     <w:p/>
     <w:p>
       <w:pPr>
-        <w:pStyle w:val="Heading1"/>
+        <w:pStyle w:val="Nagwek1"/>
         <w:numPr>
           <w:ilvl w:val="0"/>
           <w:numId w:val="7"/>
@@ -4070,54 +4076,81 @@
         <w:lastRenderedPageBreak/>
         <w:t>Perspektywa projektowa</w:t>
       </w:r>
+    </w:p>
+    <w:p>
       <w:r>
         <w:rPr>
           <w:noProof/>
         </w:rPr>
-        <w:pict w14:anchorId="6EF8F107">
-          <v:rect id="_x0000_i1033" alt="" style="width:415.5pt;height:.05pt;mso-width-percent:0;mso-height-percent:0;mso-width-percent:0;mso-height-percent:0" o:hrpct="916" o:hralign="center" o:hrstd="t" o:hr="t" fillcolor="#a0a0a0" stroked="f"/>
+        <w:pict w14:anchorId="1F4D16C7">
+          <v:rect id="_x0000_i1065" alt="" style="width:415.5pt;height:.05pt;mso-width-percent:0;mso-height-percent:0;mso-width-percent:0;mso-height-percent:0" o:hrpct="916" o:hralign="center" o:hrstd="t" o:hr="t" fillcolor="#a0a0a0" stroked="f"/>
         </w:pict>
       </w:r>
     </w:p>
     <w:p>
       <w:pPr>
-        <w:pStyle w:val="Heading1"/>
-        <w:spacing w:before="0" w:after="0"/>
+        <w:pStyle w:val="Nagwek1"/>
         <w:ind w:left="360"/>
-        <w:textAlignment w:val="baseline"/>
-        <w:rPr>
-          <w:color w:val="000000"/>
-        </w:rPr>
-      </w:pPr>
-      <w:r>
         <w:rPr>
           <w:noProof/>
-          <w:color w:val="000000"/>
-        </w:rPr>
-        <w:pict w14:anchorId="1150B3DB">
-          <v:rect id="_x0000_i1034" alt="" style="width:433.4pt;height:.05pt;mso-width-percent:0;mso-height-percent:0;mso-width-percent:0;mso-height-percent:0" o:hrpct="995" o:hralign="center" o:hrstd="t" o:hr="t" fillcolor="#a0a0a0" stroked="f"/>
-        </w:pict>
-      </w:r>
-    </w:p>
-    <w:p>
-      <w:pPr>
-        <w:pStyle w:val="NormalWeb"/>
-        <w:spacing w:before="0" w:beforeAutospacing="0" w:after="0" w:afterAutospacing="0"/>
-      </w:pPr>
-      <w:r>
-        <w:rPr>
-          <w:rFonts w:ascii="Arial" w:hAnsi="Arial" w:cs="Arial"/>
+          <w:sz w:val="22"/>
+          <w:szCs w:val="22"/>
+        </w:rPr>
+      </w:pPr>
+      <w:r>
+        <w:rPr>
+          <w:b/>
+          <w:bCs/>
+          <w:sz w:val="22"/>
+          <w:szCs w:val="22"/>
+        </w:rPr>
+        <w:t>5.1.</w:t>
+      </w:r>
+      <w:r>
+        <w:rPr>
+          <w:b/>
+          <w:bCs/>
+          <w:sz w:val="22"/>
+          <w:szCs w:val="22"/>
+        </w:rPr>
+        <w:t>Diagram(-y) klas</w:t>
+      </w:r>
+      <w:r>
+        <w:rPr>
+          <w:sz w:val="22"/>
+          <w:szCs w:val="22"/>
+        </w:rPr>
+        <w:br/>
+      </w:r>
+      <w:r>
+        <w:rPr>
           <w:noProof/>
           <w:color w:val="000000"/>
           <w:sz w:val="22"/>
           <w:szCs w:val="22"/>
-          <w:bdr w:val="none" w:sz="0" w:space="0" w:color="auto" w:frame="1"/>
+        </w:rPr>
+        <w:pict w14:anchorId="3840BC26">
+          <v:rect id="_x0000_i1050" alt="" style="width:433.4pt;height:.05pt;mso-width-percent:0;mso-height-percent:0;mso-width-percent:0;mso-height-percent:0" o:hrpct="995" o:hralign="center" o:hrstd="t" o:hr="t" fillcolor="#a0a0a0" stroked="f"/>
+        </w:pict>
+      </w:r>
+    </w:p>
+    <w:p>
+      <w:pPr>
+        <w:pStyle w:val="Nagwek1"/>
+        <w:ind w:left="720"/>
+        <w:rPr>
+          <w:noProof/>
+        </w:rPr>
+      </w:pPr>
+      <w:r>
+        <w:rPr>
+          <w:noProof/>
         </w:rPr>
         <w:drawing>
-          <wp:inline distT="0" distB="0" distL="0" distR="0" wp14:anchorId="36B18B5E" wp14:editId="134FF490">
-            <wp:extent cx="5733415" cy="3223260"/>
-            <wp:effectExtent l="0" t="0" r="635" b="0"/>
-            <wp:docPr id="7050946" name="Picture 6"/>
+          <wp:inline distT="0" distB="0" distL="0" distR="0" wp14:anchorId="2BCF8F35" wp14:editId="05F25FE0">
+            <wp:extent cx="5722620" cy="5173980"/>
+            <wp:effectExtent l="0" t="0" r="0" b="7620"/>
+            <wp:docPr id="174854390" name="Obraz 1"/>
             <wp:cNvGraphicFramePr>
               <a:graphicFrameLocks xmlns:a="http://schemas.openxmlformats.org/drawingml/2006/main" noChangeAspect="1"/>
             </wp:cNvGraphicFramePr>
@@ -4125,13 +4158,13 @@
               <a:graphicData uri="http://schemas.openxmlformats.org/drawingml/2006/picture">
                 <pic:pic xmlns:pic="http://schemas.openxmlformats.org/drawingml/2006/picture">
                   <pic:nvPicPr>
-                    <pic:cNvPr id="0" name="Picture 13"/>
+                    <pic:cNvPr id="0" name="Picture 48"/>
                     <pic:cNvPicPr>
                       <a:picLocks noChangeAspect="1" noChangeArrowheads="1"/>
                     </pic:cNvPicPr>
                   </pic:nvPicPr>
                   <pic:blipFill>
-                    <a:blip r:embed="rId13" cstate="print">
+                    <a:blip r:embed="rId13">
                       <a:extLst>
                         <a:ext uri="{28A0092B-C50C-407E-A947-70E740481C1C}">
                           <a14:useLocalDpi xmlns:a14="http://schemas.microsoft.com/office/drawing/2010/main" val="0"/>
@@ -4146,7 +4179,7 @@
                   <pic:spPr bwMode="auto">
                     <a:xfrm>
                       <a:off x="0" y="0"/>
-                      <a:ext cx="5733415" cy="3223260"/>
+                      <a:ext cx="5722620" cy="5173980"/>
                     </a:xfrm>
                     <a:prstGeom prst="rect">
                       <a:avLst/>
@@ -4164,102 +4197,2055 @@
       </w:r>
     </w:p>
     <w:p>
-      <w:pPr>
-        <w:pStyle w:val="NormalWeb"/>
-        <w:spacing w:before="0" w:beforeAutospacing="0" w:after="0" w:afterAutospacing="0"/>
-      </w:pPr>
-      <w:r>
-        <w:rPr>
-          <w:rFonts w:ascii="Arial" w:hAnsi="Arial" w:cs="Arial"/>
-          <w:b/>
-          <w:bCs/>
+      <w:r>
+        <w:t>Rys 1. Diagramy klas systemu PORTLOG</w:t>
+      </w:r>
+    </w:p>
+    <w:p/>
+    <w:p/>
+    <w:p/>
+    <w:p>
+      <w:pPr>
+        <w:rPr>
+          <w:b/>
+          <w:bCs/>
+        </w:rPr>
+      </w:pPr>
+      <w:r>
+        <w:rPr>
+          <w:b/>
+          <w:bCs/>
+        </w:rPr>
+        <w:t> 5.2. Uporządkowany alfabetycznie wykaz wszystkich klas, zawierający:</w:t>
+      </w:r>
+    </w:p>
+    <w:p/>
+    <w:p>
+      <w:r>
+        <w:rPr>
+          <w:noProof/>
           <w:color w:val="000000"/>
-          <w:sz w:val="22"/>
-          <w:szCs w:val="22"/>
-        </w:rPr>
-        <w:t>Rysunek 1.Kto obsługuje:</w:t>
-      </w:r>
-      <w:r>
-        <w:rPr>
-          <w:rFonts w:ascii="Arial" w:hAnsi="Arial" w:cs="Arial"/>
+        </w:rPr>
+        <w:pict w14:anchorId="4BEFCEED">
+          <v:rect id="_x0000_i1073" alt="" style="width:374.5pt;height:.05pt;mso-width-percent:0;mso-height-percent:0;mso-width-percent:0;mso-height-percent:0" o:hrpct="987" o:hralign="center" o:hrstd="t" o:hr="t" fillcolor="#a0a0a0" stroked="f"/>
+        </w:pict>
+      </w:r>
+    </w:p>
+    <w:p/>
+    <w:p/>
+    <w:p/>
+    <w:p>
+      <w:pPr>
+        <w:rPr>
+          <w:lang w:val="pl-PL"/>
+        </w:rPr>
+      </w:pPr>
+      <w:r>
+        <w:rPr>
+          <w:b/>
+          <w:bCs/>
+          <w:lang w:val="pl-PL"/>
+        </w:rPr>
+        <w:t>Dok</w:t>
+      </w:r>
+    </w:p>
+    <w:p>
+      <w:pPr>
+        <w:numPr>
+          <w:ilvl w:val="0"/>
+          <w:numId w:val="23"/>
+        </w:numPr>
+        <w:rPr>
+          <w:lang w:val="pl-PL"/>
+        </w:rPr>
+      </w:pPr>
+      <w:r>
+        <w:rPr>
+          <w:b/>
+          <w:bCs/>
+          <w:lang w:val="pl-PL"/>
+        </w:rPr>
+        <w:lastRenderedPageBreak/>
+        <w:t>Opis:</w:t>
+      </w:r>
+      <w:r>
+        <w:rPr>
+          <w:lang w:val="pl-PL"/>
+        </w:rPr>
+        <w:t xml:space="preserve"> Fizyczny element infrastruktury portowej przeznaczony do załadunku i rozładunku jednostek transportowych.</w:t>
+      </w:r>
+    </w:p>
+    <w:p>
+      <w:pPr>
+        <w:numPr>
+          <w:ilvl w:val="0"/>
+          <w:numId w:val="23"/>
+        </w:numPr>
+        <w:rPr>
+          <w:lang w:val="pl-PL"/>
+        </w:rPr>
+      </w:pPr>
+      <w:r>
+        <w:rPr>
+          <w:b/>
+          <w:bCs/>
+          <w:lang w:val="pl-PL"/>
+        </w:rPr>
+        <w:t>Atrybuty:</w:t>
+      </w:r>
+      <w:r>
+        <w:rPr>
+          <w:lang w:val="pl-PL"/>
+        </w:rPr>
+        <w:t xml:space="preserve"> (Brak zidentyfikowanych na poziomie pojęciowym)</w:t>
+      </w:r>
+    </w:p>
+    <w:p>
+      <w:pPr>
+        <w:numPr>
+          <w:ilvl w:val="0"/>
+          <w:numId w:val="23"/>
+        </w:numPr>
+        <w:rPr>
+          <w:lang w:val="pl-PL"/>
+        </w:rPr>
+      </w:pPr>
+      <w:r>
+        <w:rPr>
+          <w:b/>
+          <w:bCs/>
+          <w:lang w:val="pl-PL"/>
+        </w:rPr>
+        <w:t>Metody:</w:t>
+      </w:r>
+      <w:r>
+        <w:rPr>
+          <w:lang w:val="pl-PL"/>
+        </w:rPr>
+        <w:t xml:space="preserve"> (Brak)</w:t>
+      </w:r>
+    </w:p>
+    <w:p>
+      <w:pPr>
+        <w:rPr>
+          <w:lang w:val="pl-PL"/>
+        </w:rPr>
+      </w:pPr>
+      <w:proofErr w:type="spellStart"/>
+      <w:r>
+        <w:rPr>
+          <w:b/>
+          <w:bCs/>
+          <w:lang w:val="pl-PL"/>
+        </w:rPr>
+        <w:t>HarmonogramDokowan</w:t>
+      </w:r>
+      <w:proofErr w:type="spellEnd"/>
+    </w:p>
+    <w:p>
+      <w:pPr>
+        <w:numPr>
+          <w:ilvl w:val="0"/>
+          <w:numId w:val="24"/>
+        </w:numPr>
+        <w:rPr>
+          <w:lang w:val="pl-PL"/>
+        </w:rPr>
+      </w:pPr>
+      <w:r>
+        <w:rPr>
+          <w:b/>
+          <w:bCs/>
+          <w:lang w:val="pl-PL"/>
+        </w:rPr>
+        <w:t>Opis:</w:t>
+      </w:r>
+      <w:r>
+        <w:rPr>
+          <w:lang w:val="pl-PL"/>
+        </w:rPr>
+        <w:t xml:space="preserve"> Obiekt przechowujący informacje o planowanych ramach czasowych obsługi konkretnego ładunku w porcie, powiązany z jednostką transportową.</w:t>
+      </w:r>
+    </w:p>
+    <w:p>
+      <w:pPr>
+        <w:numPr>
+          <w:ilvl w:val="0"/>
+          <w:numId w:val="24"/>
+        </w:numPr>
+        <w:rPr>
+          <w:lang w:val="pl-PL"/>
+        </w:rPr>
+      </w:pPr>
+      <w:r>
+        <w:rPr>
+          <w:b/>
+          <w:bCs/>
+          <w:lang w:val="pl-PL"/>
+        </w:rPr>
+        <w:t>Atrybuty:</w:t>
+      </w:r>
+    </w:p>
+    <w:p>
+      <w:pPr>
+        <w:numPr>
+          <w:ilvl w:val="1"/>
+          <w:numId w:val="24"/>
+        </w:numPr>
+        <w:rPr>
+          <w:lang w:val="pl-PL"/>
+        </w:rPr>
+      </w:pPr>
+      <w:proofErr w:type="spellStart"/>
+      <w:r>
+        <w:rPr>
+          <w:lang w:val="pl-PL"/>
+        </w:rPr>
+        <w:t>godzinaPrzyjazdu</w:t>
+      </w:r>
+      <w:proofErr w:type="spellEnd"/>
+      <w:r>
+        <w:rPr>
+          <w:lang w:val="pl-PL"/>
+        </w:rPr>
+        <w:t xml:space="preserve">: </w:t>
+      </w:r>
+      <w:proofErr w:type="spellStart"/>
+      <w:r>
+        <w:rPr>
+          <w:lang w:val="pl-PL"/>
+        </w:rPr>
+        <w:t>Date</w:t>
+      </w:r>
+      <w:proofErr w:type="spellEnd"/>
+      <w:r>
+        <w:rPr>
+          <w:lang w:val="pl-PL"/>
+        </w:rPr>
+        <w:t xml:space="preserve"> – planowany czas podstawienia jednostki transportowej.</w:t>
+      </w:r>
+    </w:p>
+    <w:p>
+      <w:pPr>
+        <w:numPr>
+          <w:ilvl w:val="1"/>
+          <w:numId w:val="24"/>
+        </w:numPr>
+        <w:rPr>
+          <w:lang w:val="pl-PL"/>
+        </w:rPr>
+      </w:pPr>
+      <w:proofErr w:type="spellStart"/>
+      <w:r>
+        <w:rPr>
+          <w:lang w:val="pl-PL"/>
+        </w:rPr>
+        <w:t>godzinaOdjazdu</w:t>
+      </w:r>
+      <w:proofErr w:type="spellEnd"/>
+      <w:r>
+        <w:rPr>
+          <w:lang w:val="pl-PL"/>
+        </w:rPr>
+        <w:t xml:space="preserve">: </w:t>
+      </w:r>
+      <w:proofErr w:type="spellStart"/>
+      <w:r>
+        <w:rPr>
+          <w:lang w:val="pl-PL"/>
+        </w:rPr>
+        <w:t>Date</w:t>
+      </w:r>
+      <w:proofErr w:type="spellEnd"/>
+      <w:r>
+        <w:rPr>
+          <w:lang w:val="pl-PL"/>
+        </w:rPr>
+        <w:t xml:space="preserve"> – planowany czas opuszczenia portu po zakończeniu operacji.</w:t>
+      </w:r>
+    </w:p>
+    <w:p>
+      <w:pPr>
+        <w:numPr>
+          <w:ilvl w:val="0"/>
+          <w:numId w:val="24"/>
+        </w:numPr>
+        <w:rPr>
+          <w:lang w:val="pl-PL"/>
+        </w:rPr>
+      </w:pPr>
+      <w:r>
+        <w:rPr>
+          <w:b/>
+          <w:bCs/>
+          <w:lang w:val="pl-PL"/>
+        </w:rPr>
+        <w:t>Metody:</w:t>
+      </w:r>
+      <w:r>
+        <w:rPr>
+          <w:lang w:val="pl-PL"/>
+        </w:rPr>
+        <w:t xml:space="preserve"> (Brak)</w:t>
+      </w:r>
+    </w:p>
+    <w:p>
+      <w:pPr>
+        <w:rPr>
+          <w:lang w:val="pl-PL"/>
+        </w:rPr>
+      </w:pPr>
+      <w:proofErr w:type="spellStart"/>
+      <w:r>
+        <w:rPr>
+          <w:b/>
+          <w:bCs/>
+          <w:lang w:val="pl-PL"/>
+        </w:rPr>
+        <w:t>JednostkaTransportowa</w:t>
+      </w:r>
+      <w:proofErr w:type="spellEnd"/>
+    </w:p>
+    <w:p>
+      <w:pPr>
+        <w:numPr>
+          <w:ilvl w:val="0"/>
+          <w:numId w:val="25"/>
+        </w:numPr>
+        <w:rPr>
+          <w:lang w:val="pl-PL"/>
+        </w:rPr>
+      </w:pPr>
+      <w:r>
+        <w:rPr>
+          <w:b/>
+          <w:bCs/>
+          <w:lang w:val="pl-PL"/>
+        </w:rPr>
+        <w:t>Opis:</w:t>
+      </w:r>
+      <w:r>
+        <w:rPr>
+          <w:lang w:val="pl-PL"/>
+        </w:rPr>
+        <w:t xml:space="preserve"> Pojazd (np. statek, pociąg, samochód ciężarowy) fizycznie dostarczający lub odbierający ładunek z portu.</w:t>
+      </w:r>
+    </w:p>
+    <w:p>
+      <w:pPr>
+        <w:numPr>
+          <w:ilvl w:val="0"/>
+          <w:numId w:val="25"/>
+        </w:numPr>
+        <w:rPr>
+          <w:lang w:val="pl-PL"/>
+        </w:rPr>
+      </w:pPr>
+      <w:r>
+        <w:rPr>
+          <w:b/>
+          <w:bCs/>
+          <w:lang w:val="pl-PL"/>
+        </w:rPr>
+        <w:t>Atrybuty:</w:t>
+      </w:r>
+      <w:r>
+        <w:rPr>
+          <w:lang w:val="pl-PL"/>
+        </w:rPr>
+        <w:t xml:space="preserve"> (Brak zidentyfikowanych)</w:t>
+      </w:r>
+    </w:p>
+    <w:p>
+      <w:pPr>
+        <w:numPr>
+          <w:ilvl w:val="0"/>
+          <w:numId w:val="25"/>
+        </w:numPr>
+        <w:rPr>
+          <w:lang w:val="pl-PL"/>
+        </w:rPr>
+      </w:pPr>
+      <w:r>
+        <w:rPr>
+          <w:b/>
+          <w:bCs/>
+          <w:lang w:val="pl-PL"/>
+        </w:rPr>
+        <w:t>Metody:</w:t>
+      </w:r>
+      <w:r>
+        <w:rPr>
+          <w:lang w:val="pl-PL"/>
+        </w:rPr>
+        <w:t xml:space="preserve"> (Brak)</w:t>
+      </w:r>
+    </w:p>
+    <w:p>
+      <w:pPr>
+        <w:rPr>
+          <w:lang w:val="pl-PL"/>
+        </w:rPr>
+      </w:pPr>
+      <w:proofErr w:type="spellStart"/>
+      <w:r>
+        <w:rPr>
+          <w:b/>
+          <w:bCs/>
+          <w:lang w:val="pl-PL"/>
+        </w:rPr>
+        <w:t>KartaZaladunkowa</w:t>
+      </w:r>
+      <w:proofErr w:type="spellEnd"/>
+    </w:p>
+    <w:p>
+      <w:pPr>
+        <w:numPr>
+          <w:ilvl w:val="0"/>
+          <w:numId w:val="26"/>
+        </w:numPr>
+        <w:rPr>
+          <w:lang w:val="pl-PL"/>
+        </w:rPr>
+      </w:pPr>
+      <w:r>
+        <w:rPr>
+          <w:b/>
+          <w:bCs/>
+          <w:lang w:val="pl-PL"/>
+        </w:rPr>
+        <w:t>Opis:</w:t>
+      </w:r>
+      <w:r>
+        <w:rPr>
+          <w:lang w:val="pl-PL"/>
+        </w:rPr>
+        <w:t xml:space="preserve"> Dokument cyfrowy generowany automatycznie przez system w celu usprawnienia zarządzania zasobami, udostępniany kierowcy.</w:t>
+      </w:r>
+    </w:p>
+    <w:p>
+      <w:pPr>
+        <w:numPr>
+          <w:ilvl w:val="0"/>
+          <w:numId w:val="26"/>
+        </w:numPr>
+        <w:rPr>
+          <w:lang w:val="pl-PL"/>
+        </w:rPr>
+      </w:pPr>
+      <w:r>
+        <w:rPr>
+          <w:b/>
+          <w:bCs/>
+          <w:lang w:val="pl-PL"/>
+        </w:rPr>
+        <w:t>Atrybuty:</w:t>
+      </w:r>
+    </w:p>
+    <w:p>
+      <w:pPr>
+        <w:numPr>
+          <w:ilvl w:val="1"/>
+          <w:numId w:val="26"/>
+        </w:numPr>
+        <w:rPr>
+          <w:lang w:val="pl-PL"/>
+        </w:rPr>
+      </w:pPr>
+      <w:proofErr w:type="spellStart"/>
+      <w:r>
+        <w:rPr>
+          <w:lang w:val="pl-PL"/>
+        </w:rPr>
+        <w:t>daneLadunku</w:t>
+      </w:r>
+      <w:proofErr w:type="spellEnd"/>
+      <w:r>
+        <w:rPr>
+          <w:lang w:val="pl-PL"/>
+        </w:rPr>
+        <w:t>: String – zwięzłe podsumowanie informacji o ładunku potrzebnych kierowcy do weryfikacji.</w:t>
+      </w:r>
+    </w:p>
+    <w:p>
+      <w:pPr>
+        <w:numPr>
+          <w:ilvl w:val="0"/>
+          <w:numId w:val="26"/>
+        </w:numPr>
+        <w:rPr>
+          <w:lang w:val="pl-PL"/>
+        </w:rPr>
+      </w:pPr>
+      <w:r>
+        <w:rPr>
+          <w:b/>
+          <w:bCs/>
+          <w:lang w:val="pl-PL"/>
+        </w:rPr>
+        <w:t>Metody:</w:t>
+      </w:r>
+      <w:r>
+        <w:rPr>
+          <w:lang w:val="pl-PL"/>
+        </w:rPr>
+        <w:t xml:space="preserve"> (Brak)</w:t>
+      </w:r>
+    </w:p>
+    <w:p>
+      <w:pPr>
+        <w:rPr>
+          <w:lang w:val="pl-PL"/>
+        </w:rPr>
+      </w:pPr>
+    </w:p>
+    <w:p>
+      <w:pPr>
+        <w:rPr>
+          <w:lang w:val="pl-PL"/>
+        </w:rPr>
+      </w:pPr>
+      <w:r>
+        <w:rPr>
+          <w:b/>
+          <w:bCs/>
+          <w:lang w:val="pl-PL"/>
+        </w:rPr>
+        <w:t>Kierowca</w:t>
+      </w:r>
+    </w:p>
+    <w:p>
+      <w:pPr>
+        <w:numPr>
+          <w:ilvl w:val="0"/>
+          <w:numId w:val="27"/>
+        </w:numPr>
+        <w:rPr>
+          <w:lang w:val="pl-PL"/>
+        </w:rPr>
+      </w:pPr>
+      <w:r>
+        <w:rPr>
+          <w:b/>
+          <w:bCs/>
+          <w:lang w:val="pl-PL"/>
+        </w:rPr>
+        <w:t>Opis:</w:t>
+      </w:r>
+      <w:r>
+        <w:rPr>
+          <w:lang w:val="pl-PL"/>
+        </w:rPr>
+        <w:t xml:space="preserve"> Klasa reprezentująca wykonawcę transportu fizycznego, który korzysta z aplikacji mobilnej w procesie logistycznym.</w:t>
+      </w:r>
+    </w:p>
+    <w:p>
+      <w:pPr>
+        <w:numPr>
+          <w:ilvl w:val="0"/>
+          <w:numId w:val="27"/>
+        </w:numPr>
+        <w:rPr>
+          <w:lang w:val="pl-PL"/>
+        </w:rPr>
+      </w:pPr>
+      <w:r>
+        <w:rPr>
+          <w:b/>
+          <w:bCs/>
+          <w:lang w:val="pl-PL"/>
+        </w:rPr>
+        <w:t>Atrybuty:</w:t>
+      </w:r>
+      <w:r>
+        <w:rPr>
+          <w:lang w:val="pl-PL"/>
+        </w:rPr>
+        <w:t xml:space="preserve"> (Brak zidentyfikowanych)</w:t>
+      </w:r>
+    </w:p>
+    <w:p>
+      <w:pPr>
+        <w:numPr>
+          <w:ilvl w:val="0"/>
+          <w:numId w:val="27"/>
+        </w:numPr>
+        <w:rPr>
+          <w:lang w:val="pl-PL"/>
+        </w:rPr>
+      </w:pPr>
+      <w:r>
+        <w:rPr>
+          <w:b/>
+          <w:bCs/>
+          <w:lang w:val="pl-PL"/>
+        </w:rPr>
+        <w:t>Metody:</w:t>
+      </w:r>
+    </w:p>
+    <w:p>
+      <w:pPr>
+        <w:numPr>
+          <w:ilvl w:val="1"/>
+          <w:numId w:val="27"/>
+        </w:numPr>
+        <w:rPr>
+          <w:lang w:val="pl-PL"/>
+        </w:rPr>
+      </w:pPr>
+      <w:proofErr w:type="spellStart"/>
+      <w:r>
+        <w:rPr>
+          <w:lang w:val="pl-PL"/>
+        </w:rPr>
+        <w:t>potwierdzStatus</w:t>
+      </w:r>
+      <w:proofErr w:type="spellEnd"/>
+      <w:r>
+        <w:rPr>
+          <w:lang w:val="pl-PL"/>
+        </w:rPr>
+        <w:t xml:space="preserve">(karta: </w:t>
+      </w:r>
+      <w:proofErr w:type="spellStart"/>
+      <w:r>
+        <w:rPr>
+          <w:lang w:val="pl-PL"/>
+        </w:rPr>
+        <w:t>KartaZaladunkowa</w:t>
+      </w:r>
+      <w:proofErr w:type="spellEnd"/>
+      <w:r>
+        <w:rPr>
+          <w:lang w:val="pl-PL"/>
+        </w:rPr>
+        <w:t>) – cyfrowe potwierdzenie operacji lub zmiany statusu ładunku.</w:t>
+      </w:r>
+    </w:p>
+    <w:p>
+      <w:pPr>
+        <w:rPr>
+          <w:lang w:val="pl-PL"/>
+        </w:rPr>
+      </w:pPr>
+      <w:r>
+        <w:rPr>
+          <w:b/>
+          <w:bCs/>
+          <w:lang w:val="pl-PL"/>
+        </w:rPr>
+        <w:t>Kontrahent (Klient)</w:t>
+      </w:r>
+    </w:p>
+    <w:p>
+      <w:pPr>
+        <w:numPr>
+          <w:ilvl w:val="0"/>
+          <w:numId w:val="28"/>
+        </w:numPr>
+        <w:rPr>
+          <w:lang w:val="pl-PL"/>
+        </w:rPr>
+      </w:pPr>
+      <w:r>
+        <w:rPr>
+          <w:b/>
+          <w:bCs/>
+          <w:lang w:val="pl-PL"/>
+        </w:rPr>
+        <w:t>Opis:</w:t>
+      </w:r>
+      <w:r>
+        <w:rPr>
+          <w:lang w:val="pl-PL"/>
+        </w:rPr>
+        <w:t xml:space="preserve"> Klasa reprezentująca zewnętrznego klienta portu, który zleca usługi transportowe i monitoruje swoje ładunki.</w:t>
+      </w:r>
+    </w:p>
+    <w:p>
+      <w:pPr>
+        <w:numPr>
+          <w:ilvl w:val="0"/>
+          <w:numId w:val="28"/>
+        </w:numPr>
+        <w:rPr>
+          <w:lang w:val="pl-PL"/>
+        </w:rPr>
+      </w:pPr>
+      <w:r>
+        <w:rPr>
+          <w:b/>
+          <w:bCs/>
+          <w:lang w:val="pl-PL"/>
+        </w:rPr>
+        <w:t>Atrybuty:</w:t>
+      </w:r>
+      <w:r>
+        <w:rPr>
+          <w:lang w:val="pl-PL"/>
+        </w:rPr>
+        <w:t xml:space="preserve"> (Brak zidentyfikowanych)</w:t>
+      </w:r>
+    </w:p>
+    <w:p>
+      <w:pPr>
+        <w:numPr>
+          <w:ilvl w:val="0"/>
+          <w:numId w:val="28"/>
+        </w:numPr>
+        <w:rPr>
+          <w:lang w:val="pl-PL"/>
+        </w:rPr>
+      </w:pPr>
+      <w:r>
+        <w:rPr>
+          <w:b/>
+          <w:bCs/>
+          <w:lang w:val="pl-PL"/>
+        </w:rPr>
+        <w:t>Metody:</w:t>
+      </w:r>
+    </w:p>
+    <w:p>
+      <w:pPr>
+        <w:numPr>
+          <w:ilvl w:val="1"/>
+          <w:numId w:val="28"/>
+        </w:numPr>
+        <w:rPr>
+          <w:lang w:val="pl-PL"/>
+        </w:rPr>
+      </w:pPr>
+      <w:proofErr w:type="spellStart"/>
+      <w:r>
+        <w:rPr>
+          <w:lang w:val="pl-PL"/>
+        </w:rPr>
+        <w:t>zglosTransport</w:t>
+      </w:r>
+      <w:proofErr w:type="spellEnd"/>
+      <w:r>
+        <w:rPr>
+          <w:lang w:val="pl-PL"/>
+        </w:rPr>
+        <w:t>() – inicjuje proces logistyczny poprzez przekazanie informacji o planowanym transporcie do portu.</w:t>
+      </w:r>
+    </w:p>
+    <w:p>
+      <w:pPr>
+        <w:numPr>
+          <w:ilvl w:val="1"/>
+          <w:numId w:val="28"/>
+        </w:numPr>
+        <w:rPr>
+          <w:lang w:val="pl-PL"/>
+        </w:rPr>
+      </w:pPr>
+      <w:proofErr w:type="spellStart"/>
+      <w:r>
+        <w:rPr>
+          <w:lang w:val="pl-PL"/>
+        </w:rPr>
+        <w:t>sledzTowaryOnline</w:t>
+      </w:r>
+      <w:proofErr w:type="spellEnd"/>
+      <w:r>
+        <w:rPr>
+          <w:lang w:val="pl-PL"/>
+        </w:rPr>
+        <w:t>() – pozwala na podgląd aktualnego statusu i lokalizacji ładunku w czasie rzeczywistym.</w:t>
+      </w:r>
+    </w:p>
+    <w:p>
+      <w:pPr>
+        <w:rPr>
+          <w:lang w:val="pl-PL"/>
+        </w:rPr>
+      </w:pPr>
+      <w:proofErr w:type="spellStart"/>
+      <w:r>
+        <w:rPr>
+          <w:b/>
+          <w:bCs/>
+          <w:lang w:val="pl-PL"/>
+        </w:rPr>
+        <w:t>KoordynatorPortu</w:t>
+      </w:r>
+      <w:proofErr w:type="spellEnd"/>
+    </w:p>
+    <w:p>
+      <w:pPr>
+        <w:numPr>
+          <w:ilvl w:val="0"/>
+          <w:numId w:val="29"/>
+        </w:numPr>
+        <w:rPr>
+          <w:lang w:val="pl-PL"/>
+        </w:rPr>
+      </w:pPr>
+      <w:r>
+        <w:rPr>
+          <w:b/>
+          <w:bCs/>
+          <w:lang w:val="pl-PL"/>
+        </w:rPr>
+        <w:t>Opis:</w:t>
+      </w:r>
+      <w:r>
+        <w:rPr>
+          <w:lang w:val="pl-PL"/>
+        </w:rPr>
+        <w:t xml:space="preserve"> Klasa reprezentująca pracownika operacyjnego odpowiedzialnego za całościowy nadzór nad procesem i zarządzanie harmonogramem.</w:t>
+      </w:r>
+    </w:p>
+    <w:p>
+      <w:pPr>
+        <w:numPr>
+          <w:ilvl w:val="0"/>
+          <w:numId w:val="29"/>
+        </w:numPr>
+        <w:rPr>
+          <w:lang w:val="pl-PL"/>
+        </w:rPr>
+      </w:pPr>
+      <w:r>
+        <w:rPr>
+          <w:b/>
+          <w:bCs/>
+          <w:lang w:val="pl-PL"/>
+        </w:rPr>
+        <w:t>Atrybuty:</w:t>
+      </w:r>
+      <w:r>
+        <w:rPr>
+          <w:lang w:val="pl-PL"/>
+        </w:rPr>
+        <w:t xml:space="preserve"> (Brak zidentyfikowanych na poziomie pojęciowym)</w:t>
+      </w:r>
+    </w:p>
+    <w:p>
+      <w:pPr>
+        <w:numPr>
+          <w:ilvl w:val="0"/>
+          <w:numId w:val="29"/>
+        </w:numPr>
+        <w:rPr>
+          <w:lang w:val="pl-PL"/>
+        </w:rPr>
+      </w:pPr>
+      <w:r>
+        <w:rPr>
+          <w:b/>
+          <w:bCs/>
+          <w:lang w:val="pl-PL"/>
+        </w:rPr>
+        <w:t>Metody:</w:t>
+      </w:r>
+    </w:p>
+    <w:p>
+      <w:pPr>
+        <w:numPr>
+          <w:ilvl w:val="1"/>
+          <w:numId w:val="29"/>
+        </w:numPr>
+        <w:rPr>
+          <w:lang w:val="pl-PL"/>
+        </w:rPr>
+      </w:pPr>
+      <w:proofErr w:type="spellStart"/>
+      <w:r>
+        <w:rPr>
+          <w:lang w:val="pl-PL"/>
+        </w:rPr>
+        <w:t>nadzorujProces</w:t>
+      </w:r>
+      <w:proofErr w:type="spellEnd"/>
+      <w:r>
+        <w:rPr>
+          <w:lang w:val="pl-PL"/>
+        </w:rPr>
+        <w:t>() – aktywny monitoring przebiegu operacji przeładunkowych.</w:t>
+      </w:r>
+    </w:p>
+    <w:p>
+      <w:pPr>
+        <w:numPr>
+          <w:ilvl w:val="1"/>
+          <w:numId w:val="29"/>
+        </w:numPr>
+        <w:rPr>
+          <w:lang w:val="pl-PL"/>
+        </w:rPr>
+      </w:pPr>
+      <w:proofErr w:type="spellStart"/>
+      <w:r>
+        <w:rPr>
+          <w:lang w:val="pl-PL"/>
+        </w:rPr>
+        <w:lastRenderedPageBreak/>
+        <w:t>podgladStatusu</w:t>
+      </w:r>
+      <w:proofErr w:type="spellEnd"/>
+      <w:r>
+        <w:rPr>
+          <w:lang w:val="pl-PL"/>
+        </w:rPr>
+        <w:t>() – sprawdzenie bieżących informacji o przesyłkach w czasie rzeczywistym.</w:t>
+      </w:r>
+    </w:p>
+    <w:p>
+      <w:pPr>
+        <w:rPr>
+          <w:lang w:val="pl-PL"/>
+        </w:rPr>
+      </w:pPr>
+      <w:proofErr w:type="spellStart"/>
+      <w:r>
+        <w:rPr>
+          <w:b/>
+          <w:bCs/>
+          <w:lang w:val="pl-PL"/>
+        </w:rPr>
+        <w:t>Ladunek</w:t>
+      </w:r>
+      <w:proofErr w:type="spellEnd"/>
+    </w:p>
+    <w:p>
+      <w:pPr>
+        <w:numPr>
+          <w:ilvl w:val="0"/>
+          <w:numId w:val="30"/>
+        </w:numPr>
+        <w:rPr>
+          <w:lang w:val="pl-PL"/>
+        </w:rPr>
+      </w:pPr>
+      <w:r>
+        <w:rPr>
+          <w:b/>
+          <w:bCs/>
+          <w:lang w:val="pl-PL"/>
+        </w:rPr>
+        <w:t>Opis:</w:t>
+      </w:r>
+      <w:r>
+        <w:rPr>
+          <w:lang w:val="pl-PL"/>
+        </w:rPr>
+        <w:t xml:space="preserve"> Centralny obiekt biznesowy reprezentujący fizyczny towar poddawany operacjom portowym, od momentu rejestracji aż po opuszczenie portu.</w:t>
+      </w:r>
+    </w:p>
+    <w:p>
+      <w:pPr>
+        <w:numPr>
+          <w:ilvl w:val="0"/>
+          <w:numId w:val="30"/>
+        </w:numPr>
+        <w:rPr>
+          <w:lang w:val="pl-PL"/>
+        </w:rPr>
+      </w:pPr>
+      <w:r>
+        <w:rPr>
+          <w:b/>
+          <w:bCs/>
+          <w:lang w:val="pl-PL"/>
+        </w:rPr>
+        <w:t>Atrybuty:</w:t>
+      </w:r>
+    </w:p>
+    <w:p>
+      <w:pPr>
+        <w:numPr>
+          <w:ilvl w:val="1"/>
+          <w:numId w:val="30"/>
+        </w:numPr>
+        <w:rPr>
+          <w:lang w:val="pl-PL"/>
+        </w:rPr>
+      </w:pPr>
+      <w:proofErr w:type="spellStart"/>
+      <w:r>
+        <w:rPr>
+          <w:lang w:val="pl-PL"/>
+        </w:rPr>
+        <w:t>numerSeryjny</w:t>
+      </w:r>
+      <w:proofErr w:type="spellEnd"/>
+      <w:r>
+        <w:rPr>
+          <w:lang w:val="pl-PL"/>
+        </w:rPr>
+        <w:t>: String – unikalny identyfikator ładunku w systemie.</w:t>
+      </w:r>
+    </w:p>
+    <w:p>
+      <w:pPr>
+        <w:numPr>
+          <w:ilvl w:val="1"/>
+          <w:numId w:val="30"/>
+        </w:numPr>
+        <w:rPr>
+          <w:lang w:val="pl-PL"/>
+        </w:rPr>
+      </w:pPr>
+      <w:proofErr w:type="spellStart"/>
+      <w:r>
+        <w:rPr>
+          <w:lang w:val="pl-PL"/>
+        </w:rPr>
+        <w:t>rodzajZawartosci</w:t>
+      </w:r>
+      <w:proofErr w:type="spellEnd"/>
+      <w:r>
+        <w:rPr>
+          <w:lang w:val="pl-PL"/>
+        </w:rPr>
+        <w:t>: String – opis tego, co fizycznie stanowi ładunek.</w:t>
+      </w:r>
+    </w:p>
+    <w:p>
+      <w:pPr>
+        <w:numPr>
+          <w:ilvl w:val="1"/>
+          <w:numId w:val="30"/>
+        </w:numPr>
+        <w:rPr>
+          <w:lang w:val="pl-PL"/>
+        </w:rPr>
+      </w:pPr>
+      <w:r>
+        <w:rPr>
+          <w:lang w:val="pl-PL"/>
+        </w:rPr>
+        <w:t>kategoria: String - kategoria ładunku (</w:t>
+      </w:r>
+      <w:proofErr w:type="spellStart"/>
+      <w:r>
+        <w:rPr>
+          <w:lang w:val="pl-PL"/>
+        </w:rPr>
+        <w:t>np.drobnica</w:t>
+      </w:r>
+      <w:proofErr w:type="spellEnd"/>
+      <w:r>
+        <w:rPr>
+          <w:lang w:val="pl-PL"/>
+        </w:rPr>
+        <w:t xml:space="preserve"> </w:t>
+      </w:r>
+      <w:proofErr w:type="spellStart"/>
+      <w:r>
+        <w:rPr>
+          <w:lang w:val="pl-PL"/>
+        </w:rPr>
+        <w:t>itp</w:t>
+      </w:r>
+      <w:proofErr w:type="spellEnd"/>
+      <w:r>
+        <w:rPr>
+          <w:lang w:val="pl-PL"/>
+        </w:rPr>
+        <w:t>).</w:t>
+      </w:r>
+    </w:p>
+    <w:p>
+      <w:pPr>
+        <w:numPr>
+          <w:ilvl w:val="1"/>
+          <w:numId w:val="30"/>
+        </w:numPr>
+        <w:rPr>
+          <w:lang w:val="pl-PL"/>
+        </w:rPr>
+      </w:pPr>
+      <w:r>
+        <w:rPr>
+          <w:lang w:val="pl-PL"/>
+        </w:rPr>
+        <w:t xml:space="preserve">waga: </w:t>
+      </w:r>
+      <w:proofErr w:type="spellStart"/>
+      <w:r>
+        <w:rPr>
+          <w:lang w:val="pl-PL"/>
+        </w:rPr>
+        <w:t>Float</w:t>
+      </w:r>
+      <w:proofErr w:type="spellEnd"/>
+      <w:r>
+        <w:rPr>
+          <w:lang w:val="pl-PL"/>
+        </w:rPr>
+        <w:t xml:space="preserve"> – masa ładunku.</w:t>
+      </w:r>
+    </w:p>
+    <w:p>
+      <w:pPr>
+        <w:numPr>
+          <w:ilvl w:val="1"/>
+          <w:numId w:val="30"/>
+        </w:numPr>
+        <w:rPr>
+          <w:lang w:val="pl-PL"/>
+        </w:rPr>
+      </w:pPr>
+      <w:r>
+        <w:rPr>
+          <w:lang w:val="pl-PL"/>
+        </w:rPr>
+        <w:t>gabaryty: String – wymiary przestrzenne towaru.</w:t>
+      </w:r>
+    </w:p>
+    <w:p>
+      <w:pPr>
+        <w:numPr>
+          <w:ilvl w:val="1"/>
+          <w:numId w:val="30"/>
+        </w:numPr>
+        <w:rPr>
+          <w:lang w:val="pl-PL"/>
+        </w:rPr>
+      </w:pPr>
+      <w:proofErr w:type="spellStart"/>
+      <w:r>
+        <w:rPr>
+          <w:lang w:val="pl-PL"/>
+        </w:rPr>
+        <w:t>danePrzewoznika</w:t>
+      </w:r>
+      <w:proofErr w:type="spellEnd"/>
+      <w:r>
+        <w:rPr>
+          <w:lang w:val="pl-PL"/>
+        </w:rPr>
+        <w:t>: String – informacje o podmiocie realizującym transport.</w:t>
+      </w:r>
+    </w:p>
+    <w:p>
+      <w:pPr>
+        <w:numPr>
+          <w:ilvl w:val="1"/>
+          <w:numId w:val="30"/>
+        </w:numPr>
+        <w:rPr>
+          <w:lang w:val="pl-PL"/>
+        </w:rPr>
+      </w:pPr>
+      <w:proofErr w:type="spellStart"/>
+      <w:r>
+        <w:rPr>
+          <w:lang w:val="pl-PL"/>
+        </w:rPr>
+        <w:t>miejsceDocelowe</w:t>
+      </w:r>
+      <w:proofErr w:type="spellEnd"/>
+      <w:r>
+        <w:rPr>
+          <w:lang w:val="pl-PL"/>
+        </w:rPr>
+        <w:t>: String – docelowy punkt trasy ładunku.</w:t>
+      </w:r>
+    </w:p>
+    <w:p>
+      <w:pPr>
+        <w:numPr>
+          <w:ilvl w:val="1"/>
+          <w:numId w:val="30"/>
+        </w:numPr>
+        <w:rPr>
+          <w:lang w:val="pl-PL"/>
+        </w:rPr>
+      </w:pPr>
+      <w:r>
+        <w:rPr>
+          <w:lang w:val="pl-PL"/>
+        </w:rPr>
+        <w:t>status: String – aktualny stan procesowania przesyłki (np. oczekuje, w trakcie przeładunku).</w:t>
+      </w:r>
+    </w:p>
+    <w:p>
+      <w:pPr>
+        <w:numPr>
+          <w:ilvl w:val="0"/>
+          <w:numId w:val="30"/>
+        </w:numPr>
+        <w:rPr>
+          <w:lang w:val="pl-PL"/>
+        </w:rPr>
+      </w:pPr>
+      <w:r>
+        <w:rPr>
+          <w:b/>
+          <w:bCs/>
+          <w:lang w:val="pl-PL"/>
+        </w:rPr>
+        <w:t>Metody:</w:t>
+      </w:r>
+      <w:r>
+        <w:rPr>
+          <w:lang w:val="pl-PL"/>
+        </w:rPr>
+        <w:t xml:space="preserve"> (Brak </w:t>
+      </w:r>
+      <w:proofErr w:type="spellStart"/>
+      <w:r>
+        <w:rPr>
+          <w:lang w:val="pl-PL"/>
+        </w:rPr>
+        <w:t>zidentyfikowanych,klasa</w:t>
+      </w:r>
+      <w:proofErr w:type="spellEnd"/>
+      <w:r>
+        <w:rPr>
+          <w:lang w:val="pl-PL"/>
+        </w:rPr>
+        <w:t xml:space="preserve"> pełni głównie rolę nośnika danych)</w:t>
+      </w:r>
+    </w:p>
+    <w:p>
+      <w:pPr>
+        <w:rPr>
+          <w:lang w:val="pl-PL"/>
+        </w:rPr>
+      </w:pPr>
+      <w:proofErr w:type="spellStart"/>
+      <w:r>
+        <w:rPr>
+          <w:b/>
+          <w:bCs/>
+          <w:lang w:val="pl-PL"/>
+        </w:rPr>
+        <w:t>ModulAnalityczny</w:t>
+      </w:r>
+      <w:proofErr w:type="spellEnd"/>
+    </w:p>
+    <w:p>
+      <w:pPr>
+        <w:numPr>
+          <w:ilvl w:val="0"/>
+          <w:numId w:val="31"/>
+        </w:numPr>
+        <w:rPr>
+          <w:lang w:val="pl-PL"/>
+        </w:rPr>
+      </w:pPr>
+      <w:r>
+        <w:rPr>
+          <w:b/>
+          <w:bCs/>
+          <w:lang w:val="pl-PL"/>
+        </w:rPr>
+        <w:t>Opis:</w:t>
+      </w:r>
+      <w:r>
+        <w:rPr>
+          <w:lang w:val="pl-PL"/>
+        </w:rPr>
+        <w:t xml:space="preserve"> Wydzielony komponent systemu odpowiedzialny za agregację danych i dostarczanie informacji zarządczych.</w:t>
+      </w:r>
+    </w:p>
+    <w:p>
+      <w:pPr>
+        <w:numPr>
+          <w:ilvl w:val="0"/>
+          <w:numId w:val="31"/>
+        </w:numPr>
+        <w:rPr>
+          <w:lang w:val="pl-PL"/>
+        </w:rPr>
+      </w:pPr>
+      <w:r>
+        <w:rPr>
+          <w:b/>
+          <w:bCs/>
+          <w:lang w:val="pl-PL"/>
+        </w:rPr>
+        <w:t>Atrybuty:</w:t>
+      </w:r>
+      <w:r>
+        <w:rPr>
+          <w:lang w:val="pl-PL"/>
+        </w:rPr>
+        <w:t xml:space="preserve"> (Brak zidentyfikowanych na poziomie pojęciowym)</w:t>
+      </w:r>
+    </w:p>
+    <w:p>
+      <w:pPr>
+        <w:numPr>
+          <w:ilvl w:val="0"/>
+          <w:numId w:val="31"/>
+        </w:numPr>
+        <w:rPr>
+          <w:lang w:val="pl-PL"/>
+        </w:rPr>
+      </w:pPr>
+      <w:r>
+        <w:rPr>
+          <w:b/>
+          <w:bCs/>
+          <w:lang w:val="pl-PL"/>
+        </w:rPr>
+        <w:t>Metody:</w:t>
+      </w:r>
+    </w:p>
+    <w:p>
+      <w:pPr>
+        <w:numPr>
+          <w:ilvl w:val="1"/>
+          <w:numId w:val="31"/>
+        </w:numPr>
+        <w:rPr>
+          <w:lang w:val="pl-PL"/>
+        </w:rPr>
+      </w:pPr>
+      <w:proofErr w:type="spellStart"/>
+      <w:r>
+        <w:rPr>
+          <w:lang w:val="pl-PL"/>
+        </w:rPr>
+        <w:t>zbierajDane</w:t>
+      </w:r>
+      <w:proofErr w:type="spellEnd"/>
+      <w:r>
+        <w:rPr>
+          <w:lang w:val="pl-PL"/>
+        </w:rPr>
+        <w:t>() – gromadzenie informacji o przepływach towarowych i klientach.</w:t>
+      </w:r>
+    </w:p>
+    <w:p>
+      <w:pPr>
+        <w:numPr>
+          <w:ilvl w:val="1"/>
+          <w:numId w:val="31"/>
+        </w:numPr>
+        <w:rPr>
+          <w:lang w:val="pl-PL"/>
+        </w:rPr>
+      </w:pPr>
+      <w:proofErr w:type="spellStart"/>
+      <w:r>
+        <w:rPr>
+          <w:lang w:val="pl-PL"/>
+        </w:rPr>
+        <w:t>generujRaporty</w:t>
+      </w:r>
+      <w:proofErr w:type="spellEnd"/>
+      <w:r>
+        <w:rPr>
+          <w:lang w:val="pl-PL"/>
+        </w:rPr>
+        <w:t>() – tworzenie zestawień danych operacyjnych i biznesowych.</w:t>
+      </w:r>
+    </w:p>
+    <w:p>
+      <w:pPr>
+        <w:numPr>
+          <w:ilvl w:val="1"/>
+          <w:numId w:val="31"/>
+        </w:numPr>
+        <w:rPr>
+          <w:lang w:val="pl-PL"/>
+        </w:rPr>
+      </w:pPr>
+      <w:proofErr w:type="spellStart"/>
+      <w:r>
+        <w:rPr>
+          <w:lang w:val="pl-PL"/>
+        </w:rPr>
+        <w:t>generujStatystyki</w:t>
+      </w:r>
+      <w:proofErr w:type="spellEnd"/>
+      <w:r>
+        <w:rPr>
+          <w:lang w:val="pl-PL"/>
+        </w:rPr>
+        <w:t>() – obliczanie wskaźników wydajności i wykorzystania infrastruktury.</w:t>
+      </w:r>
+    </w:p>
+    <w:p>
+      <w:pPr>
+        <w:rPr>
+          <w:lang w:val="pl-PL"/>
+        </w:rPr>
+      </w:pPr>
+      <w:proofErr w:type="spellStart"/>
+      <w:r>
+        <w:rPr>
+          <w:b/>
+          <w:bCs/>
+          <w:lang w:val="pl-PL"/>
+        </w:rPr>
+        <w:t>ObszarMagazynowy</w:t>
+      </w:r>
+      <w:proofErr w:type="spellEnd"/>
+    </w:p>
+    <w:p>
+      <w:pPr>
+        <w:numPr>
+          <w:ilvl w:val="0"/>
+          <w:numId w:val="32"/>
+        </w:numPr>
+        <w:rPr>
+          <w:lang w:val="pl-PL"/>
+        </w:rPr>
+      </w:pPr>
+      <w:r>
+        <w:rPr>
+          <w:b/>
+          <w:bCs/>
+          <w:lang w:val="pl-PL"/>
+        </w:rPr>
+        <w:t>Opis:</w:t>
+      </w:r>
+      <w:r>
+        <w:rPr>
+          <w:lang w:val="pl-PL"/>
+        </w:rPr>
+        <w:t xml:space="preserve"> Wydzielona strefa portu przypisana do określonego doku, służąca do składowania ładunków.</w:t>
+      </w:r>
+    </w:p>
+    <w:p>
+      <w:pPr>
+        <w:numPr>
+          <w:ilvl w:val="0"/>
+          <w:numId w:val="32"/>
+        </w:numPr>
+        <w:rPr>
+          <w:lang w:val="pl-PL"/>
+        </w:rPr>
+      </w:pPr>
+      <w:r>
+        <w:rPr>
+          <w:b/>
+          <w:bCs/>
+          <w:lang w:val="pl-PL"/>
+        </w:rPr>
+        <w:t>Atrybuty:</w:t>
+      </w:r>
+      <w:r>
+        <w:rPr>
+          <w:lang w:val="pl-PL"/>
+        </w:rPr>
+        <w:t xml:space="preserve"> (Brak zidentyfikowanych)</w:t>
+      </w:r>
+    </w:p>
+    <w:p>
+      <w:pPr>
+        <w:numPr>
+          <w:ilvl w:val="0"/>
+          <w:numId w:val="32"/>
+        </w:numPr>
+        <w:rPr>
+          <w:lang w:val="pl-PL"/>
+        </w:rPr>
+      </w:pPr>
+      <w:r>
+        <w:rPr>
+          <w:b/>
+          <w:bCs/>
+          <w:lang w:val="pl-PL"/>
+        </w:rPr>
+        <w:t>Metody:</w:t>
+      </w:r>
+      <w:r>
+        <w:rPr>
+          <w:lang w:val="pl-PL"/>
+        </w:rPr>
+        <w:t xml:space="preserve"> (Brak)</w:t>
+      </w:r>
+    </w:p>
+    <w:p>
+      <w:pPr>
+        <w:rPr>
+          <w:lang w:val="pl-PL"/>
+        </w:rPr>
+      </w:pPr>
+      <w:r>
+        <w:rPr>
+          <w:b/>
+          <w:bCs/>
+          <w:lang w:val="pl-PL"/>
+        </w:rPr>
+        <w:t>Operator</w:t>
+      </w:r>
+    </w:p>
+    <w:p>
+      <w:pPr>
+        <w:numPr>
+          <w:ilvl w:val="0"/>
+          <w:numId w:val="33"/>
+        </w:numPr>
+        <w:rPr>
+          <w:lang w:val="pl-PL"/>
+        </w:rPr>
+      </w:pPr>
+      <w:r>
+        <w:rPr>
+          <w:b/>
+          <w:bCs/>
+          <w:lang w:val="pl-PL"/>
+        </w:rPr>
+        <w:t>Opis:</w:t>
+      </w:r>
+      <w:r>
+        <w:rPr>
+          <w:lang w:val="pl-PL"/>
+        </w:rPr>
+        <w:t xml:space="preserve"> Klasa reprezentująca pracownika portu wprowadzającego dane ładunku do systemu zleceniowego.</w:t>
+      </w:r>
+    </w:p>
+    <w:p>
+      <w:pPr>
+        <w:numPr>
+          <w:ilvl w:val="0"/>
+          <w:numId w:val="33"/>
+        </w:numPr>
+        <w:rPr>
+          <w:lang w:val="pl-PL"/>
+        </w:rPr>
+      </w:pPr>
+      <w:r>
+        <w:rPr>
+          <w:b/>
+          <w:bCs/>
+          <w:lang w:val="pl-PL"/>
+        </w:rPr>
+        <w:t>Atrybuty:</w:t>
+      </w:r>
+      <w:r>
+        <w:rPr>
+          <w:lang w:val="pl-PL"/>
+        </w:rPr>
+        <w:t xml:space="preserve"> (Brak zidentyfikowanych)</w:t>
+      </w:r>
+    </w:p>
+    <w:p>
+      <w:pPr>
+        <w:numPr>
+          <w:ilvl w:val="0"/>
+          <w:numId w:val="33"/>
+        </w:numPr>
+        <w:rPr>
+          <w:lang w:val="pl-PL"/>
+        </w:rPr>
+      </w:pPr>
+      <w:r>
+        <w:rPr>
+          <w:b/>
+          <w:bCs/>
+          <w:lang w:val="pl-PL"/>
+        </w:rPr>
+        <w:t>Metody:</w:t>
+      </w:r>
+    </w:p>
+    <w:p>
+      <w:pPr>
+        <w:numPr>
+          <w:ilvl w:val="1"/>
+          <w:numId w:val="33"/>
+        </w:numPr>
+        <w:rPr>
+          <w:lang w:val="pl-PL"/>
+        </w:rPr>
+      </w:pPr>
+      <w:proofErr w:type="spellStart"/>
+      <w:r>
+        <w:rPr>
+          <w:lang w:val="pl-PL"/>
+        </w:rPr>
+        <w:t>rejestrujLadunek</w:t>
+      </w:r>
+      <w:proofErr w:type="spellEnd"/>
+      <w:r>
+        <w:rPr>
+          <w:lang w:val="pl-PL"/>
+        </w:rPr>
+        <w:t>() – akcja polegająca na wpisaniu parametrów i wymagań technicznych ładunku do bazy.</w:t>
+      </w:r>
+    </w:p>
+    <w:p>
+      <w:pPr>
+        <w:rPr>
+          <w:lang w:val="pl-PL"/>
+        </w:rPr>
+      </w:pPr>
+      <w:r>
+        <w:rPr>
+          <w:b/>
+          <w:bCs/>
+          <w:lang w:val="pl-PL"/>
+        </w:rPr>
+        <w:t>System</w:t>
+      </w:r>
+    </w:p>
+    <w:p>
+      <w:pPr>
+        <w:numPr>
+          <w:ilvl w:val="0"/>
+          <w:numId w:val="34"/>
+        </w:numPr>
+        <w:rPr>
+          <w:lang w:val="pl-PL"/>
+        </w:rPr>
+      </w:pPr>
+      <w:r>
+        <w:rPr>
+          <w:b/>
+          <w:bCs/>
+          <w:lang w:val="pl-PL"/>
+        </w:rPr>
+        <w:t>Opis:</w:t>
+      </w:r>
+      <w:r>
+        <w:rPr>
+          <w:lang w:val="pl-PL"/>
+        </w:rPr>
+        <w:t xml:space="preserve"> Główna klasa sterująca systemem, odpowiedzialna za automatyzację, koordynację procesów logistycznych i zarządzanie infrastrukturą.</w:t>
+      </w:r>
+    </w:p>
+    <w:p>
+      <w:pPr>
+        <w:numPr>
+          <w:ilvl w:val="0"/>
+          <w:numId w:val="34"/>
+        </w:numPr>
+        <w:rPr>
+          <w:lang w:val="pl-PL"/>
+        </w:rPr>
+      </w:pPr>
+      <w:r>
+        <w:rPr>
+          <w:b/>
+          <w:bCs/>
+          <w:lang w:val="pl-PL"/>
+        </w:rPr>
+        <w:t>Atrybuty:</w:t>
+      </w:r>
+      <w:r>
+        <w:rPr>
+          <w:lang w:val="pl-PL"/>
+        </w:rPr>
+        <w:t xml:space="preserve"> (Brak zidentyfikowanych )</w:t>
+      </w:r>
+    </w:p>
+    <w:p>
+      <w:pPr>
+        <w:numPr>
+          <w:ilvl w:val="0"/>
+          <w:numId w:val="34"/>
+        </w:numPr>
+        <w:rPr>
+          <w:lang w:val="pl-PL"/>
+        </w:rPr>
+      </w:pPr>
+      <w:r>
+        <w:rPr>
+          <w:b/>
+          <w:bCs/>
+          <w:lang w:val="pl-PL"/>
+        </w:rPr>
+        <w:t>Metody:</w:t>
+      </w:r>
+    </w:p>
+    <w:p>
+      <w:pPr>
+        <w:numPr>
+          <w:ilvl w:val="1"/>
+          <w:numId w:val="34"/>
+        </w:numPr>
+        <w:rPr>
+          <w:lang w:val="pl-PL"/>
+        </w:rPr>
+      </w:pPr>
+      <w:proofErr w:type="spellStart"/>
+      <w:r>
+        <w:rPr>
+          <w:lang w:val="pl-PL"/>
+        </w:rPr>
+        <w:t>planujOperacje</w:t>
+      </w:r>
+      <w:proofErr w:type="spellEnd"/>
+      <w:r>
+        <w:rPr>
+          <w:lang w:val="pl-PL"/>
+        </w:rPr>
+        <w:t>() – kompleksowe przygotowanie planu działań.</w:t>
+      </w:r>
+    </w:p>
+    <w:p>
+      <w:pPr>
+        <w:numPr>
+          <w:ilvl w:val="1"/>
+          <w:numId w:val="34"/>
+        </w:numPr>
+        <w:rPr>
+          <w:lang w:val="pl-PL"/>
+        </w:rPr>
+      </w:pPr>
+      <w:proofErr w:type="spellStart"/>
+      <w:r>
+        <w:rPr>
+          <w:lang w:val="pl-PL"/>
+        </w:rPr>
+        <w:t>monitorujOperacje</w:t>
+      </w:r>
+      <w:proofErr w:type="spellEnd"/>
+      <w:r>
+        <w:rPr>
+          <w:lang w:val="pl-PL"/>
+        </w:rPr>
+        <w:t>() – śledzenie postępów zautomatyzowanych procesów.</w:t>
+      </w:r>
+    </w:p>
+    <w:p>
+      <w:pPr>
+        <w:numPr>
+          <w:ilvl w:val="1"/>
+          <w:numId w:val="34"/>
+        </w:numPr>
+        <w:rPr>
+          <w:lang w:val="pl-PL"/>
+        </w:rPr>
+      </w:pPr>
+      <w:proofErr w:type="spellStart"/>
+      <w:r>
+        <w:rPr>
+          <w:lang w:val="pl-PL"/>
+        </w:rPr>
+        <w:t>przydzielDoki</w:t>
+      </w:r>
+      <w:proofErr w:type="spellEnd"/>
+      <w:r>
+        <w:rPr>
+          <w:lang w:val="pl-PL"/>
+        </w:rPr>
+        <w:t>() – przypisanie konkretnych miejsc do obsługi jednostek.</w:t>
+      </w:r>
+    </w:p>
+    <w:p>
+      <w:pPr>
+        <w:numPr>
+          <w:ilvl w:val="1"/>
+          <w:numId w:val="34"/>
+        </w:numPr>
+        <w:rPr>
+          <w:lang w:val="pl-PL"/>
+        </w:rPr>
+      </w:pPr>
+      <w:proofErr w:type="spellStart"/>
+      <w:r>
+        <w:rPr>
+          <w:lang w:val="pl-PL"/>
+        </w:rPr>
+        <w:t>przydzielObszary</w:t>
+      </w:r>
+      <w:proofErr w:type="spellEnd"/>
+      <w:r>
+        <w:rPr>
+          <w:lang w:val="pl-PL"/>
+        </w:rPr>
+        <w:t>() – alokacja przestrzeni składowania dla ładunków.</w:t>
+      </w:r>
+    </w:p>
+    <w:p>
+      <w:pPr>
+        <w:numPr>
+          <w:ilvl w:val="1"/>
+          <w:numId w:val="34"/>
+        </w:numPr>
+        <w:rPr>
+          <w:lang w:val="pl-PL"/>
+        </w:rPr>
+      </w:pPr>
+      <w:proofErr w:type="spellStart"/>
+      <w:r>
+        <w:rPr>
+          <w:lang w:val="pl-PL"/>
+        </w:rPr>
+        <w:lastRenderedPageBreak/>
+        <w:t>przydzielUrzadzenia</w:t>
+      </w:r>
+      <w:proofErr w:type="spellEnd"/>
+      <w:r>
+        <w:rPr>
+          <w:lang w:val="pl-PL"/>
+        </w:rPr>
+        <w:t>() – dysponowanie specjalistycznym sprzętem technicznym niezbędnym do przeładunku.</w:t>
+      </w:r>
+    </w:p>
+    <w:p>
+      <w:pPr>
+        <w:numPr>
+          <w:ilvl w:val="1"/>
+          <w:numId w:val="34"/>
+        </w:numPr>
+        <w:rPr>
+          <w:lang w:val="pl-PL"/>
+        </w:rPr>
+      </w:pPr>
+      <w:proofErr w:type="spellStart"/>
+      <w:r>
+        <w:rPr>
+          <w:lang w:val="pl-PL"/>
+        </w:rPr>
+        <w:t>generujKarteZaladunkowa</w:t>
+      </w:r>
+      <w:proofErr w:type="spellEnd"/>
+      <w:r>
+        <w:rPr>
+          <w:lang w:val="pl-PL"/>
+        </w:rPr>
+        <w:t>() – automatyczne wystawianie cyfrowych dokumentów dla kierowców.</w:t>
+      </w:r>
+    </w:p>
+    <w:p>
+      <w:pPr>
+        <w:rPr>
+          <w:lang w:val="pl-PL"/>
+        </w:rPr>
+      </w:pPr>
+      <w:proofErr w:type="spellStart"/>
+      <w:r>
+        <w:rPr>
+          <w:b/>
+          <w:bCs/>
+          <w:lang w:val="pl-PL"/>
+        </w:rPr>
+        <w:t>UrzadzeniePrzeladunkowe</w:t>
+      </w:r>
+      <w:proofErr w:type="spellEnd"/>
+    </w:p>
+    <w:p>
+      <w:pPr>
+        <w:numPr>
+          <w:ilvl w:val="0"/>
+          <w:numId w:val="35"/>
+        </w:numPr>
+        <w:rPr>
+          <w:lang w:val="pl-PL"/>
+        </w:rPr>
+      </w:pPr>
+      <w:r>
+        <w:rPr>
+          <w:b/>
+          <w:bCs/>
+          <w:lang w:val="pl-PL"/>
+        </w:rPr>
+        <w:t>Opis:</w:t>
+      </w:r>
+      <w:r>
+        <w:rPr>
+          <w:lang w:val="pl-PL"/>
+        </w:rPr>
+        <w:t xml:space="preserve"> Sprzęt techniczny (np. dźwig, suwnica, wózek widłowy) przypisany do doku w celu obsługi ładunków.</w:t>
+      </w:r>
+    </w:p>
+    <w:p>
+      <w:pPr>
+        <w:numPr>
+          <w:ilvl w:val="0"/>
+          <w:numId w:val="35"/>
+        </w:numPr>
+        <w:rPr>
+          <w:lang w:val="pl-PL"/>
+        </w:rPr>
+      </w:pPr>
+      <w:r>
+        <w:rPr>
+          <w:b/>
+          <w:bCs/>
+          <w:lang w:val="pl-PL"/>
+        </w:rPr>
+        <w:t>Atrybuty:</w:t>
+      </w:r>
+      <w:r>
+        <w:rPr>
+          <w:lang w:val="pl-PL"/>
+        </w:rPr>
+        <w:t xml:space="preserve"> (Brak zidentyfikowanych)</w:t>
+      </w:r>
+    </w:p>
+    <w:p>
+      <w:pPr>
+        <w:numPr>
+          <w:ilvl w:val="0"/>
+          <w:numId w:val="35"/>
+        </w:numPr>
+        <w:rPr>
+          <w:lang w:val="pl-PL"/>
+        </w:rPr>
+      </w:pPr>
+      <w:r>
+        <w:rPr>
+          <w:b/>
+          <w:bCs/>
+          <w:lang w:val="pl-PL"/>
+        </w:rPr>
+        <w:t>Metody:</w:t>
+      </w:r>
+      <w:r>
+        <w:rPr>
+          <w:lang w:val="pl-PL"/>
+        </w:rPr>
+        <w:t xml:space="preserve"> (Brak)</w:t>
+      </w:r>
+    </w:p>
+    <w:p>
+      <w:pPr>
+        <w:rPr>
+          <w:lang w:val="pl-PL"/>
+        </w:rPr>
+      </w:pPr>
+      <w:proofErr w:type="spellStart"/>
+      <w:r>
+        <w:rPr>
+          <w:b/>
+          <w:bCs/>
+          <w:lang w:val="pl-PL"/>
+        </w:rPr>
+        <w:t>Zarzad</w:t>
+      </w:r>
+      <w:proofErr w:type="spellEnd"/>
+    </w:p>
+    <w:p>
+      <w:pPr>
+        <w:numPr>
+          <w:ilvl w:val="0"/>
+          <w:numId w:val="36"/>
+        </w:numPr>
+        <w:rPr>
+          <w:lang w:val="pl-PL"/>
+        </w:rPr>
+      </w:pPr>
+      <w:r>
+        <w:rPr>
+          <w:b/>
+          <w:bCs/>
+          <w:lang w:val="pl-PL"/>
+        </w:rPr>
+        <w:t>Opis:</w:t>
+      </w:r>
+      <w:r>
+        <w:rPr>
+          <w:lang w:val="pl-PL"/>
+        </w:rPr>
+        <w:t xml:space="preserve"> Klasa reprezentująca organ decyzyjny portu, wykorzystujący dane z systemu do optymalizacji i redukcji kosztów.</w:t>
+      </w:r>
+    </w:p>
+    <w:p>
+      <w:pPr>
+        <w:numPr>
+          <w:ilvl w:val="0"/>
+          <w:numId w:val="36"/>
+        </w:numPr>
+        <w:rPr>
+          <w:lang w:val="pl-PL"/>
+        </w:rPr>
+      </w:pPr>
+      <w:r>
+        <w:rPr>
+          <w:b/>
+          <w:bCs/>
+          <w:lang w:val="pl-PL"/>
+        </w:rPr>
+        <w:t>Atrybuty:</w:t>
+      </w:r>
+      <w:r>
+        <w:rPr>
+          <w:lang w:val="pl-PL"/>
+        </w:rPr>
+        <w:t xml:space="preserve"> (Brak zidentyfikowanych na poziomie pojęciowym)</w:t>
+      </w:r>
+    </w:p>
+    <w:p>
+      <w:pPr>
+        <w:numPr>
+          <w:ilvl w:val="0"/>
+          <w:numId w:val="36"/>
+        </w:numPr>
+        <w:rPr>
+          <w:lang w:val="pl-PL"/>
+        </w:rPr>
+      </w:pPr>
+      <w:r>
+        <w:rPr>
+          <w:b/>
+          <w:bCs/>
+          <w:lang w:val="pl-PL"/>
+        </w:rPr>
+        <w:t>Metody:</w:t>
+      </w:r>
+    </w:p>
+    <w:p>
+      <w:pPr>
+        <w:numPr>
+          <w:ilvl w:val="1"/>
+          <w:numId w:val="36"/>
+        </w:numPr>
+        <w:rPr>
+          <w:lang w:val="pl-PL"/>
+        </w:rPr>
+      </w:pPr>
+      <w:r>
+        <w:rPr>
+          <w:lang w:val="pl-PL"/>
+        </w:rPr>
+        <w:t>analizuj() – proces interpretacji wygenerowanych raportów w celach biznesowych.</w:t>
+      </w:r>
+    </w:p>
+    <w:p>
+      <w:pPr>
+        <w:rPr>
+          <w:lang w:val="pl-PL"/>
+        </w:rPr>
+      </w:pPr>
+    </w:p>
+    <w:p>
+      <w:pPr>
+        <w:ind w:left="1440"/>
+        <w:rPr>
+          <w:b/>
+          <w:bCs/>
+        </w:rPr>
+      </w:pPr>
+      <w:r>
+        <w:rPr>
+          <w:b/>
+          <w:bCs/>
+        </w:rPr>
+        <w:t>5.4</w:t>
+      </w:r>
+      <w:r>
+        <w:rPr>
+          <w:b/>
+          <w:bCs/>
+        </w:rPr>
+        <w:t xml:space="preserve"> Propozycje interfejsu użytkownika (okno główne, menu główne podręczne, kluczowe formatki dialogowe, </w:t>
+      </w:r>
+      <w:proofErr w:type="spellStart"/>
+      <w:r>
+        <w:rPr>
+          <w:b/>
+          <w:bCs/>
+        </w:rPr>
+        <w:t>itp</w:t>
+      </w:r>
+      <w:proofErr w:type="spellEnd"/>
+      <w:r>
+        <w:rPr>
+          <w:noProof/>
           <w:color w:val="000000"/>
-          <w:sz w:val="22"/>
-          <w:szCs w:val="22"/>
-        </w:rPr>
-        <w:t xml:space="preserve"> </w:t>
-      </w:r>
-      <w:r>
-        <w:rPr>
-          <w:rFonts w:ascii="Arial" w:hAnsi="Arial" w:cs="Arial"/>
-          <w:b/>
-          <w:bCs/>
-          <w:color w:val="000000"/>
-          <w:sz w:val="22"/>
-          <w:szCs w:val="22"/>
-        </w:rPr>
-        <w:t>Zarząd portu</w:t>
-      </w:r>
-    </w:p>
-    <w:p>
-      <w:pPr>
-        <w:pStyle w:val="NormalWeb"/>
-        <w:spacing w:before="0" w:beforeAutospacing="0" w:after="0" w:afterAutospacing="0"/>
-      </w:pPr>
-      <w:r>
-        <w:rPr>
-          <w:rFonts w:ascii="Arial" w:hAnsi="Arial" w:cs="Arial"/>
-          <w:b/>
-          <w:bCs/>
-          <w:color w:val="000000"/>
-          <w:sz w:val="22"/>
-          <w:szCs w:val="22"/>
-        </w:rPr>
-        <w:t>Do czego służy:</w:t>
-      </w:r>
-      <w:r>
-        <w:rPr>
-          <w:rFonts w:ascii="Arial" w:hAnsi="Arial" w:cs="Arial"/>
-          <w:color w:val="000000"/>
-          <w:sz w:val="22"/>
-          <w:szCs w:val="22"/>
-        </w:rPr>
-        <w:t xml:space="preserve"> Do strategicznej oceny pracy portu. Zamiast pojedynczych przesyłek, zarząd widzi dane zagregowane: całkowitą przepustowość, średni czas operacji czy procentowe wykorzystanie doków.</w:t>
-      </w:r>
-    </w:p>
-    <w:p>
-      <w:pPr>
-        <w:pStyle w:val="NormalWeb"/>
-        <w:spacing w:before="0" w:beforeAutospacing="0" w:after="0" w:afterAutospacing="0"/>
-      </w:pPr>
-      <w:r>
-        <w:rPr>
-          <w:rFonts w:ascii="Arial" w:hAnsi="Arial" w:cs="Arial"/>
-          <w:b/>
-          <w:bCs/>
-          <w:color w:val="000000"/>
-          <w:sz w:val="22"/>
-          <w:szCs w:val="22"/>
-        </w:rPr>
-        <w:t>Kluczowa funkcja:</w:t>
-      </w:r>
-      <w:r>
-        <w:rPr>
-          <w:rFonts w:ascii="Arial" w:hAnsi="Arial" w:cs="Arial"/>
-          <w:color w:val="000000"/>
-          <w:sz w:val="22"/>
-          <w:szCs w:val="22"/>
-        </w:rPr>
-        <w:t xml:space="preserve"> Przycisk "Generuj raport" oraz wizualizacja trendów (wykres tygodniowy). To narzędzie do optymalizacji kosztów i planowania inwestycji w infrastrukturę.</w:t>
-      </w:r>
-    </w:p>
-    <w:p>
-      <w:pPr>
-        <w:spacing w:after="240"/>
-      </w:pPr>
-    </w:p>
-    <w:p>
-      <w:pPr>
-        <w:pStyle w:val="NormalWeb"/>
+        </w:rPr>
+        <w:pict w14:anchorId="1150B3DB">
+          <v:rect id="_x0000_i1036" alt="" style="width:374.5pt;height:.05pt;mso-width-percent:0;mso-height-percent:0;mso-width-percent:0;mso-height-percent:0" o:hrpct="987" o:hralign="center" o:hrstd="t" o:hr="t" fillcolor="#a0a0a0" stroked="f"/>
+        </w:pict>
+      </w:r>
+    </w:p>
+    <w:p>
+      <w:pPr>
+        <w:pStyle w:val="NormalnyWeb"/>
         <w:spacing w:before="0" w:beforeAutospacing="0" w:after="0" w:afterAutospacing="0"/>
       </w:pPr>
       <w:r>
@@ -4272,10 +6258,10 @@
           <w:bdr w:val="none" w:sz="0" w:space="0" w:color="auto" w:frame="1"/>
         </w:rPr>
         <w:drawing>
-          <wp:inline distT="0" distB="0" distL="0" distR="0" wp14:anchorId="543C5549" wp14:editId="6FE084B5">
+          <wp:inline distT="0" distB="0" distL="0" distR="0" wp14:anchorId="36B18B5E" wp14:editId="134FF490">
             <wp:extent cx="5733415" cy="3223260"/>
             <wp:effectExtent l="0" t="0" r="635" b="0"/>
-            <wp:docPr id="881652685" name="Picture 5"/>
+            <wp:docPr id="7050946" name="Picture 6"/>
             <wp:cNvGraphicFramePr>
               <a:graphicFrameLocks xmlns:a="http://schemas.openxmlformats.org/drawingml/2006/main" noChangeAspect="1"/>
             </wp:cNvGraphicFramePr>
@@ -4283,7 +6269,7 @@
               <a:graphicData uri="http://schemas.openxmlformats.org/drawingml/2006/picture">
                 <pic:pic xmlns:pic="http://schemas.openxmlformats.org/drawingml/2006/picture">
                   <pic:nvPicPr>
-                    <pic:cNvPr id="0" name="Picture 14"/>
+                    <pic:cNvPr id="0" name="Picture 13"/>
                     <pic:cNvPicPr>
                       <a:picLocks noChangeAspect="1" noChangeArrowheads="1"/>
                     </pic:cNvPicPr>
@@ -4323,7 +6309,7 @@
     </w:p>
     <w:p>
       <w:pPr>
-        <w:pStyle w:val="NormalWeb"/>
+        <w:pStyle w:val="NormalnyWeb"/>
         <w:spacing w:before="0" w:beforeAutospacing="0" w:after="0" w:afterAutospacing="0"/>
       </w:pPr>
       <w:r>
@@ -4335,8 +6321,7 @@
           <w:sz w:val="22"/>
           <w:szCs w:val="22"/>
         </w:rPr>
-        <w:lastRenderedPageBreak/>
-        <w:t>Rysunek 2. Kto obsługuje:</w:t>
+        <w:t>Rysunek 1.Kto obsługuje:</w:t>
       </w:r>
       <w:r>
         <w:rPr>
@@ -4356,12 +6341,12 @@
           <w:sz w:val="22"/>
           <w:szCs w:val="22"/>
         </w:rPr>
-        <w:t>Koordynator portu</w:t>
-      </w:r>
-    </w:p>
-    <w:p>
-      <w:pPr>
-        <w:pStyle w:val="NormalWeb"/>
+        <w:t>Zarząd portu</w:t>
+      </w:r>
+    </w:p>
+    <w:p>
+      <w:pPr>
+        <w:pStyle w:val="NormalnyWeb"/>
         <w:spacing w:before="0" w:beforeAutospacing="0" w:after="0" w:afterAutospacing="0"/>
       </w:pPr>
       <w:r>
@@ -4382,12 +6367,12 @@
           <w:sz w:val="22"/>
           <w:szCs w:val="22"/>
         </w:rPr>
-        <w:t xml:space="preserve"> To "centrum dowodzenia" procesem przeładunku w czasie rzeczywistym. Koordynator widzi listę aktywnych operacji, wie, który ładunek trafił do którego magazynu i jaki sprzęt został do niego przypisany.</w:t>
-      </w:r>
-    </w:p>
-    <w:p>
-      <w:pPr>
-        <w:pStyle w:val="NormalWeb"/>
+        <w:t xml:space="preserve"> Do strategicznej oceny pracy portu. Zamiast pojedynczych przesyłek, zarząd widzi dane zagregowane: całkowitą przepustowość, średni czas operacji czy procentowe wykorzystanie doków.</w:t>
+      </w:r>
+    </w:p>
+    <w:p>
+      <w:pPr>
+        <w:pStyle w:val="NormalnyWeb"/>
         <w:spacing w:before="0" w:beforeAutospacing="0" w:after="0" w:afterAutospacing="0"/>
       </w:pPr>
       <w:r>
@@ -4408,7 +6393,7 @@
           <w:sz w:val="22"/>
           <w:szCs w:val="22"/>
         </w:rPr>
-        <w:t xml:space="preserve"> Monitorowanie statusów (Rozładunek, Wydano, Oczekuje). Pozwala szybko reagować na zatory lub awarie sprzętu.</w:t>
+        <w:t xml:space="preserve"> Przycisk "Generuj raport" oraz wizualizacja trendów (wykres tygodniowy). To narzędzie do optymalizacji kosztów i planowania inwestycji w infrastrukturę.</w:t>
       </w:r>
     </w:p>
     <w:p>
@@ -4418,7 +6403,7 @@
     </w:p>
     <w:p>
       <w:pPr>
-        <w:pStyle w:val="NormalWeb"/>
+        <w:pStyle w:val="NormalnyWeb"/>
         <w:spacing w:before="0" w:beforeAutospacing="0" w:after="0" w:afterAutospacing="0"/>
       </w:pPr>
       <w:r>
@@ -4430,11 +6415,12 @@
           <w:szCs w:val="22"/>
           <w:bdr w:val="none" w:sz="0" w:space="0" w:color="auto" w:frame="1"/>
         </w:rPr>
+        <w:lastRenderedPageBreak/>
         <w:drawing>
-          <wp:inline distT="0" distB="0" distL="0" distR="0" wp14:anchorId="29A0BDF1" wp14:editId="4F4A4908">
+          <wp:inline distT="0" distB="0" distL="0" distR="0" wp14:anchorId="543C5549" wp14:editId="6FE084B5">
             <wp:extent cx="5733415" cy="3223260"/>
             <wp:effectExtent l="0" t="0" r="635" b="0"/>
-            <wp:docPr id="1103590862" name="Picture 4"/>
+            <wp:docPr id="881652685" name="Picture 5"/>
             <wp:cNvGraphicFramePr>
               <a:graphicFrameLocks xmlns:a="http://schemas.openxmlformats.org/drawingml/2006/main" noChangeAspect="1"/>
             </wp:cNvGraphicFramePr>
@@ -4442,7 +6428,7 @@
               <a:graphicData uri="http://schemas.openxmlformats.org/drawingml/2006/picture">
                 <pic:pic xmlns:pic="http://schemas.openxmlformats.org/drawingml/2006/picture">
                   <pic:nvPicPr>
-                    <pic:cNvPr id="0" name="Picture 15"/>
+                    <pic:cNvPr id="0" name="Picture 14"/>
                     <pic:cNvPicPr>
                       <a:picLocks noChangeAspect="1" noChangeArrowheads="1"/>
                     </pic:cNvPicPr>
@@ -4482,7 +6468,7 @@
     </w:p>
     <w:p>
       <w:pPr>
-        <w:pStyle w:val="NormalWeb"/>
+        <w:pStyle w:val="NormalnyWeb"/>
         <w:spacing w:before="0" w:beforeAutospacing="0" w:after="0" w:afterAutospacing="0"/>
       </w:pPr>
       <w:r>
@@ -4494,7 +6480,7 @@
           <w:sz w:val="22"/>
           <w:szCs w:val="22"/>
         </w:rPr>
-        <w:t>Rysunek 3. Kto obsługuje:</w:t>
+        <w:t>Rysunek 2. Kto obsługuje:</w:t>
       </w:r>
       <w:r>
         <w:rPr>
@@ -4514,12 +6500,12 @@
           <w:sz w:val="22"/>
           <w:szCs w:val="22"/>
         </w:rPr>
-        <w:t>Operator portu</w:t>
-      </w:r>
-    </w:p>
-    <w:p>
-      <w:pPr>
-        <w:pStyle w:val="NormalWeb"/>
+        <w:t>Koordynator portu</w:t>
+      </w:r>
+    </w:p>
+    <w:p>
+      <w:pPr>
+        <w:pStyle w:val="NormalnyWeb"/>
         <w:spacing w:before="0" w:beforeAutospacing="0" w:after="0" w:afterAutospacing="0"/>
       </w:pPr>
       <w:r>
@@ -4540,12 +6526,12 @@
           <w:sz w:val="22"/>
           <w:szCs w:val="22"/>
         </w:rPr>
-        <w:t xml:space="preserve"> To etap formalnej rejestracji i weryfikacji. Operator uzupełnia dane techniczne (dokładne gabaryty, wagę z wagi najazdowej) i przypisuje ładunek do konkretnej kategorii (np. Kontener).</w:t>
-      </w:r>
-    </w:p>
-    <w:p>
-      <w:pPr>
-        <w:pStyle w:val="NormalWeb"/>
+        <w:t xml:space="preserve"> To "centrum dowodzenia" procesem przeładunku w czasie rzeczywistym. Koordynator widzi listę aktywnych operacji, wie, który ładunek trafił do którego magazynu i jaki sprzęt został do niego przypisany.</w:t>
+      </w:r>
+    </w:p>
+    <w:p>
+      <w:pPr>
+        <w:pStyle w:val="NormalnyWeb"/>
         <w:spacing w:before="0" w:beforeAutospacing="0" w:after="0" w:afterAutospacing="0"/>
       </w:pPr>
       <w:r>
@@ -4566,27 +6552,7 @@
           <w:sz w:val="22"/>
           <w:szCs w:val="22"/>
         </w:rPr>
-        <w:t xml:space="preserve"> Generowanie unikalnego numeru seryjnego oraz </w:t>
-      </w:r>
-      <w:r>
-        <w:rPr>
-          <w:rFonts w:ascii="Arial" w:hAnsi="Arial" w:cs="Arial"/>
-          <w:b/>
-          <w:bCs/>
-          <w:color w:val="000000"/>
-          <w:sz w:val="22"/>
-          <w:szCs w:val="22"/>
-        </w:rPr>
-        <w:t>cyfrowej karty załadunkowej</w:t>
-      </w:r>
-      <w:r>
-        <w:rPr>
-          <w:rFonts w:ascii="Arial" w:hAnsi="Arial" w:cs="Arial"/>
-          <w:color w:val="000000"/>
-          <w:sz w:val="22"/>
-          <w:szCs w:val="22"/>
-        </w:rPr>
-        <w:t>, która jest podstawą do dalszych działań wewnątrz portu.</w:t>
+        <w:t xml:space="preserve"> Monitorowanie statusów (Rozładunek, Wydano, Oczekuje). Pozwala szybko reagować na zatory lub awarie sprzętu.</w:t>
       </w:r>
     </w:p>
     <w:p>
@@ -4596,7 +6562,7 @@
     </w:p>
     <w:p>
       <w:pPr>
-        <w:pStyle w:val="NormalWeb"/>
+        <w:pStyle w:val="NormalnyWeb"/>
         <w:spacing w:before="0" w:beforeAutospacing="0" w:after="0" w:afterAutospacing="0"/>
       </w:pPr>
       <w:r>
@@ -4608,12 +6574,11 @@
           <w:szCs w:val="22"/>
           <w:bdr w:val="none" w:sz="0" w:space="0" w:color="auto" w:frame="1"/>
         </w:rPr>
-        <w:lastRenderedPageBreak/>
         <w:drawing>
-          <wp:inline distT="0" distB="0" distL="0" distR="0" wp14:anchorId="16A39A06" wp14:editId="37338A38">
+          <wp:inline distT="0" distB="0" distL="0" distR="0" wp14:anchorId="29A0BDF1" wp14:editId="4F4A4908">
             <wp:extent cx="5733415" cy="3223260"/>
             <wp:effectExtent l="0" t="0" r="635" b="0"/>
-            <wp:docPr id="782792190" name="Picture 3"/>
+            <wp:docPr id="1103590862" name="Picture 4"/>
             <wp:cNvGraphicFramePr>
               <a:graphicFrameLocks xmlns:a="http://schemas.openxmlformats.org/drawingml/2006/main" noChangeAspect="1"/>
             </wp:cNvGraphicFramePr>
@@ -4621,7 +6586,7 @@
               <a:graphicData uri="http://schemas.openxmlformats.org/drawingml/2006/picture">
                 <pic:pic xmlns:pic="http://schemas.openxmlformats.org/drawingml/2006/picture">
                   <pic:nvPicPr>
-                    <pic:cNvPr id="0" name="Picture 16"/>
+                    <pic:cNvPr id="0" name="Picture 15"/>
                     <pic:cNvPicPr>
                       <a:picLocks noChangeAspect="1" noChangeArrowheads="1"/>
                     </pic:cNvPicPr>
@@ -4661,7 +6626,7 @@
     </w:p>
     <w:p>
       <w:pPr>
-        <w:pStyle w:val="NormalWeb"/>
+        <w:pStyle w:val="NormalnyWeb"/>
         <w:spacing w:before="0" w:beforeAutospacing="0" w:after="0" w:afterAutospacing="0"/>
       </w:pPr>
       <w:r>
@@ -4673,7 +6638,7 @@
           <w:sz w:val="22"/>
           <w:szCs w:val="22"/>
         </w:rPr>
-        <w:t>Rysunek 4. Kto obsługuje:</w:t>
+        <w:t>Rysunek 3. Kto obsługuje:</w:t>
       </w:r>
       <w:r>
         <w:rPr>
@@ -4693,12 +6658,12 @@
           <w:sz w:val="22"/>
           <w:szCs w:val="22"/>
         </w:rPr>
-        <w:t>Klient / Kontrahent / Przewoźnik zewnętrzny.</w:t>
-      </w:r>
-    </w:p>
-    <w:p>
-      <w:pPr>
-        <w:pStyle w:val="NormalWeb"/>
+        <w:t>Operator portu</w:t>
+      </w:r>
+    </w:p>
+    <w:p>
+      <w:pPr>
+        <w:pStyle w:val="NormalnyWeb"/>
         <w:spacing w:before="0" w:beforeAutospacing="0" w:after="0" w:afterAutospacing="0"/>
       </w:pPr>
       <w:r>
@@ -4719,12 +6684,12 @@
           <w:sz w:val="22"/>
           <w:szCs w:val="22"/>
         </w:rPr>
-        <w:t xml:space="preserve"> To "punkt wejścia" danych do systemu. Służy do zdalnego informowania portu o planowanym transporcie. Klient definiuje tu, co przywiezie (opis), skąd i dokąd zmierza ładunek oraz kiedy planuje dotrzeć do portu.</w:t>
-      </w:r>
-    </w:p>
-    <w:p>
-      <w:pPr>
-        <w:pStyle w:val="NormalWeb"/>
+        <w:t xml:space="preserve"> To etap formalnej rejestracji i weryfikacji. Operator uzupełnia dane techniczne (dokładne gabaryty, wagę z wagi najazdowej) i przypisuje ładunek do konkretnej kategorii (np. Kontener).</w:t>
+      </w:r>
+    </w:p>
+    <w:p>
+      <w:pPr>
+        <w:pStyle w:val="NormalnyWeb"/>
         <w:spacing w:before="0" w:beforeAutospacing="0" w:after="0" w:afterAutospacing="0"/>
       </w:pPr>
       <w:r>
@@ -4745,13 +6710,191 @@
           <w:sz w:val="22"/>
           <w:szCs w:val="22"/>
         </w:rPr>
+        <w:t xml:space="preserve"> Generowanie unikalnego numeru seryjnego oraz </w:t>
+      </w:r>
+      <w:r>
+        <w:rPr>
+          <w:rFonts w:ascii="Arial" w:hAnsi="Arial" w:cs="Arial"/>
+          <w:b/>
+          <w:bCs/>
+          <w:color w:val="000000"/>
+          <w:sz w:val="22"/>
+          <w:szCs w:val="22"/>
+        </w:rPr>
+        <w:t>cyfrowej karty załadunkowej</w:t>
+      </w:r>
+      <w:r>
+        <w:rPr>
+          <w:rFonts w:ascii="Arial" w:hAnsi="Arial" w:cs="Arial"/>
+          <w:color w:val="000000"/>
+          <w:sz w:val="22"/>
+          <w:szCs w:val="22"/>
+        </w:rPr>
+        <w:t>, która jest podstawą do dalszych działań wewnątrz portu.</w:t>
+      </w:r>
+    </w:p>
+    <w:p>
+      <w:pPr>
+        <w:spacing w:after="240"/>
+      </w:pPr>
+    </w:p>
+    <w:p>
+      <w:pPr>
+        <w:pStyle w:val="NormalnyWeb"/>
+        <w:spacing w:before="0" w:beforeAutospacing="0" w:after="0" w:afterAutospacing="0"/>
+      </w:pPr>
+      <w:r>
+        <w:rPr>
+          <w:rFonts w:ascii="Arial" w:hAnsi="Arial" w:cs="Arial"/>
+          <w:noProof/>
+          <w:color w:val="000000"/>
+          <w:sz w:val="22"/>
+          <w:szCs w:val="22"/>
+          <w:bdr w:val="none" w:sz="0" w:space="0" w:color="auto" w:frame="1"/>
+        </w:rPr>
+        <w:drawing>
+          <wp:inline distT="0" distB="0" distL="0" distR="0" wp14:anchorId="16A39A06" wp14:editId="37338A38">
+            <wp:extent cx="5733415" cy="3223260"/>
+            <wp:effectExtent l="0" t="0" r="635" b="0"/>
+            <wp:docPr id="782792190" name="Picture 3"/>
+            <wp:cNvGraphicFramePr>
+              <a:graphicFrameLocks xmlns:a="http://schemas.openxmlformats.org/drawingml/2006/main" noChangeAspect="1"/>
+            </wp:cNvGraphicFramePr>
+            <a:graphic xmlns:a="http://schemas.openxmlformats.org/drawingml/2006/main">
+              <a:graphicData uri="http://schemas.openxmlformats.org/drawingml/2006/picture">
+                <pic:pic xmlns:pic="http://schemas.openxmlformats.org/drawingml/2006/picture">
+                  <pic:nvPicPr>
+                    <pic:cNvPr id="0" name="Picture 16"/>
+                    <pic:cNvPicPr>
+                      <a:picLocks noChangeAspect="1" noChangeArrowheads="1"/>
+                    </pic:cNvPicPr>
+                  </pic:nvPicPr>
+                  <pic:blipFill>
+                    <a:blip r:embed="rId17" cstate="print">
+                      <a:extLst>
+                        <a:ext uri="{28A0092B-C50C-407E-A947-70E740481C1C}">
+                          <a14:useLocalDpi xmlns:a14="http://schemas.microsoft.com/office/drawing/2010/main" val="0"/>
+                        </a:ext>
+                      </a:extLst>
+                    </a:blip>
+                    <a:srcRect/>
+                    <a:stretch>
+                      <a:fillRect/>
+                    </a:stretch>
+                  </pic:blipFill>
+                  <pic:spPr bwMode="auto">
+                    <a:xfrm>
+                      <a:off x="0" y="0"/>
+                      <a:ext cx="5733415" cy="3223260"/>
+                    </a:xfrm>
+                    <a:prstGeom prst="rect">
+                      <a:avLst/>
+                    </a:prstGeom>
+                    <a:noFill/>
+                    <a:ln>
+                      <a:noFill/>
+                    </a:ln>
+                  </pic:spPr>
+                </pic:pic>
+              </a:graphicData>
+            </a:graphic>
+          </wp:inline>
+        </w:drawing>
+      </w:r>
+    </w:p>
+    <w:p>
+      <w:pPr>
+        <w:pStyle w:val="NormalnyWeb"/>
+        <w:spacing w:before="0" w:beforeAutospacing="0" w:after="0" w:afterAutospacing="0"/>
+      </w:pPr>
+      <w:r>
+        <w:rPr>
+          <w:rFonts w:ascii="Arial" w:hAnsi="Arial" w:cs="Arial"/>
+          <w:b/>
+          <w:bCs/>
+          <w:color w:val="000000"/>
+          <w:sz w:val="22"/>
+          <w:szCs w:val="22"/>
+        </w:rPr>
+        <w:t>Rysunek 4. Kto obsługuje:</w:t>
+      </w:r>
+      <w:r>
+        <w:rPr>
+          <w:rFonts w:ascii="Arial" w:hAnsi="Arial" w:cs="Arial"/>
+          <w:color w:val="000000"/>
+          <w:sz w:val="22"/>
+          <w:szCs w:val="22"/>
+        </w:rPr>
+        <w:t xml:space="preserve"> </w:t>
+      </w:r>
+      <w:r>
+        <w:rPr>
+          <w:rFonts w:ascii="Arial" w:hAnsi="Arial" w:cs="Arial"/>
+          <w:b/>
+          <w:bCs/>
+          <w:color w:val="000000"/>
+          <w:sz w:val="22"/>
+          <w:szCs w:val="22"/>
+        </w:rPr>
+        <w:t>Klient / Kontrahent / Przewoźnik zewnętrzny.</w:t>
+      </w:r>
+    </w:p>
+    <w:p>
+      <w:pPr>
+        <w:pStyle w:val="NormalnyWeb"/>
+        <w:spacing w:before="0" w:beforeAutospacing="0" w:after="0" w:afterAutospacing="0"/>
+      </w:pPr>
+      <w:r>
+        <w:rPr>
+          <w:rFonts w:ascii="Arial" w:hAnsi="Arial" w:cs="Arial"/>
+          <w:b/>
+          <w:bCs/>
+          <w:color w:val="000000"/>
+          <w:sz w:val="22"/>
+          <w:szCs w:val="22"/>
+        </w:rPr>
+        <w:t>Do czego służy:</w:t>
+      </w:r>
+      <w:r>
+        <w:rPr>
+          <w:rFonts w:ascii="Arial" w:hAnsi="Arial" w:cs="Arial"/>
+          <w:color w:val="000000"/>
+          <w:sz w:val="22"/>
+          <w:szCs w:val="22"/>
+        </w:rPr>
+        <w:t xml:space="preserve"> To "punkt wejścia" danych do systemu. Służy do zdalnego informowania portu o planowanym transporcie. Klient definiuje tu, co przywiezie (opis), skąd i dokąd zmierza ładunek oraz kiedy planuje dotrzeć do portu.</w:t>
+      </w:r>
+    </w:p>
+    <w:p>
+      <w:pPr>
+        <w:pStyle w:val="NormalnyWeb"/>
+        <w:spacing w:before="0" w:beforeAutospacing="0" w:after="0" w:afterAutospacing="0"/>
+      </w:pPr>
+      <w:r>
+        <w:rPr>
+          <w:rFonts w:ascii="Arial" w:hAnsi="Arial" w:cs="Arial"/>
+          <w:b/>
+          <w:bCs/>
+          <w:color w:val="000000"/>
+          <w:sz w:val="22"/>
+          <w:szCs w:val="22"/>
+        </w:rPr>
+        <w:t>Kluczowa funkcja:</w:t>
+      </w:r>
+      <w:r>
+        <w:rPr>
+          <w:rFonts w:ascii="Arial" w:hAnsi="Arial" w:cs="Arial"/>
+          <w:color w:val="000000"/>
+          <w:sz w:val="22"/>
+          <w:szCs w:val="22"/>
+        </w:rPr>
         <w:t xml:space="preserve"> Umożliwia portowi wstępne zaplanowanie obłożenia doków, zanim towar w ogóle pojawi się przy bramie.</w:t>
       </w:r>
     </w:p>
     <w:p/>
     <w:p>
       <w:pPr>
-        <w:pStyle w:val="NormalWeb"/>
+        <w:pStyle w:val="NormalnyWeb"/>
         <w:spacing w:before="0" w:beforeAutospacing="0" w:after="0" w:afterAutospacing="0"/>
         <w:jc w:val="center"/>
       </w:pPr>
@@ -4783,7 +6926,7 @@
                     </pic:cNvPicPr>
                   </pic:nvPicPr>
                   <pic:blipFill>
-                    <a:blip r:embed="rId17" cstate="print">
+                    <a:blip r:embed="rId18" cstate="print">
                       <a:extLst>
                         <a:ext uri="{28A0092B-C50C-407E-A947-70E740481C1C}">
                           <a14:useLocalDpi xmlns:a14="http://schemas.microsoft.com/office/drawing/2010/main" val="0"/>
@@ -4817,7 +6960,7 @@
     </w:p>
     <w:p>
       <w:pPr>
-        <w:pStyle w:val="NormalWeb"/>
+        <w:pStyle w:val="NormalnyWeb"/>
         <w:spacing w:before="0" w:beforeAutospacing="0" w:after="0" w:afterAutospacing="0"/>
       </w:pPr>
       <w:r>
@@ -4854,7 +6997,7 @@
     </w:p>
     <w:p>
       <w:pPr>
-        <w:pStyle w:val="NormalWeb"/>
+        <w:pStyle w:val="NormalnyWeb"/>
         <w:spacing w:before="0" w:beforeAutospacing="0" w:after="0" w:afterAutospacing="0"/>
       </w:pPr>
       <w:r>
@@ -4880,7 +7023,7 @@
     </w:p>
     <w:p>
       <w:pPr>
-        <w:pStyle w:val="NormalWeb"/>
+        <w:pStyle w:val="NormalnyWeb"/>
         <w:spacing w:before="0" w:beforeAutospacing="0" w:after="0" w:afterAutospacing="0"/>
       </w:pPr>
       <w:r>
@@ -4951,7 +7094,7 @@
     </w:p>
     <w:p>
       <w:pPr>
-        <w:pStyle w:val="NormalWeb"/>
+        <w:pStyle w:val="NormalnyWeb"/>
         <w:spacing w:before="0" w:beforeAutospacing="0" w:after="0" w:afterAutospacing="0"/>
         <w:jc w:val="center"/>
       </w:pPr>
@@ -4983,7 +7126,7 @@
                     </pic:cNvPicPr>
                   </pic:nvPicPr>
                   <pic:blipFill>
-                    <a:blip r:embed="rId18" cstate="print">
+                    <a:blip r:embed="rId19" cstate="print">
                       <a:extLst>
                         <a:ext uri="{28A0092B-C50C-407E-A947-70E740481C1C}">
                           <a14:useLocalDpi xmlns:a14="http://schemas.microsoft.com/office/drawing/2010/main" val="0"/>
@@ -5017,7 +7160,7 @@
     </w:p>
     <w:p>
       <w:pPr>
-        <w:pStyle w:val="NormalWeb"/>
+        <w:pStyle w:val="NormalnyWeb"/>
         <w:spacing w:before="240" w:beforeAutospacing="0" w:after="240" w:afterAutospacing="0"/>
       </w:pPr>
       <w:r>
@@ -5046,7 +7189,7 @@
     </w:p>
     <w:p>
       <w:pPr>
-        <w:pStyle w:val="NormalWeb"/>
+        <w:pStyle w:val="NormalnyWeb"/>
         <w:spacing w:before="240" w:beforeAutospacing="0" w:after="240" w:afterAutospacing="0"/>
       </w:pPr>
       <w:r>
@@ -5072,7 +7215,7 @@
     </w:p>
     <w:p>
       <w:pPr>
-        <w:pStyle w:val="NormalWeb"/>
+        <w:pStyle w:val="NormalnyWeb"/>
         <w:spacing w:before="240" w:beforeAutospacing="0" w:after="240" w:afterAutospacing="0"/>
       </w:pPr>
       <w:r>
@@ -5107,7 +7250,7 @@
     <w:p/>
     <w:p>
       <w:pPr>
-        <w:pStyle w:val="Heading1"/>
+        <w:pStyle w:val="Nagwek1"/>
         <w:numPr>
           <w:ilvl w:val="0"/>
           <w:numId w:val="7"/>
@@ -5123,7 +7266,7 @@
           <w:noProof/>
         </w:rPr>
         <w:pict w14:anchorId="79598D17">
-          <v:rect id="_x0000_i1035" alt="" style="width:415.5pt;height:.05pt;mso-width-percent:0;mso-height-percent:0;mso-width-percent:0;mso-height-percent:0" o:hrpct="916" o:hralign="center" o:hrstd="t" o:hr="t" fillcolor="#a0a0a0" stroked="f"/>
+          <v:rect id="_x0000_i1037" alt="" style="width:415.5pt;height:.05pt;mso-width-percent:0;mso-height-percent:0;mso-width-percent:0;mso-height-percent:0" o:hrpct="916" o:hralign="center" o:hrstd="t" o:hr="t" fillcolor="#a0a0a0" stroked="f"/>
         </w:pict>
       </w:r>
     </w:p>
@@ -5131,7 +7274,7 @@
     <w:p/>
     <w:p>
       <w:pPr>
-        <w:pStyle w:val="Heading1"/>
+        <w:pStyle w:val="Nagwek1"/>
         <w:numPr>
           <w:ilvl w:val="0"/>
           <w:numId w:val="7"/>
@@ -5148,7 +7291,7 @@
           <w:noProof/>
         </w:rPr>
         <w:pict w14:anchorId="22234695">
-          <v:rect id="_x0000_i1036" alt="" style="width:415.5pt;height:.05pt;mso-width-percent:0;mso-height-percent:0;mso-width-percent:0;mso-height-percent:0" o:hrpct="916" o:hralign="center" o:hrstd="t" o:hr="t" fillcolor="#a0a0a0" stroked="f"/>
+          <v:rect id="_x0000_i1038" alt="" style="width:415.5pt;height:.05pt;mso-width-percent:0;mso-height-percent:0;mso-width-percent:0;mso-height-percent:0" o:hrpct="916" o:hralign="center" o:hrstd="t" o:hr="t" fillcolor="#a0a0a0" stroked="f"/>
         </w:pict>
       </w:r>
     </w:p>
@@ -5156,7 +7299,7 @@
     <w:p/>
     <w:p>
       <w:pPr>
-        <w:pStyle w:val="Heading1"/>
+        <w:pStyle w:val="Nagwek1"/>
         <w:numPr>
           <w:ilvl w:val="0"/>
           <w:numId w:val="7"/>
@@ -5172,7 +7315,7 @@
           <w:noProof/>
         </w:rPr>
         <w:pict w14:anchorId="1915630C">
-          <v:rect id="_x0000_i1037" alt="" style="width:415.5pt;height:.05pt;mso-width-percent:0;mso-height-percent:0;mso-width-percent:0;mso-height-percent:0" o:hrpct="916" o:hralign="center" o:hrstd="t" o:hr="t" fillcolor="#a0a0a0" stroked="f"/>
+          <v:rect id="_x0000_i1039" alt="" style="width:415.5pt;height:.05pt;mso-width-percent:0;mso-height-percent:0;mso-width-percent:0;mso-height-percent:0" o:hrpct="916" o:hralign="center" o:hrstd="t" o:hr="t" fillcolor="#a0a0a0" stroked="f"/>
         </w:pict>
       </w:r>
     </w:p>
@@ -5180,7 +7323,7 @@
     <w:p/>
     <w:p>
       <w:pPr>
-        <w:pStyle w:val="Heading1"/>
+        <w:pStyle w:val="Nagwek1"/>
         <w:numPr>
           <w:ilvl w:val="0"/>
           <w:numId w:val="7"/>
@@ -5196,7 +7339,7 @@
           <w:noProof/>
         </w:rPr>
         <w:pict w14:anchorId="597A6B9B">
-          <v:rect id="_x0000_i1038" alt="" style="width:415.5pt;height:.05pt;mso-width-percent:0;mso-height-percent:0;mso-width-percent:0;mso-height-percent:0" o:hrpct="916" o:hralign="center" o:hrstd="t" o:hr="t" fillcolor="#a0a0a0" stroked="f"/>
+          <v:rect id="_x0000_i1040" alt="" style="width:415.5pt;height:.05pt;mso-width-percent:0;mso-height-percent:0;mso-width-percent:0;mso-height-percent:0" o:hrpct="916" o:hralign="center" o:hrstd="t" o:hr="t" fillcolor="#a0a0a0" stroked="f"/>
         </w:pict>
       </w:r>
     </w:p>
@@ -5204,7 +7347,7 @@
     <w:p/>
     <w:p>
       <w:pPr>
-        <w:pStyle w:val="Heading1"/>
+        <w:pStyle w:val="Nagwek1"/>
         <w:numPr>
           <w:ilvl w:val="0"/>
           <w:numId w:val="7"/>
@@ -5220,7 +7363,7 @@
           <w:noProof/>
         </w:rPr>
         <w:pict w14:anchorId="1719E7CE">
-          <v:rect id="_x0000_i1039" alt="" style="width:415.5pt;height:.05pt;mso-width-percent:0;mso-height-percent:0;mso-width-percent:0;mso-height-percent:0" o:hrpct="916" o:hralign="center" o:hrstd="t" o:hr="t" fillcolor="#a0a0a0" stroked="f"/>
+          <v:rect id="_x0000_i1041" alt="" style="width:415.5pt;height:.05pt;mso-width-percent:0;mso-height-percent:0;mso-width-percent:0;mso-height-percent:0" o:hrpct="916" o:hralign="center" o:hrstd="t" o:hr="t" fillcolor="#a0a0a0" stroked="f"/>
         </w:pict>
       </w:r>
     </w:p>
@@ -5242,6 +7385,155 @@
 <file path=word/numbering.xml><?xml version="1.0" encoding="utf-8"?>
 <w:numbering xmlns:wpc="http://schemas.microsoft.com/office/word/2010/wordprocessingCanvas" xmlns:cx="http://schemas.microsoft.com/office/drawing/2014/chartex" xmlns:cx1="http://schemas.microsoft.com/office/drawing/2015/9/8/chartex" xmlns:cx2="http://schemas.microsoft.com/office/drawing/2015/10/21/chartex" xmlns:cx3="http://schemas.microsoft.com/office/drawing/2016/5/9/chartex" xmlns:cx4="http://schemas.microsoft.com/office/drawing/2016/5/10/chartex" xmlns:cx5="http://schemas.microsoft.com/office/drawing/2016/5/11/chartex" xmlns:cx6="http://schemas.microsoft.com/office/drawing/2016/5/12/chartex" xmlns:cx7="http://schemas.microsoft.com/office/drawing/2016/5/13/chartex" xmlns:cx8="http://schemas.microsoft.com/office/drawing/2016/5/14/chartex" xmlns:mc="http://schemas.openxmlformats.org/markup-compatibility/2006" xmlns:aink="http://schemas.microsoft.com/office/drawing/2016/ink" xmlns:am3d="http://schemas.microsoft.com/office/drawing/2017/model3d" xmlns:o="urn:schemas-microsoft-com:office:office" xmlns:oel="http://schemas.microsoft.com/office/2019/extlst" xmlns:r="http://schemas.openxmlformats.org/officeDocument/2006/relationships" xmlns:m="http://schemas.openxmlformats.org/officeDocument/2006/math" xmlns:v="urn:schemas-microsoft-com:vml" xmlns:wp14="http://schemas.microsoft.com/office/word/2010/wordprocessingDrawing" xmlns:wp="http://schemas.openxmlformats.org/drawingml/2006/wordprocessingDrawing" xmlns:w10="urn:schemas-microsoft-com:office:word" xmlns:w="http://schemas.openxmlformats.org/wordprocessingml/2006/main" xmlns:w14="http://schemas.microsoft.com/office/word/2010/wordml" xmlns:w15="http://schemas.microsoft.com/office/word/2012/wordml" xmlns:w16cex="http://schemas.microsoft.com/office/word/2018/wordml/cex" xmlns:w16cid="http://schemas.microsoft.com/office/word/2016/wordml/cid" xmlns:w16="http://schemas.microsoft.com/office/word/2018/wordml" xmlns:w16du="http://schemas.microsoft.com/office/word/2023/wordml/word16du" xmlns:w16sdtdh="http://schemas.microsoft.com/office/word/2020/wordml/sdtdatahash" xmlns:w16sdtfl="http://schemas.microsoft.com/office/word/2024/wordml/sdtformatlock" xmlns:w16se="http://schemas.microsoft.com/office/word/2015/wordml/symex" xmlns:wpg="http://schemas.microsoft.com/office/word/2010/wordprocessingGroup" xmlns:wpi="http://schemas.microsoft.com/office/word/2010/wordprocessingInk" xmlns:wne="http://schemas.microsoft.com/office/word/2006/wordml" xmlns:wps="http://schemas.microsoft.com/office/word/2010/wordprocessingShape" mc:Ignorable="w14 w15 w16se w16cid w16 w16cex w16sdtdh w16sdtfl w16du wp14">
   <w:abstractNum w:abstractNumId="0" w15:restartNumberingAfterBreak="0">
+    <w:nsid w:val="00A43DB0"/>
+    <w:multiLevelType w:val="multilevel"/>
+    <w:tmpl w:val="9DFC5FF0"/>
+    <w:lvl w:ilvl="0">
+      <w:start w:val="1"/>
+      <w:numFmt w:val="bullet"/>
+      <w:lvlText w:val=""/>
+      <w:lvlJc w:val="left"/>
+      <w:pPr>
+        <w:tabs>
+          <w:tab w:val="num" w:pos="720"/>
+        </w:tabs>
+        <w:ind w:left="720" w:hanging="360"/>
+      </w:pPr>
+      <w:rPr>
+        <w:rFonts w:ascii="Symbol" w:hAnsi="Symbol" w:hint="default"/>
+        <w:sz w:val="20"/>
+      </w:rPr>
+    </w:lvl>
+    <w:lvl w:ilvl="1">
+      <w:start w:val="1"/>
+      <w:numFmt w:val="bullet"/>
+      <w:lvlText w:val="o"/>
+      <w:lvlJc w:val="left"/>
+      <w:pPr>
+        <w:tabs>
+          <w:tab w:val="num" w:pos="1440"/>
+        </w:tabs>
+        <w:ind w:left="1440" w:hanging="360"/>
+      </w:pPr>
+      <w:rPr>
+        <w:rFonts w:ascii="Courier New" w:hAnsi="Courier New" w:hint="default"/>
+        <w:sz w:val="20"/>
+      </w:rPr>
+    </w:lvl>
+    <w:lvl w:ilvl="2" w:tentative="1">
+      <w:start w:val="1"/>
+      <w:numFmt w:val="bullet"/>
+      <w:lvlText w:val=""/>
+      <w:lvlJc w:val="left"/>
+      <w:pPr>
+        <w:tabs>
+          <w:tab w:val="num" w:pos="2160"/>
+        </w:tabs>
+        <w:ind w:left="2160" w:hanging="360"/>
+      </w:pPr>
+      <w:rPr>
+        <w:rFonts w:ascii="Wingdings" w:hAnsi="Wingdings" w:hint="default"/>
+        <w:sz w:val="20"/>
+      </w:rPr>
+    </w:lvl>
+    <w:lvl w:ilvl="3" w:tentative="1">
+      <w:start w:val="1"/>
+      <w:numFmt w:val="bullet"/>
+      <w:lvlText w:val=""/>
+      <w:lvlJc w:val="left"/>
+      <w:pPr>
+        <w:tabs>
+          <w:tab w:val="num" w:pos="2880"/>
+        </w:tabs>
+        <w:ind w:left="2880" w:hanging="360"/>
+      </w:pPr>
+      <w:rPr>
+        <w:rFonts w:ascii="Wingdings" w:hAnsi="Wingdings" w:hint="default"/>
+        <w:sz w:val="20"/>
+      </w:rPr>
+    </w:lvl>
+    <w:lvl w:ilvl="4" w:tentative="1">
+      <w:start w:val="1"/>
+      <w:numFmt w:val="bullet"/>
+      <w:lvlText w:val=""/>
+      <w:lvlJc w:val="left"/>
+      <w:pPr>
+        <w:tabs>
+          <w:tab w:val="num" w:pos="3600"/>
+        </w:tabs>
+        <w:ind w:left="3600" w:hanging="360"/>
+      </w:pPr>
+      <w:rPr>
+        <w:rFonts w:ascii="Wingdings" w:hAnsi="Wingdings" w:hint="default"/>
+        <w:sz w:val="20"/>
+      </w:rPr>
+    </w:lvl>
+    <w:lvl w:ilvl="5" w:tentative="1">
+      <w:start w:val="1"/>
+      <w:numFmt w:val="bullet"/>
+      <w:lvlText w:val=""/>
+      <w:lvlJc w:val="left"/>
+      <w:pPr>
+        <w:tabs>
+          <w:tab w:val="num" w:pos="4320"/>
+        </w:tabs>
+        <w:ind w:left="4320" w:hanging="360"/>
+      </w:pPr>
+      <w:rPr>
+        <w:rFonts w:ascii="Wingdings" w:hAnsi="Wingdings" w:hint="default"/>
+        <w:sz w:val="20"/>
+      </w:rPr>
+    </w:lvl>
+    <w:lvl w:ilvl="6" w:tentative="1">
+      <w:start w:val="1"/>
+      <w:numFmt w:val="bullet"/>
+      <w:lvlText w:val=""/>
+      <w:lvlJc w:val="left"/>
+      <w:pPr>
+        <w:tabs>
+          <w:tab w:val="num" w:pos="5040"/>
+        </w:tabs>
+        <w:ind w:left="5040" w:hanging="360"/>
+      </w:pPr>
+      <w:rPr>
+        <w:rFonts w:ascii="Wingdings" w:hAnsi="Wingdings" w:hint="default"/>
+        <w:sz w:val="20"/>
+      </w:rPr>
+    </w:lvl>
+    <w:lvl w:ilvl="7" w:tentative="1">
+      <w:start w:val="1"/>
+      <w:numFmt w:val="bullet"/>
+      <w:lvlText w:val=""/>
+      <w:lvlJc w:val="left"/>
+      <w:pPr>
+        <w:tabs>
+          <w:tab w:val="num" w:pos="5760"/>
+        </w:tabs>
+        <w:ind w:left="5760" w:hanging="360"/>
+      </w:pPr>
+      <w:rPr>
+        <w:rFonts w:ascii="Wingdings" w:hAnsi="Wingdings" w:hint="default"/>
+        <w:sz w:val="20"/>
+      </w:rPr>
+    </w:lvl>
+    <w:lvl w:ilvl="8" w:tentative="1">
+      <w:start w:val="1"/>
+      <w:numFmt w:val="bullet"/>
+      <w:lvlText w:val=""/>
+      <w:lvlJc w:val="left"/>
+      <w:pPr>
+        <w:tabs>
+          <w:tab w:val="num" w:pos="6480"/>
+        </w:tabs>
+        <w:ind w:left="6480" w:hanging="360"/>
+      </w:pPr>
+      <w:rPr>
+        <w:rFonts w:ascii="Wingdings" w:hAnsi="Wingdings" w:hint="default"/>
+        <w:sz w:val="20"/>
+      </w:rPr>
+    </w:lvl>
+  </w:abstractNum>
+  <w:abstractNum w:abstractNumId="1" w15:restartNumberingAfterBreak="0">
     <w:nsid w:val="039221DD"/>
     <w:multiLevelType w:val="multilevel"/>
     <w:tmpl w:val="BC7455B0"/>
@@ -5354,7 +7646,7 @@
       </w:rPr>
     </w:lvl>
   </w:abstractNum>
-  <w:abstractNum w:abstractNumId="1" w15:restartNumberingAfterBreak="0">
+  <w:abstractNum w:abstractNumId="2" w15:restartNumberingAfterBreak="0">
     <w:nsid w:val="06522F02"/>
     <w:multiLevelType w:val="multilevel"/>
     <w:tmpl w:val="23C8FC70"/>
@@ -5503,7 +7795,7 @@
       </w:rPr>
     </w:lvl>
   </w:abstractNum>
-  <w:abstractNum w:abstractNumId="2" w15:restartNumberingAfterBreak="0">
+  <w:abstractNum w:abstractNumId="3" w15:restartNumberingAfterBreak="0">
     <w:nsid w:val="0BAD3038"/>
     <w:multiLevelType w:val="multilevel"/>
     <w:tmpl w:val="35569A96"/>
@@ -5616,10 +7908,10 @@
       </w:rPr>
     </w:lvl>
   </w:abstractNum>
-  <w:abstractNum w:abstractNumId="3" w15:restartNumberingAfterBreak="0">
-    <w:nsid w:val="0C041E04"/>
+  <w:abstractNum w:abstractNumId="4" w15:restartNumberingAfterBreak="0">
+    <w:nsid w:val="0DFA5501"/>
     <w:multiLevelType w:val="multilevel"/>
-    <w:tmpl w:val="617E7CB6"/>
+    <w:tmpl w:val="A650DC4C"/>
     <w:lvl w:ilvl="0">
       <w:start w:val="1"/>
       <w:numFmt w:val="bullet"/>
@@ -5637,155 +7929,6 @@
       </w:rPr>
     </w:lvl>
     <w:lvl w:ilvl="1">
-      <w:start w:val="1"/>
-      <w:numFmt w:val="bullet"/>
-      <w:lvlText w:val="o"/>
-      <w:lvlJc w:val="left"/>
-      <w:pPr>
-        <w:tabs>
-          <w:tab w:val="num" w:pos="1440"/>
-        </w:tabs>
-        <w:ind w:left="1440" w:hanging="360"/>
-      </w:pPr>
-      <w:rPr>
-        <w:rFonts w:ascii="Courier New" w:hAnsi="Courier New" w:hint="default"/>
-        <w:sz w:val="20"/>
-      </w:rPr>
-    </w:lvl>
-    <w:lvl w:ilvl="2" w:tentative="1">
-      <w:start w:val="1"/>
-      <w:numFmt w:val="bullet"/>
-      <w:lvlText w:val=""/>
-      <w:lvlJc w:val="left"/>
-      <w:pPr>
-        <w:tabs>
-          <w:tab w:val="num" w:pos="2160"/>
-        </w:tabs>
-        <w:ind w:left="2160" w:hanging="360"/>
-      </w:pPr>
-      <w:rPr>
-        <w:rFonts w:ascii="Wingdings" w:hAnsi="Wingdings" w:hint="default"/>
-        <w:sz w:val="20"/>
-      </w:rPr>
-    </w:lvl>
-    <w:lvl w:ilvl="3" w:tentative="1">
-      <w:start w:val="1"/>
-      <w:numFmt w:val="bullet"/>
-      <w:lvlText w:val=""/>
-      <w:lvlJc w:val="left"/>
-      <w:pPr>
-        <w:tabs>
-          <w:tab w:val="num" w:pos="2880"/>
-        </w:tabs>
-        <w:ind w:left="2880" w:hanging="360"/>
-      </w:pPr>
-      <w:rPr>
-        <w:rFonts w:ascii="Wingdings" w:hAnsi="Wingdings" w:hint="default"/>
-        <w:sz w:val="20"/>
-      </w:rPr>
-    </w:lvl>
-    <w:lvl w:ilvl="4" w:tentative="1">
-      <w:start w:val="1"/>
-      <w:numFmt w:val="bullet"/>
-      <w:lvlText w:val=""/>
-      <w:lvlJc w:val="left"/>
-      <w:pPr>
-        <w:tabs>
-          <w:tab w:val="num" w:pos="3600"/>
-        </w:tabs>
-        <w:ind w:left="3600" w:hanging="360"/>
-      </w:pPr>
-      <w:rPr>
-        <w:rFonts w:ascii="Wingdings" w:hAnsi="Wingdings" w:hint="default"/>
-        <w:sz w:val="20"/>
-      </w:rPr>
-    </w:lvl>
-    <w:lvl w:ilvl="5" w:tentative="1">
-      <w:start w:val="1"/>
-      <w:numFmt w:val="bullet"/>
-      <w:lvlText w:val=""/>
-      <w:lvlJc w:val="left"/>
-      <w:pPr>
-        <w:tabs>
-          <w:tab w:val="num" w:pos="4320"/>
-        </w:tabs>
-        <w:ind w:left="4320" w:hanging="360"/>
-      </w:pPr>
-      <w:rPr>
-        <w:rFonts w:ascii="Wingdings" w:hAnsi="Wingdings" w:hint="default"/>
-        <w:sz w:val="20"/>
-      </w:rPr>
-    </w:lvl>
-    <w:lvl w:ilvl="6" w:tentative="1">
-      <w:start w:val="1"/>
-      <w:numFmt w:val="bullet"/>
-      <w:lvlText w:val=""/>
-      <w:lvlJc w:val="left"/>
-      <w:pPr>
-        <w:tabs>
-          <w:tab w:val="num" w:pos="5040"/>
-        </w:tabs>
-        <w:ind w:left="5040" w:hanging="360"/>
-      </w:pPr>
-      <w:rPr>
-        <w:rFonts w:ascii="Wingdings" w:hAnsi="Wingdings" w:hint="default"/>
-        <w:sz w:val="20"/>
-      </w:rPr>
-    </w:lvl>
-    <w:lvl w:ilvl="7" w:tentative="1">
-      <w:start w:val="1"/>
-      <w:numFmt w:val="bullet"/>
-      <w:lvlText w:val=""/>
-      <w:lvlJc w:val="left"/>
-      <w:pPr>
-        <w:tabs>
-          <w:tab w:val="num" w:pos="5760"/>
-        </w:tabs>
-        <w:ind w:left="5760" w:hanging="360"/>
-      </w:pPr>
-      <w:rPr>
-        <w:rFonts w:ascii="Wingdings" w:hAnsi="Wingdings" w:hint="default"/>
-        <w:sz w:val="20"/>
-      </w:rPr>
-    </w:lvl>
-    <w:lvl w:ilvl="8" w:tentative="1">
-      <w:start w:val="1"/>
-      <w:numFmt w:val="bullet"/>
-      <w:lvlText w:val=""/>
-      <w:lvlJc w:val="left"/>
-      <w:pPr>
-        <w:tabs>
-          <w:tab w:val="num" w:pos="6480"/>
-        </w:tabs>
-        <w:ind w:left="6480" w:hanging="360"/>
-      </w:pPr>
-      <w:rPr>
-        <w:rFonts w:ascii="Wingdings" w:hAnsi="Wingdings" w:hint="default"/>
-        <w:sz w:val="20"/>
-      </w:rPr>
-    </w:lvl>
-  </w:abstractNum>
-  <w:abstractNum w:abstractNumId="4" w15:restartNumberingAfterBreak="0">
-    <w:nsid w:val="0C373AB9"/>
-    <w:multiLevelType w:val="multilevel"/>
-    <w:tmpl w:val="1C6A5AE0"/>
-    <w:lvl w:ilvl="0">
-      <w:start w:val="1"/>
-      <w:numFmt w:val="bullet"/>
-      <w:lvlText w:val=""/>
-      <w:lvlJc w:val="left"/>
-      <w:pPr>
-        <w:tabs>
-          <w:tab w:val="num" w:pos="720"/>
-        </w:tabs>
-        <w:ind w:left="720" w:hanging="360"/>
-      </w:pPr>
-      <w:rPr>
-        <w:rFonts w:ascii="Symbol" w:hAnsi="Symbol" w:hint="default"/>
-        <w:sz w:val="20"/>
-      </w:rPr>
-    </w:lvl>
-    <w:lvl w:ilvl="1" w:tentative="1">
       <w:start w:val="1"/>
       <w:numFmt w:val="bullet"/>
       <w:lvlText w:val="o"/>
@@ -5915,155 +8058,6 @@
     </w:lvl>
   </w:abstractNum>
   <w:abstractNum w:abstractNumId="5" w15:restartNumberingAfterBreak="0">
-    <w:nsid w:val="123365F4"/>
-    <w:multiLevelType w:val="multilevel"/>
-    <w:tmpl w:val="3C7A7360"/>
-    <w:lvl w:ilvl="0">
-      <w:start w:val="1"/>
-      <w:numFmt w:val="bullet"/>
-      <w:lvlText w:val=""/>
-      <w:lvlJc w:val="left"/>
-      <w:pPr>
-        <w:tabs>
-          <w:tab w:val="num" w:pos="720"/>
-        </w:tabs>
-        <w:ind w:left="720" w:hanging="360"/>
-      </w:pPr>
-      <w:rPr>
-        <w:rFonts w:ascii="Symbol" w:hAnsi="Symbol" w:hint="default"/>
-        <w:sz w:val="20"/>
-      </w:rPr>
-    </w:lvl>
-    <w:lvl w:ilvl="1">
-      <w:start w:val="1"/>
-      <w:numFmt w:val="bullet"/>
-      <w:lvlText w:val="o"/>
-      <w:lvlJc w:val="left"/>
-      <w:pPr>
-        <w:tabs>
-          <w:tab w:val="num" w:pos="1440"/>
-        </w:tabs>
-        <w:ind w:left="1440" w:hanging="360"/>
-      </w:pPr>
-      <w:rPr>
-        <w:rFonts w:ascii="Courier New" w:hAnsi="Courier New" w:hint="default"/>
-        <w:sz w:val="20"/>
-      </w:rPr>
-    </w:lvl>
-    <w:lvl w:ilvl="2" w:tentative="1">
-      <w:start w:val="1"/>
-      <w:numFmt w:val="bullet"/>
-      <w:lvlText w:val=""/>
-      <w:lvlJc w:val="left"/>
-      <w:pPr>
-        <w:tabs>
-          <w:tab w:val="num" w:pos="2160"/>
-        </w:tabs>
-        <w:ind w:left="2160" w:hanging="360"/>
-      </w:pPr>
-      <w:rPr>
-        <w:rFonts w:ascii="Wingdings" w:hAnsi="Wingdings" w:hint="default"/>
-        <w:sz w:val="20"/>
-      </w:rPr>
-    </w:lvl>
-    <w:lvl w:ilvl="3" w:tentative="1">
-      <w:start w:val="1"/>
-      <w:numFmt w:val="bullet"/>
-      <w:lvlText w:val=""/>
-      <w:lvlJc w:val="left"/>
-      <w:pPr>
-        <w:tabs>
-          <w:tab w:val="num" w:pos="2880"/>
-        </w:tabs>
-        <w:ind w:left="2880" w:hanging="360"/>
-      </w:pPr>
-      <w:rPr>
-        <w:rFonts w:ascii="Wingdings" w:hAnsi="Wingdings" w:hint="default"/>
-        <w:sz w:val="20"/>
-      </w:rPr>
-    </w:lvl>
-    <w:lvl w:ilvl="4" w:tentative="1">
-      <w:start w:val="1"/>
-      <w:numFmt w:val="bullet"/>
-      <w:lvlText w:val=""/>
-      <w:lvlJc w:val="left"/>
-      <w:pPr>
-        <w:tabs>
-          <w:tab w:val="num" w:pos="3600"/>
-        </w:tabs>
-        <w:ind w:left="3600" w:hanging="360"/>
-      </w:pPr>
-      <w:rPr>
-        <w:rFonts w:ascii="Wingdings" w:hAnsi="Wingdings" w:hint="default"/>
-        <w:sz w:val="20"/>
-      </w:rPr>
-    </w:lvl>
-    <w:lvl w:ilvl="5" w:tentative="1">
-      <w:start w:val="1"/>
-      <w:numFmt w:val="bullet"/>
-      <w:lvlText w:val=""/>
-      <w:lvlJc w:val="left"/>
-      <w:pPr>
-        <w:tabs>
-          <w:tab w:val="num" w:pos="4320"/>
-        </w:tabs>
-        <w:ind w:left="4320" w:hanging="360"/>
-      </w:pPr>
-      <w:rPr>
-        <w:rFonts w:ascii="Wingdings" w:hAnsi="Wingdings" w:hint="default"/>
-        <w:sz w:val="20"/>
-      </w:rPr>
-    </w:lvl>
-    <w:lvl w:ilvl="6" w:tentative="1">
-      <w:start w:val="1"/>
-      <w:numFmt w:val="bullet"/>
-      <w:lvlText w:val=""/>
-      <w:lvlJc w:val="left"/>
-      <w:pPr>
-        <w:tabs>
-          <w:tab w:val="num" w:pos="5040"/>
-        </w:tabs>
-        <w:ind w:left="5040" w:hanging="360"/>
-      </w:pPr>
-      <w:rPr>
-        <w:rFonts w:ascii="Wingdings" w:hAnsi="Wingdings" w:hint="default"/>
-        <w:sz w:val="20"/>
-      </w:rPr>
-    </w:lvl>
-    <w:lvl w:ilvl="7" w:tentative="1">
-      <w:start w:val="1"/>
-      <w:numFmt w:val="bullet"/>
-      <w:lvlText w:val=""/>
-      <w:lvlJc w:val="left"/>
-      <w:pPr>
-        <w:tabs>
-          <w:tab w:val="num" w:pos="5760"/>
-        </w:tabs>
-        <w:ind w:left="5760" w:hanging="360"/>
-      </w:pPr>
-      <w:rPr>
-        <w:rFonts w:ascii="Wingdings" w:hAnsi="Wingdings" w:hint="default"/>
-        <w:sz w:val="20"/>
-      </w:rPr>
-    </w:lvl>
-    <w:lvl w:ilvl="8" w:tentative="1">
-      <w:start w:val="1"/>
-      <w:numFmt w:val="bullet"/>
-      <w:lvlText w:val=""/>
-      <w:lvlJc w:val="left"/>
-      <w:pPr>
-        <w:tabs>
-          <w:tab w:val="num" w:pos="6480"/>
-        </w:tabs>
-        <w:ind w:left="6480" w:hanging="360"/>
-      </w:pPr>
-      <w:rPr>
-        <w:rFonts w:ascii="Wingdings" w:hAnsi="Wingdings" w:hint="default"/>
-        <w:sz w:val="20"/>
-      </w:rPr>
-    </w:lvl>
-  </w:abstractNum>
-  <w:abstractNum w:abstractNumId="6" w15:restartNumberingAfterBreak="0">
     <w:nsid w:val="13AB4A3D"/>
     <w:multiLevelType w:val="multilevel"/>
     <w:tmpl w:val="5F862806"/>
@@ -6176,7 +8170,7 @@
       </w:rPr>
     </w:lvl>
   </w:abstractNum>
-  <w:abstractNum w:abstractNumId="7" w15:restartNumberingAfterBreak="0">
+  <w:abstractNum w:abstractNumId="6" w15:restartNumberingAfterBreak="0">
     <w:nsid w:val="13E61A43"/>
     <w:multiLevelType w:val="multilevel"/>
     <w:tmpl w:val="85241A28"/>
@@ -6325,7 +8319,7 @@
       </w:rPr>
     </w:lvl>
   </w:abstractNum>
-  <w:abstractNum w:abstractNumId="8" w15:restartNumberingAfterBreak="0">
+  <w:abstractNum w:abstractNumId="7" w15:restartNumberingAfterBreak="0">
     <w:nsid w:val="1A3D3C53"/>
     <w:multiLevelType w:val="multilevel"/>
     <w:tmpl w:val="1A3CC12A"/>
@@ -6438,156 +8432,7 @@
       </w:rPr>
     </w:lvl>
   </w:abstractNum>
-  <w:abstractNum w:abstractNumId="9" w15:restartNumberingAfterBreak="0">
-    <w:nsid w:val="1AA44142"/>
-    <w:multiLevelType w:val="multilevel"/>
-    <w:tmpl w:val="7E9C85F4"/>
-    <w:lvl w:ilvl="0">
-      <w:start w:val="1"/>
-      <w:numFmt w:val="bullet"/>
-      <w:lvlText w:val=""/>
-      <w:lvlJc w:val="left"/>
-      <w:pPr>
-        <w:tabs>
-          <w:tab w:val="num" w:pos="720"/>
-        </w:tabs>
-        <w:ind w:left="720" w:hanging="360"/>
-      </w:pPr>
-      <w:rPr>
-        <w:rFonts w:ascii="Symbol" w:hAnsi="Symbol" w:hint="default"/>
-        <w:sz w:val="20"/>
-      </w:rPr>
-    </w:lvl>
-    <w:lvl w:ilvl="1" w:tentative="1">
-      <w:start w:val="1"/>
-      <w:numFmt w:val="bullet"/>
-      <w:lvlText w:val="o"/>
-      <w:lvlJc w:val="left"/>
-      <w:pPr>
-        <w:tabs>
-          <w:tab w:val="num" w:pos="1440"/>
-        </w:tabs>
-        <w:ind w:left="1440" w:hanging="360"/>
-      </w:pPr>
-      <w:rPr>
-        <w:rFonts w:ascii="Courier New" w:hAnsi="Courier New" w:hint="default"/>
-        <w:sz w:val="20"/>
-      </w:rPr>
-    </w:lvl>
-    <w:lvl w:ilvl="2" w:tentative="1">
-      <w:start w:val="1"/>
-      <w:numFmt w:val="bullet"/>
-      <w:lvlText w:val=""/>
-      <w:lvlJc w:val="left"/>
-      <w:pPr>
-        <w:tabs>
-          <w:tab w:val="num" w:pos="2160"/>
-        </w:tabs>
-        <w:ind w:left="2160" w:hanging="360"/>
-      </w:pPr>
-      <w:rPr>
-        <w:rFonts w:ascii="Wingdings" w:hAnsi="Wingdings" w:hint="default"/>
-        <w:sz w:val="20"/>
-      </w:rPr>
-    </w:lvl>
-    <w:lvl w:ilvl="3" w:tentative="1">
-      <w:start w:val="1"/>
-      <w:numFmt w:val="bullet"/>
-      <w:lvlText w:val=""/>
-      <w:lvlJc w:val="left"/>
-      <w:pPr>
-        <w:tabs>
-          <w:tab w:val="num" w:pos="2880"/>
-        </w:tabs>
-        <w:ind w:left="2880" w:hanging="360"/>
-      </w:pPr>
-      <w:rPr>
-        <w:rFonts w:ascii="Wingdings" w:hAnsi="Wingdings" w:hint="default"/>
-        <w:sz w:val="20"/>
-      </w:rPr>
-    </w:lvl>
-    <w:lvl w:ilvl="4" w:tentative="1">
-      <w:start w:val="1"/>
-      <w:numFmt w:val="bullet"/>
-      <w:lvlText w:val=""/>
-      <w:lvlJc w:val="left"/>
-      <w:pPr>
-        <w:tabs>
-          <w:tab w:val="num" w:pos="3600"/>
-        </w:tabs>
-        <w:ind w:left="3600" w:hanging="360"/>
-      </w:pPr>
-      <w:rPr>
-        <w:rFonts w:ascii="Wingdings" w:hAnsi="Wingdings" w:hint="default"/>
-        <w:sz w:val="20"/>
-      </w:rPr>
-    </w:lvl>
-    <w:lvl w:ilvl="5" w:tentative="1">
-      <w:start w:val="1"/>
-      <w:numFmt w:val="bullet"/>
-      <w:lvlText w:val=""/>
-      <w:lvlJc w:val="left"/>
-      <w:pPr>
-        <w:tabs>
-          <w:tab w:val="num" w:pos="4320"/>
-        </w:tabs>
-        <w:ind w:left="4320" w:hanging="360"/>
-      </w:pPr>
-      <w:rPr>
-        <w:rFonts w:ascii="Wingdings" w:hAnsi="Wingdings" w:hint="default"/>
-        <w:sz w:val="20"/>
-      </w:rPr>
-    </w:lvl>
-    <w:lvl w:ilvl="6" w:tentative="1">
-      <w:start w:val="1"/>
-      <w:numFmt w:val="bullet"/>
-      <w:lvlText w:val=""/>
-      <w:lvlJc w:val="left"/>
-      <w:pPr>
-        <w:tabs>
-          <w:tab w:val="num" w:pos="5040"/>
-        </w:tabs>
-        <w:ind w:left="5040" w:hanging="360"/>
-      </w:pPr>
-      <w:rPr>
-        <w:rFonts w:ascii="Wingdings" w:hAnsi="Wingdings" w:hint="default"/>
-        <w:sz w:val="20"/>
-      </w:rPr>
-    </w:lvl>
-    <w:lvl w:ilvl="7" w:tentative="1">
-      <w:start w:val="1"/>
-      <w:numFmt w:val="bullet"/>
-      <w:lvlText w:val=""/>
-      <w:lvlJc w:val="left"/>
-      <w:pPr>
-        <w:tabs>
-          <w:tab w:val="num" w:pos="5760"/>
-        </w:tabs>
-        <w:ind w:left="5760" w:hanging="360"/>
-      </w:pPr>
-      <w:rPr>
-        <w:rFonts w:ascii="Wingdings" w:hAnsi="Wingdings" w:hint="default"/>
-        <w:sz w:val="20"/>
-      </w:rPr>
-    </w:lvl>
-    <w:lvl w:ilvl="8" w:tentative="1">
-      <w:start w:val="1"/>
-      <w:numFmt w:val="bullet"/>
-      <w:lvlText w:val=""/>
-      <w:lvlJc w:val="left"/>
-      <w:pPr>
-        <w:tabs>
-          <w:tab w:val="num" w:pos="6480"/>
-        </w:tabs>
-        <w:ind w:left="6480" w:hanging="360"/>
-      </w:pPr>
-      <w:rPr>
-        <w:rFonts w:ascii="Wingdings" w:hAnsi="Wingdings" w:hint="default"/>
-        <w:sz w:val="20"/>
-      </w:rPr>
-    </w:lvl>
-  </w:abstractNum>
-  <w:abstractNum w:abstractNumId="10" w15:restartNumberingAfterBreak="0">
+  <w:abstractNum w:abstractNumId="8" w15:restartNumberingAfterBreak="0">
     <w:nsid w:val="220308DA"/>
     <w:multiLevelType w:val="multilevel"/>
     <w:tmpl w:val="75BC2B24"/>
@@ -6736,10 +8581,10 @@
       </w:rPr>
     </w:lvl>
   </w:abstractNum>
-  <w:abstractNum w:abstractNumId="11" w15:restartNumberingAfterBreak="0">
-    <w:nsid w:val="26750425"/>
+  <w:abstractNum w:abstractNumId="9" w15:restartNumberingAfterBreak="0">
+    <w:nsid w:val="26891B54"/>
     <w:multiLevelType w:val="multilevel"/>
-    <w:tmpl w:val="744C04D0"/>
+    <w:tmpl w:val="2C70462C"/>
     <w:lvl w:ilvl="0">
       <w:start w:val="1"/>
       <w:numFmt w:val="bullet"/>
@@ -6756,7 +8601,7 @@
         <w:sz w:val="20"/>
       </w:rPr>
     </w:lvl>
-    <w:lvl w:ilvl="1" w:tentative="1">
+    <w:lvl w:ilvl="1">
       <w:start w:val="1"/>
       <w:numFmt w:val="bullet"/>
       <w:lvlText w:val="o"/>
@@ -6885,7 +8730,7 @@
       </w:rPr>
     </w:lvl>
   </w:abstractNum>
-  <w:abstractNum w:abstractNumId="12" w15:restartNumberingAfterBreak="0">
+  <w:abstractNum w:abstractNumId="10" w15:restartNumberingAfterBreak="0">
     <w:nsid w:val="29735BCB"/>
     <w:multiLevelType w:val="multilevel"/>
     <w:tmpl w:val="6BC6E2BA"/>
@@ -7034,7 +8879,156 @@
       </w:rPr>
     </w:lvl>
   </w:abstractNum>
-  <w:abstractNum w:abstractNumId="13" w15:restartNumberingAfterBreak="0">
+  <w:abstractNum w:abstractNumId="11" w15:restartNumberingAfterBreak="0">
+    <w:nsid w:val="2A4B32FC"/>
+    <w:multiLevelType w:val="multilevel"/>
+    <w:tmpl w:val="55FCF9C6"/>
+    <w:lvl w:ilvl="0">
+      <w:start w:val="1"/>
+      <w:numFmt w:val="bullet"/>
+      <w:lvlText w:val=""/>
+      <w:lvlJc w:val="left"/>
+      <w:pPr>
+        <w:tabs>
+          <w:tab w:val="num" w:pos="720"/>
+        </w:tabs>
+        <w:ind w:left="720" w:hanging="360"/>
+      </w:pPr>
+      <w:rPr>
+        <w:rFonts w:ascii="Symbol" w:hAnsi="Symbol" w:hint="default"/>
+        <w:sz w:val="20"/>
+      </w:rPr>
+    </w:lvl>
+    <w:lvl w:ilvl="1" w:tentative="1">
+      <w:start w:val="1"/>
+      <w:numFmt w:val="bullet"/>
+      <w:lvlText w:val="o"/>
+      <w:lvlJc w:val="left"/>
+      <w:pPr>
+        <w:tabs>
+          <w:tab w:val="num" w:pos="1440"/>
+        </w:tabs>
+        <w:ind w:left="1440" w:hanging="360"/>
+      </w:pPr>
+      <w:rPr>
+        <w:rFonts w:ascii="Courier New" w:hAnsi="Courier New" w:hint="default"/>
+        <w:sz w:val="20"/>
+      </w:rPr>
+    </w:lvl>
+    <w:lvl w:ilvl="2" w:tentative="1">
+      <w:start w:val="1"/>
+      <w:numFmt w:val="bullet"/>
+      <w:lvlText w:val=""/>
+      <w:lvlJc w:val="left"/>
+      <w:pPr>
+        <w:tabs>
+          <w:tab w:val="num" w:pos="2160"/>
+        </w:tabs>
+        <w:ind w:left="2160" w:hanging="360"/>
+      </w:pPr>
+      <w:rPr>
+        <w:rFonts w:ascii="Wingdings" w:hAnsi="Wingdings" w:hint="default"/>
+        <w:sz w:val="20"/>
+      </w:rPr>
+    </w:lvl>
+    <w:lvl w:ilvl="3" w:tentative="1">
+      <w:start w:val="1"/>
+      <w:numFmt w:val="bullet"/>
+      <w:lvlText w:val=""/>
+      <w:lvlJc w:val="left"/>
+      <w:pPr>
+        <w:tabs>
+          <w:tab w:val="num" w:pos="2880"/>
+        </w:tabs>
+        <w:ind w:left="2880" w:hanging="360"/>
+      </w:pPr>
+      <w:rPr>
+        <w:rFonts w:ascii="Wingdings" w:hAnsi="Wingdings" w:hint="default"/>
+        <w:sz w:val="20"/>
+      </w:rPr>
+    </w:lvl>
+    <w:lvl w:ilvl="4" w:tentative="1">
+      <w:start w:val="1"/>
+      <w:numFmt w:val="bullet"/>
+      <w:lvlText w:val=""/>
+      <w:lvlJc w:val="left"/>
+      <w:pPr>
+        <w:tabs>
+          <w:tab w:val="num" w:pos="3600"/>
+        </w:tabs>
+        <w:ind w:left="3600" w:hanging="360"/>
+      </w:pPr>
+      <w:rPr>
+        <w:rFonts w:ascii="Wingdings" w:hAnsi="Wingdings" w:hint="default"/>
+        <w:sz w:val="20"/>
+      </w:rPr>
+    </w:lvl>
+    <w:lvl w:ilvl="5" w:tentative="1">
+      <w:start w:val="1"/>
+      <w:numFmt w:val="bullet"/>
+      <w:lvlText w:val=""/>
+      <w:lvlJc w:val="left"/>
+      <w:pPr>
+        <w:tabs>
+          <w:tab w:val="num" w:pos="4320"/>
+        </w:tabs>
+        <w:ind w:left="4320" w:hanging="360"/>
+      </w:pPr>
+      <w:rPr>
+        <w:rFonts w:ascii="Wingdings" w:hAnsi="Wingdings" w:hint="default"/>
+        <w:sz w:val="20"/>
+      </w:rPr>
+    </w:lvl>
+    <w:lvl w:ilvl="6" w:tentative="1">
+      <w:start w:val="1"/>
+      <w:numFmt w:val="bullet"/>
+      <w:lvlText w:val=""/>
+      <w:lvlJc w:val="left"/>
+      <w:pPr>
+        <w:tabs>
+          <w:tab w:val="num" w:pos="5040"/>
+        </w:tabs>
+        <w:ind w:left="5040" w:hanging="360"/>
+      </w:pPr>
+      <w:rPr>
+        <w:rFonts w:ascii="Wingdings" w:hAnsi="Wingdings" w:hint="default"/>
+        <w:sz w:val="20"/>
+      </w:rPr>
+    </w:lvl>
+    <w:lvl w:ilvl="7" w:tentative="1">
+      <w:start w:val="1"/>
+      <w:numFmt w:val="bullet"/>
+      <w:lvlText w:val=""/>
+      <w:lvlJc w:val="left"/>
+      <w:pPr>
+        <w:tabs>
+          <w:tab w:val="num" w:pos="5760"/>
+        </w:tabs>
+        <w:ind w:left="5760" w:hanging="360"/>
+      </w:pPr>
+      <w:rPr>
+        <w:rFonts w:ascii="Wingdings" w:hAnsi="Wingdings" w:hint="default"/>
+        <w:sz w:val="20"/>
+      </w:rPr>
+    </w:lvl>
+    <w:lvl w:ilvl="8" w:tentative="1">
+      <w:start w:val="1"/>
+      <w:numFmt w:val="bullet"/>
+      <w:lvlText w:val=""/>
+      <w:lvlJc w:val="left"/>
+      <w:pPr>
+        <w:tabs>
+          <w:tab w:val="num" w:pos="6480"/>
+        </w:tabs>
+        <w:ind w:left="6480" w:hanging="360"/>
+      </w:pPr>
+      <w:rPr>
+        <w:rFonts w:ascii="Wingdings" w:hAnsi="Wingdings" w:hint="default"/>
+        <w:sz w:val="20"/>
+      </w:rPr>
+    </w:lvl>
+  </w:abstractNum>
+  <w:abstractNum w:abstractNumId="12" w15:restartNumberingAfterBreak="0">
     <w:nsid w:val="2DAC6D28"/>
     <w:multiLevelType w:val="multilevel"/>
     <w:tmpl w:val="BA387194"/>
@@ -7147,156 +9141,156 @@
       </w:pPr>
     </w:lvl>
   </w:abstractNum>
+  <w:abstractNum w:abstractNumId="13" w15:restartNumberingAfterBreak="0">
+    <w:nsid w:val="2DFB2FAB"/>
+    <w:multiLevelType w:val="multilevel"/>
+    <w:tmpl w:val="C1322226"/>
+    <w:lvl w:ilvl="0">
+      <w:start w:val="1"/>
+      <w:numFmt w:val="bullet"/>
+      <w:lvlText w:val=""/>
+      <w:lvlJc w:val="left"/>
+      <w:pPr>
+        <w:tabs>
+          <w:tab w:val="num" w:pos="720"/>
+        </w:tabs>
+        <w:ind w:left="720" w:hanging="360"/>
+      </w:pPr>
+      <w:rPr>
+        <w:rFonts w:ascii="Symbol" w:hAnsi="Symbol" w:hint="default"/>
+        <w:sz w:val="20"/>
+      </w:rPr>
+    </w:lvl>
+    <w:lvl w:ilvl="1">
+      <w:start w:val="1"/>
+      <w:numFmt w:val="bullet"/>
+      <w:lvlText w:val="o"/>
+      <w:lvlJc w:val="left"/>
+      <w:pPr>
+        <w:tabs>
+          <w:tab w:val="num" w:pos="1440"/>
+        </w:tabs>
+        <w:ind w:left="1440" w:hanging="360"/>
+      </w:pPr>
+      <w:rPr>
+        <w:rFonts w:ascii="Courier New" w:hAnsi="Courier New" w:hint="default"/>
+        <w:sz w:val="20"/>
+      </w:rPr>
+    </w:lvl>
+    <w:lvl w:ilvl="2" w:tentative="1">
+      <w:start w:val="1"/>
+      <w:numFmt w:val="bullet"/>
+      <w:lvlText w:val=""/>
+      <w:lvlJc w:val="left"/>
+      <w:pPr>
+        <w:tabs>
+          <w:tab w:val="num" w:pos="2160"/>
+        </w:tabs>
+        <w:ind w:left="2160" w:hanging="360"/>
+      </w:pPr>
+      <w:rPr>
+        <w:rFonts w:ascii="Wingdings" w:hAnsi="Wingdings" w:hint="default"/>
+        <w:sz w:val="20"/>
+      </w:rPr>
+    </w:lvl>
+    <w:lvl w:ilvl="3" w:tentative="1">
+      <w:start w:val="1"/>
+      <w:numFmt w:val="bullet"/>
+      <w:lvlText w:val=""/>
+      <w:lvlJc w:val="left"/>
+      <w:pPr>
+        <w:tabs>
+          <w:tab w:val="num" w:pos="2880"/>
+        </w:tabs>
+        <w:ind w:left="2880" w:hanging="360"/>
+      </w:pPr>
+      <w:rPr>
+        <w:rFonts w:ascii="Wingdings" w:hAnsi="Wingdings" w:hint="default"/>
+        <w:sz w:val="20"/>
+      </w:rPr>
+    </w:lvl>
+    <w:lvl w:ilvl="4" w:tentative="1">
+      <w:start w:val="1"/>
+      <w:numFmt w:val="bullet"/>
+      <w:lvlText w:val=""/>
+      <w:lvlJc w:val="left"/>
+      <w:pPr>
+        <w:tabs>
+          <w:tab w:val="num" w:pos="3600"/>
+        </w:tabs>
+        <w:ind w:left="3600" w:hanging="360"/>
+      </w:pPr>
+      <w:rPr>
+        <w:rFonts w:ascii="Wingdings" w:hAnsi="Wingdings" w:hint="default"/>
+        <w:sz w:val="20"/>
+      </w:rPr>
+    </w:lvl>
+    <w:lvl w:ilvl="5" w:tentative="1">
+      <w:start w:val="1"/>
+      <w:numFmt w:val="bullet"/>
+      <w:lvlText w:val=""/>
+      <w:lvlJc w:val="left"/>
+      <w:pPr>
+        <w:tabs>
+          <w:tab w:val="num" w:pos="4320"/>
+        </w:tabs>
+        <w:ind w:left="4320" w:hanging="360"/>
+      </w:pPr>
+      <w:rPr>
+        <w:rFonts w:ascii="Wingdings" w:hAnsi="Wingdings" w:hint="default"/>
+        <w:sz w:val="20"/>
+      </w:rPr>
+    </w:lvl>
+    <w:lvl w:ilvl="6" w:tentative="1">
+      <w:start w:val="1"/>
+      <w:numFmt w:val="bullet"/>
+      <w:lvlText w:val=""/>
+      <w:lvlJc w:val="left"/>
+      <w:pPr>
+        <w:tabs>
+          <w:tab w:val="num" w:pos="5040"/>
+        </w:tabs>
+        <w:ind w:left="5040" w:hanging="360"/>
+      </w:pPr>
+      <w:rPr>
+        <w:rFonts w:ascii="Wingdings" w:hAnsi="Wingdings" w:hint="default"/>
+        <w:sz w:val="20"/>
+      </w:rPr>
+    </w:lvl>
+    <w:lvl w:ilvl="7" w:tentative="1">
+      <w:start w:val="1"/>
+      <w:numFmt w:val="bullet"/>
+      <w:lvlText w:val=""/>
+      <w:lvlJc w:val="left"/>
+      <w:pPr>
+        <w:tabs>
+          <w:tab w:val="num" w:pos="5760"/>
+        </w:tabs>
+        <w:ind w:left="5760" w:hanging="360"/>
+      </w:pPr>
+      <w:rPr>
+        <w:rFonts w:ascii="Wingdings" w:hAnsi="Wingdings" w:hint="default"/>
+        <w:sz w:val="20"/>
+      </w:rPr>
+    </w:lvl>
+    <w:lvl w:ilvl="8" w:tentative="1">
+      <w:start w:val="1"/>
+      <w:numFmt w:val="bullet"/>
+      <w:lvlText w:val=""/>
+      <w:lvlJc w:val="left"/>
+      <w:pPr>
+        <w:tabs>
+          <w:tab w:val="num" w:pos="6480"/>
+        </w:tabs>
+        <w:ind w:left="6480" w:hanging="360"/>
+      </w:pPr>
+      <w:rPr>
+        <w:rFonts w:ascii="Wingdings" w:hAnsi="Wingdings" w:hint="default"/>
+        <w:sz w:val="20"/>
+      </w:rPr>
+    </w:lvl>
+  </w:abstractNum>
   <w:abstractNum w:abstractNumId="14" w15:restartNumberingAfterBreak="0">
-    <w:nsid w:val="2E4C56CE"/>
-    <w:multiLevelType w:val="multilevel"/>
-    <w:tmpl w:val="B2D2BC76"/>
-    <w:lvl w:ilvl="0">
-      <w:start w:val="1"/>
-      <w:numFmt w:val="bullet"/>
-      <w:lvlText w:val=""/>
-      <w:lvlJc w:val="left"/>
-      <w:pPr>
-        <w:tabs>
-          <w:tab w:val="num" w:pos="720"/>
-        </w:tabs>
-        <w:ind w:left="720" w:hanging="360"/>
-      </w:pPr>
-      <w:rPr>
-        <w:rFonts w:ascii="Symbol" w:hAnsi="Symbol" w:hint="default"/>
-        <w:sz w:val="20"/>
-      </w:rPr>
-    </w:lvl>
-    <w:lvl w:ilvl="1" w:tentative="1">
-      <w:start w:val="1"/>
-      <w:numFmt w:val="bullet"/>
-      <w:lvlText w:val="o"/>
-      <w:lvlJc w:val="left"/>
-      <w:pPr>
-        <w:tabs>
-          <w:tab w:val="num" w:pos="1440"/>
-        </w:tabs>
-        <w:ind w:left="1440" w:hanging="360"/>
-      </w:pPr>
-      <w:rPr>
-        <w:rFonts w:ascii="Courier New" w:hAnsi="Courier New" w:hint="default"/>
-        <w:sz w:val="20"/>
-      </w:rPr>
-    </w:lvl>
-    <w:lvl w:ilvl="2" w:tentative="1">
-      <w:start w:val="1"/>
-      <w:numFmt w:val="bullet"/>
-      <w:lvlText w:val=""/>
-      <w:lvlJc w:val="left"/>
-      <w:pPr>
-        <w:tabs>
-          <w:tab w:val="num" w:pos="2160"/>
-        </w:tabs>
-        <w:ind w:left="2160" w:hanging="360"/>
-      </w:pPr>
-      <w:rPr>
-        <w:rFonts w:ascii="Wingdings" w:hAnsi="Wingdings" w:hint="default"/>
-        <w:sz w:val="20"/>
-      </w:rPr>
-    </w:lvl>
-    <w:lvl w:ilvl="3" w:tentative="1">
-      <w:start w:val="1"/>
-      <w:numFmt w:val="bullet"/>
-      <w:lvlText w:val=""/>
-      <w:lvlJc w:val="left"/>
-      <w:pPr>
-        <w:tabs>
-          <w:tab w:val="num" w:pos="2880"/>
-        </w:tabs>
-        <w:ind w:left="2880" w:hanging="360"/>
-      </w:pPr>
-      <w:rPr>
-        <w:rFonts w:ascii="Wingdings" w:hAnsi="Wingdings" w:hint="default"/>
-        <w:sz w:val="20"/>
-      </w:rPr>
-    </w:lvl>
-    <w:lvl w:ilvl="4" w:tentative="1">
-      <w:start w:val="1"/>
-      <w:numFmt w:val="bullet"/>
-      <w:lvlText w:val=""/>
-      <w:lvlJc w:val="left"/>
-      <w:pPr>
-        <w:tabs>
-          <w:tab w:val="num" w:pos="3600"/>
-        </w:tabs>
-        <w:ind w:left="3600" w:hanging="360"/>
-      </w:pPr>
-      <w:rPr>
-        <w:rFonts w:ascii="Wingdings" w:hAnsi="Wingdings" w:hint="default"/>
-        <w:sz w:val="20"/>
-      </w:rPr>
-    </w:lvl>
-    <w:lvl w:ilvl="5" w:tentative="1">
-      <w:start w:val="1"/>
-      <w:numFmt w:val="bullet"/>
-      <w:lvlText w:val=""/>
-      <w:lvlJc w:val="left"/>
-      <w:pPr>
-        <w:tabs>
-          <w:tab w:val="num" w:pos="4320"/>
-        </w:tabs>
-        <w:ind w:left="4320" w:hanging="360"/>
-      </w:pPr>
-      <w:rPr>
-        <w:rFonts w:ascii="Wingdings" w:hAnsi="Wingdings" w:hint="default"/>
-        <w:sz w:val="20"/>
-      </w:rPr>
-    </w:lvl>
-    <w:lvl w:ilvl="6" w:tentative="1">
-      <w:start w:val="1"/>
-      <w:numFmt w:val="bullet"/>
-      <w:lvlText w:val=""/>
-      <w:lvlJc w:val="left"/>
-      <w:pPr>
-        <w:tabs>
-          <w:tab w:val="num" w:pos="5040"/>
-        </w:tabs>
-        <w:ind w:left="5040" w:hanging="360"/>
-      </w:pPr>
-      <w:rPr>
-        <w:rFonts w:ascii="Wingdings" w:hAnsi="Wingdings" w:hint="default"/>
-        <w:sz w:val="20"/>
-      </w:rPr>
-    </w:lvl>
-    <w:lvl w:ilvl="7" w:tentative="1">
-      <w:start w:val="1"/>
-      <w:numFmt w:val="bullet"/>
-      <w:lvlText w:val=""/>
-      <w:lvlJc w:val="left"/>
-      <w:pPr>
-        <w:tabs>
-          <w:tab w:val="num" w:pos="5760"/>
-        </w:tabs>
-        <w:ind w:left="5760" w:hanging="360"/>
-      </w:pPr>
-      <w:rPr>
-        <w:rFonts w:ascii="Wingdings" w:hAnsi="Wingdings" w:hint="default"/>
-        <w:sz w:val="20"/>
-      </w:rPr>
-    </w:lvl>
-    <w:lvl w:ilvl="8" w:tentative="1">
-      <w:start w:val="1"/>
-      <w:numFmt w:val="bullet"/>
-      <w:lvlText w:val=""/>
-      <w:lvlJc w:val="left"/>
-      <w:pPr>
-        <w:tabs>
-          <w:tab w:val="num" w:pos="6480"/>
-        </w:tabs>
-        <w:ind w:left="6480" w:hanging="360"/>
-      </w:pPr>
-      <w:rPr>
-        <w:rFonts w:ascii="Wingdings" w:hAnsi="Wingdings" w:hint="default"/>
-        <w:sz w:val="20"/>
-      </w:rPr>
-    </w:lvl>
-  </w:abstractNum>
-  <w:abstractNum w:abstractNumId="15" w15:restartNumberingAfterBreak="0">
     <w:nsid w:val="30A97787"/>
     <w:multiLevelType w:val="multilevel"/>
     <w:tmpl w:val="AFD03C78"/>
@@ -7445,156 +9439,156 @@
       </w:rPr>
     </w:lvl>
   </w:abstractNum>
+  <w:abstractNum w:abstractNumId="15" w15:restartNumberingAfterBreak="0">
+    <w:nsid w:val="32A7688C"/>
+    <w:multiLevelType w:val="multilevel"/>
+    <w:tmpl w:val="FDAE8B5C"/>
+    <w:lvl w:ilvl="0">
+      <w:start w:val="1"/>
+      <w:numFmt w:val="bullet"/>
+      <w:lvlText w:val=""/>
+      <w:lvlJc w:val="left"/>
+      <w:pPr>
+        <w:tabs>
+          <w:tab w:val="num" w:pos="720"/>
+        </w:tabs>
+        <w:ind w:left="720" w:hanging="360"/>
+      </w:pPr>
+      <w:rPr>
+        <w:rFonts w:ascii="Symbol" w:hAnsi="Symbol" w:hint="default"/>
+        <w:sz w:val="20"/>
+      </w:rPr>
+    </w:lvl>
+    <w:lvl w:ilvl="1" w:tentative="1">
+      <w:start w:val="1"/>
+      <w:numFmt w:val="bullet"/>
+      <w:lvlText w:val="o"/>
+      <w:lvlJc w:val="left"/>
+      <w:pPr>
+        <w:tabs>
+          <w:tab w:val="num" w:pos="1440"/>
+        </w:tabs>
+        <w:ind w:left="1440" w:hanging="360"/>
+      </w:pPr>
+      <w:rPr>
+        <w:rFonts w:ascii="Courier New" w:hAnsi="Courier New" w:hint="default"/>
+        <w:sz w:val="20"/>
+      </w:rPr>
+    </w:lvl>
+    <w:lvl w:ilvl="2" w:tentative="1">
+      <w:start w:val="1"/>
+      <w:numFmt w:val="bullet"/>
+      <w:lvlText w:val=""/>
+      <w:lvlJc w:val="left"/>
+      <w:pPr>
+        <w:tabs>
+          <w:tab w:val="num" w:pos="2160"/>
+        </w:tabs>
+        <w:ind w:left="2160" w:hanging="360"/>
+      </w:pPr>
+      <w:rPr>
+        <w:rFonts w:ascii="Wingdings" w:hAnsi="Wingdings" w:hint="default"/>
+        <w:sz w:val="20"/>
+      </w:rPr>
+    </w:lvl>
+    <w:lvl w:ilvl="3" w:tentative="1">
+      <w:start w:val="1"/>
+      <w:numFmt w:val="bullet"/>
+      <w:lvlText w:val=""/>
+      <w:lvlJc w:val="left"/>
+      <w:pPr>
+        <w:tabs>
+          <w:tab w:val="num" w:pos="2880"/>
+        </w:tabs>
+        <w:ind w:left="2880" w:hanging="360"/>
+      </w:pPr>
+      <w:rPr>
+        <w:rFonts w:ascii="Wingdings" w:hAnsi="Wingdings" w:hint="default"/>
+        <w:sz w:val="20"/>
+      </w:rPr>
+    </w:lvl>
+    <w:lvl w:ilvl="4" w:tentative="1">
+      <w:start w:val="1"/>
+      <w:numFmt w:val="bullet"/>
+      <w:lvlText w:val=""/>
+      <w:lvlJc w:val="left"/>
+      <w:pPr>
+        <w:tabs>
+          <w:tab w:val="num" w:pos="3600"/>
+        </w:tabs>
+        <w:ind w:left="3600" w:hanging="360"/>
+      </w:pPr>
+      <w:rPr>
+        <w:rFonts w:ascii="Wingdings" w:hAnsi="Wingdings" w:hint="default"/>
+        <w:sz w:val="20"/>
+      </w:rPr>
+    </w:lvl>
+    <w:lvl w:ilvl="5" w:tentative="1">
+      <w:start w:val="1"/>
+      <w:numFmt w:val="bullet"/>
+      <w:lvlText w:val=""/>
+      <w:lvlJc w:val="left"/>
+      <w:pPr>
+        <w:tabs>
+          <w:tab w:val="num" w:pos="4320"/>
+        </w:tabs>
+        <w:ind w:left="4320" w:hanging="360"/>
+      </w:pPr>
+      <w:rPr>
+        <w:rFonts w:ascii="Wingdings" w:hAnsi="Wingdings" w:hint="default"/>
+        <w:sz w:val="20"/>
+      </w:rPr>
+    </w:lvl>
+    <w:lvl w:ilvl="6" w:tentative="1">
+      <w:start w:val="1"/>
+      <w:numFmt w:val="bullet"/>
+      <w:lvlText w:val=""/>
+      <w:lvlJc w:val="left"/>
+      <w:pPr>
+        <w:tabs>
+          <w:tab w:val="num" w:pos="5040"/>
+        </w:tabs>
+        <w:ind w:left="5040" w:hanging="360"/>
+      </w:pPr>
+      <w:rPr>
+        <w:rFonts w:ascii="Wingdings" w:hAnsi="Wingdings" w:hint="default"/>
+        <w:sz w:val="20"/>
+      </w:rPr>
+    </w:lvl>
+    <w:lvl w:ilvl="7" w:tentative="1">
+      <w:start w:val="1"/>
+      <w:numFmt w:val="bullet"/>
+      <w:lvlText w:val=""/>
+      <w:lvlJc w:val="left"/>
+      <w:pPr>
+        <w:tabs>
+          <w:tab w:val="num" w:pos="5760"/>
+        </w:tabs>
+        <w:ind w:left="5760" w:hanging="360"/>
+      </w:pPr>
+      <w:rPr>
+        <w:rFonts w:ascii="Wingdings" w:hAnsi="Wingdings" w:hint="default"/>
+        <w:sz w:val="20"/>
+      </w:rPr>
+    </w:lvl>
+    <w:lvl w:ilvl="8" w:tentative="1">
+      <w:start w:val="1"/>
+      <w:numFmt w:val="bullet"/>
+      <w:lvlText w:val=""/>
+      <w:lvlJc w:val="left"/>
+      <w:pPr>
+        <w:tabs>
+          <w:tab w:val="num" w:pos="6480"/>
+        </w:tabs>
+        <w:ind w:left="6480" w:hanging="360"/>
+      </w:pPr>
+      <w:rPr>
+        <w:rFonts w:ascii="Wingdings" w:hAnsi="Wingdings" w:hint="default"/>
+        <w:sz w:val="20"/>
+      </w:rPr>
+    </w:lvl>
+  </w:abstractNum>
   <w:abstractNum w:abstractNumId="16" w15:restartNumberingAfterBreak="0">
-    <w:nsid w:val="34AC770B"/>
-    <w:multiLevelType w:val="multilevel"/>
-    <w:tmpl w:val="6FF69876"/>
-    <w:lvl w:ilvl="0">
-      <w:start w:val="1"/>
-      <w:numFmt w:val="bullet"/>
-      <w:lvlText w:val=""/>
-      <w:lvlJc w:val="left"/>
-      <w:pPr>
-        <w:tabs>
-          <w:tab w:val="num" w:pos="720"/>
-        </w:tabs>
-        <w:ind w:left="720" w:hanging="360"/>
-      </w:pPr>
-      <w:rPr>
-        <w:rFonts w:ascii="Symbol" w:hAnsi="Symbol" w:hint="default"/>
-        <w:sz w:val="20"/>
-      </w:rPr>
-    </w:lvl>
-    <w:lvl w:ilvl="1" w:tentative="1">
-      <w:start w:val="1"/>
-      <w:numFmt w:val="bullet"/>
-      <w:lvlText w:val="o"/>
-      <w:lvlJc w:val="left"/>
-      <w:pPr>
-        <w:tabs>
-          <w:tab w:val="num" w:pos="1440"/>
-        </w:tabs>
-        <w:ind w:left="1440" w:hanging="360"/>
-      </w:pPr>
-      <w:rPr>
-        <w:rFonts w:ascii="Courier New" w:hAnsi="Courier New" w:hint="default"/>
-        <w:sz w:val="20"/>
-      </w:rPr>
-    </w:lvl>
-    <w:lvl w:ilvl="2" w:tentative="1">
-      <w:start w:val="1"/>
-      <w:numFmt w:val="bullet"/>
-      <w:lvlText w:val=""/>
-      <w:lvlJc w:val="left"/>
-      <w:pPr>
-        <w:tabs>
-          <w:tab w:val="num" w:pos="2160"/>
-        </w:tabs>
-        <w:ind w:left="2160" w:hanging="360"/>
-      </w:pPr>
-      <w:rPr>
-        <w:rFonts w:ascii="Wingdings" w:hAnsi="Wingdings" w:hint="default"/>
-        <w:sz w:val="20"/>
-      </w:rPr>
-    </w:lvl>
-    <w:lvl w:ilvl="3" w:tentative="1">
-      <w:start w:val="1"/>
-      <w:numFmt w:val="bullet"/>
-      <w:lvlText w:val=""/>
-      <w:lvlJc w:val="left"/>
-      <w:pPr>
-        <w:tabs>
-          <w:tab w:val="num" w:pos="2880"/>
-        </w:tabs>
-        <w:ind w:left="2880" w:hanging="360"/>
-      </w:pPr>
-      <w:rPr>
-        <w:rFonts w:ascii="Wingdings" w:hAnsi="Wingdings" w:hint="default"/>
-        <w:sz w:val="20"/>
-      </w:rPr>
-    </w:lvl>
-    <w:lvl w:ilvl="4" w:tentative="1">
-      <w:start w:val="1"/>
-      <w:numFmt w:val="bullet"/>
-      <w:lvlText w:val=""/>
-      <w:lvlJc w:val="left"/>
-      <w:pPr>
-        <w:tabs>
-          <w:tab w:val="num" w:pos="3600"/>
-        </w:tabs>
-        <w:ind w:left="3600" w:hanging="360"/>
-      </w:pPr>
-      <w:rPr>
-        <w:rFonts w:ascii="Wingdings" w:hAnsi="Wingdings" w:hint="default"/>
-        <w:sz w:val="20"/>
-      </w:rPr>
-    </w:lvl>
-    <w:lvl w:ilvl="5" w:tentative="1">
-      <w:start w:val="1"/>
-      <w:numFmt w:val="bullet"/>
-      <w:lvlText w:val=""/>
-      <w:lvlJc w:val="left"/>
-      <w:pPr>
-        <w:tabs>
-          <w:tab w:val="num" w:pos="4320"/>
-        </w:tabs>
-        <w:ind w:left="4320" w:hanging="360"/>
-      </w:pPr>
-      <w:rPr>
-        <w:rFonts w:ascii="Wingdings" w:hAnsi="Wingdings" w:hint="default"/>
-        <w:sz w:val="20"/>
-      </w:rPr>
-    </w:lvl>
-    <w:lvl w:ilvl="6" w:tentative="1">
-      <w:start w:val="1"/>
-      <w:numFmt w:val="bullet"/>
-      <w:lvlText w:val=""/>
-      <w:lvlJc w:val="left"/>
-      <w:pPr>
-        <w:tabs>
-          <w:tab w:val="num" w:pos="5040"/>
-        </w:tabs>
-        <w:ind w:left="5040" w:hanging="360"/>
-      </w:pPr>
-      <w:rPr>
-        <w:rFonts w:ascii="Wingdings" w:hAnsi="Wingdings" w:hint="default"/>
-        <w:sz w:val="20"/>
-      </w:rPr>
-    </w:lvl>
-    <w:lvl w:ilvl="7" w:tentative="1">
-      <w:start w:val="1"/>
-      <w:numFmt w:val="bullet"/>
-      <w:lvlText w:val=""/>
-      <w:lvlJc w:val="left"/>
-      <w:pPr>
-        <w:tabs>
-          <w:tab w:val="num" w:pos="5760"/>
-        </w:tabs>
-        <w:ind w:left="5760" w:hanging="360"/>
-      </w:pPr>
-      <w:rPr>
-        <w:rFonts w:ascii="Wingdings" w:hAnsi="Wingdings" w:hint="default"/>
-        <w:sz w:val="20"/>
-      </w:rPr>
-    </w:lvl>
-    <w:lvl w:ilvl="8" w:tentative="1">
-      <w:start w:val="1"/>
-      <w:numFmt w:val="bullet"/>
-      <w:lvlText w:val=""/>
-      <w:lvlJc w:val="left"/>
-      <w:pPr>
-        <w:tabs>
-          <w:tab w:val="num" w:pos="6480"/>
-        </w:tabs>
-        <w:ind w:left="6480" w:hanging="360"/>
-      </w:pPr>
-      <w:rPr>
-        <w:rFonts w:ascii="Wingdings" w:hAnsi="Wingdings" w:hint="default"/>
-        <w:sz w:val="20"/>
-      </w:rPr>
-    </w:lvl>
-  </w:abstractNum>
-  <w:abstractNum w:abstractNumId="17" w15:restartNumberingAfterBreak="0">
     <w:nsid w:val="38346763"/>
     <w:multiLevelType w:val="multilevel"/>
     <w:tmpl w:val="29643462"/>
@@ -7707,14 +9701,163 @@
       </w:rPr>
     </w:lvl>
   </w:abstractNum>
+  <w:abstractNum w:abstractNumId="17" w15:restartNumberingAfterBreak="0">
+    <w:nsid w:val="425567C4"/>
+    <w:multiLevelType w:val="multilevel"/>
+    <w:tmpl w:val="08FE72E8"/>
+    <w:lvl w:ilvl="0">
+      <w:start w:val="1"/>
+      <w:numFmt w:val="bullet"/>
+      <w:lvlText w:val=""/>
+      <w:lvlJc w:val="left"/>
+      <w:pPr>
+        <w:tabs>
+          <w:tab w:val="num" w:pos="720"/>
+        </w:tabs>
+        <w:ind w:left="720" w:hanging="360"/>
+      </w:pPr>
+      <w:rPr>
+        <w:rFonts w:ascii="Symbol" w:hAnsi="Symbol" w:hint="default"/>
+        <w:sz w:val="20"/>
+      </w:rPr>
+    </w:lvl>
+    <w:lvl w:ilvl="1">
+      <w:start w:val="1"/>
+      <w:numFmt w:val="bullet"/>
+      <w:lvlText w:val="o"/>
+      <w:lvlJc w:val="left"/>
+      <w:pPr>
+        <w:tabs>
+          <w:tab w:val="num" w:pos="1440"/>
+        </w:tabs>
+        <w:ind w:left="1440" w:hanging="360"/>
+      </w:pPr>
+      <w:rPr>
+        <w:rFonts w:ascii="Courier New" w:hAnsi="Courier New" w:hint="default"/>
+        <w:sz w:val="20"/>
+      </w:rPr>
+    </w:lvl>
+    <w:lvl w:ilvl="2" w:tentative="1">
+      <w:start w:val="1"/>
+      <w:numFmt w:val="bullet"/>
+      <w:lvlText w:val=""/>
+      <w:lvlJc w:val="left"/>
+      <w:pPr>
+        <w:tabs>
+          <w:tab w:val="num" w:pos="2160"/>
+        </w:tabs>
+        <w:ind w:left="2160" w:hanging="360"/>
+      </w:pPr>
+      <w:rPr>
+        <w:rFonts w:ascii="Wingdings" w:hAnsi="Wingdings" w:hint="default"/>
+        <w:sz w:val="20"/>
+      </w:rPr>
+    </w:lvl>
+    <w:lvl w:ilvl="3" w:tentative="1">
+      <w:start w:val="1"/>
+      <w:numFmt w:val="bullet"/>
+      <w:lvlText w:val=""/>
+      <w:lvlJc w:val="left"/>
+      <w:pPr>
+        <w:tabs>
+          <w:tab w:val="num" w:pos="2880"/>
+        </w:tabs>
+        <w:ind w:left="2880" w:hanging="360"/>
+      </w:pPr>
+      <w:rPr>
+        <w:rFonts w:ascii="Wingdings" w:hAnsi="Wingdings" w:hint="default"/>
+        <w:sz w:val="20"/>
+      </w:rPr>
+    </w:lvl>
+    <w:lvl w:ilvl="4" w:tentative="1">
+      <w:start w:val="1"/>
+      <w:numFmt w:val="bullet"/>
+      <w:lvlText w:val=""/>
+      <w:lvlJc w:val="left"/>
+      <w:pPr>
+        <w:tabs>
+          <w:tab w:val="num" w:pos="3600"/>
+        </w:tabs>
+        <w:ind w:left="3600" w:hanging="360"/>
+      </w:pPr>
+      <w:rPr>
+        <w:rFonts w:ascii="Wingdings" w:hAnsi="Wingdings" w:hint="default"/>
+        <w:sz w:val="20"/>
+      </w:rPr>
+    </w:lvl>
+    <w:lvl w:ilvl="5" w:tentative="1">
+      <w:start w:val="1"/>
+      <w:numFmt w:val="bullet"/>
+      <w:lvlText w:val=""/>
+      <w:lvlJc w:val="left"/>
+      <w:pPr>
+        <w:tabs>
+          <w:tab w:val="num" w:pos="4320"/>
+        </w:tabs>
+        <w:ind w:left="4320" w:hanging="360"/>
+      </w:pPr>
+      <w:rPr>
+        <w:rFonts w:ascii="Wingdings" w:hAnsi="Wingdings" w:hint="default"/>
+        <w:sz w:val="20"/>
+      </w:rPr>
+    </w:lvl>
+    <w:lvl w:ilvl="6" w:tentative="1">
+      <w:start w:val="1"/>
+      <w:numFmt w:val="bullet"/>
+      <w:lvlText w:val=""/>
+      <w:lvlJc w:val="left"/>
+      <w:pPr>
+        <w:tabs>
+          <w:tab w:val="num" w:pos="5040"/>
+        </w:tabs>
+        <w:ind w:left="5040" w:hanging="360"/>
+      </w:pPr>
+      <w:rPr>
+        <w:rFonts w:ascii="Wingdings" w:hAnsi="Wingdings" w:hint="default"/>
+        <w:sz w:val="20"/>
+      </w:rPr>
+    </w:lvl>
+    <w:lvl w:ilvl="7" w:tentative="1">
+      <w:start w:val="1"/>
+      <w:numFmt w:val="bullet"/>
+      <w:lvlText w:val=""/>
+      <w:lvlJc w:val="left"/>
+      <w:pPr>
+        <w:tabs>
+          <w:tab w:val="num" w:pos="5760"/>
+        </w:tabs>
+        <w:ind w:left="5760" w:hanging="360"/>
+      </w:pPr>
+      <w:rPr>
+        <w:rFonts w:ascii="Wingdings" w:hAnsi="Wingdings" w:hint="default"/>
+        <w:sz w:val="20"/>
+      </w:rPr>
+    </w:lvl>
+    <w:lvl w:ilvl="8" w:tentative="1">
+      <w:start w:val="1"/>
+      <w:numFmt w:val="bullet"/>
+      <w:lvlText w:val=""/>
+      <w:lvlJc w:val="left"/>
+      <w:pPr>
+        <w:tabs>
+          <w:tab w:val="num" w:pos="6480"/>
+        </w:tabs>
+        <w:ind w:left="6480" w:hanging="360"/>
+      </w:pPr>
+      <w:rPr>
+        <w:rFonts w:ascii="Wingdings" w:hAnsi="Wingdings" w:hint="default"/>
+        <w:sz w:val="20"/>
+      </w:rPr>
+    </w:lvl>
+  </w:abstractNum>
   <w:abstractNum w:abstractNumId="18" w15:restartNumberingAfterBreak="0">
-    <w:nsid w:val="3AC302A9"/>
+    <w:nsid w:val="436B18AA"/>
     <w:multiLevelType w:val="multilevel"/>
-    <w:tmpl w:val="59C8B06C"/>
+    <w:tmpl w:val="BFAA6B5A"/>
     <w:lvl w:ilvl="0">
       <w:start w:val="1"/>
-      <w:numFmt w:val="decimal"/>
-      <w:lvlText w:val="%1."/>
+      <w:numFmt w:val="bullet"/>
+      <w:lvlText w:val=""/>
       <w:lvlJc w:val="left"/>
       <w:pPr>
         <w:tabs>
@@ -7722,11 +9865,15 @@
         </w:tabs>
         <w:ind w:left="720" w:hanging="360"/>
       </w:pPr>
-    </w:lvl>
-    <w:lvl w:ilvl="1" w:tentative="1">
-      <w:start w:val="1"/>
-      <w:numFmt w:val="decimal"/>
-      <w:lvlText w:val="%2."/>
+      <w:rPr>
+        <w:rFonts w:ascii="Symbol" w:hAnsi="Symbol" w:hint="default"/>
+        <w:sz w:val="20"/>
+      </w:rPr>
+    </w:lvl>
+    <w:lvl w:ilvl="1">
+      <w:start w:val="1"/>
+      <w:numFmt w:val="bullet"/>
+      <w:lvlText w:val="o"/>
       <w:lvlJc w:val="left"/>
       <w:pPr>
         <w:tabs>
@@ -7734,11 +9881,15 @@
         </w:tabs>
         <w:ind w:left="1440" w:hanging="360"/>
       </w:pPr>
+      <w:rPr>
+        <w:rFonts w:ascii="Courier New" w:hAnsi="Courier New" w:hint="default"/>
+        <w:sz w:val="20"/>
+      </w:rPr>
     </w:lvl>
     <w:lvl w:ilvl="2" w:tentative="1">
       <w:start w:val="1"/>
-      <w:numFmt w:val="decimal"/>
-      <w:lvlText w:val="%3."/>
+      <w:numFmt w:val="bullet"/>
+      <w:lvlText w:val=""/>
       <w:lvlJc w:val="left"/>
       <w:pPr>
         <w:tabs>
@@ -7746,11 +9897,15 @@
         </w:tabs>
         <w:ind w:left="2160" w:hanging="360"/>
       </w:pPr>
+      <w:rPr>
+        <w:rFonts w:ascii="Wingdings" w:hAnsi="Wingdings" w:hint="default"/>
+        <w:sz w:val="20"/>
+      </w:rPr>
     </w:lvl>
     <w:lvl w:ilvl="3" w:tentative="1">
       <w:start w:val="1"/>
-      <w:numFmt w:val="decimal"/>
-      <w:lvlText w:val="%4."/>
+      <w:numFmt w:val="bullet"/>
+      <w:lvlText w:val=""/>
       <w:lvlJc w:val="left"/>
       <w:pPr>
         <w:tabs>
@@ -7758,11 +9913,15 @@
         </w:tabs>
         <w:ind w:left="2880" w:hanging="360"/>
       </w:pPr>
+      <w:rPr>
+        <w:rFonts w:ascii="Wingdings" w:hAnsi="Wingdings" w:hint="default"/>
+        <w:sz w:val="20"/>
+      </w:rPr>
     </w:lvl>
     <w:lvl w:ilvl="4" w:tentative="1">
       <w:start w:val="1"/>
-      <w:numFmt w:val="decimal"/>
-      <w:lvlText w:val="%5."/>
+      <w:numFmt w:val="bullet"/>
+      <w:lvlText w:val=""/>
       <w:lvlJc w:val="left"/>
       <w:pPr>
         <w:tabs>
@@ -7770,11 +9929,15 @@
         </w:tabs>
         <w:ind w:left="3600" w:hanging="360"/>
       </w:pPr>
+      <w:rPr>
+        <w:rFonts w:ascii="Wingdings" w:hAnsi="Wingdings" w:hint="default"/>
+        <w:sz w:val="20"/>
+      </w:rPr>
     </w:lvl>
     <w:lvl w:ilvl="5" w:tentative="1">
       <w:start w:val="1"/>
-      <w:numFmt w:val="decimal"/>
-      <w:lvlText w:val="%6."/>
+      <w:numFmt w:val="bullet"/>
+      <w:lvlText w:val=""/>
       <w:lvlJc w:val="left"/>
       <w:pPr>
         <w:tabs>
@@ -7782,11 +9945,15 @@
         </w:tabs>
         <w:ind w:left="4320" w:hanging="360"/>
       </w:pPr>
+      <w:rPr>
+        <w:rFonts w:ascii="Wingdings" w:hAnsi="Wingdings" w:hint="default"/>
+        <w:sz w:val="20"/>
+      </w:rPr>
     </w:lvl>
     <w:lvl w:ilvl="6" w:tentative="1">
       <w:start w:val="1"/>
-      <w:numFmt w:val="decimal"/>
-      <w:lvlText w:val="%7."/>
+      <w:numFmt w:val="bullet"/>
+      <w:lvlText w:val=""/>
       <w:lvlJc w:val="left"/>
       <w:pPr>
         <w:tabs>
@@ -7794,11 +9961,15 @@
         </w:tabs>
         <w:ind w:left="5040" w:hanging="360"/>
       </w:pPr>
+      <w:rPr>
+        <w:rFonts w:ascii="Wingdings" w:hAnsi="Wingdings" w:hint="default"/>
+        <w:sz w:val="20"/>
+      </w:rPr>
     </w:lvl>
     <w:lvl w:ilvl="7" w:tentative="1">
       <w:start w:val="1"/>
-      <w:numFmt w:val="decimal"/>
-      <w:lvlText w:val="%8."/>
+      <w:numFmt w:val="bullet"/>
+      <w:lvlText w:val=""/>
       <w:lvlJc w:val="left"/>
       <w:pPr>
         <w:tabs>
@@ -7806,11 +9977,15 @@
         </w:tabs>
         <w:ind w:left="5760" w:hanging="360"/>
       </w:pPr>
+      <w:rPr>
+        <w:rFonts w:ascii="Wingdings" w:hAnsi="Wingdings" w:hint="default"/>
+        <w:sz w:val="20"/>
+      </w:rPr>
     </w:lvl>
     <w:lvl w:ilvl="8" w:tentative="1">
       <w:start w:val="1"/>
-      <w:numFmt w:val="decimal"/>
-      <w:lvlText w:val="%9."/>
+      <w:numFmt w:val="bullet"/>
+      <w:lvlText w:val=""/>
       <w:lvlJc w:val="left"/>
       <w:pPr>
         <w:tabs>
@@ -7818,158 +9993,13 @@
         </w:tabs>
         <w:ind w:left="6480" w:hanging="360"/>
       </w:pPr>
+      <w:rPr>
+        <w:rFonts w:ascii="Wingdings" w:hAnsi="Wingdings" w:hint="default"/>
+        <w:sz w:val="20"/>
+      </w:rPr>
     </w:lvl>
   </w:abstractNum>
   <w:abstractNum w:abstractNumId="19" w15:restartNumberingAfterBreak="0">
-    <w:nsid w:val="40CA3F54"/>
-    <w:multiLevelType w:val="multilevel"/>
-    <w:tmpl w:val="62908E86"/>
-    <w:lvl w:ilvl="0">
-      <w:start w:val="1"/>
-      <w:numFmt w:val="bullet"/>
-      <w:lvlText w:val=""/>
-      <w:lvlJc w:val="left"/>
-      <w:pPr>
-        <w:tabs>
-          <w:tab w:val="num" w:pos="720"/>
-        </w:tabs>
-        <w:ind w:left="720" w:hanging="360"/>
-      </w:pPr>
-      <w:rPr>
-        <w:rFonts w:ascii="Symbol" w:hAnsi="Symbol" w:hint="default"/>
-        <w:sz w:val="20"/>
-      </w:rPr>
-    </w:lvl>
-    <w:lvl w:ilvl="1" w:tentative="1">
-      <w:start w:val="1"/>
-      <w:numFmt w:val="bullet"/>
-      <w:lvlText w:val="o"/>
-      <w:lvlJc w:val="left"/>
-      <w:pPr>
-        <w:tabs>
-          <w:tab w:val="num" w:pos="1440"/>
-        </w:tabs>
-        <w:ind w:left="1440" w:hanging="360"/>
-      </w:pPr>
-      <w:rPr>
-        <w:rFonts w:ascii="Courier New" w:hAnsi="Courier New" w:hint="default"/>
-        <w:sz w:val="20"/>
-      </w:rPr>
-    </w:lvl>
-    <w:lvl w:ilvl="2" w:tentative="1">
-      <w:start w:val="1"/>
-      <w:numFmt w:val="bullet"/>
-      <w:lvlText w:val=""/>
-      <w:lvlJc w:val="left"/>
-      <w:pPr>
-        <w:tabs>
-          <w:tab w:val="num" w:pos="2160"/>
-        </w:tabs>
-        <w:ind w:left="2160" w:hanging="360"/>
-      </w:pPr>
-      <w:rPr>
-        <w:rFonts w:ascii="Wingdings" w:hAnsi="Wingdings" w:hint="default"/>
-        <w:sz w:val="20"/>
-      </w:rPr>
-    </w:lvl>
-    <w:lvl w:ilvl="3" w:tentative="1">
-      <w:start w:val="1"/>
-      <w:numFmt w:val="bullet"/>
-      <w:lvlText w:val=""/>
-      <w:lvlJc w:val="left"/>
-      <w:pPr>
-        <w:tabs>
-          <w:tab w:val="num" w:pos="2880"/>
-        </w:tabs>
-        <w:ind w:left="2880" w:hanging="360"/>
-      </w:pPr>
-      <w:rPr>
-        <w:rFonts w:ascii="Wingdings" w:hAnsi="Wingdings" w:hint="default"/>
-        <w:sz w:val="20"/>
-      </w:rPr>
-    </w:lvl>
-    <w:lvl w:ilvl="4" w:tentative="1">
-      <w:start w:val="1"/>
-      <w:numFmt w:val="bullet"/>
-      <w:lvlText w:val=""/>
-      <w:lvlJc w:val="left"/>
-      <w:pPr>
-        <w:tabs>
-          <w:tab w:val="num" w:pos="3600"/>
-        </w:tabs>
-        <w:ind w:left="3600" w:hanging="360"/>
-      </w:pPr>
-      <w:rPr>
-        <w:rFonts w:ascii="Wingdings" w:hAnsi="Wingdings" w:hint="default"/>
-        <w:sz w:val="20"/>
-      </w:rPr>
-    </w:lvl>
-    <w:lvl w:ilvl="5" w:tentative="1">
-      <w:start w:val="1"/>
-      <w:numFmt w:val="bullet"/>
-      <w:lvlText w:val=""/>
-      <w:lvlJc w:val="left"/>
-      <w:pPr>
-        <w:tabs>
-          <w:tab w:val="num" w:pos="4320"/>
-        </w:tabs>
-        <w:ind w:left="4320" w:hanging="360"/>
-      </w:pPr>
-      <w:rPr>
-        <w:rFonts w:ascii="Wingdings" w:hAnsi="Wingdings" w:hint="default"/>
-        <w:sz w:val="20"/>
-      </w:rPr>
-    </w:lvl>
-    <w:lvl w:ilvl="6" w:tentative="1">
-      <w:start w:val="1"/>
-      <w:numFmt w:val="bullet"/>
-      <w:lvlText w:val=""/>
-      <w:lvlJc w:val="left"/>
-      <w:pPr>
-        <w:tabs>
-          <w:tab w:val="num" w:pos="5040"/>
-        </w:tabs>
-        <w:ind w:left="5040" w:hanging="360"/>
-      </w:pPr>
-      <w:rPr>
-        <w:rFonts w:ascii="Wingdings" w:hAnsi="Wingdings" w:hint="default"/>
-        <w:sz w:val="20"/>
-      </w:rPr>
-    </w:lvl>
-    <w:lvl w:ilvl="7" w:tentative="1">
-      <w:start w:val="1"/>
-      <w:numFmt w:val="bullet"/>
-      <w:lvlText w:val=""/>
-      <w:lvlJc w:val="left"/>
-      <w:pPr>
-        <w:tabs>
-          <w:tab w:val="num" w:pos="5760"/>
-        </w:tabs>
-        <w:ind w:left="5760" w:hanging="360"/>
-      </w:pPr>
-      <w:rPr>
-        <w:rFonts w:ascii="Wingdings" w:hAnsi="Wingdings" w:hint="default"/>
-        <w:sz w:val="20"/>
-      </w:rPr>
-    </w:lvl>
-    <w:lvl w:ilvl="8" w:tentative="1">
-      <w:start w:val="1"/>
-      <w:numFmt w:val="bullet"/>
-      <w:lvlText w:val=""/>
-      <w:lvlJc w:val="left"/>
-      <w:pPr>
-        <w:tabs>
-          <w:tab w:val="num" w:pos="6480"/>
-        </w:tabs>
-        <w:ind w:left="6480" w:hanging="360"/>
-      </w:pPr>
-      <w:rPr>
-        <w:rFonts w:ascii="Wingdings" w:hAnsi="Wingdings" w:hint="default"/>
-        <w:sz w:val="20"/>
-      </w:rPr>
-    </w:lvl>
-  </w:abstractNum>
-  <w:abstractNum w:abstractNumId="20" w15:restartNumberingAfterBreak="0">
     <w:nsid w:val="43960807"/>
     <w:multiLevelType w:val="multilevel"/>
     <w:tmpl w:val="630ADB68"/>
@@ -8118,7 +10148,7 @@
       </w:rPr>
     </w:lvl>
   </w:abstractNum>
-  <w:abstractNum w:abstractNumId="21" w15:restartNumberingAfterBreak="0">
+  <w:abstractNum w:abstractNumId="20" w15:restartNumberingAfterBreak="0">
     <w:nsid w:val="47A83698"/>
     <w:multiLevelType w:val="multilevel"/>
     <w:tmpl w:val="3DD0E790"/>
@@ -8231,305 +10261,7 @@
       </w:pPr>
     </w:lvl>
   </w:abstractNum>
-  <w:abstractNum w:abstractNumId="22" w15:restartNumberingAfterBreak="0">
-    <w:nsid w:val="4BB77AA4"/>
-    <w:multiLevelType w:val="multilevel"/>
-    <w:tmpl w:val="6AC2EE04"/>
-    <w:lvl w:ilvl="0">
-      <w:start w:val="1"/>
-      <w:numFmt w:val="bullet"/>
-      <w:lvlText w:val=""/>
-      <w:lvlJc w:val="left"/>
-      <w:pPr>
-        <w:tabs>
-          <w:tab w:val="num" w:pos="720"/>
-        </w:tabs>
-        <w:ind w:left="720" w:hanging="360"/>
-      </w:pPr>
-      <w:rPr>
-        <w:rFonts w:ascii="Symbol" w:hAnsi="Symbol" w:hint="default"/>
-        <w:sz w:val="20"/>
-      </w:rPr>
-    </w:lvl>
-    <w:lvl w:ilvl="1" w:tentative="1">
-      <w:start w:val="1"/>
-      <w:numFmt w:val="bullet"/>
-      <w:lvlText w:val="o"/>
-      <w:lvlJc w:val="left"/>
-      <w:pPr>
-        <w:tabs>
-          <w:tab w:val="num" w:pos="1440"/>
-        </w:tabs>
-        <w:ind w:left="1440" w:hanging="360"/>
-      </w:pPr>
-      <w:rPr>
-        <w:rFonts w:ascii="Courier New" w:hAnsi="Courier New" w:hint="default"/>
-        <w:sz w:val="20"/>
-      </w:rPr>
-    </w:lvl>
-    <w:lvl w:ilvl="2" w:tentative="1">
-      <w:start w:val="1"/>
-      <w:numFmt w:val="bullet"/>
-      <w:lvlText w:val=""/>
-      <w:lvlJc w:val="left"/>
-      <w:pPr>
-        <w:tabs>
-          <w:tab w:val="num" w:pos="2160"/>
-        </w:tabs>
-        <w:ind w:left="2160" w:hanging="360"/>
-      </w:pPr>
-      <w:rPr>
-        <w:rFonts w:ascii="Wingdings" w:hAnsi="Wingdings" w:hint="default"/>
-        <w:sz w:val="20"/>
-      </w:rPr>
-    </w:lvl>
-    <w:lvl w:ilvl="3" w:tentative="1">
-      <w:start w:val="1"/>
-      <w:numFmt w:val="bullet"/>
-      <w:lvlText w:val=""/>
-      <w:lvlJc w:val="left"/>
-      <w:pPr>
-        <w:tabs>
-          <w:tab w:val="num" w:pos="2880"/>
-        </w:tabs>
-        <w:ind w:left="2880" w:hanging="360"/>
-      </w:pPr>
-      <w:rPr>
-        <w:rFonts w:ascii="Wingdings" w:hAnsi="Wingdings" w:hint="default"/>
-        <w:sz w:val="20"/>
-      </w:rPr>
-    </w:lvl>
-    <w:lvl w:ilvl="4" w:tentative="1">
-      <w:start w:val="1"/>
-      <w:numFmt w:val="bullet"/>
-      <w:lvlText w:val=""/>
-      <w:lvlJc w:val="left"/>
-      <w:pPr>
-        <w:tabs>
-          <w:tab w:val="num" w:pos="3600"/>
-        </w:tabs>
-        <w:ind w:left="3600" w:hanging="360"/>
-      </w:pPr>
-      <w:rPr>
-        <w:rFonts w:ascii="Wingdings" w:hAnsi="Wingdings" w:hint="default"/>
-        <w:sz w:val="20"/>
-      </w:rPr>
-    </w:lvl>
-    <w:lvl w:ilvl="5" w:tentative="1">
-      <w:start w:val="1"/>
-      <w:numFmt w:val="bullet"/>
-      <w:lvlText w:val=""/>
-      <w:lvlJc w:val="left"/>
-      <w:pPr>
-        <w:tabs>
-          <w:tab w:val="num" w:pos="4320"/>
-        </w:tabs>
-        <w:ind w:left="4320" w:hanging="360"/>
-      </w:pPr>
-      <w:rPr>
-        <w:rFonts w:ascii="Wingdings" w:hAnsi="Wingdings" w:hint="default"/>
-        <w:sz w:val="20"/>
-      </w:rPr>
-    </w:lvl>
-    <w:lvl w:ilvl="6" w:tentative="1">
-      <w:start w:val="1"/>
-      <w:numFmt w:val="bullet"/>
-      <w:lvlText w:val=""/>
-      <w:lvlJc w:val="left"/>
-      <w:pPr>
-        <w:tabs>
-          <w:tab w:val="num" w:pos="5040"/>
-        </w:tabs>
-        <w:ind w:left="5040" w:hanging="360"/>
-      </w:pPr>
-      <w:rPr>
-        <w:rFonts w:ascii="Wingdings" w:hAnsi="Wingdings" w:hint="default"/>
-        <w:sz w:val="20"/>
-      </w:rPr>
-    </w:lvl>
-    <w:lvl w:ilvl="7" w:tentative="1">
-      <w:start w:val="1"/>
-      <w:numFmt w:val="bullet"/>
-      <w:lvlText w:val=""/>
-      <w:lvlJc w:val="left"/>
-      <w:pPr>
-        <w:tabs>
-          <w:tab w:val="num" w:pos="5760"/>
-        </w:tabs>
-        <w:ind w:left="5760" w:hanging="360"/>
-      </w:pPr>
-      <w:rPr>
-        <w:rFonts w:ascii="Wingdings" w:hAnsi="Wingdings" w:hint="default"/>
-        <w:sz w:val="20"/>
-      </w:rPr>
-    </w:lvl>
-    <w:lvl w:ilvl="8" w:tentative="1">
-      <w:start w:val="1"/>
-      <w:numFmt w:val="bullet"/>
-      <w:lvlText w:val=""/>
-      <w:lvlJc w:val="left"/>
-      <w:pPr>
-        <w:tabs>
-          <w:tab w:val="num" w:pos="6480"/>
-        </w:tabs>
-        <w:ind w:left="6480" w:hanging="360"/>
-      </w:pPr>
-      <w:rPr>
-        <w:rFonts w:ascii="Wingdings" w:hAnsi="Wingdings" w:hint="default"/>
-        <w:sz w:val="20"/>
-      </w:rPr>
-    </w:lvl>
-  </w:abstractNum>
-  <w:abstractNum w:abstractNumId="23" w15:restartNumberingAfterBreak="0">
-    <w:nsid w:val="4CF87EDA"/>
-    <w:multiLevelType w:val="multilevel"/>
-    <w:tmpl w:val="723A796E"/>
-    <w:lvl w:ilvl="0">
-      <w:start w:val="1"/>
-      <w:numFmt w:val="bullet"/>
-      <w:lvlText w:val=""/>
-      <w:lvlJc w:val="left"/>
-      <w:pPr>
-        <w:tabs>
-          <w:tab w:val="num" w:pos="720"/>
-        </w:tabs>
-        <w:ind w:left="720" w:hanging="360"/>
-      </w:pPr>
-      <w:rPr>
-        <w:rFonts w:ascii="Symbol" w:hAnsi="Symbol" w:hint="default"/>
-        <w:sz w:val="20"/>
-      </w:rPr>
-    </w:lvl>
-    <w:lvl w:ilvl="1" w:tentative="1">
-      <w:start w:val="1"/>
-      <w:numFmt w:val="bullet"/>
-      <w:lvlText w:val="o"/>
-      <w:lvlJc w:val="left"/>
-      <w:pPr>
-        <w:tabs>
-          <w:tab w:val="num" w:pos="1440"/>
-        </w:tabs>
-        <w:ind w:left="1440" w:hanging="360"/>
-      </w:pPr>
-      <w:rPr>
-        <w:rFonts w:ascii="Courier New" w:hAnsi="Courier New" w:hint="default"/>
-        <w:sz w:val="20"/>
-      </w:rPr>
-    </w:lvl>
-    <w:lvl w:ilvl="2" w:tentative="1">
-      <w:start w:val="1"/>
-      <w:numFmt w:val="bullet"/>
-      <w:lvlText w:val=""/>
-      <w:lvlJc w:val="left"/>
-      <w:pPr>
-        <w:tabs>
-          <w:tab w:val="num" w:pos="2160"/>
-        </w:tabs>
-        <w:ind w:left="2160" w:hanging="360"/>
-      </w:pPr>
-      <w:rPr>
-        <w:rFonts w:ascii="Wingdings" w:hAnsi="Wingdings" w:hint="default"/>
-        <w:sz w:val="20"/>
-      </w:rPr>
-    </w:lvl>
-    <w:lvl w:ilvl="3" w:tentative="1">
-      <w:start w:val="1"/>
-      <w:numFmt w:val="bullet"/>
-      <w:lvlText w:val=""/>
-      <w:lvlJc w:val="left"/>
-      <w:pPr>
-        <w:tabs>
-          <w:tab w:val="num" w:pos="2880"/>
-        </w:tabs>
-        <w:ind w:left="2880" w:hanging="360"/>
-      </w:pPr>
-      <w:rPr>
-        <w:rFonts w:ascii="Wingdings" w:hAnsi="Wingdings" w:hint="default"/>
-        <w:sz w:val="20"/>
-      </w:rPr>
-    </w:lvl>
-    <w:lvl w:ilvl="4" w:tentative="1">
-      <w:start w:val="1"/>
-      <w:numFmt w:val="bullet"/>
-      <w:lvlText w:val=""/>
-      <w:lvlJc w:val="left"/>
-      <w:pPr>
-        <w:tabs>
-          <w:tab w:val="num" w:pos="3600"/>
-        </w:tabs>
-        <w:ind w:left="3600" w:hanging="360"/>
-      </w:pPr>
-      <w:rPr>
-        <w:rFonts w:ascii="Wingdings" w:hAnsi="Wingdings" w:hint="default"/>
-        <w:sz w:val="20"/>
-      </w:rPr>
-    </w:lvl>
-    <w:lvl w:ilvl="5" w:tentative="1">
-      <w:start w:val="1"/>
-      <w:numFmt w:val="bullet"/>
-      <w:lvlText w:val=""/>
-      <w:lvlJc w:val="left"/>
-      <w:pPr>
-        <w:tabs>
-          <w:tab w:val="num" w:pos="4320"/>
-        </w:tabs>
-        <w:ind w:left="4320" w:hanging="360"/>
-      </w:pPr>
-      <w:rPr>
-        <w:rFonts w:ascii="Wingdings" w:hAnsi="Wingdings" w:hint="default"/>
-        <w:sz w:val="20"/>
-      </w:rPr>
-    </w:lvl>
-    <w:lvl w:ilvl="6" w:tentative="1">
-      <w:start w:val="1"/>
-      <w:numFmt w:val="bullet"/>
-      <w:lvlText w:val=""/>
-      <w:lvlJc w:val="left"/>
-      <w:pPr>
-        <w:tabs>
-          <w:tab w:val="num" w:pos="5040"/>
-        </w:tabs>
-        <w:ind w:left="5040" w:hanging="360"/>
-      </w:pPr>
-      <w:rPr>
-        <w:rFonts w:ascii="Wingdings" w:hAnsi="Wingdings" w:hint="default"/>
-        <w:sz w:val="20"/>
-      </w:rPr>
-    </w:lvl>
-    <w:lvl w:ilvl="7" w:tentative="1">
-      <w:start w:val="1"/>
-      <w:numFmt w:val="bullet"/>
-      <w:lvlText w:val=""/>
-      <w:lvlJc w:val="left"/>
-      <w:pPr>
-        <w:tabs>
-          <w:tab w:val="num" w:pos="5760"/>
-        </w:tabs>
-        <w:ind w:left="5760" w:hanging="360"/>
-      </w:pPr>
-      <w:rPr>
-        <w:rFonts w:ascii="Wingdings" w:hAnsi="Wingdings" w:hint="default"/>
-        <w:sz w:val="20"/>
-      </w:rPr>
-    </w:lvl>
-    <w:lvl w:ilvl="8" w:tentative="1">
-      <w:start w:val="1"/>
-      <w:numFmt w:val="bullet"/>
-      <w:lvlText w:val=""/>
-      <w:lvlJc w:val="left"/>
-      <w:pPr>
-        <w:tabs>
-          <w:tab w:val="num" w:pos="6480"/>
-        </w:tabs>
-        <w:ind w:left="6480" w:hanging="360"/>
-      </w:pPr>
-      <w:rPr>
-        <w:rFonts w:ascii="Wingdings" w:hAnsi="Wingdings" w:hint="default"/>
-        <w:sz w:val="20"/>
-      </w:rPr>
-    </w:lvl>
-  </w:abstractNum>
-  <w:abstractNum w:abstractNumId="24" w15:restartNumberingAfterBreak="0">
+  <w:abstractNum w:abstractNumId="21" w15:restartNumberingAfterBreak="0">
     <w:nsid w:val="4DD701F5"/>
     <w:multiLevelType w:val="multilevel"/>
     <w:tmpl w:val="6F824E32"/>
@@ -8678,7 +10410,7 @@
       </w:rPr>
     </w:lvl>
   </w:abstractNum>
-  <w:abstractNum w:abstractNumId="25" w15:restartNumberingAfterBreak="0">
+  <w:abstractNum w:abstractNumId="22" w15:restartNumberingAfterBreak="0">
     <w:nsid w:val="520D7D1F"/>
     <w:multiLevelType w:val="multilevel"/>
     <w:tmpl w:val="BA12CAC4"/>
@@ -8827,7 +10559,305 @@
       </w:rPr>
     </w:lvl>
   </w:abstractNum>
-  <w:abstractNum w:abstractNumId="26" w15:restartNumberingAfterBreak="0">
+  <w:abstractNum w:abstractNumId="23" w15:restartNumberingAfterBreak="0">
+    <w:nsid w:val="546B4CA0"/>
+    <w:multiLevelType w:val="multilevel"/>
+    <w:tmpl w:val="9886FB00"/>
+    <w:lvl w:ilvl="0">
+      <w:start w:val="1"/>
+      <w:numFmt w:val="bullet"/>
+      <w:lvlText w:val=""/>
+      <w:lvlJc w:val="left"/>
+      <w:pPr>
+        <w:tabs>
+          <w:tab w:val="num" w:pos="720"/>
+        </w:tabs>
+        <w:ind w:left="720" w:hanging="360"/>
+      </w:pPr>
+      <w:rPr>
+        <w:rFonts w:ascii="Symbol" w:hAnsi="Symbol" w:hint="default"/>
+        <w:sz w:val="20"/>
+      </w:rPr>
+    </w:lvl>
+    <w:lvl w:ilvl="1">
+      <w:start w:val="1"/>
+      <w:numFmt w:val="bullet"/>
+      <w:lvlText w:val="o"/>
+      <w:lvlJc w:val="left"/>
+      <w:pPr>
+        <w:tabs>
+          <w:tab w:val="num" w:pos="1440"/>
+        </w:tabs>
+        <w:ind w:left="1440" w:hanging="360"/>
+      </w:pPr>
+      <w:rPr>
+        <w:rFonts w:ascii="Courier New" w:hAnsi="Courier New" w:hint="default"/>
+        <w:sz w:val="20"/>
+      </w:rPr>
+    </w:lvl>
+    <w:lvl w:ilvl="2" w:tentative="1">
+      <w:start w:val="1"/>
+      <w:numFmt w:val="bullet"/>
+      <w:lvlText w:val=""/>
+      <w:lvlJc w:val="left"/>
+      <w:pPr>
+        <w:tabs>
+          <w:tab w:val="num" w:pos="2160"/>
+        </w:tabs>
+        <w:ind w:left="2160" w:hanging="360"/>
+      </w:pPr>
+      <w:rPr>
+        <w:rFonts w:ascii="Wingdings" w:hAnsi="Wingdings" w:hint="default"/>
+        <w:sz w:val="20"/>
+      </w:rPr>
+    </w:lvl>
+    <w:lvl w:ilvl="3" w:tentative="1">
+      <w:start w:val="1"/>
+      <w:numFmt w:val="bullet"/>
+      <w:lvlText w:val=""/>
+      <w:lvlJc w:val="left"/>
+      <w:pPr>
+        <w:tabs>
+          <w:tab w:val="num" w:pos="2880"/>
+        </w:tabs>
+        <w:ind w:left="2880" w:hanging="360"/>
+      </w:pPr>
+      <w:rPr>
+        <w:rFonts w:ascii="Wingdings" w:hAnsi="Wingdings" w:hint="default"/>
+        <w:sz w:val="20"/>
+      </w:rPr>
+    </w:lvl>
+    <w:lvl w:ilvl="4" w:tentative="1">
+      <w:start w:val="1"/>
+      <w:numFmt w:val="bullet"/>
+      <w:lvlText w:val=""/>
+      <w:lvlJc w:val="left"/>
+      <w:pPr>
+        <w:tabs>
+          <w:tab w:val="num" w:pos="3600"/>
+        </w:tabs>
+        <w:ind w:left="3600" w:hanging="360"/>
+      </w:pPr>
+      <w:rPr>
+        <w:rFonts w:ascii="Wingdings" w:hAnsi="Wingdings" w:hint="default"/>
+        <w:sz w:val="20"/>
+      </w:rPr>
+    </w:lvl>
+    <w:lvl w:ilvl="5" w:tentative="1">
+      <w:start w:val="1"/>
+      <w:numFmt w:val="bullet"/>
+      <w:lvlText w:val=""/>
+      <w:lvlJc w:val="left"/>
+      <w:pPr>
+        <w:tabs>
+          <w:tab w:val="num" w:pos="4320"/>
+        </w:tabs>
+        <w:ind w:left="4320" w:hanging="360"/>
+      </w:pPr>
+      <w:rPr>
+        <w:rFonts w:ascii="Wingdings" w:hAnsi="Wingdings" w:hint="default"/>
+        <w:sz w:val="20"/>
+      </w:rPr>
+    </w:lvl>
+    <w:lvl w:ilvl="6" w:tentative="1">
+      <w:start w:val="1"/>
+      <w:numFmt w:val="bullet"/>
+      <w:lvlText w:val=""/>
+      <w:lvlJc w:val="left"/>
+      <w:pPr>
+        <w:tabs>
+          <w:tab w:val="num" w:pos="5040"/>
+        </w:tabs>
+        <w:ind w:left="5040" w:hanging="360"/>
+      </w:pPr>
+      <w:rPr>
+        <w:rFonts w:ascii="Wingdings" w:hAnsi="Wingdings" w:hint="default"/>
+        <w:sz w:val="20"/>
+      </w:rPr>
+    </w:lvl>
+    <w:lvl w:ilvl="7" w:tentative="1">
+      <w:start w:val="1"/>
+      <w:numFmt w:val="bullet"/>
+      <w:lvlText w:val=""/>
+      <w:lvlJc w:val="left"/>
+      <w:pPr>
+        <w:tabs>
+          <w:tab w:val="num" w:pos="5760"/>
+        </w:tabs>
+        <w:ind w:left="5760" w:hanging="360"/>
+      </w:pPr>
+      <w:rPr>
+        <w:rFonts w:ascii="Wingdings" w:hAnsi="Wingdings" w:hint="default"/>
+        <w:sz w:val="20"/>
+      </w:rPr>
+    </w:lvl>
+    <w:lvl w:ilvl="8" w:tentative="1">
+      <w:start w:val="1"/>
+      <w:numFmt w:val="bullet"/>
+      <w:lvlText w:val=""/>
+      <w:lvlJc w:val="left"/>
+      <w:pPr>
+        <w:tabs>
+          <w:tab w:val="num" w:pos="6480"/>
+        </w:tabs>
+        <w:ind w:left="6480" w:hanging="360"/>
+      </w:pPr>
+      <w:rPr>
+        <w:rFonts w:ascii="Wingdings" w:hAnsi="Wingdings" w:hint="default"/>
+        <w:sz w:val="20"/>
+      </w:rPr>
+    </w:lvl>
+  </w:abstractNum>
+  <w:abstractNum w:abstractNumId="24" w15:restartNumberingAfterBreak="0">
+    <w:nsid w:val="57FA5641"/>
+    <w:multiLevelType w:val="multilevel"/>
+    <w:tmpl w:val="9BCC7B94"/>
+    <w:lvl w:ilvl="0">
+      <w:start w:val="1"/>
+      <w:numFmt w:val="bullet"/>
+      <w:lvlText w:val=""/>
+      <w:lvlJc w:val="left"/>
+      <w:pPr>
+        <w:tabs>
+          <w:tab w:val="num" w:pos="720"/>
+        </w:tabs>
+        <w:ind w:left="720" w:hanging="360"/>
+      </w:pPr>
+      <w:rPr>
+        <w:rFonts w:ascii="Symbol" w:hAnsi="Symbol" w:hint="default"/>
+        <w:sz w:val="20"/>
+      </w:rPr>
+    </w:lvl>
+    <w:lvl w:ilvl="1">
+      <w:start w:val="1"/>
+      <w:numFmt w:val="bullet"/>
+      <w:lvlText w:val="o"/>
+      <w:lvlJc w:val="left"/>
+      <w:pPr>
+        <w:tabs>
+          <w:tab w:val="num" w:pos="1440"/>
+        </w:tabs>
+        <w:ind w:left="1440" w:hanging="360"/>
+      </w:pPr>
+      <w:rPr>
+        <w:rFonts w:ascii="Courier New" w:hAnsi="Courier New" w:hint="default"/>
+        <w:sz w:val="20"/>
+      </w:rPr>
+    </w:lvl>
+    <w:lvl w:ilvl="2" w:tentative="1">
+      <w:start w:val="1"/>
+      <w:numFmt w:val="bullet"/>
+      <w:lvlText w:val=""/>
+      <w:lvlJc w:val="left"/>
+      <w:pPr>
+        <w:tabs>
+          <w:tab w:val="num" w:pos="2160"/>
+        </w:tabs>
+        <w:ind w:left="2160" w:hanging="360"/>
+      </w:pPr>
+      <w:rPr>
+        <w:rFonts w:ascii="Wingdings" w:hAnsi="Wingdings" w:hint="default"/>
+        <w:sz w:val="20"/>
+      </w:rPr>
+    </w:lvl>
+    <w:lvl w:ilvl="3" w:tentative="1">
+      <w:start w:val="1"/>
+      <w:numFmt w:val="bullet"/>
+      <w:lvlText w:val=""/>
+      <w:lvlJc w:val="left"/>
+      <w:pPr>
+        <w:tabs>
+          <w:tab w:val="num" w:pos="2880"/>
+        </w:tabs>
+        <w:ind w:left="2880" w:hanging="360"/>
+      </w:pPr>
+      <w:rPr>
+        <w:rFonts w:ascii="Wingdings" w:hAnsi="Wingdings" w:hint="default"/>
+        <w:sz w:val="20"/>
+      </w:rPr>
+    </w:lvl>
+    <w:lvl w:ilvl="4" w:tentative="1">
+      <w:start w:val="1"/>
+      <w:numFmt w:val="bullet"/>
+      <w:lvlText w:val=""/>
+      <w:lvlJc w:val="left"/>
+      <w:pPr>
+        <w:tabs>
+          <w:tab w:val="num" w:pos="3600"/>
+        </w:tabs>
+        <w:ind w:left="3600" w:hanging="360"/>
+      </w:pPr>
+      <w:rPr>
+        <w:rFonts w:ascii="Wingdings" w:hAnsi="Wingdings" w:hint="default"/>
+        <w:sz w:val="20"/>
+      </w:rPr>
+    </w:lvl>
+    <w:lvl w:ilvl="5" w:tentative="1">
+      <w:start w:val="1"/>
+      <w:numFmt w:val="bullet"/>
+      <w:lvlText w:val=""/>
+      <w:lvlJc w:val="left"/>
+      <w:pPr>
+        <w:tabs>
+          <w:tab w:val="num" w:pos="4320"/>
+        </w:tabs>
+        <w:ind w:left="4320" w:hanging="360"/>
+      </w:pPr>
+      <w:rPr>
+        <w:rFonts w:ascii="Wingdings" w:hAnsi="Wingdings" w:hint="default"/>
+        <w:sz w:val="20"/>
+      </w:rPr>
+    </w:lvl>
+    <w:lvl w:ilvl="6" w:tentative="1">
+      <w:start w:val="1"/>
+      <w:numFmt w:val="bullet"/>
+      <w:lvlText w:val=""/>
+      <w:lvlJc w:val="left"/>
+      <w:pPr>
+        <w:tabs>
+          <w:tab w:val="num" w:pos="5040"/>
+        </w:tabs>
+        <w:ind w:left="5040" w:hanging="360"/>
+      </w:pPr>
+      <w:rPr>
+        <w:rFonts w:ascii="Wingdings" w:hAnsi="Wingdings" w:hint="default"/>
+        <w:sz w:val="20"/>
+      </w:rPr>
+    </w:lvl>
+    <w:lvl w:ilvl="7" w:tentative="1">
+      <w:start w:val="1"/>
+      <w:numFmt w:val="bullet"/>
+      <w:lvlText w:val=""/>
+      <w:lvlJc w:val="left"/>
+      <w:pPr>
+        <w:tabs>
+          <w:tab w:val="num" w:pos="5760"/>
+        </w:tabs>
+        <w:ind w:left="5760" w:hanging="360"/>
+      </w:pPr>
+      <w:rPr>
+        <w:rFonts w:ascii="Wingdings" w:hAnsi="Wingdings" w:hint="default"/>
+        <w:sz w:val="20"/>
+      </w:rPr>
+    </w:lvl>
+    <w:lvl w:ilvl="8" w:tentative="1">
+      <w:start w:val="1"/>
+      <w:numFmt w:val="bullet"/>
+      <w:lvlText w:val=""/>
+      <w:lvlJc w:val="left"/>
+      <w:pPr>
+        <w:tabs>
+          <w:tab w:val="num" w:pos="6480"/>
+        </w:tabs>
+        <w:ind w:left="6480" w:hanging="360"/>
+      </w:pPr>
+      <w:rPr>
+        <w:rFonts w:ascii="Wingdings" w:hAnsi="Wingdings" w:hint="default"/>
+        <w:sz w:val="20"/>
+      </w:rPr>
+    </w:lvl>
+  </w:abstractNum>
+  <w:abstractNum w:abstractNumId="25" w15:restartNumberingAfterBreak="0">
     <w:nsid w:val="5C3E03F9"/>
     <w:multiLevelType w:val="multilevel"/>
     <w:tmpl w:val="29CCC980"/>
@@ -8940,10 +10970,159 @@
       </w:rPr>
     </w:lvl>
   </w:abstractNum>
+  <w:abstractNum w:abstractNumId="26" w15:restartNumberingAfterBreak="0">
+    <w:nsid w:val="5CE74A89"/>
+    <w:multiLevelType w:val="multilevel"/>
+    <w:tmpl w:val="3B9053B6"/>
+    <w:lvl w:ilvl="0">
+      <w:start w:val="1"/>
+      <w:numFmt w:val="bullet"/>
+      <w:lvlText w:val=""/>
+      <w:lvlJc w:val="left"/>
+      <w:pPr>
+        <w:tabs>
+          <w:tab w:val="num" w:pos="720"/>
+        </w:tabs>
+        <w:ind w:left="720" w:hanging="360"/>
+      </w:pPr>
+      <w:rPr>
+        <w:rFonts w:ascii="Symbol" w:hAnsi="Symbol" w:hint="default"/>
+        <w:sz w:val="20"/>
+      </w:rPr>
+    </w:lvl>
+    <w:lvl w:ilvl="1" w:tentative="1">
+      <w:start w:val="1"/>
+      <w:numFmt w:val="bullet"/>
+      <w:lvlText w:val="o"/>
+      <w:lvlJc w:val="left"/>
+      <w:pPr>
+        <w:tabs>
+          <w:tab w:val="num" w:pos="1440"/>
+        </w:tabs>
+        <w:ind w:left="1440" w:hanging="360"/>
+      </w:pPr>
+      <w:rPr>
+        <w:rFonts w:ascii="Courier New" w:hAnsi="Courier New" w:hint="default"/>
+        <w:sz w:val="20"/>
+      </w:rPr>
+    </w:lvl>
+    <w:lvl w:ilvl="2" w:tentative="1">
+      <w:start w:val="1"/>
+      <w:numFmt w:val="bullet"/>
+      <w:lvlText w:val=""/>
+      <w:lvlJc w:val="left"/>
+      <w:pPr>
+        <w:tabs>
+          <w:tab w:val="num" w:pos="2160"/>
+        </w:tabs>
+        <w:ind w:left="2160" w:hanging="360"/>
+      </w:pPr>
+      <w:rPr>
+        <w:rFonts w:ascii="Wingdings" w:hAnsi="Wingdings" w:hint="default"/>
+        <w:sz w:val="20"/>
+      </w:rPr>
+    </w:lvl>
+    <w:lvl w:ilvl="3" w:tentative="1">
+      <w:start w:val="1"/>
+      <w:numFmt w:val="bullet"/>
+      <w:lvlText w:val=""/>
+      <w:lvlJc w:val="left"/>
+      <w:pPr>
+        <w:tabs>
+          <w:tab w:val="num" w:pos="2880"/>
+        </w:tabs>
+        <w:ind w:left="2880" w:hanging="360"/>
+      </w:pPr>
+      <w:rPr>
+        <w:rFonts w:ascii="Wingdings" w:hAnsi="Wingdings" w:hint="default"/>
+        <w:sz w:val="20"/>
+      </w:rPr>
+    </w:lvl>
+    <w:lvl w:ilvl="4" w:tentative="1">
+      <w:start w:val="1"/>
+      <w:numFmt w:val="bullet"/>
+      <w:lvlText w:val=""/>
+      <w:lvlJc w:val="left"/>
+      <w:pPr>
+        <w:tabs>
+          <w:tab w:val="num" w:pos="3600"/>
+        </w:tabs>
+        <w:ind w:left="3600" w:hanging="360"/>
+      </w:pPr>
+      <w:rPr>
+        <w:rFonts w:ascii="Wingdings" w:hAnsi="Wingdings" w:hint="default"/>
+        <w:sz w:val="20"/>
+      </w:rPr>
+    </w:lvl>
+    <w:lvl w:ilvl="5" w:tentative="1">
+      <w:start w:val="1"/>
+      <w:numFmt w:val="bullet"/>
+      <w:lvlText w:val=""/>
+      <w:lvlJc w:val="left"/>
+      <w:pPr>
+        <w:tabs>
+          <w:tab w:val="num" w:pos="4320"/>
+        </w:tabs>
+        <w:ind w:left="4320" w:hanging="360"/>
+      </w:pPr>
+      <w:rPr>
+        <w:rFonts w:ascii="Wingdings" w:hAnsi="Wingdings" w:hint="default"/>
+        <w:sz w:val="20"/>
+      </w:rPr>
+    </w:lvl>
+    <w:lvl w:ilvl="6" w:tentative="1">
+      <w:start w:val="1"/>
+      <w:numFmt w:val="bullet"/>
+      <w:lvlText w:val=""/>
+      <w:lvlJc w:val="left"/>
+      <w:pPr>
+        <w:tabs>
+          <w:tab w:val="num" w:pos="5040"/>
+        </w:tabs>
+        <w:ind w:left="5040" w:hanging="360"/>
+      </w:pPr>
+      <w:rPr>
+        <w:rFonts w:ascii="Wingdings" w:hAnsi="Wingdings" w:hint="default"/>
+        <w:sz w:val="20"/>
+      </w:rPr>
+    </w:lvl>
+    <w:lvl w:ilvl="7" w:tentative="1">
+      <w:start w:val="1"/>
+      <w:numFmt w:val="bullet"/>
+      <w:lvlText w:val=""/>
+      <w:lvlJc w:val="left"/>
+      <w:pPr>
+        <w:tabs>
+          <w:tab w:val="num" w:pos="5760"/>
+        </w:tabs>
+        <w:ind w:left="5760" w:hanging="360"/>
+      </w:pPr>
+      <w:rPr>
+        <w:rFonts w:ascii="Wingdings" w:hAnsi="Wingdings" w:hint="default"/>
+        <w:sz w:val="20"/>
+      </w:rPr>
+    </w:lvl>
+    <w:lvl w:ilvl="8" w:tentative="1">
+      <w:start w:val="1"/>
+      <w:numFmt w:val="bullet"/>
+      <w:lvlText w:val=""/>
+      <w:lvlJc w:val="left"/>
+      <w:pPr>
+        <w:tabs>
+          <w:tab w:val="num" w:pos="6480"/>
+        </w:tabs>
+        <w:ind w:left="6480" w:hanging="360"/>
+      </w:pPr>
+      <w:rPr>
+        <w:rFonts w:ascii="Wingdings" w:hAnsi="Wingdings" w:hint="default"/>
+        <w:sz w:val="20"/>
+      </w:rPr>
+    </w:lvl>
+  </w:abstractNum>
   <w:abstractNum w:abstractNumId="27" w15:restartNumberingAfterBreak="0">
-    <w:nsid w:val="609B5807"/>
+    <w:nsid w:val="63630C8A"/>
     <w:multiLevelType w:val="multilevel"/>
-    <w:tmpl w:val="7B98DAF8"/>
+    <w:tmpl w:val="59B6F49C"/>
     <w:lvl w:ilvl="0">
       <w:start w:val="1"/>
       <w:numFmt w:val="bullet"/>
@@ -8960,7 +11139,7 @@
         <w:sz w:val="20"/>
       </w:rPr>
     </w:lvl>
-    <w:lvl w:ilvl="1" w:tentative="1">
+    <w:lvl w:ilvl="1">
       <w:start w:val="1"/>
       <w:numFmt w:val="bullet"/>
       <w:lvlText w:val="o"/>
@@ -9203,158 +11382,158 @@
     </w:lvl>
   </w:abstractNum>
   <w:abstractNum w:abstractNumId="29" w15:restartNumberingAfterBreak="0">
-    <w:nsid w:val="70E70C84"/>
-    <w:multiLevelType w:val="multilevel"/>
-    <w:tmpl w:val="93C687A2"/>
-    <w:lvl w:ilvl="0">
-      <w:start w:val="1"/>
-      <w:numFmt w:val="bullet"/>
-      <w:lvlText w:val=""/>
-      <w:lvlJc w:val="left"/>
-      <w:pPr>
-        <w:tabs>
-          <w:tab w:val="num" w:pos="720"/>
-        </w:tabs>
-        <w:ind w:left="720" w:hanging="360"/>
-      </w:pPr>
-      <w:rPr>
-        <w:rFonts w:ascii="Symbol" w:hAnsi="Symbol" w:hint="default"/>
-        <w:sz w:val="20"/>
-      </w:rPr>
-    </w:lvl>
-    <w:lvl w:ilvl="1" w:tentative="1">
-      <w:start w:val="1"/>
-      <w:numFmt w:val="bullet"/>
-      <w:lvlText w:val="o"/>
-      <w:lvlJc w:val="left"/>
-      <w:pPr>
-        <w:tabs>
-          <w:tab w:val="num" w:pos="1440"/>
-        </w:tabs>
-        <w:ind w:left="1440" w:hanging="360"/>
-      </w:pPr>
-      <w:rPr>
-        <w:rFonts w:ascii="Courier New" w:hAnsi="Courier New" w:hint="default"/>
-        <w:sz w:val="20"/>
-      </w:rPr>
-    </w:lvl>
-    <w:lvl w:ilvl="2" w:tentative="1">
-      <w:start w:val="1"/>
-      <w:numFmt w:val="bullet"/>
-      <w:lvlText w:val=""/>
-      <w:lvlJc w:val="left"/>
-      <w:pPr>
-        <w:tabs>
-          <w:tab w:val="num" w:pos="2160"/>
-        </w:tabs>
-        <w:ind w:left="2160" w:hanging="360"/>
-      </w:pPr>
-      <w:rPr>
-        <w:rFonts w:ascii="Wingdings" w:hAnsi="Wingdings" w:hint="default"/>
-        <w:sz w:val="20"/>
-      </w:rPr>
-    </w:lvl>
-    <w:lvl w:ilvl="3" w:tentative="1">
-      <w:start w:val="1"/>
-      <w:numFmt w:val="bullet"/>
-      <w:lvlText w:val=""/>
-      <w:lvlJc w:val="left"/>
-      <w:pPr>
-        <w:tabs>
-          <w:tab w:val="num" w:pos="2880"/>
-        </w:tabs>
-        <w:ind w:left="2880" w:hanging="360"/>
-      </w:pPr>
-      <w:rPr>
-        <w:rFonts w:ascii="Wingdings" w:hAnsi="Wingdings" w:hint="default"/>
-        <w:sz w:val="20"/>
-      </w:rPr>
-    </w:lvl>
-    <w:lvl w:ilvl="4" w:tentative="1">
-      <w:start w:val="1"/>
-      <w:numFmt w:val="bullet"/>
-      <w:lvlText w:val=""/>
-      <w:lvlJc w:val="left"/>
-      <w:pPr>
-        <w:tabs>
-          <w:tab w:val="num" w:pos="3600"/>
-        </w:tabs>
-        <w:ind w:left="3600" w:hanging="360"/>
-      </w:pPr>
-      <w:rPr>
-        <w:rFonts w:ascii="Wingdings" w:hAnsi="Wingdings" w:hint="default"/>
-        <w:sz w:val="20"/>
-      </w:rPr>
-    </w:lvl>
-    <w:lvl w:ilvl="5" w:tentative="1">
-      <w:start w:val="1"/>
-      <w:numFmt w:val="bullet"/>
-      <w:lvlText w:val=""/>
-      <w:lvlJc w:val="left"/>
-      <w:pPr>
-        <w:tabs>
-          <w:tab w:val="num" w:pos="4320"/>
-        </w:tabs>
-        <w:ind w:left="4320" w:hanging="360"/>
-      </w:pPr>
-      <w:rPr>
-        <w:rFonts w:ascii="Wingdings" w:hAnsi="Wingdings" w:hint="default"/>
-        <w:sz w:val="20"/>
-      </w:rPr>
-    </w:lvl>
-    <w:lvl w:ilvl="6" w:tentative="1">
-      <w:start w:val="1"/>
-      <w:numFmt w:val="bullet"/>
-      <w:lvlText w:val=""/>
-      <w:lvlJc w:val="left"/>
-      <w:pPr>
-        <w:tabs>
-          <w:tab w:val="num" w:pos="5040"/>
-        </w:tabs>
-        <w:ind w:left="5040" w:hanging="360"/>
-      </w:pPr>
-      <w:rPr>
-        <w:rFonts w:ascii="Wingdings" w:hAnsi="Wingdings" w:hint="default"/>
-        <w:sz w:val="20"/>
-      </w:rPr>
-    </w:lvl>
-    <w:lvl w:ilvl="7" w:tentative="1">
-      <w:start w:val="1"/>
-      <w:numFmt w:val="bullet"/>
-      <w:lvlText w:val=""/>
-      <w:lvlJc w:val="left"/>
-      <w:pPr>
-        <w:tabs>
-          <w:tab w:val="num" w:pos="5760"/>
-        </w:tabs>
-        <w:ind w:left="5760" w:hanging="360"/>
-      </w:pPr>
-      <w:rPr>
-        <w:rFonts w:ascii="Wingdings" w:hAnsi="Wingdings" w:hint="default"/>
-        <w:sz w:val="20"/>
-      </w:rPr>
-    </w:lvl>
-    <w:lvl w:ilvl="8" w:tentative="1">
-      <w:start w:val="1"/>
-      <w:numFmt w:val="bullet"/>
-      <w:lvlText w:val=""/>
-      <w:lvlJc w:val="left"/>
-      <w:pPr>
-        <w:tabs>
-          <w:tab w:val="num" w:pos="6480"/>
-        </w:tabs>
-        <w:ind w:left="6480" w:hanging="360"/>
-      </w:pPr>
-      <w:rPr>
-        <w:rFonts w:ascii="Wingdings" w:hAnsi="Wingdings" w:hint="default"/>
-        <w:sz w:val="20"/>
-      </w:rPr>
-    </w:lvl>
-  </w:abstractNum>
-  <w:abstractNum w:abstractNumId="30" w15:restartNumberingAfterBreak="0">
     <w:nsid w:val="76C83715"/>
     <w:multiLevelType w:val="multilevel"/>
     <w:tmpl w:val="E40E6F38"/>
+    <w:lvl w:ilvl="0">
+      <w:start w:val="1"/>
+      <w:numFmt w:val="bullet"/>
+      <w:lvlText w:val=""/>
+      <w:lvlJc w:val="left"/>
+      <w:pPr>
+        <w:tabs>
+          <w:tab w:val="num" w:pos="720"/>
+        </w:tabs>
+        <w:ind w:left="720" w:hanging="360"/>
+      </w:pPr>
+      <w:rPr>
+        <w:rFonts w:ascii="Symbol" w:hAnsi="Symbol" w:hint="default"/>
+        <w:sz w:val="20"/>
+      </w:rPr>
+    </w:lvl>
+    <w:lvl w:ilvl="1" w:tentative="1">
+      <w:start w:val="1"/>
+      <w:numFmt w:val="bullet"/>
+      <w:lvlText w:val="o"/>
+      <w:lvlJc w:val="left"/>
+      <w:pPr>
+        <w:tabs>
+          <w:tab w:val="num" w:pos="1440"/>
+        </w:tabs>
+        <w:ind w:left="1440" w:hanging="360"/>
+      </w:pPr>
+      <w:rPr>
+        <w:rFonts w:ascii="Courier New" w:hAnsi="Courier New" w:hint="default"/>
+        <w:sz w:val="20"/>
+      </w:rPr>
+    </w:lvl>
+    <w:lvl w:ilvl="2" w:tentative="1">
+      <w:start w:val="1"/>
+      <w:numFmt w:val="bullet"/>
+      <w:lvlText w:val=""/>
+      <w:lvlJc w:val="left"/>
+      <w:pPr>
+        <w:tabs>
+          <w:tab w:val="num" w:pos="2160"/>
+        </w:tabs>
+        <w:ind w:left="2160" w:hanging="360"/>
+      </w:pPr>
+      <w:rPr>
+        <w:rFonts w:ascii="Wingdings" w:hAnsi="Wingdings" w:hint="default"/>
+        <w:sz w:val="20"/>
+      </w:rPr>
+    </w:lvl>
+    <w:lvl w:ilvl="3" w:tentative="1">
+      <w:start w:val="1"/>
+      <w:numFmt w:val="bullet"/>
+      <w:lvlText w:val=""/>
+      <w:lvlJc w:val="left"/>
+      <w:pPr>
+        <w:tabs>
+          <w:tab w:val="num" w:pos="2880"/>
+        </w:tabs>
+        <w:ind w:left="2880" w:hanging="360"/>
+      </w:pPr>
+      <w:rPr>
+        <w:rFonts w:ascii="Wingdings" w:hAnsi="Wingdings" w:hint="default"/>
+        <w:sz w:val="20"/>
+      </w:rPr>
+    </w:lvl>
+    <w:lvl w:ilvl="4" w:tentative="1">
+      <w:start w:val="1"/>
+      <w:numFmt w:val="bullet"/>
+      <w:lvlText w:val=""/>
+      <w:lvlJc w:val="left"/>
+      <w:pPr>
+        <w:tabs>
+          <w:tab w:val="num" w:pos="3600"/>
+        </w:tabs>
+        <w:ind w:left="3600" w:hanging="360"/>
+      </w:pPr>
+      <w:rPr>
+        <w:rFonts w:ascii="Wingdings" w:hAnsi="Wingdings" w:hint="default"/>
+        <w:sz w:val="20"/>
+      </w:rPr>
+    </w:lvl>
+    <w:lvl w:ilvl="5" w:tentative="1">
+      <w:start w:val="1"/>
+      <w:numFmt w:val="bullet"/>
+      <w:lvlText w:val=""/>
+      <w:lvlJc w:val="left"/>
+      <w:pPr>
+        <w:tabs>
+          <w:tab w:val="num" w:pos="4320"/>
+        </w:tabs>
+        <w:ind w:left="4320" w:hanging="360"/>
+      </w:pPr>
+      <w:rPr>
+        <w:rFonts w:ascii="Wingdings" w:hAnsi="Wingdings" w:hint="default"/>
+        <w:sz w:val="20"/>
+      </w:rPr>
+    </w:lvl>
+    <w:lvl w:ilvl="6" w:tentative="1">
+      <w:start w:val="1"/>
+      <w:numFmt w:val="bullet"/>
+      <w:lvlText w:val=""/>
+      <w:lvlJc w:val="left"/>
+      <w:pPr>
+        <w:tabs>
+          <w:tab w:val="num" w:pos="5040"/>
+        </w:tabs>
+        <w:ind w:left="5040" w:hanging="360"/>
+      </w:pPr>
+      <w:rPr>
+        <w:rFonts w:ascii="Wingdings" w:hAnsi="Wingdings" w:hint="default"/>
+        <w:sz w:val="20"/>
+      </w:rPr>
+    </w:lvl>
+    <w:lvl w:ilvl="7" w:tentative="1">
+      <w:start w:val="1"/>
+      <w:numFmt w:val="bullet"/>
+      <w:lvlText w:val=""/>
+      <w:lvlJc w:val="left"/>
+      <w:pPr>
+        <w:tabs>
+          <w:tab w:val="num" w:pos="5760"/>
+        </w:tabs>
+        <w:ind w:left="5760" w:hanging="360"/>
+      </w:pPr>
+      <w:rPr>
+        <w:rFonts w:ascii="Wingdings" w:hAnsi="Wingdings" w:hint="default"/>
+        <w:sz w:val="20"/>
+      </w:rPr>
+    </w:lvl>
+    <w:lvl w:ilvl="8" w:tentative="1">
+      <w:start w:val="1"/>
+      <w:numFmt w:val="bullet"/>
+      <w:lvlText w:val=""/>
+      <w:lvlJc w:val="left"/>
+      <w:pPr>
+        <w:tabs>
+          <w:tab w:val="num" w:pos="6480"/>
+        </w:tabs>
+        <w:ind w:left="6480" w:hanging="360"/>
+      </w:pPr>
+      <w:rPr>
+        <w:rFonts w:ascii="Wingdings" w:hAnsi="Wingdings" w:hint="default"/>
+        <w:sz w:val="20"/>
+      </w:rPr>
+    </w:lvl>
+  </w:abstractNum>
+  <w:abstractNum w:abstractNumId="30" w15:restartNumberingAfterBreak="0">
+    <w:nsid w:val="77072B9A"/>
+    <w:multiLevelType w:val="multilevel"/>
+    <w:tmpl w:val="ED92A71A"/>
     <w:lvl w:ilvl="0">
       <w:start w:val="1"/>
       <w:numFmt w:val="bullet"/>
@@ -9650,9 +11829,9 @@
     </w:lvl>
   </w:abstractNum>
   <w:abstractNum w:abstractNumId="32" w15:restartNumberingAfterBreak="0">
-    <w:nsid w:val="78DE405C"/>
+    <w:nsid w:val="79A910D3"/>
     <w:multiLevelType w:val="multilevel"/>
-    <w:tmpl w:val="B628BF5E"/>
+    <w:tmpl w:val="2C064BD0"/>
     <w:lvl w:ilvl="0">
       <w:start w:val="1"/>
       <w:numFmt w:val="bullet"/>
@@ -9669,7 +11848,7 @@
         <w:sz w:val="20"/>
       </w:rPr>
     </w:lvl>
-    <w:lvl w:ilvl="1" w:tentative="1">
+    <w:lvl w:ilvl="1">
       <w:start w:val="1"/>
       <w:numFmt w:val="bullet"/>
       <w:lvlText w:val="o"/>
@@ -10061,453 +12240,6 @@
     </w:lvl>
   </w:abstractNum>
   <w:abstractNum w:abstractNumId="35" w15:restartNumberingAfterBreak="0">
-    <w:nsid w:val="7C1B73DD"/>
-    <w:multiLevelType w:val="multilevel"/>
-    <w:tmpl w:val="62E68A0A"/>
-    <w:lvl w:ilvl="0">
-      <w:start w:val="1"/>
-      <w:numFmt w:val="bullet"/>
-      <w:lvlText w:val=""/>
-      <w:lvlJc w:val="left"/>
-      <w:pPr>
-        <w:tabs>
-          <w:tab w:val="num" w:pos="720"/>
-        </w:tabs>
-        <w:ind w:left="720" w:hanging="360"/>
-      </w:pPr>
-      <w:rPr>
-        <w:rFonts w:ascii="Symbol" w:hAnsi="Symbol" w:hint="default"/>
-        <w:sz w:val="20"/>
-      </w:rPr>
-    </w:lvl>
-    <w:lvl w:ilvl="1" w:tentative="1">
-      <w:start w:val="1"/>
-      <w:numFmt w:val="bullet"/>
-      <w:lvlText w:val="o"/>
-      <w:lvlJc w:val="left"/>
-      <w:pPr>
-        <w:tabs>
-          <w:tab w:val="num" w:pos="1440"/>
-        </w:tabs>
-        <w:ind w:left="1440" w:hanging="360"/>
-      </w:pPr>
-      <w:rPr>
-        <w:rFonts w:ascii="Courier New" w:hAnsi="Courier New" w:hint="default"/>
-        <w:sz w:val="20"/>
-      </w:rPr>
-    </w:lvl>
-    <w:lvl w:ilvl="2" w:tentative="1">
-      <w:start w:val="1"/>
-      <w:numFmt w:val="bullet"/>
-      <w:lvlText w:val=""/>
-      <w:lvlJc w:val="left"/>
-      <w:pPr>
-        <w:tabs>
-          <w:tab w:val="num" w:pos="2160"/>
-        </w:tabs>
-        <w:ind w:left="2160" w:hanging="360"/>
-      </w:pPr>
-      <w:rPr>
-        <w:rFonts w:ascii="Wingdings" w:hAnsi="Wingdings" w:hint="default"/>
-        <w:sz w:val="20"/>
-      </w:rPr>
-    </w:lvl>
-    <w:lvl w:ilvl="3" w:tentative="1">
-      <w:start w:val="1"/>
-      <w:numFmt w:val="bullet"/>
-      <w:lvlText w:val=""/>
-      <w:lvlJc w:val="left"/>
-      <w:pPr>
-        <w:tabs>
-          <w:tab w:val="num" w:pos="2880"/>
-        </w:tabs>
-        <w:ind w:left="2880" w:hanging="360"/>
-      </w:pPr>
-      <w:rPr>
-        <w:rFonts w:ascii="Wingdings" w:hAnsi="Wingdings" w:hint="default"/>
-        <w:sz w:val="20"/>
-      </w:rPr>
-    </w:lvl>
-    <w:lvl w:ilvl="4" w:tentative="1">
-      <w:start w:val="1"/>
-      <w:numFmt w:val="bullet"/>
-      <w:lvlText w:val=""/>
-      <w:lvlJc w:val="left"/>
-      <w:pPr>
-        <w:tabs>
-          <w:tab w:val="num" w:pos="3600"/>
-        </w:tabs>
-        <w:ind w:left="3600" w:hanging="360"/>
-      </w:pPr>
-      <w:rPr>
-        <w:rFonts w:ascii="Wingdings" w:hAnsi="Wingdings" w:hint="default"/>
-        <w:sz w:val="20"/>
-      </w:rPr>
-    </w:lvl>
-    <w:lvl w:ilvl="5" w:tentative="1">
-      <w:start w:val="1"/>
-      <w:numFmt w:val="bullet"/>
-      <w:lvlText w:val=""/>
-      <w:lvlJc w:val="left"/>
-      <w:pPr>
-        <w:tabs>
-          <w:tab w:val="num" w:pos="4320"/>
-        </w:tabs>
-        <w:ind w:left="4320" w:hanging="360"/>
-      </w:pPr>
-      <w:rPr>
-        <w:rFonts w:ascii="Wingdings" w:hAnsi="Wingdings" w:hint="default"/>
-        <w:sz w:val="20"/>
-      </w:rPr>
-    </w:lvl>
-    <w:lvl w:ilvl="6" w:tentative="1">
-      <w:start w:val="1"/>
-      <w:numFmt w:val="bullet"/>
-      <w:lvlText w:val=""/>
-      <w:lvlJc w:val="left"/>
-      <w:pPr>
-        <w:tabs>
-          <w:tab w:val="num" w:pos="5040"/>
-        </w:tabs>
-        <w:ind w:left="5040" w:hanging="360"/>
-      </w:pPr>
-      <w:rPr>
-        <w:rFonts w:ascii="Wingdings" w:hAnsi="Wingdings" w:hint="default"/>
-        <w:sz w:val="20"/>
-      </w:rPr>
-    </w:lvl>
-    <w:lvl w:ilvl="7" w:tentative="1">
-      <w:start w:val="1"/>
-      <w:numFmt w:val="bullet"/>
-      <w:lvlText w:val=""/>
-      <w:lvlJc w:val="left"/>
-      <w:pPr>
-        <w:tabs>
-          <w:tab w:val="num" w:pos="5760"/>
-        </w:tabs>
-        <w:ind w:left="5760" w:hanging="360"/>
-      </w:pPr>
-      <w:rPr>
-        <w:rFonts w:ascii="Wingdings" w:hAnsi="Wingdings" w:hint="default"/>
-        <w:sz w:val="20"/>
-      </w:rPr>
-    </w:lvl>
-    <w:lvl w:ilvl="8" w:tentative="1">
-      <w:start w:val="1"/>
-      <w:numFmt w:val="bullet"/>
-      <w:lvlText w:val=""/>
-      <w:lvlJc w:val="left"/>
-      <w:pPr>
-        <w:tabs>
-          <w:tab w:val="num" w:pos="6480"/>
-        </w:tabs>
-        <w:ind w:left="6480" w:hanging="360"/>
-      </w:pPr>
-      <w:rPr>
-        <w:rFonts w:ascii="Wingdings" w:hAnsi="Wingdings" w:hint="default"/>
-        <w:sz w:val="20"/>
-      </w:rPr>
-    </w:lvl>
-  </w:abstractNum>
-  <w:abstractNum w:abstractNumId="36" w15:restartNumberingAfterBreak="0">
-    <w:nsid w:val="7DFA2DB2"/>
-    <w:multiLevelType w:val="multilevel"/>
-    <w:tmpl w:val="97EA816E"/>
-    <w:lvl w:ilvl="0">
-      <w:start w:val="1"/>
-      <w:numFmt w:val="bullet"/>
-      <w:lvlText w:val=""/>
-      <w:lvlJc w:val="left"/>
-      <w:pPr>
-        <w:tabs>
-          <w:tab w:val="num" w:pos="720"/>
-        </w:tabs>
-        <w:ind w:left="720" w:hanging="360"/>
-      </w:pPr>
-      <w:rPr>
-        <w:rFonts w:ascii="Symbol" w:hAnsi="Symbol" w:hint="default"/>
-        <w:sz w:val="20"/>
-      </w:rPr>
-    </w:lvl>
-    <w:lvl w:ilvl="1">
-      <w:start w:val="1"/>
-      <w:numFmt w:val="bullet"/>
-      <w:lvlText w:val="o"/>
-      <w:lvlJc w:val="left"/>
-      <w:pPr>
-        <w:tabs>
-          <w:tab w:val="num" w:pos="1440"/>
-        </w:tabs>
-        <w:ind w:left="1440" w:hanging="360"/>
-      </w:pPr>
-      <w:rPr>
-        <w:rFonts w:ascii="Courier New" w:hAnsi="Courier New" w:hint="default"/>
-        <w:sz w:val="20"/>
-      </w:rPr>
-    </w:lvl>
-    <w:lvl w:ilvl="2" w:tentative="1">
-      <w:start w:val="1"/>
-      <w:numFmt w:val="bullet"/>
-      <w:lvlText w:val=""/>
-      <w:lvlJc w:val="left"/>
-      <w:pPr>
-        <w:tabs>
-          <w:tab w:val="num" w:pos="2160"/>
-        </w:tabs>
-        <w:ind w:left="2160" w:hanging="360"/>
-      </w:pPr>
-      <w:rPr>
-        <w:rFonts w:ascii="Wingdings" w:hAnsi="Wingdings" w:hint="default"/>
-        <w:sz w:val="20"/>
-      </w:rPr>
-    </w:lvl>
-    <w:lvl w:ilvl="3" w:tentative="1">
-      <w:start w:val="1"/>
-      <w:numFmt w:val="bullet"/>
-      <w:lvlText w:val=""/>
-      <w:lvlJc w:val="left"/>
-      <w:pPr>
-        <w:tabs>
-          <w:tab w:val="num" w:pos="2880"/>
-        </w:tabs>
-        <w:ind w:left="2880" w:hanging="360"/>
-      </w:pPr>
-      <w:rPr>
-        <w:rFonts w:ascii="Wingdings" w:hAnsi="Wingdings" w:hint="default"/>
-        <w:sz w:val="20"/>
-      </w:rPr>
-    </w:lvl>
-    <w:lvl w:ilvl="4" w:tentative="1">
-      <w:start w:val="1"/>
-      <w:numFmt w:val="bullet"/>
-      <w:lvlText w:val=""/>
-      <w:lvlJc w:val="left"/>
-      <w:pPr>
-        <w:tabs>
-          <w:tab w:val="num" w:pos="3600"/>
-        </w:tabs>
-        <w:ind w:left="3600" w:hanging="360"/>
-      </w:pPr>
-      <w:rPr>
-        <w:rFonts w:ascii="Wingdings" w:hAnsi="Wingdings" w:hint="default"/>
-        <w:sz w:val="20"/>
-      </w:rPr>
-    </w:lvl>
-    <w:lvl w:ilvl="5" w:tentative="1">
-      <w:start w:val="1"/>
-      <w:numFmt w:val="bullet"/>
-      <w:lvlText w:val=""/>
-      <w:lvlJc w:val="left"/>
-      <w:pPr>
-        <w:tabs>
-          <w:tab w:val="num" w:pos="4320"/>
-        </w:tabs>
-        <w:ind w:left="4320" w:hanging="360"/>
-      </w:pPr>
-      <w:rPr>
-        <w:rFonts w:ascii="Wingdings" w:hAnsi="Wingdings" w:hint="default"/>
-        <w:sz w:val="20"/>
-      </w:rPr>
-    </w:lvl>
-    <w:lvl w:ilvl="6" w:tentative="1">
-      <w:start w:val="1"/>
-      <w:numFmt w:val="bullet"/>
-      <w:lvlText w:val=""/>
-      <w:lvlJc w:val="left"/>
-      <w:pPr>
-        <w:tabs>
-          <w:tab w:val="num" w:pos="5040"/>
-        </w:tabs>
-        <w:ind w:left="5040" w:hanging="360"/>
-      </w:pPr>
-      <w:rPr>
-        <w:rFonts w:ascii="Wingdings" w:hAnsi="Wingdings" w:hint="default"/>
-        <w:sz w:val="20"/>
-      </w:rPr>
-    </w:lvl>
-    <w:lvl w:ilvl="7" w:tentative="1">
-      <w:start w:val="1"/>
-      <w:numFmt w:val="bullet"/>
-      <w:lvlText w:val=""/>
-      <w:lvlJc w:val="left"/>
-      <w:pPr>
-        <w:tabs>
-          <w:tab w:val="num" w:pos="5760"/>
-        </w:tabs>
-        <w:ind w:left="5760" w:hanging="360"/>
-      </w:pPr>
-      <w:rPr>
-        <w:rFonts w:ascii="Wingdings" w:hAnsi="Wingdings" w:hint="default"/>
-        <w:sz w:val="20"/>
-      </w:rPr>
-    </w:lvl>
-    <w:lvl w:ilvl="8" w:tentative="1">
-      <w:start w:val="1"/>
-      <w:numFmt w:val="bullet"/>
-      <w:lvlText w:val=""/>
-      <w:lvlJc w:val="left"/>
-      <w:pPr>
-        <w:tabs>
-          <w:tab w:val="num" w:pos="6480"/>
-        </w:tabs>
-        <w:ind w:left="6480" w:hanging="360"/>
-      </w:pPr>
-      <w:rPr>
-        <w:rFonts w:ascii="Wingdings" w:hAnsi="Wingdings" w:hint="default"/>
-        <w:sz w:val="20"/>
-      </w:rPr>
-    </w:lvl>
-  </w:abstractNum>
-  <w:abstractNum w:abstractNumId="37" w15:restartNumberingAfterBreak="0">
-    <w:nsid w:val="7E4610A4"/>
-    <w:multiLevelType w:val="multilevel"/>
-    <w:tmpl w:val="32DA2080"/>
-    <w:lvl w:ilvl="0">
-      <w:start w:val="1"/>
-      <w:numFmt w:val="bullet"/>
-      <w:lvlText w:val=""/>
-      <w:lvlJc w:val="left"/>
-      <w:pPr>
-        <w:tabs>
-          <w:tab w:val="num" w:pos="720"/>
-        </w:tabs>
-        <w:ind w:left="720" w:hanging="360"/>
-      </w:pPr>
-      <w:rPr>
-        <w:rFonts w:ascii="Symbol" w:hAnsi="Symbol" w:hint="default"/>
-        <w:sz w:val="20"/>
-      </w:rPr>
-    </w:lvl>
-    <w:lvl w:ilvl="1" w:tentative="1">
-      <w:start w:val="1"/>
-      <w:numFmt w:val="bullet"/>
-      <w:lvlText w:val="o"/>
-      <w:lvlJc w:val="left"/>
-      <w:pPr>
-        <w:tabs>
-          <w:tab w:val="num" w:pos="1440"/>
-        </w:tabs>
-        <w:ind w:left="1440" w:hanging="360"/>
-      </w:pPr>
-      <w:rPr>
-        <w:rFonts w:ascii="Courier New" w:hAnsi="Courier New" w:hint="default"/>
-        <w:sz w:val="20"/>
-      </w:rPr>
-    </w:lvl>
-    <w:lvl w:ilvl="2" w:tentative="1">
-      <w:start w:val="1"/>
-      <w:numFmt w:val="bullet"/>
-      <w:lvlText w:val=""/>
-      <w:lvlJc w:val="left"/>
-      <w:pPr>
-        <w:tabs>
-          <w:tab w:val="num" w:pos="2160"/>
-        </w:tabs>
-        <w:ind w:left="2160" w:hanging="360"/>
-      </w:pPr>
-      <w:rPr>
-        <w:rFonts w:ascii="Wingdings" w:hAnsi="Wingdings" w:hint="default"/>
-        <w:sz w:val="20"/>
-      </w:rPr>
-    </w:lvl>
-    <w:lvl w:ilvl="3" w:tentative="1">
-      <w:start w:val="1"/>
-      <w:numFmt w:val="bullet"/>
-      <w:lvlText w:val=""/>
-      <w:lvlJc w:val="left"/>
-      <w:pPr>
-        <w:tabs>
-          <w:tab w:val="num" w:pos="2880"/>
-        </w:tabs>
-        <w:ind w:left="2880" w:hanging="360"/>
-      </w:pPr>
-      <w:rPr>
-        <w:rFonts w:ascii="Wingdings" w:hAnsi="Wingdings" w:hint="default"/>
-        <w:sz w:val="20"/>
-      </w:rPr>
-    </w:lvl>
-    <w:lvl w:ilvl="4" w:tentative="1">
-      <w:start w:val="1"/>
-      <w:numFmt w:val="bullet"/>
-      <w:lvlText w:val=""/>
-      <w:lvlJc w:val="left"/>
-      <w:pPr>
-        <w:tabs>
-          <w:tab w:val="num" w:pos="3600"/>
-        </w:tabs>
-        <w:ind w:left="3600" w:hanging="360"/>
-      </w:pPr>
-      <w:rPr>
-        <w:rFonts w:ascii="Wingdings" w:hAnsi="Wingdings" w:hint="default"/>
-        <w:sz w:val="20"/>
-      </w:rPr>
-    </w:lvl>
-    <w:lvl w:ilvl="5" w:tentative="1">
-      <w:start w:val="1"/>
-      <w:numFmt w:val="bullet"/>
-      <w:lvlText w:val=""/>
-      <w:lvlJc w:val="left"/>
-      <w:pPr>
-        <w:tabs>
-          <w:tab w:val="num" w:pos="4320"/>
-        </w:tabs>
-        <w:ind w:left="4320" w:hanging="360"/>
-      </w:pPr>
-      <w:rPr>
-        <w:rFonts w:ascii="Wingdings" w:hAnsi="Wingdings" w:hint="default"/>
-        <w:sz w:val="20"/>
-      </w:rPr>
-    </w:lvl>
-    <w:lvl w:ilvl="6" w:tentative="1">
-      <w:start w:val="1"/>
-      <w:numFmt w:val="bullet"/>
-      <w:lvlText w:val=""/>
-      <w:lvlJc w:val="left"/>
-      <w:pPr>
-        <w:tabs>
-          <w:tab w:val="num" w:pos="5040"/>
-        </w:tabs>
-        <w:ind w:left="5040" w:hanging="360"/>
-      </w:pPr>
-      <w:rPr>
-        <w:rFonts w:ascii="Wingdings" w:hAnsi="Wingdings" w:hint="default"/>
-        <w:sz w:val="20"/>
-      </w:rPr>
-    </w:lvl>
-    <w:lvl w:ilvl="7" w:tentative="1">
-      <w:start w:val="1"/>
-      <w:numFmt w:val="bullet"/>
-      <w:lvlText w:val=""/>
-      <w:lvlJc w:val="left"/>
-      <w:pPr>
-        <w:tabs>
-          <w:tab w:val="num" w:pos="5760"/>
-        </w:tabs>
-        <w:ind w:left="5760" w:hanging="360"/>
-      </w:pPr>
-      <w:rPr>
-        <w:rFonts w:ascii="Wingdings" w:hAnsi="Wingdings" w:hint="default"/>
-        <w:sz w:val="20"/>
-      </w:rPr>
-    </w:lvl>
-    <w:lvl w:ilvl="8" w:tentative="1">
-      <w:start w:val="1"/>
-      <w:numFmt w:val="bullet"/>
-      <w:lvlText w:val=""/>
-      <w:lvlJc w:val="left"/>
-      <w:pPr>
-        <w:tabs>
-          <w:tab w:val="num" w:pos="6480"/>
-        </w:tabs>
-        <w:ind w:left="6480" w:hanging="360"/>
-      </w:pPr>
-      <w:rPr>
-        <w:rFonts w:ascii="Wingdings" w:hAnsi="Wingdings" w:hint="default"/>
-        <w:sz w:val="20"/>
-      </w:rPr>
-    </w:lvl>
-  </w:abstractNum>
-  <w:abstractNum w:abstractNumId="38" w15:restartNumberingAfterBreak="0">
     <w:nsid w:val="7F012ACB"/>
     <w:multiLevelType w:val="multilevel"/>
     <w:tmpl w:val="BC3CE166"/>
@@ -10657,122 +12389,114 @@
     </w:lvl>
   </w:abstractNum>
   <w:num w:numId="1" w16cid:durableId="1023173386">
-    <w:abstractNumId w:val="6"/>
+    <w:abstractNumId w:val="5"/>
   </w:num>
   <w:num w:numId="2" w16cid:durableId="244606483">
-    <w:abstractNumId w:val="17"/>
+    <w:abstractNumId w:val="16"/>
   </w:num>
   <w:num w:numId="3" w16cid:durableId="364402503">
-    <w:abstractNumId w:val="0"/>
+    <w:abstractNumId w:val="1"/>
   </w:num>
   <w:num w:numId="4" w16cid:durableId="2068911270">
-    <w:abstractNumId w:val="8"/>
+    <w:abstractNumId w:val="7"/>
   </w:num>
   <w:num w:numId="5" w16cid:durableId="708722553">
-    <w:abstractNumId w:val="2"/>
+    <w:abstractNumId w:val="3"/>
   </w:num>
   <w:num w:numId="6" w16cid:durableId="343828676">
-    <w:abstractNumId w:val="26"/>
+    <w:abstractNumId w:val="25"/>
   </w:num>
   <w:num w:numId="7" w16cid:durableId="2071272329">
     <w:abstractNumId w:val="28"/>
   </w:num>
-  <w:num w:numId="8" w16cid:durableId="1794012271">
+  <w:num w:numId="8" w16cid:durableId="832336038">
+    <w:abstractNumId w:val="21"/>
+  </w:num>
+  <w:num w:numId="9" w16cid:durableId="912930027">
+    <w:abstractNumId w:val="22"/>
+  </w:num>
+  <w:num w:numId="10" w16cid:durableId="125200791">
+    <w:abstractNumId w:val="20"/>
+  </w:num>
+  <w:num w:numId="11" w16cid:durableId="1591699926">
+    <w:abstractNumId w:val="6"/>
+  </w:num>
+  <w:num w:numId="12" w16cid:durableId="571279973">
+    <w:abstractNumId w:val="29"/>
+  </w:num>
+  <w:num w:numId="13" w16cid:durableId="1107624670">
+    <w:abstractNumId w:val="35"/>
+  </w:num>
+  <w:num w:numId="14" w16cid:durableId="1077678223">
+    <w:abstractNumId w:val="10"/>
+  </w:num>
+  <w:num w:numId="15" w16cid:durableId="807477706">
+    <w:abstractNumId w:val="33"/>
+  </w:num>
+  <w:num w:numId="16" w16cid:durableId="2057656319">
+    <w:abstractNumId w:val="2"/>
+  </w:num>
+  <w:num w:numId="17" w16cid:durableId="1008093006">
+    <w:abstractNumId w:val="8"/>
+  </w:num>
+  <w:num w:numId="18" w16cid:durableId="1433936253">
+    <w:abstractNumId w:val="19"/>
+  </w:num>
+  <w:num w:numId="19" w16cid:durableId="384373318">
+    <w:abstractNumId w:val="31"/>
+  </w:num>
+  <w:num w:numId="20" w16cid:durableId="1363092885">
+    <w:abstractNumId w:val="12"/>
+  </w:num>
+  <w:num w:numId="21" w16cid:durableId="320039203">
+    <w:abstractNumId w:val="34"/>
+  </w:num>
+  <w:num w:numId="22" w16cid:durableId="241112450">
+    <w:abstractNumId w:val="14"/>
+  </w:num>
+  <w:num w:numId="23" w16cid:durableId="1871601240">
+    <w:abstractNumId w:val="11"/>
+  </w:num>
+  <w:num w:numId="24" w16cid:durableId="809712961">
+    <w:abstractNumId w:val="9"/>
+  </w:num>
+  <w:num w:numId="25" w16cid:durableId="2006744088">
+    <w:abstractNumId w:val="15"/>
+  </w:num>
+  <w:num w:numId="26" w16cid:durableId="1889798542">
+    <w:abstractNumId w:val="32"/>
+  </w:num>
+  <w:num w:numId="27" w16cid:durableId="2043440263">
     <w:abstractNumId w:val="18"/>
   </w:num>
-  <w:num w:numId="9" w16cid:durableId="583875412">
-    <w:abstractNumId w:val="9"/>
+  <w:num w:numId="28" w16cid:durableId="1605066790">
+    <w:abstractNumId w:val="17"/>
   </w:num>
-  <w:num w:numId="10" w16cid:durableId="994384098">
-    <w:abstractNumId w:val="16"/>
+  <w:num w:numId="29" w16cid:durableId="1675037379">
+    <w:abstractNumId w:val="27"/>
   </w:num>
-  <w:num w:numId="11" w16cid:durableId="1613395385">
-    <w:abstractNumId w:val="22"/>
+  <w:num w:numId="30" w16cid:durableId="2091154740">
+    <w:abstractNumId w:val="0"/>
   </w:num>
-  <w:num w:numId="12" w16cid:durableId="1200973227">
-    <w:abstractNumId w:val="5"/>
+  <w:num w:numId="31" w16cid:durableId="1905528915">
+    <w:abstractNumId w:val="4"/>
   </w:num>
-  <w:num w:numId="13" w16cid:durableId="238440905">
-    <w:abstractNumId w:val="11"/>
+  <w:num w:numId="32" w16cid:durableId="543634520">
+    <w:abstractNumId w:val="30"/>
   </w:num>
-  <w:num w:numId="14" w16cid:durableId="10300634">
+  <w:num w:numId="33" w16cid:durableId="982807634">
+    <w:abstractNumId w:val="24"/>
+  </w:num>
+  <w:num w:numId="34" w16cid:durableId="809250080">
+    <w:abstractNumId w:val="13"/>
+  </w:num>
+  <w:num w:numId="35" w16cid:durableId="49422429">
+    <w:abstractNumId w:val="26"/>
+  </w:num>
+  <w:num w:numId="36" w16cid:durableId="1882133365">
     <w:abstractNumId w:val="23"/>
   </w:num>
-  <w:num w:numId="15" w16cid:durableId="71662219">
-    <w:abstractNumId w:val="27"/>
-  </w:num>
-  <w:num w:numId="16" w16cid:durableId="273943669">
-    <w:abstractNumId w:val="32"/>
-  </w:num>
-  <w:num w:numId="17" w16cid:durableId="1882284623">
-    <w:abstractNumId w:val="3"/>
-  </w:num>
-  <w:num w:numId="18" w16cid:durableId="1131441122">
-    <w:abstractNumId w:val="14"/>
-  </w:num>
-  <w:num w:numId="19" w16cid:durableId="1812361953">
-    <w:abstractNumId w:val="4"/>
-  </w:num>
-  <w:num w:numId="20" w16cid:durableId="582883512">
-    <w:abstractNumId w:val="35"/>
-  </w:num>
-  <w:num w:numId="21" w16cid:durableId="1997371963">
-    <w:abstractNumId w:val="29"/>
-  </w:num>
-  <w:num w:numId="22" w16cid:durableId="1650787392">
-    <w:abstractNumId w:val="36"/>
-  </w:num>
-  <w:num w:numId="23" w16cid:durableId="461459337">
-    <w:abstractNumId w:val="19"/>
-  </w:num>
-  <w:num w:numId="24" w16cid:durableId="236792418">
-    <w:abstractNumId w:val="37"/>
-  </w:num>
-  <w:num w:numId="25" w16cid:durableId="832336038">
-    <w:abstractNumId w:val="24"/>
-  </w:num>
-  <w:num w:numId="26" w16cid:durableId="912930027">
-    <w:abstractNumId w:val="25"/>
-  </w:num>
-  <w:num w:numId="27" w16cid:durableId="125200791">
-    <w:abstractNumId w:val="21"/>
-  </w:num>
-  <w:num w:numId="28" w16cid:durableId="1591699926">
-    <w:abstractNumId w:val="7"/>
-  </w:num>
-  <w:num w:numId="29" w16cid:durableId="571279973">
-    <w:abstractNumId w:val="30"/>
-  </w:num>
-  <w:num w:numId="30" w16cid:durableId="1107624670">
-    <w:abstractNumId w:val="38"/>
-  </w:num>
-  <w:num w:numId="31" w16cid:durableId="1077678223">
-    <w:abstractNumId w:val="12"/>
-  </w:num>
-  <w:num w:numId="32" w16cid:durableId="807477706">
-    <w:abstractNumId w:val="33"/>
-  </w:num>
-  <w:num w:numId="33" w16cid:durableId="2057656319">
-    <w:abstractNumId w:val="1"/>
-  </w:num>
-  <w:num w:numId="34" w16cid:durableId="1008093006">
-    <w:abstractNumId w:val="10"/>
-  </w:num>
-  <w:num w:numId="35" w16cid:durableId="1433936253">
-    <w:abstractNumId w:val="20"/>
-  </w:num>
-  <w:num w:numId="36" w16cid:durableId="384373318">
-    <w:abstractNumId w:val="31"/>
-  </w:num>
-  <w:num w:numId="37" w16cid:durableId="1363092885">
-    <w:abstractNumId w:val="13"/>
-  </w:num>
-  <w:num w:numId="38" w16cid:durableId="320039203">
-    <w:abstractNumId w:val="34"/>
-  </w:num>
-  <w:num w:numId="39" w16cid:durableId="241112450">
-    <w:abstractNumId w:val="15"/>
-  </w:num>
+  <w:numIdMacAtCleanup w:val="36"/>
 </w:numbering>
 </file>
 
@@ -11171,14 +12895,14 @@
     <w:lsdException w:name="Unresolved Mention" w:semiHidden="1" w:unhideWhenUsed="1"/>
     <w:lsdException w:name="Smart Link" w:semiHidden="1" w:unhideWhenUsed="1"/>
   </w:latentStyles>
-  <w:style w:type="paragraph" w:default="1" w:styleId="Normal">
+  <w:style w:type="paragraph" w:default="1" w:styleId="Normalny">
     <w:name w:val="Normal"/>
     <w:qFormat/>
   </w:style>
-  <w:style w:type="paragraph" w:styleId="Heading1">
+  <w:style w:type="paragraph" w:styleId="Nagwek1">
     <w:name w:val="heading 1"/>
-    <w:basedOn w:val="Normal"/>
-    <w:next w:val="Normal"/>
+    <w:basedOn w:val="Normalny"/>
+    <w:next w:val="Normalny"/>
     <w:uiPriority w:val="9"/>
     <w:qFormat/>
     <w:pPr>
@@ -11192,10 +12916,10 @@
       <w:szCs w:val="40"/>
     </w:rPr>
   </w:style>
-  <w:style w:type="paragraph" w:styleId="Heading2">
+  <w:style w:type="paragraph" w:styleId="Nagwek2">
     <w:name w:val="heading 2"/>
-    <w:basedOn w:val="Normal"/>
-    <w:next w:val="Normal"/>
+    <w:basedOn w:val="Normalny"/>
+    <w:next w:val="Normalny"/>
     <w:uiPriority w:val="9"/>
     <w:unhideWhenUsed/>
     <w:qFormat/>
@@ -11210,10 +12934,10 @@
       <w:szCs w:val="32"/>
     </w:rPr>
   </w:style>
-  <w:style w:type="paragraph" w:styleId="Heading3">
+  <w:style w:type="paragraph" w:styleId="Nagwek3">
     <w:name w:val="heading 3"/>
-    <w:basedOn w:val="Normal"/>
-    <w:next w:val="Normal"/>
+    <w:basedOn w:val="Normalny"/>
+    <w:next w:val="Normalny"/>
     <w:uiPriority w:val="9"/>
     <w:unhideWhenUsed/>
     <w:qFormat/>
@@ -11229,10 +12953,10 @@
       <w:szCs w:val="28"/>
     </w:rPr>
   </w:style>
-  <w:style w:type="paragraph" w:styleId="Heading4">
+  <w:style w:type="paragraph" w:styleId="Nagwek4">
     <w:name w:val="heading 4"/>
-    <w:basedOn w:val="Normal"/>
-    <w:next w:val="Normal"/>
+    <w:basedOn w:val="Normalny"/>
+    <w:next w:val="Normalny"/>
     <w:uiPriority w:val="9"/>
     <w:semiHidden/>
     <w:unhideWhenUsed/>
@@ -11249,10 +12973,10 @@
       <w:szCs w:val="24"/>
     </w:rPr>
   </w:style>
-  <w:style w:type="paragraph" w:styleId="Heading5">
+  <w:style w:type="paragraph" w:styleId="Nagwek5">
     <w:name w:val="heading 5"/>
-    <w:basedOn w:val="Normal"/>
-    <w:next w:val="Normal"/>
+    <w:basedOn w:val="Normalny"/>
+    <w:next w:val="Normalny"/>
     <w:uiPriority w:val="9"/>
     <w:semiHidden/>
     <w:unhideWhenUsed/>
@@ -11267,10 +12991,10 @@
       <w:color w:val="666666"/>
     </w:rPr>
   </w:style>
-  <w:style w:type="paragraph" w:styleId="Heading6">
+  <w:style w:type="paragraph" w:styleId="Nagwek6">
     <w:name w:val="heading 6"/>
-    <w:basedOn w:val="Normal"/>
-    <w:next w:val="Normal"/>
+    <w:basedOn w:val="Normalny"/>
+    <w:next w:val="Normalny"/>
     <w:uiPriority w:val="9"/>
     <w:semiHidden/>
     <w:unhideWhenUsed/>
@@ -11287,12 +13011,12 @@
       <w:color w:val="666666"/>
     </w:rPr>
   </w:style>
-  <w:style w:type="character" w:default="1" w:styleId="DefaultParagraphFont">
+  <w:style w:type="character" w:default="1" w:styleId="Domylnaczcionkaakapitu">
     <w:name w:val="Default Paragraph Font"/>
     <w:uiPriority w:val="1"/>
     <w:unhideWhenUsed/>
   </w:style>
-  <w:style w:type="table" w:default="1" w:styleId="TableNormal">
+  <w:style w:type="table" w:default="1" w:styleId="Standardowy">
     <w:name w:val="Normal Table"/>
     <w:uiPriority w:val="99"/>
     <w:semiHidden/>
@@ -11307,13 +13031,13 @@
       </w:tblCellMar>
     </w:tblPr>
   </w:style>
-  <w:style w:type="numbering" w:default="1" w:styleId="NoList">
+  <w:style w:type="numbering" w:default="1" w:styleId="Bezlisty">
     <w:name w:val="No List"/>
     <w:uiPriority w:val="99"/>
     <w:semiHidden/>
     <w:unhideWhenUsed/>
   </w:style>
-  <w:style w:type="table" w:customStyle="1" w:styleId="TableNormal0">
+  <w:style w:type="table" w:customStyle="1" w:styleId="TableNormal">
     <w:name w:val="TableNormal"/>
     <w:tblPr>
       <w:tblCellMar>
@@ -11324,10 +13048,10 @@
       </w:tblCellMar>
     </w:tblPr>
   </w:style>
-  <w:style w:type="paragraph" w:styleId="Title">
+  <w:style w:type="paragraph" w:styleId="Tytu">
     <w:name w:val="Title"/>
-    <w:basedOn w:val="Normal"/>
-    <w:next w:val="Normal"/>
+    <w:basedOn w:val="Normalny"/>
+    <w:next w:val="Normalny"/>
     <w:uiPriority w:val="10"/>
     <w:qFormat/>
     <w:pPr>
@@ -11340,10 +13064,10 @@
       <w:szCs w:val="52"/>
     </w:rPr>
   </w:style>
-  <w:style w:type="paragraph" w:styleId="Subtitle">
+  <w:style w:type="paragraph" w:styleId="Podtytu">
     <w:name w:val="Subtitle"/>
-    <w:basedOn w:val="Normal"/>
-    <w:next w:val="Normal"/>
+    <w:basedOn w:val="Normalny"/>
+    <w:next w:val="Normalny"/>
     <w:uiPriority w:val="11"/>
     <w:qFormat/>
     <w:pPr>
@@ -11358,15 +13082,15 @@
     </w:rPr>
   </w:style>
   <w:style w:type="table" w:customStyle="1" w:styleId="a">
-    <w:basedOn w:val="TableNormal0"/>
+    <w:basedOn w:val="TableNormal"/>
     <w:tblPr>
       <w:tblStyleRowBandSize w:val="1"/>
       <w:tblStyleColBandSize w:val="1"/>
     </w:tblPr>
   </w:style>
-  <w:style w:type="paragraph" w:styleId="NormalWeb">
+  <w:style w:type="paragraph" w:styleId="NormalnyWeb">
     <w:name w:val="Normal (Web)"/>
-    <w:basedOn w:val="Normal"/>
+    <w:basedOn w:val="Normalny"/>
     <w:uiPriority w:val="99"/>
     <w:semiHidden/>
     <w:unhideWhenUsed/>

--- a/TK/IO Projekt .docx
+++ b/TK/IO Projekt .docx
@@ -4083,7 +4083,7 @@
           <w:noProof/>
         </w:rPr>
         <w:pict w14:anchorId="1F4D16C7">
-          <v:rect id="_x0000_i1065" alt="" style="width:415.5pt;height:.05pt;mso-width-percent:0;mso-height-percent:0;mso-width-percent:0;mso-height-percent:0" o:hrpct="916" o:hralign="center" o:hrstd="t" o:hr="t" fillcolor="#a0a0a0" stroked="f"/>
+          <v:rect id="_x0000_i1035" alt="" style="width:415.5pt;height:.05pt;mso-width-percent:0;mso-height-percent:0;mso-width-percent:0;mso-height-percent:0" o:hrpct="916" o:hralign="center" o:hrstd="t" o:hr="t" fillcolor="#a0a0a0" stroked="f"/>
         </w:pict>
       </w:r>
     </w:p>
@@ -4130,7 +4130,7 @@
           <w:szCs w:val="22"/>
         </w:rPr>
         <w:pict w14:anchorId="3840BC26">
-          <v:rect id="_x0000_i1050" alt="" style="width:433.4pt;height:.05pt;mso-width-percent:0;mso-height-percent:0;mso-width-percent:0;mso-height-percent:0" o:hrpct="995" o:hralign="center" o:hrstd="t" o:hr="t" fillcolor="#a0a0a0" stroked="f"/>
+          <v:rect id="_x0000_i1036" alt="" style="width:433.4pt;height:.05pt;mso-width-percent:0;mso-height-percent:0;mso-width-percent:0;mso-height-percent:0" o:hrpct="995" o:hralign="center" o:hrstd="t" o:hr="t" fillcolor="#a0a0a0" stroked="f"/>
         </w:pict>
       </w:r>
     </w:p>
@@ -4227,7 +4227,7 @@
           <w:color w:val="000000"/>
         </w:rPr>
         <w:pict w14:anchorId="4BEFCEED">
-          <v:rect id="_x0000_i1073" alt="" style="width:374.5pt;height:.05pt;mso-width-percent:0;mso-height-percent:0;mso-width-percent:0;mso-height-percent:0" o:hrpct="987" o:hralign="center" o:hrstd="t" o:hr="t" fillcolor="#a0a0a0" stroked="f"/>
+          <v:rect id="_x0000_i1037" alt="" style="width:374.5pt;height:.05pt;mso-width-percent:0;mso-height-percent:0;mso-width-percent:0;mso-height-percent:0" o:hrpct="987" o:hralign="center" o:hrstd="t" o:hr="t" fillcolor="#a0a0a0" stroked="f"/>
         </w:pict>
       </w:r>
     </w:p>
@@ -6215,14 +6215,7 @@
           <w:b/>
           <w:bCs/>
         </w:rPr>
-        <w:t>5.4</w:t>
-      </w:r>
-      <w:r>
-        <w:rPr>
-          <w:b/>
-          <w:bCs/>
-        </w:rPr>
-        <w:t xml:space="preserve"> Propozycje interfejsu użytkownika (okno główne, menu główne podręczne, kluczowe formatki dialogowe, </w:t>
+        <w:t xml:space="preserve">5.4 Propozycje interfejsu użytkownika (okno główne, menu główne podręczne, kluczowe formatki dialogowe, </w:t>
       </w:r>
       <w:proofErr w:type="spellStart"/>
       <w:r>
@@ -6239,7 +6232,7 @@
           <w:color w:val="000000"/>
         </w:rPr>
         <w:pict w14:anchorId="1150B3DB">
-          <v:rect id="_x0000_i1036" alt="" style="width:374.5pt;height:.05pt;mso-width-percent:0;mso-height-percent:0;mso-width-percent:0;mso-height-percent:0" o:hrpct="987" o:hralign="center" o:hrstd="t" o:hr="t" fillcolor="#a0a0a0" stroked="f"/>
+          <v:rect id="_x0000_i1038" alt="" style="width:374.5pt;height:.05pt;mso-width-percent:0;mso-height-percent:0;mso-width-percent:0;mso-height-percent:0" o:hrpct="987" o:hralign="center" o:hrstd="t" o:hr="t" fillcolor="#a0a0a0" stroked="f"/>
         </w:pict>
       </w:r>
     </w:p>
@@ -7239,12 +7232,1572 @@
         <w:t>: Pola „Login” i „Hasło” oraz przycisk „Zaloguj się”. To tutaj użytkownik wprowadza swoje dane dostępowe, a system po ich weryfikacji umożliwia przejście do odpowiedniego panelu (np. kierowcy lub koordynatora).</w:t>
       </w:r>
     </w:p>
-    <w:p>
-      <w:pPr>
-        <w:rPr>
-          <w:lang w:val="pl-PL"/>
-        </w:rPr>
-      </w:pPr>
+    <w:p/>
+    <w:p>
+      <w:r>
+        <w:rPr>
+          <w:noProof/>
+        </w:rPr>
+        <w:pict w14:anchorId="3F487256">
+          <v:rect id="_x0000_i1044" alt="" style="width:415.5pt;height:.05pt;mso-width-percent:0;mso-height-percent:0;mso-width-percent:0;mso-height-percent:0" o:hrpct="916" o:hralign="center" o:hrstd="t" o:hr="t" fillcolor="#a0a0a0" stroked="f"/>
+        </w:pict>
+      </w:r>
+    </w:p>
+    <w:p>
+      <w:pPr>
+        <w:pStyle w:val="Nagwek1"/>
+        <w:ind w:left="360"/>
+        <w:rPr>
+          <w:noProof/>
+          <w:sz w:val="22"/>
+          <w:szCs w:val="22"/>
+        </w:rPr>
+      </w:pPr>
+      <w:r>
+        <w:rPr>
+          <w:b/>
+          <w:bCs/>
+          <w:sz w:val="22"/>
+          <w:szCs w:val="22"/>
+        </w:rPr>
+        <w:t>5.</w:t>
+      </w:r>
+      <w:r>
+        <w:rPr>
+          <w:b/>
+          <w:bCs/>
+          <w:sz w:val="22"/>
+          <w:szCs w:val="22"/>
+        </w:rPr>
+        <w:t>3</w:t>
+      </w:r>
+      <w:r>
+        <w:rPr>
+          <w:b/>
+          <w:bCs/>
+          <w:sz w:val="22"/>
+          <w:szCs w:val="22"/>
+        </w:rPr>
+        <w:t>.</w:t>
+      </w:r>
+      <w:r>
+        <w:rPr>
+          <w:b/>
+          <w:bCs/>
+          <w:sz w:val="22"/>
+          <w:szCs w:val="22"/>
+        </w:rPr>
+        <w:t xml:space="preserve">Diagram(-y) </w:t>
+      </w:r>
+      <w:r>
+        <w:rPr>
+          <w:b/>
+          <w:bCs/>
+          <w:sz w:val="22"/>
+          <w:szCs w:val="22"/>
+        </w:rPr>
+        <w:t>stanów</w:t>
+      </w:r>
+      <w:r>
+        <w:rPr>
+          <w:sz w:val="22"/>
+          <w:szCs w:val="22"/>
+        </w:rPr>
+        <w:br/>
+      </w:r>
+      <w:r>
+        <w:rPr>
+          <w:noProof/>
+          <w:color w:val="000000"/>
+          <w:sz w:val="22"/>
+          <w:szCs w:val="22"/>
+        </w:rPr>
+        <w:pict w14:anchorId="59571326">
+          <v:rect id="_x0000_i1045" alt="" style="width:433.4pt;height:.05pt;mso-width-percent:0;mso-height-percent:0;mso-width-percent:0;mso-height-percent:0" o:hrpct="995" o:hralign="center" o:hrstd="t" o:hr="t" fillcolor="#a0a0a0" stroked="f"/>
+        </w:pict>
+      </w:r>
+    </w:p>
+    <w:p/>
+    <w:p>
+      <w:r>
+        <w:rPr>
+          <w:noProof/>
+          <w:color w:val="000000"/>
+          <w:bdr w:val="none" w:sz="0" w:space="0" w:color="auto" w:frame="1"/>
+        </w:rPr>
+        <w:lastRenderedPageBreak/>
+        <w:drawing>
+          <wp:inline distT="0" distB="0" distL="0" distR="0" wp14:anchorId="3579891E" wp14:editId="607D989D">
+            <wp:extent cx="5733415" cy="4542790"/>
+            <wp:effectExtent l="0" t="0" r="635" b="0"/>
+            <wp:docPr id="637025575" name="Obraz 1"/>
+            <wp:cNvGraphicFramePr>
+              <a:graphicFrameLocks xmlns:a="http://schemas.openxmlformats.org/drawingml/2006/main" noChangeAspect="1"/>
+            </wp:cNvGraphicFramePr>
+            <a:graphic xmlns:a="http://schemas.openxmlformats.org/drawingml/2006/main">
+              <a:graphicData uri="http://schemas.openxmlformats.org/drawingml/2006/picture">
+                <pic:pic xmlns:pic="http://schemas.openxmlformats.org/drawingml/2006/picture">
+                  <pic:nvPicPr>
+                    <pic:cNvPr id="0" name="Picture 22"/>
+                    <pic:cNvPicPr>
+                      <a:picLocks noChangeAspect="1" noChangeArrowheads="1"/>
+                    </pic:cNvPicPr>
+                  </pic:nvPicPr>
+                  <pic:blipFill>
+                    <a:blip r:embed="rId20">
+                      <a:extLst>
+                        <a:ext uri="{28A0092B-C50C-407E-A947-70E740481C1C}">
+                          <a14:useLocalDpi xmlns:a14="http://schemas.microsoft.com/office/drawing/2010/main" val="0"/>
+                        </a:ext>
+                      </a:extLst>
+                    </a:blip>
+                    <a:srcRect/>
+                    <a:stretch>
+                      <a:fillRect/>
+                    </a:stretch>
+                  </pic:blipFill>
+                  <pic:spPr bwMode="auto">
+                    <a:xfrm>
+                      <a:off x="0" y="0"/>
+                      <a:ext cx="5733415" cy="4542790"/>
+                    </a:xfrm>
+                    <a:prstGeom prst="rect">
+                      <a:avLst/>
+                    </a:prstGeom>
+                    <a:noFill/>
+                    <a:ln>
+                      <a:noFill/>
+                    </a:ln>
+                  </pic:spPr>
+                </pic:pic>
+              </a:graphicData>
+            </a:graphic>
+          </wp:inline>
+        </w:drawing>
+      </w:r>
+    </w:p>
+    <w:p>
+      <w:pPr>
+        <w:jc w:val="center"/>
+      </w:pPr>
+      <w:r>
+        <w:rPr>
+          <w:b/>
+          <w:bCs/>
+        </w:rPr>
+        <w:t xml:space="preserve">Rys 1. </w:t>
+      </w:r>
+      <w:r>
+        <w:t>Diagram stanów dotyczący klasy "Ładunek".</w:t>
+      </w:r>
+    </w:p>
+    <w:p/>
+    <w:p>
+      <w:pPr>
+        <w:rPr>
+          <w:b/>
+          <w:bCs/>
+          <w:lang w:val="pl-PL"/>
+        </w:rPr>
+      </w:pPr>
+      <w:r>
+        <w:rPr>
+          <w:b/>
+          <w:bCs/>
+          <w:lang w:val="pl-PL"/>
+        </w:rPr>
+        <w:t> Wykaz i opis stanów</w:t>
+      </w:r>
+    </w:p>
+    <w:p>
+      <w:pPr>
+        <w:numPr>
+          <w:ilvl w:val="0"/>
+          <w:numId w:val="37"/>
+        </w:numPr>
+        <w:rPr>
+          <w:lang w:val="pl-PL"/>
+        </w:rPr>
+      </w:pPr>
+      <w:r>
+        <w:rPr>
+          <w:lang w:val="pl-PL"/>
+        </w:rPr>
+        <w:t>Nowy wniosek transportowy - stan początkowy obiektu, w którym informacje o planowanym przewozie zostały wprowadzone przez Kontrahenta za pomocą portalu zewnętrznego, lecz nie zostały jeszcze formalnie przetworzone przez pracowników portu.</w:t>
+      </w:r>
+    </w:p>
+    <w:p>
+      <w:pPr>
+        <w:numPr>
+          <w:ilvl w:val="0"/>
+          <w:numId w:val="37"/>
+        </w:numPr>
+        <w:rPr>
+          <w:lang w:val="pl-PL"/>
+        </w:rPr>
+      </w:pPr>
+      <w:r>
+        <w:rPr>
+          <w:lang w:val="pl-PL"/>
+        </w:rPr>
+        <w:t>Ładunek zarejestrowany - stan, w którym Operator zweryfikował parametry techniczne towaru (waga, gabaryty, kategoria) i formalnie zatwierdził jego obecność w systemie bazodanowym.</w:t>
+      </w:r>
+    </w:p>
+    <w:p>
+      <w:pPr>
+        <w:numPr>
+          <w:ilvl w:val="0"/>
+          <w:numId w:val="37"/>
+        </w:numPr>
+        <w:rPr>
+          <w:lang w:val="pl-PL"/>
+        </w:rPr>
+      </w:pPr>
+      <w:r>
+        <w:rPr>
+          <w:lang w:val="pl-PL"/>
+        </w:rPr>
+        <w:t xml:space="preserve">Ładunek zaplanowany - obiekt logistyczny został pomyślnie przypisany do konkretnego okna czasowego w strukturze </w:t>
+      </w:r>
+      <w:proofErr w:type="spellStart"/>
+      <w:r>
+        <w:rPr>
+          <w:lang w:val="pl-PL"/>
+        </w:rPr>
+        <w:t>HarmonogramDokowan</w:t>
+      </w:r>
+      <w:proofErr w:type="spellEnd"/>
+      <w:r>
+        <w:rPr>
+          <w:lang w:val="pl-PL"/>
+        </w:rPr>
+        <w:t xml:space="preserve"> oraz powiązany z fizycznym stanowiskiem obsługi (</w:t>
+      </w:r>
+      <w:proofErr w:type="spellStart"/>
+      <w:r>
+        <w:rPr>
+          <w:lang w:val="pl-PL"/>
+        </w:rPr>
+        <w:t>Dokem</w:t>
+      </w:r>
+      <w:proofErr w:type="spellEnd"/>
+      <w:r>
+        <w:rPr>
+          <w:lang w:val="pl-PL"/>
+        </w:rPr>
+        <w:t>).</w:t>
+      </w:r>
+    </w:p>
+    <w:p>
+      <w:pPr>
+        <w:numPr>
+          <w:ilvl w:val="0"/>
+          <w:numId w:val="37"/>
+        </w:numPr>
+        <w:rPr>
+          <w:lang w:val="pl-PL"/>
+        </w:rPr>
+      </w:pPr>
+      <w:r>
+        <w:rPr>
+          <w:lang w:val="pl-PL"/>
+        </w:rPr>
+        <w:t>Fizyczna obsługa ładunku w porcie - stan złożony, reprezentujący pobyt towaru na obszarze operacyjnym portu. Obejmuje trzy wewnętrzne podstany:</w:t>
+      </w:r>
+    </w:p>
+    <w:p>
+      <w:pPr>
+        <w:numPr>
+          <w:ilvl w:val="1"/>
+          <w:numId w:val="37"/>
+        </w:numPr>
+        <w:rPr>
+          <w:lang w:val="pl-PL"/>
+        </w:rPr>
+      </w:pPr>
+      <w:r>
+        <w:rPr>
+          <w:lang w:val="pl-PL"/>
+        </w:rPr>
+        <w:t>Towar rozładowywany - fizyczne wyładowywanie towaru z jednostki transportowej przy użyciu urządzeń przeładunkowych.</w:t>
+      </w:r>
+    </w:p>
+    <w:p>
+      <w:pPr>
+        <w:numPr>
+          <w:ilvl w:val="1"/>
+          <w:numId w:val="37"/>
+        </w:numPr>
+        <w:rPr>
+          <w:lang w:val="pl-PL"/>
+        </w:rPr>
+      </w:pPr>
+      <w:r>
+        <w:rPr>
+          <w:lang w:val="pl-PL"/>
+        </w:rPr>
+        <w:t>Towar w magazynie - tymczasowe przetrzymywanie ładunku w wyznaczonym obszarze magazynowym.</w:t>
+      </w:r>
+    </w:p>
+    <w:p>
+      <w:pPr>
+        <w:numPr>
+          <w:ilvl w:val="1"/>
+          <w:numId w:val="37"/>
+        </w:numPr>
+        <w:rPr>
+          <w:lang w:val="pl-PL"/>
+        </w:rPr>
+      </w:pPr>
+      <w:r>
+        <w:rPr>
+          <w:lang w:val="pl-PL"/>
+        </w:rPr>
+        <w:t>Towar załadowywany - proces umieszczania ładunku na docelowy środek transportu.</w:t>
+      </w:r>
+    </w:p>
+    <w:p>
+      <w:pPr>
+        <w:numPr>
+          <w:ilvl w:val="0"/>
+          <w:numId w:val="37"/>
+        </w:numPr>
+        <w:rPr>
+          <w:lang w:val="pl-PL"/>
+        </w:rPr>
+      </w:pPr>
+      <w:r>
+        <w:rPr>
+          <w:lang w:val="pl-PL"/>
+        </w:rPr>
+        <w:lastRenderedPageBreak/>
+        <w:t>Towar oczekuje na odbiór - operacje fizyczne zostały zakończone, a ładunek znajduje się w strefie wyjazdowej, czekając na dopełnienie formalności przez kierowcę.</w:t>
+      </w:r>
+    </w:p>
+    <w:p>
+      <w:pPr>
+        <w:numPr>
+          <w:ilvl w:val="0"/>
+          <w:numId w:val="37"/>
+        </w:numPr>
+        <w:rPr>
+          <w:lang w:val="pl-PL"/>
+        </w:rPr>
+      </w:pPr>
+      <w:r>
+        <w:rPr>
+          <w:lang w:val="pl-PL"/>
+        </w:rPr>
+        <w:t>Ładunek opuścił port - stan końcowy cyklu życia obiektu w bieżącym procesie operacyjnym, dane zostają zabezpieczone w historii systemu.</w:t>
+      </w:r>
+    </w:p>
+    <w:p>
+      <w:pPr>
+        <w:rPr>
+          <w:b/>
+          <w:bCs/>
+          <w:lang w:val="pl-PL"/>
+        </w:rPr>
+      </w:pPr>
+      <w:r>
+        <w:rPr>
+          <w:b/>
+          <w:bCs/>
+          <w:lang w:val="pl-PL"/>
+        </w:rPr>
+        <w:t> Wykaz i opis przejść</w:t>
+      </w:r>
+    </w:p>
+    <w:p>
+      <w:pPr>
+        <w:numPr>
+          <w:ilvl w:val="0"/>
+          <w:numId w:val="38"/>
+        </w:numPr>
+        <w:rPr>
+          <w:lang w:val="pl-PL"/>
+        </w:rPr>
+      </w:pPr>
+      <w:r>
+        <w:rPr>
+          <w:lang w:val="pl-PL"/>
+        </w:rPr>
+        <w:t xml:space="preserve">zgłoszenie transportu / </w:t>
+      </w:r>
+      <w:proofErr w:type="spellStart"/>
+      <w:r>
+        <w:rPr>
+          <w:lang w:val="pl-PL"/>
+        </w:rPr>
+        <w:t>zglosTransport</w:t>
+      </w:r>
+      <w:proofErr w:type="spellEnd"/>
+      <w:r>
+        <w:rPr>
+          <w:lang w:val="pl-PL"/>
+        </w:rPr>
+        <w:t>() - przejście wyzwalane akcją Kontrahenta, powodujące utworzenie instancji klasy i wejście w stan oczekiwania na weryfikację.</w:t>
+      </w:r>
+    </w:p>
+    <w:p>
+      <w:pPr>
+        <w:numPr>
+          <w:ilvl w:val="0"/>
+          <w:numId w:val="38"/>
+        </w:numPr>
+        <w:rPr>
+          <w:lang w:val="pl-PL"/>
+        </w:rPr>
+      </w:pPr>
+      <w:r>
+        <w:rPr>
+          <w:lang w:val="pl-PL"/>
+        </w:rPr>
+        <w:t xml:space="preserve">weryfikacja danych / </w:t>
+      </w:r>
+      <w:proofErr w:type="spellStart"/>
+      <w:r>
+        <w:rPr>
+          <w:lang w:val="pl-PL"/>
+        </w:rPr>
+        <w:t>rejestrujLadunek</w:t>
+      </w:r>
+      <w:proofErr w:type="spellEnd"/>
+      <w:r>
+        <w:rPr>
+          <w:lang w:val="pl-PL"/>
+        </w:rPr>
+        <w:t>() - autoryzacja zgłoszenia przez Operatora, przenosząca obiekt do stanów oficjalnie rejestrowanych.</w:t>
+      </w:r>
+    </w:p>
+    <w:p>
+      <w:pPr>
+        <w:numPr>
+          <w:ilvl w:val="0"/>
+          <w:numId w:val="38"/>
+        </w:numPr>
+        <w:rPr>
+          <w:lang w:val="pl-PL"/>
+        </w:rPr>
+      </w:pPr>
+      <w:r>
+        <w:rPr>
+          <w:lang w:val="pl-PL"/>
+        </w:rPr>
+        <w:t xml:space="preserve">ustalenie grafiku / </w:t>
+      </w:r>
+      <w:proofErr w:type="spellStart"/>
+      <w:r>
+        <w:rPr>
+          <w:lang w:val="pl-PL"/>
+        </w:rPr>
+        <w:t>planujOperacje</w:t>
+      </w:r>
+      <w:proofErr w:type="spellEnd"/>
+      <w:r>
+        <w:rPr>
+          <w:lang w:val="pl-PL"/>
+        </w:rPr>
+        <w:t>() - systemowa, automatyczna alokacja czasu operacyjnego dla ładunku.</w:t>
+      </w:r>
+    </w:p>
+    <w:p>
+      <w:pPr>
+        <w:numPr>
+          <w:ilvl w:val="0"/>
+          <w:numId w:val="38"/>
+        </w:numPr>
+        <w:rPr>
+          <w:lang w:val="pl-PL"/>
+        </w:rPr>
+      </w:pPr>
+      <w:r>
+        <w:rPr>
+          <w:lang w:val="pl-PL"/>
+        </w:rPr>
+        <w:t xml:space="preserve">rozpoczęcie obsługi / </w:t>
+      </w:r>
+      <w:proofErr w:type="spellStart"/>
+      <w:r>
+        <w:rPr>
+          <w:lang w:val="pl-PL"/>
+        </w:rPr>
+        <w:t>monitorujOperacje</w:t>
+      </w:r>
+      <w:proofErr w:type="spellEnd"/>
+      <w:r>
+        <w:rPr>
+          <w:lang w:val="pl-PL"/>
+        </w:rPr>
+        <w:t>() - wejście w fazę realizacji fizycznej, inicjowane w momencie wykrycia obecności transportu przy doku.</w:t>
+      </w:r>
+    </w:p>
+    <w:p>
+      <w:pPr>
+        <w:numPr>
+          <w:ilvl w:val="0"/>
+          <w:numId w:val="38"/>
+        </w:numPr>
+        <w:rPr>
+          <w:lang w:val="pl-PL"/>
+        </w:rPr>
+      </w:pPr>
+      <w:r>
+        <w:rPr>
+          <w:lang w:val="pl-PL"/>
+        </w:rPr>
+        <w:t xml:space="preserve">przydzielenie miejsca / </w:t>
+      </w:r>
+      <w:proofErr w:type="spellStart"/>
+      <w:r>
+        <w:rPr>
+          <w:lang w:val="pl-PL"/>
+        </w:rPr>
+        <w:t>przydzielObszary</w:t>
+      </w:r>
+      <w:proofErr w:type="spellEnd"/>
+      <w:r>
+        <w:rPr>
+          <w:lang w:val="pl-PL"/>
+        </w:rPr>
+        <w:t>() - wewnętrzne przejście logiczne, wywoływane po zakończeniu wyładunku w celu relokacji towaru do strefy składowania.</w:t>
+      </w:r>
+    </w:p>
+    <w:p>
+      <w:pPr>
+        <w:numPr>
+          <w:ilvl w:val="0"/>
+          <w:numId w:val="38"/>
+        </w:numPr>
+        <w:rPr>
+          <w:lang w:val="pl-PL"/>
+        </w:rPr>
+      </w:pPr>
+      <w:r>
+        <w:rPr>
+          <w:lang w:val="pl-PL"/>
+        </w:rPr>
+        <w:t xml:space="preserve">przydzielenie sprzętu / </w:t>
+      </w:r>
+      <w:proofErr w:type="spellStart"/>
+      <w:r>
+        <w:rPr>
+          <w:lang w:val="pl-PL"/>
+        </w:rPr>
+        <w:t>przydzielUrzadzenia</w:t>
+      </w:r>
+      <w:proofErr w:type="spellEnd"/>
+      <w:r>
+        <w:rPr>
+          <w:lang w:val="pl-PL"/>
+        </w:rPr>
+        <w:t>() - wewnętrzna zmiana stanu, aktywująca zasoby techniczne niezbędne do rozpoczęcia załadunku wyjazdowego.</w:t>
+      </w:r>
+    </w:p>
+    <w:p>
+      <w:pPr>
+        <w:numPr>
+          <w:ilvl w:val="0"/>
+          <w:numId w:val="38"/>
+        </w:numPr>
+        <w:rPr>
+          <w:lang w:val="pl-PL"/>
+        </w:rPr>
+      </w:pPr>
+      <w:r>
+        <w:rPr>
+          <w:lang w:val="pl-PL"/>
+        </w:rPr>
+        <w:t xml:space="preserve">zakończenie prac / </w:t>
+      </w:r>
+      <w:proofErr w:type="spellStart"/>
+      <w:r>
+        <w:rPr>
+          <w:lang w:val="pl-PL"/>
+        </w:rPr>
+        <w:t>generujKarteZaladunkowa</w:t>
+      </w:r>
+      <w:proofErr w:type="spellEnd"/>
+      <w:r>
+        <w:rPr>
+          <w:lang w:val="pl-PL"/>
+        </w:rPr>
+        <w:t>() - zamknięcie stanu złożonego; system generuje cyfrowy dokument dla kierowcy, potwierdzający wykonanie operacji.</w:t>
+      </w:r>
+    </w:p>
+    <w:p>
+      <w:pPr>
+        <w:numPr>
+          <w:ilvl w:val="0"/>
+          <w:numId w:val="38"/>
+        </w:numPr>
+        <w:rPr>
+          <w:lang w:val="pl-PL"/>
+        </w:rPr>
+      </w:pPr>
+      <w:r>
+        <w:rPr>
+          <w:lang w:val="pl-PL"/>
+        </w:rPr>
+        <w:t>wyjazd z portu [karta zweryfikowana] - przejście do stanu końcowego zabezpieczone warunkiem dozorującym (dopełnienie kontroli na bramie wyjazdowej).</w:t>
+      </w:r>
+    </w:p>
+    <w:p>
+      <w:pPr>
+        <w:rPr>
+          <w:lang w:val="pl-PL"/>
+        </w:rPr>
+      </w:pPr>
+    </w:p>
+    <w:p>
+      <w:pPr>
+        <w:rPr>
+          <w:lang w:val="pl-PL"/>
+        </w:rPr>
+      </w:pPr>
+    </w:p>
+    <w:p>
+      <w:pPr>
+        <w:rPr>
+          <w:lang w:val="pl-PL"/>
+        </w:rPr>
+      </w:pPr>
+    </w:p>
+    <w:p>
+      <w:pPr>
+        <w:rPr>
+          <w:lang w:val="pl-PL"/>
+        </w:rPr>
+      </w:pPr>
+      <w:r>
+        <w:rPr>
+          <w:noProof/>
+          <w:color w:val="000000"/>
+          <w:bdr w:val="none" w:sz="0" w:space="0" w:color="auto" w:frame="1"/>
+        </w:rPr>
+        <w:drawing>
+          <wp:inline distT="0" distB="0" distL="0" distR="0" wp14:anchorId="315ED750" wp14:editId="1E4F2407">
+            <wp:extent cx="5733415" cy="3695065"/>
+            <wp:effectExtent l="0" t="0" r="635" b="635"/>
+            <wp:docPr id="1318373203" name="Obraz 2"/>
+            <wp:cNvGraphicFramePr>
+              <a:graphicFrameLocks xmlns:a="http://schemas.openxmlformats.org/drawingml/2006/main" noChangeAspect="1"/>
+            </wp:cNvGraphicFramePr>
+            <a:graphic xmlns:a="http://schemas.openxmlformats.org/drawingml/2006/main">
+              <a:graphicData uri="http://schemas.openxmlformats.org/drawingml/2006/picture">
+                <pic:pic xmlns:pic="http://schemas.openxmlformats.org/drawingml/2006/picture">
+                  <pic:nvPicPr>
+                    <pic:cNvPr id="0" name="Picture 24"/>
+                    <pic:cNvPicPr>
+                      <a:picLocks noChangeAspect="1" noChangeArrowheads="1"/>
+                    </pic:cNvPicPr>
+                  </pic:nvPicPr>
+                  <pic:blipFill>
+                    <a:blip r:embed="rId21" cstate="print">
+                      <a:extLst>
+                        <a:ext uri="{28A0092B-C50C-407E-A947-70E740481C1C}">
+                          <a14:useLocalDpi xmlns:a14="http://schemas.microsoft.com/office/drawing/2010/main" val="0"/>
+                        </a:ext>
+                      </a:extLst>
+                    </a:blip>
+                    <a:srcRect/>
+                    <a:stretch>
+                      <a:fillRect/>
+                    </a:stretch>
+                  </pic:blipFill>
+                  <pic:spPr bwMode="auto">
+                    <a:xfrm>
+                      <a:off x="0" y="0"/>
+                      <a:ext cx="5733415" cy="3695065"/>
+                    </a:xfrm>
+                    <a:prstGeom prst="rect">
+                      <a:avLst/>
+                    </a:prstGeom>
+                    <a:noFill/>
+                    <a:ln>
+                      <a:noFill/>
+                    </a:ln>
+                  </pic:spPr>
+                </pic:pic>
+              </a:graphicData>
+            </a:graphic>
+          </wp:inline>
+        </w:drawing>
+      </w:r>
+    </w:p>
+    <w:p>
+      <w:pPr>
+        <w:jc w:val="center"/>
+      </w:pPr>
+      <w:r>
+        <w:rPr>
+          <w:b/>
+          <w:bCs/>
+        </w:rPr>
+        <w:t>Rys 2.</w:t>
+      </w:r>
+      <w:r>
+        <w:t xml:space="preserve"> Diagram stanów dotyczący klasy “Dok”.</w:t>
+      </w:r>
+    </w:p>
+    <w:p>
+      <w:pPr>
+        <w:rPr>
+          <w:b/>
+          <w:bCs/>
+          <w:lang w:val="pl-PL"/>
+        </w:rPr>
+      </w:pPr>
+      <w:r>
+        <w:rPr>
+          <w:b/>
+          <w:bCs/>
+          <w:lang w:val="pl-PL"/>
+        </w:rPr>
+        <w:lastRenderedPageBreak/>
+        <w:t> Wykaz i opis stanów </w:t>
+      </w:r>
+    </w:p>
+    <w:p>
+      <w:pPr>
+        <w:numPr>
+          <w:ilvl w:val="0"/>
+          <w:numId w:val="39"/>
+        </w:numPr>
+        <w:rPr>
+          <w:lang w:val="pl-PL"/>
+        </w:rPr>
+      </w:pPr>
+      <w:r>
+        <w:rPr>
+          <w:lang w:val="pl-PL"/>
+        </w:rPr>
+        <w:t>Wolny - dok przeładunkowy nie jest obciążony żadną operacją, jest w pełni sprawny technicznie i wykazuje pełną gotowość do przyjęcia jednostek transportowych.</w:t>
+      </w:r>
+    </w:p>
+    <w:p>
+      <w:pPr>
+        <w:numPr>
+          <w:ilvl w:val="0"/>
+          <w:numId w:val="39"/>
+        </w:numPr>
+        <w:rPr>
+          <w:lang w:val="pl-PL"/>
+        </w:rPr>
+      </w:pPr>
+      <w:r>
+        <w:rPr>
+          <w:lang w:val="pl-PL"/>
+        </w:rPr>
+        <w:t>Zarezerwowany - stanowisko zostało zablokowane w strukturze planistycznej na potrzeby nadchodzących operacji ujętych w harmonogramie. </w:t>
+      </w:r>
+    </w:p>
+    <w:p>
+      <w:pPr>
+        <w:numPr>
+          <w:ilvl w:val="0"/>
+          <w:numId w:val="39"/>
+        </w:numPr>
+        <w:rPr>
+          <w:lang w:val="pl-PL"/>
+        </w:rPr>
+      </w:pPr>
+      <w:r>
+        <w:rPr>
+          <w:lang w:val="pl-PL"/>
+        </w:rPr>
+        <w:t>Zajęty - stan złożony odzwierciedlający fizyczną obecność środka transportu przy stanowisku. Składa się z podstanów:</w:t>
+      </w:r>
+    </w:p>
+    <w:p>
+      <w:pPr>
+        <w:numPr>
+          <w:ilvl w:val="1"/>
+          <w:numId w:val="39"/>
+        </w:numPr>
+        <w:rPr>
+          <w:lang w:val="pl-PL"/>
+        </w:rPr>
+      </w:pPr>
+      <w:r>
+        <w:rPr>
+          <w:lang w:val="pl-PL"/>
+        </w:rPr>
+        <w:t>Podstawianie pojazdu - dokowanie pojazdu.</w:t>
+      </w:r>
+    </w:p>
+    <w:p>
+      <w:pPr>
+        <w:numPr>
+          <w:ilvl w:val="1"/>
+          <w:numId w:val="39"/>
+        </w:numPr>
+        <w:rPr>
+          <w:lang w:val="pl-PL"/>
+        </w:rPr>
+      </w:pPr>
+      <w:r>
+        <w:rPr>
+          <w:lang w:val="pl-PL"/>
+        </w:rPr>
+        <w:t>Obsługa załadunku - proces prowadzenia operacji przeładunkowych bliski maksimum wydajności zasobów.</w:t>
+      </w:r>
+    </w:p>
+    <w:p>
+      <w:pPr>
+        <w:numPr>
+          <w:ilvl w:val="1"/>
+          <w:numId w:val="39"/>
+        </w:numPr>
+        <w:rPr>
+          <w:lang w:val="pl-PL"/>
+        </w:rPr>
+      </w:pPr>
+      <w:r>
+        <w:rPr>
+          <w:lang w:val="pl-PL"/>
+        </w:rPr>
+        <w:t>Koniec prac - procedury zabezpieczające po zakończeniu wymiany ładunku.</w:t>
+      </w:r>
+    </w:p>
+    <w:p>
+      <w:pPr>
+        <w:numPr>
+          <w:ilvl w:val="0"/>
+          <w:numId w:val="39"/>
+        </w:numPr>
+        <w:rPr>
+          <w:lang w:val="pl-PL"/>
+        </w:rPr>
+      </w:pPr>
+      <w:r>
+        <w:rPr>
+          <w:lang w:val="pl-PL"/>
+        </w:rPr>
+        <w:t>Serwis - stan awaryjny lub serwisowy. Dok zostaje całkowicie odcięty od procesów logistycznych z powodu awarii urządzeń przeładunkowych lub rutynowych przeglądów technicznych.</w:t>
+      </w:r>
+    </w:p>
+    <w:p>
+      <w:pPr>
+        <w:rPr>
+          <w:b/>
+          <w:bCs/>
+          <w:lang w:val="pl-PL"/>
+        </w:rPr>
+      </w:pPr>
+      <w:r>
+        <w:rPr>
+          <w:b/>
+          <w:bCs/>
+          <w:lang w:val="pl-PL"/>
+        </w:rPr>
+        <w:t> Wykaz i opis przejść</w:t>
+      </w:r>
+    </w:p>
+    <w:p>
+      <w:pPr>
+        <w:numPr>
+          <w:ilvl w:val="0"/>
+          <w:numId w:val="40"/>
+        </w:numPr>
+        <w:rPr>
+          <w:lang w:val="pl-PL"/>
+        </w:rPr>
+      </w:pPr>
+      <w:r>
+        <w:rPr>
+          <w:lang w:val="pl-PL"/>
+        </w:rPr>
+        <w:t xml:space="preserve">uwzględnienie w grafiku / </w:t>
+      </w:r>
+      <w:proofErr w:type="spellStart"/>
+      <w:r>
+        <w:rPr>
+          <w:lang w:val="pl-PL"/>
+        </w:rPr>
+        <w:t>planujOperacje</w:t>
+      </w:r>
+      <w:proofErr w:type="spellEnd"/>
+      <w:r>
+        <w:rPr>
+          <w:lang w:val="pl-PL"/>
+        </w:rPr>
+        <w:t>() - rezerwacja zasobu infrastruktury przez system na podstawie prognozowanych awizacji.</w:t>
+      </w:r>
+    </w:p>
+    <w:p>
+      <w:pPr>
+        <w:numPr>
+          <w:ilvl w:val="0"/>
+          <w:numId w:val="40"/>
+        </w:numPr>
+        <w:rPr>
+          <w:lang w:val="pl-PL"/>
+        </w:rPr>
+      </w:pPr>
+      <w:r>
+        <w:rPr>
+          <w:lang w:val="pl-PL"/>
+        </w:rPr>
+        <w:t xml:space="preserve">przypisanie transportu / </w:t>
+      </w:r>
+      <w:proofErr w:type="spellStart"/>
+      <w:r>
+        <w:rPr>
+          <w:lang w:val="pl-PL"/>
+        </w:rPr>
+        <w:t>przydzielDoki</w:t>
+      </w:r>
+      <w:proofErr w:type="spellEnd"/>
+      <w:r>
+        <w:rPr>
+          <w:lang w:val="pl-PL"/>
+        </w:rPr>
+        <w:t>() - zmiana statusu na zajęty w momencie fizycznego przybycia pojazdu i rozpoczęcia procedury pozycjonowania.</w:t>
+      </w:r>
+    </w:p>
+    <w:p>
+      <w:pPr>
+        <w:numPr>
+          <w:ilvl w:val="0"/>
+          <w:numId w:val="40"/>
+        </w:numPr>
+        <w:rPr>
+          <w:lang w:val="pl-PL"/>
+        </w:rPr>
+      </w:pPr>
+      <w:r>
+        <w:rPr>
+          <w:lang w:val="pl-PL"/>
+        </w:rPr>
+        <w:t>zabezpieczenie pojazdu [gotowy] - wewnętrzne przejście warunkowe uruchamiające właściwe maszyny przeładunkowe.</w:t>
+      </w:r>
+    </w:p>
+    <w:p>
+      <w:pPr>
+        <w:numPr>
+          <w:ilvl w:val="0"/>
+          <w:numId w:val="40"/>
+        </w:numPr>
+        <w:rPr>
+          <w:lang w:val="pl-PL"/>
+        </w:rPr>
+      </w:pPr>
+      <w:r>
+        <w:rPr>
+          <w:lang w:val="pl-PL"/>
+        </w:rPr>
+        <w:t>zakończenie załadunku - przejście w fazę zamykania operacji dokowania.</w:t>
+      </w:r>
+    </w:p>
+    <w:p>
+      <w:pPr>
+        <w:numPr>
+          <w:ilvl w:val="0"/>
+          <w:numId w:val="40"/>
+        </w:numPr>
+        <w:rPr>
+          <w:lang w:val="pl-PL"/>
+        </w:rPr>
+      </w:pPr>
+      <w:r>
+        <w:rPr>
+          <w:lang w:val="pl-PL"/>
+        </w:rPr>
+        <w:t>zgłoszenie usterki [wykryto awarię] - natychmiastowe przejście wyłączające dok z użytku ze względów bezpieczeństwa.</w:t>
+      </w:r>
+    </w:p>
+    <w:p>
+      <w:pPr>
+        <w:numPr>
+          <w:ilvl w:val="0"/>
+          <w:numId w:val="40"/>
+        </w:numPr>
+        <w:rPr>
+          <w:lang w:val="pl-PL"/>
+        </w:rPr>
+      </w:pPr>
+      <w:r>
+        <w:rPr>
+          <w:lang w:val="pl-PL"/>
+        </w:rPr>
+        <w:t>naprawa [zakończenie naprawy] - powrót sprawności technicznej stanowiska po interwencji serwisu.</w:t>
+      </w:r>
+    </w:p>
+    <w:p>
+      <w:pPr>
+        <w:numPr>
+          <w:ilvl w:val="0"/>
+          <w:numId w:val="40"/>
+        </w:numPr>
+        <w:rPr>
+          <w:lang w:val="pl-PL"/>
+        </w:rPr>
+      </w:pPr>
+      <w:r>
+        <w:rPr>
+          <w:lang w:val="pl-PL"/>
+        </w:rPr>
+        <w:t xml:space="preserve">zwolnienie doku [brak powiadomień o przyszłych transportach] / </w:t>
+      </w:r>
+      <w:proofErr w:type="spellStart"/>
+      <w:r>
+        <w:rPr>
+          <w:lang w:val="pl-PL"/>
+        </w:rPr>
+        <w:t>monitorujOperacje</w:t>
+      </w:r>
+      <w:proofErr w:type="spellEnd"/>
+      <w:r>
+        <w:rPr>
+          <w:lang w:val="pl-PL"/>
+        </w:rPr>
+        <w:t>() - powrót stanowiska do ogólnej puli wolnych zasobów po zakończeniu obsługi, o ile system nie przewiduje natychmiastowych kolejnych dokowań.</w:t>
+      </w:r>
+    </w:p>
+    <w:p>
+      <w:pPr>
+        <w:rPr>
+          <w:lang w:val="pl-PL"/>
+        </w:rPr>
+      </w:pPr>
+    </w:p>
+    <w:p>
+      <w:pPr>
+        <w:rPr>
+          <w:lang w:val="pl-PL"/>
+        </w:rPr>
+      </w:pPr>
+    </w:p>
+    <w:p>
+      <w:pPr>
+        <w:rPr>
+          <w:lang w:val="pl-PL"/>
+        </w:rPr>
+      </w:pPr>
+      <w:r>
+        <w:rPr>
+          <w:noProof/>
+          <w:color w:val="000000"/>
+          <w:bdr w:val="none" w:sz="0" w:space="0" w:color="auto" w:frame="1"/>
+        </w:rPr>
+        <w:lastRenderedPageBreak/>
+        <w:drawing>
+          <wp:inline distT="0" distB="0" distL="0" distR="0" wp14:anchorId="1549372B" wp14:editId="6129D34E">
+            <wp:extent cx="5733415" cy="5533390"/>
+            <wp:effectExtent l="0" t="0" r="635" b="0"/>
+            <wp:docPr id="1036742564" name="Obraz 3"/>
+            <wp:cNvGraphicFramePr>
+              <a:graphicFrameLocks xmlns:a="http://schemas.openxmlformats.org/drawingml/2006/main" noChangeAspect="1"/>
+            </wp:cNvGraphicFramePr>
+            <a:graphic xmlns:a="http://schemas.openxmlformats.org/drawingml/2006/main">
+              <a:graphicData uri="http://schemas.openxmlformats.org/drawingml/2006/picture">
+                <pic:pic xmlns:pic="http://schemas.openxmlformats.org/drawingml/2006/picture">
+                  <pic:nvPicPr>
+                    <pic:cNvPr id="0" name="Picture 26"/>
+                    <pic:cNvPicPr>
+                      <a:picLocks noChangeAspect="1" noChangeArrowheads="1"/>
+                    </pic:cNvPicPr>
+                  </pic:nvPicPr>
+                  <pic:blipFill>
+                    <a:blip r:embed="rId22">
+                      <a:extLst>
+                        <a:ext uri="{28A0092B-C50C-407E-A947-70E740481C1C}">
+                          <a14:useLocalDpi xmlns:a14="http://schemas.microsoft.com/office/drawing/2010/main" val="0"/>
+                        </a:ext>
+                      </a:extLst>
+                    </a:blip>
+                    <a:srcRect/>
+                    <a:stretch>
+                      <a:fillRect/>
+                    </a:stretch>
+                  </pic:blipFill>
+                  <pic:spPr bwMode="auto">
+                    <a:xfrm>
+                      <a:off x="0" y="0"/>
+                      <a:ext cx="5733415" cy="5533390"/>
+                    </a:xfrm>
+                    <a:prstGeom prst="rect">
+                      <a:avLst/>
+                    </a:prstGeom>
+                    <a:noFill/>
+                    <a:ln>
+                      <a:noFill/>
+                    </a:ln>
+                  </pic:spPr>
+                </pic:pic>
+              </a:graphicData>
+            </a:graphic>
+          </wp:inline>
+        </w:drawing>
+      </w:r>
+    </w:p>
+    <w:p>
+      <w:pPr>
+        <w:jc w:val="center"/>
+      </w:pPr>
+      <w:r>
+        <w:rPr>
+          <w:b/>
+          <w:bCs/>
+        </w:rPr>
+        <w:t>Rys 3.</w:t>
+      </w:r>
+      <w:r>
+        <w:t xml:space="preserve"> Diagram stanów dotyczący klasy “</w:t>
+      </w:r>
+      <w:proofErr w:type="spellStart"/>
+      <w:r>
+        <w:t>HarmonogramDokowan</w:t>
+      </w:r>
+      <w:proofErr w:type="spellEnd"/>
+      <w:r>
+        <w:t>”.</w:t>
+      </w:r>
+    </w:p>
+    <w:p/>
+    <w:p>
+      <w:pPr>
+        <w:rPr>
+          <w:b/>
+          <w:bCs/>
+          <w:lang w:val="pl-PL"/>
+        </w:rPr>
+      </w:pPr>
+    </w:p>
+    <w:p>
+      <w:pPr>
+        <w:rPr>
+          <w:b/>
+          <w:bCs/>
+          <w:lang w:val="pl-PL"/>
+        </w:rPr>
+      </w:pPr>
+      <w:r>
+        <w:rPr>
+          <w:b/>
+          <w:bCs/>
+          <w:lang w:val="pl-PL"/>
+        </w:rPr>
+        <w:t>Wykaz i opis stanów</w:t>
+      </w:r>
+    </w:p>
+    <w:p>
+      <w:pPr>
+        <w:numPr>
+          <w:ilvl w:val="0"/>
+          <w:numId w:val="41"/>
+        </w:numPr>
+        <w:rPr>
+          <w:lang w:val="pl-PL"/>
+        </w:rPr>
+      </w:pPr>
+      <w:r>
+        <w:rPr>
+          <w:lang w:val="pl-PL"/>
+        </w:rPr>
+        <w:t>Przygotowanie - stan początkowy dla procesu planowania. Oznacza moment, w którym system zebrał zapotrzebowanie operacyjne, jednak właściwy proces układania harmonogramu nie został jeszcze zainicjowany.</w:t>
+      </w:r>
+    </w:p>
+    <w:p>
+      <w:pPr>
+        <w:numPr>
+          <w:ilvl w:val="0"/>
+          <w:numId w:val="41"/>
+        </w:numPr>
+        <w:rPr>
+          <w:lang w:val="pl-PL"/>
+        </w:rPr>
+      </w:pPr>
+      <w:r>
+        <w:rPr>
+          <w:lang w:val="pl-PL"/>
+        </w:rPr>
+        <w:t>Tworzenie - stan roboczy, w którym dyspozytor lub system automatyczny aktywnie buduje zarys grafiku. W tym stanie odbywa się przypisywanie konkretnych zasobów do zadań.</w:t>
+      </w:r>
+    </w:p>
+    <w:p>
+      <w:pPr>
+        <w:numPr>
+          <w:ilvl w:val="0"/>
+          <w:numId w:val="41"/>
+        </w:numPr>
+        <w:rPr>
+          <w:lang w:val="pl-PL"/>
+        </w:rPr>
+      </w:pPr>
+      <w:r>
+        <w:rPr>
+          <w:lang w:val="pl-PL"/>
+        </w:rPr>
+        <w:t xml:space="preserve">Weryfikacja - stan kontrolny, w którym gotowy projekt harmonogramu jest sprawdzany pod kątem poprawności, braku </w:t>
+      </w:r>
+      <w:proofErr w:type="spellStart"/>
+      <w:r>
+        <w:rPr>
+          <w:lang w:val="pl-PL"/>
+        </w:rPr>
+        <w:t>nałożeń</w:t>
+      </w:r>
+      <w:proofErr w:type="spellEnd"/>
+      <w:r>
+        <w:rPr>
+          <w:lang w:val="pl-PL"/>
+        </w:rPr>
+        <w:t xml:space="preserve"> czasowych oraz dostępności przypisanego sprzętu i infrastruktury.</w:t>
+      </w:r>
+    </w:p>
+    <w:p>
+      <w:pPr>
+        <w:numPr>
+          <w:ilvl w:val="0"/>
+          <w:numId w:val="41"/>
+        </w:numPr>
+        <w:rPr>
+          <w:lang w:val="pl-PL"/>
+        </w:rPr>
+      </w:pPr>
+      <w:r>
+        <w:rPr>
+          <w:lang w:val="pl-PL"/>
+        </w:rPr>
+        <w:t>Zatwierdzenie - plan przeszedł pomyślnie walidację i został oficjalnie zatwierdzony jako obowiązujący harmonogram do wykonania w ramach zbliżającej się zmiany roboczej.</w:t>
+      </w:r>
+    </w:p>
+    <w:p>
+      <w:pPr>
+        <w:numPr>
+          <w:ilvl w:val="0"/>
+          <w:numId w:val="41"/>
+        </w:numPr>
+        <w:rPr>
+          <w:lang w:val="pl-PL"/>
+        </w:rPr>
+      </w:pPr>
+      <w:r>
+        <w:rPr>
+          <w:lang w:val="pl-PL"/>
+        </w:rPr>
+        <w:lastRenderedPageBreak/>
+        <w:t>Realizacja - stan, w którym na podstawie zatwierdzonego planu odbywają się faktyczne operacje fizyczne w porcie/magazynie. Trwa on przez cały czas trwania danej zmiany.</w:t>
+      </w:r>
+    </w:p>
+    <w:p>
+      <w:pPr>
+        <w:numPr>
+          <w:ilvl w:val="0"/>
+          <w:numId w:val="41"/>
+        </w:numPr>
+        <w:rPr>
+          <w:lang w:val="pl-PL"/>
+        </w:rPr>
+      </w:pPr>
+      <w:r>
+        <w:rPr>
+          <w:lang w:val="pl-PL"/>
+        </w:rPr>
+        <w:t>Zakończenie - operacje przypisane do zmiany dobiegły końca. Stan ten oznacza zamknięcie bieżących zadań operacyjnych i przygotowanie do podsumowania.</w:t>
+      </w:r>
+    </w:p>
+    <w:p>
+      <w:pPr>
+        <w:numPr>
+          <w:ilvl w:val="0"/>
+          <w:numId w:val="41"/>
+        </w:numPr>
+        <w:rPr>
+          <w:lang w:val="pl-PL"/>
+        </w:rPr>
+      </w:pPr>
+      <w:r>
+        <w:rPr>
+          <w:lang w:val="pl-PL"/>
+        </w:rPr>
+        <w:t>Archiwizacja - stan końcowy cyklu życia tego planu. Obejmuje zabezpieczenie zebranych informacji o przebiegu operacji w historii systemu, po czym proces planowania dla tej konkretnej zmiany zostaje całkowicie zamknięty.</w:t>
+      </w:r>
+    </w:p>
+    <w:p>
+      <w:pPr>
+        <w:rPr>
+          <w:b/>
+          <w:bCs/>
+          <w:lang w:val="pl-PL"/>
+        </w:rPr>
+      </w:pPr>
+      <w:r>
+        <w:rPr>
+          <w:b/>
+          <w:bCs/>
+          <w:lang w:val="pl-PL"/>
+        </w:rPr>
+        <w:t>Wykaz i opis przejść</w:t>
+      </w:r>
+    </w:p>
+    <w:p>
+      <w:pPr>
+        <w:numPr>
+          <w:ilvl w:val="0"/>
+          <w:numId w:val="42"/>
+        </w:numPr>
+        <w:rPr>
+          <w:lang w:val="pl-PL"/>
+        </w:rPr>
+      </w:pPr>
+      <w:r>
+        <w:rPr>
+          <w:lang w:val="pl-PL"/>
+        </w:rPr>
+        <w:t xml:space="preserve">rozpoczęcie planowania / </w:t>
+      </w:r>
+      <w:proofErr w:type="spellStart"/>
+      <w:r>
+        <w:rPr>
+          <w:lang w:val="pl-PL"/>
+        </w:rPr>
+        <w:t>planujOperacje</w:t>
+      </w:r>
+      <w:proofErr w:type="spellEnd"/>
+      <w:r>
+        <w:rPr>
+          <w:lang w:val="pl-PL"/>
+        </w:rPr>
+        <w:t>() - przejście ze stanu Przygotowanie do Tworzenie, wyzwalane przez użytkownika lub harmonogram systemowy. Uruchamia mechanizmy planistyczne i inicjuje proces budowy grafiku.</w:t>
+      </w:r>
+    </w:p>
+    <w:p>
+      <w:pPr>
+        <w:numPr>
+          <w:ilvl w:val="0"/>
+          <w:numId w:val="42"/>
+        </w:numPr>
+        <w:rPr>
+          <w:lang w:val="pl-PL"/>
+        </w:rPr>
+      </w:pPr>
+      <w:r>
+        <w:rPr>
+          <w:lang w:val="pl-PL"/>
+        </w:rPr>
+        <w:t xml:space="preserve">alokacja zasobów / </w:t>
+      </w:r>
+      <w:proofErr w:type="spellStart"/>
+      <w:r>
+        <w:rPr>
+          <w:lang w:val="pl-PL"/>
+        </w:rPr>
+        <w:t>przydzielDoki</w:t>
+      </w:r>
+      <w:proofErr w:type="spellEnd"/>
+      <w:r>
+        <w:rPr>
+          <w:lang w:val="pl-PL"/>
+        </w:rPr>
+        <w:t>() - przejście wewnętrzne (pętla) w stanie Tworzenie. Reprezentuje powtarzalną czynność alokowania infrastruktury (np. doków załadunkowych) dla kolejnych zadań w trakcie układania planu.</w:t>
+      </w:r>
+    </w:p>
+    <w:p>
+      <w:pPr>
+        <w:numPr>
+          <w:ilvl w:val="0"/>
+          <w:numId w:val="42"/>
+        </w:numPr>
+        <w:rPr>
+          <w:lang w:val="pl-PL"/>
+        </w:rPr>
+      </w:pPr>
+      <w:r>
+        <w:rPr>
+          <w:lang w:val="pl-PL"/>
+        </w:rPr>
+        <w:t xml:space="preserve">wygenerowanie planu / </w:t>
+      </w:r>
+      <w:proofErr w:type="spellStart"/>
+      <w:r>
+        <w:rPr>
+          <w:lang w:val="pl-PL"/>
+        </w:rPr>
+        <w:t>nadzorujProces</w:t>
+      </w:r>
+      <w:proofErr w:type="spellEnd"/>
+      <w:r>
+        <w:rPr>
+          <w:lang w:val="pl-PL"/>
+        </w:rPr>
+        <w:t>() - przejście do Weryfikacji, następujące po zakończeniu etapu układania harmonogramu. System wywołuje metodę przekazującą gotowy zarys do analizy poprawności.</w:t>
+      </w:r>
+    </w:p>
+    <w:p>
+      <w:pPr>
+        <w:numPr>
+          <w:ilvl w:val="0"/>
+          <w:numId w:val="42"/>
+        </w:numPr>
+        <w:rPr>
+          <w:lang w:val="pl-PL"/>
+        </w:rPr>
+      </w:pPr>
+      <w:r>
+        <w:rPr>
+          <w:lang w:val="pl-PL"/>
+        </w:rPr>
+        <w:t>odrzucenie / [wykryto konflikt] - ścieżka negatywna zwracająca proces z Weryfikacji z powrotem do Tworzenia. Następuje, gdy system lub operator zidentyfikuje błędy (np. nakładanie się zadań w jednym doku), co wymusza wprowadzenie poprawek do planu.</w:t>
+      </w:r>
+    </w:p>
+    <w:p>
+      <w:pPr>
+        <w:numPr>
+          <w:ilvl w:val="0"/>
+          <w:numId w:val="42"/>
+        </w:numPr>
+        <w:rPr>
+          <w:lang w:val="pl-PL"/>
+        </w:rPr>
+      </w:pPr>
+      <w:r>
+        <w:rPr>
+          <w:lang w:val="pl-PL"/>
+        </w:rPr>
+        <w:t xml:space="preserve">akceptacja [brak uwag] / </w:t>
+      </w:r>
+      <w:proofErr w:type="spellStart"/>
+      <w:r>
+        <w:rPr>
+          <w:lang w:val="pl-PL"/>
+        </w:rPr>
+        <w:t>podgladStatusu</w:t>
+      </w:r>
+      <w:proofErr w:type="spellEnd"/>
+      <w:r>
+        <w:rPr>
+          <w:lang w:val="pl-PL"/>
+        </w:rPr>
+        <w:t>() - przejście do Zatwierdzenia, zabezpieczone warunkiem dozorującym oznaczającym brak konfliktów w planie. Udana weryfikacja skutkuje zaktualizowaniem statusu planu jako gotowego do wdrożenia.</w:t>
+      </w:r>
+    </w:p>
+    <w:p>
+      <w:pPr>
+        <w:numPr>
+          <w:ilvl w:val="0"/>
+          <w:numId w:val="42"/>
+        </w:numPr>
+        <w:rPr>
+          <w:lang w:val="pl-PL"/>
+        </w:rPr>
+      </w:pPr>
+      <w:r>
+        <w:rPr>
+          <w:lang w:val="pl-PL"/>
+        </w:rPr>
+        <w:t xml:space="preserve">rozpoczęcie zmiany / </w:t>
+      </w:r>
+      <w:proofErr w:type="spellStart"/>
+      <w:r>
+        <w:rPr>
+          <w:lang w:val="pl-PL"/>
+        </w:rPr>
+        <w:t>monitorujOperacje</w:t>
+      </w:r>
+      <w:proofErr w:type="spellEnd"/>
+      <w:r>
+        <w:rPr>
+          <w:lang w:val="pl-PL"/>
+        </w:rPr>
+        <w:t>() - przejście wprowadzające plan w fazę Realizacji. Uruchamiane w momencie faktycznego startu zmiany roboczej, aktywuje mechanizmy śledzenia postępów prac na żywo.</w:t>
+      </w:r>
+    </w:p>
+    <w:p>
+      <w:pPr>
+        <w:numPr>
+          <w:ilvl w:val="0"/>
+          <w:numId w:val="42"/>
+        </w:numPr>
+        <w:rPr>
+          <w:lang w:val="pl-PL"/>
+        </w:rPr>
+      </w:pPr>
+      <w:proofErr w:type="spellStart"/>
+      <w:r>
+        <w:rPr>
+          <w:lang w:val="pl-PL"/>
+        </w:rPr>
+        <w:t>after</w:t>
+      </w:r>
+      <w:proofErr w:type="spellEnd"/>
+      <w:r>
+        <w:rPr>
+          <w:lang w:val="pl-PL"/>
+        </w:rPr>
+        <w:t>(koniec zmiany) [upłynięcie czasu] - automatyczne przejście do Zakończenia wyzwalane przez zdarzenie czasowe. Następuje w momencie osiągnięcia zaplanowanej godziny końca zmiany roboczej.</w:t>
+      </w:r>
+    </w:p>
+    <w:p>
+      <w:pPr>
+        <w:numPr>
+          <w:ilvl w:val="0"/>
+          <w:numId w:val="42"/>
+        </w:numPr>
+        <w:rPr>
+          <w:lang w:val="pl-PL"/>
+        </w:rPr>
+      </w:pPr>
+      <w:r>
+        <w:rPr>
+          <w:lang w:val="pl-PL"/>
+        </w:rPr>
+        <w:t xml:space="preserve">żądanie statystyk / </w:t>
+      </w:r>
+      <w:proofErr w:type="spellStart"/>
+      <w:r>
+        <w:rPr>
+          <w:lang w:val="pl-PL"/>
+        </w:rPr>
+        <w:t>zbierajDane</w:t>
+      </w:r>
+      <w:proofErr w:type="spellEnd"/>
+      <w:r>
+        <w:rPr>
+          <w:lang w:val="pl-PL"/>
+        </w:rPr>
+        <w:t>() - przejście do Archiwizacji. System lub dyspozytor inicjuje operację agregowania logów i wyników pracy, po czym dane te zapisywane są trwale w bazie danych, kończąc tym samym proces.</w:t>
+      </w:r>
+    </w:p>
+    <w:p>
+      <w:pPr>
+        <w:rPr>
+          <w:lang w:val="pl-PL"/>
+        </w:rPr>
+      </w:pPr>
+    </w:p>
+    <w:p>
+      <w:pPr>
+        <w:jc w:val="center"/>
+        <w:rPr>
+          <w:lang w:val="pl-PL"/>
+        </w:rPr>
+      </w:pPr>
+    </w:p>
+    <w:p/>
+    <w:p>
+      <w:pPr>
+        <w:pStyle w:val="Nagwek1"/>
+        <w:numPr>
+          <w:ilvl w:val="0"/>
+          <w:numId w:val="7"/>
+        </w:numPr>
+      </w:pPr>
+      <w:bookmarkStart w:id="11" w:name="_kjuo2c7ewlen" w:colFirst="0" w:colLast="0"/>
+      <w:bookmarkEnd w:id="11"/>
+      <w:r>
+        <w:t>Wymagania niefunkcjonalne dla system</w:t>
+      </w:r>
+      <w:r>
+        <w:rPr>
+          <w:noProof/>
+        </w:rPr>
+        <w:pict w14:anchorId="79598D17">
+          <v:rect id="_x0000_i1039" alt="" style="width:415.5pt;height:.05pt;mso-width-percent:0;mso-height-percent:0;mso-width-percent:0;mso-height-percent:0" o:hrpct="916" o:hralign="center" o:hrstd="t" o:hr="t" fillcolor="#a0a0a0" stroked="f"/>
+        </w:pict>
+      </w:r>
     </w:p>
     <w:p/>
     <w:p/>
@@ -7256,17 +8809,18 @@
           <w:numId w:val="7"/>
         </w:numPr>
       </w:pPr>
-      <w:bookmarkStart w:id="11" w:name="_kjuo2c7ewlen" w:colFirst="0" w:colLast="0"/>
-      <w:bookmarkEnd w:id="11"/>
-      <w:r>
-        <w:t>Wymagania niefunkcjonalne dla system</w:t>
+      <w:bookmarkStart w:id="12" w:name="_o9dzz4vls5ve" w:colFirst="0" w:colLast="0"/>
+      <w:bookmarkEnd w:id="12"/>
+      <w:r>
+        <w:lastRenderedPageBreak/>
+        <w:t>Propozycja technologii informatycznych, które mogą zostać wykorzystane do realizacji systemu</w:t>
       </w:r>
       <w:r>
         <w:rPr>
           <w:noProof/>
         </w:rPr>
-        <w:pict w14:anchorId="79598D17">
-          <v:rect id="_x0000_i1037" alt="" style="width:415.5pt;height:.05pt;mso-width-percent:0;mso-height-percent:0;mso-width-percent:0;mso-height-percent:0" o:hrpct="916" o:hralign="center" o:hrstd="t" o:hr="t" fillcolor="#a0a0a0" stroked="f"/>
+        <w:pict w14:anchorId="22234695">
+          <v:rect id="_x0000_i1040" alt="" style="width:415.5pt;height:.05pt;mso-width-percent:0;mso-height-percent:0;mso-width-percent:0;mso-height-percent:0" o:hrpct="916" o:hralign="center" o:hrstd="t" o:hr="t" fillcolor="#a0a0a0" stroked="f"/>
         </w:pict>
       </w:r>
     </w:p>
@@ -7280,18 +8834,17 @@
           <w:numId w:val="7"/>
         </w:numPr>
       </w:pPr>
-      <w:bookmarkStart w:id="12" w:name="_o9dzz4vls5ve" w:colFirst="0" w:colLast="0"/>
-      <w:bookmarkEnd w:id="12"/>
-      <w:r>
-        <w:lastRenderedPageBreak/>
-        <w:t>Propozycja technologii informatycznych, które mogą zostać wykorzystane do realizacji systemu</w:t>
+      <w:bookmarkStart w:id="13" w:name="_yokshilu81lp" w:colFirst="0" w:colLast="0"/>
+      <w:bookmarkEnd w:id="13"/>
+      <w:r>
+        <w:t>Propozycja planu pracy</w:t>
       </w:r>
       <w:r>
         <w:rPr>
           <w:noProof/>
         </w:rPr>
-        <w:pict w14:anchorId="22234695">
-          <v:rect id="_x0000_i1038" alt="" style="width:415.5pt;height:.05pt;mso-width-percent:0;mso-height-percent:0;mso-width-percent:0;mso-height-percent:0" o:hrpct="916" o:hralign="center" o:hrstd="t" o:hr="t" fillcolor="#a0a0a0" stroked="f"/>
+        <w:pict w14:anchorId="1915630C">
+          <v:rect id="_x0000_i1041" alt="" style="width:415.5pt;height:.05pt;mso-width-percent:0;mso-height-percent:0;mso-width-percent:0;mso-height-percent:0" o:hrpct="916" o:hralign="center" o:hrstd="t" o:hr="t" fillcolor="#a0a0a0" stroked="f"/>
         </w:pict>
       </w:r>
     </w:p>
@@ -7305,17 +8858,17 @@
           <w:numId w:val="7"/>
         </w:numPr>
       </w:pPr>
-      <w:bookmarkStart w:id="13" w:name="_yokshilu81lp" w:colFirst="0" w:colLast="0"/>
-      <w:bookmarkEnd w:id="13"/>
-      <w:r>
-        <w:t>Propozycja planu pracy</w:t>
+      <w:bookmarkStart w:id="14" w:name="_4smyz7fwmmte" w:colFirst="0" w:colLast="0"/>
+      <w:bookmarkEnd w:id="14"/>
+      <w:r>
+        <w:t>Analiza ryzyka projektu</w:t>
       </w:r>
       <w:r>
         <w:rPr>
           <w:noProof/>
         </w:rPr>
-        <w:pict w14:anchorId="1915630C">
-          <v:rect id="_x0000_i1039" alt="" style="width:415.5pt;height:.05pt;mso-width-percent:0;mso-height-percent:0;mso-width-percent:0;mso-height-percent:0" o:hrpct="916" o:hralign="center" o:hrstd="t" o:hr="t" fillcolor="#a0a0a0" stroked="f"/>
+        <w:pict w14:anchorId="597A6B9B">
+          <v:rect id="_x0000_i1042" alt="" style="width:415.5pt;height:.05pt;mso-width-percent:0;mso-height-percent:0;mso-width-percent:0;mso-height-percent:0" o:hrpct="916" o:hralign="center" o:hrstd="t" o:hr="t" fillcolor="#a0a0a0" stroked="f"/>
         </w:pict>
       </w:r>
     </w:p>
@@ -7329,30 +8882,6 @@
           <w:numId w:val="7"/>
         </w:numPr>
       </w:pPr>
-      <w:bookmarkStart w:id="14" w:name="_4smyz7fwmmte" w:colFirst="0" w:colLast="0"/>
-      <w:bookmarkEnd w:id="14"/>
-      <w:r>
-        <w:t>Analiza ryzyka projektu</w:t>
-      </w:r>
-      <w:r>
-        <w:rPr>
-          <w:noProof/>
-        </w:rPr>
-        <w:pict w14:anchorId="597A6B9B">
-          <v:rect id="_x0000_i1040" alt="" style="width:415.5pt;height:.05pt;mso-width-percent:0;mso-height-percent:0;mso-width-percent:0;mso-height-percent:0" o:hrpct="916" o:hralign="center" o:hrstd="t" o:hr="t" fillcolor="#a0a0a0" stroked="f"/>
-        </w:pict>
-      </w:r>
-    </w:p>
-    <w:p/>
-    <w:p/>
-    <w:p>
-      <w:pPr>
-        <w:pStyle w:val="Nagwek1"/>
-        <w:numPr>
-          <w:ilvl w:val="0"/>
-          <w:numId w:val="7"/>
-        </w:numPr>
-      </w:pPr>
       <w:bookmarkStart w:id="15" w:name="_otm2291zftcr" w:colFirst="0" w:colLast="0"/>
       <w:bookmarkEnd w:id="15"/>
       <w:r>
@@ -7363,7 +8892,7 @@
           <w:noProof/>
         </w:rPr>
         <w:pict w14:anchorId="1719E7CE">
-          <v:rect id="_x0000_i1041" alt="" style="width:415.5pt;height:.05pt;mso-width-percent:0;mso-height-percent:0;mso-width-percent:0;mso-height-percent:0" o:hrpct="916" o:hralign="center" o:hrstd="t" o:hr="t" fillcolor="#a0a0a0" stroked="f"/>
+          <v:rect id="_x0000_i1043" alt="" style="width:415.5pt;height:.05pt;mso-width-percent:0;mso-height-percent:0;mso-width-percent:0;mso-height-percent:0" o:hrpct="916" o:hralign="center" o:hrstd="t" o:hr="t" fillcolor="#a0a0a0" stroked="f"/>
         </w:pict>
       </w:r>
     </w:p>
@@ -8058,6 +9587,155 @@
     </w:lvl>
   </w:abstractNum>
   <w:abstractNum w:abstractNumId="5" w15:restartNumberingAfterBreak="0">
+    <w:nsid w:val="12905B2B"/>
+    <w:multiLevelType w:val="multilevel"/>
+    <w:tmpl w:val="851C148E"/>
+    <w:lvl w:ilvl="0">
+      <w:start w:val="1"/>
+      <w:numFmt w:val="bullet"/>
+      <w:lvlText w:val=""/>
+      <w:lvlJc w:val="left"/>
+      <w:pPr>
+        <w:tabs>
+          <w:tab w:val="num" w:pos="720"/>
+        </w:tabs>
+        <w:ind w:left="720" w:hanging="360"/>
+      </w:pPr>
+      <w:rPr>
+        <w:rFonts w:ascii="Symbol" w:hAnsi="Symbol" w:hint="default"/>
+        <w:sz w:val="20"/>
+      </w:rPr>
+    </w:lvl>
+    <w:lvl w:ilvl="1" w:tentative="1">
+      <w:start w:val="1"/>
+      <w:numFmt w:val="bullet"/>
+      <w:lvlText w:val="o"/>
+      <w:lvlJc w:val="left"/>
+      <w:pPr>
+        <w:tabs>
+          <w:tab w:val="num" w:pos="1440"/>
+        </w:tabs>
+        <w:ind w:left="1440" w:hanging="360"/>
+      </w:pPr>
+      <w:rPr>
+        <w:rFonts w:ascii="Courier New" w:hAnsi="Courier New" w:hint="default"/>
+        <w:sz w:val="20"/>
+      </w:rPr>
+    </w:lvl>
+    <w:lvl w:ilvl="2" w:tentative="1">
+      <w:start w:val="1"/>
+      <w:numFmt w:val="bullet"/>
+      <w:lvlText w:val=""/>
+      <w:lvlJc w:val="left"/>
+      <w:pPr>
+        <w:tabs>
+          <w:tab w:val="num" w:pos="2160"/>
+        </w:tabs>
+        <w:ind w:left="2160" w:hanging="360"/>
+      </w:pPr>
+      <w:rPr>
+        <w:rFonts w:ascii="Wingdings" w:hAnsi="Wingdings" w:hint="default"/>
+        <w:sz w:val="20"/>
+      </w:rPr>
+    </w:lvl>
+    <w:lvl w:ilvl="3" w:tentative="1">
+      <w:start w:val="1"/>
+      <w:numFmt w:val="bullet"/>
+      <w:lvlText w:val=""/>
+      <w:lvlJc w:val="left"/>
+      <w:pPr>
+        <w:tabs>
+          <w:tab w:val="num" w:pos="2880"/>
+        </w:tabs>
+        <w:ind w:left="2880" w:hanging="360"/>
+      </w:pPr>
+      <w:rPr>
+        <w:rFonts w:ascii="Wingdings" w:hAnsi="Wingdings" w:hint="default"/>
+        <w:sz w:val="20"/>
+      </w:rPr>
+    </w:lvl>
+    <w:lvl w:ilvl="4" w:tentative="1">
+      <w:start w:val="1"/>
+      <w:numFmt w:val="bullet"/>
+      <w:lvlText w:val=""/>
+      <w:lvlJc w:val="left"/>
+      <w:pPr>
+        <w:tabs>
+          <w:tab w:val="num" w:pos="3600"/>
+        </w:tabs>
+        <w:ind w:left="3600" w:hanging="360"/>
+      </w:pPr>
+      <w:rPr>
+        <w:rFonts w:ascii="Wingdings" w:hAnsi="Wingdings" w:hint="default"/>
+        <w:sz w:val="20"/>
+      </w:rPr>
+    </w:lvl>
+    <w:lvl w:ilvl="5" w:tentative="1">
+      <w:start w:val="1"/>
+      <w:numFmt w:val="bullet"/>
+      <w:lvlText w:val=""/>
+      <w:lvlJc w:val="left"/>
+      <w:pPr>
+        <w:tabs>
+          <w:tab w:val="num" w:pos="4320"/>
+        </w:tabs>
+        <w:ind w:left="4320" w:hanging="360"/>
+      </w:pPr>
+      <w:rPr>
+        <w:rFonts w:ascii="Wingdings" w:hAnsi="Wingdings" w:hint="default"/>
+        <w:sz w:val="20"/>
+      </w:rPr>
+    </w:lvl>
+    <w:lvl w:ilvl="6" w:tentative="1">
+      <w:start w:val="1"/>
+      <w:numFmt w:val="bullet"/>
+      <w:lvlText w:val=""/>
+      <w:lvlJc w:val="left"/>
+      <w:pPr>
+        <w:tabs>
+          <w:tab w:val="num" w:pos="5040"/>
+        </w:tabs>
+        <w:ind w:left="5040" w:hanging="360"/>
+      </w:pPr>
+      <w:rPr>
+        <w:rFonts w:ascii="Wingdings" w:hAnsi="Wingdings" w:hint="default"/>
+        <w:sz w:val="20"/>
+      </w:rPr>
+    </w:lvl>
+    <w:lvl w:ilvl="7" w:tentative="1">
+      <w:start w:val="1"/>
+      <w:numFmt w:val="bullet"/>
+      <w:lvlText w:val=""/>
+      <w:lvlJc w:val="left"/>
+      <w:pPr>
+        <w:tabs>
+          <w:tab w:val="num" w:pos="5760"/>
+        </w:tabs>
+        <w:ind w:left="5760" w:hanging="360"/>
+      </w:pPr>
+      <w:rPr>
+        <w:rFonts w:ascii="Wingdings" w:hAnsi="Wingdings" w:hint="default"/>
+        <w:sz w:val="20"/>
+      </w:rPr>
+    </w:lvl>
+    <w:lvl w:ilvl="8" w:tentative="1">
+      <w:start w:val="1"/>
+      <w:numFmt w:val="bullet"/>
+      <w:lvlText w:val=""/>
+      <w:lvlJc w:val="left"/>
+      <w:pPr>
+        <w:tabs>
+          <w:tab w:val="num" w:pos="6480"/>
+        </w:tabs>
+        <w:ind w:left="6480" w:hanging="360"/>
+      </w:pPr>
+      <w:rPr>
+        <w:rFonts w:ascii="Wingdings" w:hAnsi="Wingdings" w:hint="default"/>
+        <w:sz w:val="20"/>
+      </w:rPr>
+    </w:lvl>
+  </w:abstractNum>
+  <w:abstractNum w:abstractNumId="6" w15:restartNumberingAfterBreak="0">
     <w:nsid w:val="13AB4A3D"/>
     <w:multiLevelType w:val="multilevel"/>
     <w:tmpl w:val="5F862806"/>
@@ -8170,7 +9848,7 @@
       </w:rPr>
     </w:lvl>
   </w:abstractNum>
-  <w:abstractNum w:abstractNumId="6" w15:restartNumberingAfterBreak="0">
+  <w:abstractNum w:abstractNumId="7" w15:restartNumberingAfterBreak="0">
     <w:nsid w:val="13E61A43"/>
     <w:multiLevelType w:val="multilevel"/>
     <w:tmpl w:val="85241A28"/>
@@ -8319,7 +9997,7 @@
       </w:rPr>
     </w:lvl>
   </w:abstractNum>
-  <w:abstractNum w:abstractNumId="7" w15:restartNumberingAfterBreak="0">
+  <w:abstractNum w:abstractNumId="8" w15:restartNumberingAfterBreak="0">
     <w:nsid w:val="1A3D3C53"/>
     <w:multiLevelType w:val="multilevel"/>
     <w:tmpl w:val="1A3CC12A"/>
@@ -8432,7 +10110,7 @@
       </w:rPr>
     </w:lvl>
   </w:abstractNum>
-  <w:abstractNum w:abstractNumId="8" w15:restartNumberingAfterBreak="0">
+  <w:abstractNum w:abstractNumId="9" w15:restartNumberingAfterBreak="0">
     <w:nsid w:val="220308DA"/>
     <w:multiLevelType w:val="multilevel"/>
     <w:tmpl w:val="75BC2B24"/>
@@ -8581,7 +10259,156 @@
       </w:rPr>
     </w:lvl>
   </w:abstractNum>
-  <w:abstractNum w:abstractNumId="9" w15:restartNumberingAfterBreak="0">
+  <w:abstractNum w:abstractNumId="10" w15:restartNumberingAfterBreak="0">
+    <w:nsid w:val="24C1282E"/>
+    <w:multiLevelType w:val="multilevel"/>
+    <w:tmpl w:val="46C457FA"/>
+    <w:lvl w:ilvl="0">
+      <w:start w:val="1"/>
+      <w:numFmt w:val="bullet"/>
+      <w:lvlText w:val=""/>
+      <w:lvlJc w:val="left"/>
+      <w:pPr>
+        <w:tabs>
+          <w:tab w:val="num" w:pos="720"/>
+        </w:tabs>
+        <w:ind w:left="720" w:hanging="360"/>
+      </w:pPr>
+      <w:rPr>
+        <w:rFonts w:ascii="Symbol" w:hAnsi="Symbol" w:hint="default"/>
+        <w:sz w:val="20"/>
+      </w:rPr>
+    </w:lvl>
+    <w:lvl w:ilvl="1">
+      <w:start w:val="1"/>
+      <w:numFmt w:val="bullet"/>
+      <w:lvlText w:val="o"/>
+      <w:lvlJc w:val="left"/>
+      <w:pPr>
+        <w:tabs>
+          <w:tab w:val="num" w:pos="1440"/>
+        </w:tabs>
+        <w:ind w:left="1440" w:hanging="360"/>
+      </w:pPr>
+      <w:rPr>
+        <w:rFonts w:ascii="Courier New" w:hAnsi="Courier New" w:hint="default"/>
+        <w:sz w:val="20"/>
+      </w:rPr>
+    </w:lvl>
+    <w:lvl w:ilvl="2" w:tentative="1">
+      <w:start w:val="1"/>
+      <w:numFmt w:val="bullet"/>
+      <w:lvlText w:val=""/>
+      <w:lvlJc w:val="left"/>
+      <w:pPr>
+        <w:tabs>
+          <w:tab w:val="num" w:pos="2160"/>
+        </w:tabs>
+        <w:ind w:left="2160" w:hanging="360"/>
+      </w:pPr>
+      <w:rPr>
+        <w:rFonts w:ascii="Wingdings" w:hAnsi="Wingdings" w:hint="default"/>
+        <w:sz w:val="20"/>
+      </w:rPr>
+    </w:lvl>
+    <w:lvl w:ilvl="3" w:tentative="1">
+      <w:start w:val="1"/>
+      <w:numFmt w:val="bullet"/>
+      <w:lvlText w:val=""/>
+      <w:lvlJc w:val="left"/>
+      <w:pPr>
+        <w:tabs>
+          <w:tab w:val="num" w:pos="2880"/>
+        </w:tabs>
+        <w:ind w:left="2880" w:hanging="360"/>
+      </w:pPr>
+      <w:rPr>
+        <w:rFonts w:ascii="Wingdings" w:hAnsi="Wingdings" w:hint="default"/>
+        <w:sz w:val="20"/>
+      </w:rPr>
+    </w:lvl>
+    <w:lvl w:ilvl="4" w:tentative="1">
+      <w:start w:val="1"/>
+      <w:numFmt w:val="bullet"/>
+      <w:lvlText w:val=""/>
+      <w:lvlJc w:val="left"/>
+      <w:pPr>
+        <w:tabs>
+          <w:tab w:val="num" w:pos="3600"/>
+        </w:tabs>
+        <w:ind w:left="3600" w:hanging="360"/>
+      </w:pPr>
+      <w:rPr>
+        <w:rFonts w:ascii="Wingdings" w:hAnsi="Wingdings" w:hint="default"/>
+        <w:sz w:val="20"/>
+      </w:rPr>
+    </w:lvl>
+    <w:lvl w:ilvl="5" w:tentative="1">
+      <w:start w:val="1"/>
+      <w:numFmt w:val="bullet"/>
+      <w:lvlText w:val=""/>
+      <w:lvlJc w:val="left"/>
+      <w:pPr>
+        <w:tabs>
+          <w:tab w:val="num" w:pos="4320"/>
+        </w:tabs>
+        <w:ind w:left="4320" w:hanging="360"/>
+      </w:pPr>
+      <w:rPr>
+        <w:rFonts w:ascii="Wingdings" w:hAnsi="Wingdings" w:hint="default"/>
+        <w:sz w:val="20"/>
+      </w:rPr>
+    </w:lvl>
+    <w:lvl w:ilvl="6" w:tentative="1">
+      <w:start w:val="1"/>
+      <w:numFmt w:val="bullet"/>
+      <w:lvlText w:val=""/>
+      <w:lvlJc w:val="left"/>
+      <w:pPr>
+        <w:tabs>
+          <w:tab w:val="num" w:pos="5040"/>
+        </w:tabs>
+        <w:ind w:left="5040" w:hanging="360"/>
+      </w:pPr>
+      <w:rPr>
+        <w:rFonts w:ascii="Wingdings" w:hAnsi="Wingdings" w:hint="default"/>
+        <w:sz w:val="20"/>
+      </w:rPr>
+    </w:lvl>
+    <w:lvl w:ilvl="7" w:tentative="1">
+      <w:start w:val="1"/>
+      <w:numFmt w:val="bullet"/>
+      <w:lvlText w:val=""/>
+      <w:lvlJc w:val="left"/>
+      <w:pPr>
+        <w:tabs>
+          <w:tab w:val="num" w:pos="5760"/>
+        </w:tabs>
+        <w:ind w:left="5760" w:hanging="360"/>
+      </w:pPr>
+      <w:rPr>
+        <w:rFonts w:ascii="Wingdings" w:hAnsi="Wingdings" w:hint="default"/>
+        <w:sz w:val="20"/>
+      </w:rPr>
+    </w:lvl>
+    <w:lvl w:ilvl="8" w:tentative="1">
+      <w:start w:val="1"/>
+      <w:numFmt w:val="bullet"/>
+      <w:lvlText w:val=""/>
+      <w:lvlJc w:val="left"/>
+      <w:pPr>
+        <w:tabs>
+          <w:tab w:val="num" w:pos="6480"/>
+        </w:tabs>
+        <w:ind w:left="6480" w:hanging="360"/>
+      </w:pPr>
+      <w:rPr>
+        <w:rFonts w:ascii="Wingdings" w:hAnsi="Wingdings" w:hint="default"/>
+        <w:sz w:val="20"/>
+      </w:rPr>
+    </w:lvl>
+  </w:abstractNum>
+  <w:abstractNum w:abstractNumId="11" w15:restartNumberingAfterBreak="0">
     <w:nsid w:val="26891B54"/>
     <w:multiLevelType w:val="multilevel"/>
     <w:tmpl w:val="2C70462C"/>
@@ -8730,7 +10557,7 @@
       </w:rPr>
     </w:lvl>
   </w:abstractNum>
-  <w:abstractNum w:abstractNumId="10" w15:restartNumberingAfterBreak="0">
+  <w:abstractNum w:abstractNumId="12" w15:restartNumberingAfterBreak="0">
     <w:nsid w:val="29735BCB"/>
     <w:multiLevelType w:val="multilevel"/>
     <w:tmpl w:val="6BC6E2BA"/>
@@ -8879,7 +10706,7 @@
       </w:rPr>
     </w:lvl>
   </w:abstractNum>
-  <w:abstractNum w:abstractNumId="11" w15:restartNumberingAfterBreak="0">
+  <w:abstractNum w:abstractNumId="13" w15:restartNumberingAfterBreak="0">
     <w:nsid w:val="2A4B32FC"/>
     <w:multiLevelType w:val="multilevel"/>
     <w:tmpl w:val="55FCF9C6"/>
@@ -9028,7 +10855,156 @@
       </w:rPr>
     </w:lvl>
   </w:abstractNum>
-  <w:abstractNum w:abstractNumId="12" w15:restartNumberingAfterBreak="0">
+  <w:abstractNum w:abstractNumId="14" w15:restartNumberingAfterBreak="0">
+    <w:nsid w:val="2C2F5032"/>
+    <w:multiLevelType w:val="multilevel"/>
+    <w:tmpl w:val="B1C2CBA0"/>
+    <w:lvl w:ilvl="0">
+      <w:start w:val="1"/>
+      <w:numFmt w:val="bullet"/>
+      <w:lvlText w:val=""/>
+      <w:lvlJc w:val="left"/>
+      <w:pPr>
+        <w:tabs>
+          <w:tab w:val="num" w:pos="720"/>
+        </w:tabs>
+        <w:ind w:left="720" w:hanging="360"/>
+      </w:pPr>
+      <w:rPr>
+        <w:rFonts w:ascii="Symbol" w:hAnsi="Symbol" w:hint="default"/>
+        <w:sz w:val="20"/>
+      </w:rPr>
+    </w:lvl>
+    <w:lvl w:ilvl="1" w:tentative="1">
+      <w:start w:val="1"/>
+      <w:numFmt w:val="bullet"/>
+      <w:lvlText w:val="o"/>
+      <w:lvlJc w:val="left"/>
+      <w:pPr>
+        <w:tabs>
+          <w:tab w:val="num" w:pos="1440"/>
+        </w:tabs>
+        <w:ind w:left="1440" w:hanging="360"/>
+      </w:pPr>
+      <w:rPr>
+        <w:rFonts w:ascii="Courier New" w:hAnsi="Courier New" w:hint="default"/>
+        <w:sz w:val="20"/>
+      </w:rPr>
+    </w:lvl>
+    <w:lvl w:ilvl="2" w:tentative="1">
+      <w:start w:val="1"/>
+      <w:numFmt w:val="bullet"/>
+      <w:lvlText w:val=""/>
+      <w:lvlJc w:val="left"/>
+      <w:pPr>
+        <w:tabs>
+          <w:tab w:val="num" w:pos="2160"/>
+        </w:tabs>
+        <w:ind w:left="2160" w:hanging="360"/>
+      </w:pPr>
+      <w:rPr>
+        <w:rFonts w:ascii="Wingdings" w:hAnsi="Wingdings" w:hint="default"/>
+        <w:sz w:val="20"/>
+      </w:rPr>
+    </w:lvl>
+    <w:lvl w:ilvl="3" w:tentative="1">
+      <w:start w:val="1"/>
+      <w:numFmt w:val="bullet"/>
+      <w:lvlText w:val=""/>
+      <w:lvlJc w:val="left"/>
+      <w:pPr>
+        <w:tabs>
+          <w:tab w:val="num" w:pos="2880"/>
+        </w:tabs>
+        <w:ind w:left="2880" w:hanging="360"/>
+      </w:pPr>
+      <w:rPr>
+        <w:rFonts w:ascii="Wingdings" w:hAnsi="Wingdings" w:hint="default"/>
+        <w:sz w:val="20"/>
+      </w:rPr>
+    </w:lvl>
+    <w:lvl w:ilvl="4" w:tentative="1">
+      <w:start w:val="1"/>
+      <w:numFmt w:val="bullet"/>
+      <w:lvlText w:val=""/>
+      <w:lvlJc w:val="left"/>
+      <w:pPr>
+        <w:tabs>
+          <w:tab w:val="num" w:pos="3600"/>
+        </w:tabs>
+        <w:ind w:left="3600" w:hanging="360"/>
+      </w:pPr>
+      <w:rPr>
+        <w:rFonts w:ascii="Wingdings" w:hAnsi="Wingdings" w:hint="default"/>
+        <w:sz w:val="20"/>
+      </w:rPr>
+    </w:lvl>
+    <w:lvl w:ilvl="5" w:tentative="1">
+      <w:start w:val="1"/>
+      <w:numFmt w:val="bullet"/>
+      <w:lvlText w:val=""/>
+      <w:lvlJc w:val="left"/>
+      <w:pPr>
+        <w:tabs>
+          <w:tab w:val="num" w:pos="4320"/>
+        </w:tabs>
+        <w:ind w:left="4320" w:hanging="360"/>
+      </w:pPr>
+      <w:rPr>
+        <w:rFonts w:ascii="Wingdings" w:hAnsi="Wingdings" w:hint="default"/>
+        <w:sz w:val="20"/>
+      </w:rPr>
+    </w:lvl>
+    <w:lvl w:ilvl="6" w:tentative="1">
+      <w:start w:val="1"/>
+      <w:numFmt w:val="bullet"/>
+      <w:lvlText w:val=""/>
+      <w:lvlJc w:val="left"/>
+      <w:pPr>
+        <w:tabs>
+          <w:tab w:val="num" w:pos="5040"/>
+        </w:tabs>
+        <w:ind w:left="5040" w:hanging="360"/>
+      </w:pPr>
+      <w:rPr>
+        <w:rFonts w:ascii="Wingdings" w:hAnsi="Wingdings" w:hint="default"/>
+        <w:sz w:val="20"/>
+      </w:rPr>
+    </w:lvl>
+    <w:lvl w:ilvl="7" w:tentative="1">
+      <w:start w:val="1"/>
+      <w:numFmt w:val="bullet"/>
+      <w:lvlText w:val=""/>
+      <w:lvlJc w:val="left"/>
+      <w:pPr>
+        <w:tabs>
+          <w:tab w:val="num" w:pos="5760"/>
+        </w:tabs>
+        <w:ind w:left="5760" w:hanging="360"/>
+      </w:pPr>
+      <w:rPr>
+        <w:rFonts w:ascii="Wingdings" w:hAnsi="Wingdings" w:hint="default"/>
+        <w:sz w:val="20"/>
+      </w:rPr>
+    </w:lvl>
+    <w:lvl w:ilvl="8" w:tentative="1">
+      <w:start w:val="1"/>
+      <w:numFmt w:val="bullet"/>
+      <w:lvlText w:val=""/>
+      <w:lvlJc w:val="left"/>
+      <w:pPr>
+        <w:tabs>
+          <w:tab w:val="num" w:pos="6480"/>
+        </w:tabs>
+        <w:ind w:left="6480" w:hanging="360"/>
+      </w:pPr>
+      <w:rPr>
+        <w:rFonts w:ascii="Wingdings" w:hAnsi="Wingdings" w:hint="default"/>
+        <w:sz w:val="20"/>
+      </w:rPr>
+    </w:lvl>
+  </w:abstractNum>
+  <w:abstractNum w:abstractNumId="15" w15:restartNumberingAfterBreak="0">
     <w:nsid w:val="2DAC6D28"/>
     <w:multiLevelType w:val="multilevel"/>
     <w:tmpl w:val="BA387194"/>
@@ -9141,7 +11117,7 @@
       </w:pPr>
     </w:lvl>
   </w:abstractNum>
-  <w:abstractNum w:abstractNumId="13" w15:restartNumberingAfterBreak="0">
+  <w:abstractNum w:abstractNumId="16" w15:restartNumberingAfterBreak="0">
     <w:nsid w:val="2DFB2FAB"/>
     <w:multiLevelType w:val="multilevel"/>
     <w:tmpl w:val="C1322226"/>
@@ -9290,7 +11266,7 @@
       </w:rPr>
     </w:lvl>
   </w:abstractNum>
-  <w:abstractNum w:abstractNumId="14" w15:restartNumberingAfterBreak="0">
+  <w:abstractNum w:abstractNumId="17" w15:restartNumberingAfterBreak="0">
     <w:nsid w:val="30A97787"/>
     <w:multiLevelType w:val="multilevel"/>
     <w:tmpl w:val="AFD03C78"/>
@@ -9439,7 +11415,7 @@
       </w:rPr>
     </w:lvl>
   </w:abstractNum>
-  <w:abstractNum w:abstractNumId="15" w15:restartNumberingAfterBreak="0">
+  <w:abstractNum w:abstractNumId="18" w15:restartNumberingAfterBreak="0">
     <w:nsid w:val="32A7688C"/>
     <w:multiLevelType w:val="multilevel"/>
     <w:tmpl w:val="FDAE8B5C"/>
@@ -9588,7 +11564,7 @@
       </w:rPr>
     </w:lvl>
   </w:abstractNum>
-  <w:abstractNum w:abstractNumId="16" w15:restartNumberingAfterBreak="0">
+  <w:abstractNum w:abstractNumId="19" w15:restartNumberingAfterBreak="0">
     <w:nsid w:val="38346763"/>
     <w:multiLevelType w:val="multilevel"/>
     <w:tmpl w:val="29643462"/>
@@ -9701,7 +11677,7 @@
       </w:rPr>
     </w:lvl>
   </w:abstractNum>
-  <w:abstractNum w:abstractNumId="17" w15:restartNumberingAfterBreak="0">
+  <w:abstractNum w:abstractNumId="20" w15:restartNumberingAfterBreak="0">
     <w:nsid w:val="425567C4"/>
     <w:multiLevelType w:val="multilevel"/>
     <w:tmpl w:val="08FE72E8"/>
@@ -9850,7 +11826,7 @@
       </w:rPr>
     </w:lvl>
   </w:abstractNum>
-  <w:abstractNum w:abstractNumId="18" w15:restartNumberingAfterBreak="0">
+  <w:abstractNum w:abstractNumId="21" w15:restartNumberingAfterBreak="0">
     <w:nsid w:val="436B18AA"/>
     <w:multiLevelType w:val="multilevel"/>
     <w:tmpl w:val="BFAA6B5A"/>
@@ -9999,7 +11975,7 @@
       </w:rPr>
     </w:lvl>
   </w:abstractNum>
-  <w:abstractNum w:abstractNumId="19" w15:restartNumberingAfterBreak="0">
+  <w:abstractNum w:abstractNumId="22" w15:restartNumberingAfterBreak="0">
     <w:nsid w:val="43960807"/>
     <w:multiLevelType w:val="multilevel"/>
     <w:tmpl w:val="630ADB68"/>
@@ -10148,7 +12124,7 @@
       </w:rPr>
     </w:lvl>
   </w:abstractNum>
-  <w:abstractNum w:abstractNumId="20" w15:restartNumberingAfterBreak="0">
+  <w:abstractNum w:abstractNumId="23" w15:restartNumberingAfterBreak="0">
     <w:nsid w:val="47A83698"/>
     <w:multiLevelType w:val="multilevel"/>
     <w:tmpl w:val="3DD0E790"/>
@@ -10261,7 +12237,156 @@
       </w:pPr>
     </w:lvl>
   </w:abstractNum>
-  <w:abstractNum w:abstractNumId="21" w15:restartNumberingAfterBreak="0">
+  <w:abstractNum w:abstractNumId="24" w15:restartNumberingAfterBreak="0">
+    <w:nsid w:val="4D737DC7"/>
+    <w:multiLevelType w:val="multilevel"/>
+    <w:tmpl w:val="0CC65676"/>
+    <w:lvl w:ilvl="0">
+      <w:start w:val="1"/>
+      <w:numFmt w:val="bullet"/>
+      <w:lvlText w:val=""/>
+      <w:lvlJc w:val="left"/>
+      <w:pPr>
+        <w:tabs>
+          <w:tab w:val="num" w:pos="720"/>
+        </w:tabs>
+        <w:ind w:left="720" w:hanging="360"/>
+      </w:pPr>
+      <w:rPr>
+        <w:rFonts w:ascii="Symbol" w:hAnsi="Symbol" w:hint="default"/>
+        <w:sz w:val="20"/>
+      </w:rPr>
+    </w:lvl>
+    <w:lvl w:ilvl="1" w:tentative="1">
+      <w:start w:val="1"/>
+      <w:numFmt w:val="bullet"/>
+      <w:lvlText w:val="o"/>
+      <w:lvlJc w:val="left"/>
+      <w:pPr>
+        <w:tabs>
+          <w:tab w:val="num" w:pos="1440"/>
+        </w:tabs>
+        <w:ind w:left="1440" w:hanging="360"/>
+      </w:pPr>
+      <w:rPr>
+        <w:rFonts w:ascii="Courier New" w:hAnsi="Courier New" w:hint="default"/>
+        <w:sz w:val="20"/>
+      </w:rPr>
+    </w:lvl>
+    <w:lvl w:ilvl="2" w:tentative="1">
+      <w:start w:val="1"/>
+      <w:numFmt w:val="bullet"/>
+      <w:lvlText w:val=""/>
+      <w:lvlJc w:val="left"/>
+      <w:pPr>
+        <w:tabs>
+          <w:tab w:val="num" w:pos="2160"/>
+        </w:tabs>
+        <w:ind w:left="2160" w:hanging="360"/>
+      </w:pPr>
+      <w:rPr>
+        <w:rFonts w:ascii="Wingdings" w:hAnsi="Wingdings" w:hint="default"/>
+        <w:sz w:val="20"/>
+      </w:rPr>
+    </w:lvl>
+    <w:lvl w:ilvl="3" w:tentative="1">
+      <w:start w:val="1"/>
+      <w:numFmt w:val="bullet"/>
+      <w:lvlText w:val=""/>
+      <w:lvlJc w:val="left"/>
+      <w:pPr>
+        <w:tabs>
+          <w:tab w:val="num" w:pos="2880"/>
+        </w:tabs>
+        <w:ind w:left="2880" w:hanging="360"/>
+      </w:pPr>
+      <w:rPr>
+        <w:rFonts w:ascii="Wingdings" w:hAnsi="Wingdings" w:hint="default"/>
+        <w:sz w:val="20"/>
+      </w:rPr>
+    </w:lvl>
+    <w:lvl w:ilvl="4" w:tentative="1">
+      <w:start w:val="1"/>
+      <w:numFmt w:val="bullet"/>
+      <w:lvlText w:val=""/>
+      <w:lvlJc w:val="left"/>
+      <w:pPr>
+        <w:tabs>
+          <w:tab w:val="num" w:pos="3600"/>
+        </w:tabs>
+        <w:ind w:left="3600" w:hanging="360"/>
+      </w:pPr>
+      <w:rPr>
+        <w:rFonts w:ascii="Wingdings" w:hAnsi="Wingdings" w:hint="default"/>
+        <w:sz w:val="20"/>
+      </w:rPr>
+    </w:lvl>
+    <w:lvl w:ilvl="5" w:tentative="1">
+      <w:start w:val="1"/>
+      <w:numFmt w:val="bullet"/>
+      <w:lvlText w:val=""/>
+      <w:lvlJc w:val="left"/>
+      <w:pPr>
+        <w:tabs>
+          <w:tab w:val="num" w:pos="4320"/>
+        </w:tabs>
+        <w:ind w:left="4320" w:hanging="360"/>
+      </w:pPr>
+      <w:rPr>
+        <w:rFonts w:ascii="Wingdings" w:hAnsi="Wingdings" w:hint="default"/>
+        <w:sz w:val="20"/>
+      </w:rPr>
+    </w:lvl>
+    <w:lvl w:ilvl="6" w:tentative="1">
+      <w:start w:val="1"/>
+      <w:numFmt w:val="bullet"/>
+      <w:lvlText w:val=""/>
+      <w:lvlJc w:val="left"/>
+      <w:pPr>
+        <w:tabs>
+          <w:tab w:val="num" w:pos="5040"/>
+        </w:tabs>
+        <w:ind w:left="5040" w:hanging="360"/>
+      </w:pPr>
+      <w:rPr>
+        <w:rFonts w:ascii="Wingdings" w:hAnsi="Wingdings" w:hint="default"/>
+        <w:sz w:val="20"/>
+      </w:rPr>
+    </w:lvl>
+    <w:lvl w:ilvl="7" w:tentative="1">
+      <w:start w:val="1"/>
+      <w:numFmt w:val="bullet"/>
+      <w:lvlText w:val=""/>
+      <w:lvlJc w:val="left"/>
+      <w:pPr>
+        <w:tabs>
+          <w:tab w:val="num" w:pos="5760"/>
+        </w:tabs>
+        <w:ind w:left="5760" w:hanging="360"/>
+      </w:pPr>
+      <w:rPr>
+        <w:rFonts w:ascii="Wingdings" w:hAnsi="Wingdings" w:hint="default"/>
+        <w:sz w:val="20"/>
+      </w:rPr>
+    </w:lvl>
+    <w:lvl w:ilvl="8" w:tentative="1">
+      <w:start w:val="1"/>
+      <w:numFmt w:val="bullet"/>
+      <w:lvlText w:val=""/>
+      <w:lvlJc w:val="left"/>
+      <w:pPr>
+        <w:tabs>
+          <w:tab w:val="num" w:pos="6480"/>
+        </w:tabs>
+        <w:ind w:left="6480" w:hanging="360"/>
+      </w:pPr>
+      <w:rPr>
+        <w:rFonts w:ascii="Wingdings" w:hAnsi="Wingdings" w:hint="default"/>
+        <w:sz w:val="20"/>
+      </w:rPr>
+    </w:lvl>
+  </w:abstractNum>
+  <w:abstractNum w:abstractNumId="25" w15:restartNumberingAfterBreak="0">
     <w:nsid w:val="4DD701F5"/>
     <w:multiLevelType w:val="multilevel"/>
     <w:tmpl w:val="6F824E32"/>
@@ -10410,7 +12535,7 @@
       </w:rPr>
     </w:lvl>
   </w:abstractNum>
-  <w:abstractNum w:abstractNumId="22" w15:restartNumberingAfterBreak="0">
+  <w:abstractNum w:abstractNumId="26" w15:restartNumberingAfterBreak="0">
     <w:nsid w:val="520D7D1F"/>
     <w:multiLevelType w:val="multilevel"/>
     <w:tmpl w:val="BA12CAC4"/>
@@ -10559,7 +12684,7 @@
       </w:rPr>
     </w:lvl>
   </w:abstractNum>
-  <w:abstractNum w:abstractNumId="23" w15:restartNumberingAfterBreak="0">
+  <w:abstractNum w:abstractNumId="27" w15:restartNumberingAfterBreak="0">
     <w:nsid w:val="546B4CA0"/>
     <w:multiLevelType w:val="multilevel"/>
     <w:tmpl w:val="9886FB00"/>
@@ -10708,7 +12833,7 @@
       </w:rPr>
     </w:lvl>
   </w:abstractNum>
-  <w:abstractNum w:abstractNumId="24" w15:restartNumberingAfterBreak="0">
+  <w:abstractNum w:abstractNumId="28" w15:restartNumberingAfterBreak="0">
     <w:nsid w:val="57FA5641"/>
     <w:multiLevelType w:val="multilevel"/>
     <w:tmpl w:val="9BCC7B94"/>
@@ -10857,7 +12982,7 @@
       </w:rPr>
     </w:lvl>
   </w:abstractNum>
-  <w:abstractNum w:abstractNumId="25" w15:restartNumberingAfterBreak="0">
+  <w:abstractNum w:abstractNumId="29" w15:restartNumberingAfterBreak="0">
     <w:nsid w:val="5C3E03F9"/>
     <w:multiLevelType w:val="multilevel"/>
     <w:tmpl w:val="29CCC980"/>
@@ -10970,7 +13095,7 @@
       </w:rPr>
     </w:lvl>
   </w:abstractNum>
-  <w:abstractNum w:abstractNumId="26" w15:restartNumberingAfterBreak="0">
+  <w:abstractNum w:abstractNumId="30" w15:restartNumberingAfterBreak="0">
     <w:nsid w:val="5CE74A89"/>
     <w:multiLevelType w:val="multilevel"/>
     <w:tmpl w:val="3B9053B6"/>
@@ -11119,7 +13244,156 @@
       </w:rPr>
     </w:lvl>
   </w:abstractNum>
-  <w:abstractNum w:abstractNumId="27" w15:restartNumberingAfterBreak="0">
+  <w:abstractNum w:abstractNumId="31" w15:restartNumberingAfterBreak="0">
+    <w:nsid w:val="61E3176D"/>
+    <w:multiLevelType w:val="multilevel"/>
+    <w:tmpl w:val="C5F86A36"/>
+    <w:lvl w:ilvl="0">
+      <w:start w:val="1"/>
+      <w:numFmt w:val="bullet"/>
+      <w:lvlText w:val=""/>
+      <w:lvlJc w:val="left"/>
+      <w:pPr>
+        <w:tabs>
+          <w:tab w:val="num" w:pos="720"/>
+        </w:tabs>
+        <w:ind w:left="720" w:hanging="360"/>
+      </w:pPr>
+      <w:rPr>
+        <w:rFonts w:ascii="Symbol" w:hAnsi="Symbol" w:hint="default"/>
+        <w:sz w:val="20"/>
+      </w:rPr>
+    </w:lvl>
+    <w:lvl w:ilvl="1">
+      <w:start w:val="1"/>
+      <w:numFmt w:val="bullet"/>
+      <w:lvlText w:val="o"/>
+      <w:lvlJc w:val="left"/>
+      <w:pPr>
+        <w:tabs>
+          <w:tab w:val="num" w:pos="1440"/>
+        </w:tabs>
+        <w:ind w:left="1440" w:hanging="360"/>
+      </w:pPr>
+      <w:rPr>
+        <w:rFonts w:ascii="Courier New" w:hAnsi="Courier New" w:hint="default"/>
+        <w:sz w:val="20"/>
+      </w:rPr>
+    </w:lvl>
+    <w:lvl w:ilvl="2" w:tentative="1">
+      <w:start w:val="1"/>
+      <w:numFmt w:val="bullet"/>
+      <w:lvlText w:val=""/>
+      <w:lvlJc w:val="left"/>
+      <w:pPr>
+        <w:tabs>
+          <w:tab w:val="num" w:pos="2160"/>
+        </w:tabs>
+        <w:ind w:left="2160" w:hanging="360"/>
+      </w:pPr>
+      <w:rPr>
+        <w:rFonts w:ascii="Wingdings" w:hAnsi="Wingdings" w:hint="default"/>
+        <w:sz w:val="20"/>
+      </w:rPr>
+    </w:lvl>
+    <w:lvl w:ilvl="3" w:tentative="1">
+      <w:start w:val="1"/>
+      <w:numFmt w:val="bullet"/>
+      <w:lvlText w:val=""/>
+      <w:lvlJc w:val="left"/>
+      <w:pPr>
+        <w:tabs>
+          <w:tab w:val="num" w:pos="2880"/>
+        </w:tabs>
+        <w:ind w:left="2880" w:hanging="360"/>
+      </w:pPr>
+      <w:rPr>
+        <w:rFonts w:ascii="Wingdings" w:hAnsi="Wingdings" w:hint="default"/>
+        <w:sz w:val="20"/>
+      </w:rPr>
+    </w:lvl>
+    <w:lvl w:ilvl="4" w:tentative="1">
+      <w:start w:val="1"/>
+      <w:numFmt w:val="bullet"/>
+      <w:lvlText w:val=""/>
+      <w:lvlJc w:val="left"/>
+      <w:pPr>
+        <w:tabs>
+          <w:tab w:val="num" w:pos="3600"/>
+        </w:tabs>
+        <w:ind w:left="3600" w:hanging="360"/>
+      </w:pPr>
+      <w:rPr>
+        <w:rFonts w:ascii="Wingdings" w:hAnsi="Wingdings" w:hint="default"/>
+        <w:sz w:val="20"/>
+      </w:rPr>
+    </w:lvl>
+    <w:lvl w:ilvl="5" w:tentative="1">
+      <w:start w:val="1"/>
+      <w:numFmt w:val="bullet"/>
+      <w:lvlText w:val=""/>
+      <w:lvlJc w:val="left"/>
+      <w:pPr>
+        <w:tabs>
+          <w:tab w:val="num" w:pos="4320"/>
+        </w:tabs>
+        <w:ind w:left="4320" w:hanging="360"/>
+      </w:pPr>
+      <w:rPr>
+        <w:rFonts w:ascii="Wingdings" w:hAnsi="Wingdings" w:hint="default"/>
+        <w:sz w:val="20"/>
+      </w:rPr>
+    </w:lvl>
+    <w:lvl w:ilvl="6" w:tentative="1">
+      <w:start w:val="1"/>
+      <w:numFmt w:val="bullet"/>
+      <w:lvlText w:val=""/>
+      <w:lvlJc w:val="left"/>
+      <w:pPr>
+        <w:tabs>
+          <w:tab w:val="num" w:pos="5040"/>
+        </w:tabs>
+        <w:ind w:left="5040" w:hanging="360"/>
+      </w:pPr>
+      <w:rPr>
+        <w:rFonts w:ascii="Wingdings" w:hAnsi="Wingdings" w:hint="default"/>
+        <w:sz w:val="20"/>
+      </w:rPr>
+    </w:lvl>
+    <w:lvl w:ilvl="7" w:tentative="1">
+      <w:start w:val="1"/>
+      <w:numFmt w:val="bullet"/>
+      <w:lvlText w:val=""/>
+      <w:lvlJc w:val="left"/>
+      <w:pPr>
+        <w:tabs>
+          <w:tab w:val="num" w:pos="5760"/>
+        </w:tabs>
+        <w:ind w:left="5760" w:hanging="360"/>
+      </w:pPr>
+      <w:rPr>
+        <w:rFonts w:ascii="Wingdings" w:hAnsi="Wingdings" w:hint="default"/>
+        <w:sz w:val="20"/>
+      </w:rPr>
+    </w:lvl>
+    <w:lvl w:ilvl="8" w:tentative="1">
+      <w:start w:val="1"/>
+      <w:numFmt w:val="bullet"/>
+      <w:lvlText w:val=""/>
+      <w:lvlJc w:val="left"/>
+      <w:pPr>
+        <w:tabs>
+          <w:tab w:val="num" w:pos="6480"/>
+        </w:tabs>
+        <w:ind w:left="6480" w:hanging="360"/>
+      </w:pPr>
+      <w:rPr>
+        <w:rFonts w:ascii="Wingdings" w:hAnsi="Wingdings" w:hint="default"/>
+        <w:sz w:val="20"/>
+      </w:rPr>
+    </w:lvl>
+  </w:abstractNum>
+  <w:abstractNum w:abstractNumId="32" w15:restartNumberingAfterBreak="0">
     <w:nsid w:val="63630C8A"/>
     <w:multiLevelType w:val="multilevel"/>
     <w:tmpl w:val="59B6F49C"/>
@@ -11268,7 +13542,7 @@
       </w:rPr>
     </w:lvl>
   </w:abstractNum>
-  <w:abstractNum w:abstractNumId="28" w15:restartNumberingAfterBreak="0">
+  <w:abstractNum w:abstractNumId="33" w15:restartNumberingAfterBreak="0">
     <w:nsid w:val="687E6BAC"/>
     <w:multiLevelType w:val="multilevel"/>
     <w:tmpl w:val="DDD6E758"/>
@@ -11381,7 +13655,156 @@
       </w:rPr>
     </w:lvl>
   </w:abstractNum>
-  <w:abstractNum w:abstractNumId="29" w15:restartNumberingAfterBreak="0">
+  <w:abstractNum w:abstractNumId="34" w15:restartNumberingAfterBreak="0">
+    <w:nsid w:val="6FE45DD0"/>
+    <w:multiLevelType w:val="multilevel"/>
+    <w:tmpl w:val="61B49130"/>
+    <w:lvl w:ilvl="0">
+      <w:start w:val="1"/>
+      <w:numFmt w:val="bullet"/>
+      <w:lvlText w:val=""/>
+      <w:lvlJc w:val="left"/>
+      <w:pPr>
+        <w:tabs>
+          <w:tab w:val="num" w:pos="720"/>
+        </w:tabs>
+        <w:ind w:left="720" w:hanging="360"/>
+      </w:pPr>
+      <w:rPr>
+        <w:rFonts w:ascii="Symbol" w:hAnsi="Symbol" w:hint="default"/>
+        <w:sz w:val="20"/>
+      </w:rPr>
+    </w:lvl>
+    <w:lvl w:ilvl="1" w:tentative="1">
+      <w:start w:val="1"/>
+      <w:numFmt w:val="bullet"/>
+      <w:lvlText w:val="o"/>
+      <w:lvlJc w:val="left"/>
+      <w:pPr>
+        <w:tabs>
+          <w:tab w:val="num" w:pos="1440"/>
+        </w:tabs>
+        <w:ind w:left="1440" w:hanging="360"/>
+      </w:pPr>
+      <w:rPr>
+        <w:rFonts w:ascii="Courier New" w:hAnsi="Courier New" w:hint="default"/>
+        <w:sz w:val="20"/>
+      </w:rPr>
+    </w:lvl>
+    <w:lvl w:ilvl="2" w:tentative="1">
+      <w:start w:val="1"/>
+      <w:numFmt w:val="bullet"/>
+      <w:lvlText w:val=""/>
+      <w:lvlJc w:val="left"/>
+      <w:pPr>
+        <w:tabs>
+          <w:tab w:val="num" w:pos="2160"/>
+        </w:tabs>
+        <w:ind w:left="2160" w:hanging="360"/>
+      </w:pPr>
+      <w:rPr>
+        <w:rFonts w:ascii="Wingdings" w:hAnsi="Wingdings" w:hint="default"/>
+        <w:sz w:val="20"/>
+      </w:rPr>
+    </w:lvl>
+    <w:lvl w:ilvl="3" w:tentative="1">
+      <w:start w:val="1"/>
+      <w:numFmt w:val="bullet"/>
+      <w:lvlText w:val=""/>
+      <w:lvlJc w:val="left"/>
+      <w:pPr>
+        <w:tabs>
+          <w:tab w:val="num" w:pos="2880"/>
+        </w:tabs>
+        <w:ind w:left="2880" w:hanging="360"/>
+      </w:pPr>
+      <w:rPr>
+        <w:rFonts w:ascii="Wingdings" w:hAnsi="Wingdings" w:hint="default"/>
+        <w:sz w:val="20"/>
+      </w:rPr>
+    </w:lvl>
+    <w:lvl w:ilvl="4" w:tentative="1">
+      <w:start w:val="1"/>
+      <w:numFmt w:val="bullet"/>
+      <w:lvlText w:val=""/>
+      <w:lvlJc w:val="left"/>
+      <w:pPr>
+        <w:tabs>
+          <w:tab w:val="num" w:pos="3600"/>
+        </w:tabs>
+        <w:ind w:left="3600" w:hanging="360"/>
+      </w:pPr>
+      <w:rPr>
+        <w:rFonts w:ascii="Wingdings" w:hAnsi="Wingdings" w:hint="default"/>
+        <w:sz w:val="20"/>
+      </w:rPr>
+    </w:lvl>
+    <w:lvl w:ilvl="5" w:tentative="1">
+      <w:start w:val="1"/>
+      <w:numFmt w:val="bullet"/>
+      <w:lvlText w:val=""/>
+      <w:lvlJc w:val="left"/>
+      <w:pPr>
+        <w:tabs>
+          <w:tab w:val="num" w:pos="4320"/>
+        </w:tabs>
+        <w:ind w:left="4320" w:hanging="360"/>
+      </w:pPr>
+      <w:rPr>
+        <w:rFonts w:ascii="Wingdings" w:hAnsi="Wingdings" w:hint="default"/>
+        <w:sz w:val="20"/>
+      </w:rPr>
+    </w:lvl>
+    <w:lvl w:ilvl="6" w:tentative="1">
+      <w:start w:val="1"/>
+      <w:numFmt w:val="bullet"/>
+      <w:lvlText w:val=""/>
+      <w:lvlJc w:val="left"/>
+      <w:pPr>
+        <w:tabs>
+          <w:tab w:val="num" w:pos="5040"/>
+        </w:tabs>
+        <w:ind w:left="5040" w:hanging="360"/>
+      </w:pPr>
+      <w:rPr>
+        <w:rFonts w:ascii="Wingdings" w:hAnsi="Wingdings" w:hint="default"/>
+        <w:sz w:val="20"/>
+      </w:rPr>
+    </w:lvl>
+    <w:lvl w:ilvl="7" w:tentative="1">
+      <w:start w:val="1"/>
+      <w:numFmt w:val="bullet"/>
+      <w:lvlText w:val=""/>
+      <w:lvlJc w:val="left"/>
+      <w:pPr>
+        <w:tabs>
+          <w:tab w:val="num" w:pos="5760"/>
+        </w:tabs>
+        <w:ind w:left="5760" w:hanging="360"/>
+      </w:pPr>
+      <w:rPr>
+        <w:rFonts w:ascii="Wingdings" w:hAnsi="Wingdings" w:hint="default"/>
+        <w:sz w:val="20"/>
+      </w:rPr>
+    </w:lvl>
+    <w:lvl w:ilvl="8" w:tentative="1">
+      <w:start w:val="1"/>
+      <w:numFmt w:val="bullet"/>
+      <w:lvlText w:val=""/>
+      <w:lvlJc w:val="left"/>
+      <w:pPr>
+        <w:tabs>
+          <w:tab w:val="num" w:pos="6480"/>
+        </w:tabs>
+        <w:ind w:left="6480" w:hanging="360"/>
+      </w:pPr>
+      <w:rPr>
+        <w:rFonts w:ascii="Wingdings" w:hAnsi="Wingdings" w:hint="default"/>
+        <w:sz w:val="20"/>
+      </w:rPr>
+    </w:lvl>
+  </w:abstractNum>
+  <w:abstractNum w:abstractNumId="35" w15:restartNumberingAfterBreak="0">
     <w:nsid w:val="76C83715"/>
     <w:multiLevelType w:val="multilevel"/>
     <w:tmpl w:val="E40E6F38"/>
@@ -11530,7 +13953,7 @@
       </w:rPr>
     </w:lvl>
   </w:abstractNum>
-  <w:abstractNum w:abstractNumId="30" w15:restartNumberingAfterBreak="0">
+  <w:abstractNum w:abstractNumId="36" w15:restartNumberingAfterBreak="0">
     <w:nsid w:val="77072B9A"/>
     <w:multiLevelType w:val="multilevel"/>
     <w:tmpl w:val="ED92A71A"/>
@@ -11679,7 +14102,7 @@
       </w:rPr>
     </w:lvl>
   </w:abstractNum>
-  <w:abstractNum w:abstractNumId="31" w15:restartNumberingAfterBreak="0">
+  <w:abstractNum w:abstractNumId="37" w15:restartNumberingAfterBreak="0">
     <w:nsid w:val="78260F10"/>
     <w:multiLevelType w:val="multilevel"/>
     <w:tmpl w:val="2466C2A0"/>
@@ -11828,7 +14251,7 @@
       </w:rPr>
     </w:lvl>
   </w:abstractNum>
-  <w:abstractNum w:abstractNumId="32" w15:restartNumberingAfterBreak="0">
+  <w:abstractNum w:abstractNumId="38" w15:restartNumberingAfterBreak="0">
     <w:nsid w:val="79A910D3"/>
     <w:multiLevelType w:val="multilevel"/>
     <w:tmpl w:val="2C064BD0"/>
@@ -11977,7 +14400,7 @@
       </w:rPr>
     </w:lvl>
   </w:abstractNum>
-  <w:abstractNum w:abstractNumId="33" w15:restartNumberingAfterBreak="0">
+  <w:abstractNum w:abstractNumId="39" w15:restartNumberingAfterBreak="0">
     <w:nsid w:val="7A1A0B34"/>
     <w:multiLevelType w:val="multilevel"/>
     <w:tmpl w:val="D1B82254"/>
@@ -12090,7 +14513,7 @@
       </w:pPr>
     </w:lvl>
   </w:abstractNum>
-  <w:abstractNum w:abstractNumId="34" w15:restartNumberingAfterBreak="0">
+  <w:abstractNum w:abstractNumId="40" w15:restartNumberingAfterBreak="0">
     <w:nsid w:val="7B4B4A22"/>
     <w:multiLevelType w:val="multilevel"/>
     <w:tmpl w:val="6BCE36C2"/>
@@ -12239,7 +14662,7 @@
       </w:rPr>
     </w:lvl>
   </w:abstractNum>
-  <w:abstractNum w:abstractNumId="35" w15:restartNumberingAfterBreak="0">
+  <w:abstractNum w:abstractNumId="41" w15:restartNumberingAfterBreak="0">
     <w:nsid w:val="7F012ACB"/>
     <w:multiLevelType w:val="multilevel"/>
     <w:tmpl w:val="BC3CE166"/>
@@ -12389,91 +14812,91 @@
     </w:lvl>
   </w:abstractNum>
   <w:num w:numId="1" w16cid:durableId="1023173386">
-    <w:abstractNumId w:val="5"/>
+    <w:abstractNumId w:val="6"/>
   </w:num>
   <w:num w:numId="2" w16cid:durableId="244606483">
-    <w:abstractNumId w:val="16"/>
+    <w:abstractNumId w:val="19"/>
   </w:num>
   <w:num w:numId="3" w16cid:durableId="364402503">
     <w:abstractNumId w:val="1"/>
   </w:num>
   <w:num w:numId="4" w16cid:durableId="2068911270">
-    <w:abstractNumId w:val="7"/>
+    <w:abstractNumId w:val="8"/>
   </w:num>
   <w:num w:numId="5" w16cid:durableId="708722553">
     <w:abstractNumId w:val="3"/>
   </w:num>
   <w:num w:numId="6" w16cid:durableId="343828676">
+    <w:abstractNumId w:val="29"/>
+  </w:num>
+  <w:num w:numId="7" w16cid:durableId="2071272329">
+    <w:abstractNumId w:val="33"/>
+  </w:num>
+  <w:num w:numId="8" w16cid:durableId="832336038">
     <w:abstractNumId w:val="25"/>
   </w:num>
-  <w:num w:numId="7" w16cid:durableId="2071272329">
-    <w:abstractNumId w:val="28"/>
-  </w:num>
-  <w:num w:numId="8" w16cid:durableId="832336038">
-    <w:abstractNumId w:val="21"/>
-  </w:num>
   <w:num w:numId="9" w16cid:durableId="912930027">
-    <w:abstractNumId w:val="22"/>
+    <w:abstractNumId w:val="26"/>
   </w:num>
   <w:num w:numId="10" w16cid:durableId="125200791">
-    <w:abstractNumId w:val="20"/>
+    <w:abstractNumId w:val="23"/>
   </w:num>
   <w:num w:numId="11" w16cid:durableId="1591699926">
-    <w:abstractNumId w:val="6"/>
+    <w:abstractNumId w:val="7"/>
   </w:num>
   <w:num w:numId="12" w16cid:durableId="571279973">
-    <w:abstractNumId w:val="29"/>
+    <w:abstractNumId w:val="35"/>
   </w:num>
   <w:num w:numId="13" w16cid:durableId="1107624670">
-    <w:abstractNumId w:val="35"/>
+    <w:abstractNumId w:val="41"/>
   </w:num>
   <w:num w:numId="14" w16cid:durableId="1077678223">
-    <w:abstractNumId w:val="10"/>
+    <w:abstractNumId w:val="12"/>
   </w:num>
   <w:num w:numId="15" w16cid:durableId="807477706">
-    <w:abstractNumId w:val="33"/>
+    <w:abstractNumId w:val="39"/>
   </w:num>
   <w:num w:numId="16" w16cid:durableId="2057656319">
     <w:abstractNumId w:val="2"/>
   </w:num>
   <w:num w:numId="17" w16cid:durableId="1008093006">
-    <w:abstractNumId w:val="8"/>
+    <w:abstractNumId w:val="9"/>
   </w:num>
   <w:num w:numId="18" w16cid:durableId="1433936253">
-    <w:abstractNumId w:val="19"/>
+    <w:abstractNumId w:val="22"/>
   </w:num>
   <w:num w:numId="19" w16cid:durableId="384373318">
-    <w:abstractNumId w:val="31"/>
+    <w:abstractNumId w:val="37"/>
   </w:num>
   <w:num w:numId="20" w16cid:durableId="1363092885">
-    <w:abstractNumId w:val="12"/>
+    <w:abstractNumId w:val="15"/>
   </w:num>
   <w:num w:numId="21" w16cid:durableId="320039203">
-    <w:abstractNumId w:val="34"/>
+    <w:abstractNumId w:val="40"/>
   </w:num>
   <w:num w:numId="22" w16cid:durableId="241112450">
-    <w:abstractNumId w:val="14"/>
+    <w:abstractNumId w:val="17"/>
   </w:num>
   <w:num w:numId="23" w16cid:durableId="1871601240">
+    <w:abstractNumId w:val="13"/>
+  </w:num>
+  <w:num w:numId="24" w16cid:durableId="809712961">
     <w:abstractNumId w:val="11"/>
   </w:num>
-  <w:num w:numId="24" w16cid:durableId="809712961">
-    <w:abstractNumId w:val="9"/>
-  </w:num>
   <w:num w:numId="25" w16cid:durableId="2006744088">
-    <w:abstractNumId w:val="15"/>
+    <w:abstractNumId w:val="18"/>
   </w:num>
   <w:num w:numId="26" w16cid:durableId="1889798542">
-    <w:abstractNumId w:val="32"/>
+    <w:abstractNumId w:val="38"/>
   </w:num>
   <w:num w:numId="27" w16cid:durableId="2043440263">
-    <w:abstractNumId w:val="18"/>
+    <w:abstractNumId w:val="21"/>
   </w:num>
   <w:num w:numId="28" w16cid:durableId="1605066790">
-    <w:abstractNumId w:val="17"/>
+    <w:abstractNumId w:val="20"/>
   </w:num>
   <w:num w:numId="29" w16cid:durableId="1675037379">
-    <w:abstractNumId w:val="27"/>
+    <w:abstractNumId w:val="32"/>
   </w:num>
   <w:num w:numId="30" w16cid:durableId="2091154740">
     <w:abstractNumId w:val="0"/>
@@ -12482,19 +14905,37 @@
     <w:abstractNumId w:val="4"/>
   </w:num>
   <w:num w:numId="32" w16cid:durableId="543634520">
+    <w:abstractNumId w:val="36"/>
+  </w:num>
+  <w:num w:numId="33" w16cid:durableId="982807634">
+    <w:abstractNumId w:val="28"/>
+  </w:num>
+  <w:num w:numId="34" w16cid:durableId="809250080">
+    <w:abstractNumId w:val="16"/>
+  </w:num>
+  <w:num w:numId="35" w16cid:durableId="49422429">
     <w:abstractNumId w:val="30"/>
   </w:num>
-  <w:num w:numId="33" w16cid:durableId="982807634">
+  <w:num w:numId="36" w16cid:durableId="1882133365">
+    <w:abstractNumId w:val="27"/>
+  </w:num>
+  <w:num w:numId="37" w16cid:durableId="970283466">
+    <w:abstractNumId w:val="10"/>
+  </w:num>
+  <w:num w:numId="38" w16cid:durableId="682778077">
+    <w:abstractNumId w:val="34"/>
+  </w:num>
+  <w:num w:numId="39" w16cid:durableId="347603527">
+    <w:abstractNumId w:val="31"/>
+  </w:num>
+  <w:num w:numId="40" w16cid:durableId="1786925753">
+    <w:abstractNumId w:val="5"/>
+  </w:num>
+  <w:num w:numId="41" w16cid:durableId="858158429">
+    <w:abstractNumId w:val="14"/>
+  </w:num>
+  <w:num w:numId="42" w16cid:durableId="564805566">
     <w:abstractNumId w:val="24"/>
-  </w:num>
-  <w:num w:numId="34" w16cid:durableId="809250080">
-    <w:abstractNumId w:val="13"/>
-  </w:num>
-  <w:num w:numId="35" w16cid:durableId="49422429">
-    <w:abstractNumId w:val="26"/>
-  </w:num>
-  <w:num w:numId="36" w16cid:durableId="1882133365">
-    <w:abstractNumId w:val="23"/>
   </w:num>
   <w:numIdMacAtCleanup w:val="36"/>
 </w:numbering>

--- a/TK/IO Projekt .docx
+++ b/TK/IO Projekt .docx
@@ -269,7 +269,7 @@
     </w:tbl>
     <w:p>
       <w:pPr>
-        <w:pStyle w:val="Nagwek1"/>
+        <w:pStyle w:val="Heading1"/>
         <w:keepNext w:val="0"/>
         <w:keepLines w:val="0"/>
         <w:spacing w:before="240" w:after="40"/>
@@ -332,7 +332,7 @@
     </w:p>
     <w:p>
       <w:pPr>
-        <w:pStyle w:val="Nagwek1"/>
+        <w:pStyle w:val="Heading1"/>
         <w:numPr>
           <w:ilvl w:val="0"/>
           <w:numId w:val="7"/>
@@ -365,7 +365,7 @@
     <w:p/>
     <w:p>
       <w:pPr>
-        <w:pStyle w:val="Nagwek1"/>
+        <w:pStyle w:val="Heading1"/>
         <w:numPr>
           <w:ilvl w:val="0"/>
           <w:numId w:val="7"/>
@@ -388,7 +388,7 @@
     </w:p>
     <w:p>
       <w:pPr>
-        <w:pStyle w:val="Nagwek3"/>
+        <w:pStyle w:val="Heading3"/>
         <w:keepNext w:val="0"/>
         <w:keepLines w:val="0"/>
         <w:spacing w:before="280"/>
@@ -423,7 +423,7 @@
     </w:p>
     <w:p>
       <w:pPr>
-        <w:pStyle w:val="Nagwek3"/>
+        <w:pStyle w:val="Heading3"/>
         <w:keepNext w:val="0"/>
         <w:keepLines w:val="0"/>
         <w:spacing w:before="280"/>
@@ -569,7 +569,7 @@
     </w:p>
     <w:p>
       <w:pPr>
-        <w:pStyle w:val="Nagwek3"/>
+        <w:pStyle w:val="Heading3"/>
         <w:keepNext w:val="0"/>
         <w:keepLines w:val="0"/>
         <w:spacing w:before="280"/>
@@ -696,7 +696,7 @@
     </w:p>
     <w:p>
       <w:pPr>
-        <w:pStyle w:val="Nagwek3"/>
+        <w:pStyle w:val="Heading3"/>
         <w:keepNext w:val="0"/>
         <w:keepLines w:val="0"/>
         <w:spacing w:before="280"/>
@@ -1052,7 +1052,7 @@
     </w:p>
     <w:p>
       <w:pPr>
-        <w:pStyle w:val="Nagwek3"/>
+        <w:pStyle w:val="Heading3"/>
         <w:keepNext w:val="0"/>
         <w:keepLines w:val="0"/>
         <w:spacing w:before="280"/>
@@ -1162,7 +1162,7 @@
     <w:p/>
     <w:p>
       <w:pPr>
-        <w:pStyle w:val="Nagwek1"/>
+        <w:pStyle w:val="Heading1"/>
         <w:numPr>
           <w:ilvl w:val="0"/>
           <w:numId w:val="7"/>
@@ -1184,7 +1184,7 @@
     </w:p>
     <w:p>
       <w:pPr>
-        <w:pStyle w:val="NormalnyWeb"/>
+        <w:pStyle w:val="NormalWeb"/>
         <w:spacing w:before="0" w:beforeAutospacing="0" w:after="0" w:afterAutospacing="0"/>
         <w:ind w:left="360"/>
       </w:pPr>
@@ -1211,7 +1211,7 @@
     </w:p>
     <w:p>
       <w:pPr>
-        <w:pStyle w:val="NormalnyWeb"/>
+        <w:pStyle w:val="NormalWeb"/>
         <w:spacing w:before="0" w:beforeAutospacing="0" w:after="0" w:afterAutospacing="0"/>
         <w:ind w:left="360"/>
       </w:pPr>
@@ -1239,7 +1239,7 @@
     </w:p>
     <w:p>
       <w:pPr>
-        <w:pStyle w:val="NormalnyWeb"/>
+        <w:pStyle w:val="NormalWeb"/>
         <w:spacing w:before="0" w:beforeAutospacing="0" w:after="0" w:afterAutospacing="0"/>
         <w:ind w:left="360"/>
       </w:pPr>
@@ -1266,7 +1266,7 @@
     </w:p>
     <w:p>
       <w:pPr>
-        <w:pStyle w:val="NormalnyWeb"/>
+        <w:pStyle w:val="NormalWeb"/>
         <w:spacing w:before="0" w:beforeAutospacing="0" w:after="0" w:afterAutospacing="0"/>
         <w:ind w:left="360"/>
       </w:pPr>
@@ -1293,7 +1293,7 @@
     </w:p>
     <w:p>
       <w:pPr>
-        <w:pStyle w:val="NormalnyWeb"/>
+        <w:pStyle w:val="NormalWeb"/>
         <w:spacing w:before="0" w:beforeAutospacing="0" w:after="0" w:afterAutospacing="0"/>
         <w:ind w:left="360"/>
       </w:pPr>
@@ -1306,55 +1306,7 @@
           <w:sz w:val="22"/>
           <w:szCs w:val="22"/>
         </w:rPr>
-        <w:t>KPI (</w:t>
-      </w:r>
-      <w:proofErr w:type="spellStart"/>
-      <w:r>
-        <w:rPr>
-          <w:rFonts w:ascii="Arial" w:hAnsi="Arial" w:cs="Arial"/>
-          <w:b/>
-          <w:bCs/>
-          <w:color w:val="000000"/>
-          <w:sz w:val="22"/>
-          <w:szCs w:val="22"/>
-        </w:rPr>
-        <w:t>Key</w:t>
-      </w:r>
-      <w:proofErr w:type="spellEnd"/>
-      <w:r>
-        <w:rPr>
-          <w:rFonts w:ascii="Arial" w:hAnsi="Arial" w:cs="Arial"/>
-          <w:b/>
-          <w:bCs/>
-          <w:color w:val="000000"/>
-          <w:sz w:val="22"/>
-          <w:szCs w:val="22"/>
-        </w:rPr>
-        <w:t xml:space="preserve"> Performance </w:t>
-      </w:r>
-      <w:proofErr w:type="spellStart"/>
-      <w:r>
-        <w:rPr>
-          <w:rFonts w:ascii="Arial" w:hAnsi="Arial" w:cs="Arial"/>
-          <w:b/>
-          <w:bCs/>
-          <w:color w:val="000000"/>
-          <w:sz w:val="22"/>
-          <w:szCs w:val="22"/>
-        </w:rPr>
-        <w:t>Indicators</w:t>
-      </w:r>
-      <w:proofErr w:type="spellEnd"/>
-      <w:r>
-        <w:rPr>
-          <w:rFonts w:ascii="Arial" w:hAnsi="Arial" w:cs="Arial"/>
-          <w:b/>
-          <w:bCs/>
-          <w:color w:val="000000"/>
-          <w:sz w:val="22"/>
-          <w:szCs w:val="22"/>
-        </w:rPr>
-        <w:t>):</w:t>
+        <w:t>KPI (Key Performance Indicators):</w:t>
       </w:r>
       <w:r>
         <w:rPr>
@@ -1368,7 +1320,7 @@
     </w:p>
     <w:p>
       <w:pPr>
-        <w:pStyle w:val="NormalnyWeb"/>
+        <w:pStyle w:val="NormalWeb"/>
         <w:spacing w:before="0" w:beforeAutospacing="0" w:after="0" w:afterAutospacing="0"/>
         <w:ind w:left="360"/>
       </w:pPr>
@@ -1395,7 +1347,7 @@
     </w:p>
     <w:p>
       <w:pPr>
-        <w:pStyle w:val="NormalnyWeb"/>
+        <w:pStyle w:val="NormalWeb"/>
         <w:spacing w:before="0" w:beforeAutospacing="0" w:after="0" w:afterAutospacing="0"/>
         <w:ind w:left="360"/>
       </w:pPr>
@@ -1422,7 +1374,7 @@
     </w:p>
     <w:p>
       <w:pPr>
-        <w:pStyle w:val="NormalnyWeb"/>
+        <w:pStyle w:val="NormalWeb"/>
         <w:spacing w:before="0" w:beforeAutospacing="0" w:after="0" w:afterAutospacing="0"/>
         <w:ind w:left="360"/>
       </w:pPr>
@@ -1449,7 +1401,7 @@
     </w:p>
     <w:p>
       <w:pPr>
-        <w:pStyle w:val="NormalnyWeb"/>
+        <w:pStyle w:val="NormalWeb"/>
         <w:spacing w:before="0" w:beforeAutospacing="0" w:after="0" w:afterAutospacing="0"/>
         <w:ind w:left="360"/>
       </w:pPr>
@@ -1462,31 +1414,7 @@
           <w:sz w:val="22"/>
           <w:szCs w:val="22"/>
         </w:rPr>
-        <w:t>Okna czasowe (</w:t>
-      </w:r>
-      <w:proofErr w:type="spellStart"/>
-      <w:r>
-        <w:rPr>
-          <w:rFonts w:ascii="Arial" w:hAnsi="Arial" w:cs="Arial"/>
-          <w:b/>
-          <w:bCs/>
-          <w:color w:val="000000"/>
-          <w:sz w:val="22"/>
-          <w:szCs w:val="22"/>
-        </w:rPr>
-        <w:t>Sloty</w:t>
-      </w:r>
-      <w:proofErr w:type="spellEnd"/>
-      <w:r>
-        <w:rPr>
-          <w:rFonts w:ascii="Arial" w:hAnsi="Arial" w:cs="Arial"/>
-          <w:b/>
-          <w:bCs/>
-          <w:color w:val="000000"/>
-          <w:sz w:val="22"/>
-          <w:szCs w:val="22"/>
-        </w:rPr>
-        <w:t>):</w:t>
+        <w:t>Okna czasowe (Sloty):</w:t>
       </w:r>
       <w:r>
         <w:rPr>
@@ -1500,7 +1428,7 @@
     </w:p>
     <w:p>
       <w:pPr>
-        <w:pStyle w:val="NormalnyWeb"/>
+        <w:pStyle w:val="NormalWeb"/>
         <w:spacing w:before="0" w:beforeAutospacing="0" w:after="0" w:afterAutospacing="0"/>
         <w:ind w:left="360"/>
       </w:pPr>
@@ -1534,7 +1462,7 @@
     </w:p>
     <w:p>
       <w:pPr>
-        <w:pStyle w:val="Nagwek1"/>
+        <w:pStyle w:val="Heading1"/>
         <w:numPr>
           <w:ilvl w:val="0"/>
           <w:numId w:val="7"/>
@@ -4413,7 +4341,7 @@
     <w:p/>
     <w:p>
       <w:pPr>
-        <w:pStyle w:val="Nagwek1"/>
+        <w:pStyle w:val="Heading1"/>
         <w:numPr>
           <w:ilvl w:val="0"/>
           <w:numId w:val="7"/>
@@ -4438,7 +4366,7 @@
     </w:p>
     <w:p>
       <w:pPr>
-        <w:pStyle w:val="Nagwek1"/>
+        <w:pStyle w:val="Heading1"/>
         <w:ind w:left="360"/>
         <w:rPr>
           <w:noProof/>
@@ -4485,7 +4413,7 @@
     </w:p>
     <w:p>
       <w:pPr>
-        <w:pStyle w:val="Nagwek1"/>
+        <w:pStyle w:val="Heading1"/>
         <w:ind w:left="720"/>
         <w:rPr>
           <w:noProof/>
@@ -4680,7 +4608,6 @@
           <w:lang w:val="pl-PL"/>
         </w:rPr>
       </w:pPr>
-      <w:proofErr w:type="spellStart"/>
       <w:r>
         <w:rPr>
           <w:b/>
@@ -4689,7 +4616,6 @@
         </w:rPr>
         <w:t>HarmonogramDokowan</w:t>
       </w:r>
-      <w:proofErr w:type="spellEnd"/>
     </w:p>
     <w:p>
       <w:pPr>
@@ -4745,33 +4671,11 @@
           <w:lang w:val="pl-PL"/>
         </w:rPr>
       </w:pPr>
-      <w:proofErr w:type="spellStart"/>
-      <w:r>
-        <w:rPr>
-          <w:lang w:val="pl-PL"/>
-        </w:rPr>
-        <w:t>godzinaPrzyjazdu</w:t>
-      </w:r>
-      <w:proofErr w:type="spellEnd"/>
-      <w:r>
-        <w:rPr>
-          <w:lang w:val="pl-PL"/>
-        </w:rPr>
-        <w:t xml:space="preserve">: </w:t>
-      </w:r>
-      <w:proofErr w:type="spellStart"/>
-      <w:r>
-        <w:rPr>
-          <w:lang w:val="pl-PL"/>
-        </w:rPr>
-        <w:t>Date</w:t>
-      </w:r>
-      <w:proofErr w:type="spellEnd"/>
-      <w:r>
-        <w:rPr>
-          <w:lang w:val="pl-PL"/>
-        </w:rPr>
-        <w:t xml:space="preserve"> – planowany czas podstawienia jednostki transportowej.</w:t>
+      <w:r>
+        <w:rPr>
+          <w:lang w:val="pl-PL"/>
+        </w:rPr>
+        <w:t>godzinaPrzyjazdu: Date – planowany czas podstawienia jednostki transportowej.</w:t>
       </w:r>
     </w:p>
     <w:p>
@@ -4784,33 +4688,11 @@
           <w:lang w:val="pl-PL"/>
         </w:rPr>
       </w:pPr>
-      <w:proofErr w:type="spellStart"/>
-      <w:r>
-        <w:rPr>
-          <w:lang w:val="pl-PL"/>
-        </w:rPr>
-        <w:t>godzinaOdjazdu</w:t>
-      </w:r>
-      <w:proofErr w:type="spellEnd"/>
-      <w:r>
-        <w:rPr>
-          <w:lang w:val="pl-PL"/>
-        </w:rPr>
-        <w:t xml:space="preserve">: </w:t>
-      </w:r>
-      <w:proofErr w:type="spellStart"/>
-      <w:r>
-        <w:rPr>
-          <w:lang w:val="pl-PL"/>
-        </w:rPr>
-        <w:t>Date</w:t>
-      </w:r>
-      <w:proofErr w:type="spellEnd"/>
-      <w:r>
-        <w:rPr>
-          <w:lang w:val="pl-PL"/>
-        </w:rPr>
-        <w:t xml:space="preserve"> – planowany czas opuszczenia portu po zakończeniu operacji.</w:t>
+      <w:r>
+        <w:rPr>
+          <w:lang w:val="pl-PL"/>
+        </w:rPr>
+        <w:t>godzinaOdjazdu: Date – planowany czas opuszczenia portu po zakończeniu operacji.</w:t>
       </w:r>
     </w:p>
     <w:p>
@@ -4844,7 +4726,6 @@
           <w:lang w:val="pl-PL"/>
         </w:rPr>
       </w:pPr>
-      <w:proofErr w:type="spellStart"/>
       <w:r>
         <w:rPr>
           <w:b/>
@@ -4853,7 +4734,6 @@
         </w:rPr>
         <w:t>JednostkaTransportowa</w:t>
       </w:r>
-      <w:proofErr w:type="spellEnd"/>
     </w:p>
     <w:p>
       <w:pPr>
@@ -4936,7 +4816,6 @@
           <w:lang w:val="pl-PL"/>
         </w:rPr>
       </w:pPr>
-      <w:proofErr w:type="spellStart"/>
       <w:r>
         <w:rPr>
           <w:b/>
@@ -4945,7 +4824,6 @@
         </w:rPr>
         <w:t>KartaZaladunkowa</w:t>
       </w:r>
-      <w:proofErr w:type="spellEnd"/>
     </w:p>
     <w:p>
       <w:pPr>
@@ -5001,19 +4879,11 @@
           <w:lang w:val="pl-PL"/>
         </w:rPr>
       </w:pPr>
-      <w:proofErr w:type="spellStart"/>
-      <w:r>
-        <w:rPr>
-          <w:lang w:val="pl-PL"/>
-        </w:rPr>
-        <w:t>daneLadunku</w:t>
-      </w:r>
-      <w:proofErr w:type="spellEnd"/>
-      <w:r>
-        <w:rPr>
-          <w:lang w:val="pl-PL"/>
-        </w:rPr>
-        <w:t>: String – zwięzłe podsumowanie informacji o ładunku potrzebnych kierowcy do weryfikacji.</w:t>
+      <w:r>
+        <w:rPr>
+          <w:lang w:val="pl-PL"/>
+        </w:rPr>
+        <w:t>daneLadunku: String – zwięzłe podsumowanie informacji o ładunku potrzebnych kierowcy do weryfikacji.</w:t>
       </w:r>
     </w:p>
     <w:p>
@@ -5142,33 +5012,11 @@
           <w:lang w:val="pl-PL"/>
         </w:rPr>
       </w:pPr>
-      <w:proofErr w:type="spellStart"/>
-      <w:r>
-        <w:rPr>
-          <w:lang w:val="pl-PL"/>
-        </w:rPr>
-        <w:t>potwierdzStatus</w:t>
-      </w:r>
-      <w:proofErr w:type="spellEnd"/>
-      <w:r>
-        <w:rPr>
-          <w:lang w:val="pl-PL"/>
-        </w:rPr>
-        <w:t xml:space="preserve">(karta: </w:t>
-      </w:r>
-      <w:proofErr w:type="spellStart"/>
-      <w:r>
-        <w:rPr>
-          <w:lang w:val="pl-PL"/>
-        </w:rPr>
-        <w:t>KartaZaladunkowa</w:t>
-      </w:r>
-      <w:proofErr w:type="spellEnd"/>
-      <w:r>
-        <w:rPr>
-          <w:lang w:val="pl-PL"/>
-        </w:rPr>
-        <w:t>) – cyfrowe potwierdzenie operacji lub zmiany statusu ładunku.</w:t>
+      <w:r>
+        <w:rPr>
+          <w:lang w:val="pl-PL"/>
+        </w:rPr>
+        <w:t>potwierdzStatus(karta: KartaZaladunkowa) – cyfrowe potwierdzenie operacji lub zmiany statusu ładunku.</w:t>
       </w:r>
     </w:p>
     <w:p>
@@ -5265,19 +5113,11 @@
           <w:lang w:val="pl-PL"/>
         </w:rPr>
       </w:pPr>
-      <w:proofErr w:type="spellStart"/>
-      <w:r>
-        <w:rPr>
-          <w:lang w:val="pl-PL"/>
-        </w:rPr>
-        <w:t>zglosTransport</w:t>
-      </w:r>
-      <w:proofErr w:type="spellEnd"/>
-      <w:r>
-        <w:rPr>
-          <w:lang w:val="pl-PL"/>
-        </w:rPr>
-        <w:t>() – inicjuje proces logistyczny poprzez przekazanie informacji o planowanym transporcie do portu.</w:t>
+      <w:r>
+        <w:rPr>
+          <w:lang w:val="pl-PL"/>
+        </w:rPr>
+        <w:t>zglosTransport() – inicjuje proces logistyczny poprzez przekazanie informacji o planowanym transporcie do portu.</w:t>
       </w:r>
     </w:p>
     <w:p>
@@ -5290,28 +5130,19 @@
           <w:lang w:val="pl-PL"/>
         </w:rPr>
       </w:pPr>
-      <w:proofErr w:type="spellStart"/>
-      <w:r>
-        <w:rPr>
-          <w:lang w:val="pl-PL"/>
-        </w:rPr>
-        <w:t>sledzTowaryOnline</w:t>
-      </w:r>
-      <w:proofErr w:type="spellEnd"/>
-      <w:r>
-        <w:rPr>
-          <w:lang w:val="pl-PL"/>
-        </w:rPr>
-        <w:t>() – pozwala na podgląd aktualnego statusu i lokalizacji ładunku w czasie rzeczywistym.</w:t>
-      </w:r>
-    </w:p>
-    <w:p>
-      <w:pPr>
-        <w:rPr>
-          <w:lang w:val="pl-PL"/>
-        </w:rPr>
-      </w:pPr>
-      <w:proofErr w:type="spellStart"/>
+      <w:r>
+        <w:rPr>
+          <w:lang w:val="pl-PL"/>
+        </w:rPr>
+        <w:t>sledzTowaryOnline() – pozwala na podgląd aktualnego statusu i lokalizacji ładunku w czasie rzeczywistym.</w:t>
+      </w:r>
+    </w:p>
+    <w:p>
+      <w:pPr>
+        <w:rPr>
+          <w:lang w:val="pl-PL"/>
+        </w:rPr>
+      </w:pPr>
       <w:r>
         <w:rPr>
           <w:b/>
@@ -5320,7 +5151,6 @@
         </w:rPr>
         <w:t>KoordynatorPortu</w:t>
       </w:r>
-      <w:proofErr w:type="spellEnd"/>
     </w:p>
     <w:p>
       <w:pPr>
@@ -5401,19 +5231,11 @@
           <w:lang w:val="pl-PL"/>
         </w:rPr>
       </w:pPr>
-      <w:proofErr w:type="spellStart"/>
-      <w:r>
-        <w:rPr>
-          <w:lang w:val="pl-PL"/>
-        </w:rPr>
-        <w:t>nadzorujProces</w:t>
-      </w:r>
-      <w:proofErr w:type="spellEnd"/>
-      <w:r>
-        <w:rPr>
-          <w:lang w:val="pl-PL"/>
-        </w:rPr>
-        <w:t>() – aktywny monitoring przebiegu operacji przeładunkowych.</w:t>
+      <w:r>
+        <w:rPr>
+          <w:lang w:val="pl-PL"/>
+        </w:rPr>
+        <w:t>nadzorujProces() – aktywny monitoring przebiegu operacji przeładunkowych.</w:t>
       </w:r>
     </w:p>
     <w:p>
@@ -5426,29 +5248,20 @@
           <w:lang w:val="pl-PL"/>
         </w:rPr>
       </w:pPr>
-      <w:proofErr w:type="spellStart"/>
       <w:r>
         <w:rPr>
           <w:lang w:val="pl-PL"/>
         </w:rPr>
         <w:lastRenderedPageBreak/>
-        <w:t>podgladStatusu</w:t>
-      </w:r>
-      <w:proofErr w:type="spellEnd"/>
-      <w:r>
-        <w:rPr>
-          <w:lang w:val="pl-PL"/>
-        </w:rPr>
-        <w:t>() – sprawdzenie bieżących informacji o przesyłkach w czasie rzeczywistym.</w:t>
-      </w:r>
-    </w:p>
-    <w:p>
-      <w:pPr>
-        <w:rPr>
-          <w:lang w:val="pl-PL"/>
-        </w:rPr>
-      </w:pPr>
-      <w:proofErr w:type="spellStart"/>
+        <w:t>podgladStatusu() – sprawdzenie bieżących informacji o przesyłkach w czasie rzeczywistym.</w:t>
+      </w:r>
+    </w:p>
+    <w:p>
+      <w:pPr>
+        <w:rPr>
+          <w:lang w:val="pl-PL"/>
+        </w:rPr>
+      </w:pPr>
       <w:r>
         <w:rPr>
           <w:b/>
@@ -5457,7 +5270,6 @@
         </w:rPr>
         <w:t>Ladunek</w:t>
       </w:r>
-      <w:proofErr w:type="spellEnd"/>
     </w:p>
     <w:p>
       <w:pPr>
@@ -5513,19 +5325,11 @@
           <w:lang w:val="pl-PL"/>
         </w:rPr>
       </w:pPr>
-      <w:proofErr w:type="spellStart"/>
-      <w:r>
-        <w:rPr>
-          <w:lang w:val="pl-PL"/>
-        </w:rPr>
-        <w:t>numerSeryjny</w:t>
-      </w:r>
-      <w:proofErr w:type="spellEnd"/>
-      <w:r>
-        <w:rPr>
-          <w:lang w:val="pl-PL"/>
-        </w:rPr>
-        <w:t>: String – unikalny identyfikator ładunku w systemie.</w:t>
+      <w:r>
+        <w:rPr>
+          <w:lang w:val="pl-PL"/>
+        </w:rPr>
+        <w:t>numerSeryjny: String – unikalny identyfikator ładunku w systemie.</w:t>
       </w:r>
     </w:p>
     <w:p>
@@ -5538,19 +5342,11 @@
           <w:lang w:val="pl-PL"/>
         </w:rPr>
       </w:pPr>
-      <w:proofErr w:type="spellStart"/>
-      <w:r>
-        <w:rPr>
-          <w:lang w:val="pl-PL"/>
-        </w:rPr>
-        <w:t>rodzajZawartosci</w:t>
-      </w:r>
-      <w:proofErr w:type="spellEnd"/>
-      <w:r>
-        <w:rPr>
-          <w:lang w:val="pl-PL"/>
-        </w:rPr>
-        <w:t>: String – opis tego, co fizycznie stanowi ładunek.</w:t>
+      <w:r>
+        <w:rPr>
+          <w:lang w:val="pl-PL"/>
+        </w:rPr>
+        <w:t>rodzajZawartosci: String – opis tego, co fizycznie stanowi ładunek.</w:t>
       </w:r>
     </w:p>
     <w:p>
@@ -5567,35 +5363,7 @@
         <w:rPr>
           <w:lang w:val="pl-PL"/>
         </w:rPr>
-        <w:t>kategoria: String - kategoria ładunku (</w:t>
-      </w:r>
-      <w:proofErr w:type="spellStart"/>
-      <w:r>
-        <w:rPr>
-          <w:lang w:val="pl-PL"/>
-        </w:rPr>
-        <w:t>np.drobnica</w:t>
-      </w:r>
-      <w:proofErr w:type="spellEnd"/>
-      <w:r>
-        <w:rPr>
-          <w:lang w:val="pl-PL"/>
-        </w:rPr>
-        <w:t xml:space="preserve"> </w:t>
-      </w:r>
-      <w:proofErr w:type="spellStart"/>
-      <w:r>
-        <w:rPr>
-          <w:lang w:val="pl-PL"/>
-        </w:rPr>
-        <w:t>itp</w:t>
-      </w:r>
-      <w:proofErr w:type="spellEnd"/>
-      <w:r>
-        <w:rPr>
-          <w:lang w:val="pl-PL"/>
-        </w:rPr>
-        <w:t>).</w:t>
+        <w:t>kategoria: String - kategoria ładunku (np.drobnica itp).</w:t>
       </w:r>
     </w:p>
     <w:p>
@@ -5612,21 +5380,7 @@
         <w:rPr>
           <w:lang w:val="pl-PL"/>
         </w:rPr>
-        <w:t xml:space="preserve">waga: </w:t>
-      </w:r>
-      <w:proofErr w:type="spellStart"/>
-      <w:r>
-        <w:rPr>
-          <w:lang w:val="pl-PL"/>
-        </w:rPr>
-        <w:t>Float</w:t>
-      </w:r>
-      <w:proofErr w:type="spellEnd"/>
-      <w:r>
-        <w:rPr>
-          <w:lang w:val="pl-PL"/>
-        </w:rPr>
-        <w:t xml:space="preserve"> – masa ładunku.</w:t>
+        <w:t>waga: Float – masa ładunku.</w:t>
       </w:r>
     </w:p>
     <w:p>
@@ -5656,19 +5410,11 @@
           <w:lang w:val="pl-PL"/>
         </w:rPr>
       </w:pPr>
-      <w:proofErr w:type="spellStart"/>
-      <w:r>
-        <w:rPr>
-          <w:lang w:val="pl-PL"/>
-        </w:rPr>
-        <w:t>danePrzewoznika</w:t>
-      </w:r>
-      <w:proofErr w:type="spellEnd"/>
-      <w:r>
-        <w:rPr>
-          <w:lang w:val="pl-PL"/>
-        </w:rPr>
-        <w:t>: String – informacje o podmiocie realizującym transport.</w:t>
+      <w:r>
+        <w:rPr>
+          <w:lang w:val="pl-PL"/>
+        </w:rPr>
+        <w:t>danePrzewoznika: String – informacje o podmiocie realizującym transport.</w:t>
       </w:r>
     </w:p>
     <w:p>
@@ -5681,19 +5427,11 @@
           <w:lang w:val="pl-PL"/>
         </w:rPr>
       </w:pPr>
-      <w:proofErr w:type="spellStart"/>
-      <w:r>
-        <w:rPr>
-          <w:lang w:val="pl-PL"/>
-        </w:rPr>
-        <w:t>miejsceDocelowe</w:t>
-      </w:r>
-      <w:proofErr w:type="spellEnd"/>
-      <w:r>
-        <w:rPr>
-          <w:lang w:val="pl-PL"/>
-        </w:rPr>
-        <w:t>: String – docelowy punkt trasy ładunku.</w:t>
+      <w:r>
+        <w:rPr>
+          <w:lang w:val="pl-PL"/>
+        </w:rPr>
+        <w:t>miejsceDocelowe: String – docelowy punkt trasy ładunku.</w:t>
       </w:r>
     </w:p>
     <w:p>
@@ -5735,30 +5473,15 @@
         <w:rPr>
           <w:lang w:val="pl-PL"/>
         </w:rPr>
-        <w:t xml:space="preserve"> (Brak </w:t>
-      </w:r>
-      <w:proofErr w:type="spellStart"/>
-      <w:r>
-        <w:rPr>
-          <w:lang w:val="pl-PL"/>
-        </w:rPr>
-        <w:t>zidentyfikowanych,klasa</w:t>
-      </w:r>
-      <w:proofErr w:type="spellEnd"/>
-      <w:r>
-        <w:rPr>
-          <w:lang w:val="pl-PL"/>
-        </w:rPr>
-        <w:t xml:space="preserve"> pełni głównie rolę nośnika danych)</w:t>
-      </w:r>
-    </w:p>
-    <w:p>
-      <w:pPr>
-        <w:rPr>
-          <w:lang w:val="pl-PL"/>
-        </w:rPr>
-      </w:pPr>
-      <w:proofErr w:type="spellStart"/>
+        <w:t xml:space="preserve"> (Brak zidentyfikowanych,klasa pełni głównie rolę nośnika danych)</w:t>
+      </w:r>
+    </w:p>
+    <w:p>
+      <w:pPr>
+        <w:rPr>
+          <w:lang w:val="pl-PL"/>
+        </w:rPr>
+      </w:pPr>
       <w:r>
         <w:rPr>
           <w:b/>
@@ -5767,7 +5490,6 @@
         </w:rPr>
         <w:t>ModulAnalityczny</w:t>
       </w:r>
-      <w:proofErr w:type="spellEnd"/>
     </w:p>
     <w:p>
       <w:pPr>
@@ -5848,19 +5570,11 @@
           <w:lang w:val="pl-PL"/>
         </w:rPr>
       </w:pPr>
-      <w:proofErr w:type="spellStart"/>
-      <w:r>
-        <w:rPr>
-          <w:lang w:val="pl-PL"/>
-        </w:rPr>
-        <w:t>zbierajDane</w:t>
-      </w:r>
-      <w:proofErr w:type="spellEnd"/>
-      <w:r>
-        <w:rPr>
-          <w:lang w:val="pl-PL"/>
-        </w:rPr>
-        <w:t>() – gromadzenie informacji o przepływach towarowych i klientach.</w:t>
+      <w:r>
+        <w:rPr>
+          <w:lang w:val="pl-PL"/>
+        </w:rPr>
+        <w:t>zbierajDane() – gromadzenie informacji o przepływach towarowych i klientach.</w:t>
       </w:r>
     </w:p>
     <w:p>
@@ -5873,19 +5587,11 @@
           <w:lang w:val="pl-PL"/>
         </w:rPr>
       </w:pPr>
-      <w:proofErr w:type="spellStart"/>
-      <w:r>
-        <w:rPr>
-          <w:lang w:val="pl-PL"/>
-        </w:rPr>
-        <w:t>generujRaporty</w:t>
-      </w:r>
-      <w:proofErr w:type="spellEnd"/>
-      <w:r>
-        <w:rPr>
-          <w:lang w:val="pl-PL"/>
-        </w:rPr>
-        <w:t>() – tworzenie zestawień danych operacyjnych i biznesowych.</w:t>
+      <w:r>
+        <w:rPr>
+          <w:lang w:val="pl-PL"/>
+        </w:rPr>
+        <w:t>generujRaporty() – tworzenie zestawień danych operacyjnych i biznesowych.</w:t>
       </w:r>
     </w:p>
     <w:p>
@@ -5898,28 +5604,19 @@
           <w:lang w:val="pl-PL"/>
         </w:rPr>
       </w:pPr>
-      <w:proofErr w:type="spellStart"/>
-      <w:r>
-        <w:rPr>
-          <w:lang w:val="pl-PL"/>
-        </w:rPr>
-        <w:t>generujStatystyki</w:t>
-      </w:r>
-      <w:proofErr w:type="spellEnd"/>
-      <w:r>
-        <w:rPr>
-          <w:lang w:val="pl-PL"/>
-        </w:rPr>
-        <w:t>() – obliczanie wskaźników wydajności i wykorzystania infrastruktury.</w:t>
-      </w:r>
-    </w:p>
-    <w:p>
-      <w:pPr>
-        <w:rPr>
-          <w:lang w:val="pl-PL"/>
-        </w:rPr>
-      </w:pPr>
-      <w:proofErr w:type="spellStart"/>
+      <w:r>
+        <w:rPr>
+          <w:lang w:val="pl-PL"/>
+        </w:rPr>
+        <w:t>generujStatystyki() – obliczanie wskaźników wydajności i wykorzystania infrastruktury.</w:t>
+      </w:r>
+    </w:p>
+    <w:p>
+      <w:pPr>
+        <w:rPr>
+          <w:lang w:val="pl-PL"/>
+        </w:rPr>
+      </w:pPr>
       <w:r>
         <w:rPr>
           <w:b/>
@@ -5928,7 +5625,6 @@
         </w:rPr>
         <w:t>ObszarMagazynowy</w:t>
       </w:r>
-      <w:proofErr w:type="spellEnd"/>
     </w:p>
     <w:p>
       <w:pPr>
@@ -6099,19 +5795,11 @@
           <w:lang w:val="pl-PL"/>
         </w:rPr>
       </w:pPr>
-      <w:proofErr w:type="spellStart"/>
-      <w:r>
-        <w:rPr>
-          <w:lang w:val="pl-PL"/>
-        </w:rPr>
-        <w:t>rejestrujLadunek</w:t>
-      </w:r>
-      <w:proofErr w:type="spellEnd"/>
-      <w:r>
-        <w:rPr>
-          <w:lang w:val="pl-PL"/>
-        </w:rPr>
-        <w:t>() – akcja polegająca na wpisaniu parametrów i wymagań technicznych ładunku do bazy.</w:t>
+      <w:r>
+        <w:rPr>
+          <w:lang w:val="pl-PL"/>
+        </w:rPr>
+        <w:t>rejestrujLadunek() – akcja polegająca na wpisaniu parametrów i wymagań technicznych ładunku do bazy.</w:t>
       </w:r>
     </w:p>
     <w:p>
@@ -6208,19 +5896,11 @@
           <w:lang w:val="pl-PL"/>
         </w:rPr>
       </w:pPr>
-      <w:proofErr w:type="spellStart"/>
-      <w:r>
-        <w:rPr>
-          <w:lang w:val="pl-PL"/>
-        </w:rPr>
-        <w:t>planujOperacje</w:t>
-      </w:r>
-      <w:proofErr w:type="spellEnd"/>
-      <w:r>
-        <w:rPr>
-          <w:lang w:val="pl-PL"/>
-        </w:rPr>
-        <w:t>() – kompleksowe przygotowanie planu działań.</w:t>
+      <w:r>
+        <w:rPr>
+          <w:lang w:val="pl-PL"/>
+        </w:rPr>
+        <w:t>planujOperacje() – kompleksowe przygotowanie planu działań.</w:t>
       </w:r>
     </w:p>
     <w:p>
@@ -6233,19 +5913,11 @@
           <w:lang w:val="pl-PL"/>
         </w:rPr>
       </w:pPr>
-      <w:proofErr w:type="spellStart"/>
-      <w:r>
-        <w:rPr>
-          <w:lang w:val="pl-PL"/>
-        </w:rPr>
-        <w:t>monitorujOperacje</w:t>
-      </w:r>
-      <w:proofErr w:type="spellEnd"/>
-      <w:r>
-        <w:rPr>
-          <w:lang w:val="pl-PL"/>
-        </w:rPr>
-        <w:t>() – śledzenie postępów zautomatyzowanych procesów.</w:t>
+      <w:r>
+        <w:rPr>
+          <w:lang w:val="pl-PL"/>
+        </w:rPr>
+        <w:t>monitorujOperacje() – śledzenie postępów zautomatyzowanych procesów.</w:t>
       </w:r>
     </w:p>
     <w:p>
@@ -6258,19 +5930,11 @@
           <w:lang w:val="pl-PL"/>
         </w:rPr>
       </w:pPr>
-      <w:proofErr w:type="spellStart"/>
-      <w:r>
-        <w:rPr>
-          <w:lang w:val="pl-PL"/>
-        </w:rPr>
-        <w:t>przydzielDoki</w:t>
-      </w:r>
-      <w:proofErr w:type="spellEnd"/>
-      <w:r>
-        <w:rPr>
-          <w:lang w:val="pl-PL"/>
-        </w:rPr>
-        <w:t>() – przypisanie konkretnych miejsc do obsługi jednostek.</w:t>
+      <w:r>
+        <w:rPr>
+          <w:lang w:val="pl-PL"/>
+        </w:rPr>
+        <w:t>przydzielDoki() – przypisanie konkretnych miejsc do obsługi jednostek.</w:t>
       </w:r>
     </w:p>
     <w:p>
@@ -6283,19 +5947,11 @@
           <w:lang w:val="pl-PL"/>
         </w:rPr>
       </w:pPr>
-      <w:proofErr w:type="spellStart"/>
-      <w:r>
-        <w:rPr>
-          <w:lang w:val="pl-PL"/>
-        </w:rPr>
-        <w:t>przydzielObszary</w:t>
-      </w:r>
-      <w:proofErr w:type="spellEnd"/>
-      <w:r>
-        <w:rPr>
-          <w:lang w:val="pl-PL"/>
-        </w:rPr>
-        <w:t>() – alokacja przestrzeni składowania dla ładunków.</w:t>
+      <w:r>
+        <w:rPr>
+          <w:lang w:val="pl-PL"/>
+        </w:rPr>
+        <w:t>przydzielObszary() – alokacja przestrzeni składowania dla ładunków.</w:t>
       </w:r>
     </w:p>
     <w:p>
@@ -6308,20 +5964,12 @@
           <w:lang w:val="pl-PL"/>
         </w:rPr>
       </w:pPr>
-      <w:proofErr w:type="spellStart"/>
       <w:r>
         <w:rPr>
           <w:lang w:val="pl-PL"/>
         </w:rPr>
         <w:lastRenderedPageBreak/>
-        <w:t>przydzielUrzadzenia</w:t>
-      </w:r>
-      <w:proofErr w:type="spellEnd"/>
-      <w:r>
-        <w:rPr>
-          <w:lang w:val="pl-PL"/>
-        </w:rPr>
-        <w:t>() – dysponowanie specjalistycznym sprzętem technicznym niezbędnym do przeładunku.</w:t>
+        <w:t>przydzielUrzadzenia() – dysponowanie specjalistycznym sprzętem technicznym niezbędnym do przeładunku.</w:t>
       </w:r>
     </w:p>
     <w:p>
@@ -6334,28 +5982,19 @@
           <w:lang w:val="pl-PL"/>
         </w:rPr>
       </w:pPr>
-      <w:proofErr w:type="spellStart"/>
-      <w:r>
-        <w:rPr>
-          <w:lang w:val="pl-PL"/>
-        </w:rPr>
-        <w:t>generujKarteZaladunkowa</w:t>
-      </w:r>
-      <w:proofErr w:type="spellEnd"/>
-      <w:r>
-        <w:rPr>
-          <w:lang w:val="pl-PL"/>
-        </w:rPr>
-        <w:t>() – automatyczne wystawianie cyfrowych dokumentów dla kierowców.</w:t>
-      </w:r>
-    </w:p>
-    <w:p>
-      <w:pPr>
-        <w:rPr>
-          <w:lang w:val="pl-PL"/>
-        </w:rPr>
-      </w:pPr>
-      <w:proofErr w:type="spellStart"/>
+      <w:r>
+        <w:rPr>
+          <w:lang w:val="pl-PL"/>
+        </w:rPr>
+        <w:t>generujKarteZaladunkowa() – automatyczne wystawianie cyfrowych dokumentów dla kierowców.</w:t>
+      </w:r>
+    </w:p>
+    <w:p>
+      <w:pPr>
+        <w:rPr>
+          <w:lang w:val="pl-PL"/>
+        </w:rPr>
+      </w:pPr>
       <w:r>
         <w:rPr>
           <w:b/>
@@ -6364,7 +6003,6 @@
         </w:rPr>
         <w:t>UrzadzeniePrzeladunkowe</w:t>
       </w:r>
-      <w:proofErr w:type="spellEnd"/>
     </w:p>
     <w:p>
       <w:pPr>
@@ -6447,7 +6085,6 @@
           <w:lang w:val="pl-PL"/>
         </w:rPr>
       </w:pPr>
-      <w:proofErr w:type="spellStart"/>
       <w:r>
         <w:rPr>
           <w:b/>
@@ -6456,7 +6093,6 @@
         </w:rPr>
         <w:t>Zarzad</w:t>
       </w:r>
-      <w:proofErr w:type="spellEnd"/>
     </w:p>
     <w:p>
       <w:pPr>
@@ -6564,17 +6200,8 @@
           <w:b/>
           <w:bCs/>
         </w:rPr>
-        <w:t xml:space="preserve">5.4 Propozycje interfejsu użytkownika (okno główne, menu główne podręczne, kluczowe formatki dialogowe, </w:t>
-      </w:r>
-      <w:proofErr w:type="spellStart"/>
-      <w:r>
-        <w:rPr>
-          <w:b/>
-          <w:bCs/>
-        </w:rPr>
-        <w:t>itp</w:t>
-      </w:r>
-      <w:proofErr w:type="spellEnd"/>
+        <w:t>5.4 Propozycje interfejsu użytkownika (okno główne, menu główne podręczne, kluczowe formatki dialogowe, itp</w:t>
+      </w:r>
       <w:r>
         <w:rPr>
           <w:noProof/>
@@ -6587,7 +6214,7 @@
     </w:p>
     <w:p>
       <w:pPr>
-        <w:pStyle w:val="NormalnyWeb"/>
+        <w:pStyle w:val="NormalWeb"/>
         <w:spacing w:before="0" w:beforeAutospacing="0" w:after="0" w:afterAutospacing="0"/>
       </w:pPr>
       <w:r>
@@ -6651,7 +6278,7 @@
     </w:p>
     <w:p>
       <w:pPr>
-        <w:pStyle w:val="NormalnyWeb"/>
+        <w:pStyle w:val="NormalWeb"/>
         <w:spacing w:before="0" w:beforeAutospacing="0" w:after="0" w:afterAutospacing="0"/>
       </w:pPr>
       <w:r>
@@ -6688,7 +6315,7 @@
     </w:p>
     <w:p>
       <w:pPr>
-        <w:pStyle w:val="NormalnyWeb"/>
+        <w:pStyle w:val="NormalWeb"/>
         <w:spacing w:before="0" w:beforeAutospacing="0" w:after="0" w:afterAutospacing="0"/>
       </w:pPr>
       <w:r>
@@ -6714,7 +6341,7 @@
     </w:p>
     <w:p>
       <w:pPr>
-        <w:pStyle w:val="NormalnyWeb"/>
+        <w:pStyle w:val="NormalWeb"/>
         <w:spacing w:before="0" w:beforeAutospacing="0" w:after="0" w:afterAutospacing="0"/>
       </w:pPr>
       <w:r>
@@ -6745,7 +6372,7 @@
     </w:p>
     <w:p>
       <w:pPr>
-        <w:pStyle w:val="NormalnyWeb"/>
+        <w:pStyle w:val="NormalWeb"/>
         <w:spacing w:before="0" w:beforeAutospacing="0" w:after="0" w:afterAutospacing="0"/>
       </w:pPr>
       <w:r>
@@ -6810,7 +6437,7 @@
     </w:p>
     <w:p>
       <w:pPr>
-        <w:pStyle w:val="NormalnyWeb"/>
+        <w:pStyle w:val="NormalWeb"/>
         <w:spacing w:before="0" w:beforeAutospacing="0" w:after="0" w:afterAutospacing="0"/>
       </w:pPr>
       <w:r>
@@ -6847,7 +6474,7 @@
     </w:p>
     <w:p>
       <w:pPr>
-        <w:pStyle w:val="NormalnyWeb"/>
+        <w:pStyle w:val="NormalWeb"/>
         <w:spacing w:before="0" w:beforeAutospacing="0" w:after="0" w:afterAutospacing="0"/>
       </w:pPr>
       <w:r>
@@ -6873,7 +6500,7 @@
     </w:p>
     <w:p>
       <w:pPr>
-        <w:pStyle w:val="NormalnyWeb"/>
+        <w:pStyle w:val="NormalWeb"/>
         <w:spacing w:before="0" w:beforeAutospacing="0" w:after="0" w:afterAutospacing="0"/>
       </w:pPr>
       <w:r>
@@ -6904,7 +6531,7 @@
     </w:p>
     <w:p>
       <w:pPr>
-        <w:pStyle w:val="NormalnyWeb"/>
+        <w:pStyle w:val="NormalWeb"/>
         <w:spacing w:before="0" w:beforeAutospacing="0" w:after="0" w:afterAutospacing="0"/>
       </w:pPr>
       <w:r>
@@ -6968,7 +6595,7 @@
     </w:p>
     <w:p>
       <w:pPr>
-        <w:pStyle w:val="NormalnyWeb"/>
+        <w:pStyle w:val="NormalWeb"/>
         <w:spacing w:before="0" w:beforeAutospacing="0" w:after="0" w:afterAutospacing="0"/>
       </w:pPr>
       <w:r>
@@ -7005,7 +6632,7 @@
     </w:p>
     <w:p>
       <w:pPr>
-        <w:pStyle w:val="NormalnyWeb"/>
+        <w:pStyle w:val="NormalWeb"/>
         <w:spacing w:before="0" w:beforeAutospacing="0" w:after="0" w:afterAutospacing="0"/>
       </w:pPr>
       <w:r>
@@ -7031,7 +6658,7 @@
     </w:p>
     <w:p>
       <w:pPr>
-        <w:pStyle w:val="NormalnyWeb"/>
+        <w:pStyle w:val="NormalWeb"/>
         <w:spacing w:before="0" w:beforeAutospacing="0" w:after="0" w:afterAutospacing="0"/>
       </w:pPr>
       <w:r>
@@ -7082,7 +6709,7 @@
     </w:p>
     <w:p>
       <w:pPr>
-        <w:pStyle w:val="NormalnyWeb"/>
+        <w:pStyle w:val="NormalWeb"/>
         <w:spacing w:before="0" w:beforeAutospacing="0" w:after="0" w:afterAutospacing="0"/>
       </w:pPr>
       <w:r>
@@ -7146,7 +6773,7 @@
     </w:p>
     <w:p>
       <w:pPr>
-        <w:pStyle w:val="NormalnyWeb"/>
+        <w:pStyle w:val="NormalWeb"/>
         <w:spacing w:before="0" w:beforeAutospacing="0" w:after="0" w:afterAutospacing="0"/>
       </w:pPr>
       <w:r>
@@ -7183,7 +6810,7 @@
     </w:p>
     <w:p>
       <w:pPr>
-        <w:pStyle w:val="NormalnyWeb"/>
+        <w:pStyle w:val="NormalWeb"/>
         <w:spacing w:before="0" w:beforeAutospacing="0" w:after="0" w:afterAutospacing="0"/>
       </w:pPr>
       <w:r>
@@ -7209,7 +6836,7 @@
     </w:p>
     <w:p>
       <w:pPr>
-        <w:pStyle w:val="NormalnyWeb"/>
+        <w:pStyle w:val="NormalWeb"/>
         <w:spacing w:before="0" w:beforeAutospacing="0" w:after="0" w:afterAutospacing="0"/>
       </w:pPr>
       <w:r>
@@ -7236,7 +6863,7 @@
     <w:p/>
     <w:p>
       <w:pPr>
-        <w:pStyle w:val="NormalnyWeb"/>
+        <w:pStyle w:val="NormalWeb"/>
         <w:spacing w:before="0" w:beforeAutospacing="0" w:after="0" w:afterAutospacing="0"/>
         <w:jc w:val="center"/>
       </w:pPr>
@@ -7302,7 +6929,7 @@
     </w:p>
     <w:p>
       <w:pPr>
-        <w:pStyle w:val="NormalnyWeb"/>
+        <w:pStyle w:val="NormalWeb"/>
         <w:spacing w:before="0" w:beforeAutospacing="0" w:after="0" w:afterAutospacing="0"/>
       </w:pPr>
       <w:r>
@@ -7339,7 +6966,7 @@
     </w:p>
     <w:p>
       <w:pPr>
-        <w:pStyle w:val="NormalnyWeb"/>
+        <w:pStyle w:val="NormalWeb"/>
         <w:spacing w:before="0" w:beforeAutospacing="0" w:after="0" w:afterAutospacing="0"/>
       </w:pPr>
       <w:r>
@@ -7365,7 +6992,7 @@
     </w:p>
     <w:p>
       <w:pPr>
-        <w:pStyle w:val="NormalnyWeb"/>
+        <w:pStyle w:val="NormalWeb"/>
         <w:spacing w:before="0" w:beforeAutospacing="0" w:after="0" w:afterAutospacing="0"/>
       </w:pPr>
       <w:r>
@@ -7436,7 +7063,7 @@
     </w:p>
     <w:p>
       <w:pPr>
-        <w:pStyle w:val="NormalnyWeb"/>
+        <w:pStyle w:val="NormalWeb"/>
         <w:spacing w:before="0" w:beforeAutospacing="0" w:after="0" w:afterAutospacing="0"/>
         <w:jc w:val="center"/>
       </w:pPr>
@@ -7502,7 +7129,7 @@
     </w:p>
     <w:p>
       <w:pPr>
-        <w:pStyle w:val="NormalnyWeb"/>
+        <w:pStyle w:val="NormalWeb"/>
         <w:spacing w:before="240" w:beforeAutospacing="0" w:after="240" w:afterAutospacing="0"/>
       </w:pPr>
       <w:r>
@@ -7531,7 +7158,7 @@
     </w:p>
     <w:p>
       <w:pPr>
-        <w:pStyle w:val="NormalnyWeb"/>
+        <w:pStyle w:val="NormalWeb"/>
         <w:spacing w:before="240" w:beforeAutospacing="0" w:after="240" w:afterAutospacing="0"/>
       </w:pPr>
       <w:r>
@@ -7557,7 +7184,7 @@
     </w:p>
     <w:p>
       <w:pPr>
-        <w:pStyle w:val="NormalnyWeb"/>
+        <w:pStyle w:val="NormalWeb"/>
         <w:spacing w:before="240" w:beforeAutospacing="0" w:after="240" w:afterAutospacing="0"/>
       </w:pPr>
       <w:r>
@@ -7594,7 +7221,7 @@
     </w:p>
     <w:p>
       <w:pPr>
-        <w:pStyle w:val="Nagwek1"/>
+        <w:pStyle w:val="Heading1"/>
         <w:ind w:left="360"/>
         <w:rPr>
           <w:noProof/>
@@ -7788,35 +7415,7 @@
         <w:rPr>
           <w:lang w:val="pl-PL"/>
         </w:rPr>
-        <w:t xml:space="preserve">Ładunek zaplanowany - obiekt logistyczny został pomyślnie przypisany do konkretnego okna czasowego w strukturze </w:t>
-      </w:r>
-      <w:proofErr w:type="spellStart"/>
-      <w:r>
-        <w:rPr>
-          <w:lang w:val="pl-PL"/>
-        </w:rPr>
-        <w:t>HarmonogramDokowan</w:t>
-      </w:r>
-      <w:proofErr w:type="spellEnd"/>
-      <w:r>
-        <w:rPr>
-          <w:lang w:val="pl-PL"/>
-        </w:rPr>
-        <w:t xml:space="preserve"> oraz powiązany z fizycznym stanowiskiem obsługi (</w:t>
-      </w:r>
-      <w:proofErr w:type="spellStart"/>
-      <w:r>
-        <w:rPr>
-          <w:lang w:val="pl-PL"/>
-        </w:rPr>
-        <w:t>Dokem</w:t>
-      </w:r>
-      <w:proofErr w:type="spellEnd"/>
-      <w:r>
-        <w:rPr>
-          <w:lang w:val="pl-PL"/>
-        </w:rPr>
-        <w:t>).</w:t>
+        <w:t>Ładunek zaplanowany - obiekt logistyczny został pomyślnie przypisany do konkretnego okna czasowego w strukturze HarmonogramDokowan oraz powiązany z fizycznym stanowiskiem obsługi (Dokem).</w:t>
       </w:r>
     </w:p>
     <w:p>
@@ -7953,21 +7552,7 @@
         <w:rPr>
           <w:lang w:val="pl-PL"/>
         </w:rPr>
-        <w:t xml:space="preserve">zgłoszenie transportu / </w:t>
-      </w:r>
-      <w:proofErr w:type="spellStart"/>
-      <w:r>
-        <w:rPr>
-          <w:lang w:val="pl-PL"/>
-        </w:rPr>
-        <w:t>zglosTransport</w:t>
-      </w:r>
-      <w:proofErr w:type="spellEnd"/>
-      <w:r>
-        <w:rPr>
-          <w:lang w:val="pl-PL"/>
-        </w:rPr>
-        <w:t>() - przejście wyzwalane akcją Kontrahenta, powodujące utworzenie instancji klasy i wejście w stan oczekiwania na weryfikację.</w:t>
+        <w:t>zgłoszenie transportu / zglosTransport() - przejście wyzwalane akcją Kontrahenta, powodujące utworzenie instancji klasy i wejście w stan oczekiwania na weryfikację.</w:t>
       </w:r>
     </w:p>
     <w:p>
@@ -7984,21 +7569,7 @@
         <w:rPr>
           <w:lang w:val="pl-PL"/>
         </w:rPr>
-        <w:t xml:space="preserve">weryfikacja danych / </w:t>
-      </w:r>
-      <w:proofErr w:type="spellStart"/>
-      <w:r>
-        <w:rPr>
-          <w:lang w:val="pl-PL"/>
-        </w:rPr>
-        <w:t>rejestrujLadunek</w:t>
-      </w:r>
-      <w:proofErr w:type="spellEnd"/>
-      <w:r>
-        <w:rPr>
-          <w:lang w:val="pl-PL"/>
-        </w:rPr>
-        <w:t>() - autoryzacja zgłoszenia przez Operatora, przenosząca obiekt do stanów oficjalnie rejestrowanych.</w:t>
+        <w:t>weryfikacja danych / rejestrujLadunek() - autoryzacja zgłoszenia przez Operatora, przenosząca obiekt do stanów oficjalnie rejestrowanych.</w:t>
       </w:r>
     </w:p>
     <w:p>
@@ -8015,21 +7586,7 @@
         <w:rPr>
           <w:lang w:val="pl-PL"/>
         </w:rPr>
-        <w:t xml:space="preserve">ustalenie grafiku / </w:t>
-      </w:r>
-      <w:proofErr w:type="spellStart"/>
-      <w:r>
-        <w:rPr>
-          <w:lang w:val="pl-PL"/>
-        </w:rPr>
-        <w:t>planujOperacje</w:t>
-      </w:r>
-      <w:proofErr w:type="spellEnd"/>
-      <w:r>
-        <w:rPr>
-          <w:lang w:val="pl-PL"/>
-        </w:rPr>
-        <w:t>() - systemowa, automatyczna alokacja czasu operacyjnego dla ładunku.</w:t>
+        <w:t>ustalenie grafiku / planujOperacje() - systemowa, automatyczna alokacja czasu operacyjnego dla ładunku.</w:t>
       </w:r>
     </w:p>
     <w:p>
@@ -8046,21 +7603,7 @@
         <w:rPr>
           <w:lang w:val="pl-PL"/>
         </w:rPr>
-        <w:t xml:space="preserve">rozpoczęcie obsługi / </w:t>
-      </w:r>
-      <w:proofErr w:type="spellStart"/>
-      <w:r>
-        <w:rPr>
-          <w:lang w:val="pl-PL"/>
-        </w:rPr>
-        <w:t>monitorujOperacje</w:t>
-      </w:r>
-      <w:proofErr w:type="spellEnd"/>
-      <w:r>
-        <w:rPr>
-          <w:lang w:val="pl-PL"/>
-        </w:rPr>
-        <w:t>() - wejście w fazę realizacji fizycznej, inicjowane w momencie wykrycia obecności transportu przy doku.</w:t>
+        <w:t>rozpoczęcie obsługi / monitorujOperacje() - wejście w fazę realizacji fizycznej, inicjowane w momencie wykrycia obecności transportu przy doku.</w:t>
       </w:r>
     </w:p>
     <w:p>
@@ -8077,21 +7620,7 @@
         <w:rPr>
           <w:lang w:val="pl-PL"/>
         </w:rPr>
-        <w:t xml:space="preserve">przydzielenie miejsca / </w:t>
-      </w:r>
-      <w:proofErr w:type="spellStart"/>
-      <w:r>
-        <w:rPr>
-          <w:lang w:val="pl-PL"/>
-        </w:rPr>
-        <w:t>przydzielObszary</w:t>
-      </w:r>
-      <w:proofErr w:type="spellEnd"/>
-      <w:r>
-        <w:rPr>
-          <w:lang w:val="pl-PL"/>
-        </w:rPr>
-        <w:t>() - wewnętrzne przejście logiczne, wywoływane po zakończeniu wyładunku w celu relokacji towaru do strefy składowania.</w:t>
+        <w:t>przydzielenie miejsca / przydzielObszary() - wewnętrzne przejście logiczne, wywoływane po zakończeniu wyładunku w celu relokacji towaru do strefy składowania.</w:t>
       </w:r>
     </w:p>
     <w:p>
@@ -8108,21 +7637,7 @@
         <w:rPr>
           <w:lang w:val="pl-PL"/>
         </w:rPr>
-        <w:t xml:space="preserve">przydzielenie sprzętu / </w:t>
-      </w:r>
-      <w:proofErr w:type="spellStart"/>
-      <w:r>
-        <w:rPr>
-          <w:lang w:val="pl-PL"/>
-        </w:rPr>
-        <w:t>przydzielUrzadzenia</w:t>
-      </w:r>
-      <w:proofErr w:type="spellEnd"/>
-      <w:r>
-        <w:rPr>
-          <w:lang w:val="pl-PL"/>
-        </w:rPr>
-        <w:t>() - wewnętrzna zmiana stanu, aktywująca zasoby techniczne niezbędne do rozpoczęcia załadunku wyjazdowego.</w:t>
+        <w:t>przydzielenie sprzętu / przydzielUrzadzenia() - wewnętrzna zmiana stanu, aktywująca zasoby techniczne niezbędne do rozpoczęcia załadunku wyjazdowego.</w:t>
       </w:r>
     </w:p>
     <w:p>
@@ -8139,21 +7654,7 @@
         <w:rPr>
           <w:lang w:val="pl-PL"/>
         </w:rPr>
-        <w:t xml:space="preserve">zakończenie prac / </w:t>
-      </w:r>
-      <w:proofErr w:type="spellStart"/>
-      <w:r>
-        <w:rPr>
-          <w:lang w:val="pl-PL"/>
-        </w:rPr>
-        <w:t>generujKarteZaladunkowa</w:t>
-      </w:r>
-      <w:proofErr w:type="spellEnd"/>
-      <w:r>
-        <w:rPr>
-          <w:lang w:val="pl-PL"/>
-        </w:rPr>
-        <w:t>() - zamknięcie stanu złożonego; system generuje cyfrowy dokument dla kierowcy, potwierdzający wykonanie operacji.</w:t>
+        <w:t>zakończenie prac / generujKarteZaladunkowa() - zamknięcie stanu złożonego; system generuje cyfrowy dokument dla kierowcy, potwierdzający wykonanie operacji.</w:t>
       </w:r>
     </w:p>
     <w:p>
@@ -8439,21 +7940,7 @@
         <w:rPr>
           <w:lang w:val="pl-PL"/>
         </w:rPr>
-        <w:t xml:space="preserve">uwzględnienie w grafiku / </w:t>
-      </w:r>
-      <w:proofErr w:type="spellStart"/>
-      <w:r>
-        <w:rPr>
-          <w:lang w:val="pl-PL"/>
-        </w:rPr>
-        <w:t>planujOperacje</w:t>
-      </w:r>
-      <w:proofErr w:type="spellEnd"/>
-      <w:r>
-        <w:rPr>
-          <w:lang w:val="pl-PL"/>
-        </w:rPr>
-        <w:t>() - rezerwacja zasobu infrastruktury przez system na podstawie prognozowanych awizacji.</w:t>
+        <w:t>uwzględnienie w grafiku / planujOperacje() - rezerwacja zasobu infrastruktury przez system na podstawie prognozowanych awizacji.</w:t>
       </w:r>
     </w:p>
     <w:p>
@@ -8470,21 +7957,7 @@
         <w:rPr>
           <w:lang w:val="pl-PL"/>
         </w:rPr>
-        <w:t xml:space="preserve">przypisanie transportu / </w:t>
-      </w:r>
-      <w:proofErr w:type="spellStart"/>
-      <w:r>
-        <w:rPr>
-          <w:lang w:val="pl-PL"/>
-        </w:rPr>
-        <w:t>przydzielDoki</w:t>
-      </w:r>
-      <w:proofErr w:type="spellEnd"/>
-      <w:r>
-        <w:rPr>
-          <w:lang w:val="pl-PL"/>
-        </w:rPr>
-        <w:t>() - zmiana statusu na zajęty w momencie fizycznego przybycia pojazdu i rozpoczęcia procedury pozycjonowania.</w:t>
+        <w:t>przypisanie transportu / przydzielDoki() - zmiana statusu na zajęty w momencie fizycznego przybycia pojazdu i rozpoczęcia procedury pozycjonowania.</w:t>
       </w:r>
     </w:p>
     <w:p>
@@ -8569,21 +8042,7 @@
         <w:rPr>
           <w:lang w:val="pl-PL"/>
         </w:rPr>
-        <w:t xml:space="preserve">zwolnienie doku [brak powiadomień o przyszłych transportach] / </w:t>
-      </w:r>
-      <w:proofErr w:type="spellStart"/>
-      <w:r>
-        <w:rPr>
-          <w:lang w:val="pl-PL"/>
-        </w:rPr>
-        <w:t>monitorujOperacje</w:t>
-      </w:r>
-      <w:proofErr w:type="spellEnd"/>
-      <w:r>
-        <w:rPr>
-          <w:lang w:val="pl-PL"/>
-        </w:rPr>
-        <w:t>() - powrót stanowiska do ogólnej puli wolnych zasobów po zakończeniu obsługi, o ile system nie przewiduje natychmiastowych kolejnych dokowań.</w:t>
+        <w:t>zwolnienie doku [brak powiadomień o przyszłych transportach] / monitorujOperacje() - powrót stanowiska do ogólnej puli wolnych zasobów po zakończeniu obsługi, o ile system nie przewiduje natychmiastowych kolejnych dokowań.</w:t>
       </w:r>
     </w:p>
     <w:p>
@@ -8675,15 +8134,7 @@
         <w:t>Rys 3.</w:t>
       </w:r>
       <w:r>
-        <w:t xml:space="preserve"> Diagram stanów dotyczący klasy “</w:t>
-      </w:r>
-      <w:proofErr w:type="spellStart"/>
-      <w:r>
-        <w:t>HarmonogramDokowan</w:t>
-      </w:r>
-      <w:proofErr w:type="spellEnd"/>
-      <w:r>
-        <w:t>”.</w:t>
+        <w:t xml:space="preserve"> Diagram stanów dotyczący klasy “HarmonogramDokowan”.</w:t>
       </w:r>
     </w:p>
     <w:p/>
@@ -8761,21 +8212,7 @@
         <w:rPr>
           <w:lang w:val="pl-PL"/>
         </w:rPr>
-        <w:t xml:space="preserve">Weryfikacja - stan kontrolny, w którym gotowy projekt harmonogramu jest sprawdzany pod kątem poprawności, braku </w:t>
-      </w:r>
-      <w:proofErr w:type="spellStart"/>
-      <w:r>
-        <w:rPr>
-          <w:lang w:val="pl-PL"/>
-        </w:rPr>
-        <w:t>nałożeń</w:t>
-      </w:r>
-      <w:proofErr w:type="spellEnd"/>
-      <w:r>
-        <w:rPr>
-          <w:lang w:val="pl-PL"/>
-        </w:rPr>
-        <w:t xml:space="preserve"> czasowych oraz dostępności przypisanego sprzętu i infrastruktury.</w:t>
+        <w:t>Weryfikacja - stan kontrolny, w którym gotowy projekt harmonogramu jest sprawdzany pod kątem poprawności, braku nałożeń czasowych oraz dostępności przypisanego sprzętu i infrastruktury.</w:t>
       </w:r>
     </w:p>
     <w:p>
@@ -8878,21 +8315,7 @@
         <w:rPr>
           <w:lang w:val="pl-PL"/>
         </w:rPr>
-        <w:t xml:space="preserve">rozpoczęcie planowania / </w:t>
-      </w:r>
-      <w:proofErr w:type="spellStart"/>
-      <w:r>
-        <w:rPr>
-          <w:lang w:val="pl-PL"/>
-        </w:rPr>
-        <w:t>planujOperacje</w:t>
-      </w:r>
-      <w:proofErr w:type="spellEnd"/>
-      <w:r>
-        <w:rPr>
-          <w:lang w:val="pl-PL"/>
-        </w:rPr>
-        <w:t>() - przejście ze stanu Przygotowanie do Tworzenie, wyzwalane przez użytkownika lub harmonogram systemowy. Uruchamia mechanizmy planistyczne i inicjuje proces budowy grafiku.</w:t>
+        <w:t>rozpoczęcie planowania / planujOperacje() - przejście ze stanu Przygotowanie do Tworzenie, wyzwalane przez użytkownika lub harmonogram systemowy. Uruchamia mechanizmy planistyczne i inicjuje proces budowy grafiku.</w:t>
       </w:r>
     </w:p>
     <w:p>
@@ -8909,21 +8332,7 @@
         <w:rPr>
           <w:lang w:val="pl-PL"/>
         </w:rPr>
-        <w:t xml:space="preserve">alokacja zasobów / </w:t>
-      </w:r>
-      <w:proofErr w:type="spellStart"/>
-      <w:r>
-        <w:rPr>
-          <w:lang w:val="pl-PL"/>
-        </w:rPr>
-        <w:t>przydzielDoki</w:t>
-      </w:r>
-      <w:proofErr w:type="spellEnd"/>
-      <w:r>
-        <w:rPr>
-          <w:lang w:val="pl-PL"/>
-        </w:rPr>
-        <w:t>() - przejście wewnętrzne (pętla) w stanie Tworzenie. Reprezentuje powtarzalną czynność alokowania infrastruktury (np. doków załadunkowych) dla kolejnych zadań w trakcie układania planu.</w:t>
+        <w:t>alokacja zasobów / przydzielDoki() - przejście wewnętrzne (pętla) w stanie Tworzenie. Reprezentuje powtarzalną czynność alokowania infrastruktury (np. doków załadunkowych) dla kolejnych zadań w trakcie układania planu.</w:t>
       </w:r>
     </w:p>
     <w:p>
@@ -8940,21 +8349,7 @@
         <w:rPr>
           <w:lang w:val="pl-PL"/>
         </w:rPr>
-        <w:t xml:space="preserve">wygenerowanie planu / </w:t>
-      </w:r>
-      <w:proofErr w:type="spellStart"/>
-      <w:r>
-        <w:rPr>
-          <w:lang w:val="pl-PL"/>
-        </w:rPr>
-        <w:t>nadzorujProces</w:t>
-      </w:r>
-      <w:proofErr w:type="spellEnd"/>
-      <w:r>
-        <w:rPr>
-          <w:lang w:val="pl-PL"/>
-        </w:rPr>
-        <w:t>() - przejście do Weryfikacji, następujące po zakończeniu etapu układania harmonogramu. System wywołuje metodę przekazującą gotowy zarys do analizy poprawności.</w:t>
+        <w:t>wygenerowanie planu / nadzorujProces() - przejście do Weryfikacji, następujące po zakończeniu etapu układania harmonogramu. System wywołuje metodę przekazującą gotowy zarys do analizy poprawności.</w:t>
       </w:r>
     </w:p>
     <w:p>
@@ -8988,21 +8383,7 @@
         <w:rPr>
           <w:lang w:val="pl-PL"/>
         </w:rPr>
-        <w:t xml:space="preserve">akceptacja [brak uwag] / </w:t>
-      </w:r>
-      <w:proofErr w:type="spellStart"/>
-      <w:r>
-        <w:rPr>
-          <w:lang w:val="pl-PL"/>
-        </w:rPr>
-        <w:t>podgladStatusu</w:t>
-      </w:r>
-      <w:proofErr w:type="spellEnd"/>
-      <w:r>
-        <w:rPr>
-          <w:lang w:val="pl-PL"/>
-        </w:rPr>
-        <w:t>() - przejście do Zatwierdzenia, zabezpieczone warunkiem dozorującym oznaczającym brak konfliktów w planie. Udana weryfikacja skutkuje zaktualizowaniem statusu planu jako gotowego do wdrożenia.</w:t>
+        <w:t>akceptacja [brak uwag] / podgladStatusu() - przejście do Zatwierdzenia, zabezpieczone warunkiem dozorującym oznaczającym brak konfliktów w planie. Udana weryfikacja skutkuje zaktualizowaniem statusu planu jako gotowego do wdrożenia.</w:t>
       </w:r>
     </w:p>
     <w:p>
@@ -9019,21 +8400,7 @@
         <w:rPr>
           <w:lang w:val="pl-PL"/>
         </w:rPr>
-        <w:t xml:space="preserve">rozpoczęcie zmiany / </w:t>
-      </w:r>
-      <w:proofErr w:type="spellStart"/>
-      <w:r>
-        <w:rPr>
-          <w:lang w:val="pl-PL"/>
-        </w:rPr>
-        <w:t>monitorujOperacje</w:t>
-      </w:r>
-      <w:proofErr w:type="spellEnd"/>
-      <w:r>
-        <w:rPr>
-          <w:lang w:val="pl-PL"/>
-        </w:rPr>
-        <w:t>() - przejście wprowadzające plan w fazę Realizacji. Uruchamiane w momencie faktycznego startu zmiany roboczej, aktywuje mechanizmy śledzenia postępów prac na żywo.</w:t>
+        <w:t>rozpoczęcie zmiany / monitorujOperacje() - przejście wprowadzające plan w fazę Realizacji. Uruchamiane w momencie faktycznego startu zmiany roboczej, aktywuje mechanizmy śledzenia postępów prac na żywo.</w:t>
       </w:r>
     </w:p>
     <w:p>
@@ -9046,19 +8413,11 @@
           <w:lang w:val="pl-PL"/>
         </w:rPr>
       </w:pPr>
-      <w:proofErr w:type="spellStart"/>
-      <w:r>
-        <w:rPr>
-          <w:lang w:val="pl-PL"/>
-        </w:rPr>
-        <w:t>after</w:t>
-      </w:r>
-      <w:proofErr w:type="spellEnd"/>
-      <w:r>
-        <w:rPr>
-          <w:lang w:val="pl-PL"/>
-        </w:rPr>
-        <w:t>(koniec zmiany) [upłynięcie czasu] - automatyczne przejście do Zakończenia wyzwalane przez zdarzenie czasowe. Następuje w momencie osiągnięcia zaplanowanej godziny końca zmiany roboczej.</w:t>
+      <w:r>
+        <w:rPr>
+          <w:lang w:val="pl-PL"/>
+        </w:rPr>
+        <w:t>after(koniec zmiany) [upłynięcie czasu] - automatyczne przejście do Zakończenia wyzwalane przez zdarzenie czasowe. Następuje w momencie osiągnięcia zaplanowanej godziny końca zmiany roboczej.</w:t>
       </w:r>
     </w:p>
     <w:p>
@@ -9075,21 +8434,7 @@
         <w:rPr>
           <w:lang w:val="pl-PL"/>
         </w:rPr>
-        <w:t xml:space="preserve">żądanie statystyk / </w:t>
-      </w:r>
-      <w:proofErr w:type="spellStart"/>
-      <w:r>
-        <w:rPr>
-          <w:lang w:val="pl-PL"/>
-        </w:rPr>
-        <w:t>zbierajDane</w:t>
-      </w:r>
-      <w:proofErr w:type="spellEnd"/>
-      <w:r>
-        <w:rPr>
-          <w:lang w:val="pl-PL"/>
-        </w:rPr>
-        <w:t>() - przejście do Archiwizacji. System lub dyspozytor inicjuje operację agregowania logów i wyników pracy, po czym dane te zapisywane są trwale w bazie danych, kończąc tym samym proces.</w:t>
+        <w:t>żądanie statystyk / zbierajDane() - przejście do Archiwizacji. System lub dyspozytor inicjuje operację agregowania logów i wyników pracy, po czym dane te zapisywane są trwale w bazie danych, kończąc tym samym proces.</w:t>
       </w:r>
     </w:p>
     <w:p>
@@ -9110,7 +8455,7 @@
     <w:p/>
     <w:p>
       <w:pPr>
-        <w:pStyle w:val="Nagwek1"/>
+        <w:pStyle w:val="Heading1"/>
         <w:numPr>
           <w:ilvl w:val="0"/>
           <w:numId w:val="7"/>
@@ -9253,35 +8598,7 @@
         <w:rPr>
           <w:lang w:val="pl-PL"/>
         </w:rPr>
-        <w:t xml:space="preserve">Szybkość działania </w:t>
-      </w:r>
-      <w:proofErr w:type="spellStart"/>
-      <w:r>
-        <w:rPr>
-          <w:lang w:val="pl-PL"/>
-        </w:rPr>
-        <w:t>backendu</w:t>
-      </w:r>
-      <w:proofErr w:type="spellEnd"/>
-      <w:r>
-        <w:rPr>
-          <w:lang w:val="pl-PL"/>
-        </w:rPr>
-        <w:t xml:space="preserve"> i </w:t>
-      </w:r>
-      <w:proofErr w:type="spellStart"/>
-      <w:r>
-        <w:rPr>
-          <w:lang w:val="pl-PL"/>
-        </w:rPr>
-        <w:t>frontendu</w:t>
-      </w:r>
-      <w:proofErr w:type="spellEnd"/>
-      <w:r>
-        <w:rPr>
-          <w:lang w:val="pl-PL"/>
-        </w:rPr>
-        <w:t xml:space="preserve"> musi być dostosowana do tego, co akurat robi dany użytkownik:</w:t>
+        <w:t>Szybkość działania backendu i frontendu musi być dostosowana do tego, co akurat robi dany użytkownik:</w:t>
       </w:r>
     </w:p>
     <w:p>
@@ -9306,21 +8623,7 @@
         <w:rPr>
           <w:lang w:val="pl-PL"/>
         </w:rPr>
-        <w:t xml:space="preserve"> Tutaj liczy się czas rzeczywisty. Dodanie formularza i wygenerowanie numeru seryjnego w bazie musi zająć </w:t>
-      </w:r>
-      <w:proofErr w:type="spellStart"/>
-      <w:r>
-        <w:rPr>
-          <w:lang w:val="pl-PL"/>
-        </w:rPr>
-        <w:t>backendowi</w:t>
-      </w:r>
-      <w:proofErr w:type="spellEnd"/>
-      <w:r>
-        <w:rPr>
-          <w:lang w:val="pl-PL"/>
-        </w:rPr>
-        <w:t xml:space="preserve"> maksymalnie 2 sekundy. Z kolei odświeżanie interfejsu na pulpicie koordynatora (żeby na bieżąco widział statusy) musi trwać poniżej 1 sekundy, żeby aplikacja się nie zacinała.</w:t>
+        <w:t xml:space="preserve"> Tutaj liczy się czas rzeczywisty. Dodanie formularza i wygenerowanie numeru seryjnego w bazie musi zająć backendowi maksymalnie 2 sekundy. Z kolei odświeżanie interfejsu na pulpicie koordynatora (żeby na bieżąco widział statusy) musi trwać poniżej 1 sekundy, żeby aplikacja się nie zacinała.</w:t>
       </w:r>
     </w:p>
     <w:p>
@@ -9370,35 +8673,7 @@
         <w:rPr>
           <w:lang w:val="pl-PL"/>
         </w:rPr>
-        <w:t xml:space="preserve"> Kierowca potwierdza status ze </w:t>
-      </w:r>
-      <w:proofErr w:type="spellStart"/>
-      <w:r>
-        <w:rPr>
-          <w:lang w:val="pl-PL"/>
-        </w:rPr>
-        <w:t>smartfona</w:t>
-      </w:r>
-      <w:proofErr w:type="spellEnd"/>
-      <w:r>
-        <w:rPr>
-          <w:lang w:val="pl-PL"/>
-        </w:rPr>
-        <w:t xml:space="preserve"> na terenie portu, gdzie zasięg sieci komórkowej bywa słaby. Serwer musi obsłużyć żądanie w maksymalnie 5 sekund. Dodatkowo aplikacja powinna wysyłać dane asynchronicznie, żeby nie zablokować interfejsu, jeśli na chwilę zerwie się połączenie z </w:t>
-      </w:r>
-      <w:proofErr w:type="spellStart"/>
-      <w:r>
-        <w:rPr>
-          <w:lang w:val="pl-PL"/>
-        </w:rPr>
-        <w:t>internetem</w:t>
-      </w:r>
-      <w:proofErr w:type="spellEnd"/>
-      <w:r>
-        <w:rPr>
-          <w:lang w:val="pl-PL"/>
-        </w:rPr>
-        <w:t>.</w:t>
+        <w:t xml:space="preserve"> Kierowca potwierdza status ze smartfona na terenie portu, gdzie zasięg sieci komórkowej bywa słaby. Serwer musi obsłużyć żądanie w maksymalnie 5 sekund. Dodatkowo aplikacja powinna wysyłać dane asynchronicznie, żeby nie zablokować interfejsu, jeśli na chwilę zerwie się połączenie z internetem.</w:t>
       </w:r>
     </w:p>
     <w:p>
@@ -9476,21 +8751,7 @@
         <w:rPr>
           <w:lang w:val="pl-PL"/>
         </w:rPr>
-        <w:t xml:space="preserve"> To główne centrum dowodzenia. Wymaga mocniejszego komputera z konfiguracją na co najmniej dwa monitory. Na jednym ekranie koordynator śledzi na żywo </w:t>
-      </w:r>
-      <w:proofErr w:type="spellStart"/>
-      <w:r>
-        <w:rPr>
-          <w:lang w:val="pl-PL"/>
-        </w:rPr>
-        <w:t>dashboard</w:t>
-      </w:r>
-      <w:proofErr w:type="spellEnd"/>
-      <w:r>
-        <w:rPr>
-          <w:lang w:val="pl-PL"/>
-        </w:rPr>
-        <w:t xml:space="preserve"> ze statusami, a na drugim zarządza harmonogramem i przydziela maszyny.</w:t>
+        <w:t xml:space="preserve"> To główne centrum dowodzenia. Wymaga mocniejszego komputera z konfiguracją na co najmniej dwa monitory. Na jednym ekranie koordynator śledzi na żywo dashboard ze statusami, a na drugim zarządza harmonogramem i przydziela maszyny.</w:t>
       </w:r>
     </w:p>
     <w:p>
@@ -9515,35 +8776,7 @@
         <w:rPr>
           <w:lang w:val="pl-PL"/>
         </w:rPr>
-        <w:t xml:space="preserve"> Zakładamy podejście BYOD, czyli kierowca korzysta z własnego </w:t>
-      </w:r>
-      <w:proofErr w:type="spellStart"/>
-      <w:r>
-        <w:rPr>
-          <w:lang w:val="pl-PL"/>
-        </w:rPr>
-        <w:t>telefonuo</w:t>
-      </w:r>
-      <w:proofErr w:type="spellEnd"/>
-      <w:r>
-        <w:rPr>
-          <w:lang w:val="pl-PL"/>
-        </w:rPr>
-        <w:t xml:space="preserve">. Kierowcom wystarczy ich własny, standardowy smartfon z dostępem do </w:t>
-      </w:r>
-      <w:proofErr w:type="spellStart"/>
-      <w:r>
-        <w:rPr>
-          <w:lang w:val="pl-PL"/>
-        </w:rPr>
-        <w:t>internetu</w:t>
-      </w:r>
-      <w:proofErr w:type="spellEnd"/>
-      <w:r>
-        <w:rPr>
-          <w:lang w:val="pl-PL"/>
-        </w:rPr>
-        <w:t xml:space="preserve"> mobilnego, na którym odpalą aplikację.</w:t>
+        <w:t xml:space="preserve"> Zakładamy podejście BYOD, czyli kierowca korzysta z własnego telefonuo. Kierowcom wystarczy ich własny, standardowy smartfon z dostępem do internetu mobilnego, na którym odpalą aplikację.</w:t>
       </w:r>
     </w:p>
     <w:p>
@@ -9580,7 +8813,7 @@
     </w:p>
     <w:p>
       <w:pPr>
-        <w:pStyle w:val="Nagwek1"/>
+        <w:pStyle w:val="Heading1"/>
         <w:numPr>
           <w:ilvl w:val="0"/>
           <w:numId w:val="7"/>
@@ -9605,7 +8838,7 @@
     <w:p/>
     <w:p>
       <w:pPr>
-        <w:pStyle w:val="Nagwek1"/>
+        <w:pStyle w:val="Heading1"/>
         <w:numPr>
           <w:ilvl w:val="0"/>
           <w:numId w:val="7"/>
@@ -9636,85 +8869,287 @@
         <w:rPr>
           <w:lang w:val="pl-PL"/>
         </w:rPr>
-        <w:t xml:space="preserve">Projekt wdrożenia systemu PORT-LOG został podzielony na 8 głównych etapów, które odzwierciedlają kolejne kroki budowania poszczególnych modułów. Zakładamy, że nad systemem pracuje niewielki zespół składający się z </w:t>
-      </w:r>
+        <w:t>Projekt wdrożenia systemu PORT-LOG został podzielony na 8 głównych etapów, które odzwierciedlają kolejne kroki budowania poszczególnych modułów. Zakładamy, że nad systemem pracuje niewielki zespół składający się z ról:Architekt/DevOps, Backend Developer, Frontend Developer oraz Tester .</w:t>
+      </w:r>
+    </w:p>
+    <w:p>
+      <w:pPr>
+        <w:rPr>
+          <w:lang w:val="pl-PL"/>
+        </w:rPr>
+      </w:pPr>
+      <w:r>
+        <w:rPr>
+          <w:b/>
+          <w:bCs/>
+          <w:lang w:val="pl-PL"/>
+        </w:rPr>
+        <w:t>Etap 1: Projektowanie bazy danych i konfiguracja środowiska</w:t>
+      </w:r>
+    </w:p>
+    <w:p>
+      <w:pPr>
+        <w:numPr>
+          <w:ilvl w:val="0"/>
+          <w:numId w:val="46"/>
+        </w:numPr>
+        <w:rPr>
+          <w:lang w:val="pl-PL"/>
+        </w:rPr>
+      </w:pPr>
+      <w:r>
+        <w:rPr>
+          <w:b/>
+          <w:bCs/>
+          <w:lang w:val="pl-PL"/>
+        </w:rPr>
+        <w:t>Opis:</w:t>
+      </w:r>
+      <w:r>
+        <w:rPr>
+          <w:lang w:val="pl-PL"/>
+        </w:rPr>
+        <w:t xml:space="preserve"> Przełożenie diagramów klas na ostateczną strukturę relacyjnej bazy danych. Konfiguracja repozytorium kodu, przygotowanie środowiska deweloperskiego oraz szkieletu aplikacji (backendu i frontendu).</w:t>
+      </w:r>
+    </w:p>
+    <w:p>
+      <w:pPr>
+        <w:numPr>
+          <w:ilvl w:val="0"/>
+          <w:numId w:val="46"/>
+        </w:numPr>
+        <w:rPr>
+          <w:lang w:val="pl-PL"/>
+        </w:rPr>
+      </w:pPr>
+      <w:r>
+        <w:rPr>
+          <w:b/>
+          <w:bCs/>
+          <w:lang w:val="pl-PL"/>
+        </w:rPr>
+        <w:t>Czas trwania:</w:t>
+      </w:r>
+      <w:r>
+        <w:rPr>
+          <w:lang w:val="pl-PL"/>
+        </w:rPr>
+        <w:t xml:space="preserve"> 5 dni roboczych.</w:t>
+      </w:r>
+    </w:p>
+    <w:p>
+      <w:pPr>
+        <w:numPr>
+          <w:ilvl w:val="0"/>
+          <w:numId w:val="46"/>
+        </w:numPr>
+        <w:rPr>
+          <w:lang w:val="pl-PL"/>
+        </w:rPr>
+      </w:pPr>
+      <w:r>
+        <w:rPr>
+          <w:b/>
+          <w:bCs/>
+          <w:lang w:val="pl-PL"/>
+        </w:rPr>
+        <w:t>Zależności:</w:t>
+      </w:r>
+      <w:r>
+        <w:rPr>
+          <w:lang w:val="pl-PL"/>
+        </w:rPr>
+        <w:t xml:space="preserve"> Brak (etap startowy).</w:t>
+      </w:r>
+    </w:p>
+    <w:p>
+      <w:pPr>
+        <w:numPr>
+          <w:ilvl w:val="0"/>
+          <w:numId w:val="46"/>
+        </w:numPr>
+        <w:rPr>
+          <w:lang w:val="pl-PL"/>
+        </w:rPr>
+      </w:pPr>
+      <w:r>
+        <w:rPr>
+          <w:b/>
+          <w:bCs/>
+          <w:lang w:val="pl-PL"/>
+        </w:rPr>
+        <w:t>Alokacja zasobów:</w:t>
+      </w:r>
+      <w:r>
+        <w:rPr>
+          <w:lang w:val="pl-PL"/>
+        </w:rPr>
+        <w:t xml:space="preserve"> 1x Architekt, 1x DevOps.</w:t>
+      </w:r>
+    </w:p>
+    <w:p>
+      <w:pPr>
+        <w:rPr>
+          <w:lang w:val="pl-PL"/>
+        </w:rPr>
+      </w:pPr>
+      <w:r>
+        <w:rPr>
+          <w:b/>
+          <w:bCs/>
+          <w:lang w:val="pl-PL"/>
+        </w:rPr>
+        <w:t>Etap 2: Moduł zgłoszeń i rejestracji ładunków</w:t>
+      </w:r>
+    </w:p>
+    <w:p>
+      <w:pPr>
+        <w:numPr>
+          <w:ilvl w:val="0"/>
+          <w:numId w:val="47"/>
+        </w:numPr>
+        <w:rPr>
+          <w:lang w:val="pl-PL"/>
+        </w:rPr>
+      </w:pPr>
+      <w:r>
+        <w:rPr>
+          <w:b/>
+          <w:bCs/>
+          <w:lang w:val="pl-PL"/>
+        </w:rPr>
+        <w:t>Opis:</w:t>
+      </w:r>
+      <w:r>
+        <w:rPr>
+          <w:lang w:val="pl-PL"/>
+        </w:rPr>
+        <w:t xml:space="preserve"> Implementacja formularza zgłoszeniowego dla Kontrahenta oraz panelu dla Operatora do weryfikacji danych (waga, gabaryty). Stworzenie logiki generującej unikalny numer seryjny ładunku (S/N) i zapis do bazy.</w:t>
+      </w:r>
+    </w:p>
+    <w:p>
+      <w:pPr>
+        <w:numPr>
+          <w:ilvl w:val="0"/>
+          <w:numId w:val="47"/>
+        </w:numPr>
+        <w:rPr>
+          <w:lang w:val="pl-PL"/>
+        </w:rPr>
+      </w:pPr>
+      <w:r>
+        <w:rPr>
+          <w:b/>
+          <w:bCs/>
+          <w:lang w:val="pl-PL"/>
+        </w:rPr>
+        <w:t>Czas trwania:</w:t>
+      </w:r>
+      <w:r>
+        <w:rPr>
+          <w:lang w:val="pl-PL"/>
+        </w:rPr>
+        <w:t xml:space="preserve"> 10 dni roboczych.</w:t>
+      </w:r>
+    </w:p>
+    <w:p>
+      <w:pPr>
+        <w:numPr>
+          <w:ilvl w:val="0"/>
+          <w:numId w:val="47"/>
+        </w:numPr>
+        <w:rPr>
+          <w:lang w:val="pl-PL"/>
+        </w:rPr>
+      </w:pPr>
+      <w:r>
+        <w:rPr>
+          <w:b/>
+          <w:bCs/>
+          <w:lang w:val="pl-PL"/>
+        </w:rPr>
+        <w:t>Zależności:</w:t>
+      </w:r>
+      <w:r>
+        <w:rPr>
+          <w:lang w:val="pl-PL"/>
+        </w:rPr>
+        <w:t xml:space="preserve"> Wymaga zakończenia Etapu 1.</w:t>
+      </w:r>
+    </w:p>
+    <w:p>
+      <w:pPr>
+        <w:numPr>
+          <w:ilvl w:val="0"/>
+          <w:numId w:val="47"/>
+        </w:numPr>
+        <w:rPr>
+          <w:lang w:val="en-US"/>
+        </w:rPr>
+      </w:pPr>
       <w:proofErr w:type="spellStart"/>
       <w:r>
         <w:rPr>
-          <w:lang w:val="pl-PL"/>
-        </w:rPr>
-        <w:t>ról:Architekt</w:t>
+          <w:b/>
+          <w:bCs/>
+          <w:lang w:val="en-US"/>
+        </w:rPr>
+        <w:t>Alokacja</w:t>
       </w:r>
       <w:proofErr w:type="spellEnd"/>
       <w:r>
         <w:rPr>
-          <w:lang w:val="pl-PL"/>
-        </w:rPr>
-        <w:t>/</w:t>
+          <w:b/>
+          <w:bCs/>
+          <w:lang w:val="en-US"/>
+        </w:rPr>
+        <w:t xml:space="preserve"> </w:t>
       </w:r>
       <w:proofErr w:type="spellStart"/>
       <w:r>
         <w:rPr>
-          <w:lang w:val="pl-PL"/>
-        </w:rPr>
-        <w:t>DevOps</w:t>
+          <w:b/>
+          <w:bCs/>
+          <w:lang w:val="en-US"/>
+        </w:rPr>
+        <w:t>zasobów</w:t>
       </w:r>
       <w:proofErr w:type="spellEnd"/>
       <w:r>
         <w:rPr>
-          <w:lang w:val="pl-PL"/>
-        </w:rPr>
-        <w:t xml:space="preserve">, </w:t>
-      </w:r>
-      <w:proofErr w:type="spellStart"/>
-      <w:r>
-        <w:rPr>
-          <w:lang w:val="pl-PL"/>
-        </w:rPr>
-        <w:t>Backend</w:t>
-      </w:r>
-      <w:proofErr w:type="spellEnd"/>
-      <w:r>
-        <w:rPr>
-          <w:lang w:val="pl-PL"/>
-        </w:rPr>
-        <w:t xml:space="preserve"> Developer, </w:t>
-      </w:r>
-      <w:proofErr w:type="spellStart"/>
-      <w:r>
-        <w:rPr>
-          <w:lang w:val="pl-PL"/>
-        </w:rPr>
-        <w:t>Frontend</w:t>
-      </w:r>
-      <w:proofErr w:type="spellEnd"/>
-      <w:r>
-        <w:rPr>
-          <w:lang w:val="pl-PL"/>
-        </w:rPr>
-        <w:t xml:space="preserve"> Developer oraz Tester .</w:t>
-      </w:r>
-    </w:p>
-    <w:p>
-      <w:pPr>
-        <w:rPr>
-          <w:lang w:val="pl-PL"/>
-        </w:rPr>
-      </w:pPr>
-      <w:r>
-        <w:rPr>
-          <w:b/>
-          <w:bCs/>
-          <w:lang w:val="pl-PL"/>
-        </w:rPr>
-        <w:t>Etap 1: Projektowanie bazy danych i konfiguracja środowiska</w:t>
-      </w:r>
-    </w:p>
-    <w:p>
-      <w:pPr>
-        <w:numPr>
-          <w:ilvl w:val="0"/>
-          <w:numId w:val="46"/>
+          <w:b/>
+          <w:bCs/>
+          <w:lang w:val="en-US"/>
+        </w:rPr>
+        <w:t>:</w:t>
+      </w:r>
+      <w:r>
+        <w:rPr>
+          <w:lang w:val="en-US"/>
+        </w:rPr>
+        <w:t xml:space="preserve"> 1x Backend Developer, 1x Frontend Developer.</w:t>
+      </w:r>
+    </w:p>
+    <w:p>
+      <w:pPr>
+        <w:rPr>
+          <w:lang w:val="pl-PL"/>
+        </w:rPr>
+      </w:pPr>
+      <w:r>
+        <w:rPr>
+          <w:b/>
+          <w:bCs/>
+          <w:lang w:val="pl-PL"/>
+        </w:rPr>
+        <w:t>Etap 3: Algorytm harmonogramowania i przydziału zasobów</w:t>
+      </w:r>
+    </w:p>
+    <w:p>
+      <w:pPr>
+        <w:numPr>
+          <w:ilvl w:val="0"/>
+          <w:numId w:val="48"/>
         </w:numPr>
         <w:rPr>
           <w:lang w:val="pl-PL"/>
@@ -9732,42 +9167,14 @@
         <w:rPr>
           <w:lang w:val="pl-PL"/>
         </w:rPr>
-        <w:t xml:space="preserve"> Przełożenie diagramów klas na ostateczną strukturę relacyjnej bazy danych. Konfiguracja repozytorium kodu, przygotowanie środowiska deweloperskiego oraz szkieletu aplikacji (</w:t>
-      </w:r>
-      <w:proofErr w:type="spellStart"/>
-      <w:r>
-        <w:rPr>
-          <w:lang w:val="pl-PL"/>
-        </w:rPr>
-        <w:t>backendu</w:t>
-      </w:r>
-      <w:proofErr w:type="spellEnd"/>
-      <w:r>
-        <w:rPr>
-          <w:lang w:val="pl-PL"/>
-        </w:rPr>
-        <w:t xml:space="preserve"> i </w:t>
-      </w:r>
-      <w:proofErr w:type="spellStart"/>
-      <w:r>
-        <w:rPr>
-          <w:lang w:val="pl-PL"/>
-        </w:rPr>
-        <w:t>frontendu</w:t>
-      </w:r>
-      <w:proofErr w:type="spellEnd"/>
-      <w:r>
-        <w:rPr>
-          <w:lang w:val="pl-PL"/>
-        </w:rPr>
-        <w:t>).</w:t>
-      </w:r>
-    </w:p>
-    <w:p>
-      <w:pPr>
-        <w:numPr>
-          <w:ilvl w:val="0"/>
-          <w:numId w:val="46"/>
+        <w:t xml:space="preserve"> Najbardziej złożona pod kątem logiki część systemu. Napisanie mechanizmu, który pobiera zarejestrowane awizacje i automatycznie dopasowuje do nich wolne okna czasowe, doki, sprzęt przeładunkowy oraz miejsca w magazynie.</w:t>
+      </w:r>
+    </w:p>
+    <w:p>
+      <w:pPr>
+        <w:numPr>
+          <w:ilvl w:val="0"/>
+          <w:numId w:val="48"/>
         </w:numPr>
         <w:rPr>
           <w:lang w:val="pl-PL"/>
@@ -9785,14 +9192,14 @@
         <w:rPr>
           <w:lang w:val="pl-PL"/>
         </w:rPr>
-        <w:t xml:space="preserve"> 5 dni roboczych.</w:t>
-      </w:r>
-    </w:p>
-    <w:p>
-      <w:pPr>
-        <w:numPr>
-          <w:ilvl w:val="0"/>
-          <w:numId w:val="46"/>
+        <w:t xml:space="preserve"> 15 dni roboczych.</w:t>
+      </w:r>
+    </w:p>
+    <w:p>
+      <w:pPr>
+        <w:numPr>
+          <w:ilvl w:val="0"/>
+          <w:numId w:val="48"/>
         </w:numPr>
         <w:rPr>
           <w:lang w:val="pl-PL"/>
@@ -9810,14 +9217,14 @@
         <w:rPr>
           <w:lang w:val="pl-PL"/>
         </w:rPr>
-        <w:t xml:space="preserve"> Brak (etap startowy).</w:t>
-      </w:r>
-    </w:p>
-    <w:p>
-      <w:pPr>
-        <w:numPr>
-          <w:ilvl w:val="0"/>
-          <w:numId w:val="46"/>
+        <w:t xml:space="preserve"> Wymaga zakończenia Etapu 2 (algorytm musi mieć rzeczywiste dane ładunków do testowania).</w:t>
+      </w:r>
+    </w:p>
+    <w:p>
+      <w:pPr>
+        <w:numPr>
+          <w:ilvl w:val="0"/>
+          <w:numId w:val="48"/>
         </w:numPr>
         <w:rPr>
           <w:lang w:val="pl-PL"/>
@@ -9835,43 +9242,29 @@
         <w:rPr>
           <w:lang w:val="pl-PL"/>
         </w:rPr>
-        <w:t xml:space="preserve"> 1x Architekt, 1x </w:t>
-      </w:r>
-      <w:proofErr w:type="spellStart"/>
-      <w:r>
-        <w:rPr>
-          <w:lang w:val="pl-PL"/>
-        </w:rPr>
-        <w:t>DevOps</w:t>
-      </w:r>
-      <w:proofErr w:type="spellEnd"/>
-      <w:r>
-        <w:rPr>
-          <w:lang w:val="pl-PL"/>
-        </w:rPr>
-        <w:t>.</w:t>
-      </w:r>
-    </w:p>
-    <w:p>
-      <w:pPr>
-        <w:rPr>
-          <w:lang w:val="pl-PL"/>
-        </w:rPr>
-      </w:pPr>
-      <w:r>
-        <w:rPr>
-          <w:b/>
-          <w:bCs/>
-          <w:lang w:val="pl-PL"/>
-        </w:rPr>
-        <w:t>Etap 2: Moduł zgłoszeń i rejestracji ładunków</w:t>
-      </w:r>
-    </w:p>
-    <w:p>
-      <w:pPr>
-        <w:numPr>
-          <w:ilvl w:val="0"/>
-          <w:numId w:val="47"/>
+        <w:t xml:space="preserve"> 2x Backend Developer (praca parami nad algorytmem optymalizacyjnym).</w:t>
+      </w:r>
+    </w:p>
+    <w:p>
+      <w:pPr>
+        <w:rPr>
+          <w:lang w:val="pl-PL"/>
+        </w:rPr>
+      </w:pPr>
+      <w:r>
+        <w:rPr>
+          <w:b/>
+          <w:bCs/>
+          <w:lang w:val="pl-PL"/>
+        </w:rPr>
+        <w:t>Etap 4: Panel nadzoru operacyjnego (Dashboard Koordynatora)</w:t>
+      </w:r>
+    </w:p>
+    <w:p>
+      <w:pPr>
+        <w:numPr>
+          <w:ilvl w:val="0"/>
+          <w:numId w:val="49"/>
         </w:numPr>
         <w:rPr>
           <w:lang w:val="pl-PL"/>
@@ -9889,293 +9282,7 @@
         <w:rPr>
           <w:lang w:val="pl-PL"/>
         </w:rPr>
-        <w:t xml:space="preserve"> Implementacja formularza zgłoszeniowego dla Kontrahenta oraz panelu dla Operatora do weryfikacji danych (waga, gabaryty). Stworzenie logiki generującej unikalny numer seryjny ładunku (S/N) i zapis do bazy.</w:t>
-      </w:r>
-    </w:p>
-    <w:p>
-      <w:pPr>
-        <w:numPr>
-          <w:ilvl w:val="0"/>
-          <w:numId w:val="47"/>
-        </w:numPr>
-        <w:rPr>
-          <w:lang w:val="pl-PL"/>
-        </w:rPr>
-      </w:pPr>
-      <w:r>
-        <w:rPr>
-          <w:b/>
-          <w:bCs/>
-          <w:lang w:val="pl-PL"/>
-        </w:rPr>
-        <w:t>Czas trwania:</w:t>
-      </w:r>
-      <w:r>
-        <w:rPr>
-          <w:lang w:val="pl-PL"/>
-        </w:rPr>
-        <w:t xml:space="preserve"> 10 dni roboczych.</w:t>
-      </w:r>
-    </w:p>
-    <w:p>
-      <w:pPr>
-        <w:numPr>
-          <w:ilvl w:val="0"/>
-          <w:numId w:val="47"/>
-        </w:numPr>
-        <w:rPr>
-          <w:lang w:val="pl-PL"/>
-        </w:rPr>
-      </w:pPr>
-      <w:r>
-        <w:rPr>
-          <w:b/>
-          <w:bCs/>
-          <w:lang w:val="pl-PL"/>
-        </w:rPr>
-        <w:t>Zależności:</w:t>
-      </w:r>
-      <w:r>
-        <w:rPr>
-          <w:lang w:val="pl-PL"/>
-        </w:rPr>
-        <w:t xml:space="preserve"> Wymaga zakończenia Etapu 1.</w:t>
-      </w:r>
-    </w:p>
-    <w:p>
-      <w:pPr>
-        <w:numPr>
-          <w:ilvl w:val="0"/>
-          <w:numId w:val="47"/>
-        </w:numPr>
-        <w:rPr>
-          <w:lang w:val="en-US"/>
-        </w:rPr>
-      </w:pPr>
-      <w:proofErr w:type="spellStart"/>
-      <w:r>
-        <w:rPr>
-          <w:b/>
-          <w:bCs/>
-          <w:lang w:val="en-US"/>
-        </w:rPr>
-        <w:t>Alokacja</w:t>
-      </w:r>
-      <w:proofErr w:type="spellEnd"/>
-      <w:r>
-        <w:rPr>
-          <w:b/>
-          <w:bCs/>
-          <w:lang w:val="en-US"/>
-        </w:rPr>
-        <w:t xml:space="preserve"> </w:t>
-      </w:r>
-      <w:proofErr w:type="spellStart"/>
-      <w:r>
-        <w:rPr>
-          <w:b/>
-          <w:bCs/>
-          <w:lang w:val="en-US"/>
-        </w:rPr>
-        <w:t>zasobów</w:t>
-      </w:r>
-      <w:proofErr w:type="spellEnd"/>
-      <w:r>
-        <w:rPr>
-          <w:b/>
-          <w:bCs/>
-          <w:lang w:val="en-US"/>
-        </w:rPr>
-        <w:t>:</w:t>
-      </w:r>
-      <w:r>
-        <w:rPr>
-          <w:lang w:val="en-US"/>
-        </w:rPr>
-        <w:t xml:space="preserve"> 1x Backend Developer, 1x Frontend Developer.</w:t>
-      </w:r>
-    </w:p>
-    <w:p>
-      <w:pPr>
-        <w:rPr>
-          <w:lang w:val="pl-PL"/>
-        </w:rPr>
-      </w:pPr>
-      <w:r>
-        <w:rPr>
-          <w:b/>
-          <w:bCs/>
-          <w:lang w:val="pl-PL"/>
-        </w:rPr>
-        <w:t>Etap 3: Algorytm harmonogramowania i przydziału zasobów</w:t>
-      </w:r>
-    </w:p>
-    <w:p>
-      <w:pPr>
-        <w:numPr>
-          <w:ilvl w:val="0"/>
-          <w:numId w:val="48"/>
-        </w:numPr>
-        <w:rPr>
-          <w:lang w:val="pl-PL"/>
-        </w:rPr>
-      </w:pPr>
-      <w:r>
-        <w:rPr>
-          <w:b/>
-          <w:bCs/>
-          <w:lang w:val="pl-PL"/>
-        </w:rPr>
-        <w:t>Opis:</w:t>
-      </w:r>
-      <w:r>
-        <w:rPr>
-          <w:lang w:val="pl-PL"/>
-        </w:rPr>
-        <w:t xml:space="preserve"> Najbardziej złożona pod kątem logiki część systemu. Napisanie mechanizmu, który pobiera zarejestrowane awizacje i automatycznie dopasowuje do nich wolne okna czasowe, doki, sprzęt przeładunkowy oraz miejsca w magazynie.</w:t>
-      </w:r>
-    </w:p>
-    <w:p>
-      <w:pPr>
-        <w:numPr>
-          <w:ilvl w:val="0"/>
-          <w:numId w:val="48"/>
-        </w:numPr>
-        <w:rPr>
-          <w:lang w:val="pl-PL"/>
-        </w:rPr>
-      </w:pPr>
-      <w:r>
-        <w:rPr>
-          <w:b/>
-          <w:bCs/>
-          <w:lang w:val="pl-PL"/>
-        </w:rPr>
-        <w:t>Czas trwania:</w:t>
-      </w:r>
-      <w:r>
-        <w:rPr>
-          <w:lang w:val="pl-PL"/>
-        </w:rPr>
-        <w:t xml:space="preserve"> 15 dni roboczych.</w:t>
-      </w:r>
-    </w:p>
-    <w:p>
-      <w:pPr>
-        <w:numPr>
-          <w:ilvl w:val="0"/>
-          <w:numId w:val="48"/>
-        </w:numPr>
-        <w:rPr>
-          <w:lang w:val="pl-PL"/>
-        </w:rPr>
-      </w:pPr>
-      <w:r>
-        <w:rPr>
-          <w:b/>
-          <w:bCs/>
-          <w:lang w:val="pl-PL"/>
-        </w:rPr>
-        <w:t>Zależności:</w:t>
-      </w:r>
-      <w:r>
-        <w:rPr>
-          <w:lang w:val="pl-PL"/>
-        </w:rPr>
-        <w:t xml:space="preserve"> Wymaga zakończenia Etapu 2 (algorytm musi mieć rzeczywiste dane ładunków do testowania).</w:t>
-      </w:r>
-    </w:p>
-    <w:p>
-      <w:pPr>
-        <w:numPr>
-          <w:ilvl w:val="0"/>
-          <w:numId w:val="48"/>
-        </w:numPr>
-        <w:rPr>
-          <w:lang w:val="pl-PL"/>
-        </w:rPr>
-      </w:pPr>
-      <w:r>
-        <w:rPr>
-          <w:b/>
-          <w:bCs/>
-          <w:lang w:val="pl-PL"/>
-        </w:rPr>
-        <w:t>Alokacja zasobów:</w:t>
-      </w:r>
-      <w:r>
-        <w:rPr>
-          <w:lang w:val="pl-PL"/>
-        </w:rPr>
-        <w:t xml:space="preserve"> 2x </w:t>
-      </w:r>
-      <w:proofErr w:type="spellStart"/>
-      <w:r>
-        <w:rPr>
-          <w:lang w:val="pl-PL"/>
-        </w:rPr>
-        <w:t>Backend</w:t>
-      </w:r>
-      <w:proofErr w:type="spellEnd"/>
-      <w:r>
-        <w:rPr>
-          <w:lang w:val="pl-PL"/>
-        </w:rPr>
-        <w:t xml:space="preserve"> Developer (praca parami nad algorytmem optymalizacyjnym).</w:t>
-      </w:r>
-    </w:p>
-    <w:p>
-      <w:pPr>
-        <w:rPr>
-          <w:lang w:val="pl-PL"/>
-        </w:rPr>
-      </w:pPr>
-      <w:r>
-        <w:rPr>
-          <w:b/>
-          <w:bCs/>
-          <w:lang w:val="pl-PL"/>
-        </w:rPr>
-        <w:t>Etap 4: Panel nadzoru operacyjnego (Dashboard Koordynatora)</w:t>
-      </w:r>
-    </w:p>
-    <w:p>
-      <w:pPr>
-        <w:numPr>
-          <w:ilvl w:val="0"/>
-          <w:numId w:val="49"/>
-        </w:numPr>
-        <w:rPr>
-          <w:lang w:val="pl-PL"/>
-        </w:rPr>
-      </w:pPr>
-      <w:r>
-        <w:rPr>
-          <w:b/>
-          <w:bCs/>
-          <w:lang w:val="pl-PL"/>
-        </w:rPr>
-        <w:t>Opis:</w:t>
-      </w:r>
-      <w:r>
-        <w:rPr>
-          <w:lang w:val="pl-PL"/>
-        </w:rPr>
-        <w:t xml:space="preserve"> Zbudowanie interfejsu (</w:t>
-      </w:r>
-      <w:proofErr w:type="spellStart"/>
-      <w:r>
-        <w:rPr>
-          <w:lang w:val="pl-PL"/>
-        </w:rPr>
-        <w:t>frontendu</w:t>
-      </w:r>
-      <w:proofErr w:type="spellEnd"/>
-      <w:r>
-        <w:rPr>
-          <w:lang w:val="pl-PL"/>
-        </w:rPr>
-        <w:t>) dla Koordynatora, który w czasie rzeczywistym odświeża statusy operacji (Rozładunek, Wydano, Oczekuje). Dodanie możliwości ręcznej modyfikacji grafiku (np. w przypadku awarii doku).</w:t>
+        <w:t xml:space="preserve"> Zbudowanie interfejsu (frontendu) dla Koordynatora, który w czasie rzeczywistym odświeża statusy operacji (Rozładunek, Wydano, Oczekuje). Dodanie możliwości ręcznej modyfikacji grafiku (np. w przypadku awarii doku).</w:t>
       </w:r>
     </w:p>
     <w:p>
@@ -10251,57 +9358,172 @@
         <w:rPr>
           <w:lang w:val="pl-PL"/>
         </w:rPr>
-        <w:t xml:space="preserve"> 1x </w:t>
-      </w:r>
+        <w:t xml:space="preserve"> 1x Frontend Developer, 1x Backend Developer (do wystawienia danych przez API na żywo).</w:t>
+      </w:r>
+    </w:p>
+    <w:p>
+      <w:pPr>
+        <w:rPr>
+          <w:lang w:val="pl-PL"/>
+        </w:rPr>
+      </w:pPr>
+      <w:r>
+        <w:rPr>
+          <w:b/>
+          <w:bCs/>
+          <w:lang w:val="pl-PL"/>
+        </w:rPr>
+        <w:t>Etap 5: Mobilny interfejs cyfrowy dla Kierowcy</w:t>
+      </w:r>
+    </w:p>
+    <w:p>
+      <w:pPr>
+        <w:numPr>
+          <w:ilvl w:val="0"/>
+          <w:numId w:val="50"/>
+        </w:numPr>
+        <w:rPr>
+          <w:lang w:val="pl-PL"/>
+        </w:rPr>
+      </w:pPr>
+      <w:r>
+        <w:rPr>
+          <w:b/>
+          <w:bCs/>
+          <w:lang w:val="pl-PL"/>
+        </w:rPr>
+        <w:t>Opis:</w:t>
+      </w:r>
+      <w:r>
+        <w:rPr>
+          <w:lang w:val="pl-PL"/>
+        </w:rPr>
+        <w:t xml:space="preserve"> Stworzenie lekkiej aplikacji webowej/mobilnej dla kierowców. Integracja z systemem tak, aby kierowca widział, pod który dok ma podjechać, a także implementacja cyfrowego przycisku „Potwierdź status” (generowanie cyfrowej karty załadunkowej).</w:t>
+      </w:r>
+    </w:p>
+    <w:p>
+      <w:pPr>
+        <w:numPr>
+          <w:ilvl w:val="0"/>
+          <w:numId w:val="50"/>
+        </w:numPr>
+        <w:rPr>
+          <w:lang w:val="pl-PL"/>
+        </w:rPr>
+      </w:pPr>
+      <w:r>
+        <w:rPr>
+          <w:b/>
+          <w:bCs/>
+          <w:lang w:val="pl-PL"/>
+        </w:rPr>
+        <w:t>Czas trwania:</w:t>
+      </w:r>
+      <w:r>
+        <w:rPr>
+          <w:lang w:val="pl-PL"/>
+        </w:rPr>
+        <w:t xml:space="preserve"> 10 i roboczych.</w:t>
+      </w:r>
+    </w:p>
+    <w:p>
+      <w:pPr>
+        <w:numPr>
+          <w:ilvl w:val="0"/>
+          <w:numId w:val="50"/>
+        </w:numPr>
+        <w:rPr>
+          <w:lang w:val="pl-PL"/>
+        </w:rPr>
+      </w:pPr>
+      <w:r>
+        <w:rPr>
+          <w:b/>
+          <w:bCs/>
+          <w:lang w:val="pl-PL"/>
+        </w:rPr>
+        <w:t>Zależności:</w:t>
+      </w:r>
+      <w:r>
+        <w:rPr>
+          <w:lang w:val="pl-PL"/>
+        </w:rPr>
+        <w:t xml:space="preserve"> Wymaga zakończenia Etapu 2 (dane ładunku) oraz Etapu 3 (przydzielony dok). Może być robiony równolegle z Etapem 4.</w:t>
+      </w:r>
+    </w:p>
+    <w:p>
+      <w:pPr>
+        <w:numPr>
+          <w:ilvl w:val="0"/>
+          <w:numId w:val="50"/>
+        </w:numPr>
+        <w:rPr>
+          <w:lang w:val="en-US"/>
+        </w:rPr>
+      </w:pPr>
       <w:proofErr w:type="spellStart"/>
       <w:r>
         <w:rPr>
-          <w:lang w:val="pl-PL"/>
-        </w:rPr>
-        <w:t>Frontend</w:t>
+          <w:b/>
+          <w:bCs/>
+          <w:lang w:val="en-US"/>
+        </w:rPr>
+        <w:t>Alokacja</w:t>
       </w:r>
       <w:proofErr w:type="spellEnd"/>
       <w:r>
         <w:rPr>
-          <w:lang w:val="pl-PL"/>
-        </w:rPr>
-        <w:t xml:space="preserve"> Developer, 1x </w:t>
+          <w:b/>
+          <w:bCs/>
+          <w:lang w:val="en-US"/>
+        </w:rPr>
+        <w:t xml:space="preserve"> </w:t>
       </w:r>
       <w:proofErr w:type="spellStart"/>
       <w:r>
         <w:rPr>
-          <w:lang w:val="pl-PL"/>
-        </w:rPr>
-        <w:t>Backend</w:t>
+          <w:b/>
+          <w:bCs/>
+          <w:lang w:val="en-US"/>
+        </w:rPr>
+        <w:t>zasobów</w:t>
       </w:r>
       <w:proofErr w:type="spellEnd"/>
       <w:r>
         <w:rPr>
-          <w:lang w:val="pl-PL"/>
-        </w:rPr>
-        <w:t xml:space="preserve"> Developer (do wystawienia danych przez API na żywo).</w:t>
-      </w:r>
-    </w:p>
-    <w:p>
-      <w:pPr>
-        <w:rPr>
-          <w:lang w:val="pl-PL"/>
-        </w:rPr>
-      </w:pPr>
-      <w:r>
-        <w:rPr>
-          <w:b/>
-          <w:bCs/>
-          <w:lang w:val="pl-PL"/>
-        </w:rPr>
-        <w:t>Etap 5: Mobilny interfejs cyfrowy dla Kierowcy</w:t>
-      </w:r>
-    </w:p>
-    <w:p>
-      <w:pPr>
-        <w:numPr>
-          <w:ilvl w:val="0"/>
-          <w:numId w:val="50"/>
+          <w:b/>
+          <w:bCs/>
+          <w:lang w:val="en-US"/>
+        </w:rPr>
+        <w:t>:</w:t>
+      </w:r>
+      <w:r>
+        <w:rPr>
+          <w:lang w:val="en-US"/>
+        </w:rPr>
+        <w:t xml:space="preserve"> 1x Frontend Developer.</w:t>
+      </w:r>
+    </w:p>
+    <w:p>
+      <w:pPr>
+        <w:rPr>
+          <w:lang w:val="pl-PL"/>
+        </w:rPr>
+      </w:pPr>
+      <w:r>
+        <w:rPr>
+          <w:b/>
+          <w:bCs/>
+          <w:lang w:val="pl-PL"/>
+        </w:rPr>
+        <w:t>Etap 6: Moduł analityczny i raportowy dla Zarządu</w:t>
+      </w:r>
+    </w:p>
+    <w:p>
+      <w:pPr>
+        <w:numPr>
+          <w:ilvl w:val="0"/>
+          <w:numId w:val="51"/>
         </w:numPr>
         <w:rPr>
           <w:lang w:val="pl-PL"/>
@@ -10319,14 +9541,14 @@
         <w:rPr>
           <w:lang w:val="pl-PL"/>
         </w:rPr>
-        <w:t xml:space="preserve"> Stworzenie lekkiej aplikacji webowej/mobilnej dla kierowców. Integracja z systemem tak, aby kierowca widział, pod który dok ma podjechać, a także implementacja cyfrowego przycisku „Potwierdź status” (generowanie cyfrowej karty załadunkowej).</w:t>
-      </w:r>
-    </w:p>
-    <w:p>
-      <w:pPr>
-        <w:numPr>
-          <w:ilvl w:val="0"/>
-          <w:numId w:val="50"/>
+        <w:t xml:space="preserve"> Opracowanie widoku z podsumowaniami (KPI). Zaimplementowanie zapytań do bazy wyliczających średnie czasy przestojów, miesięczną przepustowość (w tonach) oraz generowanie gotowych plików PDF z raportami.</w:t>
+      </w:r>
+    </w:p>
+    <w:p>
+      <w:pPr>
+        <w:numPr>
+          <w:ilvl w:val="0"/>
+          <w:numId w:val="51"/>
         </w:numPr>
         <w:rPr>
           <w:lang w:val="pl-PL"/>
@@ -10344,14 +9566,14 @@
         <w:rPr>
           <w:lang w:val="pl-PL"/>
         </w:rPr>
-        <w:t xml:space="preserve"> 10 i roboczych.</w:t>
-      </w:r>
-    </w:p>
-    <w:p>
-      <w:pPr>
-        <w:numPr>
-          <w:ilvl w:val="0"/>
-          <w:numId w:val="50"/>
+        <w:t xml:space="preserve"> 7 dni roboczych.</w:t>
+      </w:r>
+    </w:p>
+    <w:p>
+      <w:pPr>
+        <w:numPr>
+          <w:ilvl w:val="0"/>
+          <w:numId w:val="51"/>
         </w:numPr>
         <w:rPr>
           <w:lang w:val="pl-PL"/>
@@ -10369,14 +9591,14 @@
         <w:rPr>
           <w:lang w:val="pl-PL"/>
         </w:rPr>
-        <w:t xml:space="preserve"> Wymaga zakończenia Etapu 2 (dane ładunku) oraz Etapu 3 (przydzielony dok). Może być robiony równolegle z Etapem 4.</w:t>
-      </w:r>
-    </w:p>
-    <w:p>
-      <w:pPr>
-        <w:numPr>
-          <w:ilvl w:val="0"/>
-          <w:numId w:val="50"/>
+        <w:t xml:space="preserve"> Wymaga zakończenia Etapu 4 (system musi przetworzyć cały cykl życia ładunku, żeby wyliczyć dla niego statystyki).</w:t>
+      </w:r>
+    </w:p>
+    <w:p>
+      <w:pPr>
+        <w:numPr>
+          <w:ilvl w:val="0"/>
+          <w:numId w:val="51"/>
         </w:numPr>
         <w:rPr>
           <w:lang w:val="en-US"/>
@@ -10422,29 +9644,29 @@
         <w:rPr>
           <w:lang w:val="en-US"/>
         </w:rPr>
-        <w:t xml:space="preserve"> 1x Frontend Developer.</w:t>
-      </w:r>
-    </w:p>
-    <w:p>
-      <w:pPr>
-        <w:rPr>
-          <w:lang w:val="pl-PL"/>
-        </w:rPr>
-      </w:pPr>
-      <w:r>
-        <w:rPr>
-          <w:b/>
-          <w:bCs/>
-          <w:lang w:val="pl-PL"/>
-        </w:rPr>
-        <w:t>Etap 6: Moduł analityczny i raportowy dla Zarządu</w:t>
-      </w:r>
-    </w:p>
-    <w:p>
-      <w:pPr>
-        <w:numPr>
-          <w:ilvl w:val="0"/>
-          <w:numId w:val="51"/>
+        <w:t xml:space="preserve"> 1x Backend Developer, 1x Frontend Developer.</w:t>
+      </w:r>
+    </w:p>
+    <w:p>
+      <w:pPr>
+        <w:rPr>
+          <w:lang w:val="pl-PL"/>
+        </w:rPr>
+      </w:pPr>
+      <w:r>
+        <w:rPr>
+          <w:b/>
+          <w:bCs/>
+          <w:lang w:val="pl-PL"/>
+        </w:rPr>
+        <w:t>Etap 7: Testy integracyjne i systemowe</w:t>
+      </w:r>
+    </w:p>
+    <w:p>
+      <w:pPr>
+        <w:numPr>
+          <w:ilvl w:val="0"/>
+          <w:numId w:val="52"/>
         </w:numPr>
         <w:rPr>
           <w:lang w:val="pl-PL"/>
@@ -10462,14 +9684,14 @@
         <w:rPr>
           <w:lang w:val="pl-PL"/>
         </w:rPr>
-        <w:t xml:space="preserve"> Opracowanie widoku z podsumowaniami (KPI). Zaimplementowanie zapytań do bazy wyliczających średnie czasy przestojów, miesięczną przepustowość (w tonach) oraz generowanie gotowych plików PDF z raportami.</w:t>
-      </w:r>
-    </w:p>
-    <w:p>
-      <w:pPr>
-        <w:numPr>
-          <w:ilvl w:val="0"/>
-          <w:numId w:val="51"/>
+        <w:t xml:space="preserve"> Przeprowadzenie symulacji pełnego procesu przeładunkowego (od Kontrahenta, przez bramę, Koordynatora, aż po wyjazd Kierowcy i raport dla Zarządu). Wyłapanie błędów, testy obciążeniowe bazy danych.</w:t>
+      </w:r>
+    </w:p>
+    <w:p>
+      <w:pPr>
+        <w:numPr>
+          <w:ilvl w:val="0"/>
+          <w:numId w:val="52"/>
         </w:numPr>
         <w:rPr>
           <w:lang w:val="pl-PL"/>
@@ -10487,14 +9709,14 @@
         <w:rPr>
           <w:lang w:val="pl-PL"/>
         </w:rPr>
-        <w:t xml:space="preserve"> 7 dni roboczych.</w:t>
-      </w:r>
-    </w:p>
-    <w:p>
-      <w:pPr>
-        <w:numPr>
-          <w:ilvl w:val="0"/>
-          <w:numId w:val="51"/>
+        <w:t xml:space="preserve"> 10 dni roboczych.</w:t>
+      </w:r>
+    </w:p>
+    <w:p>
+      <w:pPr>
+        <w:numPr>
+          <w:ilvl w:val="0"/>
+          <w:numId w:val="52"/>
         </w:numPr>
         <w:rPr>
           <w:lang w:val="pl-PL"/>
@@ -10512,75 +9734,7 @@
         <w:rPr>
           <w:lang w:val="pl-PL"/>
         </w:rPr>
-        <w:t xml:space="preserve"> Wymaga zakończenia Etapu 4 (system musi przetworzyć cały cykl życia ładunku, żeby wyliczyć dla niego statystyki).</w:t>
-      </w:r>
-    </w:p>
-    <w:p>
-      <w:pPr>
-        <w:numPr>
-          <w:ilvl w:val="0"/>
-          <w:numId w:val="51"/>
-        </w:numPr>
-        <w:rPr>
-          <w:lang w:val="en-US"/>
-        </w:rPr>
-      </w:pPr>
-      <w:proofErr w:type="spellStart"/>
-      <w:r>
-        <w:rPr>
-          <w:b/>
-          <w:bCs/>
-          <w:lang w:val="en-US"/>
-        </w:rPr>
-        <w:t>Alokacja</w:t>
-      </w:r>
-      <w:proofErr w:type="spellEnd"/>
-      <w:r>
-        <w:rPr>
-          <w:b/>
-          <w:bCs/>
-          <w:lang w:val="en-US"/>
-        </w:rPr>
-        <w:t xml:space="preserve"> </w:t>
-      </w:r>
-      <w:proofErr w:type="spellStart"/>
-      <w:r>
-        <w:rPr>
-          <w:b/>
-          <w:bCs/>
-          <w:lang w:val="en-US"/>
-        </w:rPr>
-        <w:t>zasobów</w:t>
-      </w:r>
-      <w:proofErr w:type="spellEnd"/>
-      <w:r>
-        <w:rPr>
-          <w:b/>
-          <w:bCs/>
-          <w:lang w:val="en-US"/>
-        </w:rPr>
-        <w:t>:</w:t>
-      </w:r>
-      <w:r>
-        <w:rPr>
-          <w:lang w:val="en-US"/>
-        </w:rPr>
-        <w:t xml:space="preserve"> 1x Backend Developer, 1x Frontend Developer.</w:t>
-      </w:r>
-    </w:p>
-    <w:p>
-      <w:pPr>
-        <w:rPr>
-          <w:lang w:val="pl-PL"/>
-        </w:rPr>
-      </w:pPr>
-      <w:r>
-        <w:rPr>
-          <w:b/>
-          <w:bCs/>
-          <w:lang w:val="pl-PL"/>
-        </w:rPr>
-        <w:t>Etap 7: Testy integracyjne i systemowe</w:t>
+        <w:t xml:space="preserve"> Wymaga fizycznego zakończenia programowania modułów z Etapów 1-6.</w:t>
       </w:r>
     </w:p>
     <w:p>
@@ -10599,20 +9753,60 @@
           <w:bCs/>
           <w:lang w:val="pl-PL"/>
         </w:rPr>
+        <w:t>Alokacja zasobów:</w:t>
+      </w:r>
+      <w:r>
+        <w:rPr>
+          <w:lang w:val="pl-PL"/>
+        </w:rPr>
+        <w:t xml:space="preserve"> 1x Tester, wsparcie całego zespołu (usuwanie błędów itp).</w:t>
+      </w:r>
+    </w:p>
+    <w:p>
+      <w:pPr>
+        <w:rPr>
+          <w:lang w:val="pl-PL"/>
+        </w:rPr>
+      </w:pPr>
+      <w:r>
+        <w:rPr>
+          <w:b/>
+          <w:bCs/>
+          <w:lang w:val="pl-PL"/>
+        </w:rPr>
+        <w:t>Etap 8: Wdrożenie na serwery produkcyjne i dokumentacja</w:t>
+      </w:r>
+    </w:p>
+    <w:p>
+      <w:pPr>
+        <w:numPr>
+          <w:ilvl w:val="0"/>
+          <w:numId w:val="53"/>
+        </w:numPr>
+        <w:rPr>
+          <w:lang w:val="pl-PL"/>
+        </w:rPr>
+      </w:pPr>
+      <w:r>
+        <w:rPr>
+          <w:b/>
+          <w:bCs/>
+          <w:lang w:val="pl-PL"/>
+        </w:rPr>
         <w:t>Opis:</w:t>
       </w:r>
       <w:r>
         <w:rPr>
           <w:lang w:val="pl-PL"/>
         </w:rPr>
-        <w:t xml:space="preserve"> Przeprowadzenie symulacji pełnego procesu przeładunkowego (od Kontrahenta, przez bramę, Koordynatora, aż po wyjazd Kierowcy i raport dla Zarządu). Wyłapanie błędów, testy obciążeniowe bazy danych.</w:t>
-      </w:r>
-    </w:p>
-    <w:p>
-      <w:pPr>
-        <w:numPr>
-          <w:ilvl w:val="0"/>
-          <w:numId w:val="52"/>
+        <w:t xml:space="preserve"> Ostateczna publikacja systemu na docelowej infrastrukturze portu, podpięcie domen, zabezpieczenie sieci oraz przygotowanie krótkich instrukcji stanowiskowych dla personelu.</w:t>
+      </w:r>
+    </w:p>
+    <w:p>
+      <w:pPr>
+        <w:numPr>
+          <w:ilvl w:val="0"/>
+          <w:numId w:val="53"/>
         </w:numPr>
         <w:rPr>
           <w:lang w:val="pl-PL"/>
@@ -10630,14 +9824,14 @@
         <w:rPr>
           <w:lang w:val="pl-PL"/>
         </w:rPr>
-        <w:t xml:space="preserve"> 10 dni roboczych.</w:t>
-      </w:r>
-    </w:p>
-    <w:p>
-      <w:pPr>
-        <w:numPr>
-          <w:ilvl w:val="0"/>
-          <w:numId w:val="52"/>
+        <w:t xml:space="preserve"> 3 dni robocze.</w:t>
+      </w:r>
+    </w:p>
+    <w:p>
+      <w:pPr>
+        <w:numPr>
+          <w:ilvl w:val="0"/>
+          <w:numId w:val="53"/>
         </w:numPr>
         <w:rPr>
           <w:lang w:val="pl-PL"/>
@@ -10655,14 +9849,14 @@
         <w:rPr>
           <w:lang w:val="pl-PL"/>
         </w:rPr>
-        <w:t xml:space="preserve"> Wymaga fizycznego zakończenia programowania modułów z Etapów 1-6.</w:t>
-      </w:r>
-    </w:p>
-    <w:p>
-      <w:pPr>
-        <w:numPr>
-          <w:ilvl w:val="0"/>
-          <w:numId w:val="52"/>
+        <w:t xml:space="preserve"> Wymaga zakończenia Etapu 7 (pozytywny wynik testów systemu).</w:t>
+      </w:r>
+    </w:p>
+    <w:p>
+      <w:pPr>
+        <w:numPr>
+          <w:ilvl w:val="0"/>
+          <w:numId w:val="53"/>
         </w:numPr>
         <w:rPr>
           <w:lang w:val="pl-PL"/>
@@ -10680,150 +9874,7 @@
         <w:rPr>
           <w:lang w:val="pl-PL"/>
         </w:rPr>
-        <w:t xml:space="preserve"> 1x Tester, wsparcie całego zespołu (usuwanie błędów </w:t>
-      </w:r>
-      <w:proofErr w:type="spellStart"/>
-      <w:r>
-        <w:rPr>
-          <w:lang w:val="pl-PL"/>
-        </w:rPr>
-        <w:t>itp</w:t>
-      </w:r>
-      <w:proofErr w:type="spellEnd"/>
-      <w:r>
-        <w:rPr>
-          <w:lang w:val="pl-PL"/>
-        </w:rPr>
-        <w:t>).</w:t>
-      </w:r>
-    </w:p>
-    <w:p>
-      <w:pPr>
-        <w:rPr>
-          <w:lang w:val="pl-PL"/>
-        </w:rPr>
-      </w:pPr>
-      <w:r>
-        <w:rPr>
-          <w:b/>
-          <w:bCs/>
-          <w:lang w:val="pl-PL"/>
-        </w:rPr>
-        <w:t>Etap 8: Wdrożenie na serwery produkcyjne i dokumentacja</w:t>
-      </w:r>
-    </w:p>
-    <w:p>
-      <w:pPr>
-        <w:numPr>
-          <w:ilvl w:val="0"/>
-          <w:numId w:val="53"/>
-        </w:numPr>
-        <w:rPr>
-          <w:lang w:val="pl-PL"/>
-        </w:rPr>
-      </w:pPr>
-      <w:r>
-        <w:rPr>
-          <w:b/>
-          <w:bCs/>
-          <w:lang w:val="pl-PL"/>
-        </w:rPr>
-        <w:t>Opis:</w:t>
-      </w:r>
-      <w:r>
-        <w:rPr>
-          <w:lang w:val="pl-PL"/>
-        </w:rPr>
-        <w:t xml:space="preserve"> Ostateczna publikacja systemu na docelowej infrastrukturze portu, podpięcie domen, zabezpieczenie sieci oraz przygotowanie krótkich instrukcji stanowiskowych dla personelu.</w:t>
-      </w:r>
-    </w:p>
-    <w:p>
-      <w:pPr>
-        <w:numPr>
-          <w:ilvl w:val="0"/>
-          <w:numId w:val="53"/>
-        </w:numPr>
-        <w:rPr>
-          <w:lang w:val="pl-PL"/>
-        </w:rPr>
-      </w:pPr>
-      <w:r>
-        <w:rPr>
-          <w:b/>
-          <w:bCs/>
-          <w:lang w:val="pl-PL"/>
-        </w:rPr>
-        <w:t>Czas trwania:</w:t>
-      </w:r>
-      <w:r>
-        <w:rPr>
-          <w:lang w:val="pl-PL"/>
-        </w:rPr>
-        <w:t xml:space="preserve"> 3 dni robocze.</w:t>
-      </w:r>
-    </w:p>
-    <w:p>
-      <w:pPr>
-        <w:numPr>
-          <w:ilvl w:val="0"/>
-          <w:numId w:val="53"/>
-        </w:numPr>
-        <w:rPr>
-          <w:lang w:val="pl-PL"/>
-        </w:rPr>
-      </w:pPr>
-      <w:r>
-        <w:rPr>
-          <w:b/>
-          <w:bCs/>
-          <w:lang w:val="pl-PL"/>
-        </w:rPr>
-        <w:t>Zależności:</w:t>
-      </w:r>
-      <w:r>
-        <w:rPr>
-          <w:lang w:val="pl-PL"/>
-        </w:rPr>
-        <w:t xml:space="preserve"> Wymaga zakończenia Etapu 7 (pozytywny wynik testów systemu).</w:t>
-      </w:r>
-    </w:p>
-    <w:p>
-      <w:pPr>
-        <w:numPr>
-          <w:ilvl w:val="0"/>
-          <w:numId w:val="53"/>
-        </w:numPr>
-        <w:rPr>
-          <w:lang w:val="pl-PL"/>
-        </w:rPr>
-      </w:pPr>
-      <w:r>
-        <w:rPr>
-          <w:b/>
-          <w:bCs/>
-          <w:lang w:val="pl-PL"/>
-        </w:rPr>
-        <w:t>Alokacja zasobów:</w:t>
-      </w:r>
-      <w:r>
-        <w:rPr>
-          <w:lang w:val="pl-PL"/>
-        </w:rPr>
-        <w:t xml:space="preserve"> 1x Architekt/</w:t>
-      </w:r>
-      <w:proofErr w:type="spellStart"/>
-      <w:r>
-        <w:rPr>
-          <w:lang w:val="pl-PL"/>
-        </w:rPr>
-        <w:t>DevOps</w:t>
-      </w:r>
-      <w:proofErr w:type="spellEnd"/>
-      <w:r>
-        <w:rPr>
-          <w:lang w:val="pl-PL"/>
-        </w:rPr>
-        <w:t>.</w:t>
+        <w:t xml:space="preserve"> 1x Architekt/DevOps.</w:t>
       </w:r>
     </w:p>
     <w:p>
@@ -10844,61 +9895,19 @@
         <w:rPr>
           <w:lang w:val="pl-PL"/>
         </w:rPr>
-        <w:t xml:space="preserve"> Ze względu na możliwość równoległego realizowania niektórych zadań (np. </w:t>
-      </w:r>
-      <w:proofErr w:type="spellStart"/>
-      <w:r>
-        <w:rPr>
-          <w:lang w:val="pl-PL"/>
-        </w:rPr>
-        <w:t>frontendu</w:t>
-      </w:r>
-      <w:proofErr w:type="spellEnd"/>
-      <w:r>
-        <w:rPr>
-          <w:lang w:val="pl-PL"/>
-        </w:rPr>
-        <w:t xml:space="preserve"> kierowcy w czasie, gdy </w:t>
-      </w:r>
-      <w:proofErr w:type="spellStart"/>
-      <w:r>
-        <w:rPr>
-          <w:lang w:val="pl-PL"/>
-        </w:rPr>
-        <w:t>backendowcy</w:t>
-      </w:r>
-      <w:proofErr w:type="spellEnd"/>
-      <w:r>
-        <w:rPr>
-          <w:lang w:val="pl-PL"/>
-        </w:rPr>
-        <w:t xml:space="preserve"> piszą moduł raportowy), cały projekt zakłada realizację w około 60 dni roboczych </w:t>
-      </w:r>
-      <w:proofErr w:type="spellStart"/>
-      <w:r>
-        <w:rPr>
-          <w:lang w:val="pl-PL"/>
-        </w:rPr>
-        <w:t>roboczych</w:t>
-      </w:r>
-      <w:proofErr w:type="spellEnd"/>
-      <w:r>
-        <w:rPr>
-          <w:lang w:val="pl-PL"/>
-        </w:rPr>
-        <w:t xml:space="preserve"> czyli w przybliżeniu 3 miesiące kalendarzowe. </w:t>
-      </w:r>
-    </w:p>
-    <w:p>
-      <w:pPr>
-        <w:rPr>
-          <w:lang w:val="pl-PL"/>
-        </w:rPr>
-      </w:pPr>
-    </w:p>
-    <w:p>
-      <w:pPr>
-        <w:pStyle w:val="Nagwek1"/>
+        <w:t xml:space="preserve"> Ze względu na możliwość równoległego realizowania niektórych zadań (np. frontendu kierowcy w czasie, gdy backendowcy piszą moduł raportowy), cały projekt zakłada realizację w około 60 dni roboczych roboczych czyli w przybliżeniu 3 miesiące kalendarzowe. </w:t>
+      </w:r>
+    </w:p>
+    <w:p>
+      <w:pPr>
+        <w:rPr>
+          <w:lang w:val="pl-PL"/>
+        </w:rPr>
+      </w:pPr>
+    </w:p>
+    <w:p>
+      <w:pPr>
+        <w:pStyle w:val="Heading1"/>
         <w:numPr>
           <w:ilvl w:val="0"/>
           <w:numId w:val="7"/>
@@ -10923,7 +9932,7 @@
     <w:p/>
     <w:p>
       <w:pPr>
-        <w:pStyle w:val="Nagwek1"/>
+        <w:pStyle w:val="Heading1"/>
         <w:numPr>
           <w:ilvl w:val="0"/>
           <w:numId w:val="7"/>
@@ -10944,7 +9953,2175 @@
       </w:r>
     </w:p>
     <w:p/>
-    <w:p/>
+    <w:p>
+      <w:pPr>
+        <w:rPr>
+          <w:lang w:val="pl-PL"/>
+        </w:rPr>
+      </w:pPr>
+      <w:r>
+        <w:rPr>
+          <w:lang w:val="pl-PL"/>
+        </w:rPr>
+        <w:t>Kosztorys został podzielony na etapy wdrożeniowe, uwzględniające koszty pracy programistów, licencji, infrastruktury oraz usług dodatkowych (konsultacje, szkolenia).</w:t>
+      </w:r>
+    </w:p>
+    <w:p>
+      <w:pPr>
+        <w:rPr>
+          <w:b/>
+          <w:bCs/>
+          <w:lang w:val="pl-PL"/>
+        </w:rPr>
+      </w:pPr>
+      <w:r>
+        <w:rPr>
+          <w:lang w:val="pl-PL"/>
+        </w:rPr>
+        <w:t>Etap I: Prace analityczno-projektowe i konsultacje</w:t>
+      </w:r>
+    </w:p>
+    <w:p>
+      <w:pPr>
+        <w:numPr>
+          <w:ilvl w:val="0"/>
+          <w:numId w:val="54"/>
+        </w:numPr>
+        <w:rPr>
+          <w:lang w:val="pl-PL"/>
+        </w:rPr>
+      </w:pPr>
+      <w:r>
+        <w:rPr>
+          <w:b/>
+          <w:bCs/>
+          <w:lang w:val="pl-PL"/>
+        </w:rPr>
+        <w:t>Zakres:</w:t>
+      </w:r>
+      <w:r>
+        <w:rPr>
+          <w:lang w:val="pl-PL"/>
+        </w:rPr>
+        <w:t xml:space="preserve"> Analiza wymagań, opracowanie pełnej dokumentacji technicznej (diagramy UML, specyfikacja bazy danych), konsultacje techniczne z zarządem i koordynatorami portu.</w:t>
+      </w:r>
+    </w:p>
+    <w:p>
+      <w:pPr>
+        <w:numPr>
+          <w:ilvl w:val="0"/>
+          <w:numId w:val="54"/>
+        </w:numPr>
+        <w:rPr>
+          <w:lang w:val="pl-PL"/>
+        </w:rPr>
+      </w:pPr>
+      <w:r>
+        <w:rPr>
+          <w:b/>
+          <w:bCs/>
+          <w:lang w:val="pl-PL"/>
+        </w:rPr>
+        <w:t>Koszt:</w:t>
+      </w:r>
+      <w:r>
+        <w:rPr>
+          <w:lang w:val="pl-PL"/>
+        </w:rPr>
+        <w:t xml:space="preserve"> 8 000 zł</w:t>
+      </w:r>
+    </w:p>
+    <w:p>
+      <w:pPr>
+        <w:rPr>
+          <w:b/>
+          <w:bCs/>
+          <w:lang w:val="pl-PL"/>
+        </w:rPr>
+      </w:pPr>
+      <w:r>
+        <w:rPr>
+          <w:lang w:val="pl-PL"/>
+        </w:rPr>
+        <w:t>Etap II: Budowa infrastruktury rdzeniowej i bazy danych</w:t>
+      </w:r>
+    </w:p>
+    <w:p>
+      <w:pPr>
+        <w:numPr>
+          <w:ilvl w:val="0"/>
+          <w:numId w:val="55"/>
+        </w:numPr>
+        <w:rPr>
+          <w:lang w:val="pl-PL"/>
+        </w:rPr>
+      </w:pPr>
+      <w:r>
+        <w:rPr>
+          <w:b/>
+          <w:bCs/>
+          <w:lang w:val="pl-PL"/>
+        </w:rPr>
+        <w:t>Zakres:</w:t>
+      </w:r>
+      <w:r>
+        <w:rPr>
+          <w:lang w:val="pl-PL"/>
+        </w:rPr>
+        <w:t xml:space="preserve"> Zakup i konfiguracja infrastruktury serwerowej oraz wdrożenie relacyjnej bazy danych obsługującej rejestr awizacji i dane ładunków.</w:t>
+      </w:r>
+    </w:p>
+    <w:p>
+      <w:pPr>
+        <w:numPr>
+          <w:ilvl w:val="1"/>
+          <w:numId w:val="55"/>
+        </w:numPr>
+        <w:rPr>
+          <w:lang w:val="pl-PL"/>
+        </w:rPr>
+      </w:pPr>
+      <w:r>
+        <w:rPr>
+          <w:lang w:val="pl-PL"/>
+        </w:rPr>
+        <w:t>Serwer fizyczny/chmurowy: 6 000 zł (koszt stały)</w:t>
+      </w:r>
+    </w:p>
+    <w:p>
+      <w:pPr>
+        <w:numPr>
+          <w:ilvl w:val="1"/>
+          <w:numId w:val="55"/>
+        </w:numPr>
+        <w:rPr>
+          <w:lang w:val="pl-PL"/>
+        </w:rPr>
+      </w:pPr>
+      <w:r>
+        <w:rPr>
+          <w:lang w:val="pl-PL"/>
+        </w:rPr>
+        <w:t>Licencja i konfiguracja bazy danych: 5 000 zł (koszt stały)</w:t>
+      </w:r>
+    </w:p>
+    <w:p>
+      <w:pPr>
+        <w:numPr>
+          <w:ilvl w:val="1"/>
+          <w:numId w:val="55"/>
+        </w:numPr>
+        <w:rPr>
+          <w:lang w:val="pl-PL"/>
+        </w:rPr>
+      </w:pPr>
+      <w:r>
+        <w:rPr>
+          <w:lang w:val="pl-PL"/>
+        </w:rPr>
+        <w:t xml:space="preserve">Prace implementacyjne (klasa główna </w:t>
+      </w:r>
+      <w:r>
+        <w:rPr>
+          <w:b/>
+          <w:bCs/>
+          <w:lang w:val="pl-PL"/>
+        </w:rPr>
+        <w:t>System</w:t>
+      </w:r>
+      <w:r>
+        <w:rPr>
+          <w:lang w:val="pl-PL"/>
+        </w:rPr>
+        <w:t>, logika backendowa): 15 000 zł</w:t>
+      </w:r>
+    </w:p>
+    <w:p>
+      <w:pPr>
+        <w:numPr>
+          <w:ilvl w:val="0"/>
+          <w:numId w:val="55"/>
+        </w:numPr>
+        <w:rPr>
+          <w:lang w:val="pl-PL"/>
+        </w:rPr>
+      </w:pPr>
+      <w:r>
+        <w:rPr>
+          <w:b/>
+          <w:bCs/>
+          <w:lang w:val="pl-PL"/>
+        </w:rPr>
+        <w:t>Koszt etapu:</w:t>
+      </w:r>
+      <w:r>
+        <w:rPr>
+          <w:lang w:val="pl-PL"/>
+        </w:rPr>
+        <w:t xml:space="preserve"> 26 000 zł</w:t>
+      </w:r>
+    </w:p>
+    <w:p>
+      <w:pPr>
+        <w:rPr>
+          <w:b/>
+          <w:bCs/>
+          <w:lang w:val="pl-PL"/>
+        </w:rPr>
+      </w:pPr>
+      <w:r>
+        <w:rPr>
+          <w:lang w:val="pl-PL"/>
+        </w:rPr>
+        <w:t>Etap III: Implementacja modułów dyspozytorskich (Backend &amp; Desktop/Web)</w:t>
+      </w:r>
+    </w:p>
+    <w:p>
+      <w:pPr>
+        <w:numPr>
+          <w:ilvl w:val="0"/>
+          <w:numId w:val="56"/>
+        </w:numPr>
+        <w:rPr>
+          <w:lang w:val="pl-PL"/>
+        </w:rPr>
+      </w:pPr>
+      <w:r>
+        <w:rPr>
+          <w:b/>
+          <w:bCs/>
+          <w:lang w:val="pl-PL"/>
+        </w:rPr>
+        <w:t>Zakres:</w:t>
+      </w:r>
+      <w:r>
+        <w:rPr>
+          <w:lang w:val="pl-PL"/>
+        </w:rPr>
+        <w:t xml:space="preserve"> Programowanie systemów operacyjnych dla pracowników wewnętrznych portu.</w:t>
+      </w:r>
+    </w:p>
+    <w:p>
+      <w:pPr>
+        <w:numPr>
+          <w:ilvl w:val="1"/>
+          <w:numId w:val="56"/>
+        </w:numPr>
+        <w:rPr>
+          <w:lang w:val="pl-PL"/>
+        </w:rPr>
+      </w:pPr>
+      <w:r>
+        <w:rPr>
+          <w:lang w:val="pl-PL"/>
+        </w:rPr>
+        <w:t>Moduł rejestracji i zarządzania ładunkami (Widok Operatora).</w:t>
+      </w:r>
+    </w:p>
+    <w:p>
+      <w:pPr>
+        <w:numPr>
+          <w:ilvl w:val="1"/>
+          <w:numId w:val="56"/>
+        </w:numPr>
+        <w:rPr>
+          <w:lang w:val="pl-PL"/>
+        </w:rPr>
+      </w:pPr>
+      <w:r>
+        <w:rPr>
+          <w:lang w:val="pl-PL"/>
+        </w:rPr>
+        <w:t>Moduł automatycznego harmonogramowania i alokacji zasobów (Widok Koordynatora).</w:t>
+      </w:r>
+    </w:p>
+    <w:p>
+      <w:pPr>
+        <w:numPr>
+          <w:ilvl w:val="0"/>
+          <w:numId w:val="56"/>
+        </w:numPr>
+        <w:rPr>
+          <w:lang w:val="pl-PL"/>
+        </w:rPr>
+      </w:pPr>
+      <w:r>
+        <w:rPr>
+          <w:b/>
+          <w:bCs/>
+          <w:lang w:val="pl-PL"/>
+        </w:rPr>
+        <w:t>Koszt etapu:</w:t>
+      </w:r>
+      <w:r>
+        <w:rPr>
+          <w:lang w:val="pl-PL"/>
+        </w:rPr>
+        <w:t xml:space="preserve"> 20 000 zł</w:t>
+      </w:r>
+    </w:p>
+    <w:p>
+      <w:pPr>
+        <w:rPr>
+          <w:b/>
+          <w:bCs/>
+          <w:lang w:val="pl-PL"/>
+        </w:rPr>
+      </w:pPr>
+      <w:r>
+        <w:rPr>
+          <w:lang w:val="pl-PL"/>
+        </w:rPr>
+        <w:t>Etap IV: Implementacja modułów zewnętrznych i aplikacji mobilnej</w:t>
+      </w:r>
+    </w:p>
+    <w:p>
+      <w:pPr>
+        <w:numPr>
+          <w:ilvl w:val="0"/>
+          <w:numId w:val="57"/>
+        </w:numPr>
+        <w:rPr>
+          <w:lang w:val="pl-PL"/>
+        </w:rPr>
+      </w:pPr>
+      <w:r>
+        <w:rPr>
+          <w:b/>
+          <w:bCs/>
+          <w:lang w:val="pl-PL"/>
+        </w:rPr>
+        <w:t>Zakres:</w:t>
+      </w:r>
+      <w:r>
+        <w:rPr>
+          <w:lang w:val="pl-PL"/>
+        </w:rPr>
+        <w:t xml:space="preserve"> Tworzenie interfejsów dla użytkowników zewnętrznych portu.</w:t>
+      </w:r>
+    </w:p>
+    <w:p>
+      <w:pPr>
+        <w:numPr>
+          <w:ilvl w:val="1"/>
+          <w:numId w:val="57"/>
+        </w:numPr>
+        <w:rPr>
+          <w:lang w:val="pl-PL"/>
+        </w:rPr>
+      </w:pPr>
+      <w:r>
+        <w:rPr>
+          <w:lang w:val="pl-PL"/>
+        </w:rPr>
+        <w:t>Strona mobilna/aplikacja (PWA) dla Kierowców do cyfrowego potwierdzania statusów.</w:t>
+      </w:r>
+    </w:p>
+    <w:p>
+      <w:pPr>
+        <w:numPr>
+          <w:ilvl w:val="1"/>
+          <w:numId w:val="57"/>
+        </w:numPr>
+        <w:rPr>
+          <w:lang w:val="pl-PL"/>
+        </w:rPr>
+      </w:pPr>
+      <w:r>
+        <w:rPr>
+          <w:lang w:val="pl-PL"/>
+        </w:rPr>
+        <w:t>Portal Kontrahenta (Strefa Klienta) do śledzenia towarów online.</w:t>
+      </w:r>
+    </w:p>
+    <w:p>
+      <w:pPr>
+        <w:numPr>
+          <w:ilvl w:val="0"/>
+          <w:numId w:val="57"/>
+        </w:numPr>
+        <w:rPr>
+          <w:lang w:val="pl-PL"/>
+        </w:rPr>
+      </w:pPr>
+      <w:r>
+        <w:rPr>
+          <w:b/>
+          <w:bCs/>
+          <w:lang w:val="pl-PL"/>
+        </w:rPr>
+        <w:t>Koszt etapu:</w:t>
+      </w:r>
+      <w:r>
+        <w:rPr>
+          <w:lang w:val="pl-PL"/>
+        </w:rPr>
+        <w:t xml:space="preserve"> 14 000 zł</w:t>
+      </w:r>
+    </w:p>
+    <w:p>
+      <w:pPr>
+        <w:rPr>
+          <w:b/>
+          <w:bCs/>
+          <w:lang w:val="pl-PL"/>
+        </w:rPr>
+      </w:pPr>
+      <w:r>
+        <w:rPr>
+          <w:lang w:val="pl-PL"/>
+        </w:rPr>
+        <w:t>Etap V: Moduł analityczny i raportowy</w:t>
+      </w:r>
+    </w:p>
+    <w:p>
+      <w:pPr>
+        <w:numPr>
+          <w:ilvl w:val="0"/>
+          <w:numId w:val="58"/>
+        </w:numPr>
+        <w:rPr>
+          <w:lang w:val="pl-PL"/>
+        </w:rPr>
+      </w:pPr>
+      <w:r>
+        <w:rPr>
+          <w:b/>
+          <w:bCs/>
+          <w:lang w:val="pl-PL"/>
+        </w:rPr>
+        <w:t>Zakres:</w:t>
+      </w:r>
+      <w:r>
+        <w:rPr>
+          <w:lang w:val="pl-PL"/>
+        </w:rPr>
+        <w:t xml:space="preserve"> Wdrożenie panelu dla Zarządu portu służącego do agregacji danych historycznych, wyliczania wskaźników KPI oraz generowania wykresów i raportów.</w:t>
+      </w:r>
+    </w:p>
+    <w:p>
+      <w:pPr>
+        <w:numPr>
+          <w:ilvl w:val="0"/>
+          <w:numId w:val="58"/>
+        </w:numPr>
+        <w:rPr>
+          <w:lang w:val="pl-PL"/>
+        </w:rPr>
+      </w:pPr>
+      <w:r>
+        <w:rPr>
+          <w:b/>
+          <w:bCs/>
+          <w:lang w:val="pl-PL"/>
+        </w:rPr>
+        <w:t>Koszt etapu:</w:t>
+      </w:r>
+      <w:r>
+        <w:rPr>
+          <w:lang w:val="pl-PL"/>
+        </w:rPr>
+        <w:t xml:space="preserve"> 10 000 zł</w:t>
+      </w:r>
+    </w:p>
+    <w:p>
+      <w:pPr>
+        <w:rPr>
+          <w:b/>
+          <w:bCs/>
+          <w:lang w:val="pl-PL"/>
+        </w:rPr>
+      </w:pPr>
+      <w:r>
+        <w:rPr>
+          <w:lang w:val="pl-PL"/>
+        </w:rPr>
+        <w:t>Etap VI: Integracja, wdrożenie i szkolenia</w:t>
+      </w:r>
+    </w:p>
+    <w:p>
+      <w:pPr>
+        <w:numPr>
+          <w:ilvl w:val="0"/>
+          <w:numId w:val="59"/>
+        </w:numPr>
+        <w:rPr>
+          <w:lang w:val="pl-PL"/>
+        </w:rPr>
+      </w:pPr>
+      <w:r>
+        <w:rPr>
+          <w:b/>
+          <w:bCs/>
+          <w:lang w:val="pl-PL"/>
+        </w:rPr>
+        <w:lastRenderedPageBreak/>
+        <w:t>Zakres:</w:t>
+      </w:r>
+      <w:r>
+        <w:rPr>
+          <w:lang w:val="pl-PL"/>
+        </w:rPr>
+        <w:t xml:space="preserve"> Testy integracyjne całego ekosystemu PORT-LOG, instalacja produkcyjna, asysta techniczna przy uruchomieniu oraz szkolenia stanowiskowe dla operatorów i koordynatorów portu.</w:t>
+      </w:r>
+    </w:p>
+    <w:p>
+      <w:pPr>
+        <w:numPr>
+          <w:ilvl w:val="0"/>
+          <w:numId w:val="59"/>
+        </w:numPr>
+        <w:rPr>
+          <w:lang w:val="pl-PL"/>
+        </w:rPr>
+      </w:pPr>
+      <w:r>
+        <w:rPr>
+          <w:b/>
+          <w:bCs/>
+          <w:lang w:val="pl-PL"/>
+        </w:rPr>
+        <w:t>Koszt etapu:</w:t>
+      </w:r>
+      <w:r>
+        <w:rPr>
+          <w:lang w:val="pl-PL"/>
+        </w:rPr>
+        <w:t xml:space="preserve"> 6 000 zł</w:t>
+      </w:r>
+    </w:p>
+    <w:p>
+      <w:pPr>
+        <w:rPr>
+          <w:b/>
+          <w:bCs/>
+          <w:lang w:val="pl-PL"/>
+        </w:rPr>
+      </w:pPr>
+      <w:r>
+        <w:rPr>
+          <w:lang w:val="pl-PL"/>
+        </w:rPr>
+        <w:t>Tabela podsumowująca:</w:t>
+      </w:r>
+    </w:p>
+    <w:tbl>
+      <w:tblPr>
+        <w:tblW w:w="0" w:type="auto"/>
+        <w:tblCellMar>
+          <w:top w:w="15" w:type="dxa"/>
+          <w:left w:w="15" w:type="dxa"/>
+          <w:bottom w:w="15" w:type="dxa"/>
+          <w:right w:w="15" w:type="dxa"/>
+        </w:tblCellMar>
+        <w:tblLook w:val="04A0" w:firstRow="1" w:lastRow="0" w:firstColumn="1" w:lastColumn="0" w:noHBand="0" w:noVBand="1"/>
+      </w:tblPr>
+      <w:tblGrid>
+        <w:gridCol w:w="3849"/>
+        <w:gridCol w:w="2759"/>
+        <w:gridCol w:w="2405"/>
+      </w:tblGrid>
+      <w:tr>
+        <w:trPr>
+          <w:trHeight w:val="315"/>
+        </w:trPr>
+        <w:tc>
+          <w:tcPr>
+            <w:tcW w:w="0" w:type="auto"/>
+            <w:tcBorders>
+              <w:top w:val="single" w:sz="6" w:space="0" w:color="284E3F"/>
+              <w:left w:val="single" w:sz="6" w:space="0" w:color="284E3F"/>
+              <w:bottom w:val="single" w:sz="6" w:space="0" w:color="284E3F"/>
+              <w:right w:val="single" w:sz="6" w:space="0" w:color="356854"/>
+            </w:tcBorders>
+            <w:shd w:val="clear" w:color="auto" w:fill="356854"/>
+            <w:tcMar>
+              <w:top w:w="40" w:type="dxa"/>
+              <w:left w:w="120" w:type="dxa"/>
+              <w:bottom w:w="40" w:type="dxa"/>
+              <w:right w:w="120" w:type="dxa"/>
+            </w:tcMar>
+            <w:vAlign w:val="center"/>
+            <w:hideMark/>
+          </w:tcPr>
+          <w:p>
+            <w:pPr>
+              <w:rPr>
+                <w:lang w:val="pl-PL"/>
+              </w:rPr>
+            </w:pPr>
+            <w:r>
+              <w:rPr>
+                <w:lang w:val="pl-PL"/>
+              </w:rPr>
+              <w:t>Element kosztorysu</w:t>
+            </w:r>
+          </w:p>
+        </w:tc>
+        <w:tc>
+          <w:tcPr>
+            <w:tcW w:w="0" w:type="auto"/>
+            <w:tcBorders>
+              <w:top w:val="single" w:sz="6" w:space="0" w:color="284E3F"/>
+              <w:left w:val="single" w:sz="6" w:space="0" w:color="356854"/>
+              <w:bottom w:val="single" w:sz="6" w:space="0" w:color="284E3F"/>
+              <w:right w:val="single" w:sz="6" w:space="0" w:color="356854"/>
+            </w:tcBorders>
+            <w:shd w:val="clear" w:color="auto" w:fill="356854"/>
+            <w:tcMar>
+              <w:top w:w="40" w:type="dxa"/>
+              <w:left w:w="120" w:type="dxa"/>
+              <w:bottom w:w="40" w:type="dxa"/>
+              <w:right w:w="120" w:type="dxa"/>
+            </w:tcMar>
+            <w:vAlign w:val="center"/>
+            <w:hideMark/>
+          </w:tcPr>
+          <w:p>
+            <w:pPr>
+              <w:rPr>
+                <w:lang w:val="pl-PL"/>
+              </w:rPr>
+            </w:pPr>
+            <w:r>
+              <w:rPr>
+                <w:lang w:val="pl-PL"/>
+              </w:rPr>
+              <w:t>Wariant A (Podstawowy)</w:t>
+            </w:r>
+          </w:p>
+        </w:tc>
+        <w:tc>
+          <w:tcPr>
+            <w:tcW w:w="0" w:type="auto"/>
+            <w:tcBorders>
+              <w:top w:val="single" w:sz="6" w:space="0" w:color="284E3F"/>
+              <w:left w:val="single" w:sz="6" w:space="0" w:color="356854"/>
+              <w:bottom w:val="single" w:sz="6" w:space="0" w:color="284E3F"/>
+              <w:right w:val="single" w:sz="6" w:space="0" w:color="284E3F"/>
+            </w:tcBorders>
+            <w:shd w:val="clear" w:color="auto" w:fill="356854"/>
+            <w:tcMar>
+              <w:top w:w="40" w:type="dxa"/>
+              <w:left w:w="120" w:type="dxa"/>
+              <w:bottom w:w="40" w:type="dxa"/>
+              <w:right w:w="120" w:type="dxa"/>
+            </w:tcMar>
+            <w:vAlign w:val="center"/>
+            <w:hideMark/>
+          </w:tcPr>
+          <w:p>
+            <w:pPr>
+              <w:rPr>
+                <w:lang w:val="pl-PL"/>
+              </w:rPr>
+            </w:pPr>
+            <w:r>
+              <w:rPr>
+                <w:lang w:val="pl-PL"/>
+              </w:rPr>
+              <w:t>Wariant B (Rozszerzony)</w:t>
+            </w:r>
+          </w:p>
+        </w:tc>
+      </w:tr>
+      <w:tr>
+        <w:trPr>
+          <w:trHeight w:val="315"/>
+        </w:trPr>
+        <w:tc>
+          <w:tcPr>
+            <w:tcW w:w="0" w:type="auto"/>
+            <w:tcBorders>
+              <w:top w:val="single" w:sz="6" w:space="0" w:color="284E3F"/>
+              <w:left w:val="single" w:sz="6" w:space="0" w:color="284E3F"/>
+              <w:bottom w:val="single" w:sz="6" w:space="0" w:color="CCCCCC"/>
+              <w:right w:val="single" w:sz="6" w:space="0" w:color="CCCCCC"/>
+            </w:tcBorders>
+            <w:shd w:val="clear" w:color="auto" w:fill="FFFFFF"/>
+            <w:tcMar>
+              <w:top w:w="40" w:type="dxa"/>
+              <w:left w:w="120" w:type="dxa"/>
+              <w:bottom w:w="40" w:type="dxa"/>
+              <w:right w:w="120" w:type="dxa"/>
+            </w:tcMar>
+            <w:vAlign w:val="center"/>
+            <w:hideMark/>
+          </w:tcPr>
+          <w:p>
+            <w:pPr>
+              <w:rPr>
+                <w:lang w:val="pl-PL"/>
+              </w:rPr>
+            </w:pPr>
+            <w:r>
+              <w:rPr>
+                <w:lang w:val="pl-PL"/>
+              </w:rPr>
+              <w:t>Infrastruktura (Serwer)</w:t>
+            </w:r>
+          </w:p>
+        </w:tc>
+        <w:tc>
+          <w:tcPr>
+            <w:tcW w:w="0" w:type="auto"/>
+            <w:tcBorders>
+              <w:top w:val="single" w:sz="6" w:space="0" w:color="284E3F"/>
+              <w:left w:val="single" w:sz="6" w:space="0" w:color="CCCCCC"/>
+              <w:bottom w:val="single" w:sz="6" w:space="0" w:color="CCCCCC"/>
+              <w:right w:val="single" w:sz="6" w:space="0" w:color="CCCCCC"/>
+            </w:tcBorders>
+            <w:shd w:val="clear" w:color="auto" w:fill="FFFFFF"/>
+            <w:tcMar>
+              <w:top w:w="40" w:type="dxa"/>
+              <w:left w:w="120" w:type="dxa"/>
+              <w:bottom w:w="40" w:type="dxa"/>
+              <w:right w:w="120" w:type="dxa"/>
+            </w:tcMar>
+            <w:vAlign w:val="center"/>
+            <w:hideMark/>
+          </w:tcPr>
+          <w:p>
+            <w:pPr>
+              <w:rPr>
+                <w:lang w:val="pl-PL"/>
+              </w:rPr>
+            </w:pPr>
+            <w:r>
+              <w:rPr>
+                <w:lang w:val="pl-PL"/>
+              </w:rPr>
+              <w:t>6 000 zł</w:t>
+            </w:r>
+          </w:p>
+        </w:tc>
+        <w:tc>
+          <w:tcPr>
+            <w:tcW w:w="0" w:type="auto"/>
+            <w:tcBorders>
+              <w:top w:val="single" w:sz="6" w:space="0" w:color="284E3F"/>
+              <w:left w:val="single" w:sz="6" w:space="0" w:color="CCCCCC"/>
+              <w:bottom w:val="single" w:sz="6" w:space="0" w:color="CCCCCC"/>
+              <w:right w:val="single" w:sz="6" w:space="0" w:color="284E3F"/>
+            </w:tcBorders>
+            <w:shd w:val="clear" w:color="auto" w:fill="FFFFFF"/>
+            <w:tcMar>
+              <w:top w:w="40" w:type="dxa"/>
+              <w:left w:w="120" w:type="dxa"/>
+              <w:bottom w:w="40" w:type="dxa"/>
+              <w:right w:w="120" w:type="dxa"/>
+            </w:tcMar>
+            <w:vAlign w:val="center"/>
+            <w:hideMark/>
+          </w:tcPr>
+          <w:p>
+            <w:pPr>
+              <w:rPr>
+                <w:lang w:val="pl-PL"/>
+              </w:rPr>
+            </w:pPr>
+            <w:r>
+              <w:rPr>
+                <w:lang w:val="pl-PL"/>
+              </w:rPr>
+              <w:t>6 000 zł</w:t>
+            </w:r>
+          </w:p>
+        </w:tc>
+      </w:tr>
+      <w:tr>
+        <w:trPr>
+          <w:trHeight w:val="315"/>
+        </w:trPr>
+        <w:tc>
+          <w:tcPr>
+            <w:tcW w:w="0" w:type="auto"/>
+            <w:tcBorders>
+              <w:top w:val="single" w:sz="6" w:space="0" w:color="CCCCCC"/>
+              <w:left w:val="single" w:sz="6" w:space="0" w:color="284E3F"/>
+              <w:bottom w:val="single" w:sz="6" w:space="0" w:color="CCCCCC"/>
+              <w:right w:val="single" w:sz="6" w:space="0" w:color="CCCCCC"/>
+            </w:tcBorders>
+            <w:shd w:val="clear" w:color="auto" w:fill="F6F8F9"/>
+            <w:tcMar>
+              <w:top w:w="40" w:type="dxa"/>
+              <w:left w:w="120" w:type="dxa"/>
+              <w:bottom w:w="40" w:type="dxa"/>
+              <w:right w:w="120" w:type="dxa"/>
+            </w:tcMar>
+            <w:vAlign w:val="center"/>
+            <w:hideMark/>
+          </w:tcPr>
+          <w:p>
+            <w:pPr>
+              <w:rPr>
+                <w:lang w:val="pl-PL"/>
+              </w:rPr>
+            </w:pPr>
+            <w:r>
+              <w:rPr>
+                <w:lang w:val="pl-PL"/>
+              </w:rPr>
+              <w:t>Baza danych (Licencja i setup)</w:t>
+            </w:r>
+          </w:p>
+        </w:tc>
+        <w:tc>
+          <w:tcPr>
+            <w:tcW w:w="0" w:type="auto"/>
+            <w:tcBorders>
+              <w:top w:val="single" w:sz="6" w:space="0" w:color="CCCCCC"/>
+              <w:left w:val="single" w:sz="6" w:space="0" w:color="CCCCCC"/>
+              <w:bottom w:val="single" w:sz="6" w:space="0" w:color="CCCCCC"/>
+              <w:right w:val="single" w:sz="6" w:space="0" w:color="CCCCCC"/>
+            </w:tcBorders>
+            <w:shd w:val="clear" w:color="auto" w:fill="F6F8F9"/>
+            <w:tcMar>
+              <w:top w:w="40" w:type="dxa"/>
+              <w:left w:w="120" w:type="dxa"/>
+              <w:bottom w:w="40" w:type="dxa"/>
+              <w:right w:w="120" w:type="dxa"/>
+            </w:tcMar>
+            <w:vAlign w:val="center"/>
+            <w:hideMark/>
+          </w:tcPr>
+          <w:p>
+            <w:pPr>
+              <w:rPr>
+                <w:lang w:val="pl-PL"/>
+              </w:rPr>
+            </w:pPr>
+            <w:r>
+              <w:rPr>
+                <w:lang w:val="pl-PL"/>
+              </w:rPr>
+              <w:t>5 000 zł</w:t>
+            </w:r>
+          </w:p>
+        </w:tc>
+        <w:tc>
+          <w:tcPr>
+            <w:tcW w:w="0" w:type="auto"/>
+            <w:tcBorders>
+              <w:top w:val="single" w:sz="6" w:space="0" w:color="CCCCCC"/>
+              <w:left w:val="single" w:sz="6" w:space="0" w:color="CCCCCC"/>
+              <w:bottom w:val="single" w:sz="6" w:space="0" w:color="CCCCCC"/>
+              <w:right w:val="single" w:sz="6" w:space="0" w:color="284E3F"/>
+            </w:tcBorders>
+            <w:shd w:val="clear" w:color="auto" w:fill="F6F8F9"/>
+            <w:tcMar>
+              <w:top w:w="40" w:type="dxa"/>
+              <w:left w:w="120" w:type="dxa"/>
+              <w:bottom w:w="40" w:type="dxa"/>
+              <w:right w:w="120" w:type="dxa"/>
+            </w:tcMar>
+            <w:vAlign w:val="center"/>
+            <w:hideMark/>
+          </w:tcPr>
+          <w:p>
+            <w:pPr>
+              <w:rPr>
+                <w:lang w:val="pl-PL"/>
+              </w:rPr>
+            </w:pPr>
+            <w:r>
+              <w:rPr>
+                <w:lang w:val="pl-PL"/>
+              </w:rPr>
+              <w:t>5 000 zł</w:t>
+            </w:r>
+          </w:p>
+        </w:tc>
+      </w:tr>
+      <w:tr>
+        <w:trPr>
+          <w:trHeight w:val="315"/>
+        </w:trPr>
+        <w:tc>
+          <w:tcPr>
+            <w:tcW w:w="0" w:type="auto"/>
+            <w:tcBorders>
+              <w:top w:val="single" w:sz="6" w:space="0" w:color="CCCCCC"/>
+              <w:left w:val="single" w:sz="6" w:space="0" w:color="284E3F"/>
+              <w:bottom w:val="single" w:sz="6" w:space="0" w:color="CCCCCC"/>
+              <w:right w:val="single" w:sz="6" w:space="0" w:color="CCCCCC"/>
+            </w:tcBorders>
+            <w:shd w:val="clear" w:color="auto" w:fill="FFFFFF"/>
+            <w:tcMar>
+              <w:top w:w="40" w:type="dxa"/>
+              <w:left w:w="120" w:type="dxa"/>
+              <w:bottom w:w="40" w:type="dxa"/>
+              <w:right w:w="120" w:type="dxa"/>
+            </w:tcMar>
+            <w:vAlign w:val="center"/>
+            <w:hideMark/>
+          </w:tcPr>
+          <w:p>
+            <w:pPr>
+              <w:rPr>
+                <w:lang w:val="pl-PL"/>
+              </w:rPr>
+            </w:pPr>
+            <w:r>
+              <w:rPr>
+                <w:lang w:val="pl-PL"/>
+              </w:rPr>
+              <w:t>Stacje robocze administratorów</w:t>
+            </w:r>
+          </w:p>
+        </w:tc>
+        <w:tc>
+          <w:tcPr>
+            <w:tcW w:w="0" w:type="auto"/>
+            <w:tcBorders>
+              <w:top w:val="single" w:sz="6" w:space="0" w:color="CCCCCC"/>
+              <w:left w:val="single" w:sz="6" w:space="0" w:color="CCCCCC"/>
+              <w:bottom w:val="single" w:sz="6" w:space="0" w:color="CCCCCC"/>
+              <w:right w:val="single" w:sz="6" w:space="0" w:color="CCCCCC"/>
+            </w:tcBorders>
+            <w:shd w:val="clear" w:color="auto" w:fill="FFFFFF"/>
+            <w:tcMar>
+              <w:top w:w="40" w:type="dxa"/>
+              <w:left w:w="120" w:type="dxa"/>
+              <w:bottom w:w="40" w:type="dxa"/>
+              <w:right w:w="120" w:type="dxa"/>
+            </w:tcMar>
+            <w:vAlign w:val="center"/>
+            <w:hideMark/>
+          </w:tcPr>
+          <w:p>
+            <w:pPr>
+              <w:rPr>
+                <w:lang w:val="pl-PL"/>
+              </w:rPr>
+            </w:pPr>
+            <w:r>
+              <w:rPr>
+                <w:lang w:val="pl-PL"/>
+              </w:rPr>
+              <w:t>Brak (Klient zapewnia własne)</w:t>
+            </w:r>
+          </w:p>
+        </w:tc>
+        <w:tc>
+          <w:tcPr>
+            <w:tcW w:w="0" w:type="auto"/>
+            <w:tcBorders>
+              <w:top w:val="single" w:sz="6" w:space="0" w:color="CCCCCC"/>
+              <w:left w:val="single" w:sz="6" w:space="0" w:color="CCCCCC"/>
+              <w:bottom w:val="single" w:sz="6" w:space="0" w:color="CCCCCC"/>
+              <w:right w:val="single" w:sz="6" w:space="0" w:color="284E3F"/>
+            </w:tcBorders>
+            <w:shd w:val="clear" w:color="auto" w:fill="FFFFFF"/>
+            <w:tcMar>
+              <w:top w:w="40" w:type="dxa"/>
+              <w:left w:w="120" w:type="dxa"/>
+              <w:bottom w:w="40" w:type="dxa"/>
+              <w:right w:w="120" w:type="dxa"/>
+            </w:tcMar>
+            <w:vAlign w:val="center"/>
+            <w:hideMark/>
+          </w:tcPr>
+          <w:p>
+            <w:pPr>
+              <w:rPr>
+                <w:lang w:val="pl-PL"/>
+              </w:rPr>
+            </w:pPr>
+            <w:r>
+              <w:rPr>
+                <w:lang w:val="pl-PL"/>
+              </w:rPr>
+              <w:t>12 500 zł</w:t>
+            </w:r>
+          </w:p>
+        </w:tc>
+      </w:tr>
+      <w:tr>
+        <w:trPr>
+          <w:trHeight w:val="315"/>
+        </w:trPr>
+        <w:tc>
+          <w:tcPr>
+            <w:tcW w:w="0" w:type="auto"/>
+            <w:tcBorders>
+              <w:top w:val="single" w:sz="6" w:space="0" w:color="CCCCCC"/>
+              <w:left w:val="single" w:sz="6" w:space="0" w:color="284E3F"/>
+              <w:bottom w:val="single" w:sz="6" w:space="0" w:color="CCCCCC"/>
+              <w:right w:val="single" w:sz="6" w:space="0" w:color="CCCCCC"/>
+            </w:tcBorders>
+            <w:shd w:val="clear" w:color="auto" w:fill="F6F8F9"/>
+            <w:tcMar>
+              <w:top w:w="40" w:type="dxa"/>
+              <w:left w:w="120" w:type="dxa"/>
+              <w:bottom w:w="40" w:type="dxa"/>
+              <w:right w:w="120" w:type="dxa"/>
+            </w:tcMar>
+            <w:vAlign w:val="center"/>
+            <w:hideMark/>
+          </w:tcPr>
+          <w:p>
+            <w:pPr>
+              <w:rPr>
+                <w:lang w:val="pl-PL"/>
+              </w:rPr>
+            </w:pPr>
+            <w:r>
+              <w:rPr>
+                <w:lang w:val="pl-PL"/>
+              </w:rPr>
+              <w:t>Etap I (Analiza i Konsultacje)</w:t>
+            </w:r>
+          </w:p>
+        </w:tc>
+        <w:tc>
+          <w:tcPr>
+            <w:tcW w:w="0" w:type="auto"/>
+            <w:tcBorders>
+              <w:top w:val="single" w:sz="6" w:space="0" w:color="CCCCCC"/>
+              <w:left w:val="single" w:sz="6" w:space="0" w:color="CCCCCC"/>
+              <w:bottom w:val="single" w:sz="6" w:space="0" w:color="CCCCCC"/>
+              <w:right w:val="single" w:sz="6" w:space="0" w:color="CCCCCC"/>
+            </w:tcBorders>
+            <w:shd w:val="clear" w:color="auto" w:fill="F6F8F9"/>
+            <w:tcMar>
+              <w:top w:w="40" w:type="dxa"/>
+              <w:left w:w="120" w:type="dxa"/>
+              <w:bottom w:w="40" w:type="dxa"/>
+              <w:right w:w="120" w:type="dxa"/>
+            </w:tcMar>
+            <w:vAlign w:val="center"/>
+            <w:hideMark/>
+          </w:tcPr>
+          <w:p>
+            <w:pPr>
+              <w:rPr>
+                <w:lang w:val="pl-PL"/>
+              </w:rPr>
+            </w:pPr>
+            <w:r>
+              <w:rPr>
+                <w:lang w:val="pl-PL"/>
+              </w:rPr>
+              <w:t>8 000 zł</w:t>
+            </w:r>
+          </w:p>
+        </w:tc>
+        <w:tc>
+          <w:tcPr>
+            <w:tcW w:w="0" w:type="auto"/>
+            <w:tcBorders>
+              <w:top w:val="single" w:sz="6" w:space="0" w:color="CCCCCC"/>
+              <w:left w:val="single" w:sz="6" w:space="0" w:color="CCCCCC"/>
+              <w:bottom w:val="single" w:sz="6" w:space="0" w:color="CCCCCC"/>
+              <w:right w:val="single" w:sz="6" w:space="0" w:color="284E3F"/>
+            </w:tcBorders>
+            <w:shd w:val="clear" w:color="auto" w:fill="F6F8F9"/>
+            <w:tcMar>
+              <w:top w:w="40" w:type="dxa"/>
+              <w:left w:w="120" w:type="dxa"/>
+              <w:bottom w:w="40" w:type="dxa"/>
+              <w:right w:w="120" w:type="dxa"/>
+            </w:tcMar>
+            <w:vAlign w:val="center"/>
+            <w:hideMark/>
+          </w:tcPr>
+          <w:p>
+            <w:pPr>
+              <w:rPr>
+                <w:lang w:val="pl-PL"/>
+              </w:rPr>
+            </w:pPr>
+            <w:r>
+              <w:rPr>
+                <w:lang w:val="pl-PL"/>
+              </w:rPr>
+              <w:t>8 000 zł</w:t>
+            </w:r>
+          </w:p>
+        </w:tc>
+      </w:tr>
+      <w:tr>
+        <w:trPr>
+          <w:trHeight w:val="315"/>
+        </w:trPr>
+        <w:tc>
+          <w:tcPr>
+            <w:tcW w:w="0" w:type="auto"/>
+            <w:tcBorders>
+              <w:top w:val="single" w:sz="6" w:space="0" w:color="CCCCCC"/>
+              <w:left w:val="single" w:sz="6" w:space="0" w:color="284E3F"/>
+              <w:bottom w:val="single" w:sz="6" w:space="0" w:color="CCCCCC"/>
+              <w:right w:val="single" w:sz="6" w:space="0" w:color="CCCCCC"/>
+            </w:tcBorders>
+            <w:shd w:val="clear" w:color="auto" w:fill="FFFFFF"/>
+            <w:tcMar>
+              <w:top w:w="40" w:type="dxa"/>
+              <w:left w:w="120" w:type="dxa"/>
+              <w:bottom w:w="40" w:type="dxa"/>
+              <w:right w:w="120" w:type="dxa"/>
+            </w:tcMar>
+            <w:vAlign w:val="center"/>
+            <w:hideMark/>
+          </w:tcPr>
+          <w:p>
+            <w:pPr>
+              <w:rPr>
+                <w:lang w:val="pl-PL"/>
+              </w:rPr>
+            </w:pPr>
+            <w:r>
+              <w:rPr>
+                <w:lang w:val="pl-PL"/>
+              </w:rPr>
+              <w:t>Etap II (Implementacja rdzenia)</w:t>
+            </w:r>
+          </w:p>
+        </w:tc>
+        <w:tc>
+          <w:tcPr>
+            <w:tcW w:w="0" w:type="auto"/>
+            <w:tcBorders>
+              <w:top w:val="single" w:sz="6" w:space="0" w:color="CCCCCC"/>
+              <w:left w:val="single" w:sz="6" w:space="0" w:color="CCCCCC"/>
+              <w:bottom w:val="single" w:sz="6" w:space="0" w:color="CCCCCC"/>
+              <w:right w:val="single" w:sz="6" w:space="0" w:color="CCCCCC"/>
+            </w:tcBorders>
+            <w:shd w:val="clear" w:color="auto" w:fill="FFFFFF"/>
+            <w:tcMar>
+              <w:top w:w="40" w:type="dxa"/>
+              <w:left w:w="120" w:type="dxa"/>
+              <w:bottom w:w="40" w:type="dxa"/>
+              <w:right w:w="120" w:type="dxa"/>
+            </w:tcMar>
+            <w:vAlign w:val="center"/>
+            <w:hideMark/>
+          </w:tcPr>
+          <w:p>
+            <w:pPr>
+              <w:rPr>
+                <w:lang w:val="pl-PL"/>
+              </w:rPr>
+            </w:pPr>
+            <w:r>
+              <w:rPr>
+                <w:lang w:val="pl-PL"/>
+              </w:rPr>
+              <w:t>15 000 zł</w:t>
+            </w:r>
+          </w:p>
+        </w:tc>
+        <w:tc>
+          <w:tcPr>
+            <w:tcW w:w="0" w:type="auto"/>
+            <w:tcBorders>
+              <w:top w:val="single" w:sz="6" w:space="0" w:color="CCCCCC"/>
+              <w:left w:val="single" w:sz="6" w:space="0" w:color="CCCCCC"/>
+              <w:bottom w:val="single" w:sz="6" w:space="0" w:color="CCCCCC"/>
+              <w:right w:val="single" w:sz="6" w:space="0" w:color="284E3F"/>
+            </w:tcBorders>
+            <w:shd w:val="clear" w:color="auto" w:fill="FFFFFF"/>
+            <w:tcMar>
+              <w:top w:w="40" w:type="dxa"/>
+              <w:left w:w="120" w:type="dxa"/>
+              <w:bottom w:w="40" w:type="dxa"/>
+              <w:right w:w="120" w:type="dxa"/>
+            </w:tcMar>
+            <w:vAlign w:val="center"/>
+            <w:hideMark/>
+          </w:tcPr>
+          <w:p>
+            <w:pPr>
+              <w:rPr>
+                <w:lang w:val="pl-PL"/>
+              </w:rPr>
+            </w:pPr>
+            <w:r>
+              <w:rPr>
+                <w:lang w:val="pl-PL"/>
+              </w:rPr>
+              <w:t>15 000 zł</w:t>
+            </w:r>
+          </w:p>
+        </w:tc>
+      </w:tr>
+      <w:tr>
+        <w:trPr>
+          <w:trHeight w:val="315"/>
+        </w:trPr>
+        <w:tc>
+          <w:tcPr>
+            <w:tcW w:w="0" w:type="auto"/>
+            <w:tcBorders>
+              <w:top w:val="single" w:sz="6" w:space="0" w:color="CCCCCC"/>
+              <w:left w:val="single" w:sz="6" w:space="0" w:color="284E3F"/>
+              <w:bottom w:val="single" w:sz="6" w:space="0" w:color="CCCCCC"/>
+              <w:right w:val="single" w:sz="6" w:space="0" w:color="CCCCCC"/>
+            </w:tcBorders>
+            <w:shd w:val="clear" w:color="auto" w:fill="F6F8F9"/>
+            <w:tcMar>
+              <w:top w:w="40" w:type="dxa"/>
+              <w:left w:w="120" w:type="dxa"/>
+              <w:bottom w:w="40" w:type="dxa"/>
+              <w:right w:w="120" w:type="dxa"/>
+            </w:tcMar>
+            <w:vAlign w:val="center"/>
+            <w:hideMark/>
+          </w:tcPr>
+          <w:p>
+            <w:pPr>
+              <w:rPr>
+                <w:lang w:val="pl-PL"/>
+              </w:rPr>
+            </w:pPr>
+            <w:r>
+              <w:rPr>
+                <w:lang w:val="pl-PL"/>
+              </w:rPr>
+              <w:t>Etap III (Moduły Operatora/Koordynatora)</w:t>
+            </w:r>
+          </w:p>
+        </w:tc>
+        <w:tc>
+          <w:tcPr>
+            <w:tcW w:w="0" w:type="auto"/>
+            <w:tcBorders>
+              <w:top w:val="single" w:sz="6" w:space="0" w:color="CCCCCC"/>
+              <w:left w:val="single" w:sz="6" w:space="0" w:color="CCCCCC"/>
+              <w:bottom w:val="single" w:sz="6" w:space="0" w:color="CCCCCC"/>
+              <w:right w:val="single" w:sz="6" w:space="0" w:color="CCCCCC"/>
+            </w:tcBorders>
+            <w:shd w:val="clear" w:color="auto" w:fill="F6F8F9"/>
+            <w:tcMar>
+              <w:top w:w="40" w:type="dxa"/>
+              <w:left w:w="120" w:type="dxa"/>
+              <w:bottom w:w="40" w:type="dxa"/>
+              <w:right w:w="120" w:type="dxa"/>
+            </w:tcMar>
+            <w:vAlign w:val="center"/>
+            <w:hideMark/>
+          </w:tcPr>
+          <w:p>
+            <w:pPr>
+              <w:rPr>
+                <w:lang w:val="pl-PL"/>
+              </w:rPr>
+            </w:pPr>
+            <w:r>
+              <w:rPr>
+                <w:lang w:val="pl-PL"/>
+              </w:rPr>
+              <w:t>20 000 zł</w:t>
+            </w:r>
+          </w:p>
+        </w:tc>
+        <w:tc>
+          <w:tcPr>
+            <w:tcW w:w="0" w:type="auto"/>
+            <w:tcBorders>
+              <w:top w:val="single" w:sz="6" w:space="0" w:color="CCCCCC"/>
+              <w:left w:val="single" w:sz="6" w:space="0" w:color="CCCCCC"/>
+              <w:bottom w:val="single" w:sz="6" w:space="0" w:color="CCCCCC"/>
+              <w:right w:val="single" w:sz="6" w:space="0" w:color="284E3F"/>
+            </w:tcBorders>
+            <w:shd w:val="clear" w:color="auto" w:fill="F6F8F9"/>
+            <w:tcMar>
+              <w:top w:w="40" w:type="dxa"/>
+              <w:left w:w="120" w:type="dxa"/>
+              <w:bottom w:w="40" w:type="dxa"/>
+              <w:right w:w="120" w:type="dxa"/>
+            </w:tcMar>
+            <w:vAlign w:val="center"/>
+            <w:hideMark/>
+          </w:tcPr>
+          <w:p>
+            <w:pPr>
+              <w:rPr>
+                <w:lang w:val="pl-PL"/>
+              </w:rPr>
+            </w:pPr>
+            <w:r>
+              <w:rPr>
+                <w:lang w:val="pl-PL"/>
+              </w:rPr>
+              <w:t>20 000 zł</w:t>
+            </w:r>
+          </w:p>
+        </w:tc>
+      </w:tr>
+      <w:tr>
+        <w:trPr>
+          <w:trHeight w:val="315"/>
+        </w:trPr>
+        <w:tc>
+          <w:tcPr>
+            <w:tcW w:w="0" w:type="auto"/>
+            <w:tcBorders>
+              <w:top w:val="single" w:sz="6" w:space="0" w:color="CCCCCC"/>
+              <w:left w:val="single" w:sz="6" w:space="0" w:color="284E3F"/>
+              <w:bottom w:val="single" w:sz="6" w:space="0" w:color="CCCCCC"/>
+              <w:right w:val="single" w:sz="6" w:space="0" w:color="CCCCCC"/>
+            </w:tcBorders>
+            <w:shd w:val="clear" w:color="auto" w:fill="FFFFFF"/>
+            <w:tcMar>
+              <w:top w:w="40" w:type="dxa"/>
+              <w:left w:w="120" w:type="dxa"/>
+              <w:bottom w:w="40" w:type="dxa"/>
+              <w:right w:w="120" w:type="dxa"/>
+            </w:tcMar>
+            <w:vAlign w:val="center"/>
+            <w:hideMark/>
+          </w:tcPr>
+          <w:p>
+            <w:pPr>
+              <w:rPr>
+                <w:lang w:val="pl-PL"/>
+              </w:rPr>
+            </w:pPr>
+            <w:r>
+              <w:rPr>
+                <w:lang w:val="pl-PL"/>
+              </w:rPr>
+              <w:t>Etap IV (Aplikacja mobilna i Portal)</w:t>
+            </w:r>
+          </w:p>
+        </w:tc>
+        <w:tc>
+          <w:tcPr>
+            <w:tcW w:w="0" w:type="auto"/>
+            <w:tcBorders>
+              <w:top w:val="single" w:sz="6" w:space="0" w:color="CCCCCC"/>
+              <w:left w:val="single" w:sz="6" w:space="0" w:color="CCCCCC"/>
+              <w:bottom w:val="single" w:sz="6" w:space="0" w:color="CCCCCC"/>
+              <w:right w:val="single" w:sz="6" w:space="0" w:color="CCCCCC"/>
+            </w:tcBorders>
+            <w:shd w:val="clear" w:color="auto" w:fill="FFFFFF"/>
+            <w:tcMar>
+              <w:top w:w="40" w:type="dxa"/>
+              <w:left w:w="120" w:type="dxa"/>
+              <w:bottom w:w="40" w:type="dxa"/>
+              <w:right w:w="120" w:type="dxa"/>
+            </w:tcMar>
+            <w:vAlign w:val="center"/>
+            <w:hideMark/>
+          </w:tcPr>
+          <w:p>
+            <w:pPr>
+              <w:rPr>
+                <w:lang w:val="pl-PL"/>
+              </w:rPr>
+            </w:pPr>
+            <w:r>
+              <w:rPr>
+                <w:lang w:val="pl-PL"/>
+              </w:rPr>
+              <w:t>14 000 zł</w:t>
+            </w:r>
+          </w:p>
+        </w:tc>
+        <w:tc>
+          <w:tcPr>
+            <w:tcW w:w="0" w:type="auto"/>
+            <w:tcBorders>
+              <w:top w:val="single" w:sz="6" w:space="0" w:color="CCCCCC"/>
+              <w:left w:val="single" w:sz="6" w:space="0" w:color="CCCCCC"/>
+              <w:bottom w:val="single" w:sz="6" w:space="0" w:color="CCCCCC"/>
+              <w:right w:val="single" w:sz="6" w:space="0" w:color="284E3F"/>
+            </w:tcBorders>
+            <w:shd w:val="clear" w:color="auto" w:fill="FFFFFF"/>
+            <w:tcMar>
+              <w:top w:w="40" w:type="dxa"/>
+              <w:left w:w="120" w:type="dxa"/>
+              <w:bottom w:w="40" w:type="dxa"/>
+              <w:right w:w="120" w:type="dxa"/>
+            </w:tcMar>
+            <w:vAlign w:val="center"/>
+            <w:hideMark/>
+          </w:tcPr>
+          <w:p>
+            <w:pPr>
+              <w:rPr>
+                <w:lang w:val="pl-PL"/>
+              </w:rPr>
+            </w:pPr>
+            <w:r>
+              <w:rPr>
+                <w:lang w:val="pl-PL"/>
+              </w:rPr>
+              <w:t>14 000 zł</w:t>
+            </w:r>
+          </w:p>
+        </w:tc>
+      </w:tr>
+      <w:tr>
+        <w:trPr>
+          <w:trHeight w:val="315"/>
+        </w:trPr>
+        <w:tc>
+          <w:tcPr>
+            <w:tcW w:w="0" w:type="auto"/>
+            <w:tcBorders>
+              <w:top w:val="single" w:sz="6" w:space="0" w:color="CCCCCC"/>
+              <w:left w:val="single" w:sz="6" w:space="0" w:color="284E3F"/>
+              <w:bottom w:val="single" w:sz="6" w:space="0" w:color="CCCCCC"/>
+              <w:right w:val="single" w:sz="6" w:space="0" w:color="CCCCCC"/>
+            </w:tcBorders>
+            <w:shd w:val="clear" w:color="auto" w:fill="F6F8F9"/>
+            <w:tcMar>
+              <w:top w:w="40" w:type="dxa"/>
+              <w:left w:w="120" w:type="dxa"/>
+              <w:bottom w:w="40" w:type="dxa"/>
+              <w:right w:w="120" w:type="dxa"/>
+            </w:tcMar>
+            <w:vAlign w:val="center"/>
+            <w:hideMark/>
+          </w:tcPr>
+          <w:p>
+            <w:pPr>
+              <w:rPr>
+                <w:lang w:val="pl-PL"/>
+              </w:rPr>
+            </w:pPr>
+            <w:r>
+              <w:rPr>
+                <w:lang w:val="pl-PL"/>
+              </w:rPr>
+              <w:t>Etap V (Moduł analityczny Zarządu)</w:t>
+            </w:r>
+          </w:p>
+        </w:tc>
+        <w:tc>
+          <w:tcPr>
+            <w:tcW w:w="0" w:type="auto"/>
+            <w:tcBorders>
+              <w:top w:val="single" w:sz="6" w:space="0" w:color="CCCCCC"/>
+              <w:left w:val="single" w:sz="6" w:space="0" w:color="CCCCCC"/>
+              <w:bottom w:val="single" w:sz="6" w:space="0" w:color="CCCCCC"/>
+              <w:right w:val="single" w:sz="6" w:space="0" w:color="CCCCCC"/>
+            </w:tcBorders>
+            <w:shd w:val="clear" w:color="auto" w:fill="F6F8F9"/>
+            <w:tcMar>
+              <w:top w:w="40" w:type="dxa"/>
+              <w:left w:w="120" w:type="dxa"/>
+              <w:bottom w:w="40" w:type="dxa"/>
+              <w:right w:w="120" w:type="dxa"/>
+            </w:tcMar>
+            <w:vAlign w:val="center"/>
+            <w:hideMark/>
+          </w:tcPr>
+          <w:p>
+            <w:pPr>
+              <w:rPr>
+                <w:lang w:val="pl-PL"/>
+              </w:rPr>
+            </w:pPr>
+            <w:r>
+              <w:rPr>
+                <w:lang w:val="pl-PL"/>
+              </w:rPr>
+              <w:t>10 000 zł</w:t>
+            </w:r>
+          </w:p>
+        </w:tc>
+        <w:tc>
+          <w:tcPr>
+            <w:tcW w:w="0" w:type="auto"/>
+            <w:tcBorders>
+              <w:top w:val="single" w:sz="6" w:space="0" w:color="CCCCCC"/>
+              <w:left w:val="single" w:sz="6" w:space="0" w:color="CCCCCC"/>
+              <w:bottom w:val="single" w:sz="6" w:space="0" w:color="CCCCCC"/>
+              <w:right w:val="single" w:sz="6" w:space="0" w:color="284E3F"/>
+            </w:tcBorders>
+            <w:shd w:val="clear" w:color="auto" w:fill="F6F8F9"/>
+            <w:tcMar>
+              <w:top w:w="40" w:type="dxa"/>
+              <w:left w:w="120" w:type="dxa"/>
+              <w:bottom w:w="40" w:type="dxa"/>
+              <w:right w:w="120" w:type="dxa"/>
+            </w:tcMar>
+            <w:vAlign w:val="center"/>
+            <w:hideMark/>
+          </w:tcPr>
+          <w:p>
+            <w:pPr>
+              <w:rPr>
+                <w:lang w:val="pl-PL"/>
+              </w:rPr>
+            </w:pPr>
+            <w:r>
+              <w:rPr>
+                <w:lang w:val="pl-PL"/>
+              </w:rPr>
+              <w:t>10 000 zł</w:t>
+            </w:r>
+          </w:p>
+        </w:tc>
+      </w:tr>
+      <w:tr>
+        <w:trPr>
+          <w:trHeight w:val="315"/>
+        </w:trPr>
+        <w:tc>
+          <w:tcPr>
+            <w:tcW w:w="0" w:type="auto"/>
+            <w:tcBorders>
+              <w:top w:val="single" w:sz="6" w:space="0" w:color="CCCCCC"/>
+              <w:left w:val="single" w:sz="6" w:space="0" w:color="284E3F"/>
+              <w:bottom w:val="single" w:sz="6" w:space="0" w:color="CCCCCC"/>
+              <w:right w:val="single" w:sz="6" w:space="0" w:color="CCCCCC"/>
+            </w:tcBorders>
+            <w:shd w:val="clear" w:color="auto" w:fill="FFFFFF"/>
+            <w:tcMar>
+              <w:top w:w="40" w:type="dxa"/>
+              <w:left w:w="120" w:type="dxa"/>
+              <w:bottom w:w="40" w:type="dxa"/>
+              <w:right w:w="120" w:type="dxa"/>
+            </w:tcMar>
+            <w:vAlign w:val="center"/>
+            <w:hideMark/>
+          </w:tcPr>
+          <w:p>
+            <w:pPr>
+              <w:rPr>
+                <w:lang w:val="pl-PL"/>
+              </w:rPr>
+            </w:pPr>
+            <w:r>
+              <w:rPr>
+                <w:lang w:val="pl-PL"/>
+              </w:rPr>
+              <w:t>Etap VI (Wdrożenie i Szkolenia)</w:t>
+            </w:r>
+          </w:p>
+        </w:tc>
+        <w:tc>
+          <w:tcPr>
+            <w:tcW w:w="0" w:type="auto"/>
+            <w:tcBorders>
+              <w:top w:val="single" w:sz="6" w:space="0" w:color="CCCCCC"/>
+              <w:left w:val="single" w:sz="6" w:space="0" w:color="CCCCCC"/>
+              <w:bottom w:val="single" w:sz="6" w:space="0" w:color="CCCCCC"/>
+              <w:right w:val="single" w:sz="6" w:space="0" w:color="CCCCCC"/>
+            </w:tcBorders>
+            <w:shd w:val="clear" w:color="auto" w:fill="FFFFFF"/>
+            <w:tcMar>
+              <w:top w:w="40" w:type="dxa"/>
+              <w:left w:w="120" w:type="dxa"/>
+              <w:bottom w:w="40" w:type="dxa"/>
+              <w:right w:w="120" w:type="dxa"/>
+            </w:tcMar>
+            <w:vAlign w:val="center"/>
+            <w:hideMark/>
+          </w:tcPr>
+          <w:p>
+            <w:pPr>
+              <w:rPr>
+                <w:lang w:val="pl-PL"/>
+              </w:rPr>
+            </w:pPr>
+            <w:r>
+              <w:rPr>
+                <w:lang w:val="pl-PL"/>
+              </w:rPr>
+              <w:t>6 000 zł</w:t>
+            </w:r>
+          </w:p>
+        </w:tc>
+        <w:tc>
+          <w:tcPr>
+            <w:tcW w:w="0" w:type="auto"/>
+            <w:tcBorders>
+              <w:top w:val="single" w:sz="6" w:space="0" w:color="CCCCCC"/>
+              <w:left w:val="single" w:sz="6" w:space="0" w:color="CCCCCC"/>
+              <w:bottom w:val="single" w:sz="6" w:space="0" w:color="CCCCCC"/>
+              <w:right w:val="single" w:sz="6" w:space="0" w:color="284E3F"/>
+            </w:tcBorders>
+            <w:shd w:val="clear" w:color="auto" w:fill="FFFFFF"/>
+            <w:tcMar>
+              <w:top w:w="40" w:type="dxa"/>
+              <w:left w:w="120" w:type="dxa"/>
+              <w:bottom w:w="40" w:type="dxa"/>
+              <w:right w:w="120" w:type="dxa"/>
+            </w:tcMar>
+            <w:vAlign w:val="center"/>
+            <w:hideMark/>
+          </w:tcPr>
+          <w:p>
+            <w:pPr>
+              <w:rPr>
+                <w:lang w:val="pl-PL"/>
+              </w:rPr>
+            </w:pPr>
+            <w:r>
+              <w:rPr>
+                <w:lang w:val="pl-PL"/>
+              </w:rPr>
+              <w:t>6 000 zł</w:t>
+            </w:r>
+          </w:p>
+        </w:tc>
+      </w:tr>
+      <w:tr>
+        <w:trPr>
+          <w:trHeight w:val="315"/>
+        </w:trPr>
+        <w:tc>
+          <w:tcPr>
+            <w:tcW w:w="0" w:type="auto"/>
+            <w:tcBorders>
+              <w:top w:val="single" w:sz="6" w:space="0" w:color="CCCCCC"/>
+              <w:left w:val="single" w:sz="6" w:space="0" w:color="284E3F"/>
+              <w:bottom w:val="single" w:sz="6" w:space="0" w:color="284E3F"/>
+              <w:right w:val="single" w:sz="6" w:space="0" w:color="CCCCCC"/>
+            </w:tcBorders>
+            <w:shd w:val="clear" w:color="auto" w:fill="F6F8F9"/>
+            <w:tcMar>
+              <w:top w:w="40" w:type="dxa"/>
+              <w:left w:w="120" w:type="dxa"/>
+              <w:bottom w:w="40" w:type="dxa"/>
+              <w:right w:w="120" w:type="dxa"/>
+            </w:tcMar>
+            <w:vAlign w:val="center"/>
+            <w:hideMark/>
+          </w:tcPr>
+          <w:p>
+            <w:pPr>
+              <w:rPr>
+                <w:lang w:val="pl-PL"/>
+              </w:rPr>
+            </w:pPr>
+            <w:r>
+              <w:rPr>
+                <w:lang w:val="pl-PL"/>
+              </w:rPr>
+              <w:t>SUMA NETTO</w:t>
+            </w:r>
+          </w:p>
+        </w:tc>
+        <w:tc>
+          <w:tcPr>
+            <w:tcW w:w="0" w:type="auto"/>
+            <w:tcBorders>
+              <w:top w:val="single" w:sz="6" w:space="0" w:color="CCCCCC"/>
+              <w:left w:val="single" w:sz="6" w:space="0" w:color="CCCCCC"/>
+              <w:bottom w:val="single" w:sz="6" w:space="0" w:color="284E3F"/>
+              <w:right w:val="single" w:sz="6" w:space="0" w:color="CCCCCC"/>
+            </w:tcBorders>
+            <w:shd w:val="clear" w:color="auto" w:fill="F6F8F9"/>
+            <w:tcMar>
+              <w:top w:w="40" w:type="dxa"/>
+              <w:left w:w="120" w:type="dxa"/>
+              <w:bottom w:w="40" w:type="dxa"/>
+              <w:right w:w="120" w:type="dxa"/>
+            </w:tcMar>
+            <w:vAlign w:val="center"/>
+            <w:hideMark/>
+          </w:tcPr>
+          <w:p>
+            <w:pPr>
+              <w:rPr>
+                <w:lang w:val="pl-PL"/>
+              </w:rPr>
+            </w:pPr>
+            <w:r>
+              <w:rPr>
+                <w:lang w:val="pl-PL"/>
+              </w:rPr>
+              <w:t>84 000 zł</w:t>
+            </w:r>
+          </w:p>
+        </w:tc>
+        <w:tc>
+          <w:tcPr>
+            <w:tcW w:w="0" w:type="auto"/>
+            <w:tcBorders>
+              <w:top w:val="single" w:sz="6" w:space="0" w:color="CCCCCC"/>
+              <w:left w:val="single" w:sz="6" w:space="0" w:color="CCCCCC"/>
+              <w:bottom w:val="single" w:sz="6" w:space="0" w:color="284E3F"/>
+              <w:right w:val="single" w:sz="6" w:space="0" w:color="284E3F"/>
+            </w:tcBorders>
+            <w:shd w:val="clear" w:color="auto" w:fill="F6F8F9"/>
+            <w:tcMar>
+              <w:top w:w="40" w:type="dxa"/>
+              <w:left w:w="120" w:type="dxa"/>
+              <w:bottom w:w="40" w:type="dxa"/>
+              <w:right w:w="120" w:type="dxa"/>
+            </w:tcMar>
+            <w:vAlign w:val="center"/>
+            <w:hideMark/>
+          </w:tcPr>
+          <w:p>
+            <w:pPr>
+              <w:rPr>
+                <w:lang w:val="pl-PL"/>
+              </w:rPr>
+            </w:pPr>
+            <w:r>
+              <w:rPr>
+                <w:lang w:val="pl-PL"/>
+              </w:rPr>
+              <w:t>96 500 zł</w:t>
+            </w:r>
+          </w:p>
+        </w:tc>
+      </w:tr>
+    </w:tbl>
+    <w:p>
+      <w:pPr>
+        <w:rPr>
+          <w:lang w:val="pl-PL"/>
+        </w:rPr>
+      </w:pPr>
+    </w:p>
+    <w:p>
+      <w:pPr>
+        <w:rPr>
+          <w:b/>
+          <w:bCs/>
+          <w:lang w:val="pl-PL"/>
+        </w:rPr>
+      </w:pPr>
+      <w:r>
+        <w:rPr>
+          <w:b/>
+          <w:bCs/>
+          <w:lang w:val="pl-PL"/>
+        </w:rPr>
+        <w:t>Warunki płatności i sposób odbioru</w:t>
+      </w:r>
+    </w:p>
+    <w:p>
+      <w:pPr>
+        <w:rPr>
+          <w:b/>
+          <w:bCs/>
+          <w:lang w:val="pl-PL"/>
+        </w:rPr>
+      </w:pPr>
+      <w:r>
+        <w:rPr>
+          <w:b/>
+          <w:bCs/>
+          <w:lang w:val="pl-PL"/>
+        </w:rPr>
+        <w:t>Formy płatności:</w:t>
+      </w:r>
+    </w:p>
+    <w:p>
+      <w:pPr>
+        <w:numPr>
+          <w:ilvl w:val="0"/>
+          <w:numId w:val="60"/>
+        </w:numPr>
+        <w:rPr>
+          <w:lang w:val="pl-PL"/>
+        </w:rPr>
+      </w:pPr>
+      <w:r>
+        <w:rPr>
+          <w:lang w:val="pl-PL"/>
+        </w:rPr>
+        <w:t>Gotówka (dotyczy zaliczki lub mniejszych rozliczeń etapowych).</w:t>
+      </w:r>
+    </w:p>
+    <w:p>
+      <w:pPr>
+        <w:numPr>
+          <w:ilvl w:val="0"/>
+          <w:numId w:val="60"/>
+        </w:numPr>
+        <w:rPr>
+          <w:lang w:val="pl-PL"/>
+        </w:rPr>
+      </w:pPr>
+      <w:r>
+        <w:rPr>
+          <w:lang w:val="pl-PL"/>
+        </w:rPr>
+        <w:t>Przelew bankowy na konto wykonawcy wskazane w umowie (preferowana forma dla rozliczeń głównych).</w:t>
+      </w:r>
+    </w:p>
+    <w:p>
+      <w:pPr>
+        <w:numPr>
+          <w:ilvl w:val="0"/>
+          <w:numId w:val="60"/>
+        </w:numPr>
+        <w:rPr>
+          <w:lang w:val="pl-PL"/>
+        </w:rPr>
+      </w:pPr>
+      <w:r>
+        <w:rPr>
+          <w:lang w:val="pl-PL"/>
+        </w:rPr>
+        <w:t>Karta płatnicza</w:t>
+      </w:r>
+    </w:p>
+    <w:p>
+      <w:pPr>
+        <w:numPr>
+          <w:ilvl w:val="0"/>
+          <w:numId w:val="60"/>
+        </w:numPr>
+        <w:rPr>
+          <w:lang w:val="pl-PL"/>
+        </w:rPr>
+      </w:pPr>
+      <w:r>
+        <w:rPr>
+          <w:lang w:val="pl-PL"/>
+        </w:rPr>
+        <w:t>Przelew BLIK</w:t>
+      </w:r>
+    </w:p>
+    <w:p>
+      <w:pPr>
+        <w:rPr>
+          <w:b/>
+          <w:bCs/>
+          <w:lang w:val="pl-PL"/>
+        </w:rPr>
+      </w:pPr>
+      <w:r>
+        <w:rPr>
+          <w:b/>
+          <w:bCs/>
+          <w:lang w:val="pl-PL"/>
+        </w:rPr>
+        <w:t>Zasady rozliczeń i odbioru systemu</w:t>
+      </w:r>
+    </w:p>
+    <w:p>
+      <w:pPr>
+        <w:rPr>
+          <w:lang w:val="pl-PL"/>
+        </w:rPr>
+      </w:pPr>
+      <w:r>
+        <w:rPr>
+          <w:lang w:val="pl-PL"/>
+        </w:rPr>
+        <w:t>Płatności za system PORT-LOG realizowane są etapowo, po zakończeniu każdej z głównych części projektu (tzw. kamieni milowych). Proces odbioru i płatności przebiega w 4 prostych krokach:</w:t>
+      </w:r>
+    </w:p>
+    <w:p>
+      <w:pPr>
+        <w:numPr>
+          <w:ilvl w:val="0"/>
+          <w:numId w:val="61"/>
+        </w:numPr>
+        <w:rPr>
+          <w:lang w:val="pl-PL"/>
+        </w:rPr>
+      </w:pPr>
+      <w:r>
+        <w:rPr>
+          <w:b/>
+          <w:bCs/>
+          <w:lang w:val="pl-PL"/>
+        </w:rPr>
+        <w:t>Krok 1: Zgłoszenie gotowości przez Wykonawcę</w:t>
+      </w:r>
+      <w:r>
+        <w:rPr>
+          <w:lang w:val="pl-PL"/>
+        </w:rPr>
+        <w:t xml:space="preserve"> Wykonawca kończy prace nad danym modułem, wrzuca działającą aplikację na serwer testowy i przekazuje Klientowi instrukcję użytkownika.</w:t>
+      </w:r>
+    </w:p>
+    <w:p>
+      <w:pPr>
+        <w:numPr>
+          <w:ilvl w:val="0"/>
+          <w:numId w:val="61"/>
+        </w:numPr>
+        <w:rPr>
+          <w:lang w:val="pl-PL"/>
+        </w:rPr>
+      </w:pPr>
+      <w:r>
+        <w:rPr>
+          <w:b/>
+          <w:bCs/>
+          <w:lang w:val="pl-PL"/>
+        </w:rPr>
+        <w:t>Krok 2: Testy po stronie Klienta (Testy Akceptacyjne)</w:t>
+      </w:r>
+      <w:r>
+        <w:rPr>
+          <w:lang w:val="pl-PL"/>
+        </w:rPr>
+        <w:t xml:space="preserve"> Koordynator projektu lub administrator IT ze strony Klienta ma </w:t>
+      </w:r>
+      <w:r>
+        <w:rPr>
+          <w:b/>
+          <w:bCs/>
+          <w:lang w:val="pl-PL"/>
+        </w:rPr>
+        <w:t>5 dni roboczych</w:t>
+      </w:r>
+      <w:r>
+        <w:rPr>
+          <w:lang w:val="pl-PL"/>
+        </w:rPr>
+        <w:t xml:space="preserve"> na przeklikanie systemu i sprawdzenie, czy wszystko działa zgodnie z wcześniejszymi ustaleniami.</w:t>
+      </w:r>
+    </w:p>
+    <w:p>
+      <w:pPr>
+        <w:numPr>
+          <w:ilvl w:val="0"/>
+          <w:numId w:val="61"/>
+        </w:numPr>
+        <w:rPr>
+          <w:lang w:val="pl-PL"/>
+        </w:rPr>
+      </w:pPr>
+      <w:r>
+        <w:rPr>
+          <w:b/>
+          <w:bCs/>
+          <w:lang w:val="pl-PL"/>
+        </w:rPr>
+        <w:t>Krok 3: Decyzja i Protokół</w:t>
+      </w:r>
+    </w:p>
+    <w:p>
+      <w:pPr>
+        <w:numPr>
+          <w:ilvl w:val="1"/>
+          <w:numId w:val="61"/>
+        </w:numPr>
+        <w:rPr>
+          <w:lang w:val="pl-PL"/>
+        </w:rPr>
+      </w:pPr>
+      <w:r>
+        <w:rPr>
+          <w:b/>
+          <w:bCs/>
+          <w:lang w:val="pl-PL"/>
+        </w:rPr>
+        <w:t>Scenariusz A (Wszystko działa):</w:t>
+      </w:r>
+      <w:r>
+        <w:rPr>
+          <w:lang w:val="pl-PL"/>
+        </w:rPr>
+        <w:t xml:space="preserve"> Obie strony podpisują Protokół Odbioru Etapu. Dokument ten daje Wykonawcy zielone światło na wystawienie faktury VAT.</w:t>
+      </w:r>
+    </w:p>
+    <w:p>
+      <w:pPr>
+        <w:numPr>
+          <w:ilvl w:val="1"/>
+          <w:numId w:val="61"/>
+        </w:numPr>
+        <w:rPr>
+          <w:lang w:val="pl-PL"/>
+        </w:rPr>
+      </w:pPr>
+      <w:r>
+        <w:rPr>
+          <w:b/>
+          <w:bCs/>
+          <w:lang w:val="pl-PL"/>
+        </w:rPr>
+        <w:t>Scenariusz B (Znaleziono błędy):</w:t>
+      </w:r>
+      <w:r>
+        <w:rPr>
+          <w:lang w:val="pl-PL"/>
+        </w:rPr>
+        <w:t xml:space="preserve"> Klient spisuje listę poprawek, Wykonawca naprawia błędy w ustalonym czasie i proces testów (Krok 2) jest powtarzany.</w:t>
+      </w:r>
+    </w:p>
+    <w:p>
+      <w:pPr>
+        <w:numPr>
+          <w:ilvl w:val="0"/>
+          <w:numId w:val="61"/>
+        </w:numPr>
+        <w:rPr>
+          <w:lang w:val="pl-PL"/>
+        </w:rPr>
+      </w:pPr>
+      <w:r>
+        <w:rPr>
+          <w:b/>
+          <w:bCs/>
+          <w:lang w:val="pl-PL"/>
+        </w:rPr>
+        <w:lastRenderedPageBreak/>
+        <w:t>Krok 4: Płatność</w:t>
+      </w:r>
+      <w:r>
+        <w:rPr>
+          <w:lang w:val="pl-PL"/>
+        </w:rPr>
+        <w:t xml:space="preserve"> Klient ma </w:t>
+      </w:r>
+      <w:r>
+        <w:rPr>
+          <w:b/>
+          <w:bCs/>
+          <w:lang w:val="pl-PL"/>
+        </w:rPr>
+        <w:t>7 dni</w:t>
+      </w:r>
+      <w:r>
+        <w:rPr>
+          <w:lang w:val="pl-PL"/>
+        </w:rPr>
+        <w:t xml:space="preserve"> na opłacenie faktury (przelewem lub gotówką) od momentu podpisania protokołu bez uwag.</w:t>
+      </w:r>
+    </w:p>
+    <w:p>
+      <w:pPr>
+        <w:rPr>
+          <w:b/>
+          <w:bCs/>
+          <w:lang w:val="pl-PL"/>
+        </w:rPr>
+      </w:pPr>
+      <w:r>
+        <w:rPr>
+          <w:b/>
+          <w:bCs/>
+          <w:lang w:val="pl-PL"/>
+        </w:rPr>
+        <w:t>Warunki płatności i procedura odbioru</w:t>
+      </w:r>
+    </w:p>
+    <w:p>
+      <w:pPr>
+        <w:numPr>
+          <w:ilvl w:val="0"/>
+          <w:numId w:val="62"/>
+        </w:numPr>
+        <w:rPr>
+          <w:lang w:val="pl-PL"/>
+        </w:rPr>
+      </w:pPr>
+      <w:r>
+        <w:rPr>
+          <w:b/>
+          <w:bCs/>
+          <w:lang w:val="pl-PL"/>
+        </w:rPr>
+        <w:t>Płatność:</w:t>
+      </w:r>
+      <w:r>
+        <w:rPr>
+          <w:lang w:val="pl-PL"/>
+        </w:rPr>
+        <w:t xml:space="preserve"> Rozliczamy się za faktycznie wykonane etapy prac. Nie płacimy za całość z góry, tylko za zamknięte i działające moduły systemu.</w:t>
+      </w:r>
+    </w:p>
+    <w:p>
+      <w:pPr>
+        <w:numPr>
+          <w:ilvl w:val="0"/>
+          <w:numId w:val="62"/>
+        </w:numPr>
+        <w:rPr>
+          <w:lang w:val="pl-PL"/>
+        </w:rPr>
+      </w:pPr>
+      <w:r>
+        <w:rPr>
+          <w:b/>
+          <w:bCs/>
+          <w:lang w:val="pl-PL"/>
+        </w:rPr>
+        <w:t>Odbiór: </w:t>
+      </w:r>
+    </w:p>
+    <w:p>
+      <w:pPr>
+        <w:numPr>
+          <w:ilvl w:val="1"/>
+          <w:numId w:val="62"/>
+        </w:numPr>
+        <w:rPr>
+          <w:lang w:val="pl-PL"/>
+        </w:rPr>
+      </w:pPr>
+      <w:r>
+        <w:rPr>
+          <w:lang w:val="pl-PL"/>
+        </w:rPr>
+        <w:t>Wykonawca udostępnia gotowy moduł na serwerze testowym. </w:t>
+      </w:r>
+    </w:p>
+    <w:p>
+      <w:pPr>
+        <w:numPr>
+          <w:ilvl w:val="1"/>
+          <w:numId w:val="62"/>
+        </w:numPr>
+        <w:rPr>
+          <w:lang w:val="pl-PL"/>
+        </w:rPr>
+      </w:pPr>
+      <w:r>
+        <w:rPr>
+          <w:lang w:val="pl-PL"/>
+        </w:rPr>
+        <w:t>Przedstawiciele IT Klienta mają 5 dni na przetestowanie rozwiązań. </w:t>
+      </w:r>
+    </w:p>
+    <w:p>
+      <w:pPr>
+        <w:numPr>
+          <w:ilvl w:val="1"/>
+          <w:numId w:val="62"/>
+        </w:numPr>
+        <w:rPr>
+          <w:lang w:val="pl-PL"/>
+        </w:rPr>
+      </w:pPr>
+      <w:r>
+        <w:rPr>
+          <w:lang w:val="pl-PL"/>
+        </w:rPr>
+        <w:t>Jeśli moduł działa poprawnie, podpisywany jest protokół odbioru. Jeśli pojawią się błędy, Wykonawca usuwa je przed wystawieniem rachunku.</w:t>
+      </w:r>
+    </w:p>
+    <w:p>
+      <w:pPr>
+        <w:numPr>
+          <w:ilvl w:val="0"/>
+          <w:numId w:val="63"/>
+        </w:numPr>
+        <w:rPr>
+          <w:lang w:val="pl-PL"/>
+        </w:rPr>
+      </w:pPr>
+      <w:r>
+        <w:rPr>
+          <w:b/>
+          <w:bCs/>
+          <w:lang w:val="pl-PL"/>
+        </w:rPr>
+        <w:t>Termin zapłaty:</w:t>
+      </w:r>
+      <w:r>
+        <w:rPr>
+          <w:lang w:val="pl-PL"/>
+        </w:rPr>
+        <w:t xml:space="preserve"> Po pomyślnym odbiorze etapu Wykonawca wystawia fakturę, a Klient zobowiązuje się ją opłacić w ciągu 7 dni.</w:t>
+      </w:r>
+    </w:p>
+    <w:p>
+      <w:pPr>
+        <w:rPr>
+          <w:lang w:val="pl-PL"/>
+        </w:rPr>
+      </w:pPr>
+    </w:p>
     <w:p/>
     <w:p/>
     <w:p/>
@@ -11110,6 +12287,155 @@
     </w:lvl>
   </w:abstractNum>
   <w:abstractNum w:abstractNumId="1" w15:restartNumberingAfterBreak="0">
+    <w:nsid w:val="01E85C86"/>
+    <w:multiLevelType w:val="multilevel"/>
+    <w:tmpl w:val="9EC20D74"/>
+    <w:lvl w:ilvl="0">
+      <w:start w:val="1"/>
+      <w:numFmt w:val="bullet"/>
+      <w:lvlText w:val=""/>
+      <w:lvlJc w:val="left"/>
+      <w:pPr>
+        <w:tabs>
+          <w:tab w:val="num" w:pos="720"/>
+        </w:tabs>
+        <w:ind w:left="720" w:hanging="360"/>
+      </w:pPr>
+      <w:rPr>
+        <w:rFonts w:ascii="Symbol" w:hAnsi="Symbol" w:hint="default"/>
+        <w:sz w:val="20"/>
+      </w:rPr>
+    </w:lvl>
+    <w:lvl w:ilvl="1" w:tentative="1">
+      <w:start w:val="1"/>
+      <w:numFmt w:val="bullet"/>
+      <w:lvlText w:val="o"/>
+      <w:lvlJc w:val="left"/>
+      <w:pPr>
+        <w:tabs>
+          <w:tab w:val="num" w:pos="1440"/>
+        </w:tabs>
+        <w:ind w:left="1440" w:hanging="360"/>
+      </w:pPr>
+      <w:rPr>
+        <w:rFonts w:ascii="Courier New" w:hAnsi="Courier New" w:hint="default"/>
+        <w:sz w:val="20"/>
+      </w:rPr>
+    </w:lvl>
+    <w:lvl w:ilvl="2" w:tentative="1">
+      <w:start w:val="1"/>
+      <w:numFmt w:val="bullet"/>
+      <w:lvlText w:val=""/>
+      <w:lvlJc w:val="left"/>
+      <w:pPr>
+        <w:tabs>
+          <w:tab w:val="num" w:pos="2160"/>
+        </w:tabs>
+        <w:ind w:left="2160" w:hanging="360"/>
+      </w:pPr>
+      <w:rPr>
+        <w:rFonts w:ascii="Wingdings" w:hAnsi="Wingdings" w:hint="default"/>
+        <w:sz w:val="20"/>
+      </w:rPr>
+    </w:lvl>
+    <w:lvl w:ilvl="3" w:tentative="1">
+      <w:start w:val="1"/>
+      <w:numFmt w:val="bullet"/>
+      <w:lvlText w:val=""/>
+      <w:lvlJc w:val="left"/>
+      <w:pPr>
+        <w:tabs>
+          <w:tab w:val="num" w:pos="2880"/>
+        </w:tabs>
+        <w:ind w:left="2880" w:hanging="360"/>
+      </w:pPr>
+      <w:rPr>
+        <w:rFonts w:ascii="Wingdings" w:hAnsi="Wingdings" w:hint="default"/>
+        <w:sz w:val="20"/>
+      </w:rPr>
+    </w:lvl>
+    <w:lvl w:ilvl="4" w:tentative="1">
+      <w:start w:val="1"/>
+      <w:numFmt w:val="bullet"/>
+      <w:lvlText w:val=""/>
+      <w:lvlJc w:val="left"/>
+      <w:pPr>
+        <w:tabs>
+          <w:tab w:val="num" w:pos="3600"/>
+        </w:tabs>
+        <w:ind w:left="3600" w:hanging="360"/>
+      </w:pPr>
+      <w:rPr>
+        <w:rFonts w:ascii="Wingdings" w:hAnsi="Wingdings" w:hint="default"/>
+        <w:sz w:val="20"/>
+      </w:rPr>
+    </w:lvl>
+    <w:lvl w:ilvl="5" w:tentative="1">
+      <w:start w:val="1"/>
+      <w:numFmt w:val="bullet"/>
+      <w:lvlText w:val=""/>
+      <w:lvlJc w:val="left"/>
+      <w:pPr>
+        <w:tabs>
+          <w:tab w:val="num" w:pos="4320"/>
+        </w:tabs>
+        <w:ind w:left="4320" w:hanging="360"/>
+      </w:pPr>
+      <w:rPr>
+        <w:rFonts w:ascii="Wingdings" w:hAnsi="Wingdings" w:hint="default"/>
+        <w:sz w:val="20"/>
+      </w:rPr>
+    </w:lvl>
+    <w:lvl w:ilvl="6" w:tentative="1">
+      <w:start w:val="1"/>
+      <w:numFmt w:val="bullet"/>
+      <w:lvlText w:val=""/>
+      <w:lvlJc w:val="left"/>
+      <w:pPr>
+        <w:tabs>
+          <w:tab w:val="num" w:pos="5040"/>
+        </w:tabs>
+        <w:ind w:left="5040" w:hanging="360"/>
+      </w:pPr>
+      <w:rPr>
+        <w:rFonts w:ascii="Wingdings" w:hAnsi="Wingdings" w:hint="default"/>
+        <w:sz w:val="20"/>
+      </w:rPr>
+    </w:lvl>
+    <w:lvl w:ilvl="7" w:tentative="1">
+      <w:start w:val="1"/>
+      <w:numFmt w:val="bullet"/>
+      <w:lvlText w:val=""/>
+      <w:lvlJc w:val="left"/>
+      <w:pPr>
+        <w:tabs>
+          <w:tab w:val="num" w:pos="5760"/>
+        </w:tabs>
+        <w:ind w:left="5760" w:hanging="360"/>
+      </w:pPr>
+      <w:rPr>
+        <w:rFonts w:ascii="Wingdings" w:hAnsi="Wingdings" w:hint="default"/>
+        <w:sz w:val="20"/>
+      </w:rPr>
+    </w:lvl>
+    <w:lvl w:ilvl="8" w:tentative="1">
+      <w:start w:val="1"/>
+      <w:numFmt w:val="bullet"/>
+      <w:lvlText w:val=""/>
+      <w:lvlJc w:val="left"/>
+      <w:pPr>
+        <w:tabs>
+          <w:tab w:val="num" w:pos="6480"/>
+        </w:tabs>
+        <w:ind w:left="6480" w:hanging="360"/>
+      </w:pPr>
+      <w:rPr>
+        <w:rFonts w:ascii="Wingdings" w:hAnsi="Wingdings" w:hint="default"/>
+        <w:sz w:val="20"/>
+      </w:rPr>
+    </w:lvl>
+  </w:abstractNum>
+  <w:abstractNum w:abstractNumId="2" w15:restartNumberingAfterBreak="0">
     <w:nsid w:val="039221DD"/>
     <w:multiLevelType w:val="multilevel"/>
     <w:tmpl w:val="BC7455B0"/>
@@ -11222,7 +12548,156 @@
       </w:rPr>
     </w:lvl>
   </w:abstractNum>
-  <w:abstractNum w:abstractNumId="2" w15:restartNumberingAfterBreak="0">
+  <w:abstractNum w:abstractNumId="3" w15:restartNumberingAfterBreak="0">
+    <w:nsid w:val="04961D88"/>
+    <w:multiLevelType w:val="multilevel"/>
+    <w:tmpl w:val="439041AC"/>
+    <w:lvl w:ilvl="0">
+      <w:start w:val="1"/>
+      <w:numFmt w:val="bullet"/>
+      <w:lvlText w:val=""/>
+      <w:lvlJc w:val="left"/>
+      <w:pPr>
+        <w:tabs>
+          <w:tab w:val="num" w:pos="720"/>
+        </w:tabs>
+        <w:ind w:left="720" w:hanging="360"/>
+      </w:pPr>
+      <w:rPr>
+        <w:rFonts w:ascii="Symbol" w:hAnsi="Symbol" w:hint="default"/>
+        <w:sz w:val="20"/>
+      </w:rPr>
+    </w:lvl>
+    <w:lvl w:ilvl="1">
+      <w:start w:val="1"/>
+      <w:numFmt w:val="bullet"/>
+      <w:lvlText w:val="o"/>
+      <w:lvlJc w:val="left"/>
+      <w:pPr>
+        <w:tabs>
+          <w:tab w:val="num" w:pos="1440"/>
+        </w:tabs>
+        <w:ind w:left="1440" w:hanging="360"/>
+      </w:pPr>
+      <w:rPr>
+        <w:rFonts w:ascii="Courier New" w:hAnsi="Courier New" w:hint="default"/>
+        <w:sz w:val="20"/>
+      </w:rPr>
+    </w:lvl>
+    <w:lvl w:ilvl="2" w:tentative="1">
+      <w:start w:val="1"/>
+      <w:numFmt w:val="bullet"/>
+      <w:lvlText w:val=""/>
+      <w:lvlJc w:val="left"/>
+      <w:pPr>
+        <w:tabs>
+          <w:tab w:val="num" w:pos="2160"/>
+        </w:tabs>
+        <w:ind w:left="2160" w:hanging="360"/>
+      </w:pPr>
+      <w:rPr>
+        <w:rFonts w:ascii="Wingdings" w:hAnsi="Wingdings" w:hint="default"/>
+        <w:sz w:val="20"/>
+      </w:rPr>
+    </w:lvl>
+    <w:lvl w:ilvl="3" w:tentative="1">
+      <w:start w:val="1"/>
+      <w:numFmt w:val="bullet"/>
+      <w:lvlText w:val=""/>
+      <w:lvlJc w:val="left"/>
+      <w:pPr>
+        <w:tabs>
+          <w:tab w:val="num" w:pos="2880"/>
+        </w:tabs>
+        <w:ind w:left="2880" w:hanging="360"/>
+      </w:pPr>
+      <w:rPr>
+        <w:rFonts w:ascii="Wingdings" w:hAnsi="Wingdings" w:hint="default"/>
+        <w:sz w:val="20"/>
+      </w:rPr>
+    </w:lvl>
+    <w:lvl w:ilvl="4" w:tentative="1">
+      <w:start w:val="1"/>
+      <w:numFmt w:val="bullet"/>
+      <w:lvlText w:val=""/>
+      <w:lvlJc w:val="left"/>
+      <w:pPr>
+        <w:tabs>
+          <w:tab w:val="num" w:pos="3600"/>
+        </w:tabs>
+        <w:ind w:left="3600" w:hanging="360"/>
+      </w:pPr>
+      <w:rPr>
+        <w:rFonts w:ascii="Wingdings" w:hAnsi="Wingdings" w:hint="default"/>
+        <w:sz w:val="20"/>
+      </w:rPr>
+    </w:lvl>
+    <w:lvl w:ilvl="5" w:tentative="1">
+      <w:start w:val="1"/>
+      <w:numFmt w:val="bullet"/>
+      <w:lvlText w:val=""/>
+      <w:lvlJc w:val="left"/>
+      <w:pPr>
+        <w:tabs>
+          <w:tab w:val="num" w:pos="4320"/>
+        </w:tabs>
+        <w:ind w:left="4320" w:hanging="360"/>
+      </w:pPr>
+      <w:rPr>
+        <w:rFonts w:ascii="Wingdings" w:hAnsi="Wingdings" w:hint="default"/>
+        <w:sz w:val="20"/>
+      </w:rPr>
+    </w:lvl>
+    <w:lvl w:ilvl="6" w:tentative="1">
+      <w:start w:val="1"/>
+      <w:numFmt w:val="bullet"/>
+      <w:lvlText w:val=""/>
+      <w:lvlJc w:val="left"/>
+      <w:pPr>
+        <w:tabs>
+          <w:tab w:val="num" w:pos="5040"/>
+        </w:tabs>
+        <w:ind w:left="5040" w:hanging="360"/>
+      </w:pPr>
+      <w:rPr>
+        <w:rFonts w:ascii="Wingdings" w:hAnsi="Wingdings" w:hint="default"/>
+        <w:sz w:val="20"/>
+      </w:rPr>
+    </w:lvl>
+    <w:lvl w:ilvl="7" w:tentative="1">
+      <w:start w:val="1"/>
+      <w:numFmt w:val="bullet"/>
+      <w:lvlText w:val=""/>
+      <w:lvlJc w:val="left"/>
+      <w:pPr>
+        <w:tabs>
+          <w:tab w:val="num" w:pos="5760"/>
+        </w:tabs>
+        <w:ind w:left="5760" w:hanging="360"/>
+      </w:pPr>
+      <w:rPr>
+        <w:rFonts w:ascii="Wingdings" w:hAnsi="Wingdings" w:hint="default"/>
+        <w:sz w:val="20"/>
+      </w:rPr>
+    </w:lvl>
+    <w:lvl w:ilvl="8" w:tentative="1">
+      <w:start w:val="1"/>
+      <w:numFmt w:val="bullet"/>
+      <w:lvlText w:val=""/>
+      <w:lvlJc w:val="left"/>
+      <w:pPr>
+        <w:tabs>
+          <w:tab w:val="num" w:pos="6480"/>
+        </w:tabs>
+        <w:ind w:left="6480" w:hanging="360"/>
+      </w:pPr>
+      <w:rPr>
+        <w:rFonts w:ascii="Wingdings" w:hAnsi="Wingdings" w:hint="default"/>
+        <w:sz w:val="20"/>
+      </w:rPr>
+    </w:lvl>
+  </w:abstractNum>
+  <w:abstractNum w:abstractNumId="4" w15:restartNumberingAfterBreak="0">
     <w:nsid w:val="06522F02"/>
     <w:multiLevelType w:val="multilevel"/>
     <w:tmpl w:val="23C8FC70"/>
@@ -11371,7 +12846,7 @@
       </w:rPr>
     </w:lvl>
   </w:abstractNum>
-  <w:abstractNum w:abstractNumId="3" w15:restartNumberingAfterBreak="0">
+  <w:abstractNum w:abstractNumId="5" w15:restartNumberingAfterBreak="0">
     <w:nsid w:val="09872FCD"/>
     <w:multiLevelType w:val="multilevel"/>
     <w:tmpl w:val="0114D0FA"/>
@@ -11520,7 +12995,7 @@
       </w:rPr>
     </w:lvl>
   </w:abstractNum>
-  <w:abstractNum w:abstractNumId="4" w15:restartNumberingAfterBreak="0">
+  <w:abstractNum w:abstractNumId="6" w15:restartNumberingAfterBreak="0">
     <w:nsid w:val="0BAD3038"/>
     <w:multiLevelType w:val="multilevel"/>
     <w:tmpl w:val="35569A96"/>
@@ -11633,7 +13108,7 @@
       </w:rPr>
     </w:lvl>
   </w:abstractNum>
-  <w:abstractNum w:abstractNumId="5" w15:restartNumberingAfterBreak="0">
+  <w:abstractNum w:abstractNumId="7" w15:restartNumberingAfterBreak="0">
     <w:nsid w:val="0DFA5501"/>
     <w:multiLevelType w:val="multilevel"/>
     <w:tmpl w:val="A650DC4C"/>
@@ -11782,7 +13257,7 @@
       </w:rPr>
     </w:lvl>
   </w:abstractNum>
-  <w:abstractNum w:abstractNumId="6" w15:restartNumberingAfterBreak="0">
+  <w:abstractNum w:abstractNumId="8" w15:restartNumberingAfterBreak="0">
     <w:nsid w:val="0ECE2377"/>
     <w:multiLevelType w:val="multilevel"/>
     <w:tmpl w:val="AB7AE44E"/>
@@ -11931,7 +13406,7 @@
       </w:rPr>
     </w:lvl>
   </w:abstractNum>
-  <w:abstractNum w:abstractNumId="7" w15:restartNumberingAfterBreak="0">
+  <w:abstractNum w:abstractNumId="9" w15:restartNumberingAfterBreak="0">
     <w:nsid w:val="11D303E3"/>
     <w:multiLevelType w:val="multilevel"/>
     <w:tmpl w:val="957A028A"/>
@@ -12080,7 +13555,7 @@
       </w:rPr>
     </w:lvl>
   </w:abstractNum>
-  <w:abstractNum w:abstractNumId="8" w15:restartNumberingAfterBreak="0">
+  <w:abstractNum w:abstractNumId="10" w15:restartNumberingAfterBreak="0">
     <w:nsid w:val="12905B2B"/>
     <w:multiLevelType w:val="multilevel"/>
     <w:tmpl w:val="851C148E"/>
@@ -12229,7 +13704,7 @@
       </w:rPr>
     </w:lvl>
   </w:abstractNum>
-  <w:abstractNum w:abstractNumId="9" w15:restartNumberingAfterBreak="0">
+  <w:abstractNum w:abstractNumId="11" w15:restartNumberingAfterBreak="0">
     <w:nsid w:val="13AB4A3D"/>
     <w:multiLevelType w:val="multilevel"/>
     <w:tmpl w:val="5F862806"/>
@@ -12342,7 +13817,7 @@
       </w:rPr>
     </w:lvl>
   </w:abstractNum>
-  <w:abstractNum w:abstractNumId="10" w15:restartNumberingAfterBreak="0">
+  <w:abstractNum w:abstractNumId="12" w15:restartNumberingAfterBreak="0">
     <w:nsid w:val="13E61A43"/>
     <w:multiLevelType w:val="multilevel"/>
     <w:tmpl w:val="85241A28"/>
@@ -12491,7 +13966,7 @@
       </w:rPr>
     </w:lvl>
   </w:abstractNum>
-  <w:abstractNum w:abstractNumId="11" w15:restartNumberingAfterBreak="0">
+  <w:abstractNum w:abstractNumId="13" w15:restartNumberingAfterBreak="0">
     <w:nsid w:val="1A3D3C53"/>
     <w:multiLevelType w:val="multilevel"/>
     <w:tmpl w:val="1A3CC12A"/>
@@ -12604,7 +14079,7 @@
       </w:rPr>
     </w:lvl>
   </w:abstractNum>
-  <w:abstractNum w:abstractNumId="12" w15:restartNumberingAfterBreak="0">
+  <w:abstractNum w:abstractNumId="14" w15:restartNumberingAfterBreak="0">
     <w:nsid w:val="1B84513D"/>
     <w:multiLevelType w:val="multilevel"/>
     <w:tmpl w:val="B3A41D92"/>
@@ -12753,7 +14228,7 @@
       </w:rPr>
     </w:lvl>
   </w:abstractNum>
-  <w:abstractNum w:abstractNumId="13" w15:restartNumberingAfterBreak="0">
+  <w:abstractNum w:abstractNumId="15" w15:restartNumberingAfterBreak="0">
     <w:nsid w:val="220308DA"/>
     <w:multiLevelType w:val="multilevel"/>
     <w:tmpl w:val="75BC2B24"/>
@@ -12902,7 +14377,7 @@
       </w:rPr>
     </w:lvl>
   </w:abstractNum>
-  <w:abstractNum w:abstractNumId="14" w15:restartNumberingAfterBreak="0">
+  <w:abstractNum w:abstractNumId="16" w15:restartNumberingAfterBreak="0">
     <w:nsid w:val="24C1282E"/>
     <w:multiLevelType w:val="multilevel"/>
     <w:tmpl w:val="46C457FA"/>
@@ -13051,7 +14526,7 @@
       </w:rPr>
     </w:lvl>
   </w:abstractNum>
-  <w:abstractNum w:abstractNumId="15" w15:restartNumberingAfterBreak="0">
+  <w:abstractNum w:abstractNumId="17" w15:restartNumberingAfterBreak="0">
     <w:nsid w:val="26891B54"/>
     <w:multiLevelType w:val="multilevel"/>
     <w:tmpl w:val="2C70462C"/>
@@ -13200,7 +14675,156 @@
       </w:rPr>
     </w:lvl>
   </w:abstractNum>
-  <w:abstractNum w:abstractNumId="16" w15:restartNumberingAfterBreak="0">
+  <w:abstractNum w:abstractNumId="18" w15:restartNumberingAfterBreak="0">
+    <w:nsid w:val="29195450"/>
+    <w:multiLevelType w:val="multilevel"/>
+    <w:tmpl w:val="A3CC7016"/>
+    <w:lvl w:ilvl="0">
+      <w:start w:val="1"/>
+      <w:numFmt w:val="bullet"/>
+      <w:lvlText w:val=""/>
+      <w:lvlJc w:val="left"/>
+      <w:pPr>
+        <w:tabs>
+          <w:tab w:val="num" w:pos="720"/>
+        </w:tabs>
+        <w:ind w:left="720" w:hanging="360"/>
+      </w:pPr>
+      <w:rPr>
+        <w:rFonts w:ascii="Symbol" w:hAnsi="Symbol" w:hint="default"/>
+        <w:sz w:val="20"/>
+      </w:rPr>
+    </w:lvl>
+    <w:lvl w:ilvl="1" w:tentative="1">
+      <w:start w:val="1"/>
+      <w:numFmt w:val="bullet"/>
+      <w:lvlText w:val="o"/>
+      <w:lvlJc w:val="left"/>
+      <w:pPr>
+        <w:tabs>
+          <w:tab w:val="num" w:pos="1440"/>
+        </w:tabs>
+        <w:ind w:left="1440" w:hanging="360"/>
+      </w:pPr>
+      <w:rPr>
+        <w:rFonts w:ascii="Courier New" w:hAnsi="Courier New" w:hint="default"/>
+        <w:sz w:val="20"/>
+      </w:rPr>
+    </w:lvl>
+    <w:lvl w:ilvl="2" w:tentative="1">
+      <w:start w:val="1"/>
+      <w:numFmt w:val="bullet"/>
+      <w:lvlText w:val=""/>
+      <w:lvlJc w:val="left"/>
+      <w:pPr>
+        <w:tabs>
+          <w:tab w:val="num" w:pos="2160"/>
+        </w:tabs>
+        <w:ind w:left="2160" w:hanging="360"/>
+      </w:pPr>
+      <w:rPr>
+        <w:rFonts w:ascii="Wingdings" w:hAnsi="Wingdings" w:hint="default"/>
+        <w:sz w:val="20"/>
+      </w:rPr>
+    </w:lvl>
+    <w:lvl w:ilvl="3" w:tentative="1">
+      <w:start w:val="1"/>
+      <w:numFmt w:val="bullet"/>
+      <w:lvlText w:val=""/>
+      <w:lvlJc w:val="left"/>
+      <w:pPr>
+        <w:tabs>
+          <w:tab w:val="num" w:pos="2880"/>
+        </w:tabs>
+        <w:ind w:left="2880" w:hanging="360"/>
+      </w:pPr>
+      <w:rPr>
+        <w:rFonts w:ascii="Wingdings" w:hAnsi="Wingdings" w:hint="default"/>
+        <w:sz w:val="20"/>
+      </w:rPr>
+    </w:lvl>
+    <w:lvl w:ilvl="4" w:tentative="1">
+      <w:start w:val="1"/>
+      <w:numFmt w:val="bullet"/>
+      <w:lvlText w:val=""/>
+      <w:lvlJc w:val="left"/>
+      <w:pPr>
+        <w:tabs>
+          <w:tab w:val="num" w:pos="3600"/>
+        </w:tabs>
+        <w:ind w:left="3600" w:hanging="360"/>
+      </w:pPr>
+      <w:rPr>
+        <w:rFonts w:ascii="Wingdings" w:hAnsi="Wingdings" w:hint="default"/>
+        <w:sz w:val="20"/>
+      </w:rPr>
+    </w:lvl>
+    <w:lvl w:ilvl="5" w:tentative="1">
+      <w:start w:val="1"/>
+      <w:numFmt w:val="bullet"/>
+      <w:lvlText w:val=""/>
+      <w:lvlJc w:val="left"/>
+      <w:pPr>
+        <w:tabs>
+          <w:tab w:val="num" w:pos="4320"/>
+        </w:tabs>
+        <w:ind w:left="4320" w:hanging="360"/>
+      </w:pPr>
+      <w:rPr>
+        <w:rFonts w:ascii="Wingdings" w:hAnsi="Wingdings" w:hint="default"/>
+        <w:sz w:val="20"/>
+      </w:rPr>
+    </w:lvl>
+    <w:lvl w:ilvl="6" w:tentative="1">
+      <w:start w:val="1"/>
+      <w:numFmt w:val="bullet"/>
+      <w:lvlText w:val=""/>
+      <w:lvlJc w:val="left"/>
+      <w:pPr>
+        <w:tabs>
+          <w:tab w:val="num" w:pos="5040"/>
+        </w:tabs>
+        <w:ind w:left="5040" w:hanging="360"/>
+      </w:pPr>
+      <w:rPr>
+        <w:rFonts w:ascii="Wingdings" w:hAnsi="Wingdings" w:hint="default"/>
+        <w:sz w:val="20"/>
+      </w:rPr>
+    </w:lvl>
+    <w:lvl w:ilvl="7" w:tentative="1">
+      <w:start w:val="1"/>
+      <w:numFmt w:val="bullet"/>
+      <w:lvlText w:val=""/>
+      <w:lvlJc w:val="left"/>
+      <w:pPr>
+        <w:tabs>
+          <w:tab w:val="num" w:pos="5760"/>
+        </w:tabs>
+        <w:ind w:left="5760" w:hanging="360"/>
+      </w:pPr>
+      <w:rPr>
+        <w:rFonts w:ascii="Wingdings" w:hAnsi="Wingdings" w:hint="default"/>
+        <w:sz w:val="20"/>
+      </w:rPr>
+    </w:lvl>
+    <w:lvl w:ilvl="8" w:tentative="1">
+      <w:start w:val="1"/>
+      <w:numFmt w:val="bullet"/>
+      <w:lvlText w:val=""/>
+      <w:lvlJc w:val="left"/>
+      <w:pPr>
+        <w:tabs>
+          <w:tab w:val="num" w:pos="6480"/>
+        </w:tabs>
+        <w:ind w:left="6480" w:hanging="360"/>
+      </w:pPr>
+      <w:rPr>
+        <w:rFonts w:ascii="Wingdings" w:hAnsi="Wingdings" w:hint="default"/>
+        <w:sz w:val="20"/>
+      </w:rPr>
+    </w:lvl>
+  </w:abstractNum>
+  <w:abstractNum w:abstractNumId="19" w15:restartNumberingAfterBreak="0">
     <w:nsid w:val="29735BCB"/>
     <w:multiLevelType w:val="multilevel"/>
     <w:tmpl w:val="6BC6E2BA"/>
@@ -13349,7 +14973,7 @@
       </w:rPr>
     </w:lvl>
   </w:abstractNum>
-  <w:abstractNum w:abstractNumId="17" w15:restartNumberingAfterBreak="0">
+  <w:abstractNum w:abstractNumId="20" w15:restartNumberingAfterBreak="0">
     <w:nsid w:val="2A4B32FC"/>
     <w:multiLevelType w:val="multilevel"/>
     <w:tmpl w:val="55FCF9C6"/>
@@ -13498,7 +15122,7 @@
       </w:rPr>
     </w:lvl>
   </w:abstractNum>
-  <w:abstractNum w:abstractNumId="18" w15:restartNumberingAfterBreak="0">
+  <w:abstractNum w:abstractNumId="21" w15:restartNumberingAfterBreak="0">
     <w:nsid w:val="2C2F5032"/>
     <w:multiLevelType w:val="multilevel"/>
     <w:tmpl w:val="B1C2CBA0"/>
@@ -13647,7 +15271,7 @@
       </w:rPr>
     </w:lvl>
   </w:abstractNum>
-  <w:abstractNum w:abstractNumId="19" w15:restartNumberingAfterBreak="0">
+  <w:abstractNum w:abstractNumId="22" w15:restartNumberingAfterBreak="0">
     <w:nsid w:val="2DAC6D28"/>
     <w:multiLevelType w:val="multilevel"/>
     <w:tmpl w:val="BA387194"/>
@@ -13760,7 +15384,7 @@
       </w:pPr>
     </w:lvl>
   </w:abstractNum>
-  <w:abstractNum w:abstractNumId="20" w15:restartNumberingAfterBreak="0">
+  <w:abstractNum w:abstractNumId="23" w15:restartNumberingAfterBreak="0">
     <w:nsid w:val="2DFB2FAB"/>
     <w:multiLevelType w:val="multilevel"/>
     <w:tmpl w:val="C1322226"/>
@@ -13909,7 +15533,7 @@
       </w:rPr>
     </w:lvl>
   </w:abstractNum>
-  <w:abstractNum w:abstractNumId="21" w15:restartNumberingAfterBreak="0">
+  <w:abstractNum w:abstractNumId="24" w15:restartNumberingAfterBreak="0">
     <w:nsid w:val="30A97787"/>
     <w:multiLevelType w:val="multilevel"/>
     <w:tmpl w:val="AFD03C78"/>
@@ -14058,7 +15682,7 @@
       </w:rPr>
     </w:lvl>
   </w:abstractNum>
-  <w:abstractNum w:abstractNumId="22" w15:restartNumberingAfterBreak="0">
+  <w:abstractNum w:abstractNumId="25" w15:restartNumberingAfterBreak="0">
     <w:nsid w:val="32A7688C"/>
     <w:multiLevelType w:val="multilevel"/>
     <w:tmpl w:val="FDAE8B5C"/>
@@ -14207,7 +15831,7 @@
       </w:rPr>
     </w:lvl>
   </w:abstractNum>
-  <w:abstractNum w:abstractNumId="23" w15:restartNumberingAfterBreak="0">
+  <w:abstractNum w:abstractNumId="26" w15:restartNumberingAfterBreak="0">
     <w:nsid w:val="34ED3321"/>
     <w:multiLevelType w:val="multilevel"/>
     <w:tmpl w:val="6838C3D4"/>
@@ -14356,7 +15980,7 @@
       </w:rPr>
     </w:lvl>
   </w:abstractNum>
-  <w:abstractNum w:abstractNumId="24" w15:restartNumberingAfterBreak="0">
+  <w:abstractNum w:abstractNumId="27" w15:restartNumberingAfterBreak="0">
     <w:nsid w:val="38346763"/>
     <w:multiLevelType w:val="multilevel"/>
     <w:tmpl w:val="29643462"/>
@@ -14469,7 +16093,7 @@
       </w:rPr>
     </w:lvl>
   </w:abstractNum>
-  <w:abstractNum w:abstractNumId="25" w15:restartNumberingAfterBreak="0">
+  <w:abstractNum w:abstractNumId="28" w15:restartNumberingAfterBreak="0">
     <w:nsid w:val="39FF1CD4"/>
     <w:multiLevelType w:val="multilevel"/>
     <w:tmpl w:val="580AD2D8"/>
@@ -14618,7 +16242,305 @@
       </w:rPr>
     </w:lvl>
   </w:abstractNum>
-  <w:abstractNum w:abstractNumId="26" w15:restartNumberingAfterBreak="0">
+  <w:abstractNum w:abstractNumId="29" w15:restartNumberingAfterBreak="0">
+    <w:nsid w:val="3CB66296"/>
+    <w:multiLevelType w:val="multilevel"/>
+    <w:tmpl w:val="DE5C1010"/>
+    <w:lvl w:ilvl="0">
+      <w:start w:val="1"/>
+      <w:numFmt w:val="bullet"/>
+      <w:lvlText w:val=""/>
+      <w:lvlJc w:val="left"/>
+      <w:pPr>
+        <w:tabs>
+          <w:tab w:val="num" w:pos="720"/>
+        </w:tabs>
+        <w:ind w:left="720" w:hanging="360"/>
+      </w:pPr>
+      <w:rPr>
+        <w:rFonts w:ascii="Symbol" w:hAnsi="Symbol" w:hint="default"/>
+        <w:sz w:val="20"/>
+      </w:rPr>
+    </w:lvl>
+    <w:lvl w:ilvl="1">
+      <w:start w:val="1"/>
+      <w:numFmt w:val="bullet"/>
+      <w:lvlText w:val="o"/>
+      <w:lvlJc w:val="left"/>
+      <w:pPr>
+        <w:tabs>
+          <w:tab w:val="num" w:pos="1440"/>
+        </w:tabs>
+        <w:ind w:left="1440" w:hanging="360"/>
+      </w:pPr>
+      <w:rPr>
+        <w:rFonts w:ascii="Courier New" w:hAnsi="Courier New" w:hint="default"/>
+        <w:sz w:val="20"/>
+      </w:rPr>
+    </w:lvl>
+    <w:lvl w:ilvl="2" w:tentative="1">
+      <w:start w:val="1"/>
+      <w:numFmt w:val="bullet"/>
+      <w:lvlText w:val=""/>
+      <w:lvlJc w:val="left"/>
+      <w:pPr>
+        <w:tabs>
+          <w:tab w:val="num" w:pos="2160"/>
+        </w:tabs>
+        <w:ind w:left="2160" w:hanging="360"/>
+      </w:pPr>
+      <w:rPr>
+        <w:rFonts w:ascii="Wingdings" w:hAnsi="Wingdings" w:hint="default"/>
+        <w:sz w:val="20"/>
+      </w:rPr>
+    </w:lvl>
+    <w:lvl w:ilvl="3" w:tentative="1">
+      <w:start w:val="1"/>
+      <w:numFmt w:val="bullet"/>
+      <w:lvlText w:val=""/>
+      <w:lvlJc w:val="left"/>
+      <w:pPr>
+        <w:tabs>
+          <w:tab w:val="num" w:pos="2880"/>
+        </w:tabs>
+        <w:ind w:left="2880" w:hanging="360"/>
+      </w:pPr>
+      <w:rPr>
+        <w:rFonts w:ascii="Wingdings" w:hAnsi="Wingdings" w:hint="default"/>
+        <w:sz w:val="20"/>
+      </w:rPr>
+    </w:lvl>
+    <w:lvl w:ilvl="4" w:tentative="1">
+      <w:start w:val="1"/>
+      <w:numFmt w:val="bullet"/>
+      <w:lvlText w:val=""/>
+      <w:lvlJc w:val="left"/>
+      <w:pPr>
+        <w:tabs>
+          <w:tab w:val="num" w:pos="3600"/>
+        </w:tabs>
+        <w:ind w:left="3600" w:hanging="360"/>
+      </w:pPr>
+      <w:rPr>
+        <w:rFonts w:ascii="Wingdings" w:hAnsi="Wingdings" w:hint="default"/>
+        <w:sz w:val="20"/>
+      </w:rPr>
+    </w:lvl>
+    <w:lvl w:ilvl="5" w:tentative="1">
+      <w:start w:val="1"/>
+      <w:numFmt w:val="bullet"/>
+      <w:lvlText w:val=""/>
+      <w:lvlJc w:val="left"/>
+      <w:pPr>
+        <w:tabs>
+          <w:tab w:val="num" w:pos="4320"/>
+        </w:tabs>
+        <w:ind w:left="4320" w:hanging="360"/>
+      </w:pPr>
+      <w:rPr>
+        <w:rFonts w:ascii="Wingdings" w:hAnsi="Wingdings" w:hint="default"/>
+        <w:sz w:val="20"/>
+      </w:rPr>
+    </w:lvl>
+    <w:lvl w:ilvl="6" w:tentative="1">
+      <w:start w:val="1"/>
+      <w:numFmt w:val="bullet"/>
+      <w:lvlText w:val=""/>
+      <w:lvlJc w:val="left"/>
+      <w:pPr>
+        <w:tabs>
+          <w:tab w:val="num" w:pos="5040"/>
+        </w:tabs>
+        <w:ind w:left="5040" w:hanging="360"/>
+      </w:pPr>
+      <w:rPr>
+        <w:rFonts w:ascii="Wingdings" w:hAnsi="Wingdings" w:hint="default"/>
+        <w:sz w:val="20"/>
+      </w:rPr>
+    </w:lvl>
+    <w:lvl w:ilvl="7" w:tentative="1">
+      <w:start w:val="1"/>
+      <w:numFmt w:val="bullet"/>
+      <w:lvlText w:val=""/>
+      <w:lvlJc w:val="left"/>
+      <w:pPr>
+        <w:tabs>
+          <w:tab w:val="num" w:pos="5760"/>
+        </w:tabs>
+        <w:ind w:left="5760" w:hanging="360"/>
+      </w:pPr>
+      <w:rPr>
+        <w:rFonts w:ascii="Wingdings" w:hAnsi="Wingdings" w:hint="default"/>
+        <w:sz w:val="20"/>
+      </w:rPr>
+    </w:lvl>
+    <w:lvl w:ilvl="8" w:tentative="1">
+      <w:start w:val="1"/>
+      <w:numFmt w:val="bullet"/>
+      <w:lvlText w:val=""/>
+      <w:lvlJc w:val="left"/>
+      <w:pPr>
+        <w:tabs>
+          <w:tab w:val="num" w:pos="6480"/>
+        </w:tabs>
+        <w:ind w:left="6480" w:hanging="360"/>
+      </w:pPr>
+      <w:rPr>
+        <w:rFonts w:ascii="Wingdings" w:hAnsi="Wingdings" w:hint="default"/>
+        <w:sz w:val="20"/>
+      </w:rPr>
+    </w:lvl>
+  </w:abstractNum>
+  <w:abstractNum w:abstractNumId="30" w15:restartNumberingAfterBreak="0">
+    <w:nsid w:val="3E8A6930"/>
+    <w:multiLevelType w:val="multilevel"/>
+    <w:tmpl w:val="474A582A"/>
+    <w:lvl w:ilvl="0">
+      <w:start w:val="1"/>
+      <w:numFmt w:val="bullet"/>
+      <w:lvlText w:val=""/>
+      <w:lvlJc w:val="left"/>
+      <w:pPr>
+        <w:tabs>
+          <w:tab w:val="num" w:pos="720"/>
+        </w:tabs>
+        <w:ind w:left="720" w:hanging="360"/>
+      </w:pPr>
+      <w:rPr>
+        <w:rFonts w:ascii="Symbol" w:hAnsi="Symbol" w:hint="default"/>
+        <w:sz w:val="20"/>
+      </w:rPr>
+    </w:lvl>
+    <w:lvl w:ilvl="1">
+      <w:start w:val="1"/>
+      <w:numFmt w:val="bullet"/>
+      <w:lvlText w:val="o"/>
+      <w:lvlJc w:val="left"/>
+      <w:pPr>
+        <w:tabs>
+          <w:tab w:val="num" w:pos="1440"/>
+        </w:tabs>
+        <w:ind w:left="1440" w:hanging="360"/>
+      </w:pPr>
+      <w:rPr>
+        <w:rFonts w:ascii="Courier New" w:hAnsi="Courier New" w:hint="default"/>
+        <w:sz w:val="20"/>
+      </w:rPr>
+    </w:lvl>
+    <w:lvl w:ilvl="2" w:tentative="1">
+      <w:start w:val="1"/>
+      <w:numFmt w:val="bullet"/>
+      <w:lvlText w:val=""/>
+      <w:lvlJc w:val="left"/>
+      <w:pPr>
+        <w:tabs>
+          <w:tab w:val="num" w:pos="2160"/>
+        </w:tabs>
+        <w:ind w:left="2160" w:hanging="360"/>
+      </w:pPr>
+      <w:rPr>
+        <w:rFonts w:ascii="Wingdings" w:hAnsi="Wingdings" w:hint="default"/>
+        <w:sz w:val="20"/>
+      </w:rPr>
+    </w:lvl>
+    <w:lvl w:ilvl="3" w:tentative="1">
+      <w:start w:val="1"/>
+      <w:numFmt w:val="bullet"/>
+      <w:lvlText w:val=""/>
+      <w:lvlJc w:val="left"/>
+      <w:pPr>
+        <w:tabs>
+          <w:tab w:val="num" w:pos="2880"/>
+        </w:tabs>
+        <w:ind w:left="2880" w:hanging="360"/>
+      </w:pPr>
+      <w:rPr>
+        <w:rFonts w:ascii="Wingdings" w:hAnsi="Wingdings" w:hint="default"/>
+        <w:sz w:val="20"/>
+      </w:rPr>
+    </w:lvl>
+    <w:lvl w:ilvl="4" w:tentative="1">
+      <w:start w:val="1"/>
+      <w:numFmt w:val="bullet"/>
+      <w:lvlText w:val=""/>
+      <w:lvlJc w:val="left"/>
+      <w:pPr>
+        <w:tabs>
+          <w:tab w:val="num" w:pos="3600"/>
+        </w:tabs>
+        <w:ind w:left="3600" w:hanging="360"/>
+      </w:pPr>
+      <w:rPr>
+        <w:rFonts w:ascii="Wingdings" w:hAnsi="Wingdings" w:hint="default"/>
+        <w:sz w:val="20"/>
+      </w:rPr>
+    </w:lvl>
+    <w:lvl w:ilvl="5" w:tentative="1">
+      <w:start w:val="1"/>
+      <w:numFmt w:val="bullet"/>
+      <w:lvlText w:val=""/>
+      <w:lvlJc w:val="left"/>
+      <w:pPr>
+        <w:tabs>
+          <w:tab w:val="num" w:pos="4320"/>
+        </w:tabs>
+        <w:ind w:left="4320" w:hanging="360"/>
+      </w:pPr>
+      <w:rPr>
+        <w:rFonts w:ascii="Wingdings" w:hAnsi="Wingdings" w:hint="default"/>
+        <w:sz w:val="20"/>
+      </w:rPr>
+    </w:lvl>
+    <w:lvl w:ilvl="6" w:tentative="1">
+      <w:start w:val="1"/>
+      <w:numFmt w:val="bullet"/>
+      <w:lvlText w:val=""/>
+      <w:lvlJc w:val="left"/>
+      <w:pPr>
+        <w:tabs>
+          <w:tab w:val="num" w:pos="5040"/>
+        </w:tabs>
+        <w:ind w:left="5040" w:hanging="360"/>
+      </w:pPr>
+      <w:rPr>
+        <w:rFonts w:ascii="Wingdings" w:hAnsi="Wingdings" w:hint="default"/>
+        <w:sz w:val="20"/>
+      </w:rPr>
+    </w:lvl>
+    <w:lvl w:ilvl="7" w:tentative="1">
+      <w:start w:val="1"/>
+      <w:numFmt w:val="bullet"/>
+      <w:lvlText w:val=""/>
+      <w:lvlJc w:val="left"/>
+      <w:pPr>
+        <w:tabs>
+          <w:tab w:val="num" w:pos="5760"/>
+        </w:tabs>
+        <w:ind w:left="5760" w:hanging="360"/>
+      </w:pPr>
+      <w:rPr>
+        <w:rFonts w:ascii="Wingdings" w:hAnsi="Wingdings" w:hint="default"/>
+        <w:sz w:val="20"/>
+      </w:rPr>
+    </w:lvl>
+    <w:lvl w:ilvl="8" w:tentative="1">
+      <w:start w:val="1"/>
+      <w:numFmt w:val="bullet"/>
+      <w:lvlText w:val=""/>
+      <w:lvlJc w:val="left"/>
+      <w:pPr>
+        <w:tabs>
+          <w:tab w:val="num" w:pos="6480"/>
+        </w:tabs>
+        <w:ind w:left="6480" w:hanging="360"/>
+      </w:pPr>
+      <w:rPr>
+        <w:rFonts w:ascii="Wingdings" w:hAnsi="Wingdings" w:hint="default"/>
+        <w:sz w:val="20"/>
+      </w:rPr>
+    </w:lvl>
+  </w:abstractNum>
+  <w:abstractNum w:abstractNumId="31" w15:restartNumberingAfterBreak="0">
     <w:nsid w:val="425567C4"/>
     <w:multiLevelType w:val="multilevel"/>
     <w:tmpl w:val="08FE72E8"/>
@@ -14767,7 +16689,7 @@
       </w:rPr>
     </w:lvl>
   </w:abstractNum>
-  <w:abstractNum w:abstractNumId="27" w15:restartNumberingAfterBreak="0">
+  <w:abstractNum w:abstractNumId="32" w15:restartNumberingAfterBreak="0">
     <w:nsid w:val="436B18AA"/>
     <w:multiLevelType w:val="multilevel"/>
     <w:tmpl w:val="BFAA6B5A"/>
@@ -14916,7 +16838,7 @@
       </w:rPr>
     </w:lvl>
   </w:abstractNum>
-  <w:abstractNum w:abstractNumId="28" w15:restartNumberingAfterBreak="0">
+  <w:abstractNum w:abstractNumId="33" w15:restartNumberingAfterBreak="0">
     <w:nsid w:val="43960807"/>
     <w:multiLevelType w:val="multilevel"/>
     <w:tmpl w:val="630ADB68"/>
@@ -15065,7 +16987,7 @@
       </w:rPr>
     </w:lvl>
   </w:abstractNum>
-  <w:abstractNum w:abstractNumId="29" w15:restartNumberingAfterBreak="0">
+  <w:abstractNum w:abstractNumId="34" w15:restartNumberingAfterBreak="0">
     <w:nsid w:val="47A83698"/>
     <w:multiLevelType w:val="multilevel"/>
     <w:tmpl w:val="3DD0E790"/>
@@ -15178,7 +17100,7 @@
       </w:pPr>
     </w:lvl>
   </w:abstractNum>
-  <w:abstractNum w:abstractNumId="30" w15:restartNumberingAfterBreak="0">
+  <w:abstractNum w:abstractNumId="35" w15:restartNumberingAfterBreak="0">
     <w:nsid w:val="4C3D0E9C"/>
     <w:multiLevelType w:val="multilevel"/>
     <w:tmpl w:val="5902FF10"/>
@@ -15327,7 +17249,7 @@
       </w:rPr>
     </w:lvl>
   </w:abstractNum>
-  <w:abstractNum w:abstractNumId="31" w15:restartNumberingAfterBreak="0">
+  <w:abstractNum w:abstractNumId="36" w15:restartNumberingAfterBreak="0">
     <w:nsid w:val="4D737DC7"/>
     <w:multiLevelType w:val="multilevel"/>
     <w:tmpl w:val="0CC65676"/>
@@ -15476,7 +17398,7 @@
       </w:rPr>
     </w:lvl>
   </w:abstractNum>
-  <w:abstractNum w:abstractNumId="32" w15:restartNumberingAfterBreak="0">
+  <w:abstractNum w:abstractNumId="37" w15:restartNumberingAfterBreak="0">
     <w:nsid w:val="4DD701F5"/>
     <w:multiLevelType w:val="multilevel"/>
     <w:tmpl w:val="6F824E32"/>
@@ -15625,7 +17547,156 @@
       </w:rPr>
     </w:lvl>
   </w:abstractNum>
-  <w:abstractNum w:abstractNumId="33" w15:restartNumberingAfterBreak="0">
+  <w:abstractNum w:abstractNumId="38" w15:restartNumberingAfterBreak="0">
+    <w:nsid w:val="512F4F25"/>
+    <w:multiLevelType w:val="multilevel"/>
+    <w:tmpl w:val="038A355C"/>
+    <w:lvl w:ilvl="0">
+      <w:start w:val="1"/>
+      <w:numFmt w:val="bullet"/>
+      <w:lvlText w:val=""/>
+      <w:lvlJc w:val="left"/>
+      <w:pPr>
+        <w:tabs>
+          <w:tab w:val="num" w:pos="720"/>
+        </w:tabs>
+        <w:ind w:left="720" w:hanging="360"/>
+      </w:pPr>
+      <w:rPr>
+        <w:rFonts w:ascii="Symbol" w:hAnsi="Symbol" w:hint="default"/>
+        <w:sz w:val="20"/>
+      </w:rPr>
+    </w:lvl>
+    <w:lvl w:ilvl="1" w:tentative="1">
+      <w:start w:val="1"/>
+      <w:numFmt w:val="bullet"/>
+      <w:lvlText w:val="o"/>
+      <w:lvlJc w:val="left"/>
+      <w:pPr>
+        <w:tabs>
+          <w:tab w:val="num" w:pos="1440"/>
+        </w:tabs>
+        <w:ind w:left="1440" w:hanging="360"/>
+      </w:pPr>
+      <w:rPr>
+        <w:rFonts w:ascii="Courier New" w:hAnsi="Courier New" w:hint="default"/>
+        <w:sz w:val="20"/>
+      </w:rPr>
+    </w:lvl>
+    <w:lvl w:ilvl="2" w:tentative="1">
+      <w:start w:val="1"/>
+      <w:numFmt w:val="bullet"/>
+      <w:lvlText w:val=""/>
+      <w:lvlJc w:val="left"/>
+      <w:pPr>
+        <w:tabs>
+          <w:tab w:val="num" w:pos="2160"/>
+        </w:tabs>
+        <w:ind w:left="2160" w:hanging="360"/>
+      </w:pPr>
+      <w:rPr>
+        <w:rFonts w:ascii="Wingdings" w:hAnsi="Wingdings" w:hint="default"/>
+        <w:sz w:val="20"/>
+      </w:rPr>
+    </w:lvl>
+    <w:lvl w:ilvl="3" w:tentative="1">
+      <w:start w:val="1"/>
+      <w:numFmt w:val="bullet"/>
+      <w:lvlText w:val=""/>
+      <w:lvlJc w:val="left"/>
+      <w:pPr>
+        <w:tabs>
+          <w:tab w:val="num" w:pos="2880"/>
+        </w:tabs>
+        <w:ind w:left="2880" w:hanging="360"/>
+      </w:pPr>
+      <w:rPr>
+        <w:rFonts w:ascii="Wingdings" w:hAnsi="Wingdings" w:hint="default"/>
+        <w:sz w:val="20"/>
+      </w:rPr>
+    </w:lvl>
+    <w:lvl w:ilvl="4" w:tentative="1">
+      <w:start w:val="1"/>
+      <w:numFmt w:val="bullet"/>
+      <w:lvlText w:val=""/>
+      <w:lvlJc w:val="left"/>
+      <w:pPr>
+        <w:tabs>
+          <w:tab w:val="num" w:pos="3600"/>
+        </w:tabs>
+        <w:ind w:left="3600" w:hanging="360"/>
+      </w:pPr>
+      <w:rPr>
+        <w:rFonts w:ascii="Wingdings" w:hAnsi="Wingdings" w:hint="default"/>
+        <w:sz w:val="20"/>
+      </w:rPr>
+    </w:lvl>
+    <w:lvl w:ilvl="5" w:tentative="1">
+      <w:start w:val="1"/>
+      <w:numFmt w:val="bullet"/>
+      <w:lvlText w:val=""/>
+      <w:lvlJc w:val="left"/>
+      <w:pPr>
+        <w:tabs>
+          <w:tab w:val="num" w:pos="4320"/>
+        </w:tabs>
+        <w:ind w:left="4320" w:hanging="360"/>
+      </w:pPr>
+      <w:rPr>
+        <w:rFonts w:ascii="Wingdings" w:hAnsi="Wingdings" w:hint="default"/>
+        <w:sz w:val="20"/>
+      </w:rPr>
+    </w:lvl>
+    <w:lvl w:ilvl="6" w:tentative="1">
+      <w:start w:val="1"/>
+      <w:numFmt w:val="bullet"/>
+      <w:lvlText w:val=""/>
+      <w:lvlJc w:val="left"/>
+      <w:pPr>
+        <w:tabs>
+          <w:tab w:val="num" w:pos="5040"/>
+        </w:tabs>
+        <w:ind w:left="5040" w:hanging="360"/>
+      </w:pPr>
+      <w:rPr>
+        <w:rFonts w:ascii="Wingdings" w:hAnsi="Wingdings" w:hint="default"/>
+        <w:sz w:val="20"/>
+      </w:rPr>
+    </w:lvl>
+    <w:lvl w:ilvl="7" w:tentative="1">
+      <w:start w:val="1"/>
+      <w:numFmt w:val="bullet"/>
+      <w:lvlText w:val=""/>
+      <w:lvlJc w:val="left"/>
+      <w:pPr>
+        <w:tabs>
+          <w:tab w:val="num" w:pos="5760"/>
+        </w:tabs>
+        <w:ind w:left="5760" w:hanging="360"/>
+      </w:pPr>
+      <w:rPr>
+        <w:rFonts w:ascii="Wingdings" w:hAnsi="Wingdings" w:hint="default"/>
+        <w:sz w:val="20"/>
+      </w:rPr>
+    </w:lvl>
+    <w:lvl w:ilvl="8" w:tentative="1">
+      <w:start w:val="1"/>
+      <w:numFmt w:val="bullet"/>
+      <w:lvlText w:val=""/>
+      <w:lvlJc w:val="left"/>
+      <w:pPr>
+        <w:tabs>
+          <w:tab w:val="num" w:pos="6480"/>
+        </w:tabs>
+        <w:ind w:left="6480" w:hanging="360"/>
+      </w:pPr>
+      <w:rPr>
+        <w:rFonts w:ascii="Wingdings" w:hAnsi="Wingdings" w:hint="default"/>
+        <w:sz w:val="20"/>
+      </w:rPr>
+    </w:lvl>
+  </w:abstractNum>
+  <w:abstractNum w:abstractNumId="39" w15:restartNumberingAfterBreak="0">
     <w:nsid w:val="520D7D1F"/>
     <w:multiLevelType w:val="multilevel"/>
     <w:tmpl w:val="BA12CAC4"/>
@@ -15774,7 +17845,7 @@
       </w:rPr>
     </w:lvl>
   </w:abstractNum>
-  <w:abstractNum w:abstractNumId="34" w15:restartNumberingAfterBreak="0">
+  <w:abstractNum w:abstractNumId="40" w15:restartNumberingAfterBreak="0">
     <w:nsid w:val="546B4CA0"/>
     <w:multiLevelType w:val="multilevel"/>
     <w:tmpl w:val="9886FB00"/>
@@ -15923,7 +17994,305 @@
       </w:rPr>
     </w:lvl>
   </w:abstractNum>
-  <w:abstractNum w:abstractNumId="35" w15:restartNumberingAfterBreak="0">
+  <w:abstractNum w:abstractNumId="41" w15:restartNumberingAfterBreak="0">
+    <w:nsid w:val="5479006D"/>
+    <w:multiLevelType w:val="multilevel"/>
+    <w:tmpl w:val="0F7C8454"/>
+    <w:lvl w:ilvl="0">
+      <w:start w:val="1"/>
+      <w:numFmt w:val="bullet"/>
+      <w:lvlText w:val=""/>
+      <w:lvlJc w:val="left"/>
+      <w:pPr>
+        <w:tabs>
+          <w:tab w:val="num" w:pos="720"/>
+        </w:tabs>
+        <w:ind w:left="720" w:hanging="360"/>
+      </w:pPr>
+      <w:rPr>
+        <w:rFonts w:ascii="Symbol" w:hAnsi="Symbol" w:hint="default"/>
+        <w:sz w:val="20"/>
+      </w:rPr>
+    </w:lvl>
+    <w:lvl w:ilvl="1">
+      <w:start w:val="1"/>
+      <w:numFmt w:val="bullet"/>
+      <w:lvlText w:val="o"/>
+      <w:lvlJc w:val="left"/>
+      <w:pPr>
+        <w:tabs>
+          <w:tab w:val="num" w:pos="1440"/>
+        </w:tabs>
+        <w:ind w:left="1440" w:hanging="360"/>
+      </w:pPr>
+      <w:rPr>
+        <w:rFonts w:ascii="Courier New" w:hAnsi="Courier New" w:hint="default"/>
+        <w:sz w:val="20"/>
+      </w:rPr>
+    </w:lvl>
+    <w:lvl w:ilvl="2" w:tentative="1">
+      <w:start w:val="1"/>
+      <w:numFmt w:val="bullet"/>
+      <w:lvlText w:val=""/>
+      <w:lvlJc w:val="left"/>
+      <w:pPr>
+        <w:tabs>
+          <w:tab w:val="num" w:pos="2160"/>
+        </w:tabs>
+        <w:ind w:left="2160" w:hanging="360"/>
+      </w:pPr>
+      <w:rPr>
+        <w:rFonts w:ascii="Wingdings" w:hAnsi="Wingdings" w:hint="default"/>
+        <w:sz w:val="20"/>
+      </w:rPr>
+    </w:lvl>
+    <w:lvl w:ilvl="3" w:tentative="1">
+      <w:start w:val="1"/>
+      <w:numFmt w:val="bullet"/>
+      <w:lvlText w:val=""/>
+      <w:lvlJc w:val="left"/>
+      <w:pPr>
+        <w:tabs>
+          <w:tab w:val="num" w:pos="2880"/>
+        </w:tabs>
+        <w:ind w:left="2880" w:hanging="360"/>
+      </w:pPr>
+      <w:rPr>
+        <w:rFonts w:ascii="Wingdings" w:hAnsi="Wingdings" w:hint="default"/>
+        <w:sz w:val="20"/>
+      </w:rPr>
+    </w:lvl>
+    <w:lvl w:ilvl="4" w:tentative="1">
+      <w:start w:val="1"/>
+      <w:numFmt w:val="bullet"/>
+      <w:lvlText w:val=""/>
+      <w:lvlJc w:val="left"/>
+      <w:pPr>
+        <w:tabs>
+          <w:tab w:val="num" w:pos="3600"/>
+        </w:tabs>
+        <w:ind w:left="3600" w:hanging="360"/>
+      </w:pPr>
+      <w:rPr>
+        <w:rFonts w:ascii="Wingdings" w:hAnsi="Wingdings" w:hint="default"/>
+        <w:sz w:val="20"/>
+      </w:rPr>
+    </w:lvl>
+    <w:lvl w:ilvl="5" w:tentative="1">
+      <w:start w:val="1"/>
+      <w:numFmt w:val="bullet"/>
+      <w:lvlText w:val=""/>
+      <w:lvlJc w:val="left"/>
+      <w:pPr>
+        <w:tabs>
+          <w:tab w:val="num" w:pos="4320"/>
+        </w:tabs>
+        <w:ind w:left="4320" w:hanging="360"/>
+      </w:pPr>
+      <w:rPr>
+        <w:rFonts w:ascii="Wingdings" w:hAnsi="Wingdings" w:hint="default"/>
+        <w:sz w:val="20"/>
+      </w:rPr>
+    </w:lvl>
+    <w:lvl w:ilvl="6" w:tentative="1">
+      <w:start w:val="1"/>
+      <w:numFmt w:val="bullet"/>
+      <w:lvlText w:val=""/>
+      <w:lvlJc w:val="left"/>
+      <w:pPr>
+        <w:tabs>
+          <w:tab w:val="num" w:pos="5040"/>
+        </w:tabs>
+        <w:ind w:left="5040" w:hanging="360"/>
+      </w:pPr>
+      <w:rPr>
+        <w:rFonts w:ascii="Wingdings" w:hAnsi="Wingdings" w:hint="default"/>
+        <w:sz w:val="20"/>
+      </w:rPr>
+    </w:lvl>
+    <w:lvl w:ilvl="7" w:tentative="1">
+      <w:start w:val="1"/>
+      <w:numFmt w:val="bullet"/>
+      <w:lvlText w:val=""/>
+      <w:lvlJc w:val="left"/>
+      <w:pPr>
+        <w:tabs>
+          <w:tab w:val="num" w:pos="5760"/>
+        </w:tabs>
+        <w:ind w:left="5760" w:hanging="360"/>
+      </w:pPr>
+      <w:rPr>
+        <w:rFonts w:ascii="Wingdings" w:hAnsi="Wingdings" w:hint="default"/>
+        <w:sz w:val="20"/>
+      </w:rPr>
+    </w:lvl>
+    <w:lvl w:ilvl="8" w:tentative="1">
+      <w:start w:val="1"/>
+      <w:numFmt w:val="bullet"/>
+      <w:lvlText w:val=""/>
+      <w:lvlJc w:val="left"/>
+      <w:pPr>
+        <w:tabs>
+          <w:tab w:val="num" w:pos="6480"/>
+        </w:tabs>
+        <w:ind w:left="6480" w:hanging="360"/>
+      </w:pPr>
+      <w:rPr>
+        <w:rFonts w:ascii="Wingdings" w:hAnsi="Wingdings" w:hint="default"/>
+        <w:sz w:val="20"/>
+      </w:rPr>
+    </w:lvl>
+  </w:abstractNum>
+  <w:abstractNum w:abstractNumId="42" w15:restartNumberingAfterBreak="0">
+    <w:nsid w:val="574D78F1"/>
+    <w:multiLevelType w:val="multilevel"/>
+    <w:tmpl w:val="1BC0D4B0"/>
+    <w:lvl w:ilvl="0">
+      <w:start w:val="1"/>
+      <w:numFmt w:val="bullet"/>
+      <w:lvlText w:val=""/>
+      <w:lvlJc w:val="left"/>
+      <w:pPr>
+        <w:tabs>
+          <w:tab w:val="num" w:pos="720"/>
+        </w:tabs>
+        <w:ind w:left="720" w:hanging="360"/>
+      </w:pPr>
+      <w:rPr>
+        <w:rFonts w:ascii="Symbol" w:hAnsi="Symbol" w:hint="default"/>
+        <w:sz w:val="20"/>
+      </w:rPr>
+    </w:lvl>
+    <w:lvl w:ilvl="1">
+      <w:start w:val="1"/>
+      <w:numFmt w:val="bullet"/>
+      <w:lvlText w:val="o"/>
+      <w:lvlJc w:val="left"/>
+      <w:pPr>
+        <w:tabs>
+          <w:tab w:val="num" w:pos="1440"/>
+        </w:tabs>
+        <w:ind w:left="1440" w:hanging="360"/>
+      </w:pPr>
+      <w:rPr>
+        <w:rFonts w:ascii="Courier New" w:hAnsi="Courier New" w:hint="default"/>
+        <w:sz w:val="20"/>
+      </w:rPr>
+    </w:lvl>
+    <w:lvl w:ilvl="2" w:tentative="1">
+      <w:start w:val="1"/>
+      <w:numFmt w:val="bullet"/>
+      <w:lvlText w:val=""/>
+      <w:lvlJc w:val="left"/>
+      <w:pPr>
+        <w:tabs>
+          <w:tab w:val="num" w:pos="2160"/>
+        </w:tabs>
+        <w:ind w:left="2160" w:hanging="360"/>
+      </w:pPr>
+      <w:rPr>
+        <w:rFonts w:ascii="Wingdings" w:hAnsi="Wingdings" w:hint="default"/>
+        <w:sz w:val="20"/>
+      </w:rPr>
+    </w:lvl>
+    <w:lvl w:ilvl="3" w:tentative="1">
+      <w:start w:val="1"/>
+      <w:numFmt w:val="bullet"/>
+      <w:lvlText w:val=""/>
+      <w:lvlJc w:val="left"/>
+      <w:pPr>
+        <w:tabs>
+          <w:tab w:val="num" w:pos="2880"/>
+        </w:tabs>
+        <w:ind w:left="2880" w:hanging="360"/>
+      </w:pPr>
+      <w:rPr>
+        <w:rFonts w:ascii="Wingdings" w:hAnsi="Wingdings" w:hint="default"/>
+        <w:sz w:val="20"/>
+      </w:rPr>
+    </w:lvl>
+    <w:lvl w:ilvl="4" w:tentative="1">
+      <w:start w:val="1"/>
+      <w:numFmt w:val="bullet"/>
+      <w:lvlText w:val=""/>
+      <w:lvlJc w:val="left"/>
+      <w:pPr>
+        <w:tabs>
+          <w:tab w:val="num" w:pos="3600"/>
+        </w:tabs>
+        <w:ind w:left="3600" w:hanging="360"/>
+      </w:pPr>
+      <w:rPr>
+        <w:rFonts w:ascii="Wingdings" w:hAnsi="Wingdings" w:hint="default"/>
+        <w:sz w:val="20"/>
+      </w:rPr>
+    </w:lvl>
+    <w:lvl w:ilvl="5" w:tentative="1">
+      <w:start w:val="1"/>
+      <w:numFmt w:val="bullet"/>
+      <w:lvlText w:val=""/>
+      <w:lvlJc w:val="left"/>
+      <w:pPr>
+        <w:tabs>
+          <w:tab w:val="num" w:pos="4320"/>
+        </w:tabs>
+        <w:ind w:left="4320" w:hanging="360"/>
+      </w:pPr>
+      <w:rPr>
+        <w:rFonts w:ascii="Wingdings" w:hAnsi="Wingdings" w:hint="default"/>
+        <w:sz w:val="20"/>
+      </w:rPr>
+    </w:lvl>
+    <w:lvl w:ilvl="6" w:tentative="1">
+      <w:start w:val="1"/>
+      <w:numFmt w:val="bullet"/>
+      <w:lvlText w:val=""/>
+      <w:lvlJc w:val="left"/>
+      <w:pPr>
+        <w:tabs>
+          <w:tab w:val="num" w:pos="5040"/>
+        </w:tabs>
+        <w:ind w:left="5040" w:hanging="360"/>
+      </w:pPr>
+      <w:rPr>
+        <w:rFonts w:ascii="Wingdings" w:hAnsi="Wingdings" w:hint="default"/>
+        <w:sz w:val="20"/>
+      </w:rPr>
+    </w:lvl>
+    <w:lvl w:ilvl="7" w:tentative="1">
+      <w:start w:val="1"/>
+      <w:numFmt w:val="bullet"/>
+      <w:lvlText w:val=""/>
+      <w:lvlJc w:val="left"/>
+      <w:pPr>
+        <w:tabs>
+          <w:tab w:val="num" w:pos="5760"/>
+        </w:tabs>
+        <w:ind w:left="5760" w:hanging="360"/>
+      </w:pPr>
+      <w:rPr>
+        <w:rFonts w:ascii="Wingdings" w:hAnsi="Wingdings" w:hint="default"/>
+        <w:sz w:val="20"/>
+      </w:rPr>
+    </w:lvl>
+    <w:lvl w:ilvl="8" w:tentative="1">
+      <w:start w:val="1"/>
+      <w:numFmt w:val="bullet"/>
+      <w:lvlText w:val=""/>
+      <w:lvlJc w:val="left"/>
+      <w:pPr>
+        <w:tabs>
+          <w:tab w:val="num" w:pos="6480"/>
+        </w:tabs>
+        <w:ind w:left="6480" w:hanging="360"/>
+      </w:pPr>
+      <w:rPr>
+        <w:rFonts w:ascii="Wingdings" w:hAnsi="Wingdings" w:hint="default"/>
+        <w:sz w:val="20"/>
+      </w:rPr>
+    </w:lvl>
+  </w:abstractNum>
+  <w:abstractNum w:abstractNumId="43" w15:restartNumberingAfterBreak="0">
     <w:nsid w:val="57FA5641"/>
     <w:multiLevelType w:val="multilevel"/>
     <w:tmpl w:val="9BCC7B94"/>
@@ -16072,7 +18441,156 @@
       </w:rPr>
     </w:lvl>
   </w:abstractNum>
-  <w:abstractNum w:abstractNumId="36" w15:restartNumberingAfterBreak="0">
+  <w:abstractNum w:abstractNumId="44" w15:restartNumberingAfterBreak="0">
+    <w:nsid w:val="5A4F5D65"/>
+    <w:multiLevelType w:val="multilevel"/>
+    <w:tmpl w:val="5A5014DA"/>
+    <w:lvl w:ilvl="0">
+      <w:start w:val="1"/>
+      <w:numFmt w:val="bullet"/>
+      <w:lvlText w:val=""/>
+      <w:lvlJc w:val="left"/>
+      <w:pPr>
+        <w:tabs>
+          <w:tab w:val="num" w:pos="720"/>
+        </w:tabs>
+        <w:ind w:left="720" w:hanging="360"/>
+      </w:pPr>
+      <w:rPr>
+        <w:rFonts w:ascii="Symbol" w:hAnsi="Symbol" w:hint="default"/>
+        <w:sz w:val="20"/>
+      </w:rPr>
+    </w:lvl>
+    <w:lvl w:ilvl="1" w:tentative="1">
+      <w:start w:val="1"/>
+      <w:numFmt w:val="bullet"/>
+      <w:lvlText w:val="o"/>
+      <w:lvlJc w:val="left"/>
+      <w:pPr>
+        <w:tabs>
+          <w:tab w:val="num" w:pos="1440"/>
+        </w:tabs>
+        <w:ind w:left="1440" w:hanging="360"/>
+      </w:pPr>
+      <w:rPr>
+        <w:rFonts w:ascii="Courier New" w:hAnsi="Courier New" w:hint="default"/>
+        <w:sz w:val="20"/>
+      </w:rPr>
+    </w:lvl>
+    <w:lvl w:ilvl="2" w:tentative="1">
+      <w:start w:val="1"/>
+      <w:numFmt w:val="bullet"/>
+      <w:lvlText w:val=""/>
+      <w:lvlJc w:val="left"/>
+      <w:pPr>
+        <w:tabs>
+          <w:tab w:val="num" w:pos="2160"/>
+        </w:tabs>
+        <w:ind w:left="2160" w:hanging="360"/>
+      </w:pPr>
+      <w:rPr>
+        <w:rFonts w:ascii="Wingdings" w:hAnsi="Wingdings" w:hint="default"/>
+        <w:sz w:val="20"/>
+      </w:rPr>
+    </w:lvl>
+    <w:lvl w:ilvl="3" w:tentative="1">
+      <w:start w:val="1"/>
+      <w:numFmt w:val="bullet"/>
+      <w:lvlText w:val=""/>
+      <w:lvlJc w:val="left"/>
+      <w:pPr>
+        <w:tabs>
+          <w:tab w:val="num" w:pos="2880"/>
+        </w:tabs>
+        <w:ind w:left="2880" w:hanging="360"/>
+      </w:pPr>
+      <w:rPr>
+        <w:rFonts w:ascii="Wingdings" w:hAnsi="Wingdings" w:hint="default"/>
+        <w:sz w:val="20"/>
+      </w:rPr>
+    </w:lvl>
+    <w:lvl w:ilvl="4" w:tentative="1">
+      <w:start w:val="1"/>
+      <w:numFmt w:val="bullet"/>
+      <w:lvlText w:val=""/>
+      <w:lvlJc w:val="left"/>
+      <w:pPr>
+        <w:tabs>
+          <w:tab w:val="num" w:pos="3600"/>
+        </w:tabs>
+        <w:ind w:left="3600" w:hanging="360"/>
+      </w:pPr>
+      <w:rPr>
+        <w:rFonts w:ascii="Wingdings" w:hAnsi="Wingdings" w:hint="default"/>
+        <w:sz w:val="20"/>
+      </w:rPr>
+    </w:lvl>
+    <w:lvl w:ilvl="5" w:tentative="1">
+      <w:start w:val="1"/>
+      <w:numFmt w:val="bullet"/>
+      <w:lvlText w:val=""/>
+      <w:lvlJc w:val="left"/>
+      <w:pPr>
+        <w:tabs>
+          <w:tab w:val="num" w:pos="4320"/>
+        </w:tabs>
+        <w:ind w:left="4320" w:hanging="360"/>
+      </w:pPr>
+      <w:rPr>
+        <w:rFonts w:ascii="Wingdings" w:hAnsi="Wingdings" w:hint="default"/>
+        <w:sz w:val="20"/>
+      </w:rPr>
+    </w:lvl>
+    <w:lvl w:ilvl="6" w:tentative="1">
+      <w:start w:val="1"/>
+      <w:numFmt w:val="bullet"/>
+      <w:lvlText w:val=""/>
+      <w:lvlJc w:val="left"/>
+      <w:pPr>
+        <w:tabs>
+          <w:tab w:val="num" w:pos="5040"/>
+        </w:tabs>
+        <w:ind w:left="5040" w:hanging="360"/>
+      </w:pPr>
+      <w:rPr>
+        <w:rFonts w:ascii="Wingdings" w:hAnsi="Wingdings" w:hint="default"/>
+        <w:sz w:val="20"/>
+      </w:rPr>
+    </w:lvl>
+    <w:lvl w:ilvl="7" w:tentative="1">
+      <w:start w:val="1"/>
+      <w:numFmt w:val="bullet"/>
+      <w:lvlText w:val=""/>
+      <w:lvlJc w:val="left"/>
+      <w:pPr>
+        <w:tabs>
+          <w:tab w:val="num" w:pos="5760"/>
+        </w:tabs>
+        <w:ind w:left="5760" w:hanging="360"/>
+      </w:pPr>
+      <w:rPr>
+        <w:rFonts w:ascii="Wingdings" w:hAnsi="Wingdings" w:hint="default"/>
+        <w:sz w:val="20"/>
+      </w:rPr>
+    </w:lvl>
+    <w:lvl w:ilvl="8" w:tentative="1">
+      <w:start w:val="1"/>
+      <w:numFmt w:val="bullet"/>
+      <w:lvlText w:val=""/>
+      <w:lvlJc w:val="left"/>
+      <w:pPr>
+        <w:tabs>
+          <w:tab w:val="num" w:pos="6480"/>
+        </w:tabs>
+        <w:ind w:left="6480" w:hanging="360"/>
+      </w:pPr>
+      <w:rPr>
+        <w:rFonts w:ascii="Wingdings" w:hAnsi="Wingdings" w:hint="default"/>
+        <w:sz w:val="20"/>
+      </w:rPr>
+    </w:lvl>
+  </w:abstractNum>
+  <w:abstractNum w:abstractNumId="45" w15:restartNumberingAfterBreak="0">
     <w:nsid w:val="5C3E03F9"/>
     <w:multiLevelType w:val="multilevel"/>
     <w:tmpl w:val="29CCC980"/>
@@ -16185,7 +18703,7 @@
       </w:rPr>
     </w:lvl>
   </w:abstractNum>
-  <w:abstractNum w:abstractNumId="37" w15:restartNumberingAfterBreak="0">
+  <w:abstractNum w:abstractNumId="46" w15:restartNumberingAfterBreak="0">
     <w:nsid w:val="5C9F7D47"/>
     <w:multiLevelType w:val="multilevel"/>
     <w:tmpl w:val="A5BA777E"/>
@@ -16334,7 +18852,7 @@
       </w:rPr>
     </w:lvl>
   </w:abstractNum>
-  <w:abstractNum w:abstractNumId="38" w15:restartNumberingAfterBreak="0">
+  <w:abstractNum w:abstractNumId="47" w15:restartNumberingAfterBreak="0">
     <w:nsid w:val="5CE74A89"/>
     <w:multiLevelType w:val="multilevel"/>
     <w:tmpl w:val="3B9053B6"/>
@@ -16483,7 +19001,7 @@
       </w:rPr>
     </w:lvl>
   </w:abstractNum>
-  <w:abstractNum w:abstractNumId="39" w15:restartNumberingAfterBreak="0">
+  <w:abstractNum w:abstractNumId="48" w15:restartNumberingAfterBreak="0">
     <w:nsid w:val="603C254D"/>
     <w:multiLevelType w:val="multilevel"/>
     <w:tmpl w:val="70E22CBC"/>
@@ -16632,7 +19150,7 @@
       </w:rPr>
     </w:lvl>
   </w:abstractNum>
-  <w:abstractNum w:abstractNumId="40" w15:restartNumberingAfterBreak="0">
+  <w:abstractNum w:abstractNumId="49" w15:restartNumberingAfterBreak="0">
     <w:nsid w:val="61E3176D"/>
     <w:multiLevelType w:val="multilevel"/>
     <w:tmpl w:val="C5F86A36"/>
@@ -16781,7 +19299,7 @@
       </w:rPr>
     </w:lvl>
   </w:abstractNum>
-  <w:abstractNum w:abstractNumId="41" w15:restartNumberingAfterBreak="0">
+  <w:abstractNum w:abstractNumId="50" w15:restartNumberingAfterBreak="0">
     <w:nsid w:val="63630C8A"/>
     <w:multiLevelType w:val="multilevel"/>
     <w:tmpl w:val="59B6F49C"/>
@@ -16930,7 +19448,7 @@
       </w:rPr>
     </w:lvl>
   </w:abstractNum>
-  <w:abstractNum w:abstractNumId="42" w15:restartNumberingAfterBreak="0">
+  <w:abstractNum w:abstractNumId="51" w15:restartNumberingAfterBreak="0">
     <w:nsid w:val="651C3D3C"/>
     <w:multiLevelType w:val="multilevel"/>
     <w:tmpl w:val="CCFEE384"/>
@@ -17079,7 +19597,7 @@
       </w:rPr>
     </w:lvl>
   </w:abstractNum>
-  <w:abstractNum w:abstractNumId="43" w15:restartNumberingAfterBreak="0">
+  <w:abstractNum w:abstractNumId="52" w15:restartNumberingAfterBreak="0">
     <w:nsid w:val="687E6961"/>
     <w:multiLevelType w:val="multilevel"/>
     <w:tmpl w:val="F1B081B6"/>
@@ -17228,7 +19746,7 @@
       </w:rPr>
     </w:lvl>
   </w:abstractNum>
-  <w:abstractNum w:abstractNumId="44" w15:restartNumberingAfterBreak="0">
+  <w:abstractNum w:abstractNumId="53" w15:restartNumberingAfterBreak="0">
     <w:nsid w:val="687E6BAC"/>
     <w:multiLevelType w:val="multilevel"/>
     <w:tmpl w:val="DDD6E758"/>
@@ -17341,7 +19859,7 @@
       </w:rPr>
     </w:lvl>
   </w:abstractNum>
-  <w:abstractNum w:abstractNumId="45" w15:restartNumberingAfterBreak="0">
+  <w:abstractNum w:abstractNumId="54" w15:restartNumberingAfterBreak="0">
     <w:nsid w:val="6FE45DD0"/>
     <w:multiLevelType w:val="multilevel"/>
     <w:tmpl w:val="61B49130"/>
@@ -17490,7 +20008,7 @@
       </w:rPr>
     </w:lvl>
   </w:abstractNum>
-  <w:abstractNum w:abstractNumId="46" w15:restartNumberingAfterBreak="0">
+  <w:abstractNum w:abstractNumId="55" w15:restartNumberingAfterBreak="0">
     <w:nsid w:val="76C83715"/>
     <w:multiLevelType w:val="multilevel"/>
     <w:tmpl w:val="E40E6F38"/>
@@ -17639,7 +20157,7 @@
       </w:rPr>
     </w:lvl>
   </w:abstractNum>
-  <w:abstractNum w:abstractNumId="47" w15:restartNumberingAfterBreak="0">
+  <w:abstractNum w:abstractNumId="56" w15:restartNumberingAfterBreak="0">
     <w:nsid w:val="77072B9A"/>
     <w:multiLevelType w:val="multilevel"/>
     <w:tmpl w:val="ED92A71A"/>
@@ -17788,7 +20306,7 @@
       </w:rPr>
     </w:lvl>
   </w:abstractNum>
-  <w:abstractNum w:abstractNumId="48" w15:restartNumberingAfterBreak="0">
+  <w:abstractNum w:abstractNumId="57" w15:restartNumberingAfterBreak="0">
     <w:nsid w:val="78260F10"/>
     <w:multiLevelType w:val="multilevel"/>
     <w:tmpl w:val="2466C2A0"/>
@@ -17937,7 +20455,7 @@
       </w:rPr>
     </w:lvl>
   </w:abstractNum>
-  <w:abstractNum w:abstractNumId="49" w15:restartNumberingAfterBreak="0">
+  <w:abstractNum w:abstractNumId="58" w15:restartNumberingAfterBreak="0">
     <w:nsid w:val="79A910D3"/>
     <w:multiLevelType w:val="multilevel"/>
     <w:tmpl w:val="2C064BD0"/>
@@ -18086,7 +20604,7 @@
       </w:rPr>
     </w:lvl>
   </w:abstractNum>
-  <w:abstractNum w:abstractNumId="50" w15:restartNumberingAfterBreak="0">
+  <w:abstractNum w:abstractNumId="59" w15:restartNumberingAfterBreak="0">
     <w:nsid w:val="7A1A0B34"/>
     <w:multiLevelType w:val="multilevel"/>
     <w:tmpl w:val="D1B82254"/>
@@ -18199,7 +20717,156 @@
       </w:pPr>
     </w:lvl>
   </w:abstractNum>
-  <w:abstractNum w:abstractNumId="51" w15:restartNumberingAfterBreak="0">
+  <w:abstractNum w:abstractNumId="60" w15:restartNumberingAfterBreak="0">
+    <w:nsid w:val="7A560E0D"/>
+    <w:multiLevelType w:val="multilevel"/>
+    <w:tmpl w:val="5B263EBA"/>
+    <w:lvl w:ilvl="0">
+      <w:start w:val="1"/>
+      <w:numFmt w:val="bullet"/>
+      <w:lvlText w:val=""/>
+      <w:lvlJc w:val="left"/>
+      <w:pPr>
+        <w:tabs>
+          <w:tab w:val="num" w:pos="720"/>
+        </w:tabs>
+        <w:ind w:left="720" w:hanging="360"/>
+      </w:pPr>
+      <w:rPr>
+        <w:rFonts w:ascii="Symbol" w:hAnsi="Symbol" w:hint="default"/>
+        <w:sz w:val="20"/>
+      </w:rPr>
+    </w:lvl>
+    <w:lvl w:ilvl="1" w:tentative="1">
+      <w:start w:val="1"/>
+      <w:numFmt w:val="bullet"/>
+      <w:lvlText w:val="o"/>
+      <w:lvlJc w:val="left"/>
+      <w:pPr>
+        <w:tabs>
+          <w:tab w:val="num" w:pos="1440"/>
+        </w:tabs>
+        <w:ind w:left="1440" w:hanging="360"/>
+      </w:pPr>
+      <w:rPr>
+        <w:rFonts w:ascii="Courier New" w:hAnsi="Courier New" w:hint="default"/>
+        <w:sz w:val="20"/>
+      </w:rPr>
+    </w:lvl>
+    <w:lvl w:ilvl="2" w:tentative="1">
+      <w:start w:val="1"/>
+      <w:numFmt w:val="bullet"/>
+      <w:lvlText w:val=""/>
+      <w:lvlJc w:val="left"/>
+      <w:pPr>
+        <w:tabs>
+          <w:tab w:val="num" w:pos="2160"/>
+        </w:tabs>
+        <w:ind w:left="2160" w:hanging="360"/>
+      </w:pPr>
+      <w:rPr>
+        <w:rFonts w:ascii="Wingdings" w:hAnsi="Wingdings" w:hint="default"/>
+        <w:sz w:val="20"/>
+      </w:rPr>
+    </w:lvl>
+    <w:lvl w:ilvl="3" w:tentative="1">
+      <w:start w:val="1"/>
+      <w:numFmt w:val="bullet"/>
+      <w:lvlText w:val=""/>
+      <w:lvlJc w:val="left"/>
+      <w:pPr>
+        <w:tabs>
+          <w:tab w:val="num" w:pos="2880"/>
+        </w:tabs>
+        <w:ind w:left="2880" w:hanging="360"/>
+      </w:pPr>
+      <w:rPr>
+        <w:rFonts w:ascii="Wingdings" w:hAnsi="Wingdings" w:hint="default"/>
+        <w:sz w:val="20"/>
+      </w:rPr>
+    </w:lvl>
+    <w:lvl w:ilvl="4" w:tentative="1">
+      <w:start w:val="1"/>
+      <w:numFmt w:val="bullet"/>
+      <w:lvlText w:val=""/>
+      <w:lvlJc w:val="left"/>
+      <w:pPr>
+        <w:tabs>
+          <w:tab w:val="num" w:pos="3600"/>
+        </w:tabs>
+        <w:ind w:left="3600" w:hanging="360"/>
+      </w:pPr>
+      <w:rPr>
+        <w:rFonts w:ascii="Wingdings" w:hAnsi="Wingdings" w:hint="default"/>
+        <w:sz w:val="20"/>
+      </w:rPr>
+    </w:lvl>
+    <w:lvl w:ilvl="5" w:tentative="1">
+      <w:start w:val="1"/>
+      <w:numFmt w:val="bullet"/>
+      <w:lvlText w:val=""/>
+      <w:lvlJc w:val="left"/>
+      <w:pPr>
+        <w:tabs>
+          <w:tab w:val="num" w:pos="4320"/>
+        </w:tabs>
+        <w:ind w:left="4320" w:hanging="360"/>
+      </w:pPr>
+      <w:rPr>
+        <w:rFonts w:ascii="Wingdings" w:hAnsi="Wingdings" w:hint="default"/>
+        <w:sz w:val="20"/>
+      </w:rPr>
+    </w:lvl>
+    <w:lvl w:ilvl="6" w:tentative="1">
+      <w:start w:val="1"/>
+      <w:numFmt w:val="bullet"/>
+      <w:lvlText w:val=""/>
+      <w:lvlJc w:val="left"/>
+      <w:pPr>
+        <w:tabs>
+          <w:tab w:val="num" w:pos="5040"/>
+        </w:tabs>
+        <w:ind w:left="5040" w:hanging="360"/>
+      </w:pPr>
+      <w:rPr>
+        <w:rFonts w:ascii="Wingdings" w:hAnsi="Wingdings" w:hint="default"/>
+        <w:sz w:val="20"/>
+      </w:rPr>
+    </w:lvl>
+    <w:lvl w:ilvl="7" w:tentative="1">
+      <w:start w:val="1"/>
+      <w:numFmt w:val="bullet"/>
+      <w:lvlText w:val=""/>
+      <w:lvlJc w:val="left"/>
+      <w:pPr>
+        <w:tabs>
+          <w:tab w:val="num" w:pos="5760"/>
+        </w:tabs>
+        <w:ind w:left="5760" w:hanging="360"/>
+      </w:pPr>
+      <w:rPr>
+        <w:rFonts w:ascii="Wingdings" w:hAnsi="Wingdings" w:hint="default"/>
+        <w:sz w:val="20"/>
+      </w:rPr>
+    </w:lvl>
+    <w:lvl w:ilvl="8" w:tentative="1">
+      <w:start w:val="1"/>
+      <w:numFmt w:val="bullet"/>
+      <w:lvlText w:val=""/>
+      <w:lvlJc w:val="left"/>
+      <w:pPr>
+        <w:tabs>
+          <w:tab w:val="num" w:pos="6480"/>
+        </w:tabs>
+        <w:ind w:left="6480" w:hanging="360"/>
+      </w:pPr>
+      <w:rPr>
+        <w:rFonts w:ascii="Wingdings" w:hAnsi="Wingdings" w:hint="default"/>
+        <w:sz w:val="20"/>
+      </w:rPr>
+    </w:lvl>
+  </w:abstractNum>
+  <w:abstractNum w:abstractNumId="61" w15:restartNumberingAfterBreak="0">
     <w:nsid w:val="7B4B4A22"/>
     <w:multiLevelType w:val="multilevel"/>
     <w:tmpl w:val="6BCE36C2"/>
@@ -18348,7 +21015,7 @@
       </w:rPr>
     </w:lvl>
   </w:abstractNum>
-  <w:abstractNum w:abstractNumId="52" w15:restartNumberingAfterBreak="0">
+  <w:abstractNum w:abstractNumId="62" w15:restartNumberingAfterBreak="0">
     <w:nsid w:val="7F012ACB"/>
     <w:multiLevelType w:val="multilevel"/>
     <w:tmpl w:val="BC3CE166"/>
@@ -18498,163 +21165,193 @@
     </w:lvl>
   </w:abstractNum>
   <w:num w:numId="1" w16cid:durableId="1023173386">
-    <w:abstractNumId w:val="9"/>
+    <w:abstractNumId w:val="11"/>
   </w:num>
   <w:num w:numId="2" w16cid:durableId="244606483">
+    <w:abstractNumId w:val="27"/>
+  </w:num>
+  <w:num w:numId="3" w16cid:durableId="364402503">
+    <w:abstractNumId w:val="2"/>
+  </w:num>
+  <w:num w:numId="4" w16cid:durableId="2068911270">
+    <w:abstractNumId w:val="13"/>
+  </w:num>
+  <w:num w:numId="5" w16cid:durableId="708722553">
+    <w:abstractNumId w:val="6"/>
+  </w:num>
+  <w:num w:numId="6" w16cid:durableId="343828676">
+    <w:abstractNumId w:val="45"/>
+  </w:num>
+  <w:num w:numId="7" w16cid:durableId="2071272329">
+    <w:abstractNumId w:val="53"/>
+  </w:num>
+  <w:num w:numId="8" w16cid:durableId="832336038">
+    <w:abstractNumId w:val="37"/>
+  </w:num>
+  <w:num w:numId="9" w16cid:durableId="912930027">
+    <w:abstractNumId w:val="39"/>
+  </w:num>
+  <w:num w:numId="10" w16cid:durableId="125200791">
+    <w:abstractNumId w:val="34"/>
+  </w:num>
+  <w:num w:numId="11" w16cid:durableId="1591699926">
+    <w:abstractNumId w:val="12"/>
+  </w:num>
+  <w:num w:numId="12" w16cid:durableId="571279973">
+    <w:abstractNumId w:val="55"/>
+  </w:num>
+  <w:num w:numId="13" w16cid:durableId="1107624670">
+    <w:abstractNumId w:val="62"/>
+  </w:num>
+  <w:num w:numId="14" w16cid:durableId="1077678223">
+    <w:abstractNumId w:val="19"/>
+  </w:num>
+  <w:num w:numId="15" w16cid:durableId="807477706">
+    <w:abstractNumId w:val="59"/>
+  </w:num>
+  <w:num w:numId="16" w16cid:durableId="2057656319">
+    <w:abstractNumId w:val="4"/>
+  </w:num>
+  <w:num w:numId="17" w16cid:durableId="1008093006">
+    <w:abstractNumId w:val="15"/>
+  </w:num>
+  <w:num w:numId="18" w16cid:durableId="1433936253">
+    <w:abstractNumId w:val="33"/>
+  </w:num>
+  <w:num w:numId="19" w16cid:durableId="384373318">
+    <w:abstractNumId w:val="57"/>
+  </w:num>
+  <w:num w:numId="20" w16cid:durableId="1363092885">
+    <w:abstractNumId w:val="22"/>
+  </w:num>
+  <w:num w:numId="21" w16cid:durableId="320039203">
+    <w:abstractNumId w:val="61"/>
+  </w:num>
+  <w:num w:numId="22" w16cid:durableId="241112450">
     <w:abstractNumId w:val="24"/>
   </w:num>
-  <w:num w:numId="3" w16cid:durableId="364402503">
-    <w:abstractNumId w:val="1"/>
+  <w:num w:numId="23" w16cid:durableId="1871601240">
+    <w:abstractNumId w:val="20"/>
   </w:num>
-  <w:num w:numId="4" w16cid:durableId="2068911270">
-    <w:abstractNumId w:val="11"/>
+  <w:num w:numId="24" w16cid:durableId="809712961">
+    <w:abstractNumId w:val="17"/>
   </w:num>
-  <w:num w:numId="5" w16cid:durableId="708722553">
-    <w:abstractNumId w:val="4"/>
+  <w:num w:numId="25" w16cid:durableId="2006744088">
+    <w:abstractNumId w:val="25"/>
   </w:num>
-  <w:num w:numId="6" w16cid:durableId="343828676">
-    <w:abstractNumId w:val="36"/>
+  <w:num w:numId="26" w16cid:durableId="1889798542">
+    <w:abstractNumId w:val="58"/>
   </w:num>
-  <w:num w:numId="7" w16cid:durableId="2071272329">
-    <w:abstractNumId w:val="44"/>
-  </w:num>
-  <w:num w:numId="8" w16cid:durableId="832336038">
+  <w:num w:numId="27" w16cid:durableId="2043440263">
     <w:abstractNumId w:val="32"/>
   </w:num>
-  <w:num w:numId="9" w16cid:durableId="912930027">
-    <w:abstractNumId w:val="33"/>
-  </w:num>
-  <w:num w:numId="10" w16cid:durableId="125200791">
-    <w:abstractNumId w:val="29"/>
-  </w:num>
-  <w:num w:numId="11" w16cid:durableId="1591699926">
-    <w:abstractNumId w:val="10"/>
-  </w:num>
-  <w:num w:numId="12" w16cid:durableId="571279973">
-    <w:abstractNumId w:val="46"/>
-  </w:num>
-  <w:num w:numId="13" w16cid:durableId="1107624670">
-    <w:abstractNumId w:val="52"/>
-  </w:num>
-  <w:num w:numId="14" w16cid:durableId="1077678223">
-    <w:abstractNumId w:val="16"/>
-  </w:num>
-  <w:num w:numId="15" w16cid:durableId="807477706">
-    <w:abstractNumId w:val="50"/>
-  </w:num>
-  <w:num w:numId="16" w16cid:durableId="2057656319">
-    <w:abstractNumId w:val="2"/>
-  </w:num>
-  <w:num w:numId="17" w16cid:durableId="1008093006">
-    <w:abstractNumId w:val="13"/>
-  </w:num>
-  <w:num w:numId="18" w16cid:durableId="1433936253">
-    <w:abstractNumId w:val="28"/>
-  </w:num>
-  <w:num w:numId="19" w16cid:durableId="384373318">
-    <w:abstractNumId w:val="48"/>
-  </w:num>
-  <w:num w:numId="20" w16cid:durableId="1363092885">
-    <w:abstractNumId w:val="19"/>
-  </w:num>
-  <w:num w:numId="21" w16cid:durableId="320039203">
-    <w:abstractNumId w:val="51"/>
-  </w:num>
-  <w:num w:numId="22" w16cid:durableId="241112450">
-    <w:abstractNumId w:val="21"/>
-  </w:num>
-  <w:num w:numId="23" w16cid:durableId="1871601240">
-    <w:abstractNumId w:val="17"/>
-  </w:num>
-  <w:num w:numId="24" w16cid:durableId="809712961">
-    <w:abstractNumId w:val="15"/>
-  </w:num>
-  <w:num w:numId="25" w16cid:durableId="2006744088">
-    <w:abstractNumId w:val="22"/>
-  </w:num>
-  <w:num w:numId="26" w16cid:durableId="1889798542">
-    <w:abstractNumId w:val="49"/>
-  </w:num>
-  <w:num w:numId="27" w16cid:durableId="2043440263">
-    <w:abstractNumId w:val="27"/>
-  </w:num>
   <w:num w:numId="28" w16cid:durableId="1605066790">
-    <w:abstractNumId w:val="26"/>
+    <w:abstractNumId w:val="31"/>
   </w:num>
   <w:num w:numId="29" w16cid:durableId="1675037379">
-    <w:abstractNumId w:val="41"/>
+    <w:abstractNumId w:val="50"/>
   </w:num>
   <w:num w:numId="30" w16cid:durableId="2091154740">
     <w:abstractNumId w:val="0"/>
   </w:num>
   <w:num w:numId="31" w16cid:durableId="1905528915">
+    <w:abstractNumId w:val="7"/>
+  </w:num>
+  <w:num w:numId="32" w16cid:durableId="543634520">
+    <w:abstractNumId w:val="56"/>
+  </w:num>
+  <w:num w:numId="33" w16cid:durableId="982807634">
+    <w:abstractNumId w:val="43"/>
+  </w:num>
+  <w:num w:numId="34" w16cid:durableId="809250080">
+    <w:abstractNumId w:val="23"/>
+  </w:num>
+  <w:num w:numId="35" w16cid:durableId="49422429">
+    <w:abstractNumId w:val="47"/>
+  </w:num>
+  <w:num w:numId="36" w16cid:durableId="1882133365">
+    <w:abstractNumId w:val="40"/>
+  </w:num>
+  <w:num w:numId="37" w16cid:durableId="970283466">
+    <w:abstractNumId w:val="16"/>
+  </w:num>
+  <w:num w:numId="38" w16cid:durableId="682778077">
+    <w:abstractNumId w:val="54"/>
+  </w:num>
+  <w:num w:numId="39" w16cid:durableId="347603527">
+    <w:abstractNumId w:val="49"/>
+  </w:num>
+  <w:num w:numId="40" w16cid:durableId="1786925753">
+    <w:abstractNumId w:val="10"/>
+  </w:num>
+  <w:num w:numId="41" w16cid:durableId="858158429">
+    <w:abstractNumId w:val="21"/>
+  </w:num>
+  <w:num w:numId="42" w16cid:durableId="564805566">
+    <w:abstractNumId w:val="36"/>
+  </w:num>
+  <w:num w:numId="43" w16cid:durableId="1370178400">
+    <w:abstractNumId w:val="52"/>
+  </w:num>
+  <w:num w:numId="44" w16cid:durableId="1203176110">
     <w:abstractNumId w:val="5"/>
   </w:num>
-  <w:num w:numId="32" w16cid:durableId="543634520">
-    <w:abstractNumId w:val="47"/>
+  <w:num w:numId="45" w16cid:durableId="63844206">
+    <w:abstractNumId w:val="8"/>
   </w:num>
-  <w:num w:numId="33" w16cid:durableId="982807634">
+  <w:num w:numId="46" w16cid:durableId="370419524">
+    <w:abstractNumId w:val="28"/>
+  </w:num>
+  <w:num w:numId="47" w16cid:durableId="1346903987">
+    <w:abstractNumId w:val="9"/>
+  </w:num>
+  <w:num w:numId="48" w16cid:durableId="1285193391">
+    <w:abstractNumId w:val="48"/>
+  </w:num>
+  <w:num w:numId="49" w16cid:durableId="1057818001">
+    <w:abstractNumId w:val="46"/>
+  </w:num>
+  <w:num w:numId="50" w16cid:durableId="339504065">
+    <w:abstractNumId w:val="26"/>
+  </w:num>
+  <w:num w:numId="51" w16cid:durableId="1527908257">
+    <w:abstractNumId w:val="14"/>
+  </w:num>
+  <w:num w:numId="52" w16cid:durableId="1609699944">
     <w:abstractNumId w:val="35"/>
   </w:num>
-  <w:num w:numId="34" w16cid:durableId="809250080">
-    <w:abstractNumId w:val="20"/>
+  <w:num w:numId="53" w16cid:durableId="2136825909">
+    <w:abstractNumId w:val="51"/>
   </w:num>
-  <w:num w:numId="35" w16cid:durableId="49422429">
+  <w:num w:numId="54" w16cid:durableId="1772355634">
+    <w:abstractNumId w:val="60"/>
+  </w:num>
+  <w:num w:numId="55" w16cid:durableId="1590234177">
+    <w:abstractNumId w:val="30"/>
+  </w:num>
+  <w:num w:numId="56" w16cid:durableId="1404912806">
+    <w:abstractNumId w:val="29"/>
+  </w:num>
+  <w:num w:numId="57" w16cid:durableId="79497507">
+    <w:abstractNumId w:val="41"/>
+  </w:num>
+  <w:num w:numId="58" w16cid:durableId="802577867">
+    <w:abstractNumId w:val="18"/>
+  </w:num>
+  <w:num w:numId="59" w16cid:durableId="976490078">
+    <w:abstractNumId w:val="1"/>
+  </w:num>
+  <w:num w:numId="60" w16cid:durableId="906497199">
     <w:abstractNumId w:val="38"/>
   </w:num>
-  <w:num w:numId="36" w16cid:durableId="1882133365">
-    <w:abstractNumId w:val="34"/>
+  <w:num w:numId="61" w16cid:durableId="305596492">
+    <w:abstractNumId w:val="42"/>
   </w:num>
-  <w:num w:numId="37" w16cid:durableId="970283466">
-    <w:abstractNumId w:val="14"/>
-  </w:num>
-  <w:num w:numId="38" w16cid:durableId="682778077">
-    <w:abstractNumId w:val="45"/>
-  </w:num>
-  <w:num w:numId="39" w16cid:durableId="347603527">
-    <w:abstractNumId w:val="40"/>
-  </w:num>
-  <w:num w:numId="40" w16cid:durableId="1786925753">
-    <w:abstractNumId w:val="8"/>
-  </w:num>
-  <w:num w:numId="41" w16cid:durableId="858158429">
-    <w:abstractNumId w:val="18"/>
-  </w:num>
-  <w:num w:numId="42" w16cid:durableId="564805566">
-    <w:abstractNumId w:val="31"/>
-  </w:num>
-  <w:num w:numId="43" w16cid:durableId="1370178400">
-    <w:abstractNumId w:val="43"/>
-  </w:num>
-  <w:num w:numId="44" w16cid:durableId="1203176110">
+  <w:num w:numId="62" w16cid:durableId="1494372272">
     <w:abstractNumId w:val="3"/>
   </w:num>
-  <w:num w:numId="45" w16cid:durableId="63844206">
-    <w:abstractNumId w:val="6"/>
-  </w:num>
-  <w:num w:numId="46" w16cid:durableId="370419524">
-    <w:abstractNumId w:val="25"/>
-  </w:num>
-  <w:num w:numId="47" w16cid:durableId="1346903987">
-    <w:abstractNumId w:val="7"/>
-  </w:num>
-  <w:num w:numId="48" w16cid:durableId="1285193391">
-    <w:abstractNumId w:val="39"/>
-  </w:num>
-  <w:num w:numId="49" w16cid:durableId="1057818001">
-    <w:abstractNumId w:val="37"/>
-  </w:num>
-  <w:num w:numId="50" w16cid:durableId="339504065">
-    <w:abstractNumId w:val="23"/>
-  </w:num>
-  <w:num w:numId="51" w16cid:durableId="1527908257">
-    <w:abstractNumId w:val="12"/>
-  </w:num>
-  <w:num w:numId="52" w16cid:durableId="1609699944">
-    <w:abstractNumId w:val="30"/>
-  </w:num>
-  <w:num w:numId="53" w16cid:durableId="2136825909">
-    <w:abstractNumId w:val="42"/>
+  <w:num w:numId="63" w16cid:durableId="941717079">
+    <w:abstractNumId w:val="44"/>
   </w:num>
   <w:numIdMacAtCleanup w:val="53"/>
 </w:numbering>
@@ -19055,14 +21752,14 @@
     <w:lsdException w:name="Unresolved Mention" w:semiHidden="1" w:unhideWhenUsed="1"/>
     <w:lsdException w:name="Smart Link" w:semiHidden="1" w:unhideWhenUsed="1"/>
   </w:latentStyles>
-  <w:style w:type="paragraph" w:default="1" w:styleId="Normalny">
+  <w:style w:type="paragraph" w:default="1" w:styleId="Normal">
     <w:name w:val="Normal"/>
     <w:qFormat/>
   </w:style>
-  <w:style w:type="paragraph" w:styleId="Nagwek1">
+  <w:style w:type="paragraph" w:styleId="Heading1">
     <w:name w:val="heading 1"/>
-    <w:basedOn w:val="Normalny"/>
-    <w:next w:val="Normalny"/>
+    <w:basedOn w:val="Normal"/>
+    <w:next w:val="Normal"/>
     <w:uiPriority w:val="9"/>
     <w:qFormat/>
     <w:pPr>
@@ -19076,10 +21773,10 @@
       <w:szCs w:val="40"/>
     </w:rPr>
   </w:style>
-  <w:style w:type="paragraph" w:styleId="Nagwek2">
+  <w:style w:type="paragraph" w:styleId="Heading2">
     <w:name w:val="heading 2"/>
-    <w:basedOn w:val="Normalny"/>
-    <w:next w:val="Normalny"/>
+    <w:basedOn w:val="Normal"/>
+    <w:next w:val="Normal"/>
     <w:uiPriority w:val="9"/>
     <w:unhideWhenUsed/>
     <w:qFormat/>
@@ -19094,10 +21791,10 @@
       <w:szCs w:val="32"/>
     </w:rPr>
   </w:style>
-  <w:style w:type="paragraph" w:styleId="Nagwek3">
+  <w:style w:type="paragraph" w:styleId="Heading3">
     <w:name w:val="heading 3"/>
-    <w:basedOn w:val="Normalny"/>
-    <w:next w:val="Normalny"/>
+    <w:basedOn w:val="Normal"/>
+    <w:next w:val="Normal"/>
     <w:uiPriority w:val="9"/>
     <w:unhideWhenUsed/>
     <w:qFormat/>
@@ -19113,10 +21810,10 @@
       <w:szCs w:val="28"/>
     </w:rPr>
   </w:style>
-  <w:style w:type="paragraph" w:styleId="Nagwek4">
+  <w:style w:type="paragraph" w:styleId="Heading4">
     <w:name w:val="heading 4"/>
-    <w:basedOn w:val="Normalny"/>
-    <w:next w:val="Normalny"/>
+    <w:basedOn w:val="Normal"/>
+    <w:next w:val="Normal"/>
     <w:uiPriority w:val="9"/>
     <w:semiHidden/>
     <w:unhideWhenUsed/>
@@ -19133,10 +21830,10 @@
       <w:szCs w:val="24"/>
     </w:rPr>
   </w:style>
-  <w:style w:type="paragraph" w:styleId="Nagwek5">
+  <w:style w:type="paragraph" w:styleId="Heading5">
     <w:name w:val="heading 5"/>
-    <w:basedOn w:val="Normalny"/>
-    <w:next w:val="Normalny"/>
+    <w:basedOn w:val="Normal"/>
+    <w:next w:val="Normal"/>
     <w:uiPriority w:val="9"/>
     <w:semiHidden/>
     <w:unhideWhenUsed/>
@@ -19151,10 +21848,10 @@
       <w:color w:val="666666"/>
     </w:rPr>
   </w:style>
-  <w:style w:type="paragraph" w:styleId="Nagwek6">
+  <w:style w:type="paragraph" w:styleId="Heading6">
     <w:name w:val="heading 6"/>
-    <w:basedOn w:val="Normalny"/>
-    <w:next w:val="Normalny"/>
+    <w:basedOn w:val="Normal"/>
+    <w:next w:val="Normal"/>
     <w:uiPriority w:val="9"/>
     <w:semiHidden/>
     <w:unhideWhenUsed/>
@@ -19171,12 +21868,12 @@
       <w:color w:val="666666"/>
     </w:rPr>
   </w:style>
-  <w:style w:type="character" w:default="1" w:styleId="Domylnaczcionkaakapitu">
+  <w:style w:type="character" w:default="1" w:styleId="DefaultParagraphFont">
     <w:name w:val="Default Paragraph Font"/>
     <w:uiPriority w:val="1"/>
     <w:unhideWhenUsed/>
   </w:style>
-  <w:style w:type="table" w:default="1" w:styleId="Standardowy">
+  <w:style w:type="table" w:default="1" w:styleId="TableNormal">
     <w:name w:val="Normal Table"/>
     <w:uiPriority w:val="99"/>
     <w:semiHidden/>
@@ -19191,13 +21888,13 @@
       </w:tblCellMar>
     </w:tblPr>
   </w:style>
-  <w:style w:type="numbering" w:default="1" w:styleId="Bezlisty">
+  <w:style w:type="numbering" w:default="1" w:styleId="NoList">
     <w:name w:val="No List"/>
     <w:uiPriority w:val="99"/>
     <w:semiHidden/>
     <w:unhideWhenUsed/>
   </w:style>
-  <w:style w:type="table" w:customStyle="1" w:styleId="TableNormal">
+  <w:style w:type="table" w:customStyle="1" w:styleId="TableNormal0">
     <w:name w:val="TableNormal"/>
     <w:tblPr>
       <w:tblCellMar>
@@ -19208,10 +21905,10 @@
       </w:tblCellMar>
     </w:tblPr>
   </w:style>
-  <w:style w:type="paragraph" w:styleId="Tytu">
+  <w:style w:type="paragraph" w:styleId="Title">
     <w:name w:val="Title"/>
-    <w:basedOn w:val="Normalny"/>
-    <w:next w:val="Normalny"/>
+    <w:basedOn w:val="Normal"/>
+    <w:next w:val="Normal"/>
     <w:uiPriority w:val="10"/>
     <w:qFormat/>
     <w:pPr>
@@ -19224,10 +21921,10 @@
       <w:szCs w:val="52"/>
     </w:rPr>
   </w:style>
-  <w:style w:type="paragraph" w:styleId="Podtytu">
+  <w:style w:type="paragraph" w:styleId="Subtitle">
     <w:name w:val="Subtitle"/>
-    <w:basedOn w:val="Normalny"/>
-    <w:next w:val="Normalny"/>
+    <w:basedOn w:val="Normal"/>
+    <w:next w:val="Normal"/>
     <w:uiPriority w:val="11"/>
     <w:qFormat/>
     <w:pPr>
@@ -19242,15 +21939,15 @@
     </w:rPr>
   </w:style>
   <w:style w:type="table" w:customStyle="1" w:styleId="a">
-    <w:basedOn w:val="TableNormal"/>
+    <w:basedOn w:val="TableNormal0"/>
     <w:tblPr>
       <w:tblStyleRowBandSize w:val="1"/>
       <w:tblStyleColBandSize w:val="1"/>
     </w:tblPr>
   </w:style>
-  <w:style w:type="paragraph" w:styleId="NormalnyWeb">
+  <w:style w:type="paragraph" w:styleId="NormalWeb">
     <w:name w:val="Normal (Web)"/>
-    <w:basedOn w:val="Normalny"/>
+    <w:basedOn w:val="Normal"/>
     <w:uiPriority w:val="99"/>
     <w:semiHidden/>
     <w:unhideWhenUsed/>

--- a/TK/IO Projekt .docx
+++ b/TK/IO Projekt .docx
@@ -1608,9 +1608,17 @@
         <w:rPr>
           <w:b/>
           <w:bCs/>
-          <w:lang w:val="pl-PL"/>
-        </w:rPr>
-        <w:t>Rys 1.</w:t>
+          <w:color w:val="000000"/>
+        </w:rPr>
+        <w:t>Rysunek 1</w:t>
+      </w:r>
+      <w:r>
+        <w:rPr>
+          <w:b/>
+          <w:bCs/>
+          <w:lang w:val="pl-PL"/>
+        </w:rPr>
+        <w:t>.</w:t>
       </w:r>
       <w:r>
         <w:rPr>
@@ -3499,17 +3507,26 @@
     </w:p>
     <w:p>
       <w:pPr>
-        <w:rPr>
-          <w:lang w:val="pl-PL"/>
-        </w:rPr>
-      </w:pPr>
-      <w:r>
-        <w:rPr>
-          <w:b/>
-          <w:bCs/>
-          <w:lang w:val="pl-PL"/>
-        </w:rPr>
-        <w:t>Rys 1</w:t>
+        <w:jc w:val="center"/>
+        <w:rPr>
+          <w:lang w:val="pl-PL"/>
+        </w:rPr>
+      </w:pPr>
+      <w:r>
+        <w:rPr>
+          <w:b/>
+          <w:bCs/>
+          <w:color w:val="000000"/>
+        </w:rPr>
+        <w:t xml:space="preserve">Rysunek </w:t>
+      </w:r>
+      <w:r>
+        <w:rPr>
+          <w:b/>
+          <w:bCs/>
+          <w:color w:val="000000"/>
+        </w:rPr>
+        <w:t>2</w:t>
       </w:r>
       <w:r>
         <w:rPr>
@@ -3602,17 +3619,34 @@
     </w:p>
     <w:p>
       <w:pPr>
-        <w:rPr>
-          <w:lang w:val="pl-PL"/>
-        </w:rPr>
-      </w:pPr>
-      <w:r>
-        <w:rPr>
-          <w:b/>
-          <w:bCs/>
-          <w:lang w:val="pl-PL"/>
-        </w:rPr>
-        <w:t>Rys 2.</w:t>
+        <w:jc w:val="center"/>
+        <w:rPr>
+          <w:lang w:val="pl-PL"/>
+        </w:rPr>
+      </w:pPr>
+      <w:r>
+        <w:rPr>
+          <w:b/>
+          <w:bCs/>
+          <w:color w:val="000000"/>
+        </w:rPr>
+        <w:t xml:space="preserve">Rysunek </w:t>
+      </w:r>
+      <w:r>
+        <w:rPr>
+          <w:b/>
+          <w:bCs/>
+          <w:color w:val="000000"/>
+        </w:rPr>
+        <w:t>3</w:t>
+      </w:r>
+      <w:r>
+        <w:rPr>
+          <w:b/>
+          <w:bCs/>
+          <w:lang w:val="pl-PL"/>
+        </w:rPr>
+        <w:t>.</w:t>
       </w:r>
       <w:r>
         <w:rPr>
@@ -3692,17 +3726,34 @@
     </w:p>
     <w:p>
       <w:pPr>
-        <w:rPr>
-          <w:lang w:val="pl-PL"/>
-        </w:rPr>
-      </w:pPr>
-      <w:r>
-        <w:rPr>
-          <w:b/>
-          <w:bCs/>
-          <w:lang w:val="pl-PL"/>
-        </w:rPr>
-        <w:t>Rys 3.</w:t>
+        <w:jc w:val="center"/>
+        <w:rPr>
+          <w:lang w:val="pl-PL"/>
+        </w:rPr>
+      </w:pPr>
+      <w:r>
+        <w:rPr>
+          <w:b/>
+          <w:bCs/>
+          <w:color w:val="000000"/>
+        </w:rPr>
+        <w:t xml:space="preserve">Rysunek </w:t>
+      </w:r>
+      <w:r>
+        <w:rPr>
+          <w:b/>
+          <w:bCs/>
+          <w:color w:val="000000"/>
+        </w:rPr>
+        <w:t>4</w:t>
+      </w:r>
+      <w:r>
+        <w:rPr>
+          <w:b/>
+          <w:bCs/>
+          <w:lang w:val="pl-PL"/>
+        </w:rPr>
+        <w:t>.</w:t>
       </w:r>
       <w:r>
         <w:rPr>
@@ -3823,17 +3874,42 @@
     </w:p>
     <w:p>
       <w:pPr>
-        <w:rPr>
-          <w:lang w:val="pl-PL"/>
-        </w:rPr>
-      </w:pPr>
-      <w:r>
-        <w:rPr>
-          <w:b/>
-          <w:bCs/>
-          <w:lang w:val="pl-PL"/>
-        </w:rPr>
-        <w:t xml:space="preserve">Rys 4. </w:t>
+        <w:jc w:val="center"/>
+        <w:rPr>
+          <w:lang w:val="pl-PL"/>
+        </w:rPr>
+      </w:pPr>
+      <w:r>
+        <w:rPr>
+          <w:b/>
+          <w:bCs/>
+          <w:color w:val="000000"/>
+        </w:rPr>
+        <w:t xml:space="preserve">Rysunek </w:t>
+      </w:r>
+      <w:r>
+        <w:rPr>
+          <w:b/>
+          <w:bCs/>
+          <w:color w:val="000000"/>
+        </w:rPr>
+        <w:t>5</w:t>
+      </w:r>
+      <w:r>
+        <w:rPr>
+          <w:b/>
+          <w:bCs/>
+          <w:color w:val="000000"/>
+        </w:rPr>
+        <w:t xml:space="preserve">. </w:t>
+      </w:r>
+      <w:r>
+        <w:rPr>
+          <w:b/>
+          <w:bCs/>
+          <w:lang w:val="pl-PL"/>
+        </w:rPr>
+        <w:t xml:space="preserve"> </w:t>
       </w:r>
       <w:r>
         <w:rPr>
@@ -4031,23 +4107,40 @@
     </w:p>
     <w:p>
       <w:pPr>
-        <w:rPr>
-          <w:lang w:val="pl-PL"/>
-        </w:rPr>
-      </w:pPr>
-      <w:r>
-        <w:rPr>
-          <w:b/>
-          <w:bCs/>
-          <w:lang w:val="pl-PL"/>
-        </w:rPr>
-        <w:t>Rys 5</w:t>
-      </w:r>
-      <w:r>
-        <w:rPr>
-          <w:lang w:val="pl-PL"/>
-        </w:rPr>
-        <w:t>. Diagram przebiegu dotyczący “Ustalenia harmonogramu”.</w:t>
+        <w:jc w:val="center"/>
+        <w:rPr>
+          <w:lang w:val="pl-PL"/>
+        </w:rPr>
+      </w:pPr>
+      <w:r>
+        <w:rPr>
+          <w:b/>
+          <w:bCs/>
+          <w:color w:val="000000"/>
+        </w:rPr>
+        <w:t xml:space="preserve">Rysunek </w:t>
+      </w:r>
+      <w:r>
+        <w:rPr>
+          <w:b/>
+          <w:bCs/>
+          <w:color w:val="000000"/>
+        </w:rPr>
+        <w:t>6</w:t>
+      </w:r>
+      <w:r>
+        <w:rPr>
+          <w:b/>
+          <w:bCs/>
+          <w:color w:val="000000"/>
+        </w:rPr>
+        <w:t xml:space="preserve">. </w:t>
+      </w:r>
+      <w:r>
+        <w:rPr>
+          <w:lang w:val="pl-PL"/>
+        </w:rPr>
+        <w:t xml:space="preserve"> Diagram przebiegu dotyczący “Ustalenia harmonogramu”.</w:t>
       </w:r>
     </w:p>
     <w:p>
@@ -4242,17 +4335,42 @@
     </w:p>
     <w:p>
       <w:pPr>
-        <w:rPr>
-          <w:lang w:val="pl-PL"/>
-        </w:rPr>
-      </w:pPr>
-      <w:r>
-        <w:rPr>
-          <w:b/>
-          <w:bCs/>
-          <w:lang w:val="pl-PL"/>
-        </w:rPr>
-        <w:t xml:space="preserve">Rys 6. </w:t>
+        <w:jc w:val="center"/>
+        <w:rPr>
+          <w:lang w:val="pl-PL"/>
+        </w:rPr>
+      </w:pPr>
+      <w:r>
+        <w:rPr>
+          <w:b/>
+          <w:bCs/>
+          <w:color w:val="000000"/>
+        </w:rPr>
+        <w:t xml:space="preserve">Rysunek </w:t>
+      </w:r>
+      <w:r>
+        <w:rPr>
+          <w:b/>
+          <w:bCs/>
+          <w:color w:val="000000"/>
+        </w:rPr>
+        <w:t>7</w:t>
+      </w:r>
+      <w:r>
+        <w:rPr>
+          <w:b/>
+          <w:bCs/>
+          <w:color w:val="000000"/>
+        </w:rPr>
+        <w:t xml:space="preserve">. </w:t>
+      </w:r>
+      <w:r>
+        <w:rPr>
+          <w:b/>
+          <w:bCs/>
+          <w:lang w:val="pl-PL"/>
+        </w:rPr>
+        <w:t xml:space="preserve"> </w:t>
       </w:r>
       <w:r>
         <w:rPr>
@@ -4355,6 +4473,11 @@
       </w:r>
     </w:p>
     <w:p>
+      <w:pPr>
+        <w:rPr>
+          <w:noProof/>
+        </w:rPr>
+      </w:pPr>
       <w:r>
         <w:rPr>
           <w:noProof/>
@@ -4366,6 +4489,277 @@
     </w:p>
     <w:p>
       <w:pPr>
+        <w:rPr>
+          <w:noProof/>
+        </w:rPr>
+      </w:pPr>
+    </w:p>
+    <w:p>
+      <w:pPr>
+        <w:rPr>
+          <w:b/>
+          <w:bCs/>
+          <w:lang w:val="pl-PL"/>
+        </w:rPr>
+      </w:pPr>
+      <w:r>
+        <w:rPr>
+          <w:b/>
+          <w:bCs/>
+          <w:lang w:val="pl-PL"/>
+        </w:rPr>
+        <w:t>5.0. Diagram pakietów</w:t>
+      </w:r>
+      <w:r>
+        <w:rPr>
+          <w:lang w:val="pl-PL"/>
+        </w:rPr>
+        <w:br/>
+      </w:r>
+    </w:p>
+    <w:p>
+      <w:pPr>
+        <w:rPr>
+          <w:b/>
+          <w:bCs/>
+          <w:lang w:val="pl-PL"/>
+        </w:rPr>
+      </w:pPr>
+      <w:r>
+        <w:rPr>
+          <w:b/>
+          <w:bCs/>
+          <w:lang w:val="pl-PL"/>
+        </w:rPr>
+        <w:pict w14:anchorId="5E7B25AC">
+          <v:rect id="_x0000_i1065" style="width:0;height:1.5pt" o:hralign="center" o:hrstd="t" o:hr="t" fillcolor="#a0a0a0" stroked="f"/>
+        </w:pict>
+      </w:r>
+    </w:p>
+    <w:p>
+      <w:pPr>
+        <w:rPr>
+          <w:lang w:val="pl-PL"/>
+        </w:rPr>
+      </w:pPr>
+      <w:r>
+        <w:rPr>
+          <w:lang w:val="pl-PL"/>
+        </w:rPr>
+        <w:t>System „PORT-LOG” zaprojektowano w architekturze warstwowej typu klient-serwer, w modelu cienkiego klienta komunikującego się z serwerem aplikacyjnym poprzez interfejs REST API (protokół HTTPS). W rozwiązaniu wyróżniono cztery warstwy oraz integracje z systemami zewnętrznymi:</w:t>
+      </w:r>
+    </w:p>
+    <w:p>
+      <w:pPr>
+        <w:numPr>
+          <w:ilvl w:val="0"/>
+          <w:numId w:val="68"/>
+        </w:numPr>
+        <w:rPr>
+          <w:lang w:val="pl-PL"/>
+        </w:rPr>
+      </w:pPr>
+      <w:r>
+        <w:rPr>
+          <w:b/>
+          <w:bCs/>
+          <w:lang w:val="pl-PL"/>
+        </w:rPr>
+        <w:t>Warstwa prezentacji (klienci)</w:t>
+      </w:r>
+      <w:r>
+        <w:rPr>
+          <w:lang w:val="pl-PL"/>
+        </w:rPr>
+        <w:t xml:space="preserve"> - aplikacja mobilna (wykorzystywana przede wszystkim przez kierowców transportu zewnętrznego do cyfrowego potwierdzania statusów ładunku bezpośrednio przy dokach) i portal webowy (operatorzy portu, koordynatorzy, zarząd oraz kontrahenci zlecający transport).</w:t>
+      </w:r>
+    </w:p>
+    <w:p>
+      <w:pPr>
+        <w:numPr>
+          <w:ilvl w:val="0"/>
+          <w:numId w:val="68"/>
+        </w:numPr>
+        <w:rPr>
+          <w:lang w:val="pl-PL"/>
+        </w:rPr>
+      </w:pPr>
+      <w:r>
+        <w:rPr>
+          <w:b/>
+          <w:bCs/>
+          <w:lang w:val="pl-PL"/>
+        </w:rPr>
+        <w:t>Warstwa logiki biznesowej (backend / REST API)</w:t>
+      </w:r>
+      <w:r>
+        <w:rPr>
+          <w:lang w:val="pl-PL"/>
+        </w:rPr>
+        <w:t xml:space="preserve"> - zbiór modułów funkcjonalnych odpowiadających obszarom działania portu: obsługa zgłoszeń i rejestru awizacji, alokacja zasobów portowych, generowanie cyfrowych kart załadunkowych, automatyczne harmonogramowanie, obsługa pulpitów dyspozytorskich oraz analityka i raporty KPI.</w:t>
+      </w:r>
+    </w:p>
+    <w:p>
+      <w:pPr>
+        <w:numPr>
+          <w:ilvl w:val="0"/>
+          <w:numId w:val="68"/>
+        </w:numPr>
+        <w:rPr>
+          <w:lang w:val="pl-PL"/>
+        </w:rPr>
+      </w:pPr>
+      <w:r>
+        <w:rPr>
+          <w:b/>
+          <w:bCs/>
+          <w:lang w:val="pl-PL"/>
+        </w:rPr>
+        <w:t>Warstwa dostępu do danych (ORM)</w:t>
+      </w:r>
+      <w:r>
+        <w:rPr>
+          <w:lang w:val="pl-PL"/>
+        </w:rPr>
+        <w:t xml:space="preserve"> - odwzorowanie obiektowo-relacyjne (wykorzystujące interfejsy IRead i IWrite) izolujące logikę biznesową od konkretnej bazy danych.</w:t>
+      </w:r>
+    </w:p>
+    <w:p>
+      <w:pPr>
+        <w:numPr>
+          <w:ilvl w:val="0"/>
+          <w:numId w:val="68"/>
+        </w:numPr>
+        <w:rPr>
+          <w:lang w:val="pl-PL"/>
+        </w:rPr>
+      </w:pPr>
+      <w:r>
+        <w:rPr>
+          <w:b/>
+          <w:bCs/>
+          <w:lang w:val="pl-PL"/>
+        </w:rPr>
+        <w:t>Warstwa danych</w:t>
+      </w:r>
+      <w:r>
+        <w:rPr>
+          <w:lang w:val="pl-PL"/>
+        </w:rPr>
+        <w:t xml:space="preserve"> - relacyjna baza danych (Oracle) przechowująca m.in. parametry ładunków, rejestry zgłoszeń transportu, harmonogramy dokowań, historię statusów operacji oraz dane analityczne.</w:t>
+      </w:r>
+    </w:p>
+    <w:p>
+      <w:pPr>
+        <w:rPr>
+          <w:lang w:val="pl-PL"/>
+        </w:rPr>
+      </w:pPr>
+      <w:r>
+        <w:rPr>
+          <w:lang w:val="pl-PL"/>
+        </w:rPr>
+        <w:t>Integracje zewnętrzne: moduł cyfrowych kart załadunkowych korzysta z zewnętrznego magazynu plików (MinIO / S3) do bezpiecznego zapisywania wygenerowanych dokumentów PDF, natomiast moduł analityczno-raportowy komunikuje się z zewnętrzną bramą poczty e-mail (do asynchronicznej wysyłki raportów w okresach szczytowego obciążenia). Taki podział zapewnia rozdzielenie odpowiedzialności, niezależny rozwój klientów webowego i mobilnego oraz łatwą wymianę usług zewnętrznych bez ingerencji w logikę systemu.</w:t>
+      </w:r>
+    </w:p>
+    <w:p>
+      <w:pPr>
+        <w:rPr>
+          <w:lang w:val="pl-PL"/>
+        </w:rPr>
+      </w:pPr>
+    </w:p>
+    <w:p>
+      <w:pPr>
+        <w:rPr>
+          <w:lang w:val="pl-PL"/>
+        </w:rPr>
+      </w:pPr>
+      <w:r>
+        <w:rPr>
+          <w:lang w:val="pl-PL"/>
+        </w:rPr>
+        <w:lastRenderedPageBreak/>
+        <w:drawing>
+          <wp:inline distT="0" distB="0" distL="0" distR="0" wp14:anchorId="356128B4" wp14:editId="2CD7C60B">
+            <wp:extent cx="5733415" cy="2888615"/>
+            <wp:effectExtent l="0" t="0" r="635" b="6985"/>
+            <wp:docPr id="1080256601" name="Picture 2"/>
+            <wp:cNvGraphicFramePr>
+              <a:graphicFrameLocks xmlns:a="http://schemas.openxmlformats.org/drawingml/2006/main" noChangeAspect="1"/>
+            </wp:cNvGraphicFramePr>
+            <a:graphic xmlns:a="http://schemas.openxmlformats.org/drawingml/2006/main">
+              <a:graphicData uri="http://schemas.openxmlformats.org/drawingml/2006/picture">
+                <pic:pic xmlns:pic="http://schemas.openxmlformats.org/drawingml/2006/picture">
+                  <pic:nvPicPr>
+                    <pic:cNvPr id="0" name="Picture 42"/>
+                    <pic:cNvPicPr>
+                      <a:picLocks noChangeAspect="1" noChangeArrowheads="1"/>
+                    </pic:cNvPicPr>
+                  </pic:nvPicPr>
+                  <pic:blipFill>
+                    <a:blip r:embed="rId13" cstate="print">
+                      <a:extLst>
+                        <a:ext uri="{28A0092B-C50C-407E-A947-70E740481C1C}">
+                          <a14:useLocalDpi xmlns:a14="http://schemas.microsoft.com/office/drawing/2010/main" val="0"/>
+                        </a:ext>
+                      </a:extLst>
+                    </a:blip>
+                    <a:srcRect/>
+                    <a:stretch>
+                      <a:fillRect/>
+                    </a:stretch>
+                  </pic:blipFill>
+                  <pic:spPr bwMode="auto">
+                    <a:xfrm>
+                      <a:off x="0" y="0"/>
+                      <a:ext cx="5733415" cy="2888615"/>
+                    </a:xfrm>
+                    <a:prstGeom prst="rect">
+                      <a:avLst/>
+                    </a:prstGeom>
+                    <a:noFill/>
+                    <a:ln>
+                      <a:noFill/>
+                    </a:ln>
+                  </pic:spPr>
+                </pic:pic>
+              </a:graphicData>
+            </a:graphic>
+          </wp:inline>
+        </w:drawing>
+      </w:r>
+    </w:p>
+    <w:p>
+      <w:pPr>
+        <w:rPr>
+          <w:lang w:val="pl-PL"/>
+        </w:rPr>
+      </w:pPr>
+      <w:r>
+        <w:rPr>
+          <w:b/>
+          <w:bCs/>
+          <w:color w:val="000000"/>
+        </w:rPr>
+        <w:t xml:space="preserve">Rysunek 1. </w:t>
+      </w:r>
+      <w:r>
+        <w:rPr>
+          <w:lang w:val="pl-PL"/>
+        </w:rPr>
+        <w:t>Diagram pakietów UML ilustrujący logiczną architekturę systemu w modelu klient-serwer, ukazujący podział na aplikacje użytkowników, centralną warstwę logiki biznesowej oraz warstwę dostępu do bazy danych i zintegrowanych usług zewnętrznych.</w:t>
+      </w:r>
+    </w:p>
+    <w:p>
+      <w:pPr>
+        <w:rPr>
+          <w:lang w:val="pl-PL"/>
+        </w:rPr>
+      </w:pPr>
+    </w:p>
+    <w:p>
+      <w:pPr>
         <w:pStyle w:val="Heading1"/>
         <w:ind w:left="360"/>
         <w:rPr>
@@ -4381,6 +4775,7 @@
           <w:sz w:val="22"/>
           <w:szCs w:val="22"/>
         </w:rPr>
+        <w:lastRenderedPageBreak/>
         <w:t>5.1.</w:t>
       </w:r>
       <w:r>
@@ -4441,7 +4836,7 @@
                     </pic:cNvPicPr>
                   </pic:nvPicPr>
                   <pic:blipFill>
-                    <a:blip r:embed="rId13">
+                    <a:blip r:embed="rId14">
                       <a:extLst>
                         <a:ext uri="{28A0092B-C50C-407E-A947-70E740481C1C}">
                           <a14:useLocalDpi xmlns:a14="http://schemas.microsoft.com/office/drawing/2010/main" val="0"/>
@@ -4474,8 +4869,35 @@
       </w:r>
     </w:p>
     <w:p>
-      <w:r>
-        <w:t>Rys 1. Diagramy klas systemu PORTLOG</w:t>
+      <w:pPr>
+        <w:jc w:val="center"/>
+      </w:pPr>
+      <w:r>
+        <w:rPr>
+          <w:b/>
+          <w:bCs/>
+          <w:color w:val="000000"/>
+        </w:rPr>
+        <w:t xml:space="preserve">Rysunek </w:t>
+      </w:r>
+      <w:r>
+        <w:rPr>
+          <w:b/>
+          <w:bCs/>
+          <w:color w:val="000000"/>
+        </w:rPr>
+        <w:t>2</w:t>
+      </w:r>
+      <w:r>
+        <w:rPr>
+          <w:b/>
+          <w:bCs/>
+          <w:color w:val="000000"/>
+        </w:rPr>
+        <w:t xml:space="preserve">. </w:t>
+      </w:r>
+      <w:r>
+        <w:t>Diagramy klas systemu PORTLOG</w:t>
       </w:r>
     </w:p>
     <w:p/>
@@ -4542,6 +4964,96 @@
           <w:bCs/>
           <w:lang w:val="pl-PL"/>
         </w:rPr>
+        <w:t>Opis:</w:t>
+      </w:r>
+      <w:r>
+        <w:rPr>
+          <w:lang w:val="pl-PL"/>
+        </w:rPr>
+        <w:t xml:space="preserve"> Fizyczny element infrastruktury portowej przeznaczony do załadunku i rozładunku jednostek transportowych.</w:t>
+      </w:r>
+    </w:p>
+    <w:p>
+      <w:pPr>
+        <w:numPr>
+          <w:ilvl w:val="0"/>
+          <w:numId w:val="23"/>
+        </w:numPr>
+        <w:rPr>
+          <w:lang w:val="pl-PL"/>
+        </w:rPr>
+      </w:pPr>
+      <w:r>
+        <w:rPr>
+          <w:b/>
+          <w:bCs/>
+          <w:lang w:val="pl-PL"/>
+        </w:rPr>
+        <w:t>Atrybuty:</w:t>
+      </w:r>
+      <w:r>
+        <w:rPr>
+          <w:lang w:val="pl-PL"/>
+        </w:rPr>
+        <w:t xml:space="preserve"> (Brak zidentyfikowanych na poziomie pojęciowym)</w:t>
+      </w:r>
+    </w:p>
+    <w:p>
+      <w:pPr>
+        <w:numPr>
+          <w:ilvl w:val="0"/>
+          <w:numId w:val="23"/>
+        </w:numPr>
+        <w:rPr>
+          <w:lang w:val="pl-PL"/>
+        </w:rPr>
+      </w:pPr>
+      <w:r>
+        <w:rPr>
+          <w:b/>
+          <w:bCs/>
+          <w:lang w:val="pl-PL"/>
+        </w:rPr>
+        <w:t>Metody:</w:t>
+      </w:r>
+      <w:r>
+        <w:rPr>
+          <w:lang w:val="pl-PL"/>
+        </w:rPr>
+        <w:t xml:space="preserve"> (Brak)</w:t>
+      </w:r>
+    </w:p>
+    <w:p>
+      <w:pPr>
+        <w:rPr>
+          <w:lang w:val="pl-PL"/>
+        </w:rPr>
+      </w:pPr>
+      <w:r>
+        <w:rPr>
+          <w:b/>
+          <w:bCs/>
+          <w:lang w:val="pl-PL"/>
+        </w:rPr>
+        <w:t>HarmonogramDokowan</w:t>
+      </w:r>
+    </w:p>
+    <w:p>
+      <w:pPr>
+        <w:numPr>
+          <w:ilvl w:val="0"/>
+          <w:numId w:val="24"/>
+        </w:numPr>
+        <w:rPr>
+          <w:lang w:val="pl-PL"/>
+        </w:rPr>
+      </w:pPr>
+      <w:r>
+        <w:rPr>
+          <w:b/>
+          <w:bCs/>
+          <w:lang w:val="pl-PL"/>
+        </w:rPr>
         <w:lastRenderedPageBreak/>
         <w:t>Opis:</w:t>
       </w:r>
@@ -4549,96 +5061,6 @@
         <w:rPr>
           <w:lang w:val="pl-PL"/>
         </w:rPr>
-        <w:t xml:space="preserve"> Fizyczny element infrastruktury portowej przeznaczony do załadunku i rozładunku jednostek transportowych.</w:t>
-      </w:r>
-    </w:p>
-    <w:p>
-      <w:pPr>
-        <w:numPr>
-          <w:ilvl w:val="0"/>
-          <w:numId w:val="23"/>
-        </w:numPr>
-        <w:rPr>
-          <w:lang w:val="pl-PL"/>
-        </w:rPr>
-      </w:pPr>
-      <w:r>
-        <w:rPr>
-          <w:b/>
-          <w:bCs/>
-          <w:lang w:val="pl-PL"/>
-        </w:rPr>
-        <w:t>Atrybuty:</w:t>
-      </w:r>
-      <w:r>
-        <w:rPr>
-          <w:lang w:val="pl-PL"/>
-        </w:rPr>
-        <w:t xml:space="preserve"> (Brak zidentyfikowanych na poziomie pojęciowym)</w:t>
-      </w:r>
-    </w:p>
-    <w:p>
-      <w:pPr>
-        <w:numPr>
-          <w:ilvl w:val="0"/>
-          <w:numId w:val="23"/>
-        </w:numPr>
-        <w:rPr>
-          <w:lang w:val="pl-PL"/>
-        </w:rPr>
-      </w:pPr>
-      <w:r>
-        <w:rPr>
-          <w:b/>
-          <w:bCs/>
-          <w:lang w:val="pl-PL"/>
-        </w:rPr>
-        <w:t>Metody:</w:t>
-      </w:r>
-      <w:r>
-        <w:rPr>
-          <w:lang w:val="pl-PL"/>
-        </w:rPr>
-        <w:t xml:space="preserve"> (Brak)</w:t>
-      </w:r>
-    </w:p>
-    <w:p>
-      <w:pPr>
-        <w:rPr>
-          <w:lang w:val="pl-PL"/>
-        </w:rPr>
-      </w:pPr>
-      <w:r>
-        <w:rPr>
-          <w:b/>
-          <w:bCs/>
-          <w:lang w:val="pl-PL"/>
-        </w:rPr>
-        <w:t>HarmonogramDokowan</w:t>
-      </w:r>
-    </w:p>
-    <w:p>
-      <w:pPr>
-        <w:numPr>
-          <w:ilvl w:val="0"/>
-          <w:numId w:val="24"/>
-        </w:numPr>
-        <w:rPr>
-          <w:lang w:val="pl-PL"/>
-        </w:rPr>
-      </w:pPr>
-      <w:r>
-        <w:rPr>
-          <w:b/>
-          <w:bCs/>
-          <w:lang w:val="pl-PL"/>
-        </w:rPr>
-        <w:t>Opis:</w:t>
-      </w:r>
-      <w:r>
-        <w:rPr>
-          <w:lang w:val="pl-PL"/>
-        </w:rPr>
         <w:t xml:space="preserve"> Obiekt przechowujący informacje o planowanych ramach czasowych obsługi konkretnego ładunku w porcie, powiązany z jednostką transportową.</w:t>
       </w:r>
     </w:p>
@@ -5252,66 +5674,66 @@
         <w:rPr>
           <w:lang w:val="pl-PL"/>
         </w:rPr>
+        <w:t>podgladStatusu() – sprawdzenie bieżących informacji o przesyłkach w czasie rzeczywistym.</w:t>
+      </w:r>
+    </w:p>
+    <w:p>
+      <w:pPr>
+        <w:rPr>
+          <w:lang w:val="pl-PL"/>
+        </w:rPr>
+      </w:pPr>
+      <w:r>
+        <w:rPr>
+          <w:b/>
+          <w:bCs/>
+          <w:lang w:val="pl-PL"/>
+        </w:rPr>
+        <w:t>Ladunek</w:t>
+      </w:r>
+    </w:p>
+    <w:p>
+      <w:pPr>
+        <w:numPr>
+          <w:ilvl w:val="0"/>
+          <w:numId w:val="30"/>
+        </w:numPr>
+        <w:rPr>
+          <w:lang w:val="pl-PL"/>
+        </w:rPr>
+      </w:pPr>
+      <w:r>
+        <w:rPr>
+          <w:b/>
+          <w:bCs/>
+          <w:lang w:val="pl-PL"/>
+        </w:rPr>
+        <w:t>Opis:</w:t>
+      </w:r>
+      <w:r>
+        <w:rPr>
+          <w:lang w:val="pl-PL"/>
+        </w:rPr>
+        <w:t xml:space="preserve"> Centralny obiekt biznesowy reprezentujący fizyczny towar poddawany operacjom portowym, od momentu rejestracji aż po opuszczenie portu.</w:t>
+      </w:r>
+    </w:p>
+    <w:p>
+      <w:pPr>
+        <w:numPr>
+          <w:ilvl w:val="0"/>
+          <w:numId w:val="30"/>
+        </w:numPr>
+        <w:rPr>
+          <w:lang w:val="pl-PL"/>
+        </w:rPr>
+      </w:pPr>
+      <w:r>
+        <w:rPr>
+          <w:b/>
+          <w:bCs/>
+          <w:lang w:val="pl-PL"/>
+        </w:rPr>
         <w:lastRenderedPageBreak/>
-        <w:t>podgladStatusu() – sprawdzenie bieżących informacji o przesyłkach w czasie rzeczywistym.</w:t>
-      </w:r>
-    </w:p>
-    <w:p>
-      <w:pPr>
-        <w:rPr>
-          <w:lang w:val="pl-PL"/>
-        </w:rPr>
-      </w:pPr>
-      <w:r>
-        <w:rPr>
-          <w:b/>
-          <w:bCs/>
-          <w:lang w:val="pl-PL"/>
-        </w:rPr>
-        <w:t>Ladunek</w:t>
-      </w:r>
-    </w:p>
-    <w:p>
-      <w:pPr>
-        <w:numPr>
-          <w:ilvl w:val="0"/>
-          <w:numId w:val="30"/>
-        </w:numPr>
-        <w:rPr>
-          <w:lang w:val="pl-PL"/>
-        </w:rPr>
-      </w:pPr>
-      <w:r>
-        <w:rPr>
-          <w:b/>
-          <w:bCs/>
-          <w:lang w:val="pl-PL"/>
-        </w:rPr>
-        <w:t>Opis:</w:t>
-      </w:r>
-      <w:r>
-        <w:rPr>
-          <w:lang w:val="pl-PL"/>
-        </w:rPr>
-        <w:t xml:space="preserve"> Centralny obiekt biznesowy reprezentujący fizyczny towar poddawany operacjom portowym, od momentu rejestracji aż po opuszczenie portu.</w:t>
-      </w:r>
-    </w:p>
-    <w:p>
-      <w:pPr>
-        <w:numPr>
-          <w:ilvl w:val="0"/>
-          <w:numId w:val="30"/>
-        </w:numPr>
-        <w:rPr>
-          <w:lang w:val="pl-PL"/>
-        </w:rPr>
-      </w:pPr>
-      <w:r>
-        <w:rPr>
-          <w:b/>
-          <w:bCs/>
-          <w:lang w:val="pl-PL"/>
-        </w:rPr>
         <w:t>Atrybuty:</w:t>
       </w:r>
     </w:p>
@@ -5968,7 +6390,6 @@
         <w:rPr>
           <w:lang w:val="pl-PL"/>
         </w:rPr>
-        <w:lastRenderedPageBreak/>
         <w:t>przydzielUrzadzenia() – dysponowanie specjalistycznym sprzętem technicznym niezbędnym do przeładunku.</w:t>
       </w:r>
     </w:p>
@@ -6020,6 +6441,7 @@
           <w:bCs/>
           <w:lang w:val="pl-PL"/>
         </w:rPr>
+        <w:lastRenderedPageBreak/>
         <w:t>Opis:</w:t>
       </w:r>
       <w:r>
@@ -6239,165 +6661,6 @@
                 <pic:pic xmlns:pic="http://schemas.openxmlformats.org/drawingml/2006/picture">
                   <pic:nvPicPr>
                     <pic:cNvPr id="0" name="Picture 13"/>
-                    <pic:cNvPicPr>
-                      <a:picLocks noChangeAspect="1" noChangeArrowheads="1"/>
-                    </pic:cNvPicPr>
-                  </pic:nvPicPr>
-                  <pic:blipFill>
-                    <a:blip r:embed="rId14" cstate="print">
-                      <a:extLst>
-                        <a:ext uri="{28A0092B-C50C-407E-A947-70E740481C1C}">
-                          <a14:useLocalDpi xmlns:a14="http://schemas.microsoft.com/office/drawing/2010/main" val="0"/>
-                        </a:ext>
-                      </a:extLst>
-                    </a:blip>
-                    <a:srcRect/>
-                    <a:stretch>
-                      <a:fillRect/>
-                    </a:stretch>
-                  </pic:blipFill>
-                  <pic:spPr bwMode="auto">
-                    <a:xfrm>
-                      <a:off x="0" y="0"/>
-                      <a:ext cx="5733415" cy="3223260"/>
-                    </a:xfrm>
-                    <a:prstGeom prst="rect">
-                      <a:avLst/>
-                    </a:prstGeom>
-                    <a:noFill/>
-                    <a:ln>
-                      <a:noFill/>
-                    </a:ln>
-                  </pic:spPr>
-                </pic:pic>
-              </a:graphicData>
-            </a:graphic>
-          </wp:inline>
-        </w:drawing>
-      </w:r>
-    </w:p>
-    <w:p>
-      <w:pPr>
-        <w:pStyle w:val="NormalWeb"/>
-        <w:spacing w:before="0" w:beforeAutospacing="0" w:after="0" w:afterAutospacing="0"/>
-      </w:pPr>
-      <w:r>
-        <w:rPr>
-          <w:rFonts w:ascii="Arial" w:hAnsi="Arial" w:cs="Arial"/>
-          <w:b/>
-          <w:bCs/>
-          <w:color w:val="000000"/>
-          <w:sz w:val="22"/>
-          <w:szCs w:val="22"/>
-        </w:rPr>
-        <w:t>Rysunek 1.Kto obsługuje:</w:t>
-      </w:r>
-      <w:r>
-        <w:rPr>
-          <w:rFonts w:ascii="Arial" w:hAnsi="Arial" w:cs="Arial"/>
-          <w:color w:val="000000"/>
-          <w:sz w:val="22"/>
-          <w:szCs w:val="22"/>
-        </w:rPr>
-        <w:t xml:space="preserve"> </w:t>
-      </w:r>
-      <w:r>
-        <w:rPr>
-          <w:rFonts w:ascii="Arial" w:hAnsi="Arial" w:cs="Arial"/>
-          <w:b/>
-          <w:bCs/>
-          <w:color w:val="000000"/>
-          <w:sz w:val="22"/>
-          <w:szCs w:val="22"/>
-        </w:rPr>
-        <w:t>Zarząd portu</w:t>
-      </w:r>
-    </w:p>
-    <w:p>
-      <w:pPr>
-        <w:pStyle w:val="NormalWeb"/>
-        <w:spacing w:before="0" w:beforeAutospacing="0" w:after="0" w:afterAutospacing="0"/>
-      </w:pPr>
-      <w:r>
-        <w:rPr>
-          <w:rFonts w:ascii="Arial" w:hAnsi="Arial" w:cs="Arial"/>
-          <w:b/>
-          <w:bCs/>
-          <w:color w:val="000000"/>
-          <w:sz w:val="22"/>
-          <w:szCs w:val="22"/>
-        </w:rPr>
-        <w:t>Do czego służy:</w:t>
-      </w:r>
-      <w:r>
-        <w:rPr>
-          <w:rFonts w:ascii="Arial" w:hAnsi="Arial" w:cs="Arial"/>
-          <w:color w:val="000000"/>
-          <w:sz w:val="22"/>
-          <w:szCs w:val="22"/>
-        </w:rPr>
-        <w:t xml:space="preserve"> Do strategicznej oceny pracy portu. Zamiast pojedynczych przesyłek, zarząd widzi dane zagregowane: całkowitą przepustowość, średni czas operacji czy procentowe wykorzystanie doków.</w:t>
-      </w:r>
-    </w:p>
-    <w:p>
-      <w:pPr>
-        <w:pStyle w:val="NormalWeb"/>
-        <w:spacing w:before="0" w:beforeAutospacing="0" w:after="0" w:afterAutospacing="0"/>
-      </w:pPr>
-      <w:r>
-        <w:rPr>
-          <w:rFonts w:ascii="Arial" w:hAnsi="Arial" w:cs="Arial"/>
-          <w:b/>
-          <w:bCs/>
-          <w:color w:val="000000"/>
-          <w:sz w:val="22"/>
-          <w:szCs w:val="22"/>
-        </w:rPr>
-        <w:t>Kluczowa funkcja:</w:t>
-      </w:r>
-      <w:r>
-        <w:rPr>
-          <w:rFonts w:ascii="Arial" w:hAnsi="Arial" w:cs="Arial"/>
-          <w:color w:val="000000"/>
-          <w:sz w:val="22"/>
-          <w:szCs w:val="22"/>
-        </w:rPr>
-        <w:t xml:space="preserve"> Przycisk "Generuj raport" oraz wizualizacja trendów (wykres tygodniowy). To narzędzie do optymalizacji kosztów i planowania inwestycji w infrastrukturę.</w:t>
-      </w:r>
-    </w:p>
-    <w:p>
-      <w:pPr>
-        <w:spacing w:after="240"/>
-      </w:pPr>
-    </w:p>
-    <w:p>
-      <w:pPr>
-        <w:pStyle w:val="NormalWeb"/>
-        <w:spacing w:before="0" w:beforeAutospacing="0" w:after="0" w:afterAutospacing="0"/>
-      </w:pPr>
-      <w:r>
-        <w:rPr>
-          <w:rFonts w:ascii="Arial" w:hAnsi="Arial" w:cs="Arial"/>
-          <w:noProof/>
-          <w:color w:val="000000"/>
-          <w:sz w:val="22"/>
-          <w:szCs w:val="22"/>
-          <w:bdr w:val="none" w:sz="0" w:space="0" w:color="auto" w:frame="1"/>
-        </w:rPr>
-        <w:lastRenderedPageBreak/>
-        <w:drawing>
-          <wp:inline distT="0" distB="0" distL="0" distR="0" wp14:anchorId="543C5549" wp14:editId="6FE084B5">
-            <wp:extent cx="5733415" cy="3223260"/>
-            <wp:effectExtent l="0" t="0" r="635" b="0"/>
-            <wp:docPr id="881652685" name="Picture 5"/>
-            <wp:cNvGraphicFramePr>
-              <a:graphicFrameLocks xmlns:a="http://schemas.openxmlformats.org/drawingml/2006/main" noChangeAspect="1"/>
-            </wp:cNvGraphicFramePr>
-            <a:graphic xmlns:a="http://schemas.openxmlformats.org/drawingml/2006/main">
-              <a:graphicData uri="http://schemas.openxmlformats.org/drawingml/2006/picture">
-                <pic:pic xmlns:pic="http://schemas.openxmlformats.org/drawingml/2006/picture">
-                  <pic:nvPicPr>
-                    <pic:cNvPr id="0" name="Picture 14"/>
                     <pic:cNvPicPr>
                       <a:picLocks noChangeAspect="1" noChangeArrowheads="1"/>
                     </pic:cNvPicPr>
@@ -6449,7 +6712,51 @@
           <w:sz w:val="22"/>
           <w:szCs w:val="22"/>
         </w:rPr>
-        <w:t>Rysunek 2. Kto obsługuje:</w:t>
+        <w:t>Rysunek</w:t>
+      </w:r>
+      <w:r>
+        <w:rPr>
+          <w:rFonts w:ascii="Arial" w:hAnsi="Arial" w:cs="Arial"/>
+          <w:b/>
+          <w:bCs/>
+          <w:color w:val="000000"/>
+          <w:sz w:val="22"/>
+          <w:szCs w:val="22"/>
+        </w:rPr>
+        <w:t xml:space="preserve"> 3</w:t>
+      </w:r>
+      <w:r>
+        <w:rPr>
+          <w:rFonts w:ascii="Arial" w:hAnsi="Arial" w:cs="Arial"/>
+          <w:b/>
+          <w:bCs/>
+          <w:color w:val="000000"/>
+          <w:sz w:val="22"/>
+          <w:szCs w:val="22"/>
+        </w:rPr>
+        <w:t>.</w:t>
+      </w:r>
+      <w:r>
+        <w:rPr>
+          <w:rFonts w:ascii="Arial" w:hAnsi="Arial" w:cs="Arial"/>
+          <w:b/>
+          <w:bCs/>
+          <w:color w:val="000000"/>
+          <w:sz w:val="22"/>
+          <w:szCs w:val="22"/>
+        </w:rPr>
+        <w:t xml:space="preserve"> </w:t>
+      </w:r>
+      <w:r>
+        <w:rPr>
+          <w:rFonts w:ascii="Arial" w:hAnsi="Arial" w:cs="Arial"/>
+          <w:b/>
+          <w:bCs/>
+          <w:color w:val="000000"/>
+          <w:sz w:val="22"/>
+          <w:szCs w:val="22"/>
+        </w:rPr>
+        <w:t>Kto obsługuje:</w:t>
       </w:r>
       <w:r>
         <w:rPr>
@@ -6469,7 +6776,7 @@
           <w:sz w:val="22"/>
           <w:szCs w:val="22"/>
         </w:rPr>
-        <w:t>Koordynator portu</w:t>
+        <w:t>Zarząd portu</w:t>
       </w:r>
     </w:p>
     <w:p>
@@ -6495,7 +6802,7 @@
           <w:sz w:val="22"/>
           <w:szCs w:val="22"/>
         </w:rPr>
-        <w:t xml:space="preserve"> To "centrum dowodzenia" procesem przeładunku w czasie rzeczywistym. Koordynator widzi listę aktywnych operacji, wie, który ładunek trafił do którego magazynu i jaki sprzęt został do niego przypisany.</w:t>
+        <w:t xml:space="preserve"> Do strategicznej oceny pracy portu. Zamiast pojedynczych przesyłek, zarząd widzi dane zagregowane: całkowitą przepustowość, średni czas operacji czy procentowe wykorzystanie doków.</w:t>
       </w:r>
     </w:p>
     <w:p>
@@ -6521,7 +6828,7 @@
           <w:sz w:val="22"/>
           <w:szCs w:val="22"/>
         </w:rPr>
-        <w:t xml:space="preserve"> Monitorowanie statusów (Rozładunek, Wydano, Oczekuje). Pozwala szybko reagować na zatory lub awarie sprzętu.</w:t>
+        <w:t xml:space="preserve"> Przycisk "Generuj raport" oraz wizualizacja trendów (wykres tygodniowy). To narzędzie do optymalizacji kosztów i planowania inwestycji w infrastrukturę.</w:t>
       </w:r>
     </w:p>
     <w:p>
@@ -6543,11 +6850,12 @@
           <w:szCs w:val="22"/>
           <w:bdr w:val="none" w:sz="0" w:space="0" w:color="auto" w:frame="1"/>
         </w:rPr>
+        <w:lastRenderedPageBreak/>
         <w:drawing>
-          <wp:inline distT="0" distB="0" distL="0" distR="0" wp14:anchorId="29A0BDF1" wp14:editId="4F4A4908">
+          <wp:inline distT="0" distB="0" distL="0" distR="0" wp14:anchorId="543C5549" wp14:editId="6FE084B5">
             <wp:extent cx="5733415" cy="3223260"/>
             <wp:effectExtent l="0" t="0" r="635" b="0"/>
-            <wp:docPr id="1103590862" name="Picture 4"/>
+            <wp:docPr id="881652685" name="Picture 5"/>
             <wp:cNvGraphicFramePr>
               <a:graphicFrameLocks xmlns:a="http://schemas.openxmlformats.org/drawingml/2006/main" noChangeAspect="1"/>
             </wp:cNvGraphicFramePr>
@@ -6555,7 +6863,7 @@
               <a:graphicData uri="http://schemas.openxmlformats.org/drawingml/2006/picture">
                 <pic:pic xmlns:pic="http://schemas.openxmlformats.org/drawingml/2006/picture">
                   <pic:nvPicPr>
-                    <pic:cNvPr id="0" name="Picture 15"/>
+                    <pic:cNvPr id="0" name="Picture 14"/>
                     <pic:cNvPicPr>
                       <a:picLocks noChangeAspect="1" noChangeArrowheads="1"/>
                     </pic:cNvPicPr>
@@ -6607,7 +6915,29 @@
           <w:sz w:val="22"/>
           <w:szCs w:val="22"/>
         </w:rPr>
-        <w:t>Rysunek 3. Kto obsługuje:</w:t>
+        <w:t xml:space="preserve">Rysunek </w:t>
+      </w:r>
+      <w:r>
+        <w:rPr>
+          <w:rFonts w:ascii="Arial" w:hAnsi="Arial" w:cs="Arial"/>
+          <w:b/>
+          <w:bCs/>
+          <w:color w:val="000000"/>
+          <w:sz w:val="22"/>
+          <w:szCs w:val="22"/>
+        </w:rPr>
+        <w:t>4</w:t>
+      </w:r>
+      <w:r>
+        <w:rPr>
+          <w:rFonts w:ascii="Arial" w:hAnsi="Arial" w:cs="Arial"/>
+          <w:b/>
+          <w:bCs/>
+          <w:color w:val="000000"/>
+          <w:sz w:val="22"/>
+          <w:szCs w:val="22"/>
+        </w:rPr>
+        <w:t>. Kto obsługuje:</w:t>
       </w:r>
       <w:r>
         <w:rPr>
@@ -6627,7 +6957,7 @@
           <w:sz w:val="22"/>
           <w:szCs w:val="22"/>
         </w:rPr>
-        <w:t>Operator portu</w:t>
+        <w:t>Koordynator portu</w:t>
       </w:r>
     </w:p>
     <w:p>
@@ -6653,7 +6983,7 @@
           <w:sz w:val="22"/>
           <w:szCs w:val="22"/>
         </w:rPr>
-        <w:t xml:space="preserve"> To etap formalnej rejestracji i weryfikacji. Operator uzupełnia dane techniczne (dokładne gabaryty, wagę z wagi najazdowej) i przypisuje ładunek do konkretnej kategorii (np. Kontener).</w:t>
+        <w:t xml:space="preserve"> To "centrum dowodzenia" procesem przeładunku w czasie rzeczywistym. Koordynator widzi listę aktywnych operacji, wie, który ładunek trafił do którego magazynu i jaki sprzęt został do niego przypisany.</w:t>
       </w:r>
     </w:p>
     <w:p>
@@ -6679,27 +7009,7 @@
           <w:sz w:val="22"/>
           <w:szCs w:val="22"/>
         </w:rPr>
-        <w:t xml:space="preserve"> Generowanie unikalnego numeru seryjnego oraz </w:t>
-      </w:r>
-      <w:r>
-        <w:rPr>
-          <w:rFonts w:ascii="Arial" w:hAnsi="Arial" w:cs="Arial"/>
-          <w:b/>
-          <w:bCs/>
-          <w:color w:val="000000"/>
-          <w:sz w:val="22"/>
-          <w:szCs w:val="22"/>
-        </w:rPr>
-        <w:t>cyfrowej karty załadunkowej</w:t>
-      </w:r>
-      <w:r>
-        <w:rPr>
-          <w:rFonts w:ascii="Arial" w:hAnsi="Arial" w:cs="Arial"/>
-          <w:color w:val="000000"/>
-          <w:sz w:val="22"/>
-          <w:szCs w:val="22"/>
-        </w:rPr>
-        <w:t>, która jest podstawą do dalszych działań wewnątrz portu.</w:t>
+        <w:t xml:space="preserve"> Monitorowanie statusów (Rozładunek, Wydano, Oczekuje). Pozwala szybko reagować na zatory lub awarie sprzętu.</w:t>
       </w:r>
     </w:p>
     <w:p>
@@ -6722,10 +7032,10 @@
           <w:bdr w:val="none" w:sz="0" w:space="0" w:color="auto" w:frame="1"/>
         </w:rPr>
         <w:drawing>
-          <wp:inline distT="0" distB="0" distL="0" distR="0" wp14:anchorId="16A39A06" wp14:editId="37338A38">
+          <wp:inline distT="0" distB="0" distL="0" distR="0" wp14:anchorId="29A0BDF1" wp14:editId="4F4A4908">
             <wp:extent cx="5733415" cy="3223260"/>
             <wp:effectExtent l="0" t="0" r="635" b="0"/>
-            <wp:docPr id="782792190" name="Picture 3"/>
+            <wp:docPr id="1103590862" name="Picture 4"/>
             <wp:cNvGraphicFramePr>
               <a:graphicFrameLocks xmlns:a="http://schemas.openxmlformats.org/drawingml/2006/main" noChangeAspect="1"/>
             </wp:cNvGraphicFramePr>
@@ -6733,7 +7043,7 @@
               <a:graphicData uri="http://schemas.openxmlformats.org/drawingml/2006/picture">
                 <pic:pic xmlns:pic="http://schemas.openxmlformats.org/drawingml/2006/picture">
                   <pic:nvPicPr>
-                    <pic:cNvPr id="0" name="Picture 16"/>
+                    <pic:cNvPr id="0" name="Picture 15"/>
                     <pic:cNvPicPr>
                       <a:picLocks noChangeAspect="1" noChangeArrowheads="1"/>
                     </pic:cNvPicPr>
@@ -6785,7 +7095,229 @@
           <w:sz w:val="22"/>
           <w:szCs w:val="22"/>
         </w:rPr>
-        <w:t>Rysunek 4. Kto obsługuje:</w:t>
+        <w:t xml:space="preserve">Rysunek </w:t>
+      </w:r>
+      <w:r>
+        <w:rPr>
+          <w:rFonts w:ascii="Arial" w:hAnsi="Arial" w:cs="Arial"/>
+          <w:b/>
+          <w:bCs/>
+          <w:color w:val="000000"/>
+          <w:sz w:val="22"/>
+          <w:szCs w:val="22"/>
+        </w:rPr>
+        <w:t>5</w:t>
+      </w:r>
+      <w:r>
+        <w:rPr>
+          <w:rFonts w:ascii="Arial" w:hAnsi="Arial" w:cs="Arial"/>
+          <w:b/>
+          <w:bCs/>
+          <w:color w:val="000000"/>
+          <w:sz w:val="22"/>
+          <w:szCs w:val="22"/>
+        </w:rPr>
+        <w:t>. Kto obsługuje:</w:t>
+      </w:r>
+      <w:r>
+        <w:rPr>
+          <w:rFonts w:ascii="Arial" w:hAnsi="Arial" w:cs="Arial"/>
+          <w:color w:val="000000"/>
+          <w:sz w:val="22"/>
+          <w:szCs w:val="22"/>
+        </w:rPr>
+        <w:t xml:space="preserve"> </w:t>
+      </w:r>
+      <w:r>
+        <w:rPr>
+          <w:rFonts w:ascii="Arial" w:hAnsi="Arial" w:cs="Arial"/>
+          <w:b/>
+          <w:bCs/>
+          <w:color w:val="000000"/>
+          <w:sz w:val="22"/>
+          <w:szCs w:val="22"/>
+        </w:rPr>
+        <w:t>Operator portu</w:t>
+      </w:r>
+    </w:p>
+    <w:p>
+      <w:pPr>
+        <w:pStyle w:val="NormalWeb"/>
+        <w:spacing w:before="0" w:beforeAutospacing="0" w:after="0" w:afterAutospacing="0"/>
+      </w:pPr>
+      <w:r>
+        <w:rPr>
+          <w:rFonts w:ascii="Arial" w:hAnsi="Arial" w:cs="Arial"/>
+          <w:b/>
+          <w:bCs/>
+          <w:color w:val="000000"/>
+          <w:sz w:val="22"/>
+          <w:szCs w:val="22"/>
+        </w:rPr>
+        <w:t>Do czego służy:</w:t>
+      </w:r>
+      <w:r>
+        <w:rPr>
+          <w:rFonts w:ascii="Arial" w:hAnsi="Arial" w:cs="Arial"/>
+          <w:color w:val="000000"/>
+          <w:sz w:val="22"/>
+          <w:szCs w:val="22"/>
+        </w:rPr>
+        <w:t xml:space="preserve"> To etap formalnej rejestracji i weryfikacji. Operator uzupełnia dane techniczne (dokładne gabaryty, wagę z wagi najazdowej) i przypisuje ładunek do konkretnej kategorii (np. Kontener).</w:t>
+      </w:r>
+    </w:p>
+    <w:p>
+      <w:pPr>
+        <w:pStyle w:val="NormalWeb"/>
+        <w:spacing w:before="0" w:beforeAutospacing="0" w:after="0" w:afterAutospacing="0"/>
+      </w:pPr>
+      <w:r>
+        <w:rPr>
+          <w:rFonts w:ascii="Arial" w:hAnsi="Arial" w:cs="Arial"/>
+          <w:b/>
+          <w:bCs/>
+          <w:color w:val="000000"/>
+          <w:sz w:val="22"/>
+          <w:szCs w:val="22"/>
+        </w:rPr>
+        <w:t>Kluczowa funkcja:</w:t>
+      </w:r>
+      <w:r>
+        <w:rPr>
+          <w:rFonts w:ascii="Arial" w:hAnsi="Arial" w:cs="Arial"/>
+          <w:color w:val="000000"/>
+          <w:sz w:val="22"/>
+          <w:szCs w:val="22"/>
+        </w:rPr>
+        <w:t xml:space="preserve"> Generowanie unikalnego numeru seryjnego oraz </w:t>
+      </w:r>
+      <w:r>
+        <w:rPr>
+          <w:rFonts w:ascii="Arial" w:hAnsi="Arial" w:cs="Arial"/>
+          <w:b/>
+          <w:bCs/>
+          <w:color w:val="000000"/>
+          <w:sz w:val="22"/>
+          <w:szCs w:val="22"/>
+        </w:rPr>
+        <w:t>cyfrowej karty załadunkowej</w:t>
+      </w:r>
+      <w:r>
+        <w:rPr>
+          <w:rFonts w:ascii="Arial" w:hAnsi="Arial" w:cs="Arial"/>
+          <w:color w:val="000000"/>
+          <w:sz w:val="22"/>
+          <w:szCs w:val="22"/>
+        </w:rPr>
+        <w:t>, która jest podstawą do dalszych działań wewnątrz portu.</w:t>
+      </w:r>
+    </w:p>
+    <w:p>
+      <w:pPr>
+        <w:spacing w:after="240"/>
+      </w:pPr>
+    </w:p>
+    <w:p>
+      <w:pPr>
+        <w:pStyle w:val="NormalWeb"/>
+        <w:spacing w:before="0" w:beforeAutospacing="0" w:after="0" w:afterAutospacing="0"/>
+      </w:pPr>
+      <w:r>
+        <w:rPr>
+          <w:rFonts w:ascii="Arial" w:hAnsi="Arial" w:cs="Arial"/>
+          <w:noProof/>
+          <w:color w:val="000000"/>
+          <w:sz w:val="22"/>
+          <w:szCs w:val="22"/>
+          <w:bdr w:val="none" w:sz="0" w:space="0" w:color="auto" w:frame="1"/>
+        </w:rPr>
+        <w:drawing>
+          <wp:inline distT="0" distB="0" distL="0" distR="0" wp14:anchorId="16A39A06" wp14:editId="37338A38">
+            <wp:extent cx="5733415" cy="3223260"/>
+            <wp:effectExtent l="0" t="0" r="635" b="0"/>
+            <wp:docPr id="782792190" name="Picture 3"/>
+            <wp:cNvGraphicFramePr>
+              <a:graphicFrameLocks xmlns:a="http://schemas.openxmlformats.org/drawingml/2006/main" noChangeAspect="1"/>
+            </wp:cNvGraphicFramePr>
+            <a:graphic xmlns:a="http://schemas.openxmlformats.org/drawingml/2006/main">
+              <a:graphicData uri="http://schemas.openxmlformats.org/drawingml/2006/picture">
+                <pic:pic xmlns:pic="http://schemas.openxmlformats.org/drawingml/2006/picture">
+                  <pic:nvPicPr>
+                    <pic:cNvPr id="0" name="Picture 16"/>
+                    <pic:cNvPicPr>
+                      <a:picLocks noChangeAspect="1" noChangeArrowheads="1"/>
+                    </pic:cNvPicPr>
+                  </pic:nvPicPr>
+                  <pic:blipFill>
+                    <a:blip r:embed="rId18" cstate="print">
+                      <a:extLst>
+                        <a:ext uri="{28A0092B-C50C-407E-A947-70E740481C1C}">
+                          <a14:useLocalDpi xmlns:a14="http://schemas.microsoft.com/office/drawing/2010/main" val="0"/>
+                        </a:ext>
+                      </a:extLst>
+                    </a:blip>
+                    <a:srcRect/>
+                    <a:stretch>
+                      <a:fillRect/>
+                    </a:stretch>
+                  </pic:blipFill>
+                  <pic:spPr bwMode="auto">
+                    <a:xfrm>
+                      <a:off x="0" y="0"/>
+                      <a:ext cx="5733415" cy="3223260"/>
+                    </a:xfrm>
+                    <a:prstGeom prst="rect">
+                      <a:avLst/>
+                    </a:prstGeom>
+                    <a:noFill/>
+                    <a:ln>
+                      <a:noFill/>
+                    </a:ln>
+                  </pic:spPr>
+                </pic:pic>
+              </a:graphicData>
+            </a:graphic>
+          </wp:inline>
+        </w:drawing>
+      </w:r>
+    </w:p>
+    <w:p>
+      <w:pPr>
+        <w:pStyle w:val="NormalWeb"/>
+        <w:spacing w:before="0" w:beforeAutospacing="0" w:after="0" w:afterAutospacing="0"/>
+      </w:pPr>
+      <w:r>
+        <w:rPr>
+          <w:rFonts w:ascii="Arial" w:hAnsi="Arial" w:cs="Arial"/>
+          <w:b/>
+          <w:bCs/>
+          <w:color w:val="000000"/>
+          <w:sz w:val="22"/>
+          <w:szCs w:val="22"/>
+        </w:rPr>
+        <w:t xml:space="preserve">Rysunek </w:t>
+      </w:r>
+      <w:r>
+        <w:rPr>
+          <w:rFonts w:ascii="Arial" w:hAnsi="Arial" w:cs="Arial"/>
+          <w:b/>
+          <w:bCs/>
+          <w:color w:val="000000"/>
+          <w:sz w:val="22"/>
+          <w:szCs w:val="22"/>
+        </w:rPr>
+        <w:t>6</w:t>
+      </w:r>
+      <w:r>
+        <w:rPr>
+          <w:rFonts w:ascii="Arial" w:hAnsi="Arial" w:cs="Arial"/>
+          <w:b/>
+          <w:bCs/>
+          <w:color w:val="000000"/>
+          <w:sz w:val="22"/>
+          <w:szCs w:val="22"/>
+        </w:rPr>
+        <w:t>. Kto obsługuje:</w:t>
       </w:r>
       <w:r>
         <w:rPr>
@@ -6895,7 +7427,7 @@
                     </pic:cNvPicPr>
                   </pic:nvPicPr>
                   <pic:blipFill>
-                    <a:blip r:embed="rId18" cstate="print">
+                    <a:blip r:embed="rId19" cstate="print">
                       <a:extLst>
                         <a:ext uri="{28A0092B-C50C-407E-A947-70E740481C1C}">
                           <a14:useLocalDpi xmlns:a14="http://schemas.microsoft.com/office/drawing/2010/main" val="0"/>
@@ -6941,7 +7473,29 @@
           <w:sz w:val="22"/>
           <w:szCs w:val="22"/>
         </w:rPr>
-        <w:t>Rysunek 5. Kto obsługuje:</w:t>
+        <w:t xml:space="preserve">Rysunek </w:t>
+      </w:r>
+      <w:r>
+        <w:rPr>
+          <w:rFonts w:ascii="Arial" w:hAnsi="Arial" w:cs="Arial"/>
+          <w:b/>
+          <w:bCs/>
+          <w:color w:val="000000"/>
+          <w:sz w:val="22"/>
+          <w:szCs w:val="22"/>
+        </w:rPr>
+        <w:t>7</w:t>
+      </w:r>
+      <w:r>
+        <w:rPr>
+          <w:rFonts w:ascii="Arial" w:hAnsi="Arial" w:cs="Arial"/>
+          <w:b/>
+          <w:bCs/>
+          <w:color w:val="000000"/>
+          <w:sz w:val="22"/>
+          <w:szCs w:val="22"/>
+        </w:rPr>
+        <w:t>. Kto obsługuje:</w:t>
       </w:r>
       <w:r>
         <w:rPr>
@@ -7095,7 +7649,7 @@
                     </pic:cNvPicPr>
                   </pic:nvPicPr>
                   <pic:blipFill>
-                    <a:blip r:embed="rId19" cstate="print">
+                    <a:blip r:embed="rId20" cstate="print">
                       <a:extLst>
                         <a:ext uri="{28A0092B-C50C-407E-A947-70E740481C1C}">
                           <a14:useLocalDpi xmlns:a14="http://schemas.microsoft.com/office/drawing/2010/main" val="0"/>
@@ -7141,7 +7695,7 @@
           <w:sz w:val="22"/>
           <w:szCs w:val="22"/>
         </w:rPr>
-        <w:t>Rysunek 6.</w:t>
+        <w:t xml:space="preserve">Rysunek </w:t>
       </w:r>
       <w:r>
         <w:rPr>
@@ -7152,7 +7706,39 @@
           <w:sz w:val="22"/>
           <w:szCs w:val="22"/>
         </w:rPr>
-        <w:br/>
+        <w:t>8</w:t>
+      </w:r>
+      <w:r>
+        <w:rPr>
+          <w:rFonts w:ascii="Arial" w:hAnsi="Arial" w:cs="Arial"/>
+          <w:b/>
+          <w:bCs/>
+          <w:color w:val="000000"/>
+          <w:sz w:val="22"/>
+          <w:szCs w:val="22"/>
+        </w:rPr>
+        <w:t>.</w:t>
+      </w:r>
+      <w:r>
+        <w:rPr>
+          <w:rFonts w:ascii="Arial" w:hAnsi="Arial" w:cs="Arial"/>
+          <w:b/>
+          <w:bCs/>
+          <w:color w:val="000000"/>
+          <w:sz w:val="22"/>
+          <w:szCs w:val="22"/>
+        </w:rPr>
+        <w:t xml:space="preserve"> </w:t>
+      </w:r>
+      <w:r>
+        <w:rPr>
+          <w:rFonts w:ascii="Arial" w:hAnsi="Arial" w:cs="Arial"/>
+          <w:b/>
+          <w:bCs/>
+          <w:color w:val="000000"/>
+          <w:sz w:val="22"/>
+          <w:szCs w:val="22"/>
+        </w:rPr>
         <w:t xml:space="preserve"> Kto obsługuje: Użytkownik systemu (np. kierowca, koordynator lub administrator).</w:t>
       </w:r>
     </w:p>
@@ -7209,16 +7795,7 @@
       </w:r>
     </w:p>
     <w:p/>
-    <w:p>
-      <w:r>
-        <w:rPr>
-          <w:noProof/>
-        </w:rPr>
-        <w:pict w14:anchorId="3F487256">
-          <v:rect id="_x0000_i1039" alt="" style="width:415.5pt;height:.05pt;mso-width-percent:0;mso-height-percent:0;mso-width-percent:0;mso-height-percent:0" o:hrpct="916" o:hralign="center" o:hrstd="t" o:hr="t" fillcolor="#a0a0a0" stroked="f"/>
-        </w:pict>
-      </w:r>
-    </w:p>
+    <w:p/>
     <w:p>
       <w:pPr>
         <w:pStyle w:val="Heading1"/>
@@ -7302,7 +7879,7 @@
                     </pic:cNvPicPr>
                   </pic:nvPicPr>
                   <pic:blipFill>
-                    <a:blip r:embed="rId20">
+                    <a:blip r:embed="rId21">
                       <a:extLst>
                         <a:ext uri="{28A0092B-C50C-407E-A947-70E740481C1C}">
                           <a14:useLocalDpi xmlns:a14="http://schemas.microsoft.com/office/drawing/2010/main" val="0"/>
@@ -7342,8 +7919,32 @@
         <w:rPr>
           <w:b/>
           <w:bCs/>
-        </w:rPr>
-        <w:t xml:space="preserve">Rys 1. </w:t>
+          <w:color w:val="000000"/>
+        </w:rPr>
+        <w:t xml:space="preserve">Rysunek </w:t>
+      </w:r>
+      <w:r>
+        <w:rPr>
+          <w:b/>
+          <w:bCs/>
+          <w:color w:val="000000"/>
+        </w:rPr>
+        <w:t>9</w:t>
+      </w:r>
+      <w:r>
+        <w:rPr>
+          <w:b/>
+          <w:bCs/>
+          <w:color w:val="000000"/>
+        </w:rPr>
+        <w:t xml:space="preserve">. </w:t>
+      </w:r>
+      <w:r>
+        <w:rPr>
+          <w:b/>
+          <w:bCs/>
+        </w:rPr>
+        <w:t xml:space="preserve"> </w:t>
       </w:r>
       <w:r>
         <w:t>Diagram stanów dotyczący klasy "Ładunek".</w:t>
@@ -7725,7 +8326,7 @@
                     </pic:cNvPicPr>
                   </pic:nvPicPr>
                   <pic:blipFill>
-                    <a:blip r:embed="rId21" cstate="print">
+                    <a:blip r:embed="rId22" cstate="print">
                       <a:extLst>
                         <a:ext uri="{28A0092B-C50C-407E-A947-70E740481C1C}">
                           <a14:useLocalDpi xmlns:a14="http://schemas.microsoft.com/office/drawing/2010/main" val="0"/>
@@ -7765,8 +8366,24 @@
         <w:rPr>
           <w:b/>
           <w:bCs/>
-        </w:rPr>
-        <w:t>Rys 2.</w:t>
+          <w:color w:val="000000"/>
+        </w:rPr>
+        <w:t xml:space="preserve">Rysunek </w:t>
+      </w:r>
+      <w:r>
+        <w:rPr>
+          <w:b/>
+          <w:bCs/>
+          <w:color w:val="000000"/>
+        </w:rPr>
+        <w:t>10</w:t>
+      </w:r>
+      <w:r>
+        <w:rPr>
+          <w:b/>
+          <w:bCs/>
+        </w:rPr>
+        <w:t>.</w:t>
       </w:r>
       <w:r>
         <w:t xml:space="preserve"> Diagram stanów dotyczący klasy “Dok”.</w:t>
@@ -8090,7 +8707,7 @@
                     </pic:cNvPicPr>
                   </pic:nvPicPr>
                   <pic:blipFill>
-                    <a:blip r:embed="rId22">
+                    <a:blip r:embed="rId23">
                       <a:extLst>
                         <a:ext uri="{28A0092B-C50C-407E-A947-70E740481C1C}">
                           <a14:useLocalDpi xmlns:a14="http://schemas.microsoft.com/office/drawing/2010/main" val="0"/>
@@ -8130,8 +8747,24 @@
         <w:rPr>
           <w:b/>
           <w:bCs/>
-        </w:rPr>
-        <w:t>Rys 3.</w:t>
+          <w:color w:val="000000"/>
+        </w:rPr>
+        <w:t>Rysunek 1</w:t>
+      </w:r>
+      <w:r>
+        <w:rPr>
+          <w:b/>
+          <w:bCs/>
+          <w:color w:val="000000"/>
+        </w:rPr>
+        <w:t>1</w:t>
+      </w:r>
+      <w:r>
+        <w:rPr>
+          <w:b/>
+          <w:bCs/>
+        </w:rPr>
+        <w:t>.</w:t>
       </w:r>
       <w:r>
         <w:t xml:space="preserve"> Diagram stanów dotyczący klasy “HarmonogramDokowan”.</w:t>
@@ -8829,8 +9462,8 @@
         <w:rPr>
           <w:noProof/>
         </w:rPr>
-        <w:pict w14:anchorId="22234695">
-          <v:rect id="_x0000_i1042" alt="" style="width:415.5pt;height:.05pt;mso-width-percent:0;mso-height-percent:0;mso-width-percent:0;mso-height-percent:0" o:hrpct="916" o:hralign="center" o:hrstd="t" o:hr="t" fillcolor="#a0a0a0" stroked="f"/>
+        <w:pict w14:anchorId="4292E385">
+          <v:rect id="_x0000_i1051" alt="" style="width:410.45pt;height:.05pt;mso-width-percent:0;mso-height-percent:0;mso-width-percent:0;mso-height-percent:0" o:hrpct="988" o:hralign="center" o:hrstd="t" o:hr="t" fillcolor="#a0a0a0" stroked="f"/>
         </w:pict>
       </w:r>
     </w:p>
@@ -8853,8 +9486,8 @@
         <w:rPr>
           <w:noProof/>
         </w:rPr>
-        <w:pict w14:anchorId="1915630C">
-          <v:rect id="_x0000_i1043" alt="" style="width:415.5pt;height:.05pt;mso-width-percent:0;mso-height-percent:0;mso-width-percent:0;mso-height-percent:0" o:hrpct="916" o:hralign="center" o:hrstd="t" o:hr="t" fillcolor="#a0a0a0" stroked="f"/>
+        <w:pict w14:anchorId="0F41A442">
+          <v:rect id="_x0000_i1053" alt="" style="width:410.45pt;height:.05pt;mso-width-percent:0;mso-height-percent:0;mso-width-percent:0;mso-height-percent:0" o:hrpct="988" o:hralign="center" o:hrstd="t" o:hr="t" fillcolor="#a0a0a0" stroked="f"/>
         </w:pict>
       </w:r>
     </w:p>
@@ -9923,12 +10556,1469 @@
         <w:rPr>
           <w:noProof/>
         </w:rPr>
-        <w:pict w14:anchorId="597A6B9B">
-          <v:rect id="_x0000_i1044" alt="" style="width:415.5pt;height:.05pt;mso-width-percent:0;mso-height-percent:0;mso-width-percent:0;mso-height-percent:0" o:hrpct="916" o:hralign="center" o:hrstd="t" o:hr="t" fillcolor="#a0a0a0" stroked="f"/>
+        <w:pict w14:anchorId="4B5CE354">
+          <v:rect id="_x0000_i1049" alt="" style="width:410.45pt;height:.05pt;mso-width-percent:0;mso-height-percent:0;mso-width-percent:0;mso-height-percent:0" o:hrpct="988" o:hralign="center" o:hrstd="t" o:hr="t" fillcolor="#a0a0a0" stroked="f"/>
         </w:pict>
       </w:r>
     </w:p>
-    <w:p/>
+    <w:p>
+      <w:pPr>
+        <w:rPr>
+          <w:b/>
+          <w:bCs/>
+          <w:lang w:val="pl-PL"/>
+        </w:rPr>
+      </w:pPr>
+      <w:r>
+        <w:rPr>
+          <w:lang w:val="pl-PL"/>
+        </w:rPr>
+        <w:t>Wykaz przewidywanych zagrożeń specyficznych dla projektu:</w:t>
+      </w:r>
+    </w:p>
+    <w:p>
+      <w:pPr>
+        <w:rPr>
+          <w:b/>
+          <w:bCs/>
+          <w:lang w:val="pl-PL"/>
+        </w:rPr>
+      </w:pPr>
+      <w:r>
+        <w:rPr>
+          <w:b/>
+          <w:bCs/>
+          <w:lang w:val="pl-PL"/>
+        </w:rPr>
+        <w:t>1. Brak przyswojenia aplikacji mobilnej lub problemy z łącznością sieciową na terenie portu</w:t>
+      </w:r>
+    </w:p>
+    <w:p>
+      <w:pPr>
+        <w:numPr>
+          <w:ilvl w:val="0"/>
+          <w:numId w:val="64"/>
+        </w:numPr>
+        <w:rPr>
+          <w:lang w:val="pl-PL"/>
+        </w:rPr>
+      </w:pPr>
+      <w:r>
+        <w:rPr>
+          <w:b/>
+          <w:bCs/>
+          <w:lang w:val="pl-PL"/>
+        </w:rPr>
+        <w:t>Prawdopodobieństwo wystąpienia:</w:t>
+      </w:r>
+      <w:r>
+        <w:rPr>
+          <w:lang w:val="pl-PL"/>
+        </w:rPr>
+        <w:t xml:space="preserve"> Średnie.</w:t>
+      </w:r>
+    </w:p>
+    <w:p>
+      <w:pPr>
+        <w:numPr>
+          <w:ilvl w:val="0"/>
+          <w:numId w:val="64"/>
+        </w:numPr>
+        <w:rPr>
+          <w:lang w:val="pl-PL"/>
+        </w:rPr>
+      </w:pPr>
+      <w:r>
+        <w:rPr>
+          <w:b/>
+          <w:bCs/>
+          <w:lang w:val="pl-PL"/>
+        </w:rPr>
+        <w:t>Stopień szkodliwości:</w:t>
+      </w:r>
+      <w:r>
+        <w:rPr>
+          <w:lang w:val="pl-PL"/>
+        </w:rPr>
+        <w:t xml:space="preserve"> Średni.</w:t>
+      </w:r>
+    </w:p>
+    <w:p>
+      <w:pPr>
+        <w:numPr>
+          <w:ilvl w:val="0"/>
+          <w:numId w:val="64"/>
+        </w:numPr>
+        <w:rPr>
+          <w:lang w:val="pl-PL"/>
+        </w:rPr>
+      </w:pPr>
+      <w:r>
+        <w:rPr>
+          <w:b/>
+          <w:bCs/>
+          <w:lang w:val="pl-PL"/>
+        </w:rPr>
+        <w:t>Metody zapobiegania:</w:t>
+      </w:r>
+      <w:r>
+        <w:rPr>
+          <w:lang w:val="pl-PL"/>
+        </w:rPr>
+        <w:t xml:space="preserve"> Zaprojektowanie maksymalnie uproszczonego interfejsu aplikacji mobilnej dla Kierowcy z wyraźnymi komunikatami.</w:t>
+      </w:r>
+    </w:p>
+    <w:p>
+      <w:pPr>
+        <w:numPr>
+          <w:ilvl w:val="1"/>
+          <w:numId w:val="64"/>
+        </w:numPr>
+        <w:rPr>
+          <w:lang w:val="pl-PL"/>
+        </w:rPr>
+      </w:pPr>
+      <w:r>
+        <w:rPr>
+          <w:lang w:val="pl-PL"/>
+        </w:rPr>
+        <w:t>Zobowiązanie władz portu do wdrożenia lokalnej sieci Wi-Fi o wysokiej gęstości pokrycia sygnałem w strefach doków i magazynów, minimalizując ryzyko „martwych stref”.</w:t>
+      </w:r>
+    </w:p>
+    <w:p>
+      <w:pPr>
+        <w:numPr>
+          <w:ilvl w:val="0"/>
+          <w:numId w:val="64"/>
+        </w:numPr>
+        <w:rPr>
+          <w:lang w:val="pl-PL"/>
+        </w:rPr>
+      </w:pPr>
+      <w:r>
+        <w:rPr>
+          <w:b/>
+          <w:bCs/>
+          <w:lang w:val="pl-PL"/>
+        </w:rPr>
+        <w:t>Plan awaryjny (sposób postępowania):</w:t>
+      </w:r>
+      <w:r>
+        <w:rPr>
+          <w:lang w:val="pl-PL"/>
+        </w:rPr>
+        <w:t xml:space="preserve"> W przypadku całkowitego braku łączności po stronie Kierowcy, system umożliwia Operatorowi lub Koordynatorowi ręczne wymuszenie zmiany statusu ładunku (np. przejście w stan „Towar rozładowywany”) z poziomu stacjonarnego pulpitu dyspozytorskiego.</w:t>
+      </w:r>
+    </w:p>
+    <w:p>
+      <w:pPr>
+        <w:rPr>
+          <w:b/>
+          <w:bCs/>
+          <w:lang w:val="pl-PL"/>
+        </w:rPr>
+      </w:pPr>
+      <w:r>
+        <w:rPr>
+          <w:b/>
+          <w:bCs/>
+          <w:lang w:val="pl-PL"/>
+        </w:rPr>
+        <w:t>2. Utrata aktualności harmonogramu dokowań w wyniku zdarzeń losowych (awarie sprzętu, opóźnienia transportów)  </w:t>
+      </w:r>
+    </w:p>
+    <w:p>
+      <w:pPr>
+        <w:numPr>
+          <w:ilvl w:val="0"/>
+          <w:numId w:val="65"/>
+        </w:numPr>
+        <w:rPr>
+          <w:b/>
+          <w:bCs/>
+          <w:lang w:val="pl-PL"/>
+        </w:rPr>
+      </w:pPr>
+      <w:r>
+        <w:rPr>
+          <w:b/>
+          <w:bCs/>
+          <w:lang w:val="pl-PL"/>
+        </w:rPr>
+        <w:t xml:space="preserve">Prawdopodobieństwo wystąpienia: </w:t>
+      </w:r>
+      <w:r>
+        <w:rPr>
+          <w:lang w:val="pl-PL"/>
+        </w:rPr>
+        <w:t>Średnie</w:t>
+      </w:r>
+    </w:p>
+    <w:p>
+      <w:pPr>
+        <w:numPr>
+          <w:ilvl w:val="0"/>
+          <w:numId w:val="65"/>
+        </w:numPr>
+        <w:rPr>
+          <w:b/>
+          <w:bCs/>
+          <w:lang w:val="pl-PL"/>
+        </w:rPr>
+      </w:pPr>
+      <w:r>
+        <w:rPr>
+          <w:b/>
+          <w:bCs/>
+          <w:lang w:val="pl-PL"/>
+        </w:rPr>
+        <w:t xml:space="preserve">Stopień szkodliwości: </w:t>
+      </w:r>
+      <w:r>
+        <w:rPr>
+          <w:lang w:val="pl-PL"/>
+        </w:rPr>
+        <w:t>Duży</w:t>
+      </w:r>
+    </w:p>
+    <w:p>
+      <w:pPr>
+        <w:numPr>
+          <w:ilvl w:val="0"/>
+          <w:numId w:val="65"/>
+        </w:numPr>
+        <w:rPr>
+          <w:b/>
+          <w:bCs/>
+          <w:lang w:val="pl-PL"/>
+        </w:rPr>
+      </w:pPr>
+      <w:r>
+        <w:rPr>
+          <w:b/>
+          <w:bCs/>
+          <w:lang w:val="pl-PL"/>
+        </w:rPr>
+        <w:t xml:space="preserve">Metody zapobiegania: </w:t>
+      </w:r>
+      <w:r>
+        <w:rPr>
+          <w:lang w:val="pl-PL"/>
+        </w:rPr>
+        <w:t>Bieżące monitorowanie czasu trwania operacji przeładunkowych przez system oraz integracja modułu planowania z systemem zgłaszania usterki technicznej urządzeń.</w:t>
+      </w:r>
+    </w:p>
+    <w:p>
+      <w:pPr>
+        <w:numPr>
+          <w:ilvl w:val="0"/>
+          <w:numId w:val="65"/>
+        </w:numPr>
+        <w:rPr>
+          <w:b/>
+          <w:bCs/>
+          <w:lang w:val="pl-PL"/>
+        </w:rPr>
+      </w:pPr>
+      <w:r>
+        <w:rPr>
+          <w:b/>
+          <w:bCs/>
+          <w:lang w:val="pl-PL"/>
+        </w:rPr>
+        <w:t xml:space="preserve">Plan awaryjny: </w:t>
+      </w:r>
+      <w:r>
+        <w:rPr>
+          <w:lang w:val="pl-PL"/>
+        </w:rPr>
+        <w:t>Przejście systemu w tryb korekty operacyjnej. Koordynator portu otrzymuje uprawnienia do ręcznego nadpisywania automatycznych decyzji systemu, co pozwala na szybkie przesunięcie priorytetów ładunków i zmianę przypisanych stanowisk.</w:t>
+      </w:r>
+    </w:p>
+    <w:p>
+      <w:pPr>
+        <w:rPr>
+          <w:b/>
+          <w:bCs/>
+          <w:lang w:val="pl-PL"/>
+        </w:rPr>
+      </w:pPr>
+      <w:r>
+        <w:rPr>
+          <w:lang w:val="pl-PL"/>
+        </w:rPr>
+        <w:t>.</w:t>
+      </w:r>
+    </w:p>
+    <w:p>
+      <w:pPr>
+        <w:rPr>
+          <w:b/>
+          <w:bCs/>
+          <w:lang w:val="pl-PL"/>
+        </w:rPr>
+      </w:pPr>
+      <w:r>
+        <w:rPr>
+          <w:b/>
+          <w:bCs/>
+          <w:lang w:val="pl-PL"/>
+        </w:rPr>
+        <w:t>3. Przeciążenie modułu analitycznego i bazy danych w momentach spiętrzeń ruchu towarowego</w:t>
+      </w:r>
+    </w:p>
+    <w:p>
+      <w:pPr>
+        <w:numPr>
+          <w:ilvl w:val="0"/>
+          <w:numId w:val="66"/>
+        </w:numPr>
+        <w:rPr>
+          <w:lang w:val="pl-PL"/>
+        </w:rPr>
+      </w:pPr>
+      <w:r>
+        <w:rPr>
+          <w:b/>
+          <w:bCs/>
+          <w:lang w:val="pl-PL"/>
+        </w:rPr>
+        <w:t>Prawdopodobieństwo wystąpienia:</w:t>
+      </w:r>
+      <w:r>
+        <w:rPr>
+          <w:lang w:val="pl-PL"/>
+        </w:rPr>
+        <w:t xml:space="preserve"> Średnie.</w:t>
+      </w:r>
+    </w:p>
+    <w:p>
+      <w:pPr>
+        <w:numPr>
+          <w:ilvl w:val="0"/>
+          <w:numId w:val="66"/>
+        </w:numPr>
+        <w:rPr>
+          <w:lang w:val="pl-PL"/>
+        </w:rPr>
+      </w:pPr>
+      <w:r>
+        <w:rPr>
+          <w:b/>
+          <w:bCs/>
+          <w:lang w:val="pl-PL"/>
+        </w:rPr>
+        <w:t>Stopień szkodliwości:</w:t>
+      </w:r>
+      <w:r>
+        <w:rPr>
+          <w:lang w:val="pl-PL"/>
+        </w:rPr>
+        <w:t xml:space="preserve"> Średni.</w:t>
+      </w:r>
+    </w:p>
+    <w:p>
+      <w:pPr>
+        <w:numPr>
+          <w:ilvl w:val="0"/>
+          <w:numId w:val="66"/>
+        </w:numPr>
+        <w:rPr>
+          <w:lang w:val="pl-PL"/>
+        </w:rPr>
+      </w:pPr>
+      <w:r>
+        <w:rPr>
+          <w:b/>
+          <w:bCs/>
+          <w:lang w:val="pl-PL"/>
+        </w:rPr>
+        <w:t>Metody zapobiegania:</w:t>
+      </w:r>
+      <w:r>
+        <w:rPr>
+          <w:lang w:val="pl-PL"/>
+        </w:rPr>
+        <w:t xml:space="preserve"> Zastosowanie asynchronicznego przetwarzania i agregacji danych historycznych w tle dla Modułu Analitycznego.</w:t>
+      </w:r>
+    </w:p>
+    <w:p>
+      <w:pPr>
+        <w:numPr>
+          <w:ilvl w:val="1"/>
+          <w:numId w:val="66"/>
+        </w:numPr>
+        <w:rPr>
+          <w:lang w:val="pl-PL"/>
+        </w:rPr>
+      </w:pPr>
+      <w:r>
+        <w:rPr>
+          <w:lang w:val="pl-PL"/>
+        </w:rPr>
+        <w:t>Wprowadzenie mechanizmu buforowania (caching) najpopularniejszych statystyk i raportów okresowych dla Zarządu.</w:t>
+      </w:r>
+    </w:p>
+    <w:p>
+      <w:pPr>
+        <w:numPr>
+          <w:ilvl w:val="0"/>
+          <w:numId w:val="66"/>
+        </w:numPr>
+        <w:rPr>
+          <w:lang w:val="pl-PL"/>
+        </w:rPr>
+      </w:pPr>
+      <w:r>
+        <w:rPr>
+          <w:b/>
+          <w:bCs/>
+          <w:lang w:val="pl-PL"/>
+        </w:rPr>
+        <w:t>Plan awaryjny (sposób postępowania):</w:t>
+      </w:r>
+      <w:r>
+        <w:rPr>
+          <w:lang w:val="pl-PL"/>
+        </w:rPr>
+        <w:t xml:space="preserve"> W przypadku wykrycia przeciążenia bazy danych, system automatycznie nadaje najwyższy priorytet transakcjom czasu rzeczywistego (pulpity dyspozytorskie Koordynatorów). Użytkownikom z poziomu Zarządu wyświetlany jest komunikat o wydłużonym czasie oczekiwania, a gotowe zestawienie KPI jest automatycznie wysyłane na wskazany adres e-mail po jego wygenerowaniu.</w:t>
+      </w:r>
+    </w:p>
+    <w:p>
+      <w:pPr>
+        <w:rPr>
+          <w:b/>
+          <w:bCs/>
+          <w:lang w:val="pl-PL"/>
+        </w:rPr>
+      </w:pPr>
+      <w:r>
+        <w:rPr>
+          <w:b/>
+          <w:bCs/>
+          <w:lang w:val="pl-PL"/>
+        </w:rPr>
+        <w:t>4. Błędna automatyczna klasyfikacja ładunków nietypowych lub ponadnormatywnych</w:t>
+      </w:r>
+    </w:p>
+    <w:p>
+      <w:pPr>
+        <w:numPr>
+          <w:ilvl w:val="0"/>
+          <w:numId w:val="67"/>
+        </w:numPr>
+        <w:rPr>
+          <w:lang w:val="pl-PL"/>
+        </w:rPr>
+      </w:pPr>
+      <w:r>
+        <w:rPr>
+          <w:b/>
+          <w:bCs/>
+          <w:lang w:val="pl-PL"/>
+        </w:rPr>
+        <w:t>Prawdopodobieństwo wystąpienia:</w:t>
+      </w:r>
+      <w:r>
+        <w:rPr>
+          <w:lang w:val="pl-PL"/>
+        </w:rPr>
+        <w:t xml:space="preserve"> Małe.</w:t>
+      </w:r>
+    </w:p>
+    <w:p>
+      <w:pPr>
+        <w:numPr>
+          <w:ilvl w:val="0"/>
+          <w:numId w:val="67"/>
+        </w:numPr>
+        <w:rPr>
+          <w:lang w:val="pl-PL"/>
+        </w:rPr>
+      </w:pPr>
+      <w:r>
+        <w:rPr>
+          <w:b/>
+          <w:bCs/>
+          <w:lang w:val="pl-PL"/>
+        </w:rPr>
+        <w:t>Stopień szkodliwości:</w:t>
+      </w:r>
+      <w:r>
+        <w:rPr>
+          <w:lang w:val="pl-PL"/>
+        </w:rPr>
+        <w:t xml:space="preserve"> Duży.</w:t>
+      </w:r>
+    </w:p>
+    <w:p>
+      <w:pPr>
+        <w:numPr>
+          <w:ilvl w:val="0"/>
+          <w:numId w:val="67"/>
+        </w:numPr>
+        <w:rPr>
+          <w:lang w:val="pl-PL"/>
+        </w:rPr>
+      </w:pPr>
+      <w:r>
+        <w:rPr>
+          <w:b/>
+          <w:bCs/>
+          <w:lang w:val="pl-PL"/>
+        </w:rPr>
+        <w:lastRenderedPageBreak/>
+        <w:t>Metody zapobiegania:</w:t>
+      </w:r>
+      <w:r>
+        <w:rPr>
+          <w:lang w:val="pl-PL"/>
+        </w:rPr>
+        <w:t xml:space="preserve"> Wprowadzenie restrykcyjnej walidacji pól formularza (gabaryty, waga, opis towaru) podczas rejestracji zgłoszenia przez Operatora.</w:t>
+      </w:r>
+    </w:p>
+    <w:p>
+      <w:pPr>
+        <w:numPr>
+          <w:ilvl w:val="1"/>
+          <w:numId w:val="67"/>
+        </w:numPr>
+        <w:rPr>
+          <w:lang w:val="pl-PL"/>
+        </w:rPr>
+      </w:pPr>
+      <w:r>
+        <w:rPr>
+          <w:lang w:val="pl-PL"/>
+        </w:rPr>
+        <w:t>Stworzenie szczegółowej matrycy reguł biznesowych w kodzie systemu, określającej graniczne parametry techniczne dla każdej kategorii (drobnica, masowy, kontener, ponadnormatywny).</w:t>
+      </w:r>
+    </w:p>
+    <w:p>
+      <w:pPr>
+        <w:numPr>
+          <w:ilvl w:val="0"/>
+          <w:numId w:val="67"/>
+        </w:numPr>
+        <w:rPr>
+          <w:lang w:val="pl-PL"/>
+        </w:rPr>
+      </w:pPr>
+      <w:r>
+        <w:rPr>
+          <w:b/>
+          <w:bCs/>
+          <w:lang w:val="pl-PL"/>
+        </w:rPr>
+        <w:t>Plan awaryjny (sposób postępowania):</w:t>
+      </w:r>
+      <w:r>
+        <w:rPr>
+          <w:lang w:val="pl-PL"/>
+        </w:rPr>
+        <w:t xml:space="preserve"> Jeżeli system błędnie zakwalifikuje ładunek, Operator ma możliwość ręcznego skorygowania i nadpisania kategorii przed ostatecznym zatwierdzeniem zgłoszenia. Jeśli błąd zostanie wykryty po zapisie, Koordynator może dokonać ręcznych przesunięć w harmonogramie dokowań i zmienić priorytety urządzeń przeładunkowych.</w:t>
+      </w:r>
+    </w:p>
+    <w:p>
+      <w:pPr>
+        <w:rPr>
+          <w:b/>
+          <w:bCs/>
+          <w:lang w:val="pl-PL"/>
+        </w:rPr>
+      </w:pPr>
+      <w:r>
+        <w:rPr>
+          <w:b/>
+          <w:bCs/>
+          <w:lang w:val="pl-PL"/>
+        </w:rPr>
+        <w:t>Podsumowanie ryzyka:</w:t>
+      </w:r>
+    </w:p>
+    <w:p>
+      <w:pPr>
+        <w:rPr>
+          <w:lang w:val="pl-PL"/>
+        </w:rPr>
+      </w:pPr>
+    </w:p>
+    <w:tbl>
+      <w:tblPr>
+        <w:tblW w:w="0" w:type="auto"/>
+        <w:tblCellMar>
+          <w:top w:w="15" w:type="dxa"/>
+          <w:left w:w="15" w:type="dxa"/>
+          <w:bottom w:w="15" w:type="dxa"/>
+          <w:right w:w="15" w:type="dxa"/>
+        </w:tblCellMar>
+        <w:tblLook w:val="04A0" w:firstRow="1" w:lastRow="0" w:firstColumn="1" w:lastColumn="0" w:noHBand="0" w:noVBand="1"/>
+      </w:tblPr>
+      <w:tblGrid>
+        <w:gridCol w:w="1193"/>
+        <w:gridCol w:w="2523"/>
+        <w:gridCol w:w="2213"/>
+        <w:gridCol w:w="1387"/>
+        <w:gridCol w:w="1697"/>
+      </w:tblGrid>
+      <w:tr>
+        <w:trPr>
+          <w:trHeight w:val="315"/>
+        </w:trPr>
+        <w:tc>
+          <w:tcPr>
+            <w:tcW w:w="0" w:type="auto"/>
+            <w:tcBorders>
+              <w:top w:val="single" w:sz="6" w:space="0" w:color="284E3F"/>
+              <w:left w:val="single" w:sz="6" w:space="0" w:color="284E3F"/>
+              <w:bottom w:val="single" w:sz="6" w:space="0" w:color="284E3F"/>
+              <w:right w:val="single" w:sz="6" w:space="0" w:color="356854"/>
+            </w:tcBorders>
+            <w:shd w:val="clear" w:color="auto" w:fill="356854"/>
+            <w:tcMar>
+              <w:top w:w="40" w:type="dxa"/>
+              <w:left w:w="120" w:type="dxa"/>
+              <w:bottom w:w="40" w:type="dxa"/>
+              <w:right w:w="120" w:type="dxa"/>
+            </w:tcMar>
+            <w:vAlign w:val="center"/>
+            <w:hideMark/>
+          </w:tcPr>
+          <w:p>
+            <w:pPr>
+              <w:rPr>
+                <w:lang w:val="pl-PL"/>
+              </w:rPr>
+            </w:pPr>
+            <w:r>
+              <w:rPr>
+                <w:lang w:val="pl-PL"/>
+              </w:rPr>
+              <w:t>Numer przyoadku</w:t>
+            </w:r>
+          </w:p>
+        </w:tc>
+        <w:tc>
+          <w:tcPr>
+            <w:tcW w:w="0" w:type="auto"/>
+            <w:tcBorders>
+              <w:top w:val="single" w:sz="6" w:space="0" w:color="284E3F"/>
+              <w:left w:val="single" w:sz="6" w:space="0" w:color="356854"/>
+              <w:bottom w:val="single" w:sz="6" w:space="0" w:color="284E3F"/>
+              <w:right w:val="single" w:sz="6" w:space="0" w:color="356854"/>
+            </w:tcBorders>
+            <w:shd w:val="clear" w:color="auto" w:fill="356854"/>
+            <w:tcMar>
+              <w:top w:w="40" w:type="dxa"/>
+              <w:left w:w="120" w:type="dxa"/>
+              <w:bottom w:w="40" w:type="dxa"/>
+              <w:right w:w="120" w:type="dxa"/>
+            </w:tcMar>
+            <w:vAlign w:val="center"/>
+            <w:hideMark/>
+          </w:tcPr>
+          <w:p>
+            <w:pPr>
+              <w:rPr>
+                <w:lang w:val="pl-PL"/>
+              </w:rPr>
+            </w:pPr>
+            <w:r>
+              <w:rPr>
+                <w:lang w:val="pl-PL"/>
+              </w:rPr>
+              <w:t>Opis zagrożenia</w:t>
+            </w:r>
+          </w:p>
+        </w:tc>
+        <w:tc>
+          <w:tcPr>
+            <w:tcW w:w="0" w:type="auto"/>
+            <w:tcBorders>
+              <w:top w:val="single" w:sz="6" w:space="0" w:color="284E3F"/>
+              <w:left w:val="single" w:sz="6" w:space="0" w:color="356854"/>
+              <w:bottom w:val="single" w:sz="6" w:space="0" w:color="284E3F"/>
+              <w:right w:val="single" w:sz="6" w:space="0" w:color="356854"/>
+            </w:tcBorders>
+            <w:shd w:val="clear" w:color="auto" w:fill="356854"/>
+            <w:tcMar>
+              <w:top w:w="40" w:type="dxa"/>
+              <w:left w:w="120" w:type="dxa"/>
+              <w:bottom w:w="40" w:type="dxa"/>
+              <w:right w:w="120" w:type="dxa"/>
+            </w:tcMar>
+            <w:vAlign w:val="center"/>
+            <w:hideMark/>
+          </w:tcPr>
+          <w:p>
+            <w:pPr>
+              <w:rPr>
+                <w:lang w:val="pl-PL"/>
+              </w:rPr>
+            </w:pPr>
+            <w:r>
+              <w:rPr>
+                <w:lang w:val="pl-PL"/>
+              </w:rPr>
+              <w:t>Prawdopodobieństwo</w:t>
+            </w:r>
+          </w:p>
+        </w:tc>
+        <w:tc>
+          <w:tcPr>
+            <w:tcW w:w="0" w:type="auto"/>
+            <w:tcBorders>
+              <w:top w:val="single" w:sz="6" w:space="0" w:color="284E3F"/>
+              <w:left w:val="single" w:sz="6" w:space="0" w:color="356854"/>
+              <w:bottom w:val="single" w:sz="6" w:space="0" w:color="284E3F"/>
+              <w:right w:val="single" w:sz="6" w:space="0" w:color="356854"/>
+            </w:tcBorders>
+            <w:shd w:val="clear" w:color="auto" w:fill="356854"/>
+            <w:tcMar>
+              <w:top w:w="40" w:type="dxa"/>
+              <w:left w:w="120" w:type="dxa"/>
+              <w:bottom w:w="40" w:type="dxa"/>
+              <w:right w:w="120" w:type="dxa"/>
+            </w:tcMar>
+            <w:vAlign w:val="center"/>
+            <w:hideMark/>
+          </w:tcPr>
+          <w:p>
+            <w:pPr>
+              <w:rPr>
+                <w:lang w:val="pl-PL"/>
+              </w:rPr>
+            </w:pPr>
+            <w:r>
+              <w:rPr>
+                <w:lang w:val="pl-PL"/>
+              </w:rPr>
+              <w:t>Stopień szkodliwości</w:t>
+            </w:r>
+          </w:p>
+        </w:tc>
+        <w:tc>
+          <w:tcPr>
+            <w:tcW w:w="0" w:type="auto"/>
+            <w:tcBorders>
+              <w:top w:val="single" w:sz="6" w:space="0" w:color="284E3F"/>
+              <w:left w:val="single" w:sz="6" w:space="0" w:color="356854"/>
+              <w:bottom w:val="single" w:sz="6" w:space="0" w:color="284E3F"/>
+              <w:right w:val="single" w:sz="6" w:space="0" w:color="284E3F"/>
+            </w:tcBorders>
+            <w:shd w:val="clear" w:color="auto" w:fill="356854"/>
+            <w:tcMar>
+              <w:top w:w="40" w:type="dxa"/>
+              <w:left w:w="120" w:type="dxa"/>
+              <w:bottom w:w="40" w:type="dxa"/>
+              <w:right w:w="120" w:type="dxa"/>
+            </w:tcMar>
+            <w:vAlign w:val="center"/>
+            <w:hideMark/>
+          </w:tcPr>
+          <w:p>
+            <w:pPr>
+              <w:rPr>
+                <w:lang w:val="pl-PL"/>
+              </w:rPr>
+            </w:pPr>
+            <w:r>
+              <w:rPr>
+                <w:lang w:val="pl-PL"/>
+              </w:rPr>
+              <w:t>Główny mechanizm obronny</w:t>
+            </w:r>
+          </w:p>
+        </w:tc>
+      </w:tr>
+      <w:tr>
+        <w:trPr>
+          <w:trHeight w:val="540"/>
+        </w:trPr>
+        <w:tc>
+          <w:tcPr>
+            <w:tcW w:w="0" w:type="auto"/>
+            <w:tcBorders>
+              <w:top w:val="single" w:sz="6" w:space="0" w:color="284E3F"/>
+              <w:left w:val="single" w:sz="6" w:space="0" w:color="284E3F"/>
+              <w:bottom w:val="single" w:sz="6" w:space="0" w:color="CCCCCC"/>
+              <w:right w:val="single" w:sz="6" w:space="0" w:color="CCCCCC"/>
+            </w:tcBorders>
+            <w:shd w:val="clear" w:color="auto" w:fill="FFFFFF"/>
+            <w:tcMar>
+              <w:top w:w="40" w:type="dxa"/>
+              <w:left w:w="120" w:type="dxa"/>
+              <w:bottom w:w="40" w:type="dxa"/>
+              <w:right w:w="120" w:type="dxa"/>
+            </w:tcMar>
+            <w:vAlign w:val="center"/>
+            <w:hideMark/>
+          </w:tcPr>
+          <w:p>
+            <w:pPr>
+              <w:rPr>
+                <w:lang w:val="pl-PL"/>
+              </w:rPr>
+            </w:pPr>
+            <w:r>
+              <w:rPr>
+                <w:lang w:val="pl-PL"/>
+              </w:rPr>
+              <w:t>1</w:t>
+            </w:r>
+          </w:p>
+        </w:tc>
+        <w:tc>
+          <w:tcPr>
+            <w:tcW w:w="0" w:type="auto"/>
+            <w:tcBorders>
+              <w:top w:val="single" w:sz="6" w:space="0" w:color="284E3F"/>
+              <w:left w:val="single" w:sz="6" w:space="0" w:color="CCCCCC"/>
+              <w:bottom w:val="single" w:sz="6" w:space="0" w:color="CCCCCC"/>
+              <w:right w:val="single" w:sz="6" w:space="0" w:color="CCCCCC"/>
+            </w:tcBorders>
+            <w:shd w:val="clear" w:color="auto" w:fill="FFFFFF"/>
+            <w:tcMar>
+              <w:top w:w="40" w:type="dxa"/>
+              <w:left w:w="120" w:type="dxa"/>
+              <w:bottom w:w="40" w:type="dxa"/>
+              <w:right w:w="120" w:type="dxa"/>
+            </w:tcMar>
+            <w:vAlign w:val="center"/>
+            <w:hideMark/>
+          </w:tcPr>
+          <w:p>
+            <w:pPr>
+              <w:rPr>
+                <w:lang w:val="pl-PL"/>
+              </w:rPr>
+            </w:pPr>
+            <w:r>
+              <w:rPr>
+                <w:lang w:val="pl-PL"/>
+              </w:rPr>
+              <w:t>Opór kierowców przed korzystaniem z aplikacji lub bariery technologiczne/językowe</w:t>
+            </w:r>
+          </w:p>
+        </w:tc>
+        <w:tc>
+          <w:tcPr>
+            <w:tcW w:w="0" w:type="auto"/>
+            <w:tcBorders>
+              <w:top w:val="single" w:sz="6" w:space="0" w:color="284E3F"/>
+              <w:left w:val="single" w:sz="6" w:space="0" w:color="CCCCCC"/>
+              <w:bottom w:val="single" w:sz="6" w:space="0" w:color="CCCCCC"/>
+              <w:right w:val="single" w:sz="6" w:space="0" w:color="CCCCCC"/>
+            </w:tcBorders>
+            <w:shd w:val="clear" w:color="auto" w:fill="FFFFFF"/>
+            <w:tcMar>
+              <w:top w:w="40" w:type="dxa"/>
+              <w:left w:w="120" w:type="dxa"/>
+              <w:bottom w:w="40" w:type="dxa"/>
+              <w:right w:w="120" w:type="dxa"/>
+            </w:tcMar>
+            <w:vAlign w:val="center"/>
+            <w:hideMark/>
+          </w:tcPr>
+          <w:p>
+            <w:pPr>
+              <w:rPr>
+                <w:lang w:val="pl-PL"/>
+              </w:rPr>
+            </w:pPr>
+            <w:r>
+              <w:rPr>
+                <w:lang w:val="pl-PL"/>
+              </w:rPr>
+              <w:t>Średnie</w:t>
+            </w:r>
+          </w:p>
+        </w:tc>
+        <w:tc>
+          <w:tcPr>
+            <w:tcW w:w="0" w:type="auto"/>
+            <w:tcBorders>
+              <w:top w:val="single" w:sz="6" w:space="0" w:color="284E3F"/>
+              <w:left w:val="single" w:sz="6" w:space="0" w:color="CCCCCC"/>
+              <w:bottom w:val="single" w:sz="6" w:space="0" w:color="CCCCCC"/>
+              <w:right w:val="single" w:sz="6" w:space="0" w:color="CCCCCC"/>
+            </w:tcBorders>
+            <w:shd w:val="clear" w:color="auto" w:fill="FFFFFF"/>
+            <w:tcMar>
+              <w:top w:w="40" w:type="dxa"/>
+              <w:left w:w="120" w:type="dxa"/>
+              <w:bottom w:w="40" w:type="dxa"/>
+              <w:right w:w="120" w:type="dxa"/>
+            </w:tcMar>
+            <w:vAlign w:val="center"/>
+            <w:hideMark/>
+          </w:tcPr>
+          <w:p>
+            <w:pPr>
+              <w:rPr>
+                <w:lang w:val="pl-PL"/>
+              </w:rPr>
+            </w:pPr>
+            <w:r>
+              <w:rPr>
+                <w:lang w:val="pl-PL"/>
+              </w:rPr>
+              <w:t>Średni</w:t>
+            </w:r>
+          </w:p>
+        </w:tc>
+        <w:tc>
+          <w:tcPr>
+            <w:tcW w:w="0" w:type="auto"/>
+            <w:tcBorders>
+              <w:top w:val="single" w:sz="6" w:space="0" w:color="284E3F"/>
+              <w:left w:val="single" w:sz="6" w:space="0" w:color="CCCCCC"/>
+              <w:bottom w:val="single" w:sz="6" w:space="0" w:color="CCCCCC"/>
+              <w:right w:val="single" w:sz="6" w:space="0" w:color="284E3F"/>
+            </w:tcBorders>
+            <w:shd w:val="clear" w:color="auto" w:fill="FFFFFF"/>
+            <w:tcMar>
+              <w:top w:w="40" w:type="dxa"/>
+              <w:left w:w="120" w:type="dxa"/>
+              <w:bottom w:w="40" w:type="dxa"/>
+              <w:right w:w="120" w:type="dxa"/>
+            </w:tcMar>
+            <w:vAlign w:val="center"/>
+            <w:hideMark/>
+          </w:tcPr>
+          <w:p>
+            <w:pPr>
+              <w:rPr>
+                <w:lang w:val="pl-PL"/>
+              </w:rPr>
+            </w:pPr>
+            <w:r>
+              <w:rPr>
+                <w:lang w:val="pl-PL"/>
+              </w:rPr>
+              <w:t>Uproszczona wersja webowa (PWA) bez instalacji i bypass przez Operatora</w:t>
+            </w:r>
+          </w:p>
+        </w:tc>
+      </w:tr>
+      <w:tr>
+        <w:trPr>
+          <w:trHeight w:val="780"/>
+        </w:trPr>
+        <w:tc>
+          <w:tcPr>
+            <w:tcW w:w="0" w:type="auto"/>
+            <w:tcBorders>
+              <w:top w:val="single" w:sz="6" w:space="0" w:color="CCCCCC"/>
+              <w:left w:val="single" w:sz="6" w:space="0" w:color="284E3F"/>
+              <w:bottom w:val="single" w:sz="6" w:space="0" w:color="CCCCCC"/>
+              <w:right w:val="single" w:sz="6" w:space="0" w:color="CCCCCC"/>
+            </w:tcBorders>
+            <w:shd w:val="clear" w:color="auto" w:fill="F6F8F9"/>
+            <w:tcMar>
+              <w:top w:w="40" w:type="dxa"/>
+              <w:left w:w="120" w:type="dxa"/>
+              <w:bottom w:w="40" w:type="dxa"/>
+              <w:right w:w="120" w:type="dxa"/>
+            </w:tcMar>
+            <w:vAlign w:val="center"/>
+            <w:hideMark/>
+          </w:tcPr>
+          <w:p>
+            <w:pPr>
+              <w:rPr>
+                <w:lang w:val="pl-PL"/>
+              </w:rPr>
+            </w:pPr>
+            <w:r>
+              <w:rPr>
+                <w:lang w:val="pl-PL"/>
+              </w:rPr>
+              <w:t>2</w:t>
+            </w:r>
+          </w:p>
+        </w:tc>
+        <w:tc>
+          <w:tcPr>
+            <w:tcW w:w="0" w:type="auto"/>
+            <w:tcBorders>
+              <w:top w:val="single" w:sz="6" w:space="0" w:color="CCCCCC"/>
+              <w:left w:val="single" w:sz="6" w:space="0" w:color="CCCCCC"/>
+              <w:bottom w:val="single" w:sz="6" w:space="0" w:color="CCCCCC"/>
+              <w:right w:val="single" w:sz="6" w:space="0" w:color="CCCCCC"/>
+            </w:tcBorders>
+            <w:shd w:val="clear" w:color="auto" w:fill="F6F8F9"/>
+            <w:tcMar>
+              <w:top w:w="40" w:type="dxa"/>
+              <w:left w:w="120" w:type="dxa"/>
+              <w:bottom w:w="40" w:type="dxa"/>
+              <w:right w:w="120" w:type="dxa"/>
+            </w:tcMar>
+            <w:vAlign w:val="center"/>
+            <w:hideMark/>
+          </w:tcPr>
+          <w:p>
+            <w:pPr>
+              <w:rPr>
+                <w:lang w:val="pl-PL"/>
+              </w:rPr>
+            </w:pPr>
+            <w:r>
+              <w:rPr>
+                <w:lang w:val="pl-PL"/>
+              </w:rPr>
+              <w:t>Utrata aktualności harmonogramu dokowań w wyniku zdarzeń losowych (awarie sprzętu, opóźnienia transportów)</w:t>
+            </w:r>
+          </w:p>
+        </w:tc>
+        <w:tc>
+          <w:tcPr>
+            <w:tcW w:w="0" w:type="auto"/>
+            <w:tcBorders>
+              <w:top w:val="single" w:sz="6" w:space="0" w:color="CCCCCC"/>
+              <w:left w:val="single" w:sz="6" w:space="0" w:color="CCCCCC"/>
+              <w:bottom w:val="single" w:sz="6" w:space="0" w:color="CCCCCC"/>
+              <w:right w:val="single" w:sz="6" w:space="0" w:color="CCCCCC"/>
+            </w:tcBorders>
+            <w:shd w:val="clear" w:color="auto" w:fill="F6F8F9"/>
+            <w:tcMar>
+              <w:top w:w="40" w:type="dxa"/>
+              <w:left w:w="120" w:type="dxa"/>
+              <w:bottom w:w="40" w:type="dxa"/>
+              <w:right w:w="120" w:type="dxa"/>
+            </w:tcMar>
+            <w:vAlign w:val="center"/>
+            <w:hideMark/>
+          </w:tcPr>
+          <w:p>
+            <w:pPr>
+              <w:rPr>
+                <w:lang w:val="pl-PL"/>
+              </w:rPr>
+            </w:pPr>
+            <w:r>
+              <w:rPr>
+                <w:lang w:val="pl-PL"/>
+              </w:rPr>
+              <w:t>Średnie</w:t>
+            </w:r>
+          </w:p>
+        </w:tc>
+        <w:tc>
+          <w:tcPr>
+            <w:tcW w:w="0" w:type="auto"/>
+            <w:tcBorders>
+              <w:top w:val="single" w:sz="6" w:space="0" w:color="CCCCCC"/>
+              <w:left w:val="single" w:sz="6" w:space="0" w:color="CCCCCC"/>
+              <w:bottom w:val="single" w:sz="6" w:space="0" w:color="CCCCCC"/>
+              <w:right w:val="single" w:sz="6" w:space="0" w:color="CCCCCC"/>
+            </w:tcBorders>
+            <w:shd w:val="clear" w:color="auto" w:fill="F6F8F9"/>
+            <w:tcMar>
+              <w:top w:w="40" w:type="dxa"/>
+              <w:left w:w="120" w:type="dxa"/>
+              <w:bottom w:w="40" w:type="dxa"/>
+              <w:right w:w="120" w:type="dxa"/>
+            </w:tcMar>
+            <w:vAlign w:val="center"/>
+            <w:hideMark/>
+          </w:tcPr>
+          <w:p>
+            <w:pPr>
+              <w:rPr>
+                <w:lang w:val="pl-PL"/>
+              </w:rPr>
+            </w:pPr>
+            <w:r>
+              <w:rPr>
+                <w:lang w:val="pl-PL"/>
+              </w:rPr>
+              <w:t>Duży</w:t>
+            </w:r>
+          </w:p>
+        </w:tc>
+        <w:tc>
+          <w:tcPr>
+            <w:tcW w:w="0" w:type="auto"/>
+            <w:tcBorders>
+              <w:top w:val="single" w:sz="6" w:space="0" w:color="CCCCCC"/>
+              <w:left w:val="single" w:sz="6" w:space="0" w:color="CCCCCC"/>
+              <w:bottom w:val="single" w:sz="6" w:space="0" w:color="CCCCCC"/>
+              <w:right w:val="single" w:sz="6" w:space="0" w:color="284E3F"/>
+            </w:tcBorders>
+            <w:shd w:val="clear" w:color="auto" w:fill="F6F8F9"/>
+            <w:tcMar>
+              <w:top w:w="40" w:type="dxa"/>
+              <w:left w:w="120" w:type="dxa"/>
+              <w:bottom w:w="40" w:type="dxa"/>
+              <w:right w:w="120" w:type="dxa"/>
+            </w:tcMar>
+            <w:vAlign w:val="center"/>
+            <w:hideMark/>
+          </w:tcPr>
+          <w:p>
+            <w:pPr>
+              <w:rPr>
+                <w:lang w:val="pl-PL"/>
+              </w:rPr>
+            </w:pPr>
+            <w:r>
+              <w:rPr>
+                <w:lang w:val="pl-PL"/>
+              </w:rPr>
+              <w:t>Stan "Serwis" i automatyczna renegocjacja grafiku / przesunięcie transportów</w:t>
+            </w:r>
+          </w:p>
+        </w:tc>
+      </w:tr>
+      <w:tr>
+        <w:trPr>
+          <w:trHeight w:val="540"/>
+        </w:trPr>
+        <w:tc>
+          <w:tcPr>
+            <w:tcW w:w="0" w:type="auto"/>
+            <w:tcBorders>
+              <w:top w:val="single" w:sz="6" w:space="0" w:color="CCCCCC"/>
+              <w:left w:val="single" w:sz="6" w:space="0" w:color="284E3F"/>
+              <w:bottom w:val="single" w:sz="6" w:space="0" w:color="CCCCCC"/>
+              <w:right w:val="single" w:sz="6" w:space="0" w:color="CCCCCC"/>
+            </w:tcBorders>
+            <w:shd w:val="clear" w:color="auto" w:fill="FFFFFF"/>
+            <w:tcMar>
+              <w:top w:w="40" w:type="dxa"/>
+              <w:left w:w="120" w:type="dxa"/>
+              <w:bottom w:w="40" w:type="dxa"/>
+              <w:right w:w="120" w:type="dxa"/>
+            </w:tcMar>
+            <w:vAlign w:val="center"/>
+            <w:hideMark/>
+          </w:tcPr>
+          <w:p>
+            <w:pPr>
+              <w:rPr>
+                <w:lang w:val="pl-PL"/>
+              </w:rPr>
+            </w:pPr>
+            <w:r>
+              <w:rPr>
+                <w:lang w:val="pl-PL"/>
+              </w:rPr>
+              <w:t>3</w:t>
+            </w:r>
+          </w:p>
+        </w:tc>
+        <w:tc>
+          <w:tcPr>
+            <w:tcW w:w="0" w:type="auto"/>
+            <w:tcBorders>
+              <w:top w:val="single" w:sz="6" w:space="0" w:color="CCCCCC"/>
+              <w:left w:val="single" w:sz="6" w:space="0" w:color="CCCCCC"/>
+              <w:bottom w:val="single" w:sz="6" w:space="0" w:color="CCCCCC"/>
+              <w:right w:val="single" w:sz="6" w:space="0" w:color="CCCCCC"/>
+            </w:tcBorders>
+            <w:shd w:val="clear" w:color="auto" w:fill="FFFFFF"/>
+            <w:tcMar>
+              <w:top w:w="40" w:type="dxa"/>
+              <w:left w:w="120" w:type="dxa"/>
+              <w:bottom w:w="40" w:type="dxa"/>
+              <w:right w:w="120" w:type="dxa"/>
+            </w:tcMar>
+            <w:vAlign w:val="center"/>
+            <w:hideMark/>
+          </w:tcPr>
+          <w:p>
+            <w:pPr>
+              <w:rPr>
+                <w:lang w:val="pl-PL"/>
+              </w:rPr>
+            </w:pPr>
+            <w:r>
+              <w:rPr>
+                <w:lang w:val="pl-PL"/>
+              </w:rPr>
+              <w:t>Przeciążenie bazy danych i modułu analitycznego podczas szczytów ruchu</w:t>
+            </w:r>
+          </w:p>
+        </w:tc>
+        <w:tc>
+          <w:tcPr>
+            <w:tcW w:w="0" w:type="auto"/>
+            <w:tcBorders>
+              <w:top w:val="single" w:sz="6" w:space="0" w:color="CCCCCC"/>
+              <w:left w:val="single" w:sz="6" w:space="0" w:color="CCCCCC"/>
+              <w:bottom w:val="single" w:sz="6" w:space="0" w:color="CCCCCC"/>
+              <w:right w:val="single" w:sz="6" w:space="0" w:color="CCCCCC"/>
+            </w:tcBorders>
+            <w:shd w:val="clear" w:color="auto" w:fill="FFFFFF"/>
+            <w:tcMar>
+              <w:top w:w="40" w:type="dxa"/>
+              <w:left w:w="120" w:type="dxa"/>
+              <w:bottom w:w="40" w:type="dxa"/>
+              <w:right w:w="120" w:type="dxa"/>
+            </w:tcMar>
+            <w:vAlign w:val="center"/>
+            <w:hideMark/>
+          </w:tcPr>
+          <w:p>
+            <w:pPr>
+              <w:rPr>
+                <w:lang w:val="pl-PL"/>
+              </w:rPr>
+            </w:pPr>
+            <w:r>
+              <w:rPr>
+                <w:lang w:val="pl-PL"/>
+              </w:rPr>
+              <w:t>Średnie</w:t>
+            </w:r>
+          </w:p>
+        </w:tc>
+        <w:tc>
+          <w:tcPr>
+            <w:tcW w:w="0" w:type="auto"/>
+            <w:tcBorders>
+              <w:top w:val="single" w:sz="6" w:space="0" w:color="CCCCCC"/>
+              <w:left w:val="single" w:sz="6" w:space="0" w:color="CCCCCC"/>
+              <w:bottom w:val="single" w:sz="6" w:space="0" w:color="CCCCCC"/>
+              <w:right w:val="single" w:sz="6" w:space="0" w:color="CCCCCC"/>
+            </w:tcBorders>
+            <w:shd w:val="clear" w:color="auto" w:fill="FFFFFF"/>
+            <w:tcMar>
+              <w:top w:w="40" w:type="dxa"/>
+              <w:left w:w="120" w:type="dxa"/>
+              <w:bottom w:w="40" w:type="dxa"/>
+              <w:right w:w="120" w:type="dxa"/>
+            </w:tcMar>
+            <w:vAlign w:val="center"/>
+            <w:hideMark/>
+          </w:tcPr>
+          <w:p>
+            <w:pPr>
+              <w:rPr>
+                <w:lang w:val="pl-PL"/>
+              </w:rPr>
+            </w:pPr>
+            <w:r>
+              <w:rPr>
+                <w:lang w:val="pl-PL"/>
+              </w:rPr>
+              <w:t>Średni</w:t>
+            </w:r>
+          </w:p>
+        </w:tc>
+        <w:tc>
+          <w:tcPr>
+            <w:tcW w:w="0" w:type="auto"/>
+            <w:tcBorders>
+              <w:top w:val="single" w:sz="6" w:space="0" w:color="CCCCCC"/>
+              <w:left w:val="single" w:sz="6" w:space="0" w:color="CCCCCC"/>
+              <w:bottom w:val="single" w:sz="6" w:space="0" w:color="CCCCCC"/>
+              <w:right w:val="single" w:sz="6" w:space="0" w:color="284E3F"/>
+            </w:tcBorders>
+            <w:shd w:val="clear" w:color="auto" w:fill="FFFFFF"/>
+            <w:tcMar>
+              <w:top w:w="40" w:type="dxa"/>
+              <w:left w:w="120" w:type="dxa"/>
+              <w:bottom w:w="40" w:type="dxa"/>
+              <w:right w:w="120" w:type="dxa"/>
+            </w:tcMar>
+            <w:vAlign w:val="center"/>
+            <w:hideMark/>
+          </w:tcPr>
+          <w:p>
+            <w:pPr>
+              <w:rPr>
+                <w:lang w:val="pl-PL"/>
+              </w:rPr>
+            </w:pPr>
+            <w:r>
+              <w:rPr>
+                <w:lang w:val="pl-PL"/>
+              </w:rPr>
+              <w:t>Asynchroniczne przetwarzanie danych w tle i wysyłka raportów e-mailem</w:t>
+            </w:r>
+          </w:p>
+        </w:tc>
+      </w:tr>
+      <w:tr>
+        <w:trPr>
+          <w:trHeight w:val="540"/>
+        </w:trPr>
+        <w:tc>
+          <w:tcPr>
+            <w:tcW w:w="0" w:type="auto"/>
+            <w:tcBorders>
+              <w:top w:val="single" w:sz="6" w:space="0" w:color="CCCCCC"/>
+              <w:left w:val="single" w:sz="6" w:space="0" w:color="284E3F"/>
+              <w:bottom w:val="single" w:sz="6" w:space="0" w:color="284E3F"/>
+              <w:right w:val="single" w:sz="6" w:space="0" w:color="CCCCCC"/>
+            </w:tcBorders>
+            <w:shd w:val="clear" w:color="auto" w:fill="F6F8F9"/>
+            <w:tcMar>
+              <w:top w:w="40" w:type="dxa"/>
+              <w:left w:w="120" w:type="dxa"/>
+              <w:bottom w:w="40" w:type="dxa"/>
+              <w:right w:w="120" w:type="dxa"/>
+            </w:tcMar>
+            <w:vAlign w:val="center"/>
+            <w:hideMark/>
+          </w:tcPr>
+          <w:p>
+            <w:pPr>
+              <w:rPr>
+                <w:lang w:val="pl-PL"/>
+              </w:rPr>
+            </w:pPr>
+            <w:r>
+              <w:rPr>
+                <w:lang w:val="pl-PL"/>
+              </w:rPr>
+              <w:t>4</w:t>
+            </w:r>
+          </w:p>
+        </w:tc>
+        <w:tc>
+          <w:tcPr>
+            <w:tcW w:w="0" w:type="auto"/>
+            <w:tcBorders>
+              <w:top w:val="single" w:sz="6" w:space="0" w:color="CCCCCC"/>
+              <w:left w:val="single" w:sz="6" w:space="0" w:color="CCCCCC"/>
+              <w:bottom w:val="single" w:sz="6" w:space="0" w:color="284E3F"/>
+              <w:right w:val="single" w:sz="6" w:space="0" w:color="CCCCCC"/>
+            </w:tcBorders>
+            <w:shd w:val="clear" w:color="auto" w:fill="F6F8F9"/>
+            <w:tcMar>
+              <w:top w:w="40" w:type="dxa"/>
+              <w:left w:w="120" w:type="dxa"/>
+              <w:bottom w:w="40" w:type="dxa"/>
+              <w:right w:w="120" w:type="dxa"/>
+            </w:tcMar>
+            <w:vAlign w:val="center"/>
+            <w:hideMark/>
+          </w:tcPr>
+          <w:p>
+            <w:pPr>
+              <w:rPr>
+                <w:lang w:val="pl-PL"/>
+              </w:rPr>
+            </w:pPr>
+            <w:r>
+              <w:rPr>
+                <w:lang w:val="pl-PL"/>
+              </w:rPr>
+              <w:t>Błędna automatyczna klasyfikacja ładunku ponadnormatywnego przez algorytm</w:t>
+            </w:r>
+          </w:p>
+        </w:tc>
+        <w:tc>
+          <w:tcPr>
+            <w:tcW w:w="0" w:type="auto"/>
+            <w:tcBorders>
+              <w:top w:val="single" w:sz="6" w:space="0" w:color="CCCCCC"/>
+              <w:left w:val="single" w:sz="6" w:space="0" w:color="CCCCCC"/>
+              <w:bottom w:val="single" w:sz="6" w:space="0" w:color="284E3F"/>
+              <w:right w:val="single" w:sz="6" w:space="0" w:color="CCCCCC"/>
+            </w:tcBorders>
+            <w:shd w:val="clear" w:color="auto" w:fill="F6F8F9"/>
+            <w:tcMar>
+              <w:top w:w="40" w:type="dxa"/>
+              <w:left w:w="120" w:type="dxa"/>
+              <w:bottom w:w="40" w:type="dxa"/>
+              <w:right w:w="120" w:type="dxa"/>
+            </w:tcMar>
+            <w:vAlign w:val="center"/>
+            <w:hideMark/>
+          </w:tcPr>
+          <w:p>
+            <w:pPr>
+              <w:rPr>
+                <w:lang w:val="pl-PL"/>
+              </w:rPr>
+            </w:pPr>
+            <w:r>
+              <w:rPr>
+                <w:lang w:val="pl-PL"/>
+              </w:rPr>
+              <w:t>Małe</w:t>
+            </w:r>
+          </w:p>
+        </w:tc>
+        <w:tc>
+          <w:tcPr>
+            <w:tcW w:w="0" w:type="auto"/>
+            <w:tcBorders>
+              <w:top w:val="single" w:sz="6" w:space="0" w:color="CCCCCC"/>
+              <w:left w:val="single" w:sz="6" w:space="0" w:color="CCCCCC"/>
+              <w:bottom w:val="single" w:sz="6" w:space="0" w:color="284E3F"/>
+              <w:right w:val="single" w:sz="6" w:space="0" w:color="CCCCCC"/>
+            </w:tcBorders>
+            <w:shd w:val="clear" w:color="auto" w:fill="F6F8F9"/>
+            <w:tcMar>
+              <w:top w:w="40" w:type="dxa"/>
+              <w:left w:w="120" w:type="dxa"/>
+              <w:bottom w:w="40" w:type="dxa"/>
+              <w:right w:w="120" w:type="dxa"/>
+            </w:tcMar>
+            <w:vAlign w:val="center"/>
+            <w:hideMark/>
+          </w:tcPr>
+          <w:p>
+            <w:pPr>
+              <w:rPr>
+                <w:lang w:val="pl-PL"/>
+              </w:rPr>
+            </w:pPr>
+            <w:r>
+              <w:rPr>
+                <w:lang w:val="pl-PL"/>
+              </w:rPr>
+              <w:t>Duży</w:t>
+            </w:r>
+          </w:p>
+        </w:tc>
+        <w:tc>
+          <w:tcPr>
+            <w:tcW w:w="0" w:type="auto"/>
+            <w:tcBorders>
+              <w:top w:val="single" w:sz="6" w:space="0" w:color="CCCCCC"/>
+              <w:left w:val="single" w:sz="6" w:space="0" w:color="CCCCCC"/>
+              <w:bottom w:val="single" w:sz="6" w:space="0" w:color="284E3F"/>
+              <w:right w:val="single" w:sz="6" w:space="0" w:color="284E3F"/>
+            </w:tcBorders>
+            <w:shd w:val="clear" w:color="auto" w:fill="F6F8F9"/>
+            <w:tcMar>
+              <w:top w:w="40" w:type="dxa"/>
+              <w:left w:w="120" w:type="dxa"/>
+              <w:bottom w:w="40" w:type="dxa"/>
+              <w:right w:w="120" w:type="dxa"/>
+            </w:tcMar>
+            <w:vAlign w:val="center"/>
+            <w:hideMark/>
+          </w:tcPr>
+          <w:p>
+            <w:pPr>
+              <w:rPr>
+                <w:lang w:val="pl-PL"/>
+              </w:rPr>
+            </w:pPr>
+            <w:r>
+              <w:rPr>
+                <w:lang w:val="pl-PL"/>
+              </w:rPr>
+              <w:t>Możliwość ręcznej autoryzacji i nadpisania decyzji systemu przez Operatora</w:t>
+            </w:r>
+          </w:p>
+        </w:tc>
+      </w:tr>
+    </w:tbl>
+    <w:p>
+      <w:pPr>
+        <w:rPr>
+          <w:lang w:val="pl-PL"/>
+        </w:rPr>
+      </w:pPr>
+    </w:p>
     <w:p/>
     <w:p>
       <w:pPr>
@@ -9941,6 +12031,7 @@
       <w:bookmarkStart w:id="15" w:name="_otm2291zftcr" w:colFirst="0" w:colLast="0"/>
       <w:bookmarkEnd w:id="15"/>
       <w:r>
+        <w:lastRenderedPageBreak/>
         <w:t>Kosztorys realizacji przedsięwzięcia</w:t>
       </w:r>
       <w:r>
@@ -9948,7 +12039,7 @@
           <w:noProof/>
         </w:rPr>
         <w:pict w14:anchorId="1719E7CE">
-          <v:rect id="_x0000_i1045" alt="" style="width:415.5pt;height:.05pt;mso-width-percent:0;mso-height-percent:0;mso-width-percent:0;mso-height-percent:0" o:hrpct="916" o:hralign="center" o:hrstd="t" o:hr="t" fillcolor="#a0a0a0" stroked="f"/>
+          <v:rect id="_x0000_i1045" alt="" style="width:410.45pt;height:.05pt;mso-width-percent:0;mso-height-percent:0;mso-width-percent:0;mso-height-percent:0" o:hrpct="988" o:hralign="center" o:hrstd="t" o:hr="t" fillcolor="#a0a0a0" stroked="f"/>
         </w:pict>
       </w:r>
     </w:p>
@@ -10455,7 +12546,6 @@
           <w:bCs/>
           <w:lang w:val="pl-PL"/>
         </w:rPr>
-        <w:lastRenderedPageBreak/>
         <w:t>Zakres:</w:t>
       </w:r>
       <w:r>
@@ -10762,6 +12852,7 @@
               <w:rPr>
                 <w:lang w:val="pl-PL"/>
               </w:rPr>
+              <w:lastRenderedPageBreak/>
               <w:t>Baza danych (Licencja i setup)</w:t>
             </w:r>
           </w:p>
@@ -11954,7 +14045,6 @@
           <w:bCs/>
           <w:lang w:val="pl-PL"/>
         </w:rPr>
-        <w:lastRenderedPageBreak/>
         <w:t>Krok 4: Płatność</w:t>
       </w:r>
       <w:r>
@@ -12087,6 +14177,7 @@
         <w:rPr>
           <w:lang w:val="pl-PL"/>
         </w:rPr>
+        <w:lastRenderedPageBreak/>
         <w:t>Jeśli moduł działa poprawnie, podpisywany jest protokół odbioru. Jeśli pojawią się błędy, Wykonawca usuwa je przed wystawieniem rachunku.</w:t>
       </w:r>
     </w:p>
@@ -12847,6 +14938,155 @@
     </w:lvl>
   </w:abstractNum>
   <w:abstractNum w:abstractNumId="5" w15:restartNumberingAfterBreak="0">
+    <w:nsid w:val="078813DE"/>
+    <w:multiLevelType w:val="multilevel"/>
+    <w:tmpl w:val="CF4E977C"/>
+    <w:lvl w:ilvl="0">
+      <w:start w:val="1"/>
+      <w:numFmt w:val="bullet"/>
+      <w:lvlText w:val=""/>
+      <w:lvlJc w:val="left"/>
+      <w:pPr>
+        <w:tabs>
+          <w:tab w:val="num" w:pos="720"/>
+        </w:tabs>
+        <w:ind w:left="720" w:hanging="360"/>
+      </w:pPr>
+      <w:rPr>
+        <w:rFonts w:ascii="Symbol" w:hAnsi="Symbol" w:hint="default"/>
+        <w:sz w:val="20"/>
+      </w:rPr>
+    </w:lvl>
+    <w:lvl w:ilvl="1" w:tentative="1">
+      <w:start w:val="1"/>
+      <w:numFmt w:val="bullet"/>
+      <w:lvlText w:val="o"/>
+      <w:lvlJc w:val="left"/>
+      <w:pPr>
+        <w:tabs>
+          <w:tab w:val="num" w:pos="1440"/>
+        </w:tabs>
+        <w:ind w:left="1440" w:hanging="360"/>
+      </w:pPr>
+      <w:rPr>
+        <w:rFonts w:ascii="Courier New" w:hAnsi="Courier New" w:hint="default"/>
+        <w:sz w:val="20"/>
+      </w:rPr>
+    </w:lvl>
+    <w:lvl w:ilvl="2" w:tentative="1">
+      <w:start w:val="1"/>
+      <w:numFmt w:val="bullet"/>
+      <w:lvlText w:val=""/>
+      <w:lvlJc w:val="left"/>
+      <w:pPr>
+        <w:tabs>
+          <w:tab w:val="num" w:pos="2160"/>
+        </w:tabs>
+        <w:ind w:left="2160" w:hanging="360"/>
+      </w:pPr>
+      <w:rPr>
+        <w:rFonts w:ascii="Wingdings" w:hAnsi="Wingdings" w:hint="default"/>
+        <w:sz w:val="20"/>
+      </w:rPr>
+    </w:lvl>
+    <w:lvl w:ilvl="3" w:tentative="1">
+      <w:start w:val="1"/>
+      <w:numFmt w:val="bullet"/>
+      <w:lvlText w:val=""/>
+      <w:lvlJc w:val="left"/>
+      <w:pPr>
+        <w:tabs>
+          <w:tab w:val="num" w:pos="2880"/>
+        </w:tabs>
+        <w:ind w:left="2880" w:hanging="360"/>
+      </w:pPr>
+      <w:rPr>
+        <w:rFonts w:ascii="Wingdings" w:hAnsi="Wingdings" w:hint="default"/>
+        <w:sz w:val="20"/>
+      </w:rPr>
+    </w:lvl>
+    <w:lvl w:ilvl="4" w:tentative="1">
+      <w:start w:val="1"/>
+      <w:numFmt w:val="bullet"/>
+      <w:lvlText w:val=""/>
+      <w:lvlJc w:val="left"/>
+      <w:pPr>
+        <w:tabs>
+          <w:tab w:val="num" w:pos="3600"/>
+        </w:tabs>
+        <w:ind w:left="3600" w:hanging="360"/>
+      </w:pPr>
+      <w:rPr>
+        <w:rFonts w:ascii="Wingdings" w:hAnsi="Wingdings" w:hint="default"/>
+        <w:sz w:val="20"/>
+      </w:rPr>
+    </w:lvl>
+    <w:lvl w:ilvl="5" w:tentative="1">
+      <w:start w:val="1"/>
+      <w:numFmt w:val="bullet"/>
+      <w:lvlText w:val=""/>
+      <w:lvlJc w:val="left"/>
+      <w:pPr>
+        <w:tabs>
+          <w:tab w:val="num" w:pos="4320"/>
+        </w:tabs>
+        <w:ind w:left="4320" w:hanging="360"/>
+      </w:pPr>
+      <w:rPr>
+        <w:rFonts w:ascii="Wingdings" w:hAnsi="Wingdings" w:hint="default"/>
+        <w:sz w:val="20"/>
+      </w:rPr>
+    </w:lvl>
+    <w:lvl w:ilvl="6" w:tentative="1">
+      <w:start w:val="1"/>
+      <w:numFmt w:val="bullet"/>
+      <w:lvlText w:val=""/>
+      <w:lvlJc w:val="left"/>
+      <w:pPr>
+        <w:tabs>
+          <w:tab w:val="num" w:pos="5040"/>
+        </w:tabs>
+        <w:ind w:left="5040" w:hanging="360"/>
+      </w:pPr>
+      <w:rPr>
+        <w:rFonts w:ascii="Wingdings" w:hAnsi="Wingdings" w:hint="default"/>
+        <w:sz w:val="20"/>
+      </w:rPr>
+    </w:lvl>
+    <w:lvl w:ilvl="7" w:tentative="1">
+      <w:start w:val="1"/>
+      <w:numFmt w:val="bullet"/>
+      <w:lvlText w:val=""/>
+      <w:lvlJc w:val="left"/>
+      <w:pPr>
+        <w:tabs>
+          <w:tab w:val="num" w:pos="5760"/>
+        </w:tabs>
+        <w:ind w:left="5760" w:hanging="360"/>
+      </w:pPr>
+      <w:rPr>
+        <w:rFonts w:ascii="Wingdings" w:hAnsi="Wingdings" w:hint="default"/>
+        <w:sz w:val="20"/>
+      </w:rPr>
+    </w:lvl>
+    <w:lvl w:ilvl="8" w:tentative="1">
+      <w:start w:val="1"/>
+      <w:numFmt w:val="bullet"/>
+      <w:lvlText w:val=""/>
+      <w:lvlJc w:val="left"/>
+      <w:pPr>
+        <w:tabs>
+          <w:tab w:val="num" w:pos="6480"/>
+        </w:tabs>
+        <w:ind w:left="6480" w:hanging="360"/>
+      </w:pPr>
+      <w:rPr>
+        <w:rFonts w:ascii="Wingdings" w:hAnsi="Wingdings" w:hint="default"/>
+        <w:sz w:val="20"/>
+      </w:rPr>
+    </w:lvl>
+  </w:abstractNum>
+  <w:abstractNum w:abstractNumId="6" w15:restartNumberingAfterBreak="0">
     <w:nsid w:val="09872FCD"/>
     <w:multiLevelType w:val="multilevel"/>
     <w:tmpl w:val="0114D0FA"/>
@@ -12995,7 +15235,7 @@
       </w:rPr>
     </w:lvl>
   </w:abstractNum>
-  <w:abstractNum w:abstractNumId="6" w15:restartNumberingAfterBreak="0">
+  <w:abstractNum w:abstractNumId="7" w15:restartNumberingAfterBreak="0">
     <w:nsid w:val="0BAD3038"/>
     <w:multiLevelType w:val="multilevel"/>
     <w:tmpl w:val="35569A96"/>
@@ -13108,7 +15348,7 @@
       </w:rPr>
     </w:lvl>
   </w:abstractNum>
-  <w:abstractNum w:abstractNumId="7" w15:restartNumberingAfterBreak="0">
+  <w:abstractNum w:abstractNumId="8" w15:restartNumberingAfterBreak="0">
     <w:nsid w:val="0DFA5501"/>
     <w:multiLevelType w:val="multilevel"/>
     <w:tmpl w:val="A650DC4C"/>
@@ -13257,7 +15497,7 @@
       </w:rPr>
     </w:lvl>
   </w:abstractNum>
-  <w:abstractNum w:abstractNumId="8" w15:restartNumberingAfterBreak="0">
+  <w:abstractNum w:abstractNumId="9" w15:restartNumberingAfterBreak="0">
     <w:nsid w:val="0ECE2377"/>
     <w:multiLevelType w:val="multilevel"/>
     <w:tmpl w:val="AB7AE44E"/>
@@ -13406,7 +15646,7 @@
       </w:rPr>
     </w:lvl>
   </w:abstractNum>
-  <w:abstractNum w:abstractNumId="9" w15:restartNumberingAfterBreak="0">
+  <w:abstractNum w:abstractNumId="10" w15:restartNumberingAfterBreak="0">
     <w:nsid w:val="11D303E3"/>
     <w:multiLevelType w:val="multilevel"/>
     <w:tmpl w:val="957A028A"/>
@@ -13555,7 +15795,7 @@
       </w:rPr>
     </w:lvl>
   </w:abstractNum>
-  <w:abstractNum w:abstractNumId="10" w15:restartNumberingAfterBreak="0">
+  <w:abstractNum w:abstractNumId="11" w15:restartNumberingAfterBreak="0">
     <w:nsid w:val="12905B2B"/>
     <w:multiLevelType w:val="multilevel"/>
     <w:tmpl w:val="851C148E"/>
@@ -13704,7 +15944,7 @@
       </w:rPr>
     </w:lvl>
   </w:abstractNum>
-  <w:abstractNum w:abstractNumId="11" w15:restartNumberingAfterBreak="0">
+  <w:abstractNum w:abstractNumId="12" w15:restartNumberingAfterBreak="0">
     <w:nsid w:val="13AB4A3D"/>
     <w:multiLevelType w:val="multilevel"/>
     <w:tmpl w:val="5F862806"/>
@@ -13817,7 +16057,7 @@
       </w:rPr>
     </w:lvl>
   </w:abstractNum>
-  <w:abstractNum w:abstractNumId="12" w15:restartNumberingAfterBreak="0">
+  <w:abstractNum w:abstractNumId="13" w15:restartNumberingAfterBreak="0">
     <w:nsid w:val="13E61A43"/>
     <w:multiLevelType w:val="multilevel"/>
     <w:tmpl w:val="85241A28"/>
@@ -13966,7 +16206,156 @@
       </w:rPr>
     </w:lvl>
   </w:abstractNum>
-  <w:abstractNum w:abstractNumId="13" w15:restartNumberingAfterBreak="0">
+  <w:abstractNum w:abstractNumId="14" w15:restartNumberingAfterBreak="0">
+    <w:nsid w:val="163D4F7D"/>
+    <w:multiLevelType w:val="multilevel"/>
+    <w:tmpl w:val="548C07C6"/>
+    <w:lvl w:ilvl="0">
+      <w:start w:val="1"/>
+      <w:numFmt w:val="bullet"/>
+      <w:lvlText w:val=""/>
+      <w:lvlJc w:val="left"/>
+      <w:pPr>
+        <w:tabs>
+          <w:tab w:val="num" w:pos="720"/>
+        </w:tabs>
+        <w:ind w:left="720" w:hanging="360"/>
+      </w:pPr>
+      <w:rPr>
+        <w:rFonts w:ascii="Symbol" w:hAnsi="Symbol" w:hint="default"/>
+        <w:sz w:val="20"/>
+      </w:rPr>
+    </w:lvl>
+    <w:lvl w:ilvl="1" w:tentative="1">
+      <w:start w:val="1"/>
+      <w:numFmt w:val="bullet"/>
+      <w:lvlText w:val="o"/>
+      <w:lvlJc w:val="left"/>
+      <w:pPr>
+        <w:tabs>
+          <w:tab w:val="num" w:pos="1440"/>
+        </w:tabs>
+        <w:ind w:left="1440" w:hanging="360"/>
+      </w:pPr>
+      <w:rPr>
+        <w:rFonts w:ascii="Courier New" w:hAnsi="Courier New" w:hint="default"/>
+        <w:sz w:val="20"/>
+      </w:rPr>
+    </w:lvl>
+    <w:lvl w:ilvl="2" w:tentative="1">
+      <w:start w:val="1"/>
+      <w:numFmt w:val="bullet"/>
+      <w:lvlText w:val=""/>
+      <w:lvlJc w:val="left"/>
+      <w:pPr>
+        <w:tabs>
+          <w:tab w:val="num" w:pos="2160"/>
+        </w:tabs>
+        <w:ind w:left="2160" w:hanging="360"/>
+      </w:pPr>
+      <w:rPr>
+        <w:rFonts w:ascii="Wingdings" w:hAnsi="Wingdings" w:hint="default"/>
+        <w:sz w:val="20"/>
+      </w:rPr>
+    </w:lvl>
+    <w:lvl w:ilvl="3" w:tentative="1">
+      <w:start w:val="1"/>
+      <w:numFmt w:val="bullet"/>
+      <w:lvlText w:val=""/>
+      <w:lvlJc w:val="left"/>
+      <w:pPr>
+        <w:tabs>
+          <w:tab w:val="num" w:pos="2880"/>
+        </w:tabs>
+        <w:ind w:left="2880" w:hanging="360"/>
+      </w:pPr>
+      <w:rPr>
+        <w:rFonts w:ascii="Wingdings" w:hAnsi="Wingdings" w:hint="default"/>
+        <w:sz w:val="20"/>
+      </w:rPr>
+    </w:lvl>
+    <w:lvl w:ilvl="4" w:tentative="1">
+      <w:start w:val="1"/>
+      <w:numFmt w:val="bullet"/>
+      <w:lvlText w:val=""/>
+      <w:lvlJc w:val="left"/>
+      <w:pPr>
+        <w:tabs>
+          <w:tab w:val="num" w:pos="3600"/>
+        </w:tabs>
+        <w:ind w:left="3600" w:hanging="360"/>
+      </w:pPr>
+      <w:rPr>
+        <w:rFonts w:ascii="Wingdings" w:hAnsi="Wingdings" w:hint="default"/>
+        <w:sz w:val="20"/>
+      </w:rPr>
+    </w:lvl>
+    <w:lvl w:ilvl="5" w:tentative="1">
+      <w:start w:val="1"/>
+      <w:numFmt w:val="bullet"/>
+      <w:lvlText w:val=""/>
+      <w:lvlJc w:val="left"/>
+      <w:pPr>
+        <w:tabs>
+          <w:tab w:val="num" w:pos="4320"/>
+        </w:tabs>
+        <w:ind w:left="4320" w:hanging="360"/>
+      </w:pPr>
+      <w:rPr>
+        <w:rFonts w:ascii="Wingdings" w:hAnsi="Wingdings" w:hint="default"/>
+        <w:sz w:val="20"/>
+      </w:rPr>
+    </w:lvl>
+    <w:lvl w:ilvl="6" w:tentative="1">
+      <w:start w:val="1"/>
+      <w:numFmt w:val="bullet"/>
+      <w:lvlText w:val=""/>
+      <w:lvlJc w:val="left"/>
+      <w:pPr>
+        <w:tabs>
+          <w:tab w:val="num" w:pos="5040"/>
+        </w:tabs>
+        <w:ind w:left="5040" w:hanging="360"/>
+      </w:pPr>
+      <w:rPr>
+        <w:rFonts w:ascii="Wingdings" w:hAnsi="Wingdings" w:hint="default"/>
+        <w:sz w:val="20"/>
+      </w:rPr>
+    </w:lvl>
+    <w:lvl w:ilvl="7" w:tentative="1">
+      <w:start w:val="1"/>
+      <w:numFmt w:val="bullet"/>
+      <w:lvlText w:val=""/>
+      <w:lvlJc w:val="left"/>
+      <w:pPr>
+        <w:tabs>
+          <w:tab w:val="num" w:pos="5760"/>
+        </w:tabs>
+        <w:ind w:left="5760" w:hanging="360"/>
+      </w:pPr>
+      <w:rPr>
+        <w:rFonts w:ascii="Wingdings" w:hAnsi="Wingdings" w:hint="default"/>
+        <w:sz w:val="20"/>
+      </w:rPr>
+    </w:lvl>
+    <w:lvl w:ilvl="8" w:tentative="1">
+      <w:start w:val="1"/>
+      <w:numFmt w:val="bullet"/>
+      <w:lvlText w:val=""/>
+      <w:lvlJc w:val="left"/>
+      <w:pPr>
+        <w:tabs>
+          <w:tab w:val="num" w:pos="6480"/>
+        </w:tabs>
+        <w:ind w:left="6480" w:hanging="360"/>
+      </w:pPr>
+      <w:rPr>
+        <w:rFonts w:ascii="Wingdings" w:hAnsi="Wingdings" w:hint="default"/>
+        <w:sz w:val="20"/>
+      </w:rPr>
+    </w:lvl>
+  </w:abstractNum>
+  <w:abstractNum w:abstractNumId="15" w15:restartNumberingAfterBreak="0">
     <w:nsid w:val="1A3D3C53"/>
     <w:multiLevelType w:val="multilevel"/>
     <w:tmpl w:val="1A3CC12A"/>
@@ -14079,7 +16468,7 @@
       </w:rPr>
     </w:lvl>
   </w:abstractNum>
-  <w:abstractNum w:abstractNumId="14" w15:restartNumberingAfterBreak="0">
+  <w:abstractNum w:abstractNumId="16" w15:restartNumberingAfterBreak="0">
     <w:nsid w:val="1B84513D"/>
     <w:multiLevelType w:val="multilevel"/>
     <w:tmpl w:val="B3A41D92"/>
@@ -14228,7 +16617,7 @@
       </w:rPr>
     </w:lvl>
   </w:abstractNum>
-  <w:abstractNum w:abstractNumId="15" w15:restartNumberingAfterBreak="0">
+  <w:abstractNum w:abstractNumId="17" w15:restartNumberingAfterBreak="0">
     <w:nsid w:val="220308DA"/>
     <w:multiLevelType w:val="multilevel"/>
     <w:tmpl w:val="75BC2B24"/>
@@ -14377,7 +16766,7 @@
       </w:rPr>
     </w:lvl>
   </w:abstractNum>
-  <w:abstractNum w:abstractNumId="16" w15:restartNumberingAfterBreak="0">
+  <w:abstractNum w:abstractNumId="18" w15:restartNumberingAfterBreak="0">
     <w:nsid w:val="24C1282E"/>
     <w:multiLevelType w:val="multilevel"/>
     <w:tmpl w:val="46C457FA"/>
@@ -14526,7 +16915,7 @@
       </w:rPr>
     </w:lvl>
   </w:abstractNum>
-  <w:abstractNum w:abstractNumId="17" w15:restartNumberingAfterBreak="0">
+  <w:abstractNum w:abstractNumId="19" w15:restartNumberingAfterBreak="0">
     <w:nsid w:val="26891B54"/>
     <w:multiLevelType w:val="multilevel"/>
     <w:tmpl w:val="2C70462C"/>
@@ -14675,7 +17064,7 @@
       </w:rPr>
     </w:lvl>
   </w:abstractNum>
-  <w:abstractNum w:abstractNumId="18" w15:restartNumberingAfterBreak="0">
+  <w:abstractNum w:abstractNumId="20" w15:restartNumberingAfterBreak="0">
     <w:nsid w:val="29195450"/>
     <w:multiLevelType w:val="multilevel"/>
     <w:tmpl w:val="A3CC7016"/>
@@ -14824,7 +17213,7 @@
       </w:rPr>
     </w:lvl>
   </w:abstractNum>
-  <w:abstractNum w:abstractNumId="19" w15:restartNumberingAfterBreak="0">
+  <w:abstractNum w:abstractNumId="21" w15:restartNumberingAfterBreak="0">
     <w:nsid w:val="29735BCB"/>
     <w:multiLevelType w:val="multilevel"/>
     <w:tmpl w:val="6BC6E2BA"/>
@@ -14973,7 +17362,7 @@
       </w:rPr>
     </w:lvl>
   </w:abstractNum>
-  <w:abstractNum w:abstractNumId="20" w15:restartNumberingAfterBreak="0">
+  <w:abstractNum w:abstractNumId="22" w15:restartNumberingAfterBreak="0">
     <w:nsid w:val="2A4B32FC"/>
     <w:multiLevelType w:val="multilevel"/>
     <w:tmpl w:val="55FCF9C6"/>
@@ -15122,7 +17511,7 @@
       </w:rPr>
     </w:lvl>
   </w:abstractNum>
-  <w:abstractNum w:abstractNumId="21" w15:restartNumberingAfterBreak="0">
+  <w:abstractNum w:abstractNumId="23" w15:restartNumberingAfterBreak="0">
     <w:nsid w:val="2C2F5032"/>
     <w:multiLevelType w:val="multilevel"/>
     <w:tmpl w:val="B1C2CBA0"/>
@@ -15271,7 +17660,7 @@
       </w:rPr>
     </w:lvl>
   </w:abstractNum>
-  <w:abstractNum w:abstractNumId="22" w15:restartNumberingAfterBreak="0">
+  <w:abstractNum w:abstractNumId="24" w15:restartNumberingAfterBreak="0">
     <w:nsid w:val="2DAC6D28"/>
     <w:multiLevelType w:val="multilevel"/>
     <w:tmpl w:val="BA387194"/>
@@ -15384,7 +17773,7 @@
       </w:pPr>
     </w:lvl>
   </w:abstractNum>
-  <w:abstractNum w:abstractNumId="23" w15:restartNumberingAfterBreak="0">
+  <w:abstractNum w:abstractNumId="25" w15:restartNumberingAfterBreak="0">
     <w:nsid w:val="2DFB2FAB"/>
     <w:multiLevelType w:val="multilevel"/>
     <w:tmpl w:val="C1322226"/>
@@ -15533,7 +17922,7 @@
       </w:rPr>
     </w:lvl>
   </w:abstractNum>
-  <w:abstractNum w:abstractNumId="24" w15:restartNumberingAfterBreak="0">
+  <w:abstractNum w:abstractNumId="26" w15:restartNumberingAfterBreak="0">
     <w:nsid w:val="30A97787"/>
     <w:multiLevelType w:val="multilevel"/>
     <w:tmpl w:val="AFD03C78"/>
@@ -15682,7 +18071,7 @@
       </w:rPr>
     </w:lvl>
   </w:abstractNum>
-  <w:abstractNum w:abstractNumId="25" w15:restartNumberingAfterBreak="0">
+  <w:abstractNum w:abstractNumId="27" w15:restartNumberingAfterBreak="0">
     <w:nsid w:val="32A7688C"/>
     <w:multiLevelType w:val="multilevel"/>
     <w:tmpl w:val="FDAE8B5C"/>
@@ -15831,7 +18220,156 @@
       </w:rPr>
     </w:lvl>
   </w:abstractNum>
-  <w:abstractNum w:abstractNumId="26" w15:restartNumberingAfterBreak="0">
+  <w:abstractNum w:abstractNumId="28" w15:restartNumberingAfterBreak="0">
+    <w:nsid w:val="32DB3F83"/>
+    <w:multiLevelType w:val="multilevel"/>
+    <w:tmpl w:val="6DDC0D74"/>
+    <w:lvl w:ilvl="0">
+      <w:start w:val="1"/>
+      <w:numFmt w:val="bullet"/>
+      <w:lvlText w:val=""/>
+      <w:lvlJc w:val="left"/>
+      <w:pPr>
+        <w:tabs>
+          <w:tab w:val="num" w:pos="720"/>
+        </w:tabs>
+        <w:ind w:left="720" w:hanging="360"/>
+      </w:pPr>
+      <w:rPr>
+        <w:rFonts w:ascii="Symbol" w:hAnsi="Symbol" w:hint="default"/>
+        <w:sz w:val="20"/>
+      </w:rPr>
+    </w:lvl>
+    <w:lvl w:ilvl="1">
+      <w:start w:val="1"/>
+      <w:numFmt w:val="bullet"/>
+      <w:lvlText w:val="o"/>
+      <w:lvlJc w:val="left"/>
+      <w:pPr>
+        <w:tabs>
+          <w:tab w:val="num" w:pos="1440"/>
+        </w:tabs>
+        <w:ind w:left="1440" w:hanging="360"/>
+      </w:pPr>
+      <w:rPr>
+        <w:rFonts w:ascii="Courier New" w:hAnsi="Courier New" w:hint="default"/>
+        <w:sz w:val="20"/>
+      </w:rPr>
+    </w:lvl>
+    <w:lvl w:ilvl="2" w:tentative="1">
+      <w:start w:val="1"/>
+      <w:numFmt w:val="bullet"/>
+      <w:lvlText w:val=""/>
+      <w:lvlJc w:val="left"/>
+      <w:pPr>
+        <w:tabs>
+          <w:tab w:val="num" w:pos="2160"/>
+        </w:tabs>
+        <w:ind w:left="2160" w:hanging="360"/>
+      </w:pPr>
+      <w:rPr>
+        <w:rFonts w:ascii="Wingdings" w:hAnsi="Wingdings" w:hint="default"/>
+        <w:sz w:val="20"/>
+      </w:rPr>
+    </w:lvl>
+    <w:lvl w:ilvl="3" w:tentative="1">
+      <w:start w:val="1"/>
+      <w:numFmt w:val="bullet"/>
+      <w:lvlText w:val=""/>
+      <w:lvlJc w:val="left"/>
+      <w:pPr>
+        <w:tabs>
+          <w:tab w:val="num" w:pos="2880"/>
+        </w:tabs>
+        <w:ind w:left="2880" w:hanging="360"/>
+      </w:pPr>
+      <w:rPr>
+        <w:rFonts w:ascii="Wingdings" w:hAnsi="Wingdings" w:hint="default"/>
+        <w:sz w:val="20"/>
+      </w:rPr>
+    </w:lvl>
+    <w:lvl w:ilvl="4" w:tentative="1">
+      <w:start w:val="1"/>
+      <w:numFmt w:val="bullet"/>
+      <w:lvlText w:val=""/>
+      <w:lvlJc w:val="left"/>
+      <w:pPr>
+        <w:tabs>
+          <w:tab w:val="num" w:pos="3600"/>
+        </w:tabs>
+        <w:ind w:left="3600" w:hanging="360"/>
+      </w:pPr>
+      <w:rPr>
+        <w:rFonts w:ascii="Wingdings" w:hAnsi="Wingdings" w:hint="default"/>
+        <w:sz w:val="20"/>
+      </w:rPr>
+    </w:lvl>
+    <w:lvl w:ilvl="5" w:tentative="1">
+      <w:start w:val="1"/>
+      <w:numFmt w:val="bullet"/>
+      <w:lvlText w:val=""/>
+      <w:lvlJc w:val="left"/>
+      <w:pPr>
+        <w:tabs>
+          <w:tab w:val="num" w:pos="4320"/>
+        </w:tabs>
+        <w:ind w:left="4320" w:hanging="360"/>
+      </w:pPr>
+      <w:rPr>
+        <w:rFonts w:ascii="Wingdings" w:hAnsi="Wingdings" w:hint="default"/>
+        <w:sz w:val="20"/>
+      </w:rPr>
+    </w:lvl>
+    <w:lvl w:ilvl="6" w:tentative="1">
+      <w:start w:val="1"/>
+      <w:numFmt w:val="bullet"/>
+      <w:lvlText w:val=""/>
+      <w:lvlJc w:val="left"/>
+      <w:pPr>
+        <w:tabs>
+          <w:tab w:val="num" w:pos="5040"/>
+        </w:tabs>
+        <w:ind w:left="5040" w:hanging="360"/>
+      </w:pPr>
+      <w:rPr>
+        <w:rFonts w:ascii="Wingdings" w:hAnsi="Wingdings" w:hint="default"/>
+        <w:sz w:val="20"/>
+      </w:rPr>
+    </w:lvl>
+    <w:lvl w:ilvl="7" w:tentative="1">
+      <w:start w:val="1"/>
+      <w:numFmt w:val="bullet"/>
+      <w:lvlText w:val=""/>
+      <w:lvlJc w:val="left"/>
+      <w:pPr>
+        <w:tabs>
+          <w:tab w:val="num" w:pos="5760"/>
+        </w:tabs>
+        <w:ind w:left="5760" w:hanging="360"/>
+      </w:pPr>
+      <w:rPr>
+        <w:rFonts w:ascii="Wingdings" w:hAnsi="Wingdings" w:hint="default"/>
+        <w:sz w:val="20"/>
+      </w:rPr>
+    </w:lvl>
+    <w:lvl w:ilvl="8" w:tentative="1">
+      <w:start w:val="1"/>
+      <w:numFmt w:val="bullet"/>
+      <w:lvlText w:val=""/>
+      <w:lvlJc w:val="left"/>
+      <w:pPr>
+        <w:tabs>
+          <w:tab w:val="num" w:pos="6480"/>
+        </w:tabs>
+        <w:ind w:left="6480" w:hanging="360"/>
+      </w:pPr>
+      <w:rPr>
+        <w:rFonts w:ascii="Wingdings" w:hAnsi="Wingdings" w:hint="default"/>
+        <w:sz w:val="20"/>
+      </w:rPr>
+    </w:lvl>
+  </w:abstractNum>
+  <w:abstractNum w:abstractNumId="29" w15:restartNumberingAfterBreak="0">
     <w:nsid w:val="34ED3321"/>
     <w:multiLevelType w:val="multilevel"/>
     <w:tmpl w:val="6838C3D4"/>
@@ -15980,7 +18518,7 @@
       </w:rPr>
     </w:lvl>
   </w:abstractNum>
-  <w:abstractNum w:abstractNumId="27" w15:restartNumberingAfterBreak="0">
+  <w:abstractNum w:abstractNumId="30" w15:restartNumberingAfterBreak="0">
     <w:nsid w:val="38346763"/>
     <w:multiLevelType w:val="multilevel"/>
     <w:tmpl w:val="29643462"/>
@@ -16093,7 +18631,7 @@
       </w:rPr>
     </w:lvl>
   </w:abstractNum>
-  <w:abstractNum w:abstractNumId="28" w15:restartNumberingAfterBreak="0">
+  <w:abstractNum w:abstractNumId="31" w15:restartNumberingAfterBreak="0">
     <w:nsid w:val="39FF1CD4"/>
     <w:multiLevelType w:val="multilevel"/>
     <w:tmpl w:val="580AD2D8"/>
@@ -16242,7 +18780,7 @@
       </w:rPr>
     </w:lvl>
   </w:abstractNum>
-  <w:abstractNum w:abstractNumId="29" w15:restartNumberingAfterBreak="0">
+  <w:abstractNum w:abstractNumId="32" w15:restartNumberingAfterBreak="0">
     <w:nsid w:val="3CB66296"/>
     <w:multiLevelType w:val="multilevel"/>
     <w:tmpl w:val="DE5C1010"/>
@@ -16391,7 +18929,7 @@
       </w:rPr>
     </w:lvl>
   </w:abstractNum>
-  <w:abstractNum w:abstractNumId="30" w15:restartNumberingAfterBreak="0">
+  <w:abstractNum w:abstractNumId="33" w15:restartNumberingAfterBreak="0">
     <w:nsid w:val="3E8A6930"/>
     <w:multiLevelType w:val="multilevel"/>
     <w:tmpl w:val="474A582A"/>
@@ -16540,7 +19078,7 @@
       </w:rPr>
     </w:lvl>
   </w:abstractNum>
-  <w:abstractNum w:abstractNumId="31" w15:restartNumberingAfterBreak="0">
+  <w:abstractNum w:abstractNumId="34" w15:restartNumberingAfterBreak="0">
     <w:nsid w:val="425567C4"/>
     <w:multiLevelType w:val="multilevel"/>
     <w:tmpl w:val="08FE72E8"/>
@@ -16689,7 +19227,7 @@
       </w:rPr>
     </w:lvl>
   </w:abstractNum>
-  <w:abstractNum w:abstractNumId="32" w15:restartNumberingAfterBreak="0">
+  <w:abstractNum w:abstractNumId="35" w15:restartNumberingAfterBreak="0">
     <w:nsid w:val="436B18AA"/>
     <w:multiLevelType w:val="multilevel"/>
     <w:tmpl w:val="BFAA6B5A"/>
@@ -16838,7 +19376,7 @@
       </w:rPr>
     </w:lvl>
   </w:abstractNum>
-  <w:abstractNum w:abstractNumId="33" w15:restartNumberingAfterBreak="0">
+  <w:abstractNum w:abstractNumId="36" w15:restartNumberingAfterBreak="0">
     <w:nsid w:val="43960807"/>
     <w:multiLevelType w:val="multilevel"/>
     <w:tmpl w:val="630ADB68"/>
@@ -16987,7 +19525,7 @@
       </w:rPr>
     </w:lvl>
   </w:abstractNum>
-  <w:abstractNum w:abstractNumId="34" w15:restartNumberingAfterBreak="0">
+  <w:abstractNum w:abstractNumId="37" w15:restartNumberingAfterBreak="0">
     <w:nsid w:val="47A83698"/>
     <w:multiLevelType w:val="multilevel"/>
     <w:tmpl w:val="3DD0E790"/>
@@ -17100,7 +19638,7 @@
       </w:pPr>
     </w:lvl>
   </w:abstractNum>
-  <w:abstractNum w:abstractNumId="35" w15:restartNumberingAfterBreak="0">
+  <w:abstractNum w:abstractNumId="38" w15:restartNumberingAfterBreak="0">
     <w:nsid w:val="4C3D0E9C"/>
     <w:multiLevelType w:val="multilevel"/>
     <w:tmpl w:val="5902FF10"/>
@@ -17249,7 +19787,7 @@
       </w:rPr>
     </w:lvl>
   </w:abstractNum>
-  <w:abstractNum w:abstractNumId="36" w15:restartNumberingAfterBreak="0">
+  <w:abstractNum w:abstractNumId="39" w15:restartNumberingAfterBreak="0">
     <w:nsid w:val="4D737DC7"/>
     <w:multiLevelType w:val="multilevel"/>
     <w:tmpl w:val="0CC65676"/>
@@ -17398,7 +19936,7 @@
       </w:rPr>
     </w:lvl>
   </w:abstractNum>
-  <w:abstractNum w:abstractNumId="37" w15:restartNumberingAfterBreak="0">
+  <w:abstractNum w:abstractNumId="40" w15:restartNumberingAfterBreak="0">
     <w:nsid w:val="4DD701F5"/>
     <w:multiLevelType w:val="multilevel"/>
     <w:tmpl w:val="6F824E32"/>
@@ -17547,7 +20085,7 @@
       </w:rPr>
     </w:lvl>
   </w:abstractNum>
-  <w:abstractNum w:abstractNumId="38" w15:restartNumberingAfterBreak="0">
+  <w:abstractNum w:abstractNumId="41" w15:restartNumberingAfterBreak="0">
     <w:nsid w:val="512F4F25"/>
     <w:multiLevelType w:val="multilevel"/>
     <w:tmpl w:val="038A355C"/>
@@ -17696,7 +20234,7 @@
       </w:rPr>
     </w:lvl>
   </w:abstractNum>
-  <w:abstractNum w:abstractNumId="39" w15:restartNumberingAfterBreak="0">
+  <w:abstractNum w:abstractNumId="42" w15:restartNumberingAfterBreak="0">
     <w:nsid w:val="520D7D1F"/>
     <w:multiLevelType w:val="multilevel"/>
     <w:tmpl w:val="BA12CAC4"/>
@@ -17845,7 +20383,7 @@
       </w:rPr>
     </w:lvl>
   </w:abstractNum>
-  <w:abstractNum w:abstractNumId="40" w15:restartNumberingAfterBreak="0">
+  <w:abstractNum w:abstractNumId="43" w15:restartNumberingAfterBreak="0">
     <w:nsid w:val="546B4CA0"/>
     <w:multiLevelType w:val="multilevel"/>
     <w:tmpl w:val="9886FB00"/>
@@ -17994,7 +20532,7 @@
       </w:rPr>
     </w:lvl>
   </w:abstractNum>
-  <w:abstractNum w:abstractNumId="41" w15:restartNumberingAfterBreak="0">
+  <w:abstractNum w:abstractNumId="44" w15:restartNumberingAfterBreak="0">
     <w:nsid w:val="5479006D"/>
     <w:multiLevelType w:val="multilevel"/>
     <w:tmpl w:val="0F7C8454"/>
@@ -18143,7 +20681,7 @@
       </w:rPr>
     </w:lvl>
   </w:abstractNum>
-  <w:abstractNum w:abstractNumId="42" w15:restartNumberingAfterBreak="0">
+  <w:abstractNum w:abstractNumId="45" w15:restartNumberingAfterBreak="0">
     <w:nsid w:val="574D78F1"/>
     <w:multiLevelType w:val="multilevel"/>
     <w:tmpl w:val="1BC0D4B0"/>
@@ -18292,7 +20830,7 @@
       </w:rPr>
     </w:lvl>
   </w:abstractNum>
-  <w:abstractNum w:abstractNumId="43" w15:restartNumberingAfterBreak="0">
+  <w:abstractNum w:abstractNumId="46" w15:restartNumberingAfterBreak="0">
     <w:nsid w:val="57FA5641"/>
     <w:multiLevelType w:val="multilevel"/>
     <w:tmpl w:val="9BCC7B94"/>
@@ -18441,7 +20979,156 @@
       </w:rPr>
     </w:lvl>
   </w:abstractNum>
-  <w:abstractNum w:abstractNumId="44" w15:restartNumberingAfterBreak="0">
+  <w:abstractNum w:abstractNumId="47" w15:restartNumberingAfterBreak="0">
+    <w:nsid w:val="59794900"/>
+    <w:multiLevelType w:val="multilevel"/>
+    <w:tmpl w:val="947CF126"/>
+    <w:lvl w:ilvl="0">
+      <w:start w:val="1"/>
+      <w:numFmt w:val="bullet"/>
+      <w:lvlText w:val=""/>
+      <w:lvlJc w:val="left"/>
+      <w:pPr>
+        <w:tabs>
+          <w:tab w:val="num" w:pos="720"/>
+        </w:tabs>
+        <w:ind w:left="720" w:hanging="360"/>
+      </w:pPr>
+      <w:rPr>
+        <w:rFonts w:ascii="Symbol" w:hAnsi="Symbol" w:hint="default"/>
+        <w:sz w:val="20"/>
+      </w:rPr>
+    </w:lvl>
+    <w:lvl w:ilvl="1">
+      <w:start w:val="1"/>
+      <w:numFmt w:val="bullet"/>
+      <w:lvlText w:val="o"/>
+      <w:lvlJc w:val="left"/>
+      <w:pPr>
+        <w:tabs>
+          <w:tab w:val="num" w:pos="1440"/>
+        </w:tabs>
+        <w:ind w:left="1440" w:hanging="360"/>
+      </w:pPr>
+      <w:rPr>
+        <w:rFonts w:ascii="Courier New" w:hAnsi="Courier New" w:hint="default"/>
+        <w:sz w:val="20"/>
+      </w:rPr>
+    </w:lvl>
+    <w:lvl w:ilvl="2" w:tentative="1">
+      <w:start w:val="1"/>
+      <w:numFmt w:val="bullet"/>
+      <w:lvlText w:val=""/>
+      <w:lvlJc w:val="left"/>
+      <w:pPr>
+        <w:tabs>
+          <w:tab w:val="num" w:pos="2160"/>
+        </w:tabs>
+        <w:ind w:left="2160" w:hanging="360"/>
+      </w:pPr>
+      <w:rPr>
+        <w:rFonts w:ascii="Wingdings" w:hAnsi="Wingdings" w:hint="default"/>
+        <w:sz w:val="20"/>
+      </w:rPr>
+    </w:lvl>
+    <w:lvl w:ilvl="3" w:tentative="1">
+      <w:start w:val="1"/>
+      <w:numFmt w:val="bullet"/>
+      <w:lvlText w:val=""/>
+      <w:lvlJc w:val="left"/>
+      <w:pPr>
+        <w:tabs>
+          <w:tab w:val="num" w:pos="2880"/>
+        </w:tabs>
+        <w:ind w:left="2880" w:hanging="360"/>
+      </w:pPr>
+      <w:rPr>
+        <w:rFonts w:ascii="Wingdings" w:hAnsi="Wingdings" w:hint="default"/>
+        <w:sz w:val="20"/>
+      </w:rPr>
+    </w:lvl>
+    <w:lvl w:ilvl="4" w:tentative="1">
+      <w:start w:val="1"/>
+      <w:numFmt w:val="bullet"/>
+      <w:lvlText w:val=""/>
+      <w:lvlJc w:val="left"/>
+      <w:pPr>
+        <w:tabs>
+          <w:tab w:val="num" w:pos="3600"/>
+        </w:tabs>
+        <w:ind w:left="3600" w:hanging="360"/>
+      </w:pPr>
+      <w:rPr>
+        <w:rFonts w:ascii="Wingdings" w:hAnsi="Wingdings" w:hint="default"/>
+        <w:sz w:val="20"/>
+      </w:rPr>
+    </w:lvl>
+    <w:lvl w:ilvl="5" w:tentative="1">
+      <w:start w:val="1"/>
+      <w:numFmt w:val="bullet"/>
+      <w:lvlText w:val=""/>
+      <w:lvlJc w:val="left"/>
+      <w:pPr>
+        <w:tabs>
+          <w:tab w:val="num" w:pos="4320"/>
+        </w:tabs>
+        <w:ind w:left="4320" w:hanging="360"/>
+      </w:pPr>
+      <w:rPr>
+        <w:rFonts w:ascii="Wingdings" w:hAnsi="Wingdings" w:hint="default"/>
+        <w:sz w:val="20"/>
+      </w:rPr>
+    </w:lvl>
+    <w:lvl w:ilvl="6" w:tentative="1">
+      <w:start w:val="1"/>
+      <w:numFmt w:val="bullet"/>
+      <w:lvlText w:val=""/>
+      <w:lvlJc w:val="left"/>
+      <w:pPr>
+        <w:tabs>
+          <w:tab w:val="num" w:pos="5040"/>
+        </w:tabs>
+        <w:ind w:left="5040" w:hanging="360"/>
+      </w:pPr>
+      <w:rPr>
+        <w:rFonts w:ascii="Wingdings" w:hAnsi="Wingdings" w:hint="default"/>
+        <w:sz w:val="20"/>
+      </w:rPr>
+    </w:lvl>
+    <w:lvl w:ilvl="7" w:tentative="1">
+      <w:start w:val="1"/>
+      <w:numFmt w:val="bullet"/>
+      <w:lvlText w:val=""/>
+      <w:lvlJc w:val="left"/>
+      <w:pPr>
+        <w:tabs>
+          <w:tab w:val="num" w:pos="5760"/>
+        </w:tabs>
+        <w:ind w:left="5760" w:hanging="360"/>
+      </w:pPr>
+      <w:rPr>
+        <w:rFonts w:ascii="Wingdings" w:hAnsi="Wingdings" w:hint="default"/>
+        <w:sz w:val="20"/>
+      </w:rPr>
+    </w:lvl>
+    <w:lvl w:ilvl="8" w:tentative="1">
+      <w:start w:val="1"/>
+      <w:numFmt w:val="bullet"/>
+      <w:lvlText w:val=""/>
+      <w:lvlJc w:val="left"/>
+      <w:pPr>
+        <w:tabs>
+          <w:tab w:val="num" w:pos="6480"/>
+        </w:tabs>
+        <w:ind w:left="6480" w:hanging="360"/>
+      </w:pPr>
+      <w:rPr>
+        <w:rFonts w:ascii="Wingdings" w:hAnsi="Wingdings" w:hint="default"/>
+        <w:sz w:val="20"/>
+      </w:rPr>
+    </w:lvl>
+  </w:abstractNum>
+  <w:abstractNum w:abstractNumId="48" w15:restartNumberingAfterBreak="0">
     <w:nsid w:val="5A4F5D65"/>
     <w:multiLevelType w:val="multilevel"/>
     <w:tmpl w:val="5A5014DA"/>
@@ -18590,7 +21277,7 @@
       </w:rPr>
     </w:lvl>
   </w:abstractNum>
-  <w:abstractNum w:abstractNumId="45" w15:restartNumberingAfterBreak="0">
+  <w:abstractNum w:abstractNumId="49" w15:restartNumberingAfterBreak="0">
     <w:nsid w:val="5C3E03F9"/>
     <w:multiLevelType w:val="multilevel"/>
     <w:tmpl w:val="29CCC980"/>
@@ -18703,7 +21390,7 @@
       </w:rPr>
     </w:lvl>
   </w:abstractNum>
-  <w:abstractNum w:abstractNumId="46" w15:restartNumberingAfterBreak="0">
+  <w:abstractNum w:abstractNumId="50" w15:restartNumberingAfterBreak="0">
     <w:nsid w:val="5C9F7D47"/>
     <w:multiLevelType w:val="multilevel"/>
     <w:tmpl w:val="A5BA777E"/>
@@ -18852,7 +21539,7 @@
       </w:rPr>
     </w:lvl>
   </w:abstractNum>
-  <w:abstractNum w:abstractNumId="47" w15:restartNumberingAfterBreak="0">
+  <w:abstractNum w:abstractNumId="51" w15:restartNumberingAfterBreak="0">
     <w:nsid w:val="5CE74A89"/>
     <w:multiLevelType w:val="multilevel"/>
     <w:tmpl w:val="3B9053B6"/>
@@ -19001,7 +21688,7 @@
       </w:rPr>
     </w:lvl>
   </w:abstractNum>
-  <w:abstractNum w:abstractNumId="48" w15:restartNumberingAfterBreak="0">
+  <w:abstractNum w:abstractNumId="52" w15:restartNumberingAfterBreak="0">
     <w:nsid w:val="603C254D"/>
     <w:multiLevelType w:val="multilevel"/>
     <w:tmpl w:val="70E22CBC"/>
@@ -19150,7 +21837,7 @@
       </w:rPr>
     </w:lvl>
   </w:abstractNum>
-  <w:abstractNum w:abstractNumId="49" w15:restartNumberingAfterBreak="0">
+  <w:abstractNum w:abstractNumId="53" w15:restartNumberingAfterBreak="0">
     <w:nsid w:val="61E3176D"/>
     <w:multiLevelType w:val="multilevel"/>
     <w:tmpl w:val="C5F86A36"/>
@@ -19299,7 +21986,7 @@
       </w:rPr>
     </w:lvl>
   </w:abstractNum>
-  <w:abstractNum w:abstractNumId="50" w15:restartNumberingAfterBreak="0">
+  <w:abstractNum w:abstractNumId="54" w15:restartNumberingAfterBreak="0">
     <w:nsid w:val="63630C8A"/>
     <w:multiLevelType w:val="multilevel"/>
     <w:tmpl w:val="59B6F49C"/>
@@ -19448,7 +22135,7 @@
       </w:rPr>
     </w:lvl>
   </w:abstractNum>
-  <w:abstractNum w:abstractNumId="51" w15:restartNumberingAfterBreak="0">
+  <w:abstractNum w:abstractNumId="55" w15:restartNumberingAfterBreak="0">
     <w:nsid w:val="651C3D3C"/>
     <w:multiLevelType w:val="multilevel"/>
     <w:tmpl w:val="CCFEE384"/>
@@ -19597,7 +22284,7 @@
       </w:rPr>
     </w:lvl>
   </w:abstractNum>
-  <w:abstractNum w:abstractNumId="52" w15:restartNumberingAfterBreak="0">
+  <w:abstractNum w:abstractNumId="56" w15:restartNumberingAfterBreak="0">
     <w:nsid w:val="687E6961"/>
     <w:multiLevelType w:val="multilevel"/>
     <w:tmpl w:val="F1B081B6"/>
@@ -19746,7 +22433,7 @@
       </w:rPr>
     </w:lvl>
   </w:abstractNum>
-  <w:abstractNum w:abstractNumId="53" w15:restartNumberingAfterBreak="0">
+  <w:abstractNum w:abstractNumId="57" w15:restartNumberingAfterBreak="0">
     <w:nsid w:val="687E6BAC"/>
     <w:multiLevelType w:val="multilevel"/>
     <w:tmpl w:val="DDD6E758"/>
@@ -19859,7 +22546,7 @@
       </w:rPr>
     </w:lvl>
   </w:abstractNum>
-  <w:abstractNum w:abstractNumId="54" w15:restartNumberingAfterBreak="0">
+  <w:abstractNum w:abstractNumId="58" w15:restartNumberingAfterBreak="0">
     <w:nsid w:val="6FE45DD0"/>
     <w:multiLevelType w:val="multilevel"/>
     <w:tmpl w:val="61B49130"/>
@@ -20008,7 +22695,7 @@
       </w:rPr>
     </w:lvl>
   </w:abstractNum>
-  <w:abstractNum w:abstractNumId="55" w15:restartNumberingAfterBreak="0">
+  <w:abstractNum w:abstractNumId="59" w15:restartNumberingAfterBreak="0">
     <w:nsid w:val="76C83715"/>
     <w:multiLevelType w:val="multilevel"/>
     <w:tmpl w:val="E40E6F38"/>
@@ -20157,7 +22844,7 @@
       </w:rPr>
     </w:lvl>
   </w:abstractNum>
-  <w:abstractNum w:abstractNumId="56" w15:restartNumberingAfterBreak="0">
+  <w:abstractNum w:abstractNumId="60" w15:restartNumberingAfterBreak="0">
     <w:nsid w:val="77072B9A"/>
     <w:multiLevelType w:val="multilevel"/>
     <w:tmpl w:val="ED92A71A"/>
@@ -20306,7 +22993,7 @@
       </w:rPr>
     </w:lvl>
   </w:abstractNum>
-  <w:abstractNum w:abstractNumId="57" w15:restartNumberingAfterBreak="0">
+  <w:abstractNum w:abstractNumId="61" w15:restartNumberingAfterBreak="0">
     <w:nsid w:val="78260F10"/>
     <w:multiLevelType w:val="multilevel"/>
     <w:tmpl w:val="2466C2A0"/>
@@ -20455,7 +23142,7 @@
       </w:rPr>
     </w:lvl>
   </w:abstractNum>
-  <w:abstractNum w:abstractNumId="58" w15:restartNumberingAfterBreak="0">
+  <w:abstractNum w:abstractNumId="62" w15:restartNumberingAfterBreak="0">
     <w:nsid w:val="79A910D3"/>
     <w:multiLevelType w:val="multilevel"/>
     <w:tmpl w:val="2C064BD0"/>
@@ -20604,7 +23291,7 @@
       </w:rPr>
     </w:lvl>
   </w:abstractNum>
-  <w:abstractNum w:abstractNumId="59" w15:restartNumberingAfterBreak="0">
+  <w:abstractNum w:abstractNumId="63" w15:restartNumberingAfterBreak="0">
     <w:nsid w:val="7A1A0B34"/>
     <w:multiLevelType w:val="multilevel"/>
     <w:tmpl w:val="D1B82254"/>
@@ -20717,7 +23404,7 @@
       </w:pPr>
     </w:lvl>
   </w:abstractNum>
-  <w:abstractNum w:abstractNumId="60" w15:restartNumberingAfterBreak="0">
+  <w:abstractNum w:abstractNumId="64" w15:restartNumberingAfterBreak="0">
     <w:nsid w:val="7A560E0D"/>
     <w:multiLevelType w:val="multilevel"/>
     <w:tmpl w:val="5B263EBA"/>
@@ -20866,7 +23553,7 @@
       </w:rPr>
     </w:lvl>
   </w:abstractNum>
-  <w:abstractNum w:abstractNumId="61" w15:restartNumberingAfterBreak="0">
+  <w:abstractNum w:abstractNumId="65" w15:restartNumberingAfterBreak="0">
     <w:nsid w:val="7B4B4A22"/>
     <w:multiLevelType w:val="multilevel"/>
     <w:tmpl w:val="6BCE36C2"/>
@@ -21015,7 +23702,156 @@
       </w:rPr>
     </w:lvl>
   </w:abstractNum>
-  <w:abstractNum w:abstractNumId="62" w15:restartNumberingAfterBreak="0">
+  <w:abstractNum w:abstractNumId="66" w15:restartNumberingAfterBreak="0">
+    <w:nsid w:val="7EE975A6"/>
+    <w:multiLevelType w:val="multilevel"/>
+    <w:tmpl w:val="8110B0FA"/>
+    <w:lvl w:ilvl="0">
+      <w:start w:val="1"/>
+      <w:numFmt w:val="bullet"/>
+      <w:lvlText w:val=""/>
+      <w:lvlJc w:val="left"/>
+      <w:pPr>
+        <w:tabs>
+          <w:tab w:val="num" w:pos="720"/>
+        </w:tabs>
+        <w:ind w:left="720" w:hanging="360"/>
+      </w:pPr>
+      <w:rPr>
+        <w:rFonts w:ascii="Symbol" w:hAnsi="Symbol" w:hint="default"/>
+        <w:sz w:val="20"/>
+      </w:rPr>
+    </w:lvl>
+    <w:lvl w:ilvl="1">
+      <w:start w:val="1"/>
+      <w:numFmt w:val="bullet"/>
+      <w:lvlText w:val="o"/>
+      <w:lvlJc w:val="left"/>
+      <w:pPr>
+        <w:tabs>
+          <w:tab w:val="num" w:pos="1440"/>
+        </w:tabs>
+        <w:ind w:left="1440" w:hanging="360"/>
+      </w:pPr>
+      <w:rPr>
+        <w:rFonts w:ascii="Courier New" w:hAnsi="Courier New" w:hint="default"/>
+        <w:sz w:val="20"/>
+      </w:rPr>
+    </w:lvl>
+    <w:lvl w:ilvl="2" w:tentative="1">
+      <w:start w:val="1"/>
+      <w:numFmt w:val="bullet"/>
+      <w:lvlText w:val=""/>
+      <w:lvlJc w:val="left"/>
+      <w:pPr>
+        <w:tabs>
+          <w:tab w:val="num" w:pos="2160"/>
+        </w:tabs>
+        <w:ind w:left="2160" w:hanging="360"/>
+      </w:pPr>
+      <w:rPr>
+        <w:rFonts w:ascii="Wingdings" w:hAnsi="Wingdings" w:hint="default"/>
+        <w:sz w:val="20"/>
+      </w:rPr>
+    </w:lvl>
+    <w:lvl w:ilvl="3" w:tentative="1">
+      <w:start w:val="1"/>
+      <w:numFmt w:val="bullet"/>
+      <w:lvlText w:val=""/>
+      <w:lvlJc w:val="left"/>
+      <w:pPr>
+        <w:tabs>
+          <w:tab w:val="num" w:pos="2880"/>
+        </w:tabs>
+        <w:ind w:left="2880" w:hanging="360"/>
+      </w:pPr>
+      <w:rPr>
+        <w:rFonts w:ascii="Wingdings" w:hAnsi="Wingdings" w:hint="default"/>
+        <w:sz w:val="20"/>
+      </w:rPr>
+    </w:lvl>
+    <w:lvl w:ilvl="4" w:tentative="1">
+      <w:start w:val="1"/>
+      <w:numFmt w:val="bullet"/>
+      <w:lvlText w:val=""/>
+      <w:lvlJc w:val="left"/>
+      <w:pPr>
+        <w:tabs>
+          <w:tab w:val="num" w:pos="3600"/>
+        </w:tabs>
+        <w:ind w:left="3600" w:hanging="360"/>
+      </w:pPr>
+      <w:rPr>
+        <w:rFonts w:ascii="Wingdings" w:hAnsi="Wingdings" w:hint="default"/>
+        <w:sz w:val="20"/>
+      </w:rPr>
+    </w:lvl>
+    <w:lvl w:ilvl="5" w:tentative="1">
+      <w:start w:val="1"/>
+      <w:numFmt w:val="bullet"/>
+      <w:lvlText w:val=""/>
+      <w:lvlJc w:val="left"/>
+      <w:pPr>
+        <w:tabs>
+          <w:tab w:val="num" w:pos="4320"/>
+        </w:tabs>
+        <w:ind w:left="4320" w:hanging="360"/>
+      </w:pPr>
+      <w:rPr>
+        <w:rFonts w:ascii="Wingdings" w:hAnsi="Wingdings" w:hint="default"/>
+        <w:sz w:val="20"/>
+      </w:rPr>
+    </w:lvl>
+    <w:lvl w:ilvl="6" w:tentative="1">
+      <w:start w:val="1"/>
+      <w:numFmt w:val="bullet"/>
+      <w:lvlText w:val=""/>
+      <w:lvlJc w:val="left"/>
+      <w:pPr>
+        <w:tabs>
+          <w:tab w:val="num" w:pos="5040"/>
+        </w:tabs>
+        <w:ind w:left="5040" w:hanging="360"/>
+      </w:pPr>
+      <w:rPr>
+        <w:rFonts w:ascii="Wingdings" w:hAnsi="Wingdings" w:hint="default"/>
+        <w:sz w:val="20"/>
+      </w:rPr>
+    </w:lvl>
+    <w:lvl w:ilvl="7" w:tentative="1">
+      <w:start w:val="1"/>
+      <w:numFmt w:val="bullet"/>
+      <w:lvlText w:val=""/>
+      <w:lvlJc w:val="left"/>
+      <w:pPr>
+        <w:tabs>
+          <w:tab w:val="num" w:pos="5760"/>
+        </w:tabs>
+        <w:ind w:left="5760" w:hanging="360"/>
+      </w:pPr>
+      <w:rPr>
+        <w:rFonts w:ascii="Wingdings" w:hAnsi="Wingdings" w:hint="default"/>
+        <w:sz w:val="20"/>
+      </w:rPr>
+    </w:lvl>
+    <w:lvl w:ilvl="8" w:tentative="1">
+      <w:start w:val="1"/>
+      <w:numFmt w:val="bullet"/>
+      <w:lvlText w:val=""/>
+      <w:lvlJc w:val="left"/>
+      <w:pPr>
+        <w:tabs>
+          <w:tab w:val="num" w:pos="6480"/>
+        </w:tabs>
+        <w:ind w:left="6480" w:hanging="360"/>
+      </w:pPr>
+      <w:rPr>
+        <w:rFonts w:ascii="Wingdings" w:hAnsi="Wingdings" w:hint="default"/>
+        <w:sz w:val="20"/>
+      </w:rPr>
+    </w:lvl>
+  </w:abstractNum>
+  <w:abstractNum w:abstractNumId="67" w15:restartNumberingAfterBreak="0">
     <w:nsid w:val="7F012ACB"/>
     <w:multiLevelType w:val="multilevel"/>
     <w:tmpl w:val="BC3CE166"/>
@@ -21165,195 +24001,210 @@
     </w:lvl>
   </w:abstractNum>
   <w:num w:numId="1" w16cid:durableId="1023173386">
-    <w:abstractNumId w:val="11"/>
+    <w:abstractNumId w:val="12"/>
   </w:num>
   <w:num w:numId="2" w16cid:durableId="244606483">
-    <w:abstractNumId w:val="27"/>
+    <w:abstractNumId w:val="30"/>
   </w:num>
   <w:num w:numId="3" w16cid:durableId="364402503">
     <w:abstractNumId w:val="2"/>
   </w:num>
   <w:num w:numId="4" w16cid:durableId="2068911270">
+    <w:abstractNumId w:val="15"/>
+  </w:num>
+  <w:num w:numId="5" w16cid:durableId="708722553">
+    <w:abstractNumId w:val="7"/>
+  </w:num>
+  <w:num w:numId="6" w16cid:durableId="343828676">
+    <w:abstractNumId w:val="49"/>
+  </w:num>
+  <w:num w:numId="7" w16cid:durableId="2071272329">
+    <w:abstractNumId w:val="57"/>
+  </w:num>
+  <w:num w:numId="8" w16cid:durableId="832336038">
+    <w:abstractNumId w:val="40"/>
+  </w:num>
+  <w:num w:numId="9" w16cid:durableId="912930027">
+    <w:abstractNumId w:val="42"/>
+  </w:num>
+  <w:num w:numId="10" w16cid:durableId="125200791">
+    <w:abstractNumId w:val="37"/>
+  </w:num>
+  <w:num w:numId="11" w16cid:durableId="1591699926">
     <w:abstractNumId w:val="13"/>
   </w:num>
-  <w:num w:numId="5" w16cid:durableId="708722553">
-    <w:abstractNumId w:val="6"/>
-  </w:num>
-  <w:num w:numId="6" w16cid:durableId="343828676">
-    <w:abstractNumId w:val="45"/>
-  </w:num>
-  <w:num w:numId="7" w16cid:durableId="2071272329">
-    <w:abstractNumId w:val="53"/>
-  </w:num>
-  <w:num w:numId="8" w16cid:durableId="832336038">
-    <w:abstractNumId w:val="37"/>
-  </w:num>
-  <w:num w:numId="9" w16cid:durableId="912930027">
-    <w:abstractNumId w:val="39"/>
-  </w:num>
-  <w:num w:numId="10" w16cid:durableId="125200791">
-    <w:abstractNumId w:val="34"/>
-  </w:num>
-  <w:num w:numId="11" w16cid:durableId="1591699926">
-    <w:abstractNumId w:val="12"/>
-  </w:num>
   <w:num w:numId="12" w16cid:durableId="571279973">
-    <w:abstractNumId w:val="55"/>
+    <w:abstractNumId w:val="59"/>
   </w:num>
   <w:num w:numId="13" w16cid:durableId="1107624670">
-    <w:abstractNumId w:val="62"/>
+    <w:abstractNumId w:val="67"/>
   </w:num>
   <w:num w:numId="14" w16cid:durableId="1077678223">
-    <w:abstractNumId w:val="19"/>
+    <w:abstractNumId w:val="21"/>
   </w:num>
   <w:num w:numId="15" w16cid:durableId="807477706">
-    <w:abstractNumId w:val="59"/>
+    <w:abstractNumId w:val="63"/>
   </w:num>
   <w:num w:numId="16" w16cid:durableId="2057656319">
     <w:abstractNumId w:val="4"/>
   </w:num>
   <w:num w:numId="17" w16cid:durableId="1008093006">
-    <w:abstractNumId w:val="15"/>
+    <w:abstractNumId w:val="17"/>
   </w:num>
   <w:num w:numId="18" w16cid:durableId="1433936253">
-    <w:abstractNumId w:val="33"/>
+    <w:abstractNumId w:val="36"/>
   </w:num>
   <w:num w:numId="19" w16cid:durableId="384373318">
-    <w:abstractNumId w:val="57"/>
+    <w:abstractNumId w:val="61"/>
   </w:num>
   <w:num w:numId="20" w16cid:durableId="1363092885">
+    <w:abstractNumId w:val="24"/>
+  </w:num>
+  <w:num w:numId="21" w16cid:durableId="320039203">
+    <w:abstractNumId w:val="65"/>
+  </w:num>
+  <w:num w:numId="22" w16cid:durableId="241112450">
+    <w:abstractNumId w:val="26"/>
+  </w:num>
+  <w:num w:numId="23" w16cid:durableId="1871601240">
     <w:abstractNumId w:val="22"/>
   </w:num>
-  <w:num w:numId="21" w16cid:durableId="320039203">
-    <w:abstractNumId w:val="61"/>
-  </w:num>
-  <w:num w:numId="22" w16cid:durableId="241112450">
-    <w:abstractNumId w:val="24"/>
-  </w:num>
-  <w:num w:numId="23" w16cid:durableId="1871601240">
-    <w:abstractNumId w:val="20"/>
-  </w:num>
   <w:num w:numId="24" w16cid:durableId="809712961">
-    <w:abstractNumId w:val="17"/>
+    <w:abstractNumId w:val="19"/>
   </w:num>
   <w:num w:numId="25" w16cid:durableId="2006744088">
-    <w:abstractNumId w:val="25"/>
+    <w:abstractNumId w:val="27"/>
   </w:num>
   <w:num w:numId="26" w16cid:durableId="1889798542">
-    <w:abstractNumId w:val="58"/>
+    <w:abstractNumId w:val="62"/>
   </w:num>
   <w:num w:numId="27" w16cid:durableId="2043440263">
-    <w:abstractNumId w:val="32"/>
+    <w:abstractNumId w:val="35"/>
   </w:num>
   <w:num w:numId="28" w16cid:durableId="1605066790">
-    <w:abstractNumId w:val="31"/>
+    <w:abstractNumId w:val="34"/>
   </w:num>
   <w:num w:numId="29" w16cid:durableId="1675037379">
-    <w:abstractNumId w:val="50"/>
+    <w:abstractNumId w:val="54"/>
   </w:num>
   <w:num w:numId="30" w16cid:durableId="2091154740">
     <w:abstractNumId w:val="0"/>
   </w:num>
   <w:num w:numId="31" w16cid:durableId="1905528915">
-    <w:abstractNumId w:val="7"/>
+    <w:abstractNumId w:val="8"/>
   </w:num>
   <w:num w:numId="32" w16cid:durableId="543634520">
+    <w:abstractNumId w:val="60"/>
+  </w:num>
+  <w:num w:numId="33" w16cid:durableId="982807634">
+    <w:abstractNumId w:val="46"/>
+  </w:num>
+  <w:num w:numId="34" w16cid:durableId="809250080">
+    <w:abstractNumId w:val="25"/>
+  </w:num>
+  <w:num w:numId="35" w16cid:durableId="49422429">
+    <w:abstractNumId w:val="51"/>
+  </w:num>
+  <w:num w:numId="36" w16cid:durableId="1882133365">
+    <w:abstractNumId w:val="43"/>
+  </w:num>
+  <w:num w:numId="37" w16cid:durableId="970283466">
+    <w:abstractNumId w:val="18"/>
+  </w:num>
+  <w:num w:numId="38" w16cid:durableId="682778077">
+    <w:abstractNumId w:val="58"/>
+  </w:num>
+  <w:num w:numId="39" w16cid:durableId="347603527">
+    <w:abstractNumId w:val="53"/>
+  </w:num>
+  <w:num w:numId="40" w16cid:durableId="1786925753">
+    <w:abstractNumId w:val="11"/>
+  </w:num>
+  <w:num w:numId="41" w16cid:durableId="858158429">
+    <w:abstractNumId w:val="23"/>
+  </w:num>
+  <w:num w:numId="42" w16cid:durableId="564805566">
+    <w:abstractNumId w:val="39"/>
+  </w:num>
+  <w:num w:numId="43" w16cid:durableId="1370178400">
     <w:abstractNumId w:val="56"/>
   </w:num>
-  <w:num w:numId="33" w16cid:durableId="982807634">
-    <w:abstractNumId w:val="43"/>
+  <w:num w:numId="44" w16cid:durableId="1203176110">
+    <w:abstractNumId w:val="6"/>
   </w:num>
-  <w:num w:numId="34" w16cid:durableId="809250080">
-    <w:abstractNumId w:val="23"/>
+  <w:num w:numId="45" w16cid:durableId="63844206">
+    <w:abstractNumId w:val="9"/>
   </w:num>
-  <w:num w:numId="35" w16cid:durableId="49422429">
-    <w:abstractNumId w:val="47"/>
+  <w:num w:numId="46" w16cid:durableId="370419524">
+    <w:abstractNumId w:val="31"/>
   </w:num>
-  <w:num w:numId="36" w16cid:durableId="1882133365">
-    <w:abstractNumId w:val="40"/>
+  <w:num w:numId="47" w16cid:durableId="1346903987">
+    <w:abstractNumId w:val="10"/>
   </w:num>
-  <w:num w:numId="37" w16cid:durableId="970283466">
+  <w:num w:numId="48" w16cid:durableId="1285193391">
+    <w:abstractNumId w:val="52"/>
+  </w:num>
+  <w:num w:numId="49" w16cid:durableId="1057818001">
+    <w:abstractNumId w:val="50"/>
+  </w:num>
+  <w:num w:numId="50" w16cid:durableId="339504065">
+    <w:abstractNumId w:val="29"/>
+  </w:num>
+  <w:num w:numId="51" w16cid:durableId="1527908257">
     <w:abstractNumId w:val="16"/>
   </w:num>
-  <w:num w:numId="38" w16cid:durableId="682778077">
-    <w:abstractNumId w:val="54"/>
-  </w:num>
-  <w:num w:numId="39" w16cid:durableId="347603527">
-    <w:abstractNumId w:val="49"/>
-  </w:num>
-  <w:num w:numId="40" w16cid:durableId="1786925753">
-    <w:abstractNumId w:val="10"/>
-  </w:num>
-  <w:num w:numId="41" w16cid:durableId="858158429">
-    <w:abstractNumId w:val="21"/>
-  </w:num>
-  <w:num w:numId="42" w16cid:durableId="564805566">
-    <w:abstractNumId w:val="36"/>
-  </w:num>
-  <w:num w:numId="43" w16cid:durableId="1370178400">
-    <w:abstractNumId w:val="52"/>
-  </w:num>
-  <w:num w:numId="44" w16cid:durableId="1203176110">
-    <w:abstractNumId w:val="5"/>
-  </w:num>
-  <w:num w:numId="45" w16cid:durableId="63844206">
-    <w:abstractNumId w:val="8"/>
-  </w:num>
-  <w:num w:numId="46" w16cid:durableId="370419524">
-    <w:abstractNumId w:val="28"/>
-  </w:num>
-  <w:num w:numId="47" w16cid:durableId="1346903987">
-    <w:abstractNumId w:val="9"/>
-  </w:num>
-  <w:num w:numId="48" w16cid:durableId="1285193391">
-    <w:abstractNumId w:val="48"/>
-  </w:num>
-  <w:num w:numId="49" w16cid:durableId="1057818001">
-    <w:abstractNumId w:val="46"/>
-  </w:num>
-  <w:num w:numId="50" w16cid:durableId="339504065">
-    <w:abstractNumId w:val="26"/>
-  </w:num>
-  <w:num w:numId="51" w16cid:durableId="1527908257">
-    <w:abstractNumId w:val="14"/>
-  </w:num>
   <w:num w:numId="52" w16cid:durableId="1609699944">
-    <w:abstractNumId w:val="35"/>
+    <w:abstractNumId w:val="38"/>
   </w:num>
   <w:num w:numId="53" w16cid:durableId="2136825909">
-    <w:abstractNumId w:val="51"/>
+    <w:abstractNumId w:val="55"/>
   </w:num>
   <w:num w:numId="54" w16cid:durableId="1772355634">
-    <w:abstractNumId w:val="60"/>
+    <w:abstractNumId w:val="64"/>
   </w:num>
   <w:num w:numId="55" w16cid:durableId="1590234177">
-    <w:abstractNumId w:val="30"/>
+    <w:abstractNumId w:val="33"/>
   </w:num>
   <w:num w:numId="56" w16cid:durableId="1404912806">
-    <w:abstractNumId w:val="29"/>
+    <w:abstractNumId w:val="32"/>
   </w:num>
   <w:num w:numId="57" w16cid:durableId="79497507">
-    <w:abstractNumId w:val="41"/>
+    <w:abstractNumId w:val="44"/>
   </w:num>
   <w:num w:numId="58" w16cid:durableId="802577867">
-    <w:abstractNumId w:val="18"/>
+    <w:abstractNumId w:val="20"/>
   </w:num>
   <w:num w:numId="59" w16cid:durableId="976490078">
     <w:abstractNumId w:val="1"/>
   </w:num>
   <w:num w:numId="60" w16cid:durableId="906497199">
-    <w:abstractNumId w:val="38"/>
+    <w:abstractNumId w:val="41"/>
   </w:num>
   <w:num w:numId="61" w16cid:durableId="305596492">
-    <w:abstractNumId w:val="42"/>
+    <w:abstractNumId w:val="45"/>
   </w:num>
   <w:num w:numId="62" w16cid:durableId="1494372272">
     <w:abstractNumId w:val="3"/>
   </w:num>
   <w:num w:numId="63" w16cid:durableId="941717079">
-    <w:abstractNumId w:val="44"/>
+    <w:abstractNumId w:val="48"/>
   </w:num>
-  <w:numIdMacAtCleanup w:val="53"/>
+  <w:num w:numId="64" w16cid:durableId="1995715050">
+    <w:abstractNumId w:val="66"/>
+  </w:num>
+  <w:num w:numId="65" w16cid:durableId="1165125741">
+    <w:abstractNumId w:val="14"/>
+  </w:num>
+  <w:num w:numId="66" w16cid:durableId="1741830715">
+    <w:abstractNumId w:val="47"/>
+  </w:num>
+  <w:num w:numId="67" w16cid:durableId="1015766238">
+    <w:abstractNumId w:val="28"/>
+  </w:num>
+  <w:num w:numId="68" w16cid:durableId="1976642307">
+    <w:abstractNumId w:val="5"/>
+  </w:num>
+  <w:numIdMacAtCleanup w:val="68"/>
 </w:numbering>
 </file>
 

--- a/TK/IO Projekt .docx
+++ b/TK/IO Projekt .docx
@@ -273,6 +273,9 @@
         <w:keepNext w:val="0"/>
         <w:keepLines w:val="0"/>
         <w:spacing w:before="240" w:after="40"/>
+        <w:rPr>
+          <w:noProof/>
+        </w:rPr>
       </w:pPr>
       <w:bookmarkStart w:id="0" w:name="_ut4a2f2iiw12" w:colFirst="0" w:colLast="0"/>
       <w:bookmarkEnd w:id="0"/>
@@ -288,38 +291,290 @@
         </w:pict>
       </w:r>
     </w:p>
-    <w:p>
-      <w:r>
-        <w:t>X</w:t>
-      </w:r>
-    </w:p>
-    <w:p>
-      <w:r>
-        <w:t>X</w:t>
-      </w:r>
-    </w:p>
-    <w:p>
-      <w:r>
-        <w:t>X</w:t>
-      </w:r>
-      <w:r>
-        <w:t>dd</w:t>
-      </w:r>
-    </w:p>
+    <w:tbl>
+      <w:tblPr>
+        <w:tblStyle w:val="TableGrid"/>
+        <w:tblW w:w="0" w:type="auto"/>
+        <w:tblLook w:val="04A0" w:firstRow="1" w:lastRow="0" w:firstColumn="1" w:lastColumn="0" w:noHBand="0" w:noVBand="1"/>
+      </w:tblPr>
+      <w:tblGrid>
+        <w:gridCol w:w="3006"/>
+        <w:gridCol w:w="3006"/>
+        <w:gridCol w:w="3007"/>
+      </w:tblGrid>
+      <w:tr>
+        <w:tc>
+          <w:tcPr>
+            <w:tcW w:w="3006" w:type="dxa"/>
+          </w:tcPr>
+          <w:p>
+            <w:pPr>
+              <w:jc w:val="center"/>
+              <w:rPr>
+                <w:b/>
+                <w:bCs/>
+              </w:rPr>
+            </w:pPr>
+            <w:r>
+              <w:rPr>
+                <w:rStyle w:val="Strong"/>
+                <w:b w:val="0"/>
+                <w:bCs w:val="0"/>
+              </w:rPr>
+              <w:t>Członek zespołu</w:t>
+            </w:r>
+          </w:p>
+        </w:tc>
+        <w:tc>
+          <w:tcPr>
+            <w:tcW w:w="3006" w:type="dxa"/>
+          </w:tcPr>
+          <w:p>
+            <w:pPr>
+              <w:jc w:val="center"/>
+            </w:pPr>
+            <w:r>
+              <w:t>Zrealizowane sekcje projektu</w:t>
+            </w:r>
+          </w:p>
+        </w:tc>
+        <w:tc>
+          <w:tcPr>
+            <w:tcW w:w="3007" w:type="dxa"/>
+          </w:tcPr>
+          <w:p>
+            <w:pPr>
+              <w:jc w:val="center"/>
+            </w:pPr>
+            <w:r>
+              <w:t>Szacunkowy wkład pracy (%)</w:t>
+            </w:r>
+          </w:p>
+        </w:tc>
+      </w:tr>
+      <w:tr>
+        <w:tc>
+          <w:tcPr>
+            <w:tcW w:w="3006" w:type="dxa"/>
+          </w:tcPr>
+          <w:p>
+            <w:pPr>
+              <w:jc w:val="center"/>
+            </w:pPr>
+            <w:r>
+              <w:t>Maciej Socik</w:t>
+            </w:r>
+          </w:p>
+        </w:tc>
+        <w:tc>
+          <w:tcPr>
+            <w:tcW w:w="3006" w:type="dxa"/>
+          </w:tcPr>
+          <w:p>
+            <w:pPr>
+              <w:jc w:val="center"/>
+            </w:pPr>
+            <w:r>
+              <w:t>4.1.2, 4.2, 4.3, 5.1, 5.2, 5.3, 7, 10</w:t>
+            </w:r>
+          </w:p>
+        </w:tc>
+        <w:tc>
+          <w:tcPr>
+            <w:tcW w:w="3007" w:type="dxa"/>
+          </w:tcPr>
+          <w:p>
+            <w:pPr>
+              <w:jc w:val="center"/>
+            </w:pPr>
+            <w:r>
+              <w:t>28%</w:t>
+            </w:r>
+          </w:p>
+        </w:tc>
+      </w:tr>
+      <w:tr>
+        <w:tc>
+          <w:tcPr>
+            <w:tcW w:w="3006" w:type="dxa"/>
+          </w:tcPr>
+          <w:p>
+            <w:pPr>
+              <w:jc w:val="center"/>
+            </w:pPr>
+            <w:r>
+              <w:t>Bartosz Składanowski</w:t>
+            </w:r>
+          </w:p>
+        </w:tc>
+        <w:tc>
+          <w:tcPr>
+            <w:tcW w:w="3006" w:type="dxa"/>
+          </w:tcPr>
+          <w:p>
+            <w:pPr>
+              <w:jc w:val="center"/>
+            </w:pPr>
+            <w:r>
+              <w:t>0, 0.1, 0.2, 0.3, 1, 2</w:t>
+            </w:r>
+            <w:r>
+              <w:t>, 4.1, 4.2, 4.3, 5.0, 5.1, 5.3, 9, 10</w:t>
+            </w:r>
+          </w:p>
+        </w:tc>
+        <w:tc>
+          <w:tcPr>
+            <w:tcW w:w="3007" w:type="dxa"/>
+          </w:tcPr>
+          <w:p>
+            <w:pPr>
+              <w:jc w:val="center"/>
+            </w:pPr>
+            <w:r>
+              <w:t>35%</w:t>
+            </w:r>
+          </w:p>
+        </w:tc>
+      </w:tr>
+      <w:tr>
+        <w:tc>
+          <w:tcPr>
+            <w:tcW w:w="3006" w:type="dxa"/>
+          </w:tcPr>
+          <w:p>
+            <w:pPr>
+              <w:jc w:val="center"/>
+            </w:pPr>
+            <w:r>
+              <w:t>Piotr Czyżewski</w:t>
+            </w:r>
+          </w:p>
+        </w:tc>
+        <w:tc>
+          <w:tcPr>
+            <w:tcW w:w="3006" w:type="dxa"/>
+          </w:tcPr>
+          <w:p>
+            <w:pPr>
+              <w:jc w:val="center"/>
+            </w:pPr>
+            <w:r>
+              <w:t>2, 3, 4.1.1, 4.2, 4.3, 5.0, 5.1, 5.3, 5.4, 6, 8</w:t>
+            </w:r>
+          </w:p>
+        </w:tc>
+        <w:tc>
+          <w:tcPr>
+            <w:tcW w:w="3007" w:type="dxa"/>
+          </w:tcPr>
+          <w:p>
+            <w:pPr>
+              <w:jc w:val="center"/>
+            </w:pPr>
+            <w:r>
+              <w:t>37%</w:t>
+            </w:r>
+          </w:p>
+        </w:tc>
+      </w:tr>
+    </w:tbl>
     <w:p/>
     <w:p>
       <w:pPr>
         <w:rPr>
-          <w:b/>
-          <w:bCs/>
-        </w:rPr>
-      </w:pPr>
-      <w:r>
-        <w:rPr>
-          <w:b/>
-          <w:bCs/>
+          <w:sz w:val="16"/>
+          <w:szCs w:val="16"/>
+        </w:rPr>
+      </w:pPr>
+      <w:r>
+        <w:rPr>
+          <w:sz w:val="16"/>
+          <w:szCs w:val="16"/>
+        </w:rPr>
+        <w:t xml:space="preserve">*Szacunkowy wkład pracy jest ustalany również według trudności zadań oraz czasu poświęconego nad projektem </w:t>
+      </w:r>
+    </w:p>
+    <w:p/>
+    <w:p>
+      <w:pPr>
+        <w:rPr>
+          <w:sz w:val="40"/>
+          <w:szCs w:val="40"/>
+        </w:rPr>
+      </w:pPr>
+      <w:r>
+        <w:rPr>
+          <w:sz w:val="40"/>
+          <w:szCs w:val="40"/>
+        </w:rPr>
+        <w:t>Proponowana punktacja</w:t>
+      </w:r>
+    </w:p>
+    <w:p>
+      <w:pPr>
+        <w:rPr>
+          <w:sz w:val="40"/>
+          <w:szCs w:val="40"/>
+        </w:rPr>
+      </w:pPr>
+      <w:r>
+        <w:rPr>
+          <w:noProof/>
+        </w:rPr>
+        <w:pict w14:anchorId="3E7458B5">
+          <v:rect id="_x0000_i1047" alt="" style="width:451.35pt;height:.05pt;mso-width-percent:0;mso-height-percent:0;mso-width-percent:0;mso-height-percent:0" o:hrpct="995" o:hralign="center" o:hrstd="t" o:hr="t" fillcolor="#a0a0a0" stroked="f"/>
+        </w:pict>
+      </w:r>
+    </w:p>
+    <w:p/>
+    <w:p/>
+    <w:p/>
+    <w:p/>
+    <w:p>
+      <w:pPr>
+        <w:rPr>
+          <w:b/>
+          <w:bCs/>
+        </w:rPr>
+      </w:pPr>
+      <w:r>
+        <w:rPr>
+          <w:sz w:val="40"/>
+          <w:szCs w:val="40"/>
         </w:rPr>
         <w:t>Adres repozytorium:</w:t>
+      </w:r>
+      <w:r>
+        <w:rPr>
+          <w:b/>
+          <w:bCs/>
+        </w:rPr>
+        <w:t xml:space="preserve"> </w:t>
+      </w:r>
+    </w:p>
+    <w:p>
+      <w:pPr>
+        <w:rPr>
+          <w:b/>
+          <w:bCs/>
+        </w:rPr>
+      </w:pPr>
+      <w:r>
+        <w:rPr>
+          <w:noProof/>
+        </w:rPr>
+        <w:lastRenderedPageBreak/>
+        <w:pict w14:anchorId="6D68598D">
+          <v:rect id="_x0000_i1046" alt="" style="width:451.35pt;height:.05pt;mso-width-percent:0;mso-height-percent:0;mso-width-percent:0;mso-height-percent:0" o:hrpct="995" o:hralign="center" o:hrstd="t" o:hr="t" fillcolor="#a0a0a0" stroked="f"/>
+        </w:pict>
+      </w:r>
+      <w:r>
+        <w:rPr>
+          <w:b/>
+          <w:bCs/>
+        </w:rPr>
+        <w:t>https://github.com/kszontek/Projekt_inzynieria_oprogramowania/tree/a82b5271385f5e9ac5a1bbcfa7032dd628139759/TK</w:t>
       </w:r>
     </w:p>
     <w:p>
@@ -355,11 +610,7 @@
     </w:p>
     <w:p>
       <w:r>
-        <w:t xml:space="preserve">System PORT-LOG służy do kompleksowego planowania, koordynowania oraz monitorowania operacji logistycznych związanych z transportem i przeładunkiem towarów. Dzięki wysokiej wydajności oraz zaawansowanym algorytmom optymalizacji, rozwiązanie to stało się kluczowym narzędziem w nowoczesnej infrastrukturze transportowej. Proces obsługi ładunku jest następujący: po zgłoszeniu transportu operator rejestruje ładunek w systemie, określając jego parametry i wymagania techniczne. Następnie ustalany jest precyzyjny harmonogram dokowań, uwzględniający godziny przyjazdów i odjazdów jednostek transportowych. Podczas operacji przeładunkowych system automatycznie przydziela niezbędne zasoby, takie jak konkretne doki, powierzchnie magazynowe oraz </w:t>
-      </w:r>
-      <w:r>
-        <w:lastRenderedPageBreak/>
-        <w:t xml:space="preserve">specjalistyczne urządzenia techniczne. Całość procesu jest nadzorowana przez koordynatorów portu, którzy mają wgląd w status przesyłek w czasie rzeczywistym. Każdy ładunek identyfikowany jest poprzez: unikalny numer seryjny, rodzaj zawartości, wagę, gabaryty oraz dane przewoźnika i miejsce docelowe. W zależności od specyfiki towaru, zostaje on zakwalifikowany do jednej z kategorii obsługi: drobnica, ładunek masowy, kontener lub ładunek ponadnormatywny. System przypisuje każdemu dokowi określony obszar magazynowy oraz zespół urządzeń przeładunkowych. W zależności od intensywności ruchu w porcie, dany sektor może być obsługiwany przez jedną lub więcej jednostek sprzętowych. W celu utrzymania pozycji lidera w zakresie efektywności, system PORT-LOG został wyposażony w moduły modernizacyjne. Zarządzanie zasobami ma zostać usprawnione poprzez automatyczne generowanie kart załadunkowych oraz cyfrowe potwierdzanie statusów przez kierowców za pomocą aplikacji mobilnej. Takie działania mają na celu polepszenie dysponowania przestrzenią portową oraz odciążenie personelu od ręcznego wypełniania dokumentacji. Dodatkowo, system oferuje rozbudowany moduł analityczny. Zarząd portu, korzystając z gromadzonych danych o przepływach towarowych i klientach, generuje raporty i statystyki. Celem tych działań jest maksymalne zwiększenie wygody kontrahentów, którzy mogą śledzić swoje towary online, oraz optymalizacja wykorzystania infrastruktury, co bezpośrednio przekłada się na redukcję przestojów i kosztów operacyjnych. </w:t>
+        <w:t xml:space="preserve">System PORT-LOG służy do kompleksowego planowania, koordynowania oraz monitorowania operacji logistycznych związanych z transportem i przeładunkiem towarów. Dzięki wysokiej wydajności oraz zaawansowanym algorytmom optymalizacji, rozwiązanie to stało się kluczowym narzędziem w nowoczesnej infrastrukturze transportowej. Proces obsługi ładunku jest następujący: po zgłoszeniu transportu operator rejestruje ładunek w systemie, określając jego parametry i wymagania techniczne. Następnie ustalany jest precyzyjny harmonogram dokowań, uwzględniający godziny przyjazdów i odjazdów jednostek transportowych. Podczas operacji przeładunkowych system automatycznie przydziela niezbędne zasoby, takie jak konkretne doki, powierzchnie magazynowe oraz specjalistyczne urządzenia techniczne. Całość procesu jest nadzorowana przez koordynatorów portu, którzy mają wgląd w status przesyłek w czasie rzeczywistym. Każdy ładunek identyfikowany jest poprzez: unikalny numer seryjny, rodzaj zawartości, wagę, gabaryty oraz dane przewoźnika i miejsce docelowe. W zależności od specyfiki towaru, zostaje on zakwalifikowany do jednej z kategorii obsługi: drobnica, ładunek masowy, kontener lub ładunek ponadnormatywny. System przypisuje każdemu dokowi określony obszar magazynowy oraz zespół urządzeń przeładunkowych. W zależności od intensywności ruchu w porcie, dany sektor może być obsługiwany przez jedną lub więcej jednostek sprzętowych. W celu utrzymania pozycji lidera w zakresie efektywności, system PORT-LOG został wyposażony w moduły modernizacyjne. Zarządzanie zasobami ma zostać usprawnione poprzez automatyczne generowanie kart załadunkowych oraz cyfrowe potwierdzanie statusów przez kierowców za pomocą aplikacji mobilnej. Takie działania mają na celu polepszenie dysponowania przestrzenią portową oraz odciążenie personelu od ręcznego wypełniania dokumentacji. Dodatkowo, system oferuje rozbudowany moduł analityczny. Zarząd portu, korzystając z gromadzonych danych o przepływach towarowych i klientach, generuje raporty i statystyki. Celem tych działań jest maksymalne zwiększenie wygody kontrahentów, którzy mogą śledzić swoje towary online, oraz optymalizacja wykorzystania infrastruktury, co bezpośrednio przekłada się na redukcję przestojów i kosztów operacyjnych. </w:t>
       </w:r>
     </w:p>
     <w:p/>
@@ -375,6 +626,7 @@
       <w:bookmarkStart w:id="2" w:name="_oqz57jwp73na" w:colFirst="0" w:colLast="0"/>
       <w:bookmarkEnd w:id="2"/>
       <w:r>
+        <w:lastRenderedPageBreak/>
         <w:t xml:space="preserve">Cel budowania systemu, jego zakres oraz kontekst, przewidywalne mierzalne i niemierzalne korzyści z jego wdrożenia </w:t>
       </w:r>
       <w:r>
@@ -487,7 +739,6 @@
           <w:b/>
           <w:bCs/>
         </w:rPr>
-        <w:lastRenderedPageBreak/>
         <w:t>Harmonogramowanie i alokacja zasobów:</w:t>
       </w:r>
       <w:r>
@@ -669,6 +920,7 @@
           <w:b/>
           <w:bCs/>
         </w:rPr>
+        <w:lastRenderedPageBreak/>
         <w:t>Zarząd portu:</w:t>
       </w:r>
       <w:r>
@@ -922,7 +1174,6 @@
           <w:i/>
           <w:iCs/>
         </w:rPr>
-        <w:lastRenderedPageBreak/>
         <w:t>Stan przed wdrożeniem:</w:t>
       </w:r>
       <w:r>
@@ -1098,6 +1349,7 @@
           <w:b/>
           <w:bCs/>
         </w:rPr>
+        <w:lastRenderedPageBreak/>
         <w:t>Wzrost satysfakcji i lojalności klientów:</w:t>
       </w:r>
       <w:r>
@@ -1224,7 +1476,6 @@
           <w:sz w:val="22"/>
           <w:szCs w:val="22"/>
         </w:rPr>
-        <w:lastRenderedPageBreak/>
         <w:t>Dok przeładunkowy:</w:t>
       </w:r>
       <w:r>
@@ -1441,6 +1692,7 @@
           <w:sz w:val="22"/>
           <w:szCs w:val="22"/>
         </w:rPr>
+        <w:lastRenderedPageBreak/>
         <w:t>Przepustowość portu:</w:t>
       </w:r>
       <w:r>
@@ -1547,7 +1799,6 @@
           <w:noProof/>
           <w:lang w:val="pl-PL"/>
         </w:rPr>
-        <w:lastRenderedPageBreak/>
         <w:drawing>
           <wp:inline distT="0" distB="0" distL="0" distR="0" wp14:anchorId="391836CD" wp14:editId="35185BD1">
             <wp:extent cx="5730875" cy="5511800"/>
@@ -1669,6 +1920,7 @@
           <w:bCs/>
           <w:lang w:val="pl-PL"/>
         </w:rPr>
+        <w:lastRenderedPageBreak/>
         <w:pict w14:anchorId="70FB3674">
           <v:rect id="_x0000_i1031" style="width:0;height:1.5pt" o:hralign="center" o:hrstd="t" o:hr="t" fillcolor="#a0a0a0" stroked="f"/>
         </w:pict>
@@ -1816,7 +2068,6 @@
           <w:bCs/>
           <w:lang w:val="pl-PL"/>
         </w:rPr>
-        <w:lastRenderedPageBreak/>
         <w:t>Koordynator:</w:t>
       </w:r>
       <w:r>
@@ -2287,6 +2538,7 @@
           <w:bCs/>
           <w:lang w:val="pl-PL"/>
         </w:rPr>
+        <w:lastRenderedPageBreak/>
         <w:t>b) Przewidywane spiętrzenia:</w:t>
       </w:r>
       <w:r>
@@ -2479,7 +2731,6 @@
           <w:bCs/>
           <w:lang w:val="pl-PL"/>
         </w:rPr>
-        <w:lastRenderedPageBreak/>
         <w:t>2. Podstawowy ciąg zdarzeń</w:t>
       </w:r>
     </w:p>
@@ -2940,6 +3191,7 @@
           <w:bCs/>
           <w:lang w:val="pl-PL"/>
         </w:rPr>
+        <w:lastRenderedPageBreak/>
         <w:t>Opis przypadku użycia: „Generowanie raportów i statystyk”</w:t>
       </w:r>
     </w:p>
@@ -3162,7 +3414,6 @@
           <w:bCs/>
           <w:lang w:val="pl-PL"/>
         </w:rPr>
-        <w:lastRenderedPageBreak/>
         <w:t>3. Alternatywne ciągi zdarzeń</w:t>
       </w:r>
     </w:p>
@@ -3518,15 +3769,7 @@
           <w:bCs/>
           <w:color w:val="000000"/>
         </w:rPr>
-        <w:t xml:space="preserve">Rysunek </w:t>
-      </w:r>
-      <w:r>
-        <w:rPr>
-          <w:b/>
-          <w:bCs/>
-          <w:color w:val="000000"/>
-        </w:rPr>
-        <w:t>2</w:t>
+        <w:t>Rysunek 2</w:t>
       </w:r>
       <w:r>
         <w:rPr>
@@ -3630,15 +3873,7 @@
           <w:bCs/>
           <w:color w:val="000000"/>
         </w:rPr>
-        <w:t xml:space="preserve">Rysunek </w:t>
-      </w:r>
-      <w:r>
-        <w:rPr>
-          <w:b/>
-          <w:bCs/>
-          <w:color w:val="000000"/>
-        </w:rPr>
-        <w:t>3</w:t>
+        <w:t>Rysunek 3</w:t>
       </w:r>
       <w:r>
         <w:rPr>
@@ -3737,15 +3972,7 @@
           <w:bCs/>
           <w:color w:val="000000"/>
         </w:rPr>
-        <w:t xml:space="preserve">Rysunek </w:t>
-      </w:r>
-      <w:r>
-        <w:rPr>
-          <w:b/>
-          <w:bCs/>
-          <w:color w:val="000000"/>
-        </w:rPr>
-        <w:t>4</w:t>
+        <w:t>Rysunek 4</w:t>
       </w:r>
       <w:r>
         <w:rPr>
@@ -3885,23 +4112,7 @@
           <w:bCs/>
           <w:color w:val="000000"/>
         </w:rPr>
-        <w:t xml:space="preserve">Rysunek </w:t>
-      </w:r>
-      <w:r>
-        <w:rPr>
-          <w:b/>
-          <w:bCs/>
-          <w:color w:val="000000"/>
-        </w:rPr>
-        <w:t>5</w:t>
-      </w:r>
-      <w:r>
-        <w:rPr>
-          <w:b/>
-          <w:bCs/>
-          <w:color w:val="000000"/>
-        </w:rPr>
-        <w:t xml:space="preserve">. </w:t>
+        <w:t xml:space="preserve">Rysunek 5. </w:t>
       </w:r>
       <w:r>
         <w:rPr>
@@ -4118,23 +4329,7 @@
           <w:bCs/>
           <w:color w:val="000000"/>
         </w:rPr>
-        <w:t xml:space="preserve">Rysunek </w:t>
-      </w:r>
-      <w:r>
-        <w:rPr>
-          <w:b/>
-          <w:bCs/>
-          <w:color w:val="000000"/>
-        </w:rPr>
-        <w:t>6</w:t>
-      </w:r>
-      <w:r>
-        <w:rPr>
-          <w:b/>
-          <w:bCs/>
-          <w:color w:val="000000"/>
-        </w:rPr>
-        <w:t xml:space="preserve">. </w:t>
+        <w:t xml:space="preserve">Rysunek 6. </w:t>
       </w:r>
       <w:r>
         <w:rPr>
@@ -4346,23 +4541,7 @@
           <w:bCs/>
           <w:color w:val="000000"/>
         </w:rPr>
-        <w:t xml:space="preserve">Rysunek </w:t>
-      </w:r>
-      <w:r>
-        <w:rPr>
-          <w:b/>
-          <w:bCs/>
-          <w:color w:val="000000"/>
-        </w:rPr>
-        <w:t>7</w:t>
-      </w:r>
-      <w:r>
-        <w:rPr>
-          <w:b/>
-          <w:bCs/>
-          <w:color w:val="000000"/>
-        </w:rPr>
-        <w:t xml:space="preserve">. </w:t>
+        <w:t xml:space="preserve">Rysunek 7. </w:t>
       </w:r>
       <w:r>
         <w:rPr>
@@ -4532,7 +4711,7 @@
           <w:lang w:val="pl-PL"/>
         </w:rPr>
         <w:pict w14:anchorId="5E7B25AC">
-          <v:rect id="_x0000_i1065" style="width:0;height:1.5pt" o:hralign="center" o:hrstd="t" o:hr="t" fillcolor="#a0a0a0" stroked="f"/>
+          <v:rect id="_x0000_i1036" style="width:0;height:1.5pt" o:hralign="center" o:hrstd="t" o:hr="t" fillcolor="#a0a0a0" stroked="f"/>
         </w:pict>
       </w:r>
     </w:p>
@@ -4677,6 +4856,7 @@
       </w:pPr>
       <w:r>
         <w:rPr>
+          <w:noProof/>
           <w:lang w:val="pl-PL"/>
         </w:rPr>
         <w:lastRenderedPageBreak/>
@@ -4802,7 +4982,7 @@
           <w:szCs w:val="22"/>
         </w:rPr>
         <w:pict w14:anchorId="3840BC26">
-          <v:rect id="_x0000_i1036" alt="" style="width:433.4pt;height:.05pt;mso-width-percent:0;mso-height-percent:0;mso-width-percent:0;mso-height-percent:0" o:hrpct="995" o:hralign="center" o:hrstd="t" o:hr="t" fillcolor="#a0a0a0" stroked="f"/>
+          <v:rect id="_x0000_i1037" alt="" style="width:433.4pt;height:.05pt;mso-width-percent:0;mso-height-percent:0;mso-width-percent:0;mso-height-percent:0" o:hrpct="995" o:hralign="center" o:hrstd="t" o:hr="t" fillcolor="#a0a0a0" stroked="f"/>
         </w:pict>
       </w:r>
     </w:p>
@@ -4878,23 +5058,7 @@
           <w:bCs/>
           <w:color w:val="000000"/>
         </w:rPr>
-        <w:t xml:space="preserve">Rysunek </w:t>
-      </w:r>
-      <w:r>
-        <w:rPr>
-          <w:b/>
-          <w:bCs/>
-          <w:color w:val="000000"/>
-        </w:rPr>
-        <w:t>2</w:t>
-      </w:r>
-      <w:r>
-        <w:rPr>
-          <w:b/>
-          <w:bCs/>
-          <w:color w:val="000000"/>
-        </w:rPr>
-        <w:t xml:space="preserve">. </w:t>
+        <w:t xml:space="preserve">Rysunek 2. </w:t>
       </w:r>
       <w:r>
         <w:t>Diagramy klas systemu PORTLOG</w:t>
@@ -4926,7 +5090,7 @@
           <w:color w:val="000000"/>
         </w:rPr>
         <w:pict w14:anchorId="4BEFCEED">
-          <v:rect id="_x0000_i1037" alt="" style="width:374.5pt;height:.05pt;mso-width-percent:0;mso-height-percent:0;mso-width-percent:0;mso-height-percent:0" o:hrpct="987" o:hralign="center" o:hrstd="t" o:hr="t" fillcolor="#a0a0a0" stroked="f"/>
+          <v:rect id="_x0000_i1038" alt="" style="width:374.5pt;height:.05pt;mso-width-percent:0;mso-height-percent:0;mso-width-percent:0;mso-height-percent:0" o:hrpct="987" o:hralign="center" o:hrstd="t" o:hr="t" fillcolor="#a0a0a0" stroked="f"/>
         </w:pict>
       </w:r>
     </w:p>
@@ -6630,7 +6794,7 @@
           <w:color w:val="000000"/>
         </w:rPr>
         <w:pict w14:anchorId="1150B3DB">
-          <v:rect id="_x0000_i1038" alt="" style="width:374.5pt;height:.05pt;mso-width-percent:0;mso-height-percent:0;mso-width-percent:0;mso-height-percent:0" o:hrpct="987" o:hralign="center" o:hrstd="t" o:hr="t" fillcolor="#a0a0a0" stroked="f"/>
+          <v:rect id="_x0000_i1039" alt="" style="width:374.5pt;height:.05pt;mso-width-percent:0;mso-height-percent:0;mso-width-percent:0;mso-height-percent:0" o:hrpct="987" o:hralign="center" o:hrstd="t" o:hr="t" fillcolor="#a0a0a0" stroked="f"/>
         </w:pict>
       </w:r>
     </w:p>
@@ -7921,23 +8085,7 @@
           <w:bCs/>
           <w:color w:val="000000"/>
         </w:rPr>
-        <w:t xml:space="preserve">Rysunek </w:t>
-      </w:r>
-      <w:r>
-        <w:rPr>
-          <w:b/>
-          <w:bCs/>
-          <w:color w:val="000000"/>
-        </w:rPr>
-        <w:t>9</w:t>
-      </w:r>
-      <w:r>
-        <w:rPr>
-          <w:b/>
-          <w:bCs/>
-          <w:color w:val="000000"/>
-        </w:rPr>
-        <w:t xml:space="preserve">. </w:t>
+        <w:t xml:space="preserve">Rysunek 9. </w:t>
       </w:r>
       <w:r>
         <w:rPr>
@@ -8368,15 +8516,7 @@
           <w:bCs/>
           <w:color w:val="000000"/>
         </w:rPr>
-        <w:t xml:space="preserve">Rysunek </w:t>
-      </w:r>
-      <w:r>
-        <w:rPr>
-          <w:b/>
-          <w:bCs/>
-          <w:color w:val="000000"/>
-        </w:rPr>
-        <w:t>10</w:t>
+        <w:t>Rysunek 10</w:t>
       </w:r>
       <w:r>
         <w:rPr>
@@ -8749,15 +8889,7 @@
           <w:bCs/>
           <w:color w:val="000000"/>
         </w:rPr>
-        <w:t>Rysunek 1</w:t>
-      </w:r>
-      <w:r>
-        <w:rPr>
-          <w:b/>
-          <w:bCs/>
-          <w:color w:val="000000"/>
-        </w:rPr>
-        <w:t>1</w:t>
+        <w:t>Rysunek 11</w:t>
       </w:r>
       <w:r>
         <w:rPr>
@@ -9463,7 +9595,7 @@
           <w:noProof/>
         </w:rPr>
         <w:pict w14:anchorId="4292E385">
-          <v:rect id="_x0000_i1051" alt="" style="width:410.45pt;height:.05pt;mso-width-percent:0;mso-height-percent:0;mso-width-percent:0;mso-height-percent:0" o:hrpct="988" o:hralign="center" o:hrstd="t" o:hr="t" fillcolor="#a0a0a0" stroked="f"/>
+          <v:rect id="_x0000_i1042" alt="" style="width:410.45pt;height:.05pt;mso-width-percent:0;mso-height-percent:0;mso-width-percent:0;mso-height-percent:0" o:hrpct="988" o:hralign="center" o:hrstd="t" o:hr="t" fillcolor="#a0a0a0" stroked="f"/>
         </w:pict>
       </w:r>
     </w:p>
@@ -9487,7 +9619,7 @@
           <w:noProof/>
         </w:rPr>
         <w:pict w14:anchorId="0F41A442">
-          <v:rect id="_x0000_i1053" alt="" style="width:410.45pt;height:.05pt;mso-width-percent:0;mso-height-percent:0;mso-width-percent:0;mso-height-percent:0" o:hrpct="988" o:hralign="center" o:hrstd="t" o:hr="t" fillcolor="#a0a0a0" stroked="f"/>
+          <v:rect id="_x0000_i1043" alt="" style="width:410.45pt;height:.05pt;mso-width-percent:0;mso-height-percent:0;mso-width-percent:0;mso-height-percent:0" o:hrpct="988" o:hralign="center" o:hrstd="t" o:hr="t" fillcolor="#a0a0a0" stroked="f"/>
         </w:pict>
       </w:r>
     </w:p>
@@ -10557,7 +10689,7 @@
           <w:noProof/>
         </w:rPr>
         <w:pict w14:anchorId="4B5CE354">
-          <v:rect id="_x0000_i1049" alt="" style="width:410.45pt;height:.05pt;mso-width-percent:0;mso-height-percent:0;mso-width-percent:0;mso-height-percent:0" o:hrpct="988" o:hralign="center" o:hrstd="t" o:hr="t" fillcolor="#a0a0a0" stroked="f"/>
+          <v:rect id="_x0000_i1044" alt="" style="width:410.45pt;height:.05pt;mso-width-percent:0;mso-height-percent:0;mso-width-percent:0;mso-height-percent:0" o:hrpct="988" o:hralign="center" o:hrstd="t" o:hr="t" fillcolor="#a0a0a0" stroked="f"/>
         </w:pict>
       </w:r>
     </w:p>
@@ -24813,6 +24945,36 @@
       <w:lang w:val="pl-PL"/>
     </w:rPr>
   </w:style>
+  <w:style w:type="table" w:styleId="TableGrid">
+    <w:name w:val="Table Grid"/>
+    <w:basedOn w:val="TableNormal"/>
+    <w:uiPriority w:val="39"/>
+    <w:rsid w:val="00EF4495"/>
+    <w:pPr>
+      <w:spacing w:line="240" w:lineRule="auto"/>
+    </w:pPr>
+    <w:tblPr>
+      <w:tblBorders>
+        <w:top w:val="single" w:sz="4" w:space="0" w:color="auto"/>
+        <w:left w:val="single" w:sz="4" w:space="0" w:color="auto"/>
+        <w:bottom w:val="single" w:sz="4" w:space="0" w:color="auto"/>
+        <w:right w:val="single" w:sz="4" w:space="0" w:color="auto"/>
+        <w:insideH w:val="single" w:sz="4" w:space="0" w:color="auto"/>
+        <w:insideV w:val="single" w:sz="4" w:space="0" w:color="auto"/>
+      </w:tblBorders>
+    </w:tblPr>
+  </w:style>
+  <w:style w:type="character" w:styleId="Strong">
+    <w:name w:val="Strong"/>
+    <w:basedOn w:val="DefaultParagraphFont"/>
+    <w:uiPriority w:val="22"/>
+    <w:qFormat/>
+    <w:rsid w:val="0022517F"/>
+    <w:rPr>
+      <w:b/>
+      <w:bCs/>
+    </w:rPr>
+  </w:style>
 </w:styles>
 </file>
 

--- a/TK/IO Projekt .docx
+++ b/TK/IO Projekt .docx
@@ -1182,7 +1182,356 @@
         </w:pict>
       </w:r>
     </w:p>
-    <w:p/>
+    <w:p>
+      <w:pPr>
+        <w:pStyle w:val="NormalnyWeb"/>
+        <w:spacing w:before="0" w:beforeAutospacing="0" w:after="0" w:afterAutospacing="0"/>
+        <w:ind w:left="360"/>
+      </w:pPr>
+      <w:r>
+        <w:rPr>
+          <w:rFonts w:ascii="Arial" w:hAnsi="Arial" w:cs="Arial"/>
+          <w:b/>
+          <w:bCs/>
+          <w:color w:val="000000"/>
+          <w:sz w:val="22"/>
+          <w:szCs w:val="22"/>
+        </w:rPr>
+        <w:t>Awizacja (Zgłoszenie transportu):</w:t>
+      </w:r>
+      <w:r>
+        <w:rPr>
+          <w:rFonts w:ascii="Arial" w:hAnsi="Arial" w:cs="Arial"/>
+          <w:color w:val="000000"/>
+          <w:sz w:val="22"/>
+          <w:szCs w:val="22"/>
+        </w:rPr>
+        <w:t xml:space="preserve"> Uprzednie zgłoszenie planowanego transportu towaru do portu dokonywane przez Klienta/Kontrahenta. Zawiera szczegółowe dane dotyczące pojazdu, parametrów ładunku oraz przewidywanego okna czasowego przybycia.</w:t>
+      </w:r>
+    </w:p>
+    <w:p>
+      <w:pPr>
+        <w:pStyle w:val="NormalnyWeb"/>
+        <w:spacing w:before="0" w:beforeAutospacing="0" w:after="0" w:afterAutospacing="0"/>
+        <w:ind w:left="360"/>
+      </w:pPr>
+      <w:r>
+        <w:rPr>
+          <w:rFonts w:ascii="Arial" w:hAnsi="Arial" w:cs="Arial"/>
+          <w:b/>
+          <w:bCs/>
+          <w:color w:val="000000"/>
+          <w:sz w:val="22"/>
+          <w:szCs w:val="22"/>
+        </w:rPr>
+        <w:lastRenderedPageBreak/>
+        <w:t>Dok przeładunkowy:</w:t>
+      </w:r>
+      <w:r>
+        <w:rPr>
+          <w:rFonts w:ascii="Arial" w:hAnsi="Arial" w:cs="Arial"/>
+          <w:color w:val="000000"/>
+          <w:sz w:val="22"/>
+          <w:szCs w:val="22"/>
+        </w:rPr>
+        <w:t xml:space="preserve"> Wydzielony, fizyczny element infrastruktury portowej, przypisany do obsługi konkretnego ładunku. Jest wyposażony w odpowiednie urządzenia przeładunkowe służące do załadunku lub rozładunku jednostek transportowych.</w:t>
+      </w:r>
+    </w:p>
+    <w:p>
+      <w:pPr>
+        <w:pStyle w:val="NormalnyWeb"/>
+        <w:spacing w:before="0" w:beforeAutospacing="0" w:after="0" w:afterAutospacing="0"/>
+        <w:ind w:left="360"/>
+      </w:pPr>
+      <w:r>
+        <w:rPr>
+          <w:rFonts w:ascii="Arial" w:hAnsi="Arial" w:cs="Arial"/>
+          <w:b/>
+          <w:bCs/>
+          <w:color w:val="000000"/>
+          <w:sz w:val="22"/>
+          <w:szCs w:val="22"/>
+        </w:rPr>
+        <w:t>Drobnica:</w:t>
+      </w:r>
+      <w:r>
+        <w:rPr>
+          <w:rFonts w:ascii="Arial" w:hAnsi="Arial" w:cs="Arial"/>
+          <w:color w:val="000000"/>
+          <w:sz w:val="22"/>
+          <w:szCs w:val="22"/>
+        </w:rPr>
+        <w:t xml:space="preserve"> Kategoria obsługi ładunku obejmująca towary składające się z niewielkich, oddzielnych elementów (np. paczki, palety, skrzynie), które ze względu na swoją specyfikę wymagają odmiennego procesu obsługi i magazynowania niż np. kontenery.</w:t>
+      </w:r>
+    </w:p>
+    <w:p>
+      <w:pPr>
+        <w:pStyle w:val="NormalnyWeb"/>
+        <w:spacing w:before="0" w:beforeAutospacing="0" w:after="0" w:afterAutospacing="0"/>
+        <w:ind w:left="360"/>
+      </w:pPr>
+      <w:r>
+        <w:rPr>
+          <w:rFonts w:ascii="Arial" w:hAnsi="Arial" w:cs="Arial"/>
+          <w:b/>
+          <w:bCs/>
+          <w:color w:val="000000"/>
+          <w:sz w:val="22"/>
+          <w:szCs w:val="22"/>
+        </w:rPr>
+        <w:t>Karta załadunkowa:</w:t>
+      </w:r>
+      <w:r>
+        <w:rPr>
+          <w:rFonts w:ascii="Arial" w:hAnsi="Arial" w:cs="Arial"/>
+          <w:color w:val="000000"/>
+          <w:sz w:val="22"/>
+          <w:szCs w:val="22"/>
+        </w:rPr>
+        <w:t xml:space="preserve"> Zautomatyzowany, cyfrowy dokument generowany przez system PORT-LOG. Pełni funkcję weryfikacyjną i informacyjną dla kierowcy, uprawniając go do wykonania operacji w konkretnym doku bez konieczności obiegu dokumentacji papierowej.</w:t>
+      </w:r>
+    </w:p>
+    <w:p>
+      <w:pPr>
+        <w:pStyle w:val="NormalnyWeb"/>
+        <w:spacing w:before="0" w:beforeAutospacing="0" w:after="0" w:afterAutospacing="0"/>
+        <w:ind w:left="360"/>
+      </w:pPr>
+      <w:r>
+        <w:rPr>
+          <w:rFonts w:ascii="Arial" w:hAnsi="Arial" w:cs="Arial"/>
+          <w:b/>
+          <w:bCs/>
+          <w:color w:val="000000"/>
+          <w:sz w:val="22"/>
+          <w:szCs w:val="22"/>
+        </w:rPr>
+        <w:t>KPI (</w:t>
+      </w:r>
+      <w:proofErr w:type="spellStart"/>
+      <w:r>
+        <w:rPr>
+          <w:rFonts w:ascii="Arial" w:hAnsi="Arial" w:cs="Arial"/>
+          <w:b/>
+          <w:bCs/>
+          <w:color w:val="000000"/>
+          <w:sz w:val="22"/>
+          <w:szCs w:val="22"/>
+        </w:rPr>
+        <w:t>Key</w:t>
+      </w:r>
+      <w:proofErr w:type="spellEnd"/>
+      <w:r>
+        <w:rPr>
+          <w:rFonts w:ascii="Arial" w:hAnsi="Arial" w:cs="Arial"/>
+          <w:b/>
+          <w:bCs/>
+          <w:color w:val="000000"/>
+          <w:sz w:val="22"/>
+          <w:szCs w:val="22"/>
+        </w:rPr>
+        <w:t xml:space="preserve"> Performance </w:t>
+      </w:r>
+      <w:proofErr w:type="spellStart"/>
+      <w:r>
+        <w:rPr>
+          <w:rFonts w:ascii="Arial" w:hAnsi="Arial" w:cs="Arial"/>
+          <w:b/>
+          <w:bCs/>
+          <w:color w:val="000000"/>
+          <w:sz w:val="22"/>
+          <w:szCs w:val="22"/>
+        </w:rPr>
+        <w:t>Indicators</w:t>
+      </w:r>
+      <w:proofErr w:type="spellEnd"/>
+      <w:r>
+        <w:rPr>
+          <w:rFonts w:ascii="Arial" w:hAnsi="Arial" w:cs="Arial"/>
+          <w:b/>
+          <w:bCs/>
+          <w:color w:val="000000"/>
+          <w:sz w:val="22"/>
+          <w:szCs w:val="22"/>
+        </w:rPr>
+        <w:t>):</w:t>
+      </w:r>
+      <w:r>
+        <w:rPr>
+          <w:rFonts w:ascii="Arial" w:hAnsi="Arial" w:cs="Arial"/>
+          <w:color w:val="000000"/>
+          <w:sz w:val="22"/>
+          <w:szCs w:val="22"/>
+        </w:rPr>
+        <w:t xml:space="preserve"> Kluczowe wskaźniki efektywności wyliczane przez Moduł Analityczny (np. miesięczna przepustowość, średni czas przestojów, procentowe wykorzystanie doków), które pozwalają Zarządowi na strategiczną ocenę pracy portu.</w:t>
+      </w:r>
+    </w:p>
+    <w:p>
+      <w:pPr>
+        <w:pStyle w:val="NormalnyWeb"/>
+        <w:spacing w:before="0" w:beforeAutospacing="0" w:after="0" w:afterAutospacing="0"/>
+        <w:ind w:left="360"/>
+      </w:pPr>
+      <w:r>
+        <w:rPr>
+          <w:rFonts w:ascii="Arial" w:hAnsi="Arial" w:cs="Arial"/>
+          <w:b/>
+          <w:bCs/>
+          <w:color w:val="000000"/>
+          <w:sz w:val="22"/>
+          <w:szCs w:val="22"/>
+        </w:rPr>
+        <w:t>Ładunek masowy:</w:t>
+      </w:r>
+      <w:r>
+        <w:rPr>
+          <w:rFonts w:ascii="Arial" w:hAnsi="Arial" w:cs="Arial"/>
+          <w:color w:val="000000"/>
+          <w:sz w:val="22"/>
+          <w:szCs w:val="22"/>
+        </w:rPr>
+        <w:t xml:space="preserve"> Towar przewożony luzem, bez zastosowania opakowań jednostkowych (np. węgiel, zboże, kruszywo). Wymaga alokacji specjalistycznych obszarów magazynowych (np. silosów) oraz specyficznych urządzeń (np. taśmociągów).</w:t>
+      </w:r>
+    </w:p>
+    <w:p>
+      <w:pPr>
+        <w:pStyle w:val="NormalnyWeb"/>
+        <w:spacing w:before="0" w:beforeAutospacing="0" w:after="0" w:afterAutospacing="0"/>
+        <w:ind w:left="360"/>
+      </w:pPr>
+      <w:r>
+        <w:rPr>
+          <w:rFonts w:ascii="Arial" w:hAnsi="Arial" w:cs="Arial"/>
+          <w:b/>
+          <w:bCs/>
+          <w:color w:val="000000"/>
+          <w:sz w:val="22"/>
+          <w:szCs w:val="22"/>
+        </w:rPr>
+        <w:t>Ładunek ponadnormatywny:</w:t>
+      </w:r>
+      <w:r>
+        <w:rPr>
+          <w:rFonts w:ascii="Arial" w:hAnsi="Arial" w:cs="Arial"/>
+          <w:color w:val="000000"/>
+          <w:sz w:val="22"/>
+          <w:szCs w:val="22"/>
+        </w:rPr>
+        <w:t xml:space="preserve"> Kategoria ładunku, którego gabaryty lub waga przekraczają standardowe normy określone w systemie. Wymaga on przypisania niestandardowych procedur obsługi oraz specjalistycznych, wielkogabarytowych urządzeń przeładunkowych.</w:t>
+      </w:r>
+    </w:p>
+    <w:p>
+      <w:pPr>
+        <w:pStyle w:val="NormalnyWeb"/>
+        <w:spacing w:before="0" w:beforeAutospacing="0" w:after="0" w:afterAutospacing="0"/>
+        <w:ind w:left="360"/>
+      </w:pPr>
+      <w:r>
+        <w:rPr>
+          <w:rFonts w:ascii="Arial" w:hAnsi="Arial" w:cs="Arial"/>
+          <w:b/>
+          <w:bCs/>
+          <w:color w:val="000000"/>
+          <w:sz w:val="22"/>
+          <w:szCs w:val="22"/>
+        </w:rPr>
+        <w:t>Obszar magazynowy:</w:t>
+      </w:r>
+      <w:r>
+        <w:rPr>
+          <w:rFonts w:ascii="Arial" w:hAnsi="Arial" w:cs="Arial"/>
+          <w:color w:val="000000"/>
+          <w:sz w:val="22"/>
+          <w:szCs w:val="22"/>
+        </w:rPr>
+        <w:t xml:space="preserve"> Wyznaczona strefa portu, powiązana logicznie z określonym dokiem przeładunkowym, służąca do tymczasowego składowania ładunków pomiędzy rozładunkiem a ich dalszym transportem.</w:t>
+      </w:r>
+    </w:p>
+    <w:p>
+      <w:pPr>
+        <w:pStyle w:val="NormalnyWeb"/>
+        <w:spacing w:before="0" w:beforeAutospacing="0" w:after="0" w:afterAutospacing="0"/>
+        <w:ind w:left="360"/>
+      </w:pPr>
+      <w:r>
+        <w:rPr>
+          <w:rFonts w:ascii="Arial" w:hAnsi="Arial" w:cs="Arial"/>
+          <w:b/>
+          <w:bCs/>
+          <w:color w:val="000000"/>
+          <w:sz w:val="22"/>
+          <w:szCs w:val="22"/>
+        </w:rPr>
+        <w:t>Okna czasowe (</w:t>
+      </w:r>
+      <w:proofErr w:type="spellStart"/>
+      <w:r>
+        <w:rPr>
+          <w:rFonts w:ascii="Arial" w:hAnsi="Arial" w:cs="Arial"/>
+          <w:b/>
+          <w:bCs/>
+          <w:color w:val="000000"/>
+          <w:sz w:val="22"/>
+          <w:szCs w:val="22"/>
+        </w:rPr>
+        <w:t>Sloty</w:t>
+      </w:r>
+      <w:proofErr w:type="spellEnd"/>
+      <w:r>
+        <w:rPr>
+          <w:rFonts w:ascii="Arial" w:hAnsi="Arial" w:cs="Arial"/>
+          <w:b/>
+          <w:bCs/>
+          <w:color w:val="000000"/>
+          <w:sz w:val="22"/>
+          <w:szCs w:val="22"/>
+        </w:rPr>
+        <w:t>):</w:t>
+      </w:r>
+      <w:r>
+        <w:rPr>
+          <w:rFonts w:ascii="Arial" w:hAnsi="Arial" w:cs="Arial"/>
+          <w:color w:val="000000"/>
+          <w:sz w:val="22"/>
+          <w:szCs w:val="22"/>
+        </w:rPr>
+        <w:t xml:space="preserve"> Precyzyjnie określone przedziały czasowe w harmonogramie dokowań, przydzielane konkretnym jednostkom transportowym w celu zoptymalizowania przepustowości portu i uniknięcia konfliktów o zasoby.</w:t>
+      </w:r>
+    </w:p>
+    <w:p>
+      <w:pPr>
+        <w:pStyle w:val="NormalnyWeb"/>
+        <w:spacing w:before="0" w:beforeAutospacing="0" w:after="0" w:afterAutospacing="0"/>
+        <w:ind w:left="360"/>
+      </w:pPr>
+      <w:r>
+        <w:rPr>
+          <w:rFonts w:ascii="Arial" w:hAnsi="Arial" w:cs="Arial"/>
+          <w:b/>
+          <w:bCs/>
+          <w:color w:val="000000"/>
+          <w:sz w:val="22"/>
+          <w:szCs w:val="22"/>
+        </w:rPr>
+        <w:t>Przepustowość portu:</w:t>
+      </w:r>
+      <w:r>
+        <w:rPr>
+          <w:rFonts w:ascii="Arial" w:hAnsi="Arial" w:cs="Arial"/>
+          <w:color w:val="000000"/>
+          <w:sz w:val="22"/>
+          <w:szCs w:val="22"/>
+        </w:rPr>
+        <w:t xml:space="preserve"> Zdolność portu do obsłużenia określonej objętości towarów (wyrażonej np. w tonach) lub jednostek transportowych w danym przedziale czasowym, która ulega optymalizacji dzięki wdrożeniu systemu PORT-LOG.</w:t>
+      </w:r>
+    </w:p>
+    <w:p>
+      <w:pPr>
+        <w:rPr>
+          <w:lang w:val="pl-PL"/>
+        </w:rPr>
+      </w:pPr>
+    </w:p>
     <w:p>
       <w:pPr>
         <w:pStyle w:val="Nagwek1"/>
@@ -1194,7 +1543,6 @@
       <w:bookmarkStart w:id="9" w:name="_6lhza3b5urvu" w:colFirst="0" w:colLast="0"/>
       <w:bookmarkEnd w:id="9"/>
       <w:r>
-        <w:lastRenderedPageBreak/>
         <w:t>Perspektywa przypadków użycia</w:t>
       </w:r>
       <w:r>
@@ -1271,6 +1619,7 @@
           <w:noProof/>
           <w:lang w:val="pl-PL"/>
         </w:rPr>
+        <w:lastRenderedPageBreak/>
         <w:drawing>
           <wp:inline distT="0" distB="0" distL="0" distR="0" wp14:anchorId="391836CD" wp14:editId="35185BD1">
             <wp:extent cx="5730875" cy="5511800"/>
@@ -1431,107 +1780,107 @@
           <w:bCs/>
           <w:lang w:val="pl-PL"/>
         </w:rPr>
+        <w:t>Klient:</w:t>
+      </w:r>
+      <w:r>
+        <w:rPr>
+          <w:lang w:val="pl-PL"/>
+        </w:rPr>
+        <w:t xml:space="preserve"> Podmiot zewnętrzny zlecający usługi portowe. Inicjuje proces logistyczny poprzez zgłoszenie transportu i monitoruje postępy w czasie rzeczywistym (śledzenie ładunku).</w:t>
+      </w:r>
+    </w:p>
+    <w:p>
+      <w:pPr>
+        <w:numPr>
+          <w:ilvl w:val="0"/>
+          <w:numId w:val="8"/>
+        </w:numPr>
+        <w:rPr>
+          <w:lang w:val="pl-PL"/>
+        </w:rPr>
+      </w:pPr>
+      <w:r>
+        <w:rPr>
+          <w:b/>
+          <w:bCs/>
+          <w:lang w:val="pl-PL"/>
+        </w:rPr>
+        <w:t>Kierowca:</w:t>
+      </w:r>
+      <w:r>
+        <w:rPr>
+          <w:lang w:val="pl-PL"/>
+        </w:rPr>
+        <w:t xml:space="preserve"> Wykonawca transportu fizycznego. Korzysta z systemu w ograniczonym zakresie, w celu potwierdzania statusu ładunku.</w:t>
+      </w:r>
+    </w:p>
+    <w:p>
+      <w:pPr>
+        <w:numPr>
+          <w:ilvl w:val="0"/>
+          <w:numId w:val="8"/>
+        </w:numPr>
+        <w:rPr>
+          <w:lang w:val="pl-PL"/>
+        </w:rPr>
+      </w:pPr>
+      <w:r>
+        <w:rPr>
+          <w:b/>
+          <w:bCs/>
+          <w:lang w:val="pl-PL"/>
+        </w:rPr>
+        <w:t>Zarząd:</w:t>
+      </w:r>
+      <w:r>
+        <w:rPr>
+          <w:lang w:val="pl-PL"/>
+        </w:rPr>
+        <w:t xml:space="preserve"> Odbiorca danych strategicznych. Korzysta z systemu w celu analizy statystyk oraz generowania raportów i statystyk.</w:t>
+      </w:r>
+    </w:p>
+    <w:p>
+      <w:pPr>
+        <w:numPr>
+          <w:ilvl w:val="0"/>
+          <w:numId w:val="8"/>
+        </w:numPr>
+        <w:rPr>
+          <w:lang w:val="pl-PL"/>
+        </w:rPr>
+      </w:pPr>
+      <w:r>
+        <w:rPr>
+          <w:b/>
+          <w:bCs/>
+          <w:lang w:val="pl-PL"/>
+        </w:rPr>
+        <w:t>Operator:</w:t>
+      </w:r>
+      <w:r>
+        <w:rPr>
+          <w:lang w:val="pl-PL"/>
+        </w:rPr>
+        <w:t xml:space="preserve"> Pracownik administracyjny portu. Odpowiada za bezpośrednią rejestrację zgłoszenia transportu w systemie.</w:t>
+      </w:r>
+    </w:p>
+    <w:p>
+      <w:pPr>
+        <w:numPr>
+          <w:ilvl w:val="0"/>
+          <w:numId w:val="8"/>
+        </w:numPr>
+        <w:rPr>
+          <w:lang w:val="pl-PL"/>
+        </w:rPr>
+      </w:pPr>
+      <w:r>
+        <w:rPr>
+          <w:b/>
+          <w:bCs/>
+          <w:lang w:val="pl-PL"/>
+        </w:rPr>
         <w:lastRenderedPageBreak/>
-        <w:t>Klient:</w:t>
-      </w:r>
-      <w:r>
-        <w:rPr>
-          <w:lang w:val="pl-PL"/>
-        </w:rPr>
-        <w:t xml:space="preserve"> Podmiot zewnętrzny zlecający usługi portowe. Inicjuje proces logistyczny poprzez zgłoszenie transportu i monitoruje postępy w czasie rzeczywistym (śledzenie ładunku).</w:t>
-      </w:r>
-    </w:p>
-    <w:p>
-      <w:pPr>
-        <w:numPr>
-          <w:ilvl w:val="0"/>
-          <w:numId w:val="8"/>
-        </w:numPr>
-        <w:rPr>
-          <w:lang w:val="pl-PL"/>
-        </w:rPr>
-      </w:pPr>
-      <w:r>
-        <w:rPr>
-          <w:b/>
-          <w:bCs/>
-          <w:lang w:val="pl-PL"/>
-        </w:rPr>
-        <w:t>Kierowca:</w:t>
-      </w:r>
-      <w:r>
-        <w:rPr>
-          <w:lang w:val="pl-PL"/>
-        </w:rPr>
-        <w:t xml:space="preserve"> Wykonawca transportu fizycznego. Korzysta z systemu w ograniczonym zakresie, w celu potwierdzania statusu ładunku.</w:t>
-      </w:r>
-    </w:p>
-    <w:p>
-      <w:pPr>
-        <w:numPr>
-          <w:ilvl w:val="0"/>
-          <w:numId w:val="8"/>
-        </w:numPr>
-        <w:rPr>
-          <w:lang w:val="pl-PL"/>
-        </w:rPr>
-      </w:pPr>
-      <w:r>
-        <w:rPr>
-          <w:b/>
-          <w:bCs/>
-          <w:lang w:val="pl-PL"/>
-        </w:rPr>
-        <w:t>Zarząd:</w:t>
-      </w:r>
-      <w:r>
-        <w:rPr>
-          <w:lang w:val="pl-PL"/>
-        </w:rPr>
-        <w:t xml:space="preserve"> Odbiorca danych strategicznych. Korzysta z systemu w celu analizy statystyk oraz generowania raportów i statystyk.</w:t>
-      </w:r>
-    </w:p>
-    <w:p>
-      <w:pPr>
-        <w:numPr>
-          <w:ilvl w:val="0"/>
-          <w:numId w:val="8"/>
-        </w:numPr>
-        <w:rPr>
-          <w:lang w:val="pl-PL"/>
-        </w:rPr>
-      </w:pPr>
-      <w:r>
-        <w:rPr>
-          <w:b/>
-          <w:bCs/>
-          <w:lang w:val="pl-PL"/>
-        </w:rPr>
-        <w:t>Operator:</w:t>
-      </w:r>
-      <w:r>
-        <w:rPr>
-          <w:lang w:val="pl-PL"/>
-        </w:rPr>
-        <w:t xml:space="preserve"> Pracownik administracyjny portu. Odpowiada za bezpośrednią rejestrację zgłoszenia transportu w systemie.</w:t>
-      </w:r>
-    </w:p>
-    <w:p>
-      <w:pPr>
-        <w:numPr>
-          <w:ilvl w:val="0"/>
-          <w:numId w:val="8"/>
-        </w:numPr>
-        <w:rPr>
-          <w:lang w:val="pl-PL"/>
-        </w:rPr>
-      </w:pPr>
-      <w:r>
-        <w:rPr>
-          <w:b/>
-          <w:bCs/>
-          <w:lang w:val="pl-PL"/>
-        </w:rPr>
         <w:t>Koordynator:</w:t>
       </w:r>
       <w:r>
@@ -2073,128 +2422,128 @@
           <w:bCs/>
           <w:lang w:val="pl-PL"/>
         </w:rPr>
+        <w:t>5. Wartości uzyskiwane przez aktorów po zakończeniu przypadku użycia</w:t>
+      </w:r>
+    </w:p>
+    <w:p>
+      <w:pPr>
+        <w:numPr>
+          <w:ilvl w:val="0"/>
+          <w:numId w:val="13"/>
+        </w:numPr>
+        <w:rPr>
+          <w:lang w:val="pl-PL"/>
+        </w:rPr>
+      </w:pPr>
+      <w:r>
+        <w:rPr>
+          <w:b/>
+          <w:bCs/>
+          <w:lang w:val="pl-PL"/>
+        </w:rPr>
+        <w:t>Operator:</w:t>
+      </w:r>
+      <w:r>
+        <w:rPr>
+          <w:lang w:val="pl-PL"/>
+        </w:rPr>
+        <w:t xml:space="preserve"> Posiada formalnie zarejestrowane zlecenie w systemie.</w:t>
+      </w:r>
+    </w:p>
+    <w:p>
+      <w:pPr>
+        <w:numPr>
+          <w:ilvl w:val="0"/>
+          <w:numId w:val="13"/>
+        </w:numPr>
+        <w:rPr>
+          <w:lang w:val="pl-PL"/>
+        </w:rPr>
+      </w:pPr>
+      <w:r>
+        <w:rPr>
+          <w:b/>
+          <w:bCs/>
+          <w:lang w:val="pl-PL"/>
+        </w:rPr>
+        <w:t>System:</w:t>
+      </w:r>
+      <w:r>
+        <w:rPr>
+          <w:lang w:val="pl-PL"/>
+        </w:rPr>
+        <w:t xml:space="preserve"> Uzyskuje wpis w rejestrze awizacji stanowiący podstawę dla harmonogramu pracy oraz dane niezbędne do późniejszego automatycznego wygenerowania kart załadunkowych.</w:t>
+      </w:r>
+    </w:p>
+    <w:p>
+      <w:pPr>
+        <w:rPr>
+          <w:lang w:val="pl-PL"/>
+        </w:rPr>
+      </w:pPr>
+    </w:p>
+    <w:p>
+      <w:pPr>
+        <w:rPr>
+          <w:b/>
+          <w:bCs/>
+          <w:lang w:val="pl-PL"/>
+        </w:rPr>
+      </w:pPr>
+      <w:r>
+        <w:rPr>
+          <w:b/>
+          <w:bCs/>
+          <w:lang w:val="pl-PL"/>
+        </w:rPr>
+        <w:t>Opis przypadku użycia: „Ustalenie harmonogramu”</w:t>
+      </w:r>
+    </w:p>
+    <w:p>
+      <w:pPr>
+        <w:rPr>
+          <w:lang w:val="pl-PL"/>
+        </w:rPr>
+      </w:pPr>
+      <w:r>
+        <w:rPr>
+          <w:b/>
+          <w:bCs/>
+          <w:lang w:val="pl-PL"/>
+        </w:rPr>
+        <w:t>1. Uczestniczący aktorzy</w:t>
+      </w:r>
+    </w:p>
+    <w:p>
+      <w:pPr>
+        <w:numPr>
+          <w:ilvl w:val="0"/>
+          <w:numId w:val="14"/>
+        </w:numPr>
+        <w:rPr>
+          <w:lang w:val="pl-PL"/>
+        </w:rPr>
+      </w:pPr>
+      <w:r>
+        <w:rPr>
+          <w:lang w:val="pl-PL"/>
+        </w:rPr>
+        <w:t>Koordynator</w:t>
+      </w:r>
+    </w:p>
+    <w:p>
+      <w:pPr>
+        <w:rPr>
+          <w:lang w:val="pl-PL"/>
+        </w:rPr>
+      </w:pPr>
+      <w:r>
+        <w:rPr>
+          <w:b/>
+          <w:bCs/>
+          <w:lang w:val="pl-PL"/>
+        </w:rPr>
         <w:lastRenderedPageBreak/>
-        <w:t>5. Wartości uzyskiwane przez aktorów po zakończeniu przypadku użycia</w:t>
-      </w:r>
-    </w:p>
-    <w:p>
-      <w:pPr>
-        <w:numPr>
-          <w:ilvl w:val="0"/>
-          <w:numId w:val="13"/>
-        </w:numPr>
-        <w:rPr>
-          <w:lang w:val="pl-PL"/>
-        </w:rPr>
-      </w:pPr>
-      <w:r>
-        <w:rPr>
-          <w:b/>
-          <w:bCs/>
-          <w:lang w:val="pl-PL"/>
-        </w:rPr>
-        <w:t>Operator:</w:t>
-      </w:r>
-      <w:r>
-        <w:rPr>
-          <w:lang w:val="pl-PL"/>
-        </w:rPr>
-        <w:t xml:space="preserve"> Posiada formalnie zarejestrowane zlecenie w systemie.</w:t>
-      </w:r>
-    </w:p>
-    <w:p>
-      <w:pPr>
-        <w:numPr>
-          <w:ilvl w:val="0"/>
-          <w:numId w:val="13"/>
-        </w:numPr>
-        <w:rPr>
-          <w:lang w:val="pl-PL"/>
-        </w:rPr>
-      </w:pPr>
-      <w:r>
-        <w:rPr>
-          <w:b/>
-          <w:bCs/>
-          <w:lang w:val="pl-PL"/>
-        </w:rPr>
-        <w:t>System:</w:t>
-      </w:r>
-      <w:r>
-        <w:rPr>
-          <w:lang w:val="pl-PL"/>
-        </w:rPr>
-        <w:t xml:space="preserve"> Uzyskuje wpis w rejestrze awizacji stanowiący podstawę dla harmonogramu pracy oraz dane niezbędne do późniejszego automatycznego wygenerowania kart załadunkowych.</w:t>
-      </w:r>
-    </w:p>
-    <w:p>
-      <w:pPr>
-        <w:rPr>
-          <w:lang w:val="pl-PL"/>
-        </w:rPr>
-      </w:pPr>
-    </w:p>
-    <w:p>
-      <w:pPr>
-        <w:rPr>
-          <w:b/>
-          <w:bCs/>
-          <w:lang w:val="pl-PL"/>
-        </w:rPr>
-      </w:pPr>
-      <w:r>
-        <w:rPr>
-          <w:b/>
-          <w:bCs/>
-          <w:lang w:val="pl-PL"/>
-        </w:rPr>
-        <w:t>Opis przypadku użycia: „Ustalenie harmonogramu”</w:t>
-      </w:r>
-    </w:p>
-    <w:p>
-      <w:pPr>
-        <w:rPr>
-          <w:lang w:val="pl-PL"/>
-        </w:rPr>
-      </w:pPr>
-      <w:r>
-        <w:rPr>
-          <w:b/>
-          <w:bCs/>
-          <w:lang w:val="pl-PL"/>
-        </w:rPr>
-        <w:t>1. Uczestniczący aktorzy</w:t>
-      </w:r>
-    </w:p>
-    <w:p>
-      <w:pPr>
-        <w:numPr>
-          <w:ilvl w:val="0"/>
-          <w:numId w:val="14"/>
-        </w:numPr>
-        <w:rPr>
-          <w:lang w:val="pl-PL"/>
-        </w:rPr>
-      </w:pPr>
-      <w:r>
-        <w:rPr>
-          <w:lang w:val="pl-PL"/>
-        </w:rPr>
-        <w:t>Koordynator</w:t>
-      </w:r>
-    </w:p>
-    <w:p>
-      <w:pPr>
-        <w:rPr>
-          <w:lang w:val="pl-PL"/>
-        </w:rPr>
-      </w:pPr>
-      <w:r>
-        <w:rPr>
-          <w:b/>
-          <w:bCs/>
-          <w:lang w:val="pl-PL"/>
-        </w:rPr>
         <w:t>2. Podstawowy ciąg zdarzeń</w:t>
       </w:r>
     </w:p>
@@ -2719,165 +3068,165 @@
         <w:rPr>
           <w:lang w:val="pl-PL"/>
         </w:rPr>
+        <w:t>System wyświetla panel z dostępnymi modułami analitycznymi.</w:t>
+      </w:r>
+    </w:p>
+    <w:p>
+      <w:pPr>
+        <w:numPr>
+          <w:ilvl w:val="0"/>
+          <w:numId w:val="20"/>
+        </w:numPr>
+        <w:rPr>
+          <w:lang w:val="pl-PL"/>
+        </w:rPr>
+      </w:pPr>
+      <w:r>
+        <w:rPr>
+          <w:b/>
+          <w:bCs/>
+          <w:lang w:val="pl-PL"/>
+        </w:rPr>
+        <w:t>Zarząd</w:t>
+      </w:r>
+      <w:r>
+        <w:rPr>
+          <w:lang w:val="pl-PL"/>
+        </w:rPr>
+        <w:t xml:space="preserve"> wybiera rodzaj raportu.</w:t>
+      </w:r>
+    </w:p>
+    <w:p>
+      <w:pPr>
+        <w:numPr>
+          <w:ilvl w:val="0"/>
+          <w:numId w:val="20"/>
+        </w:numPr>
+        <w:rPr>
+          <w:lang w:val="pl-PL"/>
+        </w:rPr>
+      </w:pPr>
+      <w:r>
+        <w:rPr>
+          <w:b/>
+          <w:bCs/>
+          <w:lang w:val="pl-PL"/>
+        </w:rPr>
+        <w:t>Zarząd</w:t>
+      </w:r>
+      <w:r>
+        <w:rPr>
+          <w:lang w:val="pl-PL"/>
+        </w:rPr>
+        <w:t xml:space="preserve"> określa ramy czasowe oraz wybiera format wyjściowy.</w:t>
+      </w:r>
+    </w:p>
+    <w:p>
+      <w:pPr>
+        <w:numPr>
+          <w:ilvl w:val="0"/>
+          <w:numId w:val="20"/>
+        </w:numPr>
+        <w:rPr>
+          <w:lang w:val="pl-PL"/>
+        </w:rPr>
+      </w:pPr>
+      <w:r>
+        <w:rPr>
+          <w:lang w:val="pl-PL"/>
+        </w:rPr>
+        <w:t>System agreguje i przetwarza dane historyczne z bazy danych.</w:t>
+      </w:r>
+    </w:p>
+    <w:p>
+      <w:pPr>
+        <w:numPr>
+          <w:ilvl w:val="0"/>
+          <w:numId w:val="20"/>
+        </w:numPr>
+        <w:rPr>
+          <w:lang w:val="pl-PL"/>
+        </w:rPr>
+      </w:pPr>
+      <w:r>
+        <w:rPr>
+          <w:lang w:val="pl-PL"/>
+        </w:rPr>
+        <w:t>System generuje wizualizację danych w formie wykresów i tabel.</w:t>
+      </w:r>
+    </w:p>
+    <w:p>
+      <w:pPr>
+        <w:numPr>
+          <w:ilvl w:val="0"/>
+          <w:numId w:val="20"/>
+        </w:numPr>
+        <w:rPr>
+          <w:lang w:val="pl-PL"/>
+        </w:rPr>
+      </w:pPr>
+      <w:r>
+        <w:rPr>
+          <w:b/>
+          <w:bCs/>
+          <w:lang w:val="pl-PL"/>
+        </w:rPr>
+        <w:t>Zarząd</w:t>
+      </w:r>
+      <w:r>
+        <w:rPr>
+          <w:lang w:val="pl-PL"/>
+        </w:rPr>
+        <w:t xml:space="preserve"> zatwierdza eksport danych do pliku.</w:t>
+      </w:r>
+    </w:p>
+    <w:p>
+      <w:pPr>
+        <w:numPr>
+          <w:ilvl w:val="0"/>
+          <w:numId w:val="20"/>
+        </w:numPr>
+        <w:rPr>
+          <w:lang w:val="pl-PL"/>
+        </w:rPr>
+      </w:pPr>
+      <w:r>
+        <w:rPr>
+          <w:lang w:val="pl-PL"/>
+        </w:rPr>
+        <w:t>System zapisuje kopię raportu w archiwum raportów okresowych.</w:t>
+      </w:r>
+    </w:p>
+    <w:p>
+      <w:pPr>
+        <w:numPr>
+          <w:ilvl w:val="0"/>
+          <w:numId w:val="20"/>
+        </w:numPr>
+        <w:rPr>
+          <w:lang w:val="pl-PL"/>
+        </w:rPr>
+      </w:pPr>
+      <w:r>
+        <w:rPr>
+          <w:lang w:val="pl-PL"/>
+        </w:rPr>
+        <w:t>System udostępnia plik do pobrania i wyświetla podsumowanie kluczowych wskaźników KPI.</w:t>
+      </w:r>
+    </w:p>
+    <w:p>
+      <w:pPr>
+        <w:rPr>
+          <w:lang w:val="pl-PL"/>
+        </w:rPr>
+      </w:pPr>
+      <w:r>
+        <w:rPr>
+          <w:b/>
+          <w:bCs/>
+          <w:lang w:val="pl-PL"/>
+        </w:rPr>
         <w:lastRenderedPageBreak/>
-        <w:t>System wyświetla panel z dostępnymi modułami analitycznymi.</w:t>
-      </w:r>
-    </w:p>
-    <w:p>
-      <w:pPr>
-        <w:numPr>
-          <w:ilvl w:val="0"/>
-          <w:numId w:val="20"/>
-        </w:numPr>
-        <w:rPr>
-          <w:lang w:val="pl-PL"/>
-        </w:rPr>
-      </w:pPr>
-      <w:r>
-        <w:rPr>
-          <w:b/>
-          <w:bCs/>
-          <w:lang w:val="pl-PL"/>
-        </w:rPr>
-        <w:t>Zarząd</w:t>
-      </w:r>
-      <w:r>
-        <w:rPr>
-          <w:lang w:val="pl-PL"/>
-        </w:rPr>
-        <w:t xml:space="preserve"> wybiera rodzaj raportu.</w:t>
-      </w:r>
-    </w:p>
-    <w:p>
-      <w:pPr>
-        <w:numPr>
-          <w:ilvl w:val="0"/>
-          <w:numId w:val="20"/>
-        </w:numPr>
-        <w:rPr>
-          <w:lang w:val="pl-PL"/>
-        </w:rPr>
-      </w:pPr>
-      <w:r>
-        <w:rPr>
-          <w:b/>
-          <w:bCs/>
-          <w:lang w:val="pl-PL"/>
-        </w:rPr>
-        <w:t>Zarząd</w:t>
-      </w:r>
-      <w:r>
-        <w:rPr>
-          <w:lang w:val="pl-PL"/>
-        </w:rPr>
-        <w:t xml:space="preserve"> określa ramy czasowe oraz wybiera format wyjściowy.</w:t>
-      </w:r>
-    </w:p>
-    <w:p>
-      <w:pPr>
-        <w:numPr>
-          <w:ilvl w:val="0"/>
-          <w:numId w:val="20"/>
-        </w:numPr>
-        <w:rPr>
-          <w:lang w:val="pl-PL"/>
-        </w:rPr>
-      </w:pPr>
-      <w:r>
-        <w:rPr>
-          <w:lang w:val="pl-PL"/>
-        </w:rPr>
-        <w:t>System agreguje i przetwarza dane historyczne z bazy danych.</w:t>
-      </w:r>
-    </w:p>
-    <w:p>
-      <w:pPr>
-        <w:numPr>
-          <w:ilvl w:val="0"/>
-          <w:numId w:val="20"/>
-        </w:numPr>
-        <w:rPr>
-          <w:lang w:val="pl-PL"/>
-        </w:rPr>
-      </w:pPr>
-      <w:r>
-        <w:rPr>
-          <w:lang w:val="pl-PL"/>
-        </w:rPr>
-        <w:t>System generuje wizualizację danych w formie wykresów i tabel.</w:t>
-      </w:r>
-    </w:p>
-    <w:p>
-      <w:pPr>
-        <w:numPr>
-          <w:ilvl w:val="0"/>
-          <w:numId w:val="20"/>
-        </w:numPr>
-        <w:rPr>
-          <w:lang w:val="pl-PL"/>
-        </w:rPr>
-      </w:pPr>
-      <w:r>
-        <w:rPr>
-          <w:b/>
-          <w:bCs/>
-          <w:lang w:val="pl-PL"/>
-        </w:rPr>
-        <w:t>Zarząd</w:t>
-      </w:r>
-      <w:r>
-        <w:rPr>
-          <w:lang w:val="pl-PL"/>
-        </w:rPr>
-        <w:t xml:space="preserve"> zatwierdza eksport danych do pliku.</w:t>
-      </w:r>
-    </w:p>
-    <w:p>
-      <w:pPr>
-        <w:numPr>
-          <w:ilvl w:val="0"/>
-          <w:numId w:val="20"/>
-        </w:numPr>
-        <w:rPr>
-          <w:lang w:val="pl-PL"/>
-        </w:rPr>
-      </w:pPr>
-      <w:r>
-        <w:rPr>
-          <w:lang w:val="pl-PL"/>
-        </w:rPr>
-        <w:t>System zapisuje kopię raportu w archiwum raportów okresowych.</w:t>
-      </w:r>
-    </w:p>
-    <w:p>
-      <w:pPr>
-        <w:numPr>
-          <w:ilvl w:val="0"/>
-          <w:numId w:val="20"/>
-        </w:numPr>
-        <w:rPr>
-          <w:lang w:val="pl-PL"/>
-        </w:rPr>
-      </w:pPr>
-      <w:r>
-        <w:rPr>
-          <w:lang w:val="pl-PL"/>
-        </w:rPr>
-        <w:t>System udostępnia plik do pobrania i wyświetla podsumowanie kluczowych wskaźników KPI.</w:t>
-      </w:r>
-    </w:p>
-    <w:p>
-      <w:pPr>
-        <w:rPr>
-          <w:lang w:val="pl-PL"/>
-        </w:rPr>
-      </w:pPr>
-      <w:r>
-        <w:rPr>
-          <w:b/>
-          <w:bCs/>
-          <w:lang w:val="pl-PL"/>
-        </w:rPr>
         <w:t>3. Alternatywne ciągi zdarzeń</w:t>
       </w:r>
     </w:p>
@@ -7239,7 +7588,7 @@
           <w:noProof/>
         </w:rPr>
         <w:pict w14:anchorId="3F487256">
-          <v:rect id="_x0000_i1044" alt="" style="width:415.5pt;height:.05pt;mso-width-percent:0;mso-height-percent:0;mso-width-percent:0;mso-height-percent:0" o:hrpct="916" o:hralign="center" o:hrstd="t" o:hr="t" fillcolor="#a0a0a0" stroked="f"/>
+          <v:rect id="_x0000_i1039" alt="" style="width:415.5pt;height:.05pt;mso-width-percent:0;mso-height-percent:0;mso-width-percent:0;mso-height-percent:0" o:hrpct="916" o:hralign="center" o:hrstd="t" o:hr="t" fillcolor="#a0a0a0" stroked="f"/>
         </w:pict>
       </w:r>
     </w:p>
@@ -7260,25 +7609,7 @@
           <w:sz w:val="22"/>
           <w:szCs w:val="22"/>
         </w:rPr>
-        <w:t>5.</w:t>
-      </w:r>
-      <w:r>
-        <w:rPr>
-          <w:b/>
-          <w:bCs/>
-          <w:sz w:val="22"/>
-          <w:szCs w:val="22"/>
-        </w:rPr>
-        <w:t>3</w:t>
-      </w:r>
-      <w:r>
-        <w:rPr>
-          <w:b/>
-          <w:bCs/>
-          <w:sz w:val="22"/>
-          <w:szCs w:val="22"/>
-        </w:rPr>
-        <w:t>.</w:t>
+        <w:t>5.3.</w:t>
       </w:r>
       <w:r>
         <w:rPr>
@@ -7313,7 +7644,7 @@
           <w:szCs w:val="22"/>
         </w:rPr>
         <w:pict w14:anchorId="59571326">
-          <v:rect id="_x0000_i1045" alt="" style="width:433.4pt;height:.05pt;mso-width-percent:0;mso-height-percent:0;mso-width-percent:0;mso-height-percent:0" o:hrpct="995" o:hralign="center" o:hrstd="t" o:hr="t" fillcolor="#a0a0a0" stroked="f"/>
+          <v:rect id="_x0000_i1040" alt="" style="width:433.4pt;height:.05pt;mso-width-percent:0;mso-height-percent:0;mso-width-percent:0;mso-height-percent:0" o:hrpct="995" o:hralign="center" o:hrstd="t" o:hr="t" fillcolor="#a0a0a0" stroked="f"/>
         </w:pict>
       </w:r>
     </w:p>
@@ -8795,7 +9126,478 @@
           <w:noProof/>
         </w:rPr>
         <w:pict w14:anchorId="79598D17">
-          <v:rect id="_x0000_i1039" alt="" style="width:415.5pt;height:.05pt;mso-width-percent:0;mso-height-percent:0;mso-width-percent:0;mso-height-percent:0" o:hrpct="916" o:hralign="center" o:hrstd="t" o:hr="t" fillcolor="#a0a0a0" stroked="f"/>
+          <v:rect id="_x0000_i1041" alt="" style="width:415.5pt;height:.05pt;mso-width-percent:0;mso-height-percent:0;mso-width-percent:0;mso-height-percent:0" o:hrpct="916" o:hralign="center" o:hrstd="t" o:hr="t" fillcolor="#a0a0a0" stroked="f"/>
+        </w:pict>
+      </w:r>
+    </w:p>
+    <w:p/>
+    <w:p>
+      <w:pPr>
+        <w:rPr>
+          <w:lang w:val="pl-PL"/>
+        </w:rPr>
+      </w:pPr>
+      <w:r>
+        <w:rPr>
+          <w:b/>
+          <w:bCs/>
+          <w:lang w:val="pl-PL"/>
+        </w:rPr>
+        <w:t>6.1. Oszacowanie wielkości bazy danych</w:t>
+      </w:r>
+      <w:r>
+        <w:rPr>
+          <w:lang w:val="pl-PL"/>
+        </w:rPr>
+        <w:t xml:space="preserve"> Z udostępnionych danych wynika, że system będzie przetwarzał około 3850 operacji przeładunkowych miesięcznie.</w:t>
+      </w:r>
+    </w:p>
+    <w:p>
+      <w:pPr>
+        <w:numPr>
+          <w:ilvl w:val="0"/>
+          <w:numId w:val="43"/>
+        </w:numPr>
+        <w:rPr>
+          <w:lang w:val="pl-PL"/>
+        </w:rPr>
+      </w:pPr>
+      <w:r>
+        <w:rPr>
+          <w:b/>
+          <w:bCs/>
+          <w:lang w:val="pl-PL"/>
+        </w:rPr>
+        <w:lastRenderedPageBreak/>
+        <w:t>Czas przechowywania danych:</w:t>
+      </w:r>
+      <w:r>
+        <w:rPr>
+          <w:lang w:val="pl-PL"/>
+        </w:rPr>
+        <w:t xml:space="preserve"> Zakładamy, że system musi trzymać pełną historię operacji logistycznych przez 5 lat. Daje to łącznie około 230 000 pełnych procesów do zapisania w bazie danych.</w:t>
+      </w:r>
+    </w:p>
+    <w:p>
+      <w:pPr>
+        <w:numPr>
+          <w:ilvl w:val="0"/>
+          <w:numId w:val="43"/>
+        </w:numPr>
+        <w:rPr>
+          <w:lang w:val="pl-PL"/>
+        </w:rPr>
+      </w:pPr>
+      <w:r>
+        <w:rPr>
+          <w:b/>
+          <w:bCs/>
+          <w:lang w:val="pl-PL"/>
+        </w:rPr>
+        <w:t>Miejsce na dysku :</w:t>
+      </w:r>
+      <w:r>
+        <w:rPr>
+          <w:lang w:val="pl-PL"/>
+        </w:rPr>
+        <w:t xml:space="preserve"> Jeden rekord w bazie opisujący ładunek , jego historię zmian statusu i przypisanie do doku waży bardzo mało (ok. 5 KB). Sama warstwa tekstowa bazy danych zajmie przez te 5 lat zaledwie 1-2 GB.</w:t>
+      </w:r>
+    </w:p>
+    <w:p>
+      <w:pPr>
+        <w:numPr>
+          <w:ilvl w:val="0"/>
+          <w:numId w:val="43"/>
+        </w:numPr>
+        <w:rPr>
+          <w:lang w:val="pl-PL"/>
+        </w:rPr>
+      </w:pPr>
+      <w:r>
+        <w:rPr>
+          <w:b/>
+          <w:bCs/>
+          <w:lang w:val="pl-PL"/>
+        </w:rPr>
+        <w:t>Pliki cyfrowe:</w:t>
+      </w:r>
+      <w:r>
+        <w:rPr>
+          <w:lang w:val="pl-PL"/>
+        </w:rPr>
+        <w:t xml:space="preserve"> System musi też zapisywać wygenerowane karty załadunkowe i okresowe raporty w formie plików (np. PDF). Z tego powodu potrzebujemy dodatkowej przestrzeni dyskowej na pliki . Całość, wliczając bazę danych i pliki, powinna zamknąć się w 50 GB, co daje nam bardzo bezpieczny zapas na przyszłość.</w:t>
+      </w:r>
+    </w:p>
+    <w:p>
+      <w:pPr>
+        <w:rPr>
+          <w:lang w:val="pl-PL"/>
+        </w:rPr>
+      </w:pPr>
+      <w:r>
+        <w:rPr>
+          <w:b/>
+          <w:bCs/>
+          <w:lang w:val="pl-PL"/>
+        </w:rPr>
+        <w:t>6.2. Propozycja wymaganych czasów odpowiedzi</w:t>
+      </w:r>
+    </w:p>
+    <w:p>
+      <w:pPr>
+        <w:rPr>
+          <w:lang w:val="pl-PL"/>
+        </w:rPr>
+      </w:pPr>
+      <w:r>
+        <w:rPr>
+          <w:lang w:val="pl-PL"/>
+        </w:rPr>
+        <w:t xml:space="preserve">Szybkość działania </w:t>
+      </w:r>
+      <w:proofErr w:type="spellStart"/>
+      <w:r>
+        <w:rPr>
+          <w:lang w:val="pl-PL"/>
+        </w:rPr>
+        <w:t>backendu</w:t>
+      </w:r>
+      <w:proofErr w:type="spellEnd"/>
+      <w:r>
+        <w:rPr>
+          <w:lang w:val="pl-PL"/>
+        </w:rPr>
+        <w:t xml:space="preserve"> i </w:t>
+      </w:r>
+      <w:proofErr w:type="spellStart"/>
+      <w:r>
+        <w:rPr>
+          <w:lang w:val="pl-PL"/>
+        </w:rPr>
+        <w:t>frontendu</w:t>
+      </w:r>
+      <w:proofErr w:type="spellEnd"/>
+      <w:r>
+        <w:rPr>
+          <w:lang w:val="pl-PL"/>
+        </w:rPr>
+        <w:t xml:space="preserve"> musi być dostosowana do tego, co akurat robi dany użytkownik:</w:t>
+      </w:r>
+    </w:p>
+    <w:p>
+      <w:pPr>
+        <w:numPr>
+          <w:ilvl w:val="0"/>
+          <w:numId w:val="44"/>
+        </w:numPr>
+        <w:rPr>
+          <w:lang w:val="pl-PL"/>
+        </w:rPr>
+      </w:pPr>
+      <w:r>
+        <w:rPr>
+          <w:b/>
+          <w:bCs/>
+          <w:lang w:val="pl-PL"/>
+        </w:rPr>
+        <w:t>Bieżąca obsługa portu (Koordynator, Operator):</w:t>
+      </w:r>
+      <w:r>
+        <w:rPr>
+          <w:lang w:val="pl-PL"/>
+        </w:rPr>
+        <w:t xml:space="preserve"> Tutaj liczy się czas rzeczywisty. Dodanie formularza i wygenerowanie numeru seryjnego w bazie musi zająć </w:t>
+      </w:r>
+      <w:proofErr w:type="spellStart"/>
+      <w:r>
+        <w:rPr>
+          <w:lang w:val="pl-PL"/>
+        </w:rPr>
+        <w:t>backendowi</w:t>
+      </w:r>
+      <w:proofErr w:type="spellEnd"/>
+      <w:r>
+        <w:rPr>
+          <w:lang w:val="pl-PL"/>
+        </w:rPr>
+        <w:t xml:space="preserve"> maksymalnie 2 sekundy. Z kolei odświeżanie interfejsu na pulpicie koordynatora (żeby na bieżąco widział statusy) musi trwać poniżej 1 sekundy, żeby aplikacja się nie zacinała.</w:t>
+      </w:r>
+    </w:p>
+    <w:p>
+      <w:pPr>
+        <w:numPr>
+          <w:ilvl w:val="0"/>
+          <w:numId w:val="44"/>
+        </w:numPr>
+        <w:rPr>
+          <w:lang w:val="pl-PL"/>
+        </w:rPr>
+      </w:pPr>
+      <w:r>
+        <w:rPr>
+          <w:b/>
+          <w:bCs/>
+          <w:lang w:val="pl-PL"/>
+        </w:rPr>
+        <w:t>Moduł raportowy (Zarząd):</w:t>
+      </w:r>
+      <w:r>
+        <w:rPr>
+          <w:lang w:val="pl-PL"/>
+        </w:rPr>
+        <w:t xml:space="preserve"> Generowanie wykresów i statystyk wymaga cięższych zapytań do bazy danych. Typowo powinno to zająć od 10 do 30 sekund. W skrajnych przypadkach (np. podsumowanie całego roku) zapytanie nie może wykonywać się dłużej niż 3 minuty.</w:t>
+      </w:r>
+    </w:p>
+    <w:p>
+      <w:pPr>
+        <w:numPr>
+          <w:ilvl w:val="0"/>
+          <w:numId w:val="44"/>
+        </w:numPr>
+        <w:rPr>
+          <w:lang w:val="pl-PL"/>
+        </w:rPr>
+      </w:pPr>
+      <w:r>
+        <w:rPr>
+          <w:b/>
+          <w:bCs/>
+          <w:lang w:val="pl-PL"/>
+        </w:rPr>
+        <w:t>Aplikacja mobilna (Kierowca):</w:t>
+      </w:r>
+      <w:r>
+        <w:rPr>
+          <w:lang w:val="pl-PL"/>
+        </w:rPr>
+        <w:t xml:space="preserve"> Kierowca potwierdza status ze </w:t>
+      </w:r>
+      <w:proofErr w:type="spellStart"/>
+      <w:r>
+        <w:rPr>
+          <w:lang w:val="pl-PL"/>
+        </w:rPr>
+        <w:t>smartfona</w:t>
+      </w:r>
+      <w:proofErr w:type="spellEnd"/>
+      <w:r>
+        <w:rPr>
+          <w:lang w:val="pl-PL"/>
+        </w:rPr>
+        <w:t xml:space="preserve"> na terenie portu, gdzie zasięg sieci komórkowej bywa słaby. Serwer musi obsłużyć żądanie w maksymalnie 5 sekund. Dodatkowo aplikacja powinna wysyłać dane asynchronicznie, żeby nie zablokować interfejsu, jeśli na chwilę zerwie się połączenie z </w:t>
+      </w:r>
+      <w:proofErr w:type="spellStart"/>
+      <w:r>
+        <w:rPr>
+          <w:lang w:val="pl-PL"/>
+        </w:rPr>
+        <w:t>internetem</w:t>
+      </w:r>
+      <w:proofErr w:type="spellEnd"/>
+      <w:r>
+        <w:rPr>
+          <w:lang w:val="pl-PL"/>
+        </w:rPr>
+        <w:t>.</w:t>
+      </w:r>
+    </w:p>
+    <w:p>
+      <w:pPr>
+        <w:rPr>
+          <w:lang w:val="pl-PL"/>
+        </w:rPr>
+      </w:pPr>
+      <w:r>
+        <w:rPr>
+          <w:b/>
+          <w:bCs/>
+          <w:lang w:val="pl-PL"/>
+        </w:rPr>
+        <w:t>6.3. Oszacowanie liczby i typów potrzebnych stanowisk pracy użytkowników systemu</w:t>
+      </w:r>
+    </w:p>
+    <w:p>
+      <w:pPr>
+        <w:rPr>
+          <w:lang w:val="pl-PL"/>
+        </w:rPr>
+      </w:pPr>
+      <w:r>
+        <w:rPr>
+          <w:lang w:val="pl-PL"/>
+        </w:rPr>
+        <w:t>Zależnie od roli, użytkownicy będą korzystać z systemu na różnym sprzęcie:</w:t>
+      </w:r>
+    </w:p>
+    <w:p>
+      <w:pPr>
+        <w:numPr>
+          <w:ilvl w:val="0"/>
+          <w:numId w:val="45"/>
+        </w:numPr>
+        <w:rPr>
+          <w:lang w:val="pl-PL"/>
+        </w:rPr>
+      </w:pPr>
+      <w:r>
+        <w:rPr>
+          <w:b/>
+          <w:bCs/>
+          <w:lang w:val="pl-PL"/>
+        </w:rPr>
+        <w:t>Stanowisko Operatora:</w:t>
+      </w:r>
+      <w:r>
+        <w:rPr>
+          <w:lang w:val="pl-PL"/>
+        </w:rPr>
+        <w:t xml:space="preserve"> Przeznaczone do wprowadzania danych z awizacji. Wystarczy zwykły biurowy komputer PC ze stabilnym podłączeniem do sieci lokalnej (LAN) i jednym monitorem.</w:t>
+      </w:r>
+    </w:p>
+    <w:p>
+      <w:pPr>
+        <w:numPr>
+          <w:ilvl w:val="0"/>
+          <w:numId w:val="45"/>
+        </w:numPr>
+        <w:rPr>
+          <w:lang w:val="pl-PL"/>
+        </w:rPr>
+      </w:pPr>
+      <w:r>
+        <w:rPr>
+          <w:b/>
+          <w:bCs/>
+          <w:lang w:val="pl-PL"/>
+        </w:rPr>
+        <w:t>Stanowisko Koordynatora:</w:t>
+      </w:r>
+      <w:r>
+        <w:rPr>
+          <w:lang w:val="pl-PL"/>
+        </w:rPr>
+        <w:t xml:space="preserve"> To główne centrum dowodzenia. Wymaga mocniejszego komputera z konfiguracją na co najmniej dwa monitory. Na jednym ekranie koordynator śledzi na żywo </w:t>
+      </w:r>
+      <w:proofErr w:type="spellStart"/>
+      <w:r>
+        <w:rPr>
+          <w:lang w:val="pl-PL"/>
+        </w:rPr>
+        <w:t>dashboard</w:t>
+      </w:r>
+      <w:proofErr w:type="spellEnd"/>
+      <w:r>
+        <w:rPr>
+          <w:lang w:val="pl-PL"/>
+        </w:rPr>
+        <w:t xml:space="preserve"> ze statusami, a na drugim zarządza harmonogramem i przydziela maszyny.</w:t>
+      </w:r>
+    </w:p>
+    <w:p>
+      <w:pPr>
+        <w:numPr>
+          <w:ilvl w:val="0"/>
+          <w:numId w:val="45"/>
+        </w:numPr>
+        <w:rPr>
+          <w:lang w:val="pl-PL"/>
+        </w:rPr>
+      </w:pPr>
+      <w:r>
+        <w:rPr>
+          <w:b/>
+          <w:bCs/>
+          <w:lang w:val="pl-PL"/>
+        </w:rPr>
+        <w:t>Urządzenia mobilne (Kierowca ):</w:t>
+      </w:r>
+      <w:r>
+        <w:rPr>
+          <w:lang w:val="pl-PL"/>
+        </w:rPr>
+        <w:t xml:space="preserve"> Zakładamy podejście BYOD, czyli kierowca korzysta z własnego </w:t>
+      </w:r>
+      <w:proofErr w:type="spellStart"/>
+      <w:r>
+        <w:rPr>
+          <w:lang w:val="pl-PL"/>
+        </w:rPr>
+        <w:t>telefonuo</w:t>
+      </w:r>
+      <w:proofErr w:type="spellEnd"/>
+      <w:r>
+        <w:rPr>
+          <w:lang w:val="pl-PL"/>
+        </w:rPr>
+        <w:t xml:space="preserve">. Kierowcom wystarczy ich własny, standardowy smartfon z dostępem do </w:t>
+      </w:r>
+      <w:proofErr w:type="spellStart"/>
+      <w:r>
+        <w:rPr>
+          <w:lang w:val="pl-PL"/>
+        </w:rPr>
+        <w:t>internetu</w:t>
+      </w:r>
+      <w:proofErr w:type="spellEnd"/>
+      <w:r>
+        <w:rPr>
+          <w:lang w:val="pl-PL"/>
+        </w:rPr>
+        <w:t xml:space="preserve"> mobilnego, na którym odpalą aplikację.</w:t>
+      </w:r>
+    </w:p>
+    <w:p>
+      <w:pPr>
+        <w:numPr>
+          <w:ilvl w:val="0"/>
+          <w:numId w:val="45"/>
+        </w:numPr>
+        <w:rPr>
+          <w:lang w:val="pl-PL"/>
+        </w:rPr>
+      </w:pPr>
+      <w:r>
+        <w:rPr>
+          <w:b/>
+          <w:bCs/>
+          <w:lang w:val="pl-PL"/>
+        </w:rPr>
+        <w:t>Stanowiska zarządu:</w:t>
+      </w:r>
+      <w:r>
+        <w:rPr>
+          <w:lang w:val="pl-PL"/>
+        </w:rPr>
+        <w:t xml:space="preserve"> Do analizy statystyk wystarczy standardowy służbowy laptop z nowoczesną przeglądarką internetową.</w:t>
+      </w:r>
+    </w:p>
+    <w:p>
+      <w:pPr>
+        <w:rPr>
+          <w:lang w:val="pl-PL"/>
+        </w:rPr>
+      </w:pPr>
+    </w:p>
+    <w:p>
+      <w:pPr>
+        <w:pStyle w:val="Nagwek1"/>
+        <w:numPr>
+          <w:ilvl w:val="0"/>
+          <w:numId w:val="7"/>
+        </w:numPr>
+      </w:pPr>
+      <w:bookmarkStart w:id="12" w:name="_o9dzz4vls5ve" w:colFirst="0" w:colLast="0"/>
+      <w:bookmarkEnd w:id="12"/>
+      <w:r>
+        <w:lastRenderedPageBreak/>
+        <w:t>Propozycja technologii informatycznych, które mogą zostać wykorzystane do realizacji systemu</w:t>
+      </w:r>
+      <w:r>
+        <w:rPr>
+          <w:noProof/>
+        </w:rPr>
+        <w:pict w14:anchorId="22234695">
+          <v:rect id="_x0000_i1042" alt="" style="width:415.5pt;height:.05pt;mso-width-percent:0;mso-height-percent:0;mso-width-percent:0;mso-height-percent:0" o:hrpct="916" o:hralign="center" o:hrstd="t" o:hr="t" fillcolor="#a0a0a0" stroked="f"/>
         </w:pict>
       </w:r>
     </w:p>
@@ -8809,18 +9611,1311 @@
           <w:numId w:val="7"/>
         </w:numPr>
       </w:pPr>
-      <w:bookmarkStart w:id="12" w:name="_o9dzz4vls5ve" w:colFirst="0" w:colLast="0"/>
-      <w:bookmarkEnd w:id="12"/>
-      <w:r>
+      <w:bookmarkStart w:id="13" w:name="_yokshilu81lp" w:colFirst="0" w:colLast="0"/>
+      <w:bookmarkEnd w:id="13"/>
+      <w:r>
+        <w:t>Propozycja planu pracy</w:t>
+      </w:r>
+      <w:r>
+        <w:rPr>
+          <w:noProof/>
+        </w:rPr>
+        <w:pict w14:anchorId="1915630C">
+          <v:rect id="_x0000_i1043" alt="" style="width:415.5pt;height:.05pt;mso-width-percent:0;mso-height-percent:0;mso-width-percent:0;mso-height-percent:0" o:hrpct="916" o:hralign="center" o:hrstd="t" o:hr="t" fillcolor="#a0a0a0" stroked="f"/>
+        </w:pict>
+      </w:r>
+    </w:p>
+    <w:p/>
+    <w:p>
+      <w:pPr>
+        <w:rPr>
+          <w:lang w:val="pl-PL"/>
+        </w:rPr>
+      </w:pPr>
+      <w:r>
+        <w:rPr>
+          <w:lang w:val="pl-PL"/>
+        </w:rPr>
+        <w:t xml:space="preserve">Projekt wdrożenia systemu PORT-LOG został podzielony na 8 głównych etapów, które odzwierciedlają kolejne kroki budowania poszczególnych modułów. Zakładamy, że nad systemem pracuje niewielki zespół składający się z </w:t>
+      </w:r>
+      <w:proofErr w:type="spellStart"/>
+      <w:r>
+        <w:rPr>
+          <w:lang w:val="pl-PL"/>
+        </w:rPr>
+        <w:t>ról:Architekt</w:t>
+      </w:r>
+      <w:proofErr w:type="spellEnd"/>
+      <w:r>
+        <w:rPr>
+          <w:lang w:val="pl-PL"/>
+        </w:rPr>
+        <w:t>/</w:t>
+      </w:r>
+      <w:proofErr w:type="spellStart"/>
+      <w:r>
+        <w:rPr>
+          <w:lang w:val="pl-PL"/>
+        </w:rPr>
+        <w:t>DevOps</w:t>
+      </w:r>
+      <w:proofErr w:type="spellEnd"/>
+      <w:r>
+        <w:rPr>
+          <w:lang w:val="pl-PL"/>
+        </w:rPr>
+        <w:t xml:space="preserve">, </w:t>
+      </w:r>
+      <w:proofErr w:type="spellStart"/>
+      <w:r>
+        <w:rPr>
+          <w:lang w:val="pl-PL"/>
+        </w:rPr>
+        <w:t>Backend</w:t>
+      </w:r>
+      <w:proofErr w:type="spellEnd"/>
+      <w:r>
+        <w:rPr>
+          <w:lang w:val="pl-PL"/>
+        </w:rPr>
+        <w:t xml:space="preserve"> Developer, </w:t>
+      </w:r>
+      <w:proofErr w:type="spellStart"/>
+      <w:r>
+        <w:rPr>
+          <w:lang w:val="pl-PL"/>
+        </w:rPr>
+        <w:t>Frontend</w:t>
+      </w:r>
+      <w:proofErr w:type="spellEnd"/>
+      <w:r>
+        <w:rPr>
+          <w:lang w:val="pl-PL"/>
+        </w:rPr>
+        <w:t xml:space="preserve"> Developer oraz Tester .</w:t>
+      </w:r>
+    </w:p>
+    <w:p>
+      <w:pPr>
+        <w:rPr>
+          <w:lang w:val="pl-PL"/>
+        </w:rPr>
+      </w:pPr>
+      <w:r>
+        <w:rPr>
+          <w:b/>
+          <w:bCs/>
+          <w:lang w:val="pl-PL"/>
+        </w:rPr>
+        <w:t>Etap 1: Projektowanie bazy danych i konfiguracja środowiska</w:t>
+      </w:r>
+    </w:p>
+    <w:p>
+      <w:pPr>
+        <w:numPr>
+          <w:ilvl w:val="0"/>
+          <w:numId w:val="46"/>
+        </w:numPr>
+        <w:rPr>
+          <w:lang w:val="pl-PL"/>
+        </w:rPr>
+      </w:pPr>
+      <w:r>
+        <w:rPr>
+          <w:b/>
+          <w:bCs/>
+          <w:lang w:val="pl-PL"/>
+        </w:rPr>
+        <w:t>Opis:</w:t>
+      </w:r>
+      <w:r>
+        <w:rPr>
+          <w:lang w:val="pl-PL"/>
+        </w:rPr>
+        <w:t xml:space="preserve"> Przełożenie diagramów klas na ostateczną strukturę relacyjnej bazy danych. Konfiguracja repozytorium kodu, przygotowanie środowiska deweloperskiego oraz szkieletu aplikacji (</w:t>
+      </w:r>
+      <w:proofErr w:type="spellStart"/>
+      <w:r>
+        <w:rPr>
+          <w:lang w:val="pl-PL"/>
+        </w:rPr>
+        <w:t>backendu</w:t>
+      </w:r>
+      <w:proofErr w:type="spellEnd"/>
+      <w:r>
+        <w:rPr>
+          <w:lang w:val="pl-PL"/>
+        </w:rPr>
+        <w:t xml:space="preserve"> i </w:t>
+      </w:r>
+      <w:proofErr w:type="spellStart"/>
+      <w:r>
+        <w:rPr>
+          <w:lang w:val="pl-PL"/>
+        </w:rPr>
+        <w:t>frontendu</w:t>
+      </w:r>
+      <w:proofErr w:type="spellEnd"/>
+      <w:r>
+        <w:rPr>
+          <w:lang w:val="pl-PL"/>
+        </w:rPr>
+        <w:t>).</w:t>
+      </w:r>
+    </w:p>
+    <w:p>
+      <w:pPr>
+        <w:numPr>
+          <w:ilvl w:val="0"/>
+          <w:numId w:val="46"/>
+        </w:numPr>
+        <w:rPr>
+          <w:lang w:val="pl-PL"/>
+        </w:rPr>
+      </w:pPr>
+      <w:r>
+        <w:rPr>
+          <w:b/>
+          <w:bCs/>
+          <w:lang w:val="pl-PL"/>
+        </w:rPr>
+        <w:t>Czas trwania:</w:t>
+      </w:r>
+      <w:r>
+        <w:rPr>
+          <w:lang w:val="pl-PL"/>
+        </w:rPr>
+        <w:t xml:space="preserve"> 5 dni roboczych.</w:t>
+      </w:r>
+    </w:p>
+    <w:p>
+      <w:pPr>
+        <w:numPr>
+          <w:ilvl w:val="0"/>
+          <w:numId w:val="46"/>
+        </w:numPr>
+        <w:rPr>
+          <w:lang w:val="pl-PL"/>
+        </w:rPr>
+      </w:pPr>
+      <w:r>
+        <w:rPr>
+          <w:b/>
+          <w:bCs/>
+          <w:lang w:val="pl-PL"/>
+        </w:rPr>
+        <w:t>Zależności:</w:t>
+      </w:r>
+      <w:r>
+        <w:rPr>
+          <w:lang w:val="pl-PL"/>
+        </w:rPr>
+        <w:t xml:space="preserve"> Brak (etap startowy).</w:t>
+      </w:r>
+    </w:p>
+    <w:p>
+      <w:pPr>
+        <w:numPr>
+          <w:ilvl w:val="0"/>
+          <w:numId w:val="46"/>
+        </w:numPr>
+        <w:rPr>
+          <w:lang w:val="pl-PL"/>
+        </w:rPr>
+      </w:pPr>
+      <w:r>
+        <w:rPr>
+          <w:b/>
+          <w:bCs/>
+          <w:lang w:val="pl-PL"/>
+        </w:rPr>
+        <w:t>Alokacja zasobów:</w:t>
+      </w:r>
+      <w:r>
+        <w:rPr>
+          <w:lang w:val="pl-PL"/>
+        </w:rPr>
+        <w:t xml:space="preserve"> 1x Architekt, 1x </w:t>
+      </w:r>
+      <w:proofErr w:type="spellStart"/>
+      <w:r>
+        <w:rPr>
+          <w:lang w:val="pl-PL"/>
+        </w:rPr>
+        <w:t>DevOps</w:t>
+      </w:r>
+      <w:proofErr w:type="spellEnd"/>
+      <w:r>
+        <w:rPr>
+          <w:lang w:val="pl-PL"/>
+        </w:rPr>
+        <w:t>.</w:t>
+      </w:r>
+    </w:p>
+    <w:p>
+      <w:pPr>
+        <w:rPr>
+          <w:lang w:val="pl-PL"/>
+        </w:rPr>
+      </w:pPr>
+      <w:r>
+        <w:rPr>
+          <w:b/>
+          <w:bCs/>
+          <w:lang w:val="pl-PL"/>
+        </w:rPr>
+        <w:t>Etap 2: Moduł zgłoszeń i rejestracji ładunków</w:t>
+      </w:r>
+    </w:p>
+    <w:p>
+      <w:pPr>
+        <w:numPr>
+          <w:ilvl w:val="0"/>
+          <w:numId w:val="47"/>
+        </w:numPr>
+        <w:rPr>
+          <w:lang w:val="pl-PL"/>
+        </w:rPr>
+      </w:pPr>
+      <w:r>
+        <w:rPr>
+          <w:b/>
+          <w:bCs/>
+          <w:lang w:val="pl-PL"/>
+        </w:rPr>
+        <w:t>Opis:</w:t>
+      </w:r>
+      <w:r>
+        <w:rPr>
+          <w:lang w:val="pl-PL"/>
+        </w:rPr>
+        <w:t xml:space="preserve"> Implementacja formularza zgłoszeniowego dla Kontrahenta oraz panelu dla Operatora do weryfikacji danych (waga, gabaryty). Stworzenie logiki generującej unikalny numer seryjny ładunku (S/N) i zapis do bazy.</w:t>
+      </w:r>
+    </w:p>
+    <w:p>
+      <w:pPr>
+        <w:numPr>
+          <w:ilvl w:val="0"/>
+          <w:numId w:val="47"/>
+        </w:numPr>
+        <w:rPr>
+          <w:lang w:val="pl-PL"/>
+        </w:rPr>
+      </w:pPr>
+      <w:r>
+        <w:rPr>
+          <w:b/>
+          <w:bCs/>
+          <w:lang w:val="pl-PL"/>
+        </w:rPr>
+        <w:t>Czas trwania:</w:t>
+      </w:r>
+      <w:r>
+        <w:rPr>
+          <w:lang w:val="pl-PL"/>
+        </w:rPr>
+        <w:t xml:space="preserve"> 10 dni roboczych.</w:t>
+      </w:r>
+    </w:p>
+    <w:p>
+      <w:pPr>
+        <w:numPr>
+          <w:ilvl w:val="0"/>
+          <w:numId w:val="47"/>
+        </w:numPr>
+        <w:rPr>
+          <w:lang w:val="pl-PL"/>
+        </w:rPr>
+      </w:pPr>
+      <w:r>
+        <w:rPr>
+          <w:b/>
+          <w:bCs/>
+          <w:lang w:val="pl-PL"/>
+        </w:rPr>
+        <w:t>Zależności:</w:t>
+      </w:r>
+      <w:r>
+        <w:rPr>
+          <w:lang w:val="pl-PL"/>
+        </w:rPr>
+        <w:t xml:space="preserve"> Wymaga zakończenia Etapu 1.</w:t>
+      </w:r>
+    </w:p>
+    <w:p>
+      <w:pPr>
+        <w:numPr>
+          <w:ilvl w:val="0"/>
+          <w:numId w:val="47"/>
+        </w:numPr>
+        <w:rPr>
+          <w:lang w:val="en-US"/>
+        </w:rPr>
+      </w:pPr>
+      <w:proofErr w:type="spellStart"/>
+      <w:r>
+        <w:rPr>
+          <w:b/>
+          <w:bCs/>
+          <w:lang w:val="en-US"/>
+        </w:rPr>
+        <w:t>Alokacja</w:t>
+      </w:r>
+      <w:proofErr w:type="spellEnd"/>
+      <w:r>
+        <w:rPr>
+          <w:b/>
+          <w:bCs/>
+          <w:lang w:val="en-US"/>
+        </w:rPr>
+        <w:t xml:space="preserve"> </w:t>
+      </w:r>
+      <w:proofErr w:type="spellStart"/>
+      <w:r>
+        <w:rPr>
+          <w:b/>
+          <w:bCs/>
+          <w:lang w:val="en-US"/>
+        </w:rPr>
+        <w:t>zasobów</w:t>
+      </w:r>
+      <w:proofErr w:type="spellEnd"/>
+      <w:r>
+        <w:rPr>
+          <w:b/>
+          <w:bCs/>
+          <w:lang w:val="en-US"/>
+        </w:rPr>
+        <w:t>:</w:t>
+      </w:r>
+      <w:r>
+        <w:rPr>
+          <w:lang w:val="en-US"/>
+        </w:rPr>
+        <w:t xml:space="preserve"> 1x Backend Developer, 1x Frontend Developer.</w:t>
+      </w:r>
+    </w:p>
+    <w:p>
+      <w:pPr>
+        <w:rPr>
+          <w:lang w:val="pl-PL"/>
+        </w:rPr>
+      </w:pPr>
+      <w:r>
+        <w:rPr>
+          <w:b/>
+          <w:bCs/>
+          <w:lang w:val="pl-PL"/>
+        </w:rPr>
+        <w:t>Etap 3: Algorytm harmonogramowania i przydziału zasobów</w:t>
+      </w:r>
+    </w:p>
+    <w:p>
+      <w:pPr>
+        <w:numPr>
+          <w:ilvl w:val="0"/>
+          <w:numId w:val="48"/>
+        </w:numPr>
+        <w:rPr>
+          <w:lang w:val="pl-PL"/>
+        </w:rPr>
+      </w:pPr>
+      <w:r>
+        <w:rPr>
+          <w:b/>
+          <w:bCs/>
+          <w:lang w:val="pl-PL"/>
+        </w:rPr>
+        <w:t>Opis:</w:t>
+      </w:r>
+      <w:r>
+        <w:rPr>
+          <w:lang w:val="pl-PL"/>
+        </w:rPr>
+        <w:t xml:space="preserve"> Najbardziej złożona pod kątem logiki część systemu. Napisanie mechanizmu, który pobiera zarejestrowane awizacje i automatycznie dopasowuje do nich wolne okna czasowe, doki, sprzęt przeładunkowy oraz miejsca w magazynie.</w:t>
+      </w:r>
+    </w:p>
+    <w:p>
+      <w:pPr>
+        <w:numPr>
+          <w:ilvl w:val="0"/>
+          <w:numId w:val="48"/>
+        </w:numPr>
+        <w:rPr>
+          <w:lang w:val="pl-PL"/>
+        </w:rPr>
+      </w:pPr>
+      <w:r>
+        <w:rPr>
+          <w:b/>
+          <w:bCs/>
+          <w:lang w:val="pl-PL"/>
+        </w:rPr>
+        <w:t>Czas trwania:</w:t>
+      </w:r>
+      <w:r>
+        <w:rPr>
+          <w:lang w:val="pl-PL"/>
+        </w:rPr>
+        <w:t xml:space="preserve"> 15 dni roboczych.</w:t>
+      </w:r>
+    </w:p>
+    <w:p>
+      <w:pPr>
+        <w:numPr>
+          <w:ilvl w:val="0"/>
+          <w:numId w:val="48"/>
+        </w:numPr>
+        <w:rPr>
+          <w:lang w:val="pl-PL"/>
+        </w:rPr>
+      </w:pPr>
+      <w:r>
+        <w:rPr>
+          <w:b/>
+          <w:bCs/>
+          <w:lang w:val="pl-PL"/>
+        </w:rPr>
+        <w:t>Zależności:</w:t>
+      </w:r>
+      <w:r>
+        <w:rPr>
+          <w:lang w:val="pl-PL"/>
+        </w:rPr>
+        <w:t xml:space="preserve"> Wymaga zakończenia Etapu 2 (algorytm musi mieć rzeczywiste dane ładunków do testowania).</w:t>
+      </w:r>
+    </w:p>
+    <w:p>
+      <w:pPr>
+        <w:numPr>
+          <w:ilvl w:val="0"/>
+          <w:numId w:val="48"/>
+        </w:numPr>
+        <w:rPr>
+          <w:lang w:val="pl-PL"/>
+        </w:rPr>
+      </w:pPr>
+      <w:r>
+        <w:rPr>
+          <w:b/>
+          <w:bCs/>
+          <w:lang w:val="pl-PL"/>
+        </w:rPr>
+        <w:t>Alokacja zasobów:</w:t>
+      </w:r>
+      <w:r>
+        <w:rPr>
+          <w:lang w:val="pl-PL"/>
+        </w:rPr>
+        <w:t xml:space="preserve"> 2x </w:t>
+      </w:r>
+      <w:proofErr w:type="spellStart"/>
+      <w:r>
+        <w:rPr>
+          <w:lang w:val="pl-PL"/>
+        </w:rPr>
+        <w:t>Backend</w:t>
+      </w:r>
+      <w:proofErr w:type="spellEnd"/>
+      <w:r>
+        <w:rPr>
+          <w:lang w:val="pl-PL"/>
+        </w:rPr>
+        <w:t xml:space="preserve"> Developer (praca parami nad algorytmem optymalizacyjnym).</w:t>
+      </w:r>
+    </w:p>
+    <w:p>
+      <w:pPr>
+        <w:rPr>
+          <w:lang w:val="pl-PL"/>
+        </w:rPr>
+      </w:pPr>
+      <w:r>
+        <w:rPr>
+          <w:b/>
+          <w:bCs/>
+          <w:lang w:val="pl-PL"/>
+        </w:rPr>
+        <w:t>Etap 4: Panel nadzoru operacyjnego (Dashboard Koordynatora)</w:t>
+      </w:r>
+    </w:p>
+    <w:p>
+      <w:pPr>
+        <w:numPr>
+          <w:ilvl w:val="0"/>
+          <w:numId w:val="49"/>
+        </w:numPr>
+        <w:rPr>
+          <w:lang w:val="pl-PL"/>
+        </w:rPr>
+      </w:pPr>
+      <w:r>
+        <w:rPr>
+          <w:b/>
+          <w:bCs/>
+          <w:lang w:val="pl-PL"/>
+        </w:rPr>
+        <w:t>Opis:</w:t>
+      </w:r>
+      <w:r>
+        <w:rPr>
+          <w:lang w:val="pl-PL"/>
+        </w:rPr>
+        <w:t xml:space="preserve"> Zbudowanie interfejsu (</w:t>
+      </w:r>
+      <w:proofErr w:type="spellStart"/>
+      <w:r>
+        <w:rPr>
+          <w:lang w:val="pl-PL"/>
+        </w:rPr>
+        <w:t>frontendu</w:t>
+      </w:r>
+      <w:proofErr w:type="spellEnd"/>
+      <w:r>
+        <w:rPr>
+          <w:lang w:val="pl-PL"/>
+        </w:rPr>
+        <w:t>) dla Koordynatora, który w czasie rzeczywistym odświeża statusy operacji (Rozładunek, Wydano, Oczekuje). Dodanie możliwości ręcznej modyfikacji grafiku (np. w przypadku awarii doku).</w:t>
+      </w:r>
+    </w:p>
+    <w:p>
+      <w:pPr>
+        <w:numPr>
+          <w:ilvl w:val="0"/>
+          <w:numId w:val="49"/>
+        </w:numPr>
+        <w:rPr>
+          <w:lang w:val="pl-PL"/>
+        </w:rPr>
+      </w:pPr>
+      <w:r>
+        <w:rPr>
+          <w:b/>
+          <w:bCs/>
+          <w:lang w:val="pl-PL"/>
+        </w:rPr>
         <w:lastRenderedPageBreak/>
-        <w:t>Propozycja technologii informatycznych, które mogą zostać wykorzystane do realizacji systemu</w:t>
+        <w:t>Czas trwania:</w:t>
+      </w:r>
+      <w:r>
+        <w:rPr>
+          <w:lang w:val="pl-PL"/>
+        </w:rPr>
+        <w:t xml:space="preserve"> 10 dni roboczych.</w:t>
+      </w:r>
+    </w:p>
+    <w:p>
+      <w:pPr>
+        <w:numPr>
+          <w:ilvl w:val="0"/>
+          <w:numId w:val="49"/>
+        </w:numPr>
+        <w:rPr>
+          <w:lang w:val="pl-PL"/>
+        </w:rPr>
+      </w:pPr>
+      <w:r>
+        <w:rPr>
+          <w:b/>
+          <w:bCs/>
+          <w:lang w:val="pl-PL"/>
+        </w:rPr>
+        <w:t>Zależności:</w:t>
+      </w:r>
+      <w:r>
+        <w:rPr>
+          <w:lang w:val="pl-PL"/>
+        </w:rPr>
+        <w:t xml:space="preserve"> Wymaga zakończenia Etapu 3 (musi istnieć gotowy harmonogram do wyświetlenia i zarządzania).</w:t>
+      </w:r>
+    </w:p>
+    <w:p>
+      <w:pPr>
+        <w:numPr>
+          <w:ilvl w:val="0"/>
+          <w:numId w:val="49"/>
+        </w:numPr>
+        <w:rPr>
+          <w:lang w:val="pl-PL"/>
+        </w:rPr>
+      </w:pPr>
+      <w:r>
+        <w:rPr>
+          <w:b/>
+          <w:bCs/>
+          <w:lang w:val="pl-PL"/>
+        </w:rPr>
+        <w:t>Alokacja zasobów:</w:t>
+      </w:r>
+      <w:r>
+        <w:rPr>
+          <w:lang w:val="pl-PL"/>
+        </w:rPr>
+        <w:t xml:space="preserve"> 1x </w:t>
+      </w:r>
+      <w:proofErr w:type="spellStart"/>
+      <w:r>
+        <w:rPr>
+          <w:lang w:val="pl-PL"/>
+        </w:rPr>
+        <w:t>Frontend</w:t>
+      </w:r>
+      <w:proofErr w:type="spellEnd"/>
+      <w:r>
+        <w:rPr>
+          <w:lang w:val="pl-PL"/>
+        </w:rPr>
+        <w:t xml:space="preserve"> Developer, 1x </w:t>
+      </w:r>
+      <w:proofErr w:type="spellStart"/>
+      <w:r>
+        <w:rPr>
+          <w:lang w:val="pl-PL"/>
+        </w:rPr>
+        <w:t>Backend</w:t>
+      </w:r>
+      <w:proofErr w:type="spellEnd"/>
+      <w:r>
+        <w:rPr>
+          <w:lang w:val="pl-PL"/>
+        </w:rPr>
+        <w:t xml:space="preserve"> Developer (do wystawienia danych przez API na żywo).</w:t>
+      </w:r>
+    </w:p>
+    <w:p>
+      <w:pPr>
+        <w:rPr>
+          <w:lang w:val="pl-PL"/>
+        </w:rPr>
+      </w:pPr>
+      <w:r>
+        <w:rPr>
+          <w:b/>
+          <w:bCs/>
+          <w:lang w:val="pl-PL"/>
+        </w:rPr>
+        <w:t>Etap 5: Mobilny interfejs cyfrowy dla Kierowcy</w:t>
+      </w:r>
+    </w:p>
+    <w:p>
+      <w:pPr>
+        <w:numPr>
+          <w:ilvl w:val="0"/>
+          <w:numId w:val="50"/>
+        </w:numPr>
+        <w:rPr>
+          <w:lang w:val="pl-PL"/>
+        </w:rPr>
+      </w:pPr>
+      <w:r>
+        <w:rPr>
+          <w:b/>
+          <w:bCs/>
+          <w:lang w:val="pl-PL"/>
+        </w:rPr>
+        <w:t>Opis:</w:t>
+      </w:r>
+      <w:r>
+        <w:rPr>
+          <w:lang w:val="pl-PL"/>
+        </w:rPr>
+        <w:t xml:space="preserve"> Stworzenie lekkiej aplikacji webowej/mobilnej dla kierowców. Integracja z systemem tak, aby kierowca widział, pod który dok ma podjechać, a także implementacja cyfrowego przycisku „Potwierdź status” (generowanie cyfrowej karty załadunkowej).</w:t>
+      </w:r>
+    </w:p>
+    <w:p>
+      <w:pPr>
+        <w:numPr>
+          <w:ilvl w:val="0"/>
+          <w:numId w:val="50"/>
+        </w:numPr>
+        <w:rPr>
+          <w:lang w:val="pl-PL"/>
+        </w:rPr>
+      </w:pPr>
+      <w:r>
+        <w:rPr>
+          <w:b/>
+          <w:bCs/>
+          <w:lang w:val="pl-PL"/>
+        </w:rPr>
+        <w:t>Czas trwania:</w:t>
+      </w:r>
+      <w:r>
+        <w:rPr>
+          <w:lang w:val="pl-PL"/>
+        </w:rPr>
+        <w:t xml:space="preserve"> 10 i roboczych.</w:t>
+      </w:r>
+    </w:p>
+    <w:p>
+      <w:pPr>
+        <w:numPr>
+          <w:ilvl w:val="0"/>
+          <w:numId w:val="50"/>
+        </w:numPr>
+        <w:rPr>
+          <w:lang w:val="pl-PL"/>
+        </w:rPr>
+      </w:pPr>
+      <w:r>
+        <w:rPr>
+          <w:b/>
+          <w:bCs/>
+          <w:lang w:val="pl-PL"/>
+        </w:rPr>
+        <w:t>Zależności:</w:t>
+      </w:r>
+      <w:r>
+        <w:rPr>
+          <w:lang w:val="pl-PL"/>
+        </w:rPr>
+        <w:t xml:space="preserve"> Wymaga zakończenia Etapu 2 (dane ładunku) oraz Etapu 3 (przydzielony dok). Może być robiony równolegle z Etapem 4.</w:t>
+      </w:r>
+    </w:p>
+    <w:p>
+      <w:pPr>
+        <w:numPr>
+          <w:ilvl w:val="0"/>
+          <w:numId w:val="50"/>
+        </w:numPr>
+        <w:rPr>
+          <w:lang w:val="en-US"/>
+        </w:rPr>
+      </w:pPr>
+      <w:proofErr w:type="spellStart"/>
+      <w:r>
+        <w:rPr>
+          <w:b/>
+          <w:bCs/>
+          <w:lang w:val="en-US"/>
+        </w:rPr>
+        <w:t>Alokacja</w:t>
+      </w:r>
+      <w:proofErr w:type="spellEnd"/>
+      <w:r>
+        <w:rPr>
+          <w:b/>
+          <w:bCs/>
+          <w:lang w:val="en-US"/>
+        </w:rPr>
+        <w:t xml:space="preserve"> </w:t>
+      </w:r>
+      <w:proofErr w:type="spellStart"/>
+      <w:r>
+        <w:rPr>
+          <w:b/>
+          <w:bCs/>
+          <w:lang w:val="en-US"/>
+        </w:rPr>
+        <w:t>zasobów</w:t>
+      </w:r>
+      <w:proofErr w:type="spellEnd"/>
+      <w:r>
+        <w:rPr>
+          <w:b/>
+          <w:bCs/>
+          <w:lang w:val="en-US"/>
+        </w:rPr>
+        <w:t>:</w:t>
+      </w:r>
+      <w:r>
+        <w:rPr>
+          <w:lang w:val="en-US"/>
+        </w:rPr>
+        <w:t xml:space="preserve"> 1x Frontend Developer.</w:t>
+      </w:r>
+    </w:p>
+    <w:p>
+      <w:pPr>
+        <w:rPr>
+          <w:lang w:val="pl-PL"/>
+        </w:rPr>
+      </w:pPr>
+      <w:r>
+        <w:rPr>
+          <w:b/>
+          <w:bCs/>
+          <w:lang w:val="pl-PL"/>
+        </w:rPr>
+        <w:t>Etap 6: Moduł analityczny i raportowy dla Zarządu</w:t>
+      </w:r>
+    </w:p>
+    <w:p>
+      <w:pPr>
+        <w:numPr>
+          <w:ilvl w:val="0"/>
+          <w:numId w:val="51"/>
+        </w:numPr>
+        <w:rPr>
+          <w:lang w:val="pl-PL"/>
+        </w:rPr>
+      </w:pPr>
+      <w:r>
+        <w:rPr>
+          <w:b/>
+          <w:bCs/>
+          <w:lang w:val="pl-PL"/>
+        </w:rPr>
+        <w:t>Opis:</w:t>
+      </w:r>
+      <w:r>
+        <w:rPr>
+          <w:lang w:val="pl-PL"/>
+        </w:rPr>
+        <w:t xml:space="preserve"> Opracowanie widoku z podsumowaniami (KPI). Zaimplementowanie zapytań do bazy wyliczających średnie czasy przestojów, miesięczną przepustowość (w tonach) oraz generowanie gotowych plików PDF z raportami.</w:t>
+      </w:r>
+    </w:p>
+    <w:p>
+      <w:pPr>
+        <w:numPr>
+          <w:ilvl w:val="0"/>
+          <w:numId w:val="51"/>
+        </w:numPr>
+        <w:rPr>
+          <w:lang w:val="pl-PL"/>
+        </w:rPr>
+      </w:pPr>
+      <w:r>
+        <w:rPr>
+          <w:b/>
+          <w:bCs/>
+          <w:lang w:val="pl-PL"/>
+        </w:rPr>
+        <w:t>Czas trwania:</w:t>
+      </w:r>
+      <w:r>
+        <w:rPr>
+          <w:lang w:val="pl-PL"/>
+        </w:rPr>
+        <w:t xml:space="preserve"> 7 dni roboczych.</w:t>
+      </w:r>
+    </w:p>
+    <w:p>
+      <w:pPr>
+        <w:numPr>
+          <w:ilvl w:val="0"/>
+          <w:numId w:val="51"/>
+        </w:numPr>
+        <w:rPr>
+          <w:lang w:val="pl-PL"/>
+        </w:rPr>
+      </w:pPr>
+      <w:r>
+        <w:rPr>
+          <w:b/>
+          <w:bCs/>
+          <w:lang w:val="pl-PL"/>
+        </w:rPr>
+        <w:t>Zależności:</w:t>
+      </w:r>
+      <w:r>
+        <w:rPr>
+          <w:lang w:val="pl-PL"/>
+        </w:rPr>
+        <w:t xml:space="preserve"> Wymaga zakończenia Etapu 4 (system musi przetworzyć cały cykl życia ładunku, żeby wyliczyć dla niego statystyki).</w:t>
+      </w:r>
+    </w:p>
+    <w:p>
+      <w:pPr>
+        <w:numPr>
+          <w:ilvl w:val="0"/>
+          <w:numId w:val="51"/>
+        </w:numPr>
+        <w:rPr>
+          <w:lang w:val="en-US"/>
+        </w:rPr>
+      </w:pPr>
+      <w:proofErr w:type="spellStart"/>
+      <w:r>
+        <w:rPr>
+          <w:b/>
+          <w:bCs/>
+          <w:lang w:val="en-US"/>
+        </w:rPr>
+        <w:t>Alokacja</w:t>
+      </w:r>
+      <w:proofErr w:type="spellEnd"/>
+      <w:r>
+        <w:rPr>
+          <w:b/>
+          <w:bCs/>
+          <w:lang w:val="en-US"/>
+        </w:rPr>
+        <w:t xml:space="preserve"> </w:t>
+      </w:r>
+      <w:proofErr w:type="spellStart"/>
+      <w:r>
+        <w:rPr>
+          <w:b/>
+          <w:bCs/>
+          <w:lang w:val="en-US"/>
+        </w:rPr>
+        <w:t>zasobów</w:t>
+      </w:r>
+      <w:proofErr w:type="spellEnd"/>
+      <w:r>
+        <w:rPr>
+          <w:b/>
+          <w:bCs/>
+          <w:lang w:val="en-US"/>
+        </w:rPr>
+        <w:t>:</w:t>
+      </w:r>
+      <w:r>
+        <w:rPr>
+          <w:lang w:val="en-US"/>
+        </w:rPr>
+        <w:t xml:space="preserve"> 1x Backend Developer, 1x Frontend Developer.</w:t>
+      </w:r>
+    </w:p>
+    <w:p>
+      <w:pPr>
+        <w:rPr>
+          <w:lang w:val="pl-PL"/>
+        </w:rPr>
+      </w:pPr>
+      <w:r>
+        <w:rPr>
+          <w:b/>
+          <w:bCs/>
+          <w:lang w:val="pl-PL"/>
+        </w:rPr>
+        <w:t>Etap 7: Testy integracyjne i systemowe</w:t>
+      </w:r>
+    </w:p>
+    <w:p>
+      <w:pPr>
+        <w:numPr>
+          <w:ilvl w:val="0"/>
+          <w:numId w:val="52"/>
+        </w:numPr>
+        <w:rPr>
+          <w:lang w:val="pl-PL"/>
+        </w:rPr>
+      </w:pPr>
+      <w:r>
+        <w:rPr>
+          <w:b/>
+          <w:bCs/>
+          <w:lang w:val="pl-PL"/>
+        </w:rPr>
+        <w:t>Opis:</w:t>
+      </w:r>
+      <w:r>
+        <w:rPr>
+          <w:lang w:val="pl-PL"/>
+        </w:rPr>
+        <w:t xml:space="preserve"> Przeprowadzenie symulacji pełnego procesu przeładunkowego (od Kontrahenta, przez bramę, Koordynatora, aż po wyjazd Kierowcy i raport dla Zarządu). Wyłapanie błędów, testy obciążeniowe bazy danych.</w:t>
+      </w:r>
+    </w:p>
+    <w:p>
+      <w:pPr>
+        <w:numPr>
+          <w:ilvl w:val="0"/>
+          <w:numId w:val="52"/>
+        </w:numPr>
+        <w:rPr>
+          <w:lang w:val="pl-PL"/>
+        </w:rPr>
+      </w:pPr>
+      <w:r>
+        <w:rPr>
+          <w:b/>
+          <w:bCs/>
+          <w:lang w:val="pl-PL"/>
+        </w:rPr>
+        <w:t>Czas trwania:</w:t>
+      </w:r>
+      <w:r>
+        <w:rPr>
+          <w:lang w:val="pl-PL"/>
+        </w:rPr>
+        <w:t xml:space="preserve"> 10 dni roboczych.</w:t>
+      </w:r>
+    </w:p>
+    <w:p>
+      <w:pPr>
+        <w:numPr>
+          <w:ilvl w:val="0"/>
+          <w:numId w:val="52"/>
+        </w:numPr>
+        <w:rPr>
+          <w:lang w:val="pl-PL"/>
+        </w:rPr>
+      </w:pPr>
+      <w:r>
+        <w:rPr>
+          <w:b/>
+          <w:bCs/>
+          <w:lang w:val="pl-PL"/>
+        </w:rPr>
+        <w:t>Zależności:</w:t>
+      </w:r>
+      <w:r>
+        <w:rPr>
+          <w:lang w:val="pl-PL"/>
+        </w:rPr>
+        <w:t xml:space="preserve"> Wymaga fizycznego zakończenia programowania modułów z Etapów 1-6.</w:t>
+      </w:r>
+    </w:p>
+    <w:p>
+      <w:pPr>
+        <w:numPr>
+          <w:ilvl w:val="0"/>
+          <w:numId w:val="52"/>
+        </w:numPr>
+        <w:rPr>
+          <w:lang w:val="pl-PL"/>
+        </w:rPr>
+      </w:pPr>
+      <w:r>
+        <w:rPr>
+          <w:b/>
+          <w:bCs/>
+          <w:lang w:val="pl-PL"/>
+        </w:rPr>
+        <w:t>Alokacja zasobów:</w:t>
+      </w:r>
+      <w:r>
+        <w:rPr>
+          <w:lang w:val="pl-PL"/>
+        </w:rPr>
+        <w:t xml:space="preserve"> 1x Tester, wsparcie całego zespołu (usuwanie błędów </w:t>
+      </w:r>
+      <w:proofErr w:type="spellStart"/>
+      <w:r>
+        <w:rPr>
+          <w:lang w:val="pl-PL"/>
+        </w:rPr>
+        <w:t>itp</w:t>
+      </w:r>
+      <w:proofErr w:type="spellEnd"/>
+      <w:r>
+        <w:rPr>
+          <w:lang w:val="pl-PL"/>
+        </w:rPr>
+        <w:t>).</w:t>
+      </w:r>
+    </w:p>
+    <w:p>
+      <w:pPr>
+        <w:rPr>
+          <w:lang w:val="pl-PL"/>
+        </w:rPr>
+      </w:pPr>
+      <w:r>
+        <w:rPr>
+          <w:b/>
+          <w:bCs/>
+          <w:lang w:val="pl-PL"/>
+        </w:rPr>
+        <w:t>Etap 8: Wdrożenie na serwery produkcyjne i dokumentacja</w:t>
+      </w:r>
+    </w:p>
+    <w:p>
+      <w:pPr>
+        <w:numPr>
+          <w:ilvl w:val="0"/>
+          <w:numId w:val="53"/>
+        </w:numPr>
+        <w:rPr>
+          <w:lang w:val="pl-PL"/>
+        </w:rPr>
+      </w:pPr>
+      <w:r>
+        <w:rPr>
+          <w:b/>
+          <w:bCs/>
+          <w:lang w:val="pl-PL"/>
+        </w:rPr>
+        <w:t>Opis:</w:t>
+      </w:r>
+      <w:r>
+        <w:rPr>
+          <w:lang w:val="pl-PL"/>
+        </w:rPr>
+        <w:t xml:space="preserve"> Ostateczna publikacja systemu na docelowej infrastrukturze portu, podpięcie domen, zabezpieczenie sieci oraz przygotowanie krótkich instrukcji stanowiskowych dla personelu.</w:t>
+      </w:r>
+    </w:p>
+    <w:p>
+      <w:pPr>
+        <w:numPr>
+          <w:ilvl w:val="0"/>
+          <w:numId w:val="53"/>
+        </w:numPr>
+        <w:rPr>
+          <w:lang w:val="pl-PL"/>
+        </w:rPr>
+      </w:pPr>
+      <w:r>
+        <w:rPr>
+          <w:b/>
+          <w:bCs/>
+          <w:lang w:val="pl-PL"/>
+        </w:rPr>
+        <w:t>Czas trwania:</w:t>
+      </w:r>
+      <w:r>
+        <w:rPr>
+          <w:lang w:val="pl-PL"/>
+        </w:rPr>
+        <w:t xml:space="preserve"> 3 dni robocze.</w:t>
+      </w:r>
+    </w:p>
+    <w:p>
+      <w:pPr>
+        <w:numPr>
+          <w:ilvl w:val="0"/>
+          <w:numId w:val="53"/>
+        </w:numPr>
+        <w:rPr>
+          <w:lang w:val="pl-PL"/>
+        </w:rPr>
+      </w:pPr>
+      <w:r>
+        <w:rPr>
+          <w:b/>
+          <w:bCs/>
+          <w:lang w:val="pl-PL"/>
+        </w:rPr>
+        <w:t>Zależności:</w:t>
+      </w:r>
+      <w:r>
+        <w:rPr>
+          <w:lang w:val="pl-PL"/>
+        </w:rPr>
+        <w:t xml:space="preserve"> Wymaga zakończenia Etapu 7 (pozytywny wynik testów systemu).</w:t>
+      </w:r>
+    </w:p>
+    <w:p>
+      <w:pPr>
+        <w:numPr>
+          <w:ilvl w:val="0"/>
+          <w:numId w:val="53"/>
+        </w:numPr>
+        <w:rPr>
+          <w:lang w:val="pl-PL"/>
+        </w:rPr>
+      </w:pPr>
+      <w:r>
+        <w:rPr>
+          <w:b/>
+          <w:bCs/>
+          <w:lang w:val="pl-PL"/>
+        </w:rPr>
+        <w:t>Alokacja zasobów:</w:t>
+      </w:r>
+      <w:r>
+        <w:rPr>
+          <w:lang w:val="pl-PL"/>
+        </w:rPr>
+        <w:t xml:space="preserve"> 1x Architekt/</w:t>
+      </w:r>
+      <w:proofErr w:type="spellStart"/>
+      <w:r>
+        <w:rPr>
+          <w:lang w:val="pl-PL"/>
+        </w:rPr>
+        <w:t>DevOps</w:t>
+      </w:r>
+      <w:proofErr w:type="spellEnd"/>
+      <w:r>
+        <w:rPr>
+          <w:lang w:val="pl-PL"/>
+        </w:rPr>
+        <w:t>.</w:t>
+      </w:r>
+    </w:p>
+    <w:p>
+      <w:pPr>
+        <w:rPr>
+          <w:lang w:val="pl-PL"/>
+        </w:rPr>
+      </w:pPr>
+      <w:r>
+        <w:rPr>
+          <w:b/>
+          <w:bCs/>
+          <w:lang w:val="pl-PL"/>
+        </w:rPr>
+        <w:t>Podsumowanie planu:</w:t>
+      </w:r>
+      <w:r>
+        <w:rPr>
+          <w:lang w:val="pl-PL"/>
+        </w:rPr>
+        <w:t xml:space="preserve"> Ze względu na możliwość równoległego realizowania niektórych zadań (np. </w:t>
+      </w:r>
+      <w:proofErr w:type="spellStart"/>
+      <w:r>
+        <w:rPr>
+          <w:lang w:val="pl-PL"/>
+        </w:rPr>
+        <w:t>frontendu</w:t>
+      </w:r>
+      <w:proofErr w:type="spellEnd"/>
+      <w:r>
+        <w:rPr>
+          <w:lang w:val="pl-PL"/>
+        </w:rPr>
+        <w:t xml:space="preserve"> kierowcy w czasie, gdy </w:t>
+      </w:r>
+      <w:proofErr w:type="spellStart"/>
+      <w:r>
+        <w:rPr>
+          <w:lang w:val="pl-PL"/>
+        </w:rPr>
+        <w:t>backendowcy</w:t>
+      </w:r>
+      <w:proofErr w:type="spellEnd"/>
+      <w:r>
+        <w:rPr>
+          <w:lang w:val="pl-PL"/>
+        </w:rPr>
+        <w:t xml:space="preserve"> piszą moduł raportowy), cały projekt zakłada realizację w około 60 dni roboczych </w:t>
+      </w:r>
+      <w:proofErr w:type="spellStart"/>
+      <w:r>
+        <w:rPr>
+          <w:lang w:val="pl-PL"/>
+        </w:rPr>
+        <w:t>roboczych</w:t>
+      </w:r>
+      <w:proofErr w:type="spellEnd"/>
+      <w:r>
+        <w:rPr>
+          <w:lang w:val="pl-PL"/>
+        </w:rPr>
+        <w:t xml:space="preserve"> czyli w przybliżeniu 3 miesiące kalendarzowe. </w:t>
+      </w:r>
+    </w:p>
+    <w:p>
+      <w:pPr>
+        <w:rPr>
+          <w:lang w:val="pl-PL"/>
+        </w:rPr>
+      </w:pPr>
+    </w:p>
+    <w:p>
+      <w:pPr>
+        <w:pStyle w:val="Nagwek1"/>
+        <w:numPr>
+          <w:ilvl w:val="0"/>
+          <w:numId w:val="7"/>
+        </w:numPr>
+      </w:pPr>
+      <w:bookmarkStart w:id="14" w:name="_4smyz7fwmmte" w:colFirst="0" w:colLast="0"/>
+      <w:bookmarkEnd w:id="14"/>
+      <w:r>
+        <w:lastRenderedPageBreak/>
+        <w:t>Analiza ryzyka projektu</w:t>
       </w:r>
       <w:r>
         <w:rPr>
           <w:noProof/>
         </w:rPr>
-        <w:pict w14:anchorId="22234695">
-          <v:rect id="_x0000_i1040" alt="" style="width:415.5pt;height:.05pt;mso-width-percent:0;mso-height-percent:0;mso-width-percent:0;mso-height-percent:0" o:hrpct="916" o:hralign="center" o:hrstd="t" o:hr="t" fillcolor="#a0a0a0" stroked="f"/>
+        <w:pict w14:anchorId="597A6B9B">
+          <v:rect id="_x0000_i1044" alt="" style="width:415.5pt;height:.05pt;mso-width-percent:0;mso-height-percent:0;mso-width-percent:0;mso-height-percent:0" o:hrpct="916" o:hralign="center" o:hrstd="t" o:hr="t" fillcolor="#a0a0a0" stroked="f"/>
         </w:pict>
       </w:r>
     </w:p>
@@ -8834,54 +10929,6 @@
           <w:numId w:val="7"/>
         </w:numPr>
       </w:pPr>
-      <w:bookmarkStart w:id="13" w:name="_yokshilu81lp" w:colFirst="0" w:colLast="0"/>
-      <w:bookmarkEnd w:id="13"/>
-      <w:r>
-        <w:t>Propozycja planu pracy</w:t>
-      </w:r>
-      <w:r>
-        <w:rPr>
-          <w:noProof/>
-        </w:rPr>
-        <w:pict w14:anchorId="1915630C">
-          <v:rect id="_x0000_i1041" alt="" style="width:415.5pt;height:.05pt;mso-width-percent:0;mso-height-percent:0;mso-width-percent:0;mso-height-percent:0" o:hrpct="916" o:hralign="center" o:hrstd="t" o:hr="t" fillcolor="#a0a0a0" stroked="f"/>
-        </w:pict>
-      </w:r>
-    </w:p>
-    <w:p/>
-    <w:p/>
-    <w:p>
-      <w:pPr>
-        <w:pStyle w:val="Nagwek1"/>
-        <w:numPr>
-          <w:ilvl w:val="0"/>
-          <w:numId w:val="7"/>
-        </w:numPr>
-      </w:pPr>
-      <w:bookmarkStart w:id="14" w:name="_4smyz7fwmmte" w:colFirst="0" w:colLast="0"/>
-      <w:bookmarkEnd w:id="14"/>
-      <w:r>
-        <w:t>Analiza ryzyka projektu</w:t>
-      </w:r>
-      <w:r>
-        <w:rPr>
-          <w:noProof/>
-        </w:rPr>
-        <w:pict w14:anchorId="597A6B9B">
-          <v:rect id="_x0000_i1042" alt="" style="width:415.5pt;height:.05pt;mso-width-percent:0;mso-height-percent:0;mso-width-percent:0;mso-height-percent:0" o:hrpct="916" o:hralign="center" o:hrstd="t" o:hr="t" fillcolor="#a0a0a0" stroked="f"/>
-        </w:pict>
-      </w:r>
-    </w:p>
-    <w:p/>
-    <w:p/>
-    <w:p>
-      <w:pPr>
-        <w:pStyle w:val="Nagwek1"/>
-        <w:numPr>
-          <w:ilvl w:val="0"/>
-          <w:numId w:val="7"/>
-        </w:numPr>
-      </w:pPr>
       <w:bookmarkStart w:id="15" w:name="_otm2291zftcr" w:colFirst="0" w:colLast="0"/>
       <w:bookmarkEnd w:id="15"/>
       <w:r>
@@ -8892,7 +10939,7 @@
           <w:noProof/>
         </w:rPr>
         <w:pict w14:anchorId="1719E7CE">
-          <v:rect id="_x0000_i1043" alt="" style="width:415.5pt;height:.05pt;mso-width-percent:0;mso-height-percent:0;mso-width-percent:0;mso-height-percent:0" o:hrpct="916" o:hralign="center" o:hrstd="t" o:hr="t" fillcolor="#a0a0a0" stroked="f"/>
+          <v:rect id="_x0000_i1045" alt="" style="width:415.5pt;height:.05pt;mso-width-percent:0;mso-height-percent:0;mso-width-percent:0;mso-height-percent:0" o:hrpct="916" o:hralign="center" o:hrstd="t" o:hr="t" fillcolor="#a0a0a0" stroked="f"/>
         </w:pict>
       </w:r>
     </w:p>
@@ -9325,6 +11372,155 @@
     </w:lvl>
   </w:abstractNum>
   <w:abstractNum w:abstractNumId="3" w15:restartNumberingAfterBreak="0">
+    <w:nsid w:val="09872FCD"/>
+    <w:multiLevelType w:val="multilevel"/>
+    <w:tmpl w:val="0114D0FA"/>
+    <w:lvl w:ilvl="0">
+      <w:start w:val="1"/>
+      <w:numFmt w:val="bullet"/>
+      <w:lvlText w:val=""/>
+      <w:lvlJc w:val="left"/>
+      <w:pPr>
+        <w:tabs>
+          <w:tab w:val="num" w:pos="720"/>
+        </w:tabs>
+        <w:ind w:left="720" w:hanging="360"/>
+      </w:pPr>
+      <w:rPr>
+        <w:rFonts w:ascii="Symbol" w:hAnsi="Symbol" w:hint="default"/>
+        <w:sz w:val="20"/>
+      </w:rPr>
+    </w:lvl>
+    <w:lvl w:ilvl="1" w:tentative="1">
+      <w:start w:val="1"/>
+      <w:numFmt w:val="bullet"/>
+      <w:lvlText w:val="o"/>
+      <w:lvlJc w:val="left"/>
+      <w:pPr>
+        <w:tabs>
+          <w:tab w:val="num" w:pos="1440"/>
+        </w:tabs>
+        <w:ind w:left="1440" w:hanging="360"/>
+      </w:pPr>
+      <w:rPr>
+        <w:rFonts w:ascii="Courier New" w:hAnsi="Courier New" w:hint="default"/>
+        <w:sz w:val="20"/>
+      </w:rPr>
+    </w:lvl>
+    <w:lvl w:ilvl="2" w:tentative="1">
+      <w:start w:val="1"/>
+      <w:numFmt w:val="bullet"/>
+      <w:lvlText w:val=""/>
+      <w:lvlJc w:val="left"/>
+      <w:pPr>
+        <w:tabs>
+          <w:tab w:val="num" w:pos="2160"/>
+        </w:tabs>
+        <w:ind w:left="2160" w:hanging="360"/>
+      </w:pPr>
+      <w:rPr>
+        <w:rFonts w:ascii="Wingdings" w:hAnsi="Wingdings" w:hint="default"/>
+        <w:sz w:val="20"/>
+      </w:rPr>
+    </w:lvl>
+    <w:lvl w:ilvl="3" w:tentative="1">
+      <w:start w:val="1"/>
+      <w:numFmt w:val="bullet"/>
+      <w:lvlText w:val=""/>
+      <w:lvlJc w:val="left"/>
+      <w:pPr>
+        <w:tabs>
+          <w:tab w:val="num" w:pos="2880"/>
+        </w:tabs>
+        <w:ind w:left="2880" w:hanging="360"/>
+      </w:pPr>
+      <w:rPr>
+        <w:rFonts w:ascii="Wingdings" w:hAnsi="Wingdings" w:hint="default"/>
+        <w:sz w:val="20"/>
+      </w:rPr>
+    </w:lvl>
+    <w:lvl w:ilvl="4" w:tentative="1">
+      <w:start w:val="1"/>
+      <w:numFmt w:val="bullet"/>
+      <w:lvlText w:val=""/>
+      <w:lvlJc w:val="left"/>
+      <w:pPr>
+        <w:tabs>
+          <w:tab w:val="num" w:pos="3600"/>
+        </w:tabs>
+        <w:ind w:left="3600" w:hanging="360"/>
+      </w:pPr>
+      <w:rPr>
+        <w:rFonts w:ascii="Wingdings" w:hAnsi="Wingdings" w:hint="default"/>
+        <w:sz w:val="20"/>
+      </w:rPr>
+    </w:lvl>
+    <w:lvl w:ilvl="5" w:tentative="1">
+      <w:start w:val="1"/>
+      <w:numFmt w:val="bullet"/>
+      <w:lvlText w:val=""/>
+      <w:lvlJc w:val="left"/>
+      <w:pPr>
+        <w:tabs>
+          <w:tab w:val="num" w:pos="4320"/>
+        </w:tabs>
+        <w:ind w:left="4320" w:hanging="360"/>
+      </w:pPr>
+      <w:rPr>
+        <w:rFonts w:ascii="Wingdings" w:hAnsi="Wingdings" w:hint="default"/>
+        <w:sz w:val="20"/>
+      </w:rPr>
+    </w:lvl>
+    <w:lvl w:ilvl="6" w:tentative="1">
+      <w:start w:val="1"/>
+      <w:numFmt w:val="bullet"/>
+      <w:lvlText w:val=""/>
+      <w:lvlJc w:val="left"/>
+      <w:pPr>
+        <w:tabs>
+          <w:tab w:val="num" w:pos="5040"/>
+        </w:tabs>
+        <w:ind w:left="5040" w:hanging="360"/>
+      </w:pPr>
+      <w:rPr>
+        <w:rFonts w:ascii="Wingdings" w:hAnsi="Wingdings" w:hint="default"/>
+        <w:sz w:val="20"/>
+      </w:rPr>
+    </w:lvl>
+    <w:lvl w:ilvl="7" w:tentative="1">
+      <w:start w:val="1"/>
+      <w:numFmt w:val="bullet"/>
+      <w:lvlText w:val=""/>
+      <w:lvlJc w:val="left"/>
+      <w:pPr>
+        <w:tabs>
+          <w:tab w:val="num" w:pos="5760"/>
+        </w:tabs>
+        <w:ind w:left="5760" w:hanging="360"/>
+      </w:pPr>
+      <w:rPr>
+        <w:rFonts w:ascii="Wingdings" w:hAnsi="Wingdings" w:hint="default"/>
+        <w:sz w:val="20"/>
+      </w:rPr>
+    </w:lvl>
+    <w:lvl w:ilvl="8" w:tentative="1">
+      <w:start w:val="1"/>
+      <w:numFmt w:val="bullet"/>
+      <w:lvlText w:val=""/>
+      <w:lvlJc w:val="left"/>
+      <w:pPr>
+        <w:tabs>
+          <w:tab w:val="num" w:pos="6480"/>
+        </w:tabs>
+        <w:ind w:left="6480" w:hanging="360"/>
+      </w:pPr>
+      <w:rPr>
+        <w:rFonts w:ascii="Wingdings" w:hAnsi="Wingdings" w:hint="default"/>
+        <w:sz w:val="20"/>
+      </w:rPr>
+    </w:lvl>
+  </w:abstractNum>
+  <w:abstractNum w:abstractNumId="4" w15:restartNumberingAfterBreak="0">
     <w:nsid w:val="0BAD3038"/>
     <w:multiLevelType w:val="multilevel"/>
     <w:tmpl w:val="35569A96"/>
@@ -9437,7 +11633,7 @@
       </w:rPr>
     </w:lvl>
   </w:abstractNum>
-  <w:abstractNum w:abstractNumId="4" w15:restartNumberingAfterBreak="0">
+  <w:abstractNum w:abstractNumId="5" w15:restartNumberingAfterBreak="0">
     <w:nsid w:val="0DFA5501"/>
     <w:multiLevelType w:val="multilevel"/>
     <w:tmpl w:val="A650DC4C"/>
@@ -9586,7 +11782,305 @@
       </w:rPr>
     </w:lvl>
   </w:abstractNum>
-  <w:abstractNum w:abstractNumId="5" w15:restartNumberingAfterBreak="0">
+  <w:abstractNum w:abstractNumId="6" w15:restartNumberingAfterBreak="0">
+    <w:nsid w:val="0ECE2377"/>
+    <w:multiLevelType w:val="multilevel"/>
+    <w:tmpl w:val="AB7AE44E"/>
+    <w:lvl w:ilvl="0">
+      <w:start w:val="1"/>
+      <w:numFmt w:val="bullet"/>
+      <w:lvlText w:val=""/>
+      <w:lvlJc w:val="left"/>
+      <w:pPr>
+        <w:tabs>
+          <w:tab w:val="num" w:pos="720"/>
+        </w:tabs>
+        <w:ind w:left="720" w:hanging="360"/>
+      </w:pPr>
+      <w:rPr>
+        <w:rFonts w:ascii="Symbol" w:hAnsi="Symbol" w:hint="default"/>
+        <w:sz w:val="20"/>
+      </w:rPr>
+    </w:lvl>
+    <w:lvl w:ilvl="1" w:tentative="1">
+      <w:start w:val="1"/>
+      <w:numFmt w:val="bullet"/>
+      <w:lvlText w:val="o"/>
+      <w:lvlJc w:val="left"/>
+      <w:pPr>
+        <w:tabs>
+          <w:tab w:val="num" w:pos="1440"/>
+        </w:tabs>
+        <w:ind w:left="1440" w:hanging="360"/>
+      </w:pPr>
+      <w:rPr>
+        <w:rFonts w:ascii="Courier New" w:hAnsi="Courier New" w:hint="default"/>
+        <w:sz w:val="20"/>
+      </w:rPr>
+    </w:lvl>
+    <w:lvl w:ilvl="2" w:tentative="1">
+      <w:start w:val="1"/>
+      <w:numFmt w:val="bullet"/>
+      <w:lvlText w:val=""/>
+      <w:lvlJc w:val="left"/>
+      <w:pPr>
+        <w:tabs>
+          <w:tab w:val="num" w:pos="2160"/>
+        </w:tabs>
+        <w:ind w:left="2160" w:hanging="360"/>
+      </w:pPr>
+      <w:rPr>
+        <w:rFonts w:ascii="Wingdings" w:hAnsi="Wingdings" w:hint="default"/>
+        <w:sz w:val="20"/>
+      </w:rPr>
+    </w:lvl>
+    <w:lvl w:ilvl="3" w:tentative="1">
+      <w:start w:val="1"/>
+      <w:numFmt w:val="bullet"/>
+      <w:lvlText w:val=""/>
+      <w:lvlJc w:val="left"/>
+      <w:pPr>
+        <w:tabs>
+          <w:tab w:val="num" w:pos="2880"/>
+        </w:tabs>
+        <w:ind w:left="2880" w:hanging="360"/>
+      </w:pPr>
+      <w:rPr>
+        <w:rFonts w:ascii="Wingdings" w:hAnsi="Wingdings" w:hint="default"/>
+        <w:sz w:val="20"/>
+      </w:rPr>
+    </w:lvl>
+    <w:lvl w:ilvl="4" w:tentative="1">
+      <w:start w:val="1"/>
+      <w:numFmt w:val="bullet"/>
+      <w:lvlText w:val=""/>
+      <w:lvlJc w:val="left"/>
+      <w:pPr>
+        <w:tabs>
+          <w:tab w:val="num" w:pos="3600"/>
+        </w:tabs>
+        <w:ind w:left="3600" w:hanging="360"/>
+      </w:pPr>
+      <w:rPr>
+        <w:rFonts w:ascii="Wingdings" w:hAnsi="Wingdings" w:hint="default"/>
+        <w:sz w:val="20"/>
+      </w:rPr>
+    </w:lvl>
+    <w:lvl w:ilvl="5" w:tentative="1">
+      <w:start w:val="1"/>
+      <w:numFmt w:val="bullet"/>
+      <w:lvlText w:val=""/>
+      <w:lvlJc w:val="left"/>
+      <w:pPr>
+        <w:tabs>
+          <w:tab w:val="num" w:pos="4320"/>
+        </w:tabs>
+        <w:ind w:left="4320" w:hanging="360"/>
+      </w:pPr>
+      <w:rPr>
+        <w:rFonts w:ascii="Wingdings" w:hAnsi="Wingdings" w:hint="default"/>
+        <w:sz w:val="20"/>
+      </w:rPr>
+    </w:lvl>
+    <w:lvl w:ilvl="6" w:tentative="1">
+      <w:start w:val="1"/>
+      <w:numFmt w:val="bullet"/>
+      <w:lvlText w:val=""/>
+      <w:lvlJc w:val="left"/>
+      <w:pPr>
+        <w:tabs>
+          <w:tab w:val="num" w:pos="5040"/>
+        </w:tabs>
+        <w:ind w:left="5040" w:hanging="360"/>
+      </w:pPr>
+      <w:rPr>
+        <w:rFonts w:ascii="Wingdings" w:hAnsi="Wingdings" w:hint="default"/>
+        <w:sz w:val="20"/>
+      </w:rPr>
+    </w:lvl>
+    <w:lvl w:ilvl="7" w:tentative="1">
+      <w:start w:val="1"/>
+      <w:numFmt w:val="bullet"/>
+      <w:lvlText w:val=""/>
+      <w:lvlJc w:val="left"/>
+      <w:pPr>
+        <w:tabs>
+          <w:tab w:val="num" w:pos="5760"/>
+        </w:tabs>
+        <w:ind w:left="5760" w:hanging="360"/>
+      </w:pPr>
+      <w:rPr>
+        <w:rFonts w:ascii="Wingdings" w:hAnsi="Wingdings" w:hint="default"/>
+        <w:sz w:val="20"/>
+      </w:rPr>
+    </w:lvl>
+    <w:lvl w:ilvl="8" w:tentative="1">
+      <w:start w:val="1"/>
+      <w:numFmt w:val="bullet"/>
+      <w:lvlText w:val=""/>
+      <w:lvlJc w:val="left"/>
+      <w:pPr>
+        <w:tabs>
+          <w:tab w:val="num" w:pos="6480"/>
+        </w:tabs>
+        <w:ind w:left="6480" w:hanging="360"/>
+      </w:pPr>
+      <w:rPr>
+        <w:rFonts w:ascii="Wingdings" w:hAnsi="Wingdings" w:hint="default"/>
+        <w:sz w:val="20"/>
+      </w:rPr>
+    </w:lvl>
+  </w:abstractNum>
+  <w:abstractNum w:abstractNumId="7" w15:restartNumberingAfterBreak="0">
+    <w:nsid w:val="11D303E3"/>
+    <w:multiLevelType w:val="multilevel"/>
+    <w:tmpl w:val="957A028A"/>
+    <w:lvl w:ilvl="0">
+      <w:start w:val="1"/>
+      <w:numFmt w:val="bullet"/>
+      <w:lvlText w:val=""/>
+      <w:lvlJc w:val="left"/>
+      <w:pPr>
+        <w:tabs>
+          <w:tab w:val="num" w:pos="720"/>
+        </w:tabs>
+        <w:ind w:left="720" w:hanging="360"/>
+      </w:pPr>
+      <w:rPr>
+        <w:rFonts w:ascii="Symbol" w:hAnsi="Symbol" w:hint="default"/>
+        <w:sz w:val="20"/>
+      </w:rPr>
+    </w:lvl>
+    <w:lvl w:ilvl="1" w:tentative="1">
+      <w:start w:val="1"/>
+      <w:numFmt w:val="bullet"/>
+      <w:lvlText w:val="o"/>
+      <w:lvlJc w:val="left"/>
+      <w:pPr>
+        <w:tabs>
+          <w:tab w:val="num" w:pos="1440"/>
+        </w:tabs>
+        <w:ind w:left="1440" w:hanging="360"/>
+      </w:pPr>
+      <w:rPr>
+        <w:rFonts w:ascii="Courier New" w:hAnsi="Courier New" w:hint="default"/>
+        <w:sz w:val="20"/>
+      </w:rPr>
+    </w:lvl>
+    <w:lvl w:ilvl="2" w:tentative="1">
+      <w:start w:val="1"/>
+      <w:numFmt w:val="bullet"/>
+      <w:lvlText w:val=""/>
+      <w:lvlJc w:val="left"/>
+      <w:pPr>
+        <w:tabs>
+          <w:tab w:val="num" w:pos="2160"/>
+        </w:tabs>
+        <w:ind w:left="2160" w:hanging="360"/>
+      </w:pPr>
+      <w:rPr>
+        <w:rFonts w:ascii="Wingdings" w:hAnsi="Wingdings" w:hint="default"/>
+        <w:sz w:val="20"/>
+      </w:rPr>
+    </w:lvl>
+    <w:lvl w:ilvl="3" w:tentative="1">
+      <w:start w:val="1"/>
+      <w:numFmt w:val="bullet"/>
+      <w:lvlText w:val=""/>
+      <w:lvlJc w:val="left"/>
+      <w:pPr>
+        <w:tabs>
+          <w:tab w:val="num" w:pos="2880"/>
+        </w:tabs>
+        <w:ind w:left="2880" w:hanging="360"/>
+      </w:pPr>
+      <w:rPr>
+        <w:rFonts w:ascii="Wingdings" w:hAnsi="Wingdings" w:hint="default"/>
+        <w:sz w:val="20"/>
+      </w:rPr>
+    </w:lvl>
+    <w:lvl w:ilvl="4" w:tentative="1">
+      <w:start w:val="1"/>
+      <w:numFmt w:val="bullet"/>
+      <w:lvlText w:val=""/>
+      <w:lvlJc w:val="left"/>
+      <w:pPr>
+        <w:tabs>
+          <w:tab w:val="num" w:pos="3600"/>
+        </w:tabs>
+        <w:ind w:left="3600" w:hanging="360"/>
+      </w:pPr>
+      <w:rPr>
+        <w:rFonts w:ascii="Wingdings" w:hAnsi="Wingdings" w:hint="default"/>
+        <w:sz w:val="20"/>
+      </w:rPr>
+    </w:lvl>
+    <w:lvl w:ilvl="5" w:tentative="1">
+      <w:start w:val="1"/>
+      <w:numFmt w:val="bullet"/>
+      <w:lvlText w:val=""/>
+      <w:lvlJc w:val="left"/>
+      <w:pPr>
+        <w:tabs>
+          <w:tab w:val="num" w:pos="4320"/>
+        </w:tabs>
+        <w:ind w:left="4320" w:hanging="360"/>
+      </w:pPr>
+      <w:rPr>
+        <w:rFonts w:ascii="Wingdings" w:hAnsi="Wingdings" w:hint="default"/>
+        <w:sz w:val="20"/>
+      </w:rPr>
+    </w:lvl>
+    <w:lvl w:ilvl="6" w:tentative="1">
+      <w:start w:val="1"/>
+      <w:numFmt w:val="bullet"/>
+      <w:lvlText w:val=""/>
+      <w:lvlJc w:val="left"/>
+      <w:pPr>
+        <w:tabs>
+          <w:tab w:val="num" w:pos="5040"/>
+        </w:tabs>
+        <w:ind w:left="5040" w:hanging="360"/>
+      </w:pPr>
+      <w:rPr>
+        <w:rFonts w:ascii="Wingdings" w:hAnsi="Wingdings" w:hint="default"/>
+        <w:sz w:val="20"/>
+      </w:rPr>
+    </w:lvl>
+    <w:lvl w:ilvl="7" w:tentative="1">
+      <w:start w:val="1"/>
+      <w:numFmt w:val="bullet"/>
+      <w:lvlText w:val=""/>
+      <w:lvlJc w:val="left"/>
+      <w:pPr>
+        <w:tabs>
+          <w:tab w:val="num" w:pos="5760"/>
+        </w:tabs>
+        <w:ind w:left="5760" w:hanging="360"/>
+      </w:pPr>
+      <w:rPr>
+        <w:rFonts w:ascii="Wingdings" w:hAnsi="Wingdings" w:hint="default"/>
+        <w:sz w:val="20"/>
+      </w:rPr>
+    </w:lvl>
+    <w:lvl w:ilvl="8" w:tentative="1">
+      <w:start w:val="1"/>
+      <w:numFmt w:val="bullet"/>
+      <w:lvlText w:val=""/>
+      <w:lvlJc w:val="left"/>
+      <w:pPr>
+        <w:tabs>
+          <w:tab w:val="num" w:pos="6480"/>
+        </w:tabs>
+        <w:ind w:left="6480" w:hanging="360"/>
+      </w:pPr>
+      <w:rPr>
+        <w:rFonts w:ascii="Wingdings" w:hAnsi="Wingdings" w:hint="default"/>
+        <w:sz w:val="20"/>
+      </w:rPr>
+    </w:lvl>
+  </w:abstractNum>
+  <w:abstractNum w:abstractNumId="8" w15:restartNumberingAfterBreak="0">
     <w:nsid w:val="12905B2B"/>
     <w:multiLevelType w:val="multilevel"/>
     <w:tmpl w:val="851C148E"/>
@@ -9735,7 +12229,7 @@
       </w:rPr>
     </w:lvl>
   </w:abstractNum>
-  <w:abstractNum w:abstractNumId="6" w15:restartNumberingAfterBreak="0">
+  <w:abstractNum w:abstractNumId="9" w15:restartNumberingAfterBreak="0">
     <w:nsid w:val="13AB4A3D"/>
     <w:multiLevelType w:val="multilevel"/>
     <w:tmpl w:val="5F862806"/>
@@ -9848,7 +12342,7 @@
       </w:rPr>
     </w:lvl>
   </w:abstractNum>
-  <w:abstractNum w:abstractNumId="7" w15:restartNumberingAfterBreak="0">
+  <w:abstractNum w:abstractNumId="10" w15:restartNumberingAfterBreak="0">
     <w:nsid w:val="13E61A43"/>
     <w:multiLevelType w:val="multilevel"/>
     <w:tmpl w:val="85241A28"/>
@@ -9997,7 +12491,7 @@
       </w:rPr>
     </w:lvl>
   </w:abstractNum>
-  <w:abstractNum w:abstractNumId="8" w15:restartNumberingAfterBreak="0">
+  <w:abstractNum w:abstractNumId="11" w15:restartNumberingAfterBreak="0">
     <w:nsid w:val="1A3D3C53"/>
     <w:multiLevelType w:val="multilevel"/>
     <w:tmpl w:val="1A3CC12A"/>
@@ -10110,7 +12604,156 @@
       </w:rPr>
     </w:lvl>
   </w:abstractNum>
-  <w:abstractNum w:abstractNumId="9" w15:restartNumberingAfterBreak="0">
+  <w:abstractNum w:abstractNumId="12" w15:restartNumberingAfterBreak="0">
+    <w:nsid w:val="1B84513D"/>
+    <w:multiLevelType w:val="multilevel"/>
+    <w:tmpl w:val="B3A41D92"/>
+    <w:lvl w:ilvl="0">
+      <w:start w:val="1"/>
+      <w:numFmt w:val="bullet"/>
+      <w:lvlText w:val=""/>
+      <w:lvlJc w:val="left"/>
+      <w:pPr>
+        <w:tabs>
+          <w:tab w:val="num" w:pos="720"/>
+        </w:tabs>
+        <w:ind w:left="720" w:hanging="360"/>
+      </w:pPr>
+      <w:rPr>
+        <w:rFonts w:ascii="Symbol" w:hAnsi="Symbol" w:hint="default"/>
+        <w:sz w:val="20"/>
+      </w:rPr>
+    </w:lvl>
+    <w:lvl w:ilvl="1" w:tentative="1">
+      <w:start w:val="1"/>
+      <w:numFmt w:val="bullet"/>
+      <w:lvlText w:val="o"/>
+      <w:lvlJc w:val="left"/>
+      <w:pPr>
+        <w:tabs>
+          <w:tab w:val="num" w:pos="1440"/>
+        </w:tabs>
+        <w:ind w:left="1440" w:hanging="360"/>
+      </w:pPr>
+      <w:rPr>
+        <w:rFonts w:ascii="Courier New" w:hAnsi="Courier New" w:hint="default"/>
+        <w:sz w:val="20"/>
+      </w:rPr>
+    </w:lvl>
+    <w:lvl w:ilvl="2" w:tentative="1">
+      <w:start w:val="1"/>
+      <w:numFmt w:val="bullet"/>
+      <w:lvlText w:val=""/>
+      <w:lvlJc w:val="left"/>
+      <w:pPr>
+        <w:tabs>
+          <w:tab w:val="num" w:pos="2160"/>
+        </w:tabs>
+        <w:ind w:left="2160" w:hanging="360"/>
+      </w:pPr>
+      <w:rPr>
+        <w:rFonts w:ascii="Wingdings" w:hAnsi="Wingdings" w:hint="default"/>
+        <w:sz w:val="20"/>
+      </w:rPr>
+    </w:lvl>
+    <w:lvl w:ilvl="3" w:tentative="1">
+      <w:start w:val="1"/>
+      <w:numFmt w:val="bullet"/>
+      <w:lvlText w:val=""/>
+      <w:lvlJc w:val="left"/>
+      <w:pPr>
+        <w:tabs>
+          <w:tab w:val="num" w:pos="2880"/>
+        </w:tabs>
+        <w:ind w:left="2880" w:hanging="360"/>
+      </w:pPr>
+      <w:rPr>
+        <w:rFonts w:ascii="Wingdings" w:hAnsi="Wingdings" w:hint="default"/>
+        <w:sz w:val="20"/>
+      </w:rPr>
+    </w:lvl>
+    <w:lvl w:ilvl="4" w:tentative="1">
+      <w:start w:val="1"/>
+      <w:numFmt w:val="bullet"/>
+      <w:lvlText w:val=""/>
+      <w:lvlJc w:val="left"/>
+      <w:pPr>
+        <w:tabs>
+          <w:tab w:val="num" w:pos="3600"/>
+        </w:tabs>
+        <w:ind w:left="3600" w:hanging="360"/>
+      </w:pPr>
+      <w:rPr>
+        <w:rFonts w:ascii="Wingdings" w:hAnsi="Wingdings" w:hint="default"/>
+        <w:sz w:val="20"/>
+      </w:rPr>
+    </w:lvl>
+    <w:lvl w:ilvl="5" w:tentative="1">
+      <w:start w:val="1"/>
+      <w:numFmt w:val="bullet"/>
+      <w:lvlText w:val=""/>
+      <w:lvlJc w:val="left"/>
+      <w:pPr>
+        <w:tabs>
+          <w:tab w:val="num" w:pos="4320"/>
+        </w:tabs>
+        <w:ind w:left="4320" w:hanging="360"/>
+      </w:pPr>
+      <w:rPr>
+        <w:rFonts w:ascii="Wingdings" w:hAnsi="Wingdings" w:hint="default"/>
+        <w:sz w:val="20"/>
+      </w:rPr>
+    </w:lvl>
+    <w:lvl w:ilvl="6" w:tentative="1">
+      <w:start w:val="1"/>
+      <w:numFmt w:val="bullet"/>
+      <w:lvlText w:val=""/>
+      <w:lvlJc w:val="left"/>
+      <w:pPr>
+        <w:tabs>
+          <w:tab w:val="num" w:pos="5040"/>
+        </w:tabs>
+        <w:ind w:left="5040" w:hanging="360"/>
+      </w:pPr>
+      <w:rPr>
+        <w:rFonts w:ascii="Wingdings" w:hAnsi="Wingdings" w:hint="default"/>
+        <w:sz w:val="20"/>
+      </w:rPr>
+    </w:lvl>
+    <w:lvl w:ilvl="7" w:tentative="1">
+      <w:start w:val="1"/>
+      <w:numFmt w:val="bullet"/>
+      <w:lvlText w:val=""/>
+      <w:lvlJc w:val="left"/>
+      <w:pPr>
+        <w:tabs>
+          <w:tab w:val="num" w:pos="5760"/>
+        </w:tabs>
+        <w:ind w:left="5760" w:hanging="360"/>
+      </w:pPr>
+      <w:rPr>
+        <w:rFonts w:ascii="Wingdings" w:hAnsi="Wingdings" w:hint="default"/>
+        <w:sz w:val="20"/>
+      </w:rPr>
+    </w:lvl>
+    <w:lvl w:ilvl="8" w:tentative="1">
+      <w:start w:val="1"/>
+      <w:numFmt w:val="bullet"/>
+      <w:lvlText w:val=""/>
+      <w:lvlJc w:val="left"/>
+      <w:pPr>
+        <w:tabs>
+          <w:tab w:val="num" w:pos="6480"/>
+        </w:tabs>
+        <w:ind w:left="6480" w:hanging="360"/>
+      </w:pPr>
+      <w:rPr>
+        <w:rFonts w:ascii="Wingdings" w:hAnsi="Wingdings" w:hint="default"/>
+        <w:sz w:val="20"/>
+      </w:rPr>
+    </w:lvl>
+  </w:abstractNum>
+  <w:abstractNum w:abstractNumId="13" w15:restartNumberingAfterBreak="0">
     <w:nsid w:val="220308DA"/>
     <w:multiLevelType w:val="multilevel"/>
     <w:tmpl w:val="75BC2B24"/>
@@ -10259,7 +12902,7 @@
       </w:rPr>
     </w:lvl>
   </w:abstractNum>
-  <w:abstractNum w:abstractNumId="10" w15:restartNumberingAfterBreak="0">
+  <w:abstractNum w:abstractNumId="14" w15:restartNumberingAfterBreak="0">
     <w:nsid w:val="24C1282E"/>
     <w:multiLevelType w:val="multilevel"/>
     <w:tmpl w:val="46C457FA"/>
@@ -10408,7 +13051,7 @@
       </w:rPr>
     </w:lvl>
   </w:abstractNum>
-  <w:abstractNum w:abstractNumId="11" w15:restartNumberingAfterBreak="0">
+  <w:abstractNum w:abstractNumId="15" w15:restartNumberingAfterBreak="0">
     <w:nsid w:val="26891B54"/>
     <w:multiLevelType w:val="multilevel"/>
     <w:tmpl w:val="2C70462C"/>
@@ -10557,7 +13200,7 @@
       </w:rPr>
     </w:lvl>
   </w:abstractNum>
-  <w:abstractNum w:abstractNumId="12" w15:restartNumberingAfterBreak="0">
+  <w:abstractNum w:abstractNumId="16" w15:restartNumberingAfterBreak="0">
     <w:nsid w:val="29735BCB"/>
     <w:multiLevelType w:val="multilevel"/>
     <w:tmpl w:val="6BC6E2BA"/>
@@ -10706,7 +13349,7 @@
       </w:rPr>
     </w:lvl>
   </w:abstractNum>
-  <w:abstractNum w:abstractNumId="13" w15:restartNumberingAfterBreak="0">
+  <w:abstractNum w:abstractNumId="17" w15:restartNumberingAfterBreak="0">
     <w:nsid w:val="2A4B32FC"/>
     <w:multiLevelType w:val="multilevel"/>
     <w:tmpl w:val="55FCF9C6"/>
@@ -10855,7 +13498,7 @@
       </w:rPr>
     </w:lvl>
   </w:abstractNum>
-  <w:abstractNum w:abstractNumId="14" w15:restartNumberingAfterBreak="0">
+  <w:abstractNum w:abstractNumId="18" w15:restartNumberingAfterBreak="0">
     <w:nsid w:val="2C2F5032"/>
     <w:multiLevelType w:val="multilevel"/>
     <w:tmpl w:val="B1C2CBA0"/>
@@ -11004,7 +13647,7 @@
       </w:rPr>
     </w:lvl>
   </w:abstractNum>
-  <w:abstractNum w:abstractNumId="15" w15:restartNumberingAfterBreak="0">
+  <w:abstractNum w:abstractNumId="19" w15:restartNumberingAfterBreak="0">
     <w:nsid w:val="2DAC6D28"/>
     <w:multiLevelType w:val="multilevel"/>
     <w:tmpl w:val="BA387194"/>
@@ -11117,7 +13760,7 @@
       </w:pPr>
     </w:lvl>
   </w:abstractNum>
-  <w:abstractNum w:abstractNumId="16" w15:restartNumberingAfterBreak="0">
+  <w:abstractNum w:abstractNumId="20" w15:restartNumberingAfterBreak="0">
     <w:nsid w:val="2DFB2FAB"/>
     <w:multiLevelType w:val="multilevel"/>
     <w:tmpl w:val="C1322226"/>
@@ -11266,7 +13909,7 @@
       </w:rPr>
     </w:lvl>
   </w:abstractNum>
-  <w:abstractNum w:abstractNumId="17" w15:restartNumberingAfterBreak="0">
+  <w:abstractNum w:abstractNumId="21" w15:restartNumberingAfterBreak="0">
     <w:nsid w:val="30A97787"/>
     <w:multiLevelType w:val="multilevel"/>
     <w:tmpl w:val="AFD03C78"/>
@@ -11415,7 +14058,7 @@
       </w:rPr>
     </w:lvl>
   </w:abstractNum>
-  <w:abstractNum w:abstractNumId="18" w15:restartNumberingAfterBreak="0">
+  <w:abstractNum w:abstractNumId="22" w15:restartNumberingAfterBreak="0">
     <w:nsid w:val="32A7688C"/>
     <w:multiLevelType w:val="multilevel"/>
     <w:tmpl w:val="FDAE8B5C"/>
@@ -11564,7 +14207,156 @@
       </w:rPr>
     </w:lvl>
   </w:abstractNum>
-  <w:abstractNum w:abstractNumId="19" w15:restartNumberingAfterBreak="0">
+  <w:abstractNum w:abstractNumId="23" w15:restartNumberingAfterBreak="0">
+    <w:nsid w:val="34ED3321"/>
+    <w:multiLevelType w:val="multilevel"/>
+    <w:tmpl w:val="6838C3D4"/>
+    <w:lvl w:ilvl="0">
+      <w:start w:val="1"/>
+      <w:numFmt w:val="bullet"/>
+      <w:lvlText w:val=""/>
+      <w:lvlJc w:val="left"/>
+      <w:pPr>
+        <w:tabs>
+          <w:tab w:val="num" w:pos="720"/>
+        </w:tabs>
+        <w:ind w:left="720" w:hanging="360"/>
+      </w:pPr>
+      <w:rPr>
+        <w:rFonts w:ascii="Symbol" w:hAnsi="Symbol" w:hint="default"/>
+        <w:sz w:val="20"/>
+      </w:rPr>
+    </w:lvl>
+    <w:lvl w:ilvl="1" w:tentative="1">
+      <w:start w:val="1"/>
+      <w:numFmt w:val="bullet"/>
+      <w:lvlText w:val="o"/>
+      <w:lvlJc w:val="left"/>
+      <w:pPr>
+        <w:tabs>
+          <w:tab w:val="num" w:pos="1440"/>
+        </w:tabs>
+        <w:ind w:left="1440" w:hanging="360"/>
+      </w:pPr>
+      <w:rPr>
+        <w:rFonts w:ascii="Courier New" w:hAnsi="Courier New" w:hint="default"/>
+        <w:sz w:val="20"/>
+      </w:rPr>
+    </w:lvl>
+    <w:lvl w:ilvl="2" w:tentative="1">
+      <w:start w:val="1"/>
+      <w:numFmt w:val="bullet"/>
+      <w:lvlText w:val=""/>
+      <w:lvlJc w:val="left"/>
+      <w:pPr>
+        <w:tabs>
+          <w:tab w:val="num" w:pos="2160"/>
+        </w:tabs>
+        <w:ind w:left="2160" w:hanging="360"/>
+      </w:pPr>
+      <w:rPr>
+        <w:rFonts w:ascii="Wingdings" w:hAnsi="Wingdings" w:hint="default"/>
+        <w:sz w:val="20"/>
+      </w:rPr>
+    </w:lvl>
+    <w:lvl w:ilvl="3" w:tentative="1">
+      <w:start w:val="1"/>
+      <w:numFmt w:val="bullet"/>
+      <w:lvlText w:val=""/>
+      <w:lvlJc w:val="left"/>
+      <w:pPr>
+        <w:tabs>
+          <w:tab w:val="num" w:pos="2880"/>
+        </w:tabs>
+        <w:ind w:left="2880" w:hanging="360"/>
+      </w:pPr>
+      <w:rPr>
+        <w:rFonts w:ascii="Wingdings" w:hAnsi="Wingdings" w:hint="default"/>
+        <w:sz w:val="20"/>
+      </w:rPr>
+    </w:lvl>
+    <w:lvl w:ilvl="4" w:tentative="1">
+      <w:start w:val="1"/>
+      <w:numFmt w:val="bullet"/>
+      <w:lvlText w:val=""/>
+      <w:lvlJc w:val="left"/>
+      <w:pPr>
+        <w:tabs>
+          <w:tab w:val="num" w:pos="3600"/>
+        </w:tabs>
+        <w:ind w:left="3600" w:hanging="360"/>
+      </w:pPr>
+      <w:rPr>
+        <w:rFonts w:ascii="Wingdings" w:hAnsi="Wingdings" w:hint="default"/>
+        <w:sz w:val="20"/>
+      </w:rPr>
+    </w:lvl>
+    <w:lvl w:ilvl="5" w:tentative="1">
+      <w:start w:val="1"/>
+      <w:numFmt w:val="bullet"/>
+      <w:lvlText w:val=""/>
+      <w:lvlJc w:val="left"/>
+      <w:pPr>
+        <w:tabs>
+          <w:tab w:val="num" w:pos="4320"/>
+        </w:tabs>
+        <w:ind w:left="4320" w:hanging="360"/>
+      </w:pPr>
+      <w:rPr>
+        <w:rFonts w:ascii="Wingdings" w:hAnsi="Wingdings" w:hint="default"/>
+        <w:sz w:val="20"/>
+      </w:rPr>
+    </w:lvl>
+    <w:lvl w:ilvl="6" w:tentative="1">
+      <w:start w:val="1"/>
+      <w:numFmt w:val="bullet"/>
+      <w:lvlText w:val=""/>
+      <w:lvlJc w:val="left"/>
+      <w:pPr>
+        <w:tabs>
+          <w:tab w:val="num" w:pos="5040"/>
+        </w:tabs>
+        <w:ind w:left="5040" w:hanging="360"/>
+      </w:pPr>
+      <w:rPr>
+        <w:rFonts w:ascii="Wingdings" w:hAnsi="Wingdings" w:hint="default"/>
+        <w:sz w:val="20"/>
+      </w:rPr>
+    </w:lvl>
+    <w:lvl w:ilvl="7" w:tentative="1">
+      <w:start w:val="1"/>
+      <w:numFmt w:val="bullet"/>
+      <w:lvlText w:val=""/>
+      <w:lvlJc w:val="left"/>
+      <w:pPr>
+        <w:tabs>
+          <w:tab w:val="num" w:pos="5760"/>
+        </w:tabs>
+        <w:ind w:left="5760" w:hanging="360"/>
+      </w:pPr>
+      <w:rPr>
+        <w:rFonts w:ascii="Wingdings" w:hAnsi="Wingdings" w:hint="default"/>
+        <w:sz w:val="20"/>
+      </w:rPr>
+    </w:lvl>
+    <w:lvl w:ilvl="8" w:tentative="1">
+      <w:start w:val="1"/>
+      <w:numFmt w:val="bullet"/>
+      <w:lvlText w:val=""/>
+      <w:lvlJc w:val="left"/>
+      <w:pPr>
+        <w:tabs>
+          <w:tab w:val="num" w:pos="6480"/>
+        </w:tabs>
+        <w:ind w:left="6480" w:hanging="360"/>
+      </w:pPr>
+      <w:rPr>
+        <w:rFonts w:ascii="Wingdings" w:hAnsi="Wingdings" w:hint="default"/>
+        <w:sz w:val="20"/>
+      </w:rPr>
+    </w:lvl>
+  </w:abstractNum>
+  <w:abstractNum w:abstractNumId="24" w15:restartNumberingAfterBreak="0">
     <w:nsid w:val="38346763"/>
     <w:multiLevelType w:val="multilevel"/>
     <w:tmpl w:val="29643462"/>
@@ -11677,7 +14469,156 @@
       </w:rPr>
     </w:lvl>
   </w:abstractNum>
-  <w:abstractNum w:abstractNumId="20" w15:restartNumberingAfterBreak="0">
+  <w:abstractNum w:abstractNumId="25" w15:restartNumberingAfterBreak="0">
+    <w:nsid w:val="39FF1CD4"/>
+    <w:multiLevelType w:val="multilevel"/>
+    <w:tmpl w:val="580AD2D8"/>
+    <w:lvl w:ilvl="0">
+      <w:start w:val="1"/>
+      <w:numFmt w:val="bullet"/>
+      <w:lvlText w:val=""/>
+      <w:lvlJc w:val="left"/>
+      <w:pPr>
+        <w:tabs>
+          <w:tab w:val="num" w:pos="720"/>
+        </w:tabs>
+        <w:ind w:left="720" w:hanging="360"/>
+      </w:pPr>
+      <w:rPr>
+        <w:rFonts w:ascii="Symbol" w:hAnsi="Symbol" w:hint="default"/>
+        <w:sz w:val="20"/>
+      </w:rPr>
+    </w:lvl>
+    <w:lvl w:ilvl="1" w:tentative="1">
+      <w:start w:val="1"/>
+      <w:numFmt w:val="bullet"/>
+      <w:lvlText w:val="o"/>
+      <w:lvlJc w:val="left"/>
+      <w:pPr>
+        <w:tabs>
+          <w:tab w:val="num" w:pos="1440"/>
+        </w:tabs>
+        <w:ind w:left="1440" w:hanging="360"/>
+      </w:pPr>
+      <w:rPr>
+        <w:rFonts w:ascii="Courier New" w:hAnsi="Courier New" w:hint="default"/>
+        <w:sz w:val="20"/>
+      </w:rPr>
+    </w:lvl>
+    <w:lvl w:ilvl="2" w:tentative="1">
+      <w:start w:val="1"/>
+      <w:numFmt w:val="bullet"/>
+      <w:lvlText w:val=""/>
+      <w:lvlJc w:val="left"/>
+      <w:pPr>
+        <w:tabs>
+          <w:tab w:val="num" w:pos="2160"/>
+        </w:tabs>
+        <w:ind w:left="2160" w:hanging="360"/>
+      </w:pPr>
+      <w:rPr>
+        <w:rFonts w:ascii="Wingdings" w:hAnsi="Wingdings" w:hint="default"/>
+        <w:sz w:val="20"/>
+      </w:rPr>
+    </w:lvl>
+    <w:lvl w:ilvl="3" w:tentative="1">
+      <w:start w:val="1"/>
+      <w:numFmt w:val="bullet"/>
+      <w:lvlText w:val=""/>
+      <w:lvlJc w:val="left"/>
+      <w:pPr>
+        <w:tabs>
+          <w:tab w:val="num" w:pos="2880"/>
+        </w:tabs>
+        <w:ind w:left="2880" w:hanging="360"/>
+      </w:pPr>
+      <w:rPr>
+        <w:rFonts w:ascii="Wingdings" w:hAnsi="Wingdings" w:hint="default"/>
+        <w:sz w:val="20"/>
+      </w:rPr>
+    </w:lvl>
+    <w:lvl w:ilvl="4" w:tentative="1">
+      <w:start w:val="1"/>
+      <w:numFmt w:val="bullet"/>
+      <w:lvlText w:val=""/>
+      <w:lvlJc w:val="left"/>
+      <w:pPr>
+        <w:tabs>
+          <w:tab w:val="num" w:pos="3600"/>
+        </w:tabs>
+        <w:ind w:left="3600" w:hanging="360"/>
+      </w:pPr>
+      <w:rPr>
+        <w:rFonts w:ascii="Wingdings" w:hAnsi="Wingdings" w:hint="default"/>
+        <w:sz w:val="20"/>
+      </w:rPr>
+    </w:lvl>
+    <w:lvl w:ilvl="5" w:tentative="1">
+      <w:start w:val="1"/>
+      <w:numFmt w:val="bullet"/>
+      <w:lvlText w:val=""/>
+      <w:lvlJc w:val="left"/>
+      <w:pPr>
+        <w:tabs>
+          <w:tab w:val="num" w:pos="4320"/>
+        </w:tabs>
+        <w:ind w:left="4320" w:hanging="360"/>
+      </w:pPr>
+      <w:rPr>
+        <w:rFonts w:ascii="Wingdings" w:hAnsi="Wingdings" w:hint="default"/>
+        <w:sz w:val="20"/>
+      </w:rPr>
+    </w:lvl>
+    <w:lvl w:ilvl="6" w:tentative="1">
+      <w:start w:val="1"/>
+      <w:numFmt w:val="bullet"/>
+      <w:lvlText w:val=""/>
+      <w:lvlJc w:val="left"/>
+      <w:pPr>
+        <w:tabs>
+          <w:tab w:val="num" w:pos="5040"/>
+        </w:tabs>
+        <w:ind w:left="5040" w:hanging="360"/>
+      </w:pPr>
+      <w:rPr>
+        <w:rFonts w:ascii="Wingdings" w:hAnsi="Wingdings" w:hint="default"/>
+        <w:sz w:val="20"/>
+      </w:rPr>
+    </w:lvl>
+    <w:lvl w:ilvl="7" w:tentative="1">
+      <w:start w:val="1"/>
+      <w:numFmt w:val="bullet"/>
+      <w:lvlText w:val=""/>
+      <w:lvlJc w:val="left"/>
+      <w:pPr>
+        <w:tabs>
+          <w:tab w:val="num" w:pos="5760"/>
+        </w:tabs>
+        <w:ind w:left="5760" w:hanging="360"/>
+      </w:pPr>
+      <w:rPr>
+        <w:rFonts w:ascii="Wingdings" w:hAnsi="Wingdings" w:hint="default"/>
+        <w:sz w:val="20"/>
+      </w:rPr>
+    </w:lvl>
+    <w:lvl w:ilvl="8" w:tentative="1">
+      <w:start w:val="1"/>
+      <w:numFmt w:val="bullet"/>
+      <w:lvlText w:val=""/>
+      <w:lvlJc w:val="left"/>
+      <w:pPr>
+        <w:tabs>
+          <w:tab w:val="num" w:pos="6480"/>
+        </w:tabs>
+        <w:ind w:left="6480" w:hanging="360"/>
+      </w:pPr>
+      <w:rPr>
+        <w:rFonts w:ascii="Wingdings" w:hAnsi="Wingdings" w:hint="default"/>
+        <w:sz w:val="20"/>
+      </w:rPr>
+    </w:lvl>
+  </w:abstractNum>
+  <w:abstractNum w:abstractNumId="26" w15:restartNumberingAfterBreak="0">
     <w:nsid w:val="425567C4"/>
     <w:multiLevelType w:val="multilevel"/>
     <w:tmpl w:val="08FE72E8"/>
@@ -11826,7 +14767,7 @@
       </w:rPr>
     </w:lvl>
   </w:abstractNum>
-  <w:abstractNum w:abstractNumId="21" w15:restartNumberingAfterBreak="0">
+  <w:abstractNum w:abstractNumId="27" w15:restartNumberingAfterBreak="0">
     <w:nsid w:val="436B18AA"/>
     <w:multiLevelType w:val="multilevel"/>
     <w:tmpl w:val="BFAA6B5A"/>
@@ -11975,7 +14916,7 @@
       </w:rPr>
     </w:lvl>
   </w:abstractNum>
-  <w:abstractNum w:abstractNumId="22" w15:restartNumberingAfterBreak="0">
+  <w:abstractNum w:abstractNumId="28" w15:restartNumberingAfterBreak="0">
     <w:nsid w:val="43960807"/>
     <w:multiLevelType w:val="multilevel"/>
     <w:tmpl w:val="630ADB68"/>
@@ -12124,7 +15065,7 @@
       </w:rPr>
     </w:lvl>
   </w:abstractNum>
-  <w:abstractNum w:abstractNumId="23" w15:restartNumberingAfterBreak="0">
+  <w:abstractNum w:abstractNumId="29" w15:restartNumberingAfterBreak="0">
     <w:nsid w:val="47A83698"/>
     <w:multiLevelType w:val="multilevel"/>
     <w:tmpl w:val="3DD0E790"/>
@@ -12237,7 +15178,156 @@
       </w:pPr>
     </w:lvl>
   </w:abstractNum>
-  <w:abstractNum w:abstractNumId="24" w15:restartNumberingAfterBreak="0">
+  <w:abstractNum w:abstractNumId="30" w15:restartNumberingAfterBreak="0">
+    <w:nsid w:val="4C3D0E9C"/>
+    <w:multiLevelType w:val="multilevel"/>
+    <w:tmpl w:val="5902FF10"/>
+    <w:lvl w:ilvl="0">
+      <w:start w:val="1"/>
+      <w:numFmt w:val="bullet"/>
+      <w:lvlText w:val=""/>
+      <w:lvlJc w:val="left"/>
+      <w:pPr>
+        <w:tabs>
+          <w:tab w:val="num" w:pos="720"/>
+        </w:tabs>
+        <w:ind w:left="720" w:hanging="360"/>
+      </w:pPr>
+      <w:rPr>
+        <w:rFonts w:ascii="Symbol" w:hAnsi="Symbol" w:hint="default"/>
+        <w:sz w:val="20"/>
+      </w:rPr>
+    </w:lvl>
+    <w:lvl w:ilvl="1" w:tentative="1">
+      <w:start w:val="1"/>
+      <w:numFmt w:val="bullet"/>
+      <w:lvlText w:val="o"/>
+      <w:lvlJc w:val="left"/>
+      <w:pPr>
+        <w:tabs>
+          <w:tab w:val="num" w:pos="1440"/>
+        </w:tabs>
+        <w:ind w:left="1440" w:hanging="360"/>
+      </w:pPr>
+      <w:rPr>
+        <w:rFonts w:ascii="Courier New" w:hAnsi="Courier New" w:hint="default"/>
+        <w:sz w:val="20"/>
+      </w:rPr>
+    </w:lvl>
+    <w:lvl w:ilvl="2" w:tentative="1">
+      <w:start w:val="1"/>
+      <w:numFmt w:val="bullet"/>
+      <w:lvlText w:val=""/>
+      <w:lvlJc w:val="left"/>
+      <w:pPr>
+        <w:tabs>
+          <w:tab w:val="num" w:pos="2160"/>
+        </w:tabs>
+        <w:ind w:left="2160" w:hanging="360"/>
+      </w:pPr>
+      <w:rPr>
+        <w:rFonts w:ascii="Wingdings" w:hAnsi="Wingdings" w:hint="default"/>
+        <w:sz w:val="20"/>
+      </w:rPr>
+    </w:lvl>
+    <w:lvl w:ilvl="3" w:tentative="1">
+      <w:start w:val="1"/>
+      <w:numFmt w:val="bullet"/>
+      <w:lvlText w:val=""/>
+      <w:lvlJc w:val="left"/>
+      <w:pPr>
+        <w:tabs>
+          <w:tab w:val="num" w:pos="2880"/>
+        </w:tabs>
+        <w:ind w:left="2880" w:hanging="360"/>
+      </w:pPr>
+      <w:rPr>
+        <w:rFonts w:ascii="Wingdings" w:hAnsi="Wingdings" w:hint="default"/>
+        <w:sz w:val="20"/>
+      </w:rPr>
+    </w:lvl>
+    <w:lvl w:ilvl="4" w:tentative="1">
+      <w:start w:val="1"/>
+      <w:numFmt w:val="bullet"/>
+      <w:lvlText w:val=""/>
+      <w:lvlJc w:val="left"/>
+      <w:pPr>
+        <w:tabs>
+          <w:tab w:val="num" w:pos="3600"/>
+        </w:tabs>
+        <w:ind w:left="3600" w:hanging="360"/>
+      </w:pPr>
+      <w:rPr>
+        <w:rFonts w:ascii="Wingdings" w:hAnsi="Wingdings" w:hint="default"/>
+        <w:sz w:val="20"/>
+      </w:rPr>
+    </w:lvl>
+    <w:lvl w:ilvl="5" w:tentative="1">
+      <w:start w:val="1"/>
+      <w:numFmt w:val="bullet"/>
+      <w:lvlText w:val=""/>
+      <w:lvlJc w:val="left"/>
+      <w:pPr>
+        <w:tabs>
+          <w:tab w:val="num" w:pos="4320"/>
+        </w:tabs>
+        <w:ind w:left="4320" w:hanging="360"/>
+      </w:pPr>
+      <w:rPr>
+        <w:rFonts w:ascii="Wingdings" w:hAnsi="Wingdings" w:hint="default"/>
+        <w:sz w:val="20"/>
+      </w:rPr>
+    </w:lvl>
+    <w:lvl w:ilvl="6" w:tentative="1">
+      <w:start w:val="1"/>
+      <w:numFmt w:val="bullet"/>
+      <w:lvlText w:val=""/>
+      <w:lvlJc w:val="left"/>
+      <w:pPr>
+        <w:tabs>
+          <w:tab w:val="num" w:pos="5040"/>
+        </w:tabs>
+        <w:ind w:left="5040" w:hanging="360"/>
+      </w:pPr>
+      <w:rPr>
+        <w:rFonts w:ascii="Wingdings" w:hAnsi="Wingdings" w:hint="default"/>
+        <w:sz w:val="20"/>
+      </w:rPr>
+    </w:lvl>
+    <w:lvl w:ilvl="7" w:tentative="1">
+      <w:start w:val="1"/>
+      <w:numFmt w:val="bullet"/>
+      <w:lvlText w:val=""/>
+      <w:lvlJc w:val="left"/>
+      <w:pPr>
+        <w:tabs>
+          <w:tab w:val="num" w:pos="5760"/>
+        </w:tabs>
+        <w:ind w:left="5760" w:hanging="360"/>
+      </w:pPr>
+      <w:rPr>
+        <w:rFonts w:ascii="Wingdings" w:hAnsi="Wingdings" w:hint="default"/>
+        <w:sz w:val="20"/>
+      </w:rPr>
+    </w:lvl>
+    <w:lvl w:ilvl="8" w:tentative="1">
+      <w:start w:val="1"/>
+      <w:numFmt w:val="bullet"/>
+      <w:lvlText w:val=""/>
+      <w:lvlJc w:val="left"/>
+      <w:pPr>
+        <w:tabs>
+          <w:tab w:val="num" w:pos="6480"/>
+        </w:tabs>
+        <w:ind w:left="6480" w:hanging="360"/>
+      </w:pPr>
+      <w:rPr>
+        <w:rFonts w:ascii="Wingdings" w:hAnsi="Wingdings" w:hint="default"/>
+        <w:sz w:val="20"/>
+      </w:rPr>
+    </w:lvl>
+  </w:abstractNum>
+  <w:abstractNum w:abstractNumId="31" w15:restartNumberingAfterBreak="0">
     <w:nsid w:val="4D737DC7"/>
     <w:multiLevelType w:val="multilevel"/>
     <w:tmpl w:val="0CC65676"/>
@@ -12386,7 +15476,7 @@
       </w:rPr>
     </w:lvl>
   </w:abstractNum>
-  <w:abstractNum w:abstractNumId="25" w15:restartNumberingAfterBreak="0">
+  <w:abstractNum w:abstractNumId="32" w15:restartNumberingAfterBreak="0">
     <w:nsid w:val="4DD701F5"/>
     <w:multiLevelType w:val="multilevel"/>
     <w:tmpl w:val="6F824E32"/>
@@ -12535,7 +15625,7 @@
       </w:rPr>
     </w:lvl>
   </w:abstractNum>
-  <w:abstractNum w:abstractNumId="26" w15:restartNumberingAfterBreak="0">
+  <w:abstractNum w:abstractNumId="33" w15:restartNumberingAfterBreak="0">
     <w:nsid w:val="520D7D1F"/>
     <w:multiLevelType w:val="multilevel"/>
     <w:tmpl w:val="BA12CAC4"/>
@@ -12684,7 +15774,7 @@
       </w:rPr>
     </w:lvl>
   </w:abstractNum>
-  <w:abstractNum w:abstractNumId="27" w15:restartNumberingAfterBreak="0">
+  <w:abstractNum w:abstractNumId="34" w15:restartNumberingAfterBreak="0">
     <w:nsid w:val="546B4CA0"/>
     <w:multiLevelType w:val="multilevel"/>
     <w:tmpl w:val="9886FB00"/>
@@ -12833,7 +15923,7 @@
       </w:rPr>
     </w:lvl>
   </w:abstractNum>
-  <w:abstractNum w:abstractNumId="28" w15:restartNumberingAfterBreak="0">
+  <w:abstractNum w:abstractNumId="35" w15:restartNumberingAfterBreak="0">
     <w:nsid w:val="57FA5641"/>
     <w:multiLevelType w:val="multilevel"/>
     <w:tmpl w:val="9BCC7B94"/>
@@ -12982,7 +16072,7 @@
       </w:rPr>
     </w:lvl>
   </w:abstractNum>
-  <w:abstractNum w:abstractNumId="29" w15:restartNumberingAfterBreak="0">
+  <w:abstractNum w:abstractNumId="36" w15:restartNumberingAfterBreak="0">
     <w:nsid w:val="5C3E03F9"/>
     <w:multiLevelType w:val="multilevel"/>
     <w:tmpl w:val="29CCC980"/>
@@ -13095,7 +16185,156 @@
       </w:rPr>
     </w:lvl>
   </w:abstractNum>
-  <w:abstractNum w:abstractNumId="30" w15:restartNumberingAfterBreak="0">
+  <w:abstractNum w:abstractNumId="37" w15:restartNumberingAfterBreak="0">
+    <w:nsid w:val="5C9F7D47"/>
+    <w:multiLevelType w:val="multilevel"/>
+    <w:tmpl w:val="A5BA777E"/>
+    <w:lvl w:ilvl="0">
+      <w:start w:val="1"/>
+      <w:numFmt w:val="bullet"/>
+      <w:lvlText w:val=""/>
+      <w:lvlJc w:val="left"/>
+      <w:pPr>
+        <w:tabs>
+          <w:tab w:val="num" w:pos="720"/>
+        </w:tabs>
+        <w:ind w:left="720" w:hanging="360"/>
+      </w:pPr>
+      <w:rPr>
+        <w:rFonts w:ascii="Symbol" w:hAnsi="Symbol" w:hint="default"/>
+        <w:sz w:val="20"/>
+      </w:rPr>
+    </w:lvl>
+    <w:lvl w:ilvl="1" w:tentative="1">
+      <w:start w:val="1"/>
+      <w:numFmt w:val="bullet"/>
+      <w:lvlText w:val="o"/>
+      <w:lvlJc w:val="left"/>
+      <w:pPr>
+        <w:tabs>
+          <w:tab w:val="num" w:pos="1440"/>
+        </w:tabs>
+        <w:ind w:left="1440" w:hanging="360"/>
+      </w:pPr>
+      <w:rPr>
+        <w:rFonts w:ascii="Courier New" w:hAnsi="Courier New" w:hint="default"/>
+        <w:sz w:val="20"/>
+      </w:rPr>
+    </w:lvl>
+    <w:lvl w:ilvl="2" w:tentative="1">
+      <w:start w:val="1"/>
+      <w:numFmt w:val="bullet"/>
+      <w:lvlText w:val=""/>
+      <w:lvlJc w:val="left"/>
+      <w:pPr>
+        <w:tabs>
+          <w:tab w:val="num" w:pos="2160"/>
+        </w:tabs>
+        <w:ind w:left="2160" w:hanging="360"/>
+      </w:pPr>
+      <w:rPr>
+        <w:rFonts w:ascii="Wingdings" w:hAnsi="Wingdings" w:hint="default"/>
+        <w:sz w:val="20"/>
+      </w:rPr>
+    </w:lvl>
+    <w:lvl w:ilvl="3" w:tentative="1">
+      <w:start w:val="1"/>
+      <w:numFmt w:val="bullet"/>
+      <w:lvlText w:val=""/>
+      <w:lvlJc w:val="left"/>
+      <w:pPr>
+        <w:tabs>
+          <w:tab w:val="num" w:pos="2880"/>
+        </w:tabs>
+        <w:ind w:left="2880" w:hanging="360"/>
+      </w:pPr>
+      <w:rPr>
+        <w:rFonts w:ascii="Wingdings" w:hAnsi="Wingdings" w:hint="default"/>
+        <w:sz w:val="20"/>
+      </w:rPr>
+    </w:lvl>
+    <w:lvl w:ilvl="4" w:tentative="1">
+      <w:start w:val="1"/>
+      <w:numFmt w:val="bullet"/>
+      <w:lvlText w:val=""/>
+      <w:lvlJc w:val="left"/>
+      <w:pPr>
+        <w:tabs>
+          <w:tab w:val="num" w:pos="3600"/>
+        </w:tabs>
+        <w:ind w:left="3600" w:hanging="360"/>
+      </w:pPr>
+      <w:rPr>
+        <w:rFonts w:ascii="Wingdings" w:hAnsi="Wingdings" w:hint="default"/>
+        <w:sz w:val="20"/>
+      </w:rPr>
+    </w:lvl>
+    <w:lvl w:ilvl="5" w:tentative="1">
+      <w:start w:val="1"/>
+      <w:numFmt w:val="bullet"/>
+      <w:lvlText w:val=""/>
+      <w:lvlJc w:val="left"/>
+      <w:pPr>
+        <w:tabs>
+          <w:tab w:val="num" w:pos="4320"/>
+        </w:tabs>
+        <w:ind w:left="4320" w:hanging="360"/>
+      </w:pPr>
+      <w:rPr>
+        <w:rFonts w:ascii="Wingdings" w:hAnsi="Wingdings" w:hint="default"/>
+        <w:sz w:val="20"/>
+      </w:rPr>
+    </w:lvl>
+    <w:lvl w:ilvl="6" w:tentative="1">
+      <w:start w:val="1"/>
+      <w:numFmt w:val="bullet"/>
+      <w:lvlText w:val=""/>
+      <w:lvlJc w:val="left"/>
+      <w:pPr>
+        <w:tabs>
+          <w:tab w:val="num" w:pos="5040"/>
+        </w:tabs>
+        <w:ind w:left="5040" w:hanging="360"/>
+      </w:pPr>
+      <w:rPr>
+        <w:rFonts w:ascii="Wingdings" w:hAnsi="Wingdings" w:hint="default"/>
+        <w:sz w:val="20"/>
+      </w:rPr>
+    </w:lvl>
+    <w:lvl w:ilvl="7" w:tentative="1">
+      <w:start w:val="1"/>
+      <w:numFmt w:val="bullet"/>
+      <w:lvlText w:val=""/>
+      <w:lvlJc w:val="left"/>
+      <w:pPr>
+        <w:tabs>
+          <w:tab w:val="num" w:pos="5760"/>
+        </w:tabs>
+        <w:ind w:left="5760" w:hanging="360"/>
+      </w:pPr>
+      <w:rPr>
+        <w:rFonts w:ascii="Wingdings" w:hAnsi="Wingdings" w:hint="default"/>
+        <w:sz w:val="20"/>
+      </w:rPr>
+    </w:lvl>
+    <w:lvl w:ilvl="8" w:tentative="1">
+      <w:start w:val="1"/>
+      <w:numFmt w:val="bullet"/>
+      <w:lvlText w:val=""/>
+      <w:lvlJc w:val="left"/>
+      <w:pPr>
+        <w:tabs>
+          <w:tab w:val="num" w:pos="6480"/>
+        </w:tabs>
+        <w:ind w:left="6480" w:hanging="360"/>
+      </w:pPr>
+      <w:rPr>
+        <w:rFonts w:ascii="Wingdings" w:hAnsi="Wingdings" w:hint="default"/>
+        <w:sz w:val="20"/>
+      </w:rPr>
+    </w:lvl>
+  </w:abstractNum>
+  <w:abstractNum w:abstractNumId="38" w15:restartNumberingAfterBreak="0">
     <w:nsid w:val="5CE74A89"/>
     <w:multiLevelType w:val="multilevel"/>
     <w:tmpl w:val="3B9053B6"/>
@@ -13244,7 +16483,156 @@
       </w:rPr>
     </w:lvl>
   </w:abstractNum>
-  <w:abstractNum w:abstractNumId="31" w15:restartNumberingAfterBreak="0">
+  <w:abstractNum w:abstractNumId="39" w15:restartNumberingAfterBreak="0">
+    <w:nsid w:val="603C254D"/>
+    <w:multiLevelType w:val="multilevel"/>
+    <w:tmpl w:val="70E22CBC"/>
+    <w:lvl w:ilvl="0">
+      <w:start w:val="1"/>
+      <w:numFmt w:val="bullet"/>
+      <w:lvlText w:val=""/>
+      <w:lvlJc w:val="left"/>
+      <w:pPr>
+        <w:tabs>
+          <w:tab w:val="num" w:pos="720"/>
+        </w:tabs>
+        <w:ind w:left="720" w:hanging="360"/>
+      </w:pPr>
+      <w:rPr>
+        <w:rFonts w:ascii="Symbol" w:hAnsi="Symbol" w:hint="default"/>
+        <w:sz w:val="20"/>
+      </w:rPr>
+    </w:lvl>
+    <w:lvl w:ilvl="1" w:tentative="1">
+      <w:start w:val="1"/>
+      <w:numFmt w:val="bullet"/>
+      <w:lvlText w:val="o"/>
+      <w:lvlJc w:val="left"/>
+      <w:pPr>
+        <w:tabs>
+          <w:tab w:val="num" w:pos="1440"/>
+        </w:tabs>
+        <w:ind w:left="1440" w:hanging="360"/>
+      </w:pPr>
+      <w:rPr>
+        <w:rFonts w:ascii="Courier New" w:hAnsi="Courier New" w:hint="default"/>
+        <w:sz w:val="20"/>
+      </w:rPr>
+    </w:lvl>
+    <w:lvl w:ilvl="2" w:tentative="1">
+      <w:start w:val="1"/>
+      <w:numFmt w:val="bullet"/>
+      <w:lvlText w:val=""/>
+      <w:lvlJc w:val="left"/>
+      <w:pPr>
+        <w:tabs>
+          <w:tab w:val="num" w:pos="2160"/>
+        </w:tabs>
+        <w:ind w:left="2160" w:hanging="360"/>
+      </w:pPr>
+      <w:rPr>
+        <w:rFonts w:ascii="Wingdings" w:hAnsi="Wingdings" w:hint="default"/>
+        <w:sz w:val="20"/>
+      </w:rPr>
+    </w:lvl>
+    <w:lvl w:ilvl="3" w:tentative="1">
+      <w:start w:val="1"/>
+      <w:numFmt w:val="bullet"/>
+      <w:lvlText w:val=""/>
+      <w:lvlJc w:val="left"/>
+      <w:pPr>
+        <w:tabs>
+          <w:tab w:val="num" w:pos="2880"/>
+        </w:tabs>
+        <w:ind w:left="2880" w:hanging="360"/>
+      </w:pPr>
+      <w:rPr>
+        <w:rFonts w:ascii="Wingdings" w:hAnsi="Wingdings" w:hint="default"/>
+        <w:sz w:val="20"/>
+      </w:rPr>
+    </w:lvl>
+    <w:lvl w:ilvl="4" w:tentative="1">
+      <w:start w:val="1"/>
+      <w:numFmt w:val="bullet"/>
+      <w:lvlText w:val=""/>
+      <w:lvlJc w:val="left"/>
+      <w:pPr>
+        <w:tabs>
+          <w:tab w:val="num" w:pos="3600"/>
+        </w:tabs>
+        <w:ind w:left="3600" w:hanging="360"/>
+      </w:pPr>
+      <w:rPr>
+        <w:rFonts w:ascii="Wingdings" w:hAnsi="Wingdings" w:hint="default"/>
+        <w:sz w:val="20"/>
+      </w:rPr>
+    </w:lvl>
+    <w:lvl w:ilvl="5" w:tentative="1">
+      <w:start w:val="1"/>
+      <w:numFmt w:val="bullet"/>
+      <w:lvlText w:val=""/>
+      <w:lvlJc w:val="left"/>
+      <w:pPr>
+        <w:tabs>
+          <w:tab w:val="num" w:pos="4320"/>
+        </w:tabs>
+        <w:ind w:left="4320" w:hanging="360"/>
+      </w:pPr>
+      <w:rPr>
+        <w:rFonts w:ascii="Wingdings" w:hAnsi="Wingdings" w:hint="default"/>
+        <w:sz w:val="20"/>
+      </w:rPr>
+    </w:lvl>
+    <w:lvl w:ilvl="6" w:tentative="1">
+      <w:start w:val="1"/>
+      <w:numFmt w:val="bullet"/>
+      <w:lvlText w:val=""/>
+      <w:lvlJc w:val="left"/>
+      <w:pPr>
+        <w:tabs>
+          <w:tab w:val="num" w:pos="5040"/>
+        </w:tabs>
+        <w:ind w:left="5040" w:hanging="360"/>
+      </w:pPr>
+      <w:rPr>
+        <w:rFonts w:ascii="Wingdings" w:hAnsi="Wingdings" w:hint="default"/>
+        <w:sz w:val="20"/>
+      </w:rPr>
+    </w:lvl>
+    <w:lvl w:ilvl="7" w:tentative="1">
+      <w:start w:val="1"/>
+      <w:numFmt w:val="bullet"/>
+      <w:lvlText w:val=""/>
+      <w:lvlJc w:val="left"/>
+      <w:pPr>
+        <w:tabs>
+          <w:tab w:val="num" w:pos="5760"/>
+        </w:tabs>
+        <w:ind w:left="5760" w:hanging="360"/>
+      </w:pPr>
+      <w:rPr>
+        <w:rFonts w:ascii="Wingdings" w:hAnsi="Wingdings" w:hint="default"/>
+        <w:sz w:val="20"/>
+      </w:rPr>
+    </w:lvl>
+    <w:lvl w:ilvl="8" w:tentative="1">
+      <w:start w:val="1"/>
+      <w:numFmt w:val="bullet"/>
+      <w:lvlText w:val=""/>
+      <w:lvlJc w:val="left"/>
+      <w:pPr>
+        <w:tabs>
+          <w:tab w:val="num" w:pos="6480"/>
+        </w:tabs>
+        <w:ind w:left="6480" w:hanging="360"/>
+      </w:pPr>
+      <w:rPr>
+        <w:rFonts w:ascii="Wingdings" w:hAnsi="Wingdings" w:hint="default"/>
+        <w:sz w:val="20"/>
+      </w:rPr>
+    </w:lvl>
+  </w:abstractNum>
+  <w:abstractNum w:abstractNumId="40" w15:restartNumberingAfterBreak="0">
     <w:nsid w:val="61E3176D"/>
     <w:multiLevelType w:val="multilevel"/>
     <w:tmpl w:val="C5F86A36"/>
@@ -13393,7 +16781,7 @@
       </w:rPr>
     </w:lvl>
   </w:abstractNum>
-  <w:abstractNum w:abstractNumId="32" w15:restartNumberingAfterBreak="0">
+  <w:abstractNum w:abstractNumId="41" w15:restartNumberingAfterBreak="0">
     <w:nsid w:val="63630C8A"/>
     <w:multiLevelType w:val="multilevel"/>
     <w:tmpl w:val="59B6F49C"/>
@@ -13542,7 +16930,305 @@
       </w:rPr>
     </w:lvl>
   </w:abstractNum>
-  <w:abstractNum w:abstractNumId="33" w15:restartNumberingAfterBreak="0">
+  <w:abstractNum w:abstractNumId="42" w15:restartNumberingAfterBreak="0">
+    <w:nsid w:val="651C3D3C"/>
+    <w:multiLevelType w:val="multilevel"/>
+    <w:tmpl w:val="CCFEE384"/>
+    <w:lvl w:ilvl="0">
+      <w:start w:val="1"/>
+      <w:numFmt w:val="bullet"/>
+      <w:lvlText w:val=""/>
+      <w:lvlJc w:val="left"/>
+      <w:pPr>
+        <w:tabs>
+          <w:tab w:val="num" w:pos="720"/>
+        </w:tabs>
+        <w:ind w:left="720" w:hanging="360"/>
+      </w:pPr>
+      <w:rPr>
+        <w:rFonts w:ascii="Symbol" w:hAnsi="Symbol" w:hint="default"/>
+        <w:sz w:val="20"/>
+      </w:rPr>
+    </w:lvl>
+    <w:lvl w:ilvl="1" w:tentative="1">
+      <w:start w:val="1"/>
+      <w:numFmt w:val="bullet"/>
+      <w:lvlText w:val="o"/>
+      <w:lvlJc w:val="left"/>
+      <w:pPr>
+        <w:tabs>
+          <w:tab w:val="num" w:pos="1440"/>
+        </w:tabs>
+        <w:ind w:left="1440" w:hanging="360"/>
+      </w:pPr>
+      <w:rPr>
+        <w:rFonts w:ascii="Courier New" w:hAnsi="Courier New" w:hint="default"/>
+        <w:sz w:val="20"/>
+      </w:rPr>
+    </w:lvl>
+    <w:lvl w:ilvl="2" w:tentative="1">
+      <w:start w:val="1"/>
+      <w:numFmt w:val="bullet"/>
+      <w:lvlText w:val=""/>
+      <w:lvlJc w:val="left"/>
+      <w:pPr>
+        <w:tabs>
+          <w:tab w:val="num" w:pos="2160"/>
+        </w:tabs>
+        <w:ind w:left="2160" w:hanging="360"/>
+      </w:pPr>
+      <w:rPr>
+        <w:rFonts w:ascii="Wingdings" w:hAnsi="Wingdings" w:hint="default"/>
+        <w:sz w:val="20"/>
+      </w:rPr>
+    </w:lvl>
+    <w:lvl w:ilvl="3" w:tentative="1">
+      <w:start w:val="1"/>
+      <w:numFmt w:val="bullet"/>
+      <w:lvlText w:val=""/>
+      <w:lvlJc w:val="left"/>
+      <w:pPr>
+        <w:tabs>
+          <w:tab w:val="num" w:pos="2880"/>
+        </w:tabs>
+        <w:ind w:left="2880" w:hanging="360"/>
+      </w:pPr>
+      <w:rPr>
+        <w:rFonts w:ascii="Wingdings" w:hAnsi="Wingdings" w:hint="default"/>
+        <w:sz w:val="20"/>
+      </w:rPr>
+    </w:lvl>
+    <w:lvl w:ilvl="4" w:tentative="1">
+      <w:start w:val="1"/>
+      <w:numFmt w:val="bullet"/>
+      <w:lvlText w:val=""/>
+      <w:lvlJc w:val="left"/>
+      <w:pPr>
+        <w:tabs>
+          <w:tab w:val="num" w:pos="3600"/>
+        </w:tabs>
+        <w:ind w:left="3600" w:hanging="360"/>
+      </w:pPr>
+      <w:rPr>
+        <w:rFonts w:ascii="Wingdings" w:hAnsi="Wingdings" w:hint="default"/>
+        <w:sz w:val="20"/>
+      </w:rPr>
+    </w:lvl>
+    <w:lvl w:ilvl="5" w:tentative="1">
+      <w:start w:val="1"/>
+      <w:numFmt w:val="bullet"/>
+      <w:lvlText w:val=""/>
+      <w:lvlJc w:val="left"/>
+      <w:pPr>
+        <w:tabs>
+          <w:tab w:val="num" w:pos="4320"/>
+        </w:tabs>
+        <w:ind w:left="4320" w:hanging="360"/>
+      </w:pPr>
+      <w:rPr>
+        <w:rFonts w:ascii="Wingdings" w:hAnsi="Wingdings" w:hint="default"/>
+        <w:sz w:val="20"/>
+      </w:rPr>
+    </w:lvl>
+    <w:lvl w:ilvl="6" w:tentative="1">
+      <w:start w:val="1"/>
+      <w:numFmt w:val="bullet"/>
+      <w:lvlText w:val=""/>
+      <w:lvlJc w:val="left"/>
+      <w:pPr>
+        <w:tabs>
+          <w:tab w:val="num" w:pos="5040"/>
+        </w:tabs>
+        <w:ind w:left="5040" w:hanging="360"/>
+      </w:pPr>
+      <w:rPr>
+        <w:rFonts w:ascii="Wingdings" w:hAnsi="Wingdings" w:hint="default"/>
+        <w:sz w:val="20"/>
+      </w:rPr>
+    </w:lvl>
+    <w:lvl w:ilvl="7" w:tentative="1">
+      <w:start w:val="1"/>
+      <w:numFmt w:val="bullet"/>
+      <w:lvlText w:val=""/>
+      <w:lvlJc w:val="left"/>
+      <w:pPr>
+        <w:tabs>
+          <w:tab w:val="num" w:pos="5760"/>
+        </w:tabs>
+        <w:ind w:left="5760" w:hanging="360"/>
+      </w:pPr>
+      <w:rPr>
+        <w:rFonts w:ascii="Wingdings" w:hAnsi="Wingdings" w:hint="default"/>
+        <w:sz w:val="20"/>
+      </w:rPr>
+    </w:lvl>
+    <w:lvl w:ilvl="8" w:tentative="1">
+      <w:start w:val="1"/>
+      <w:numFmt w:val="bullet"/>
+      <w:lvlText w:val=""/>
+      <w:lvlJc w:val="left"/>
+      <w:pPr>
+        <w:tabs>
+          <w:tab w:val="num" w:pos="6480"/>
+        </w:tabs>
+        <w:ind w:left="6480" w:hanging="360"/>
+      </w:pPr>
+      <w:rPr>
+        <w:rFonts w:ascii="Wingdings" w:hAnsi="Wingdings" w:hint="default"/>
+        <w:sz w:val="20"/>
+      </w:rPr>
+    </w:lvl>
+  </w:abstractNum>
+  <w:abstractNum w:abstractNumId="43" w15:restartNumberingAfterBreak="0">
+    <w:nsid w:val="687E6961"/>
+    <w:multiLevelType w:val="multilevel"/>
+    <w:tmpl w:val="F1B081B6"/>
+    <w:lvl w:ilvl="0">
+      <w:start w:val="1"/>
+      <w:numFmt w:val="bullet"/>
+      <w:lvlText w:val=""/>
+      <w:lvlJc w:val="left"/>
+      <w:pPr>
+        <w:tabs>
+          <w:tab w:val="num" w:pos="720"/>
+        </w:tabs>
+        <w:ind w:left="720" w:hanging="360"/>
+      </w:pPr>
+      <w:rPr>
+        <w:rFonts w:ascii="Symbol" w:hAnsi="Symbol" w:hint="default"/>
+        <w:sz w:val="20"/>
+      </w:rPr>
+    </w:lvl>
+    <w:lvl w:ilvl="1" w:tentative="1">
+      <w:start w:val="1"/>
+      <w:numFmt w:val="bullet"/>
+      <w:lvlText w:val="o"/>
+      <w:lvlJc w:val="left"/>
+      <w:pPr>
+        <w:tabs>
+          <w:tab w:val="num" w:pos="1440"/>
+        </w:tabs>
+        <w:ind w:left="1440" w:hanging="360"/>
+      </w:pPr>
+      <w:rPr>
+        <w:rFonts w:ascii="Courier New" w:hAnsi="Courier New" w:hint="default"/>
+        <w:sz w:val="20"/>
+      </w:rPr>
+    </w:lvl>
+    <w:lvl w:ilvl="2" w:tentative="1">
+      <w:start w:val="1"/>
+      <w:numFmt w:val="bullet"/>
+      <w:lvlText w:val=""/>
+      <w:lvlJc w:val="left"/>
+      <w:pPr>
+        <w:tabs>
+          <w:tab w:val="num" w:pos="2160"/>
+        </w:tabs>
+        <w:ind w:left="2160" w:hanging="360"/>
+      </w:pPr>
+      <w:rPr>
+        <w:rFonts w:ascii="Wingdings" w:hAnsi="Wingdings" w:hint="default"/>
+        <w:sz w:val="20"/>
+      </w:rPr>
+    </w:lvl>
+    <w:lvl w:ilvl="3" w:tentative="1">
+      <w:start w:val="1"/>
+      <w:numFmt w:val="bullet"/>
+      <w:lvlText w:val=""/>
+      <w:lvlJc w:val="left"/>
+      <w:pPr>
+        <w:tabs>
+          <w:tab w:val="num" w:pos="2880"/>
+        </w:tabs>
+        <w:ind w:left="2880" w:hanging="360"/>
+      </w:pPr>
+      <w:rPr>
+        <w:rFonts w:ascii="Wingdings" w:hAnsi="Wingdings" w:hint="default"/>
+        <w:sz w:val="20"/>
+      </w:rPr>
+    </w:lvl>
+    <w:lvl w:ilvl="4" w:tentative="1">
+      <w:start w:val="1"/>
+      <w:numFmt w:val="bullet"/>
+      <w:lvlText w:val=""/>
+      <w:lvlJc w:val="left"/>
+      <w:pPr>
+        <w:tabs>
+          <w:tab w:val="num" w:pos="3600"/>
+        </w:tabs>
+        <w:ind w:left="3600" w:hanging="360"/>
+      </w:pPr>
+      <w:rPr>
+        <w:rFonts w:ascii="Wingdings" w:hAnsi="Wingdings" w:hint="default"/>
+        <w:sz w:val="20"/>
+      </w:rPr>
+    </w:lvl>
+    <w:lvl w:ilvl="5" w:tentative="1">
+      <w:start w:val="1"/>
+      <w:numFmt w:val="bullet"/>
+      <w:lvlText w:val=""/>
+      <w:lvlJc w:val="left"/>
+      <w:pPr>
+        <w:tabs>
+          <w:tab w:val="num" w:pos="4320"/>
+        </w:tabs>
+        <w:ind w:left="4320" w:hanging="360"/>
+      </w:pPr>
+      <w:rPr>
+        <w:rFonts w:ascii="Wingdings" w:hAnsi="Wingdings" w:hint="default"/>
+        <w:sz w:val="20"/>
+      </w:rPr>
+    </w:lvl>
+    <w:lvl w:ilvl="6" w:tentative="1">
+      <w:start w:val="1"/>
+      <w:numFmt w:val="bullet"/>
+      <w:lvlText w:val=""/>
+      <w:lvlJc w:val="left"/>
+      <w:pPr>
+        <w:tabs>
+          <w:tab w:val="num" w:pos="5040"/>
+        </w:tabs>
+        <w:ind w:left="5040" w:hanging="360"/>
+      </w:pPr>
+      <w:rPr>
+        <w:rFonts w:ascii="Wingdings" w:hAnsi="Wingdings" w:hint="default"/>
+        <w:sz w:val="20"/>
+      </w:rPr>
+    </w:lvl>
+    <w:lvl w:ilvl="7" w:tentative="1">
+      <w:start w:val="1"/>
+      <w:numFmt w:val="bullet"/>
+      <w:lvlText w:val=""/>
+      <w:lvlJc w:val="left"/>
+      <w:pPr>
+        <w:tabs>
+          <w:tab w:val="num" w:pos="5760"/>
+        </w:tabs>
+        <w:ind w:left="5760" w:hanging="360"/>
+      </w:pPr>
+      <w:rPr>
+        <w:rFonts w:ascii="Wingdings" w:hAnsi="Wingdings" w:hint="default"/>
+        <w:sz w:val="20"/>
+      </w:rPr>
+    </w:lvl>
+    <w:lvl w:ilvl="8" w:tentative="1">
+      <w:start w:val="1"/>
+      <w:numFmt w:val="bullet"/>
+      <w:lvlText w:val=""/>
+      <w:lvlJc w:val="left"/>
+      <w:pPr>
+        <w:tabs>
+          <w:tab w:val="num" w:pos="6480"/>
+        </w:tabs>
+        <w:ind w:left="6480" w:hanging="360"/>
+      </w:pPr>
+      <w:rPr>
+        <w:rFonts w:ascii="Wingdings" w:hAnsi="Wingdings" w:hint="default"/>
+        <w:sz w:val="20"/>
+      </w:rPr>
+    </w:lvl>
+  </w:abstractNum>
+  <w:abstractNum w:abstractNumId="44" w15:restartNumberingAfterBreak="0">
     <w:nsid w:val="687E6BAC"/>
     <w:multiLevelType w:val="multilevel"/>
     <w:tmpl w:val="DDD6E758"/>
@@ -13655,7 +17341,7 @@
       </w:rPr>
     </w:lvl>
   </w:abstractNum>
-  <w:abstractNum w:abstractNumId="34" w15:restartNumberingAfterBreak="0">
+  <w:abstractNum w:abstractNumId="45" w15:restartNumberingAfterBreak="0">
     <w:nsid w:val="6FE45DD0"/>
     <w:multiLevelType w:val="multilevel"/>
     <w:tmpl w:val="61B49130"/>
@@ -13804,7 +17490,7 @@
       </w:rPr>
     </w:lvl>
   </w:abstractNum>
-  <w:abstractNum w:abstractNumId="35" w15:restartNumberingAfterBreak="0">
+  <w:abstractNum w:abstractNumId="46" w15:restartNumberingAfterBreak="0">
     <w:nsid w:val="76C83715"/>
     <w:multiLevelType w:val="multilevel"/>
     <w:tmpl w:val="E40E6F38"/>
@@ -13953,7 +17639,7 @@
       </w:rPr>
     </w:lvl>
   </w:abstractNum>
-  <w:abstractNum w:abstractNumId="36" w15:restartNumberingAfterBreak="0">
+  <w:abstractNum w:abstractNumId="47" w15:restartNumberingAfterBreak="0">
     <w:nsid w:val="77072B9A"/>
     <w:multiLevelType w:val="multilevel"/>
     <w:tmpl w:val="ED92A71A"/>
@@ -14102,7 +17788,7 @@
       </w:rPr>
     </w:lvl>
   </w:abstractNum>
-  <w:abstractNum w:abstractNumId="37" w15:restartNumberingAfterBreak="0">
+  <w:abstractNum w:abstractNumId="48" w15:restartNumberingAfterBreak="0">
     <w:nsid w:val="78260F10"/>
     <w:multiLevelType w:val="multilevel"/>
     <w:tmpl w:val="2466C2A0"/>
@@ -14251,7 +17937,7 @@
       </w:rPr>
     </w:lvl>
   </w:abstractNum>
-  <w:abstractNum w:abstractNumId="38" w15:restartNumberingAfterBreak="0">
+  <w:abstractNum w:abstractNumId="49" w15:restartNumberingAfterBreak="0">
     <w:nsid w:val="79A910D3"/>
     <w:multiLevelType w:val="multilevel"/>
     <w:tmpl w:val="2C064BD0"/>
@@ -14400,7 +18086,7 @@
       </w:rPr>
     </w:lvl>
   </w:abstractNum>
-  <w:abstractNum w:abstractNumId="39" w15:restartNumberingAfterBreak="0">
+  <w:abstractNum w:abstractNumId="50" w15:restartNumberingAfterBreak="0">
     <w:nsid w:val="7A1A0B34"/>
     <w:multiLevelType w:val="multilevel"/>
     <w:tmpl w:val="D1B82254"/>
@@ -14513,7 +18199,7 @@
       </w:pPr>
     </w:lvl>
   </w:abstractNum>
-  <w:abstractNum w:abstractNumId="40" w15:restartNumberingAfterBreak="0">
+  <w:abstractNum w:abstractNumId="51" w15:restartNumberingAfterBreak="0">
     <w:nsid w:val="7B4B4A22"/>
     <w:multiLevelType w:val="multilevel"/>
     <w:tmpl w:val="6BCE36C2"/>
@@ -14662,7 +18348,7 @@
       </w:rPr>
     </w:lvl>
   </w:abstractNum>
-  <w:abstractNum w:abstractNumId="41" w15:restartNumberingAfterBreak="0">
+  <w:abstractNum w:abstractNumId="52" w15:restartNumberingAfterBreak="0">
     <w:nsid w:val="7F012ACB"/>
     <w:multiLevelType w:val="multilevel"/>
     <w:tmpl w:val="BC3CE166"/>
@@ -14812,132 +18498,165 @@
     </w:lvl>
   </w:abstractNum>
   <w:num w:numId="1" w16cid:durableId="1023173386">
-    <w:abstractNumId w:val="6"/>
+    <w:abstractNumId w:val="9"/>
   </w:num>
   <w:num w:numId="2" w16cid:durableId="244606483">
-    <w:abstractNumId w:val="19"/>
+    <w:abstractNumId w:val="24"/>
   </w:num>
   <w:num w:numId="3" w16cid:durableId="364402503">
     <w:abstractNumId w:val="1"/>
   </w:num>
   <w:num w:numId="4" w16cid:durableId="2068911270">
-    <w:abstractNumId w:val="8"/>
+    <w:abstractNumId w:val="11"/>
   </w:num>
   <w:num w:numId="5" w16cid:durableId="708722553">
-    <w:abstractNumId w:val="3"/>
+    <w:abstractNumId w:val="4"/>
   </w:num>
   <w:num w:numId="6" w16cid:durableId="343828676">
+    <w:abstractNumId w:val="36"/>
+  </w:num>
+  <w:num w:numId="7" w16cid:durableId="2071272329">
+    <w:abstractNumId w:val="44"/>
+  </w:num>
+  <w:num w:numId="8" w16cid:durableId="832336038">
+    <w:abstractNumId w:val="32"/>
+  </w:num>
+  <w:num w:numId="9" w16cid:durableId="912930027">
+    <w:abstractNumId w:val="33"/>
+  </w:num>
+  <w:num w:numId="10" w16cid:durableId="125200791">
     <w:abstractNumId w:val="29"/>
   </w:num>
-  <w:num w:numId="7" w16cid:durableId="2071272329">
-    <w:abstractNumId w:val="33"/>
-  </w:num>
-  <w:num w:numId="8" w16cid:durableId="832336038">
-    <w:abstractNumId w:val="25"/>
-  </w:num>
-  <w:num w:numId="9" w16cid:durableId="912930027">
-    <w:abstractNumId w:val="26"/>
-  </w:num>
-  <w:num w:numId="10" w16cid:durableId="125200791">
-    <w:abstractNumId w:val="23"/>
-  </w:num>
   <w:num w:numId="11" w16cid:durableId="1591699926">
-    <w:abstractNumId w:val="7"/>
+    <w:abstractNumId w:val="10"/>
   </w:num>
   <w:num w:numId="12" w16cid:durableId="571279973">
-    <w:abstractNumId w:val="35"/>
+    <w:abstractNumId w:val="46"/>
   </w:num>
   <w:num w:numId="13" w16cid:durableId="1107624670">
-    <w:abstractNumId w:val="41"/>
+    <w:abstractNumId w:val="52"/>
   </w:num>
   <w:num w:numId="14" w16cid:durableId="1077678223">
-    <w:abstractNumId w:val="12"/>
+    <w:abstractNumId w:val="16"/>
   </w:num>
   <w:num w:numId="15" w16cid:durableId="807477706">
-    <w:abstractNumId w:val="39"/>
+    <w:abstractNumId w:val="50"/>
   </w:num>
   <w:num w:numId="16" w16cid:durableId="2057656319">
     <w:abstractNumId w:val="2"/>
   </w:num>
   <w:num w:numId="17" w16cid:durableId="1008093006">
-    <w:abstractNumId w:val="9"/>
+    <w:abstractNumId w:val="13"/>
   </w:num>
   <w:num w:numId="18" w16cid:durableId="1433936253">
+    <w:abstractNumId w:val="28"/>
+  </w:num>
+  <w:num w:numId="19" w16cid:durableId="384373318">
+    <w:abstractNumId w:val="48"/>
+  </w:num>
+  <w:num w:numId="20" w16cid:durableId="1363092885">
+    <w:abstractNumId w:val="19"/>
+  </w:num>
+  <w:num w:numId="21" w16cid:durableId="320039203">
+    <w:abstractNumId w:val="51"/>
+  </w:num>
+  <w:num w:numId="22" w16cid:durableId="241112450">
+    <w:abstractNumId w:val="21"/>
+  </w:num>
+  <w:num w:numId="23" w16cid:durableId="1871601240">
+    <w:abstractNumId w:val="17"/>
+  </w:num>
+  <w:num w:numId="24" w16cid:durableId="809712961">
+    <w:abstractNumId w:val="15"/>
+  </w:num>
+  <w:num w:numId="25" w16cid:durableId="2006744088">
     <w:abstractNumId w:val="22"/>
   </w:num>
-  <w:num w:numId="19" w16cid:durableId="384373318">
-    <w:abstractNumId w:val="37"/>
-  </w:num>
-  <w:num w:numId="20" w16cid:durableId="1363092885">
-    <w:abstractNumId w:val="15"/>
-  </w:num>
-  <w:num w:numId="21" w16cid:durableId="320039203">
-    <w:abstractNumId w:val="40"/>
-  </w:num>
-  <w:num w:numId="22" w16cid:durableId="241112450">
-    <w:abstractNumId w:val="17"/>
-  </w:num>
-  <w:num w:numId="23" w16cid:durableId="1871601240">
-    <w:abstractNumId w:val="13"/>
-  </w:num>
-  <w:num w:numId="24" w16cid:durableId="809712961">
-    <w:abstractNumId w:val="11"/>
-  </w:num>
-  <w:num w:numId="25" w16cid:durableId="2006744088">
-    <w:abstractNumId w:val="18"/>
-  </w:num>
   <w:num w:numId="26" w16cid:durableId="1889798542">
-    <w:abstractNumId w:val="38"/>
+    <w:abstractNumId w:val="49"/>
   </w:num>
   <w:num w:numId="27" w16cid:durableId="2043440263">
-    <w:abstractNumId w:val="21"/>
+    <w:abstractNumId w:val="27"/>
   </w:num>
   <w:num w:numId="28" w16cid:durableId="1605066790">
-    <w:abstractNumId w:val="20"/>
+    <w:abstractNumId w:val="26"/>
   </w:num>
   <w:num w:numId="29" w16cid:durableId="1675037379">
-    <w:abstractNumId w:val="32"/>
+    <w:abstractNumId w:val="41"/>
   </w:num>
   <w:num w:numId="30" w16cid:durableId="2091154740">
     <w:abstractNumId w:val="0"/>
   </w:num>
   <w:num w:numId="31" w16cid:durableId="1905528915">
-    <w:abstractNumId w:val="4"/>
+    <w:abstractNumId w:val="5"/>
   </w:num>
   <w:num w:numId="32" w16cid:durableId="543634520">
-    <w:abstractNumId w:val="36"/>
+    <w:abstractNumId w:val="47"/>
   </w:num>
   <w:num w:numId="33" w16cid:durableId="982807634">
-    <w:abstractNumId w:val="28"/>
+    <w:abstractNumId w:val="35"/>
   </w:num>
   <w:num w:numId="34" w16cid:durableId="809250080">
-    <w:abstractNumId w:val="16"/>
+    <w:abstractNumId w:val="20"/>
   </w:num>
   <w:num w:numId="35" w16cid:durableId="49422429">
+    <w:abstractNumId w:val="38"/>
+  </w:num>
+  <w:num w:numId="36" w16cid:durableId="1882133365">
+    <w:abstractNumId w:val="34"/>
+  </w:num>
+  <w:num w:numId="37" w16cid:durableId="970283466">
+    <w:abstractNumId w:val="14"/>
+  </w:num>
+  <w:num w:numId="38" w16cid:durableId="682778077">
+    <w:abstractNumId w:val="45"/>
+  </w:num>
+  <w:num w:numId="39" w16cid:durableId="347603527">
+    <w:abstractNumId w:val="40"/>
+  </w:num>
+  <w:num w:numId="40" w16cid:durableId="1786925753">
+    <w:abstractNumId w:val="8"/>
+  </w:num>
+  <w:num w:numId="41" w16cid:durableId="858158429">
+    <w:abstractNumId w:val="18"/>
+  </w:num>
+  <w:num w:numId="42" w16cid:durableId="564805566">
+    <w:abstractNumId w:val="31"/>
+  </w:num>
+  <w:num w:numId="43" w16cid:durableId="1370178400">
+    <w:abstractNumId w:val="43"/>
+  </w:num>
+  <w:num w:numId="44" w16cid:durableId="1203176110">
+    <w:abstractNumId w:val="3"/>
+  </w:num>
+  <w:num w:numId="45" w16cid:durableId="63844206">
+    <w:abstractNumId w:val="6"/>
+  </w:num>
+  <w:num w:numId="46" w16cid:durableId="370419524">
+    <w:abstractNumId w:val="25"/>
+  </w:num>
+  <w:num w:numId="47" w16cid:durableId="1346903987">
+    <w:abstractNumId w:val="7"/>
+  </w:num>
+  <w:num w:numId="48" w16cid:durableId="1285193391">
+    <w:abstractNumId w:val="39"/>
+  </w:num>
+  <w:num w:numId="49" w16cid:durableId="1057818001">
+    <w:abstractNumId w:val="37"/>
+  </w:num>
+  <w:num w:numId="50" w16cid:durableId="339504065">
+    <w:abstractNumId w:val="23"/>
+  </w:num>
+  <w:num w:numId="51" w16cid:durableId="1527908257">
+    <w:abstractNumId w:val="12"/>
+  </w:num>
+  <w:num w:numId="52" w16cid:durableId="1609699944">
     <w:abstractNumId w:val="30"/>
   </w:num>
-  <w:num w:numId="36" w16cid:durableId="1882133365">
-    <w:abstractNumId w:val="27"/>
+  <w:num w:numId="53" w16cid:durableId="2136825909">
+    <w:abstractNumId w:val="42"/>
   </w:num>
-  <w:num w:numId="37" w16cid:durableId="970283466">
-    <w:abstractNumId w:val="10"/>
-  </w:num>
-  <w:num w:numId="38" w16cid:durableId="682778077">
-    <w:abstractNumId w:val="34"/>
-  </w:num>
-  <w:num w:numId="39" w16cid:durableId="347603527">
-    <w:abstractNumId w:val="31"/>
-  </w:num>
-  <w:num w:numId="40" w16cid:durableId="1786925753">
-    <w:abstractNumId w:val="5"/>
-  </w:num>
-  <w:num w:numId="41" w16cid:durableId="858158429">
-    <w:abstractNumId w:val="14"/>
-  </w:num>
-  <w:num w:numId="42" w16cid:durableId="564805566">
-    <w:abstractNumId w:val="24"/>
-  </w:num>
-  <w:numIdMacAtCleanup w:val="36"/>
+  <w:numIdMacAtCleanup w:val="53"/>
 </w:numbering>
 </file>
 

--- a/TK/IO Projekt .docx
+++ b/TK/IO Projekt .docx
@@ -269,7 +269,7 @@
     </w:tbl>
     <w:p>
       <w:pPr>
-        <w:pStyle w:val="Heading1"/>
+        <w:pStyle w:val="Nagwek1"/>
         <w:keepNext w:val="0"/>
         <w:keepLines w:val="0"/>
         <w:spacing w:before="240" w:after="40"/>
@@ -293,7 +293,7 @@
     </w:p>
     <w:tbl>
       <w:tblPr>
-        <w:tblStyle w:val="TableGrid"/>
+        <w:tblStyle w:val="Tabela-Siatka"/>
         <w:tblW w:w="0" w:type="auto"/>
         <w:tblLook w:val="04A0" w:firstRow="1" w:lastRow="0" w:firstColumn="1" w:lastColumn="0" w:noHBand="0" w:noVBand="1"/>
       </w:tblPr>
@@ -317,7 +317,7 @@
             </w:pPr>
             <w:r>
               <w:rPr>
-                <w:rStyle w:val="Strong"/>
+                <w:rStyle w:val="Pogrubienie"/>
                 <w:b w:val="0"/>
                 <w:bCs w:val="0"/>
               </w:rPr>
@@ -416,10 +416,7 @@
               <w:jc w:val="center"/>
             </w:pPr>
             <w:r>
-              <w:t>0, 0.1, 0.2, 0.3, 1, 2</w:t>
-            </w:r>
-            <w:r>
-              <w:t>, 4.1, 4.2, 4.3, 5.0, 5.1, 5.3, 9, 10</w:t>
+              <w:t>0, 0.1, 0.2, 0.3, 1, 2, 4.1, 4.2, 4.3, 5.0, 5.1, 5.3, 9, 10</w:t>
             </w:r>
           </w:p>
         </w:tc>
@@ -523,7 +520,7 @@
           <w:noProof/>
         </w:rPr>
         <w:pict w14:anchorId="3E7458B5">
-          <v:rect id="_x0000_i1047" alt="" style="width:451.35pt;height:.05pt;mso-width-percent:0;mso-height-percent:0;mso-width-percent:0;mso-height-percent:0" o:hrpct="995" o:hralign="center" o:hrstd="t" o:hr="t" fillcolor="#a0a0a0" stroked="f"/>
+          <v:rect id="_x0000_i1026" alt="" style="width:451.35pt;height:.05pt;mso-width-percent:0;mso-height-percent:0;mso-width-percent:0;mso-height-percent:0" o:hrpct="995" o:hralign="center" o:hrstd="t" o:hr="t" fillcolor="#a0a0a0" stroked="f"/>
         </w:pict>
       </w:r>
     </w:p>
@@ -566,7 +563,7 @@
         </w:rPr>
         <w:lastRenderedPageBreak/>
         <w:pict w14:anchorId="6D68598D">
-          <v:rect id="_x0000_i1046" alt="" style="width:451.35pt;height:.05pt;mso-width-percent:0;mso-height-percent:0;mso-width-percent:0;mso-height-percent:0" o:hrpct="995" o:hralign="center" o:hrstd="t" o:hr="t" fillcolor="#a0a0a0" stroked="f"/>
+          <v:rect id="_x0000_i1027" alt="" style="width:451.35pt;height:.05pt;mso-width-percent:0;mso-height-percent:0;mso-width-percent:0;mso-height-percent:0" o:hrpct="995" o:hralign="center" o:hrstd="t" o:hr="t" fillcolor="#a0a0a0" stroked="f"/>
         </w:pict>
       </w:r>
       <w:r>
@@ -587,7 +584,7 @@
     </w:p>
     <w:p>
       <w:pPr>
-        <w:pStyle w:val="Heading1"/>
+        <w:pStyle w:val="Nagwek1"/>
         <w:numPr>
           <w:ilvl w:val="0"/>
           <w:numId w:val="7"/>
@@ -604,7 +601,7 @@
           <w:noProof/>
         </w:rPr>
         <w:pict w14:anchorId="0E700657">
-          <v:rect id="_x0000_i1026" alt="" style="width:451.35pt;height:.05pt;mso-width-percent:0;mso-height-percent:0;mso-width-percent:0;mso-height-percent:0" o:hrpct="995" o:hralign="center" o:hrstd="t" o:hr="t" fillcolor="#a0a0a0" stroked="f"/>
+          <v:rect id="_x0000_i1028" alt="" style="width:451.35pt;height:.05pt;mso-width-percent:0;mso-height-percent:0;mso-width-percent:0;mso-height-percent:0" o:hrpct="995" o:hralign="center" o:hrstd="t" o:hr="t" fillcolor="#a0a0a0" stroked="f"/>
         </w:pict>
       </w:r>
     </w:p>
@@ -616,7 +613,7 @@
     <w:p/>
     <w:p>
       <w:pPr>
-        <w:pStyle w:val="Heading1"/>
+        <w:pStyle w:val="Nagwek1"/>
         <w:numPr>
           <w:ilvl w:val="0"/>
           <w:numId w:val="7"/>
@@ -634,13 +631,13 @@
           <w:noProof/>
         </w:rPr>
         <w:pict w14:anchorId="0F3EFF2D">
-          <v:rect id="_x0000_i1027" alt="" style="width:451.35pt;height:.05pt;mso-width-percent:0;mso-height-percent:0;mso-width-percent:0;mso-height-percent:0" o:hrpct="995" o:hralign="center" o:hrstd="t" o:hr="t" fillcolor="#a0a0a0" stroked="f"/>
+          <v:rect id="_x0000_i1029" alt="" style="width:451.35pt;height:.05pt;mso-width-percent:0;mso-height-percent:0;mso-width-percent:0;mso-height-percent:0" o:hrpct="995" o:hralign="center" o:hrstd="t" o:hr="t" fillcolor="#a0a0a0" stroked="f"/>
         </w:pict>
       </w:r>
     </w:p>
     <w:p>
       <w:pPr>
-        <w:pStyle w:val="Heading3"/>
+        <w:pStyle w:val="Nagwek3"/>
         <w:keepNext w:val="0"/>
         <w:keepLines w:val="0"/>
         <w:spacing w:before="280"/>
@@ -675,7 +672,7 @@
     </w:p>
     <w:p>
       <w:pPr>
-        <w:pStyle w:val="Heading3"/>
+        <w:pStyle w:val="Nagwek3"/>
         <w:keepNext w:val="0"/>
         <w:keepLines w:val="0"/>
         <w:spacing w:before="280"/>
@@ -820,7 +817,7 @@
     </w:p>
     <w:p>
       <w:pPr>
-        <w:pStyle w:val="Heading3"/>
+        <w:pStyle w:val="Nagwek3"/>
         <w:keepNext w:val="0"/>
         <w:keepLines w:val="0"/>
         <w:spacing w:before="280"/>
@@ -948,7 +945,7 @@
     </w:p>
     <w:p>
       <w:pPr>
-        <w:pStyle w:val="Heading3"/>
+        <w:pStyle w:val="Nagwek3"/>
         <w:keepNext w:val="0"/>
         <w:keepLines w:val="0"/>
         <w:spacing w:before="280"/>
@@ -1303,7 +1300,7 @@
     </w:p>
     <w:p>
       <w:pPr>
-        <w:pStyle w:val="Heading3"/>
+        <w:pStyle w:val="Nagwek3"/>
         <w:keepNext w:val="0"/>
         <w:keepLines w:val="0"/>
         <w:spacing w:before="280"/>
@@ -1414,7 +1411,7 @@
     <w:p/>
     <w:p>
       <w:pPr>
-        <w:pStyle w:val="Heading1"/>
+        <w:pStyle w:val="Nagwek1"/>
         <w:numPr>
           <w:ilvl w:val="0"/>
           <w:numId w:val="7"/>
@@ -1430,13 +1427,13 @@
           <w:noProof/>
         </w:rPr>
         <w:pict w14:anchorId="1B988329">
-          <v:rect id="_x0000_i1028" alt="" style="width:415.5pt;height:.05pt;mso-width-percent:0;mso-height-percent:0;mso-width-percent:0;mso-height-percent:0" o:hrpct="916" o:hralign="center" o:hrstd="t" o:hr="t" fillcolor="#a0a0a0" stroked="f"/>
+          <v:rect id="_x0000_i1030" alt="" style="width:415.5pt;height:.05pt;mso-width-percent:0;mso-height-percent:0;mso-width-percent:0;mso-height-percent:0" o:hrpct="916" o:hralign="center" o:hrstd="t" o:hr="t" fillcolor="#a0a0a0" stroked="f"/>
         </w:pict>
       </w:r>
     </w:p>
     <w:p>
       <w:pPr>
-        <w:pStyle w:val="NormalWeb"/>
+        <w:pStyle w:val="NormalnyWeb"/>
         <w:spacing w:before="0" w:beforeAutospacing="0" w:after="0" w:afterAutospacing="0"/>
         <w:ind w:left="360"/>
       </w:pPr>
@@ -1463,7 +1460,7 @@
     </w:p>
     <w:p>
       <w:pPr>
-        <w:pStyle w:val="NormalWeb"/>
+        <w:pStyle w:val="NormalnyWeb"/>
         <w:spacing w:before="0" w:beforeAutospacing="0" w:after="0" w:afterAutospacing="0"/>
         <w:ind w:left="360"/>
       </w:pPr>
@@ -1490,7 +1487,7 @@
     </w:p>
     <w:p>
       <w:pPr>
-        <w:pStyle w:val="NormalWeb"/>
+        <w:pStyle w:val="NormalnyWeb"/>
         <w:spacing w:before="0" w:beforeAutospacing="0" w:after="0" w:afterAutospacing="0"/>
         <w:ind w:left="360"/>
       </w:pPr>
@@ -1517,7 +1514,7 @@
     </w:p>
     <w:p>
       <w:pPr>
-        <w:pStyle w:val="NormalWeb"/>
+        <w:pStyle w:val="NormalnyWeb"/>
         <w:spacing w:before="0" w:beforeAutospacing="0" w:after="0" w:afterAutospacing="0"/>
         <w:ind w:left="360"/>
       </w:pPr>
@@ -1544,7 +1541,7 @@
     </w:p>
     <w:p>
       <w:pPr>
-        <w:pStyle w:val="NormalWeb"/>
+        <w:pStyle w:val="NormalnyWeb"/>
         <w:spacing w:before="0" w:beforeAutospacing="0" w:after="0" w:afterAutospacing="0"/>
         <w:ind w:left="360"/>
       </w:pPr>
@@ -1571,7 +1568,7 @@
     </w:p>
     <w:p>
       <w:pPr>
-        <w:pStyle w:val="NormalWeb"/>
+        <w:pStyle w:val="NormalnyWeb"/>
         <w:spacing w:before="0" w:beforeAutospacing="0" w:after="0" w:afterAutospacing="0"/>
         <w:ind w:left="360"/>
       </w:pPr>
@@ -1598,7 +1595,7 @@
     </w:p>
     <w:p>
       <w:pPr>
-        <w:pStyle w:val="NormalWeb"/>
+        <w:pStyle w:val="NormalnyWeb"/>
         <w:spacing w:before="0" w:beforeAutospacing="0" w:after="0" w:afterAutospacing="0"/>
         <w:ind w:left="360"/>
       </w:pPr>
@@ -1625,7 +1622,7 @@
     </w:p>
     <w:p>
       <w:pPr>
-        <w:pStyle w:val="NormalWeb"/>
+        <w:pStyle w:val="NormalnyWeb"/>
         <w:spacing w:before="0" w:beforeAutospacing="0" w:after="0" w:afterAutospacing="0"/>
         <w:ind w:left="360"/>
       </w:pPr>
@@ -1652,7 +1649,7 @@
     </w:p>
     <w:p>
       <w:pPr>
-        <w:pStyle w:val="NormalWeb"/>
+        <w:pStyle w:val="NormalnyWeb"/>
         <w:spacing w:before="0" w:beforeAutospacing="0" w:after="0" w:afterAutospacing="0"/>
         <w:ind w:left="360"/>
       </w:pPr>
@@ -1679,7 +1676,7 @@
     </w:p>
     <w:p>
       <w:pPr>
-        <w:pStyle w:val="NormalWeb"/>
+        <w:pStyle w:val="NormalnyWeb"/>
         <w:spacing w:before="0" w:beforeAutospacing="0" w:after="0" w:afterAutospacing="0"/>
         <w:ind w:left="360"/>
       </w:pPr>
@@ -1714,7 +1711,7 @@
     </w:p>
     <w:p>
       <w:pPr>
-        <w:pStyle w:val="Heading1"/>
+        <w:pStyle w:val="Nagwek1"/>
         <w:numPr>
           <w:ilvl w:val="0"/>
           <w:numId w:val="7"/>
@@ -1730,7 +1727,7 @@
           <w:noProof/>
         </w:rPr>
         <w:pict w14:anchorId="760F726B">
-          <v:rect id="_x0000_i1029" alt="" style="width:415.5pt;height:.05pt;mso-width-percent:0;mso-height-percent:0;mso-width-percent:0;mso-height-percent:0" o:hrpct="916" o:hralign="center" o:hrstd="t" o:hr="t" fillcolor="#a0a0a0" stroked="f"/>
+          <v:rect id="_x0000_i1031" alt="" style="width:415.5pt;height:.05pt;mso-width-percent:0;mso-height-percent:0;mso-width-percent:0;mso-height-percent:0" o:hrpct="916" o:hralign="center" o:hrstd="t" o:hr="t" fillcolor="#a0a0a0" stroked="f"/>
         </w:pict>
       </w:r>
     </w:p>
@@ -1765,7 +1762,7 @@
           <w:lang w:val="pl-PL"/>
         </w:rPr>
         <w:pict w14:anchorId="42A117BB">
-          <v:rect id="_x0000_i1030" style="width:0;height:1.5pt" o:hralign="center" o:hrstd="t" o:hr="t" fillcolor="#a0a0a0" stroked="f"/>
+          <v:rect id="_x0000_i1032" style="width:0;height:1.5pt" o:hralign="center" o:hrstd="t" o:hr="t" fillcolor="#a0a0a0" stroked="f"/>
         </w:pict>
       </w:r>
     </w:p>
@@ -1922,7 +1919,7 @@
         </w:rPr>
         <w:lastRenderedPageBreak/>
         <w:pict w14:anchorId="70FB3674">
-          <v:rect id="_x0000_i1031" style="width:0;height:1.5pt" o:hralign="center" o:hrstd="t" o:hr="t" fillcolor="#a0a0a0" stroked="f"/>
+          <v:rect id="_x0000_i1033" style="width:0;height:1.5pt" o:hralign="center" o:hrstd="t" o:hr="t" fillcolor="#a0a0a0" stroked="f"/>
         </w:pict>
       </w:r>
     </w:p>
@@ -2139,7 +2136,7 @@
           <w:lang w:val="pl-PL"/>
         </w:rPr>
         <w:pict w14:anchorId="7064F421">
-          <v:rect id="_x0000_i1032" style="width:0;height:1.5pt" o:hralign="center" o:hrstd="t" o:hr="t" fillcolor="#a0a0a0" stroked="f"/>
+          <v:rect id="_x0000_i1034" style="width:0;height:1.5pt" o:hralign="center" o:hrstd="t" o:hr="t" fillcolor="#a0a0a0" stroked="f"/>
         </w:pict>
       </w:r>
     </w:p>
@@ -3683,7 +3680,7 @@
           <w:lang w:val="pl-PL"/>
         </w:rPr>
         <w:pict w14:anchorId="69751337">
-          <v:rect id="_x0000_i1033" style="width:0;height:1.5pt" o:hralign="center" o:hrstd="t" o:hr="t" fillcolor="#a0a0a0" stroked="f"/>
+          <v:rect id="_x0000_i1035" style="width:0;height:1.5pt" o:hralign="center" o:hrstd="t" o:hr="t" fillcolor="#a0a0a0" stroked="f"/>
         </w:pict>
       </w:r>
     </w:p>
@@ -4026,7 +4023,7 @@
           <w:lang w:val="pl-PL"/>
         </w:rPr>
         <w:pict w14:anchorId="60CA4D05">
-          <v:rect id="_x0000_i1034" style="width:0;height:1.5pt" o:hralign="center" o:hrstd="t" o:hr="t" fillcolor="#a0a0a0" stroked="f"/>
+          <v:rect id="_x0000_i1036" style="width:0;height:1.5pt" o:hralign="center" o:hrstd="t" o:hr="t" fillcolor="#a0a0a0" stroked="f"/>
         </w:pict>
       </w:r>
     </w:p>
@@ -4638,7 +4635,7 @@
     <w:p/>
     <w:p>
       <w:pPr>
-        <w:pStyle w:val="Heading1"/>
+        <w:pStyle w:val="Nagwek1"/>
         <w:numPr>
           <w:ilvl w:val="0"/>
           <w:numId w:val="7"/>
@@ -4662,7 +4659,7 @@
           <w:noProof/>
         </w:rPr>
         <w:pict w14:anchorId="1F4D16C7">
-          <v:rect id="_x0000_i1035" alt="" style="width:415.5pt;height:.05pt;mso-width-percent:0;mso-height-percent:0;mso-width-percent:0;mso-height-percent:0" o:hrpct="916" o:hralign="center" o:hrstd="t" o:hr="t" fillcolor="#a0a0a0" stroked="f"/>
+          <v:rect id="_x0000_i1037" alt="" style="width:415.5pt;height:.05pt;mso-width-percent:0;mso-height-percent:0;mso-width-percent:0;mso-height-percent:0" o:hrpct="916" o:hralign="center" o:hrstd="t" o:hr="t" fillcolor="#a0a0a0" stroked="f"/>
         </w:pict>
       </w:r>
     </w:p>
@@ -4711,7 +4708,7 @@
           <w:lang w:val="pl-PL"/>
         </w:rPr>
         <w:pict w14:anchorId="5E7B25AC">
-          <v:rect id="_x0000_i1036" style="width:0;height:1.5pt" o:hralign="center" o:hrstd="t" o:hr="t" fillcolor="#a0a0a0" stroked="f"/>
+          <v:rect id="_x0000_i1038" style="width:0;height:1.5pt" o:hralign="center" o:hrstd="t" o:hr="t" fillcolor="#a0a0a0" stroked="f"/>
         </w:pict>
       </w:r>
     </w:p>
@@ -4940,7 +4937,7 @@
     </w:p>
     <w:p>
       <w:pPr>
-        <w:pStyle w:val="Heading1"/>
+        <w:pStyle w:val="Nagwek1"/>
         <w:ind w:left="360"/>
         <w:rPr>
           <w:noProof/>
@@ -4982,13 +4979,13 @@
           <w:szCs w:val="22"/>
         </w:rPr>
         <w:pict w14:anchorId="3840BC26">
-          <v:rect id="_x0000_i1037" alt="" style="width:433.4pt;height:.05pt;mso-width-percent:0;mso-height-percent:0;mso-width-percent:0;mso-height-percent:0" o:hrpct="995" o:hralign="center" o:hrstd="t" o:hr="t" fillcolor="#a0a0a0" stroked="f"/>
+          <v:rect id="_x0000_i1039" alt="" style="width:433.4pt;height:.05pt;mso-width-percent:0;mso-height-percent:0;mso-width-percent:0;mso-height-percent:0" o:hrpct="995" o:hralign="center" o:hrstd="t" o:hr="t" fillcolor="#a0a0a0" stroked="f"/>
         </w:pict>
       </w:r>
     </w:p>
     <w:p>
       <w:pPr>
-        <w:pStyle w:val="Heading1"/>
+        <w:pStyle w:val="Nagwek1"/>
         <w:ind w:left="720"/>
         <w:rPr>
           <w:noProof/>
@@ -5090,7 +5087,7 @@
           <w:color w:val="000000"/>
         </w:rPr>
         <w:pict w14:anchorId="4BEFCEED">
-          <v:rect id="_x0000_i1038" alt="" style="width:374.5pt;height:.05pt;mso-width-percent:0;mso-height-percent:0;mso-width-percent:0;mso-height-percent:0" o:hrpct="987" o:hralign="center" o:hrstd="t" o:hr="t" fillcolor="#a0a0a0" stroked="f"/>
+          <v:rect id="_x0000_i1040" alt="" style="width:374.5pt;height:.05pt;mso-width-percent:0;mso-height-percent:0;mso-width-percent:0;mso-height-percent:0" o:hrpct="987" o:hralign="center" o:hrstd="t" o:hr="t" fillcolor="#a0a0a0" stroked="f"/>
         </w:pict>
       </w:r>
     </w:p>
@@ -6768,55 +6765,97 @@
     </w:p>
     <w:p>
       <w:pPr>
-        <w:rPr>
-          <w:lang w:val="pl-PL"/>
-        </w:rPr>
-      </w:pPr>
-    </w:p>
-    <w:p>
-      <w:pPr>
-        <w:ind w:left="1440"/>
-        <w:rPr>
-          <w:b/>
-          <w:bCs/>
-        </w:rPr>
-      </w:pPr>
-      <w:r>
-        <w:rPr>
-          <w:b/>
-          <w:bCs/>
-        </w:rPr>
-        <w:t>5.4 Propozycje interfejsu użytkownika (okno główne, menu główne podręczne, kluczowe formatki dialogowe, itp</w:t>
-      </w:r>
-      <w:r>
+        <w:ind w:left="720"/>
+        <w:rPr>
+          <w:lang w:val="pl-PL"/>
+        </w:rPr>
+      </w:pPr>
+    </w:p>
+    <w:p>
+      <w:pPr>
+        <w:ind w:left="720"/>
+        <w:rPr>
+          <w:lang w:val="pl-PL"/>
+        </w:rPr>
+      </w:pPr>
+    </w:p>
+    <w:p>
+      <w:pPr>
+        <w:ind w:left="720"/>
+        <w:rPr>
+          <w:lang w:val="pl-PL"/>
+        </w:rPr>
+      </w:pPr>
+    </w:p>
+    <w:p>
+      <w:pPr>
+        <w:pStyle w:val="Nagwek1"/>
+        <w:ind w:left="360"/>
         <w:rPr>
           <w:noProof/>
-          <w:color w:val="000000"/>
-        </w:rPr>
-        <w:pict w14:anchorId="1150B3DB">
-          <v:rect id="_x0000_i1039" alt="" style="width:374.5pt;height:.05pt;mso-width-percent:0;mso-height-percent:0;mso-width-percent:0;mso-height-percent:0" o:hrpct="987" o:hralign="center" o:hrstd="t" o:hr="t" fillcolor="#a0a0a0" stroked="f"/>
-        </w:pict>
-      </w:r>
-    </w:p>
-    <w:p>
-      <w:pPr>
-        <w:pStyle w:val="NormalWeb"/>
-        <w:spacing w:before="0" w:beforeAutospacing="0" w:after="0" w:afterAutospacing="0"/>
-      </w:pPr>
-      <w:r>
-        <w:rPr>
-          <w:rFonts w:ascii="Arial" w:hAnsi="Arial" w:cs="Arial"/>
+          <w:sz w:val="22"/>
+          <w:szCs w:val="22"/>
+        </w:rPr>
+      </w:pPr>
+      <w:r>
+        <w:rPr>
+          <w:b/>
+          <w:bCs/>
+          <w:sz w:val="22"/>
+          <w:szCs w:val="22"/>
+        </w:rPr>
+        <w:t>5.3.</w:t>
+      </w:r>
+      <w:r>
+        <w:rPr>
+          <w:b/>
+          <w:bCs/>
+          <w:sz w:val="22"/>
+          <w:szCs w:val="22"/>
+        </w:rPr>
+        <w:t xml:space="preserve">Diagram(-y) </w:t>
+      </w:r>
+      <w:r>
+        <w:rPr>
+          <w:b/>
+          <w:bCs/>
+          <w:sz w:val="22"/>
+          <w:szCs w:val="22"/>
+        </w:rPr>
+        <w:t>stanów</w:t>
+      </w:r>
+      <w:r>
+        <w:rPr>
+          <w:sz w:val="22"/>
+          <w:szCs w:val="22"/>
+        </w:rPr>
+        <w:br/>
+      </w:r>
+      <w:r>
+        <w:rPr>
           <w:noProof/>
           <w:color w:val="000000"/>
           <w:sz w:val="22"/>
           <w:szCs w:val="22"/>
+        </w:rPr>
+        <w:pict w14:anchorId="70056096">
+          <v:rect id="_x0000_i1048" alt="" style="width:433.4pt;height:.05pt;mso-width-percent:0;mso-height-percent:0;mso-width-percent:0;mso-height-percent:0" o:hrpct="995" o:hralign="center" o:hrstd="t" o:hr="t" fillcolor="#a0a0a0" stroked="f"/>
+        </w:pict>
+      </w:r>
+    </w:p>
+    <w:p/>
+    <w:p>
+      <w:r>
+        <w:rPr>
+          <w:noProof/>
+          <w:color w:val="000000"/>
           <w:bdr w:val="none" w:sz="0" w:space="0" w:color="auto" w:frame="1"/>
         </w:rPr>
         <w:drawing>
-          <wp:inline distT="0" distB="0" distL="0" distR="0" wp14:anchorId="36B18B5E" wp14:editId="134FF490">
-            <wp:extent cx="5733415" cy="3223260"/>
+          <wp:inline distT="0" distB="0" distL="0" distR="0" wp14:anchorId="4CA49647" wp14:editId="6126018D">
+            <wp:extent cx="5733415" cy="4542790"/>
             <wp:effectExtent l="0" t="0" r="635" b="0"/>
-            <wp:docPr id="7050946" name="Picture 6"/>
+            <wp:docPr id="1504534432" name="Obraz 1"/>
             <wp:cNvGraphicFramePr>
               <a:graphicFrameLocks xmlns:a="http://schemas.openxmlformats.org/drawingml/2006/main" noChangeAspect="1"/>
             </wp:cNvGraphicFramePr>
@@ -6824,13 +6863,13 @@
               <a:graphicData uri="http://schemas.openxmlformats.org/drawingml/2006/picture">
                 <pic:pic xmlns:pic="http://schemas.openxmlformats.org/drawingml/2006/picture">
                   <pic:nvPicPr>
-                    <pic:cNvPr id="0" name="Picture 13"/>
+                    <pic:cNvPr id="0" name="Picture 22"/>
                     <pic:cNvPicPr>
                       <a:picLocks noChangeAspect="1" noChangeArrowheads="1"/>
                     </pic:cNvPicPr>
                   </pic:nvPicPr>
                   <pic:blipFill>
-                    <a:blip r:embed="rId15" cstate="print">
+                    <a:blip r:embed="rId15">
                       <a:extLst>
                         <a:ext uri="{28A0092B-C50C-407E-A947-70E740481C1C}">
                           <a14:useLocalDpi xmlns:a14="http://schemas.microsoft.com/office/drawing/2010/main" val="0"/>
@@ -6845,7 +6884,7 @@
                   <pic:spPr bwMode="auto">
                     <a:xfrm>
                       <a:off x="0" y="0"/>
-                      <a:ext cx="5733415" cy="3223260"/>
+                      <a:ext cx="5733415" cy="4542790"/>
                     </a:xfrm>
                     <a:prstGeom prst="rect">
                       <a:avLst/>
@@ -6864,162 +6903,433 @@
     </w:p>
     <w:p>
       <w:pPr>
-        <w:pStyle w:val="NormalWeb"/>
-        <w:spacing w:before="0" w:beforeAutospacing="0" w:after="0" w:afterAutospacing="0"/>
-      </w:pPr>
-      <w:r>
-        <w:rPr>
-          <w:rFonts w:ascii="Arial" w:hAnsi="Arial" w:cs="Arial"/>
+        <w:jc w:val="center"/>
+      </w:pPr>
+      <w:r>
+        <w:rPr>
           <w:b/>
           <w:bCs/>
           <w:color w:val="000000"/>
-          <w:sz w:val="22"/>
-          <w:szCs w:val="22"/>
-        </w:rPr>
-        <w:t>Rysunek</w:t>
-      </w:r>
-      <w:r>
-        <w:rPr>
-          <w:rFonts w:ascii="Arial" w:hAnsi="Arial" w:cs="Arial"/>
+        </w:rPr>
+        <w:t xml:space="preserve">Rysunek </w:t>
+      </w:r>
+      <w:r>
+        <w:rPr>
           <w:b/>
           <w:bCs/>
           <w:color w:val="000000"/>
-          <w:sz w:val="22"/>
-          <w:szCs w:val="22"/>
-        </w:rPr>
-        <w:t xml:space="preserve"> 3</w:t>
-      </w:r>
-      <w:r>
-        <w:rPr>
-          <w:rFonts w:ascii="Arial" w:hAnsi="Arial" w:cs="Arial"/>
+        </w:rPr>
+        <w:t>3</w:t>
+      </w:r>
+      <w:r>
+        <w:rPr>
           <w:b/>
           <w:bCs/>
           <w:color w:val="000000"/>
-          <w:sz w:val="22"/>
-          <w:szCs w:val="22"/>
-        </w:rPr>
-        <w:t>.</w:t>
-      </w:r>
-      <w:r>
-        <w:rPr>
-          <w:rFonts w:ascii="Arial" w:hAnsi="Arial" w:cs="Arial"/>
-          <w:b/>
-          <w:bCs/>
-          <w:color w:val="000000"/>
-          <w:sz w:val="22"/>
-          <w:szCs w:val="22"/>
+        </w:rPr>
+        <w:t xml:space="preserve">. </w:t>
+      </w:r>
+      <w:r>
+        <w:rPr>
+          <w:b/>
+          <w:bCs/>
         </w:rPr>
         <w:t xml:space="preserve"> </w:t>
       </w:r>
       <w:r>
-        <w:rPr>
-          <w:rFonts w:ascii="Arial" w:hAnsi="Arial" w:cs="Arial"/>
-          <w:b/>
-          <w:bCs/>
-          <w:color w:val="000000"/>
-          <w:sz w:val="22"/>
-          <w:szCs w:val="22"/>
-        </w:rPr>
-        <w:t>Kto obsługuje:</w:t>
-      </w:r>
-      <w:r>
-        <w:rPr>
-          <w:rFonts w:ascii="Arial" w:hAnsi="Arial" w:cs="Arial"/>
-          <w:color w:val="000000"/>
-          <w:sz w:val="22"/>
-          <w:szCs w:val="22"/>
-        </w:rPr>
-        <w:t xml:space="preserve"> </w:t>
-      </w:r>
-      <w:r>
-        <w:rPr>
-          <w:rFonts w:ascii="Arial" w:hAnsi="Arial" w:cs="Arial"/>
-          <w:b/>
-          <w:bCs/>
-          <w:color w:val="000000"/>
-          <w:sz w:val="22"/>
-          <w:szCs w:val="22"/>
-        </w:rPr>
-        <w:t>Zarząd portu</w:t>
-      </w:r>
-    </w:p>
-    <w:p>
-      <w:pPr>
-        <w:pStyle w:val="NormalWeb"/>
-        <w:spacing w:before="0" w:beforeAutospacing="0" w:after="0" w:afterAutospacing="0"/>
-      </w:pPr>
-      <w:r>
-        <w:rPr>
-          <w:rFonts w:ascii="Arial" w:hAnsi="Arial" w:cs="Arial"/>
-          <w:b/>
-          <w:bCs/>
-          <w:color w:val="000000"/>
-          <w:sz w:val="22"/>
-          <w:szCs w:val="22"/>
-        </w:rPr>
-        <w:t>Do czego służy:</w:t>
-      </w:r>
-      <w:r>
-        <w:rPr>
-          <w:rFonts w:ascii="Arial" w:hAnsi="Arial" w:cs="Arial"/>
-          <w:color w:val="000000"/>
-          <w:sz w:val="22"/>
-          <w:szCs w:val="22"/>
-        </w:rPr>
-        <w:t xml:space="preserve"> Do strategicznej oceny pracy portu. Zamiast pojedynczych przesyłek, zarząd widzi dane zagregowane: całkowitą przepustowość, średni czas operacji czy procentowe wykorzystanie doków.</w:t>
-      </w:r>
-    </w:p>
-    <w:p>
-      <w:pPr>
-        <w:pStyle w:val="NormalWeb"/>
-        <w:spacing w:before="0" w:beforeAutospacing="0" w:after="0" w:afterAutospacing="0"/>
-      </w:pPr>
-      <w:r>
-        <w:rPr>
-          <w:rFonts w:ascii="Arial" w:hAnsi="Arial" w:cs="Arial"/>
-          <w:b/>
-          <w:bCs/>
-          <w:color w:val="000000"/>
-          <w:sz w:val="22"/>
-          <w:szCs w:val="22"/>
-        </w:rPr>
-        <w:t>Kluczowa funkcja:</w:t>
-      </w:r>
-      <w:r>
-        <w:rPr>
-          <w:rFonts w:ascii="Arial" w:hAnsi="Arial" w:cs="Arial"/>
-          <w:color w:val="000000"/>
-          <w:sz w:val="22"/>
-          <w:szCs w:val="22"/>
-        </w:rPr>
-        <w:t xml:space="preserve"> Przycisk "Generuj raport" oraz wizualizacja trendów (wykres tygodniowy). To narzędzie do optymalizacji kosztów i planowania inwestycji w infrastrukturę.</w:t>
-      </w:r>
-    </w:p>
-    <w:p>
-      <w:pPr>
-        <w:spacing w:after="240"/>
-      </w:pPr>
-    </w:p>
-    <w:p>
-      <w:pPr>
-        <w:pStyle w:val="NormalWeb"/>
-        <w:spacing w:before="0" w:beforeAutospacing="0" w:after="0" w:afterAutospacing="0"/>
-      </w:pPr>
-      <w:r>
-        <w:rPr>
-          <w:rFonts w:ascii="Arial" w:hAnsi="Arial" w:cs="Arial"/>
+        <w:t>Diagram stanów dotyczący klasy "Ładunek".</w:t>
+      </w:r>
+    </w:p>
+    <w:p/>
+    <w:p>
+      <w:pPr>
+        <w:rPr>
+          <w:b/>
+          <w:bCs/>
+          <w:lang w:val="pl-PL"/>
+        </w:rPr>
+      </w:pPr>
+      <w:r>
+        <w:rPr>
+          <w:b/>
+          <w:bCs/>
+          <w:lang w:val="pl-PL"/>
+        </w:rPr>
+        <w:t> </w:t>
+      </w:r>
+    </w:p>
+    <w:p>
+      <w:pPr>
+        <w:rPr>
+          <w:b/>
+          <w:bCs/>
+          <w:lang w:val="pl-PL"/>
+        </w:rPr>
+      </w:pPr>
+    </w:p>
+    <w:p>
+      <w:pPr>
+        <w:rPr>
+          <w:b/>
+          <w:bCs/>
+          <w:lang w:val="pl-PL"/>
+        </w:rPr>
+      </w:pPr>
+      <w:r>
+        <w:rPr>
+          <w:b/>
+          <w:bCs/>
+          <w:lang w:val="pl-PL"/>
+        </w:rPr>
+        <w:lastRenderedPageBreak/>
+        <w:t>Wykaz i opis stanów</w:t>
+      </w:r>
+    </w:p>
+    <w:p>
+      <w:pPr>
+        <w:numPr>
+          <w:ilvl w:val="0"/>
+          <w:numId w:val="37"/>
+        </w:numPr>
+        <w:rPr>
+          <w:lang w:val="pl-PL"/>
+        </w:rPr>
+      </w:pPr>
+      <w:r>
+        <w:rPr>
+          <w:lang w:val="pl-PL"/>
+        </w:rPr>
+        <w:t>Nowy wniosek transportowy - stan początkowy obiektu, w którym informacje o planowanym przewozie zostały wprowadzone przez Kontrahenta za pomocą portalu zewnętrznego, lecz nie zostały jeszcze formalnie przetworzone przez pracowników portu.</w:t>
+      </w:r>
+    </w:p>
+    <w:p>
+      <w:pPr>
+        <w:numPr>
+          <w:ilvl w:val="0"/>
+          <w:numId w:val="37"/>
+        </w:numPr>
+        <w:rPr>
+          <w:lang w:val="pl-PL"/>
+        </w:rPr>
+      </w:pPr>
+      <w:r>
+        <w:rPr>
+          <w:lang w:val="pl-PL"/>
+        </w:rPr>
+        <w:t>Ładunek zarejestrowany - stan, w którym Operator zweryfikował parametry techniczne towaru (waga, gabaryty, kategoria) i formalnie zatwierdził jego obecność w systemie bazodanowym.</w:t>
+      </w:r>
+    </w:p>
+    <w:p>
+      <w:pPr>
+        <w:numPr>
+          <w:ilvl w:val="0"/>
+          <w:numId w:val="37"/>
+        </w:numPr>
+        <w:rPr>
+          <w:lang w:val="pl-PL"/>
+        </w:rPr>
+      </w:pPr>
+      <w:r>
+        <w:rPr>
+          <w:lang w:val="pl-PL"/>
+        </w:rPr>
+        <w:t>Ładunek zaplanowany - obiekt logistyczny został pomyślnie przypisany do konkretnego okna czasowego w strukturze HarmonogramDokowan oraz powiązany z fizycznym stanowiskiem obsługi (Dokem).</w:t>
+      </w:r>
+    </w:p>
+    <w:p>
+      <w:pPr>
+        <w:numPr>
+          <w:ilvl w:val="0"/>
+          <w:numId w:val="37"/>
+        </w:numPr>
+        <w:rPr>
+          <w:lang w:val="pl-PL"/>
+        </w:rPr>
+      </w:pPr>
+      <w:r>
+        <w:rPr>
+          <w:lang w:val="pl-PL"/>
+        </w:rPr>
+        <w:t>Fizyczna obsługa ładunku w porcie - stan złożony, reprezentujący pobyt towaru na obszarze operacyjnym portu. Obejmuje trzy wewnętrzne podstany:</w:t>
+      </w:r>
+    </w:p>
+    <w:p>
+      <w:pPr>
+        <w:numPr>
+          <w:ilvl w:val="1"/>
+          <w:numId w:val="37"/>
+        </w:numPr>
+        <w:rPr>
+          <w:lang w:val="pl-PL"/>
+        </w:rPr>
+      </w:pPr>
+      <w:r>
+        <w:rPr>
+          <w:lang w:val="pl-PL"/>
+        </w:rPr>
+        <w:t>Towar rozładowywany - fizyczne wyładowywanie towaru z jednostki transportowej przy użyciu urządzeń przeładunkowych.</w:t>
+      </w:r>
+    </w:p>
+    <w:p>
+      <w:pPr>
+        <w:numPr>
+          <w:ilvl w:val="1"/>
+          <w:numId w:val="37"/>
+        </w:numPr>
+        <w:rPr>
+          <w:lang w:val="pl-PL"/>
+        </w:rPr>
+      </w:pPr>
+      <w:r>
+        <w:rPr>
+          <w:lang w:val="pl-PL"/>
+        </w:rPr>
+        <w:t>Towar w magazynie - tymczasowe przetrzymywanie ładunku w wyznaczonym obszarze magazynowym.</w:t>
+      </w:r>
+    </w:p>
+    <w:p>
+      <w:pPr>
+        <w:numPr>
+          <w:ilvl w:val="1"/>
+          <w:numId w:val="37"/>
+        </w:numPr>
+        <w:rPr>
+          <w:lang w:val="pl-PL"/>
+        </w:rPr>
+      </w:pPr>
+      <w:r>
+        <w:rPr>
+          <w:lang w:val="pl-PL"/>
+        </w:rPr>
+        <w:t>Towar załadowywany - proces umieszczania ładunku na docelowy środek transportu.</w:t>
+      </w:r>
+    </w:p>
+    <w:p>
+      <w:pPr>
+        <w:numPr>
+          <w:ilvl w:val="0"/>
+          <w:numId w:val="37"/>
+        </w:numPr>
+        <w:rPr>
+          <w:lang w:val="pl-PL"/>
+        </w:rPr>
+      </w:pPr>
+      <w:r>
+        <w:rPr>
+          <w:lang w:val="pl-PL"/>
+        </w:rPr>
+        <w:t>Towar oczekuje na odbiór - operacje fizyczne zostały zakończone, a ładunek znajduje się w strefie wyjazdowej, czekając na dopełnienie formalności przez kierowcę.</w:t>
+      </w:r>
+    </w:p>
+    <w:p>
+      <w:pPr>
+        <w:numPr>
+          <w:ilvl w:val="0"/>
+          <w:numId w:val="37"/>
+        </w:numPr>
+        <w:rPr>
+          <w:lang w:val="pl-PL"/>
+        </w:rPr>
+      </w:pPr>
+      <w:r>
+        <w:rPr>
+          <w:lang w:val="pl-PL"/>
+        </w:rPr>
+        <w:t>Ładunek opuścił port - stan końcowy cyklu życia obiektu w bieżącym procesie operacyjnym, dane zostają zabezpieczone w historii systemu.</w:t>
+      </w:r>
+    </w:p>
+    <w:p>
+      <w:pPr>
+        <w:rPr>
+          <w:b/>
+          <w:bCs/>
+          <w:lang w:val="pl-PL"/>
+        </w:rPr>
+      </w:pPr>
+      <w:r>
+        <w:rPr>
+          <w:b/>
+          <w:bCs/>
+          <w:lang w:val="pl-PL"/>
+        </w:rPr>
+        <w:t> Wykaz i opis przejść</w:t>
+      </w:r>
+    </w:p>
+    <w:p>
+      <w:pPr>
+        <w:numPr>
+          <w:ilvl w:val="0"/>
+          <w:numId w:val="38"/>
+        </w:numPr>
+        <w:rPr>
+          <w:lang w:val="pl-PL"/>
+        </w:rPr>
+      </w:pPr>
+      <w:r>
+        <w:rPr>
+          <w:lang w:val="pl-PL"/>
+        </w:rPr>
+        <w:t>zgłoszenie transportu / zglosTransport() - przejście wyzwalane akcją Kontrahenta, powodujące utworzenie instancji klasy i wejście w stan oczekiwania na weryfikację.</w:t>
+      </w:r>
+    </w:p>
+    <w:p>
+      <w:pPr>
+        <w:numPr>
+          <w:ilvl w:val="0"/>
+          <w:numId w:val="38"/>
+        </w:numPr>
+        <w:rPr>
+          <w:lang w:val="pl-PL"/>
+        </w:rPr>
+      </w:pPr>
+      <w:r>
+        <w:rPr>
+          <w:lang w:val="pl-PL"/>
+        </w:rPr>
+        <w:t>weryfikacja danych / rejestrujLadunek() - autoryzacja zgłoszenia przez Operatora, przenosząca obiekt do stanów oficjalnie rejestrowanych.</w:t>
+      </w:r>
+    </w:p>
+    <w:p>
+      <w:pPr>
+        <w:numPr>
+          <w:ilvl w:val="0"/>
+          <w:numId w:val="38"/>
+        </w:numPr>
+        <w:rPr>
+          <w:lang w:val="pl-PL"/>
+        </w:rPr>
+      </w:pPr>
+      <w:r>
+        <w:rPr>
+          <w:lang w:val="pl-PL"/>
+        </w:rPr>
+        <w:t>ustalenie grafiku / planujOperacje() - systemowa, automatyczna alokacja czasu operacyjnego dla ładunku.</w:t>
+      </w:r>
+    </w:p>
+    <w:p>
+      <w:pPr>
+        <w:numPr>
+          <w:ilvl w:val="0"/>
+          <w:numId w:val="38"/>
+        </w:numPr>
+        <w:rPr>
+          <w:lang w:val="pl-PL"/>
+        </w:rPr>
+      </w:pPr>
+      <w:r>
+        <w:rPr>
+          <w:lang w:val="pl-PL"/>
+        </w:rPr>
+        <w:t>rozpoczęcie obsługi / monitorujOperacje() - wejście w fazę realizacji fizycznej, inicjowane w momencie wykrycia obecności transportu przy doku.</w:t>
+      </w:r>
+    </w:p>
+    <w:p>
+      <w:pPr>
+        <w:numPr>
+          <w:ilvl w:val="0"/>
+          <w:numId w:val="38"/>
+        </w:numPr>
+        <w:rPr>
+          <w:lang w:val="pl-PL"/>
+        </w:rPr>
+      </w:pPr>
+      <w:r>
+        <w:rPr>
+          <w:lang w:val="pl-PL"/>
+        </w:rPr>
+        <w:t>przydzielenie miejsca / przydzielObszary() - wewnętrzne przejście logiczne, wywoływane po zakończeniu wyładunku w celu relokacji towaru do strefy składowania.</w:t>
+      </w:r>
+    </w:p>
+    <w:p>
+      <w:pPr>
+        <w:numPr>
+          <w:ilvl w:val="0"/>
+          <w:numId w:val="38"/>
+        </w:numPr>
+        <w:rPr>
+          <w:lang w:val="pl-PL"/>
+        </w:rPr>
+      </w:pPr>
+      <w:r>
+        <w:rPr>
+          <w:lang w:val="pl-PL"/>
+        </w:rPr>
+        <w:t>przydzielenie sprzętu / przydzielUrzadzenia() - wewnętrzna zmiana stanu, aktywująca zasoby techniczne niezbędne do rozpoczęcia załadunku wyjazdowego.</w:t>
+      </w:r>
+    </w:p>
+    <w:p>
+      <w:pPr>
+        <w:numPr>
+          <w:ilvl w:val="0"/>
+          <w:numId w:val="38"/>
+        </w:numPr>
+        <w:rPr>
+          <w:lang w:val="pl-PL"/>
+        </w:rPr>
+      </w:pPr>
+      <w:r>
+        <w:rPr>
+          <w:lang w:val="pl-PL"/>
+        </w:rPr>
+        <w:t>zakończenie prac / generujKarteZaladunkowa() - zamknięcie stanu złożonego; system generuje cyfrowy dokument dla kierowcy, potwierdzający wykonanie operacji.</w:t>
+      </w:r>
+    </w:p>
+    <w:p>
+      <w:pPr>
+        <w:numPr>
+          <w:ilvl w:val="0"/>
+          <w:numId w:val="38"/>
+        </w:numPr>
+        <w:rPr>
+          <w:lang w:val="pl-PL"/>
+        </w:rPr>
+      </w:pPr>
+      <w:r>
+        <w:rPr>
+          <w:lang w:val="pl-PL"/>
+        </w:rPr>
+        <w:t>wyjazd z portu [karta zweryfikowana] - przejście do stanu końcowego zabezpieczone warunkiem dozorującym (dopełnienie kontroli na bramie wyjazdowej).</w:t>
+      </w:r>
+    </w:p>
+    <w:p>
+      <w:pPr>
+        <w:rPr>
+          <w:lang w:val="pl-PL"/>
+        </w:rPr>
+      </w:pPr>
+    </w:p>
+    <w:p>
+      <w:pPr>
+        <w:rPr>
+          <w:lang w:val="pl-PL"/>
+        </w:rPr>
+      </w:pPr>
+    </w:p>
+    <w:p>
+      <w:pPr>
+        <w:rPr>
+          <w:lang w:val="pl-PL"/>
+        </w:rPr>
+      </w:pPr>
+    </w:p>
+    <w:p>
+      <w:pPr>
+        <w:rPr>
+          <w:lang w:val="pl-PL"/>
+        </w:rPr>
+      </w:pPr>
+      <w:r>
+        <w:rPr>
           <w:noProof/>
           <w:color w:val="000000"/>
-          <w:sz w:val="22"/>
-          <w:szCs w:val="22"/>
           <w:bdr w:val="none" w:sz="0" w:space="0" w:color="auto" w:frame="1"/>
         </w:rPr>
         <w:lastRenderedPageBreak/>
         <w:drawing>
-          <wp:inline distT="0" distB="0" distL="0" distR="0" wp14:anchorId="543C5549" wp14:editId="6FE084B5">
-            <wp:extent cx="5733415" cy="3223260"/>
-            <wp:effectExtent l="0" t="0" r="635" b="0"/>
-            <wp:docPr id="881652685" name="Picture 5"/>
+          <wp:inline distT="0" distB="0" distL="0" distR="0" wp14:anchorId="0A165D4F" wp14:editId="1706666F">
+            <wp:extent cx="5733415" cy="3695065"/>
+            <wp:effectExtent l="0" t="0" r="635" b="635"/>
+            <wp:docPr id="1087464290" name="Obraz 2"/>
             <wp:cNvGraphicFramePr>
               <a:graphicFrameLocks xmlns:a="http://schemas.openxmlformats.org/drawingml/2006/main" noChangeAspect="1"/>
             </wp:cNvGraphicFramePr>
@@ -7027,7 +7337,7 @@
               <a:graphicData uri="http://schemas.openxmlformats.org/drawingml/2006/picture">
                 <pic:pic xmlns:pic="http://schemas.openxmlformats.org/drawingml/2006/picture">
                   <pic:nvPicPr>
-                    <pic:cNvPr id="0" name="Picture 14"/>
+                    <pic:cNvPr id="0" name="Picture 24"/>
                     <pic:cNvPicPr>
                       <a:picLocks noChangeAspect="1" noChangeArrowheads="1"/>
                     </pic:cNvPicPr>
@@ -7048,7 +7358,7 @@
                   <pic:spPr bwMode="auto">
                     <a:xfrm>
                       <a:off x="0" y="0"/>
-                      <a:ext cx="5733415" cy="3223260"/>
+                      <a:ext cx="5733415" cy="3695065"/>
                     </a:xfrm>
                     <a:prstGeom prst="rect">
                       <a:avLst/>
@@ -7067,139 +7377,339 @@
     </w:p>
     <w:p>
       <w:pPr>
-        <w:pStyle w:val="NormalWeb"/>
-        <w:spacing w:before="0" w:beforeAutospacing="0" w:after="0" w:afterAutospacing="0"/>
-      </w:pPr>
-      <w:r>
-        <w:rPr>
-          <w:rFonts w:ascii="Arial" w:hAnsi="Arial" w:cs="Arial"/>
+        <w:jc w:val="center"/>
+      </w:pPr>
+      <w:r>
+        <w:rPr>
           <w:b/>
           <w:bCs/>
           <w:color w:val="000000"/>
-          <w:sz w:val="22"/>
-          <w:szCs w:val="22"/>
         </w:rPr>
         <w:t xml:space="preserve">Rysunek </w:t>
       </w:r>
       <w:r>
         <w:rPr>
-          <w:rFonts w:ascii="Arial" w:hAnsi="Arial" w:cs="Arial"/>
           <w:b/>
           <w:bCs/>
           <w:color w:val="000000"/>
-          <w:sz w:val="22"/>
-          <w:szCs w:val="22"/>
         </w:rPr>
         <w:t>4</w:t>
       </w:r>
       <w:r>
         <w:rPr>
-          <w:rFonts w:ascii="Arial" w:hAnsi="Arial" w:cs="Arial"/>
-          <w:b/>
-          <w:bCs/>
-          <w:color w:val="000000"/>
-          <w:sz w:val="22"/>
-          <w:szCs w:val="22"/>
-        </w:rPr>
-        <w:t>. Kto obsługuje:</w:t>
-      </w:r>
-      <w:r>
-        <w:rPr>
-          <w:rFonts w:ascii="Arial" w:hAnsi="Arial" w:cs="Arial"/>
-          <w:color w:val="000000"/>
-          <w:sz w:val="22"/>
-          <w:szCs w:val="22"/>
-        </w:rPr>
-        <w:t xml:space="preserve"> </w:t>
-      </w:r>
-      <w:r>
-        <w:rPr>
-          <w:rFonts w:ascii="Arial" w:hAnsi="Arial" w:cs="Arial"/>
-          <w:b/>
-          <w:bCs/>
-          <w:color w:val="000000"/>
-          <w:sz w:val="22"/>
-          <w:szCs w:val="22"/>
-        </w:rPr>
-        <w:t>Koordynator portu</w:t>
-      </w:r>
-    </w:p>
-    <w:p>
-      <w:pPr>
-        <w:pStyle w:val="NormalWeb"/>
-        <w:spacing w:before="0" w:beforeAutospacing="0" w:after="0" w:afterAutospacing="0"/>
-      </w:pPr>
-      <w:r>
-        <w:rPr>
-          <w:rFonts w:ascii="Arial" w:hAnsi="Arial" w:cs="Arial"/>
-          <w:b/>
-          <w:bCs/>
-          <w:color w:val="000000"/>
-          <w:sz w:val="22"/>
-          <w:szCs w:val="22"/>
-        </w:rPr>
-        <w:t>Do czego służy:</w:t>
-      </w:r>
-      <w:r>
-        <w:rPr>
-          <w:rFonts w:ascii="Arial" w:hAnsi="Arial" w:cs="Arial"/>
-          <w:color w:val="000000"/>
-          <w:sz w:val="22"/>
-          <w:szCs w:val="22"/>
-        </w:rPr>
-        <w:t xml:space="preserve"> To "centrum dowodzenia" procesem przeładunku w czasie rzeczywistym. Koordynator widzi listę aktywnych operacji, wie, który ładunek trafił do którego magazynu i jaki sprzęt został do niego przypisany.</w:t>
-      </w:r>
-    </w:p>
-    <w:p>
-      <w:pPr>
-        <w:pStyle w:val="NormalWeb"/>
-        <w:spacing w:before="0" w:beforeAutospacing="0" w:after="0" w:afterAutospacing="0"/>
-      </w:pPr>
-      <w:r>
-        <w:rPr>
-          <w:rFonts w:ascii="Arial" w:hAnsi="Arial" w:cs="Arial"/>
-          <w:b/>
-          <w:bCs/>
-          <w:color w:val="000000"/>
-          <w:sz w:val="22"/>
-          <w:szCs w:val="22"/>
-        </w:rPr>
-        <w:t>Kluczowa funkcja:</w:t>
-      </w:r>
-      <w:r>
-        <w:rPr>
-          <w:rFonts w:ascii="Arial" w:hAnsi="Arial" w:cs="Arial"/>
-          <w:color w:val="000000"/>
-          <w:sz w:val="22"/>
-          <w:szCs w:val="22"/>
-        </w:rPr>
-        <w:t xml:space="preserve"> Monitorowanie statusów (Rozładunek, Wydano, Oczekuje). Pozwala szybko reagować na zatory lub awarie sprzętu.</w:t>
-      </w:r>
-    </w:p>
-    <w:p>
-      <w:pPr>
-        <w:spacing w:after="240"/>
-      </w:pPr>
-    </w:p>
-    <w:p>
-      <w:pPr>
-        <w:pStyle w:val="NormalWeb"/>
-        <w:spacing w:before="0" w:beforeAutospacing="0" w:after="0" w:afterAutospacing="0"/>
-      </w:pPr>
-      <w:r>
-        <w:rPr>
-          <w:rFonts w:ascii="Arial" w:hAnsi="Arial" w:cs="Arial"/>
+          <w:b/>
+          <w:bCs/>
+        </w:rPr>
+        <w:t>.</w:t>
+      </w:r>
+      <w:r>
+        <w:t xml:space="preserve"> Diagram stanów dotyczący klasy “Dok”.</w:t>
+      </w:r>
+    </w:p>
+    <w:p>
+      <w:pPr>
+        <w:rPr>
+          <w:b/>
+          <w:bCs/>
+          <w:lang w:val="pl-PL"/>
+        </w:rPr>
+      </w:pPr>
+      <w:r>
+        <w:rPr>
+          <w:b/>
+          <w:bCs/>
+          <w:lang w:val="pl-PL"/>
+        </w:rPr>
+        <w:t> Wykaz i opis stanów </w:t>
+      </w:r>
+    </w:p>
+    <w:p>
+      <w:pPr>
+        <w:numPr>
+          <w:ilvl w:val="0"/>
+          <w:numId w:val="39"/>
+        </w:numPr>
+        <w:rPr>
+          <w:lang w:val="pl-PL"/>
+        </w:rPr>
+      </w:pPr>
+      <w:r>
+        <w:rPr>
+          <w:lang w:val="pl-PL"/>
+        </w:rPr>
+        <w:t>Wolny - dok przeładunkowy nie jest obciążony żadną operacją, jest w pełni sprawny technicznie i wykazuje pełną gotowość do przyjęcia jednostek transportowych.</w:t>
+      </w:r>
+    </w:p>
+    <w:p>
+      <w:pPr>
+        <w:numPr>
+          <w:ilvl w:val="0"/>
+          <w:numId w:val="39"/>
+        </w:numPr>
+        <w:rPr>
+          <w:lang w:val="pl-PL"/>
+        </w:rPr>
+      </w:pPr>
+      <w:r>
+        <w:rPr>
+          <w:lang w:val="pl-PL"/>
+        </w:rPr>
+        <w:t>Zarezerwowany - stanowisko zostało zablokowane w strukturze planistycznej na potrzeby nadchodzących operacji ujętych w harmonogramie. </w:t>
+      </w:r>
+    </w:p>
+    <w:p>
+      <w:pPr>
+        <w:numPr>
+          <w:ilvl w:val="0"/>
+          <w:numId w:val="39"/>
+        </w:numPr>
+        <w:rPr>
+          <w:lang w:val="pl-PL"/>
+        </w:rPr>
+      </w:pPr>
+      <w:r>
+        <w:rPr>
+          <w:lang w:val="pl-PL"/>
+        </w:rPr>
+        <w:t>Zajęty - stan złożony odzwierciedlający fizyczną obecność środka transportu przy stanowisku. Składa się z podstanów:</w:t>
+      </w:r>
+    </w:p>
+    <w:p>
+      <w:pPr>
+        <w:numPr>
+          <w:ilvl w:val="1"/>
+          <w:numId w:val="39"/>
+        </w:numPr>
+        <w:rPr>
+          <w:lang w:val="pl-PL"/>
+        </w:rPr>
+      </w:pPr>
+      <w:r>
+        <w:rPr>
+          <w:lang w:val="pl-PL"/>
+        </w:rPr>
+        <w:t>Podstawianie pojazdu - dokowanie pojazdu.</w:t>
+      </w:r>
+    </w:p>
+    <w:p>
+      <w:pPr>
+        <w:numPr>
+          <w:ilvl w:val="1"/>
+          <w:numId w:val="39"/>
+        </w:numPr>
+        <w:rPr>
+          <w:lang w:val="pl-PL"/>
+        </w:rPr>
+      </w:pPr>
+      <w:r>
+        <w:rPr>
+          <w:lang w:val="pl-PL"/>
+        </w:rPr>
+        <w:t>Obsługa załadunku - proces prowadzenia operacji przeładunkowych bliski maksimum wydajności zasobów.</w:t>
+      </w:r>
+    </w:p>
+    <w:p>
+      <w:pPr>
+        <w:numPr>
+          <w:ilvl w:val="1"/>
+          <w:numId w:val="39"/>
+        </w:numPr>
+        <w:rPr>
+          <w:lang w:val="pl-PL"/>
+        </w:rPr>
+      </w:pPr>
+      <w:r>
+        <w:rPr>
+          <w:lang w:val="pl-PL"/>
+        </w:rPr>
+        <w:t>Koniec prac - procedury zabezpieczające po zakończeniu wymiany ładunku.</w:t>
+      </w:r>
+    </w:p>
+    <w:p>
+      <w:pPr>
+        <w:numPr>
+          <w:ilvl w:val="0"/>
+          <w:numId w:val="39"/>
+        </w:numPr>
+        <w:rPr>
+          <w:lang w:val="pl-PL"/>
+        </w:rPr>
+      </w:pPr>
+      <w:r>
+        <w:rPr>
+          <w:lang w:val="pl-PL"/>
+        </w:rPr>
+        <w:t>Serwis - stan awaryjny lub serwisowy. Dok zostaje całkowicie odcięty od procesów logistycznych z powodu awarii urządzeń przeładunkowych lub rutynowych przeglądów technicznych.</w:t>
+      </w:r>
+    </w:p>
+    <w:p>
+      <w:pPr>
+        <w:rPr>
+          <w:b/>
+          <w:bCs/>
+          <w:lang w:val="pl-PL"/>
+        </w:rPr>
+      </w:pPr>
+      <w:r>
+        <w:rPr>
+          <w:b/>
+          <w:bCs/>
+          <w:lang w:val="pl-PL"/>
+        </w:rPr>
+        <w:t> Wykaz i opis przejść</w:t>
+      </w:r>
+    </w:p>
+    <w:p>
+      <w:pPr>
+        <w:numPr>
+          <w:ilvl w:val="0"/>
+          <w:numId w:val="40"/>
+        </w:numPr>
+        <w:rPr>
+          <w:lang w:val="pl-PL"/>
+        </w:rPr>
+      </w:pPr>
+      <w:r>
+        <w:rPr>
+          <w:lang w:val="pl-PL"/>
+        </w:rPr>
+        <w:t>uwzględnienie w grafiku / planujOperacje() - rezerwacja zasobu infrastruktury przez system na podstawie prognozowanych awizacji.</w:t>
+      </w:r>
+    </w:p>
+    <w:p>
+      <w:pPr>
+        <w:numPr>
+          <w:ilvl w:val="0"/>
+          <w:numId w:val="40"/>
+        </w:numPr>
+        <w:rPr>
+          <w:lang w:val="pl-PL"/>
+        </w:rPr>
+      </w:pPr>
+      <w:r>
+        <w:rPr>
+          <w:lang w:val="pl-PL"/>
+        </w:rPr>
+        <w:t>przypisanie transportu / przydzielDoki() - zmiana statusu na zajęty w momencie fizycznego przybycia pojazdu i rozpoczęcia procedury pozycjonowania.</w:t>
+      </w:r>
+    </w:p>
+    <w:p>
+      <w:pPr>
+        <w:numPr>
+          <w:ilvl w:val="0"/>
+          <w:numId w:val="40"/>
+        </w:numPr>
+        <w:rPr>
+          <w:lang w:val="pl-PL"/>
+        </w:rPr>
+      </w:pPr>
+      <w:r>
+        <w:rPr>
+          <w:lang w:val="pl-PL"/>
+        </w:rPr>
+        <w:t>zabezpieczenie pojazdu [gotowy] - wewnętrzne przejście warunkowe uruchamiające właściwe maszyny przeładunkowe.</w:t>
+      </w:r>
+    </w:p>
+    <w:p>
+      <w:pPr>
+        <w:numPr>
+          <w:ilvl w:val="0"/>
+          <w:numId w:val="40"/>
+        </w:numPr>
+        <w:rPr>
+          <w:lang w:val="pl-PL"/>
+        </w:rPr>
+      </w:pPr>
+      <w:r>
+        <w:rPr>
+          <w:lang w:val="pl-PL"/>
+        </w:rPr>
+        <w:t>zakończenie załadunku - przejście w fazę zamykania operacji dokowania.</w:t>
+      </w:r>
+    </w:p>
+    <w:p>
+      <w:pPr>
+        <w:numPr>
+          <w:ilvl w:val="0"/>
+          <w:numId w:val="40"/>
+        </w:numPr>
+        <w:rPr>
+          <w:lang w:val="pl-PL"/>
+        </w:rPr>
+      </w:pPr>
+      <w:r>
+        <w:rPr>
+          <w:lang w:val="pl-PL"/>
+        </w:rPr>
+        <w:t>zgłoszenie usterki [wykryto awarię] - natychmiastowe przejście wyłączające dok z użytku ze względów bezpieczeństwa.</w:t>
+      </w:r>
+    </w:p>
+    <w:p>
+      <w:pPr>
+        <w:numPr>
+          <w:ilvl w:val="0"/>
+          <w:numId w:val="40"/>
+        </w:numPr>
+        <w:rPr>
+          <w:lang w:val="pl-PL"/>
+        </w:rPr>
+      </w:pPr>
+      <w:r>
+        <w:rPr>
+          <w:lang w:val="pl-PL"/>
+        </w:rPr>
+        <w:t>naprawa [zakończenie naprawy] - powrót sprawności technicznej stanowiska po interwencji serwisu.</w:t>
+      </w:r>
+    </w:p>
+    <w:p>
+      <w:pPr>
+        <w:numPr>
+          <w:ilvl w:val="0"/>
+          <w:numId w:val="40"/>
+        </w:numPr>
+        <w:rPr>
+          <w:lang w:val="pl-PL"/>
+        </w:rPr>
+      </w:pPr>
+      <w:r>
+        <w:rPr>
+          <w:lang w:val="pl-PL"/>
+        </w:rPr>
+        <w:lastRenderedPageBreak/>
+        <w:t>zwolnienie doku [brak powiadomień o przyszłych transportach] / monitorujOperacje() - powrót stanowiska do ogólnej puli wolnych zasobów po zakończeniu obsługi, o ile system nie przewiduje natychmiastowych kolejnych dokowań.</w:t>
+      </w:r>
+    </w:p>
+    <w:p>
+      <w:pPr>
+        <w:rPr>
+          <w:lang w:val="pl-PL"/>
+        </w:rPr>
+      </w:pPr>
+    </w:p>
+    <w:p>
+      <w:pPr>
+        <w:rPr>
+          <w:lang w:val="pl-PL"/>
+        </w:rPr>
+      </w:pPr>
+    </w:p>
+    <w:p>
+      <w:pPr>
+        <w:rPr>
+          <w:lang w:val="pl-PL"/>
+        </w:rPr>
+      </w:pPr>
+      <w:r>
+        <w:rPr>
           <w:noProof/>
           <w:color w:val="000000"/>
-          <w:sz w:val="22"/>
-          <w:szCs w:val="22"/>
           <w:bdr w:val="none" w:sz="0" w:space="0" w:color="auto" w:frame="1"/>
         </w:rPr>
         <w:drawing>
-          <wp:inline distT="0" distB="0" distL="0" distR="0" wp14:anchorId="29A0BDF1" wp14:editId="4F4A4908">
-            <wp:extent cx="5733415" cy="3223260"/>
+          <wp:inline distT="0" distB="0" distL="0" distR="0" wp14:anchorId="6B9475C8" wp14:editId="3977621B">
+            <wp:extent cx="5733415" cy="5533390"/>
             <wp:effectExtent l="0" t="0" r="635" b="0"/>
-            <wp:docPr id="1103590862" name="Picture 4"/>
+            <wp:docPr id="504634693" name="Obraz 3"/>
             <wp:cNvGraphicFramePr>
               <a:graphicFrameLocks xmlns:a="http://schemas.openxmlformats.org/drawingml/2006/main" noChangeAspect="1"/>
             </wp:cNvGraphicFramePr>
@@ -7207,13 +7717,13 @@
               <a:graphicData uri="http://schemas.openxmlformats.org/drawingml/2006/picture">
                 <pic:pic xmlns:pic="http://schemas.openxmlformats.org/drawingml/2006/picture">
                   <pic:nvPicPr>
-                    <pic:cNvPr id="0" name="Picture 15"/>
+                    <pic:cNvPr id="0" name="Picture 26"/>
                     <pic:cNvPicPr>
                       <a:picLocks noChangeAspect="1" noChangeArrowheads="1"/>
                     </pic:cNvPicPr>
                   </pic:nvPicPr>
                   <pic:blipFill>
-                    <a:blip r:embed="rId17" cstate="print">
+                    <a:blip r:embed="rId17">
                       <a:extLst>
                         <a:ext uri="{28A0092B-C50C-407E-A947-70E740481C1C}">
                           <a14:useLocalDpi xmlns:a14="http://schemas.microsoft.com/office/drawing/2010/main" val="0"/>
@@ -7228,7 +7738,7 @@
                   <pic:spPr bwMode="auto">
                     <a:xfrm>
                       <a:off x="0" y="0"/>
-                      <a:ext cx="5733415" cy="3223260"/>
+                      <a:ext cx="5733415" cy="5533390"/>
                     </a:xfrm>
                     <a:prstGeom prst="rect">
                       <a:avLst/>
@@ -7247,143 +7757,392 @@
     </w:p>
     <w:p>
       <w:pPr>
-        <w:pStyle w:val="NormalWeb"/>
-        <w:spacing w:before="0" w:beforeAutospacing="0" w:after="0" w:afterAutospacing="0"/>
-      </w:pPr>
-      <w:r>
-        <w:rPr>
-          <w:rFonts w:ascii="Arial" w:hAnsi="Arial" w:cs="Arial"/>
+        <w:jc w:val="center"/>
+      </w:pPr>
+      <w:r>
+        <w:rPr>
           <w:b/>
           <w:bCs/>
           <w:color w:val="000000"/>
-          <w:sz w:val="22"/>
-          <w:szCs w:val="22"/>
         </w:rPr>
         <w:t xml:space="preserve">Rysunek </w:t>
       </w:r>
       <w:r>
         <w:rPr>
-          <w:rFonts w:ascii="Arial" w:hAnsi="Arial" w:cs="Arial"/>
           <w:b/>
           <w:bCs/>
           <w:color w:val="000000"/>
-          <w:sz w:val="22"/>
-          <w:szCs w:val="22"/>
         </w:rPr>
         <w:t>5</w:t>
       </w:r>
       <w:r>
         <w:rPr>
-          <w:rFonts w:ascii="Arial" w:hAnsi="Arial" w:cs="Arial"/>
-          <w:b/>
-          <w:bCs/>
+          <w:b/>
+          <w:bCs/>
+        </w:rPr>
+        <w:t>.</w:t>
+      </w:r>
+      <w:r>
+        <w:t xml:space="preserve"> Diagram stanów dotyczący klasy “HarmonogramDokowan”.</w:t>
+      </w:r>
+    </w:p>
+    <w:p/>
+    <w:p>
+      <w:pPr>
+        <w:rPr>
+          <w:b/>
+          <w:bCs/>
+          <w:lang w:val="pl-PL"/>
+        </w:rPr>
+      </w:pPr>
+    </w:p>
+    <w:p>
+      <w:pPr>
+        <w:rPr>
+          <w:b/>
+          <w:bCs/>
+          <w:lang w:val="pl-PL"/>
+        </w:rPr>
+      </w:pPr>
+      <w:r>
+        <w:rPr>
+          <w:b/>
+          <w:bCs/>
+          <w:lang w:val="pl-PL"/>
+        </w:rPr>
+        <w:t>Wykaz i opis stanów</w:t>
+      </w:r>
+    </w:p>
+    <w:p>
+      <w:pPr>
+        <w:numPr>
+          <w:ilvl w:val="0"/>
+          <w:numId w:val="41"/>
+        </w:numPr>
+        <w:rPr>
+          <w:lang w:val="pl-PL"/>
+        </w:rPr>
+      </w:pPr>
+      <w:r>
+        <w:rPr>
+          <w:lang w:val="pl-PL"/>
+        </w:rPr>
+        <w:t>Przygotowanie - stan początkowy dla procesu planowania. Oznacza moment, w którym system zebrał zapotrzebowanie operacyjne, jednak właściwy proces układania harmonogramu nie został jeszcze zainicjowany.</w:t>
+      </w:r>
+    </w:p>
+    <w:p>
+      <w:pPr>
+        <w:numPr>
+          <w:ilvl w:val="0"/>
+          <w:numId w:val="41"/>
+        </w:numPr>
+        <w:rPr>
+          <w:lang w:val="pl-PL"/>
+        </w:rPr>
+      </w:pPr>
+      <w:r>
+        <w:rPr>
+          <w:lang w:val="pl-PL"/>
+        </w:rPr>
+        <w:t>Tworzenie - stan roboczy, w którym dyspozytor lub system automatyczny aktywnie buduje zarys grafiku. W tym stanie odbywa się przypisywanie konkretnych zasobów do zadań.</w:t>
+      </w:r>
+    </w:p>
+    <w:p>
+      <w:pPr>
+        <w:numPr>
+          <w:ilvl w:val="0"/>
+          <w:numId w:val="41"/>
+        </w:numPr>
+        <w:rPr>
+          <w:lang w:val="pl-PL"/>
+        </w:rPr>
+      </w:pPr>
+      <w:r>
+        <w:rPr>
+          <w:lang w:val="pl-PL"/>
+        </w:rPr>
+        <w:t>Weryfikacja - stan kontrolny, w którym gotowy projekt harmonogramu jest sprawdzany pod kątem poprawności, braku nałożeń czasowych oraz dostępności przypisanego sprzętu i infrastruktury.</w:t>
+      </w:r>
+    </w:p>
+    <w:p>
+      <w:pPr>
+        <w:numPr>
+          <w:ilvl w:val="0"/>
+          <w:numId w:val="41"/>
+        </w:numPr>
+        <w:rPr>
+          <w:lang w:val="pl-PL"/>
+        </w:rPr>
+      </w:pPr>
+      <w:r>
+        <w:rPr>
+          <w:lang w:val="pl-PL"/>
+        </w:rPr>
+        <w:lastRenderedPageBreak/>
+        <w:t>Zatwierdzenie - plan przeszedł pomyślnie walidację i został oficjalnie zatwierdzony jako obowiązujący harmonogram do wykonania w ramach zbliżającej się zmiany roboczej.</w:t>
+      </w:r>
+    </w:p>
+    <w:p>
+      <w:pPr>
+        <w:numPr>
+          <w:ilvl w:val="0"/>
+          <w:numId w:val="41"/>
+        </w:numPr>
+        <w:rPr>
+          <w:lang w:val="pl-PL"/>
+        </w:rPr>
+      </w:pPr>
+      <w:r>
+        <w:rPr>
+          <w:lang w:val="pl-PL"/>
+        </w:rPr>
+        <w:t>Realizacja - stan, w którym na podstawie zatwierdzonego planu odbywają się faktyczne operacje fizyczne w porcie/magazynie. Trwa on przez cały czas trwania danej zmiany.</w:t>
+      </w:r>
+    </w:p>
+    <w:p>
+      <w:pPr>
+        <w:numPr>
+          <w:ilvl w:val="0"/>
+          <w:numId w:val="41"/>
+        </w:numPr>
+        <w:rPr>
+          <w:lang w:val="pl-PL"/>
+        </w:rPr>
+      </w:pPr>
+      <w:r>
+        <w:rPr>
+          <w:lang w:val="pl-PL"/>
+        </w:rPr>
+        <w:t>Zakończenie - operacje przypisane do zmiany dobiegły końca. Stan ten oznacza zamknięcie bieżących zadań operacyjnych i przygotowanie do podsumowania.</w:t>
+      </w:r>
+    </w:p>
+    <w:p>
+      <w:pPr>
+        <w:numPr>
+          <w:ilvl w:val="0"/>
+          <w:numId w:val="41"/>
+        </w:numPr>
+        <w:rPr>
+          <w:lang w:val="pl-PL"/>
+        </w:rPr>
+      </w:pPr>
+      <w:r>
+        <w:rPr>
+          <w:lang w:val="pl-PL"/>
+        </w:rPr>
+        <w:t>Archiwizacja - stan końcowy cyklu życia tego planu. Obejmuje zabezpieczenie zebranych informacji o przebiegu operacji w historii systemu, po czym proces planowania dla tej konkretnej zmiany zostaje całkowicie zamknięty.</w:t>
+      </w:r>
+    </w:p>
+    <w:p>
+      <w:pPr>
+        <w:rPr>
+          <w:b/>
+          <w:bCs/>
+          <w:lang w:val="pl-PL"/>
+        </w:rPr>
+      </w:pPr>
+      <w:r>
+        <w:rPr>
+          <w:b/>
+          <w:bCs/>
+          <w:lang w:val="pl-PL"/>
+        </w:rPr>
+        <w:t>Wykaz i opis przejść</w:t>
+      </w:r>
+    </w:p>
+    <w:p>
+      <w:pPr>
+        <w:numPr>
+          <w:ilvl w:val="0"/>
+          <w:numId w:val="42"/>
+        </w:numPr>
+        <w:rPr>
+          <w:lang w:val="pl-PL"/>
+        </w:rPr>
+      </w:pPr>
+      <w:r>
+        <w:rPr>
+          <w:lang w:val="pl-PL"/>
+        </w:rPr>
+        <w:t>rozpoczęcie planowania / planujOperacje() - przejście ze stanu Przygotowanie do Tworzenie, wyzwalane przez użytkownika lub harmonogram systemowy. Uruchamia mechanizmy planistyczne i inicjuje proces budowy grafiku.</w:t>
+      </w:r>
+    </w:p>
+    <w:p>
+      <w:pPr>
+        <w:numPr>
+          <w:ilvl w:val="0"/>
+          <w:numId w:val="42"/>
+        </w:numPr>
+        <w:rPr>
+          <w:lang w:val="pl-PL"/>
+        </w:rPr>
+      </w:pPr>
+      <w:r>
+        <w:rPr>
+          <w:lang w:val="pl-PL"/>
+        </w:rPr>
+        <w:t>alokacja zasobów / przydzielDoki() - przejście wewnętrzne (pętla) w stanie Tworzenie. Reprezentuje powtarzalną czynność alokowania infrastruktury (np. doków załadunkowych) dla kolejnych zadań w trakcie układania planu.</w:t>
+      </w:r>
+    </w:p>
+    <w:p>
+      <w:pPr>
+        <w:numPr>
+          <w:ilvl w:val="0"/>
+          <w:numId w:val="42"/>
+        </w:numPr>
+        <w:rPr>
+          <w:lang w:val="pl-PL"/>
+        </w:rPr>
+      </w:pPr>
+      <w:r>
+        <w:rPr>
+          <w:lang w:val="pl-PL"/>
+        </w:rPr>
+        <w:t>wygenerowanie planu / nadzorujProces() - przejście do Weryfikacji, następujące po zakończeniu etapu układania harmonogramu. System wywołuje metodę przekazującą gotowy zarys do analizy poprawności.</w:t>
+      </w:r>
+    </w:p>
+    <w:p>
+      <w:pPr>
+        <w:numPr>
+          <w:ilvl w:val="0"/>
+          <w:numId w:val="42"/>
+        </w:numPr>
+        <w:rPr>
+          <w:lang w:val="pl-PL"/>
+        </w:rPr>
+      </w:pPr>
+      <w:r>
+        <w:rPr>
+          <w:lang w:val="pl-PL"/>
+        </w:rPr>
+        <w:t>odrzucenie / [wykryto konflikt] - ścieżka negatywna zwracająca proces z Weryfikacji z powrotem do Tworzenia. Następuje, gdy system lub operator zidentyfikuje błędy (np. nakładanie się zadań w jednym doku), co wymusza wprowadzenie poprawek do planu.</w:t>
+      </w:r>
+    </w:p>
+    <w:p>
+      <w:pPr>
+        <w:numPr>
+          <w:ilvl w:val="0"/>
+          <w:numId w:val="42"/>
+        </w:numPr>
+        <w:rPr>
+          <w:lang w:val="pl-PL"/>
+        </w:rPr>
+      </w:pPr>
+      <w:r>
+        <w:rPr>
+          <w:lang w:val="pl-PL"/>
+        </w:rPr>
+        <w:t>akceptacja [brak uwag] / podgladStatusu() - przejście do Zatwierdzenia, zabezpieczone warunkiem dozorującym oznaczającym brak konfliktów w planie. Udana weryfikacja skutkuje zaktualizowaniem statusu planu jako gotowego do wdrożenia.</w:t>
+      </w:r>
+    </w:p>
+    <w:p>
+      <w:pPr>
+        <w:numPr>
+          <w:ilvl w:val="0"/>
+          <w:numId w:val="42"/>
+        </w:numPr>
+        <w:rPr>
+          <w:lang w:val="pl-PL"/>
+        </w:rPr>
+      </w:pPr>
+      <w:r>
+        <w:rPr>
+          <w:lang w:val="pl-PL"/>
+        </w:rPr>
+        <w:t>rozpoczęcie zmiany / monitorujOperacje() - przejście wprowadzające plan w fazę Realizacji. Uruchamiane w momencie faktycznego startu zmiany roboczej, aktywuje mechanizmy śledzenia postępów prac na żywo.</w:t>
+      </w:r>
+    </w:p>
+    <w:p>
+      <w:pPr>
+        <w:numPr>
+          <w:ilvl w:val="0"/>
+          <w:numId w:val="42"/>
+        </w:numPr>
+        <w:rPr>
+          <w:lang w:val="pl-PL"/>
+        </w:rPr>
+      </w:pPr>
+      <w:r>
+        <w:rPr>
+          <w:lang w:val="pl-PL"/>
+        </w:rPr>
+        <w:t>after(koniec zmiany) [upłynięcie czasu] - automatyczne przejście do Zakończenia wyzwalane przez zdarzenie czasowe. Następuje w momencie osiągnięcia zaplanowanej godziny końca zmiany roboczej.</w:t>
+      </w:r>
+    </w:p>
+    <w:p>
+      <w:pPr>
+        <w:numPr>
+          <w:ilvl w:val="0"/>
+          <w:numId w:val="42"/>
+        </w:numPr>
+        <w:rPr>
+          <w:lang w:val="pl-PL"/>
+        </w:rPr>
+      </w:pPr>
+      <w:r>
+        <w:rPr>
+          <w:lang w:val="pl-PL"/>
+        </w:rPr>
+        <w:t>żądanie statystyk / zbierajDane() - przejście do Archiwizacji. System lub dyspozytor inicjuje operację agregowania logów i wyników pracy, po czym dane te zapisywane są trwale w bazie danych, kończąc tym samym proces.</w:t>
+      </w:r>
+    </w:p>
+    <w:p>
+      <w:pPr>
+        <w:rPr>
+          <w:lang w:val="pl-PL"/>
+        </w:rPr>
+      </w:pPr>
+    </w:p>
+    <w:p>
+      <w:pPr>
+        <w:jc w:val="center"/>
+        <w:rPr>
+          <w:lang w:val="pl-PL"/>
+        </w:rPr>
+      </w:pPr>
+    </w:p>
+    <w:p>
+      <w:pPr>
+        <w:ind w:left="720"/>
+        <w:rPr>
+          <w:lang w:val="pl-PL"/>
+        </w:rPr>
+      </w:pPr>
+    </w:p>
+    <w:p>
+      <w:pPr>
+        <w:rPr>
+          <w:lang w:val="pl-PL"/>
+        </w:rPr>
+      </w:pPr>
+    </w:p>
+    <w:p>
+      <w:pPr>
+        <w:rPr>
+          <w:b/>
+          <w:bCs/>
+        </w:rPr>
+      </w:pPr>
+      <w:r>
+        <w:rPr>
+          <w:b/>
+          <w:bCs/>
+        </w:rPr>
+        <w:t>5.4 Propozycje interfejsu użytkownika (okno główne, menu główne podręczne, kluczowe formatki dialogowe, itp</w:t>
+      </w:r>
+      <w:r>
+        <w:rPr>
+          <w:noProof/>
           <w:color w:val="000000"/>
-          <w:sz w:val="22"/>
-          <w:szCs w:val="22"/>
-        </w:rPr>
-        <w:t>. Kto obsługuje:</w:t>
-      </w:r>
-      <w:r>
-        <w:rPr>
-          <w:rFonts w:ascii="Arial" w:hAnsi="Arial" w:cs="Arial"/>
-          <w:color w:val="000000"/>
-          <w:sz w:val="22"/>
-          <w:szCs w:val="22"/>
-        </w:rPr>
-        <w:t xml:space="preserve"> </w:t>
-      </w:r>
-      <w:r>
-        <w:rPr>
-          <w:rFonts w:ascii="Arial" w:hAnsi="Arial" w:cs="Arial"/>
-          <w:b/>
-          <w:bCs/>
-          <w:color w:val="000000"/>
-          <w:sz w:val="22"/>
-          <w:szCs w:val="22"/>
-        </w:rPr>
-        <w:t>Operator portu</w:t>
-      </w:r>
-    </w:p>
-    <w:p>
-      <w:pPr>
-        <w:pStyle w:val="NormalWeb"/>
-        <w:spacing w:before="0" w:beforeAutospacing="0" w:after="0" w:afterAutospacing="0"/>
-      </w:pPr>
-      <w:r>
-        <w:rPr>
-          <w:rFonts w:ascii="Arial" w:hAnsi="Arial" w:cs="Arial"/>
-          <w:b/>
-          <w:bCs/>
-          <w:color w:val="000000"/>
-          <w:sz w:val="22"/>
-          <w:szCs w:val="22"/>
-        </w:rPr>
-        <w:t>Do czego służy:</w:t>
-      </w:r>
-      <w:r>
-        <w:rPr>
-          <w:rFonts w:ascii="Arial" w:hAnsi="Arial" w:cs="Arial"/>
-          <w:color w:val="000000"/>
-          <w:sz w:val="22"/>
-          <w:szCs w:val="22"/>
-        </w:rPr>
-        <w:t xml:space="preserve"> To etap formalnej rejestracji i weryfikacji. Operator uzupełnia dane techniczne (dokładne gabaryty, wagę z wagi najazdowej) i przypisuje ładunek do konkretnej kategorii (np. Kontener).</w:t>
-      </w:r>
-    </w:p>
-    <w:p>
-      <w:pPr>
-        <w:pStyle w:val="NormalWeb"/>
-        <w:spacing w:before="0" w:beforeAutospacing="0" w:after="0" w:afterAutospacing="0"/>
-      </w:pPr>
-      <w:r>
-        <w:rPr>
-          <w:rFonts w:ascii="Arial" w:hAnsi="Arial" w:cs="Arial"/>
-          <w:b/>
-          <w:bCs/>
-          <w:color w:val="000000"/>
-          <w:sz w:val="22"/>
-          <w:szCs w:val="22"/>
-        </w:rPr>
-        <w:t>Kluczowa funkcja:</w:t>
-      </w:r>
-      <w:r>
-        <w:rPr>
-          <w:rFonts w:ascii="Arial" w:hAnsi="Arial" w:cs="Arial"/>
-          <w:color w:val="000000"/>
-          <w:sz w:val="22"/>
-          <w:szCs w:val="22"/>
-        </w:rPr>
-        <w:t xml:space="preserve"> Generowanie unikalnego numeru seryjnego oraz </w:t>
-      </w:r>
-      <w:r>
-        <w:rPr>
-          <w:rFonts w:ascii="Arial" w:hAnsi="Arial" w:cs="Arial"/>
-          <w:b/>
-          <w:bCs/>
-          <w:color w:val="000000"/>
-          <w:sz w:val="22"/>
-          <w:szCs w:val="22"/>
-        </w:rPr>
-        <w:t>cyfrowej karty załadunkowej</w:t>
-      </w:r>
-      <w:r>
-        <w:rPr>
-          <w:rFonts w:ascii="Arial" w:hAnsi="Arial" w:cs="Arial"/>
-          <w:color w:val="000000"/>
-          <w:sz w:val="22"/>
-          <w:szCs w:val="22"/>
-        </w:rPr>
-        <w:t>, która jest podstawą do dalszych działań wewnątrz portu.</w:t>
-      </w:r>
-    </w:p>
-    <w:p>
-      <w:pPr>
-        <w:spacing w:after="240"/>
-      </w:pPr>
-    </w:p>
-    <w:p>
-      <w:pPr>
-        <w:pStyle w:val="NormalWeb"/>
+        </w:rPr>
+        <w:pict w14:anchorId="1150B3DB">
+          <v:rect id="_x0000_i1041" alt="" style="width:374.5pt;height:.05pt;mso-width-percent:0;mso-height-percent:0;mso-width-percent:0;mso-height-percent:0" o:hrpct="987" o:hralign="center" o:hrstd="t" o:hr="t" fillcolor="#a0a0a0" stroked="f"/>
+        </w:pict>
+      </w:r>
+    </w:p>
+    <w:p>
+      <w:pPr>
+        <w:pStyle w:val="NormalnyWeb"/>
         <w:spacing w:before="0" w:beforeAutospacing="0" w:after="0" w:afterAutospacing="0"/>
       </w:pPr>
       <w:r>
@@ -7395,11 +8154,12 @@
           <w:szCs w:val="22"/>
           <w:bdr w:val="none" w:sz="0" w:space="0" w:color="auto" w:frame="1"/>
         </w:rPr>
+        <w:lastRenderedPageBreak/>
         <w:drawing>
-          <wp:inline distT="0" distB="0" distL="0" distR="0" wp14:anchorId="16A39A06" wp14:editId="37338A38">
+          <wp:inline distT="0" distB="0" distL="0" distR="0" wp14:anchorId="36B18B5E" wp14:editId="134FF490">
             <wp:extent cx="5733415" cy="3223260"/>
             <wp:effectExtent l="0" t="0" r="635" b="0"/>
-            <wp:docPr id="782792190" name="Picture 3"/>
+            <wp:docPr id="7050946" name="Picture 6"/>
             <wp:cNvGraphicFramePr>
               <a:graphicFrameLocks xmlns:a="http://schemas.openxmlformats.org/drawingml/2006/main" noChangeAspect="1"/>
             </wp:cNvGraphicFramePr>
@@ -7407,7 +8167,7 @@
               <a:graphicData uri="http://schemas.openxmlformats.org/drawingml/2006/picture">
                 <pic:pic xmlns:pic="http://schemas.openxmlformats.org/drawingml/2006/picture">
                   <pic:nvPicPr>
-                    <pic:cNvPr id="0" name="Picture 16"/>
+                    <pic:cNvPr id="0" name="Picture 13"/>
                     <pic:cNvPicPr>
                       <a:picLocks noChangeAspect="1" noChangeArrowheads="1"/>
                     </pic:cNvPicPr>
@@ -7447,7 +8207,7 @@
     </w:p>
     <w:p>
       <w:pPr>
-        <w:pStyle w:val="NormalWeb"/>
+        <w:pStyle w:val="NormalnyWeb"/>
         <w:spacing w:before="0" w:beforeAutospacing="0" w:after="0" w:afterAutospacing="0"/>
       </w:pPr>
       <w:r>
@@ -7459,7 +8219,7 @@
           <w:sz w:val="22"/>
           <w:szCs w:val="22"/>
         </w:rPr>
-        <w:t xml:space="preserve">Rysunek </w:t>
+        <w:t>Rysunek</w:t>
       </w:r>
       <w:r>
         <w:rPr>
@@ -7470,7 +8230,7 @@
           <w:sz w:val="22"/>
           <w:szCs w:val="22"/>
         </w:rPr>
-        <w:t>6</w:t>
+        <w:t xml:space="preserve"> 6</w:t>
       </w:r>
       <w:r>
         <w:rPr>
@@ -7481,7 +8241,29 @@
           <w:sz w:val="22"/>
           <w:szCs w:val="22"/>
         </w:rPr>
-        <w:t>. Kto obsługuje:</w:t>
+        <w:t>.</w:t>
+      </w:r>
+      <w:r>
+        <w:rPr>
+          <w:rFonts w:ascii="Arial" w:hAnsi="Arial" w:cs="Arial"/>
+          <w:b/>
+          <w:bCs/>
+          <w:color w:val="000000"/>
+          <w:sz w:val="22"/>
+          <w:szCs w:val="22"/>
+        </w:rPr>
+        <w:t xml:space="preserve"> </w:t>
+      </w:r>
+      <w:r>
+        <w:rPr>
+          <w:rFonts w:ascii="Arial" w:hAnsi="Arial" w:cs="Arial"/>
+          <w:b/>
+          <w:bCs/>
+          <w:color w:val="000000"/>
+          <w:sz w:val="22"/>
+          <w:szCs w:val="22"/>
+        </w:rPr>
+        <w:t>Kto obsługuje:</w:t>
       </w:r>
       <w:r>
         <w:rPr>
@@ -7501,12 +8283,12 @@
           <w:sz w:val="22"/>
           <w:szCs w:val="22"/>
         </w:rPr>
-        <w:t>Klient / Kontrahent / Przewoźnik zewnętrzny.</w:t>
-      </w:r>
-    </w:p>
-    <w:p>
-      <w:pPr>
-        <w:pStyle w:val="NormalWeb"/>
+        <w:t>Zarząd portu</w:t>
+      </w:r>
+    </w:p>
+    <w:p>
+      <w:pPr>
+        <w:pStyle w:val="NormalnyWeb"/>
         <w:spacing w:before="0" w:beforeAutospacing="0" w:after="0" w:afterAutospacing="0"/>
       </w:pPr>
       <w:r>
@@ -7527,12 +8309,12 @@
           <w:sz w:val="22"/>
           <w:szCs w:val="22"/>
         </w:rPr>
-        <w:t xml:space="preserve"> To "punkt wejścia" danych do systemu. Służy do zdalnego informowania portu o planowanym transporcie. Klient definiuje tu, co przywiezie (opis), skąd i dokąd zmierza ładunek oraz kiedy planuje dotrzeć do portu.</w:t>
-      </w:r>
-    </w:p>
-    <w:p>
-      <w:pPr>
-        <w:pStyle w:val="NormalWeb"/>
+        <w:t xml:space="preserve"> Do strategicznej oceny pracy portu. Zamiast pojedynczych przesyłek, zarząd widzi dane zagregowane: całkowitą przepustowość, średni czas operacji czy procentowe wykorzystanie doków.</w:t>
+      </w:r>
+    </w:p>
+    <w:p>
+      <w:pPr>
+        <w:pStyle w:val="NormalnyWeb"/>
         <w:spacing w:before="0" w:beforeAutospacing="0" w:after="0" w:afterAutospacing="0"/>
       </w:pPr>
       <w:r>
@@ -7553,15 +8335,18 @@
           <w:sz w:val="22"/>
           <w:szCs w:val="22"/>
         </w:rPr>
-        <w:t xml:space="preserve"> Umożliwia portowi wstępne zaplanowanie obłożenia doków, zanim towar w ogóle pojawi się przy bramie.</w:t>
-      </w:r>
-    </w:p>
-    <w:p/>
-    <w:p>
-      <w:pPr>
-        <w:pStyle w:val="NormalWeb"/>
+        <w:t xml:space="preserve"> Przycisk "Generuj raport" oraz wizualizacja trendów (wykres tygodniowy). To narzędzie do optymalizacji kosztów i planowania inwestycji w infrastrukturę.</w:t>
+      </w:r>
+    </w:p>
+    <w:p>
+      <w:pPr>
+        <w:spacing w:after="240"/>
+      </w:pPr>
+    </w:p>
+    <w:p>
+      <w:pPr>
+        <w:pStyle w:val="NormalnyWeb"/>
         <w:spacing w:before="0" w:beforeAutospacing="0" w:after="0" w:afterAutospacing="0"/>
-        <w:jc w:val="center"/>
       </w:pPr>
       <w:r>
         <w:rPr>
@@ -7572,12 +8357,11 @@
           <w:szCs w:val="22"/>
           <w:bdr w:val="none" w:sz="0" w:space="0" w:color="auto" w:frame="1"/>
         </w:rPr>
-        <w:lastRenderedPageBreak/>
         <w:drawing>
-          <wp:inline distT="0" distB="0" distL="0" distR="0" wp14:anchorId="1D5898FF" wp14:editId="56C74F21">
-            <wp:extent cx="2451100" cy="5324475"/>
-            <wp:effectExtent l="0" t="0" r="6350" b="9525"/>
-            <wp:docPr id="1970621677" name="Picture 2"/>
+          <wp:inline distT="0" distB="0" distL="0" distR="0" wp14:anchorId="543C5549" wp14:editId="6FE084B5">
+            <wp:extent cx="5733415" cy="3223260"/>
+            <wp:effectExtent l="0" t="0" r="635" b="0"/>
+            <wp:docPr id="881652685" name="Picture 5"/>
             <wp:cNvGraphicFramePr>
               <a:graphicFrameLocks xmlns:a="http://schemas.openxmlformats.org/drawingml/2006/main" noChangeAspect="1"/>
             </wp:cNvGraphicFramePr>
@@ -7585,7 +8369,7 @@
               <a:graphicData uri="http://schemas.openxmlformats.org/drawingml/2006/picture">
                 <pic:pic xmlns:pic="http://schemas.openxmlformats.org/drawingml/2006/picture">
                   <pic:nvPicPr>
-                    <pic:cNvPr id="0" name="Picture 17"/>
+                    <pic:cNvPr id="0" name="Picture 14"/>
                     <pic:cNvPicPr>
                       <a:picLocks noChangeAspect="1" noChangeArrowheads="1"/>
                     </pic:cNvPicPr>
@@ -7606,7 +8390,7 @@
                   <pic:spPr bwMode="auto">
                     <a:xfrm>
                       <a:off x="0" y="0"/>
-                      <a:ext cx="2451100" cy="5324475"/>
+                      <a:ext cx="5733415" cy="3223260"/>
                     </a:xfrm>
                     <a:prstGeom prst="rect">
                       <a:avLst/>
@@ -7625,7 +8409,7 @@
     </w:p>
     <w:p>
       <w:pPr>
-        <w:pStyle w:val="NormalWeb"/>
+        <w:pStyle w:val="NormalnyWeb"/>
         <w:spacing w:before="0" w:beforeAutospacing="0" w:after="0" w:afterAutospacing="0"/>
       </w:pPr>
       <w:r>
@@ -7679,12 +8463,12 @@
           <w:sz w:val="22"/>
           <w:szCs w:val="22"/>
         </w:rPr>
-        <w:t>Kierowca transportu zewnętrznego.</w:t>
-      </w:r>
-    </w:p>
-    <w:p>
-      <w:pPr>
-        <w:pStyle w:val="NormalWeb"/>
+        <w:t>Koordynator portu</w:t>
+      </w:r>
+    </w:p>
+    <w:p>
+      <w:pPr>
+        <w:pStyle w:val="NormalnyWeb"/>
         <w:spacing w:before="0" w:beforeAutospacing="0" w:after="0" w:afterAutospacing="0"/>
       </w:pPr>
       <w:r>
@@ -7705,12 +8489,12 @@
           <w:sz w:val="22"/>
           <w:szCs w:val="22"/>
         </w:rPr>
-        <w:t xml:space="preserve"> To mobilny interfejs dla kierowcy. Aplikacja prowadzi kierowcę "za rękę" po wjeździe na teren portu. Informuje go, pod który dok ma podjechać i co jest jego zadaniem.</w:t>
-      </w:r>
-    </w:p>
-    <w:p>
-      <w:pPr>
-        <w:pStyle w:val="NormalWeb"/>
+        <w:t xml:space="preserve"> To "centrum dowodzenia" procesem przeładunku w czasie rzeczywistym. Koordynator widzi listę aktywnych operacji, wie, który ładunek trafił do którego magazynu i jaki sprzęt został do niego przypisany.</w:t>
+      </w:r>
+    </w:p>
+    <w:p>
+      <w:pPr>
+        <w:pStyle w:val="NormalnyWeb"/>
         <w:spacing w:before="0" w:beforeAutospacing="0" w:after="0" w:afterAutospacing="0"/>
       </w:pPr>
       <w:r>
@@ -7731,47 +8515,7 @@
           <w:sz w:val="22"/>
           <w:szCs w:val="22"/>
         </w:rPr>
-        <w:t xml:space="preserve"> Przycisk </w:t>
-      </w:r>
-      <w:r>
-        <w:rPr>
-          <w:rFonts w:ascii="Arial" w:hAnsi="Arial" w:cs="Arial"/>
-          <w:b/>
-          <w:bCs/>
-          <w:color w:val="000000"/>
-          <w:sz w:val="22"/>
-          <w:szCs w:val="22"/>
-        </w:rPr>
-        <w:t>"Potwierdź status"</w:t>
-      </w:r>
-      <w:r>
-        <w:rPr>
-          <w:rFonts w:ascii="Arial" w:hAnsi="Arial" w:cs="Arial"/>
-          <w:color w:val="000000"/>
-          <w:sz w:val="22"/>
-          <w:szCs w:val="22"/>
-        </w:rPr>
-        <w:t xml:space="preserve"> oraz boks </w:t>
-      </w:r>
-      <w:r>
-        <w:rPr>
-          <w:rFonts w:ascii="Arial" w:hAnsi="Arial" w:cs="Arial"/>
-          <w:b/>
-          <w:bCs/>
-          <w:color w:val="000000"/>
-          <w:sz w:val="22"/>
-          <w:szCs w:val="22"/>
-        </w:rPr>
-        <w:t>"Wiadomość"</w:t>
-      </w:r>
-      <w:r>
-        <w:rPr>
-          <w:rFonts w:ascii="Arial" w:hAnsi="Arial" w:cs="Arial"/>
-          <w:color w:val="000000"/>
-          <w:sz w:val="22"/>
-          <w:szCs w:val="22"/>
-        </w:rPr>
-        <w:t>. To tutaj kierowca dostaje sygnał, że dok jest wolny, a po zakończeniu operacji cyfrowo potwierdza jej wykonanie, co od razu widzi Koordynator na swoim panelu.</w:t>
+        <w:t xml:space="preserve"> Monitorowanie statusów (Rozładunek, Wydano, Oczekuje). Pozwala szybko reagować na zatory lub awarie sprzętu.</w:t>
       </w:r>
     </w:p>
     <w:p>
@@ -7781,9 +8525,8 @@
     </w:p>
     <w:p>
       <w:pPr>
-        <w:pStyle w:val="NormalWeb"/>
+        <w:pStyle w:val="NormalnyWeb"/>
         <w:spacing w:before="0" w:beforeAutospacing="0" w:after="0" w:afterAutospacing="0"/>
-        <w:jc w:val="center"/>
       </w:pPr>
       <w:r>
         <w:rPr>
@@ -7794,12 +8537,11 @@
           <w:szCs w:val="22"/>
           <w:bdr w:val="none" w:sz="0" w:space="0" w:color="auto" w:frame="1"/>
         </w:rPr>
-        <w:lastRenderedPageBreak/>
         <w:drawing>
-          <wp:inline distT="0" distB="0" distL="0" distR="0" wp14:anchorId="6AF226AE" wp14:editId="0E7FC578">
+          <wp:inline distT="0" distB="0" distL="0" distR="0" wp14:anchorId="29A0BDF1" wp14:editId="4F4A4908">
             <wp:extent cx="5733415" cy="3223260"/>
             <wp:effectExtent l="0" t="0" r="635" b="0"/>
-            <wp:docPr id="59294991" name="Picture 1"/>
+            <wp:docPr id="1103590862" name="Picture 4"/>
             <wp:cNvGraphicFramePr>
               <a:graphicFrameLocks xmlns:a="http://schemas.openxmlformats.org/drawingml/2006/main" noChangeAspect="1"/>
             </wp:cNvGraphicFramePr>
@@ -7807,7 +8549,7 @@
               <a:graphicData uri="http://schemas.openxmlformats.org/drawingml/2006/picture">
                 <pic:pic xmlns:pic="http://schemas.openxmlformats.org/drawingml/2006/picture">
                   <pic:nvPicPr>
-                    <pic:cNvPr id="0" name="Picture 18"/>
+                    <pic:cNvPr id="0" name="Picture 15"/>
                     <pic:cNvPicPr>
                       <a:picLocks noChangeAspect="1" noChangeArrowheads="1"/>
                     </pic:cNvPicPr>
@@ -7847,8 +8589,8 @@
     </w:p>
     <w:p>
       <w:pPr>
-        <w:pStyle w:val="NormalWeb"/>
-        <w:spacing w:before="240" w:beforeAutospacing="0" w:after="240" w:afterAutospacing="0"/>
+        <w:pStyle w:val="NormalnyWeb"/>
+        <w:spacing w:before="0" w:beforeAutospacing="0" w:after="0" w:afterAutospacing="0"/>
       </w:pPr>
       <w:r>
         <w:rPr>
@@ -7881,46 +8623,7 @@
           <w:sz w:val="22"/>
           <w:szCs w:val="22"/>
         </w:rPr>
-        <w:t>.</w:t>
-      </w:r>
-      <w:r>
-        <w:rPr>
-          <w:rFonts w:ascii="Arial" w:hAnsi="Arial" w:cs="Arial"/>
-          <w:b/>
-          <w:bCs/>
-          <w:color w:val="000000"/>
-          <w:sz w:val="22"/>
-          <w:szCs w:val="22"/>
-        </w:rPr>
-        <w:t xml:space="preserve"> </w:t>
-      </w:r>
-      <w:r>
-        <w:rPr>
-          <w:rFonts w:ascii="Arial" w:hAnsi="Arial" w:cs="Arial"/>
-          <w:b/>
-          <w:bCs/>
-          <w:color w:val="000000"/>
-          <w:sz w:val="22"/>
-          <w:szCs w:val="22"/>
-        </w:rPr>
-        <w:t xml:space="preserve"> Kto obsługuje: Użytkownik systemu (np. kierowca, koordynator lub administrator).</w:t>
-      </w:r>
-    </w:p>
-    <w:p>
-      <w:pPr>
-        <w:pStyle w:val="NormalWeb"/>
-        <w:spacing w:before="240" w:beforeAutospacing="0" w:after="240" w:afterAutospacing="0"/>
-      </w:pPr>
-      <w:r>
-        <w:rPr>
-          <w:rFonts w:ascii="Arial" w:hAnsi="Arial" w:cs="Arial"/>
-          <w:b/>
-          <w:bCs/>
-          <w:color w:val="000000"/>
-          <w:sz w:val="22"/>
-          <w:szCs w:val="22"/>
-        </w:rPr>
-        <w:t xml:space="preserve">Do czego służy: </w:t>
+        <w:t>. Kto obsługuje:</w:t>
       </w:r>
       <w:r>
         <w:rPr>
@@ -7929,14 +8632,8 @@
           <w:sz w:val="22"/>
           <w:szCs w:val="22"/>
         </w:rPr>
-        <w:t>To panel logowania umożliwiający dostęp do systemu. Użytkownik wprowadza swoje dane uwierzytelniające, aby rozpocząć pracę w aplikacji. Panel stanowi pierwszy krok w korzystaniu z platformy i zapewnia bezpieczny dostęp do przypisanych funkcji.</w:t>
-      </w:r>
-    </w:p>
-    <w:p>
-      <w:pPr>
-        <w:pStyle w:val="NormalWeb"/>
-        <w:spacing w:before="240" w:beforeAutospacing="0" w:after="240" w:afterAutospacing="0"/>
-      </w:pPr>
+        <w:t xml:space="preserve"> </w:t>
+      </w:r>
       <w:r>
         <w:rPr>
           <w:rFonts w:ascii="Arial" w:hAnsi="Arial" w:cs="Arial"/>
@@ -7946,7 +8643,24 @@
           <w:sz w:val="22"/>
           <w:szCs w:val="22"/>
         </w:rPr>
-        <w:t>Kluczowa funkcja</w:t>
+        <w:t>Operator portu</w:t>
+      </w:r>
+    </w:p>
+    <w:p>
+      <w:pPr>
+        <w:pStyle w:val="NormalnyWeb"/>
+        <w:spacing w:before="0" w:beforeAutospacing="0" w:after="0" w:afterAutospacing="0"/>
+      </w:pPr>
+      <w:r>
+        <w:rPr>
+          <w:rFonts w:ascii="Arial" w:hAnsi="Arial" w:cs="Arial"/>
+          <w:b/>
+          <w:bCs/>
+          <w:color w:val="000000"/>
+          <w:sz w:val="22"/>
+          <w:szCs w:val="22"/>
+        </w:rPr>
+        <w:t>Do czego służy:</w:t>
       </w:r>
       <w:r>
         <w:rPr>
@@ -7955,81 +8669,79 @@
           <w:sz w:val="22"/>
           <w:szCs w:val="22"/>
         </w:rPr>
-        <w:t>: Pola „Login” i „Hasło” oraz przycisk „Zaloguj się”. To tutaj użytkownik wprowadza swoje dane dostępowe, a system po ich weryfikacji umożliwia przejście do odpowiedniego panelu (np. kierowcy lub koordynatora).</w:t>
-      </w:r>
-    </w:p>
-    <w:p/>
-    <w:p/>
-    <w:p>
-      <w:pPr>
-        <w:pStyle w:val="Heading1"/>
-        <w:ind w:left="360"/>
-        <w:rPr>
-          <w:noProof/>
+        <w:t xml:space="preserve"> To etap formalnej rejestracji i weryfikacji. Operator uzupełnia dane techniczne (dokładne gabaryty, wagę z wagi najazdowej) i przypisuje ładunek do konkretnej kategorii (np. Kontener).</w:t>
+      </w:r>
+    </w:p>
+    <w:p>
+      <w:pPr>
+        <w:pStyle w:val="NormalnyWeb"/>
+        <w:spacing w:before="0" w:beforeAutospacing="0" w:after="0" w:afterAutospacing="0"/>
+      </w:pPr>
+      <w:r>
+        <w:rPr>
+          <w:rFonts w:ascii="Arial" w:hAnsi="Arial" w:cs="Arial"/>
+          <w:b/>
+          <w:bCs/>
+          <w:color w:val="000000"/>
           <w:sz w:val="22"/>
           <w:szCs w:val="22"/>
         </w:rPr>
-      </w:pPr>
-      <w:r>
-        <w:rPr>
-          <w:b/>
-          <w:bCs/>
+        <w:t>Kluczowa funkcja:</w:t>
+      </w:r>
+      <w:r>
+        <w:rPr>
+          <w:rFonts w:ascii="Arial" w:hAnsi="Arial" w:cs="Arial"/>
+          <w:color w:val="000000"/>
           <w:sz w:val="22"/>
           <w:szCs w:val="22"/>
         </w:rPr>
-        <w:t>5.3.</w:t>
-      </w:r>
-      <w:r>
-        <w:rPr>
-          <w:b/>
-          <w:bCs/>
+        <w:t xml:space="preserve"> Generowanie unikalnego numeru seryjnego oraz </w:t>
+      </w:r>
+      <w:r>
+        <w:rPr>
+          <w:rFonts w:ascii="Arial" w:hAnsi="Arial" w:cs="Arial"/>
+          <w:b/>
+          <w:bCs/>
+          <w:color w:val="000000"/>
           <w:sz w:val="22"/>
           <w:szCs w:val="22"/>
         </w:rPr>
-        <w:t xml:space="preserve">Diagram(-y) </w:t>
-      </w:r>
-      <w:r>
-        <w:rPr>
-          <w:b/>
-          <w:bCs/>
+        <w:t>cyfrowej karty załadunkowej</w:t>
+      </w:r>
+      <w:r>
+        <w:rPr>
+          <w:rFonts w:ascii="Arial" w:hAnsi="Arial" w:cs="Arial"/>
+          <w:color w:val="000000"/>
           <w:sz w:val="22"/>
           <w:szCs w:val="22"/>
         </w:rPr>
-        <w:t>stanów</w:t>
-      </w:r>
-      <w:r>
-        <w:rPr>
-          <w:sz w:val="22"/>
-          <w:szCs w:val="22"/>
-        </w:rPr>
-        <w:br/>
-      </w:r>
-      <w:r>
-        <w:rPr>
+        <w:t>, która jest podstawą do dalszych działań wewnątrz portu.</w:t>
+      </w:r>
+    </w:p>
+    <w:p>
+      <w:pPr>
+        <w:spacing w:after="240"/>
+      </w:pPr>
+    </w:p>
+    <w:p>
+      <w:pPr>
+        <w:pStyle w:val="NormalnyWeb"/>
+        <w:spacing w:before="0" w:beforeAutospacing="0" w:after="0" w:afterAutospacing="0"/>
+      </w:pPr>
+      <w:r>
+        <w:rPr>
+          <w:rFonts w:ascii="Arial" w:hAnsi="Arial" w:cs="Arial"/>
           <w:noProof/>
           <w:color w:val="000000"/>
           <w:sz w:val="22"/>
           <w:szCs w:val="22"/>
-        </w:rPr>
-        <w:pict w14:anchorId="59571326">
-          <v:rect id="_x0000_i1040" alt="" style="width:433.4pt;height:.05pt;mso-width-percent:0;mso-height-percent:0;mso-width-percent:0;mso-height-percent:0" o:hrpct="995" o:hralign="center" o:hrstd="t" o:hr="t" fillcolor="#a0a0a0" stroked="f"/>
-        </w:pict>
-      </w:r>
-    </w:p>
-    <w:p/>
-    <w:p>
-      <w:r>
-        <w:rPr>
-          <w:noProof/>
-          <w:color w:val="000000"/>
           <w:bdr w:val="none" w:sz="0" w:space="0" w:color="auto" w:frame="1"/>
         </w:rPr>
-        <w:lastRenderedPageBreak/>
         <w:drawing>
-          <wp:inline distT="0" distB="0" distL="0" distR="0" wp14:anchorId="3579891E" wp14:editId="607D989D">
-            <wp:extent cx="5733415" cy="4542790"/>
+          <wp:inline distT="0" distB="0" distL="0" distR="0" wp14:anchorId="16A39A06" wp14:editId="37338A38">
+            <wp:extent cx="5733415" cy="3223260"/>
             <wp:effectExtent l="0" t="0" r="635" b="0"/>
-            <wp:docPr id="637025575" name="Obraz 1"/>
+            <wp:docPr id="782792190" name="Picture 3"/>
             <wp:cNvGraphicFramePr>
               <a:graphicFrameLocks xmlns:a="http://schemas.openxmlformats.org/drawingml/2006/main" noChangeAspect="1"/>
             </wp:cNvGraphicFramePr>
@@ -8037,13 +8749,13 @@
               <a:graphicData uri="http://schemas.openxmlformats.org/drawingml/2006/picture">
                 <pic:pic xmlns:pic="http://schemas.openxmlformats.org/drawingml/2006/picture">
                   <pic:nvPicPr>
-                    <pic:cNvPr id="0" name="Picture 22"/>
+                    <pic:cNvPr id="0" name="Picture 16"/>
                     <pic:cNvPicPr>
                       <a:picLocks noChangeAspect="1" noChangeArrowheads="1"/>
                     </pic:cNvPicPr>
                   </pic:nvPicPr>
                   <pic:blipFill>
-                    <a:blip r:embed="rId21">
+                    <a:blip r:embed="rId21" cstate="print">
                       <a:extLst>
                         <a:ext uri="{28A0092B-C50C-407E-A947-70E740481C1C}">
                           <a14:useLocalDpi xmlns:a14="http://schemas.microsoft.com/office/drawing/2010/main" val="0"/>
@@ -8058,7 +8770,7 @@
                   <pic:spPr bwMode="auto">
                     <a:xfrm>
                       <a:off x="0" y="0"/>
-                      <a:ext cx="5733415" cy="4542790"/>
+                      <a:ext cx="5733415" cy="3223260"/>
                     </a:xfrm>
                     <a:prstGeom prst="rect">
                       <a:avLst/>
@@ -8077,390 +8789,137 @@
     </w:p>
     <w:p>
       <w:pPr>
+        <w:pStyle w:val="NormalnyWeb"/>
+        <w:spacing w:before="0" w:beforeAutospacing="0" w:after="0" w:afterAutospacing="0"/>
+      </w:pPr>
+      <w:r>
+        <w:rPr>
+          <w:rFonts w:ascii="Arial" w:hAnsi="Arial" w:cs="Arial"/>
+          <w:b/>
+          <w:bCs/>
+          <w:color w:val="000000"/>
+          <w:sz w:val="22"/>
+          <w:szCs w:val="22"/>
+        </w:rPr>
+        <w:t xml:space="preserve">Rysunek </w:t>
+      </w:r>
+      <w:r>
+        <w:rPr>
+          <w:rFonts w:ascii="Arial" w:hAnsi="Arial" w:cs="Arial"/>
+          <w:b/>
+          <w:bCs/>
+          <w:color w:val="000000"/>
+          <w:sz w:val="22"/>
+          <w:szCs w:val="22"/>
+        </w:rPr>
+        <w:t>9</w:t>
+      </w:r>
+      <w:r>
+        <w:rPr>
+          <w:rFonts w:ascii="Arial" w:hAnsi="Arial" w:cs="Arial"/>
+          <w:b/>
+          <w:bCs/>
+          <w:color w:val="000000"/>
+          <w:sz w:val="22"/>
+          <w:szCs w:val="22"/>
+        </w:rPr>
+        <w:t>. Kto obsługuje:</w:t>
+      </w:r>
+      <w:r>
+        <w:rPr>
+          <w:rFonts w:ascii="Arial" w:hAnsi="Arial" w:cs="Arial"/>
+          <w:color w:val="000000"/>
+          <w:sz w:val="22"/>
+          <w:szCs w:val="22"/>
+        </w:rPr>
+        <w:t xml:space="preserve"> </w:t>
+      </w:r>
+      <w:r>
+        <w:rPr>
+          <w:rFonts w:ascii="Arial" w:hAnsi="Arial" w:cs="Arial"/>
+          <w:b/>
+          <w:bCs/>
+          <w:color w:val="000000"/>
+          <w:sz w:val="22"/>
+          <w:szCs w:val="22"/>
+        </w:rPr>
+        <w:t>Klient / Kontrahent / Przewoźnik zewnętrzny.</w:t>
+      </w:r>
+    </w:p>
+    <w:p>
+      <w:pPr>
+        <w:pStyle w:val="NormalnyWeb"/>
+        <w:spacing w:before="0" w:beforeAutospacing="0" w:after="0" w:afterAutospacing="0"/>
+      </w:pPr>
+      <w:r>
+        <w:rPr>
+          <w:rFonts w:ascii="Arial" w:hAnsi="Arial" w:cs="Arial"/>
+          <w:b/>
+          <w:bCs/>
+          <w:color w:val="000000"/>
+          <w:sz w:val="22"/>
+          <w:szCs w:val="22"/>
+        </w:rPr>
+        <w:t>Do czego służy:</w:t>
+      </w:r>
+      <w:r>
+        <w:rPr>
+          <w:rFonts w:ascii="Arial" w:hAnsi="Arial" w:cs="Arial"/>
+          <w:color w:val="000000"/>
+          <w:sz w:val="22"/>
+          <w:szCs w:val="22"/>
+        </w:rPr>
+        <w:t xml:space="preserve"> To "punkt wejścia" danych do systemu. Służy do zdalnego informowania portu o planowanym transporcie. Klient definiuje tu, co przywiezie (opis), skąd i dokąd zmierza ładunek oraz kiedy planuje dotrzeć do portu.</w:t>
+      </w:r>
+    </w:p>
+    <w:p>
+      <w:pPr>
+        <w:pStyle w:val="NormalnyWeb"/>
+        <w:spacing w:before="0" w:beforeAutospacing="0" w:after="0" w:afterAutospacing="0"/>
+      </w:pPr>
+      <w:r>
+        <w:rPr>
+          <w:rFonts w:ascii="Arial" w:hAnsi="Arial" w:cs="Arial"/>
+          <w:b/>
+          <w:bCs/>
+          <w:color w:val="000000"/>
+          <w:sz w:val="22"/>
+          <w:szCs w:val="22"/>
+        </w:rPr>
+        <w:lastRenderedPageBreak/>
+        <w:t>Kluczowa funkcja:</w:t>
+      </w:r>
+      <w:r>
+        <w:rPr>
+          <w:rFonts w:ascii="Arial" w:hAnsi="Arial" w:cs="Arial"/>
+          <w:color w:val="000000"/>
+          <w:sz w:val="22"/>
+          <w:szCs w:val="22"/>
+        </w:rPr>
+        <w:t xml:space="preserve"> Umożliwia portowi wstępne zaplanowanie obłożenia doków, zanim towar w ogóle pojawi się przy bramie.</w:t>
+      </w:r>
+    </w:p>
+    <w:p/>
+    <w:p>
+      <w:pPr>
+        <w:pStyle w:val="NormalnyWeb"/>
+        <w:spacing w:before="0" w:beforeAutospacing="0" w:after="0" w:afterAutospacing="0"/>
         <w:jc w:val="center"/>
       </w:pPr>
       <w:r>
         <w:rPr>
-          <w:b/>
-          <w:bCs/>
-          <w:color w:val="000000"/>
-        </w:rPr>
-        <w:t xml:space="preserve">Rysunek 9. </w:t>
-      </w:r>
-      <w:r>
-        <w:rPr>
-          <w:b/>
-          <w:bCs/>
-        </w:rPr>
-        <w:t xml:space="preserve"> </w:t>
-      </w:r>
-      <w:r>
-        <w:t>Diagram stanów dotyczący klasy "Ładunek".</w:t>
-      </w:r>
-    </w:p>
-    <w:p/>
-    <w:p>
-      <w:pPr>
-        <w:rPr>
-          <w:b/>
-          <w:bCs/>
-          <w:lang w:val="pl-PL"/>
-        </w:rPr>
-      </w:pPr>
-      <w:r>
-        <w:rPr>
-          <w:b/>
-          <w:bCs/>
-          <w:lang w:val="pl-PL"/>
-        </w:rPr>
-        <w:t> Wykaz i opis stanów</w:t>
-      </w:r>
-    </w:p>
-    <w:p>
-      <w:pPr>
-        <w:numPr>
-          <w:ilvl w:val="0"/>
-          <w:numId w:val="37"/>
-        </w:numPr>
-        <w:rPr>
-          <w:lang w:val="pl-PL"/>
-        </w:rPr>
-      </w:pPr>
-      <w:r>
-        <w:rPr>
-          <w:lang w:val="pl-PL"/>
-        </w:rPr>
-        <w:t>Nowy wniosek transportowy - stan początkowy obiektu, w którym informacje o planowanym przewozie zostały wprowadzone przez Kontrahenta za pomocą portalu zewnętrznego, lecz nie zostały jeszcze formalnie przetworzone przez pracowników portu.</w:t>
-      </w:r>
-    </w:p>
-    <w:p>
-      <w:pPr>
-        <w:numPr>
-          <w:ilvl w:val="0"/>
-          <w:numId w:val="37"/>
-        </w:numPr>
-        <w:rPr>
-          <w:lang w:val="pl-PL"/>
-        </w:rPr>
-      </w:pPr>
-      <w:r>
-        <w:rPr>
-          <w:lang w:val="pl-PL"/>
-        </w:rPr>
-        <w:t>Ładunek zarejestrowany - stan, w którym Operator zweryfikował parametry techniczne towaru (waga, gabaryty, kategoria) i formalnie zatwierdził jego obecność w systemie bazodanowym.</w:t>
-      </w:r>
-    </w:p>
-    <w:p>
-      <w:pPr>
-        <w:numPr>
-          <w:ilvl w:val="0"/>
-          <w:numId w:val="37"/>
-        </w:numPr>
-        <w:rPr>
-          <w:lang w:val="pl-PL"/>
-        </w:rPr>
-      </w:pPr>
-      <w:r>
-        <w:rPr>
-          <w:lang w:val="pl-PL"/>
-        </w:rPr>
-        <w:t>Ładunek zaplanowany - obiekt logistyczny został pomyślnie przypisany do konkretnego okna czasowego w strukturze HarmonogramDokowan oraz powiązany z fizycznym stanowiskiem obsługi (Dokem).</w:t>
-      </w:r>
-    </w:p>
-    <w:p>
-      <w:pPr>
-        <w:numPr>
-          <w:ilvl w:val="0"/>
-          <w:numId w:val="37"/>
-        </w:numPr>
-        <w:rPr>
-          <w:lang w:val="pl-PL"/>
-        </w:rPr>
-      </w:pPr>
-      <w:r>
-        <w:rPr>
-          <w:lang w:val="pl-PL"/>
-        </w:rPr>
-        <w:t>Fizyczna obsługa ładunku w porcie - stan złożony, reprezentujący pobyt towaru na obszarze operacyjnym portu. Obejmuje trzy wewnętrzne podstany:</w:t>
-      </w:r>
-    </w:p>
-    <w:p>
-      <w:pPr>
-        <w:numPr>
-          <w:ilvl w:val="1"/>
-          <w:numId w:val="37"/>
-        </w:numPr>
-        <w:rPr>
-          <w:lang w:val="pl-PL"/>
-        </w:rPr>
-      </w:pPr>
-      <w:r>
-        <w:rPr>
-          <w:lang w:val="pl-PL"/>
-        </w:rPr>
-        <w:t>Towar rozładowywany - fizyczne wyładowywanie towaru z jednostki transportowej przy użyciu urządzeń przeładunkowych.</w:t>
-      </w:r>
-    </w:p>
-    <w:p>
-      <w:pPr>
-        <w:numPr>
-          <w:ilvl w:val="1"/>
-          <w:numId w:val="37"/>
-        </w:numPr>
-        <w:rPr>
-          <w:lang w:val="pl-PL"/>
-        </w:rPr>
-      </w:pPr>
-      <w:r>
-        <w:rPr>
-          <w:lang w:val="pl-PL"/>
-        </w:rPr>
-        <w:t>Towar w magazynie - tymczasowe przetrzymywanie ładunku w wyznaczonym obszarze magazynowym.</w:t>
-      </w:r>
-    </w:p>
-    <w:p>
-      <w:pPr>
-        <w:numPr>
-          <w:ilvl w:val="1"/>
-          <w:numId w:val="37"/>
-        </w:numPr>
-        <w:rPr>
-          <w:lang w:val="pl-PL"/>
-        </w:rPr>
-      </w:pPr>
-      <w:r>
-        <w:rPr>
-          <w:lang w:val="pl-PL"/>
-        </w:rPr>
-        <w:t>Towar załadowywany - proces umieszczania ładunku na docelowy środek transportu.</w:t>
-      </w:r>
-    </w:p>
-    <w:p>
-      <w:pPr>
-        <w:numPr>
-          <w:ilvl w:val="0"/>
-          <w:numId w:val="37"/>
-        </w:numPr>
-        <w:rPr>
-          <w:lang w:val="pl-PL"/>
-        </w:rPr>
-      </w:pPr>
-      <w:r>
-        <w:rPr>
-          <w:lang w:val="pl-PL"/>
-        </w:rPr>
-        <w:lastRenderedPageBreak/>
-        <w:t>Towar oczekuje na odbiór - operacje fizyczne zostały zakończone, a ładunek znajduje się w strefie wyjazdowej, czekając na dopełnienie formalności przez kierowcę.</w:t>
-      </w:r>
-    </w:p>
-    <w:p>
-      <w:pPr>
-        <w:numPr>
-          <w:ilvl w:val="0"/>
-          <w:numId w:val="37"/>
-        </w:numPr>
-        <w:rPr>
-          <w:lang w:val="pl-PL"/>
-        </w:rPr>
-      </w:pPr>
-      <w:r>
-        <w:rPr>
-          <w:lang w:val="pl-PL"/>
-        </w:rPr>
-        <w:t>Ładunek opuścił port - stan końcowy cyklu życia obiektu w bieżącym procesie operacyjnym, dane zostają zabezpieczone w historii systemu.</w:t>
-      </w:r>
-    </w:p>
-    <w:p>
-      <w:pPr>
-        <w:rPr>
-          <w:b/>
-          <w:bCs/>
-          <w:lang w:val="pl-PL"/>
-        </w:rPr>
-      </w:pPr>
-      <w:r>
-        <w:rPr>
-          <w:b/>
-          <w:bCs/>
-          <w:lang w:val="pl-PL"/>
-        </w:rPr>
-        <w:t> Wykaz i opis przejść</w:t>
-      </w:r>
-    </w:p>
-    <w:p>
-      <w:pPr>
-        <w:numPr>
-          <w:ilvl w:val="0"/>
-          <w:numId w:val="38"/>
-        </w:numPr>
-        <w:rPr>
-          <w:lang w:val="pl-PL"/>
-        </w:rPr>
-      </w:pPr>
-      <w:r>
-        <w:rPr>
-          <w:lang w:val="pl-PL"/>
-        </w:rPr>
-        <w:t>zgłoszenie transportu / zglosTransport() - przejście wyzwalane akcją Kontrahenta, powodujące utworzenie instancji klasy i wejście w stan oczekiwania na weryfikację.</w:t>
-      </w:r>
-    </w:p>
-    <w:p>
-      <w:pPr>
-        <w:numPr>
-          <w:ilvl w:val="0"/>
-          <w:numId w:val="38"/>
-        </w:numPr>
-        <w:rPr>
-          <w:lang w:val="pl-PL"/>
-        </w:rPr>
-      </w:pPr>
-      <w:r>
-        <w:rPr>
-          <w:lang w:val="pl-PL"/>
-        </w:rPr>
-        <w:t>weryfikacja danych / rejestrujLadunek() - autoryzacja zgłoszenia przez Operatora, przenosząca obiekt do stanów oficjalnie rejestrowanych.</w:t>
-      </w:r>
-    </w:p>
-    <w:p>
-      <w:pPr>
-        <w:numPr>
-          <w:ilvl w:val="0"/>
-          <w:numId w:val="38"/>
-        </w:numPr>
-        <w:rPr>
-          <w:lang w:val="pl-PL"/>
-        </w:rPr>
-      </w:pPr>
-      <w:r>
-        <w:rPr>
-          <w:lang w:val="pl-PL"/>
-        </w:rPr>
-        <w:t>ustalenie grafiku / planujOperacje() - systemowa, automatyczna alokacja czasu operacyjnego dla ładunku.</w:t>
-      </w:r>
-    </w:p>
-    <w:p>
-      <w:pPr>
-        <w:numPr>
-          <w:ilvl w:val="0"/>
-          <w:numId w:val="38"/>
-        </w:numPr>
-        <w:rPr>
-          <w:lang w:val="pl-PL"/>
-        </w:rPr>
-      </w:pPr>
-      <w:r>
-        <w:rPr>
-          <w:lang w:val="pl-PL"/>
-        </w:rPr>
-        <w:t>rozpoczęcie obsługi / monitorujOperacje() - wejście w fazę realizacji fizycznej, inicjowane w momencie wykrycia obecności transportu przy doku.</w:t>
-      </w:r>
-    </w:p>
-    <w:p>
-      <w:pPr>
-        <w:numPr>
-          <w:ilvl w:val="0"/>
-          <w:numId w:val="38"/>
-        </w:numPr>
-        <w:rPr>
-          <w:lang w:val="pl-PL"/>
-        </w:rPr>
-      </w:pPr>
-      <w:r>
-        <w:rPr>
-          <w:lang w:val="pl-PL"/>
-        </w:rPr>
-        <w:t>przydzielenie miejsca / przydzielObszary() - wewnętrzne przejście logiczne, wywoływane po zakończeniu wyładunku w celu relokacji towaru do strefy składowania.</w:t>
-      </w:r>
-    </w:p>
-    <w:p>
-      <w:pPr>
-        <w:numPr>
-          <w:ilvl w:val="0"/>
-          <w:numId w:val="38"/>
-        </w:numPr>
-        <w:rPr>
-          <w:lang w:val="pl-PL"/>
-        </w:rPr>
-      </w:pPr>
-      <w:r>
-        <w:rPr>
-          <w:lang w:val="pl-PL"/>
-        </w:rPr>
-        <w:t>przydzielenie sprzętu / przydzielUrzadzenia() - wewnętrzna zmiana stanu, aktywująca zasoby techniczne niezbędne do rozpoczęcia załadunku wyjazdowego.</w:t>
-      </w:r>
-    </w:p>
-    <w:p>
-      <w:pPr>
-        <w:numPr>
-          <w:ilvl w:val="0"/>
-          <w:numId w:val="38"/>
-        </w:numPr>
-        <w:rPr>
-          <w:lang w:val="pl-PL"/>
-        </w:rPr>
-      </w:pPr>
-      <w:r>
-        <w:rPr>
-          <w:lang w:val="pl-PL"/>
-        </w:rPr>
-        <w:t>zakończenie prac / generujKarteZaladunkowa() - zamknięcie stanu złożonego; system generuje cyfrowy dokument dla kierowcy, potwierdzający wykonanie operacji.</w:t>
-      </w:r>
-    </w:p>
-    <w:p>
-      <w:pPr>
-        <w:numPr>
-          <w:ilvl w:val="0"/>
-          <w:numId w:val="38"/>
-        </w:numPr>
-        <w:rPr>
-          <w:lang w:val="pl-PL"/>
-        </w:rPr>
-      </w:pPr>
-      <w:r>
-        <w:rPr>
-          <w:lang w:val="pl-PL"/>
-        </w:rPr>
-        <w:t>wyjazd z portu [karta zweryfikowana] - przejście do stanu końcowego zabezpieczone warunkiem dozorującym (dopełnienie kontroli na bramie wyjazdowej).</w:t>
-      </w:r>
-    </w:p>
-    <w:p>
-      <w:pPr>
-        <w:rPr>
-          <w:lang w:val="pl-PL"/>
-        </w:rPr>
-      </w:pPr>
-    </w:p>
-    <w:p>
-      <w:pPr>
-        <w:rPr>
-          <w:lang w:val="pl-PL"/>
-        </w:rPr>
-      </w:pPr>
-    </w:p>
-    <w:p>
-      <w:pPr>
-        <w:rPr>
-          <w:lang w:val="pl-PL"/>
-        </w:rPr>
-      </w:pPr>
-    </w:p>
-    <w:p>
-      <w:pPr>
-        <w:rPr>
-          <w:lang w:val="pl-PL"/>
-        </w:rPr>
-      </w:pPr>
-      <w:r>
-        <w:rPr>
+          <w:rFonts w:ascii="Arial" w:hAnsi="Arial" w:cs="Arial"/>
           <w:noProof/>
           <w:color w:val="000000"/>
+          <w:sz w:val="22"/>
+          <w:szCs w:val="22"/>
           <w:bdr w:val="none" w:sz="0" w:space="0" w:color="auto" w:frame="1"/>
         </w:rPr>
         <w:drawing>
-          <wp:inline distT="0" distB="0" distL="0" distR="0" wp14:anchorId="315ED750" wp14:editId="1E4F2407">
-            <wp:extent cx="5733415" cy="3695065"/>
-            <wp:effectExtent l="0" t="0" r="635" b="635"/>
-            <wp:docPr id="1318373203" name="Obraz 2"/>
+          <wp:inline distT="0" distB="0" distL="0" distR="0" wp14:anchorId="1D5898FF" wp14:editId="56C74F21">
+            <wp:extent cx="2451100" cy="5324475"/>
+            <wp:effectExtent l="0" t="0" r="6350" b="9525"/>
+            <wp:docPr id="1970621677" name="Picture 2"/>
             <wp:cNvGraphicFramePr>
               <a:graphicFrameLocks xmlns:a="http://schemas.openxmlformats.org/drawingml/2006/main" noChangeAspect="1"/>
             </wp:cNvGraphicFramePr>
@@ -8468,7 +8927,7 @@
               <a:graphicData uri="http://schemas.openxmlformats.org/drawingml/2006/picture">
                 <pic:pic xmlns:pic="http://schemas.openxmlformats.org/drawingml/2006/picture">
                   <pic:nvPicPr>
-                    <pic:cNvPr id="0" name="Picture 24"/>
+                    <pic:cNvPr id="0" name="Picture 17"/>
                     <pic:cNvPicPr>
                       <a:picLocks noChangeAspect="1" noChangeArrowheads="1"/>
                     </pic:cNvPicPr>
@@ -8489,7 +8948,7 @@
                   <pic:spPr bwMode="auto">
                     <a:xfrm>
                       <a:off x="0" y="0"/>
-                      <a:ext cx="5733415" cy="3695065"/>
+                      <a:ext cx="2451100" cy="5324475"/>
                     </a:xfrm>
                     <a:prstGeom prst="rect">
                       <a:avLst/>
@@ -8508,332 +8967,181 @@
     </w:p>
     <w:p>
       <w:pPr>
+        <w:pStyle w:val="NormalnyWeb"/>
+        <w:spacing w:before="0" w:beforeAutospacing="0" w:after="0" w:afterAutospacing="0"/>
+      </w:pPr>
+      <w:r>
+        <w:rPr>
+          <w:rFonts w:ascii="Arial" w:hAnsi="Arial" w:cs="Arial"/>
+          <w:b/>
+          <w:bCs/>
+          <w:color w:val="000000"/>
+          <w:sz w:val="22"/>
+          <w:szCs w:val="22"/>
+        </w:rPr>
+        <w:t xml:space="preserve">Rysunek </w:t>
+      </w:r>
+      <w:r>
+        <w:rPr>
+          <w:rFonts w:ascii="Arial" w:hAnsi="Arial" w:cs="Arial"/>
+          <w:b/>
+          <w:bCs/>
+          <w:color w:val="000000"/>
+          <w:sz w:val="22"/>
+          <w:szCs w:val="22"/>
+        </w:rPr>
+        <w:t>10</w:t>
+      </w:r>
+      <w:r>
+        <w:rPr>
+          <w:rFonts w:ascii="Arial" w:hAnsi="Arial" w:cs="Arial"/>
+          <w:b/>
+          <w:bCs/>
+          <w:color w:val="000000"/>
+          <w:sz w:val="22"/>
+          <w:szCs w:val="22"/>
+        </w:rPr>
+        <w:t>. Kto obsługuje:</w:t>
+      </w:r>
+      <w:r>
+        <w:rPr>
+          <w:rFonts w:ascii="Arial" w:hAnsi="Arial" w:cs="Arial"/>
+          <w:color w:val="000000"/>
+          <w:sz w:val="22"/>
+          <w:szCs w:val="22"/>
+        </w:rPr>
+        <w:t xml:space="preserve"> </w:t>
+      </w:r>
+      <w:r>
+        <w:rPr>
+          <w:rFonts w:ascii="Arial" w:hAnsi="Arial" w:cs="Arial"/>
+          <w:b/>
+          <w:bCs/>
+          <w:color w:val="000000"/>
+          <w:sz w:val="22"/>
+          <w:szCs w:val="22"/>
+        </w:rPr>
+        <w:t>Kierowca transportu zewnętrznego.</w:t>
+      </w:r>
+    </w:p>
+    <w:p>
+      <w:pPr>
+        <w:pStyle w:val="NormalnyWeb"/>
+        <w:spacing w:before="0" w:beforeAutospacing="0" w:after="0" w:afterAutospacing="0"/>
+      </w:pPr>
+      <w:r>
+        <w:rPr>
+          <w:rFonts w:ascii="Arial" w:hAnsi="Arial" w:cs="Arial"/>
+          <w:b/>
+          <w:bCs/>
+          <w:color w:val="000000"/>
+          <w:sz w:val="22"/>
+          <w:szCs w:val="22"/>
+        </w:rPr>
+        <w:t>Do czego służy:</w:t>
+      </w:r>
+      <w:r>
+        <w:rPr>
+          <w:rFonts w:ascii="Arial" w:hAnsi="Arial" w:cs="Arial"/>
+          <w:color w:val="000000"/>
+          <w:sz w:val="22"/>
+          <w:szCs w:val="22"/>
+        </w:rPr>
+        <w:t xml:space="preserve"> To mobilny interfejs dla kierowcy. Aplikacja prowadzi kierowcę "za rękę" po wjeździe na teren portu. Informuje go, pod który dok ma podjechać i co jest jego zadaniem.</w:t>
+      </w:r>
+    </w:p>
+    <w:p>
+      <w:pPr>
+        <w:pStyle w:val="NormalnyWeb"/>
+        <w:spacing w:before="0" w:beforeAutospacing="0" w:after="0" w:afterAutospacing="0"/>
+      </w:pPr>
+      <w:r>
+        <w:rPr>
+          <w:rFonts w:ascii="Arial" w:hAnsi="Arial" w:cs="Arial"/>
+          <w:b/>
+          <w:bCs/>
+          <w:color w:val="000000"/>
+          <w:sz w:val="22"/>
+          <w:szCs w:val="22"/>
+        </w:rPr>
+        <w:t>Kluczowa funkcja:</w:t>
+      </w:r>
+      <w:r>
+        <w:rPr>
+          <w:rFonts w:ascii="Arial" w:hAnsi="Arial" w:cs="Arial"/>
+          <w:color w:val="000000"/>
+          <w:sz w:val="22"/>
+          <w:szCs w:val="22"/>
+        </w:rPr>
+        <w:t xml:space="preserve"> Przycisk </w:t>
+      </w:r>
+      <w:r>
+        <w:rPr>
+          <w:rFonts w:ascii="Arial" w:hAnsi="Arial" w:cs="Arial"/>
+          <w:b/>
+          <w:bCs/>
+          <w:color w:val="000000"/>
+          <w:sz w:val="22"/>
+          <w:szCs w:val="22"/>
+        </w:rPr>
+        <w:t>"Potwierdź status"</w:t>
+      </w:r>
+      <w:r>
+        <w:rPr>
+          <w:rFonts w:ascii="Arial" w:hAnsi="Arial" w:cs="Arial"/>
+          <w:color w:val="000000"/>
+          <w:sz w:val="22"/>
+          <w:szCs w:val="22"/>
+        </w:rPr>
+        <w:t xml:space="preserve"> oraz boks </w:t>
+      </w:r>
+      <w:r>
+        <w:rPr>
+          <w:rFonts w:ascii="Arial" w:hAnsi="Arial" w:cs="Arial"/>
+          <w:b/>
+          <w:bCs/>
+          <w:color w:val="000000"/>
+          <w:sz w:val="22"/>
+          <w:szCs w:val="22"/>
+        </w:rPr>
+        <w:t>"Wiadomość"</w:t>
+      </w:r>
+      <w:r>
+        <w:rPr>
+          <w:rFonts w:ascii="Arial" w:hAnsi="Arial" w:cs="Arial"/>
+          <w:color w:val="000000"/>
+          <w:sz w:val="22"/>
+          <w:szCs w:val="22"/>
+        </w:rPr>
+        <w:t>. To tutaj kierowca dostaje sygnał, że dok jest wolny, a po zakończeniu operacji cyfrowo potwierdza jej wykonanie, co od razu widzi Koordynator na swoim panelu.</w:t>
+      </w:r>
+    </w:p>
+    <w:p>
+      <w:pPr>
+        <w:spacing w:after="240"/>
+      </w:pPr>
+    </w:p>
+    <w:p>
+      <w:pPr>
+        <w:pStyle w:val="NormalnyWeb"/>
+        <w:spacing w:before="0" w:beforeAutospacing="0" w:after="0" w:afterAutospacing="0"/>
         <w:jc w:val="center"/>
       </w:pPr>
       <w:r>
         <w:rPr>
-          <w:b/>
-          <w:bCs/>
-          <w:color w:val="000000"/>
-        </w:rPr>
-        <w:t>Rysunek 10</w:t>
-      </w:r>
-      <w:r>
-        <w:rPr>
-          <w:b/>
-          <w:bCs/>
-        </w:rPr>
-        <w:t>.</w:t>
-      </w:r>
-      <w:r>
-        <w:t xml:space="preserve"> Diagram stanów dotyczący klasy “Dok”.</w:t>
-      </w:r>
-    </w:p>
-    <w:p>
-      <w:pPr>
-        <w:rPr>
-          <w:b/>
-          <w:bCs/>
-          <w:lang w:val="pl-PL"/>
-        </w:rPr>
-      </w:pPr>
-      <w:r>
-        <w:rPr>
-          <w:b/>
-          <w:bCs/>
-          <w:lang w:val="pl-PL"/>
-        </w:rPr>
-        <w:lastRenderedPageBreak/>
-        <w:t> Wykaz i opis stanów </w:t>
-      </w:r>
-    </w:p>
-    <w:p>
-      <w:pPr>
-        <w:numPr>
-          <w:ilvl w:val="0"/>
-          <w:numId w:val="39"/>
-        </w:numPr>
-        <w:rPr>
-          <w:lang w:val="pl-PL"/>
-        </w:rPr>
-      </w:pPr>
-      <w:r>
-        <w:rPr>
-          <w:lang w:val="pl-PL"/>
-        </w:rPr>
-        <w:t>Wolny - dok przeładunkowy nie jest obciążony żadną operacją, jest w pełni sprawny technicznie i wykazuje pełną gotowość do przyjęcia jednostek transportowych.</w:t>
-      </w:r>
-    </w:p>
-    <w:p>
-      <w:pPr>
-        <w:numPr>
-          <w:ilvl w:val="0"/>
-          <w:numId w:val="39"/>
-        </w:numPr>
-        <w:rPr>
-          <w:lang w:val="pl-PL"/>
-        </w:rPr>
-      </w:pPr>
-      <w:r>
-        <w:rPr>
-          <w:lang w:val="pl-PL"/>
-        </w:rPr>
-        <w:t>Zarezerwowany - stanowisko zostało zablokowane w strukturze planistycznej na potrzeby nadchodzących operacji ujętych w harmonogramie. </w:t>
-      </w:r>
-    </w:p>
-    <w:p>
-      <w:pPr>
-        <w:numPr>
-          <w:ilvl w:val="0"/>
-          <w:numId w:val="39"/>
-        </w:numPr>
-        <w:rPr>
-          <w:lang w:val="pl-PL"/>
-        </w:rPr>
-      </w:pPr>
-      <w:r>
-        <w:rPr>
-          <w:lang w:val="pl-PL"/>
-        </w:rPr>
-        <w:t>Zajęty - stan złożony odzwierciedlający fizyczną obecność środka transportu przy stanowisku. Składa się z podstanów:</w:t>
-      </w:r>
-    </w:p>
-    <w:p>
-      <w:pPr>
-        <w:numPr>
-          <w:ilvl w:val="1"/>
-          <w:numId w:val="39"/>
-        </w:numPr>
-        <w:rPr>
-          <w:lang w:val="pl-PL"/>
-        </w:rPr>
-      </w:pPr>
-      <w:r>
-        <w:rPr>
-          <w:lang w:val="pl-PL"/>
-        </w:rPr>
-        <w:t>Podstawianie pojazdu - dokowanie pojazdu.</w:t>
-      </w:r>
-    </w:p>
-    <w:p>
-      <w:pPr>
-        <w:numPr>
-          <w:ilvl w:val="1"/>
-          <w:numId w:val="39"/>
-        </w:numPr>
-        <w:rPr>
-          <w:lang w:val="pl-PL"/>
-        </w:rPr>
-      </w:pPr>
-      <w:r>
-        <w:rPr>
-          <w:lang w:val="pl-PL"/>
-        </w:rPr>
-        <w:t>Obsługa załadunku - proces prowadzenia operacji przeładunkowych bliski maksimum wydajności zasobów.</w:t>
-      </w:r>
-    </w:p>
-    <w:p>
-      <w:pPr>
-        <w:numPr>
-          <w:ilvl w:val="1"/>
-          <w:numId w:val="39"/>
-        </w:numPr>
-        <w:rPr>
-          <w:lang w:val="pl-PL"/>
-        </w:rPr>
-      </w:pPr>
-      <w:r>
-        <w:rPr>
-          <w:lang w:val="pl-PL"/>
-        </w:rPr>
-        <w:t>Koniec prac - procedury zabezpieczające po zakończeniu wymiany ładunku.</w:t>
-      </w:r>
-    </w:p>
-    <w:p>
-      <w:pPr>
-        <w:numPr>
-          <w:ilvl w:val="0"/>
-          <w:numId w:val="39"/>
-        </w:numPr>
-        <w:rPr>
-          <w:lang w:val="pl-PL"/>
-        </w:rPr>
-      </w:pPr>
-      <w:r>
-        <w:rPr>
-          <w:lang w:val="pl-PL"/>
-        </w:rPr>
-        <w:t>Serwis - stan awaryjny lub serwisowy. Dok zostaje całkowicie odcięty od procesów logistycznych z powodu awarii urządzeń przeładunkowych lub rutynowych przeglądów technicznych.</w:t>
-      </w:r>
-    </w:p>
-    <w:p>
-      <w:pPr>
-        <w:rPr>
-          <w:b/>
-          <w:bCs/>
-          <w:lang w:val="pl-PL"/>
-        </w:rPr>
-      </w:pPr>
-      <w:r>
-        <w:rPr>
-          <w:b/>
-          <w:bCs/>
-          <w:lang w:val="pl-PL"/>
-        </w:rPr>
-        <w:t> Wykaz i opis przejść</w:t>
-      </w:r>
-    </w:p>
-    <w:p>
-      <w:pPr>
-        <w:numPr>
-          <w:ilvl w:val="0"/>
-          <w:numId w:val="40"/>
-        </w:numPr>
-        <w:rPr>
-          <w:lang w:val="pl-PL"/>
-        </w:rPr>
-      </w:pPr>
-      <w:r>
-        <w:rPr>
-          <w:lang w:val="pl-PL"/>
-        </w:rPr>
-        <w:t>uwzględnienie w grafiku / planujOperacje() - rezerwacja zasobu infrastruktury przez system na podstawie prognozowanych awizacji.</w:t>
-      </w:r>
-    </w:p>
-    <w:p>
-      <w:pPr>
-        <w:numPr>
-          <w:ilvl w:val="0"/>
-          <w:numId w:val="40"/>
-        </w:numPr>
-        <w:rPr>
-          <w:lang w:val="pl-PL"/>
-        </w:rPr>
-      </w:pPr>
-      <w:r>
-        <w:rPr>
-          <w:lang w:val="pl-PL"/>
-        </w:rPr>
-        <w:t>przypisanie transportu / przydzielDoki() - zmiana statusu na zajęty w momencie fizycznego przybycia pojazdu i rozpoczęcia procedury pozycjonowania.</w:t>
-      </w:r>
-    </w:p>
-    <w:p>
-      <w:pPr>
-        <w:numPr>
-          <w:ilvl w:val="0"/>
-          <w:numId w:val="40"/>
-        </w:numPr>
-        <w:rPr>
-          <w:lang w:val="pl-PL"/>
-        </w:rPr>
-      </w:pPr>
-      <w:r>
-        <w:rPr>
-          <w:lang w:val="pl-PL"/>
-        </w:rPr>
-        <w:t>zabezpieczenie pojazdu [gotowy] - wewnętrzne przejście warunkowe uruchamiające właściwe maszyny przeładunkowe.</w:t>
-      </w:r>
-    </w:p>
-    <w:p>
-      <w:pPr>
-        <w:numPr>
-          <w:ilvl w:val="0"/>
-          <w:numId w:val="40"/>
-        </w:numPr>
-        <w:rPr>
-          <w:lang w:val="pl-PL"/>
-        </w:rPr>
-      </w:pPr>
-      <w:r>
-        <w:rPr>
-          <w:lang w:val="pl-PL"/>
-        </w:rPr>
-        <w:t>zakończenie załadunku - przejście w fazę zamykania operacji dokowania.</w:t>
-      </w:r>
-    </w:p>
-    <w:p>
-      <w:pPr>
-        <w:numPr>
-          <w:ilvl w:val="0"/>
-          <w:numId w:val="40"/>
-        </w:numPr>
-        <w:rPr>
-          <w:lang w:val="pl-PL"/>
-        </w:rPr>
-      </w:pPr>
-      <w:r>
-        <w:rPr>
-          <w:lang w:val="pl-PL"/>
-        </w:rPr>
-        <w:t>zgłoszenie usterki [wykryto awarię] - natychmiastowe przejście wyłączające dok z użytku ze względów bezpieczeństwa.</w:t>
-      </w:r>
-    </w:p>
-    <w:p>
-      <w:pPr>
-        <w:numPr>
-          <w:ilvl w:val="0"/>
-          <w:numId w:val="40"/>
-        </w:numPr>
-        <w:rPr>
-          <w:lang w:val="pl-PL"/>
-        </w:rPr>
-      </w:pPr>
-      <w:r>
-        <w:rPr>
-          <w:lang w:val="pl-PL"/>
-        </w:rPr>
-        <w:t>naprawa [zakończenie naprawy] - powrót sprawności technicznej stanowiska po interwencji serwisu.</w:t>
-      </w:r>
-    </w:p>
-    <w:p>
-      <w:pPr>
-        <w:numPr>
-          <w:ilvl w:val="0"/>
-          <w:numId w:val="40"/>
-        </w:numPr>
-        <w:rPr>
-          <w:lang w:val="pl-PL"/>
-        </w:rPr>
-      </w:pPr>
-      <w:r>
-        <w:rPr>
-          <w:lang w:val="pl-PL"/>
-        </w:rPr>
-        <w:t>zwolnienie doku [brak powiadomień o przyszłych transportach] / monitorujOperacje() - powrót stanowiska do ogólnej puli wolnych zasobów po zakończeniu obsługi, o ile system nie przewiduje natychmiastowych kolejnych dokowań.</w:t>
-      </w:r>
-    </w:p>
-    <w:p>
-      <w:pPr>
-        <w:rPr>
-          <w:lang w:val="pl-PL"/>
-        </w:rPr>
-      </w:pPr>
-    </w:p>
-    <w:p>
-      <w:pPr>
-        <w:rPr>
-          <w:lang w:val="pl-PL"/>
-        </w:rPr>
-      </w:pPr>
-    </w:p>
-    <w:p>
-      <w:pPr>
-        <w:rPr>
-          <w:lang w:val="pl-PL"/>
-        </w:rPr>
-      </w:pPr>
-      <w:r>
-        <w:rPr>
+          <w:rFonts w:ascii="Arial" w:hAnsi="Arial" w:cs="Arial"/>
           <w:noProof/>
           <w:color w:val="000000"/>
+          <w:sz w:val="22"/>
+          <w:szCs w:val="22"/>
           <w:bdr w:val="none" w:sz="0" w:space="0" w:color="auto" w:frame="1"/>
         </w:rPr>
         <w:lastRenderedPageBreak/>
         <w:drawing>
-          <wp:inline distT="0" distB="0" distL="0" distR="0" wp14:anchorId="1549372B" wp14:editId="6129D34E">
-            <wp:extent cx="5733415" cy="5533390"/>
+          <wp:inline distT="0" distB="0" distL="0" distR="0" wp14:anchorId="6AF226AE" wp14:editId="0E7FC578">
+            <wp:extent cx="5733415" cy="3223260"/>
             <wp:effectExtent l="0" t="0" r="635" b="0"/>
-            <wp:docPr id="1036742564" name="Obraz 3"/>
+            <wp:docPr id="59294991" name="Picture 1"/>
             <wp:cNvGraphicFramePr>
               <a:graphicFrameLocks xmlns:a="http://schemas.openxmlformats.org/drawingml/2006/main" noChangeAspect="1"/>
             </wp:cNvGraphicFramePr>
@@ -8841,13 +9149,13 @@
               <a:graphicData uri="http://schemas.openxmlformats.org/drawingml/2006/picture">
                 <pic:pic xmlns:pic="http://schemas.openxmlformats.org/drawingml/2006/picture">
                   <pic:nvPicPr>
-                    <pic:cNvPr id="0" name="Picture 26"/>
+                    <pic:cNvPr id="0" name="Picture 18"/>
                     <pic:cNvPicPr>
                       <a:picLocks noChangeAspect="1" noChangeArrowheads="1"/>
                     </pic:cNvPicPr>
                   </pic:nvPicPr>
                   <pic:blipFill>
-                    <a:blip r:embed="rId23">
+                    <a:blip r:embed="rId23" cstate="print">
                       <a:extLst>
                         <a:ext uri="{28A0092B-C50C-407E-A947-70E740481C1C}">
                           <a14:useLocalDpi xmlns:a14="http://schemas.microsoft.com/office/drawing/2010/main" val="0"/>
@@ -8862,7 +9170,7 @@
                   <pic:spPr bwMode="auto">
                     <a:xfrm>
                       <a:off x="0" y="0"/>
-                      <a:ext cx="5733415" cy="5533390"/>
+                      <a:ext cx="5733415" cy="3223260"/>
                     </a:xfrm>
                     <a:prstGeom prst="rect">
                       <a:avLst/>
@@ -8881,346 +9189,129 @@
     </w:p>
     <w:p>
       <w:pPr>
+        <w:pStyle w:val="NormalnyWeb"/>
+        <w:spacing w:before="240" w:beforeAutospacing="0" w:after="240" w:afterAutospacing="0"/>
+      </w:pPr>
+      <w:r>
+        <w:rPr>
+          <w:rFonts w:ascii="Arial" w:hAnsi="Arial" w:cs="Arial"/>
+          <w:b/>
+          <w:bCs/>
+          <w:color w:val="000000"/>
+          <w:sz w:val="22"/>
+          <w:szCs w:val="22"/>
+        </w:rPr>
+        <w:t xml:space="preserve">Rysunek </w:t>
+      </w:r>
+      <w:r>
+        <w:rPr>
+          <w:rFonts w:ascii="Arial" w:hAnsi="Arial" w:cs="Arial"/>
+          <w:b/>
+          <w:bCs/>
+          <w:color w:val="000000"/>
+          <w:sz w:val="22"/>
+          <w:szCs w:val="22"/>
+        </w:rPr>
+        <w:t>11</w:t>
+      </w:r>
+      <w:r>
+        <w:rPr>
+          <w:rFonts w:ascii="Arial" w:hAnsi="Arial" w:cs="Arial"/>
+          <w:b/>
+          <w:bCs/>
+          <w:color w:val="000000"/>
+          <w:sz w:val="22"/>
+          <w:szCs w:val="22"/>
+        </w:rPr>
+        <w:t>.</w:t>
+      </w:r>
+      <w:r>
+        <w:rPr>
+          <w:rFonts w:ascii="Arial" w:hAnsi="Arial" w:cs="Arial"/>
+          <w:b/>
+          <w:bCs/>
+          <w:color w:val="000000"/>
+          <w:sz w:val="22"/>
+          <w:szCs w:val="22"/>
+        </w:rPr>
+        <w:t xml:space="preserve"> </w:t>
+      </w:r>
+      <w:r>
+        <w:rPr>
+          <w:rFonts w:ascii="Arial" w:hAnsi="Arial" w:cs="Arial"/>
+          <w:b/>
+          <w:bCs/>
+          <w:color w:val="000000"/>
+          <w:sz w:val="22"/>
+          <w:szCs w:val="22"/>
+        </w:rPr>
+        <w:t xml:space="preserve"> Kto obsługuje: Użytkownik systemu (np. kierowca, koordynator lub administrator).</w:t>
+      </w:r>
+    </w:p>
+    <w:p>
+      <w:pPr>
+        <w:pStyle w:val="NormalnyWeb"/>
+        <w:spacing w:before="240" w:beforeAutospacing="0" w:after="240" w:afterAutospacing="0"/>
+      </w:pPr>
+      <w:r>
+        <w:rPr>
+          <w:rFonts w:ascii="Arial" w:hAnsi="Arial" w:cs="Arial"/>
+          <w:b/>
+          <w:bCs/>
+          <w:color w:val="000000"/>
+          <w:sz w:val="22"/>
+          <w:szCs w:val="22"/>
+        </w:rPr>
+        <w:t xml:space="preserve">Do czego służy: </w:t>
+      </w:r>
+      <w:r>
+        <w:rPr>
+          <w:rFonts w:ascii="Arial" w:hAnsi="Arial" w:cs="Arial"/>
+          <w:color w:val="000000"/>
+          <w:sz w:val="22"/>
+          <w:szCs w:val="22"/>
+        </w:rPr>
+        <w:t>To panel logowania umożliwiający dostęp do systemu. Użytkownik wprowadza swoje dane uwierzytelniające, aby rozpocząć pracę w aplikacji. Panel stanowi pierwszy krok w korzystaniu z platformy i zapewnia bezpieczny dostęp do przypisanych funkcji.</w:t>
+      </w:r>
+    </w:p>
+    <w:p>
+      <w:pPr>
+        <w:pStyle w:val="NormalnyWeb"/>
+        <w:spacing w:before="240" w:beforeAutospacing="0" w:after="240" w:afterAutospacing="0"/>
+      </w:pPr>
+      <w:r>
+        <w:rPr>
+          <w:rFonts w:ascii="Arial" w:hAnsi="Arial" w:cs="Arial"/>
+          <w:b/>
+          <w:bCs/>
+          <w:color w:val="000000"/>
+          <w:sz w:val="22"/>
+          <w:szCs w:val="22"/>
+        </w:rPr>
+        <w:t>Kluczowa funkcja</w:t>
+      </w:r>
+      <w:r>
+        <w:rPr>
+          <w:rFonts w:ascii="Arial" w:hAnsi="Arial" w:cs="Arial"/>
+          <w:color w:val="000000"/>
+          <w:sz w:val="22"/>
+          <w:szCs w:val="22"/>
+        </w:rPr>
+        <w:t>: Pola „Login” i „Hasło” oraz przycisk „Zaloguj się”. To tutaj użytkownik wprowadza swoje dane dostępowe, a system po ich weryfikacji umożliwia przejście do odpowiedniego panelu (np. kierowcy lub koordynatora).</w:t>
+      </w:r>
+    </w:p>
+    <w:p>
+      <w:pPr>
         <w:jc w:val="center"/>
-      </w:pPr>
-      <w:r>
-        <w:rPr>
-          <w:b/>
-          <w:bCs/>
-          <w:color w:val="000000"/>
-        </w:rPr>
-        <w:t>Rysunek 11</w:t>
-      </w:r>
-      <w:r>
-        <w:rPr>
-          <w:b/>
-          <w:bCs/>
-        </w:rPr>
-        <w:t>.</w:t>
-      </w:r>
-      <w:r>
-        <w:t xml:space="preserve"> Diagram stanów dotyczący klasy “HarmonogramDokowan”.</w:t>
-      </w:r>
+        <w:rPr>
+          <w:lang w:val="pl-PL"/>
+        </w:rPr>
+      </w:pPr>
     </w:p>
     <w:p/>
     <w:p>
       <w:pPr>
-        <w:rPr>
-          <w:b/>
-          <w:bCs/>
-          <w:lang w:val="pl-PL"/>
-        </w:rPr>
-      </w:pPr>
-    </w:p>
-    <w:p>
-      <w:pPr>
-        <w:rPr>
-          <w:b/>
-          <w:bCs/>
-          <w:lang w:val="pl-PL"/>
-        </w:rPr>
-      </w:pPr>
-      <w:r>
-        <w:rPr>
-          <w:b/>
-          <w:bCs/>
-          <w:lang w:val="pl-PL"/>
-        </w:rPr>
-        <w:t>Wykaz i opis stanów</w:t>
-      </w:r>
-    </w:p>
-    <w:p>
-      <w:pPr>
-        <w:numPr>
-          <w:ilvl w:val="0"/>
-          <w:numId w:val="41"/>
-        </w:numPr>
-        <w:rPr>
-          <w:lang w:val="pl-PL"/>
-        </w:rPr>
-      </w:pPr>
-      <w:r>
-        <w:rPr>
-          <w:lang w:val="pl-PL"/>
-        </w:rPr>
-        <w:t>Przygotowanie - stan początkowy dla procesu planowania. Oznacza moment, w którym system zebrał zapotrzebowanie operacyjne, jednak właściwy proces układania harmonogramu nie został jeszcze zainicjowany.</w:t>
-      </w:r>
-    </w:p>
-    <w:p>
-      <w:pPr>
-        <w:numPr>
-          <w:ilvl w:val="0"/>
-          <w:numId w:val="41"/>
-        </w:numPr>
-        <w:rPr>
-          <w:lang w:val="pl-PL"/>
-        </w:rPr>
-      </w:pPr>
-      <w:r>
-        <w:rPr>
-          <w:lang w:val="pl-PL"/>
-        </w:rPr>
-        <w:t>Tworzenie - stan roboczy, w którym dyspozytor lub system automatyczny aktywnie buduje zarys grafiku. W tym stanie odbywa się przypisywanie konkretnych zasobów do zadań.</w:t>
-      </w:r>
-    </w:p>
-    <w:p>
-      <w:pPr>
-        <w:numPr>
-          <w:ilvl w:val="0"/>
-          <w:numId w:val="41"/>
-        </w:numPr>
-        <w:rPr>
-          <w:lang w:val="pl-PL"/>
-        </w:rPr>
-      </w:pPr>
-      <w:r>
-        <w:rPr>
-          <w:lang w:val="pl-PL"/>
-        </w:rPr>
-        <w:t>Weryfikacja - stan kontrolny, w którym gotowy projekt harmonogramu jest sprawdzany pod kątem poprawności, braku nałożeń czasowych oraz dostępności przypisanego sprzętu i infrastruktury.</w:t>
-      </w:r>
-    </w:p>
-    <w:p>
-      <w:pPr>
-        <w:numPr>
-          <w:ilvl w:val="0"/>
-          <w:numId w:val="41"/>
-        </w:numPr>
-        <w:rPr>
-          <w:lang w:val="pl-PL"/>
-        </w:rPr>
-      </w:pPr>
-      <w:r>
-        <w:rPr>
-          <w:lang w:val="pl-PL"/>
-        </w:rPr>
-        <w:t>Zatwierdzenie - plan przeszedł pomyślnie walidację i został oficjalnie zatwierdzony jako obowiązujący harmonogram do wykonania w ramach zbliżającej się zmiany roboczej.</w:t>
-      </w:r>
-    </w:p>
-    <w:p>
-      <w:pPr>
-        <w:numPr>
-          <w:ilvl w:val="0"/>
-          <w:numId w:val="41"/>
-        </w:numPr>
-        <w:rPr>
-          <w:lang w:val="pl-PL"/>
-        </w:rPr>
-      </w:pPr>
-      <w:r>
-        <w:rPr>
-          <w:lang w:val="pl-PL"/>
-        </w:rPr>
-        <w:lastRenderedPageBreak/>
-        <w:t>Realizacja - stan, w którym na podstawie zatwierdzonego planu odbywają się faktyczne operacje fizyczne w porcie/magazynie. Trwa on przez cały czas trwania danej zmiany.</w:t>
-      </w:r>
-    </w:p>
-    <w:p>
-      <w:pPr>
-        <w:numPr>
-          <w:ilvl w:val="0"/>
-          <w:numId w:val="41"/>
-        </w:numPr>
-        <w:rPr>
-          <w:lang w:val="pl-PL"/>
-        </w:rPr>
-      </w:pPr>
-      <w:r>
-        <w:rPr>
-          <w:lang w:val="pl-PL"/>
-        </w:rPr>
-        <w:t>Zakończenie - operacje przypisane do zmiany dobiegły końca. Stan ten oznacza zamknięcie bieżących zadań operacyjnych i przygotowanie do podsumowania.</w:t>
-      </w:r>
-    </w:p>
-    <w:p>
-      <w:pPr>
-        <w:numPr>
-          <w:ilvl w:val="0"/>
-          <w:numId w:val="41"/>
-        </w:numPr>
-        <w:rPr>
-          <w:lang w:val="pl-PL"/>
-        </w:rPr>
-      </w:pPr>
-      <w:r>
-        <w:rPr>
-          <w:lang w:val="pl-PL"/>
-        </w:rPr>
-        <w:t>Archiwizacja - stan końcowy cyklu życia tego planu. Obejmuje zabezpieczenie zebranych informacji o przebiegu operacji w historii systemu, po czym proces planowania dla tej konkretnej zmiany zostaje całkowicie zamknięty.</w:t>
-      </w:r>
-    </w:p>
-    <w:p>
-      <w:pPr>
-        <w:rPr>
-          <w:b/>
-          <w:bCs/>
-          <w:lang w:val="pl-PL"/>
-        </w:rPr>
-      </w:pPr>
-      <w:r>
-        <w:rPr>
-          <w:b/>
-          <w:bCs/>
-          <w:lang w:val="pl-PL"/>
-        </w:rPr>
-        <w:t>Wykaz i opis przejść</w:t>
-      </w:r>
-    </w:p>
-    <w:p>
-      <w:pPr>
-        <w:numPr>
-          <w:ilvl w:val="0"/>
-          <w:numId w:val="42"/>
-        </w:numPr>
-        <w:rPr>
-          <w:lang w:val="pl-PL"/>
-        </w:rPr>
-      </w:pPr>
-      <w:r>
-        <w:rPr>
-          <w:lang w:val="pl-PL"/>
-        </w:rPr>
-        <w:t>rozpoczęcie planowania / planujOperacje() - przejście ze stanu Przygotowanie do Tworzenie, wyzwalane przez użytkownika lub harmonogram systemowy. Uruchamia mechanizmy planistyczne i inicjuje proces budowy grafiku.</w:t>
-      </w:r>
-    </w:p>
-    <w:p>
-      <w:pPr>
-        <w:numPr>
-          <w:ilvl w:val="0"/>
-          <w:numId w:val="42"/>
-        </w:numPr>
-        <w:rPr>
-          <w:lang w:val="pl-PL"/>
-        </w:rPr>
-      </w:pPr>
-      <w:r>
-        <w:rPr>
-          <w:lang w:val="pl-PL"/>
-        </w:rPr>
-        <w:t>alokacja zasobów / przydzielDoki() - przejście wewnętrzne (pętla) w stanie Tworzenie. Reprezentuje powtarzalną czynność alokowania infrastruktury (np. doków załadunkowych) dla kolejnych zadań w trakcie układania planu.</w:t>
-      </w:r>
-    </w:p>
-    <w:p>
-      <w:pPr>
-        <w:numPr>
-          <w:ilvl w:val="0"/>
-          <w:numId w:val="42"/>
-        </w:numPr>
-        <w:rPr>
-          <w:lang w:val="pl-PL"/>
-        </w:rPr>
-      </w:pPr>
-      <w:r>
-        <w:rPr>
-          <w:lang w:val="pl-PL"/>
-        </w:rPr>
-        <w:t>wygenerowanie planu / nadzorujProces() - przejście do Weryfikacji, następujące po zakończeniu etapu układania harmonogramu. System wywołuje metodę przekazującą gotowy zarys do analizy poprawności.</w:t>
-      </w:r>
-    </w:p>
-    <w:p>
-      <w:pPr>
-        <w:numPr>
-          <w:ilvl w:val="0"/>
-          <w:numId w:val="42"/>
-        </w:numPr>
-        <w:rPr>
-          <w:lang w:val="pl-PL"/>
-        </w:rPr>
-      </w:pPr>
-      <w:r>
-        <w:rPr>
-          <w:lang w:val="pl-PL"/>
-        </w:rPr>
-        <w:t>odrzucenie / [wykryto konflikt] - ścieżka negatywna zwracająca proces z Weryfikacji z powrotem do Tworzenia. Następuje, gdy system lub operator zidentyfikuje błędy (np. nakładanie się zadań w jednym doku), co wymusza wprowadzenie poprawek do planu.</w:t>
-      </w:r>
-    </w:p>
-    <w:p>
-      <w:pPr>
-        <w:numPr>
-          <w:ilvl w:val="0"/>
-          <w:numId w:val="42"/>
-        </w:numPr>
-        <w:rPr>
-          <w:lang w:val="pl-PL"/>
-        </w:rPr>
-      </w:pPr>
-      <w:r>
-        <w:rPr>
-          <w:lang w:val="pl-PL"/>
-        </w:rPr>
-        <w:t>akceptacja [brak uwag] / podgladStatusu() - przejście do Zatwierdzenia, zabezpieczone warunkiem dozorującym oznaczającym brak konfliktów w planie. Udana weryfikacja skutkuje zaktualizowaniem statusu planu jako gotowego do wdrożenia.</w:t>
-      </w:r>
-    </w:p>
-    <w:p>
-      <w:pPr>
-        <w:numPr>
-          <w:ilvl w:val="0"/>
-          <w:numId w:val="42"/>
-        </w:numPr>
-        <w:rPr>
-          <w:lang w:val="pl-PL"/>
-        </w:rPr>
-      </w:pPr>
-      <w:r>
-        <w:rPr>
-          <w:lang w:val="pl-PL"/>
-        </w:rPr>
-        <w:t>rozpoczęcie zmiany / monitorujOperacje() - przejście wprowadzające plan w fazę Realizacji. Uruchamiane w momencie faktycznego startu zmiany roboczej, aktywuje mechanizmy śledzenia postępów prac na żywo.</w:t>
-      </w:r>
-    </w:p>
-    <w:p>
-      <w:pPr>
-        <w:numPr>
-          <w:ilvl w:val="0"/>
-          <w:numId w:val="42"/>
-        </w:numPr>
-        <w:rPr>
-          <w:lang w:val="pl-PL"/>
-        </w:rPr>
-      </w:pPr>
-      <w:r>
-        <w:rPr>
-          <w:lang w:val="pl-PL"/>
-        </w:rPr>
-        <w:t>after(koniec zmiany) [upłynięcie czasu] - automatyczne przejście do Zakończenia wyzwalane przez zdarzenie czasowe. Następuje w momencie osiągnięcia zaplanowanej godziny końca zmiany roboczej.</w:t>
-      </w:r>
-    </w:p>
-    <w:p>
-      <w:pPr>
-        <w:numPr>
-          <w:ilvl w:val="0"/>
-          <w:numId w:val="42"/>
-        </w:numPr>
-        <w:rPr>
-          <w:lang w:val="pl-PL"/>
-        </w:rPr>
-      </w:pPr>
-      <w:r>
-        <w:rPr>
-          <w:lang w:val="pl-PL"/>
-        </w:rPr>
-        <w:t>żądanie statystyk / zbierajDane() - przejście do Archiwizacji. System lub dyspozytor inicjuje operację agregowania logów i wyników pracy, po czym dane te zapisywane są trwale w bazie danych, kończąc tym samym proces.</w:t>
-      </w:r>
-    </w:p>
-    <w:p>
-      <w:pPr>
-        <w:rPr>
-          <w:lang w:val="pl-PL"/>
-        </w:rPr>
-      </w:pPr>
-    </w:p>
-    <w:p>
-      <w:pPr>
-        <w:jc w:val="center"/>
-        <w:rPr>
-          <w:lang w:val="pl-PL"/>
-        </w:rPr>
-      </w:pPr>
-    </w:p>
-    <w:p/>
-    <w:p>
-      <w:pPr>
-        <w:pStyle w:val="Heading1"/>
+        <w:pStyle w:val="Nagwek1"/>
         <w:numPr>
           <w:ilvl w:val="0"/>
           <w:numId w:val="7"/>
@@ -9236,7 +9327,7 @@
           <w:noProof/>
         </w:rPr>
         <w:pict w14:anchorId="79598D17">
-          <v:rect id="_x0000_i1041" alt="" style="width:415.5pt;height:.05pt;mso-width-percent:0;mso-height-percent:0;mso-width-percent:0;mso-height-percent:0" o:hrpct="916" o:hralign="center" o:hrstd="t" o:hr="t" fillcolor="#a0a0a0" stroked="f"/>
+          <v:rect id="_x0000_i1043" alt="" style="width:415.5pt;height:.05pt;mso-width-percent:0;mso-height-percent:0;mso-width-percent:0;mso-height-percent:0" o:hrpct="916" o:hralign="center" o:hrstd="t" o:hr="t" fillcolor="#a0a0a0" stroked="f"/>
         </w:pict>
       </w:r>
     </w:p>
@@ -9278,64 +9369,70 @@
           <w:bCs/>
           <w:lang w:val="pl-PL"/>
         </w:rPr>
+        <w:t>Czas przechowywania danych:</w:t>
+      </w:r>
+      <w:r>
+        <w:rPr>
+          <w:lang w:val="pl-PL"/>
+        </w:rPr>
+        <w:t xml:space="preserve"> Zakładamy, że system musi trzymać pełną historię operacji logistycznych przez 5 lat. Daje to łącznie około 230 000 pełnych procesów do zapisania w bazie danych.</w:t>
+      </w:r>
+    </w:p>
+    <w:p>
+      <w:pPr>
+        <w:numPr>
+          <w:ilvl w:val="0"/>
+          <w:numId w:val="43"/>
+        </w:numPr>
+        <w:rPr>
+          <w:lang w:val="pl-PL"/>
+        </w:rPr>
+      </w:pPr>
+      <w:r>
+        <w:rPr>
+          <w:b/>
+          <w:bCs/>
+          <w:lang w:val="pl-PL"/>
+        </w:rPr>
+        <w:t>Miejsce na dysku :</w:t>
+      </w:r>
+      <w:r>
+        <w:rPr>
+          <w:lang w:val="pl-PL"/>
+        </w:rPr>
+        <w:t xml:space="preserve"> Jeden rekord w bazie opisujący ładunek , jego historię zmian statusu i przypisanie do doku waży bardzo mało (ok. 5 KB). Sama warstwa tekstowa bazy danych zajmie przez te 5 lat zaledwie 1-2 GB.</w:t>
+      </w:r>
+    </w:p>
+    <w:p>
+      <w:pPr>
+        <w:numPr>
+          <w:ilvl w:val="0"/>
+          <w:numId w:val="43"/>
+        </w:numPr>
+        <w:rPr>
+          <w:lang w:val="pl-PL"/>
+        </w:rPr>
+      </w:pPr>
+      <w:r>
+        <w:rPr>
+          <w:b/>
+          <w:bCs/>
+          <w:lang w:val="pl-PL"/>
+        </w:rPr>
+        <w:t>Pliki cyfrowe:</w:t>
+      </w:r>
+      <w:r>
+        <w:rPr>
+          <w:lang w:val="pl-PL"/>
+        </w:rPr>
+        <w:t xml:space="preserve"> System musi też zapisywać wygenerowane karty załadunkowe i okresowe raporty w formie plików (np. PDF). Z tego powodu potrzebujemy dodatkowej przestrzeni dyskowej na pliki . Całość, wliczając bazę danych i pliki, </w:t>
+      </w:r>
+      <w:r>
+        <w:rPr>
+          <w:lang w:val="pl-PL"/>
+        </w:rPr>
         <w:lastRenderedPageBreak/>
-        <w:t>Czas przechowywania danych:</w:t>
-      </w:r>
-      <w:r>
-        <w:rPr>
-          <w:lang w:val="pl-PL"/>
-        </w:rPr>
-        <w:t xml:space="preserve"> Zakładamy, że system musi trzymać pełną historię operacji logistycznych przez 5 lat. Daje to łącznie około 230 000 pełnych procesów do zapisania w bazie danych.</w:t>
-      </w:r>
-    </w:p>
-    <w:p>
-      <w:pPr>
-        <w:numPr>
-          <w:ilvl w:val="0"/>
-          <w:numId w:val="43"/>
-        </w:numPr>
-        <w:rPr>
-          <w:lang w:val="pl-PL"/>
-        </w:rPr>
-      </w:pPr>
-      <w:r>
-        <w:rPr>
-          <w:b/>
-          <w:bCs/>
-          <w:lang w:val="pl-PL"/>
-        </w:rPr>
-        <w:t>Miejsce na dysku :</w:t>
-      </w:r>
-      <w:r>
-        <w:rPr>
-          <w:lang w:val="pl-PL"/>
-        </w:rPr>
-        <w:t xml:space="preserve"> Jeden rekord w bazie opisujący ładunek , jego historię zmian statusu i przypisanie do doku waży bardzo mało (ok. 5 KB). Sama warstwa tekstowa bazy danych zajmie przez te 5 lat zaledwie 1-2 GB.</w:t>
-      </w:r>
-    </w:p>
-    <w:p>
-      <w:pPr>
-        <w:numPr>
-          <w:ilvl w:val="0"/>
-          <w:numId w:val="43"/>
-        </w:numPr>
-        <w:rPr>
-          <w:lang w:val="pl-PL"/>
-        </w:rPr>
-      </w:pPr>
-      <w:r>
-        <w:rPr>
-          <w:b/>
-          <w:bCs/>
-          <w:lang w:val="pl-PL"/>
-        </w:rPr>
-        <w:t>Pliki cyfrowe:</w:t>
-      </w:r>
-      <w:r>
-        <w:rPr>
-          <w:lang w:val="pl-PL"/>
-        </w:rPr>
-        <w:t xml:space="preserve"> System musi też zapisywać wygenerowane karty załadunkowe i okresowe raporty w formie plików (np. PDF). Z tego powodu potrzebujemy dodatkowej przestrzeni dyskowej na pliki . Całość, wliczając bazę danych i pliki, powinna zamknąć się w 50 GB, co daje nam bardzo bezpieczny zapas na przyszłość.</w:t>
+        <w:t>powinna zamknąć się w 50 GB, co daje nam bardzo bezpieczny zapas na przyszłość.</w:t>
       </w:r>
     </w:p>
     <w:p>
@@ -9578,7 +9675,7 @@
     </w:p>
     <w:p>
       <w:pPr>
-        <w:pStyle w:val="Heading1"/>
+        <w:pStyle w:val="Nagwek1"/>
         <w:numPr>
           <w:ilvl w:val="0"/>
           <w:numId w:val="7"/>
@@ -9587,7 +9684,6 @@
       <w:bookmarkStart w:id="12" w:name="_o9dzz4vls5ve" w:colFirst="0" w:colLast="0"/>
       <w:bookmarkEnd w:id="12"/>
       <w:r>
-        <w:lastRenderedPageBreak/>
         <w:t>Propozycja technologii informatycznych, które mogą zostać wykorzystane do realizacji systemu</w:t>
       </w:r>
       <w:r>
@@ -9595,7 +9691,7 @@
           <w:noProof/>
         </w:rPr>
         <w:pict w14:anchorId="4292E385">
-          <v:rect id="_x0000_i1042" alt="" style="width:410.45pt;height:.05pt;mso-width-percent:0;mso-height-percent:0;mso-width-percent:0;mso-height-percent:0" o:hrpct="988" o:hralign="center" o:hrstd="t" o:hr="t" fillcolor="#a0a0a0" stroked="f"/>
+          <v:rect id="_x0000_i1044" alt="" style="width:410.45pt;height:.05pt;mso-width-percent:0;mso-height-percent:0;mso-width-percent:0;mso-height-percent:0" o:hrpct="988" o:hralign="center" o:hrstd="t" o:hr="t" fillcolor="#a0a0a0" stroked="f"/>
         </w:pict>
       </w:r>
     </w:p>
@@ -9603,7 +9699,7 @@
     <w:p/>
     <w:p>
       <w:pPr>
-        <w:pStyle w:val="Heading1"/>
+        <w:pStyle w:val="Nagwek1"/>
         <w:numPr>
           <w:ilvl w:val="0"/>
           <w:numId w:val="7"/>
@@ -9612,6 +9708,7 @@
       <w:bookmarkStart w:id="13" w:name="_yokshilu81lp" w:colFirst="0" w:colLast="0"/>
       <w:bookmarkEnd w:id="13"/>
       <w:r>
+        <w:lastRenderedPageBreak/>
         <w:t>Propozycja planu pracy</w:t>
       </w:r>
       <w:r>
@@ -9619,7 +9716,7 @@
           <w:noProof/>
         </w:rPr>
         <w:pict w14:anchorId="0F41A442">
-          <v:rect id="_x0000_i1043" alt="" style="width:410.45pt;height:.05pt;mso-width-percent:0;mso-height-percent:0;mso-width-percent:0;mso-height-percent:0" o:hrpct="988" o:hralign="center" o:hrstd="t" o:hr="t" fillcolor="#a0a0a0" stroked="f"/>
+          <v:rect id="_x0000_i1045" alt="" style="width:410.45pt;height:.05pt;mso-width-percent:0;mso-height-percent:0;mso-width-percent:0;mso-height-percent:0" o:hrpct="988" o:hralign="center" o:hrstd="t" o:hr="t" fillcolor="#a0a0a0" stroked="f"/>
         </w:pict>
       </w:r>
     </w:p>
@@ -9852,46 +9949,479 @@
           <w:lang w:val="en-US"/>
         </w:rPr>
       </w:pPr>
-      <w:proofErr w:type="spellStart"/>
       <w:r>
         <w:rPr>
           <w:b/>
           <w:bCs/>
           <w:lang w:val="en-US"/>
         </w:rPr>
-        <w:t>Alokacja</w:t>
-      </w:r>
-      <w:proofErr w:type="spellEnd"/>
-      <w:r>
-        <w:rPr>
-          <w:b/>
-          <w:bCs/>
+        <w:t>Alokacja zasobów:</w:t>
+      </w:r>
+      <w:r>
+        <w:rPr>
           <w:lang w:val="en-US"/>
         </w:rPr>
-        <w:t xml:space="preserve"> </w:t>
-      </w:r>
-      <w:proofErr w:type="spellStart"/>
-      <w:r>
-        <w:rPr>
-          <w:b/>
-          <w:bCs/>
+        <w:t xml:space="preserve"> 1x Backend Developer, 1x Frontend Developer.</w:t>
+      </w:r>
+    </w:p>
+    <w:p>
+      <w:pPr>
+        <w:rPr>
+          <w:lang w:val="pl-PL"/>
+        </w:rPr>
+      </w:pPr>
+      <w:r>
+        <w:rPr>
+          <w:b/>
+          <w:bCs/>
+          <w:lang w:val="pl-PL"/>
+        </w:rPr>
+        <w:t>Etap 3: Algorytm harmonogramowania i przydziału zasobów</w:t>
+      </w:r>
+    </w:p>
+    <w:p>
+      <w:pPr>
+        <w:numPr>
+          <w:ilvl w:val="0"/>
+          <w:numId w:val="48"/>
+        </w:numPr>
+        <w:rPr>
+          <w:lang w:val="pl-PL"/>
+        </w:rPr>
+      </w:pPr>
+      <w:r>
+        <w:rPr>
+          <w:b/>
+          <w:bCs/>
+          <w:lang w:val="pl-PL"/>
+        </w:rPr>
+        <w:t>Opis:</w:t>
+      </w:r>
+      <w:r>
+        <w:rPr>
+          <w:lang w:val="pl-PL"/>
+        </w:rPr>
+        <w:t xml:space="preserve"> Najbardziej złożona pod kątem logiki część systemu. Napisanie mechanizmu, który pobiera zarejestrowane awizacje i automatycznie dopasowuje do nich wolne okna czasowe, doki, sprzęt przeładunkowy oraz miejsca w magazynie.</w:t>
+      </w:r>
+    </w:p>
+    <w:p>
+      <w:pPr>
+        <w:numPr>
+          <w:ilvl w:val="0"/>
+          <w:numId w:val="48"/>
+        </w:numPr>
+        <w:rPr>
+          <w:lang w:val="pl-PL"/>
+        </w:rPr>
+      </w:pPr>
+      <w:r>
+        <w:rPr>
+          <w:b/>
+          <w:bCs/>
+          <w:lang w:val="pl-PL"/>
+        </w:rPr>
+        <w:t>Czas trwania:</w:t>
+      </w:r>
+      <w:r>
+        <w:rPr>
+          <w:lang w:val="pl-PL"/>
+        </w:rPr>
+        <w:t xml:space="preserve"> 15 dni roboczych.</w:t>
+      </w:r>
+    </w:p>
+    <w:p>
+      <w:pPr>
+        <w:numPr>
+          <w:ilvl w:val="0"/>
+          <w:numId w:val="48"/>
+        </w:numPr>
+        <w:rPr>
+          <w:lang w:val="pl-PL"/>
+        </w:rPr>
+      </w:pPr>
+      <w:r>
+        <w:rPr>
+          <w:b/>
+          <w:bCs/>
+          <w:lang w:val="pl-PL"/>
+        </w:rPr>
+        <w:t>Zależności:</w:t>
+      </w:r>
+      <w:r>
+        <w:rPr>
+          <w:lang w:val="pl-PL"/>
+        </w:rPr>
+        <w:t xml:space="preserve"> Wymaga zakończenia Etapu 2 (algorytm musi mieć rzeczywiste dane ładunków do testowania).</w:t>
+      </w:r>
+    </w:p>
+    <w:p>
+      <w:pPr>
+        <w:numPr>
+          <w:ilvl w:val="0"/>
+          <w:numId w:val="48"/>
+        </w:numPr>
+        <w:rPr>
+          <w:lang w:val="pl-PL"/>
+        </w:rPr>
+      </w:pPr>
+      <w:r>
+        <w:rPr>
+          <w:b/>
+          <w:bCs/>
+          <w:lang w:val="pl-PL"/>
+        </w:rPr>
+        <w:t>Alokacja zasobów:</w:t>
+      </w:r>
+      <w:r>
+        <w:rPr>
+          <w:lang w:val="pl-PL"/>
+        </w:rPr>
+        <w:t xml:space="preserve"> 2x Backend Developer (praca parami nad algorytmem optymalizacyjnym).</w:t>
+      </w:r>
+    </w:p>
+    <w:p>
+      <w:pPr>
+        <w:rPr>
+          <w:lang w:val="pl-PL"/>
+        </w:rPr>
+      </w:pPr>
+      <w:r>
+        <w:rPr>
+          <w:b/>
+          <w:bCs/>
+          <w:lang w:val="pl-PL"/>
+        </w:rPr>
+        <w:t>Etap 4: Panel nadzoru operacyjnego (Dashboard Koordynatora)</w:t>
+      </w:r>
+    </w:p>
+    <w:p>
+      <w:pPr>
+        <w:numPr>
+          <w:ilvl w:val="0"/>
+          <w:numId w:val="49"/>
+        </w:numPr>
+        <w:rPr>
+          <w:lang w:val="pl-PL"/>
+        </w:rPr>
+      </w:pPr>
+      <w:r>
+        <w:rPr>
+          <w:b/>
+          <w:bCs/>
+          <w:lang w:val="pl-PL"/>
+        </w:rPr>
+        <w:t>Opis:</w:t>
+      </w:r>
+      <w:r>
+        <w:rPr>
+          <w:lang w:val="pl-PL"/>
+        </w:rPr>
+        <w:t xml:space="preserve"> Zbudowanie interfejsu (frontendu) dla Koordynatora, który w czasie rzeczywistym odświeża statusy operacji (Rozładunek, Wydano, Oczekuje). Dodanie możliwości ręcznej modyfikacji grafiku (np. w przypadku awarii doku).</w:t>
+      </w:r>
+    </w:p>
+    <w:p>
+      <w:pPr>
+        <w:numPr>
+          <w:ilvl w:val="0"/>
+          <w:numId w:val="49"/>
+        </w:numPr>
+        <w:rPr>
+          <w:lang w:val="pl-PL"/>
+        </w:rPr>
+      </w:pPr>
+      <w:r>
+        <w:rPr>
+          <w:b/>
+          <w:bCs/>
+          <w:lang w:val="pl-PL"/>
+        </w:rPr>
+        <w:t>Czas trwania:</w:t>
+      </w:r>
+      <w:r>
+        <w:rPr>
+          <w:lang w:val="pl-PL"/>
+        </w:rPr>
+        <w:t xml:space="preserve"> 10 dni roboczych.</w:t>
+      </w:r>
+    </w:p>
+    <w:p>
+      <w:pPr>
+        <w:numPr>
+          <w:ilvl w:val="0"/>
+          <w:numId w:val="49"/>
+        </w:numPr>
+        <w:rPr>
+          <w:lang w:val="pl-PL"/>
+        </w:rPr>
+      </w:pPr>
+      <w:r>
+        <w:rPr>
+          <w:b/>
+          <w:bCs/>
+          <w:lang w:val="pl-PL"/>
+        </w:rPr>
+        <w:t>Zależności:</w:t>
+      </w:r>
+      <w:r>
+        <w:rPr>
+          <w:lang w:val="pl-PL"/>
+        </w:rPr>
+        <w:t xml:space="preserve"> Wymaga zakończenia Etapu 3 (musi istnieć gotowy harmonogram do wyświetlenia i zarządzania).</w:t>
+      </w:r>
+    </w:p>
+    <w:p>
+      <w:pPr>
+        <w:numPr>
+          <w:ilvl w:val="0"/>
+          <w:numId w:val="49"/>
+        </w:numPr>
+        <w:rPr>
+          <w:lang w:val="pl-PL"/>
+        </w:rPr>
+      </w:pPr>
+      <w:r>
+        <w:rPr>
+          <w:b/>
+          <w:bCs/>
+          <w:lang w:val="pl-PL"/>
+        </w:rPr>
+        <w:t>Alokacja zasobów:</w:t>
+      </w:r>
+      <w:r>
+        <w:rPr>
+          <w:lang w:val="pl-PL"/>
+        </w:rPr>
+        <w:t xml:space="preserve"> 1x Frontend Developer, 1x Backend Developer (do wystawienia danych przez API na żywo).</w:t>
+      </w:r>
+    </w:p>
+    <w:p>
+      <w:pPr>
+        <w:rPr>
+          <w:lang w:val="pl-PL"/>
+        </w:rPr>
+      </w:pPr>
+      <w:r>
+        <w:rPr>
+          <w:b/>
+          <w:bCs/>
+          <w:lang w:val="pl-PL"/>
+        </w:rPr>
+        <w:t>Etap 5: Mobilny interfejs cyfrowy dla Kierowcy</w:t>
+      </w:r>
+    </w:p>
+    <w:p>
+      <w:pPr>
+        <w:numPr>
+          <w:ilvl w:val="0"/>
+          <w:numId w:val="50"/>
+        </w:numPr>
+        <w:rPr>
+          <w:lang w:val="pl-PL"/>
+        </w:rPr>
+      </w:pPr>
+      <w:r>
+        <w:rPr>
+          <w:b/>
+          <w:bCs/>
+          <w:lang w:val="pl-PL"/>
+        </w:rPr>
+        <w:t>Opis:</w:t>
+      </w:r>
+      <w:r>
+        <w:rPr>
+          <w:lang w:val="pl-PL"/>
+        </w:rPr>
+        <w:t xml:space="preserve"> Stworzenie lekkiej aplikacji webowej/mobilnej dla kierowców. Integracja z systemem tak, aby kierowca widział, pod który dok ma podjechać, a także implementacja cyfrowego przycisku „Potwierdź status” (generowanie cyfrowej karty załadunkowej).</w:t>
+      </w:r>
+    </w:p>
+    <w:p>
+      <w:pPr>
+        <w:numPr>
+          <w:ilvl w:val="0"/>
+          <w:numId w:val="50"/>
+        </w:numPr>
+        <w:rPr>
+          <w:lang w:val="pl-PL"/>
+        </w:rPr>
+      </w:pPr>
+      <w:r>
+        <w:rPr>
+          <w:b/>
+          <w:bCs/>
+          <w:lang w:val="pl-PL"/>
+        </w:rPr>
+        <w:t>Czas trwania:</w:t>
+      </w:r>
+      <w:r>
+        <w:rPr>
+          <w:lang w:val="pl-PL"/>
+        </w:rPr>
+        <w:t xml:space="preserve"> 10 i roboczych.</w:t>
+      </w:r>
+    </w:p>
+    <w:p>
+      <w:pPr>
+        <w:numPr>
+          <w:ilvl w:val="0"/>
+          <w:numId w:val="50"/>
+        </w:numPr>
+        <w:rPr>
+          <w:lang w:val="pl-PL"/>
+        </w:rPr>
+      </w:pPr>
+      <w:r>
+        <w:rPr>
+          <w:b/>
+          <w:bCs/>
+          <w:lang w:val="pl-PL"/>
+        </w:rPr>
+        <w:lastRenderedPageBreak/>
+        <w:t>Zależności:</w:t>
+      </w:r>
+      <w:r>
+        <w:rPr>
+          <w:lang w:val="pl-PL"/>
+        </w:rPr>
+        <w:t xml:space="preserve"> Wymaga zakończenia Etapu 2 (dane ładunku) oraz Etapu 3 (przydzielony dok). Może być robiony równolegle z Etapem 4.</w:t>
+      </w:r>
+    </w:p>
+    <w:p>
+      <w:pPr>
+        <w:numPr>
+          <w:ilvl w:val="0"/>
+          <w:numId w:val="50"/>
+        </w:numPr>
+        <w:rPr>
           <w:lang w:val="en-US"/>
         </w:rPr>
-        <w:t>zasobów</w:t>
-      </w:r>
-      <w:proofErr w:type="spellEnd"/>
+      </w:pPr>
       <w:r>
         <w:rPr>
           <w:b/>
           <w:bCs/>
           <w:lang w:val="en-US"/>
         </w:rPr>
-        <w:t>:</w:t>
+        <w:t>Alokacja zasobów:</w:t>
       </w:r>
       <w:r>
         <w:rPr>
           <w:lang w:val="en-US"/>
         </w:rPr>
+        <w:t xml:space="preserve"> 1x Frontend Developer.</w:t>
+      </w:r>
+    </w:p>
+    <w:p>
+      <w:pPr>
+        <w:rPr>
+          <w:lang w:val="pl-PL"/>
+        </w:rPr>
+      </w:pPr>
+      <w:r>
+        <w:rPr>
+          <w:b/>
+          <w:bCs/>
+          <w:lang w:val="pl-PL"/>
+        </w:rPr>
+        <w:t>Etap 6: Moduł analityczny i raportowy dla Zarządu</w:t>
+      </w:r>
+    </w:p>
+    <w:p>
+      <w:pPr>
+        <w:numPr>
+          <w:ilvl w:val="0"/>
+          <w:numId w:val="51"/>
+        </w:numPr>
+        <w:rPr>
+          <w:lang w:val="pl-PL"/>
+        </w:rPr>
+      </w:pPr>
+      <w:r>
+        <w:rPr>
+          <w:b/>
+          <w:bCs/>
+          <w:lang w:val="pl-PL"/>
+        </w:rPr>
+        <w:t>Opis:</w:t>
+      </w:r>
+      <w:r>
+        <w:rPr>
+          <w:lang w:val="pl-PL"/>
+        </w:rPr>
+        <w:t xml:space="preserve"> Opracowanie widoku z podsumowaniami (KPI). Zaimplementowanie zapytań do bazy wyliczających średnie czasy przestojów, miesięczną przepustowość (w tonach) oraz generowanie gotowych plików PDF z raportami.</w:t>
+      </w:r>
+    </w:p>
+    <w:p>
+      <w:pPr>
+        <w:numPr>
+          <w:ilvl w:val="0"/>
+          <w:numId w:val="51"/>
+        </w:numPr>
+        <w:rPr>
+          <w:lang w:val="pl-PL"/>
+        </w:rPr>
+      </w:pPr>
+      <w:r>
+        <w:rPr>
+          <w:b/>
+          <w:bCs/>
+          <w:lang w:val="pl-PL"/>
+        </w:rPr>
+        <w:t>Czas trwania:</w:t>
+      </w:r>
+      <w:r>
+        <w:rPr>
+          <w:lang w:val="pl-PL"/>
+        </w:rPr>
+        <w:t xml:space="preserve"> 7 dni roboczych.</w:t>
+      </w:r>
+    </w:p>
+    <w:p>
+      <w:pPr>
+        <w:numPr>
+          <w:ilvl w:val="0"/>
+          <w:numId w:val="51"/>
+        </w:numPr>
+        <w:rPr>
+          <w:lang w:val="pl-PL"/>
+        </w:rPr>
+      </w:pPr>
+      <w:r>
+        <w:rPr>
+          <w:b/>
+          <w:bCs/>
+          <w:lang w:val="pl-PL"/>
+        </w:rPr>
+        <w:t>Zależności:</w:t>
+      </w:r>
+      <w:r>
+        <w:rPr>
+          <w:lang w:val="pl-PL"/>
+        </w:rPr>
+        <w:t xml:space="preserve"> Wymaga zakończenia Etapu 4 (system musi przetworzyć cały cykl życia ładunku, żeby wyliczyć dla niego statystyki).</w:t>
+      </w:r>
+    </w:p>
+    <w:p>
+      <w:pPr>
+        <w:numPr>
+          <w:ilvl w:val="0"/>
+          <w:numId w:val="51"/>
+        </w:numPr>
+        <w:rPr>
+          <w:lang w:val="en-US"/>
+        </w:rPr>
+      </w:pPr>
+      <w:r>
+        <w:rPr>
+          <w:b/>
+          <w:bCs/>
+          <w:lang w:val="en-US"/>
+        </w:rPr>
+        <w:t>Alokacja zasobów:</w:t>
+      </w:r>
+      <w:r>
+        <w:rPr>
+          <w:lang w:val="en-US"/>
+        </w:rPr>
         <w:t xml:space="preserve"> 1x Backend Developer, 1x Frontend Developer.</w:t>
       </w:r>
     </w:p>
@@ -9907,14 +10437,14 @@
           <w:bCs/>
           <w:lang w:val="pl-PL"/>
         </w:rPr>
-        <w:t>Etap 3: Algorytm harmonogramowania i przydziału zasobów</w:t>
-      </w:r>
-    </w:p>
-    <w:p>
-      <w:pPr>
-        <w:numPr>
-          <w:ilvl w:val="0"/>
-          <w:numId w:val="48"/>
+        <w:t>Etap 7: Testy integracyjne i systemowe</w:t>
+      </w:r>
+    </w:p>
+    <w:p>
+      <w:pPr>
+        <w:numPr>
+          <w:ilvl w:val="0"/>
+          <w:numId w:val="52"/>
         </w:numPr>
         <w:rPr>
           <w:lang w:val="pl-PL"/>
@@ -9932,14 +10462,14 @@
         <w:rPr>
           <w:lang w:val="pl-PL"/>
         </w:rPr>
-        <w:t xml:space="preserve"> Najbardziej złożona pod kątem logiki część systemu. Napisanie mechanizmu, który pobiera zarejestrowane awizacje i automatycznie dopasowuje do nich wolne okna czasowe, doki, sprzęt przeładunkowy oraz miejsca w magazynie.</w:t>
-      </w:r>
-    </w:p>
-    <w:p>
-      <w:pPr>
-        <w:numPr>
-          <w:ilvl w:val="0"/>
-          <w:numId w:val="48"/>
+        <w:t xml:space="preserve"> Przeprowadzenie symulacji pełnego procesu przeładunkowego (od Kontrahenta, przez bramę, Koordynatora, aż po wyjazd Kierowcy i raport dla Zarządu). Wyłapanie błędów, testy obciążeniowe bazy danych.</w:t>
+      </w:r>
+    </w:p>
+    <w:p>
+      <w:pPr>
+        <w:numPr>
+          <w:ilvl w:val="0"/>
+          <w:numId w:val="52"/>
         </w:numPr>
         <w:rPr>
           <w:lang w:val="pl-PL"/>
@@ -9957,14 +10487,14 @@
         <w:rPr>
           <w:lang w:val="pl-PL"/>
         </w:rPr>
-        <w:t xml:space="preserve"> 15 dni roboczych.</w:t>
-      </w:r>
-    </w:p>
-    <w:p>
-      <w:pPr>
-        <w:numPr>
-          <w:ilvl w:val="0"/>
-          <w:numId w:val="48"/>
+        <w:t xml:space="preserve"> 10 dni roboczych.</w:t>
+      </w:r>
+    </w:p>
+    <w:p>
+      <w:pPr>
+        <w:numPr>
+          <w:ilvl w:val="0"/>
+          <w:numId w:val="52"/>
         </w:numPr>
         <w:rPr>
           <w:lang w:val="pl-PL"/>
@@ -9982,14 +10512,14 @@
         <w:rPr>
           <w:lang w:val="pl-PL"/>
         </w:rPr>
-        <w:t xml:space="preserve"> Wymaga zakończenia Etapu 2 (algorytm musi mieć rzeczywiste dane ładunków do testowania).</w:t>
-      </w:r>
-    </w:p>
-    <w:p>
-      <w:pPr>
-        <w:numPr>
-          <w:ilvl w:val="0"/>
-          <w:numId w:val="48"/>
+        <w:t xml:space="preserve"> Wymaga fizycznego zakończenia programowania modułów z Etapów 1-6.</w:t>
+      </w:r>
+    </w:p>
+    <w:p>
+      <w:pPr>
+        <w:numPr>
+          <w:ilvl w:val="0"/>
+          <w:numId w:val="52"/>
         </w:numPr>
         <w:rPr>
           <w:lang w:val="pl-PL"/>
@@ -10007,29 +10537,29 @@
         <w:rPr>
           <w:lang w:val="pl-PL"/>
         </w:rPr>
-        <w:t xml:space="preserve"> 2x Backend Developer (praca parami nad algorytmem optymalizacyjnym).</w:t>
-      </w:r>
-    </w:p>
-    <w:p>
-      <w:pPr>
-        <w:rPr>
-          <w:lang w:val="pl-PL"/>
-        </w:rPr>
-      </w:pPr>
-      <w:r>
-        <w:rPr>
-          <w:b/>
-          <w:bCs/>
-          <w:lang w:val="pl-PL"/>
-        </w:rPr>
-        <w:t>Etap 4: Panel nadzoru operacyjnego (Dashboard Koordynatora)</w:t>
-      </w:r>
-    </w:p>
-    <w:p>
-      <w:pPr>
-        <w:numPr>
-          <w:ilvl w:val="0"/>
-          <w:numId w:val="49"/>
+        <w:t xml:space="preserve"> 1x Tester, wsparcie całego zespołu (usuwanie błędów itp).</w:t>
+      </w:r>
+    </w:p>
+    <w:p>
+      <w:pPr>
+        <w:rPr>
+          <w:lang w:val="pl-PL"/>
+        </w:rPr>
+      </w:pPr>
+      <w:r>
+        <w:rPr>
+          <w:b/>
+          <w:bCs/>
+          <w:lang w:val="pl-PL"/>
+        </w:rPr>
+        <w:t>Etap 8: Wdrożenie na serwery produkcyjne i dokumentacja</w:t>
+      </w:r>
+    </w:p>
+    <w:p>
+      <w:pPr>
+        <w:numPr>
+          <w:ilvl w:val="0"/>
+          <w:numId w:val="53"/>
         </w:numPr>
         <w:rPr>
           <w:lang w:val="pl-PL"/>
@@ -10047,40 +10577,39 @@
         <w:rPr>
           <w:lang w:val="pl-PL"/>
         </w:rPr>
-        <w:t xml:space="preserve"> Zbudowanie interfejsu (frontendu) dla Koordynatora, który w czasie rzeczywistym odświeża statusy operacji (Rozładunek, Wydano, Oczekuje). Dodanie możliwości ręcznej modyfikacji grafiku (np. w przypadku awarii doku).</w:t>
-      </w:r>
-    </w:p>
-    <w:p>
-      <w:pPr>
-        <w:numPr>
-          <w:ilvl w:val="0"/>
-          <w:numId w:val="49"/>
-        </w:numPr>
-        <w:rPr>
-          <w:lang w:val="pl-PL"/>
-        </w:rPr>
-      </w:pPr>
-      <w:r>
-        <w:rPr>
-          <w:b/>
-          <w:bCs/>
-          <w:lang w:val="pl-PL"/>
-        </w:rPr>
-        <w:lastRenderedPageBreak/>
+        <w:t xml:space="preserve"> Ostateczna publikacja systemu na docelowej infrastrukturze portu, podpięcie domen, zabezpieczenie sieci oraz przygotowanie krótkich instrukcji stanowiskowych dla personelu.</w:t>
+      </w:r>
+    </w:p>
+    <w:p>
+      <w:pPr>
+        <w:numPr>
+          <w:ilvl w:val="0"/>
+          <w:numId w:val="53"/>
+        </w:numPr>
+        <w:rPr>
+          <w:lang w:val="pl-PL"/>
+        </w:rPr>
+      </w:pPr>
+      <w:r>
+        <w:rPr>
+          <w:b/>
+          <w:bCs/>
+          <w:lang w:val="pl-PL"/>
+        </w:rPr>
         <w:t>Czas trwania:</w:t>
       </w:r>
       <w:r>
         <w:rPr>
           <w:lang w:val="pl-PL"/>
         </w:rPr>
-        <w:t xml:space="preserve"> 10 dni roboczych.</w:t>
-      </w:r>
-    </w:p>
-    <w:p>
-      <w:pPr>
-        <w:numPr>
-          <w:ilvl w:val="0"/>
-          <w:numId w:val="49"/>
+        <w:t xml:space="preserve"> 3 dni robocze.</w:t>
+      </w:r>
+    </w:p>
+    <w:p>
+      <w:pPr>
+        <w:numPr>
+          <w:ilvl w:val="0"/>
+          <w:numId w:val="53"/>
         </w:numPr>
         <w:rPr>
           <w:lang w:val="pl-PL"/>
@@ -10098,14 +10627,14 @@
         <w:rPr>
           <w:lang w:val="pl-PL"/>
         </w:rPr>
-        <w:t xml:space="preserve"> Wymaga zakończenia Etapu 3 (musi istnieć gotowy harmonogram do wyświetlenia i zarządzania).</w:t>
-      </w:r>
-    </w:p>
-    <w:p>
-      <w:pPr>
-        <w:numPr>
-          <w:ilvl w:val="0"/>
-          <w:numId w:val="49"/>
+        <w:t xml:space="preserve"> Wymaga zakończenia Etapu 7 (pozytywny wynik testów systemu).</w:t>
+      </w:r>
+    </w:p>
+    <w:p>
+      <w:pPr>
+        <w:numPr>
+          <w:ilvl w:val="0"/>
+          <w:numId w:val="53"/>
         </w:numPr>
         <w:rPr>
           <w:lang w:val="pl-PL"/>
@@ -10123,522 +10652,6 @@
         <w:rPr>
           <w:lang w:val="pl-PL"/>
         </w:rPr>
-        <w:t xml:space="preserve"> 1x Frontend Developer, 1x Backend Developer (do wystawienia danych przez API na żywo).</w:t>
-      </w:r>
-    </w:p>
-    <w:p>
-      <w:pPr>
-        <w:rPr>
-          <w:lang w:val="pl-PL"/>
-        </w:rPr>
-      </w:pPr>
-      <w:r>
-        <w:rPr>
-          <w:b/>
-          <w:bCs/>
-          <w:lang w:val="pl-PL"/>
-        </w:rPr>
-        <w:t>Etap 5: Mobilny interfejs cyfrowy dla Kierowcy</w:t>
-      </w:r>
-    </w:p>
-    <w:p>
-      <w:pPr>
-        <w:numPr>
-          <w:ilvl w:val="0"/>
-          <w:numId w:val="50"/>
-        </w:numPr>
-        <w:rPr>
-          <w:lang w:val="pl-PL"/>
-        </w:rPr>
-      </w:pPr>
-      <w:r>
-        <w:rPr>
-          <w:b/>
-          <w:bCs/>
-          <w:lang w:val="pl-PL"/>
-        </w:rPr>
-        <w:t>Opis:</w:t>
-      </w:r>
-      <w:r>
-        <w:rPr>
-          <w:lang w:val="pl-PL"/>
-        </w:rPr>
-        <w:t xml:space="preserve"> Stworzenie lekkiej aplikacji webowej/mobilnej dla kierowców. Integracja z systemem tak, aby kierowca widział, pod który dok ma podjechać, a także implementacja cyfrowego przycisku „Potwierdź status” (generowanie cyfrowej karty załadunkowej).</w:t>
-      </w:r>
-    </w:p>
-    <w:p>
-      <w:pPr>
-        <w:numPr>
-          <w:ilvl w:val="0"/>
-          <w:numId w:val="50"/>
-        </w:numPr>
-        <w:rPr>
-          <w:lang w:val="pl-PL"/>
-        </w:rPr>
-      </w:pPr>
-      <w:r>
-        <w:rPr>
-          <w:b/>
-          <w:bCs/>
-          <w:lang w:val="pl-PL"/>
-        </w:rPr>
-        <w:t>Czas trwania:</w:t>
-      </w:r>
-      <w:r>
-        <w:rPr>
-          <w:lang w:val="pl-PL"/>
-        </w:rPr>
-        <w:t xml:space="preserve"> 10 i roboczych.</w:t>
-      </w:r>
-    </w:p>
-    <w:p>
-      <w:pPr>
-        <w:numPr>
-          <w:ilvl w:val="0"/>
-          <w:numId w:val="50"/>
-        </w:numPr>
-        <w:rPr>
-          <w:lang w:val="pl-PL"/>
-        </w:rPr>
-      </w:pPr>
-      <w:r>
-        <w:rPr>
-          <w:b/>
-          <w:bCs/>
-          <w:lang w:val="pl-PL"/>
-        </w:rPr>
-        <w:t>Zależności:</w:t>
-      </w:r>
-      <w:r>
-        <w:rPr>
-          <w:lang w:val="pl-PL"/>
-        </w:rPr>
-        <w:t xml:space="preserve"> Wymaga zakończenia Etapu 2 (dane ładunku) oraz Etapu 3 (przydzielony dok). Może być robiony równolegle z Etapem 4.</w:t>
-      </w:r>
-    </w:p>
-    <w:p>
-      <w:pPr>
-        <w:numPr>
-          <w:ilvl w:val="0"/>
-          <w:numId w:val="50"/>
-        </w:numPr>
-        <w:rPr>
-          <w:lang w:val="en-US"/>
-        </w:rPr>
-      </w:pPr>
-      <w:proofErr w:type="spellStart"/>
-      <w:r>
-        <w:rPr>
-          <w:b/>
-          <w:bCs/>
-          <w:lang w:val="en-US"/>
-        </w:rPr>
-        <w:t>Alokacja</w:t>
-      </w:r>
-      <w:proofErr w:type="spellEnd"/>
-      <w:r>
-        <w:rPr>
-          <w:b/>
-          <w:bCs/>
-          <w:lang w:val="en-US"/>
-        </w:rPr>
-        <w:t xml:space="preserve"> </w:t>
-      </w:r>
-      <w:proofErr w:type="spellStart"/>
-      <w:r>
-        <w:rPr>
-          <w:b/>
-          <w:bCs/>
-          <w:lang w:val="en-US"/>
-        </w:rPr>
-        <w:t>zasobów</w:t>
-      </w:r>
-      <w:proofErr w:type="spellEnd"/>
-      <w:r>
-        <w:rPr>
-          <w:b/>
-          <w:bCs/>
-          <w:lang w:val="en-US"/>
-        </w:rPr>
-        <w:t>:</w:t>
-      </w:r>
-      <w:r>
-        <w:rPr>
-          <w:lang w:val="en-US"/>
-        </w:rPr>
-        <w:t xml:space="preserve"> 1x Frontend Developer.</w:t>
-      </w:r>
-    </w:p>
-    <w:p>
-      <w:pPr>
-        <w:rPr>
-          <w:lang w:val="pl-PL"/>
-        </w:rPr>
-      </w:pPr>
-      <w:r>
-        <w:rPr>
-          <w:b/>
-          <w:bCs/>
-          <w:lang w:val="pl-PL"/>
-        </w:rPr>
-        <w:t>Etap 6: Moduł analityczny i raportowy dla Zarządu</w:t>
-      </w:r>
-    </w:p>
-    <w:p>
-      <w:pPr>
-        <w:numPr>
-          <w:ilvl w:val="0"/>
-          <w:numId w:val="51"/>
-        </w:numPr>
-        <w:rPr>
-          <w:lang w:val="pl-PL"/>
-        </w:rPr>
-      </w:pPr>
-      <w:r>
-        <w:rPr>
-          <w:b/>
-          <w:bCs/>
-          <w:lang w:val="pl-PL"/>
-        </w:rPr>
-        <w:t>Opis:</w:t>
-      </w:r>
-      <w:r>
-        <w:rPr>
-          <w:lang w:val="pl-PL"/>
-        </w:rPr>
-        <w:t xml:space="preserve"> Opracowanie widoku z podsumowaniami (KPI). Zaimplementowanie zapytań do bazy wyliczających średnie czasy przestojów, miesięczną przepustowość (w tonach) oraz generowanie gotowych plików PDF z raportami.</w:t>
-      </w:r>
-    </w:p>
-    <w:p>
-      <w:pPr>
-        <w:numPr>
-          <w:ilvl w:val="0"/>
-          <w:numId w:val="51"/>
-        </w:numPr>
-        <w:rPr>
-          <w:lang w:val="pl-PL"/>
-        </w:rPr>
-      </w:pPr>
-      <w:r>
-        <w:rPr>
-          <w:b/>
-          <w:bCs/>
-          <w:lang w:val="pl-PL"/>
-        </w:rPr>
-        <w:t>Czas trwania:</w:t>
-      </w:r>
-      <w:r>
-        <w:rPr>
-          <w:lang w:val="pl-PL"/>
-        </w:rPr>
-        <w:t xml:space="preserve"> 7 dni roboczych.</w:t>
-      </w:r>
-    </w:p>
-    <w:p>
-      <w:pPr>
-        <w:numPr>
-          <w:ilvl w:val="0"/>
-          <w:numId w:val="51"/>
-        </w:numPr>
-        <w:rPr>
-          <w:lang w:val="pl-PL"/>
-        </w:rPr>
-      </w:pPr>
-      <w:r>
-        <w:rPr>
-          <w:b/>
-          <w:bCs/>
-          <w:lang w:val="pl-PL"/>
-        </w:rPr>
-        <w:t>Zależności:</w:t>
-      </w:r>
-      <w:r>
-        <w:rPr>
-          <w:lang w:val="pl-PL"/>
-        </w:rPr>
-        <w:t xml:space="preserve"> Wymaga zakończenia Etapu 4 (system musi przetworzyć cały cykl życia ładunku, żeby wyliczyć dla niego statystyki).</w:t>
-      </w:r>
-    </w:p>
-    <w:p>
-      <w:pPr>
-        <w:numPr>
-          <w:ilvl w:val="0"/>
-          <w:numId w:val="51"/>
-        </w:numPr>
-        <w:rPr>
-          <w:lang w:val="en-US"/>
-        </w:rPr>
-      </w:pPr>
-      <w:proofErr w:type="spellStart"/>
-      <w:r>
-        <w:rPr>
-          <w:b/>
-          <w:bCs/>
-          <w:lang w:val="en-US"/>
-        </w:rPr>
-        <w:t>Alokacja</w:t>
-      </w:r>
-      <w:proofErr w:type="spellEnd"/>
-      <w:r>
-        <w:rPr>
-          <w:b/>
-          <w:bCs/>
-          <w:lang w:val="en-US"/>
-        </w:rPr>
-        <w:t xml:space="preserve"> </w:t>
-      </w:r>
-      <w:proofErr w:type="spellStart"/>
-      <w:r>
-        <w:rPr>
-          <w:b/>
-          <w:bCs/>
-          <w:lang w:val="en-US"/>
-        </w:rPr>
-        <w:t>zasobów</w:t>
-      </w:r>
-      <w:proofErr w:type="spellEnd"/>
-      <w:r>
-        <w:rPr>
-          <w:b/>
-          <w:bCs/>
-          <w:lang w:val="en-US"/>
-        </w:rPr>
-        <w:t>:</w:t>
-      </w:r>
-      <w:r>
-        <w:rPr>
-          <w:lang w:val="en-US"/>
-        </w:rPr>
-        <w:t xml:space="preserve"> 1x Backend Developer, 1x Frontend Developer.</w:t>
-      </w:r>
-    </w:p>
-    <w:p>
-      <w:pPr>
-        <w:rPr>
-          <w:lang w:val="pl-PL"/>
-        </w:rPr>
-      </w:pPr>
-      <w:r>
-        <w:rPr>
-          <w:b/>
-          <w:bCs/>
-          <w:lang w:val="pl-PL"/>
-        </w:rPr>
-        <w:t>Etap 7: Testy integracyjne i systemowe</w:t>
-      </w:r>
-    </w:p>
-    <w:p>
-      <w:pPr>
-        <w:numPr>
-          <w:ilvl w:val="0"/>
-          <w:numId w:val="52"/>
-        </w:numPr>
-        <w:rPr>
-          <w:lang w:val="pl-PL"/>
-        </w:rPr>
-      </w:pPr>
-      <w:r>
-        <w:rPr>
-          <w:b/>
-          <w:bCs/>
-          <w:lang w:val="pl-PL"/>
-        </w:rPr>
-        <w:t>Opis:</w:t>
-      </w:r>
-      <w:r>
-        <w:rPr>
-          <w:lang w:val="pl-PL"/>
-        </w:rPr>
-        <w:t xml:space="preserve"> Przeprowadzenie symulacji pełnego procesu przeładunkowego (od Kontrahenta, przez bramę, Koordynatora, aż po wyjazd Kierowcy i raport dla Zarządu). Wyłapanie błędów, testy obciążeniowe bazy danych.</w:t>
-      </w:r>
-    </w:p>
-    <w:p>
-      <w:pPr>
-        <w:numPr>
-          <w:ilvl w:val="0"/>
-          <w:numId w:val="52"/>
-        </w:numPr>
-        <w:rPr>
-          <w:lang w:val="pl-PL"/>
-        </w:rPr>
-      </w:pPr>
-      <w:r>
-        <w:rPr>
-          <w:b/>
-          <w:bCs/>
-          <w:lang w:val="pl-PL"/>
-        </w:rPr>
-        <w:t>Czas trwania:</w:t>
-      </w:r>
-      <w:r>
-        <w:rPr>
-          <w:lang w:val="pl-PL"/>
-        </w:rPr>
-        <w:t xml:space="preserve"> 10 dni roboczych.</w:t>
-      </w:r>
-    </w:p>
-    <w:p>
-      <w:pPr>
-        <w:numPr>
-          <w:ilvl w:val="0"/>
-          <w:numId w:val="52"/>
-        </w:numPr>
-        <w:rPr>
-          <w:lang w:val="pl-PL"/>
-        </w:rPr>
-      </w:pPr>
-      <w:r>
-        <w:rPr>
-          <w:b/>
-          <w:bCs/>
-          <w:lang w:val="pl-PL"/>
-        </w:rPr>
-        <w:t>Zależności:</w:t>
-      </w:r>
-      <w:r>
-        <w:rPr>
-          <w:lang w:val="pl-PL"/>
-        </w:rPr>
-        <w:t xml:space="preserve"> Wymaga fizycznego zakończenia programowania modułów z Etapów 1-6.</w:t>
-      </w:r>
-    </w:p>
-    <w:p>
-      <w:pPr>
-        <w:numPr>
-          <w:ilvl w:val="0"/>
-          <w:numId w:val="52"/>
-        </w:numPr>
-        <w:rPr>
-          <w:lang w:val="pl-PL"/>
-        </w:rPr>
-      </w:pPr>
-      <w:r>
-        <w:rPr>
-          <w:b/>
-          <w:bCs/>
-          <w:lang w:val="pl-PL"/>
-        </w:rPr>
-        <w:t>Alokacja zasobów:</w:t>
-      </w:r>
-      <w:r>
-        <w:rPr>
-          <w:lang w:val="pl-PL"/>
-        </w:rPr>
-        <w:t xml:space="preserve"> 1x Tester, wsparcie całego zespołu (usuwanie błędów itp).</w:t>
-      </w:r>
-    </w:p>
-    <w:p>
-      <w:pPr>
-        <w:rPr>
-          <w:lang w:val="pl-PL"/>
-        </w:rPr>
-      </w:pPr>
-      <w:r>
-        <w:rPr>
-          <w:b/>
-          <w:bCs/>
-          <w:lang w:val="pl-PL"/>
-        </w:rPr>
-        <w:t>Etap 8: Wdrożenie na serwery produkcyjne i dokumentacja</w:t>
-      </w:r>
-    </w:p>
-    <w:p>
-      <w:pPr>
-        <w:numPr>
-          <w:ilvl w:val="0"/>
-          <w:numId w:val="53"/>
-        </w:numPr>
-        <w:rPr>
-          <w:lang w:val="pl-PL"/>
-        </w:rPr>
-      </w:pPr>
-      <w:r>
-        <w:rPr>
-          <w:b/>
-          <w:bCs/>
-          <w:lang w:val="pl-PL"/>
-        </w:rPr>
-        <w:t>Opis:</w:t>
-      </w:r>
-      <w:r>
-        <w:rPr>
-          <w:lang w:val="pl-PL"/>
-        </w:rPr>
-        <w:t xml:space="preserve"> Ostateczna publikacja systemu na docelowej infrastrukturze portu, podpięcie domen, zabezpieczenie sieci oraz przygotowanie krótkich instrukcji stanowiskowych dla personelu.</w:t>
-      </w:r>
-    </w:p>
-    <w:p>
-      <w:pPr>
-        <w:numPr>
-          <w:ilvl w:val="0"/>
-          <w:numId w:val="53"/>
-        </w:numPr>
-        <w:rPr>
-          <w:lang w:val="pl-PL"/>
-        </w:rPr>
-      </w:pPr>
-      <w:r>
-        <w:rPr>
-          <w:b/>
-          <w:bCs/>
-          <w:lang w:val="pl-PL"/>
-        </w:rPr>
-        <w:t>Czas trwania:</w:t>
-      </w:r>
-      <w:r>
-        <w:rPr>
-          <w:lang w:val="pl-PL"/>
-        </w:rPr>
-        <w:t xml:space="preserve"> 3 dni robocze.</w:t>
-      </w:r>
-    </w:p>
-    <w:p>
-      <w:pPr>
-        <w:numPr>
-          <w:ilvl w:val="0"/>
-          <w:numId w:val="53"/>
-        </w:numPr>
-        <w:rPr>
-          <w:lang w:val="pl-PL"/>
-        </w:rPr>
-      </w:pPr>
-      <w:r>
-        <w:rPr>
-          <w:b/>
-          <w:bCs/>
-          <w:lang w:val="pl-PL"/>
-        </w:rPr>
-        <w:t>Zależności:</w:t>
-      </w:r>
-      <w:r>
-        <w:rPr>
-          <w:lang w:val="pl-PL"/>
-        </w:rPr>
-        <w:t xml:space="preserve"> Wymaga zakończenia Etapu 7 (pozytywny wynik testów systemu).</w:t>
-      </w:r>
-    </w:p>
-    <w:p>
-      <w:pPr>
-        <w:numPr>
-          <w:ilvl w:val="0"/>
-          <w:numId w:val="53"/>
-        </w:numPr>
-        <w:rPr>
-          <w:lang w:val="pl-PL"/>
-        </w:rPr>
-      </w:pPr>
-      <w:r>
-        <w:rPr>
-          <w:b/>
-          <w:bCs/>
-          <w:lang w:val="pl-PL"/>
-        </w:rPr>
-        <w:t>Alokacja zasobów:</w:t>
-      </w:r>
-      <w:r>
-        <w:rPr>
-          <w:lang w:val="pl-PL"/>
-        </w:rPr>
         <w:t xml:space="preserve"> 1x Architekt/DevOps.</w:t>
       </w:r>
     </w:p>
@@ -10672,7 +10685,7 @@
     </w:p>
     <w:p>
       <w:pPr>
-        <w:pStyle w:val="Heading1"/>
+        <w:pStyle w:val="Nagwek1"/>
         <w:numPr>
           <w:ilvl w:val="0"/>
           <w:numId w:val="7"/>
@@ -10681,7 +10694,6 @@
       <w:bookmarkStart w:id="14" w:name="_4smyz7fwmmte" w:colFirst="0" w:colLast="0"/>
       <w:bookmarkEnd w:id="14"/>
       <w:r>
-        <w:lastRenderedPageBreak/>
         <w:t>Analiza ryzyka projektu</w:t>
       </w:r>
       <w:r>
@@ -10689,7 +10701,7 @@
           <w:noProof/>
         </w:rPr>
         <w:pict w14:anchorId="4B5CE354">
-          <v:rect id="_x0000_i1044" alt="" style="width:410.45pt;height:.05pt;mso-width-percent:0;mso-height-percent:0;mso-width-percent:0;mso-height-percent:0" o:hrpct="988" o:hralign="center" o:hrstd="t" o:hr="t" fillcolor="#a0a0a0" stroked="f"/>
+          <v:rect id="_x0000_i1046" alt="" style="width:410.45pt;height:.05pt;mso-width-percent:0;mso-height-percent:0;mso-width-percent:0;mso-height-percent:0" o:hrpct="988" o:hralign="center" o:hrstd="t" o:hr="t" fillcolor="#a0a0a0" stroked="f"/>
         </w:pict>
       </w:r>
     </w:p>
@@ -10833,6 +10845,7 @@
           <w:bCs/>
           <w:lang w:val="pl-PL"/>
         </w:rPr>
+        <w:lastRenderedPageBreak/>
         <w:t>Plan awaryjny (sposób postępowania):</w:t>
       </w:r>
       <w:r>
@@ -11199,7 +11212,6 @@
           <w:bCs/>
           <w:lang w:val="pl-PL"/>
         </w:rPr>
-        <w:lastRenderedPageBreak/>
         <w:t>Metody zapobiegania:</w:t>
       </w:r>
       <w:r>
@@ -11326,6 +11338,7 @@
               <w:rPr>
                 <w:lang w:val="pl-PL"/>
               </w:rPr>
+              <w:lastRenderedPageBreak/>
               <w:t>Numer przyoadku</w:t>
             </w:r>
           </w:p>
@@ -12154,7 +12167,7 @@
     <w:p/>
     <w:p>
       <w:pPr>
-        <w:pStyle w:val="Heading1"/>
+        <w:pStyle w:val="Nagwek1"/>
         <w:numPr>
           <w:ilvl w:val="0"/>
           <w:numId w:val="7"/>
@@ -12163,88 +12176,88 @@
       <w:bookmarkStart w:id="15" w:name="_otm2291zftcr" w:colFirst="0" w:colLast="0"/>
       <w:bookmarkEnd w:id="15"/>
       <w:r>
+        <w:t>Kosztorys realizacji przedsięwzięcia</w:t>
+      </w:r>
+      <w:r>
+        <w:rPr>
+          <w:noProof/>
+        </w:rPr>
+        <w:pict w14:anchorId="1719E7CE">
+          <v:rect id="_x0000_i1047" alt="" style="width:410.45pt;height:.05pt;mso-width-percent:0;mso-height-percent:0;mso-width-percent:0;mso-height-percent:0" o:hrpct="988" o:hralign="center" o:hrstd="t" o:hr="t" fillcolor="#a0a0a0" stroked="f"/>
+        </w:pict>
+      </w:r>
+    </w:p>
+    <w:p/>
+    <w:p>
+      <w:pPr>
+        <w:rPr>
+          <w:lang w:val="pl-PL"/>
+        </w:rPr>
+      </w:pPr>
+      <w:r>
+        <w:rPr>
+          <w:lang w:val="pl-PL"/>
+        </w:rPr>
+        <w:t>Kosztorys został podzielony na etapy wdrożeniowe, uwzględniające koszty pracy programistów, licencji, infrastruktury oraz usług dodatkowych (konsultacje, szkolenia).</w:t>
+      </w:r>
+    </w:p>
+    <w:p>
+      <w:pPr>
+        <w:rPr>
+          <w:b/>
+          <w:bCs/>
+          <w:lang w:val="pl-PL"/>
+        </w:rPr>
+      </w:pPr>
+      <w:r>
+        <w:rPr>
+          <w:lang w:val="pl-PL"/>
+        </w:rPr>
+        <w:t>Etap I: Prace analityczno-projektowe i konsultacje</w:t>
+      </w:r>
+    </w:p>
+    <w:p>
+      <w:pPr>
+        <w:numPr>
+          <w:ilvl w:val="0"/>
+          <w:numId w:val="54"/>
+        </w:numPr>
+        <w:rPr>
+          <w:lang w:val="pl-PL"/>
+        </w:rPr>
+      </w:pPr>
+      <w:r>
+        <w:rPr>
+          <w:b/>
+          <w:bCs/>
+          <w:lang w:val="pl-PL"/>
+        </w:rPr>
+        <w:t>Zakres:</w:t>
+      </w:r>
+      <w:r>
+        <w:rPr>
+          <w:lang w:val="pl-PL"/>
+        </w:rPr>
+        <w:t xml:space="preserve"> Analiza wymagań, opracowanie pełnej dokumentacji technicznej (diagramy UML, specyfikacja bazy danych), konsultacje techniczne z zarządem i koordynatorami portu.</w:t>
+      </w:r>
+    </w:p>
+    <w:p>
+      <w:pPr>
+        <w:numPr>
+          <w:ilvl w:val="0"/>
+          <w:numId w:val="54"/>
+        </w:numPr>
+        <w:rPr>
+          <w:lang w:val="pl-PL"/>
+        </w:rPr>
+      </w:pPr>
+      <w:r>
+        <w:rPr>
+          <w:b/>
+          <w:bCs/>
+          <w:lang w:val="pl-PL"/>
+        </w:rPr>
         <w:lastRenderedPageBreak/>
-        <w:t>Kosztorys realizacji przedsięwzięcia</w:t>
-      </w:r>
-      <w:r>
-        <w:rPr>
-          <w:noProof/>
-        </w:rPr>
-        <w:pict w14:anchorId="1719E7CE">
-          <v:rect id="_x0000_i1045" alt="" style="width:410.45pt;height:.05pt;mso-width-percent:0;mso-height-percent:0;mso-width-percent:0;mso-height-percent:0" o:hrpct="988" o:hralign="center" o:hrstd="t" o:hr="t" fillcolor="#a0a0a0" stroked="f"/>
-        </w:pict>
-      </w:r>
-    </w:p>
-    <w:p/>
-    <w:p>
-      <w:pPr>
-        <w:rPr>
-          <w:lang w:val="pl-PL"/>
-        </w:rPr>
-      </w:pPr>
-      <w:r>
-        <w:rPr>
-          <w:lang w:val="pl-PL"/>
-        </w:rPr>
-        <w:t>Kosztorys został podzielony na etapy wdrożeniowe, uwzględniające koszty pracy programistów, licencji, infrastruktury oraz usług dodatkowych (konsultacje, szkolenia).</w:t>
-      </w:r>
-    </w:p>
-    <w:p>
-      <w:pPr>
-        <w:rPr>
-          <w:b/>
-          <w:bCs/>
-          <w:lang w:val="pl-PL"/>
-        </w:rPr>
-      </w:pPr>
-      <w:r>
-        <w:rPr>
-          <w:lang w:val="pl-PL"/>
-        </w:rPr>
-        <w:t>Etap I: Prace analityczno-projektowe i konsultacje</w:t>
-      </w:r>
-    </w:p>
-    <w:p>
-      <w:pPr>
-        <w:numPr>
-          <w:ilvl w:val="0"/>
-          <w:numId w:val="54"/>
-        </w:numPr>
-        <w:rPr>
-          <w:lang w:val="pl-PL"/>
-        </w:rPr>
-      </w:pPr>
-      <w:r>
-        <w:rPr>
-          <w:b/>
-          <w:bCs/>
-          <w:lang w:val="pl-PL"/>
-        </w:rPr>
-        <w:t>Zakres:</w:t>
-      </w:r>
-      <w:r>
-        <w:rPr>
-          <w:lang w:val="pl-PL"/>
-        </w:rPr>
-        <w:t xml:space="preserve"> Analiza wymagań, opracowanie pełnej dokumentacji technicznej (diagramy UML, specyfikacja bazy danych), konsultacje techniczne z zarządem i koordynatorami portu.</w:t>
-      </w:r>
-    </w:p>
-    <w:p>
-      <w:pPr>
-        <w:numPr>
-          <w:ilvl w:val="0"/>
-          <w:numId w:val="54"/>
-        </w:numPr>
-        <w:rPr>
-          <w:lang w:val="pl-PL"/>
-        </w:rPr>
-      </w:pPr>
-      <w:r>
-        <w:rPr>
-          <w:b/>
-          <w:bCs/>
-          <w:lang w:val="pl-PL"/>
-        </w:rPr>
         <w:t>Koszt:</w:t>
       </w:r>
       <w:r>
@@ -12984,7 +12997,6 @@
               <w:rPr>
                 <w:lang w:val="pl-PL"/>
               </w:rPr>
-              <w:lastRenderedPageBreak/>
               <w:t>Baza danych (Licencja i setup)</w:t>
             </w:r>
           </w:p>
@@ -13713,6 +13725,7 @@
               <w:rPr>
                 <w:lang w:val="pl-PL"/>
               </w:rPr>
+              <w:lastRenderedPageBreak/>
               <w:t>Etap VI (Wdrożenie i Szkolenia)</w:t>
             </w:r>
           </w:p>
@@ -14309,7 +14322,6 @@
         <w:rPr>
           <w:lang w:val="pl-PL"/>
         </w:rPr>
-        <w:lastRenderedPageBreak/>
         <w:t>Jeśli moduł działa poprawnie, podpisywany jest protokół odbioru. Jeśli pojawią się błędy, Wykonawca usuwa je przed wystawieniem rachunku.</w:t>
       </w:r>
     </w:p>
@@ -24735,14 +24747,16 @@
     <w:lsdException w:name="Unresolved Mention" w:semiHidden="1" w:unhideWhenUsed="1"/>
     <w:lsdException w:name="Smart Link" w:semiHidden="1" w:unhideWhenUsed="1"/>
   </w:latentStyles>
-  <w:style w:type="paragraph" w:default="1" w:styleId="Normal">
+  <w:style w:type="paragraph" w:default="1" w:styleId="Normalny">
     <w:name w:val="Normal"/>
     <w:qFormat/>
+    <w:rsid w:val="000D2582"/>
   </w:style>
-  <w:style w:type="paragraph" w:styleId="Heading1">
+  <w:style w:type="paragraph" w:styleId="Nagwek1">
     <w:name w:val="heading 1"/>
-    <w:basedOn w:val="Normal"/>
-    <w:next w:val="Normal"/>
+    <w:basedOn w:val="Normalny"/>
+    <w:next w:val="Normalny"/>
+    <w:link w:val="Nagwek1Znak"/>
     <w:uiPriority w:val="9"/>
     <w:qFormat/>
     <w:pPr>
@@ -24756,10 +24770,10 @@
       <w:szCs w:val="40"/>
     </w:rPr>
   </w:style>
-  <w:style w:type="paragraph" w:styleId="Heading2">
+  <w:style w:type="paragraph" w:styleId="Nagwek2">
     <w:name w:val="heading 2"/>
-    <w:basedOn w:val="Normal"/>
-    <w:next w:val="Normal"/>
+    <w:basedOn w:val="Normalny"/>
+    <w:next w:val="Normalny"/>
     <w:uiPriority w:val="9"/>
     <w:unhideWhenUsed/>
     <w:qFormat/>
@@ -24774,10 +24788,10 @@
       <w:szCs w:val="32"/>
     </w:rPr>
   </w:style>
-  <w:style w:type="paragraph" w:styleId="Heading3">
+  <w:style w:type="paragraph" w:styleId="Nagwek3">
     <w:name w:val="heading 3"/>
-    <w:basedOn w:val="Normal"/>
-    <w:next w:val="Normal"/>
+    <w:basedOn w:val="Normalny"/>
+    <w:next w:val="Normalny"/>
     <w:uiPriority w:val="9"/>
     <w:unhideWhenUsed/>
     <w:qFormat/>
@@ -24793,10 +24807,10 @@
       <w:szCs w:val="28"/>
     </w:rPr>
   </w:style>
-  <w:style w:type="paragraph" w:styleId="Heading4">
+  <w:style w:type="paragraph" w:styleId="Nagwek4">
     <w:name w:val="heading 4"/>
-    <w:basedOn w:val="Normal"/>
-    <w:next w:val="Normal"/>
+    <w:basedOn w:val="Normalny"/>
+    <w:next w:val="Normalny"/>
     <w:uiPriority w:val="9"/>
     <w:semiHidden/>
     <w:unhideWhenUsed/>
@@ -24813,10 +24827,10 @@
       <w:szCs w:val="24"/>
     </w:rPr>
   </w:style>
-  <w:style w:type="paragraph" w:styleId="Heading5">
+  <w:style w:type="paragraph" w:styleId="Nagwek5">
     <w:name w:val="heading 5"/>
-    <w:basedOn w:val="Normal"/>
-    <w:next w:val="Normal"/>
+    <w:basedOn w:val="Normalny"/>
+    <w:next w:val="Normalny"/>
     <w:uiPriority w:val="9"/>
     <w:semiHidden/>
     <w:unhideWhenUsed/>
@@ -24831,10 +24845,10 @@
       <w:color w:val="666666"/>
     </w:rPr>
   </w:style>
-  <w:style w:type="paragraph" w:styleId="Heading6">
+  <w:style w:type="paragraph" w:styleId="Nagwek6">
     <w:name w:val="heading 6"/>
-    <w:basedOn w:val="Normal"/>
-    <w:next w:val="Normal"/>
+    <w:basedOn w:val="Normalny"/>
+    <w:next w:val="Normalny"/>
     <w:uiPriority w:val="9"/>
     <w:semiHidden/>
     <w:unhideWhenUsed/>
@@ -24851,12 +24865,13 @@
       <w:color w:val="666666"/>
     </w:rPr>
   </w:style>
-  <w:style w:type="character" w:default="1" w:styleId="DefaultParagraphFont">
+  <w:style w:type="character" w:default="1" w:styleId="Domylnaczcionkaakapitu">
     <w:name w:val="Default Paragraph Font"/>
     <w:uiPriority w:val="1"/>
+    <w:semiHidden/>
     <w:unhideWhenUsed/>
   </w:style>
-  <w:style w:type="table" w:default="1" w:styleId="TableNormal">
+  <w:style w:type="table" w:default="1" w:styleId="Standardowy">
     <w:name w:val="Normal Table"/>
     <w:uiPriority w:val="99"/>
     <w:semiHidden/>
@@ -24871,13 +24886,13 @@
       </w:tblCellMar>
     </w:tblPr>
   </w:style>
-  <w:style w:type="numbering" w:default="1" w:styleId="NoList">
+  <w:style w:type="numbering" w:default="1" w:styleId="Bezlisty">
     <w:name w:val="No List"/>
     <w:uiPriority w:val="99"/>
     <w:semiHidden/>
     <w:unhideWhenUsed/>
   </w:style>
-  <w:style w:type="table" w:customStyle="1" w:styleId="TableNormal0">
+  <w:style w:type="table" w:customStyle="1" w:styleId="TableNormal">
     <w:name w:val="TableNormal"/>
     <w:tblPr>
       <w:tblCellMar>
@@ -24888,10 +24903,10 @@
       </w:tblCellMar>
     </w:tblPr>
   </w:style>
-  <w:style w:type="paragraph" w:styleId="Title">
+  <w:style w:type="paragraph" w:styleId="Tytu">
     <w:name w:val="Title"/>
-    <w:basedOn w:val="Normal"/>
-    <w:next w:val="Normal"/>
+    <w:basedOn w:val="Normalny"/>
+    <w:next w:val="Normalny"/>
     <w:uiPriority w:val="10"/>
     <w:qFormat/>
     <w:pPr>
@@ -24904,10 +24919,10 @@
       <w:szCs w:val="52"/>
     </w:rPr>
   </w:style>
-  <w:style w:type="paragraph" w:styleId="Subtitle">
+  <w:style w:type="paragraph" w:styleId="Podtytu">
     <w:name w:val="Subtitle"/>
-    <w:basedOn w:val="Normal"/>
-    <w:next w:val="Normal"/>
+    <w:basedOn w:val="Normalny"/>
+    <w:next w:val="Normalny"/>
     <w:uiPriority w:val="11"/>
     <w:qFormat/>
     <w:pPr>
@@ -24922,17 +24937,16 @@
     </w:rPr>
   </w:style>
   <w:style w:type="table" w:customStyle="1" w:styleId="a">
-    <w:basedOn w:val="TableNormal0"/>
+    <w:basedOn w:val="TableNormal"/>
     <w:tblPr>
       <w:tblStyleRowBandSize w:val="1"/>
       <w:tblStyleColBandSize w:val="1"/>
     </w:tblPr>
   </w:style>
-  <w:style w:type="paragraph" w:styleId="NormalWeb">
+  <w:style w:type="paragraph" w:styleId="NormalnyWeb">
     <w:name w:val="Normal (Web)"/>
-    <w:basedOn w:val="Normal"/>
+    <w:basedOn w:val="Normalny"/>
     <w:uiPriority w:val="99"/>
-    <w:semiHidden/>
     <w:unhideWhenUsed/>
     <w:rsid w:val="00A7733C"/>
     <w:pPr>
@@ -24945,9 +24959,9 @@
       <w:lang w:val="pl-PL"/>
     </w:rPr>
   </w:style>
-  <w:style w:type="table" w:styleId="TableGrid">
+  <w:style w:type="table" w:styleId="Tabela-Siatka">
     <w:name w:val="Table Grid"/>
-    <w:basedOn w:val="TableNormal"/>
+    <w:basedOn w:val="Standardowy"/>
     <w:uiPriority w:val="39"/>
     <w:rsid w:val="00EF4495"/>
     <w:pPr>
@@ -24964,15 +24978,26 @@
       </w:tblBorders>
     </w:tblPr>
   </w:style>
-  <w:style w:type="character" w:styleId="Strong">
+  <w:style w:type="character" w:styleId="Pogrubienie">
     <w:name w:val="Strong"/>
-    <w:basedOn w:val="DefaultParagraphFont"/>
+    <w:basedOn w:val="Domylnaczcionkaakapitu"/>
     <w:uiPriority w:val="22"/>
     <w:qFormat/>
     <w:rsid w:val="0022517F"/>
     <w:rPr>
       <w:b/>
       <w:bCs/>
+    </w:rPr>
+  </w:style>
+  <w:style w:type="character" w:customStyle="1" w:styleId="Nagwek1Znak">
+    <w:name w:val="Nagłówek 1 Znak"/>
+    <w:basedOn w:val="Domylnaczcionkaakapitu"/>
+    <w:link w:val="Nagwek1"/>
+    <w:uiPriority w:val="9"/>
+    <w:rsid w:val="000D2582"/>
+    <w:rPr>
+      <w:sz w:val="40"/>
+      <w:szCs w:val="40"/>
     </w:rPr>
   </w:style>
 </w:styles>

--- a/TK/IO Projekt .docx
+++ b/TK/IO Projekt .docx
@@ -185,13 +185,8 @@
               <w:spacing w:line="240" w:lineRule="auto"/>
             </w:pPr>
             <w:r>
-              <w:t xml:space="preserve">1.Maciej </w:t>
+              <w:t>1.Maciej Socik</w:t>
             </w:r>
-            <w:proofErr w:type="spellStart"/>
-            <w:r>
-              <w:t>Socik</w:t>
-            </w:r>
-            <w:proofErr w:type="spellEnd"/>
           </w:p>
           <w:p>
             <w:pPr>
@@ -199,13 +194,8 @@
               <w:spacing w:line="240" w:lineRule="auto"/>
             </w:pPr>
             <w:r>
-              <w:t xml:space="preserve">2.Bartosz </w:t>
+              <w:t>2.Bartosz Składanowski</w:t>
             </w:r>
-            <w:proofErr w:type="spellStart"/>
-            <w:r>
-              <w:t>Składanowski</w:t>
-            </w:r>
-            <w:proofErr w:type="spellEnd"/>
           </w:p>
           <w:p>
             <w:pPr>
@@ -240,11 +230,9 @@
             <w:pPr>
               <w:widowControl w:val="0"/>
             </w:pPr>
-            <w:proofErr w:type="spellStart"/>
             <w:r>
               <w:t>T.Hordjewicz</w:t>
             </w:r>
-            <w:proofErr w:type="spellEnd"/>
           </w:p>
           <w:p>
             <w:pPr>
@@ -281,7 +269,7 @@
     </w:tbl>
     <w:p>
       <w:pPr>
-        <w:pStyle w:val="Nagwek1"/>
+        <w:pStyle w:val="Heading1"/>
         <w:keepNext w:val="0"/>
         <w:keepLines w:val="0"/>
         <w:spacing w:before="240" w:after="40"/>
@@ -305,7 +293,7 @@
     </w:p>
     <w:tbl>
       <w:tblPr>
-        <w:tblStyle w:val="Tabela-Siatka"/>
+        <w:tblStyle w:val="TableGrid"/>
         <w:tblW w:w="0" w:type="auto"/>
         <w:tblLook w:val="04A0" w:firstRow="1" w:lastRow="0" w:firstColumn="1" w:lastColumn="0" w:noHBand="0" w:noVBand="1"/>
       </w:tblPr>
@@ -329,7 +317,7 @@
             </w:pPr>
             <w:r>
               <w:rPr>
-                <w:rStyle w:val="Pogrubienie"/>
+                <w:rStyle w:val="Strong"/>
                 <w:b w:val="0"/>
                 <w:bCs w:val="0"/>
               </w:rPr>
@@ -374,13 +362,8 @@
               <w:jc w:val="center"/>
             </w:pPr>
             <w:r>
-              <w:t xml:space="preserve">Maciej </w:t>
+              <w:t>Maciej Socik</w:t>
             </w:r>
-            <w:proofErr w:type="spellStart"/>
-            <w:r>
-              <w:t>Socik</w:t>
-            </w:r>
-            <w:proofErr w:type="spellEnd"/>
           </w:p>
         </w:tc>
         <w:tc>
@@ -423,13 +406,8 @@
               <w:jc w:val="center"/>
             </w:pPr>
             <w:r>
-              <w:t xml:space="preserve">Bartosz </w:t>
+              <w:t>Bartosz Składanowski</w:t>
             </w:r>
-            <w:proofErr w:type="spellStart"/>
-            <w:r>
-              <w:t>Składanowski</w:t>
-            </w:r>
-            <w:proofErr w:type="spellEnd"/>
           </w:p>
         </w:tc>
         <w:tc>
@@ -533,12 +511,16 @@
     <w:p>
       <w:pPr>
         <w:rPr>
+          <w:b/>
+          <w:bCs/>
           <w:sz w:val="40"/>
           <w:szCs w:val="40"/>
         </w:rPr>
       </w:pPr>
       <w:r>
         <w:rPr>
+          <w:b/>
+          <w:bCs/>
           <w:sz w:val="40"/>
           <w:szCs w:val="40"/>
         </w:rPr>
@@ -561,19 +543,34 @@
         </w:pict>
       </w:r>
     </w:p>
+    <w:p>
+      <w:pPr>
+        <w:rPr>
+          <w:sz w:val="36"/>
+          <w:szCs w:val="36"/>
+        </w:rPr>
+      </w:pPr>
+      <w:r>
+        <w:rPr>
+          <w:sz w:val="36"/>
+          <w:szCs w:val="36"/>
+        </w:rPr>
+        <w:t>8/10</w:t>
+      </w:r>
+    </w:p>
     <w:p/>
     <w:p/>
-    <w:p/>
-    <w:p/>
-    <w:p>
-      <w:pPr>
-        <w:rPr>
-          <w:b/>
-          <w:bCs/>
-        </w:rPr>
-      </w:pPr>
-      <w:r>
-        <w:rPr>
+    <w:p>
+      <w:pPr>
+        <w:rPr>
+          <w:b/>
+          <w:bCs/>
+        </w:rPr>
+      </w:pPr>
+      <w:r>
+        <w:rPr>
+          <w:b/>
+          <w:bCs/>
           <w:sz w:val="40"/>
           <w:szCs w:val="40"/>
         </w:rPr>
@@ -629,7 +626,7 @@
     </w:p>
     <w:p>
       <w:pPr>
-        <w:pStyle w:val="Nagwek1"/>
+        <w:pStyle w:val="Heading1"/>
         <w:numPr>
           <w:ilvl w:val="0"/>
           <w:numId w:val="7"/>
@@ -639,6 +636,10 @@
       <w:bookmarkStart w:id="1" w:name="_oi1xvns2z8h3" w:colFirst="0" w:colLast="0"/>
       <w:bookmarkEnd w:id="1"/>
       <w:r>
+        <w:rPr>
+          <w:b/>
+          <w:bCs/>
+        </w:rPr>
         <w:t>Treść Zadania</w:t>
       </w:r>
       <w:r>
@@ -658,7 +659,7 @@
     <w:p/>
     <w:p>
       <w:pPr>
-        <w:pStyle w:val="Nagwek1"/>
+        <w:pStyle w:val="Heading1"/>
         <w:numPr>
           <w:ilvl w:val="0"/>
           <w:numId w:val="7"/>
@@ -668,6 +669,10 @@
       <w:bookmarkStart w:id="2" w:name="_oqz57jwp73na" w:colFirst="0" w:colLast="0"/>
       <w:bookmarkEnd w:id="2"/>
       <w:r>
+        <w:rPr>
+          <w:b/>
+          <w:bCs/>
+        </w:rPr>
         <w:t xml:space="preserve">Cel budowania systemu, jego zakres oraz kontekst, przewidywalne mierzalne i niemierzalne korzyści z jego wdrożenia </w:t>
       </w:r>
       <w:r>
@@ -681,7 +686,7 @@
     </w:p>
     <w:p>
       <w:pPr>
-        <w:pStyle w:val="Nagwek3"/>
+        <w:pStyle w:val="Heading3"/>
         <w:keepNext w:val="0"/>
         <w:keepLines w:val="0"/>
         <w:spacing w:before="280"/>
@@ -717,7 +722,7 @@
     </w:p>
     <w:p>
       <w:pPr>
-        <w:pStyle w:val="Nagwek3"/>
+        <w:pStyle w:val="Heading3"/>
         <w:keepNext w:val="0"/>
         <w:keepLines w:val="0"/>
         <w:spacing w:before="280"/>
@@ -799,23 +804,7 @@
           <w:b/>
           <w:bCs/>
         </w:rPr>
-        <w:t xml:space="preserve">Obsługa mobilna i </w:t>
-      </w:r>
-      <w:proofErr w:type="spellStart"/>
-      <w:r>
-        <w:rPr>
-          <w:b/>
-          <w:bCs/>
-        </w:rPr>
-        <w:t>bezpapierowa</w:t>
-      </w:r>
-      <w:proofErr w:type="spellEnd"/>
-      <w:r>
-        <w:rPr>
-          <w:b/>
-          <w:bCs/>
-        </w:rPr>
-        <w:t>:</w:t>
+        <w:t>Obsługa mobilna i bezpapierowa:</w:t>
       </w:r>
       <w:r>
         <w:t xml:space="preserve"> Aplikacja mobilna dla kierowców do cyfrowego potwierdzania statusów oraz zautomatyzowany moduł generowania kart załadunkowych.</w:t>
@@ -836,15 +825,7 @@
         <w:t>Monitorowanie w czasie rzeczywistym:</w:t>
       </w:r>
       <w:r>
-        <w:t xml:space="preserve"> Pulpity dyspozytorskie (</w:t>
-      </w:r>
-      <w:proofErr w:type="spellStart"/>
-      <w:r>
-        <w:t>dashboardy</w:t>
-      </w:r>
-      <w:proofErr w:type="spellEnd"/>
-      <w:r>
-        <w:t>) dla koordynatorów portu do śledzenia statusu przesyłek i operacji przeładunkowych.</w:t>
+        <w:t xml:space="preserve"> Pulpity dyspozytorskie (dashboardy) dla koordynatorów portu do śledzenia statusu przesyłek i operacji przeładunkowych.</w:t>
       </w:r>
     </w:p>
     <w:p>
@@ -886,7 +867,7 @@
     </w:p>
     <w:p>
       <w:pPr>
-        <w:pStyle w:val="Nagwek3"/>
+        <w:pStyle w:val="Heading3"/>
         <w:keepNext w:val="0"/>
         <w:keepLines w:val="0"/>
         <w:spacing w:before="280"/>
@@ -1013,7 +994,7 @@
     </w:p>
     <w:p>
       <w:pPr>
-        <w:pStyle w:val="Nagwek3"/>
+        <w:pStyle w:val="Heading3"/>
         <w:keepNext w:val="0"/>
         <w:keepLines w:val="0"/>
         <w:spacing w:before="280"/>
@@ -1258,134 +1239,118 @@
           <w:i/>
           <w:iCs/>
         </w:rPr>
-        <w:t xml:space="preserve">Cel po wdrożeniu (dzięki optymalizacji alokacji doków i braku przerw na </w:t>
-      </w:r>
-      <w:proofErr w:type="spellStart"/>
-      <w:r>
-        <w:rPr>
+        <w:t>Cel po wdrożeniu (dzięki optymalizacji alokacji doków i braku przerw na papierologię):</w:t>
+      </w:r>
+      <w:r>
+        <w:t xml:space="preserve"> 84 minuty.</w:t>
+      </w:r>
+    </w:p>
+    <w:p>
+      <w:pPr>
+        <w:numPr>
+          <w:ilvl w:val="1"/>
+          <w:numId w:val="3"/>
+        </w:numPr>
+        <w:spacing w:after="240"/>
+      </w:pPr>
+      <w:r>
+        <w:rPr>
+          <w:b/>
+          <w:bCs/>
           <w:i/>
           <w:iCs/>
         </w:rPr>
-        <w:t>papierologię</w:t>
-      </w:r>
-      <w:proofErr w:type="spellEnd"/>
-      <w:r>
-        <w:rPr>
+        <w:t>Wzór:</w:t>
+      </w:r>
+      <w:r>
+        <w:t xml:space="preserve"> [(Średni czas przed - Średni czas po) / Średni czas przed] * 100%, czyli [(120 - 84) / 120] * 100% = 30%. Przekłada się to bezpośrednio na przepustowość portu (możliwość obsłużenia większej liczby aut w tym samym czasie).</w:t>
+      </w:r>
+    </w:p>
+    <w:p>
+      <w:pPr>
+        <w:spacing w:before="240" w:after="240"/>
+        <w:rPr>
+          <w:b/>
+          <w:bCs/>
+        </w:rPr>
+      </w:pPr>
+      <w:r>
+        <w:rPr>
+          <w:b/>
+          <w:bCs/>
+        </w:rPr>
+        <w:t>C. Zwiększenie efektywności wykorzystania powierzchni magazynowej</w:t>
+      </w:r>
+    </w:p>
+    <w:p>
+      <w:pPr>
+        <w:numPr>
+          <w:ilvl w:val="0"/>
+          <w:numId w:val="6"/>
+        </w:numPr>
+        <w:spacing w:before="240"/>
+      </w:pPr>
+      <w:r>
+        <w:rPr>
+          <w:b/>
+          <w:bCs/>
+        </w:rPr>
+        <w:t>Wartość:</w:t>
+      </w:r>
+      <w:r>
+        <w:t xml:space="preserve"> Wzrost stopnia wykorzystania przestrzeni o 15 punktów procentowych.</w:t>
+      </w:r>
+    </w:p>
+    <w:p>
+      <w:pPr>
+        <w:numPr>
+          <w:ilvl w:val="0"/>
+          <w:numId w:val="6"/>
+        </w:numPr>
+      </w:pPr>
+      <w:r>
+        <w:rPr>
+          <w:b/>
+          <w:bCs/>
+        </w:rPr>
+        <w:t>Sposób wyliczenia:</w:t>
+      </w:r>
+    </w:p>
+    <w:p>
+      <w:pPr>
+        <w:numPr>
+          <w:ilvl w:val="1"/>
+          <w:numId w:val="6"/>
+        </w:numPr>
+      </w:pPr>
+      <w:r>
+        <w:t>Użycie zaawansowanych algorytmów przydzielania miejsca uwzględniających gabaryty i czas składowania pozwala na gęstsze pakowanie towarów.</w:t>
+      </w:r>
+    </w:p>
+    <w:p>
+      <w:pPr>
+        <w:numPr>
+          <w:ilvl w:val="1"/>
+          <w:numId w:val="6"/>
+        </w:numPr>
+        <w:spacing w:after="240"/>
+      </w:pPr>
+      <w:r>
+        <w:rPr>
+          <w:b/>
+          <w:bCs/>
           <w:i/>
           <w:iCs/>
         </w:rPr>
-        <w:t>):</w:t>
-      </w:r>
-      <w:r>
-        <w:t xml:space="preserve"> 84 minuty.</w:t>
-      </w:r>
-    </w:p>
-    <w:p>
-      <w:pPr>
-        <w:numPr>
-          <w:ilvl w:val="1"/>
-          <w:numId w:val="3"/>
-        </w:numPr>
-        <w:spacing w:after="240"/>
-      </w:pPr>
-      <w:r>
-        <w:rPr>
-          <w:b/>
-          <w:bCs/>
-          <w:i/>
-          <w:iCs/>
-        </w:rPr>
         <w:t>Wzór:</w:t>
       </w:r>
       <w:r>
-        <w:t xml:space="preserve"> [(Średni czas przed - Średni czas po) / Średni czas przed] * 100%, czyli [(120 - 84) / 120] * 100% = 30%. Przekłada się to bezpośrednio na przepustowość portu (możliwość obsłużenia większej liczby aut w tym samym czasie).</w:t>
-      </w:r>
-    </w:p>
-    <w:p>
-      <w:pPr>
-        <w:spacing w:before="240" w:after="240"/>
-        <w:rPr>
-          <w:b/>
-          <w:bCs/>
-        </w:rPr>
-      </w:pPr>
-      <w:r>
-        <w:rPr>
-          <w:b/>
-          <w:bCs/>
-        </w:rPr>
-        <w:t>C. Zwiększenie efektywności wykorzystania powierzchni magazynowej</w:t>
-      </w:r>
-    </w:p>
-    <w:p>
-      <w:pPr>
-        <w:numPr>
-          <w:ilvl w:val="0"/>
-          <w:numId w:val="6"/>
-        </w:numPr>
-        <w:spacing w:before="240"/>
-      </w:pPr>
-      <w:r>
-        <w:rPr>
-          <w:b/>
-          <w:bCs/>
-        </w:rPr>
-        <w:t>Wartość:</w:t>
-      </w:r>
-      <w:r>
-        <w:t xml:space="preserve"> Wzrost stopnia wykorzystania przestrzeni o 15 punktów procentowych.</w:t>
-      </w:r>
-    </w:p>
-    <w:p>
-      <w:pPr>
-        <w:numPr>
-          <w:ilvl w:val="0"/>
-          <w:numId w:val="6"/>
-        </w:numPr>
-      </w:pPr>
-      <w:r>
-        <w:rPr>
-          <w:b/>
-          <w:bCs/>
-        </w:rPr>
-        <w:t>Sposób wyliczenia:</w:t>
-      </w:r>
-    </w:p>
-    <w:p>
-      <w:pPr>
-        <w:numPr>
-          <w:ilvl w:val="1"/>
-          <w:numId w:val="6"/>
-        </w:numPr>
-      </w:pPr>
-      <w:r>
-        <w:t>Użycie zaawansowanych algorytmów przydzielania miejsca uwzględniających gabaryty i czas składowania pozwala na gęstsze pakowanie towarów.</w:t>
-      </w:r>
-    </w:p>
-    <w:p>
-      <w:pPr>
-        <w:numPr>
-          <w:ilvl w:val="1"/>
-          <w:numId w:val="6"/>
-        </w:numPr>
-        <w:spacing w:after="240"/>
-      </w:pPr>
-      <w:r>
-        <w:rPr>
-          <w:b/>
-          <w:bCs/>
-          <w:i/>
-          <w:iCs/>
-        </w:rPr>
-        <w:t>Wzór:</w:t>
-      </w:r>
-      <w:r>
         <w:t xml:space="preserve"> (Średnie roczne obłożenie kubatury po wdrożeniu, np. 85%) - (Średnie roczne obłożenie przed wdrożeniem, np. 70%). Systematyczny pomiar dokonywany na podstawie danych z modułu analitycznego systemu PORT-LOG.</w:t>
       </w:r>
     </w:p>
     <w:p>
       <w:pPr>
-        <w:pStyle w:val="Nagwek3"/>
+        <w:pStyle w:val="Heading3"/>
         <w:keepNext w:val="0"/>
         <w:keepLines w:val="0"/>
         <w:spacing w:before="280"/>
@@ -1499,29 +1464,38 @@
     <w:p/>
     <w:p>
       <w:pPr>
-        <w:pStyle w:val="Nagwek1"/>
+        <w:pStyle w:val="Heading1"/>
         <w:numPr>
           <w:ilvl w:val="0"/>
           <w:numId w:val="7"/>
         </w:numPr>
+        <w:rPr>
+          <w:noProof/>
+        </w:rPr>
       </w:pPr>
       <w:bookmarkStart w:id="8" w:name="_a7bko3krryd8" w:colFirst="0" w:colLast="0"/>
       <w:bookmarkEnd w:id="8"/>
       <w:r>
+        <w:rPr>
+          <w:b/>
+          <w:bCs/>
+        </w:rPr>
         <w:t>Słownik</w:t>
       </w:r>
+    </w:p>
+    <w:p>
       <w:r>
         <w:rPr>
           <w:noProof/>
         </w:rPr>
-        <w:pict w14:anchorId="3E67CF2F">
-          <v:rect id="_x0000_i1030" alt="" style="width:380.55pt;height:.05pt;mso-width-percent:0;mso-height-percent:0;mso-width-percent:0;mso-height-percent:0" o:hrpct="839" o:hralign="center" o:hrstd="t" o:hr="t" fillcolor="#a0a0a0" stroked="f"/>
+        <w:pict w14:anchorId="22ECB67D">
+          <v:rect id="_x0000_i1049" alt="" style="width:416.25pt;height:.05pt;mso-width-percent:0;mso-height-percent:0;mso-width-percent:0;mso-height-percent:0" o:hrpct="922" o:hralign="center" o:hrstd="t" o:hr="t" fillcolor="#a0a0a0" stroked="f"/>
         </w:pict>
       </w:r>
     </w:p>
     <w:p>
       <w:pPr>
-        <w:pStyle w:val="NormalnyWeb"/>
+        <w:pStyle w:val="NormalWeb"/>
         <w:spacing w:before="0" w:beforeAutospacing="0" w:after="0" w:afterAutospacing="0"/>
         <w:ind w:left="360"/>
       </w:pPr>
@@ -1548,7 +1522,7 @@
     </w:p>
     <w:p>
       <w:pPr>
-        <w:pStyle w:val="NormalnyWeb"/>
+        <w:pStyle w:val="NormalWeb"/>
         <w:spacing w:before="0" w:beforeAutospacing="0" w:after="0" w:afterAutospacing="0"/>
         <w:ind w:left="360"/>
       </w:pPr>
@@ -1575,7 +1549,7 @@
     </w:p>
     <w:p>
       <w:pPr>
-        <w:pStyle w:val="NormalnyWeb"/>
+        <w:pStyle w:val="NormalWeb"/>
         <w:spacing w:before="0" w:beforeAutospacing="0" w:after="0" w:afterAutospacing="0"/>
         <w:ind w:left="360"/>
       </w:pPr>
@@ -1602,7 +1576,7 @@
     </w:p>
     <w:p>
       <w:pPr>
-        <w:pStyle w:val="NormalnyWeb"/>
+        <w:pStyle w:val="NormalWeb"/>
         <w:spacing w:before="0" w:beforeAutospacing="0" w:after="0" w:afterAutospacing="0"/>
         <w:ind w:left="360"/>
       </w:pPr>
@@ -1629,7 +1603,7 @@
     </w:p>
     <w:p>
       <w:pPr>
-        <w:pStyle w:val="NormalnyWeb"/>
+        <w:pStyle w:val="NormalWeb"/>
         <w:spacing w:before="0" w:beforeAutospacing="0" w:after="0" w:afterAutospacing="0"/>
         <w:ind w:left="360"/>
       </w:pPr>
@@ -1642,55 +1616,7 @@
           <w:sz w:val="22"/>
           <w:szCs w:val="22"/>
         </w:rPr>
-        <w:t>KPI (</w:t>
-      </w:r>
-      <w:proofErr w:type="spellStart"/>
-      <w:r>
-        <w:rPr>
-          <w:rFonts w:ascii="Arial" w:hAnsi="Arial" w:cs="Arial"/>
-          <w:b/>
-          <w:bCs/>
-          <w:color w:val="000000"/>
-          <w:sz w:val="22"/>
-          <w:szCs w:val="22"/>
-        </w:rPr>
-        <w:t>Key</w:t>
-      </w:r>
-      <w:proofErr w:type="spellEnd"/>
-      <w:r>
-        <w:rPr>
-          <w:rFonts w:ascii="Arial" w:hAnsi="Arial" w:cs="Arial"/>
-          <w:b/>
-          <w:bCs/>
-          <w:color w:val="000000"/>
-          <w:sz w:val="22"/>
-          <w:szCs w:val="22"/>
-        </w:rPr>
-        <w:t xml:space="preserve"> Performance </w:t>
-      </w:r>
-      <w:proofErr w:type="spellStart"/>
-      <w:r>
-        <w:rPr>
-          <w:rFonts w:ascii="Arial" w:hAnsi="Arial" w:cs="Arial"/>
-          <w:b/>
-          <w:bCs/>
-          <w:color w:val="000000"/>
-          <w:sz w:val="22"/>
-          <w:szCs w:val="22"/>
-        </w:rPr>
-        <w:t>Indicators</w:t>
-      </w:r>
-      <w:proofErr w:type="spellEnd"/>
-      <w:r>
-        <w:rPr>
-          <w:rFonts w:ascii="Arial" w:hAnsi="Arial" w:cs="Arial"/>
-          <w:b/>
-          <w:bCs/>
-          <w:color w:val="000000"/>
-          <w:sz w:val="22"/>
-          <w:szCs w:val="22"/>
-        </w:rPr>
-        <w:t>):</w:t>
+        <w:t>KPI (Key Performance Indicators):</w:t>
       </w:r>
       <w:r>
         <w:rPr>
@@ -1704,7 +1630,7 @@
     </w:p>
     <w:p>
       <w:pPr>
-        <w:pStyle w:val="NormalnyWeb"/>
+        <w:pStyle w:val="NormalWeb"/>
         <w:spacing w:before="0" w:beforeAutospacing="0" w:after="0" w:afterAutospacing="0"/>
         <w:ind w:left="360"/>
       </w:pPr>
@@ -1731,7 +1657,7 @@
     </w:p>
     <w:p>
       <w:pPr>
-        <w:pStyle w:val="NormalnyWeb"/>
+        <w:pStyle w:val="NormalWeb"/>
         <w:spacing w:before="0" w:beforeAutospacing="0" w:after="0" w:afterAutospacing="0"/>
         <w:ind w:left="360"/>
       </w:pPr>
@@ -1758,7 +1684,7 @@
     </w:p>
     <w:p>
       <w:pPr>
-        <w:pStyle w:val="NormalnyWeb"/>
+        <w:pStyle w:val="NormalWeb"/>
         <w:spacing w:before="0" w:beforeAutospacing="0" w:after="0" w:afterAutospacing="0"/>
         <w:ind w:left="360"/>
       </w:pPr>
@@ -1785,7 +1711,7 @@
     </w:p>
     <w:p>
       <w:pPr>
-        <w:pStyle w:val="NormalnyWeb"/>
+        <w:pStyle w:val="NormalWeb"/>
         <w:spacing w:before="0" w:beforeAutospacing="0" w:after="0" w:afterAutospacing="0"/>
         <w:ind w:left="360"/>
       </w:pPr>
@@ -1798,31 +1724,7 @@
           <w:sz w:val="22"/>
           <w:szCs w:val="22"/>
         </w:rPr>
-        <w:t>Okna czasowe (</w:t>
-      </w:r>
-      <w:proofErr w:type="spellStart"/>
-      <w:r>
-        <w:rPr>
-          <w:rFonts w:ascii="Arial" w:hAnsi="Arial" w:cs="Arial"/>
-          <w:b/>
-          <w:bCs/>
-          <w:color w:val="000000"/>
-          <w:sz w:val="22"/>
-          <w:szCs w:val="22"/>
-        </w:rPr>
-        <w:t>Sloty</w:t>
-      </w:r>
-      <w:proofErr w:type="spellEnd"/>
-      <w:r>
-        <w:rPr>
-          <w:rFonts w:ascii="Arial" w:hAnsi="Arial" w:cs="Arial"/>
-          <w:b/>
-          <w:bCs/>
-          <w:color w:val="000000"/>
-          <w:sz w:val="22"/>
-          <w:szCs w:val="22"/>
-        </w:rPr>
-        <w:t>):</w:t>
+        <w:t>Okna czasowe (Sloty):</w:t>
       </w:r>
       <w:r>
         <w:rPr>
@@ -1836,7 +1738,7 @@
     </w:p>
     <w:p>
       <w:pPr>
-        <w:pStyle w:val="NormalnyWeb"/>
+        <w:pStyle w:val="NormalWeb"/>
         <w:spacing w:before="0" w:beforeAutospacing="0" w:after="0" w:afterAutospacing="0"/>
         <w:ind w:left="360"/>
       </w:pPr>
@@ -1870,7 +1772,7 @@
     </w:p>
     <w:p>
       <w:pPr>
-        <w:pStyle w:val="Nagwek1"/>
+        <w:pStyle w:val="Heading1"/>
         <w:numPr>
           <w:ilvl w:val="0"/>
           <w:numId w:val="7"/>
@@ -1879,52 +1781,42 @@
       <w:bookmarkStart w:id="9" w:name="_6lhza3b5urvu" w:colFirst="0" w:colLast="0"/>
       <w:bookmarkEnd w:id="9"/>
       <w:r>
+        <w:rPr>
+          <w:b/>
+          <w:bCs/>
+        </w:rPr>
+        <w:t>Perspektywa przypadków użycia</w:t>
+      </w:r>
+      <w:r>
+        <w:rPr>
+          <w:noProof/>
+        </w:rPr>
+        <w:pict w14:anchorId="2CD831DD">
+          <v:rect id="_x0000_i1052" alt="" style="width:449.05pt;height:.05pt;mso-width-percent:0;mso-height-percent:0;mso-width-percent:0;mso-height-percent:0" o:hrpct="990" o:hralign="center" o:hrstd="t" o:hr="t" fillcolor="#a0a0a0" stroked="f"/>
+        </w:pict>
+      </w:r>
+    </w:p>
+    <w:p/>
+    <w:p>
+      <w:pPr>
+        <w:rPr>
+          <w:b/>
+          <w:bCs/>
+          <w:sz w:val="26"/>
+          <w:szCs w:val="26"/>
+          <w:lang w:val="pl-PL"/>
+        </w:rPr>
+      </w:pPr>
+      <w:r>
+        <w:rPr>
+          <w:b/>
+          <w:bCs/>
+          <w:sz w:val="26"/>
+          <w:szCs w:val="26"/>
+          <w:lang w:val="pl-PL"/>
+        </w:rPr>
         <w:lastRenderedPageBreak/>
-        <w:t>Perspektywa przypadków użycia</w:t>
-      </w:r>
-      <w:r>
-        <w:rPr>
-          <w:noProof/>
-        </w:rPr>
-        <w:pict w14:anchorId="785E7CBE">
-          <v:rect id="_x0000_i1031" alt="" style="width:380.55pt;height:.05pt;mso-width-percent:0;mso-height-percent:0;mso-width-percent:0;mso-height-percent:0" o:hrpct="839" o:hralign="center" o:hrstd="t" o:hr="t" fillcolor="#a0a0a0" stroked="f"/>
-        </w:pict>
-      </w:r>
-    </w:p>
-    <w:p/>
-    <w:p>
-      <w:pPr>
-        <w:rPr>
-          <w:b/>
-          <w:bCs/>
-          <w:lang w:val="pl-PL"/>
-        </w:rPr>
-      </w:pPr>
-      <w:r>
-        <w:rPr>
-          <w:lang w:val="pl-PL"/>
-        </w:rPr>
         <w:t>4.1. Diagramy przypadków użycia</w:t>
-      </w:r>
-    </w:p>
-    <w:p>
-      <w:pPr>
-        <w:rPr>
-          <w:b/>
-          <w:bCs/>
-          <w:lang w:val="pl-PL"/>
-        </w:rPr>
-      </w:pPr>
-      <w:r>
-        <w:rPr>
-          <w:b/>
-          <w:bCs/>
-          <w:noProof/>
-          <w:lang w:val="pl-PL"/>
-        </w:rPr>
-        <w:pict w14:anchorId="76336C50">
-          <v:rect id="_x0000_i1032" alt="" style="width:451.35pt;height:.05pt;mso-width-percent:0;mso-height-percent:0;mso-width-percent:0;mso-height-percent:0" o:hrpct="995" o:hralign="center" o:hrstd="t" o:hr="t" fillcolor="#a0a0a0" stroked="f"/>
-        </w:pict>
       </w:r>
     </w:p>
     <w:p>
@@ -2054,11 +1946,17 @@
         <w:rPr>
           <w:b/>
           <w:bCs/>
-          <w:lang w:val="pl-PL"/>
-        </w:rPr>
-      </w:pPr>
-      <w:r>
-        <w:rPr>
+          <w:sz w:val="26"/>
+          <w:szCs w:val="26"/>
+          <w:lang w:val="pl-PL"/>
+        </w:rPr>
+      </w:pPr>
+      <w:r>
+        <w:rPr>
+          <w:b/>
+          <w:bCs/>
+          <w:sz w:val="26"/>
+          <w:szCs w:val="26"/>
           <w:lang w:val="pl-PL"/>
         </w:rPr>
         <w:t>4.1.1. Opisy tekstowe wszystkich aktorów</w:t>
@@ -2069,20 +1967,29 @@
         <w:rPr>
           <w:b/>
           <w:bCs/>
-          <w:lang w:val="pl-PL"/>
-        </w:rPr>
-      </w:pPr>
-      <w:r>
-        <w:rPr>
-          <w:b/>
-          <w:bCs/>
+          <w:sz w:val="26"/>
+          <w:szCs w:val="26"/>
+          <w:lang w:val="pl-PL"/>
+        </w:rPr>
+      </w:pPr>
+      <w:r>
+        <w:rPr>
           <w:noProof/>
-          <w:lang w:val="pl-PL"/>
-        </w:rPr>
-        <w:pict w14:anchorId="0D7861D3">
-          <v:rect id="_x0000_i1033" alt="" style="width:451.35pt;height:.05pt;mso-width-percent:0;mso-height-percent:0;mso-width-percent:0;mso-height-percent:0" o:hrpct="995" o:hralign="center" o:hrstd="t" o:hr="t" fillcolor="#a0a0a0" stroked="f"/>
+          <w:color w:val="000000"/>
+        </w:rPr>
+        <w:pict w14:anchorId="5178A90F">
+          <v:rect id="_x0000_i1072" alt="" style="width:390.5pt;height:.05pt;mso-width-percent:0;mso-height-percent:0;mso-width-percent:0;mso-height-percent:0" o:hrpct="865" o:hralign="center" o:hrstd="t" o:hr="t" fillcolor="#a0a0a0" stroked="f"/>
         </w:pict>
       </w:r>
+    </w:p>
+    <w:p>
+      <w:pPr>
+        <w:rPr>
+          <w:b/>
+          <w:bCs/>
+          <w:lang w:val="pl-PL"/>
+        </w:rPr>
+      </w:pPr>
     </w:p>
     <w:p>
       <w:pPr>
@@ -2126,7 +2033,6 @@
           <w:bCs/>
           <w:lang w:val="pl-PL"/>
         </w:rPr>
-        <w:lastRenderedPageBreak/>
         <w:t>Klient:</w:t>
       </w:r>
       <w:r>
@@ -2177,6 +2083,7 @@
           <w:bCs/>
           <w:lang w:val="pl-PL"/>
         </w:rPr>
+        <w:lastRenderedPageBreak/>
         <w:t>Zarząd:</w:t>
       </w:r>
       <w:r>
@@ -2273,11 +2180,17 @@
         <w:rPr>
           <w:b/>
           <w:bCs/>
-          <w:lang w:val="pl-PL"/>
-        </w:rPr>
-      </w:pPr>
-      <w:r>
-        <w:rPr>
+          <w:sz w:val="26"/>
+          <w:szCs w:val="26"/>
+          <w:lang w:val="pl-PL"/>
+        </w:rPr>
+      </w:pPr>
+      <w:r>
+        <w:rPr>
+          <w:b/>
+          <w:bCs/>
+          <w:sz w:val="26"/>
+          <w:szCs w:val="26"/>
           <w:lang w:val="pl-PL"/>
         </w:rPr>
         <w:t>4.1.2. Opisy tekstowe wybranych przypadków użycia</w:t>
@@ -2288,20 +2201,29 @@
         <w:rPr>
           <w:b/>
           <w:bCs/>
-          <w:lang w:val="pl-PL"/>
-        </w:rPr>
-      </w:pPr>
-      <w:r>
-        <w:rPr>
-          <w:b/>
-          <w:bCs/>
+          <w:sz w:val="26"/>
+          <w:szCs w:val="26"/>
+          <w:lang w:val="pl-PL"/>
+        </w:rPr>
+      </w:pPr>
+      <w:r>
+        <w:rPr>
           <w:noProof/>
-          <w:lang w:val="pl-PL"/>
-        </w:rPr>
-        <w:pict w14:anchorId="784FB2E6">
-          <v:rect id="_x0000_i1034" alt="" style="width:451.35pt;height:.05pt;mso-width-percent:0;mso-height-percent:0;mso-width-percent:0;mso-height-percent:0" o:hrpct="995" o:hralign="center" o:hrstd="t" o:hr="t" fillcolor="#a0a0a0" stroked="f"/>
+          <w:color w:val="000000"/>
+        </w:rPr>
+        <w:pict w14:anchorId="55B725E1">
+          <v:rect id="_x0000_i1069" alt="" style="width:390.5pt;height:.05pt;mso-width-percent:0;mso-height-percent:0;mso-width-percent:0;mso-height-percent:0" o:hrpct="865" o:hralign="center" o:hrstd="t" o:hr="t" fillcolor="#a0a0a0" stroked="f"/>
         </w:pict>
       </w:r>
+    </w:p>
+    <w:p>
+      <w:pPr>
+        <w:rPr>
+          <w:b/>
+          <w:bCs/>
+          <w:lang w:val="pl-PL"/>
+        </w:rPr>
+      </w:pPr>
     </w:p>
     <w:p>
       <w:pPr>
@@ -2793,7 +2715,6 @@
           <w:bCs/>
           <w:lang w:val="pl-PL"/>
         </w:rPr>
-        <w:lastRenderedPageBreak/>
         <w:t>5. Wartości uzyskiwane przez aktorów po zakończeniu przypadku użycia</w:t>
       </w:r>
     </w:p>
@@ -2838,6 +2759,7 @@
           <w:bCs/>
           <w:lang w:val="pl-PL"/>
         </w:rPr>
+        <w:lastRenderedPageBreak/>
         <w:t>System:</w:t>
       </w:r>
       <w:r>
@@ -3463,7 +3385,6 @@
         <w:rPr>
           <w:lang w:val="pl-PL"/>
         </w:rPr>
-        <w:lastRenderedPageBreak/>
         <w:t>System wyświetla panel z dostępnymi modułami analitycznymi.</w:t>
       </w:r>
     </w:p>
@@ -3508,6 +3429,7 @@
           <w:bCs/>
           <w:lang w:val="pl-PL"/>
         </w:rPr>
+        <w:lastRenderedPageBreak/>
         <w:t>Zarząd</w:t>
       </w:r>
       <w:r>
@@ -3872,66 +3794,42 @@
         <w:rPr>
           <w:lang w:val="pl-PL"/>
         </w:rPr>
-        <w:t xml:space="preserve"> Otrzymuje twarde dane analityczne, które pozwalają ocenić, czy cele (np. wzrost wykorzystania magazynu o 15 </w:t>
-      </w:r>
-      <w:proofErr w:type="spellStart"/>
-      <w:r>
-        <w:rPr>
-          <w:lang w:val="pl-PL"/>
-        </w:rPr>
-        <w:t>p.p</w:t>
-      </w:r>
-      <w:proofErr w:type="spellEnd"/>
-      <w:r>
-        <w:rPr>
-          <w:lang w:val="pl-PL"/>
-        </w:rPr>
-        <w:t>.) zostały osiągnięte.</w:t>
-      </w:r>
-    </w:p>
-    <w:p>
-      <w:pPr>
-        <w:rPr>
-          <w:lang w:val="pl-PL"/>
-        </w:rPr>
-      </w:pPr>
-    </w:p>
-    <w:p>
-      <w:pPr>
-        <w:rPr>
-          <w:lang w:val="pl-PL"/>
-        </w:rPr>
-      </w:pPr>
-    </w:p>
-    <w:p>
-      <w:pPr>
-        <w:rPr>
-          <w:b/>
-          <w:bCs/>
-          <w:lang w:val="pl-PL"/>
-        </w:rPr>
-      </w:pPr>
-      <w:r>
-        <w:rPr>
+        <w:t xml:space="preserve"> Otrzymuje twarde dane analityczne, które pozwalają ocenić, czy cele (np. wzrost wykorzystania magazynu o 15 p.p.) zostały osiągnięte.</w:t>
+      </w:r>
+    </w:p>
+    <w:p>
+      <w:pPr>
+        <w:rPr>
+          <w:lang w:val="pl-PL"/>
+        </w:rPr>
+      </w:pPr>
+    </w:p>
+    <w:p>
+      <w:pPr>
+        <w:rPr>
+          <w:lang w:val="pl-PL"/>
+        </w:rPr>
+      </w:pPr>
+    </w:p>
+    <w:p>
+      <w:pPr>
+        <w:rPr>
+          <w:b/>
+          <w:bCs/>
+          <w:sz w:val="26"/>
+          <w:szCs w:val="26"/>
+          <w:lang w:val="pl-PL"/>
+        </w:rPr>
+      </w:pPr>
+      <w:r>
+        <w:rPr>
+          <w:b/>
+          <w:bCs/>
+          <w:sz w:val="26"/>
+          <w:szCs w:val="26"/>
           <w:lang w:val="pl-PL"/>
         </w:rPr>
         <w:t>4.2 Diagramy Czynności</w:t>
-      </w:r>
-    </w:p>
-    <w:p>
-      <w:pPr>
-        <w:rPr>
-          <w:lang w:val="pl-PL"/>
-        </w:rPr>
-      </w:pPr>
-      <w:r>
-        <w:rPr>
-          <w:noProof/>
-          <w:lang w:val="pl-PL"/>
-        </w:rPr>
-        <w:pict w14:anchorId="57891B12">
-          <v:rect id="_x0000_i1035" alt="" style="width:451.35pt;height:.05pt;mso-width-percent:0;mso-height-percent:0;mso-width-percent:0;mso-height-percent:0" o:hrpct="995" o:hralign="center" o:hrstd="t" o:hr="t" fillcolor="#a0a0a0" stroked="f"/>
-        </w:pict>
       </w:r>
     </w:p>
     <w:p>
@@ -4248,42 +4146,21 @@
         <w:rPr>
           <w:b/>
           <w:bCs/>
-          <w:lang w:val="pl-PL"/>
-        </w:rPr>
-      </w:pPr>
-      <w:r>
-        <w:rPr>
+          <w:sz w:val="26"/>
+          <w:szCs w:val="26"/>
+          <w:lang w:val="pl-PL"/>
+        </w:rPr>
+      </w:pPr>
+      <w:r>
+        <w:rPr>
+          <w:b/>
+          <w:bCs/>
+          <w:sz w:val="26"/>
+          <w:szCs w:val="26"/>
           <w:lang w:val="pl-PL"/>
         </w:rPr>
         <w:t>4.3 Diagramy przebiegu</w:t>
       </w:r>
-    </w:p>
-    <w:p>
-      <w:pPr>
-        <w:rPr>
-          <w:b/>
-          <w:bCs/>
-          <w:lang w:val="pl-PL"/>
-        </w:rPr>
-      </w:pPr>
-      <w:r>
-        <w:rPr>
-          <w:b/>
-          <w:bCs/>
-          <w:noProof/>
-          <w:lang w:val="pl-PL"/>
-        </w:rPr>
-        <w:pict w14:anchorId="15EE5A64">
-          <v:rect id="_x0000_i1036" alt="" style="width:451.35pt;height:.05pt;mso-width-percent:0;mso-height-percent:0;mso-width-percent:0;mso-height-percent:0" o:hrpct="995" o:hralign="center" o:hrstd="t" o:hr="t" fillcolor="#a0a0a0" stroked="f"/>
-        </w:pict>
-      </w:r>
-    </w:p>
-    <w:p>
-      <w:pPr>
-        <w:rPr>
-          <w:lang w:val="pl-PL"/>
-        </w:rPr>
-      </w:pPr>
     </w:p>
     <w:p>
       <w:pPr>
@@ -4416,34 +4293,7 @@
           <w:lang w:val="pl-PL"/>
         </w:rPr>
         <w:tab/>
-      </w:r>
-      <w:proofErr w:type="spellStart"/>
-      <w:r>
-        <w:rPr>
-          <w:lang w:val="pl-PL"/>
-        </w:rPr>
-        <w:t>void</w:t>
-      </w:r>
-      <w:proofErr w:type="spellEnd"/>
-      <w:r>
-        <w:rPr>
-          <w:lang w:val="pl-PL"/>
-        </w:rPr>
-        <w:t xml:space="preserve"> </w:t>
-      </w:r>
-      <w:proofErr w:type="spellStart"/>
-      <w:r>
-        <w:rPr>
-          <w:lang w:val="pl-PL"/>
-        </w:rPr>
-        <w:t>zglosTransport</w:t>
-      </w:r>
-      <w:proofErr w:type="spellEnd"/>
-      <w:r>
-        <w:rPr>
-          <w:lang w:val="pl-PL"/>
-        </w:rPr>
-        <w:t xml:space="preserve">() </w:t>
+        <w:t xml:space="preserve">void zglosTransport() </w:t>
       </w:r>
       <w:r>
         <w:rPr>
@@ -4483,34 +4333,7 @@
           <w:lang w:val="pl-PL"/>
         </w:rPr>
         <w:tab/>
-      </w:r>
-      <w:proofErr w:type="spellStart"/>
-      <w:r>
-        <w:rPr>
-          <w:lang w:val="pl-PL"/>
-        </w:rPr>
-        <w:t>void</w:t>
-      </w:r>
-      <w:proofErr w:type="spellEnd"/>
-      <w:r>
-        <w:rPr>
-          <w:lang w:val="pl-PL"/>
-        </w:rPr>
-        <w:t xml:space="preserve"> </w:t>
-      </w:r>
-      <w:proofErr w:type="spellStart"/>
-      <w:r>
-        <w:rPr>
-          <w:lang w:val="pl-PL"/>
-        </w:rPr>
-        <w:t>przeslijZgloszenie</w:t>
-      </w:r>
-      <w:proofErr w:type="spellEnd"/>
-      <w:r>
-        <w:rPr>
-          <w:lang w:val="pl-PL"/>
-        </w:rPr>
-        <w:t xml:space="preserve">() </w:t>
+        <w:t xml:space="preserve">void przeslijZgloszenie() </w:t>
       </w:r>
       <w:r>
         <w:rPr>
@@ -4522,35 +4345,7 @@
         <w:rPr>
           <w:lang w:val="pl-PL"/>
         </w:rPr>
-        <w:t xml:space="preserve"> odbiera zgłoszenie od kontrahenta i przekazuje do systemu </w:t>
-      </w:r>
-      <w:proofErr w:type="spellStart"/>
-      <w:r>
-        <w:rPr>
-          <w:lang w:val="pl-PL"/>
-        </w:rPr>
-        <w:t>void</w:t>
-      </w:r>
-      <w:proofErr w:type="spellEnd"/>
-      <w:r>
-        <w:rPr>
-          <w:lang w:val="pl-PL"/>
-        </w:rPr>
-        <w:t xml:space="preserve"> </w:t>
-      </w:r>
-      <w:proofErr w:type="spellStart"/>
-      <w:r>
-        <w:rPr>
-          <w:lang w:val="pl-PL"/>
-        </w:rPr>
-        <w:t>pobierzZgloszenie</w:t>
-      </w:r>
-      <w:proofErr w:type="spellEnd"/>
-      <w:r>
-        <w:rPr>
-          <w:lang w:val="pl-PL"/>
-        </w:rPr>
-        <w:t xml:space="preserve">() </w:t>
+        <w:t xml:space="preserve"> odbiera zgłoszenie od kontrahenta i przekazuje do systemu void pobierzZgloszenie() </w:t>
       </w:r>
       <w:r>
         <w:rPr>
@@ -4562,35 +4357,7 @@
         <w:rPr>
           <w:lang w:val="pl-PL"/>
         </w:rPr>
-        <w:t xml:space="preserve"> obsługuje żądanie operatora i udostępnia mu dane zgłoszenia </w:t>
-      </w:r>
-      <w:proofErr w:type="spellStart"/>
-      <w:r>
-        <w:rPr>
-          <w:lang w:val="pl-PL"/>
-        </w:rPr>
-        <w:t>void</w:t>
-      </w:r>
-      <w:proofErr w:type="spellEnd"/>
-      <w:r>
-        <w:rPr>
-          <w:lang w:val="pl-PL"/>
-        </w:rPr>
-        <w:t xml:space="preserve"> </w:t>
-      </w:r>
-      <w:proofErr w:type="spellStart"/>
-      <w:r>
-        <w:rPr>
-          <w:lang w:val="pl-PL"/>
-        </w:rPr>
-        <w:t>generujKarteZaladunkowa</w:t>
-      </w:r>
-      <w:proofErr w:type="spellEnd"/>
-      <w:r>
-        <w:rPr>
-          <w:lang w:val="pl-PL"/>
-        </w:rPr>
-        <w:t xml:space="preserve">() </w:t>
+        <w:t xml:space="preserve"> obsługuje żądanie operatora i udostępnia mu dane zgłoszenia void generujKarteZaladunkowa() </w:t>
       </w:r>
       <w:r>
         <w:rPr>
@@ -4624,34 +4391,7 @@
           <w:lang w:val="pl-PL"/>
         </w:rPr>
         <w:tab/>
-      </w:r>
-      <w:proofErr w:type="spellStart"/>
-      <w:r>
-        <w:rPr>
-          <w:lang w:val="pl-PL"/>
-        </w:rPr>
-        <w:t>void</w:t>
-      </w:r>
-      <w:proofErr w:type="spellEnd"/>
-      <w:r>
-        <w:rPr>
-          <w:lang w:val="pl-PL"/>
-        </w:rPr>
-        <w:t xml:space="preserve"> </w:t>
-      </w:r>
-      <w:proofErr w:type="spellStart"/>
-      <w:r>
-        <w:rPr>
-          <w:lang w:val="pl-PL"/>
-        </w:rPr>
-        <w:t>rejestrujLadunek</w:t>
-      </w:r>
-      <w:proofErr w:type="spellEnd"/>
-      <w:r>
-        <w:rPr>
-          <w:lang w:val="pl-PL"/>
-        </w:rPr>
-        <w:t xml:space="preserve">() </w:t>
+        <w:t xml:space="preserve">void rejestrujLadunek() </w:t>
       </w:r>
       <w:r>
         <w:rPr>
@@ -4663,16 +4403,8 @@
         <w:rPr>
           <w:lang w:val="pl-PL"/>
         </w:rPr>
-        <w:t xml:space="preserve"> operacja własna operatora, w ramach której przetwarza i weryfikuje zgłoszenie </w:t>
-      </w:r>
-      <w:proofErr w:type="spellStart"/>
-      <w:r>
-        <w:rPr>
-          <w:lang w:val="pl-PL"/>
-        </w:rPr>
-        <w:t>Ladunek</w:t>
-      </w:r>
-      <w:proofErr w:type="spellEnd"/>
+        <w:t xml:space="preserve"> operacja własna operatora, w ramach której przetwarza i weryfikuje zgłoszenie Ladunek</w:t>
+      </w:r>
       <w:r>
         <w:rPr>
           <w:lang w:val="pl-PL"/>
@@ -4692,19 +4424,11 @@
           <w:lang w:val="pl-PL"/>
         </w:rPr>
       </w:pPr>
-      <w:proofErr w:type="spellStart"/>
-      <w:r>
-        <w:rPr>
-          <w:lang w:val="pl-PL"/>
-        </w:rPr>
-        <w:t>Ladunek</w:t>
-      </w:r>
-      <w:proofErr w:type="spellEnd"/>
-      <w:r>
-        <w:rPr>
-          <w:lang w:val="pl-PL"/>
-        </w:rPr>
-        <w:t xml:space="preserve">() / «CREATE» </w:t>
+      <w:r>
+        <w:rPr>
+          <w:lang w:val="pl-PL"/>
+        </w:rPr>
+        <w:t xml:space="preserve">Ladunek() / «CREATE» </w:t>
       </w:r>
       <w:r>
         <w:rPr>
@@ -4862,34 +4586,7 @@
           <w:lang w:val="pl-PL"/>
         </w:rPr>
         <w:tab/>
-      </w:r>
-      <w:proofErr w:type="spellStart"/>
-      <w:r>
-        <w:rPr>
-          <w:lang w:val="pl-PL"/>
-        </w:rPr>
-        <w:t>void</w:t>
-      </w:r>
-      <w:proofErr w:type="spellEnd"/>
-      <w:r>
-        <w:rPr>
-          <w:lang w:val="pl-PL"/>
-        </w:rPr>
-        <w:t xml:space="preserve"> </w:t>
-      </w:r>
-      <w:proofErr w:type="spellStart"/>
-      <w:r>
-        <w:rPr>
-          <w:lang w:val="pl-PL"/>
-        </w:rPr>
-        <w:t>PlanujOperacje</w:t>
-      </w:r>
-      <w:proofErr w:type="spellEnd"/>
-      <w:r>
-        <w:rPr>
-          <w:lang w:val="pl-PL"/>
-        </w:rPr>
-        <w:t xml:space="preserve">() </w:t>
+        <w:t xml:space="preserve">void PlanujOperacje() </w:t>
       </w:r>
       <w:r>
         <w:rPr>
@@ -4901,35 +4598,7 @@
         <w:rPr>
           <w:lang w:val="pl-PL"/>
         </w:rPr>
-        <w:t xml:space="preserve"> odbiera żądanie z interfejsu koordynatora i inicjuje główny proces planowania w systemie </w:t>
-      </w:r>
-      <w:proofErr w:type="spellStart"/>
-      <w:r>
-        <w:rPr>
-          <w:lang w:val="pl-PL"/>
-        </w:rPr>
-        <w:t>void</w:t>
-      </w:r>
-      <w:proofErr w:type="spellEnd"/>
-      <w:r>
-        <w:rPr>
-          <w:lang w:val="pl-PL"/>
-        </w:rPr>
-        <w:t xml:space="preserve"> </w:t>
-      </w:r>
-      <w:proofErr w:type="spellStart"/>
-      <w:r>
-        <w:rPr>
-          <w:lang w:val="pl-PL"/>
-        </w:rPr>
-        <w:t>PrzydzielDoki</w:t>
-      </w:r>
-      <w:proofErr w:type="spellEnd"/>
-      <w:r>
-        <w:rPr>
-          <w:lang w:val="pl-PL"/>
-        </w:rPr>
-        <w:t xml:space="preserve">() </w:t>
+        <w:t xml:space="preserve"> odbiera żądanie z interfejsu koordynatora i inicjuje główny proces planowania w systemie void PrzydzielDoki() </w:t>
       </w:r>
       <w:r>
         <w:rPr>
@@ -4941,35 +4610,7 @@
         <w:rPr>
           <w:lang w:val="pl-PL"/>
         </w:rPr>
-        <w:t xml:space="preserve"> wewnętrzna operacja systemu przypisująca odpowiednie doki </w:t>
-      </w:r>
-      <w:proofErr w:type="spellStart"/>
-      <w:r>
-        <w:rPr>
-          <w:lang w:val="pl-PL"/>
-        </w:rPr>
-        <w:t>void</w:t>
-      </w:r>
-      <w:proofErr w:type="spellEnd"/>
-      <w:r>
-        <w:rPr>
-          <w:lang w:val="pl-PL"/>
-        </w:rPr>
-        <w:t xml:space="preserve"> </w:t>
-      </w:r>
-      <w:proofErr w:type="spellStart"/>
-      <w:r>
-        <w:rPr>
-          <w:lang w:val="pl-PL"/>
-        </w:rPr>
-        <w:t>PrzydzielObszary</w:t>
-      </w:r>
-      <w:proofErr w:type="spellEnd"/>
-      <w:r>
-        <w:rPr>
-          <w:lang w:val="pl-PL"/>
-        </w:rPr>
-        <w:t xml:space="preserve">() </w:t>
+        <w:t xml:space="preserve"> wewnętrzna operacja systemu przypisująca odpowiednie doki void PrzydzielObszary() </w:t>
       </w:r>
       <w:r>
         <w:rPr>
@@ -4981,35 +4622,7 @@
         <w:rPr>
           <w:lang w:val="pl-PL"/>
         </w:rPr>
-        <w:t xml:space="preserve"> wewnętrzna operacja systemu przydzielająca obszary magazynowe </w:t>
-      </w:r>
-      <w:proofErr w:type="spellStart"/>
-      <w:r>
-        <w:rPr>
-          <w:lang w:val="pl-PL"/>
-        </w:rPr>
-        <w:t>void</w:t>
-      </w:r>
-      <w:proofErr w:type="spellEnd"/>
-      <w:r>
-        <w:rPr>
-          <w:lang w:val="pl-PL"/>
-        </w:rPr>
-        <w:t xml:space="preserve"> </w:t>
-      </w:r>
-      <w:proofErr w:type="spellStart"/>
-      <w:r>
-        <w:rPr>
-          <w:lang w:val="pl-PL"/>
-        </w:rPr>
-        <w:t>PrzydzielUrzadzenia</w:t>
-      </w:r>
-      <w:proofErr w:type="spellEnd"/>
-      <w:r>
-        <w:rPr>
-          <w:lang w:val="pl-PL"/>
-        </w:rPr>
-        <w:t xml:space="preserve">() </w:t>
+        <w:t xml:space="preserve"> wewnętrzna operacja systemu przydzielająca obszary magazynowe void PrzydzielUrzadzenia() </w:t>
       </w:r>
       <w:r>
         <w:rPr>
@@ -5051,34 +4664,7 @@
           <w:lang w:val="pl-PL"/>
         </w:rPr>
         <w:tab/>
-      </w:r>
-      <w:proofErr w:type="spellStart"/>
-      <w:r>
-        <w:rPr>
-          <w:lang w:val="pl-PL"/>
-        </w:rPr>
-        <w:t>void</w:t>
-      </w:r>
-      <w:proofErr w:type="spellEnd"/>
-      <w:r>
-        <w:rPr>
-          <w:lang w:val="pl-PL"/>
-        </w:rPr>
-        <w:t xml:space="preserve"> </w:t>
-      </w:r>
-      <w:proofErr w:type="spellStart"/>
-      <w:r>
-        <w:rPr>
-          <w:lang w:val="pl-PL"/>
-        </w:rPr>
-        <w:t>PodgladStatusu</w:t>
-      </w:r>
-      <w:proofErr w:type="spellEnd"/>
-      <w:r>
-        <w:rPr>
-          <w:lang w:val="pl-PL"/>
-        </w:rPr>
-        <w:t xml:space="preserve">() </w:t>
+        <w:t xml:space="preserve">void PodgladStatusu() </w:t>
       </w:r>
       <w:r>
         <w:rPr>
@@ -5099,7 +4685,6 @@
           <w:lang w:val="pl-PL"/>
         </w:rPr>
       </w:pPr>
-      <w:proofErr w:type="spellStart"/>
       <w:r>
         <w:rPr>
           <w:b/>
@@ -5108,40 +4693,12 @@
         </w:rPr>
         <w:t>HarmonogramDokowan</w:t>
       </w:r>
-      <w:proofErr w:type="spellEnd"/>
       <w:r>
         <w:rPr>
           <w:lang w:val="pl-PL"/>
         </w:rPr>
         <w:tab/>
-      </w:r>
-      <w:proofErr w:type="spellStart"/>
-      <w:r>
-        <w:rPr>
-          <w:lang w:val="pl-PL"/>
-        </w:rPr>
-        <w:t>HarmonogramDokowan</w:t>
-      </w:r>
-      <w:proofErr w:type="spellEnd"/>
-      <w:r>
-        <w:rPr>
-          <w:lang w:val="pl-PL"/>
-        </w:rPr>
-        <w:t>() / «</w:t>
-      </w:r>
-      <w:proofErr w:type="spellStart"/>
-      <w:r>
-        <w:rPr>
-          <w:lang w:val="pl-PL"/>
-        </w:rPr>
-        <w:t>create</w:t>
-      </w:r>
-      <w:proofErr w:type="spellEnd"/>
-      <w:r>
-        <w:rPr>
-          <w:lang w:val="pl-PL"/>
-        </w:rPr>
-        <w:t xml:space="preserve">» </w:t>
+        <w:t xml:space="preserve">HarmonogramDokowan() / «create» </w:t>
       </w:r>
       <w:r>
         <w:rPr>
@@ -5153,21 +4710,7 @@
         <w:rPr>
           <w:lang w:val="pl-PL"/>
         </w:rPr>
-        <w:t xml:space="preserve"> konstruktor wywoływany przez System, który ostatecznie tworzy nowy obiekt harmonogramu na podstawie wygenerowanych danych (na diagramie jako potwierdzenie do interfejsu wraca </w:t>
-      </w:r>
-      <w:proofErr w:type="spellStart"/>
-      <w:r>
-        <w:rPr>
-          <w:lang w:val="pl-PL"/>
-        </w:rPr>
-        <w:t>PodgladHarmonogramu</w:t>
-      </w:r>
-      <w:proofErr w:type="spellEnd"/>
-      <w:r>
-        <w:rPr>
-          <w:lang w:val="pl-PL"/>
-        </w:rPr>
-        <w:t>) </w:t>
+        <w:t xml:space="preserve"> konstruktor wywoływany przez System, który ostatecznie tworzy nowy obiekt harmonogramu na podstawie wygenerowanych danych (na diagramie jako potwierdzenie do interfejsu wraca PodgladHarmonogramu) </w:t>
       </w:r>
     </w:p>
     <w:p>
@@ -5310,7 +4853,6 @@
           <w:lang w:val="pl-PL"/>
         </w:rPr>
       </w:pPr>
-      <w:proofErr w:type="spellStart"/>
       <w:r>
         <w:rPr>
           <w:b/>
@@ -5319,40 +4861,12 @@
         </w:rPr>
         <w:t>ModułAnalityczny</w:t>
       </w:r>
-      <w:proofErr w:type="spellEnd"/>
       <w:r>
         <w:rPr>
           <w:lang w:val="pl-PL"/>
         </w:rPr>
         <w:tab/>
-      </w:r>
-      <w:proofErr w:type="spellStart"/>
-      <w:r>
-        <w:rPr>
-          <w:lang w:val="pl-PL"/>
-        </w:rPr>
-        <w:t>void</w:t>
-      </w:r>
-      <w:proofErr w:type="spellEnd"/>
-      <w:r>
-        <w:rPr>
-          <w:lang w:val="pl-PL"/>
-        </w:rPr>
-        <w:t xml:space="preserve"> </w:t>
-      </w:r>
-      <w:proofErr w:type="spellStart"/>
-      <w:r>
-        <w:rPr>
-          <w:lang w:val="pl-PL"/>
-        </w:rPr>
-        <w:t>zbierajDane</w:t>
-      </w:r>
-      <w:proofErr w:type="spellEnd"/>
-      <w:r>
-        <w:rPr>
-          <w:lang w:val="pl-PL"/>
-        </w:rPr>
-        <w:t xml:space="preserve">() </w:t>
+        <w:t xml:space="preserve">void zbierajDane() </w:t>
       </w:r>
       <w:r>
         <w:rPr>
@@ -5364,35 +4878,7 @@
         <w:rPr>
           <w:lang w:val="pl-PL"/>
         </w:rPr>
-        <w:t xml:space="preserve"> odbiera żądanie z interfejsu zarządu i wykonuje wewnętrzną operację odczytania odpowiednich danych z pozostałych klas w systemie </w:t>
-      </w:r>
-      <w:proofErr w:type="spellStart"/>
-      <w:r>
-        <w:rPr>
-          <w:lang w:val="pl-PL"/>
-        </w:rPr>
-        <w:t>void</w:t>
-      </w:r>
-      <w:proofErr w:type="spellEnd"/>
-      <w:r>
-        <w:rPr>
-          <w:lang w:val="pl-PL"/>
-        </w:rPr>
-        <w:t xml:space="preserve"> </w:t>
-      </w:r>
-      <w:proofErr w:type="spellStart"/>
-      <w:r>
-        <w:rPr>
-          <w:lang w:val="pl-PL"/>
-        </w:rPr>
-        <w:t>generujStatystyki</w:t>
-      </w:r>
-      <w:proofErr w:type="spellEnd"/>
-      <w:r>
-        <w:rPr>
-          <w:lang w:val="pl-PL"/>
-        </w:rPr>
-        <w:t xml:space="preserve">() </w:t>
+        <w:t xml:space="preserve"> odbiera żądanie z interfejsu zarządu i wykonuje wewnętrzną operację odczytania odpowiednich danych z pozostałych klas w systemie void generujStatystyki() </w:t>
       </w:r>
       <w:r>
         <w:rPr>
@@ -5404,35 +4890,7 @@
         <w:rPr>
           <w:lang w:val="pl-PL"/>
         </w:rPr>
-        <w:t xml:space="preserve"> przetwarza zgromadzone informacje i przekazuje gotowe wykresy oraz wskaźniki KPI z powrotem do interfejsu </w:t>
-      </w:r>
-      <w:proofErr w:type="spellStart"/>
-      <w:r>
-        <w:rPr>
-          <w:lang w:val="pl-PL"/>
-        </w:rPr>
-        <w:t>void</w:t>
-      </w:r>
-      <w:proofErr w:type="spellEnd"/>
-      <w:r>
-        <w:rPr>
-          <w:lang w:val="pl-PL"/>
-        </w:rPr>
-        <w:t xml:space="preserve"> </w:t>
-      </w:r>
-      <w:proofErr w:type="spellStart"/>
-      <w:r>
-        <w:rPr>
-          <w:lang w:val="pl-PL"/>
-        </w:rPr>
-        <w:t>generujRaport</w:t>
-      </w:r>
-      <w:proofErr w:type="spellEnd"/>
-      <w:r>
-        <w:rPr>
-          <w:lang w:val="pl-PL"/>
-        </w:rPr>
-        <w:t xml:space="preserve">() </w:t>
+        <w:t xml:space="preserve"> przetwarza zgromadzone informacje i przekazuje gotowe wykresy oraz wskaźniki KPI z powrotem do interfejsu void generujRaport() </w:t>
       </w:r>
       <w:r>
         <w:rPr>
@@ -5444,35 +4902,7 @@
         <w:rPr>
           <w:lang w:val="pl-PL"/>
         </w:rPr>
-        <w:t xml:space="preserve"> inicjuje proces tworzenia ostatecznego dokumentu podsumowującego i zwraca potwierdzenie jego wygenerowania </w:t>
-      </w:r>
-      <w:proofErr w:type="spellStart"/>
-      <w:r>
-        <w:rPr>
-          <w:lang w:val="pl-PL"/>
-        </w:rPr>
-        <w:t>void</w:t>
-      </w:r>
-      <w:proofErr w:type="spellEnd"/>
-      <w:r>
-        <w:rPr>
-          <w:lang w:val="pl-PL"/>
-        </w:rPr>
-        <w:t xml:space="preserve"> </w:t>
-      </w:r>
-      <w:proofErr w:type="spellStart"/>
-      <w:r>
-        <w:rPr>
-          <w:lang w:val="pl-PL"/>
-        </w:rPr>
-        <w:t>pobierzPlik</w:t>
-      </w:r>
-      <w:proofErr w:type="spellEnd"/>
-      <w:r>
-        <w:rPr>
-          <w:lang w:val="pl-PL"/>
-        </w:rPr>
-        <w:t xml:space="preserve">() </w:t>
+        <w:t xml:space="preserve"> inicjuje proces tworzenia ostatecznego dokumentu podsumowującego i zwraca potwierdzenie jego wygenerowania void pobierzPlik() </w:t>
       </w:r>
       <w:r>
         <w:rPr>
@@ -5518,20 +4948,7 @@
           <w:lang w:val="pl-PL"/>
         </w:rPr>
         <w:tab/>
-      </w:r>
-      <w:proofErr w:type="spellStart"/>
-      <w:r>
-        <w:rPr>
-          <w:lang w:val="pl-PL"/>
-        </w:rPr>
-        <w:t>void</w:t>
-      </w:r>
-      <w:proofErr w:type="spellEnd"/>
-      <w:r>
-        <w:rPr>
-          <w:lang w:val="pl-PL"/>
-        </w:rPr>
-        <w:t xml:space="preserve"> analizuj() </w:t>
+        <w:t xml:space="preserve">void analizuj() </w:t>
       </w:r>
       <w:r>
         <w:rPr>
@@ -5550,7 +4967,7 @@
     <w:p/>
     <w:p>
       <w:pPr>
-        <w:pStyle w:val="Nagwek1"/>
+        <w:pStyle w:val="Heading1"/>
         <w:numPr>
           <w:ilvl w:val="0"/>
           <w:numId w:val="7"/>
@@ -5590,43 +5007,47 @@
         <w:rPr>
           <w:b/>
           <w:bCs/>
-          <w:lang w:val="pl-PL"/>
-        </w:rPr>
-      </w:pPr>
-      <w:r>
-        <w:rPr>
-          <w:b/>
-          <w:bCs/>
+          <w:sz w:val="26"/>
+          <w:szCs w:val="26"/>
+          <w:lang w:val="pl-PL"/>
+        </w:rPr>
+      </w:pPr>
+      <w:r>
+        <w:rPr>
+          <w:b/>
+          <w:bCs/>
+          <w:sz w:val="26"/>
+          <w:szCs w:val="26"/>
           <w:lang w:val="pl-PL"/>
         </w:rPr>
         <w:t>5.0. Diagram pakietów</w:t>
       </w:r>
-      <w:r>
-        <w:rPr>
-          <w:lang w:val="pl-PL"/>
-        </w:rPr>
-        <w:br/>
-      </w:r>
-    </w:p>
-    <w:p>
-      <w:pPr>
-        <w:rPr>
-          <w:b/>
-          <w:bCs/>
-          <w:lang w:val="pl-PL"/>
-        </w:rPr>
-      </w:pPr>
-      <w:r>
-        <w:rPr>
-          <w:b/>
-          <w:bCs/>
+    </w:p>
+    <w:p>
+      <w:pPr>
+        <w:rPr>
           <w:noProof/>
-          <w:lang w:val="pl-PL"/>
-        </w:rPr>
-        <w:pict w14:anchorId="22942681">
-          <v:rect id="_x0000_i1038" alt="" style="width:451.35pt;height:.05pt;mso-width-percent:0;mso-height-percent:0;mso-width-percent:0;mso-height-percent:0" o:hrpct="995" o:hralign="center" o:hrstd="t" o:hr="t" fillcolor="#a0a0a0" stroked="f"/>
+          <w:color w:val="000000"/>
+        </w:rPr>
+      </w:pPr>
+      <w:r>
+        <w:rPr>
+          <w:noProof/>
+          <w:color w:val="000000"/>
+        </w:rPr>
+        <w:pict w14:anchorId="1B19954C">
+          <v:rect id="_x0000_i1059" alt="" style="width:431.25pt;height:.05pt;mso-width-percent:0;mso-height-percent:0;mso-width-percent:0;mso-height-percent:0" o:hrpct="990" o:hralign="center" o:hrstd="t" o:hr="t" fillcolor="#a0a0a0" stroked="f"/>
         </w:pict>
       </w:r>
+    </w:p>
+    <w:p>
+      <w:pPr>
+        <w:rPr>
+          <w:b/>
+          <w:bCs/>
+          <w:lang w:val="pl-PL"/>
+        </w:rPr>
+      </w:pPr>
     </w:p>
     <w:p>
       <w:pPr>
@@ -5682,25 +5103,7 @@
           <w:bCs/>
           <w:lang w:val="pl-PL"/>
         </w:rPr>
-        <w:t>Warstwa logiki biznesowej (</w:t>
-      </w:r>
-      <w:proofErr w:type="spellStart"/>
-      <w:r>
-        <w:rPr>
-          <w:b/>
-          <w:bCs/>
-          <w:lang w:val="pl-PL"/>
-        </w:rPr>
-        <w:t>backend</w:t>
-      </w:r>
-      <w:proofErr w:type="spellEnd"/>
-      <w:r>
-        <w:rPr>
-          <w:b/>
-          <w:bCs/>
-          <w:lang w:val="pl-PL"/>
-        </w:rPr>
-        <w:t xml:space="preserve"> / REST API)</w:t>
+        <w:t>Warstwa logiki biznesowej (backend / REST API)</w:t>
       </w:r>
       <w:r>
         <w:rPr>
@@ -5731,35 +5134,7 @@
         <w:rPr>
           <w:lang w:val="pl-PL"/>
         </w:rPr>
-        <w:t xml:space="preserve"> - odwzorowanie obiektowo-relacyjne (wykorzystujące interfejsy </w:t>
-      </w:r>
-      <w:proofErr w:type="spellStart"/>
-      <w:r>
-        <w:rPr>
-          <w:lang w:val="pl-PL"/>
-        </w:rPr>
-        <w:t>IRead</w:t>
-      </w:r>
-      <w:proofErr w:type="spellEnd"/>
-      <w:r>
-        <w:rPr>
-          <w:lang w:val="pl-PL"/>
-        </w:rPr>
-        <w:t xml:space="preserve"> i </w:t>
-      </w:r>
-      <w:proofErr w:type="spellStart"/>
-      <w:r>
-        <w:rPr>
-          <w:lang w:val="pl-PL"/>
-        </w:rPr>
-        <w:t>IWrite</w:t>
-      </w:r>
-      <w:proofErr w:type="spellEnd"/>
-      <w:r>
-        <w:rPr>
-          <w:lang w:val="pl-PL"/>
-        </w:rPr>
-        <w:t>) izolujące logikę biznesową od konkretnej bazy danych.</w:t>
+        <w:t xml:space="preserve"> - odwzorowanie obiektowo-relacyjne (wykorzystujące interfejsy IRead i IWrite) izolujące logikę biznesową od konkretnej bazy danych.</w:t>
       </w:r>
     </w:p>
     <w:p>
@@ -5797,21 +5172,7 @@
         <w:rPr>
           <w:lang w:val="pl-PL"/>
         </w:rPr>
-        <w:t>Integracje zewnętrzne: moduł cyfrowych kart załadunkowych korzysta z zewnętrznego magazynu plików (</w:t>
-      </w:r>
-      <w:proofErr w:type="spellStart"/>
-      <w:r>
-        <w:rPr>
-          <w:lang w:val="pl-PL"/>
-        </w:rPr>
-        <w:t>MinIO</w:t>
-      </w:r>
-      <w:proofErr w:type="spellEnd"/>
-      <w:r>
-        <w:rPr>
-          <w:lang w:val="pl-PL"/>
-        </w:rPr>
-        <w:t xml:space="preserve"> / S3) do bezpiecznego zapisywania wygenerowanych dokumentów PDF, natomiast moduł analityczno-raportowy komunikuje się z zewnętrzną bramą poczty e-mail (do asynchronicznej wysyłki raportów w okresach szczytowego obciążenia). Taki podział zapewnia rozdzielenie odpowiedzialności, niezależny rozwój klientów webowego i mobilnego oraz łatwą wymianę usług zewnętrznych bez ingerencji w logikę systemu.</w:t>
+        <w:t>Integracje zewnętrzne: moduł cyfrowych kart załadunkowych korzysta z zewnętrznego magazynu plików (MinIO / S3) do bezpiecznego zapisywania wygenerowanych dokumentów PDF, natomiast moduł analityczno-raportowy komunikuje się z zewnętrzną bramą poczty e-mail (do asynchronicznej wysyłki raportów w okresach szczytowego obciążenia). Taki podział zapewnia rozdzielenie odpowiedzialności, niezależny rozwój klientów webowego i mobilnego oraz łatwą wymianę usług zewnętrznych bez ingerencji w logikę systemu.</w:t>
       </w:r>
     </w:p>
     <w:p>
@@ -5913,7 +5274,7 @@
     </w:p>
     <w:p>
       <w:pPr>
-        <w:pStyle w:val="Nagwek1"/>
+        <w:pStyle w:val="Heading1"/>
         <w:ind w:left="360"/>
         <w:rPr>
           <w:noProof/>
@@ -5925,20 +5286,11 @@
         <w:rPr>
           <w:b/>
           <w:bCs/>
-          <w:sz w:val="22"/>
-          <w:szCs w:val="22"/>
+          <w:sz w:val="26"/>
+          <w:szCs w:val="26"/>
         </w:rPr>
         <w:lastRenderedPageBreak/>
-        <w:t>5.1.</w:t>
-      </w:r>
-      <w:r>
-        <w:rPr>
-          <w:b/>
-          <w:bCs/>
-          <w:sz w:val="22"/>
-          <w:szCs w:val="22"/>
-        </w:rPr>
-        <w:t>Diagram(-y) klas</w:t>
+        <w:t>5.1.Diagram(-y) klas</w:t>
       </w:r>
       <w:r>
         <w:rPr>
@@ -5961,7 +5313,7 @@
     </w:p>
     <w:p>
       <w:pPr>
-        <w:pStyle w:val="Nagwek1"/>
+        <w:pStyle w:val="Heading1"/>
         <w:ind w:left="720"/>
         <w:rPr>
           <w:noProof/>
@@ -6045,17 +5397,20 @@
         <w:rPr>
           <w:b/>
           <w:bCs/>
-        </w:rPr>
-      </w:pPr>
-      <w:r>
-        <w:rPr>
-          <w:b/>
-          <w:bCs/>
+          <w:sz w:val="26"/>
+          <w:szCs w:val="26"/>
+        </w:rPr>
+      </w:pPr>
+      <w:r>
+        <w:rPr>
+          <w:b/>
+          <w:bCs/>
+          <w:sz w:val="26"/>
+          <w:szCs w:val="26"/>
         </w:rPr>
         <w:t> 5.2. Uporządkowany alfabetycznie wykaz wszystkich klas, zawierający:</w:t>
       </w:r>
     </w:p>
-    <w:p/>
     <w:p>
       <w:r>
         <w:rPr>
@@ -6068,8 +5423,6 @@
       </w:r>
     </w:p>
     <w:p/>
-    <w:p/>
-    <w:p/>
     <w:p>
       <w:pPr>
         <w:rPr>
@@ -6166,7 +5519,13 @@
           <w:lang w:val="pl-PL"/>
         </w:rPr>
       </w:pPr>
-      <w:proofErr w:type="spellStart"/>
+    </w:p>
+    <w:p>
+      <w:pPr>
+        <w:rPr>
+          <w:lang w:val="pl-PL"/>
+        </w:rPr>
+      </w:pPr>
       <w:r>
         <w:rPr>
           <w:b/>
@@ -6175,7 +5534,6 @@
         </w:rPr>
         <w:t>HarmonogramDokowan</w:t>
       </w:r>
-      <w:proofErr w:type="spellEnd"/>
     </w:p>
     <w:p>
       <w:pPr>
@@ -6232,33 +5590,11 @@
           <w:lang w:val="pl-PL"/>
         </w:rPr>
       </w:pPr>
-      <w:proofErr w:type="spellStart"/>
-      <w:r>
-        <w:rPr>
-          <w:lang w:val="pl-PL"/>
-        </w:rPr>
-        <w:t>godzinaPrzyjazdu</w:t>
-      </w:r>
-      <w:proofErr w:type="spellEnd"/>
-      <w:r>
-        <w:rPr>
-          <w:lang w:val="pl-PL"/>
-        </w:rPr>
-        <w:t xml:space="preserve">: </w:t>
-      </w:r>
-      <w:proofErr w:type="spellStart"/>
-      <w:r>
-        <w:rPr>
-          <w:lang w:val="pl-PL"/>
-        </w:rPr>
-        <w:t>Date</w:t>
-      </w:r>
-      <w:proofErr w:type="spellEnd"/>
-      <w:r>
-        <w:rPr>
-          <w:lang w:val="pl-PL"/>
-        </w:rPr>
-        <w:t xml:space="preserve"> </w:t>
+      <w:r>
+        <w:rPr>
+          <w:lang w:val="pl-PL"/>
+        </w:rPr>
+        <w:t xml:space="preserve">godzinaPrzyjazdu: Date </w:t>
       </w:r>
       <w:r>
         <w:rPr>
@@ -6283,33 +5619,11 @@
           <w:lang w:val="pl-PL"/>
         </w:rPr>
       </w:pPr>
-      <w:proofErr w:type="spellStart"/>
-      <w:r>
-        <w:rPr>
-          <w:lang w:val="pl-PL"/>
-        </w:rPr>
-        <w:t>godzinaOdjazdu</w:t>
-      </w:r>
-      <w:proofErr w:type="spellEnd"/>
-      <w:r>
-        <w:rPr>
-          <w:lang w:val="pl-PL"/>
-        </w:rPr>
-        <w:t xml:space="preserve">: </w:t>
-      </w:r>
-      <w:proofErr w:type="spellStart"/>
-      <w:r>
-        <w:rPr>
-          <w:lang w:val="pl-PL"/>
-        </w:rPr>
-        <w:t>Date</w:t>
-      </w:r>
-      <w:proofErr w:type="spellEnd"/>
-      <w:r>
-        <w:rPr>
-          <w:lang w:val="pl-PL"/>
-        </w:rPr>
-        <w:t xml:space="preserve"> </w:t>
+      <w:r>
+        <w:rPr>
+          <w:lang w:val="pl-PL"/>
+        </w:rPr>
+        <w:t xml:space="preserve">godzinaOdjazdu: Date </w:t>
       </w:r>
       <w:r>
         <w:rPr>
@@ -6355,7 +5669,13 @@
           <w:lang w:val="pl-PL"/>
         </w:rPr>
       </w:pPr>
-      <w:proofErr w:type="spellStart"/>
+    </w:p>
+    <w:p>
+      <w:pPr>
+        <w:rPr>
+          <w:lang w:val="pl-PL"/>
+        </w:rPr>
+      </w:pPr>
       <w:r>
         <w:rPr>
           <w:b/>
@@ -6364,7 +5684,6 @@
         </w:rPr>
         <w:t>JednostkaTransportowa</w:t>
       </w:r>
-      <w:proofErr w:type="spellEnd"/>
     </w:p>
     <w:p>
       <w:pPr>
@@ -6447,7 +5766,13 @@
           <w:lang w:val="pl-PL"/>
         </w:rPr>
       </w:pPr>
-      <w:proofErr w:type="spellStart"/>
+    </w:p>
+    <w:p>
+      <w:pPr>
+        <w:rPr>
+          <w:lang w:val="pl-PL"/>
+        </w:rPr>
+      </w:pPr>
       <w:r>
         <w:rPr>
           <w:b/>
@@ -6456,7 +5781,6 @@
         </w:rPr>
         <w:t>KartaZaladunkowa</w:t>
       </w:r>
-      <w:proofErr w:type="spellEnd"/>
     </w:p>
     <w:p>
       <w:pPr>
@@ -6512,19 +5836,11 @@
           <w:lang w:val="pl-PL"/>
         </w:rPr>
       </w:pPr>
-      <w:proofErr w:type="spellStart"/>
-      <w:r>
-        <w:rPr>
-          <w:lang w:val="pl-PL"/>
-        </w:rPr>
-        <w:t>daneLadunku</w:t>
-      </w:r>
-      <w:proofErr w:type="spellEnd"/>
-      <w:r>
-        <w:rPr>
-          <w:lang w:val="pl-PL"/>
-        </w:rPr>
-        <w:t xml:space="preserve">: String </w:t>
+      <w:r>
+        <w:rPr>
+          <w:lang w:val="pl-PL"/>
+        </w:rPr>
+        <w:t xml:space="preserve">daneLadunku: String </w:t>
       </w:r>
       <w:r>
         <w:rPr>
@@ -6665,33 +5981,11 @@
           <w:lang w:val="pl-PL"/>
         </w:rPr>
       </w:pPr>
-      <w:proofErr w:type="spellStart"/>
-      <w:r>
-        <w:rPr>
-          <w:lang w:val="pl-PL"/>
-        </w:rPr>
-        <w:t>potwierdzStatus</w:t>
-      </w:r>
-      <w:proofErr w:type="spellEnd"/>
-      <w:r>
-        <w:rPr>
-          <w:lang w:val="pl-PL"/>
-        </w:rPr>
-        <w:t xml:space="preserve">(karta: </w:t>
-      </w:r>
-      <w:proofErr w:type="spellStart"/>
-      <w:r>
-        <w:rPr>
-          <w:lang w:val="pl-PL"/>
-        </w:rPr>
-        <w:t>KartaZaladunkowa</w:t>
-      </w:r>
-      <w:proofErr w:type="spellEnd"/>
-      <w:r>
-        <w:rPr>
-          <w:lang w:val="pl-PL"/>
-        </w:rPr>
-        <w:t xml:space="preserve">) </w:t>
+      <w:r>
+        <w:rPr>
+          <w:lang w:val="pl-PL"/>
+        </w:rPr>
+        <w:t xml:space="preserve">potwierdzStatus(karta: KartaZaladunkowa) </w:t>
       </w:r>
       <w:r>
         <w:rPr>
@@ -6705,6 +5999,13 @@
         </w:rPr>
         <w:t xml:space="preserve"> cyfrowe potwierdzenie operacji lub zmiany statusu ładunku.</w:t>
       </w:r>
+    </w:p>
+    <w:p>
+      <w:pPr>
+        <w:rPr>
+          <w:lang w:val="pl-PL"/>
+        </w:rPr>
+      </w:pPr>
     </w:p>
     <w:p>
       <w:pPr>
@@ -6800,19 +6101,11 @@
           <w:lang w:val="pl-PL"/>
         </w:rPr>
       </w:pPr>
-      <w:proofErr w:type="spellStart"/>
-      <w:r>
-        <w:rPr>
-          <w:lang w:val="pl-PL"/>
-        </w:rPr>
-        <w:t>zglosTransport</w:t>
-      </w:r>
-      <w:proofErr w:type="spellEnd"/>
-      <w:r>
-        <w:rPr>
-          <w:lang w:val="pl-PL"/>
-        </w:rPr>
-        <w:t xml:space="preserve">() </w:t>
+      <w:r>
+        <w:rPr>
+          <w:lang w:val="pl-PL"/>
+        </w:rPr>
+        <w:t xml:space="preserve">zglosTransport() </w:t>
       </w:r>
       <w:r>
         <w:rPr>
@@ -6837,19 +6130,11 @@
           <w:lang w:val="pl-PL"/>
         </w:rPr>
       </w:pPr>
-      <w:proofErr w:type="spellStart"/>
-      <w:r>
-        <w:rPr>
-          <w:lang w:val="pl-PL"/>
-        </w:rPr>
-        <w:t>sledzTowaryOnline</w:t>
-      </w:r>
-      <w:proofErr w:type="spellEnd"/>
-      <w:r>
-        <w:rPr>
-          <w:lang w:val="pl-PL"/>
-        </w:rPr>
-        <w:t xml:space="preserve">() </w:t>
+      <w:r>
+        <w:rPr>
+          <w:lang w:val="pl-PL"/>
+        </w:rPr>
+        <w:t xml:space="preserve">sledzTowaryOnline() </w:t>
       </w:r>
       <w:r>
         <w:rPr>
@@ -6870,7 +6155,13 @@
           <w:lang w:val="pl-PL"/>
         </w:rPr>
       </w:pPr>
-      <w:proofErr w:type="spellStart"/>
+    </w:p>
+    <w:p>
+      <w:pPr>
+        <w:rPr>
+          <w:lang w:val="pl-PL"/>
+        </w:rPr>
+      </w:pPr>
       <w:r>
         <w:rPr>
           <w:b/>
@@ -6879,7 +6170,6 @@
         </w:rPr>
         <w:t>KoordynatorPortu</w:t>
       </w:r>
-      <w:proofErr w:type="spellEnd"/>
     </w:p>
     <w:p>
       <w:pPr>
@@ -6960,19 +6250,11 @@
           <w:lang w:val="pl-PL"/>
         </w:rPr>
       </w:pPr>
-      <w:proofErr w:type="spellStart"/>
-      <w:r>
-        <w:rPr>
-          <w:lang w:val="pl-PL"/>
-        </w:rPr>
-        <w:t>nadzorujProces</w:t>
-      </w:r>
-      <w:proofErr w:type="spellEnd"/>
-      <w:r>
-        <w:rPr>
-          <w:lang w:val="pl-PL"/>
-        </w:rPr>
-        <w:t xml:space="preserve">() </w:t>
+      <w:r>
+        <w:rPr>
+          <w:lang w:val="pl-PL"/>
+        </w:rPr>
+        <w:t xml:space="preserve">nadzorujProces() </w:t>
       </w:r>
       <w:r>
         <w:rPr>
@@ -6997,19 +6279,12 @@
           <w:lang w:val="pl-PL"/>
         </w:rPr>
       </w:pPr>
-      <w:proofErr w:type="spellStart"/>
-      <w:r>
-        <w:rPr>
-          <w:lang w:val="pl-PL"/>
-        </w:rPr>
-        <w:t>podgladStatusu</w:t>
-      </w:r>
-      <w:proofErr w:type="spellEnd"/>
-      <w:r>
-        <w:rPr>
-          <w:lang w:val="pl-PL"/>
-        </w:rPr>
-        <w:t xml:space="preserve">() </w:t>
+      <w:r>
+        <w:rPr>
+          <w:lang w:val="pl-PL"/>
+        </w:rPr>
+        <w:lastRenderedPageBreak/>
+        <w:t xml:space="preserve">podgladStatusu() </w:t>
       </w:r>
       <w:r>
         <w:rPr>
@@ -7030,7 +6305,13 @@
           <w:lang w:val="pl-PL"/>
         </w:rPr>
       </w:pPr>
-      <w:proofErr w:type="spellStart"/>
+    </w:p>
+    <w:p>
+      <w:pPr>
+        <w:rPr>
+          <w:lang w:val="pl-PL"/>
+        </w:rPr>
+      </w:pPr>
       <w:r>
         <w:rPr>
           <w:b/>
@@ -7039,7 +6320,6 @@
         </w:rPr>
         <w:t>Ladunek</w:t>
       </w:r>
-      <w:proofErr w:type="spellEnd"/>
     </w:p>
     <w:p>
       <w:pPr>
@@ -7082,7 +6362,6 @@
           <w:bCs/>
           <w:lang w:val="pl-PL"/>
         </w:rPr>
-        <w:lastRenderedPageBreak/>
         <w:t>Atrybuty:</w:t>
       </w:r>
     </w:p>
@@ -7096,19 +6375,11 @@
           <w:lang w:val="pl-PL"/>
         </w:rPr>
       </w:pPr>
-      <w:proofErr w:type="spellStart"/>
-      <w:r>
-        <w:rPr>
-          <w:lang w:val="pl-PL"/>
-        </w:rPr>
-        <w:t>numerSeryjny</w:t>
-      </w:r>
-      <w:proofErr w:type="spellEnd"/>
-      <w:r>
-        <w:rPr>
-          <w:lang w:val="pl-PL"/>
-        </w:rPr>
-        <w:t xml:space="preserve">: String </w:t>
+      <w:r>
+        <w:rPr>
+          <w:lang w:val="pl-PL"/>
+        </w:rPr>
+        <w:t xml:space="preserve">numerSeryjny: String </w:t>
       </w:r>
       <w:r>
         <w:rPr>
@@ -7133,19 +6404,11 @@
           <w:lang w:val="pl-PL"/>
         </w:rPr>
       </w:pPr>
-      <w:proofErr w:type="spellStart"/>
-      <w:r>
-        <w:rPr>
-          <w:lang w:val="pl-PL"/>
-        </w:rPr>
-        <w:t>rodzajZawartosci</w:t>
-      </w:r>
-      <w:proofErr w:type="spellEnd"/>
-      <w:r>
-        <w:rPr>
-          <w:lang w:val="pl-PL"/>
-        </w:rPr>
-        <w:t xml:space="preserve">: String </w:t>
+      <w:r>
+        <w:rPr>
+          <w:lang w:val="pl-PL"/>
+        </w:rPr>
+        <w:t xml:space="preserve">rodzajZawartosci: String </w:t>
       </w:r>
       <w:r>
         <w:rPr>
@@ -7174,35 +6437,7 @@
         <w:rPr>
           <w:lang w:val="pl-PL"/>
         </w:rPr>
-        <w:t>kategoria: String - kategoria ładunku (</w:t>
-      </w:r>
-      <w:proofErr w:type="spellStart"/>
-      <w:r>
-        <w:rPr>
-          <w:lang w:val="pl-PL"/>
-        </w:rPr>
-        <w:t>np.drobnica</w:t>
-      </w:r>
-      <w:proofErr w:type="spellEnd"/>
-      <w:r>
-        <w:rPr>
-          <w:lang w:val="pl-PL"/>
-        </w:rPr>
-        <w:t xml:space="preserve"> </w:t>
-      </w:r>
-      <w:proofErr w:type="spellStart"/>
-      <w:r>
-        <w:rPr>
-          <w:lang w:val="pl-PL"/>
-        </w:rPr>
-        <w:t>itp</w:t>
-      </w:r>
-      <w:proofErr w:type="spellEnd"/>
-      <w:r>
-        <w:rPr>
-          <w:lang w:val="pl-PL"/>
-        </w:rPr>
-        <w:t>).</w:t>
+        <w:t>kategoria: String - kategoria ładunku (np.drobnica itp).</w:t>
       </w:r>
     </w:p>
     <w:p>
@@ -7219,21 +6454,7 @@
         <w:rPr>
           <w:lang w:val="pl-PL"/>
         </w:rPr>
-        <w:t xml:space="preserve">waga: </w:t>
-      </w:r>
-      <w:proofErr w:type="spellStart"/>
-      <w:r>
-        <w:rPr>
-          <w:lang w:val="pl-PL"/>
-        </w:rPr>
-        <w:t>Float</w:t>
-      </w:r>
-      <w:proofErr w:type="spellEnd"/>
-      <w:r>
-        <w:rPr>
-          <w:lang w:val="pl-PL"/>
-        </w:rPr>
-        <w:t xml:space="preserve"> </w:t>
+        <w:t xml:space="preserve">waga: Float </w:t>
       </w:r>
       <w:r>
         <w:rPr>
@@ -7287,19 +6508,11 @@
           <w:lang w:val="pl-PL"/>
         </w:rPr>
       </w:pPr>
-      <w:proofErr w:type="spellStart"/>
-      <w:r>
-        <w:rPr>
-          <w:lang w:val="pl-PL"/>
-        </w:rPr>
-        <w:t>danePrzewoznika</w:t>
-      </w:r>
-      <w:proofErr w:type="spellEnd"/>
-      <w:r>
-        <w:rPr>
-          <w:lang w:val="pl-PL"/>
-        </w:rPr>
-        <w:t xml:space="preserve">: String </w:t>
+      <w:r>
+        <w:rPr>
+          <w:lang w:val="pl-PL"/>
+        </w:rPr>
+        <w:t xml:space="preserve">danePrzewoznika: String </w:t>
       </w:r>
       <w:r>
         <w:rPr>
@@ -7324,19 +6537,11 @@
           <w:lang w:val="pl-PL"/>
         </w:rPr>
       </w:pPr>
-      <w:proofErr w:type="spellStart"/>
-      <w:r>
-        <w:rPr>
-          <w:lang w:val="pl-PL"/>
-        </w:rPr>
-        <w:t>miejsceDocelowe</w:t>
-      </w:r>
-      <w:proofErr w:type="spellEnd"/>
-      <w:r>
-        <w:rPr>
-          <w:lang w:val="pl-PL"/>
-        </w:rPr>
-        <w:t xml:space="preserve">: String </w:t>
+      <w:r>
+        <w:rPr>
+          <w:lang w:val="pl-PL"/>
+        </w:rPr>
+        <w:t xml:space="preserve">miejsceDocelowe: String </w:t>
       </w:r>
       <w:r>
         <w:rPr>
@@ -7402,30 +6607,22 @@
         <w:rPr>
           <w:lang w:val="pl-PL"/>
         </w:rPr>
-        <w:t xml:space="preserve"> (Brak </w:t>
-      </w:r>
-      <w:proofErr w:type="spellStart"/>
-      <w:r>
-        <w:rPr>
-          <w:lang w:val="pl-PL"/>
-        </w:rPr>
-        <w:t>zidentyfikowanych,klasa</w:t>
-      </w:r>
-      <w:proofErr w:type="spellEnd"/>
-      <w:r>
-        <w:rPr>
-          <w:lang w:val="pl-PL"/>
-        </w:rPr>
-        <w:t xml:space="preserve"> pełni głównie rolę nośnika danych)</w:t>
-      </w:r>
-    </w:p>
-    <w:p>
-      <w:pPr>
-        <w:rPr>
-          <w:lang w:val="pl-PL"/>
-        </w:rPr>
-      </w:pPr>
-      <w:proofErr w:type="spellStart"/>
+        <w:t xml:space="preserve"> (Brak zidentyfikowanych,klasa pełni głównie rolę nośnika danych)</w:t>
+      </w:r>
+    </w:p>
+    <w:p>
+      <w:pPr>
+        <w:rPr>
+          <w:lang w:val="pl-PL"/>
+        </w:rPr>
+      </w:pPr>
+    </w:p>
+    <w:p>
+      <w:pPr>
+        <w:rPr>
+          <w:lang w:val="pl-PL"/>
+        </w:rPr>
+      </w:pPr>
       <w:r>
         <w:rPr>
           <w:b/>
@@ -7434,7 +6631,6 @@
         </w:rPr>
         <w:t>ModulAnalityczny</w:t>
       </w:r>
-      <w:proofErr w:type="spellEnd"/>
     </w:p>
     <w:p>
       <w:pPr>
@@ -7515,19 +6711,11 @@
           <w:lang w:val="pl-PL"/>
         </w:rPr>
       </w:pPr>
-      <w:proofErr w:type="spellStart"/>
-      <w:r>
-        <w:rPr>
-          <w:lang w:val="pl-PL"/>
-        </w:rPr>
-        <w:t>zbierajDane</w:t>
-      </w:r>
-      <w:proofErr w:type="spellEnd"/>
-      <w:r>
-        <w:rPr>
-          <w:lang w:val="pl-PL"/>
-        </w:rPr>
-        <w:t xml:space="preserve">() </w:t>
+      <w:r>
+        <w:rPr>
+          <w:lang w:val="pl-PL"/>
+        </w:rPr>
+        <w:t xml:space="preserve">zbierajDane() </w:t>
       </w:r>
       <w:r>
         <w:rPr>
@@ -7552,19 +6740,11 @@
           <w:lang w:val="pl-PL"/>
         </w:rPr>
       </w:pPr>
-      <w:proofErr w:type="spellStart"/>
-      <w:r>
-        <w:rPr>
-          <w:lang w:val="pl-PL"/>
-        </w:rPr>
-        <w:t>generujRaporty</w:t>
-      </w:r>
-      <w:proofErr w:type="spellEnd"/>
-      <w:r>
-        <w:rPr>
-          <w:lang w:val="pl-PL"/>
-        </w:rPr>
-        <w:t xml:space="preserve">() </w:t>
+      <w:r>
+        <w:rPr>
+          <w:lang w:val="pl-PL"/>
+        </w:rPr>
+        <w:t xml:space="preserve">generujRaporty() </w:t>
       </w:r>
       <w:r>
         <w:rPr>
@@ -7589,19 +6769,11 @@
           <w:lang w:val="pl-PL"/>
         </w:rPr>
       </w:pPr>
-      <w:proofErr w:type="spellStart"/>
-      <w:r>
-        <w:rPr>
-          <w:lang w:val="pl-PL"/>
-        </w:rPr>
-        <w:t>generujStatystyki</w:t>
-      </w:r>
-      <w:proofErr w:type="spellEnd"/>
-      <w:r>
-        <w:rPr>
-          <w:lang w:val="pl-PL"/>
-        </w:rPr>
-        <w:t xml:space="preserve">() </w:t>
+      <w:r>
+        <w:rPr>
+          <w:lang w:val="pl-PL"/>
+        </w:rPr>
+        <w:t xml:space="preserve">generujStatystyki() </w:t>
       </w:r>
       <w:r>
         <w:rPr>
@@ -7622,7 +6794,6 @@
           <w:lang w:val="pl-PL"/>
         </w:rPr>
       </w:pPr>
-      <w:proofErr w:type="spellStart"/>
       <w:r>
         <w:rPr>
           <w:b/>
@@ -7631,7 +6802,6 @@
         </w:rPr>
         <w:t>ObszarMagazynowy</w:t>
       </w:r>
-      <w:proofErr w:type="spellEnd"/>
     </w:p>
     <w:p>
       <w:pPr>
@@ -7714,6 +6884,13 @@
           <w:lang w:val="pl-PL"/>
         </w:rPr>
       </w:pPr>
+    </w:p>
+    <w:p>
+      <w:pPr>
+        <w:rPr>
+          <w:lang w:val="pl-PL"/>
+        </w:rPr>
+      </w:pPr>
       <w:r>
         <w:rPr>
           <w:b/>
@@ -7802,19 +6979,11 @@
           <w:lang w:val="pl-PL"/>
         </w:rPr>
       </w:pPr>
-      <w:proofErr w:type="spellStart"/>
-      <w:r>
-        <w:rPr>
-          <w:lang w:val="pl-PL"/>
-        </w:rPr>
-        <w:t>rejestrujLadunek</w:t>
-      </w:r>
-      <w:proofErr w:type="spellEnd"/>
-      <w:r>
-        <w:rPr>
-          <w:lang w:val="pl-PL"/>
-        </w:rPr>
-        <w:t xml:space="preserve">() </w:t>
+      <w:r>
+        <w:rPr>
+          <w:lang w:val="pl-PL"/>
+        </w:rPr>
+        <w:t xml:space="preserve">rejestrujLadunek() </w:t>
       </w:r>
       <w:r>
         <w:rPr>
@@ -7828,6 +6997,13 @@
         </w:rPr>
         <w:t xml:space="preserve"> akcja polegająca na wpisaniu parametrów i wymagań technicznych ładunku do bazy.</w:t>
       </w:r>
+    </w:p>
+    <w:p>
+      <w:pPr>
+        <w:rPr>
+          <w:lang w:val="pl-PL"/>
+        </w:rPr>
+      </w:pPr>
     </w:p>
     <w:p>
       <w:pPr>
@@ -7923,19 +7099,11 @@
           <w:lang w:val="pl-PL"/>
         </w:rPr>
       </w:pPr>
-      <w:proofErr w:type="spellStart"/>
-      <w:r>
-        <w:rPr>
-          <w:lang w:val="pl-PL"/>
-        </w:rPr>
-        <w:t>planujOperacje</w:t>
-      </w:r>
-      <w:proofErr w:type="spellEnd"/>
-      <w:r>
-        <w:rPr>
-          <w:lang w:val="pl-PL"/>
-        </w:rPr>
-        <w:t xml:space="preserve">() </w:t>
+      <w:r>
+        <w:rPr>
+          <w:lang w:val="pl-PL"/>
+        </w:rPr>
+        <w:t xml:space="preserve">planujOperacje() </w:t>
       </w:r>
       <w:r>
         <w:rPr>
@@ -7960,19 +7128,11 @@
           <w:lang w:val="pl-PL"/>
         </w:rPr>
       </w:pPr>
-      <w:proofErr w:type="spellStart"/>
-      <w:r>
-        <w:rPr>
-          <w:lang w:val="pl-PL"/>
-        </w:rPr>
-        <w:t>monitorujOperacje</w:t>
-      </w:r>
-      <w:proofErr w:type="spellEnd"/>
-      <w:r>
-        <w:rPr>
-          <w:lang w:val="pl-PL"/>
-        </w:rPr>
-        <w:t xml:space="preserve">() </w:t>
+      <w:r>
+        <w:rPr>
+          <w:lang w:val="pl-PL"/>
+        </w:rPr>
+        <w:t xml:space="preserve">monitorujOperacje() </w:t>
       </w:r>
       <w:r>
         <w:rPr>
@@ -7997,19 +7157,12 @@
           <w:lang w:val="pl-PL"/>
         </w:rPr>
       </w:pPr>
-      <w:proofErr w:type="spellStart"/>
-      <w:r>
-        <w:rPr>
-          <w:lang w:val="pl-PL"/>
-        </w:rPr>
-        <w:t>przydzielDoki</w:t>
-      </w:r>
-      <w:proofErr w:type="spellEnd"/>
-      <w:r>
-        <w:rPr>
-          <w:lang w:val="pl-PL"/>
-        </w:rPr>
-        <w:t xml:space="preserve">() </w:t>
+      <w:r>
+        <w:rPr>
+          <w:lang w:val="pl-PL"/>
+        </w:rPr>
+        <w:lastRenderedPageBreak/>
+        <w:t xml:space="preserve">przydzielDoki() </w:t>
       </w:r>
       <w:r>
         <w:rPr>
@@ -8034,19 +7187,11 @@
           <w:lang w:val="pl-PL"/>
         </w:rPr>
       </w:pPr>
-      <w:proofErr w:type="spellStart"/>
-      <w:r>
-        <w:rPr>
-          <w:lang w:val="pl-PL"/>
-        </w:rPr>
-        <w:t>przydzielObszary</w:t>
-      </w:r>
-      <w:proofErr w:type="spellEnd"/>
-      <w:r>
-        <w:rPr>
-          <w:lang w:val="pl-PL"/>
-        </w:rPr>
-        <w:t xml:space="preserve">() </w:t>
+      <w:r>
+        <w:rPr>
+          <w:lang w:val="pl-PL"/>
+        </w:rPr>
+        <w:t xml:space="preserve">przydzielObszary() </w:t>
       </w:r>
       <w:r>
         <w:rPr>
@@ -8071,19 +7216,11 @@
           <w:lang w:val="pl-PL"/>
         </w:rPr>
       </w:pPr>
-      <w:proofErr w:type="spellStart"/>
-      <w:r>
-        <w:rPr>
-          <w:lang w:val="pl-PL"/>
-        </w:rPr>
-        <w:t>przydzielUrzadzenia</w:t>
-      </w:r>
-      <w:proofErr w:type="spellEnd"/>
-      <w:r>
-        <w:rPr>
-          <w:lang w:val="pl-PL"/>
-        </w:rPr>
-        <w:t xml:space="preserve">() </w:t>
+      <w:r>
+        <w:rPr>
+          <w:lang w:val="pl-PL"/>
+        </w:rPr>
+        <w:t xml:space="preserve">przydzielUrzadzenia() </w:t>
       </w:r>
       <w:r>
         <w:rPr>
@@ -8108,19 +7245,11 @@
           <w:lang w:val="pl-PL"/>
         </w:rPr>
       </w:pPr>
-      <w:proofErr w:type="spellStart"/>
-      <w:r>
-        <w:rPr>
-          <w:lang w:val="pl-PL"/>
-        </w:rPr>
-        <w:t>generujKarteZaladunkowa</w:t>
-      </w:r>
-      <w:proofErr w:type="spellEnd"/>
-      <w:r>
-        <w:rPr>
-          <w:lang w:val="pl-PL"/>
-        </w:rPr>
-        <w:t xml:space="preserve">() </w:t>
+      <w:r>
+        <w:rPr>
+          <w:lang w:val="pl-PL"/>
+        </w:rPr>
+        <w:t xml:space="preserve">generujKarteZaladunkowa() </w:t>
       </w:r>
       <w:r>
         <w:rPr>
@@ -8141,7 +7270,13 @@
           <w:lang w:val="pl-PL"/>
         </w:rPr>
       </w:pPr>
-      <w:proofErr w:type="spellStart"/>
+    </w:p>
+    <w:p>
+      <w:pPr>
+        <w:rPr>
+          <w:lang w:val="pl-PL"/>
+        </w:rPr>
+      </w:pPr>
       <w:r>
         <w:rPr>
           <w:b/>
@@ -8150,7 +7285,6 @@
         </w:rPr>
         <w:t>UrzadzeniePrzeladunkowe</w:t>
       </w:r>
-      <w:proofErr w:type="spellEnd"/>
     </w:p>
     <w:p>
       <w:pPr>
@@ -8193,7 +7327,6 @@
           <w:bCs/>
           <w:lang w:val="pl-PL"/>
         </w:rPr>
-        <w:lastRenderedPageBreak/>
         <w:t>Atrybuty:</w:t>
       </w:r>
       <w:r>
@@ -8234,7 +7367,13 @@
           <w:lang w:val="pl-PL"/>
         </w:rPr>
       </w:pPr>
-      <w:proofErr w:type="spellStart"/>
+    </w:p>
+    <w:p>
+      <w:pPr>
+        <w:rPr>
+          <w:lang w:val="pl-PL"/>
+        </w:rPr>
+      </w:pPr>
       <w:r>
         <w:rPr>
           <w:b/>
@@ -8243,7 +7382,6 @@
         </w:rPr>
         <w:t>Zarzad</w:t>
       </w:r>
-      <w:proofErr w:type="spellEnd"/>
     </w:p>
     <w:p>
       <w:pPr>
@@ -8345,31 +7483,14 @@
     </w:p>
     <w:p>
       <w:pPr>
-        <w:ind w:left="720"/>
-        <w:rPr>
-          <w:lang w:val="pl-PL"/>
-        </w:rPr>
-      </w:pPr>
-    </w:p>
-    <w:p>
-      <w:pPr>
-        <w:ind w:left="720"/>
-        <w:rPr>
-          <w:lang w:val="pl-PL"/>
-        </w:rPr>
-      </w:pPr>
-    </w:p>
-    <w:p>
-      <w:pPr>
-        <w:ind w:left="720"/>
-        <w:rPr>
-          <w:lang w:val="pl-PL"/>
-        </w:rPr>
-      </w:pPr>
-    </w:p>
-    <w:p>
-      <w:pPr>
-        <w:pStyle w:val="Nagwek1"/>
+        <w:rPr>
+          <w:lang w:val="pl-PL"/>
+        </w:rPr>
+      </w:pPr>
+    </w:p>
+    <w:p>
+      <w:pPr>
+        <w:pStyle w:val="Heading1"/>
         <w:ind w:left="360"/>
         <w:rPr>
           <w:noProof/>
@@ -8381,49 +7502,31 @@
         <w:rPr>
           <w:b/>
           <w:bCs/>
-          <w:sz w:val="22"/>
-          <w:szCs w:val="22"/>
-        </w:rPr>
+          <w:sz w:val="26"/>
+          <w:szCs w:val="26"/>
+        </w:rPr>
+        <w:lastRenderedPageBreak/>
         <w:t>5.3.</w:t>
       </w:r>
       <w:r>
         <w:rPr>
           <w:b/>
           <w:bCs/>
-          <w:sz w:val="22"/>
-          <w:szCs w:val="22"/>
-        </w:rPr>
-        <w:t xml:space="preserve">Diagram(-y) </w:t>
-      </w:r>
-      <w:r>
-        <w:rPr>
-          <w:b/>
-          <w:bCs/>
-          <w:sz w:val="22"/>
-          <w:szCs w:val="22"/>
-        </w:rPr>
-        <w:t>stanów</w:t>
-      </w:r>
-      <w:r>
-        <w:rPr>
-          <w:sz w:val="22"/>
-          <w:szCs w:val="22"/>
-        </w:rPr>
-        <w:br/>
-      </w:r>
-      <w:r>
-        <w:rPr>
-          <w:noProof/>
-          <w:color w:val="000000"/>
-          <w:sz w:val="22"/>
-          <w:szCs w:val="22"/>
-        </w:rPr>
-        <w:pict w14:anchorId="49C318C1">
-          <v:rect id="_x0000_i1041" alt="" style="width:431.25pt;height:.05pt;mso-width-percent:0;mso-height-percent:0;mso-width-percent:0;mso-height-percent:0" o:hrpct="990" o:hralign="center" o:hrstd="t" o:hr="t" fillcolor="#a0a0a0" stroked="f"/>
-        </w:pict>
-      </w:r>
-    </w:p>
-    <w:p/>
+          <w:sz w:val="26"/>
+          <w:szCs w:val="26"/>
+        </w:rPr>
+        <w:t xml:space="preserve"> </w:t>
+      </w:r>
+      <w:r>
+        <w:rPr>
+          <w:b/>
+          <w:bCs/>
+          <w:sz w:val="26"/>
+          <w:szCs w:val="26"/>
+        </w:rPr>
+        <w:t>Diagram(-y) stanów</w:t>
+      </w:r>
+    </w:p>
     <w:p>
       <w:r>
         <w:rPr>
@@ -8562,7 +7665,6 @@
         <w:rPr>
           <w:lang w:val="pl-PL"/>
         </w:rPr>
-        <w:lastRenderedPageBreak/>
         <w:t>Nowy wniosek transportowy - stan początkowy obiektu, w którym informacje o planowanym przewozie zostały wprowadzone przez Kontrahenta za pomocą portalu zewnętrznego, lecz nie zostały jeszcze formalnie przetworzone przez pracowników portu.</w:t>
       </w:r>
     </w:p>
@@ -8597,35 +7699,7 @@
         <w:rPr>
           <w:lang w:val="pl-PL"/>
         </w:rPr>
-        <w:t xml:space="preserve">Ładunek zaplanowany - obiekt logistyczny został pomyślnie przypisany do konkretnego okna czasowego w strukturze </w:t>
-      </w:r>
-      <w:proofErr w:type="spellStart"/>
-      <w:r>
-        <w:rPr>
-          <w:lang w:val="pl-PL"/>
-        </w:rPr>
-        <w:t>HarmonogramDokowan</w:t>
-      </w:r>
-      <w:proofErr w:type="spellEnd"/>
-      <w:r>
-        <w:rPr>
-          <w:lang w:val="pl-PL"/>
-        </w:rPr>
-        <w:t xml:space="preserve"> oraz powiązany z fizycznym stanowiskiem obsługi (</w:t>
-      </w:r>
-      <w:proofErr w:type="spellStart"/>
-      <w:r>
-        <w:rPr>
-          <w:lang w:val="pl-PL"/>
-        </w:rPr>
-        <w:t>Dokem</w:t>
-      </w:r>
-      <w:proofErr w:type="spellEnd"/>
-      <w:r>
-        <w:rPr>
-          <w:lang w:val="pl-PL"/>
-        </w:rPr>
-        <w:t>).</w:t>
+        <w:t>Ładunek zaplanowany - obiekt logistyczny został pomyślnie przypisany do konkretnego okna czasowego w strukturze HarmonogramDokowan oraz powiązany z fizycznym stanowiskiem obsługi (Dokem).</w:t>
       </w:r>
     </w:p>
     <w:p>
@@ -8693,6 +7767,7 @@
         <w:rPr>
           <w:lang w:val="pl-PL"/>
         </w:rPr>
+        <w:lastRenderedPageBreak/>
         <w:t>Towar załadowywany - proces umieszczania ładunku na docelowy środek transportu.</w:t>
       </w:r>
     </w:p>
@@ -8733,6 +7808,13 @@
     <w:p>
       <w:pPr>
         <w:rPr>
+          <w:lang w:val="pl-PL"/>
+        </w:rPr>
+      </w:pPr>
+    </w:p>
+    <w:p>
+      <w:pPr>
+        <w:rPr>
           <w:b/>
           <w:bCs/>
           <w:lang w:val="pl-PL"/>
@@ -8761,21 +7843,7 @@
         <w:rPr>
           <w:lang w:val="pl-PL"/>
         </w:rPr>
-        <w:t xml:space="preserve">zgłoszenie transportu / </w:t>
-      </w:r>
-      <w:proofErr w:type="spellStart"/>
-      <w:r>
-        <w:rPr>
-          <w:lang w:val="pl-PL"/>
-        </w:rPr>
-        <w:t>zglosTransport</w:t>
-      </w:r>
-      <w:proofErr w:type="spellEnd"/>
-      <w:r>
-        <w:rPr>
-          <w:lang w:val="pl-PL"/>
-        </w:rPr>
-        <w:t>() - przejście wyzwalane akcją Kontrahenta, powodujące utworzenie instancji klasy i wejście w stan oczekiwania na weryfikację.</w:t>
+        <w:t>zgłoszenie transportu / zglosTransport() - przejście wyzwalane akcją Kontrahenta, powodujące utworzenie instancji klasy i wejście w stan oczekiwania na weryfikację.</w:t>
       </w:r>
     </w:p>
     <w:p>
@@ -8792,21 +7860,7 @@
         <w:rPr>
           <w:lang w:val="pl-PL"/>
         </w:rPr>
-        <w:t xml:space="preserve">weryfikacja danych / </w:t>
-      </w:r>
-      <w:proofErr w:type="spellStart"/>
-      <w:r>
-        <w:rPr>
-          <w:lang w:val="pl-PL"/>
-        </w:rPr>
-        <w:t>rejestrujLadunek</w:t>
-      </w:r>
-      <w:proofErr w:type="spellEnd"/>
-      <w:r>
-        <w:rPr>
-          <w:lang w:val="pl-PL"/>
-        </w:rPr>
-        <w:t>() - autoryzacja zgłoszenia przez Operatora, przenosząca obiekt do stanów oficjalnie rejestrowanych.</w:t>
+        <w:t>weryfikacja danych / rejestrujLadunek() - autoryzacja zgłoszenia przez Operatora, przenosząca obiekt do stanów oficjalnie rejestrowanych.</w:t>
       </w:r>
     </w:p>
     <w:p>
@@ -8823,21 +7877,7 @@
         <w:rPr>
           <w:lang w:val="pl-PL"/>
         </w:rPr>
-        <w:t xml:space="preserve">ustalenie grafiku / </w:t>
-      </w:r>
-      <w:proofErr w:type="spellStart"/>
-      <w:r>
-        <w:rPr>
-          <w:lang w:val="pl-PL"/>
-        </w:rPr>
-        <w:t>planujOperacje</w:t>
-      </w:r>
-      <w:proofErr w:type="spellEnd"/>
-      <w:r>
-        <w:rPr>
-          <w:lang w:val="pl-PL"/>
-        </w:rPr>
-        <w:t>() - systemowa, automatyczna alokacja czasu operacyjnego dla ładunku.</w:t>
+        <w:t>ustalenie grafiku / planujOperacje() - systemowa, automatyczna alokacja czasu operacyjnego dla ładunku.</w:t>
       </w:r>
     </w:p>
     <w:p>
@@ -8854,21 +7894,7 @@
         <w:rPr>
           <w:lang w:val="pl-PL"/>
         </w:rPr>
-        <w:t xml:space="preserve">rozpoczęcie obsługi / </w:t>
-      </w:r>
-      <w:proofErr w:type="spellStart"/>
-      <w:r>
-        <w:rPr>
-          <w:lang w:val="pl-PL"/>
-        </w:rPr>
-        <w:t>monitorujOperacje</w:t>
-      </w:r>
-      <w:proofErr w:type="spellEnd"/>
-      <w:r>
-        <w:rPr>
-          <w:lang w:val="pl-PL"/>
-        </w:rPr>
-        <w:t>() - wejście w fazę realizacji fizycznej, inicjowane w momencie wykrycia obecności transportu przy doku.</w:t>
+        <w:t>rozpoczęcie obsługi / monitorujOperacje() - wejście w fazę realizacji fizycznej, inicjowane w momencie wykrycia obecności transportu przy doku.</w:t>
       </w:r>
     </w:p>
     <w:p>
@@ -8885,21 +7911,7 @@
         <w:rPr>
           <w:lang w:val="pl-PL"/>
         </w:rPr>
-        <w:t xml:space="preserve">przydzielenie miejsca / </w:t>
-      </w:r>
-      <w:proofErr w:type="spellStart"/>
-      <w:r>
-        <w:rPr>
-          <w:lang w:val="pl-PL"/>
-        </w:rPr>
-        <w:t>przydzielObszary</w:t>
-      </w:r>
-      <w:proofErr w:type="spellEnd"/>
-      <w:r>
-        <w:rPr>
-          <w:lang w:val="pl-PL"/>
-        </w:rPr>
-        <w:t>() - wewnętrzne przejście logiczne, wywoływane po zakończeniu wyładunku w celu relokacji towaru do strefy składowania.</w:t>
+        <w:t>przydzielenie miejsca / przydzielObszary() - wewnętrzne przejście logiczne, wywoływane po zakończeniu wyładunku w celu relokacji towaru do strefy składowania.</w:t>
       </w:r>
     </w:p>
     <w:p>
@@ -8916,21 +7928,7 @@
         <w:rPr>
           <w:lang w:val="pl-PL"/>
         </w:rPr>
-        <w:t xml:space="preserve">przydzielenie sprzętu / </w:t>
-      </w:r>
-      <w:proofErr w:type="spellStart"/>
-      <w:r>
-        <w:rPr>
-          <w:lang w:val="pl-PL"/>
-        </w:rPr>
-        <w:t>przydzielUrzadzenia</w:t>
-      </w:r>
-      <w:proofErr w:type="spellEnd"/>
-      <w:r>
-        <w:rPr>
-          <w:lang w:val="pl-PL"/>
-        </w:rPr>
-        <w:t>() - wewnętrzna zmiana stanu, aktywująca zasoby techniczne niezbędne do rozpoczęcia załadunku wyjazdowego.</w:t>
+        <w:t>przydzielenie sprzętu / przydzielUrzadzenia() - wewnętrzna zmiana stanu, aktywująca zasoby techniczne niezbędne do rozpoczęcia załadunku wyjazdowego.</w:t>
       </w:r>
     </w:p>
     <w:p>
@@ -8947,21 +7945,7 @@
         <w:rPr>
           <w:lang w:val="pl-PL"/>
         </w:rPr>
-        <w:t xml:space="preserve">zakończenie prac / </w:t>
-      </w:r>
-      <w:proofErr w:type="spellStart"/>
-      <w:r>
-        <w:rPr>
-          <w:lang w:val="pl-PL"/>
-        </w:rPr>
-        <w:t>generujKarteZaladunkowa</w:t>
-      </w:r>
-      <w:proofErr w:type="spellEnd"/>
-      <w:r>
-        <w:rPr>
-          <w:lang w:val="pl-PL"/>
-        </w:rPr>
-        <w:t>() - zamknięcie stanu złożonego; system generuje cyfrowy dokument dla kierowcy, potwierdzający wykonanie operacji.</w:t>
+        <w:t>zakończenie prac / generujKarteZaladunkowa() - zamknięcie stanu złożonego; system generuje cyfrowy dokument dla kierowcy, potwierdzający wykonanie operacji.</w:t>
       </w:r>
     </w:p>
     <w:p>
@@ -9090,6 +8074,11 @@
     </w:p>
     <w:p>
       <w:pPr>
+        <w:jc w:val="center"/>
+      </w:pPr>
+    </w:p>
+    <w:p>
+      <w:pPr>
         <w:rPr>
           <w:b/>
           <w:bCs/>
@@ -9227,6 +8216,13 @@
     <w:p>
       <w:pPr>
         <w:rPr>
+          <w:lang w:val="pl-PL"/>
+        </w:rPr>
+      </w:pPr>
+    </w:p>
+    <w:p>
+      <w:pPr>
+        <w:rPr>
           <w:b/>
           <w:bCs/>
           <w:lang w:val="pl-PL"/>
@@ -9255,21 +8251,7 @@
         <w:rPr>
           <w:lang w:val="pl-PL"/>
         </w:rPr>
-        <w:t xml:space="preserve">uwzględnienie w grafiku / </w:t>
-      </w:r>
-      <w:proofErr w:type="spellStart"/>
-      <w:r>
-        <w:rPr>
-          <w:lang w:val="pl-PL"/>
-        </w:rPr>
-        <w:t>planujOperacje</w:t>
-      </w:r>
-      <w:proofErr w:type="spellEnd"/>
-      <w:r>
-        <w:rPr>
-          <w:lang w:val="pl-PL"/>
-        </w:rPr>
-        <w:t>() - rezerwacja zasobu infrastruktury przez system na podstawie prognozowanych awizacji.</w:t>
+        <w:t>uwzględnienie w grafiku / planujOperacje() - rezerwacja zasobu infrastruktury przez system na podstawie prognozowanych awizacji.</w:t>
       </w:r>
     </w:p>
     <w:p>
@@ -9286,21 +8268,7 @@
         <w:rPr>
           <w:lang w:val="pl-PL"/>
         </w:rPr>
-        <w:t xml:space="preserve">przypisanie transportu / </w:t>
-      </w:r>
-      <w:proofErr w:type="spellStart"/>
-      <w:r>
-        <w:rPr>
-          <w:lang w:val="pl-PL"/>
-        </w:rPr>
-        <w:t>przydzielDoki</w:t>
-      </w:r>
-      <w:proofErr w:type="spellEnd"/>
-      <w:r>
-        <w:rPr>
-          <w:lang w:val="pl-PL"/>
-        </w:rPr>
-        <w:t>() - zmiana statusu na zajęty w momencie fizycznego przybycia pojazdu i rozpoczęcia procedury pozycjonowania.</w:t>
+        <w:t>przypisanie transportu / przydzielDoki() - zmiana statusu na zajęty w momencie fizycznego przybycia pojazdu i rozpoczęcia procedury pozycjonowania.</w:t>
       </w:r>
     </w:p>
     <w:p>
@@ -9368,6 +8336,7 @@
         <w:rPr>
           <w:lang w:val="pl-PL"/>
         </w:rPr>
+        <w:lastRenderedPageBreak/>
         <w:t>naprawa [zakończenie naprawy] - powrót sprawności technicznej stanowiska po interwencji serwisu.</w:t>
       </w:r>
     </w:p>
@@ -9385,22 +8354,7 @@
         <w:rPr>
           <w:lang w:val="pl-PL"/>
         </w:rPr>
-        <w:lastRenderedPageBreak/>
-        <w:t xml:space="preserve">zwolnienie doku [brak powiadomień o przyszłych transportach] / </w:t>
-      </w:r>
-      <w:proofErr w:type="spellStart"/>
-      <w:r>
-        <w:rPr>
-          <w:lang w:val="pl-PL"/>
-        </w:rPr>
-        <w:t>monitorujOperacje</w:t>
-      </w:r>
-      <w:proofErr w:type="spellEnd"/>
-      <w:r>
-        <w:rPr>
-          <w:lang w:val="pl-PL"/>
-        </w:rPr>
-        <w:t>() - powrót stanowiska do ogólnej puli wolnych zasobów po zakończeniu obsługi, o ile system nie przewiduje natychmiastowych kolejnych dokowań.</w:t>
+        <w:t>zwolnienie doku [brak powiadomień o przyszłych transportach] / monitorujOperacje() - powrót stanowiska do ogólnej puli wolnych zasobów po zakończeniu obsługi, o ile system nie przewiduje natychmiastowych kolejnych dokowań.</w:t>
       </w:r>
     </w:p>
     <w:p>
@@ -9499,15 +8453,7 @@
         <w:t>.</w:t>
       </w:r>
       <w:r>
-        <w:t xml:space="preserve"> Diagram stanów dotyczący klasy “</w:t>
-      </w:r>
-      <w:proofErr w:type="spellStart"/>
-      <w:r>
-        <w:t>HarmonogramDokowan</w:t>
-      </w:r>
-      <w:proofErr w:type="spellEnd"/>
-      <w:r>
-        <w:t>”.</w:t>
+        <w:t xml:space="preserve"> Diagram stanów dotyczący klasy “HarmonogramDokowan”.</w:t>
       </w:r>
     </w:p>
     <w:p/>
@@ -9585,21 +8531,8 @@
         <w:rPr>
           <w:lang w:val="pl-PL"/>
         </w:rPr>
-        <w:t xml:space="preserve">Weryfikacja - stan kontrolny, w którym gotowy projekt harmonogramu jest sprawdzany pod kątem poprawności, braku </w:t>
-      </w:r>
-      <w:proofErr w:type="spellStart"/>
-      <w:r>
-        <w:rPr>
-          <w:lang w:val="pl-PL"/>
-        </w:rPr>
-        <w:t>nałożeń</w:t>
-      </w:r>
-      <w:proofErr w:type="spellEnd"/>
-      <w:r>
-        <w:rPr>
-          <w:lang w:val="pl-PL"/>
-        </w:rPr>
-        <w:t xml:space="preserve"> czasowych oraz dostępności przypisanego sprzętu i infrastruktury.</w:t>
+        <w:lastRenderedPageBreak/>
+        <w:t>Weryfikacja - stan kontrolny, w którym gotowy projekt harmonogramu jest sprawdzany pod kątem poprawności, braku nałożeń czasowych oraz dostępności przypisanego sprzętu i infrastruktury.</w:t>
       </w:r>
     </w:p>
     <w:p>
@@ -9616,7 +8549,6 @@
         <w:rPr>
           <w:lang w:val="pl-PL"/>
         </w:rPr>
-        <w:lastRenderedPageBreak/>
         <w:t>Zatwierdzenie - plan przeszedł pomyślnie walidację i został oficjalnie zatwierdzony jako obowiązujący harmonogram do wykonania w ramach zbliżającej się zmiany roboczej.</w:t>
       </w:r>
     </w:p>
@@ -9702,21 +8634,7 @@
         <w:rPr>
           <w:lang w:val="pl-PL"/>
         </w:rPr>
-        <w:t xml:space="preserve">rozpoczęcie planowania / </w:t>
-      </w:r>
-      <w:proofErr w:type="spellStart"/>
-      <w:r>
-        <w:rPr>
-          <w:lang w:val="pl-PL"/>
-        </w:rPr>
-        <w:t>planujOperacje</w:t>
-      </w:r>
-      <w:proofErr w:type="spellEnd"/>
-      <w:r>
-        <w:rPr>
-          <w:lang w:val="pl-PL"/>
-        </w:rPr>
-        <w:t>() - przejście ze stanu Przygotowanie do Tworzenie, wyzwalane przez użytkownika lub harmonogram systemowy. Uruchamia mechanizmy planistyczne i inicjuje proces budowy grafiku.</w:t>
+        <w:t>rozpoczęcie planowania / planujOperacje() - przejście ze stanu Przygotowanie do Tworzenie, wyzwalane przez użytkownika lub harmonogram systemowy. Uruchamia mechanizmy planistyczne i inicjuje proces budowy grafiku.</w:t>
       </w:r>
     </w:p>
     <w:p>
@@ -9733,21 +8651,7 @@
         <w:rPr>
           <w:lang w:val="pl-PL"/>
         </w:rPr>
-        <w:t xml:space="preserve">alokacja zasobów / </w:t>
-      </w:r>
-      <w:proofErr w:type="spellStart"/>
-      <w:r>
-        <w:rPr>
-          <w:lang w:val="pl-PL"/>
-        </w:rPr>
-        <w:t>przydzielDoki</w:t>
-      </w:r>
-      <w:proofErr w:type="spellEnd"/>
-      <w:r>
-        <w:rPr>
-          <w:lang w:val="pl-PL"/>
-        </w:rPr>
-        <w:t>() - przejście wewnętrzne (pętla) w stanie Tworzenie. Reprezentuje powtarzalną czynność alokowania infrastruktury (np. doków załadunkowych) dla kolejnych zadań w trakcie układania planu.</w:t>
+        <w:t>alokacja zasobów / przydzielDoki() - przejście wewnętrzne (pętla) w stanie Tworzenie. Reprezentuje powtarzalną czynność alokowania infrastruktury (np. doków załadunkowych) dla kolejnych zadań w trakcie układania planu.</w:t>
       </w:r>
     </w:p>
     <w:p>
@@ -9764,21 +8668,7 @@
         <w:rPr>
           <w:lang w:val="pl-PL"/>
         </w:rPr>
-        <w:t xml:space="preserve">wygenerowanie planu / </w:t>
-      </w:r>
-      <w:proofErr w:type="spellStart"/>
-      <w:r>
-        <w:rPr>
-          <w:lang w:val="pl-PL"/>
-        </w:rPr>
-        <w:t>nadzorujProces</w:t>
-      </w:r>
-      <w:proofErr w:type="spellEnd"/>
-      <w:r>
-        <w:rPr>
-          <w:lang w:val="pl-PL"/>
-        </w:rPr>
-        <w:t>() - przejście do Weryfikacji, następujące po zakończeniu etapu układania harmonogramu. System wywołuje metodę przekazującą gotowy zarys do analizy poprawności.</w:t>
+        <w:t>wygenerowanie planu / nadzorujProces() - przejście do Weryfikacji, następujące po zakończeniu etapu układania harmonogramu. System wywołuje metodę przekazującą gotowy zarys do analizy poprawności.</w:t>
       </w:r>
     </w:p>
     <w:p>
@@ -9812,21 +8702,7 @@
         <w:rPr>
           <w:lang w:val="pl-PL"/>
         </w:rPr>
-        <w:t xml:space="preserve">akceptacja [brak uwag] / </w:t>
-      </w:r>
-      <w:proofErr w:type="spellStart"/>
-      <w:r>
-        <w:rPr>
-          <w:lang w:val="pl-PL"/>
-        </w:rPr>
-        <w:t>podgladStatusu</w:t>
-      </w:r>
-      <w:proofErr w:type="spellEnd"/>
-      <w:r>
-        <w:rPr>
-          <w:lang w:val="pl-PL"/>
-        </w:rPr>
-        <w:t>() - przejście do Zatwierdzenia, zabezpieczone warunkiem dozorującym oznaczającym brak konfliktów w planie. Udana weryfikacja skutkuje zaktualizowaniem statusu planu jako gotowego do wdrożenia.</w:t>
+        <w:t>akceptacja [brak uwag] / podgladStatusu() - przejście do Zatwierdzenia, zabezpieczone warunkiem dozorującym oznaczającym brak konfliktów w planie. Udana weryfikacja skutkuje zaktualizowaniem statusu planu jako gotowego do wdrożenia.</w:t>
       </w:r>
     </w:p>
     <w:p>
@@ -9843,21 +8719,7 @@
         <w:rPr>
           <w:lang w:val="pl-PL"/>
         </w:rPr>
-        <w:t xml:space="preserve">rozpoczęcie zmiany / </w:t>
-      </w:r>
-      <w:proofErr w:type="spellStart"/>
-      <w:r>
-        <w:rPr>
-          <w:lang w:val="pl-PL"/>
-        </w:rPr>
-        <w:t>monitorujOperacje</w:t>
-      </w:r>
-      <w:proofErr w:type="spellEnd"/>
-      <w:r>
-        <w:rPr>
-          <w:lang w:val="pl-PL"/>
-        </w:rPr>
-        <w:t>() - przejście wprowadzające plan w fazę Realizacji. Uruchamiane w momencie faktycznego startu zmiany roboczej, aktywuje mechanizmy śledzenia postępów prac na żywo.</w:t>
+        <w:t>rozpoczęcie zmiany / monitorujOperacje() - przejście wprowadzające plan w fazę Realizacji. Uruchamiane w momencie faktycznego startu zmiany roboczej, aktywuje mechanizmy śledzenia postępów prac na żywo.</w:t>
       </w:r>
     </w:p>
     <w:p>
@@ -9870,19 +8732,11 @@
           <w:lang w:val="pl-PL"/>
         </w:rPr>
       </w:pPr>
-      <w:proofErr w:type="spellStart"/>
-      <w:r>
-        <w:rPr>
-          <w:lang w:val="pl-PL"/>
-        </w:rPr>
-        <w:t>after</w:t>
-      </w:r>
-      <w:proofErr w:type="spellEnd"/>
-      <w:r>
-        <w:rPr>
-          <w:lang w:val="pl-PL"/>
-        </w:rPr>
-        <w:t>(koniec zmiany) [upłynięcie czasu] - automatyczne przejście do Zakończenia wyzwalane przez zdarzenie czasowe. Następuje w momencie osiągnięcia zaplanowanej godziny końca zmiany roboczej.</w:t>
+      <w:r>
+        <w:rPr>
+          <w:lang w:val="pl-PL"/>
+        </w:rPr>
+        <w:t>after(koniec zmiany) [upłynięcie czasu] - automatyczne przejście do Zakończenia wyzwalane przez zdarzenie czasowe. Następuje w momencie osiągnięcia zaplanowanej godziny końca zmiany roboczej.</w:t>
       </w:r>
     </w:p>
     <w:p>
@@ -9899,21 +8753,7 @@
         <w:rPr>
           <w:lang w:val="pl-PL"/>
         </w:rPr>
-        <w:t xml:space="preserve">żądanie statystyk / </w:t>
-      </w:r>
-      <w:proofErr w:type="spellStart"/>
-      <w:r>
-        <w:rPr>
-          <w:lang w:val="pl-PL"/>
-        </w:rPr>
-        <w:t>zbierajDane</w:t>
-      </w:r>
-      <w:proofErr w:type="spellEnd"/>
-      <w:r>
-        <w:rPr>
-          <w:lang w:val="pl-PL"/>
-        </w:rPr>
-        <w:t>() - przejście do Archiwizacji. System lub dyspozytor inicjuje operację agregowania logów i wyników pracy, po czym dane te zapisywane są trwale w bazie danych, kończąc tym samym proces.</w:t>
+        <w:t>żądanie statystyk / zbierajDane() - przejście do Archiwizacji. System lub dyspozytor inicjuje operację agregowania logów i wyników pracy, po czym dane te zapisywane są trwale w bazie danych, kończąc tym samym proces.</w:t>
       </w:r>
     </w:p>
     <w:p>
@@ -9951,37 +8791,32 @@
         <w:rPr>
           <w:b/>
           <w:bCs/>
-        </w:rPr>
-      </w:pPr>
-      <w:r>
-        <w:rPr>
-          <w:b/>
-          <w:bCs/>
-        </w:rPr>
-        <w:t xml:space="preserve">5.4 Propozycje interfejsu użytkownika (okno główne, menu główne podręczne, kluczowe formatki dialogowe, </w:t>
-      </w:r>
-      <w:proofErr w:type="spellStart"/>
-      <w:r>
-        <w:rPr>
-          <w:b/>
-          <w:bCs/>
-        </w:rPr>
-        <w:t>itp</w:t>
-      </w:r>
-      <w:proofErr w:type="spellEnd"/>
-      <w:r>
-        <w:rPr>
-          <w:noProof/>
-          <w:color w:val="000000"/>
-        </w:rPr>
-        <w:pict w14:anchorId="2D0A88AE">
-          <v:rect id="_x0000_i1042" alt="" style="width:445.45pt;height:.05pt;mso-width-percent:0;mso-height-percent:0;mso-width-percent:0;mso-height-percent:0" o:hrpct="982" o:hralign="center" o:hrstd="t" o:hr="t" fillcolor="#a0a0a0" stroked="f"/>
-        </w:pict>
-      </w:r>
-    </w:p>
-    <w:p>
-      <w:pPr>
-        <w:pStyle w:val="NormalnyWeb"/>
+          <w:sz w:val="26"/>
+          <w:szCs w:val="26"/>
+        </w:rPr>
+      </w:pPr>
+      <w:r>
+        <w:rPr>
+          <w:b/>
+          <w:bCs/>
+          <w:sz w:val="26"/>
+          <w:szCs w:val="26"/>
+        </w:rPr>
+        <w:t>5.4 Propozycje interfejsu użytkownika (okno główne, menu główne podręczne, kluczowe formatki dialogowe, itp</w:t>
+      </w:r>
+      <w:r>
+        <w:rPr>
+          <w:b/>
+          <w:bCs/>
+          <w:sz w:val="26"/>
+          <w:szCs w:val="26"/>
+        </w:rPr>
+        <w:t>)</w:t>
+      </w:r>
+    </w:p>
+    <w:p>
+      <w:pPr>
+        <w:pStyle w:val="NormalWeb"/>
         <w:spacing w:before="0" w:beforeAutospacing="0" w:after="0" w:afterAutospacing="0"/>
       </w:pPr>
       <w:r>
@@ -10046,7 +8881,7 @@
     </w:p>
     <w:p>
       <w:pPr>
-        <w:pStyle w:val="NormalnyWeb"/>
+        <w:pStyle w:val="NormalWeb"/>
         <w:spacing w:before="0" w:beforeAutospacing="0" w:after="0" w:afterAutospacing="0"/>
       </w:pPr>
       <w:r>
@@ -10127,7 +8962,7 @@
     </w:p>
     <w:p>
       <w:pPr>
-        <w:pStyle w:val="NormalnyWeb"/>
+        <w:pStyle w:val="NormalWeb"/>
         <w:spacing w:before="0" w:beforeAutospacing="0" w:after="0" w:afterAutospacing="0"/>
       </w:pPr>
       <w:r>
@@ -10153,7 +8988,7 @@
     </w:p>
     <w:p>
       <w:pPr>
-        <w:pStyle w:val="NormalnyWeb"/>
+        <w:pStyle w:val="NormalWeb"/>
         <w:spacing w:before="0" w:beforeAutospacing="0" w:after="0" w:afterAutospacing="0"/>
       </w:pPr>
       <w:r>
@@ -10184,7 +9019,7 @@
     </w:p>
     <w:p>
       <w:pPr>
-        <w:pStyle w:val="NormalnyWeb"/>
+        <w:pStyle w:val="NormalWeb"/>
         <w:spacing w:before="0" w:beforeAutospacing="0" w:after="0" w:afterAutospacing="0"/>
       </w:pPr>
       <w:r>
@@ -10248,7 +9083,7 @@
     </w:p>
     <w:p>
       <w:pPr>
-        <w:pStyle w:val="NormalnyWeb"/>
+        <w:pStyle w:val="NormalWeb"/>
         <w:spacing w:before="0" w:beforeAutospacing="0" w:after="0" w:afterAutospacing="0"/>
       </w:pPr>
       <w:r>
@@ -10307,7 +9142,7 @@
     </w:p>
     <w:p>
       <w:pPr>
-        <w:pStyle w:val="NormalnyWeb"/>
+        <w:pStyle w:val="NormalWeb"/>
         <w:spacing w:before="0" w:beforeAutospacing="0" w:after="0" w:afterAutospacing="0"/>
       </w:pPr>
       <w:r>
@@ -10333,7 +9168,7 @@
     </w:p>
     <w:p>
       <w:pPr>
-        <w:pStyle w:val="NormalnyWeb"/>
+        <w:pStyle w:val="NormalWeb"/>
         <w:spacing w:before="0" w:beforeAutospacing="0" w:after="0" w:afterAutospacing="0"/>
       </w:pPr>
       <w:r>
@@ -10364,7 +9199,7 @@
     </w:p>
     <w:p>
       <w:pPr>
-        <w:pStyle w:val="NormalnyWeb"/>
+        <w:pStyle w:val="NormalWeb"/>
         <w:spacing w:before="0" w:beforeAutospacing="0" w:after="0" w:afterAutospacing="0"/>
       </w:pPr>
       <w:r>
@@ -10428,7 +9263,7 @@
     </w:p>
     <w:p>
       <w:pPr>
-        <w:pStyle w:val="NormalnyWeb"/>
+        <w:pStyle w:val="NormalWeb"/>
         <w:spacing w:before="0" w:beforeAutospacing="0" w:after="0" w:afterAutospacing="0"/>
       </w:pPr>
       <w:r>
@@ -10487,7 +9322,7 @@
     </w:p>
     <w:p>
       <w:pPr>
-        <w:pStyle w:val="NormalnyWeb"/>
+        <w:pStyle w:val="NormalWeb"/>
         <w:spacing w:before="0" w:beforeAutospacing="0" w:after="0" w:afterAutospacing="0"/>
       </w:pPr>
       <w:r>
@@ -10513,7 +9348,7 @@
     </w:p>
     <w:p>
       <w:pPr>
-        <w:pStyle w:val="NormalnyWeb"/>
+        <w:pStyle w:val="NormalWeb"/>
         <w:spacing w:before="0" w:beforeAutospacing="0" w:after="0" w:afterAutospacing="0"/>
       </w:pPr>
       <w:r>
@@ -10564,7 +9399,7 @@
     </w:p>
     <w:p>
       <w:pPr>
-        <w:pStyle w:val="NormalnyWeb"/>
+        <w:pStyle w:val="NormalWeb"/>
         <w:spacing w:before="0" w:beforeAutospacing="0" w:after="0" w:afterAutospacing="0"/>
       </w:pPr>
       <w:r>
@@ -10628,7 +9463,7 @@
     </w:p>
     <w:p>
       <w:pPr>
-        <w:pStyle w:val="NormalnyWeb"/>
+        <w:pStyle w:val="NormalWeb"/>
         <w:spacing w:before="0" w:beforeAutospacing="0" w:after="0" w:afterAutospacing="0"/>
       </w:pPr>
       <w:r>
@@ -10687,7 +9522,7 @@
     </w:p>
     <w:p>
       <w:pPr>
-        <w:pStyle w:val="NormalnyWeb"/>
+        <w:pStyle w:val="NormalWeb"/>
         <w:spacing w:before="0" w:beforeAutospacing="0" w:after="0" w:afterAutospacing="0"/>
       </w:pPr>
       <w:r>
@@ -10713,7 +9548,7 @@
     </w:p>
     <w:p>
       <w:pPr>
-        <w:pStyle w:val="NormalnyWeb"/>
+        <w:pStyle w:val="NormalWeb"/>
         <w:spacing w:before="0" w:beforeAutospacing="0" w:after="0" w:afterAutospacing="0"/>
       </w:pPr>
       <w:r>
@@ -10741,7 +9576,7 @@
     <w:p/>
     <w:p>
       <w:pPr>
-        <w:pStyle w:val="NormalnyWeb"/>
+        <w:pStyle w:val="NormalWeb"/>
         <w:spacing w:before="0" w:beforeAutospacing="0" w:after="0" w:afterAutospacing="0"/>
         <w:jc w:val="center"/>
       </w:pPr>
@@ -10806,7 +9641,7 @@
     </w:p>
     <w:p>
       <w:pPr>
-        <w:pStyle w:val="NormalnyWeb"/>
+        <w:pStyle w:val="NormalWeb"/>
         <w:spacing w:before="0" w:beforeAutospacing="0" w:after="0" w:afterAutospacing="0"/>
       </w:pPr>
       <w:r>
@@ -10865,7 +9700,7 @@
     </w:p>
     <w:p>
       <w:pPr>
-        <w:pStyle w:val="NormalnyWeb"/>
+        <w:pStyle w:val="NormalWeb"/>
         <w:spacing w:before="0" w:beforeAutospacing="0" w:after="0" w:afterAutospacing="0"/>
       </w:pPr>
       <w:r>
@@ -10891,7 +9726,7 @@
     </w:p>
     <w:p>
       <w:pPr>
-        <w:pStyle w:val="NormalnyWeb"/>
+        <w:pStyle w:val="NormalWeb"/>
         <w:spacing w:before="0" w:beforeAutospacing="0" w:after="0" w:afterAutospacing="0"/>
       </w:pPr>
       <w:r>
@@ -10962,7 +9797,7 @@
     </w:p>
     <w:p>
       <w:pPr>
-        <w:pStyle w:val="NormalnyWeb"/>
+        <w:pStyle w:val="NormalWeb"/>
         <w:spacing w:before="0" w:beforeAutospacing="0" w:after="0" w:afterAutospacing="0"/>
         <w:jc w:val="center"/>
       </w:pPr>
@@ -11028,7 +9863,7 @@
     </w:p>
     <w:p>
       <w:pPr>
-        <w:pStyle w:val="NormalnyWeb"/>
+        <w:pStyle w:val="NormalWeb"/>
         <w:spacing w:before="240" w:beforeAutospacing="0" w:after="240" w:afterAutospacing="0"/>
       </w:pPr>
       <w:r>
@@ -11089,7 +9924,7 @@
     </w:p>
     <w:p>
       <w:pPr>
-        <w:pStyle w:val="NormalnyWeb"/>
+        <w:pStyle w:val="NormalWeb"/>
         <w:spacing w:before="240" w:beforeAutospacing="0" w:after="240" w:afterAutospacing="0"/>
       </w:pPr>
       <w:r>
@@ -11115,7 +9950,7 @@
     </w:p>
     <w:p>
       <w:pPr>
-        <w:pStyle w:val="NormalnyWeb"/>
+        <w:pStyle w:val="NormalWeb"/>
         <w:spacing w:before="240" w:beforeAutospacing="0" w:after="240" w:afterAutospacing="0"/>
       </w:pPr>
       <w:r>
@@ -11150,7 +9985,7 @@
     <w:p/>
     <w:p>
       <w:pPr>
-        <w:pStyle w:val="Nagwek1"/>
+        <w:pStyle w:val="Heading1"/>
         <w:numPr>
           <w:ilvl w:val="0"/>
           <w:numId w:val="7"/>
@@ -11159,14 +9994,28 @@
       <w:bookmarkStart w:id="11" w:name="_kjuo2c7ewlen" w:colFirst="0" w:colLast="0"/>
       <w:bookmarkEnd w:id="11"/>
       <w:r>
+        <w:rPr>
+          <w:b/>
+          <w:bCs/>
+        </w:rPr>
+        <w:t xml:space="preserve"> </w:t>
+      </w:r>
+      <w:r>
+        <w:rPr>
+          <w:b/>
+          <w:bCs/>
+        </w:rPr>
         <w:t>Wymagania niefunkcjonalne dla system</w:t>
       </w:r>
       <w:r>
         <w:rPr>
           <w:noProof/>
-        </w:rPr>
-        <w:pict w14:anchorId="22CDD097">
-          <v:rect id="_x0000_i1043" alt="" style="width:380.55pt;height:.05pt;mso-width-percent:0;mso-height-percent:0;mso-width-percent:0;mso-height-percent:0" o:hrpct="839" o:hralign="center" o:hrstd="t" o:hr="t" fillcolor="#a0a0a0" stroked="f"/>
+          <w:color w:val="000000"/>
+          <w:sz w:val="22"/>
+          <w:szCs w:val="22"/>
+        </w:rPr>
+        <w:pict w14:anchorId="328858EE">
+          <v:rect id="_x0000_i1063" alt="" style="width:431.25pt;height:.05pt;mso-width-percent:0;mso-height-percent:0;mso-width-percent:0;mso-height-percent:0" o:hrpct="990" o:hralign="center" o:hrstd="t" o:hr="t" fillcolor="#a0a0a0" stroked="f"/>
         </w:pict>
       </w:r>
     </w:p>
@@ -11299,35 +10148,7 @@
         <w:rPr>
           <w:lang w:val="pl-PL"/>
         </w:rPr>
-        <w:t xml:space="preserve">Szybkość działania </w:t>
-      </w:r>
-      <w:proofErr w:type="spellStart"/>
-      <w:r>
-        <w:rPr>
-          <w:lang w:val="pl-PL"/>
-        </w:rPr>
-        <w:t>backendu</w:t>
-      </w:r>
-      <w:proofErr w:type="spellEnd"/>
-      <w:r>
-        <w:rPr>
-          <w:lang w:val="pl-PL"/>
-        </w:rPr>
-        <w:t xml:space="preserve"> i </w:t>
-      </w:r>
-      <w:proofErr w:type="spellStart"/>
-      <w:r>
-        <w:rPr>
-          <w:lang w:val="pl-PL"/>
-        </w:rPr>
-        <w:t>frontendu</w:t>
-      </w:r>
-      <w:proofErr w:type="spellEnd"/>
-      <w:r>
-        <w:rPr>
-          <w:lang w:val="pl-PL"/>
-        </w:rPr>
-        <w:t xml:space="preserve"> musi być dostosowana do tego, co akurat robi dany użytkownik:</w:t>
+        <w:t>Szybkość działania backendu i frontendu musi być dostosowana do tego, co akurat robi dany użytkownik:</w:t>
       </w:r>
     </w:p>
     <w:p>
@@ -11352,21 +10173,7 @@
         <w:rPr>
           <w:lang w:val="pl-PL"/>
         </w:rPr>
-        <w:t xml:space="preserve"> Tutaj liczy się czas rzeczywisty. Dodanie formularza i wygenerowanie numeru seryjnego w bazie musi zająć </w:t>
-      </w:r>
-      <w:proofErr w:type="spellStart"/>
-      <w:r>
-        <w:rPr>
-          <w:lang w:val="pl-PL"/>
-        </w:rPr>
-        <w:t>backendowi</w:t>
-      </w:r>
-      <w:proofErr w:type="spellEnd"/>
-      <w:r>
-        <w:rPr>
-          <w:lang w:val="pl-PL"/>
-        </w:rPr>
-        <w:t xml:space="preserve"> maksymalnie 2 sekundy. Z kolei odświeżanie interfejsu na pulpicie koordynatora (żeby na bieżąco widział statusy) musi trwać poniżej 1 sekundy, żeby aplikacja się nie zacinała.</w:t>
+        <w:t xml:space="preserve"> Tutaj liczy się czas rzeczywisty. Dodanie formularza i wygenerowanie numeru seryjnego w bazie musi zająć backendowi maksymalnie 2 sekundy. Z kolei odświeżanie interfejsu na pulpicie koordynatora (żeby na bieżąco widział statusy) musi trwać poniżej 1 sekundy, żeby aplikacja się nie zacinała.</w:t>
       </w:r>
     </w:p>
     <w:p>
@@ -11416,35 +10223,7 @@
         <w:rPr>
           <w:lang w:val="pl-PL"/>
         </w:rPr>
-        <w:t xml:space="preserve"> Kierowca potwierdza status ze </w:t>
-      </w:r>
-      <w:proofErr w:type="spellStart"/>
-      <w:r>
-        <w:rPr>
-          <w:lang w:val="pl-PL"/>
-        </w:rPr>
-        <w:t>smartfona</w:t>
-      </w:r>
-      <w:proofErr w:type="spellEnd"/>
-      <w:r>
-        <w:rPr>
-          <w:lang w:val="pl-PL"/>
-        </w:rPr>
-        <w:t xml:space="preserve"> na terenie portu, gdzie zasięg sieci komórkowej bywa słaby. Serwer musi obsłużyć żądanie w maksymalnie 5 sekund. Dodatkowo aplikacja powinna wysyłać dane asynchronicznie, żeby nie zablokować interfejsu, jeśli na chwilę zerwie się połączenie z </w:t>
-      </w:r>
-      <w:proofErr w:type="spellStart"/>
-      <w:r>
-        <w:rPr>
-          <w:lang w:val="pl-PL"/>
-        </w:rPr>
-        <w:t>internetem</w:t>
-      </w:r>
-      <w:proofErr w:type="spellEnd"/>
-      <w:r>
-        <w:rPr>
-          <w:lang w:val="pl-PL"/>
-        </w:rPr>
-        <w:t>.</w:t>
+        <w:t xml:space="preserve"> Kierowca potwierdza status ze smartfona na terenie portu, gdzie zasięg sieci komórkowej bywa słaby. Serwer musi obsłużyć żądanie w maksymalnie 5 sekund. Dodatkowo aplikacja powinna wysyłać dane asynchronicznie, żeby nie zablokować interfejsu, jeśli na chwilę zerwie się połączenie z internetem.</w:t>
       </w:r>
     </w:p>
     <w:p>
@@ -11522,21 +10301,7 @@
         <w:rPr>
           <w:lang w:val="pl-PL"/>
         </w:rPr>
-        <w:t xml:space="preserve"> To główne centrum dowodzenia. Wymaga mocniejszego komputera z konfiguracją na co najmniej dwa monitory. Na jednym ekranie koordynator śledzi na żywo </w:t>
-      </w:r>
-      <w:proofErr w:type="spellStart"/>
-      <w:r>
-        <w:rPr>
-          <w:lang w:val="pl-PL"/>
-        </w:rPr>
-        <w:t>dashboard</w:t>
-      </w:r>
-      <w:proofErr w:type="spellEnd"/>
-      <w:r>
-        <w:rPr>
-          <w:lang w:val="pl-PL"/>
-        </w:rPr>
-        <w:t xml:space="preserve"> ze statusami, a na drugim zarządza harmonogramem i przydziela maszyny.</w:t>
+        <w:t xml:space="preserve"> To główne centrum dowodzenia. Wymaga mocniejszego komputera z konfiguracją na co najmniej dwa monitory. Na jednym ekranie koordynator śledzi na żywo dashboard ze statusami, a na drugim zarządza harmonogramem i przydziela maszyny.</w:t>
       </w:r>
     </w:p>
     <w:p>
@@ -11573,21 +10338,7 @@
         <w:rPr>
           <w:lang w:val="pl-PL"/>
         </w:rPr>
-        <w:t xml:space="preserve">. Kierowcom wystarczy ich własny, standardowy smartfon z dostępem do </w:t>
-      </w:r>
-      <w:proofErr w:type="spellStart"/>
-      <w:r>
-        <w:rPr>
-          <w:lang w:val="pl-PL"/>
-        </w:rPr>
-        <w:t>internetu</w:t>
-      </w:r>
-      <w:proofErr w:type="spellEnd"/>
-      <w:r>
-        <w:rPr>
-          <w:lang w:val="pl-PL"/>
-        </w:rPr>
-        <w:t xml:space="preserve"> mobilnego, na którym odpalą aplikację.</w:t>
+        <w:t>. Kierowcom wystarczy ich własny, standardowy smartfon z dostępem do internetu mobilnego, na którym odpalą aplikację.</w:t>
       </w:r>
     </w:p>
     <w:p>
@@ -11624,19 +10375,36 @@
     </w:p>
     <w:p>
       <w:pPr>
-        <w:pStyle w:val="Nagwek1"/>
+        <w:pStyle w:val="Heading1"/>
         <w:numPr>
           <w:ilvl w:val="0"/>
           <w:numId w:val="7"/>
         </w:numPr>
+        <w:rPr>
+          <w:b/>
+          <w:bCs/>
+        </w:rPr>
       </w:pPr>
       <w:bookmarkStart w:id="12" w:name="_o9dzz4vls5ve" w:colFirst="0" w:colLast="0"/>
       <w:bookmarkEnd w:id="12"/>
       <w:r>
+        <w:rPr>
+          <w:b/>
+          <w:bCs/>
+        </w:rPr>
+        <w:t xml:space="preserve"> </w:t>
+      </w:r>
+      <w:r>
+        <w:rPr>
+          <w:b/>
+          <w:bCs/>
+        </w:rPr>
         <w:t>Propozycja technologii informatycznych, które mogą zostać wykorzystane do realizacji systemu</w:t>
       </w:r>
       <w:r>
         <w:rPr>
+          <w:b/>
+          <w:bCs/>
           <w:noProof/>
         </w:rPr>
         <w:pict w14:anchorId="32D4B92D">
@@ -11679,7 +10447,6 @@
           <w:lang w:val="pl-PL"/>
         </w:rPr>
       </w:pPr>
-      <w:proofErr w:type="spellStart"/>
       <w:r>
         <w:rPr>
           <w:rFonts w:eastAsia="Times New Roman"/>
@@ -11688,18 +10455,7 @@
           <w:color w:val="000000"/>
           <w:lang w:val="pl-PL"/>
         </w:rPr>
-        <w:t>Backend</w:t>
-      </w:r>
-      <w:proofErr w:type="spellEnd"/>
-      <w:r>
-        <w:rPr>
-          <w:rFonts w:eastAsia="Times New Roman"/>
-          <w:b/>
-          <w:bCs/>
-          <w:color w:val="000000"/>
-          <w:lang w:val="pl-PL"/>
-        </w:rPr>
-        <w:t xml:space="preserve"> (Serwer Aplikacyjny):</w:t>
+        <w:t>Backend (Serwer Aplikacyjny):</w:t>
       </w:r>
       <w:r>
         <w:rPr>
@@ -11707,60 +10463,84 @@
           <w:color w:val="000000"/>
           <w:lang w:val="pl-PL"/>
         </w:rPr>
-        <w:t xml:space="preserve"> Java 21 z </w:t>
-      </w:r>
-      <w:proofErr w:type="spellStart"/>
-      <w:r>
+        <w:t xml:space="preserve"> Java 21 z frameworkiem Spring Boot (wysoka wydajność, bezpieczeństwo w standardzie korporacyjnym).</w:t>
+      </w:r>
+    </w:p>
+    <w:p>
+      <w:pPr>
+        <w:numPr>
+          <w:ilvl w:val="0"/>
+          <w:numId w:val="69"/>
+        </w:numPr>
+        <w:spacing w:line="240" w:lineRule="auto"/>
+        <w:textAlignment w:val="baseline"/>
         <w:rPr>
           <w:rFonts w:eastAsia="Times New Roman"/>
           <w:color w:val="000000"/>
           <w:lang w:val="pl-PL"/>
         </w:rPr>
-        <w:t>frameworkiem</w:t>
-      </w:r>
-      <w:proofErr w:type="spellEnd"/>
+      </w:pPr>
+      <w:r>
+        <w:rPr>
+          <w:rFonts w:eastAsia="Times New Roman"/>
+          <w:b/>
+          <w:bCs/>
+          <w:color w:val="000000"/>
+          <w:lang w:val="pl-PL"/>
+        </w:rPr>
+        <w:t>Frontend (Panel Webowy):</w:t>
+      </w:r>
       <w:r>
         <w:rPr>
           <w:rFonts w:eastAsia="Times New Roman"/>
           <w:color w:val="000000"/>
           <w:lang w:val="pl-PL"/>
         </w:rPr>
-        <w:t xml:space="preserve"> Spring </w:t>
-      </w:r>
-      <w:proofErr w:type="spellStart"/>
-      <w:r>
+        <w:t xml:space="preserve"> React.js (szybkie, dynamiczne interfejsy).</w:t>
+      </w:r>
+    </w:p>
+    <w:p>
+      <w:pPr>
+        <w:numPr>
+          <w:ilvl w:val="0"/>
+          <w:numId w:val="69"/>
+        </w:numPr>
+        <w:spacing w:after="240" w:line="240" w:lineRule="auto"/>
+        <w:textAlignment w:val="baseline"/>
         <w:rPr>
           <w:rFonts w:eastAsia="Times New Roman"/>
           <w:color w:val="000000"/>
           <w:lang w:val="pl-PL"/>
         </w:rPr>
-        <w:t>Boot</w:t>
-      </w:r>
-      <w:proofErr w:type="spellEnd"/>
+      </w:pPr>
+      <w:r>
+        <w:rPr>
+          <w:rFonts w:eastAsia="Times New Roman"/>
+          <w:b/>
+          <w:bCs/>
+          <w:color w:val="000000"/>
+          <w:lang w:val="pl-PL"/>
+        </w:rPr>
+        <w:lastRenderedPageBreak/>
+        <w:t>Aplikacja Mobilna:</w:t>
+      </w:r>
       <w:r>
         <w:rPr>
           <w:rFonts w:eastAsia="Times New Roman"/>
           <w:color w:val="000000"/>
           <w:lang w:val="pl-PL"/>
         </w:rPr>
-        <w:t xml:space="preserve"> (wysoka wydajność, bezpieczeństwo w standardzie korporacyjnym).</w:t>
-      </w:r>
-    </w:p>
-    <w:p>
-      <w:pPr>
-        <w:numPr>
-          <w:ilvl w:val="0"/>
-          <w:numId w:val="69"/>
-        </w:numPr>
-        <w:spacing w:line="240" w:lineRule="auto"/>
-        <w:textAlignment w:val="baseline"/>
+        <w:t xml:space="preserve"> Flutter (jeden kod dla Android i iOS).</w:t>
+      </w:r>
+    </w:p>
+    <w:p>
+      <w:pPr>
         <w:rPr>
           <w:rFonts w:eastAsia="Times New Roman"/>
           <w:color w:val="000000"/>
           <w:lang w:val="pl-PL"/>
         </w:rPr>
       </w:pPr>
-      <w:proofErr w:type="spellStart"/>
       <w:r>
         <w:rPr>
           <w:rFonts w:eastAsia="Times New Roman"/>
@@ -11769,18 +10549,7 @@
           <w:color w:val="000000"/>
           <w:lang w:val="pl-PL"/>
         </w:rPr>
-        <w:t>Frontend</w:t>
-      </w:r>
-      <w:proofErr w:type="spellEnd"/>
-      <w:r>
-        <w:rPr>
-          <w:rFonts w:eastAsia="Times New Roman"/>
-          <w:b/>
-          <w:bCs/>
-          <w:color w:val="000000"/>
-          <w:lang w:val="pl-PL"/>
-        </w:rPr>
-        <w:t xml:space="preserve"> (Panel Webowy):</w:t>
+        <w:t>Baza danych:</w:t>
       </w:r>
       <w:r>
         <w:rPr>
@@ -11788,104 +10557,7 @@
           <w:color w:val="000000"/>
           <w:lang w:val="pl-PL"/>
         </w:rPr>
-        <w:t xml:space="preserve"> React.js (szybkie, dynamiczne interfejsy).</w:t>
-      </w:r>
-    </w:p>
-    <w:p>
-      <w:pPr>
-        <w:numPr>
-          <w:ilvl w:val="0"/>
-          <w:numId w:val="69"/>
-        </w:numPr>
-        <w:spacing w:after="240" w:line="240" w:lineRule="auto"/>
-        <w:textAlignment w:val="baseline"/>
-        <w:rPr>
-          <w:rFonts w:eastAsia="Times New Roman"/>
-          <w:color w:val="000000"/>
-          <w:lang w:val="pl-PL"/>
-        </w:rPr>
-      </w:pPr>
-      <w:r>
-        <w:rPr>
-          <w:rFonts w:eastAsia="Times New Roman"/>
-          <w:b/>
-          <w:bCs/>
-          <w:color w:val="000000"/>
-          <w:lang w:val="pl-PL"/>
-        </w:rPr>
-        <w:lastRenderedPageBreak/>
-        <w:t>Aplikacja Mobilna:</w:t>
-      </w:r>
-      <w:r>
-        <w:rPr>
-          <w:rFonts w:eastAsia="Times New Roman"/>
-          <w:color w:val="000000"/>
-          <w:lang w:val="pl-PL"/>
-        </w:rPr>
-        <w:t xml:space="preserve"> </w:t>
-      </w:r>
-      <w:proofErr w:type="spellStart"/>
-      <w:r>
-        <w:rPr>
-          <w:rFonts w:eastAsia="Times New Roman"/>
-          <w:color w:val="000000"/>
-          <w:lang w:val="pl-PL"/>
-        </w:rPr>
-        <w:t>Flutter</w:t>
-      </w:r>
-      <w:proofErr w:type="spellEnd"/>
-      <w:r>
-        <w:rPr>
-          <w:rFonts w:eastAsia="Times New Roman"/>
-          <w:color w:val="000000"/>
-          <w:lang w:val="pl-PL"/>
-        </w:rPr>
-        <w:t xml:space="preserve"> (jeden kod dla Android i iOS).</w:t>
-      </w:r>
-    </w:p>
-    <w:p>
-      <w:pPr>
-        <w:rPr>
-          <w:rFonts w:eastAsia="Times New Roman"/>
-          <w:color w:val="000000"/>
-          <w:lang w:val="pl-PL"/>
-        </w:rPr>
-      </w:pPr>
-      <w:r>
-        <w:rPr>
-          <w:rFonts w:eastAsia="Times New Roman"/>
-          <w:b/>
-          <w:bCs/>
-          <w:color w:val="000000"/>
-          <w:lang w:val="pl-PL"/>
-        </w:rPr>
-        <w:t>Baza danych:</w:t>
-      </w:r>
-      <w:r>
-        <w:rPr>
-          <w:rFonts w:eastAsia="Times New Roman"/>
-          <w:color w:val="000000"/>
-          <w:lang w:val="pl-PL"/>
-        </w:rPr>
-        <w:t xml:space="preserve"> Oracle (główna relacyjna baza danych) + serwer plików (np. </w:t>
-      </w:r>
-      <w:proofErr w:type="spellStart"/>
-      <w:r>
-        <w:rPr>
-          <w:rFonts w:eastAsia="Times New Roman"/>
-          <w:color w:val="000000"/>
-          <w:lang w:val="pl-PL"/>
-        </w:rPr>
-        <w:t>MinIO</w:t>
-      </w:r>
-      <w:proofErr w:type="spellEnd"/>
-      <w:r>
-        <w:rPr>
-          <w:rFonts w:eastAsia="Times New Roman"/>
-          <w:color w:val="000000"/>
-          <w:lang w:val="pl-PL"/>
-        </w:rPr>
-        <w:t xml:space="preserve"> lub AWS S3).</w:t>
+        <w:t xml:space="preserve"> Oracle (główna relacyjna baza danych) + serwer plików (np. MinIO lub AWS S3).</w:t>
       </w:r>
     </w:p>
     <w:p>
@@ -11957,7 +10629,7 @@
     <w:p/>
     <w:p>
       <w:pPr>
-        <w:pStyle w:val="Nagwek3"/>
+        <w:pStyle w:val="Heading3"/>
         <w:spacing w:before="280"/>
       </w:pPr>
       <w:r>
@@ -11971,7 +10643,7 @@
     </w:p>
     <w:p>
       <w:pPr>
-        <w:pStyle w:val="NormalnyWeb"/>
+        <w:pStyle w:val="NormalWeb"/>
         <w:spacing w:before="240" w:beforeAutospacing="0" w:after="240" w:afterAutospacing="0"/>
       </w:pPr>
       <w:r>
@@ -11981,9 +10653,25 @@
           <w:sz w:val="22"/>
           <w:szCs w:val="22"/>
         </w:rPr>
-        <w:t>Powyższy diagram wdrożenia (UML Deployment Diagram) przedstawia fizyczną architekturę systemu PORT-LOG, topologię sieciową oraz rozmieszczenie kluczowych komponentów oprogramowania (artefaktów) na poszczególnych węzłach obliczeniowych. Architektura została zaprojektowana w modelu klient-serwer, z wyraźnym podziałem na infrastrukturę wewnętrzną (On-</w:t>
-      </w:r>
-      <w:proofErr w:type="spellStart"/>
+        <w:t>Powyższy diagram wdrożenia (UML Deployment Diagram) przedstawia fizyczną architekturę systemu PORT-LOG, topologię sieciową oraz rozmieszczenie kluczowych komponentów oprogramowania (artefaktów) na poszczególnych węzłach obliczeniowych. Architektura została zaprojektowana w modelu klient-serwer, z wyraźnym podziałem na infrastrukturę wewnętrzną (On-Premise) oraz urządzenia dostępowe.</w:t>
+      </w:r>
+    </w:p>
+    <w:p>
+      <w:pPr>
+        <w:pStyle w:val="NormalWeb"/>
+        <w:spacing w:before="240" w:beforeAutospacing="0" w:after="240" w:afterAutospacing="0"/>
+      </w:pPr>
+      <w:r>
+        <w:rPr>
+          <w:rFonts w:ascii="Arial" w:hAnsi="Arial" w:cs="Arial"/>
+          <w:b/>
+          <w:bCs/>
+          <w:color w:val="000000"/>
+          <w:sz w:val="22"/>
+          <w:szCs w:val="22"/>
+        </w:rPr>
+        <w:t>1. Infrastruktura serwerowa (Węzły centralne)</w:t>
+      </w:r>
       <w:r>
         <w:rPr>
           <w:rFonts w:ascii="Arial" w:hAnsi="Arial" w:cs="Arial"/>
@@ -11991,23 +10679,24 @@
           <w:sz w:val="22"/>
           <w:szCs w:val="22"/>
         </w:rPr>
-        <w:t>Premise</w:t>
-      </w:r>
-      <w:proofErr w:type="spellEnd"/>
-      <w:r>
+        <w:t xml:space="preserve"> Sercem systemu jest wydzielone, lokalne środowisko serwerowe połączone fizycznie kablami Ethernet (&lt;&lt;eth&gt;&gt;) poprzez wewnętrzne przełączniki sieciowe (Switche).</w:t>
+      </w:r>
+    </w:p>
+    <w:p>
+      <w:pPr>
+        <w:pStyle w:val="NormalWeb"/>
+        <w:numPr>
+          <w:ilvl w:val="0"/>
+          <w:numId w:val="70"/>
+        </w:numPr>
+        <w:spacing w:before="240" w:beforeAutospacing="0" w:after="0" w:afterAutospacing="0"/>
+        <w:textAlignment w:val="baseline"/>
         <w:rPr>
           <w:rFonts w:ascii="Arial" w:hAnsi="Arial" w:cs="Arial"/>
           <w:color w:val="000000"/>
           <w:sz w:val="22"/>
           <w:szCs w:val="22"/>
         </w:rPr>
-        <w:t>) oraz urządzenia dostępowe.</w:t>
-      </w:r>
-    </w:p>
-    <w:p>
-      <w:pPr>
-        <w:pStyle w:val="NormalnyWeb"/>
-        <w:spacing w:before="240" w:beforeAutospacing="0" w:after="240" w:afterAutospacing="0"/>
       </w:pPr>
       <w:r>
         <w:rPr>
@@ -12018,7 +10707,7 @@
           <w:sz w:val="22"/>
           <w:szCs w:val="22"/>
         </w:rPr>
-        <w:t>1. Infrastruktura serwerowa (Węzły centralne)</w:t>
+        <w:t>Główny Serwer [1]:</w:t>
       </w:r>
       <w:r>
         <w:rPr>
@@ -12027,19 +10716,36 @@
           <w:sz w:val="22"/>
           <w:szCs w:val="22"/>
         </w:rPr>
-        <w:t xml:space="preserve"> Sercem systemu jest wydzielone, lokalne środowisko serwerowe połączone fizycznie kablami Ethernet (&lt;&lt;</w:t>
-      </w:r>
-      <w:proofErr w:type="spellStart"/>
-      <w:r>
+        <w:t xml:space="preserve"> Potężna jednostka obliczeniowa (4x Xeon 4.2GHz, 256GB RAM), na której uruchomiony jest komponent API Systemu (Backend). Serwer ten wystawia interfejs IObsługa, który przyjmuje i przetwarza wszystkie żądania z aplikacji klienckich.</w:t>
+      </w:r>
+    </w:p>
+    <w:p>
+      <w:pPr>
+        <w:pStyle w:val="NormalWeb"/>
+        <w:numPr>
+          <w:ilvl w:val="0"/>
+          <w:numId w:val="70"/>
+        </w:numPr>
+        <w:spacing w:before="0" w:beforeAutospacing="0" w:after="240" w:afterAutospacing="0"/>
+        <w:textAlignment w:val="baseline"/>
         <w:rPr>
           <w:rFonts w:ascii="Arial" w:hAnsi="Arial" w:cs="Arial"/>
           <w:color w:val="000000"/>
           <w:sz w:val="22"/>
           <w:szCs w:val="22"/>
         </w:rPr>
-        <w:t>eth</w:t>
-      </w:r>
-      <w:proofErr w:type="spellEnd"/>
+      </w:pPr>
+      <w:r>
+        <w:rPr>
+          <w:rFonts w:ascii="Arial" w:hAnsi="Arial" w:cs="Arial"/>
+          <w:b/>
+          <w:bCs/>
+          <w:color w:val="000000"/>
+          <w:sz w:val="22"/>
+          <w:szCs w:val="22"/>
+        </w:rPr>
+        <w:t>Database Server [1]:</w:t>
+      </w:r>
       <w:r>
         <w:rPr>
           <w:rFonts w:ascii="Arial" w:hAnsi="Arial" w:cs="Arial"/>
@@ -12047,9 +10753,26 @@
           <w:sz w:val="22"/>
           <w:szCs w:val="22"/>
         </w:rPr>
-        <w:t>&gt;&gt;) poprzez wewnętrzne przełączniki sieciowe (</w:t>
-      </w:r>
-      <w:proofErr w:type="spellStart"/>
+        <w:t xml:space="preserve"> Dedykowany serwer (2x Xeon 3.2GHz, 128GB RAM) przechowujący główne dane operacyjne. Zainstalowana jest na nim relacyjna Baza Oracle. Została ona logicznie obudowana interfejsami IRead (odczyt) oraz IWrite (zapis), z którymi komunikuje się API Systemu.</w:t>
+      </w:r>
+    </w:p>
+    <w:p>
+      <w:pPr>
+        <w:pStyle w:val="NormalWeb"/>
+        <w:spacing w:before="0" w:beforeAutospacing="0" w:after="0" w:afterAutospacing="0"/>
+      </w:pPr>
+      <w:r>
+        <w:rPr>
+          <w:rFonts w:ascii="Arial" w:hAnsi="Arial" w:cs="Arial"/>
+          <w:b/>
+          <w:bCs/>
+          <w:color w:val="000000"/>
+          <w:sz w:val="22"/>
+          <w:szCs w:val="22"/>
+        </w:rPr>
+        <w:lastRenderedPageBreak/>
+        <w:t>2. Stacje robocze (Infrastruktura wewnętrzna LAN</w:t>
+      </w:r>
       <w:r>
         <w:rPr>
           <w:rFonts w:ascii="Arial" w:hAnsi="Arial" w:cs="Arial"/>
@@ -12057,56 +10780,73 @@
           <w:sz w:val="22"/>
           <w:szCs w:val="22"/>
         </w:rPr>
-        <w:t>Switche</w:t>
-      </w:r>
-      <w:proofErr w:type="spellEnd"/>
-      <w:r>
+        <w:t>) Stanowiska pracy personelu portowego pracują w bezpiecznej sieci lokalnej i komunikują się z serwerem głównym za pomocą switcha po kablu Ethernet (&lt;&lt;eth&gt;&gt;). Wszyscy użytkownicy wewnętrzni korzystają z przeglądarkowego Panelu Webowego. Różnią się jedynie specyfikacją sprzętową dostosowaną do ich ról:</w:t>
+      </w:r>
+    </w:p>
+    <w:p>
+      <w:pPr>
+        <w:pStyle w:val="NormalWeb"/>
+        <w:numPr>
+          <w:ilvl w:val="0"/>
+          <w:numId w:val="71"/>
+        </w:numPr>
+        <w:spacing w:before="240" w:beforeAutospacing="0" w:after="0" w:afterAutospacing="0"/>
+        <w:textAlignment w:val="baseline"/>
         <w:rPr>
           <w:rFonts w:ascii="Arial" w:hAnsi="Arial" w:cs="Arial"/>
           <w:color w:val="000000"/>
           <w:sz w:val="22"/>
           <w:szCs w:val="22"/>
         </w:rPr>
-        <w:t>).</w:t>
-      </w:r>
-    </w:p>
-    <w:p>
-      <w:pPr>
-        <w:pStyle w:val="NormalnyWeb"/>
-        <w:numPr>
-          <w:ilvl w:val="0"/>
-          <w:numId w:val="70"/>
-        </w:numPr>
-        <w:spacing w:before="240" w:beforeAutospacing="0" w:after="0" w:afterAutospacing="0"/>
-        <w:textAlignment w:val="baseline"/>
+      </w:pPr>
+      <w:r>
+        <w:rPr>
+          <w:rFonts w:ascii="Arial" w:hAnsi="Arial" w:cs="Arial"/>
+          <w:b/>
+          <w:bCs/>
+          <w:color w:val="000000"/>
+          <w:sz w:val="22"/>
+          <w:szCs w:val="22"/>
+        </w:rPr>
+        <w:t>Stanowisko Koordynatora [5]:</w:t>
+      </w:r>
+      <w:r>
         <w:rPr>
           <w:rFonts w:ascii="Arial" w:hAnsi="Arial" w:cs="Arial"/>
           <w:color w:val="000000"/>
           <w:sz w:val="22"/>
           <w:szCs w:val="22"/>
         </w:rPr>
-      </w:pPr>
-      <w:r>
-        <w:rPr>
-          <w:rFonts w:ascii="Arial" w:hAnsi="Arial" w:cs="Arial"/>
-          <w:b/>
-          <w:bCs/>
-          <w:color w:val="000000"/>
-          <w:sz w:val="22"/>
-          <w:szCs w:val="22"/>
-        </w:rPr>
-        <w:t>Główny Serwer [1]:</w:t>
-      </w:r>
-      <w:r>
+        <w:t xml:space="preserve"> Najbardziej wydajne stacje (Intel Core i9, 64GB RAM) pozwalające na bezproblemową, wielomonitorową pracę i obsługę dynamicznie odświeżających się w czasie rzeczywistym dashboardów z harmonogramem.</w:t>
+      </w:r>
+    </w:p>
+    <w:p>
+      <w:pPr>
+        <w:pStyle w:val="NormalWeb"/>
+        <w:numPr>
+          <w:ilvl w:val="0"/>
+          <w:numId w:val="71"/>
+        </w:numPr>
+        <w:spacing w:before="0" w:beforeAutospacing="0" w:after="0" w:afterAutospacing="0"/>
+        <w:textAlignment w:val="baseline"/>
         <w:rPr>
           <w:rFonts w:ascii="Arial" w:hAnsi="Arial" w:cs="Arial"/>
           <w:color w:val="000000"/>
           <w:sz w:val="22"/>
           <w:szCs w:val="22"/>
         </w:rPr>
-        <w:t xml:space="preserve"> Potężna jednostka obliczeniowa (4x Xeon 4.2GHz, 256GB RAM), na której uruchomiony jest komponent API Systemu (</w:t>
-      </w:r>
-      <w:proofErr w:type="spellStart"/>
+      </w:pPr>
+      <w:r>
+        <w:rPr>
+          <w:rFonts w:ascii="Arial" w:hAnsi="Arial" w:cs="Arial"/>
+          <w:b/>
+          <w:bCs/>
+          <w:color w:val="000000"/>
+          <w:sz w:val="22"/>
+          <w:szCs w:val="22"/>
+        </w:rPr>
+        <w:t>Stanowisko Operatora [10]:</w:t>
+      </w:r>
       <w:r>
         <w:rPr>
           <w:rFonts w:ascii="Arial" w:hAnsi="Arial" w:cs="Arial"/>
@@ -12114,19 +10854,36 @@
           <w:sz w:val="22"/>
           <w:szCs w:val="22"/>
         </w:rPr>
-        <w:t>Backend</w:t>
-      </w:r>
-      <w:proofErr w:type="spellEnd"/>
-      <w:r>
+        <w:t xml:space="preserve"> Standardowe stacje robocze (Intel Core i5, 16GB RAM) służące do wprowadzania danych z awizacji.</w:t>
+      </w:r>
+    </w:p>
+    <w:p>
+      <w:pPr>
+        <w:pStyle w:val="NormalWeb"/>
+        <w:numPr>
+          <w:ilvl w:val="0"/>
+          <w:numId w:val="71"/>
+        </w:numPr>
+        <w:spacing w:before="0" w:beforeAutospacing="0" w:after="240" w:afterAutospacing="0"/>
+        <w:textAlignment w:val="baseline"/>
         <w:rPr>
           <w:rFonts w:ascii="Arial" w:hAnsi="Arial" w:cs="Arial"/>
           <w:color w:val="000000"/>
           <w:sz w:val="22"/>
           <w:szCs w:val="22"/>
         </w:rPr>
-        <w:t xml:space="preserve">). Serwer ten wystawia interfejs </w:t>
-      </w:r>
-      <w:proofErr w:type="spellStart"/>
+      </w:pPr>
+      <w:r>
+        <w:rPr>
+          <w:rFonts w:ascii="Arial" w:hAnsi="Arial" w:cs="Arial"/>
+          <w:b/>
+          <w:bCs/>
+          <w:color w:val="000000"/>
+          <w:sz w:val="22"/>
+          <w:szCs w:val="22"/>
+        </w:rPr>
+        <w:t>Stanowisko Zarządu [2]:</w:t>
+      </w:r>
       <w:r>
         <w:rPr>
           <w:rFonts w:ascii="Arial" w:hAnsi="Arial" w:cs="Arial"/>
@@ -12134,34 +10891,67 @@
           <w:sz w:val="22"/>
           <w:szCs w:val="22"/>
         </w:rPr>
-        <w:t>IObsługa</w:t>
-      </w:r>
-      <w:proofErr w:type="spellEnd"/>
-      <w:r>
+        <w:t xml:space="preserve"> Służbowe laptopy (Intel Core i7, 32GB RAM) przeznaczone do generowania i analizy raportów.</w:t>
+      </w:r>
+    </w:p>
+    <w:p>
+      <w:pPr>
+        <w:pStyle w:val="NormalWeb"/>
+        <w:spacing w:before="240" w:beforeAutospacing="0" w:after="240" w:afterAutospacing="0"/>
+      </w:pPr>
+      <w:r>
+        <w:rPr>
+          <w:rFonts w:ascii="Arial" w:hAnsi="Arial" w:cs="Arial"/>
+          <w:b/>
+          <w:bCs/>
+          <w:color w:val="000000"/>
+          <w:sz w:val="22"/>
+          <w:szCs w:val="22"/>
+        </w:rPr>
+        <w:t>3. Infrastruktura mobilna (Urządzenia zewnętrzne)</w:t>
+      </w:r>
+    </w:p>
+    <w:p>
+      <w:pPr>
+        <w:pStyle w:val="NormalWeb"/>
+        <w:numPr>
+          <w:ilvl w:val="0"/>
+          <w:numId w:val="72"/>
+        </w:numPr>
+        <w:spacing w:before="240" w:beforeAutospacing="0" w:after="240" w:afterAutospacing="0"/>
+        <w:textAlignment w:val="baseline"/>
         <w:rPr>
           <w:rFonts w:ascii="Arial" w:hAnsi="Arial" w:cs="Arial"/>
           <w:color w:val="000000"/>
           <w:sz w:val="22"/>
           <w:szCs w:val="22"/>
         </w:rPr>
-        <w:t>, który przyjmuje i przetwarza wszystkie żądania z aplikacji klienckich.</w:t>
-      </w:r>
-    </w:p>
-    <w:p>
-      <w:pPr>
-        <w:pStyle w:val="NormalnyWeb"/>
-        <w:numPr>
-          <w:ilvl w:val="0"/>
-          <w:numId w:val="70"/>
-        </w:numPr>
-        <w:spacing w:before="0" w:beforeAutospacing="0" w:after="240" w:afterAutospacing="0"/>
-        <w:textAlignment w:val="baseline"/>
+      </w:pPr>
+      <w:r>
+        <w:rPr>
+          <w:rFonts w:ascii="Arial" w:hAnsi="Arial" w:cs="Arial"/>
+          <w:b/>
+          <w:bCs/>
+          <w:color w:val="000000"/>
+          <w:sz w:val="22"/>
+          <w:szCs w:val="22"/>
+        </w:rPr>
+        <w:t>iPhone (Smartfony Kierowców) [500]:</w:t>
+      </w:r>
+      <w:r>
         <w:rPr>
           <w:rFonts w:ascii="Arial" w:hAnsi="Arial" w:cs="Arial"/>
           <w:color w:val="000000"/>
           <w:sz w:val="22"/>
           <w:szCs w:val="22"/>
         </w:rPr>
+        <w:t xml:space="preserve"> Urządzenia pracujące w modelu BYOD (Bring Your Own Device). Łączą się z systemem z zewnątrz (spoza sieci portowej) z wykorzystaniem internetu mobilnego (&lt;&lt;5G&gt;&gt;). Fizyczny ruch sieciowy przechodzi przez publiczny Internet, następnie przez portowy Router i Switch, aż do Głównego Serwera. Na urządzeniach tych działa natywna Aplikacja mobilna.</w:t>
+      </w:r>
+    </w:p>
+    <w:p>
+      <w:pPr>
+        <w:pStyle w:val="NormalWeb"/>
+        <w:spacing w:before="240" w:beforeAutospacing="0" w:after="240" w:afterAutospacing="0"/>
       </w:pPr>
       <w:r>
         <w:rPr>
@@ -12172,7 +10962,7 @@
           <w:sz w:val="22"/>
           <w:szCs w:val="22"/>
         </w:rPr>
-        <w:t>Database Server [1]:</w:t>
+        <w:t>4. Komunikacja logiczna (Zależności)</w:t>
       </w:r>
       <w:r>
         <w:rPr>
@@ -12181,531 +10971,13 @@
           <w:sz w:val="22"/>
           <w:szCs w:val="22"/>
         </w:rPr>
-        <w:t xml:space="preserve"> Dedykowany serwer (2x Xeon 3.2GHz, 128GB RAM) przechowujący główne dane operacyjne. Zainstalowana jest na nim relacyjna Baza Oracle. Została ona logicznie obudowana interfejsami </w:t>
-      </w:r>
-      <w:proofErr w:type="spellStart"/>
-      <w:r>
-        <w:rPr>
-          <w:rFonts w:ascii="Arial" w:hAnsi="Arial" w:cs="Arial"/>
-          <w:color w:val="000000"/>
-          <w:sz w:val="22"/>
-          <w:szCs w:val="22"/>
-        </w:rPr>
-        <w:t>IRead</w:t>
-      </w:r>
-      <w:proofErr w:type="spellEnd"/>
-      <w:r>
-        <w:rPr>
-          <w:rFonts w:ascii="Arial" w:hAnsi="Arial" w:cs="Arial"/>
-          <w:color w:val="000000"/>
-          <w:sz w:val="22"/>
-          <w:szCs w:val="22"/>
-        </w:rPr>
-        <w:t xml:space="preserve"> (odczyt) oraz </w:t>
-      </w:r>
-      <w:proofErr w:type="spellStart"/>
-      <w:r>
-        <w:rPr>
-          <w:rFonts w:ascii="Arial" w:hAnsi="Arial" w:cs="Arial"/>
-          <w:color w:val="000000"/>
-          <w:sz w:val="22"/>
-          <w:szCs w:val="22"/>
-        </w:rPr>
-        <w:t>IWrite</w:t>
-      </w:r>
-      <w:proofErr w:type="spellEnd"/>
-      <w:r>
-        <w:rPr>
-          <w:rFonts w:ascii="Arial" w:hAnsi="Arial" w:cs="Arial"/>
-          <w:color w:val="000000"/>
-          <w:sz w:val="22"/>
-          <w:szCs w:val="22"/>
-        </w:rPr>
-        <w:t xml:space="preserve"> (zapis), z którymi komunikuje się API Systemu.</w:t>
-      </w:r>
-    </w:p>
-    <w:p>
-      <w:pPr>
-        <w:pStyle w:val="NormalnyWeb"/>
-        <w:spacing w:before="0" w:beforeAutospacing="0" w:after="0" w:afterAutospacing="0"/>
-      </w:pPr>
-      <w:r>
-        <w:rPr>
-          <w:rFonts w:ascii="Arial" w:hAnsi="Arial" w:cs="Arial"/>
-          <w:b/>
-          <w:bCs/>
-          <w:color w:val="000000"/>
-          <w:sz w:val="22"/>
-          <w:szCs w:val="22"/>
-        </w:rPr>
-        <w:lastRenderedPageBreak/>
-        <w:t>2. Stacje robocze (Infrastruktura wewnętrzna LAN</w:t>
-      </w:r>
-      <w:r>
-        <w:rPr>
-          <w:rFonts w:ascii="Arial" w:hAnsi="Arial" w:cs="Arial"/>
-          <w:color w:val="000000"/>
-          <w:sz w:val="22"/>
-          <w:szCs w:val="22"/>
-        </w:rPr>
-        <w:t xml:space="preserve">) Stanowiska pracy personelu portowego pracują w bezpiecznej sieci lokalnej i komunikują się z serwerem głównym za pomocą </w:t>
-      </w:r>
-      <w:proofErr w:type="spellStart"/>
-      <w:r>
-        <w:rPr>
-          <w:rFonts w:ascii="Arial" w:hAnsi="Arial" w:cs="Arial"/>
-          <w:color w:val="000000"/>
-          <w:sz w:val="22"/>
-          <w:szCs w:val="22"/>
-        </w:rPr>
-        <w:t>switcha</w:t>
-      </w:r>
-      <w:proofErr w:type="spellEnd"/>
-      <w:r>
-        <w:rPr>
-          <w:rFonts w:ascii="Arial" w:hAnsi="Arial" w:cs="Arial"/>
-          <w:color w:val="000000"/>
-          <w:sz w:val="22"/>
-          <w:szCs w:val="22"/>
-        </w:rPr>
-        <w:t xml:space="preserve"> po kablu Ethernet (&lt;&lt;</w:t>
-      </w:r>
-      <w:proofErr w:type="spellStart"/>
-      <w:r>
-        <w:rPr>
-          <w:rFonts w:ascii="Arial" w:hAnsi="Arial" w:cs="Arial"/>
-          <w:color w:val="000000"/>
-          <w:sz w:val="22"/>
-          <w:szCs w:val="22"/>
-        </w:rPr>
-        <w:t>eth</w:t>
-      </w:r>
-      <w:proofErr w:type="spellEnd"/>
-      <w:r>
-        <w:rPr>
-          <w:rFonts w:ascii="Arial" w:hAnsi="Arial" w:cs="Arial"/>
-          <w:color w:val="000000"/>
-          <w:sz w:val="22"/>
-          <w:szCs w:val="22"/>
-        </w:rPr>
-        <w:t>&gt;&gt;). Wszyscy użytkownicy wewnętrzni korzystają z przeglądarkowego Panelu Webowego. Różnią się jedynie specyfikacją sprzętową dostosowaną do ich ról:</w:t>
-      </w:r>
-    </w:p>
-    <w:p>
-      <w:pPr>
-        <w:pStyle w:val="NormalnyWeb"/>
-        <w:numPr>
-          <w:ilvl w:val="0"/>
-          <w:numId w:val="71"/>
-        </w:numPr>
-        <w:spacing w:before="240" w:beforeAutospacing="0" w:after="0" w:afterAutospacing="0"/>
-        <w:textAlignment w:val="baseline"/>
-        <w:rPr>
-          <w:rFonts w:ascii="Arial" w:hAnsi="Arial" w:cs="Arial"/>
-          <w:color w:val="000000"/>
-          <w:sz w:val="22"/>
-          <w:szCs w:val="22"/>
-        </w:rPr>
-      </w:pPr>
-      <w:r>
-        <w:rPr>
-          <w:rFonts w:ascii="Arial" w:hAnsi="Arial" w:cs="Arial"/>
-          <w:b/>
-          <w:bCs/>
-          <w:color w:val="000000"/>
-          <w:sz w:val="22"/>
-          <w:szCs w:val="22"/>
-        </w:rPr>
-        <w:t>Stanowisko Koordynatora [5]:</w:t>
-      </w:r>
-      <w:r>
-        <w:rPr>
-          <w:rFonts w:ascii="Arial" w:hAnsi="Arial" w:cs="Arial"/>
-          <w:color w:val="000000"/>
-          <w:sz w:val="22"/>
-          <w:szCs w:val="22"/>
-        </w:rPr>
-        <w:t xml:space="preserve"> Najbardziej wydajne stacje (Intel </w:t>
-      </w:r>
-      <w:proofErr w:type="spellStart"/>
-      <w:r>
-        <w:rPr>
-          <w:rFonts w:ascii="Arial" w:hAnsi="Arial" w:cs="Arial"/>
-          <w:color w:val="000000"/>
-          <w:sz w:val="22"/>
-          <w:szCs w:val="22"/>
-        </w:rPr>
-        <w:t>Core</w:t>
-      </w:r>
-      <w:proofErr w:type="spellEnd"/>
-      <w:r>
-        <w:rPr>
-          <w:rFonts w:ascii="Arial" w:hAnsi="Arial" w:cs="Arial"/>
-          <w:color w:val="000000"/>
-          <w:sz w:val="22"/>
-          <w:szCs w:val="22"/>
-        </w:rPr>
-        <w:t xml:space="preserve"> i9, 64GB RAM) pozwalające na bezproblemową, wielomonitorową pracę i obsługę dynamicznie odświeżających się w czasie rzeczywistym </w:t>
-      </w:r>
-      <w:proofErr w:type="spellStart"/>
-      <w:r>
-        <w:rPr>
-          <w:rFonts w:ascii="Arial" w:hAnsi="Arial" w:cs="Arial"/>
-          <w:color w:val="000000"/>
-          <w:sz w:val="22"/>
-          <w:szCs w:val="22"/>
-        </w:rPr>
-        <w:t>dashboardów</w:t>
-      </w:r>
-      <w:proofErr w:type="spellEnd"/>
-      <w:r>
-        <w:rPr>
-          <w:rFonts w:ascii="Arial" w:hAnsi="Arial" w:cs="Arial"/>
-          <w:color w:val="000000"/>
-          <w:sz w:val="22"/>
-          <w:szCs w:val="22"/>
-        </w:rPr>
-        <w:t xml:space="preserve"> z harmonogramem.</w:t>
-      </w:r>
-    </w:p>
-    <w:p>
-      <w:pPr>
-        <w:pStyle w:val="NormalnyWeb"/>
-        <w:numPr>
-          <w:ilvl w:val="0"/>
-          <w:numId w:val="71"/>
-        </w:numPr>
-        <w:spacing w:before="0" w:beforeAutospacing="0" w:after="0" w:afterAutospacing="0"/>
-        <w:textAlignment w:val="baseline"/>
-        <w:rPr>
-          <w:rFonts w:ascii="Arial" w:hAnsi="Arial" w:cs="Arial"/>
-          <w:color w:val="000000"/>
-          <w:sz w:val="22"/>
-          <w:szCs w:val="22"/>
-        </w:rPr>
-      </w:pPr>
-      <w:r>
-        <w:rPr>
-          <w:rFonts w:ascii="Arial" w:hAnsi="Arial" w:cs="Arial"/>
-          <w:b/>
-          <w:bCs/>
-          <w:color w:val="000000"/>
-          <w:sz w:val="22"/>
-          <w:szCs w:val="22"/>
-        </w:rPr>
-        <w:t>Stanowisko Operatora [10]:</w:t>
-      </w:r>
-      <w:r>
-        <w:rPr>
-          <w:rFonts w:ascii="Arial" w:hAnsi="Arial" w:cs="Arial"/>
-          <w:color w:val="000000"/>
-          <w:sz w:val="22"/>
-          <w:szCs w:val="22"/>
-        </w:rPr>
-        <w:t xml:space="preserve"> Standardowe stacje robocze (Intel </w:t>
-      </w:r>
-      <w:proofErr w:type="spellStart"/>
-      <w:r>
-        <w:rPr>
-          <w:rFonts w:ascii="Arial" w:hAnsi="Arial" w:cs="Arial"/>
-          <w:color w:val="000000"/>
-          <w:sz w:val="22"/>
-          <w:szCs w:val="22"/>
-        </w:rPr>
-        <w:t>Core</w:t>
-      </w:r>
-      <w:proofErr w:type="spellEnd"/>
-      <w:r>
-        <w:rPr>
-          <w:rFonts w:ascii="Arial" w:hAnsi="Arial" w:cs="Arial"/>
-          <w:color w:val="000000"/>
-          <w:sz w:val="22"/>
-          <w:szCs w:val="22"/>
-        </w:rPr>
-        <w:t xml:space="preserve"> i5, 16GB RAM) służące do wprowadzania danych z awizacji.</w:t>
-      </w:r>
-    </w:p>
-    <w:p>
-      <w:pPr>
-        <w:pStyle w:val="NormalnyWeb"/>
-        <w:numPr>
-          <w:ilvl w:val="0"/>
-          <w:numId w:val="71"/>
-        </w:numPr>
-        <w:spacing w:before="0" w:beforeAutospacing="0" w:after="240" w:afterAutospacing="0"/>
-        <w:textAlignment w:val="baseline"/>
-        <w:rPr>
-          <w:rFonts w:ascii="Arial" w:hAnsi="Arial" w:cs="Arial"/>
-          <w:color w:val="000000"/>
-          <w:sz w:val="22"/>
-          <w:szCs w:val="22"/>
-        </w:rPr>
-      </w:pPr>
-      <w:r>
-        <w:rPr>
-          <w:rFonts w:ascii="Arial" w:hAnsi="Arial" w:cs="Arial"/>
-          <w:b/>
-          <w:bCs/>
-          <w:color w:val="000000"/>
-          <w:sz w:val="22"/>
-          <w:szCs w:val="22"/>
-        </w:rPr>
-        <w:t>Stanowisko Zarządu [2]:</w:t>
-      </w:r>
-      <w:r>
-        <w:rPr>
-          <w:rFonts w:ascii="Arial" w:hAnsi="Arial" w:cs="Arial"/>
-          <w:color w:val="000000"/>
-          <w:sz w:val="22"/>
-          <w:szCs w:val="22"/>
-        </w:rPr>
-        <w:t xml:space="preserve"> Służbowe laptopy (Intel </w:t>
-      </w:r>
-      <w:proofErr w:type="spellStart"/>
-      <w:r>
-        <w:rPr>
-          <w:rFonts w:ascii="Arial" w:hAnsi="Arial" w:cs="Arial"/>
-          <w:color w:val="000000"/>
-          <w:sz w:val="22"/>
-          <w:szCs w:val="22"/>
-        </w:rPr>
-        <w:t>Core</w:t>
-      </w:r>
-      <w:proofErr w:type="spellEnd"/>
-      <w:r>
-        <w:rPr>
-          <w:rFonts w:ascii="Arial" w:hAnsi="Arial" w:cs="Arial"/>
-          <w:color w:val="000000"/>
-          <w:sz w:val="22"/>
-          <w:szCs w:val="22"/>
-        </w:rPr>
-        <w:t xml:space="preserve"> i7, 32GB RAM) przeznaczone do generowania i analizy raportów.</w:t>
-      </w:r>
-    </w:p>
-    <w:p>
-      <w:pPr>
-        <w:pStyle w:val="NormalnyWeb"/>
-        <w:spacing w:before="240" w:beforeAutospacing="0" w:after="240" w:afterAutospacing="0"/>
-      </w:pPr>
-      <w:r>
-        <w:rPr>
-          <w:rFonts w:ascii="Arial" w:hAnsi="Arial" w:cs="Arial"/>
-          <w:b/>
-          <w:bCs/>
-          <w:color w:val="000000"/>
-          <w:sz w:val="22"/>
-          <w:szCs w:val="22"/>
-        </w:rPr>
-        <w:t>3. Infrastruktura mobilna (Urządzenia zewnętrzne)</w:t>
-      </w:r>
-    </w:p>
-    <w:p>
-      <w:pPr>
-        <w:pStyle w:val="NormalnyWeb"/>
-        <w:numPr>
-          <w:ilvl w:val="0"/>
-          <w:numId w:val="72"/>
-        </w:numPr>
-        <w:spacing w:before="240" w:beforeAutospacing="0" w:after="240" w:afterAutospacing="0"/>
-        <w:textAlignment w:val="baseline"/>
-        <w:rPr>
-          <w:rFonts w:ascii="Arial" w:hAnsi="Arial" w:cs="Arial"/>
-          <w:color w:val="000000"/>
-          <w:sz w:val="22"/>
-          <w:szCs w:val="22"/>
-        </w:rPr>
-      </w:pPr>
-      <w:r>
-        <w:rPr>
-          <w:rFonts w:ascii="Arial" w:hAnsi="Arial" w:cs="Arial"/>
-          <w:b/>
-          <w:bCs/>
-          <w:color w:val="000000"/>
-          <w:sz w:val="22"/>
-          <w:szCs w:val="22"/>
-        </w:rPr>
-        <w:t>iPhone (Smartfony Kierowców) [500]:</w:t>
-      </w:r>
-      <w:r>
-        <w:rPr>
-          <w:rFonts w:ascii="Arial" w:hAnsi="Arial" w:cs="Arial"/>
-          <w:color w:val="000000"/>
-          <w:sz w:val="22"/>
-          <w:szCs w:val="22"/>
-        </w:rPr>
-        <w:t xml:space="preserve"> Urządzenia pracujące w modelu BYOD (</w:t>
-      </w:r>
-      <w:proofErr w:type="spellStart"/>
-      <w:r>
-        <w:rPr>
-          <w:rFonts w:ascii="Arial" w:hAnsi="Arial" w:cs="Arial"/>
-          <w:color w:val="000000"/>
-          <w:sz w:val="22"/>
-          <w:szCs w:val="22"/>
-        </w:rPr>
-        <w:t>Bring</w:t>
-      </w:r>
-      <w:proofErr w:type="spellEnd"/>
-      <w:r>
-        <w:rPr>
-          <w:rFonts w:ascii="Arial" w:hAnsi="Arial" w:cs="Arial"/>
-          <w:color w:val="000000"/>
-          <w:sz w:val="22"/>
-          <w:szCs w:val="22"/>
-        </w:rPr>
-        <w:t xml:space="preserve"> </w:t>
-      </w:r>
-      <w:proofErr w:type="spellStart"/>
-      <w:r>
-        <w:rPr>
-          <w:rFonts w:ascii="Arial" w:hAnsi="Arial" w:cs="Arial"/>
-          <w:color w:val="000000"/>
-          <w:sz w:val="22"/>
-          <w:szCs w:val="22"/>
-        </w:rPr>
-        <w:t>Your</w:t>
-      </w:r>
-      <w:proofErr w:type="spellEnd"/>
-      <w:r>
-        <w:rPr>
-          <w:rFonts w:ascii="Arial" w:hAnsi="Arial" w:cs="Arial"/>
-          <w:color w:val="000000"/>
-          <w:sz w:val="22"/>
-          <w:szCs w:val="22"/>
-        </w:rPr>
-        <w:t xml:space="preserve"> </w:t>
-      </w:r>
-      <w:proofErr w:type="spellStart"/>
-      <w:r>
-        <w:rPr>
-          <w:rFonts w:ascii="Arial" w:hAnsi="Arial" w:cs="Arial"/>
-          <w:color w:val="000000"/>
-          <w:sz w:val="22"/>
-          <w:szCs w:val="22"/>
-        </w:rPr>
-        <w:t>Own</w:t>
-      </w:r>
-      <w:proofErr w:type="spellEnd"/>
-      <w:r>
-        <w:rPr>
-          <w:rFonts w:ascii="Arial" w:hAnsi="Arial" w:cs="Arial"/>
-          <w:color w:val="000000"/>
-          <w:sz w:val="22"/>
-          <w:szCs w:val="22"/>
-        </w:rPr>
-        <w:t xml:space="preserve"> Device). Łączą się z systemem z zewnątrz (spoza sieci portowej) z wykorzystaniem </w:t>
-      </w:r>
-      <w:proofErr w:type="spellStart"/>
-      <w:r>
-        <w:rPr>
-          <w:rFonts w:ascii="Arial" w:hAnsi="Arial" w:cs="Arial"/>
-          <w:color w:val="000000"/>
-          <w:sz w:val="22"/>
-          <w:szCs w:val="22"/>
-        </w:rPr>
-        <w:t>internetu</w:t>
-      </w:r>
-      <w:proofErr w:type="spellEnd"/>
-      <w:r>
-        <w:rPr>
-          <w:rFonts w:ascii="Arial" w:hAnsi="Arial" w:cs="Arial"/>
-          <w:color w:val="000000"/>
-          <w:sz w:val="22"/>
-          <w:szCs w:val="22"/>
-        </w:rPr>
-        <w:t xml:space="preserve"> mobilnego (&lt;&lt;5G&gt;&gt;). Fizyczny ruch sieciowy przechodzi przez publiczny Internet, następnie przez portowy Router i Switch, aż do Głównego Serwera. Na urządzeniach tych działa natywna Aplikacja mobilna.</w:t>
-      </w:r>
-    </w:p>
-    <w:p>
-      <w:pPr>
-        <w:pStyle w:val="NormalnyWeb"/>
-        <w:spacing w:before="240" w:beforeAutospacing="0" w:after="240" w:afterAutospacing="0"/>
-      </w:pPr>
-      <w:r>
-        <w:rPr>
-          <w:rFonts w:ascii="Arial" w:hAnsi="Arial" w:cs="Arial"/>
-          <w:b/>
-          <w:bCs/>
-          <w:color w:val="000000"/>
-          <w:sz w:val="22"/>
-          <w:szCs w:val="22"/>
-        </w:rPr>
-        <w:t>4. Komunikacja logiczna (Zależności)</w:t>
-      </w:r>
-      <w:r>
-        <w:rPr>
-          <w:rFonts w:ascii="Arial" w:hAnsi="Arial" w:cs="Arial"/>
-          <w:color w:val="000000"/>
-          <w:sz w:val="22"/>
-          <w:szCs w:val="22"/>
-        </w:rPr>
-        <w:t xml:space="preserve"> Linie przerywane na diagramie obrazują przepływ danych i zależności logiczne w systemie. Zarówno Aplikacja mobilna (dla kierowców), jak i wewnętrzny Panel Webowy (dla pracowników) nie mają bezpośredniego dostępu do bazy danych. Wszystkie żądania wysyłane są do interfejsu </w:t>
-      </w:r>
-      <w:proofErr w:type="spellStart"/>
-      <w:r>
-        <w:rPr>
-          <w:rFonts w:ascii="Arial" w:hAnsi="Arial" w:cs="Arial"/>
-          <w:color w:val="000000"/>
-          <w:sz w:val="22"/>
-          <w:szCs w:val="22"/>
-        </w:rPr>
-        <w:t>IObsługa</w:t>
-      </w:r>
-      <w:proofErr w:type="spellEnd"/>
-      <w:r>
-        <w:rPr>
-          <w:rFonts w:ascii="Arial" w:hAnsi="Arial" w:cs="Arial"/>
-          <w:color w:val="000000"/>
-          <w:sz w:val="22"/>
-          <w:szCs w:val="22"/>
-        </w:rPr>
-        <w:t xml:space="preserve"> na Głównym Serwerze, który to po weryfikacji uprawnień zarządza zapisem (</w:t>
-      </w:r>
-      <w:proofErr w:type="spellStart"/>
-      <w:r>
-        <w:rPr>
-          <w:rFonts w:ascii="Arial" w:hAnsi="Arial" w:cs="Arial"/>
-          <w:color w:val="000000"/>
-          <w:sz w:val="22"/>
-          <w:szCs w:val="22"/>
-        </w:rPr>
-        <w:t>IWrite</w:t>
-      </w:r>
-      <w:proofErr w:type="spellEnd"/>
-      <w:r>
-        <w:rPr>
-          <w:rFonts w:ascii="Arial" w:hAnsi="Arial" w:cs="Arial"/>
-          <w:color w:val="000000"/>
-          <w:sz w:val="22"/>
-          <w:szCs w:val="22"/>
-        </w:rPr>
-        <w:t>) i odczytem (</w:t>
-      </w:r>
-      <w:proofErr w:type="spellStart"/>
-      <w:r>
-        <w:rPr>
-          <w:rFonts w:ascii="Arial" w:hAnsi="Arial" w:cs="Arial"/>
-          <w:color w:val="000000"/>
-          <w:sz w:val="22"/>
-          <w:szCs w:val="22"/>
-        </w:rPr>
-        <w:t>IRead</w:t>
-      </w:r>
-      <w:proofErr w:type="spellEnd"/>
-      <w:r>
-        <w:rPr>
-          <w:rFonts w:ascii="Arial" w:hAnsi="Arial" w:cs="Arial"/>
-          <w:color w:val="000000"/>
-          <w:sz w:val="22"/>
-          <w:szCs w:val="22"/>
-        </w:rPr>
-        <w:t>) w Bazie Oracle. Zapewnia to wysoki poziom bezpieczeństwa i integralności danych logistycznych.</w:t>
+        <w:t xml:space="preserve"> Linie przerywane na diagramie obrazują przepływ danych i zależności logiczne w systemie. Zarówno Aplikacja mobilna (dla kierowców), jak i wewnętrzny Panel Webowy (dla pracowników) nie mają bezpośredniego dostępu do bazy danych. Wszystkie żądania wysyłane są do interfejsu IObsługa na Głównym Serwerze, który to po weryfikacji uprawnień zarządza zapisem (IWrite) i odczytem (IRead) w Bazie Oracle. Zapewnia to wysoki poziom bezpieczeństwa i integralności danych logistycznych.</w:t>
       </w:r>
     </w:p>
     <w:p/>
     <w:p>
       <w:pPr>
-        <w:pStyle w:val="Nagwek1"/>
+        <w:pStyle w:val="Heading1"/>
         <w:numPr>
           <w:ilvl w:val="0"/>
           <w:numId w:val="7"/>
@@ -12714,6 +10986,17 @@
       <w:bookmarkStart w:id="13" w:name="_yokshilu81lp" w:colFirst="0" w:colLast="0"/>
       <w:bookmarkEnd w:id="13"/>
       <w:r>
+        <w:rPr>
+          <w:b/>
+          <w:bCs/>
+        </w:rPr>
+        <w:t xml:space="preserve"> </w:t>
+      </w:r>
+      <w:r>
+        <w:rPr>
+          <w:b/>
+          <w:bCs/>
+        </w:rPr>
         <w:t>Propozycja planu pracy</w:t>
       </w:r>
       <w:r>
@@ -12736,63 +11019,7 @@
         <w:rPr>
           <w:lang w:val="pl-PL"/>
         </w:rPr>
-        <w:t xml:space="preserve">Projekt wdrożenia systemu PORT-LOG został podzielony na 8 głównych etapów, które odzwierciedlają kolejne kroki budowania poszczególnych modułów. Zakładamy, że nad systemem pracuje niewielki zespół składający się z </w:t>
-      </w:r>
-      <w:proofErr w:type="spellStart"/>
-      <w:r>
-        <w:rPr>
-          <w:lang w:val="pl-PL"/>
-        </w:rPr>
-        <w:t>ról:Architekt</w:t>
-      </w:r>
-      <w:proofErr w:type="spellEnd"/>
-      <w:r>
-        <w:rPr>
-          <w:lang w:val="pl-PL"/>
-        </w:rPr>
-        <w:t>/</w:t>
-      </w:r>
-      <w:proofErr w:type="spellStart"/>
-      <w:r>
-        <w:rPr>
-          <w:lang w:val="pl-PL"/>
-        </w:rPr>
-        <w:t>DevOps</w:t>
-      </w:r>
-      <w:proofErr w:type="spellEnd"/>
-      <w:r>
-        <w:rPr>
-          <w:lang w:val="pl-PL"/>
-        </w:rPr>
-        <w:t xml:space="preserve">, </w:t>
-      </w:r>
-      <w:proofErr w:type="spellStart"/>
-      <w:r>
-        <w:rPr>
-          <w:lang w:val="pl-PL"/>
-        </w:rPr>
-        <w:t>Backend</w:t>
-      </w:r>
-      <w:proofErr w:type="spellEnd"/>
-      <w:r>
-        <w:rPr>
-          <w:lang w:val="pl-PL"/>
-        </w:rPr>
-        <w:t xml:space="preserve"> Developer, </w:t>
-      </w:r>
-      <w:proofErr w:type="spellStart"/>
-      <w:r>
-        <w:rPr>
-          <w:lang w:val="pl-PL"/>
-        </w:rPr>
-        <w:t>Frontend</w:t>
-      </w:r>
-      <w:proofErr w:type="spellEnd"/>
-      <w:r>
-        <w:rPr>
-          <w:lang w:val="pl-PL"/>
-        </w:rPr>
-        <w:t xml:space="preserve"> Developer oraz Tester .</w:t>
+        <w:t>Projekt wdrożenia systemu PORT-LOG został podzielony na 8 głównych etapów, które odzwierciedlają kolejne kroki budowania poszczególnych modułów. Zakładamy, że nad systemem pracuje niewielki zespół składający się z ról:Architekt/DevOps, Backend Developer, Frontend Developer oraz Tester .</w:t>
       </w:r>
     </w:p>
     <w:p>
@@ -12832,35 +11059,7 @@
         <w:rPr>
           <w:lang w:val="pl-PL"/>
         </w:rPr>
-        <w:t xml:space="preserve"> Przełożenie diagramów klas na ostateczną strukturę relacyjnej bazy danych. Konfiguracja repozytorium kodu, przygotowanie środowiska deweloperskiego oraz szkieletu aplikacji (</w:t>
-      </w:r>
-      <w:proofErr w:type="spellStart"/>
-      <w:r>
-        <w:rPr>
-          <w:lang w:val="pl-PL"/>
-        </w:rPr>
-        <w:t>backendu</w:t>
-      </w:r>
-      <w:proofErr w:type="spellEnd"/>
-      <w:r>
-        <w:rPr>
-          <w:lang w:val="pl-PL"/>
-        </w:rPr>
-        <w:t xml:space="preserve"> i </w:t>
-      </w:r>
-      <w:proofErr w:type="spellStart"/>
-      <w:r>
-        <w:rPr>
-          <w:lang w:val="pl-PL"/>
-        </w:rPr>
-        <w:t>frontendu</w:t>
-      </w:r>
-      <w:proofErr w:type="spellEnd"/>
-      <w:r>
-        <w:rPr>
-          <w:lang w:val="pl-PL"/>
-        </w:rPr>
-        <w:t>).</w:t>
+        <w:t xml:space="preserve"> Przełożenie diagramów klas na ostateczną strukturę relacyjnej bazy danych. Konfiguracja repozytorium kodu, przygotowanie środowiska deweloperskiego oraz szkieletu aplikacji (backendu i frontendu).</w:t>
       </w:r>
     </w:p>
     <w:p>
@@ -12935,21 +11134,7 @@
         <w:rPr>
           <w:lang w:val="pl-PL"/>
         </w:rPr>
-        <w:t xml:space="preserve"> 1x Architekt, 1x </w:t>
-      </w:r>
-      <w:proofErr w:type="spellStart"/>
-      <w:r>
-        <w:rPr>
-          <w:lang w:val="pl-PL"/>
-        </w:rPr>
-        <w:t>DevOps</w:t>
-      </w:r>
-      <w:proofErr w:type="spellEnd"/>
-      <w:r>
-        <w:rPr>
-          <w:lang w:val="pl-PL"/>
-        </w:rPr>
-        <w:t>.</w:t>
+        <w:t xml:space="preserve"> 1x Architekt, 1x DevOps.</w:t>
       </w:r>
     </w:p>
     <w:p>
@@ -13208,21 +11393,7 @@
         <w:rPr>
           <w:lang w:val="pl-PL"/>
         </w:rPr>
-        <w:t xml:space="preserve"> 2x </w:t>
-      </w:r>
-      <w:proofErr w:type="spellStart"/>
-      <w:r>
-        <w:rPr>
-          <w:lang w:val="pl-PL"/>
-        </w:rPr>
-        <w:t>Backend</w:t>
-      </w:r>
-      <w:proofErr w:type="spellEnd"/>
-      <w:r>
-        <w:rPr>
-          <w:lang w:val="pl-PL"/>
-        </w:rPr>
-        <w:t xml:space="preserve"> Developer (praca parami nad algorytmem optymalizacyjnym).</w:t>
+        <w:t xml:space="preserve"> 2x Backend Developer (praca parami nad algorytmem optymalizacyjnym).</w:t>
       </w:r>
     </w:p>
     <w:p>
@@ -13262,21 +11433,7 @@
         <w:rPr>
           <w:lang w:val="pl-PL"/>
         </w:rPr>
-        <w:t xml:space="preserve"> Zbudowanie interfejsu (</w:t>
-      </w:r>
-      <w:proofErr w:type="spellStart"/>
-      <w:r>
-        <w:rPr>
-          <w:lang w:val="pl-PL"/>
-        </w:rPr>
-        <w:t>frontendu</w:t>
-      </w:r>
-      <w:proofErr w:type="spellEnd"/>
-      <w:r>
-        <w:rPr>
-          <w:lang w:val="pl-PL"/>
-        </w:rPr>
-        <w:t>) dla Koordynatora, który w czasie rzeczywistym odświeża statusy operacji (Rozładunek, Wydano, Oczekuje). Dodanie możliwości ręcznej modyfikacji grafiku (np. w przypadku awarii doku).</w:t>
+        <w:t xml:space="preserve"> Zbudowanie interfejsu (frontendu) dla Koordynatora, który w czasie rzeczywistym odświeża statusy operacji (Rozładunek, Wydano, Oczekuje). Dodanie możliwości ręcznej modyfikacji grafiku (np. w przypadku awarii doku).</w:t>
       </w:r>
     </w:p>
     <w:p>
@@ -13351,35 +11508,7 @@
         <w:rPr>
           <w:lang w:val="pl-PL"/>
         </w:rPr>
-        <w:t xml:space="preserve"> 1x </w:t>
-      </w:r>
-      <w:proofErr w:type="spellStart"/>
-      <w:r>
-        <w:rPr>
-          <w:lang w:val="pl-PL"/>
-        </w:rPr>
-        <w:t>Frontend</w:t>
-      </w:r>
-      <w:proofErr w:type="spellEnd"/>
-      <w:r>
-        <w:rPr>
-          <w:lang w:val="pl-PL"/>
-        </w:rPr>
-        <w:t xml:space="preserve"> Developer, 1x </w:t>
-      </w:r>
-      <w:proofErr w:type="spellStart"/>
-      <w:r>
-        <w:rPr>
-          <w:lang w:val="pl-PL"/>
-        </w:rPr>
-        <w:t>Backend</w:t>
-      </w:r>
-      <w:proofErr w:type="spellEnd"/>
-      <w:r>
-        <w:rPr>
-          <w:lang w:val="pl-PL"/>
-        </w:rPr>
-        <w:t xml:space="preserve"> Developer (do wystawienia danych przez API na żywo).</w:t>
+        <w:t xml:space="preserve"> 1x Frontend Developer, 1x Backend Developer (do wystawienia danych przez API na żywo).</w:t>
       </w:r>
     </w:p>
     <w:p>
@@ -13781,21 +11910,7 @@
         <w:rPr>
           <w:lang w:val="pl-PL"/>
         </w:rPr>
-        <w:t xml:space="preserve"> 1x Tester, wsparcie całego zespołu (usuwanie błędów </w:t>
-      </w:r>
-      <w:proofErr w:type="spellStart"/>
-      <w:r>
-        <w:rPr>
-          <w:lang w:val="pl-PL"/>
-        </w:rPr>
-        <w:t>itp</w:t>
-      </w:r>
-      <w:proofErr w:type="spellEnd"/>
-      <w:r>
-        <w:rPr>
-          <w:lang w:val="pl-PL"/>
-        </w:rPr>
-        <w:t>).</w:t>
+        <w:t xml:space="preserve"> 1x Tester, wsparcie całego zespołu (usuwanie błędów itp).</w:t>
       </w:r>
     </w:p>
     <w:p>
@@ -13910,21 +12025,7 @@
         <w:rPr>
           <w:lang w:val="pl-PL"/>
         </w:rPr>
-        <w:t xml:space="preserve"> 1x Architekt/</w:t>
-      </w:r>
-      <w:proofErr w:type="spellStart"/>
-      <w:r>
-        <w:rPr>
-          <w:lang w:val="pl-PL"/>
-        </w:rPr>
-        <w:t>DevOps</w:t>
-      </w:r>
-      <w:proofErr w:type="spellEnd"/>
-      <w:r>
-        <w:rPr>
-          <w:lang w:val="pl-PL"/>
-        </w:rPr>
-        <w:t>.</w:t>
+        <w:t xml:space="preserve"> 1x Architekt/DevOps.</w:t>
       </w:r>
     </w:p>
     <w:p>
@@ -13945,61 +12046,19 @@
         <w:rPr>
           <w:lang w:val="pl-PL"/>
         </w:rPr>
-        <w:t xml:space="preserve"> Ze względu na możliwość równoległego realizowania niektórych zadań (np. </w:t>
-      </w:r>
-      <w:proofErr w:type="spellStart"/>
-      <w:r>
-        <w:rPr>
-          <w:lang w:val="pl-PL"/>
-        </w:rPr>
-        <w:t>frontendu</w:t>
-      </w:r>
-      <w:proofErr w:type="spellEnd"/>
-      <w:r>
-        <w:rPr>
-          <w:lang w:val="pl-PL"/>
-        </w:rPr>
-        <w:t xml:space="preserve"> kierowcy w czasie, gdy </w:t>
-      </w:r>
-      <w:proofErr w:type="spellStart"/>
-      <w:r>
-        <w:rPr>
-          <w:lang w:val="pl-PL"/>
-        </w:rPr>
-        <w:t>backendowcy</w:t>
-      </w:r>
-      <w:proofErr w:type="spellEnd"/>
-      <w:r>
-        <w:rPr>
-          <w:lang w:val="pl-PL"/>
-        </w:rPr>
-        <w:t xml:space="preserve"> piszą moduł raportowy), cały projekt zakłada realizację w około 60 dni roboczych </w:t>
-      </w:r>
-      <w:proofErr w:type="spellStart"/>
-      <w:r>
-        <w:rPr>
-          <w:lang w:val="pl-PL"/>
-        </w:rPr>
-        <w:t>roboczych</w:t>
-      </w:r>
-      <w:proofErr w:type="spellEnd"/>
-      <w:r>
-        <w:rPr>
-          <w:lang w:val="pl-PL"/>
-        </w:rPr>
-        <w:t xml:space="preserve"> czyli w przybliżeniu 3 miesiące kalendarzowe. </w:t>
-      </w:r>
-    </w:p>
-    <w:p>
-      <w:pPr>
-        <w:rPr>
-          <w:lang w:val="pl-PL"/>
-        </w:rPr>
-      </w:pPr>
-    </w:p>
-    <w:p>
-      <w:pPr>
-        <w:pStyle w:val="Nagwek1"/>
+        <w:t xml:space="preserve"> Ze względu na możliwość równoległego realizowania niektórych zadań (np. frontendu kierowcy w czasie, gdy backendowcy piszą moduł raportowy), cały projekt zakłada realizację w około 60 dni roboczych roboczych czyli w przybliżeniu 3 miesiące kalendarzowe. </w:t>
+      </w:r>
+    </w:p>
+    <w:p>
+      <w:pPr>
+        <w:rPr>
+          <w:lang w:val="pl-PL"/>
+        </w:rPr>
+      </w:pPr>
+    </w:p>
+    <w:p>
+      <w:pPr>
+        <w:pStyle w:val="Heading1"/>
         <w:numPr>
           <w:ilvl w:val="0"/>
           <w:numId w:val="7"/>
@@ -14008,6 +12067,13 @@
       <w:bookmarkStart w:id="14" w:name="_4smyz7fwmmte" w:colFirst="0" w:colLast="0"/>
       <w:bookmarkEnd w:id="14"/>
       <w:r>
+        <w:t xml:space="preserve"> </w:t>
+      </w:r>
+      <w:r>
+        <w:rPr>
+          <w:b/>
+          <w:bCs/>
+        </w:rPr>
         <w:t>Analiza ryzyka projektu</w:t>
       </w:r>
       <w:r>
@@ -14415,21 +12481,7 @@
         <w:rPr>
           <w:lang w:val="pl-PL"/>
         </w:rPr>
-        <w:t>Wprowadzenie mechanizmu buforowania (</w:t>
-      </w:r>
-      <w:proofErr w:type="spellStart"/>
-      <w:r>
-        <w:rPr>
-          <w:lang w:val="pl-PL"/>
-        </w:rPr>
-        <w:t>caching</w:t>
-      </w:r>
-      <w:proofErr w:type="spellEnd"/>
-      <w:r>
-        <w:rPr>
-          <w:lang w:val="pl-PL"/>
-        </w:rPr>
-        <w:t>) najpopularniejszych statystyk i raportów okresowych dla Zarządu.</w:t>
+        <w:t>Wprowadzenie mechanizmu buforowania (caching) najpopularniejszych statystyk i raportów okresowych dla Zarządu.</w:t>
       </w:r>
     </w:p>
     <w:p>
@@ -14666,16 +12718,8 @@
               <w:rPr>
                 <w:lang w:val="pl-PL"/>
               </w:rPr>
-              <w:t xml:space="preserve">Numer </w:t>
+              <w:t>Numer przyoadku</w:t>
             </w:r>
-            <w:proofErr w:type="spellStart"/>
-            <w:r>
-              <w:rPr>
-                <w:lang w:val="pl-PL"/>
-              </w:rPr>
-              <w:t>przyoadku</w:t>
-            </w:r>
-            <w:proofErr w:type="spellEnd"/>
           </w:p>
         </w:tc>
         <w:tc>
@@ -15518,7 +13562,7 @@
     <w:p/>
     <w:p>
       <w:pPr>
-        <w:pStyle w:val="Nagwek1"/>
+        <w:pStyle w:val="Heading1"/>
         <w:numPr>
           <w:ilvl w:val="0"/>
           <w:numId w:val="7"/>
@@ -15527,6 +13571,10 @@
       <w:bookmarkStart w:id="15" w:name="_otm2291zftcr" w:colFirst="0" w:colLast="0"/>
       <w:bookmarkEnd w:id="15"/>
       <w:r>
+        <w:rPr>
+          <w:b/>
+          <w:bCs/>
+        </w:rPr>
         <w:t>Kosztorys realizacji przedsięwzięcia</w:t>
       </w:r>
       <w:r>
@@ -15534,7 +13582,7 @@
           <w:noProof/>
         </w:rPr>
         <w:pict w14:anchorId="049119E3">
-          <v:rect id="_x0000_i1047" alt="" style="width:410.45pt;height:.05pt;mso-width-percent:0;mso-height-percent:0;mso-width-percent:0;mso-height-percent:0" o:hrpct="988" o:hralign="center" o:hrstd="t" o:hr="t" fillcolor="#a0a0a0" stroked="f"/>
+          <v:rect id="_x0000_i1068" alt="" style="width:410.45pt;height:.05pt;mso-width-percent:0;mso-height-percent:0;mso-width-percent:0;mso-height-percent:0" o:hrpct="988" o:hralign="center" o:hrstd="t" o:hr="t" fillcolor="#a0a0a0" stroked="f"/>
         </w:pict>
       </w:r>
     </w:p>
@@ -15719,21 +13767,7 @@
         <w:rPr>
           <w:lang w:val="pl-PL"/>
         </w:rPr>
-        <w:t xml:space="preserve">, logika </w:t>
-      </w:r>
-      <w:proofErr w:type="spellStart"/>
-      <w:r>
-        <w:rPr>
-          <w:lang w:val="pl-PL"/>
-        </w:rPr>
-        <w:t>backendowa</w:t>
-      </w:r>
-      <w:proofErr w:type="spellEnd"/>
-      <w:r>
-        <w:rPr>
-          <w:lang w:val="pl-PL"/>
-        </w:rPr>
-        <w:t>): 15 000 zł</w:t>
+        <w:t>, logika backendowa): 15 000 zł</w:t>
       </w:r>
     </w:p>
     <w:p>
@@ -15773,21 +13807,7 @@
         <w:rPr>
           <w:lang w:val="pl-PL"/>
         </w:rPr>
-        <w:t>Etap III: Implementacja modułów dyspozytorskich (</w:t>
-      </w:r>
-      <w:proofErr w:type="spellStart"/>
-      <w:r>
-        <w:rPr>
-          <w:lang w:val="pl-PL"/>
-        </w:rPr>
-        <w:t>Backend</w:t>
-      </w:r>
-      <w:proofErr w:type="spellEnd"/>
-      <w:r>
-        <w:rPr>
-          <w:lang w:val="pl-PL"/>
-        </w:rPr>
-        <w:t xml:space="preserve"> &amp; Desktop/Web)</w:t>
+        <w:t>Etap III: Implementacja modułów dyspozytorskich (Backend &amp; Desktop/Web)</w:t>
       </w:r>
     </w:p>
     <w:p>
@@ -17480,21 +15500,7 @@
         <w:rPr>
           <w:lang w:val="pl-PL"/>
         </w:rPr>
-        <w:t xml:space="preserve"> na </w:t>
-      </w:r>
-      <w:proofErr w:type="spellStart"/>
-      <w:r>
-        <w:rPr>
-          <w:lang w:val="pl-PL"/>
-        </w:rPr>
-        <w:t>przeklikanie</w:t>
-      </w:r>
-      <w:proofErr w:type="spellEnd"/>
-      <w:r>
-        <w:rPr>
-          <w:lang w:val="pl-PL"/>
-        </w:rPr>
-        <w:t xml:space="preserve"> systemu i sprawdzenie, czy wszystko działa zgodnie z wcześniejszymi ustaleniami.</w:t>
+        <w:t xml:space="preserve"> na przeklikanie systemu i sprawdzenie, czy wszystko działa zgodnie z wcześniejszymi ustaleniami.</w:t>
       </w:r>
     </w:p>
     <w:p>
@@ -28748,16 +26754,16 @@
     <w:lsdException w:name="Unresolved Mention" w:semiHidden="1" w:unhideWhenUsed="1"/>
     <w:lsdException w:name="Smart Link" w:semiHidden="1" w:unhideWhenUsed="1"/>
   </w:latentStyles>
-  <w:style w:type="paragraph" w:default="1" w:styleId="Normalny">
+  <w:style w:type="paragraph" w:default="1" w:styleId="Normal">
     <w:name w:val="Normal"/>
     <w:qFormat/>
     <w:rsid w:val="000D2582"/>
   </w:style>
-  <w:style w:type="paragraph" w:styleId="Nagwek1">
+  <w:style w:type="paragraph" w:styleId="Heading1">
     <w:name w:val="heading 1"/>
-    <w:basedOn w:val="Normalny"/>
-    <w:next w:val="Normalny"/>
-    <w:link w:val="Nagwek1Znak"/>
+    <w:basedOn w:val="Normal"/>
+    <w:next w:val="Normal"/>
+    <w:link w:val="Heading1Char"/>
     <w:uiPriority w:val="9"/>
     <w:qFormat/>
     <w:pPr>
@@ -28771,10 +26777,10 @@
       <w:szCs w:val="40"/>
     </w:rPr>
   </w:style>
-  <w:style w:type="paragraph" w:styleId="Nagwek2">
+  <w:style w:type="paragraph" w:styleId="Heading2">
     <w:name w:val="heading 2"/>
-    <w:basedOn w:val="Normalny"/>
-    <w:next w:val="Normalny"/>
+    <w:basedOn w:val="Normal"/>
+    <w:next w:val="Normal"/>
     <w:uiPriority w:val="9"/>
     <w:unhideWhenUsed/>
     <w:qFormat/>
@@ -28789,10 +26795,10 @@
       <w:szCs w:val="32"/>
     </w:rPr>
   </w:style>
-  <w:style w:type="paragraph" w:styleId="Nagwek3">
+  <w:style w:type="paragraph" w:styleId="Heading3">
     <w:name w:val="heading 3"/>
-    <w:basedOn w:val="Normalny"/>
-    <w:next w:val="Normalny"/>
+    <w:basedOn w:val="Normal"/>
+    <w:next w:val="Normal"/>
     <w:uiPriority w:val="9"/>
     <w:unhideWhenUsed/>
     <w:qFormat/>
@@ -28808,10 +26814,10 @@
       <w:szCs w:val="28"/>
     </w:rPr>
   </w:style>
-  <w:style w:type="paragraph" w:styleId="Nagwek4">
+  <w:style w:type="paragraph" w:styleId="Heading4">
     <w:name w:val="heading 4"/>
-    <w:basedOn w:val="Normalny"/>
-    <w:next w:val="Normalny"/>
+    <w:basedOn w:val="Normal"/>
+    <w:next w:val="Normal"/>
     <w:uiPriority w:val="9"/>
     <w:semiHidden/>
     <w:unhideWhenUsed/>
@@ -28828,10 +26834,10 @@
       <w:szCs w:val="24"/>
     </w:rPr>
   </w:style>
-  <w:style w:type="paragraph" w:styleId="Nagwek5">
+  <w:style w:type="paragraph" w:styleId="Heading5">
     <w:name w:val="heading 5"/>
-    <w:basedOn w:val="Normalny"/>
-    <w:next w:val="Normalny"/>
+    <w:basedOn w:val="Normal"/>
+    <w:next w:val="Normal"/>
     <w:uiPriority w:val="9"/>
     <w:semiHidden/>
     <w:unhideWhenUsed/>
@@ -28846,10 +26852,10 @@
       <w:color w:val="666666"/>
     </w:rPr>
   </w:style>
-  <w:style w:type="paragraph" w:styleId="Nagwek6">
+  <w:style w:type="paragraph" w:styleId="Heading6">
     <w:name w:val="heading 6"/>
-    <w:basedOn w:val="Normalny"/>
-    <w:next w:val="Normalny"/>
+    <w:basedOn w:val="Normal"/>
+    <w:next w:val="Normal"/>
     <w:uiPriority w:val="9"/>
     <w:semiHidden/>
     <w:unhideWhenUsed/>
@@ -28866,13 +26872,13 @@
       <w:color w:val="666666"/>
     </w:rPr>
   </w:style>
-  <w:style w:type="character" w:default="1" w:styleId="Domylnaczcionkaakapitu">
+  <w:style w:type="character" w:default="1" w:styleId="DefaultParagraphFont">
     <w:name w:val="Default Paragraph Font"/>
     <w:uiPriority w:val="1"/>
     <w:semiHidden/>
     <w:unhideWhenUsed/>
   </w:style>
-  <w:style w:type="table" w:default="1" w:styleId="Standardowy">
+  <w:style w:type="table" w:default="1" w:styleId="TableNormal">
     <w:name w:val="Normal Table"/>
     <w:uiPriority w:val="99"/>
     <w:semiHidden/>
@@ -28887,13 +26893,13 @@
       </w:tblCellMar>
     </w:tblPr>
   </w:style>
-  <w:style w:type="numbering" w:default="1" w:styleId="Bezlisty">
+  <w:style w:type="numbering" w:default="1" w:styleId="NoList">
     <w:name w:val="No List"/>
     <w:uiPriority w:val="99"/>
     <w:semiHidden/>
     <w:unhideWhenUsed/>
   </w:style>
-  <w:style w:type="table" w:customStyle="1" w:styleId="TableNormal">
+  <w:style w:type="table" w:customStyle="1" w:styleId="TableNormal0">
     <w:name w:val="TableNormal"/>
     <w:tblPr>
       <w:tblCellMar>
@@ -28904,10 +26910,10 @@
       </w:tblCellMar>
     </w:tblPr>
   </w:style>
-  <w:style w:type="paragraph" w:styleId="Tytu">
+  <w:style w:type="paragraph" w:styleId="Title">
     <w:name w:val="Title"/>
-    <w:basedOn w:val="Normalny"/>
-    <w:next w:val="Normalny"/>
+    <w:basedOn w:val="Normal"/>
+    <w:next w:val="Normal"/>
     <w:uiPriority w:val="10"/>
     <w:qFormat/>
     <w:pPr>
@@ -28920,10 +26926,10 @@
       <w:szCs w:val="52"/>
     </w:rPr>
   </w:style>
-  <w:style w:type="paragraph" w:styleId="Podtytu">
+  <w:style w:type="paragraph" w:styleId="Subtitle">
     <w:name w:val="Subtitle"/>
-    <w:basedOn w:val="Normalny"/>
-    <w:next w:val="Normalny"/>
+    <w:basedOn w:val="Normal"/>
+    <w:next w:val="Normal"/>
     <w:uiPriority w:val="11"/>
     <w:qFormat/>
     <w:pPr>
@@ -28938,15 +26944,15 @@
     </w:rPr>
   </w:style>
   <w:style w:type="table" w:customStyle="1" w:styleId="a">
-    <w:basedOn w:val="TableNormal"/>
+    <w:basedOn w:val="TableNormal0"/>
     <w:tblPr>
       <w:tblStyleRowBandSize w:val="1"/>
       <w:tblStyleColBandSize w:val="1"/>
     </w:tblPr>
   </w:style>
-  <w:style w:type="paragraph" w:styleId="NormalnyWeb">
+  <w:style w:type="paragraph" w:styleId="NormalWeb">
     <w:name w:val="Normal (Web)"/>
-    <w:basedOn w:val="Normalny"/>
+    <w:basedOn w:val="Normal"/>
     <w:uiPriority w:val="99"/>
     <w:unhideWhenUsed/>
     <w:rsid w:val="00A7733C"/>
@@ -28960,9 +26966,9 @@
       <w:lang w:val="pl-PL"/>
     </w:rPr>
   </w:style>
-  <w:style w:type="table" w:styleId="Tabela-Siatka">
+  <w:style w:type="table" w:styleId="TableGrid">
     <w:name w:val="Table Grid"/>
-    <w:basedOn w:val="Standardowy"/>
+    <w:basedOn w:val="TableNormal"/>
     <w:uiPriority w:val="39"/>
     <w:rsid w:val="00EF4495"/>
     <w:pPr>
@@ -28979,9 +26985,9 @@
       </w:tblBorders>
     </w:tblPr>
   </w:style>
-  <w:style w:type="character" w:styleId="Pogrubienie">
+  <w:style w:type="character" w:styleId="Strong">
     <w:name w:val="Strong"/>
-    <w:basedOn w:val="Domylnaczcionkaakapitu"/>
+    <w:basedOn w:val="DefaultParagraphFont"/>
     <w:uiPriority w:val="22"/>
     <w:qFormat/>
     <w:rsid w:val="0022517F"/>
@@ -28990,10 +26996,10 @@
       <w:bCs/>
     </w:rPr>
   </w:style>
-  <w:style w:type="character" w:customStyle="1" w:styleId="Nagwek1Znak">
-    <w:name w:val="Nagłówek 1 Znak"/>
-    <w:basedOn w:val="Domylnaczcionkaakapitu"/>
-    <w:link w:val="Nagwek1"/>
+  <w:style w:type="character" w:customStyle="1" w:styleId="Heading1Char">
+    <w:name w:val="Heading 1 Char"/>
+    <w:basedOn w:val="DefaultParagraphFont"/>
+    <w:link w:val="Heading1"/>
     <w:uiPriority w:val="9"/>
     <w:rsid w:val="000D2582"/>
     <w:rPr>
@@ -29001,9 +27007,9 @@
       <w:szCs w:val="40"/>
     </w:rPr>
   </w:style>
-  <w:style w:type="character" w:styleId="Hipercze">
+  <w:style w:type="character" w:styleId="Hyperlink">
     <w:name w:val="Hyperlink"/>
-    <w:basedOn w:val="Domylnaczcionkaakapitu"/>
+    <w:basedOn w:val="DefaultParagraphFont"/>
     <w:uiPriority w:val="99"/>
     <w:unhideWhenUsed/>
     <w:rsid w:val="00E22DD2"/>
@@ -29012,9 +27018,9 @@
       <w:u w:val="single"/>
     </w:rPr>
   </w:style>
-  <w:style w:type="character" w:styleId="Nierozpoznanawzmianka">
+  <w:style w:type="character" w:styleId="UnresolvedMention">
     <w:name w:val="Unresolved Mention"/>
-    <w:basedOn w:val="Domylnaczcionkaakapitu"/>
+    <w:basedOn w:val="DefaultParagraphFont"/>
     <w:uiPriority w:val="99"/>
     <w:semiHidden/>
     <w:unhideWhenUsed/>

--- a/TK/IO Projekt .docx
+++ b/TK/IO Projekt .docx
@@ -1489,7 +1489,7 @@
           <w:noProof/>
         </w:rPr>
         <w:pict w14:anchorId="22ECB67D">
-          <v:rect id="_x0000_i1049" alt="" style="width:416.25pt;height:.05pt;mso-width-percent:0;mso-height-percent:0;mso-width-percent:0;mso-height-percent:0" o:hrpct="922" o:hralign="center" o:hrstd="t" o:hr="t" fillcolor="#a0a0a0" stroked="f"/>
+          <v:rect id="_x0000_i1030" alt="" style="width:416.25pt;height:.05pt;mso-width-percent:0;mso-height-percent:0;mso-width-percent:0;mso-height-percent:0" o:hrpct="922" o:hralign="center" o:hrstd="t" o:hr="t" fillcolor="#a0a0a0" stroked="f"/>
         </w:pict>
       </w:r>
     </w:p>
@@ -1792,7 +1792,7 @@
           <w:noProof/>
         </w:rPr>
         <w:pict w14:anchorId="2CD831DD">
-          <v:rect id="_x0000_i1052" alt="" style="width:449.05pt;height:.05pt;mso-width-percent:0;mso-height-percent:0;mso-width-percent:0;mso-height-percent:0" o:hrpct="990" o:hralign="center" o:hrstd="t" o:hr="t" fillcolor="#a0a0a0" stroked="f"/>
+          <v:rect id="_x0000_i1031" alt="" style="width:449.05pt;height:.05pt;mso-width-percent:0;mso-height-percent:0;mso-width-percent:0;mso-height-percent:0" o:hrpct="990" o:hralign="center" o:hrstd="t" o:hr="t" fillcolor="#a0a0a0" stroked="f"/>
         </w:pict>
       </w:r>
     </w:p>
@@ -1978,7 +1978,7 @@
           <w:color w:val="000000"/>
         </w:rPr>
         <w:pict w14:anchorId="5178A90F">
-          <v:rect id="_x0000_i1072" alt="" style="width:390.5pt;height:.05pt;mso-width-percent:0;mso-height-percent:0;mso-width-percent:0;mso-height-percent:0" o:hrpct="865" o:hralign="center" o:hrstd="t" o:hr="t" fillcolor="#a0a0a0" stroked="f"/>
+          <v:rect id="_x0000_i1032" alt="" style="width:390.5pt;height:.05pt;mso-width-percent:0;mso-height-percent:0;mso-width-percent:0;mso-height-percent:0" o:hrpct="865" o:hralign="center" o:hrstd="t" o:hr="t" fillcolor="#a0a0a0" stroked="f"/>
         </w:pict>
       </w:r>
     </w:p>
@@ -2212,7 +2212,7 @@
           <w:color w:val="000000"/>
         </w:rPr>
         <w:pict w14:anchorId="55B725E1">
-          <v:rect id="_x0000_i1069" alt="" style="width:390.5pt;height:.05pt;mso-width-percent:0;mso-height-percent:0;mso-width-percent:0;mso-height-percent:0" o:hrpct="865" o:hralign="center" o:hrstd="t" o:hr="t" fillcolor="#a0a0a0" stroked="f"/>
+          <v:rect id="_x0000_i1033" alt="" style="width:390.5pt;height:.05pt;mso-width-percent:0;mso-height-percent:0;mso-width-percent:0;mso-height-percent:0" o:hrpct="865" o:hralign="center" o:hrstd="t" o:hr="t" fillcolor="#a0a0a0" stroked="f"/>
         </w:pict>
       </w:r>
     </w:p>
@@ -4276,6 +4276,7 @@
     </w:p>
     <w:p>
       <w:pPr>
+        <w:ind w:left="3600" w:hanging="3600"/>
         <w:rPr>
           <w:lang w:val="pl-PL"/>
         </w:rPr>
@@ -4293,7 +4294,20 @@
           <w:lang w:val="pl-PL"/>
         </w:rPr>
         <w:tab/>
-        <w:t xml:space="preserve">void zglosTransport() </w:t>
+      </w:r>
+      <w:r>
+        <w:rPr>
+          <w:b/>
+          <w:bCs/>
+          <w:lang w:val="pl-PL"/>
+        </w:rPr>
+        <w:t>void zglosTransport()</w:t>
+      </w:r>
+      <w:r>
+        <w:rPr>
+          <w:lang w:val="pl-PL"/>
+        </w:rPr>
+        <w:t xml:space="preserve"> </w:t>
       </w:r>
       <w:r>
         <w:rPr>
@@ -4310,17 +4324,32 @@
     </w:p>
     <w:p>
       <w:pPr>
-        <w:rPr>
-          <w:lang w:val="pl-PL"/>
-        </w:rPr>
-      </w:pPr>
-      <w:r>
-        <w:rPr>
-          <w:b/>
-          <w:bCs/>
-          <w:lang w:val="pl-PL"/>
-        </w:rPr>
-        <w:t> System</w:t>
+        <w:ind w:left="3600" w:hanging="3600"/>
+        <w:rPr>
+          <w:lang w:val="pl-PL"/>
+        </w:rPr>
+      </w:pPr>
+    </w:p>
+    <w:p>
+      <w:pPr>
+        <w:ind w:left="3600" w:hanging="3600"/>
+        <w:rPr>
+          <w:lang w:val="pl-PL"/>
+        </w:rPr>
+      </w:pPr>
+      <w:r>
+        <w:rPr>
+          <w:b/>
+          <w:bCs/>
+          <w:lang w:val="pl-PL"/>
+        </w:rPr>
+        <w:t>System</w:t>
+      </w:r>
+      <w:r>
+        <w:rPr>
+          <w:lang w:val="pl-PL"/>
+        </w:rPr>
+        <w:t xml:space="preserve">                                 </w:t>
       </w:r>
       <w:r>
         <w:rPr>
@@ -4330,10 +4359,157 @@
       </w:r>
       <w:r>
         <w:rPr>
+          <w:b/>
+          <w:bCs/>
+          <w:lang w:val="pl-PL"/>
+        </w:rPr>
+        <w:t>void przeslijZgloszenie()</w:t>
+      </w:r>
+      <w:r>
+        <w:rPr>
+          <w:lang w:val="pl-PL"/>
+        </w:rPr>
+        <w:t xml:space="preserve"> </w:t>
+      </w:r>
+      <w:r>
+        <w:rPr>
+          <w:lang w:val="pl-PL"/>
+        </w:rPr>
+        <w:t>-</w:t>
+      </w:r>
+      <w:r>
+        <w:rPr>
+          <w:lang w:val="pl-PL"/>
+        </w:rPr>
+        <w:t xml:space="preserve"> odbiera zgłoszenie od </w:t>
+      </w:r>
+      <w:r>
+        <w:rPr>
+          <w:lang w:val="pl-PL"/>
+        </w:rPr>
+        <w:t xml:space="preserve">     </w:t>
+      </w:r>
+      <w:r>
+        <w:rPr>
+          <w:lang w:val="pl-PL"/>
+        </w:rPr>
+        <w:t xml:space="preserve">kontrahenta </w:t>
+      </w:r>
+      <w:r>
+        <w:rPr>
+          <w:lang w:val="pl-PL"/>
+        </w:rPr>
+        <w:t xml:space="preserve">  </w:t>
+      </w:r>
+      <w:r>
+        <w:rPr>
+          <w:lang w:val="pl-PL"/>
+        </w:rPr>
+        <w:t>i przekazuje do systemu void pobierz</w:t>
+      </w:r>
+    </w:p>
+    <w:p>
+      <w:pPr>
+        <w:ind w:left="3600"/>
+        <w:rPr>
+          <w:lang w:val="pl-PL"/>
+        </w:rPr>
+      </w:pPr>
+      <w:r>
+        <w:rPr>
+          <w:b/>
+          <w:bCs/>
+          <w:lang w:val="pl-PL"/>
+        </w:rPr>
+        <w:t>Zgloszenie()</w:t>
+      </w:r>
+      <w:r>
+        <w:rPr>
+          <w:lang w:val="pl-PL"/>
+        </w:rPr>
+        <w:t xml:space="preserve"> </w:t>
+      </w:r>
+      <w:r>
+        <w:rPr>
+          <w:lang w:val="pl-PL"/>
+        </w:rPr>
+        <w:t>-</w:t>
+      </w:r>
+      <w:r>
+        <w:rPr>
+          <w:lang w:val="pl-PL"/>
+        </w:rPr>
+        <w:t xml:space="preserve"> obsługuje żądanie operatora i udostępnia mu dane zgłoszenia void </w:t>
+      </w:r>
+      <w:r>
+        <w:rPr>
+          <w:b/>
+          <w:bCs/>
+          <w:lang w:val="pl-PL"/>
+        </w:rPr>
+        <w:t>generujKarteZaladunkowa()</w:t>
+      </w:r>
+      <w:r>
+        <w:rPr>
+          <w:lang w:val="pl-PL"/>
+        </w:rPr>
+        <w:t xml:space="preserve"> </w:t>
+      </w:r>
+      <w:r>
+        <w:rPr>
+          <w:lang w:val="pl-PL"/>
+        </w:rPr>
+        <w:t>-</w:t>
+      </w:r>
+      <w:r>
+        <w:rPr>
+          <w:lang w:val="pl-PL"/>
+        </w:rPr>
+        <w:t xml:space="preserve"> wykonuje polecenie operatora i inicjuje w systemie proces tworzenia ładunku </w:t>
+      </w:r>
+    </w:p>
+    <w:p>
+      <w:pPr>
+        <w:ind w:left="3600"/>
+        <w:rPr>
+          <w:lang w:val="pl-PL"/>
+        </w:rPr>
+      </w:pPr>
+    </w:p>
+    <w:p>
+      <w:pPr>
+        <w:ind w:left="3600" w:hanging="3600"/>
+        <w:rPr>
+          <w:lang w:val="pl-PL"/>
+        </w:rPr>
+      </w:pPr>
+      <w:r>
+        <w:rPr>
+          <w:b/>
+          <w:bCs/>
+          <w:lang w:val="pl-PL"/>
+        </w:rPr>
+        <w:t>Operator</w:t>
+      </w:r>
+      <w:r>
+        <w:rPr>
           <w:lang w:val="pl-PL"/>
         </w:rPr>
         <w:tab/>
-        <w:t xml:space="preserve">void przeslijZgloszenie() </w:t>
+      </w:r>
+      <w:r>
+        <w:rPr>
+          <w:b/>
+          <w:bCs/>
+          <w:lang w:val="pl-PL"/>
+        </w:rPr>
+        <w:t>void rejestrujLadunek()</w:t>
+      </w:r>
+      <w:r>
+        <w:rPr>
+          <w:lang w:val="pl-PL"/>
+        </w:rPr>
+        <w:t xml:space="preserve"> </w:t>
       </w:r>
       <w:r>
         <w:rPr>
@@ -4345,7 +4521,54 @@
         <w:rPr>
           <w:lang w:val="pl-PL"/>
         </w:rPr>
-        <w:t xml:space="preserve"> odbiera zgłoszenie od kontrahenta i przekazuje do systemu void pobierzZgloszenie() </w:t>
+        <w:t xml:space="preserve"> operacja własna operatora, w </w:t>
+      </w:r>
+      <w:r>
+        <w:rPr>
+          <w:lang w:val="pl-PL"/>
+        </w:rPr>
+        <w:t xml:space="preserve">    </w:t>
+      </w:r>
+      <w:r>
+        <w:rPr>
+          <w:lang w:val="pl-PL"/>
+        </w:rPr>
+        <w:t>ramach której przetwarza i weryfikuje zgłoszenie Ladunek</w:t>
+      </w:r>
+      <w:r>
+        <w:rPr>
+          <w:lang w:val="pl-PL"/>
+        </w:rPr>
+        <w:tab/>
+      </w:r>
+      <w:r>
+        <w:rPr>
+          <w:lang w:val="pl-PL"/>
+        </w:rPr>
+        <w:tab/>
+      </w:r>
+    </w:p>
+    <w:p>
+      <w:pPr>
+        <w:ind w:left="3600"/>
+        <w:rPr>
+          <w:lang w:val="pl-PL"/>
+        </w:rPr>
+      </w:pPr>
+      <w:r>
+        <w:rPr>
+          <w:b/>
+          <w:bCs/>
+          <w:lang w:val="pl-PL"/>
+        </w:rPr>
+        <w:lastRenderedPageBreak/>
+        <w:t>Ladunek() / «CREATE»</w:t>
+      </w:r>
+      <w:r>
+        <w:rPr>
+          <w:lang w:val="pl-PL"/>
+        </w:rPr>
+        <w:t xml:space="preserve"> </w:t>
       </w:r>
       <w:r>
         <w:rPr>
@@ -4357,89 +4580,6 @@
         <w:rPr>
           <w:lang w:val="pl-PL"/>
         </w:rPr>
-        <w:t xml:space="preserve"> obsługuje żądanie operatora i udostępnia mu dane zgłoszenia void generujKarteZaladunkowa() </w:t>
-      </w:r>
-      <w:r>
-        <w:rPr>
-          <w:lang w:val="pl-PL"/>
-        </w:rPr>
-        <w:t>-</w:t>
-      </w:r>
-      <w:r>
-        <w:rPr>
-          <w:lang w:val="pl-PL"/>
-        </w:rPr>
-        <w:t xml:space="preserve"> wykonuje polecenie operatora i inicjuje w systemie proces tworzenia ładunku </w:t>
-      </w:r>
-    </w:p>
-    <w:p>
-      <w:pPr>
-        <w:rPr>
-          <w:lang w:val="pl-PL"/>
-        </w:rPr>
-      </w:pPr>
-      <w:r>
-        <w:rPr>
-          <w:b/>
-          <w:bCs/>
-          <w:lang w:val="pl-PL"/>
-        </w:rPr>
-        <w:t>Operator</w:t>
-      </w:r>
-      <w:r>
-        <w:rPr>
-          <w:lang w:val="pl-PL"/>
-        </w:rPr>
-        <w:tab/>
-        <w:t xml:space="preserve">void rejestrujLadunek() </w:t>
-      </w:r>
-      <w:r>
-        <w:rPr>
-          <w:lang w:val="pl-PL"/>
-        </w:rPr>
-        <w:t>-</w:t>
-      </w:r>
-      <w:r>
-        <w:rPr>
-          <w:lang w:val="pl-PL"/>
-        </w:rPr>
-        <w:t xml:space="preserve"> operacja własna operatora, w ramach której przetwarza i weryfikuje zgłoszenie Ladunek</w:t>
-      </w:r>
-      <w:r>
-        <w:rPr>
-          <w:lang w:val="pl-PL"/>
-        </w:rPr>
-        <w:tab/>
-      </w:r>
-      <w:r>
-        <w:rPr>
-          <w:lang w:val="pl-PL"/>
-        </w:rPr>
-        <w:tab/>
-      </w:r>
-    </w:p>
-    <w:p>
-      <w:pPr>
-        <w:rPr>
-          <w:lang w:val="pl-PL"/>
-        </w:rPr>
-      </w:pPr>
-      <w:r>
-        <w:rPr>
-          <w:lang w:val="pl-PL"/>
-        </w:rPr>
-        <w:t xml:space="preserve">Ladunek() / «CREATE» </w:t>
-      </w:r>
-      <w:r>
-        <w:rPr>
-          <w:lang w:val="pl-PL"/>
-        </w:rPr>
-        <w:t>-</w:t>
-      </w:r>
-      <w:r>
-        <w:rPr>
-          <w:lang w:val="pl-PL"/>
-        </w:rPr>
         <w:t xml:space="preserve"> konstruktor wywoływany przez System, który ostatecznie tworzy nowy obiekt ładunku  </w:t>
       </w:r>
     </w:p>
@@ -4462,7 +4602,6 @@
           <w:noProof/>
           <w:lang w:val="pl-PL"/>
         </w:rPr>
-        <w:lastRenderedPageBreak/>
         <w:drawing>
           <wp:inline distT="0" distB="0" distL="0" distR="0" wp14:anchorId="40EC23A9" wp14:editId="2F4C916B">
             <wp:extent cx="5733415" cy="4685665"/>
@@ -4557,6 +4696,7 @@
     </w:p>
     <w:p>
       <w:pPr>
+        <w:ind w:left="3600" w:hanging="3600"/>
         <w:rPr>
           <w:lang w:val="pl-PL"/>
         </w:rPr>
@@ -4577,16 +4717,226 @@
       </w:r>
       <w:r>
         <w:rPr>
+          <w:b/>
+          <w:bCs/>
+          <w:lang w:val="pl-PL"/>
+        </w:rPr>
+        <w:t>void PlanujOperacje()</w:t>
+      </w:r>
+      <w:r>
+        <w:rPr>
+          <w:lang w:val="pl-PL"/>
+        </w:rPr>
+        <w:t xml:space="preserve"> </w:t>
+      </w:r>
+      <w:r>
+        <w:rPr>
+          <w:lang w:val="pl-PL"/>
+        </w:rPr>
+        <w:t>-</w:t>
+      </w:r>
+      <w:r>
+        <w:rPr>
+          <w:lang w:val="pl-PL"/>
+        </w:rPr>
+        <w:t xml:space="preserve"> odbiera żądanie z interfejsu koordynatora i inicjuje główny proces planowania w systemie void </w:t>
+      </w:r>
+    </w:p>
+    <w:p>
+      <w:pPr>
+        <w:ind w:left="3600"/>
+        <w:rPr>
+          <w:lang w:val="pl-PL"/>
+        </w:rPr>
+      </w:pPr>
+      <w:r>
+        <w:rPr>
+          <w:b/>
+          <w:bCs/>
+          <w:lang w:val="pl-PL"/>
+        </w:rPr>
+        <w:t>PrzydzielDoki()</w:t>
+      </w:r>
+      <w:r>
+        <w:rPr>
+          <w:lang w:val="pl-PL"/>
+        </w:rPr>
+        <w:t xml:space="preserve"> </w:t>
+      </w:r>
+      <w:r>
+        <w:rPr>
+          <w:lang w:val="pl-PL"/>
+        </w:rPr>
+        <w:t>-</w:t>
+      </w:r>
+      <w:r>
+        <w:rPr>
+          <w:lang w:val="pl-PL"/>
+        </w:rPr>
+        <w:t xml:space="preserve"> wewnętrzna operacja systemu przypisująca odpowiednie doki void </w:t>
+      </w:r>
+    </w:p>
+    <w:p>
+      <w:pPr>
+        <w:ind w:left="3600"/>
+        <w:rPr>
+          <w:lang w:val="pl-PL"/>
+        </w:rPr>
+      </w:pPr>
+      <w:r>
+        <w:rPr>
+          <w:b/>
+          <w:bCs/>
+          <w:lang w:val="pl-PL"/>
+        </w:rPr>
+        <w:t>PrzydzielObszary()</w:t>
+      </w:r>
+      <w:r>
+        <w:rPr>
+          <w:lang w:val="pl-PL"/>
+        </w:rPr>
+        <w:t xml:space="preserve"> </w:t>
+      </w:r>
+      <w:r>
+        <w:rPr>
+          <w:lang w:val="pl-PL"/>
+        </w:rPr>
+        <w:t>-</w:t>
+      </w:r>
+      <w:r>
+        <w:rPr>
+          <w:lang w:val="pl-PL"/>
+        </w:rPr>
+        <w:t xml:space="preserve"> wewnętrzna operacja systemu przydzielająca obszary magazynowe void </w:t>
+      </w:r>
+      <w:r>
+        <w:rPr>
+          <w:b/>
+          <w:bCs/>
+          <w:lang w:val="pl-PL"/>
+        </w:rPr>
+        <w:t>PrzydzielUrzadzenia()</w:t>
+      </w:r>
+      <w:r>
+        <w:rPr>
+          <w:lang w:val="pl-PL"/>
+        </w:rPr>
+        <w:t xml:space="preserve"> </w:t>
+      </w:r>
+      <w:r>
+        <w:rPr>
+          <w:lang w:val="pl-PL"/>
+        </w:rPr>
+        <w:t>-</w:t>
+      </w:r>
+      <w:r>
+        <w:rPr>
+          <w:lang w:val="pl-PL"/>
+        </w:rPr>
+        <w:t xml:space="preserve"> wewnętrzna operacja systemu alokująca maszyny i urządzenia przeładunkowe </w:t>
+      </w:r>
+    </w:p>
+    <w:p>
+      <w:pPr>
+        <w:ind w:left="3600"/>
+        <w:rPr>
+          <w:lang w:val="pl-PL"/>
+        </w:rPr>
+      </w:pPr>
+    </w:p>
+    <w:p>
+      <w:pPr>
+        <w:ind w:left="3600" w:hanging="3600"/>
+        <w:rPr>
+          <w:lang w:val="pl-PL"/>
+        </w:rPr>
+      </w:pPr>
+      <w:r>
+        <w:rPr>
+          <w:b/>
+          <w:bCs/>
+          <w:lang w:val="pl-PL"/>
+        </w:rPr>
+        <w:t>Koordynator</w:t>
+      </w:r>
+      <w:r>
+        <w:rPr>
+          <w:b/>
+          <w:bCs/>
           <w:lang w:val="pl-PL"/>
         </w:rPr>
         <w:tab/>
       </w:r>
       <w:r>
         <w:rPr>
+          <w:b/>
+          <w:bCs/>
+          <w:lang w:val="pl-PL"/>
+        </w:rPr>
+        <w:t>void PodgladStatusu()</w:t>
+      </w:r>
+      <w:r>
+        <w:rPr>
+          <w:lang w:val="pl-PL"/>
+        </w:rPr>
+        <w:t xml:space="preserve"> </w:t>
+      </w:r>
+      <w:r>
+        <w:rPr>
+          <w:lang w:val="pl-PL"/>
+        </w:rPr>
+        <w:t>-</w:t>
+      </w:r>
+      <w:r>
+        <w:rPr>
+          <w:lang w:val="pl-PL"/>
+        </w:rPr>
+        <w:t xml:space="preserve"> wewnętrzna operacja wywoływana w formularzu/interfejsie koordynatora, pozwalająca na monitorowanie bieżącego stanu </w:t>
+      </w:r>
+    </w:p>
+    <w:p>
+      <w:pPr>
+        <w:ind w:left="3600" w:hanging="3600"/>
+        <w:rPr>
+          <w:lang w:val="pl-PL"/>
+        </w:rPr>
+      </w:pPr>
+    </w:p>
+    <w:p>
+      <w:pPr>
+        <w:ind w:left="3600" w:hanging="3600"/>
+        <w:rPr>
+          <w:lang w:val="pl-PL"/>
+        </w:rPr>
+      </w:pPr>
+      <w:r>
+        <w:rPr>
+          <w:b/>
+          <w:bCs/>
+          <w:lang w:val="pl-PL"/>
+        </w:rPr>
+        <w:lastRenderedPageBreak/>
+        <w:t>HarmonogramDokowan</w:t>
+      </w:r>
+      <w:r>
+        <w:rPr>
           <w:lang w:val="pl-PL"/>
         </w:rPr>
         <w:tab/>
-        <w:t xml:space="preserve">void PlanujOperacje() </w:t>
+      </w:r>
+      <w:r>
+        <w:rPr>
+          <w:b/>
+          <w:bCs/>
+          <w:lang w:val="pl-PL"/>
+        </w:rPr>
+        <w:t>HarmonogramDokowan()</w:t>
+      </w:r>
+      <w:r>
+        <w:rPr>
+          <w:lang w:val="pl-PL"/>
+        </w:rPr>
+        <w:t xml:space="preserve"> / «create» </w:t>
       </w:r>
       <w:r>
         <w:rPr>
@@ -4598,118 +4948,6 @@
         <w:rPr>
           <w:lang w:val="pl-PL"/>
         </w:rPr>
-        <w:t xml:space="preserve"> odbiera żądanie z interfejsu koordynatora i inicjuje główny proces planowania w systemie void PrzydzielDoki() </w:t>
-      </w:r>
-      <w:r>
-        <w:rPr>
-          <w:lang w:val="pl-PL"/>
-        </w:rPr>
-        <w:t>-</w:t>
-      </w:r>
-      <w:r>
-        <w:rPr>
-          <w:lang w:val="pl-PL"/>
-        </w:rPr>
-        <w:t xml:space="preserve"> wewnętrzna operacja systemu przypisująca odpowiednie doki void PrzydzielObszary() </w:t>
-      </w:r>
-      <w:r>
-        <w:rPr>
-          <w:lang w:val="pl-PL"/>
-        </w:rPr>
-        <w:t>-</w:t>
-      </w:r>
-      <w:r>
-        <w:rPr>
-          <w:lang w:val="pl-PL"/>
-        </w:rPr>
-        <w:t xml:space="preserve"> wewnętrzna operacja systemu przydzielająca obszary magazynowe void PrzydzielUrzadzenia() </w:t>
-      </w:r>
-      <w:r>
-        <w:rPr>
-          <w:lang w:val="pl-PL"/>
-        </w:rPr>
-        <w:t>-</w:t>
-      </w:r>
-      <w:r>
-        <w:rPr>
-          <w:lang w:val="pl-PL"/>
-        </w:rPr>
-        <w:t xml:space="preserve"> wewnętrzna operacja systemu alokująca maszyny i urządzenia przeładunkowe </w:t>
-      </w:r>
-    </w:p>
-    <w:p>
-      <w:pPr>
-        <w:rPr>
-          <w:lang w:val="pl-PL"/>
-        </w:rPr>
-      </w:pPr>
-      <w:r>
-        <w:rPr>
-          <w:b/>
-          <w:bCs/>
-          <w:lang w:val="pl-PL"/>
-        </w:rPr>
-        <w:t>Koordynator</w:t>
-      </w:r>
-      <w:r>
-        <w:rPr>
-          <w:b/>
-          <w:bCs/>
-          <w:lang w:val="pl-PL"/>
-        </w:rPr>
-        <w:tab/>
-      </w:r>
-      <w:r>
-        <w:rPr>
-          <w:lang w:val="pl-PL"/>
-        </w:rPr>
-        <w:tab/>
-        <w:t xml:space="preserve">void PodgladStatusu() </w:t>
-      </w:r>
-      <w:r>
-        <w:rPr>
-          <w:lang w:val="pl-PL"/>
-        </w:rPr>
-        <w:t>-</w:t>
-      </w:r>
-      <w:r>
-        <w:rPr>
-          <w:lang w:val="pl-PL"/>
-        </w:rPr>
-        <w:t xml:space="preserve"> wewnętrzna operacja wywoływana w formularzu/interfejsie koordynatora, pozwalająca na monitorowanie bieżącego stanu </w:t>
-      </w:r>
-    </w:p>
-    <w:p>
-      <w:pPr>
-        <w:rPr>
-          <w:lang w:val="pl-PL"/>
-        </w:rPr>
-      </w:pPr>
-      <w:r>
-        <w:rPr>
-          <w:b/>
-          <w:bCs/>
-          <w:lang w:val="pl-PL"/>
-        </w:rPr>
-        <w:t>HarmonogramDokowan</w:t>
-      </w:r>
-      <w:r>
-        <w:rPr>
-          <w:lang w:val="pl-PL"/>
-        </w:rPr>
-        <w:tab/>
-        <w:t xml:space="preserve">HarmonogramDokowan() / «create» </w:t>
-      </w:r>
-      <w:r>
-        <w:rPr>
-          <w:lang w:val="pl-PL"/>
-        </w:rPr>
-        <w:t>-</w:t>
-      </w:r>
-      <w:r>
-        <w:rPr>
-          <w:lang w:val="pl-PL"/>
-        </w:rPr>
         <w:t xml:space="preserve"> konstruktor wywoływany przez System, który ostatecznie tworzy nowy obiekt harmonogramu na podstawie wygenerowanych danych (na diagramie jako potwierdzenie do interfejsu wraca PodgladHarmonogramu) </w:t>
       </w:r>
     </w:p>
@@ -4746,7 +4984,6 @@
           <w:noProof/>
           <w:lang w:val="pl-PL"/>
         </w:rPr>
-        <w:lastRenderedPageBreak/>
         <w:drawing>
           <wp:inline distT="0" distB="0" distL="0" distR="0" wp14:anchorId="3E20DC84" wp14:editId="4A40F47C">
             <wp:extent cx="4762500" cy="6000750"/>
@@ -4849,6 +5086,7 @@
     </w:p>
     <w:p>
       <w:pPr>
+        <w:ind w:left="3600" w:hanging="3600"/>
         <w:rPr>
           <w:lang w:val="pl-PL"/>
         </w:rPr>
@@ -4866,7 +5104,20 @@
           <w:lang w:val="pl-PL"/>
         </w:rPr>
         <w:tab/>
-        <w:t xml:space="preserve">void zbierajDane() </w:t>
+      </w:r>
+      <w:r>
+        <w:rPr>
+          <w:b/>
+          <w:bCs/>
+          <w:lang w:val="pl-PL"/>
+        </w:rPr>
+        <w:t>void zbierajDane()</w:t>
+      </w:r>
+      <w:r>
+        <w:rPr>
+          <w:lang w:val="pl-PL"/>
+        </w:rPr>
+        <w:t xml:space="preserve"> </w:t>
       </w:r>
       <w:r>
         <w:rPr>
@@ -4878,7 +5129,22 @@
         <w:rPr>
           <w:lang w:val="pl-PL"/>
         </w:rPr>
-        <w:t xml:space="preserve"> odbiera żądanie z interfejsu zarządu i wykonuje wewnętrzną operację odczytania odpowiednich danych z pozostałych klas w systemie void generujStatystyki() </w:t>
+        <w:t xml:space="preserve"> odbiera żądanie z interfejsu zarządu i wykonuje wewnętrzną operację odczytania odpowiednich danych z pozostałych klas w systemie </w:t>
+      </w:r>
+      <w:r>
+        <w:rPr>
+          <w:b/>
+          <w:bCs/>
+          <w:lang w:val="pl-PL"/>
+        </w:rPr>
+        <w:lastRenderedPageBreak/>
+        <w:t>void generujStatystyki()</w:t>
+      </w:r>
+      <w:r>
+        <w:rPr>
+          <w:lang w:val="pl-PL"/>
+        </w:rPr>
+        <w:t xml:space="preserve"> </w:t>
       </w:r>
       <w:r>
         <w:rPr>
@@ -4890,7 +5156,29 @@
         <w:rPr>
           <w:lang w:val="pl-PL"/>
         </w:rPr>
-        <w:t xml:space="preserve"> przetwarza zgromadzone informacje i przekazuje gotowe wykresy oraz wskaźniki KPI z powrotem do interfejsu void generujRaport() </w:t>
+        <w:t xml:space="preserve"> przetwarza zgromadzone informacje i przekazuje gotowe wykresy oraz wskaźniki KPI z powrotem do interfejsu </w:t>
+      </w:r>
+    </w:p>
+    <w:p>
+      <w:pPr>
+        <w:ind w:left="3600"/>
+        <w:rPr>
+          <w:lang w:val="pl-PL"/>
+        </w:rPr>
+      </w:pPr>
+      <w:r>
+        <w:rPr>
+          <w:b/>
+          <w:bCs/>
+          <w:lang w:val="pl-PL"/>
+        </w:rPr>
+        <w:t>void generujRaport()</w:t>
+      </w:r>
+      <w:r>
+        <w:rPr>
+          <w:lang w:val="pl-PL"/>
+        </w:rPr>
+        <w:t xml:space="preserve"> </w:t>
       </w:r>
       <w:r>
         <w:rPr>
@@ -4902,7 +5190,29 @@
         <w:rPr>
           <w:lang w:val="pl-PL"/>
         </w:rPr>
-        <w:t xml:space="preserve"> inicjuje proces tworzenia ostatecznego dokumentu podsumowującego i zwraca potwierdzenie jego wygenerowania void pobierzPlik() </w:t>
+        <w:t xml:space="preserve"> inicjuje proces tworzenia ostatecznego dokumentu podsumowującego i zwraca potwierdzenie jego wygenerowania </w:t>
+      </w:r>
+    </w:p>
+    <w:p>
+      <w:pPr>
+        <w:ind w:left="3600"/>
+        <w:rPr>
+          <w:lang w:val="pl-PL"/>
+        </w:rPr>
+      </w:pPr>
+      <w:r>
+        <w:rPr>
+          <w:b/>
+          <w:bCs/>
+          <w:lang w:val="pl-PL"/>
+        </w:rPr>
+        <w:t>void pobierzPlik()</w:t>
+      </w:r>
+      <w:r>
+        <w:rPr>
+          <w:lang w:val="pl-PL"/>
+        </w:rPr>
+        <w:t xml:space="preserve"> </w:t>
       </w:r>
       <w:r>
         <w:rPr>
@@ -4919,6 +5229,15 @@
     </w:p>
     <w:p>
       <w:pPr>
+        <w:ind w:left="3600"/>
+        <w:rPr>
+          <w:lang w:val="pl-PL"/>
+        </w:rPr>
+      </w:pPr>
+    </w:p>
+    <w:p>
+      <w:pPr>
+        <w:ind w:left="3600" w:hanging="3600"/>
         <w:rPr>
           <w:lang w:val="pl-PL"/>
         </w:rPr>
@@ -4939,16 +5258,17 @@
       </w:r>
       <w:r>
         <w:rPr>
-          <w:lang w:val="pl-PL"/>
-        </w:rPr>
-        <w:tab/>
-      </w:r>
-      <w:r>
-        <w:rPr>
-          <w:lang w:val="pl-PL"/>
-        </w:rPr>
-        <w:tab/>
-        <w:t xml:space="preserve">void analizuj() </w:t>
+          <w:b/>
+          <w:bCs/>
+          <w:lang w:val="pl-PL"/>
+        </w:rPr>
+        <w:t>void analizuj()</w:t>
+      </w:r>
+      <w:r>
+        <w:rPr>
+          <w:lang w:val="pl-PL"/>
+        </w:rPr>
+        <w:t xml:space="preserve"> </w:t>
       </w:r>
       <w:r>
         <w:rPr>
@@ -4976,7 +5296,6 @@
       <w:bookmarkStart w:id="10" w:name="_v3eil49isd3l" w:colFirst="0" w:colLast="0"/>
       <w:bookmarkEnd w:id="10"/>
       <w:r>
-        <w:lastRenderedPageBreak/>
         <w:t>Perspektywa projektowa</w:t>
       </w:r>
     </w:p>
@@ -4991,7 +5310,7 @@
           <w:noProof/>
         </w:rPr>
         <w:pict w14:anchorId="622A717C">
-          <v:rect id="_x0000_i1037" alt="" style="width:413.7pt;height:.05pt;mso-width-percent:0;mso-height-percent:0;mso-width-percent:0;mso-height-percent:0" o:hrpct="912" o:hralign="center" o:hrstd="t" o:hr="t" fillcolor="#a0a0a0" stroked="f"/>
+          <v:rect id="_x0000_i1034" alt="" style="width:413.7pt;height:.05pt;mso-width-percent:0;mso-height-percent:0;mso-width-percent:0;mso-height-percent:0" o:hrpct="912" o:hralign="center" o:hrstd="t" o:hr="t" fillcolor="#a0a0a0" stroked="f"/>
         </w:pict>
       </w:r>
     </w:p>
@@ -5036,7 +5355,7 @@
           <w:color w:val="000000"/>
         </w:rPr>
         <w:pict w14:anchorId="1B19954C">
-          <v:rect id="_x0000_i1059" alt="" style="width:431.25pt;height:.05pt;mso-width-percent:0;mso-height-percent:0;mso-width-percent:0;mso-height-percent:0" o:hrpct="990" o:hralign="center" o:hrstd="t" o:hr="t" fillcolor="#a0a0a0" stroked="f"/>
+          <v:rect id="_x0000_i1035" alt="" style="width:431.25pt;height:.05pt;mso-width-percent:0;mso-height-percent:0;mso-width-percent:0;mso-height-percent:0" o:hrpct="990" o:hralign="center" o:hrstd="t" o:hr="t" fillcolor="#a0a0a0" stroked="f"/>
         </w:pict>
       </w:r>
     </w:p>
@@ -5172,7 +5491,14 @@
         <w:rPr>
           <w:lang w:val="pl-PL"/>
         </w:rPr>
-        <w:t>Integracje zewnętrzne: moduł cyfrowych kart załadunkowych korzysta z zewnętrznego magazynu plików (MinIO / S3) do bezpiecznego zapisywania wygenerowanych dokumentów PDF, natomiast moduł analityczno-raportowy komunikuje się z zewnętrzną bramą poczty e-mail (do asynchronicznej wysyłki raportów w okresach szczytowego obciążenia). Taki podział zapewnia rozdzielenie odpowiedzialności, niezależny rozwój klientów webowego i mobilnego oraz łatwą wymianę usług zewnętrznych bez ingerencji w logikę systemu.</w:t>
+        <w:t xml:space="preserve">Integracje zewnętrzne: moduł cyfrowych kart załadunkowych korzysta z zewnętrznego magazynu plików (MinIO / S3) do bezpiecznego zapisywania wygenerowanych dokumentów PDF, natomiast moduł analityczno-raportowy komunikuje się z zewnętrzną bramą poczty e-mail (do asynchronicznej wysyłki raportów w okresach szczytowego obciążenia). Taki </w:t>
+      </w:r>
+      <w:r>
+        <w:rPr>
+          <w:lang w:val="pl-PL"/>
+        </w:rPr>
+        <w:lastRenderedPageBreak/>
+        <w:t>podział zapewnia rozdzielenie odpowiedzialności, niezależny rozwój klientów webowego i mobilnego oraz łatwą wymianę usług zewnętrznych bez ingerencji w logikę systemu.</w:t>
       </w:r>
     </w:p>
     <w:p>
@@ -5193,7 +5519,6 @@
           <w:noProof/>
           <w:lang w:val="pl-PL"/>
         </w:rPr>
-        <w:lastRenderedPageBreak/>
         <w:drawing>
           <wp:inline distT="0" distB="0" distL="0" distR="0" wp14:anchorId="356128B4" wp14:editId="2CD7C60B">
             <wp:extent cx="5733415" cy="2888615"/>
@@ -5307,7 +5632,7 @@
           <w:szCs w:val="22"/>
         </w:rPr>
         <w:pict w14:anchorId="5B557754">
-          <v:rect id="_x0000_i1039" alt="" style="width:431.25pt;height:.05pt;mso-width-percent:0;mso-height-percent:0;mso-width-percent:0;mso-height-percent:0" o:hrpct="990" o:hralign="center" o:hrstd="t" o:hr="t" fillcolor="#a0a0a0" stroked="f"/>
+          <v:rect id="_x0000_i1036" alt="" style="width:431.25pt;height:.05pt;mso-width-percent:0;mso-height-percent:0;mso-width-percent:0;mso-height-percent:0" o:hrpct="990" o:hralign="center" o:hrstd="t" o:hr="t" fillcolor="#a0a0a0" stroked="f"/>
         </w:pict>
       </w:r>
     </w:p>
@@ -5418,7 +5743,7 @@
           <w:color w:val="000000"/>
         </w:rPr>
         <w:pict w14:anchorId="3256A417">
-          <v:rect id="_x0000_i1040" alt="" style="width:445.45pt;height:.05pt;mso-width-percent:0;mso-height-percent:0;mso-width-percent:0;mso-height-percent:0" o:hrpct="982" o:hralign="center" o:hrstd="t" o:hr="t" fillcolor="#a0a0a0" stroked="f"/>
+          <v:rect id="_x0000_i1037" alt="" style="width:445.45pt;height:.05pt;mso-width-percent:0;mso-height-percent:0;mso-width-percent:0;mso-height-percent:0" o:hrpct="982" o:hralign="center" o:hrstd="t" o:hr="t" fillcolor="#a0a0a0" stroked="f"/>
         </w:pict>
       </w:r>
     </w:p>
@@ -10015,7 +10340,7 @@
           <w:szCs w:val="22"/>
         </w:rPr>
         <w:pict w14:anchorId="328858EE">
-          <v:rect id="_x0000_i1063" alt="" style="width:431.25pt;height:.05pt;mso-width-percent:0;mso-height-percent:0;mso-width-percent:0;mso-height-percent:0" o:hrpct="990" o:hralign="center" o:hrstd="t" o:hr="t" fillcolor="#a0a0a0" stroked="f"/>
+          <v:rect id="_x0000_i1038" alt="" style="width:431.25pt;height:.05pt;mso-width-percent:0;mso-height-percent:0;mso-width-percent:0;mso-height-percent:0" o:hrpct="990" o:hralign="center" o:hrstd="t" o:hr="t" fillcolor="#a0a0a0" stroked="f"/>
         </w:pict>
       </w:r>
     </w:p>
@@ -10408,7 +10733,7 @@
           <w:noProof/>
         </w:rPr>
         <w:pict w14:anchorId="32D4B92D">
-          <v:rect id="_x0000_i1044" alt="" style="width:410.45pt;height:.05pt;mso-width-percent:0;mso-height-percent:0;mso-width-percent:0;mso-height-percent:0" o:hrpct="988" o:hralign="center" o:hrstd="t" o:hr="t" fillcolor="#a0a0a0" stroked="f"/>
+          <v:rect id="_x0000_i1039" alt="" style="width:410.45pt;height:.05pt;mso-width-percent:0;mso-height-percent:0;mso-width-percent:0;mso-height-percent:0" o:hrpct="988" o:hralign="center" o:hrstd="t" o:hr="t" fillcolor="#a0a0a0" stroked="f"/>
         </w:pict>
       </w:r>
     </w:p>
@@ -11004,7 +11329,7 @@
           <w:noProof/>
         </w:rPr>
         <w:pict w14:anchorId="39628F7A">
-          <v:rect id="_x0000_i1045" alt="" style="width:410.45pt;height:.05pt;mso-width-percent:0;mso-height-percent:0;mso-width-percent:0;mso-height-percent:0" o:hrpct="988" o:hralign="center" o:hrstd="t" o:hr="t" fillcolor="#a0a0a0" stroked="f"/>
+          <v:rect id="_x0000_i1040" alt="" style="width:410.45pt;height:.05pt;mso-width-percent:0;mso-height-percent:0;mso-width-percent:0;mso-height-percent:0" o:hrpct="988" o:hralign="center" o:hrstd="t" o:hr="t" fillcolor="#a0a0a0" stroked="f"/>
         </w:pict>
       </w:r>
     </w:p>
@@ -12081,7 +12406,7 @@
           <w:noProof/>
         </w:rPr>
         <w:pict w14:anchorId="478B1667">
-          <v:rect id="_x0000_i1046" alt="" style="width:410.45pt;height:.05pt;mso-width-percent:0;mso-height-percent:0;mso-width-percent:0;mso-height-percent:0" o:hrpct="988" o:hralign="center" o:hrstd="t" o:hr="t" fillcolor="#a0a0a0" stroked="f"/>
+          <v:rect id="_x0000_i1041" alt="" style="width:410.45pt;height:.05pt;mso-width-percent:0;mso-height-percent:0;mso-width-percent:0;mso-height-percent:0" o:hrpct="988" o:hralign="center" o:hrstd="t" o:hr="t" fillcolor="#a0a0a0" stroked="f"/>
         </w:pict>
       </w:r>
     </w:p>
@@ -13582,7 +13907,7 @@
           <w:noProof/>
         </w:rPr>
         <w:pict w14:anchorId="049119E3">
-          <v:rect id="_x0000_i1068" alt="" style="width:410.45pt;height:.05pt;mso-width-percent:0;mso-height-percent:0;mso-width-percent:0;mso-height-percent:0" o:hrpct="988" o:hralign="center" o:hrstd="t" o:hr="t" fillcolor="#a0a0a0" stroked="f"/>
+          <v:rect id="_x0000_i1042" alt="" style="width:410.45pt;height:.05pt;mso-width-percent:0;mso-height-percent:0;mso-width-percent:0;mso-height-percent:0" o:hrpct="988" o:hralign="center" o:hrstd="t" o:hr="t" fillcolor="#a0a0a0" stroked="f"/>
         </w:pict>
       </w:r>
     </w:p>
